--- a/docs/manuals/Role_Guide_3_Contact_RA.docx
+++ b/docs/manuals/Role_Guide_3_Contact_RA.docx
@@ -538,7 +538,7 @@
     <w:sdt>
       <w:sdtPr>
         <w:alias w:val="Contents"/>
-        <w:id w:val="-580752494"/>
+        <w:id w:val="1212691225"/>
       </w:sdtPr>
       <w:sdtEndPr/>
       <w:sdtContent>
@@ -567,7 +567,7 @@
           <w:r>
             <w:fldChar w:fldCharType="separate"/>
           </w:r>
-          <w:hyperlink w:anchor="_Toc240395162" w:history="1">
+          <w:hyperlink w:anchor="_Toc240405936" w:history="1">
             <w:r>
               <w:rPr>
                 <w:rStyle w:val="Hyperlink"/>
@@ -591,7 +591,7 @@
               <w:rPr>
                 <w:noProof/>
               </w:rPr>
-              <w:instrText xml:space="preserve"> PAGEREF _Toc240395162 \h </w:instrText>
+              <w:instrText xml:space="preserve"> PAGEREF _Toc240405936 \h </w:instrText>
             </w:r>
             <w:r>
               <w:rPr>
@@ -634,7 +634,7 @@
               <w14:ligatures w14:val="standardContextual"/>
             </w:rPr>
           </w:pPr>
-          <w:hyperlink w:anchor="_Toc240395163" w:history="1">
+          <w:hyperlink w:anchor="_Toc240405937" w:history="1">
             <w:r>
               <w:rPr>
                 <w:rStyle w:val="Hyperlink"/>
@@ -658,7 +658,7 @@
               <w:rPr>
                 <w:noProof/>
               </w:rPr>
-              <w:instrText xml:space="preserve"> PAGEREF _Toc240395163 \h </w:instrText>
+              <w:instrText xml:space="preserve"> PAGEREF _Toc240405937 \h </w:instrText>
             </w:r>
             <w:r>
               <w:rPr>
@@ -701,7 +701,7 @@
               <w14:ligatures w14:val="standardContextual"/>
             </w:rPr>
           </w:pPr>
-          <w:hyperlink w:anchor="_Toc240395164" w:history="1">
+          <w:hyperlink w:anchor="_Toc240405938" w:history="1">
             <w:r>
               <w:rPr>
                 <w:rStyle w:val="Hyperlink"/>
@@ -725,7 +725,7 @@
               <w:rPr>
                 <w:noProof/>
               </w:rPr>
-              <w:instrText xml:space="preserve"> PAGEREF _Toc240395164 \h </w:instrText>
+              <w:instrText xml:space="preserve"> PAGEREF _Toc240405938 \h </w:instrText>
             </w:r>
             <w:r>
               <w:rPr>
@@ -768,7 +768,7 @@
               <w14:ligatures w14:val="standardContextual"/>
             </w:rPr>
           </w:pPr>
-          <w:hyperlink w:anchor="_Toc240395165" w:history="1">
+          <w:hyperlink w:anchor="_Toc240405939" w:history="1">
             <w:r>
               <w:rPr>
                 <w:rStyle w:val="Hyperlink"/>
@@ -792,7 +792,7 @@
               <w:rPr>
                 <w:noProof/>
               </w:rPr>
-              <w:instrText xml:space="preserve"> PAGEREF _Toc240395165 \h </w:instrText>
+              <w:instrText xml:space="preserve"> PAGEREF _Toc240405939 \h </w:instrText>
             </w:r>
             <w:r>
               <w:rPr>
@@ -835,7 +835,7 @@
               <w14:ligatures w14:val="standardContextual"/>
             </w:rPr>
           </w:pPr>
-          <w:hyperlink w:anchor="_Toc240395166" w:history="1">
+          <w:hyperlink w:anchor="_Toc240405940" w:history="1">
             <w:r>
               <w:rPr>
                 <w:rStyle w:val="Hyperlink"/>
@@ -859,7 +859,7 @@
               <w:rPr>
                 <w:noProof/>
               </w:rPr>
-              <w:instrText xml:space="preserve"> PAGEREF _Toc240395166 \h </w:instrText>
+              <w:instrText xml:space="preserve"> PAGEREF _Toc240405940 \h </w:instrText>
             </w:r>
             <w:r>
               <w:rPr>
@@ -902,7 +902,7 @@
               <w14:ligatures w14:val="standardContextual"/>
             </w:rPr>
           </w:pPr>
-          <w:hyperlink w:anchor="_Toc240395167" w:history="1">
+          <w:hyperlink w:anchor="_Toc240405941" w:history="1">
             <w:r>
               <w:rPr>
                 <w:rStyle w:val="Hyperlink"/>
@@ -926,7 +926,7 @@
               <w:rPr>
                 <w:noProof/>
               </w:rPr>
-              <w:instrText xml:space="preserve"> PAGEREF _Toc240395167 \h </w:instrText>
+              <w:instrText xml:space="preserve"> PAGEREF _Toc240405941 \h </w:instrText>
             </w:r>
             <w:r>
               <w:rPr>
@@ -969,7 +969,7 @@
               <w14:ligatures w14:val="standardContextual"/>
             </w:rPr>
           </w:pPr>
-          <w:hyperlink w:anchor="_Toc240395168" w:history="1">
+          <w:hyperlink w:anchor="_Toc240405942" w:history="1">
             <w:r>
               <w:rPr>
                 <w:rStyle w:val="Hyperlink"/>
@@ -993,7 +993,7 @@
               <w:rPr>
                 <w:noProof/>
               </w:rPr>
-              <w:instrText xml:space="preserve"> PAGEREF _Toc240395168 \h </w:instrText>
+              <w:instrText xml:space="preserve"> PAGEREF _Toc240405942 \h </w:instrText>
             </w:r>
             <w:r>
               <w:rPr>
@@ -1036,7 +1036,7 @@
               <w14:ligatures w14:val="standardContextual"/>
             </w:rPr>
           </w:pPr>
-          <w:hyperlink w:anchor="_Toc240395169" w:history="1">
+          <w:hyperlink w:anchor="_Toc240405943" w:history="1">
             <w:r>
               <w:rPr>
                 <w:rStyle w:val="Hyperlink"/>
@@ -1060,7 +1060,7 @@
               <w:rPr>
                 <w:noProof/>
               </w:rPr>
-              <w:instrText xml:space="preserve"> PAGEREF _Toc240395169 \h </w:instrText>
+              <w:instrText xml:space="preserve"> PAGEREF _Toc240405943 \h </w:instrText>
             </w:r>
             <w:r>
               <w:rPr>
@@ -1103,7 +1103,7 @@
               <w14:ligatures w14:val="standardContextual"/>
             </w:rPr>
           </w:pPr>
-          <w:hyperlink w:anchor="_Toc240395170" w:history="1">
+          <w:hyperlink w:anchor="_Toc240405944" w:history="1">
             <w:r>
               <w:rPr>
                 <w:rStyle w:val="Hyperlink"/>
@@ -1127,7 +1127,7 @@
               <w:rPr>
                 <w:noProof/>
               </w:rPr>
-              <w:instrText xml:space="preserve"> PAGEREF _Toc240395170 \h </w:instrText>
+              <w:instrText xml:space="preserve"> PAGEREF _Toc240405944 \h </w:instrText>
             </w:r>
             <w:r>
               <w:rPr>
@@ -1170,7 +1170,7 @@
               <w14:ligatures w14:val="standardContextual"/>
             </w:rPr>
           </w:pPr>
-          <w:hyperlink w:anchor="_Toc240395171" w:history="1">
+          <w:hyperlink w:anchor="_Toc240405945" w:history="1">
             <w:r>
               <w:rPr>
                 <w:rStyle w:val="Hyperlink"/>
@@ -1194,7 +1194,7 @@
               <w:rPr>
                 <w:noProof/>
               </w:rPr>
-              <w:instrText xml:space="preserve"> PAGEREF _Toc240395171 \h </w:instrText>
+              <w:instrText xml:space="preserve"> PAGEREF _Toc240405945 \h </w:instrText>
             </w:r>
             <w:r>
               <w:rPr>
@@ -1237,7 +1237,7 @@
               <w14:ligatures w14:val="standardContextual"/>
             </w:rPr>
           </w:pPr>
-          <w:hyperlink w:anchor="_Toc240395172" w:history="1">
+          <w:hyperlink w:anchor="_Toc240405946" w:history="1">
             <w:r>
               <w:rPr>
                 <w:rStyle w:val="Hyperlink"/>
@@ -1261,7 +1261,7 @@
               <w:rPr>
                 <w:noProof/>
               </w:rPr>
-              <w:instrText xml:space="preserve"> PAGEREF _Toc240395172 \h </w:instrText>
+              <w:instrText xml:space="preserve"> PAGEREF _Toc240405946 \h </w:instrText>
             </w:r>
             <w:r>
               <w:rPr>
@@ -1304,7 +1304,7 @@
               <w14:ligatures w14:val="standardContextual"/>
             </w:rPr>
           </w:pPr>
-          <w:hyperlink w:anchor="_Toc240395173" w:history="1">
+          <w:hyperlink w:anchor="_Toc240405947" w:history="1">
             <w:r>
               <w:rPr>
                 <w:rStyle w:val="Hyperlink"/>
@@ -1328,7 +1328,7 @@
               <w:rPr>
                 <w:noProof/>
               </w:rPr>
-              <w:instrText xml:space="preserve"> PAGEREF _Toc240395173 \h </w:instrText>
+              <w:instrText xml:space="preserve"> PAGEREF _Toc240405947 \h </w:instrText>
             </w:r>
             <w:r>
               <w:rPr>
@@ -1371,7 +1371,7 @@
               <w14:ligatures w14:val="standardContextual"/>
             </w:rPr>
           </w:pPr>
-          <w:hyperlink w:anchor="_Toc240395174" w:history="1">
+          <w:hyperlink w:anchor="_Toc240405948" w:history="1">
             <w:r>
               <w:rPr>
                 <w:rStyle w:val="Hyperlink"/>
@@ -1395,7 +1395,7 @@
               <w:rPr>
                 <w:noProof/>
               </w:rPr>
-              <w:instrText xml:space="preserve"> PAGEREF _Toc240395174 \h </w:instrText>
+              <w:instrText xml:space="preserve"> PAGEREF _Toc240405948 \h </w:instrText>
             </w:r>
             <w:r>
               <w:rPr>
@@ -1438,7 +1438,7 @@
               <w14:ligatures w14:val="standardContextual"/>
             </w:rPr>
           </w:pPr>
-          <w:hyperlink w:anchor="_Toc240395175" w:history="1">
+          <w:hyperlink w:anchor="_Toc240405949" w:history="1">
             <w:r>
               <w:rPr>
                 <w:rStyle w:val="Hyperlink"/>
@@ -1462,7 +1462,7 @@
               <w:rPr>
                 <w:noProof/>
               </w:rPr>
-              <w:instrText xml:space="preserve"> PAGEREF _Toc240395175 \h </w:instrText>
+              <w:instrText xml:space="preserve"> PAGEREF _Toc240405949 \h </w:instrText>
             </w:r>
             <w:r>
               <w:rPr>
@@ -1505,7 +1505,7 @@
               <w14:ligatures w14:val="standardContextual"/>
             </w:rPr>
           </w:pPr>
-          <w:hyperlink w:anchor="_Toc240395176" w:history="1">
+          <w:hyperlink w:anchor="_Toc240405950" w:history="1">
             <w:r>
               <w:rPr>
                 <w:rStyle w:val="Hyperlink"/>
@@ -1529,7 +1529,7 @@
               <w:rPr>
                 <w:noProof/>
               </w:rPr>
-              <w:instrText xml:space="preserve"> PAGEREF _Toc240395176 \h </w:instrText>
+              <w:instrText xml:space="preserve"> PAGEREF _Toc240405950 \h </w:instrText>
             </w:r>
             <w:r>
               <w:rPr>
@@ -1572,7 +1572,7 @@
               <w14:ligatures w14:val="standardContextual"/>
             </w:rPr>
           </w:pPr>
-          <w:hyperlink w:anchor="_Toc240395177" w:history="1">
+          <w:hyperlink w:anchor="_Toc240405951" w:history="1">
             <w:r>
               <w:rPr>
                 <w:rStyle w:val="Hyperlink"/>
@@ -1596,7 +1596,7 @@
               <w:rPr>
                 <w:noProof/>
               </w:rPr>
-              <w:instrText xml:space="preserve"> PAGEREF _Toc240395177 \h </w:instrText>
+              <w:instrText xml:space="preserve"> PAGEREF _Toc240405951 \h </w:instrText>
             </w:r>
             <w:r>
               <w:rPr>
@@ -1639,7 +1639,7 @@
               <w14:ligatures w14:val="standardContextual"/>
             </w:rPr>
           </w:pPr>
-          <w:hyperlink w:anchor="_Toc240395178" w:history="1">
+          <w:hyperlink w:anchor="_Toc240405952" w:history="1">
             <w:r>
               <w:rPr>
                 <w:rStyle w:val="Hyperlink"/>
@@ -1663,7 +1663,7 @@
               <w:rPr>
                 <w:noProof/>
               </w:rPr>
-              <w:instrText xml:space="preserve"> PAGEREF _Toc240395178 \h </w:instrText>
+              <w:instrText xml:space="preserve"> PAGEREF _Toc240405952 \h </w:instrText>
             </w:r>
             <w:r>
               <w:rPr>
@@ -1706,7 +1706,7 @@
               <w14:ligatures w14:val="standardContextual"/>
             </w:rPr>
           </w:pPr>
-          <w:hyperlink w:anchor="_Toc240395179" w:history="1">
+          <w:hyperlink w:anchor="_Toc240405953" w:history="1">
             <w:r>
               <w:rPr>
                 <w:rStyle w:val="Hyperlink"/>
@@ -1730,7 +1730,7 @@
               <w:rPr>
                 <w:noProof/>
               </w:rPr>
-              <w:instrText xml:space="preserve"> PAGEREF _Toc240395179 \h </w:instrText>
+              <w:instrText xml:space="preserve"> PAGEREF _Toc240405953 \h </w:instrText>
             </w:r>
             <w:r>
               <w:rPr>
@@ -1773,7 +1773,7 @@
               <w14:ligatures w14:val="standardContextual"/>
             </w:rPr>
           </w:pPr>
-          <w:hyperlink w:anchor="_Toc240395180" w:history="1">
+          <w:hyperlink w:anchor="_Toc240405954" w:history="1">
             <w:r>
               <w:rPr>
                 <w:rStyle w:val="Hyperlink"/>
@@ -1797,7 +1797,7 @@
               <w:rPr>
                 <w:noProof/>
               </w:rPr>
-              <w:instrText xml:space="preserve"> PAGEREF _Toc240395180 \h </w:instrText>
+              <w:instrText xml:space="preserve"> PAGEREF _Toc240405954 \h </w:instrText>
             </w:r>
             <w:r>
               <w:rPr>
@@ -1840,7 +1840,7 @@
               <w14:ligatures w14:val="standardContextual"/>
             </w:rPr>
           </w:pPr>
-          <w:hyperlink w:anchor="_Toc240395181" w:history="1">
+          <w:hyperlink w:anchor="_Toc240405955" w:history="1">
             <w:r>
               <w:rPr>
                 <w:rStyle w:val="Hyperlink"/>
@@ -1864,7 +1864,7 @@
               <w:rPr>
                 <w:noProof/>
               </w:rPr>
-              <w:instrText xml:space="preserve"> PAGEREF _Toc240395181 \h </w:instrText>
+              <w:instrText xml:space="preserve"> PAGEREF _Toc240405955 \h </w:instrText>
             </w:r>
             <w:r>
               <w:rPr>
@@ -1907,7 +1907,7 @@
               <w14:ligatures w14:val="standardContextual"/>
             </w:rPr>
           </w:pPr>
-          <w:hyperlink w:anchor="_Toc240395182" w:history="1">
+          <w:hyperlink w:anchor="_Toc240405956" w:history="1">
             <w:r>
               <w:rPr>
                 <w:rStyle w:val="Hyperlink"/>
@@ -1931,7 +1931,7 @@
               <w:rPr>
                 <w:noProof/>
               </w:rPr>
-              <w:instrText xml:space="preserve"> PAGEREF _Toc240395182 \h </w:instrText>
+              <w:instrText xml:space="preserve"> PAGEREF _Toc240405956 \h </w:instrText>
             </w:r>
             <w:r>
               <w:rPr>
@@ -1970,7 +1970,7 @@
         <w:pStyle w:val="Heading1"/>
         <w:pageBreakBefore/>
       </w:pPr>
-      <w:bookmarkStart w:id="0" w:name="_Toc240395162"/>
+      <w:bookmarkStart w:id="0" w:name="_Toc240405936"/>
       <w:r>
         <w:lastRenderedPageBreak/>
         <w:t>1. Your role at a glance</w:t>
@@ -2190,7 +2190,7 @@
         <w:pStyle w:val="Heading1"/>
         <w:pageBreakBefore/>
       </w:pPr>
-      <w:bookmarkStart w:id="1" w:name="_Toc240395163"/>
+      <w:bookmarkStart w:id="1" w:name="_Toc240405937"/>
       <w:r>
         <w:lastRenderedPageBreak/>
         <w:t>2. Signing in and your screens</w:t>
@@ -2201,7 +2201,7 @@
       <w:pPr>
         <w:pStyle w:val="Heading2"/>
       </w:pPr>
-      <w:bookmarkStart w:id="2" w:name="_Toc240395164"/>
+      <w:bookmarkStart w:id="2" w:name="_Toc240405938"/>
       <w:r>
         <w:t>Signing in</w:t>
       </w:r>
@@ -2284,7 +2284,7 @@
           <w:noProof/>
         </w:rPr>
         <w:drawing>
-          <wp:inline distT="0" distB="0" distL="0" distR="0" wp14:anchorId="52CEFBFC" wp14:editId="69A5D90C">
+          <wp:inline distT="0" distB="0" distL="0" distR="0" wp14:anchorId="0E62F3EA" wp14:editId="053403FF">
             <wp:extent cx="5334000" cy="2333625"/>
             <wp:effectExtent l="0" t="0" r="0" b="0"/>
             <wp:docPr id="1" name="adm_login.jpg" descr="The sign-in screen for all internal staff." title="The sign-in screen for all internal staff."/>
@@ -2451,7 +2451,7 @@
       <w:pPr>
         <w:pStyle w:val="Heading2"/>
       </w:pPr>
-      <w:bookmarkStart w:id="3" w:name="_Toc240395165"/>
+      <w:bookmarkStart w:id="3" w:name="_Toc240405939"/>
       <w:r>
         <w:t>Finding your way around</w:t>
       </w:r>
@@ -2626,7 +2626,7 @@
         </w:rPr>
         <w:lastRenderedPageBreak/>
         <w:drawing>
-          <wp:inline distT="0" distB="0" distL="0" distR="0" wp14:anchorId="1A848DC9" wp14:editId="6A400520">
+          <wp:inline distT="0" distB="0" distL="0" distR="0" wp14:anchorId="3789F2A7" wp14:editId="422EC02B">
             <wp:extent cx="5715000" cy="1876425"/>
             <wp:effectExtent l="0" t="0" r="0" b="0"/>
             <wp:docPr id="2" name="adm_not_your_role.jpg" descr="Opening a screen outside your role (for example from an old bookmark) shows this card instead of the screen." title="Opening a screen outside your role (for example from an old bookmark) shows this card instead of the screen."/>
@@ -2695,7 +2695,7 @@
       <w:pPr>
         <w:pStyle w:val="Heading2"/>
       </w:pPr>
-      <w:bookmarkStart w:id="4" w:name="_Toc240395166"/>
+      <w:bookmarkStart w:id="4" w:name="_Toc240405940"/>
       <w:r>
         <w:t>Your screens</w:t>
       </w:r>
@@ -2970,7 +2970,7 @@
       <w:pPr>
         <w:pStyle w:val="Heading2"/>
       </w:pPr>
-      <w:bookmarkStart w:id="5" w:name="_Toc240395167"/>
+      <w:bookmarkStart w:id="5" w:name="_Toc240405941"/>
       <w:r>
         <w:t>Changing your password</w:t>
       </w:r>
@@ -3053,7 +3053,7 @@
           <w:noProof/>
         </w:rPr>
         <w:drawing>
-          <wp:inline distT="0" distB="0" distL="0" distR="0" wp14:anchorId="351183CD" wp14:editId="7BFA2DE1">
+          <wp:inline distT="0" distB="0" distL="0" distR="0" wp14:anchorId="168F00C0" wp14:editId="071C7209">
             <wp:extent cx="5334000" cy="2171700"/>
             <wp:effectExtent l="0" t="0" r="0" b="0"/>
             <wp:docPr id="3" name="adm_account.jpg" descr="Change Password screen." title="Change Password screen."/>
@@ -3141,7 +3141,7 @@
         <w:pStyle w:val="Heading1"/>
         <w:pageBreakBefore/>
       </w:pPr>
-      <w:bookmarkStart w:id="6" w:name="_Toc240395168"/>
+      <w:bookmarkStart w:id="6" w:name="_Toc240405942"/>
       <w:r>
         <w:lastRenderedPageBreak/>
         <w:t>3. Your routine</w:t>
@@ -3485,7 +3485,7 @@
         <w:pStyle w:val="Heading1"/>
         <w:pageBreakBefore/>
       </w:pPr>
-      <w:bookmarkStart w:id="7" w:name="_Toc240395169"/>
+      <w:bookmarkStart w:id="7" w:name="_Toc240405943"/>
       <w:r>
         <w:lastRenderedPageBreak/>
         <w:t>4. Step-by-step tasks</w:t>
@@ -3496,7 +3496,7 @@
       <w:pPr>
         <w:pStyle w:val="Heading2"/>
       </w:pPr>
-      <w:bookmarkStart w:id="8" w:name="_Toc240395170"/>
+      <w:bookmarkStart w:id="8" w:name="_Toc240405944"/>
       <w:r>
         <w:t>4.1 Finding your cases</w:t>
       </w:r>
@@ -3536,7 +3536,7 @@
           <w:noProof/>
         </w:rPr>
         <w:drawing>
-          <wp:inline distT="0" distB="0" distL="0" distR="0" wp14:anchorId="47BF0BD8" wp14:editId="07364818">
+          <wp:inline distT="0" distB="0" distL="0" distR="0" wp14:anchorId="694F8428" wp14:editId="2A8DD7E9">
             <wp:extent cx="5334000" cy="3333750"/>
             <wp:effectExtent l="0" t="0" r="0" b="0"/>
             <wp:docPr id="4" name="cra_register.jpg" descr="Main-400 Register for a Contact RA." title="Main-400 Register for a Contact RA."/>
@@ -3666,7 +3666,7 @@
       <w:pPr>
         <w:pStyle w:val="Heading2"/>
       </w:pPr>
-      <w:bookmarkStart w:id="9" w:name="_Toc240395171"/>
+      <w:bookmarkStart w:id="9" w:name="_Toc240405945"/>
       <w:r>
         <w:t>4.2 Recording the respondent and their contact details</w:t>
       </w:r>
@@ -3808,7 +3808,7 @@
         </w:rPr>
         <w:lastRenderedPageBreak/>
         <w:drawing>
-          <wp:inline distT="0" distB="0" distL="0" distR="0" wp14:anchorId="48788667" wp14:editId="52C8F469">
+          <wp:inline distT="0" distB="0" distL="0" distR="0" wp14:anchorId="1EA0D645" wp14:editId="1B48D9A1">
             <wp:extent cx="5334000" cy="2114550"/>
             <wp:effectExtent l="0" t="0" r="0" b="0"/>
             <wp:docPr id="5" name="adm_case_add_person.jpg" descr="Adding a person to a case." title="Adding a person to a case."/>
@@ -4071,7 +4071,7 @@
       <w:pPr>
         <w:pStyle w:val="Heading2"/>
       </w:pPr>
-      <w:bookmarkStart w:id="10" w:name="_Toc240395172"/>
+      <w:bookmarkStart w:id="10" w:name="_Toc240405946"/>
       <w:r>
         <w:t>4.3 Sending an invitation</w:t>
       </w:r>
@@ -4184,7 +4184,7 @@
           <w:noProof/>
         </w:rPr>
         <w:drawing>
-          <wp:inline distT="0" distB="0" distL="0" distR="0" wp14:anchorId="02553591" wp14:editId="19F4B1DA">
+          <wp:inline distT="0" distB="0" distL="0" distR="0" wp14:anchorId="54D1B0AE" wp14:editId="0B73F016">
             <wp:extent cx="5334000" cy="1143000"/>
             <wp:effectExtent l="0" t="0" r="0" b="0"/>
             <wp:docPr id="6" name="cra_case_invitations_before.jpg" descr="Invitations panel before sending, with the history of earlier invitations." title="Invitations panel before sending, with the history of earlier invitations."/>
@@ -4304,7 +4304,7 @@
         </w:rPr>
         <w:lastRenderedPageBreak/>
         <w:drawing>
-          <wp:inline distT="0" distB="0" distL="0" distR="0" wp14:anchorId="5B57B82F" wp14:editId="4F41D890">
+          <wp:inline distT="0" distB="0" distL="0" distR="0" wp14:anchorId="79CE2C8B" wp14:editId="758FC54E">
             <wp:extent cx="5334000" cy="2019300"/>
             <wp:effectExtent l="0" t="0" r="0" b="0"/>
             <wp:docPr id="7" name="cra_case_invitation_sent.jpg" descr="The link, manual code and expiry date are shown once, with ready-to-send buttons." title="The link, manual code and expiry date are shown once, with ready-to-send buttons."/>
@@ -4551,7 +4551,7 @@
       <w:pPr>
         <w:pStyle w:val="Heading2"/>
       </w:pPr>
-      <w:bookmarkStart w:id="11" w:name="_Toc240395173"/>
+      <w:bookmarkStart w:id="11" w:name="_Toc240405947"/>
       <w:r>
         <w:t>4.4 Logging a contact attempt</w:t>
       </w:r>
@@ -4609,7 +4609,7 @@
           <w:noProof/>
         </w:rPr>
         <w:drawing>
-          <wp:inline distT="0" distB="0" distL="0" distR="0" wp14:anchorId="2C1DDEF6" wp14:editId="10FF4442">
+          <wp:inline distT="0" distB="0" distL="0" distR="0" wp14:anchorId="2791486F" wp14:editId="0B9490FC">
             <wp:extent cx="5334000" cy="1343025"/>
             <wp:effectExtent l="0" t="0" r="0" b="0"/>
             <wp:docPr id="8" name="adm_case_timeline.jpg" descr="Contact timeline and the form for logging an attempt." title="Contact timeline and the form for logging an attempt."/>
@@ -4694,17 +4694,7 @@
         <w:t>channel</w:t>
       </w:r>
       <w:r>
-        <w:t xml:space="preserve"> (WHATSAPP, EMAIL, PHONE, SMS, FACE</w:t>
-      </w:r>
-      <w:r>
-        <w:rPr>
-          <w:i/>
-          <w:iCs/>
-        </w:rPr>
-        <w:t>TO</w:t>
-      </w:r>
-      <w:r>
-        <w:t xml:space="preserve">FACE) and the </w:t>
+        <w:t xml:space="preserve"> (WHATSAPP, EMAIL, PHONE, SMS, FACE_TO_FACE) and the </w:t>
       </w:r>
       <w:r>
         <w:rPr>
@@ -4714,17 +4704,7 @@
         <w:t>outcome</w:t>
       </w:r>
       <w:r>
-        <w:t xml:space="preserve"> (REACHED, NO</w:t>
-      </w:r>
-      <w:r>
-        <w:rPr>
-          <w:i/>
-          <w:iCs/>
-        </w:rPr>
-        <w:t>ANSWER, WRONG</w:t>
-      </w:r>
-      <w:r>
-        <w:t>NUMBER, REFUSED, RESCHEDULED, COMPLETED).</w:t>
+        <w:t xml:space="preserve"> (REACHED, NO_ANSWER, WRONG_NUMBER, REFUSED, RESCHEDULED, COMPLETED).</w:t>
       </w:r>
     </w:p>
     <w:p>
@@ -4772,7 +4752,7 @@
       <w:pPr>
         <w:pStyle w:val="Heading2"/>
       </w:pPr>
-      <w:bookmarkStart w:id="12" w:name="_Toc240395174"/>
+      <w:bookmarkStart w:id="12" w:name="_Toc240405948"/>
       <w:r>
         <w:lastRenderedPageBreak/>
         <w:t>4.5 Sending follow-up reminders</w:t>
@@ -4841,7 +4821,7 @@
           <w:noProof/>
         </w:rPr>
         <w:drawing>
-          <wp:inline distT="0" distB="0" distL="0" distR="0" wp14:anchorId="2BEA56FE" wp14:editId="58181EE5">
+          <wp:inline distT="0" distB="0" distL="0" distR="0" wp14:anchorId="5D8AD209" wp14:editId="31A88FD8">
             <wp:extent cx="5334000" cy="3333750"/>
             <wp:effectExtent l="0" t="0" r="0" b="0"/>
             <wp:docPr id="9" name="cra_follow_ups.jpg" descr="Follow-ups due. Contact RAs see only their own cases." title="Follow-ups due. Contact RAs see only their own cases."/>
@@ -5067,7 +5047,7 @@
       <w:pPr>
         <w:pStyle w:val="Heading2"/>
       </w:pPr>
-      <w:bookmarkStart w:id="13" w:name="_Toc240395175"/>
+      <w:bookmarkStart w:id="13" w:name="_Toc240405949"/>
       <w:r>
         <w:t>4.6 Managing appointments</w:t>
       </w:r>
@@ -5108,7 +5088,7 @@
         </w:rPr>
         <w:lastRenderedPageBreak/>
         <w:drawing>
-          <wp:inline distT="0" distB="0" distL="0" distR="0" wp14:anchorId="3066221E" wp14:editId="59379417">
+          <wp:inline distT="0" distB="0" distL="0" distR="0" wp14:anchorId="2AA30C84" wp14:editId="4C23DC86">
             <wp:extent cx="5334000" cy="2667000"/>
             <wp:effectExtent l="0" t="0" r="0" b="0"/>
             <wp:docPr id="10" name="cra_appointments.jpg" descr="Appointment Queue." title="Appointment Queue."/>
@@ -5291,7 +5271,7 @@
       <w:pPr>
         <w:pStyle w:val="Heading2"/>
       </w:pPr>
-      <w:bookmarkStart w:id="14" w:name="_Toc240395176"/>
+      <w:bookmarkStart w:id="14" w:name="_Toc240405950"/>
       <w:r>
         <w:t>4.7 Phone, WhatsApp-call or face-to-face administration</w:t>
       </w:r>
@@ -6019,7 +5999,7 @@
       <w:pPr>
         <w:pStyle w:val="Heading2"/>
       </w:pPr>
-      <w:bookmarkStart w:id="15" w:name="_Toc240395177"/>
+      <w:bookmarkStart w:id="15" w:name="_Toc240405951"/>
       <w:r>
         <w:t>4.8 When the person is not the right respondent</w:t>
       </w:r>
@@ -6103,7 +6083,7 @@
       <w:pPr>
         <w:pStyle w:val="Heading2"/>
       </w:pPr>
-      <w:bookmarkStart w:id="16" w:name="_Toc240395178"/>
+      <w:bookmarkStart w:id="16" w:name="_Toc240405952"/>
       <w:r>
         <w:t>4.9 When someone refuses or asks to withdraw</w:t>
       </w:r>
@@ -6180,7 +6160,7 @@
       <w:pPr>
         <w:pStyle w:val="Heading2"/>
       </w:pPr>
-      <w:bookmarkStart w:id="17" w:name="_Toc240395179"/>
+      <w:bookmarkStart w:id="17" w:name="_Toc240405953"/>
       <w:r>
         <w:t>4.10 What to say to a respondent</w:t>
       </w:r>
@@ -6261,7 +6241,7 @@
         <w:pStyle w:val="Heading1"/>
         <w:pageBreakBefore/>
       </w:pPr>
-      <w:bookmarkStart w:id="18" w:name="_Toc240395180"/>
+      <w:bookmarkStart w:id="18" w:name="_Toc240405954"/>
       <w:r>
         <w:lastRenderedPageBreak/>
         <w:t>5. Rules you must follow</w:t>
@@ -6425,7 +6405,7 @@
         <w:pStyle w:val="Heading1"/>
         <w:pageBreakBefore/>
       </w:pPr>
-      <w:bookmarkStart w:id="19" w:name="_Toc240395181"/>
+      <w:bookmarkStart w:id="19" w:name="_Toc240405955"/>
       <w:r>
         <w:lastRenderedPageBreak/>
         <w:t>6. Troubleshooting</w:t>
@@ -6867,7 +6847,14 @@
                 <w:sz w:val="19"/>
                 <w:szCs w:val="19"/>
               </w:rPr>
-              <w:t>Select Send new invitation (replaces current).</w:t>
+              <w:t xml:space="preserve">Select </w:t>
+            </w:r>
+            <w:r>
+              <w:rPr>
+                <w:sz w:val="19"/>
+                <w:szCs w:val="19"/>
+              </w:rPr>
+              <w:t>Send new invitation (replaces current).</w:t>
             </w:r>
           </w:p>
         </w:tc>
@@ -6947,7 +6934,14 @@
                 <w:sz w:val="19"/>
                 <w:szCs w:val="19"/>
               </w:rPr>
-              <w:t>Select Go to my start screen. If you need that screen, ask the PI about your role.</w:t>
+              <w:t>Select Go to my start screen</w:t>
+            </w:r>
+            <w:r>
+              <w:rPr>
+                <w:sz w:val="19"/>
+                <w:szCs w:val="19"/>
+              </w:rPr>
+              <w:t>. If you need that screen, ask the PI about your role.</w:t>
             </w:r>
           </w:p>
         </w:tc>
@@ -7110,7 +7104,14 @@
                 <w:sz w:val="19"/>
                 <w:szCs w:val="19"/>
               </w:rPr>
-              <w:t>Use Next, or search. Ask the Field Coordinator to assign the case.</w:t>
+              <w:t>Use Next</w:t>
+            </w:r>
+            <w:r>
+              <w:rPr>
+                <w:sz w:val="19"/>
+                <w:szCs w:val="19"/>
+              </w:rPr>
+              <w:t>, or search. Ask the Field Coordinator to assign the case.</w:t>
             </w:r>
           </w:p>
         </w:tc>
@@ -7372,7 +7373,7 @@
         <w:pStyle w:val="Heading1"/>
         <w:pageBreakBefore/>
       </w:pPr>
-      <w:bookmarkStart w:id="20" w:name="_Toc240395182"/>
+      <w:bookmarkStart w:id="20" w:name="_Toc240405956"/>
       <w:r>
         <w:lastRenderedPageBreak/>
         <w:t>7. Quick reference</w:t>
@@ -7695,23 +7696,7 @@
                 <w:sz w:val="19"/>
                 <w:szCs w:val="19"/>
               </w:rPr>
-              <w:t>REACHED, NO</w:t>
-            </w:r>
-            <w:r>
-              <w:rPr>
-                <w:i/>
-                <w:iCs/>
-                <w:sz w:val="19"/>
-                <w:szCs w:val="19"/>
-              </w:rPr>
-              <w:t>ANSWER, WRONG</w:t>
-            </w:r>
-            <w:r>
-              <w:rPr>
-                <w:sz w:val="19"/>
-                <w:szCs w:val="19"/>
-              </w:rPr>
-              <w:t>NUMBER, REFUSED, RESCHEDULED, COMPLETED</w:t>
+              <w:t>REACHED, NO_ANSWER, WRONG_NUMBER, REFUSED, RESCHEDULED, COMPLETED</w:t>
             </w:r>
           </w:p>
         </w:tc>
@@ -8003,10 +7988,10 @@
 <file path=word/numbering.xml><?xml version="1.0" encoding="utf-8"?>
 <w:numbering xmlns:wpc="http://schemas.microsoft.com/office/word/2010/wordprocessingCanvas" xmlns:cx="http://schemas.microsoft.com/office/drawing/2014/chartex" xmlns:cx1="http://schemas.microsoft.com/office/drawing/2015/9/8/chartex" xmlns:cx2="http://schemas.microsoft.com/office/drawing/2015/10/21/chartex" xmlns:cx3="http://schemas.microsoft.com/office/drawing/2016/5/9/chartex" xmlns:cx4="http://schemas.microsoft.com/office/drawing/2016/5/10/chartex" xmlns:cx5="http://schemas.microsoft.com/office/drawing/2016/5/11/chartex" xmlns:cx6="http://schemas.microsoft.com/office/drawing/2016/5/12/chartex" xmlns:cx7="http://schemas.microsoft.com/office/drawing/2016/5/13/chartex" xmlns:cx8="http://schemas.microsoft.com/office/drawing/2016/5/14/chartex" xmlns:mc="http://schemas.openxmlformats.org/markup-compatibility/2006" xmlns:aink="http://schemas.microsoft.com/office/drawing/2016/ink" xmlns:am3d="http://schemas.microsoft.com/office/drawing/2017/model3d" xmlns:o="urn:schemas-microsoft-com:office:office" xmlns:oel="http://schemas.microsoft.com/office/2019/extlst" xmlns:r="http://schemas.openxmlformats.org/officeDocument/2006/relationships" xmlns:m="http://schemas.openxmlformats.org/officeDocument/2006/math" xmlns:v="urn:schemas-microsoft-com:vml" xmlns:wp14="http://schemas.microsoft.com/office/word/2010/wordprocessingDrawing" xmlns:wp="http://schemas.openxmlformats.org/drawingml/2006/wordprocessingDrawing" xmlns:w10="urn:schemas-microsoft-com:office:word" xmlns:w="http://schemas.openxmlformats.org/wordprocessingml/2006/main" xmlns:w14="http://schemas.microsoft.com/office/word/2010/wordml" xmlns:w15="http://schemas.microsoft.com/office/word/2012/wordml" xmlns:w16cex="http://schemas.microsoft.com/office/word/2018/wordml/cex" xmlns:w16cid="http://schemas.microsoft.com/office/word/2016/wordml/cid" xmlns:w16="http://schemas.microsoft.com/office/word/2018/wordml" xmlns:w16sdtdh="http://schemas.microsoft.com/office/word/2020/wordml/sdtdatahash" xmlns:w16se="http://schemas.microsoft.com/office/word/2015/wordml/symex" xmlns:wpg="http://schemas.microsoft.com/office/word/2010/wordprocessingGroup" xmlns:wpi="http://schemas.microsoft.com/office/word/2010/wordprocessingInk" xmlns:wne="http://schemas.microsoft.com/office/word/2006/wordml" xmlns:wps="http://schemas.microsoft.com/office/word/2010/wordprocessingShape" mc:Ignorable="w14 w15 w16se w16cid w16 w16cex w16sdtdh wp14">
   <w:abstractNum w:abstractNumId="0" w15:restartNumberingAfterBreak="0">
-    <w:nsid w:val="0FED2DDB"/>
+    <w:nsid w:val="01F40D84"/>
     <w:multiLevelType w:val="hybridMultilevel"/>
-    <w:tmpl w:val="F0DCB1C2"/>
-    <w:lvl w:ilvl="0" w:tplc="015EF3B2">
+    <w:tmpl w:val="889A0DC4"/>
+    <w:lvl w:ilvl="0" w:tplc="9318961E">
       <w:start w:val="1"/>
       <w:numFmt w:val="decimal"/>
       <w:lvlText w:val="%1."/>
@@ -8020,52 +8005,52 @@
         <w:color w:val="A67C27"/>
       </w:rPr>
     </w:lvl>
-    <w:lvl w:ilvl="1" w:tplc="BA0AB97E">
+    <w:lvl w:ilvl="1" w:tplc="AA809466">
       <w:numFmt w:val="decimal"/>
       <w:lvlText w:val=""/>
       <w:lvlJc w:val="left"/>
     </w:lvl>
-    <w:lvl w:ilvl="2" w:tplc="B7C81C12">
+    <w:lvl w:ilvl="2" w:tplc="BB7AEB74">
       <w:numFmt w:val="decimal"/>
       <w:lvlText w:val=""/>
       <w:lvlJc w:val="left"/>
     </w:lvl>
-    <w:lvl w:ilvl="3" w:tplc="463AA0A6">
+    <w:lvl w:ilvl="3" w:tplc="7B7CA100">
       <w:numFmt w:val="decimal"/>
       <w:lvlText w:val=""/>
       <w:lvlJc w:val="left"/>
     </w:lvl>
-    <w:lvl w:ilvl="4" w:tplc="7B4473A0">
+    <w:lvl w:ilvl="4" w:tplc="2B444206">
       <w:numFmt w:val="decimal"/>
       <w:lvlText w:val=""/>
       <w:lvlJc w:val="left"/>
     </w:lvl>
-    <w:lvl w:ilvl="5" w:tplc="53A2E1CE">
+    <w:lvl w:ilvl="5" w:tplc="4440AFE6">
       <w:numFmt w:val="decimal"/>
       <w:lvlText w:val=""/>
       <w:lvlJc w:val="left"/>
     </w:lvl>
-    <w:lvl w:ilvl="6" w:tplc="46D6F18A">
+    <w:lvl w:ilvl="6" w:tplc="AEAEEB4C">
       <w:numFmt w:val="decimal"/>
       <w:lvlText w:val=""/>
       <w:lvlJc w:val="left"/>
     </w:lvl>
-    <w:lvl w:ilvl="7" w:tplc="D7149C6E">
+    <w:lvl w:ilvl="7" w:tplc="618CBE4C">
       <w:numFmt w:val="decimal"/>
       <w:lvlText w:val=""/>
       <w:lvlJc w:val="left"/>
     </w:lvl>
-    <w:lvl w:ilvl="8" w:tplc="CD7A5C68">
+    <w:lvl w:ilvl="8" w:tplc="DD140A2E">
       <w:numFmt w:val="decimal"/>
       <w:lvlText w:val=""/>
       <w:lvlJc w:val="left"/>
     </w:lvl>
   </w:abstractNum>
   <w:abstractNum w:abstractNumId="1" w15:restartNumberingAfterBreak="0">
-    <w:nsid w:val="147161A0"/>
+    <w:nsid w:val="036270F7"/>
     <w:multiLevelType w:val="hybridMultilevel"/>
-    <w:tmpl w:val="1F8CB2A0"/>
-    <w:lvl w:ilvl="0" w:tplc="2F3A331E">
+    <w:tmpl w:val="1C844550"/>
+    <w:lvl w:ilvl="0" w:tplc="79F67440">
       <w:start w:val="1"/>
       <w:numFmt w:val="decimal"/>
       <w:lvlText w:val="%1."/>
@@ -8079,52 +8064,52 @@
         <w:color w:val="A67C27"/>
       </w:rPr>
     </w:lvl>
-    <w:lvl w:ilvl="1" w:tplc="58FAFF86">
+    <w:lvl w:ilvl="1" w:tplc="201C2D10">
       <w:numFmt w:val="decimal"/>
       <w:lvlText w:val=""/>
       <w:lvlJc w:val="left"/>
     </w:lvl>
-    <w:lvl w:ilvl="2" w:tplc="5F8E221E">
+    <w:lvl w:ilvl="2" w:tplc="47A27162">
       <w:numFmt w:val="decimal"/>
       <w:lvlText w:val=""/>
       <w:lvlJc w:val="left"/>
     </w:lvl>
-    <w:lvl w:ilvl="3" w:tplc="3A6CA584">
+    <w:lvl w:ilvl="3" w:tplc="3CEC7240">
       <w:numFmt w:val="decimal"/>
       <w:lvlText w:val=""/>
       <w:lvlJc w:val="left"/>
     </w:lvl>
-    <w:lvl w:ilvl="4" w:tplc="6B1A3152">
+    <w:lvl w:ilvl="4" w:tplc="8D1E6208">
       <w:numFmt w:val="decimal"/>
       <w:lvlText w:val=""/>
       <w:lvlJc w:val="left"/>
     </w:lvl>
-    <w:lvl w:ilvl="5" w:tplc="9216E0B6">
+    <w:lvl w:ilvl="5" w:tplc="34F4E4CC">
       <w:numFmt w:val="decimal"/>
       <w:lvlText w:val=""/>
       <w:lvlJc w:val="left"/>
     </w:lvl>
-    <w:lvl w:ilvl="6" w:tplc="37CC1390">
+    <w:lvl w:ilvl="6" w:tplc="0722199E">
       <w:numFmt w:val="decimal"/>
       <w:lvlText w:val=""/>
       <w:lvlJc w:val="left"/>
     </w:lvl>
-    <w:lvl w:ilvl="7" w:tplc="02FA86DA">
+    <w:lvl w:ilvl="7" w:tplc="114A9CF0">
       <w:numFmt w:val="decimal"/>
       <w:lvlText w:val=""/>
       <w:lvlJc w:val="left"/>
     </w:lvl>
-    <w:lvl w:ilvl="8" w:tplc="BF804514">
+    <w:lvl w:ilvl="8" w:tplc="1BE803C8">
       <w:numFmt w:val="decimal"/>
       <w:lvlText w:val=""/>
       <w:lvlJc w:val="left"/>
     </w:lvl>
   </w:abstractNum>
   <w:abstractNum w:abstractNumId="2" w15:restartNumberingAfterBreak="0">
-    <w:nsid w:val="1D8821C7"/>
+    <w:nsid w:val="0E5A4040"/>
     <w:multiLevelType w:val="hybridMultilevel"/>
-    <w:tmpl w:val="29E83422"/>
-    <w:lvl w:ilvl="0" w:tplc="5C9AEB2A">
+    <w:tmpl w:val="4D3EA732"/>
+    <w:lvl w:ilvl="0" w:tplc="B4245366">
       <w:start w:val="1"/>
       <w:numFmt w:val="decimal"/>
       <w:lvlText w:val="%1."/>
@@ -8138,52 +8123,138 @@
         <w:color w:val="A67C27"/>
       </w:rPr>
     </w:lvl>
-    <w:lvl w:ilvl="1" w:tplc="4D8A02CC">
+    <w:lvl w:ilvl="1" w:tplc="E0162B5E">
       <w:numFmt w:val="decimal"/>
       <w:lvlText w:val=""/>
       <w:lvlJc w:val="left"/>
     </w:lvl>
-    <w:lvl w:ilvl="2" w:tplc="A74EECF2">
+    <w:lvl w:ilvl="2" w:tplc="21A8A584">
       <w:numFmt w:val="decimal"/>
       <w:lvlText w:val=""/>
       <w:lvlJc w:val="left"/>
     </w:lvl>
-    <w:lvl w:ilvl="3" w:tplc="8E82874A">
+    <w:lvl w:ilvl="3" w:tplc="26562EAC">
       <w:numFmt w:val="decimal"/>
       <w:lvlText w:val=""/>
       <w:lvlJc w:val="left"/>
     </w:lvl>
-    <w:lvl w:ilvl="4" w:tplc="AA7A7C86">
+    <w:lvl w:ilvl="4" w:tplc="08282DF2">
       <w:numFmt w:val="decimal"/>
       <w:lvlText w:val=""/>
       <w:lvlJc w:val="left"/>
     </w:lvl>
-    <w:lvl w:ilvl="5" w:tplc="9814E530">
+    <w:lvl w:ilvl="5" w:tplc="F17011E0">
       <w:numFmt w:val="decimal"/>
       <w:lvlText w:val=""/>
       <w:lvlJc w:val="left"/>
     </w:lvl>
-    <w:lvl w:ilvl="6" w:tplc="F290141E">
+    <w:lvl w:ilvl="6" w:tplc="0D1648A4">
       <w:numFmt w:val="decimal"/>
       <w:lvlText w:val=""/>
       <w:lvlJc w:val="left"/>
     </w:lvl>
-    <w:lvl w:ilvl="7" w:tplc="2E003726">
+    <w:lvl w:ilvl="7" w:tplc="387AEB14">
       <w:numFmt w:val="decimal"/>
       <w:lvlText w:val=""/>
       <w:lvlJc w:val="left"/>
     </w:lvl>
-    <w:lvl w:ilvl="8" w:tplc="F7CCEB4C">
+    <w:lvl w:ilvl="8" w:tplc="01F6961E">
       <w:numFmt w:val="decimal"/>
       <w:lvlText w:val=""/>
       <w:lvlJc w:val="left"/>
     </w:lvl>
   </w:abstractNum>
   <w:abstractNum w:abstractNumId="3" w15:restartNumberingAfterBreak="0">
-    <w:nsid w:val="20EB03D4"/>
+    <w:nsid w:val="2A0D7175"/>
     <w:multiLevelType w:val="hybridMultilevel"/>
-    <w:tmpl w:val="F1D07E1C"/>
-    <w:lvl w:ilvl="0" w:tplc="768C6450">
+    <w:tmpl w:val="BF2C7362"/>
+    <w:lvl w:ilvl="0" w:tplc="F0D4A0CC">
+      <w:start w:val="1"/>
+      <w:numFmt w:val="bullet"/>
+      <w:lvlText w:val="●"/>
+      <w:lvlJc w:val="left"/>
+      <w:pPr>
+        <w:ind w:left="720" w:hanging="360"/>
+      </w:pPr>
+    </w:lvl>
+    <w:lvl w:ilvl="1" w:tplc="414ECBA8">
+      <w:start w:val="1"/>
+      <w:numFmt w:val="bullet"/>
+      <w:lvlText w:val="○"/>
+      <w:lvlJc w:val="left"/>
+      <w:pPr>
+        <w:ind w:left="1440" w:hanging="360"/>
+      </w:pPr>
+    </w:lvl>
+    <w:lvl w:ilvl="2" w:tplc="811238D2">
+      <w:start w:val="1"/>
+      <w:numFmt w:val="bullet"/>
+      <w:lvlText w:val="■"/>
+      <w:lvlJc w:val="left"/>
+      <w:pPr>
+        <w:ind w:left="2160" w:hanging="360"/>
+      </w:pPr>
+    </w:lvl>
+    <w:lvl w:ilvl="3" w:tplc="51520FAA">
+      <w:start w:val="1"/>
+      <w:numFmt w:val="bullet"/>
+      <w:lvlText w:val="●"/>
+      <w:lvlJc w:val="left"/>
+      <w:pPr>
+        <w:ind w:left="2880" w:hanging="360"/>
+      </w:pPr>
+    </w:lvl>
+    <w:lvl w:ilvl="4" w:tplc="60F614E4">
+      <w:start w:val="1"/>
+      <w:numFmt w:val="bullet"/>
+      <w:lvlText w:val="○"/>
+      <w:lvlJc w:val="left"/>
+      <w:pPr>
+        <w:ind w:left="3600" w:hanging="360"/>
+      </w:pPr>
+    </w:lvl>
+    <w:lvl w:ilvl="5" w:tplc="D8A6DC60">
+      <w:start w:val="1"/>
+      <w:numFmt w:val="bullet"/>
+      <w:lvlText w:val="■"/>
+      <w:lvlJc w:val="left"/>
+      <w:pPr>
+        <w:ind w:left="4320" w:hanging="360"/>
+      </w:pPr>
+    </w:lvl>
+    <w:lvl w:ilvl="6" w:tplc="E66415E0">
+      <w:start w:val="1"/>
+      <w:numFmt w:val="bullet"/>
+      <w:lvlText w:val="●"/>
+      <w:lvlJc w:val="left"/>
+      <w:pPr>
+        <w:ind w:left="5040" w:hanging="360"/>
+      </w:pPr>
+    </w:lvl>
+    <w:lvl w:ilvl="7" w:tplc="7C10180C">
+      <w:start w:val="1"/>
+      <w:numFmt w:val="bullet"/>
+      <w:lvlText w:val="●"/>
+      <w:lvlJc w:val="left"/>
+      <w:pPr>
+        <w:ind w:left="5760" w:hanging="360"/>
+      </w:pPr>
+    </w:lvl>
+    <w:lvl w:ilvl="8" w:tplc="08B8C564">
+      <w:start w:val="1"/>
+      <w:numFmt w:val="bullet"/>
+      <w:lvlText w:val="●"/>
+      <w:lvlJc w:val="left"/>
+      <w:pPr>
+        <w:ind w:left="6480" w:hanging="360"/>
+      </w:pPr>
+    </w:lvl>
+  </w:abstractNum>
+  <w:abstractNum w:abstractNumId="4" w15:restartNumberingAfterBreak="0">
+    <w:nsid w:val="395668F2"/>
+    <w:multiLevelType w:val="hybridMultilevel"/>
+    <w:tmpl w:val="D4EE3D30"/>
+    <w:lvl w:ilvl="0" w:tplc="C3F08226">
       <w:start w:val="1"/>
       <w:numFmt w:val="decimal"/>
       <w:lvlText w:val="%1."/>
@@ -8197,52 +8268,52 @@
         <w:color w:val="A67C27"/>
       </w:rPr>
     </w:lvl>
-    <w:lvl w:ilvl="1" w:tplc="AE4C1196">
+    <w:lvl w:ilvl="1" w:tplc="91C8239C">
       <w:numFmt w:val="decimal"/>
       <w:lvlText w:val=""/>
       <w:lvlJc w:val="left"/>
     </w:lvl>
-    <w:lvl w:ilvl="2" w:tplc="FA008ED4">
+    <w:lvl w:ilvl="2" w:tplc="73A29CBA">
       <w:numFmt w:val="decimal"/>
       <w:lvlText w:val=""/>
       <w:lvlJc w:val="left"/>
     </w:lvl>
-    <w:lvl w:ilvl="3" w:tplc="F9AE38D2">
+    <w:lvl w:ilvl="3" w:tplc="09FA21FC">
       <w:numFmt w:val="decimal"/>
       <w:lvlText w:val=""/>
       <w:lvlJc w:val="left"/>
     </w:lvl>
-    <w:lvl w:ilvl="4" w:tplc="5D82C2E8">
+    <w:lvl w:ilvl="4" w:tplc="2BF6FC84">
       <w:numFmt w:val="decimal"/>
       <w:lvlText w:val=""/>
       <w:lvlJc w:val="left"/>
     </w:lvl>
-    <w:lvl w:ilvl="5" w:tplc="B9E8B00E">
+    <w:lvl w:ilvl="5" w:tplc="10B2C40E">
       <w:numFmt w:val="decimal"/>
       <w:lvlText w:val=""/>
       <w:lvlJc w:val="left"/>
     </w:lvl>
-    <w:lvl w:ilvl="6" w:tplc="A5AC3D54">
+    <w:lvl w:ilvl="6" w:tplc="DD022902">
       <w:numFmt w:val="decimal"/>
       <w:lvlText w:val=""/>
       <w:lvlJc w:val="left"/>
     </w:lvl>
-    <w:lvl w:ilvl="7" w:tplc="52A04024">
+    <w:lvl w:ilvl="7" w:tplc="97A8B830">
       <w:numFmt w:val="decimal"/>
       <w:lvlText w:val=""/>
       <w:lvlJc w:val="left"/>
     </w:lvl>
-    <w:lvl w:ilvl="8" w:tplc="19C4DC00">
+    <w:lvl w:ilvl="8" w:tplc="7EBC7C1E">
       <w:numFmt w:val="decimal"/>
       <w:lvlText w:val=""/>
       <w:lvlJc w:val="left"/>
     </w:lvl>
   </w:abstractNum>
-  <w:abstractNum w:abstractNumId="4" w15:restartNumberingAfterBreak="0">
-    <w:nsid w:val="2B2A3303"/>
+  <w:abstractNum w:abstractNumId="5" w15:restartNumberingAfterBreak="0">
+    <w:nsid w:val="3CE60E33"/>
     <w:multiLevelType w:val="hybridMultilevel"/>
-    <w:tmpl w:val="84CAB6F2"/>
-    <w:lvl w:ilvl="0" w:tplc="0922C478">
+    <w:tmpl w:val="F13C2B1A"/>
+    <w:lvl w:ilvl="0" w:tplc="0AC69776">
       <w:start w:val="1"/>
       <w:numFmt w:val="bullet"/>
       <w:lvlText w:val="•"/>
@@ -8251,7 +8322,7 @@
         <w:ind w:left="460" w:hanging="280"/>
       </w:pPr>
     </w:lvl>
-    <w:lvl w:ilvl="1" w:tplc="E806ED52">
+    <w:lvl w:ilvl="1" w:tplc="2DA8F35C">
       <w:start w:val="1"/>
       <w:numFmt w:val="bullet"/>
       <w:lvlText w:val="–"/>
@@ -8260,47 +8331,47 @@
         <w:ind w:left="900" w:hanging="280"/>
       </w:pPr>
     </w:lvl>
-    <w:lvl w:ilvl="2" w:tplc="ED5CA100">
+    <w:lvl w:ilvl="2" w:tplc="C4CEC29E">
       <w:numFmt w:val="decimal"/>
       <w:lvlText w:val=""/>
       <w:lvlJc w:val="left"/>
     </w:lvl>
-    <w:lvl w:ilvl="3" w:tplc="1942612A">
+    <w:lvl w:ilvl="3" w:tplc="A19689F8">
       <w:numFmt w:val="decimal"/>
       <w:lvlText w:val=""/>
       <w:lvlJc w:val="left"/>
     </w:lvl>
-    <w:lvl w:ilvl="4" w:tplc="EE06E390">
+    <w:lvl w:ilvl="4" w:tplc="540A6ADC">
       <w:numFmt w:val="decimal"/>
       <w:lvlText w:val=""/>
       <w:lvlJc w:val="left"/>
     </w:lvl>
-    <w:lvl w:ilvl="5" w:tplc="B37AF224">
+    <w:lvl w:ilvl="5" w:tplc="14E4BACE">
       <w:numFmt w:val="decimal"/>
       <w:lvlText w:val=""/>
       <w:lvlJc w:val="left"/>
     </w:lvl>
-    <w:lvl w:ilvl="6" w:tplc="DC4E5502">
+    <w:lvl w:ilvl="6" w:tplc="13E45184">
       <w:numFmt w:val="decimal"/>
       <w:lvlText w:val=""/>
       <w:lvlJc w:val="left"/>
     </w:lvl>
-    <w:lvl w:ilvl="7" w:tplc="B0A645B8">
+    <w:lvl w:ilvl="7" w:tplc="BAF28092">
       <w:numFmt w:val="decimal"/>
       <w:lvlText w:val=""/>
       <w:lvlJc w:val="left"/>
     </w:lvl>
-    <w:lvl w:ilvl="8" w:tplc="FE804026">
+    <w:lvl w:ilvl="8" w:tplc="EA94F4AE">
       <w:numFmt w:val="decimal"/>
       <w:lvlText w:val=""/>
       <w:lvlJc w:val="left"/>
     </w:lvl>
   </w:abstractNum>
-  <w:abstractNum w:abstractNumId="5" w15:restartNumberingAfterBreak="0">
-    <w:nsid w:val="33882FD6"/>
+  <w:abstractNum w:abstractNumId="6" w15:restartNumberingAfterBreak="0">
+    <w:nsid w:val="3F612877"/>
     <w:multiLevelType w:val="hybridMultilevel"/>
-    <w:tmpl w:val="D4F093DE"/>
-    <w:lvl w:ilvl="0" w:tplc="13586144">
+    <w:tmpl w:val="13FE6220"/>
+    <w:lvl w:ilvl="0" w:tplc="BB5C6020">
       <w:start w:val="1"/>
       <w:numFmt w:val="decimal"/>
       <w:lvlText w:val="%1."/>
@@ -8314,52 +8385,52 @@
         <w:color w:val="A67C27"/>
       </w:rPr>
     </w:lvl>
-    <w:lvl w:ilvl="1" w:tplc="F39AF08A">
+    <w:lvl w:ilvl="1" w:tplc="11DA149E">
       <w:numFmt w:val="decimal"/>
       <w:lvlText w:val=""/>
       <w:lvlJc w:val="left"/>
     </w:lvl>
-    <w:lvl w:ilvl="2" w:tplc="7F847FB2">
+    <w:lvl w:ilvl="2" w:tplc="37F407BE">
       <w:numFmt w:val="decimal"/>
       <w:lvlText w:val=""/>
       <w:lvlJc w:val="left"/>
     </w:lvl>
-    <w:lvl w:ilvl="3" w:tplc="5B6A4C58">
+    <w:lvl w:ilvl="3" w:tplc="71206B5C">
       <w:numFmt w:val="decimal"/>
       <w:lvlText w:val=""/>
       <w:lvlJc w:val="left"/>
     </w:lvl>
-    <w:lvl w:ilvl="4" w:tplc="4158412C">
+    <w:lvl w:ilvl="4" w:tplc="2356F1F8">
       <w:numFmt w:val="decimal"/>
       <w:lvlText w:val=""/>
       <w:lvlJc w:val="left"/>
     </w:lvl>
-    <w:lvl w:ilvl="5" w:tplc="7EA05516">
+    <w:lvl w:ilvl="5" w:tplc="59B8568A">
       <w:numFmt w:val="decimal"/>
       <w:lvlText w:val=""/>
       <w:lvlJc w:val="left"/>
     </w:lvl>
-    <w:lvl w:ilvl="6" w:tplc="80FCABEA">
+    <w:lvl w:ilvl="6" w:tplc="41FA866C">
       <w:numFmt w:val="decimal"/>
       <w:lvlText w:val=""/>
       <w:lvlJc w:val="left"/>
     </w:lvl>
-    <w:lvl w:ilvl="7" w:tplc="C2164808">
+    <w:lvl w:ilvl="7" w:tplc="6C28D110">
       <w:numFmt w:val="decimal"/>
       <w:lvlText w:val=""/>
       <w:lvlJc w:val="left"/>
     </w:lvl>
-    <w:lvl w:ilvl="8" w:tplc="D506FC7E">
+    <w:lvl w:ilvl="8" w:tplc="D3ECAB3E">
       <w:numFmt w:val="decimal"/>
       <w:lvlText w:val=""/>
       <w:lvlJc w:val="left"/>
     </w:lvl>
   </w:abstractNum>
-  <w:abstractNum w:abstractNumId="6" w15:restartNumberingAfterBreak="0">
-    <w:nsid w:val="36163B4C"/>
+  <w:abstractNum w:abstractNumId="7" w15:restartNumberingAfterBreak="0">
+    <w:nsid w:val="490A3A0D"/>
     <w:multiLevelType w:val="hybridMultilevel"/>
-    <w:tmpl w:val="09F8D26A"/>
-    <w:lvl w:ilvl="0" w:tplc="BCF0F77A">
+    <w:tmpl w:val="8F3EE4E6"/>
+    <w:lvl w:ilvl="0" w:tplc="EFD8F1E2">
       <w:start w:val="1"/>
       <w:numFmt w:val="decimal"/>
       <w:lvlText w:val="%1."/>
@@ -8373,52 +8444,52 @@
         <w:color w:val="A67C27"/>
       </w:rPr>
     </w:lvl>
-    <w:lvl w:ilvl="1" w:tplc="8B3882A6">
+    <w:lvl w:ilvl="1" w:tplc="F2CE5F52">
       <w:numFmt w:val="decimal"/>
       <w:lvlText w:val=""/>
       <w:lvlJc w:val="left"/>
     </w:lvl>
-    <w:lvl w:ilvl="2" w:tplc="A2EA6E1E">
+    <w:lvl w:ilvl="2" w:tplc="2368BE84">
       <w:numFmt w:val="decimal"/>
       <w:lvlText w:val=""/>
       <w:lvlJc w:val="left"/>
     </w:lvl>
-    <w:lvl w:ilvl="3" w:tplc="E5FC960E">
+    <w:lvl w:ilvl="3" w:tplc="84D8C75A">
       <w:numFmt w:val="decimal"/>
       <w:lvlText w:val=""/>
       <w:lvlJc w:val="left"/>
     </w:lvl>
-    <w:lvl w:ilvl="4" w:tplc="0B1A2CB6">
+    <w:lvl w:ilvl="4" w:tplc="4434CC70">
       <w:numFmt w:val="decimal"/>
       <w:lvlText w:val=""/>
       <w:lvlJc w:val="left"/>
     </w:lvl>
-    <w:lvl w:ilvl="5" w:tplc="86E47F98">
+    <w:lvl w:ilvl="5" w:tplc="6108C832">
       <w:numFmt w:val="decimal"/>
       <w:lvlText w:val=""/>
       <w:lvlJc w:val="left"/>
     </w:lvl>
-    <w:lvl w:ilvl="6" w:tplc="661010C0">
+    <w:lvl w:ilvl="6" w:tplc="DC5C6A28">
       <w:numFmt w:val="decimal"/>
       <w:lvlText w:val=""/>
       <w:lvlJc w:val="left"/>
     </w:lvl>
-    <w:lvl w:ilvl="7" w:tplc="E5E0620A">
+    <w:lvl w:ilvl="7" w:tplc="1DD0FE8C">
       <w:numFmt w:val="decimal"/>
       <w:lvlText w:val=""/>
       <w:lvlJc w:val="left"/>
     </w:lvl>
-    <w:lvl w:ilvl="8" w:tplc="8542C226">
+    <w:lvl w:ilvl="8" w:tplc="E5D6F278">
       <w:numFmt w:val="decimal"/>
       <w:lvlText w:val=""/>
       <w:lvlJc w:val="left"/>
     </w:lvl>
   </w:abstractNum>
-  <w:abstractNum w:abstractNumId="7" w15:restartNumberingAfterBreak="0">
-    <w:nsid w:val="5FDF358B"/>
+  <w:abstractNum w:abstractNumId="8" w15:restartNumberingAfterBreak="0">
+    <w:nsid w:val="4B677C9F"/>
     <w:multiLevelType w:val="hybridMultilevel"/>
-    <w:tmpl w:val="83248D54"/>
-    <w:lvl w:ilvl="0" w:tplc="7C82F6EE">
+    <w:tmpl w:val="5DD89F84"/>
+    <w:lvl w:ilvl="0" w:tplc="3264A44A">
       <w:start w:val="1"/>
       <w:numFmt w:val="decimal"/>
       <w:lvlText w:val="%1."/>
@@ -8432,52 +8503,52 @@
         <w:color w:val="A67C27"/>
       </w:rPr>
     </w:lvl>
-    <w:lvl w:ilvl="1" w:tplc="C472F94C">
+    <w:lvl w:ilvl="1" w:tplc="5C48B018">
       <w:numFmt w:val="decimal"/>
       <w:lvlText w:val=""/>
       <w:lvlJc w:val="left"/>
     </w:lvl>
-    <w:lvl w:ilvl="2" w:tplc="9DE60942">
+    <w:lvl w:ilvl="2" w:tplc="FC78501E">
       <w:numFmt w:val="decimal"/>
       <w:lvlText w:val=""/>
       <w:lvlJc w:val="left"/>
     </w:lvl>
-    <w:lvl w:ilvl="3" w:tplc="9F5E6CB2">
+    <w:lvl w:ilvl="3" w:tplc="F42CCDF6">
       <w:numFmt w:val="decimal"/>
       <w:lvlText w:val=""/>
       <w:lvlJc w:val="left"/>
     </w:lvl>
-    <w:lvl w:ilvl="4" w:tplc="655C0858">
+    <w:lvl w:ilvl="4" w:tplc="11AC3F90">
       <w:numFmt w:val="decimal"/>
       <w:lvlText w:val=""/>
       <w:lvlJc w:val="left"/>
     </w:lvl>
-    <w:lvl w:ilvl="5" w:tplc="948AD75A">
+    <w:lvl w:ilvl="5" w:tplc="CBF85E88">
       <w:numFmt w:val="decimal"/>
       <w:lvlText w:val=""/>
       <w:lvlJc w:val="left"/>
     </w:lvl>
-    <w:lvl w:ilvl="6" w:tplc="29DE77D4">
+    <w:lvl w:ilvl="6" w:tplc="0F9EA2F6">
       <w:numFmt w:val="decimal"/>
       <w:lvlText w:val=""/>
       <w:lvlJc w:val="left"/>
     </w:lvl>
-    <w:lvl w:ilvl="7" w:tplc="89D669D0">
+    <w:lvl w:ilvl="7" w:tplc="21CAB19C">
       <w:numFmt w:val="decimal"/>
       <w:lvlText w:val=""/>
       <w:lvlJc w:val="left"/>
     </w:lvl>
-    <w:lvl w:ilvl="8" w:tplc="F092C4A6">
+    <w:lvl w:ilvl="8" w:tplc="372CF9B8">
       <w:numFmt w:val="decimal"/>
       <w:lvlText w:val=""/>
       <w:lvlJc w:val="left"/>
     </w:lvl>
   </w:abstractNum>
-  <w:abstractNum w:abstractNumId="8" w15:restartNumberingAfterBreak="0">
-    <w:nsid w:val="625513CC"/>
+  <w:abstractNum w:abstractNumId="9" w15:restartNumberingAfterBreak="0">
+    <w:nsid w:val="4CFC32CA"/>
     <w:multiLevelType w:val="hybridMultilevel"/>
-    <w:tmpl w:val="57F004B0"/>
-    <w:lvl w:ilvl="0" w:tplc="0EDA0764">
+    <w:tmpl w:val="3A2296AE"/>
+    <w:lvl w:ilvl="0" w:tplc="0C0096A4">
       <w:start w:val="1"/>
       <w:numFmt w:val="decimal"/>
       <w:lvlText w:val="%1."/>
@@ -8491,52 +8562,52 @@
         <w:color w:val="A67C27"/>
       </w:rPr>
     </w:lvl>
-    <w:lvl w:ilvl="1" w:tplc="E6ACF21C">
+    <w:lvl w:ilvl="1" w:tplc="85CEC8AA">
       <w:numFmt w:val="decimal"/>
       <w:lvlText w:val=""/>
       <w:lvlJc w:val="left"/>
     </w:lvl>
-    <w:lvl w:ilvl="2" w:tplc="B3BA5CB6">
+    <w:lvl w:ilvl="2" w:tplc="B9D4AD3E">
       <w:numFmt w:val="decimal"/>
       <w:lvlText w:val=""/>
       <w:lvlJc w:val="left"/>
     </w:lvl>
-    <w:lvl w:ilvl="3" w:tplc="29F6172E">
+    <w:lvl w:ilvl="3" w:tplc="D1D0D462">
       <w:numFmt w:val="decimal"/>
       <w:lvlText w:val=""/>
       <w:lvlJc w:val="left"/>
     </w:lvl>
-    <w:lvl w:ilvl="4" w:tplc="9FBA14B0">
+    <w:lvl w:ilvl="4" w:tplc="548C10E8">
       <w:numFmt w:val="decimal"/>
       <w:lvlText w:val=""/>
       <w:lvlJc w:val="left"/>
     </w:lvl>
-    <w:lvl w:ilvl="5" w:tplc="20D61B90">
+    <w:lvl w:ilvl="5" w:tplc="D0B6611C">
       <w:numFmt w:val="decimal"/>
       <w:lvlText w:val=""/>
       <w:lvlJc w:val="left"/>
     </w:lvl>
-    <w:lvl w:ilvl="6" w:tplc="DAFCA276">
+    <w:lvl w:ilvl="6" w:tplc="D6E6DB60">
       <w:numFmt w:val="decimal"/>
       <w:lvlText w:val=""/>
       <w:lvlJc w:val="left"/>
     </w:lvl>
-    <w:lvl w:ilvl="7" w:tplc="FB4AF460">
+    <w:lvl w:ilvl="7" w:tplc="8DCE97E6">
       <w:numFmt w:val="decimal"/>
       <w:lvlText w:val=""/>
       <w:lvlJc w:val="left"/>
     </w:lvl>
-    <w:lvl w:ilvl="8" w:tplc="9C76F102">
+    <w:lvl w:ilvl="8" w:tplc="C80C05B0">
       <w:numFmt w:val="decimal"/>
       <w:lvlText w:val=""/>
       <w:lvlJc w:val="left"/>
     </w:lvl>
   </w:abstractNum>
-  <w:abstractNum w:abstractNumId="9" w15:restartNumberingAfterBreak="0">
-    <w:nsid w:val="69FC3750"/>
+  <w:abstractNum w:abstractNumId="10" w15:restartNumberingAfterBreak="0">
+    <w:nsid w:val="753B2F4B"/>
     <w:multiLevelType w:val="hybridMultilevel"/>
-    <w:tmpl w:val="5FCA5DAE"/>
-    <w:lvl w:ilvl="0" w:tplc="5296CA4C">
+    <w:tmpl w:val="06DECA5C"/>
+    <w:lvl w:ilvl="0" w:tplc="CF5A3538">
       <w:start w:val="1"/>
       <w:numFmt w:val="decimal"/>
       <w:lvlText w:val="%1."/>
@@ -8550,52 +8621,52 @@
         <w:color w:val="A67C27"/>
       </w:rPr>
     </w:lvl>
-    <w:lvl w:ilvl="1" w:tplc="5FEE93D2">
+    <w:lvl w:ilvl="1" w:tplc="2AC6360E">
       <w:numFmt w:val="decimal"/>
       <w:lvlText w:val=""/>
       <w:lvlJc w:val="left"/>
     </w:lvl>
-    <w:lvl w:ilvl="2" w:tplc="8556C9F6">
+    <w:lvl w:ilvl="2" w:tplc="0FC8CEE4">
       <w:numFmt w:val="decimal"/>
       <w:lvlText w:val=""/>
       <w:lvlJc w:val="left"/>
     </w:lvl>
-    <w:lvl w:ilvl="3" w:tplc="85C8D200">
+    <w:lvl w:ilvl="3" w:tplc="B4C2FF9A">
       <w:numFmt w:val="decimal"/>
       <w:lvlText w:val=""/>
       <w:lvlJc w:val="left"/>
     </w:lvl>
-    <w:lvl w:ilvl="4" w:tplc="D744DFB8">
+    <w:lvl w:ilvl="4" w:tplc="55BA5516">
       <w:numFmt w:val="decimal"/>
       <w:lvlText w:val=""/>
       <w:lvlJc w:val="left"/>
     </w:lvl>
-    <w:lvl w:ilvl="5" w:tplc="5798F10C">
+    <w:lvl w:ilvl="5" w:tplc="B9A09FBE">
       <w:numFmt w:val="decimal"/>
       <w:lvlText w:val=""/>
       <w:lvlJc w:val="left"/>
     </w:lvl>
-    <w:lvl w:ilvl="6" w:tplc="FEC20024">
+    <w:lvl w:ilvl="6" w:tplc="E8D27BB4">
       <w:numFmt w:val="decimal"/>
       <w:lvlText w:val=""/>
       <w:lvlJc w:val="left"/>
     </w:lvl>
-    <w:lvl w:ilvl="7" w:tplc="CD62CB50">
+    <w:lvl w:ilvl="7" w:tplc="1396AD6E">
       <w:numFmt w:val="decimal"/>
       <w:lvlText w:val=""/>
       <w:lvlJc w:val="left"/>
     </w:lvl>
-    <w:lvl w:ilvl="8" w:tplc="5F6292B0">
+    <w:lvl w:ilvl="8" w:tplc="D85831E0">
       <w:numFmt w:val="decimal"/>
       <w:lvlText w:val=""/>
       <w:lvlJc w:val="left"/>
     </w:lvl>
   </w:abstractNum>
-  <w:abstractNum w:abstractNumId="10" w15:restartNumberingAfterBreak="0">
-    <w:nsid w:val="78E2452D"/>
+  <w:abstractNum w:abstractNumId="11" w15:restartNumberingAfterBreak="0">
+    <w:nsid w:val="78925A8E"/>
     <w:multiLevelType w:val="hybridMultilevel"/>
-    <w:tmpl w:val="3B56B860"/>
-    <w:lvl w:ilvl="0" w:tplc="B1B4E504">
+    <w:tmpl w:val="6540BA86"/>
+    <w:lvl w:ilvl="0" w:tplc="2CCE6328">
       <w:start w:val="1"/>
       <w:numFmt w:val="decimal"/>
       <w:lvlText w:val="%1."/>
@@ -8609,201 +8680,115 @@
         <w:color w:val="A67C27"/>
       </w:rPr>
     </w:lvl>
-    <w:lvl w:ilvl="1" w:tplc="5808A83E">
+    <w:lvl w:ilvl="1" w:tplc="49CCA814">
       <w:numFmt w:val="decimal"/>
       <w:lvlText w:val=""/>
       <w:lvlJc w:val="left"/>
     </w:lvl>
-    <w:lvl w:ilvl="2" w:tplc="FED84074">
+    <w:lvl w:ilvl="2" w:tplc="9D52C48E">
       <w:numFmt w:val="decimal"/>
       <w:lvlText w:val=""/>
       <w:lvlJc w:val="left"/>
     </w:lvl>
-    <w:lvl w:ilvl="3" w:tplc="33220486">
+    <w:lvl w:ilvl="3" w:tplc="05C81FF8">
       <w:numFmt w:val="decimal"/>
       <w:lvlText w:val=""/>
       <w:lvlJc w:val="left"/>
     </w:lvl>
-    <w:lvl w:ilvl="4" w:tplc="EAD8000A">
+    <w:lvl w:ilvl="4" w:tplc="CB7021D0">
       <w:numFmt w:val="decimal"/>
       <w:lvlText w:val=""/>
       <w:lvlJc w:val="left"/>
     </w:lvl>
-    <w:lvl w:ilvl="5" w:tplc="E5CEAA6A">
+    <w:lvl w:ilvl="5" w:tplc="9FECC81E">
       <w:numFmt w:val="decimal"/>
       <w:lvlText w:val=""/>
       <w:lvlJc w:val="left"/>
     </w:lvl>
-    <w:lvl w:ilvl="6" w:tplc="51C68F26">
+    <w:lvl w:ilvl="6" w:tplc="DF742132">
       <w:numFmt w:val="decimal"/>
       <w:lvlText w:val=""/>
       <w:lvlJc w:val="left"/>
     </w:lvl>
-    <w:lvl w:ilvl="7" w:tplc="3FB43712">
+    <w:lvl w:ilvl="7" w:tplc="DBD062FE">
       <w:numFmt w:val="decimal"/>
       <w:lvlText w:val=""/>
       <w:lvlJc w:val="left"/>
     </w:lvl>
-    <w:lvl w:ilvl="8" w:tplc="09E0475E">
+    <w:lvl w:ilvl="8" w:tplc="084EEB22">
       <w:numFmt w:val="decimal"/>
       <w:lvlText w:val=""/>
       <w:lvlJc w:val="left"/>
     </w:lvl>
   </w:abstractNum>
-  <w:abstractNum w:abstractNumId="11" w15:restartNumberingAfterBreak="0">
-    <w:nsid w:val="79852EDF"/>
-    <w:multiLevelType w:val="hybridMultilevel"/>
-    <w:tmpl w:val="B9F0DB0A"/>
-    <w:lvl w:ilvl="0" w:tplc="9A08C172">
-      <w:start w:val="1"/>
-      <w:numFmt w:val="bullet"/>
-      <w:lvlText w:val="●"/>
-      <w:lvlJc w:val="left"/>
-      <w:pPr>
-        <w:ind w:left="720" w:hanging="360"/>
-      </w:pPr>
-    </w:lvl>
-    <w:lvl w:ilvl="1" w:tplc="E676FB70">
-      <w:start w:val="1"/>
-      <w:numFmt w:val="bullet"/>
-      <w:lvlText w:val="○"/>
-      <w:lvlJc w:val="left"/>
-      <w:pPr>
-        <w:ind w:left="1440" w:hanging="360"/>
-      </w:pPr>
-    </w:lvl>
-    <w:lvl w:ilvl="2" w:tplc="AC2A5086">
-      <w:start w:val="1"/>
-      <w:numFmt w:val="bullet"/>
-      <w:lvlText w:val="■"/>
-      <w:lvlJc w:val="left"/>
-      <w:pPr>
-        <w:ind w:left="2160" w:hanging="360"/>
-      </w:pPr>
-    </w:lvl>
-    <w:lvl w:ilvl="3" w:tplc="845C6352">
-      <w:start w:val="1"/>
-      <w:numFmt w:val="bullet"/>
-      <w:lvlText w:val="●"/>
-      <w:lvlJc w:val="left"/>
-      <w:pPr>
-        <w:ind w:left="2880" w:hanging="360"/>
-      </w:pPr>
-    </w:lvl>
-    <w:lvl w:ilvl="4" w:tplc="C1BE4D78">
-      <w:start w:val="1"/>
-      <w:numFmt w:val="bullet"/>
-      <w:lvlText w:val="○"/>
-      <w:lvlJc w:val="left"/>
-      <w:pPr>
-        <w:ind w:left="3600" w:hanging="360"/>
-      </w:pPr>
-    </w:lvl>
-    <w:lvl w:ilvl="5" w:tplc="4304724A">
-      <w:start w:val="1"/>
-      <w:numFmt w:val="bullet"/>
-      <w:lvlText w:val="■"/>
-      <w:lvlJc w:val="left"/>
-      <w:pPr>
-        <w:ind w:left="4320" w:hanging="360"/>
-      </w:pPr>
-    </w:lvl>
-    <w:lvl w:ilvl="6" w:tplc="0486D752">
-      <w:start w:val="1"/>
-      <w:numFmt w:val="bullet"/>
-      <w:lvlText w:val="●"/>
-      <w:lvlJc w:val="left"/>
-      <w:pPr>
-        <w:ind w:left="5040" w:hanging="360"/>
-      </w:pPr>
-    </w:lvl>
-    <w:lvl w:ilvl="7" w:tplc="08C4B9E4">
-      <w:start w:val="1"/>
-      <w:numFmt w:val="bullet"/>
-      <w:lvlText w:val="●"/>
-      <w:lvlJc w:val="left"/>
-      <w:pPr>
-        <w:ind w:left="5760" w:hanging="360"/>
-      </w:pPr>
-    </w:lvl>
-    <w:lvl w:ilvl="8" w:tplc="0E24B628">
-      <w:start w:val="1"/>
-      <w:numFmt w:val="bullet"/>
-      <w:lvlText w:val="●"/>
-      <w:lvlJc w:val="left"/>
-      <w:pPr>
-        <w:ind w:left="6480" w:hanging="360"/>
-      </w:pPr>
-    </w:lvl>
-  </w:abstractNum>
-  <w:num w:numId="1" w16cid:durableId="995380801">
+  <w:num w:numId="1" w16cid:durableId="1604798408">
+    <w:abstractNumId w:val="3"/>
+    <w:lvlOverride w:ilvl="0">
+      <w:startOverride w:val="1"/>
+    </w:lvlOverride>
+  </w:num>
+  <w:num w:numId="2" w16cid:durableId="596211182">
+    <w:abstractNumId w:val="5"/>
+    <w:lvlOverride w:ilvl="0">
+      <w:startOverride w:val="1"/>
+    </w:lvlOverride>
+  </w:num>
+  <w:num w:numId="3" w16cid:durableId="517694857">
     <w:abstractNumId w:val="11"/>
     <w:lvlOverride w:ilvl="0">
       <w:startOverride w:val="1"/>
     </w:lvlOverride>
   </w:num>
-  <w:num w:numId="2" w16cid:durableId="1272861442">
+  <w:num w:numId="4" w16cid:durableId="664551968">
+    <w:abstractNumId w:val="0"/>
+    <w:lvlOverride w:ilvl="0">
+      <w:startOverride w:val="1"/>
+    </w:lvlOverride>
+  </w:num>
+  <w:num w:numId="5" w16cid:durableId="955253581">
+    <w:abstractNumId w:val="10"/>
+    <w:lvlOverride w:ilvl="0">
+      <w:startOverride w:val="1"/>
+    </w:lvlOverride>
+  </w:num>
+  <w:num w:numId="6" w16cid:durableId="613635991">
+    <w:abstractNumId w:val="2"/>
+    <w:lvlOverride w:ilvl="0">
+      <w:startOverride w:val="1"/>
+    </w:lvlOverride>
+  </w:num>
+  <w:num w:numId="7" w16cid:durableId="273221218">
+    <w:abstractNumId w:val="6"/>
+    <w:lvlOverride w:ilvl="0">
+      <w:startOverride w:val="1"/>
+    </w:lvlOverride>
+  </w:num>
+  <w:num w:numId="8" w16cid:durableId="129397910">
+    <w:abstractNumId w:val="7"/>
+    <w:lvlOverride w:ilvl="0">
+      <w:startOverride w:val="1"/>
+    </w:lvlOverride>
+  </w:num>
+  <w:num w:numId="9" w16cid:durableId="1351683996">
+    <w:abstractNumId w:val="8"/>
+    <w:lvlOverride w:ilvl="0">
+      <w:startOverride w:val="1"/>
+    </w:lvlOverride>
+  </w:num>
+  <w:num w:numId="10" w16cid:durableId="593899849">
+    <w:abstractNumId w:val="1"/>
+    <w:lvlOverride w:ilvl="0">
+      <w:startOverride w:val="1"/>
+    </w:lvlOverride>
+  </w:num>
+  <w:num w:numId="11" w16cid:durableId="362829009">
     <w:abstractNumId w:val="4"/>
     <w:lvlOverride w:ilvl="0">
       <w:startOverride w:val="1"/>
     </w:lvlOverride>
   </w:num>
-  <w:num w:numId="3" w16cid:durableId="1184132699">
-    <w:abstractNumId w:val="2"/>
-    <w:lvlOverride w:ilvl="0">
-      <w:startOverride w:val="1"/>
-    </w:lvlOverride>
-  </w:num>
-  <w:num w:numId="4" w16cid:durableId="1308516624">
-    <w:abstractNumId w:val="0"/>
-    <w:lvlOverride w:ilvl="0">
-      <w:startOverride w:val="1"/>
-    </w:lvlOverride>
-  </w:num>
-  <w:num w:numId="5" w16cid:durableId="1507475886">
-    <w:abstractNumId w:val="10"/>
-    <w:lvlOverride w:ilvl="0">
-      <w:startOverride w:val="1"/>
-    </w:lvlOverride>
-  </w:num>
-  <w:num w:numId="6" w16cid:durableId="1313800436">
-    <w:abstractNumId w:val="3"/>
-    <w:lvlOverride w:ilvl="0">
-      <w:startOverride w:val="1"/>
-    </w:lvlOverride>
-  </w:num>
-  <w:num w:numId="7" w16cid:durableId="611405032">
-    <w:abstractNumId w:val="1"/>
-    <w:lvlOverride w:ilvl="0">
-      <w:startOverride w:val="1"/>
-    </w:lvlOverride>
-  </w:num>
-  <w:num w:numId="8" w16cid:durableId="2137947317">
+  <w:num w:numId="12" w16cid:durableId="1939603726">
     <w:abstractNumId w:val="9"/>
-    <w:lvlOverride w:ilvl="0">
-      <w:startOverride w:val="1"/>
-    </w:lvlOverride>
-  </w:num>
-  <w:num w:numId="9" w16cid:durableId="1247610943">
-    <w:abstractNumId w:val="8"/>
-    <w:lvlOverride w:ilvl="0">
-      <w:startOverride w:val="1"/>
-    </w:lvlOverride>
-  </w:num>
-  <w:num w:numId="10" w16cid:durableId="654921473">
-    <w:abstractNumId w:val="7"/>
-    <w:lvlOverride w:ilvl="0">
-      <w:startOverride w:val="1"/>
-    </w:lvlOverride>
-  </w:num>
-  <w:num w:numId="11" w16cid:durableId="1397437857">
-    <w:abstractNumId w:val="6"/>
-    <w:lvlOverride w:ilvl="0">
-      <w:startOverride w:val="1"/>
-    </w:lvlOverride>
-  </w:num>
-  <w:num w:numId="12" w16cid:durableId="1097367035">
-    <w:abstractNumId w:val="5"/>
     <w:lvlOverride w:ilvl="0">
       <w:startOverride w:val="1"/>
     </w:lvlOverride>
@@ -9428,7 +9413,7 @@
     <w:autoRedefine/>
     <w:uiPriority w:val="39"/>
     <w:unhideWhenUsed/>
-    <w:rsid w:val="00CC7C21"/>
+    <w:rsid w:val="00571547"/>
     <w:pPr>
       <w:spacing w:after="100"/>
     </w:pPr>
@@ -9440,7 +9425,7 @@
     <w:autoRedefine/>
     <w:uiPriority w:val="39"/>
     <w:unhideWhenUsed/>
-    <w:rsid w:val="00CC7C21"/>
+    <w:rsid w:val="00571547"/>
     <w:pPr>
       <w:spacing w:after="100"/>
       <w:ind w:left="210"/>

--- a/docs/manuals/Role_Guide_3_Contact_RA.docx
+++ b/docs/manuals/Role_Guide_3_Contact_RA.docx
@@ -69,7 +69,7 @@
           <w:left w:w="10" w:type="dxa"/>
           <w:right w:w="10" w:type="dxa"/>
         </w:tblCellMar>
-        <w:tblLook w:val="0000" w:firstRow="0" w:lastRow="0" w:firstColumn="0" w:lastColumn="0" w:noHBand="0" w:noVBand="0"/>
+        <w:tblLook w:val="04A0" w:firstRow="1" w:lastRow="0" w:firstColumn="1" w:lastColumn="0" w:noHBand="0" w:noVBand="1"/>
       </w:tblPr>
       <w:tblGrid>
         <w:gridCol w:w="2300"/>
@@ -538,7 +538,7 @@
     <w:sdt>
       <w:sdtPr>
         <w:alias w:val="Contents"/>
-        <w:id w:val="1212691225"/>
+        <w:id w:val="-1276785224"/>
       </w:sdtPr>
       <w:sdtEndPr/>
       <w:sdtContent>
@@ -567,7 +567,7 @@
           <w:r>
             <w:fldChar w:fldCharType="separate"/>
           </w:r>
-          <w:hyperlink w:anchor="_Toc240405936" w:history="1">
+          <w:hyperlink w:anchor="_Toc240453569" w:history="1">
             <w:r>
               <w:rPr>
                 <w:rStyle w:val="Hyperlink"/>
@@ -591,7 +591,7 @@
               <w:rPr>
                 <w:noProof/>
               </w:rPr>
-              <w:instrText xml:space="preserve"> PAGEREF _Toc240405936 \h </w:instrText>
+              <w:instrText xml:space="preserve"> PAGEREF _Toc240453569 \h </w:instrText>
             </w:r>
             <w:r>
               <w:rPr>
@@ -634,7 +634,7 @@
               <w14:ligatures w14:val="standardContextual"/>
             </w:rPr>
           </w:pPr>
-          <w:hyperlink w:anchor="_Toc240405937" w:history="1">
+          <w:hyperlink w:anchor="_Toc240453570" w:history="1">
             <w:r>
               <w:rPr>
                 <w:rStyle w:val="Hyperlink"/>
@@ -658,7 +658,7 @@
               <w:rPr>
                 <w:noProof/>
               </w:rPr>
-              <w:instrText xml:space="preserve"> PAGEREF _Toc240405937 \h </w:instrText>
+              <w:instrText xml:space="preserve"> PAGEREF _Toc240453570 \h </w:instrText>
             </w:r>
             <w:r>
               <w:rPr>
@@ -701,7 +701,7 @@
               <w14:ligatures w14:val="standardContextual"/>
             </w:rPr>
           </w:pPr>
-          <w:hyperlink w:anchor="_Toc240405938" w:history="1">
+          <w:hyperlink w:anchor="_Toc240453571" w:history="1">
             <w:r>
               <w:rPr>
                 <w:rStyle w:val="Hyperlink"/>
@@ -725,7 +725,7 @@
               <w:rPr>
                 <w:noProof/>
               </w:rPr>
-              <w:instrText xml:space="preserve"> PAGEREF _Toc240405938 \h </w:instrText>
+              <w:instrText xml:space="preserve"> PAGEREF _Toc240453571 \h </w:instrText>
             </w:r>
             <w:r>
               <w:rPr>
@@ -768,7 +768,7 @@
               <w14:ligatures w14:val="standardContextual"/>
             </w:rPr>
           </w:pPr>
-          <w:hyperlink w:anchor="_Toc240405939" w:history="1">
+          <w:hyperlink w:anchor="_Toc240453572" w:history="1">
             <w:r>
               <w:rPr>
                 <w:rStyle w:val="Hyperlink"/>
@@ -792,7 +792,7 @@
               <w:rPr>
                 <w:noProof/>
               </w:rPr>
-              <w:instrText xml:space="preserve"> PAGEREF _Toc240405939 \h </w:instrText>
+              <w:instrText xml:space="preserve"> PAGEREF _Toc240453572 \h </w:instrText>
             </w:r>
             <w:r>
               <w:rPr>
@@ -835,7 +835,7 @@
               <w14:ligatures w14:val="standardContextual"/>
             </w:rPr>
           </w:pPr>
-          <w:hyperlink w:anchor="_Toc240405940" w:history="1">
+          <w:hyperlink w:anchor="_Toc240453573" w:history="1">
             <w:r>
               <w:rPr>
                 <w:rStyle w:val="Hyperlink"/>
@@ -859,7 +859,7 @@
               <w:rPr>
                 <w:noProof/>
               </w:rPr>
-              <w:instrText xml:space="preserve"> PAGEREF _Toc240405940 \h </w:instrText>
+              <w:instrText xml:space="preserve"> PAGEREF _Toc240453573 \h </w:instrText>
             </w:r>
             <w:r>
               <w:rPr>
@@ -902,7 +902,7 @@
               <w14:ligatures w14:val="standardContextual"/>
             </w:rPr>
           </w:pPr>
-          <w:hyperlink w:anchor="_Toc240405941" w:history="1">
+          <w:hyperlink w:anchor="_Toc240453574" w:history="1">
             <w:r>
               <w:rPr>
                 <w:rStyle w:val="Hyperlink"/>
@@ -926,7 +926,7 @@
               <w:rPr>
                 <w:noProof/>
               </w:rPr>
-              <w:instrText xml:space="preserve"> PAGEREF _Toc240405941 \h </w:instrText>
+              <w:instrText xml:space="preserve"> PAGEREF _Toc240453574 \h </w:instrText>
             </w:r>
             <w:r>
               <w:rPr>
@@ -969,7 +969,7 @@
               <w14:ligatures w14:val="standardContextual"/>
             </w:rPr>
           </w:pPr>
-          <w:hyperlink w:anchor="_Toc240405942" w:history="1">
+          <w:hyperlink w:anchor="_Toc240453575" w:history="1">
             <w:r>
               <w:rPr>
                 <w:rStyle w:val="Hyperlink"/>
@@ -993,7 +993,7 @@
               <w:rPr>
                 <w:noProof/>
               </w:rPr>
-              <w:instrText xml:space="preserve"> PAGEREF _Toc240405942 \h </w:instrText>
+              <w:instrText xml:space="preserve"> PAGEREF _Toc240453575 \h </w:instrText>
             </w:r>
             <w:r>
               <w:rPr>
@@ -1036,7 +1036,7 @@
               <w14:ligatures w14:val="standardContextual"/>
             </w:rPr>
           </w:pPr>
-          <w:hyperlink w:anchor="_Toc240405943" w:history="1">
+          <w:hyperlink w:anchor="_Toc240453576" w:history="1">
             <w:r>
               <w:rPr>
                 <w:rStyle w:val="Hyperlink"/>
@@ -1060,7 +1060,7 @@
               <w:rPr>
                 <w:noProof/>
               </w:rPr>
-              <w:instrText xml:space="preserve"> PAGEREF _Toc240405943 \h </w:instrText>
+              <w:instrText xml:space="preserve"> PAGEREF _Toc240453576 \h </w:instrText>
             </w:r>
             <w:r>
               <w:rPr>
@@ -1103,7 +1103,7 @@
               <w14:ligatures w14:val="standardContextual"/>
             </w:rPr>
           </w:pPr>
-          <w:hyperlink w:anchor="_Toc240405944" w:history="1">
+          <w:hyperlink w:anchor="_Toc240453577" w:history="1">
             <w:r>
               <w:rPr>
                 <w:rStyle w:val="Hyperlink"/>
@@ -1127,7 +1127,7 @@
               <w:rPr>
                 <w:noProof/>
               </w:rPr>
-              <w:instrText xml:space="preserve"> PAGEREF _Toc240405944 \h </w:instrText>
+              <w:instrText xml:space="preserve"> PAGEREF _Toc240453577 \h </w:instrText>
             </w:r>
             <w:r>
               <w:rPr>
@@ -1170,7 +1170,7 @@
               <w14:ligatures w14:val="standardContextual"/>
             </w:rPr>
           </w:pPr>
-          <w:hyperlink w:anchor="_Toc240405945" w:history="1">
+          <w:hyperlink w:anchor="_Toc240453578" w:history="1">
             <w:r>
               <w:rPr>
                 <w:rStyle w:val="Hyperlink"/>
@@ -1194,7 +1194,7 @@
               <w:rPr>
                 <w:noProof/>
               </w:rPr>
-              <w:instrText xml:space="preserve"> PAGEREF _Toc240405945 \h </w:instrText>
+              <w:instrText xml:space="preserve"> PAGEREF _Toc240453578 \h </w:instrText>
             </w:r>
             <w:r>
               <w:rPr>
@@ -1237,7 +1237,7 @@
               <w14:ligatures w14:val="standardContextual"/>
             </w:rPr>
           </w:pPr>
-          <w:hyperlink w:anchor="_Toc240405946" w:history="1">
+          <w:hyperlink w:anchor="_Toc240453579" w:history="1">
             <w:r>
               <w:rPr>
                 <w:rStyle w:val="Hyperlink"/>
@@ -1261,7 +1261,7 @@
               <w:rPr>
                 <w:noProof/>
               </w:rPr>
-              <w:instrText xml:space="preserve"> PAGEREF _Toc240405946 \h </w:instrText>
+              <w:instrText xml:space="preserve"> PAGEREF _Toc240453579 \h </w:instrText>
             </w:r>
             <w:r>
               <w:rPr>
@@ -1304,7 +1304,7 @@
               <w14:ligatures w14:val="standardContextual"/>
             </w:rPr>
           </w:pPr>
-          <w:hyperlink w:anchor="_Toc240405947" w:history="1">
+          <w:hyperlink w:anchor="_Toc240453580" w:history="1">
             <w:r>
               <w:rPr>
                 <w:rStyle w:val="Hyperlink"/>
@@ -1328,7 +1328,7 @@
               <w:rPr>
                 <w:noProof/>
               </w:rPr>
-              <w:instrText xml:space="preserve"> PAGEREF _Toc240405947 \h </w:instrText>
+              <w:instrText xml:space="preserve"> PAGEREF _Toc240453580 \h </w:instrText>
             </w:r>
             <w:r>
               <w:rPr>
@@ -1371,7 +1371,7 @@
               <w14:ligatures w14:val="standardContextual"/>
             </w:rPr>
           </w:pPr>
-          <w:hyperlink w:anchor="_Toc240405948" w:history="1">
+          <w:hyperlink w:anchor="_Toc240453581" w:history="1">
             <w:r>
               <w:rPr>
                 <w:rStyle w:val="Hyperlink"/>
@@ -1395,7 +1395,7 @@
               <w:rPr>
                 <w:noProof/>
               </w:rPr>
-              <w:instrText xml:space="preserve"> PAGEREF _Toc240405948 \h </w:instrText>
+              <w:instrText xml:space="preserve"> PAGEREF _Toc240453581 \h </w:instrText>
             </w:r>
             <w:r>
               <w:rPr>
@@ -1438,7 +1438,7 @@
               <w14:ligatures w14:val="standardContextual"/>
             </w:rPr>
           </w:pPr>
-          <w:hyperlink w:anchor="_Toc240405949" w:history="1">
+          <w:hyperlink w:anchor="_Toc240453582" w:history="1">
             <w:r>
               <w:rPr>
                 <w:rStyle w:val="Hyperlink"/>
@@ -1462,7 +1462,7 @@
               <w:rPr>
                 <w:noProof/>
               </w:rPr>
-              <w:instrText xml:space="preserve"> PAGEREF _Toc240405949 \h </w:instrText>
+              <w:instrText xml:space="preserve"> PAGEREF _Toc240453582 \h </w:instrText>
             </w:r>
             <w:r>
               <w:rPr>
@@ -1505,7 +1505,7 @@
               <w14:ligatures w14:val="standardContextual"/>
             </w:rPr>
           </w:pPr>
-          <w:hyperlink w:anchor="_Toc240405950" w:history="1">
+          <w:hyperlink w:anchor="_Toc240453583" w:history="1">
             <w:r>
               <w:rPr>
                 <w:rStyle w:val="Hyperlink"/>
@@ -1529,7 +1529,7 @@
               <w:rPr>
                 <w:noProof/>
               </w:rPr>
-              <w:instrText xml:space="preserve"> PAGEREF _Toc240405950 \h </w:instrText>
+              <w:instrText xml:space="preserve"> PAGEREF _Toc240453583 \h </w:instrText>
             </w:r>
             <w:r>
               <w:rPr>
@@ -1572,7 +1572,7 @@
               <w14:ligatures w14:val="standardContextual"/>
             </w:rPr>
           </w:pPr>
-          <w:hyperlink w:anchor="_Toc240405951" w:history="1">
+          <w:hyperlink w:anchor="_Toc240453584" w:history="1">
             <w:r>
               <w:rPr>
                 <w:rStyle w:val="Hyperlink"/>
@@ -1596,7 +1596,7 @@
               <w:rPr>
                 <w:noProof/>
               </w:rPr>
-              <w:instrText xml:space="preserve"> PAGEREF _Toc240405951 \h </w:instrText>
+              <w:instrText xml:space="preserve"> PAGEREF _Toc240453584 \h </w:instrText>
             </w:r>
             <w:r>
               <w:rPr>
@@ -1639,7 +1639,7 @@
               <w14:ligatures w14:val="standardContextual"/>
             </w:rPr>
           </w:pPr>
-          <w:hyperlink w:anchor="_Toc240405952" w:history="1">
+          <w:hyperlink w:anchor="_Toc240453585" w:history="1">
             <w:r>
               <w:rPr>
                 <w:rStyle w:val="Hyperlink"/>
@@ -1663,7 +1663,7 @@
               <w:rPr>
                 <w:noProof/>
               </w:rPr>
-              <w:instrText xml:space="preserve"> PAGEREF _Toc240405952 \h </w:instrText>
+              <w:instrText xml:space="preserve"> PAGEREF _Toc240453585 \h </w:instrText>
             </w:r>
             <w:r>
               <w:rPr>
@@ -1706,7 +1706,7 @@
               <w14:ligatures w14:val="standardContextual"/>
             </w:rPr>
           </w:pPr>
-          <w:hyperlink w:anchor="_Toc240405953" w:history="1">
+          <w:hyperlink w:anchor="_Toc240453586" w:history="1">
             <w:r>
               <w:rPr>
                 <w:rStyle w:val="Hyperlink"/>
@@ -1730,7 +1730,7 @@
               <w:rPr>
                 <w:noProof/>
               </w:rPr>
-              <w:instrText xml:space="preserve"> PAGEREF _Toc240405953 \h </w:instrText>
+              <w:instrText xml:space="preserve"> PAGEREF _Toc240453586 \h </w:instrText>
             </w:r>
             <w:r>
               <w:rPr>
@@ -1773,7 +1773,7 @@
               <w14:ligatures w14:val="standardContextual"/>
             </w:rPr>
           </w:pPr>
-          <w:hyperlink w:anchor="_Toc240405954" w:history="1">
+          <w:hyperlink w:anchor="_Toc240453587" w:history="1">
             <w:r>
               <w:rPr>
                 <w:rStyle w:val="Hyperlink"/>
@@ -1797,7 +1797,7 @@
               <w:rPr>
                 <w:noProof/>
               </w:rPr>
-              <w:instrText xml:space="preserve"> PAGEREF _Toc240405954 \h </w:instrText>
+              <w:instrText xml:space="preserve"> PAGEREF _Toc240453587 \h </w:instrText>
             </w:r>
             <w:r>
               <w:rPr>
@@ -1840,7 +1840,7 @@
               <w14:ligatures w14:val="standardContextual"/>
             </w:rPr>
           </w:pPr>
-          <w:hyperlink w:anchor="_Toc240405955" w:history="1">
+          <w:hyperlink w:anchor="_Toc240453588" w:history="1">
             <w:r>
               <w:rPr>
                 <w:rStyle w:val="Hyperlink"/>
@@ -1864,7 +1864,7 @@
               <w:rPr>
                 <w:noProof/>
               </w:rPr>
-              <w:instrText xml:space="preserve"> PAGEREF _Toc240405955 \h </w:instrText>
+              <w:instrText xml:space="preserve"> PAGEREF _Toc240453588 \h </w:instrText>
             </w:r>
             <w:r>
               <w:rPr>
@@ -1907,7 +1907,7 @@
               <w14:ligatures w14:val="standardContextual"/>
             </w:rPr>
           </w:pPr>
-          <w:hyperlink w:anchor="_Toc240405956" w:history="1">
+          <w:hyperlink w:anchor="_Toc240453589" w:history="1">
             <w:r>
               <w:rPr>
                 <w:rStyle w:val="Hyperlink"/>
@@ -1931,7 +1931,7 @@
               <w:rPr>
                 <w:noProof/>
               </w:rPr>
-              <w:instrText xml:space="preserve"> PAGEREF _Toc240405956 \h </w:instrText>
+              <w:instrText xml:space="preserve"> PAGEREF _Toc240453589 \h </w:instrText>
             </w:r>
             <w:r>
               <w:rPr>
@@ -1970,7 +1970,7 @@
         <w:pStyle w:val="Heading1"/>
         <w:pageBreakBefore/>
       </w:pPr>
-      <w:bookmarkStart w:id="0" w:name="_Toc240405936"/>
+      <w:bookmarkStart w:id="0" w:name="_Toc240453569"/>
       <w:r>
         <w:lastRenderedPageBreak/>
         <w:t>1. Your role at a glance</w:t>
@@ -2130,7 +2130,7 @@
           <w:left w:w="10" w:type="dxa"/>
           <w:right w:w="10" w:type="dxa"/>
         </w:tblCellMar>
-        <w:tblLook w:val="0000" w:firstRow="0" w:lastRow="0" w:firstColumn="0" w:lastColumn="0" w:noHBand="0" w:noVBand="0"/>
+        <w:tblLook w:val="04A0" w:firstRow="1" w:lastRow="0" w:firstColumn="1" w:lastColumn="0" w:noHBand="0" w:noVBand="1"/>
       </w:tblPr>
       <w:tblGrid>
         <w:gridCol w:w="9412"/>
@@ -2190,7 +2190,7 @@
         <w:pStyle w:val="Heading1"/>
         <w:pageBreakBefore/>
       </w:pPr>
-      <w:bookmarkStart w:id="1" w:name="_Toc240405937"/>
+      <w:bookmarkStart w:id="1" w:name="_Toc240453570"/>
       <w:r>
         <w:lastRenderedPageBreak/>
         <w:t>2. Signing in and your screens</w:t>
@@ -2201,7 +2201,7 @@
       <w:pPr>
         <w:pStyle w:val="Heading2"/>
       </w:pPr>
-      <w:bookmarkStart w:id="2" w:name="_Toc240405938"/>
+      <w:bookmarkStart w:id="2" w:name="_Toc240453571"/>
       <w:r>
         <w:t>Signing in</w:t>
       </w:r>
@@ -2284,7 +2284,7 @@
           <w:noProof/>
         </w:rPr>
         <w:drawing>
-          <wp:inline distT="0" distB="0" distL="0" distR="0" wp14:anchorId="0E62F3EA" wp14:editId="053403FF">
+          <wp:inline distT="0" distB="0" distL="0" distR="0">
             <wp:extent cx="5334000" cy="2333625"/>
             <wp:effectExtent l="0" t="0" r="0" b="0"/>
             <wp:docPr id="1" name="adm_login.jpg" descr="The sign-in screen for all internal staff." title="The sign-in screen for all internal staff."/>
@@ -2392,7 +2392,7 @@
           <w:left w:w="10" w:type="dxa"/>
           <w:right w:w="10" w:type="dxa"/>
         </w:tblCellMar>
-        <w:tblLook w:val="0000" w:firstRow="0" w:lastRow="0" w:firstColumn="0" w:lastColumn="0" w:noHBand="0" w:noVBand="0"/>
+        <w:tblLook w:val="04A0" w:firstRow="1" w:lastRow="0" w:firstColumn="1" w:lastColumn="0" w:noHBand="0" w:noVBand="1"/>
       </w:tblPr>
       <w:tblGrid>
         <w:gridCol w:w="9412"/>
@@ -2451,7 +2451,7 @@
       <w:pPr>
         <w:pStyle w:val="Heading2"/>
       </w:pPr>
-      <w:bookmarkStart w:id="3" w:name="_Toc240405939"/>
+      <w:bookmarkStart w:id="3" w:name="_Toc240453572"/>
       <w:r>
         <w:t>Finding your way around</w:t>
       </w:r>
@@ -2626,7 +2626,7 @@
         </w:rPr>
         <w:lastRenderedPageBreak/>
         <w:drawing>
-          <wp:inline distT="0" distB="0" distL="0" distR="0" wp14:anchorId="3789F2A7" wp14:editId="422EC02B">
+          <wp:inline distT="0" distB="0" distL="0" distR="0">
             <wp:extent cx="5715000" cy="1876425"/>
             <wp:effectExtent l="0" t="0" r="0" b="0"/>
             <wp:docPr id="2" name="adm_not_your_role.jpg" descr="Opening a screen outside your role (for example from an old bookmark) shows this card instead of the screen." title="Opening a screen outside your role (for example from an old bookmark) shows this card instead of the screen."/>
@@ -2695,7 +2695,7 @@
       <w:pPr>
         <w:pStyle w:val="Heading2"/>
       </w:pPr>
-      <w:bookmarkStart w:id="4" w:name="_Toc240405940"/>
+      <w:bookmarkStart w:id="4" w:name="_Toc240453573"/>
       <w:r>
         <w:t>Your screens</w:t>
       </w:r>
@@ -2716,7 +2716,7 @@
           <w:left w:w="10" w:type="dxa"/>
           <w:right w:w="10" w:type="dxa"/>
         </w:tblCellMar>
-        <w:tblLook w:val="0000" w:firstRow="0" w:lastRow="0" w:firstColumn="0" w:lastColumn="0" w:noHBand="0" w:noVBand="0"/>
+        <w:tblLook w:val="04A0" w:firstRow="1" w:lastRow="0" w:firstColumn="1" w:lastColumn="0" w:noHBand="0" w:noVBand="1"/>
       </w:tblPr>
       <w:tblGrid>
         <w:gridCol w:w="2824"/>
@@ -2970,7 +2970,7 @@
       <w:pPr>
         <w:pStyle w:val="Heading2"/>
       </w:pPr>
-      <w:bookmarkStart w:id="5" w:name="_Toc240405941"/>
+      <w:bookmarkStart w:id="5" w:name="_Toc240453574"/>
       <w:r>
         <w:t>Changing your password</w:t>
       </w:r>
@@ -3053,7 +3053,7 @@
           <w:noProof/>
         </w:rPr>
         <w:drawing>
-          <wp:inline distT="0" distB="0" distL="0" distR="0" wp14:anchorId="168F00C0" wp14:editId="071C7209">
+          <wp:inline distT="0" distB="0" distL="0" distR="0">
             <wp:extent cx="5334000" cy="2171700"/>
             <wp:effectExtent l="0" t="0" r="0" b="0"/>
             <wp:docPr id="3" name="adm_account.jpg" descr="Change Password screen." title="Change Password screen."/>
@@ -3141,7 +3141,7 @@
         <w:pStyle w:val="Heading1"/>
         <w:pageBreakBefore/>
       </w:pPr>
-      <w:bookmarkStart w:id="6" w:name="_Toc240405942"/>
+      <w:bookmarkStart w:id="6" w:name="_Toc240453575"/>
       <w:r>
         <w:lastRenderedPageBreak/>
         <w:t>3. Your routine</w:t>
@@ -3171,7 +3171,7 @@
           <w:left w:w="10" w:type="dxa"/>
           <w:right w:w="10" w:type="dxa"/>
         </w:tblCellMar>
-        <w:tblLook w:val="0000" w:firstRow="0" w:lastRow="0" w:firstColumn="0" w:lastColumn="0" w:noHBand="0" w:noVBand="0"/>
+        <w:tblLook w:val="04A0" w:firstRow="1" w:lastRow="0" w:firstColumn="1" w:lastColumn="0" w:noHBand="0" w:noVBand="1"/>
       </w:tblPr>
       <w:tblGrid>
         <w:gridCol w:w="2071"/>
@@ -3485,7 +3485,7 @@
         <w:pStyle w:val="Heading1"/>
         <w:pageBreakBefore/>
       </w:pPr>
-      <w:bookmarkStart w:id="7" w:name="_Toc240405943"/>
+      <w:bookmarkStart w:id="7" w:name="_Toc240453576"/>
       <w:r>
         <w:lastRenderedPageBreak/>
         <w:t>4. Step-by-step tasks</w:t>
@@ -3496,7 +3496,7 @@
       <w:pPr>
         <w:pStyle w:val="Heading2"/>
       </w:pPr>
-      <w:bookmarkStart w:id="8" w:name="_Toc240405944"/>
+      <w:bookmarkStart w:id="8" w:name="_Toc240453577"/>
       <w:r>
         <w:t>4.1 Finding your cases</w:t>
       </w:r>
@@ -3536,7 +3536,7 @@
           <w:noProof/>
         </w:rPr>
         <w:drawing>
-          <wp:inline distT="0" distB="0" distL="0" distR="0" wp14:anchorId="694F8428" wp14:editId="2A8DD7E9">
+          <wp:inline distT="0" distB="0" distL="0" distR="0">
             <wp:extent cx="5334000" cy="3333750"/>
             <wp:effectExtent l="0" t="0" r="0" b="0"/>
             <wp:docPr id="4" name="cra_register.jpg" descr="Main-400 Register for a Contact RA." title="Main-400 Register for a Contact RA."/>
@@ -3666,7 +3666,7 @@
       <w:pPr>
         <w:pStyle w:val="Heading2"/>
       </w:pPr>
-      <w:bookmarkStart w:id="9" w:name="_Toc240405945"/>
+      <w:bookmarkStart w:id="9" w:name="_Toc240453578"/>
       <w:r>
         <w:t>4.2 Recording the respondent and their contact details</w:t>
       </w:r>
@@ -3808,7 +3808,7 @@
         </w:rPr>
         <w:lastRenderedPageBreak/>
         <w:drawing>
-          <wp:inline distT="0" distB="0" distL="0" distR="0" wp14:anchorId="1EA0D645" wp14:editId="1B48D9A1">
+          <wp:inline distT="0" distB="0" distL="0" distR="0">
             <wp:extent cx="5334000" cy="2114550"/>
             <wp:effectExtent l="0" t="0" r="0" b="0"/>
             <wp:docPr id="5" name="adm_case_add_person.jpg" descr="Adding a person to a case." title="Adding a person to a case."/>
@@ -4012,7 +4012,7 @@
           <w:left w:w="10" w:type="dxa"/>
           <w:right w:w="10" w:type="dxa"/>
         </w:tblCellMar>
-        <w:tblLook w:val="0000" w:firstRow="0" w:lastRow="0" w:firstColumn="0" w:lastColumn="0" w:noHBand="0" w:noVBand="0"/>
+        <w:tblLook w:val="04A0" w:firstRow="1" w:lastRow="0" w:firstColumn="1" w:lastColumn="0" w:noHBand="0" w:noVBand="1"/>
       </w:tblPr>
       <w:tblGrid>
         <w:gridCol w:w="9412"/>
@@ -4071,7 +4071,7 @@
       <w:pPr>
         <w:pStyle w:val="Heading2"/>
       </w:pPr>
-      <w:bookmarkStart w:id="10" w:name="_Toc240405946"/>
+      <w:bookmarkStart w:id="10" w:name="_Toc240453579"/>
       <w:r>
         <w:t>4.3 Sending an invitation</w:t>
       </w:r>
@@ -4184,7 +4184,7 @@
           <w:noProof/>
         </w:rPr>
         <w:drawing>
-          <wp:inline distT="0" distB="0" distL="0" distR="0" wp14:anchorId="54D1B0AE" wp14:editId="0B73F016">
+          <wp:inline distT="0" distB="0" distL="0" distR="0">
             <wp:extent cx="5334000" cy="1143000"/>
             <wp:effectExtent l="0" t="0" r="0" b="0"/>
             <wp:docPr id="6" name="cra_case_invitations_before.jpg" descr="Invitations panel before sending, with the history of earlier invitations." title="Invitations panel before sending, with the history of earlier invitations."/>
@@ -4279,7 +4279,17 @@
         <w:t>Send via WhatsApp</w:t>
       </w:r>
       <w:r>
-        <w:t xml:space="preserve"> to open WhatsApp with the approved message and link already written, choose the respondent's chat and send. Or select </w:t>
+        <w:t xml:space="preserve">. WhatsApp opens </w:t>
+      </w:r>
+      <w:r>
+        <w:rPr>
+          <w:b/>
+          <w:bCs/>
+        </w:rPr>
+        <w:t>that respondent's chat</w:t>
+      </w:r>
+      <w:r>
+        <w:t xml:space="preserve"> (their WhatsApp number, or their phone number if none) with the approved message, personal link and study contact details already written: check you are on the study WhatsApp number, then press Send. If the case has no number on file, the panel says so and WhatsApp asks you to choose the chat. Or select </w:t>
       </w:r>
       <w:r>
         <w:rPr>
@@ -4304,7 +4314,7 @@
         </w:rPr>
         <w:lastRenderedPageBreak/>
         <w:drawing>
-          <wp:inline distT="0" distB="0" distL="0" distR="0" wp14:anchorId="79CE2C8B" wp14:editId="758FC54E">
+          <wp:inline distT="0" distB="0" distL="0" distR="0">
             <wp:extent cx="5334000" cy="2019300"/>
             <wp:effectExtent l="0" t="0" r="0" b="0"/>
             <wp:docPr id="7" name="cra_case_invitation_sent.jpg" descr="The link, manual code and expiry date are shown once, with ready-to-send buttons." title="The link, manual code and expiry date are shown once, with ready-to-send buttons."/>
@@ -4422,7 +4432,7 @@
           <w:left w:w="10" w:type="dxa"/>
           <w:right w:w="10" w:type="dxa"/>
         </w:tblCellMar>
-        <w:tblLook w:val="0000" w:firstRow="0" w:lastRow="0" w:firstColumn="0" w:lastColumn="0" w:noHBand="0" w:noVBand="0"/>
+        <w:tblLook w:val="04A0" w:firstRow="1" w:lastRow="0" w:firstColumn="1" w:lastColumn="0" w:noHBand="0" w:noVBand="1"/>
       </w:tblPr>
       <w:tblGrid>
         <w:gridCol w:w="9412"/>
@@ -4551,7 +4561,7 @@
       <w:pPr>
         <w:pStyle w:val="Heading2"/>
       </w:pPr>
-      <w:bookmarkStart w:id="11" w:name="_Toc240405947"/>
+      <w:bookmarkStart w:id="11" w:name="_Toc240453580"/>
       <w:r>
         <w:t>4.4 Logging a contact attempt</w:t>
       </w:r>
@@ -4609,7 +4619,7 @@
           <w:noProof/>
         </w:rPr>
         <w:drawing>
-          <wp:inline distT="0" distB="0" distL="0" distR="0" wp14:anchorId="2791486F" wp14:editId="0B9490FC">
+          <wp:inline distT="0" distB="0" distL="0" distR="0">
             <wp:extent cx="5334000" cy="1343025"/>
             <wp:effectExtent l="0" t="0" r="0" b="0"/>
             <wp:docPr id="8" name="adm_case_timeline.jpg" descr="Contact timeline and the form for logging an attempt." title="Contact timeline and the form for logging an attempt."/>
@@ -4752,7 +4762,7 @@
       <w:pPr>
         <w:pStyle w:val="Heading2"/>
       </w:pPr>
-      <w:bookmarkStart w:id="12" w:name="_Toc240405948"/>
+      <w:bookmarkStart w:id="12" w:name="_Toc240453581"/>
       <w:r>
         <w:lastRenderedPageBreak/>
         <w:t>4.5 Sending follow-up reminders</w:t>
@@ -4821,7 +4831,7 @@
           <w:noProof/>
         </w:rPr>
         <w:drawing>
-          <wp:inline distT="0" distB="0" distL="0" distR="0" wp14:anchorId="5D8AD209" wp14:editId="31A88FD8">
+          <wp:inline distT="0" distB="0" distL="0" distR="0">
             <wp:extent cx="5334000" cy="3333750"/>
             <wp:effectExtent l="0" t="0" r="0" b="0"/>
             <wp:docPr id="9" name="cra_follow_ups.jpg" descr="Follow-ups due. Contact RAs see only their own cases." title="Follow-ups due. Contact RAs see only their own cases."/>
@@ -4972,7 +4982,7 @@
           <w:left w:w="10" w:type="dxa"/>
           <w:right w:w="10" w:type="dxa"/>
         </w:tblCellMar>
-        <w:tblLook w:val="0000" w:firstRow="0" w:lastRow="0" w:firstColumn="0" w:lastColumn="0" w:noHBand="0" w:noVBand="0"/>
+        <w:tblLook w:val="04A0" w:firstRow="1" w:lastRow="0" w:firstColumn="1" w:lastColumn="0" w:noHBand="0" w:noVBand="1"/>
       </w:tblPr>
       <w:tblGrid>
         <w:gridCol w:w="9412"/>
@@ -5047,7 +5057,7 @@
       <w:pPr>
         <w:pStyle w:val="Heading2"/>
       </w:pPr>
-      <w:bookmarkStart w:id="13" w:name="_Toc240405949"/>
+      <w:bookmarkStart w:id="13" w:name="_Toc240453582"/>
       <w:r>
         <w:t>4.6 Managing appointments</w:t>
       </w:r>
@@ -5088,7 +5098,7 @@
         </w:rPr>
         <w:lastRenderedPageBreak/>
         <w:drawing>
-          <wp:inline distT="0" distB="0" distL="0" distR="0" wp14:anchorId="2AA30C84" wp14:editId="4C23DC86">
+          <wp:inline distT="0" distB="0" distL="0" distR="0">
             <wp:extent cx="5334000" cy="2667000"/>
             <wp:effectExtent l="0" t="0" r="0" b="0"/>
             <wp:docPr id="10" name="cra_appointments.jpg" descr="Appointment Queue." title="Appointment Queue."/>
@@ -5271,7 +5281,7 @@
       <w:pPr>
         <w:pStyle w:val="Heading2"/>
       </w:pPr>
-      <w:bookmarkStart w:id="14" w:name="_Toc240405950"/>
+      <w:bookmarkStart w:id="14" w:name="_Toc240453583"/>
       <w:r>
         <w:t>4.7 Phone, WhatsApp-call or face-to-face administration</w:t>
       </w:r>
@@ -5400,7 +5410,7 @@
           <w:left w:w="10" w:type="dxa"/>
           <w:right w:w="10" w:type="dxa"/>
         </w:tblCellMar>
-        <w:tblLook w:val="0000" w:firstRow="0" w:lastRow="0" w:firstColumn="0" w:lastColumn="0" w:noHBand="0" w:noVBand="0"/>
+        <w:tblLook w:val="04A0" w:firstRow="1" w:lastRow="0" w:firstColumn="1" w:lastColumn="0" w:noHBand="0" w:noVBand="1"/>
       </w:tblPr>
       <w:tblGrid>
         <w:gridCol w:w="941"/>
@@ -5999,7 +6009,7 @@
       <w:pPr>
         <w:pStyle w:val="Heading2"/>
       </w:pPr>
-      <w:bookmarkStart w:id="15" w:name="_Toc240405951"/>
+      <w:bookmarkStart w:id="15" w:name="_Toc240453584"/>
       <w:r>
         <w:t>4.8 When the person is not the right respondent</w:t>
       </w:r>
@@ -6083,7 +6093,7 @@
       <w:pPr>
         <w:pStyle w:val="Heading2"/>
       </w:pPr>
-      <w:bookmarkStart w:id="16" w:name="_Toc240405952"/>
+      <w:bookmarkStart w:id="16" w:name="_Toc240453585"/>
       <w:r>
         <w:t>4.9 When someone refuses or asks to withdraw</w:t>
       </w:r>
@@ -6160,7 +6170,7 @@
       <w:pPr>
         <w:pStyle w:val="Heading2"/>
       </w:pPr>
-      <w:bookmarkStart w:id="17" w:name="_Toc240405953"/>
+      <w:bookmarkStart w:id="17" w:name="_Toc240453586"/>
       <w:r>
         <w:t>4.10 What to say to a respondent</w:t>
       </w:r>
@@ -6241,7 +6251,7 @@
         <w:pStyle w:val="Heading1"/>
         <w:pageBreakBefore/>
       </w:pPr>
-      <w:bookmarkStart w:id="18" w:name="_Toc240405954"/>
+      <w:bookmarkStart w:id="18" w:name="_Toc240453587"/>
       <w:r>
         <w:lastRenderedPageBreak/>
         <w:t>5. Rules you must follow</w:t>
@@ -6405,7 +6415,7 @@
         <w:pStyle w:val="Heading1"/>
         <w:pageBreakBefore/>
       </w:pPr>
-      <w:bookmarkStart w:id="19" w:name="_Toc240405955"/>
+      <w:bookmarkStart w:id="19" w:name="_Toc240453588"/>
       <w:r>
         <w:lastRenderedPageBreak/>
         <w:t>6. Troubleshooting</w:t>
@@ -6427,7 +6437,7 @@
           <w:left w:w="10" w:type="dxa"/>
           <w:right w:w="10" w:type="dxa"/>
         </w:tblCellMar>
-        <w:tblLook w:val="0000" w:firstRow="0" w:lastRow="0" w:firstColumn="0" w:lastColumn="0" w:noHBand="0" w:noVBand="0"/>
+        <w:tblLook w:val="04A0" w:firstRow="1" w:lastRow="0" w:firstColumn="1" w:lastColumn="0" w:noHBand="0" w:noVBand="1"/>
       </w:tblPr>
       <w:tblGrid>
         <w:gridCol w:w="2635"/>
@@ -6847,14 +6857,7 @@
                 <w:sz w:val="19"/>
                 <w:szCs w:val="19"/>
               </w:rPr>
-              <w:t xml:space="preserve">Select </w:t>
-            </w:r>
-            <w:r>
-              <w:rPr>
-                <w:sz w:val="19"/>
-                <w:szCs w:val="19"/>
-              </w:rPr>
-              <w:t>Send new invitation (replaces current).</w:t>
+              <w:t>Select Send new invitation (replaces current).</w:t>
             </w:r>
           </w:p>
         </w:tc>
@@ -6934,14 +6937,7 @@
                 <w:sz w:val="19"/>
                 <w:szCs w:val="19"/>
               </w:rPr>
-              <w:t>Select Go to my start screen</w:t>
-            </w:r>
-            <w:r>
-              <w:rPr>
-                <w:sz w:val="19"/>
-                <w:szCs w:val="19"/>
-              </w:rPr>
-              <w:t>. If you need that screen, ask the PI about your role.</w:t>
+              <w:t>Select Go to my start screen. If you need that screen, ask the PI about your role.</w:t>
             </w:r>
           </w:p>
         </w:tc>
@@ -7104,14 +7100,7 @@
                 <w:sz w:val="19"/>
                 <w:szCs w:val="19"/>
               </w:rPr>
-              <w:t>Use Next</w:t>
-            </w:r>
-            <w:r>
-              <w:rPr>
-                <w:sz w:val="19"/>
-                <w:szCs w:val="19"/>
-              </w:rPr>
-              <w:t>, or search. Ask the Field Coordinator to assign the case.</w:t>
+              <w:t>Use Next, or search. Ask the Field Coordinator to assign the case.</w:t>
             </w:r>
           </w:p>
         </w:tc>
@@ -7373,7 +7362,7 @@
         <w:pStyle w:val="Heading1"/>
         <w:pageBreakBefore/>
       </w:pPr>
-      <w:bookmarkStart w:id="20" w:name="_Toc240405956"/>
+      <w:bookmarkStart w:id="20" w:name="_Toc240453589"/>
       <w:r>
         <w:lastRenderedPageBreak/>
         <w:t>7. Quick reference</w:t>
@@ -7395,7 +7384,7 @@
           <w:left w:w="10" w:type="dxa"/>
           <w:right w:w="10" w:type="dxa"/>
         </w:tblCellMar>
-        <w:tblLook w:val="0000" w:firstRow="0" w:lastRow="0" w:firstColumn="0" w:lastColumn="0" w:noHBand="0" w:noVBand="0"/>
+        <w:tblLook w:val="04A0" w:firstRow="1" w:lastRow="0" w:firstColumn="1" w:lastColumn="0" w:noHBand="0" w:noVBand="1"/>
       </w:tblPr>
       <w:tblGrid>
         <w:gridCol w:w="2824"/>
@@ -7988,10 +7977,10 @@
 <file path=word/numbering.xml><?xml version="1.0" encoding="utf-8"?>
 <w:numbering xmlns:wpc="http://schemas.microsoft.com/office/word/2010/wordprocessingCanvas" xmlns:cx="http://schemas.microsoft.com/office/drawing/2014/chartex" xmlns:cx1="http://schemas.microsoft.com/office/drawing/2015/9/8/chartex" xmlns:cx2="http://schemas.microsoft.com/office/drawing/2015/10/21/chartex" xmlns:cx3="http://schemas.microsoft.com/office/drawing/2016/5/9/chartex" xmlns:cx4="http://schemas.microsoft.com/office/drawing/2016/5/10/chartex" xmlns:cx5="http://schemas.microsoft.com/office/drawing/2016/5/11/chartex" xmlns:cx6="http://schemas.microsoft.com/office/drawing/2016/5/12/chartex" xmlns:cx7="http://schemas.microsoft.com/office/drawing/2016/5/13/chartex" xmlns:cx8="http://schemas.microsoft.com/office/drawing/2016/5/14/chartex" xmlns:mc="http://schemas.openxmlformats.org/markup-compatibility/2006" xmlns:aink="http://schemas.microsoft.com/office/drawing/2016/ink" xmlns:am3d="http://schemas.microsoft.com/office/drawing/2017/model3d" xmlns:o="urn:schemas-microsoft-com:office:office" xmlns:oel="http://schemas.microsoft.com/office/2019/extlst" xmlns:r="http://schemas.openxmlformats.org/officeDocument/2006/relationships" xmlns:m="http://schemas.openxmlformats.org/officeDocument/2006/math" xmlns:v="urn:schemas-microsoft-com:vml" xmlns:wp14="http://schemas.microsoft.com/office/word/2010/wordprocessingDrawing" xmlns:wp="http://schemas.openxmlformats.org/drawingml/2006/wordprocessingDrawing" xmlns:w10="urn:schemas-microsoft-com:office:word" xmlns:w="http://schemas.openxmlformats.org/wordprocessingml/2006/main" xmlns:w14="http://schemas.microsoft.com/office/word/2010/wordml" xmlns:w15="http://schemas.microsoft.com/office/word/2012/wordml" xmlns:w16cex="http://schemas.microsoft.com/office/word/2018/wordml/cex" xmlns:w16cid="http://schemas.microsoft.com/office/word/2016/wordml/cid" xmlns:w16="http://schemas.microsoft.com/office/word/2018/wordml" xmlns:w16sdtdh="http://schemas.microsoft.com/office/word/2020/wordml/sdtdatahash" xmlns:w16se="http://schemas.microsoft.com/office/word/2015/wordml/symex" xmlns:wpg="http://schemas.microsoft.com/office/word/2010/wordprocessingGroup" xmlns:wpi="http://schemas.microsoft.com/office/word/2010/wordprocessingInk" xmlns:wne="http://schemas.microsoft.com/office/word/2006/wordml" xmlns:wps="http://schemas.microsoft.com/office/word/2010/wordprocessingShape" mc:Ignorable="w14 w15 w16se w16cid w16 w16cex w16sdtdh wp14">
   <w:abstractNum w:abstractNumId="0" w15:restartNumberingAfterBreak="0">
-    <w:nsid w:val="01F40D84"/>
+    <w:nsid w:val="03DA7578"/>
     <w:multiLevelType w:val="hybridMultilevel"/>
-    <w:tmpl w:val="889A0DC4"/>
-    <w:lvl w:ilvl="0" w:tplc="9318961E">
+    <w:tmpl w:val="8FB6AC58"/>
+    <w:lvl w:ilvl="0" w:tplc="2578E872">
       <w:start w:val="1"/>
       <w:numFmt w:val="decimal"/>
       <w:lvlText w:val="%1."/>
@@ -8005,52 +7994,110 @@
         <w:color w:val="A67C27"/>
       </w:rPr>
     </w:lvl>
-    <w:lvl w:ilvl="1" w:tplc="AA809466">
+    <w:lvl w:ilvl="1" w:tplc="07242BFA">
       <w:numFmt w:val="decimal"/>
       <w:lvlText w:val=""/>
       <w:lvlJc w:val="left"/>
     </w:lvl>
-    <w:lvl w:ilvl="2" w:tplc="BB7AEB74">
+    <w:lvl w:ilvl="2" w:tplc="A25AFE54">
       <w:numFmt w:val="decimal"/>
       <w:lvlText w:val=""/>
       <w:lvlJc w:val="left"/>
     </w:lvl>
-    <w:lvl w:ilvl="3" w:tplc="7B7CA100">
+    <w:lvl w:ilvl="3" w:tplc="858257D0">
       <w:numFmt w:val="decimal"/>
       <w:lvlText w:val=""/>
       <w:lvlJc w:val="left"/>
     </w:lvl>
-    <w:lvl w:ilvl="4" w:tplc="2B444206">
+    <w:lvl w:ilvl="4" w:tplc="4F561256">
       <w:numFmt w:val="decimal"/>
       <w:lvlText w:val=""/>
       <w:lvlJc w:val="left"/>
     </w:lvl>
-    <w:lvl w:ilvl="5" w:tplc="4440AFE6">
+    <w:lvl w:ilvl="5" w:tplc="B1382950">
       <w:numFmt w:val="decimal"/>
       <w:lvlText w:val=""/>
       <w:lvlJc w:val="left"/>
     </w:lvl>
-    <w:lvl w:ilvl="6" w:tplc="AEAEEB4C">
+    <w:lvl w:ilvl="6" w:tplc="6F7ECD34">
       <w:numFmt w:val="decimal"/>
       <w:lvlText w:val=""/>
       <w:lvlJc w:val="left"/>
     </w:lvl>
-    <w:lvl w:ilvl="7" w:tplc="618CBE4C">
+    <w:lvl w:ilvl="7" w:tplc="E1922CCE">
       <w:numFmt w:val="decimal"/>
       <w:lvlText w:val=""/>
       <w:lvlJc w:val="left"/>
     </w:lvl>
-    <w:lvl w:ilvl="8" w:tplc="DD140A2E">
+    <w:lvl w:ilvl="8" w:tplc="23EA407E">
       <w:numFmt w:val="decimal"/>
       <w:lvlText w:val=""/>
       <w:lvlJc w:val="left"/>
     </w:lvl>
   </w:abstractNum>
   <w:abstractNum w:abstractNumId="1" w15:restartNumberingAfterBreak="0">
-    <w:nsid w:val="036270F7"/>
+    <w:nsid w:val="08C400A9"/>
     <w:multiLevelType w:val="hybridMultilevel"/>
-    <w:tmpl w:val="1C844550"/>
-    <w:lvl w:ilvl="0" w:tplc="79F67440">
+    <w:tmpl w:val="E904FFFA"/>
+    <w:lvl w:ilvl="0" w:tplc="C1963632">
+      <w:start w:val="1"/>
+      <w:numFmt w:val="bullet"/>
+      <w:lvlText w:val="•"/>
+      <w:lvlJc w:val="left"/>
+      <w:pPr>
+        <w:ind w:left="460" w:hanging="280"/>
+      </w:pPr>
+    </w:lvl>
+    <w:lvl w:ilvl="1" w:tplc="9F4CBECC">
+      <w:start w:val="1"/>
+      <w:numFmt w:val="bullet"/>
+      <w:lvlText w:val="–"/>
+      <w:lvlJc w:val="left"/>
+      <w:pPr>
+        <w:ind w:left="900" w:hanging="280"/>
+      </w:pPr>
+    </w:lvl>
+    <w:lvl w:ilvl="2" w:tplc="3ECA37E2">
+      <w:numFmt w:val="decimal"/>
+      <w:lvlText w:val=""/>
+      <w:lvlJc w:val="left"/>
+    </w:lvl>
+    <w:lvl w:ilvl="3" w:tplc="55E6E830">
+      <w:numFmt w:val="decimal"/>
+      <w:lvlText w:val=""/>
+      <w:lvlJc w:val="left"/>
+    </w:lvl>
+    <w:lvl w:ilvl="4" w:tplc="F7D06F90">
+      <w:numFmt w:val="decimal"/>
+      <w:lvlText w:val=""/>
+      <w:lvlJc w:val="left"/>
+    </w:lvl>
+    <w:lvl w:ilvl="5" w:tplc="78C6A20C">
+      <w:numFmt w:val="decimal"/>
+      <w:lvlText w:val=""/>
+      <w:lvlJc w:val="left"/>
+    </w:lvl>
+    <w:lvl w:ilvl="6" w:tplc="234CA4D0">
+      <w:numFmt w:val="decimal"/>
+      <w:lvlText w:val=""/>
+      <w:lvlJc w:val="left"/>
+    </w:lvl>
+    <w:lvl w:ilvl="7" w:tplc="38826122">
+      <w:numFmt w:val="decimal"/>
+      <w:lvlText w:val=""/>
+      <w:lvlJc w:val="left"/>
+    </w:lvl>
+    <w:lvl w:ilvl="8" w:tplc="B378A246">
+      <w:numFmt w:val="decimal"/>
+      <w:lvlText w:val=""/>
+      <w:lvlJc w:val="left"/>
+    </w:lvl>
+  </w:abstractNum>
+  <w:abstractNum w:abstractNumId="2" w15:restartNumberingAfterBreak="0">
+    <w:nsid w:val="151C1437"/>
+    <w:multiLevelType w:val="hybridMultilevel"/>
+    <w:tmpl w:val="5BB6D420"/>
+    <w:lvl w:ilvl="0" w:tplc="6E205006">
       <w:start w:val="1"/>
       <w:numFmt w:val="decimal"/>
       <w:lvlText w:val="%1."/>
@@ -8064,52 +8111,52 @@
         <w:color w:val="A67C27"/>
       </w:rPr>
     </w:lvl>
-    <w:lvl w:ilvl="1" w:tplc="201C2D10">
+    <w:lvl w:ilvl="1" w:tplc="8496F550">
       <w:numFmt w:val="decimal"/>
       <w:lvlText w:val=""/>
       <w:lvlJc w:val="left"/>
     </w:lvl>
-    <w:lvl w:ilvl="2" w:tplc="47A27162">
+    <w:lvl w:ilvl="2" w:tplc="B096FD0C">
       <w:numFmt w:val="decimal"/>
       <w:lvlText w:val=""/>
       <w:lvlJc w:val="left"/>
     </w:lvl>
-    <w:lvl w:ilvl="3" w:tplc="3CEC7240">
+    <w:lvl w:ilvl="3" w:tplc="77FECFD8">
       <w:numFmt w:val="decimal"/>
       <w:lvlText w:val=""/>
       <w:lvlJc w:val="left"/>
     </w:lvl>
-    <w:lvl w:ilvl="4" w:tplc="8D1E6208">
+    <w:lvl w:ilvl="4" w:tplc="28F49D62">
       <w:numFmt w:val="decimal"/>
       <w:lvlText w:val=""/>
       <w:lvlJc w:val="left"/>
     </w:lvl>
-    <w:lvl w:ilvl="5" w:tplc="34F4E4CC">
+    <w:lvl w:ilvl="5" w:tplc="5CF45A2A">
       <w:numFmt w:val="decimal"/>
       <w:lvlText w:val=""/>
       <w:lvlJc w:val="left"/>
     </w:lvl>
-    <w:lvl w:ilvl="6" w:tplc="0722199E">
+    <w:lvl w:ilvl="6" w:tplc="4E9AD030">
       <w:numFmt w:val="decimal"/>
       <w:lvlText w:val=""/>
       <w:lvlJc w:val="left"/>
     </w:lvl>
-    <w:lvl w:ilvl="7" w:tplc="114A9CF0">
+    <w:lvl w:ilvl="7" w:tplc="72FCB092">
       <w:numFmt w:val="decimal"/>
       <w:lvlText w:val=""/>
       <w:lvlJc w:val="left"/>
     </w:lvl>
-    <w:lvl w:ilvl="8" w:tplc="1BE803C8">
+    <w:lvl w:ilvl="8" w:tplc="44EEC084">
       <w:numFmt w:val="decimal"/>
       <w:lvlText w:val=""/>
       <w:lvlJc w:val="left"/>
     </w:lvl>
   </w:abstractNum>
-  <w:abstractNum w:abstractNumId="2" w15:restartNumberingAfterBreak="0">
-    <w:nsid w:val="0E5A4040"/>
+  <w:abstractNum w:abstractNumId="3" w15:restartNumberingAfterBreak="0">
+    <w:nsid w:val="2DC4721F"/>
     <w:multiLevelType w:val="hybridMultilevel"/>
-    <w:tmpl w:val="4D3EA732"/>
-    <w:lvl w:ilvl="0" w:tplc="B4245366">
+    <w:tmpl w:val="CB74A3EE"/>
+    <w:lvl w:ilvl="0" w:tplc="8A9291CA">
       <w:start w:val="1"/>
       <w:numFmt w:val="decimal"/>
       <w:lvlText w:val="%1."/>
@@ -8123,138 +8170,52 @@
         <w:color w:val="A67C27"/>
       </w:rPr>
     </w:lvl>
-    <w:lvl w:ilvl="1" w:tplc="E0162B5E">
+    <w:lvl w:ilvl="1" w:tplc="91525DA6">
       <w:numFmt w:val="decimal"/>
       <w:lvlText w:val=""/>
       <w:lvlJc w:val="left"/>
     </w:lvl>
-    <w:lvl w:ilvl="2" w:tplc="21A8A584">
+    <w:lvl w:ilvl="2" w:tplc="400EB5B0">
       <w:numFmt w:val="decimal"/>
       <w:lvlText w:val=""/>
       <w:lvlJc w:val="left"/>
     </w:lvl>
-    <w:lvl w:ilvl="3" w:tplc="26562EAC">
+    <w:lvl w:ilvl="3" w:tplc="AA2CCC84">
       <w:numFmt w:val="decimal"/>
       <w:lvlText w:val=""/>
       <w:lvlJc w:val="left"/>
     </w:lvl>
-    <w:lvl w:ilvl="4" w:tplc="08282DF2">
+    <w:lvl w:ilvl="4" w:tplc="7EB8F0B8">
       <w:numFmt w:val="decimal"/>
       <w:lvlText w:val=""/>
       <w:lvlJc w:val="left"/>
     </w:lvl>
-    <w:lvl w:ilvl="5" w:tplc="F17011E0">
+    <w:lvl w:ilvl="5" w:tplc="4C76D964">
       <w:numFmt w:val="decimal"/>
       <w:lvlText w:val=""/>
       <w:lvlJc w:val="left"/>
     </w:lvl>
-    <w:lvl w:ilvl="6" w:tplc="0D1648A4">
+    <w:lvl w:ilvl="6" w:tplc="82D81CF0">
       <w:numFmt w:val="decimal"/>
       <w:lvlText w:val=""/>
       <w:lvlJc w:val="left"/>
     </w:lvl>
-    <w:lvl w:ilvl="7" w:tplc="387AEB14">
+    <w:lvl w:ilvl="7" w:tplc="A0706F96">
       <w:numFmt w:val="decimal"/>
       <w:lvlText w:val=""/>
       <w:lvlJc w:val="left"/>
     </w:lvl>
-    <w:lvl w:ilvl="8" w:tplc="01F6961E">
+    <w:lvl w:ilvl="8" w:tplc="65DCFE60">
       <w:numFmt w:val="decimal"/>
       <w:lvlText w:val=""/>
       <w:lvlJc w:val="left"/>
     </w:lvl>
   </w:abstractNum>
-  <w:abstractNum w:abstractNumId="3" w15:restartNumberingAfterBreak="0">
-    <w:nsid w:val="2A0D7175"/>
+  <w:abstractNum w:abstractNumId="4" w15:restartNumberingAfterBreak="0">
+    <w:nsid w:val="2E0406F9"/>
     <w:multiLevelType w:val="hybridMultilevel"/>
-    <w:tmpl w:val="BF2C7362"/>
-    <w:lvl w:ilvl="0" w:tplc="F0D4A0CC">
-      <w:start w:val="1"/>
-      <w:numFmt w:val="bullet"/>
-      <w:lvlText w:val="●"/>
-      <w:lvlJc w:val="left"/>
-      <w:pPr>
-        <w:ind w:left="720" w:hanging="360"/>
-      </w:pPr>
-    </w:lvl>
-    <w:lvl w:ilvl="1" w:tplc="414ECBA8">
-      <w:start w:val="1"/>
-      <w:numFmt w:val="bullet"/>
-      <w:lvlText w:val="○"/>
-      <w:lvlJc w:val="left"/>
-      <w:pPr>
-        <w:ind w:left="1440" w:hanging="360"/>
-      </w:pPr>
-    </w:lvl>
-    <w:lvl w:ilvl="2" w:tplc="811238D2">
-      <w:start w:val="1"/>
-      <w:numFmt w:val="bullet"/>
-      <w:lvlText w:val="■"/>
-      <w:lvlJc w:val="left"/>
-      <w:pPr>
-        <w:ind w:left="2160" w:hanging="360"/>
-      </w:pPr>
-    </w:lvl>
-    <w:lvl w:ilvl="3" w:tplc="51520FAA">
-      <w:start w:val="1"/>
-      <w:numFmt w:val="bullet"/>
-      <w:lvlText w:val="●"/>
-      <w:lvlJc w:val="left"/>
-      <w:pPr>
-        <w:ind w:left="2880" w:hanging="360"/>
-      </w:pPr>
-    </w:lvl>
-    <w:lvl w:ilvl="4" w:tplc="60F614E4">
-      <w:start w:val="1"/>
-      <w:numFmt w:val="bullet"/>
-      <w:lvlText w:val="○"/>
-      <w:lvlJc w:val="left"/>
-      <w:pPr>
-        <w:ind w:left="3600" w:hanging="360"/>
-      </w:pPr>
-    </w:lvl>
-    <w:lvl w:ilvl="5" w:tplc="D8A6DC60">
-      <w:start w:val="1"/>
-      <w:numFmt w:val="bullet"/>
-      <w:lvlText w:val="■"/>
-      <w:lvlJc w:val="left"/>
-      <w:pPr>
-        <w:ind w:left="4320" w:hanging="360"/>
-      </w:pPr>
-    </w:lvl>
-    <w:lvl w:ilvl="6" w:tplc="E66415E0">
-      <w:start w:val="1"/>
-      <w:numFmt w:val="bullet"/>
-      <w:lvlText w:val="●"/>
-      <w:lvlJc w:val="left"/>
-      <w:pPr>
-        <w:ind w:left="5040" w:hanging="360"/>
-      </w:pPr>
-    </w:lvl>
-    <w:lvl w:ilvl="7" w:tplc="7C10180C">
-      <w:start w:val="1"/>
-      <w:numFmt w:val="bullet"/>
-      <w:lvlText w:val="●"/>
-      <w:lvlJc w:val="left"/>
-      <w:pPr>
-        <w:ind w:left="5760" w:hanging="360"/>
-      </w:pPr>
-    </w:lvl>
-    <w:lvl w:ilvl="8" w:tplc="08B8C564">
-      <w:start w:val="1"/>
-      <w:numFmt w:val="bullet"/>
-      <w:lvlText w:val="●"/>
-      <w:lvlJc w:val="left"/>
-      <w:pPr>
-        <w:ind w:left="6480" w:hanging="360"/>
-      </w:pPr>
-    </w:lvl>
-  </w:abstractNum>
-  <w:abstractNum w:abstractNumId="4" w15:restartNumberingAfterBreak="0">
-    <w:nsid w:val="395668F2"/>
-    <w:multiLevelType w:val="hybridMultilevel"/>
-    <w:tmpl w:val="D4EE3D30"/>
-    <w:lvl w:ilvl="0" w:tplc="C3F08226">
+    <w:tmpl w:val="4B1C0878"/>
+    <w:lvl w:ilvl="0" w:tplc="3326B670">
       <w:start w:val="1"/>
       <w:numFmt w:val="decimal"/>
       <w:lvlText w:val="%1."/>
@@ -8268,110 +8229,138 @@
         <w:color w:val="A67C27"/>
       </w:rPr>
     </w:lvl>
-    <w:lvl w:ilvl="1" w:tplc="91C8239C">
+    <w:lvl w:ilvl="1" w:tplc="83468B4C">
       <w:numFmt w:val="decimal"/>
       <w:lvlText w:val=""/>
       <w:lvlJc w:val="left"/>
     </w:lvl>
-    <w:lvl w:ilvl="2" w:tplc="73A29CBA">
+    <w:lvl w:ilvl="2" w:tplc="5F9EB47C">
       <w:numFmt w:val="decimal"/>
       <w:lvlText w:val=""/>
       <w:lvlJc w:val="left"/>
     </w:lvl>
-    <w:lvl w:ilvl="3" w:tplc="09FA21FC">
+    <w:lvl w:ilvl="3" w:tplc="705CD6B0">
       <w:numFmt w:val="decimal"/>
       <w:lvlText w:val=""/>
       <w:lvlJc w:val="left"/>
     </w:lvl>
-    <w:lvl w:ilvl="4" w:tplc="2BF6FC84">
+    <w:lvl w:ilvl="4" w:tplc="D848D61C">
       <w:numFmt w:val="decimal"/>
       <w:lvlText w:val=""/>
       <w:lvlJc w:val="left"/>
     </w:lvl>
-    <w:lvl w:ilvl="5" w:tplc="10B2C40E">
+    <w:lvl w:ilvl="5" w:tplc="82AC68AA">
       <w:numFmt w:val="decimal"/>
       <w:lvlText w:val=""/>
       <w:lvlJc w:val="left"/>
     </w:lvl>
-    <w:lvl w:ilvl="6" w:tplc="DD022902">
+    <w:lvl w:ilvl="6" w:tplc="CF4E8DB6">
       <w:numFmt w:val="decimal"/>
       <w:lvlText w:val=""/>
       <w:lvlJc w:val="left"/>
     </w:lvl>
-    <w:lvl w:ilvl="7" w:tplc="97A8B830">
+    <w:lvl w:ilvl="7" w:tplc="0648322C">
       <w:numFmt w:val="decimal"/>
       <w:lvlText w:val=""/>
       <w:lvlJc w:val="left"/>
     </w:lvl>
-    <w:lvl w:ilvl="8" w:tplc="7EBC7C1E">
+    <w:lvl w:ilvl="8" w:tplc="1C52FE48">
       <w:numFmt w:val="decimal"/>
       <w:lvlText w:val=""/>
       <w:lvlJc w:val="left"/>
     </w:lvl>
   </w:abstractNum>
   <w:abstractNum w:abstractNumId="5" w15:restartNumberingAfterBreak="0">
-    <w:nsid w:val="3CE60E33"/>
+    <w:nsid w:val="41157B15"/>
     <w:multiLevelType w:val="hybridMultilevel"/>
-    <w:tmpl w:val="F13C2B1A"/>
-    <w:lvl w:ilvl="0" w:tplc="0AC69776">
+    <w:tmpl w:val="53BE26E8"/>
+    <w:lvl w:ilvl="0" w:tplc="E6945CA6">
       <w:start w:val="1"/>
       <w:numFmt w:val="bullet"/>
-      <w:lvlText w:val="•"/>
-      <w:lvlJc w:val="left"/>
-      <w:pPr>
-        <w:ind w:left="460" w:hanging="280"/>
-      </w:pPr>
-    </w:lvl>
-    <w:lvl w:ilvl="1" w:tplc="2DA8F35C">
+      <w:lvlText w:val="●"/>
+      <w:lvlJc w:val="left"/>
+      <w:pPr>
+        <w:ind w:left="720" w:hanging="360"/>
+      </w:pPr>
+    </w:lvl>
+    <w:lvl w:ilvl="1" w:tplc="D7D838AC">
       <w:start w:val="1"/>
       <w:numFmt w:val="bullet"/>
-      <w:lvlText w:val="–"/>
-      <w:lvlJc w:val="left"/>
-      <w:pPr>
-        <w:ind w:left="900" w:hanging="280"/>
-      </w:pPr>
-    </w:lvl>
-    <w:lvl w:ilvl="2" w:tplc="C4CEC29E">
-      <w:numFmt w:val="decimal"/>
-      <w:lvlText w:val=""/>
-      <w:lvlJc w:val="left"/>
-    </w:lvl>
-    <w:lvl w:ilvl="3" w:tplc="A19689F8">
-      <w:numFmt w:val="decimal"/>
-      <w:lvlText w:val=""/>
-      <w:lvlJc w:val="left"/>
-    </w:lvl>
-    <w:lvl w:ilvl="4" w:tplc="540A6ADC">
-      <w:numFmt w:val="decimal"/>
-      <w:lvlText w:val=""/>
-      <w:lvlJc w:val="left"/>
-    </w:lvl>
-    <w:lvl w:ilvl="5" w:tplc="14E4BACE">
-      <w:numFmt w:val="decimal"/>
-      <w:lvlText w:val=""/>
-      <w:lvlJc w:val="left"/>
-    </w:lvl>
-    <w:lvl w:ilvl="6" w:tplc="13E45184">
-      <w:numFmt w:val="decimal"/>
-      <w:lvlText w:val=""/>
-      <w:lvlJc w:val="left"/>
-    </w:lvl>
-    <w:lvl w:ilvl="7" w:tplc="BAF28092">
-      <w:numFmt w:val="decimal"/>
-      <w:lvlText w:val=""/>
-      <w:lvlJc w:val="left"/>
-    </w:lvl>
-    <w:lvl w:ilvl="8" w:tplc="EA94F4AE">
-      <w:numFmt w:val="decimal"/>
-      <w:lvlText w:val=""/>
-      <w:lvlJc w:val="left"/>
+      <w:lvlText w:val="○"/>
+      <w:lvlJc w:val="left"/>
+      <w:pPr>
+        <w:ind w:left="1440" w:hanging="360"/>
+      </w:pPr>
+    </w:lvl>
+    <w:lvl w:ilvl="2" w:tplc="7E4E10CA">
+      <w:start w:val="1"/>
+      <w:numFmt w:val="bullet"/>
+      <w:lvlText w:val="■"/>
+      <w:lvlJc w:val="left"/>
+      <w:pPr>
+        <w:ind w:left="2160" w:hanging="360"/>
+      </w:pPr>
+    </w:lvl>
+    <w:lvl w:ilvl="3" w:tplc="74F095FC">
+      <w:start w:val="1"/>
+      <w:numFmt w:val="bullet"/>
+      <w:lvlText w:val="●"/>
+      <w:lvlJc w:val="left"/>
+      <w:pPr>
+        <w:ind w:left="2880" w:hanging="360"/>
+      </w:pPr>
+    </w:lvl>
+    <w:lvl w:ilvl="4" w:tplc="4F4CA324">
+      <w:start w:val="1"/>
+      <w:numFmt w:val="bullet"/>
+      <w:lvlText w:val="○"/>
+      <w:lvlJc w:val="left"/>
+      <w:pPr>
+        <w:ind w:left="3600" w:hanging="360"/>
+      </w:pPr>
+    </w:lvl>
+    <w:lvl w:ilvl="5" w:tplc="06D0D238">
+      <w:start w:val="1"/>
+      <w:numFmt w:val="bullet"/>
+      <w:lvlText w:val="■"/>
+      <w:lvlJc w:val="left"/>
+      <w:pPr>
+        <w:ind w:left="4320" w:hanging="360"/>
+      </w:pPr>
+    </w:lvl>
+    <w:lvl w:ilvl="6" w:tplc="4AE0CA6C">
+      <w:start w:val="1"/>
+      <w:numFmt w:val="bullet"/>
+      <w:lvlText w:val="●"/>
+      <w:lvlJc w:val="left"/>
+      <w:pPr>
+        <w:ind w:left="5040" w:hanging="360"/>
+      </w:pPr>
+    </w:lvl>
+    <w:lvl w:ilvl="7" w:tplc="2EAE1D4C">
+      <w:start w:val="1"/>
+      <w:numFmt w:val="bullet"/>
+      <w:lvlText w:val="●"/>
+      <w:lvlJc w:val="left"/>
+      <w:pPr>
+        <w:ind w:left="5760" w:hanging="360"/>
+      </w:pPr>
+    </w:lvl>
+    <w:lvl w:ilvl="8" w:tplc="33C42E44">
+      <w:start w:val="1"/>
+      <w:numFmt w:val="bullet"/>
+      <w:lvlText w:val="●"/>
+      <w:lvlJc w:val="left"/>
+      <w:pPr>
+        <w:ind w:left="6480" w:hanging="360"/>
+      </w:pPr>
     </w:lvl>
   </w:abstractNum>
   <w:abstractNum w:abstractNumId="6" w15:restartNumberingAfterBreak="0">
-    <w:nsid w:val="3F612877"/>
+    <w:nsid w:val="423537B0"/>
     <w:multiLevelType w:val="hybridMultilevel"/>
-    <w:tmpl w:val="13FE6220"/>
-    <w:lvl w:ilvl="0" w:tplc="BB5C6020">
+    <w:tmpl w:val="2376EEF6"/>
+    <w:lvl w:ilvl="0" w:tplc="DE04BF66">
       <w:start w:val="1"/>
       <w:numFmt w:val="decimal"/>
       <w:lvlText w:val="%1."/>
@@ -8385,52 +8374,52 @@
         <w:color w:val="A67C27"/>
       </w:rPr>
     </w:lvl>
-    <w:lvl w:ilvl="1" w:tplc="11DA149E">
+    <w:lvl w:ilvl="1" w:tplc="4A2C0980">
       <w:numFmt w:val="decimal"/>
       <w:lvlText w:val=""/>
       <w:lvlJc w:val="left"/>
     </w:lvl>
-    <w:lvl w:ilvl="2" w:tplc="37F407BE">
+    <w:lvl w:ilvl="2" w:tplc="B8ECD572">
       <w:numFmt w:val="decimal"/>
       <w:lvlText w:val=""/>
       <w:lvlJc w:val="left"/>
     </w:lvl>
-    <w:lvl w:ilvl="3" w:tplc="71206B5C">
+    <w:lvl w:ilvl="3" w:tplc="376448FA">
       <w:numFmt w:val="decimal"/>
       <w:lvlText w:val=""/>
       <w:lvlJc w:val="left"/>
     </w:lvl>
-    <w:lvl w:ilvl="4" w:tplc="2356F1F8">
+    <w:lvl w:ilvl="4" w:tplc="0AA81224">
       <w:numFmt w:val="decimal"/>
       <w:lvlText w:val=""/>
       <w:lvlJc w:val="left"/>
     </w:lvl>
-    <w:lvl w:ilvl="5" w:tplc="59B8568A">
+    <w:lvl w:ilvl="5" w:tplc="58EA8F08">
       <w:numFmt w:val="decimal"/>
       <w:lvlText w:val=""/>
       <w:lvlJc w:val="left"/>
     </w:lvl>
-    <w:lvl w:ilvl="6" w:tplc="41FA866C">
+    <w:lvl w:ilvl="6" w:tplc="9760E4C2">
       <w:numFmt w:val="decimal"/>
       <w:lvlText w:val=""/>
       <w:lvlJc w:val="left"/>
     </w:lvl>
-    <w:lvl w:ilvl="7" w:tplc="6C28D110">
+    <w:lvl w:ilvl="7" w:tplc="8EAC020A">
       <w:numFmt w:val="decimal"/>
       <w:lvlText w:val=""/>
       <w:lvlJc w:val="left"/>
     </w:lvl>
-    <w:lvl w:ilvl="8" w:tplc="D3ECAB3E">
+    <w:lvl w:ilvl="8" w:tplc="A328B132">
       <w:numFmt w:val="decimal"/>
       <w:lvlText w:val=""/>
       <w:lvlJc w:val="left"/>
     </w:lvl>
   </w:abstractNum>
   <w:abstractNum w:abstractNumId="7" w15:restartNumberingAfterBreak="0">
-    <w:nsid w:val="490A3A0D"/>
+    <w:nsid w:val="45ED5F6E"/>
     <w:multiLevelType w:val="hybridMultilevel"/>
-    <w:tmpl w:val="8F3EE4E6"/>
-    <w:lvl w:ilvl="0" w:tplc="EFD8F1E2">
+    <w:tmpl w:val="AF829202"/>
+    <w:lvl w:ilvl="0" w:tplc="0276DA0C">
       <w:start w:val="1"/>
       <w:numFmt w:val="decimal"/>
       <w:lvlText w:val="%1."/>
@@ -8444,52 +8433,52 @@
         <w:color w:val="A67C27"/>
       </w:rPr>
     </w:lvl>
-    <w:lvl w:ilvl="1" w:tplc="F2CE5F52">
+    <w:lvl w:ilvl="1" w:tplc="A5681A82">
       <w:numFmt w:val="decimal"/>
       <w:lvlText w:val=""/>
       <w:lvlJc w:val="left"/>
     </w:lvl>
-    <w:lvl w:ilvl="2" w:tplc="2368BE84">
+    <w:lvl w:ilvl="2" w:tplc="76C605AC">
       <w:numFmt w:val="decimal"/>
       <w:lvlText w:val=""/>
       <w:lvlJc w:val="left"/>
     </w:lvl>
-    <w:lvl w:ilvl="3" w:tplc="84D8C75A">
+    <w:lvl w:ilvl="3" w:tplc="0C20A55A">
       <w:numFmt w:val="decimal"/>
       <w:lvlText w:val=""/>
       <w:lvlJc w:val="left"/>
     </w:lvl>
-    <w:lvl w:ilvl="4" w:tplc="4434CC70">
+    <w:lvl w:ilvl="4" w:tplc="064E3F86">
       <w:numFmt w:val="decimal"/>
       <w:lvlText w:val=""/>
       <w:lvlJc w:val="left"/>
     </w:lvl>
-    <w:lvl w:ilvl="5" w:tplc="6108C832">
+    <w:lvl w:ilvl="5" w:tplc="5102093E">
       <w:numFmt w:val="decimal"/>
       <w:lvlText w:val=""/>
       <w:lvlJc w:val="left"/>
     </w:lvl>
-    <w:lvl w:ilvl="6" w:tplc="DC5C6A28">
+    <w:lvl w:ilvl="6" w:tplc="CEAE921A">
       <w:numFmt w:val="decimal"/>
       <w:lvlText w:val=""/>
       <w:lvlJc w:val="left"/>
     </w:lvl>
-    <w:lvl w:ilvl="7" w:tplc="1DD0FE8C">
+    <w:lvl w:ilvl="7" w:tplc="707E3190">
       <w:numFmt w:val="decimal"/>
       <w:lvlText w:val=""/>
       <w:lvlJc w:val="left"/>
     </w:lvl>
-    <w:lvl w:ilvl="8" w:tplc="E5D6F278">
+    <w:lvl w:ilvl="8" w:tplc="DB7A5F48">
       <w:numFmt w:val="decimal"/>
       <w:lvlText w:val=""/>
       <w:lvlJc w:val="left"/>
     </w:lvl>
   </w:abstractNum>
   <w:abstractNum w:abstractNumId="8" w15:restartNumberingAfterBreak="0">
-    <w:nsid w:val="4B677C9F"/>
+    <w:nsid w:val="47A140A0"/>
     <w:multiLevelType w:val="hybridMultilevel"/>
-    <w:tmpl w:val="5DD89F84"/>
-    <w:lvl w:ilvl="0" w:tplc="3264A44A">
+    <w:tmpl w:val="D35C0790"/>
+    <w:lvl w:ilvl="0" w:tplc="9CCA8AC8">
       <w:start w:val="1"/>
       <w:numFmt w:val="decimal"/>
       <w:lvlText w:val="%1."/>
@@ -8503,52 +8492,52 @@
         <w:color w:val="A67C27"/>
       </w:rPr>
     </w:lvl>
-    <w:lvl w:ilvl="1" w:tplc="5C48B018">
+    <w:lvl w:ilvl="1" w:tplc="85601C20">
       <w:numFmt w:val="decimal"/>
       <w:lvlText w:val=""/>
       <w:lvlJc w:val="left"/>
     </w:lvl>
-    <w:lvl w:ilvl="2" w:tplc="FC78501E">
+    <w:lvl w:ilvl="2" w:tplc="6012FDAC">
       <w:numFmt w:val="decimal"/>
       <w:lvlText w:val=""/>
       <w:lvlJc w:val="left"/>
     </w:lvl>
-    <w:lvl w:ilvl="3" w:tplc="F42CCDF6">
+    <w:lvl w:ilvl="3" w:tplc="60CAA14C">
       <w:numFmt w:val="decimal"/>
       <w:lvlText w:val=""/>
       <w:lvlJc w:val="left"/>
     </w:lvl>
-    <w:lvl w:ilvl="4" w:tplc="11AC3F90">
+    <w:lvl w:ilvl="4" w:tplc="7E0272A2">
       <w:numFmt w:val="decimal"/>
       <w:lvlText w:val=""/>
       <w:lvlJc w:val="left"/>
     </w:lvl>
-    <w:lvl w:ilvl="5" w:tplc="CBF85E88">
+    <w:lvl w:ilvl="5" w:tplc="2EDC194A">
       <w:numFmt w:val="decimal"/>
       <w:lvlText w:val=""/>
       <w:lvlJc w:val="left"/>
     </w:lvl>
-    <w:lvl w:ilvl="6" w:tplc="0F9EA2F6">
+    <w:lvl w:ilvl="6" w:tplc="86B4399C">
       <w:numFmt w:val="decimal"/>
       <w:lvlText w:val=""/>
       <w:lvlJc w:val="left"/>
     </w:lvl>
-    <w:lvl w:ilvl="7" w:tplc="21CAB19C">
+    <w:lvl w:ilvl="7" w:tplc="5E00A834">
       <w:numFmt w:val="decimal"/>
       <w:lvlText w:val=""/>
       <w:lvlJc w:val="left"/>
     </w:lvl>
-    <w:lvl w:ilvl="8" w:tplc="372CF9B8">
+    <w:lvl w:ilvl="8" w:tplc="44BC6AAA">
       <w:numFmt w:val="decimal"/>
       <w:lvlText w:val=""/>
       <w:lvlJc w:val="left"/>
     </w:lvl>
   </w:abstractNum>
   <w:abstractNum w:abstractNumId="9" w15:restartNumberingAfterBreak="0">
-    <w:nsid w:val="4CFC32CA"/>
+    <w:nsid w:val="4B234A03"/>
     <w:multiLevelType w:val="hybridMultilevel"/>
-    <w:tmpl w:val="3A2296AE"/>
-    <w:lvl w:ilvl="0" w:tplc="0C0096A4">
+    <w:tmpl w:val="49663DB6"/>
+    <w:lvl w:ilvl="0" w:tplc="BC50F6E4">
       <w:start w:val="1"/>
       <w:numFmt w:val="decimal"/>
       <w:lvlText w:val="%1."/>
@@ -8562,52 +8551,52 @@
         <w:color w:val="A67C27"/>
       </w:rPr>
     </w:lvl>
-    <w:lvl w:ilvl="1" w:tplc="85CEC8AA">
+    <w:lvl w:ilvl="1" w:tplc="4EF225EE">
       <w:numFmt w:val="decimal"/>
       <w:lvlText w:val=""/>
       <w:lvlJc w:val="left"/>
     </w:lvl>
-    <w:lvl w:ilvl="2" w:tplc="B9D4AD3E">
+    <w:lvl w:ilvl="2" w:tplc="72C219CE">
       <w:numFmt w:val="decimal"/>
       <w:lvlText w:val=""/>
       <w:lvlJc w:val="left"/>
     </w:lvl>
-    <w:lvl w:ilvl="3" w:tplc="D1D0D462">
+    <w:lvl w:ilvl="3" w:tplc="49849C16">
       <w:numFmt w:val="decimal"/>
       <w:lvlText w:val=""/>
       <w:lvlJc w:val="left"/>
     </w:lvl>
-    <w:lvl w:ilvl="4" w:tplc="548C10E8">
+    <w:lvl w:ilvl="4" w:tplc="8A46319A">
       <w:numFmt w:val="decimal"/>
       <w:lvlText w:val=""/>
       <w:lvlJc w:val="left"/>
     </w:lvl>
-    <w:lvl w:ilvl="5" w:tplc="D0B6611C">
+    <w:lvl w:ilvl="5" w:tplc="5BEE25EA">
       <w:numFmt w:val="decimal"/>
       <w:lvlText w:val=""/>
       <w:lvlJc w:val="left"/>
     </w:lvl>
-    <w:lvl w:ilvl="6" w:tplc="D6E6DB60">
+    <w:lvl w:ilvl="6" w:tplc="D7E633EC">
       <w:numFmt w:val="decimal"/>
       <w:lvlText w:val=""/>
       <w:lvlJc w:val="left"/>
     </w:lvl>
-    <w:lvl w:ilvl="7" w:tplc="8DCE97E6">
+    <w:lvl w:ilvl="7" w:tplc="678A99CC">
       <w:numFmt w:val="decimal"/>
       <w:lvlText w:val=""/>
       <w:lvlJc w:val="left"/>
     </w:lvl>
-    <w:lvl w:ilvl="8" w:tplc="C80C05B0">
+    <w:lvl w:ilvl="8" w:tplc="8C46CB5A">
       <w:numFmt w:val="decimal"/>
       <w:lvlText w:val=""/>
       <w:lvlJc w:val="left"/>
     </w:lvl>
   </w:abstractNum>
   <w:abstractNum w:abstractNumId="10" w15:restartNumberingAfterBreak="0">
-    <w:nsid w:val="753B2F4B"/>
+    <w:nsid w:val="5D956A24"/>
     <w:multiLevelType w:val="hybridMultilevel"/>
-    <w:tmpl w:val="06DECA5C"/>
-    <w:lvl w:ilvl="0" w:tplc="CF5A3538">
+    <w:tmpl w:val="4880EA62"/>
+    <w:lvl w:ilvl="0" w:tplc="68E48796">
       <w:start w:val="1"/>
       <w:numFmt w:val="decimal"/>
       <w:lvlText w:val="%1."/>
@@ -8621,52 +8610,52 @@
         <w:color w:val="A67C27"/>
       </w:rPr>
     </w:lvl>
-    <w:lvl w:ilvl="1" w:tplc="2AC6360E">
+    <w:lvl w:ilvl="1" w:tplc="029212E2">
       <w:numFmt w:val="decimal"/>
       <w:lvlText w:val=""/>
       <w:lvlJc w:val="left"/>
     </w:lvl>
-    <w:lvl w:ilvl="2" w:tplc="0FC8CEE4">
+    <w:lvl w:ilvl="2" w:tplc="A538D4A8">
       <w:numFmt w:val="decimal"/>
       <w:lvlText w:val=""/>
       <w:lvlJc w:val="left"/>
     </w:lvl>
-    <w:lvl w:ilvl="3" w:tplc="B4C2FF9A">
+    <w:lvl w:ilvl="3" w:tplc="D5C0DA46">
       <w:numFmt w:val="decimal"/>
       <w:lvlText w:val=""/>
       <w:lvlJc w:val="left"/>
     </w:lvl>
-    <w:lvl w:ilvl="4" w:tplc="55BA5516">
+    <w:lvl w:ilvl="4" w:tplc="35FC5B36">
       <w:numFmt w:val="decimal"/>
       <w:lvlText w:val=""/>
       <w:lvlJc w:val="left"/>
     </w:lvl>
-    <w:lvl w:ilvl="5" w:tplc="B9A09FBE">
+    <w:lvl w:ilvl="5" w:tplc="9C748F78">
       <w:numFmt w:val="decimal"/>
       <w:lvlText w:val=""/>
       <w:lvlJc w:val="left"/>
     </w:lvl>
-    <w:lvl w:ilvl="6" w:tplc="E8D27BB4">
+    <w:lvl w:ilvl="6" w:tplc="54B4D402">
       <w:numFmt w:val="decimal"/>
       <w:lvlText w:val=""/>
       <w:lvlJc w:val="left"/>
     </w:lvl>
-    <w:lvl w:ilvl="7" w:tplc="1396AD6E">
+    <w:lvl w:ilvl="7" w:tplc="0E3EA7D0">
       <w:numFmt w:val="decimal"/>
       <w:lvlText w:val=""/>
       <w:lvlJc w:val="left"/>
     </w:lvl>
-    <w:lvl w:ilvl="8" w:tplc="D85831E0">
+    <w:lvl w:ilvl="8" w:tplc="79EE1F9A">
       <w:numFmt w:val="decimal"/>
       <w:lvlText w:val=""/>
       <w:lvlJc w:val="left"/>
     </w:lvl>
   </w:abstractNum>
   <w:abstractNum w:abstractNumId="11" w15:restartNumberingAfterBreak="0">
-    <w:nsid w:val="78925A8E"/>
+    <w:nsid w:val="77A53AF1"/>
     <w:multiLevelType w:val="hybridMultilevel"/>
-    <w:tmpl w:val="6540BA86"/>
-    <w:lvl w:ilvl="0" w:tplc="2CCE6328">
+    <w:tmpl w:val="D326F0C6"/>
+    <w:lvl w:ilvl="0" w:tplc="84AC1FD0">
       <w:start w:val="1"/>
       <w:numFmt w:val="decimal"/>
       <w:lvlText w:val="%1."/>
@@ -8680,115 +8669,115 @@
         <w:color w:val="A67C27"/>
       </w:rPr>
     </w:lvl>
-    <w:lvl w:ilvl="1" w:tplc="49CCA814">
+    <w:lvl w:ilvl="1" w:tplc="CE80C326">
       <w:numFmt w:val="decimal"/>
       <w:lvlText w:val=""/>
       <w:lvlJc w:val="left"/>
     </w:lvl>
-    <w:lvl w:ilvl="2" w:tplc="9D52C48E">
+    <w:lvl w:ilvl="2" w:tplc="1BD2CFF8">
       <w:numFmt w:val="decimal"/>
       <w:lvlText w:val=""/>
       <w:lvlJc w:val="left"/>
     </w:lvl>
-    <w:lvl w:ilvl="3" w:tplc="05C81FF8">
+    <w:lvl w:ilvl="3" w:tplc="0F50BD32">
       <w:numFmt w:val="decimal"/>
       <w:lvlText w:val=""/>
       <w:lvlJc w:val="left"/>
     </w:lvl>
-    <w:lvl w:ilvl="4" w:tplc="CB7021D0">
+    <w:lvl w:ilvl="4" w:tplc="B0461778">
       <w:numFmt w:val="decimal"/>
       <w:lvlText w:val=""/>
       <w:lvlJc w:val="left"/>
     </w:lvl>
-    <w:lvl w:ilvl="5" w:tplc="9FECC81E">
+    <w:lvl w:ilvl="5" w:tplc="D40085EA">
       <w:numFmt w:val="decimal"/>
       <w:lvlText w:val=""/>
       <w:lvlJc w:val="left"/>
     </w:lvl>
-    <w:lvl w:ilvl="6" w:tplc="DF742132">
+    <w:lvl w:ilvl="6" w:tplc="EE44326E">
       <w:numFmt w:val="decimal"/>
       <w:lvlText w:val=""/>
       <w:lvlJc w:val="left"/>
     </w:lvl>
-    <w:lvl w:ilvl="7" w:tplc="DBD062FE">
+    <w:lvl w:ilvl="7" w:tplc="052221CC">
       <w:numFmt w:val="decimal"/>
       <w:lvlText w:val=""/>
       <w:lvlJc w:val="left"/>
     </w:lvl>
-    <w:lvl w:ilvl="8" w:tplc="084EEB22">
+    <w:lvl w:ilvl="8" w:tplc="FEF2510A">
       <w:numFmt w:val="decimal"/>
       <w:lvlText w:val=""/>
       <w:lvlJc w:val="left"/>
     </w:lvl>
   </w:abstractNum>
-  <w:num w:numId="1" w16cid:durableId="1604798408">
+  <w:num w:numId="1" w16cid:durableId="1771268004">
+    <w:abstractNumId w:val="5"/>
+    <w:lvlOverride w:ilvl="0">
+      <w:startOverride w:val="1"/>
+    </w:lvlOverride>
+  </w:num>
+  <w:num w:numId="2" w16cid:durableId="520122633">
+    <w:abstractNumId w:val="1"/>
+    <w:lvlOverride w:ilvl="0">
+      <w:startOverride w:val="1"/>
+    </w:lvlOverride>
+  </w:num>
+  <w:num w:numId="3" w16cid:durableId="1042050980">
+    <w:abstractNumId w:val="2"/>
+    <w:lvlOverride w:ilvl="0">
+      <w:startOverride w:val="1"/>
+    </w:lvlOverride>
+  </w:num>
+  <w:num w:numId="4" w16cid:durableId="1363700421">
+    <w:abstractNumId w:val="9"/>
+    <w:lvlOverride w:ilvl="0">
+      <w:startOverride w:val="1"/>
+    </w:lvlOverride>
+  </w:num>
+  <w:num w:numId="5" w16cid:durableId="1238781608">
+    <w:abstractNumId w:val="11"/>
+    <w:lvlOverride w:ilvl="0">
+      <w:startOverride w:val="1"/>
+    </w:lvlOverride>
+  </w:num>
+  <w:num w:numId="6" w16cid:durableId="983193291">
+    <w:abstractNumId w:val="7"/>
+    <w:lvlOverride w:ilvl="0">
+      <w:startOverride w:val="1"/>
+    </w:lvlOverride>
+  </w:num>
+  <w:num w:numId="7" w16cid:durableId="1662418227">
     <w:abstractNumId w:val="3"/>
     <w:lvlOverride w:ilvl="0">
       <w:startOverride w:val="1"/>
     </w:lvlOverride>
   </w:num>
-  <w:num w:numId="2" w16cid:durableId="596211182">
-    <w:abstractNumId w:val="5"/>
-    <w:lvlOverride w:ilvl="0">
-      <w:startOverride w:val="1"/>
-    </w:lvlOverride>
-  </w:num>
-  <w:num w:numId="3" w16cid:durableId="517694857">
-    <w:abstractNumId w:val="11"/>
-    <w:lvlOverride w:ilvl="0">
-      <w:startOverride w:val="1"/>
-    </w:lvlOverride>
-  </w:num>
-  <w:num w:numId="4" w16cid:durableId="664551968">
+  <w:num w:numId="8" w16cid:durableId="1233004366">
     <w:abstractNumId w:val="0"/>
     <w:lvlOverride w:ilvl="0">
       <w:startOverride w:val="1"/>
     </w:lvlOverride>
   </w:num>
-  <w:num w:numId="5" w16cid:durableId="955253581">
+  <w:num w:numId="9" w16cid:durableId="1342049288">
     <w:abstractNumId w:val="10"/>
     <w:lvlOverride w:ilvl="0">
       <w:startOverride w:val="1"/>
     </w:lvlOverride>
   </w:num>
-  <w:num w:numId="6" w16cid:durableId="613635991">
-    <w:abstractNumId w:val="2"/>
+  <w:num w:numId="10" w16cid:durableId="665209950">
+    <w:abstractNumId w:val="4"/>
     <w:lvlOverride w:ilvl="0">
       <w:startOverride w:val="1"/>
     </w:lvlOverride>
   </w:num>
-  <w:num w:numId="7" w16cid:durableId="273221218">
+  <w:num w:numId="11" w16cid:durableId="750156576">
     <w:abstractNumId w:val="6"/>
     <w:lvlOverride w:ilvl="0">
       <w:startOverride w:val="1"/>
     </w:lvlOverride>
   </w:num>
-  <w:num w:numId="8" w16cid:durableId="129397910">
-    <w:abstractNumId w:val="7"/>
-    <w:lvlOverride w:ilvl="0">
-      <w:startOverride w:val="1"/>
-    </w:lvlOverride>
-  </w:num>
-  <w:num w:numId="9" w16cid:durableId="1351683996">
+  <w:num w:numId="12" w16cid:durableId="1909336744">
     <w:abstractNumId w:val="8"/>
-    <w:lvlOverride w:ilvl="0">
-      <w:startOverride w:val="1"/>
-    </w:lvlOverride>
-  </w:num>
-  <w:num w:numId="10" w16cid:durableId="593899849">
-    <w:abstractNumId w:val="1"/>
-    <w:lvlOverride w:ilvl="0">
-      <w:startOverride w:val="1"/>
-    </w:lvlOverride>
-  </w:num>
-  <w:num w:numId="11" w16cid:durableId="362829009">
-    <w:abstractNumId w:val="4"/>
-    <w:lvlOverride w:ilvl="0">
-      <w:startOverride w:val="1"/>
-    </w:lvlOverride>
-  </w:num>
-  <w:num w:numId="12" w16cid:durableId="1939603726">
-    <w:abstractNumId w:val="9"/>
     <w:lvlOverride w:ilvl="0">
       <w:startOverride w:val="1"/>
     </w:lvlOverride>
@@ -9413,7 +9402,7 @@
     <w:autoRedefine/>
     <w:uiPriority w:val="39"/>
     <w:unhideWhenUsed/>
-    <w:rsid w:val="00571547"/>
+    <w:rsid w:val="009F498D"/>
     <w:pPr>
       <w:spacing w:after="100"/>
     </w:pPr>
@@ -9425,7 +9414,7 @@
     <w:autoRedefine/>
     <w:uiPriority w:val="39"/>
     <w:unhideWhenUsed/>
-    <w:rsid w:val="00571547"/>
+    <w:rsid w:val="009F498D"/>
     <w:pPr>
       <w:spacing w:after="100"/>
       <w:ind w:left="210"/>

--- a/docs/manuals/Role_Guide_3_Contact_RA.docx
+++ b/docs/manuals/Role_Guide_3_Contact_RA.docx
@@ -538,7 +538,7 @@
     <w:sdt>
       <w:sdtPr>
         <w:alias w:val="Contents"/>
-        <w:id w:val="-1276785224"/>
+        <w:id w:val="1525514217"/>
       </w:sdtPr>
       <w:sdtEndPr/>
       <w:sdtContent>
@@ -567,7 +567,7 @@
           <w:r>
             <w:fldChar w:fldCharType="separate"/>
           </w:r>
-          <w:hyperlink w:anchor="_Toc240453569" w:history="1">
+          <w:hyperlink w:anchor="_Toc240455226" w:history="1">
             <w:r>
               <w:rPr>
                 <w:rStyle w:val="Hyperlink"/>
@@ -591,7 +591,7 @@
               <w:rPr>
                 <w:noProof/>
               </w:rPr>
-              <w:instrText xml:space="preserve"> PAGEREF _Toc240453569 \h </w:instrText>
+              <w:instrText xml:space="preserve"> PAGEREF _Toc240455226 \h </w:instrText>
             </w:r>
             <w:r>
               <w:rPr>
@@ -634,7 +634,7 @@
               <w14:ligatures w14:val="standardContextual"/>
             </w:rPr>
           </w:pPr>
-          <w:hyperlink w:anchor="_Toc240453570" w:history="1">
+          <w:hyperlink w:anchor="_Toc240455227" w:history="1">
             <w:r>
               <w:rPr>
                 <w:rStyle w:val="Hyperlink"/>
@@ -658,7 +658,7 @@
               <w:rPr>
                 <w:noProof/>
               </w:rPr>
-              <w:instrText xml:space="preserve"> PAGEREF _Toc240453570 \h </w:instrText>
+              <w:instrText xml:space="preserve"> PAGEREF _Toc240455227 \h </w:instrText>
             </w:r>
             <w:r>
               <w:rPr>
@@ -701,7 +701,7 @@
               <w14:ligatures w14:val="standardContextual"/>
             </w:rPr>
           </w:pPr>
-          <w:hyperlink w:anchor="_Toc240453571" w:history="1">
+          <w:hyperlink w:anchor="_Toc240455228" w:history="1">
             <w:r>
               <w:rPr>
                 <w:rStyle w:val="Hyperlink"/>
@@ -725,7 +725,7 @@
               <w:rPr>
                 <w:noProof/>
               </w:rPr>
-              <w:instrText xml:space="preserve"> PAGEREF _Toc240453571 \h </w:instrText>
+              <w:instrText xml:space="preserve"> PAGEREF _Toc240455228 \h </w:instrText>
             </w:r>
             <w:r>
               <w:rPr>
@@ -768,7 +768,7 @@
               <w14:ligatures w14:val="standardContextual"/>
             </w:rPr>
           </w:pPr>
-          <w:hyperlink w:anchor="_Toc240453572" w:history="1">
+          <w:hyperlink w:anchor="_Toc240455229" w:history="1">
             <w:r>
               <w:rPr>
                 <w:rStyle w:val="Hyperlink"/>
@@ -792,7 +792,7 @@
               <w:rPr>
                 <w:noProof/>
               </w:rPr>
-              <w:instrText xml:space="preserve"> PAGEREF _Toc240453572 \h </w:instrText>
+              <w:instrText xml:space="preserve"> PAGEREF _Toc240455229 \h </w:instrText>
             </w:r>
             <w:r>
               <w:rPr>
@@ -835,7 +835,7 @@
               <w14:ligatures w14:val="standardContextual"/>
             </w:rPr>
           </w:pPr>
-          <w:hyperlink w:anchor="_Toc240453573" w:history="1">
+          <w:hyperlink w:anchor="_Toc240455230" w:history="1">
             <w:r>
               <w:rPr>
                 <w:rStyle w:val="Hyperlink"/>
@@ -859,7 +859,7 @@
               <w:rPr>
                 <w:noProof/>
               </w:rPr>
-              <w:instrText xml:space="preserve"> PAGEREF _Toc240453573 \h </w:instrText>
+              <w:instrText xml:space="preserve"> PAGEREF _Toc240455230 \h </w:instrText>
             </w:r>
             <w:r>
               <w:rPr>
@@ -902,7 +902,7 @@
               <w14:ligatures w14:val="standardContextual"/>
             </w:rPr>
           </w:pPr>
-          <w:hyperlink w:anchor="_Toc240453574" w:history="1">
+          <w:hyperlink w:anchor="_Toc240455231" w:history="1">
             <w:r>
               <w:rPr>
                 <w:rStyle w:val="Hyperlink"/>
@@ -926,7 +926,7 @@
               <w:rPr>
                 <w:noProof/>
               </w:rPr>
-              <w:instrText xml:space="preserve"> PAGEREF _Toc240453574 \h </w:instrText>
+              <w:instrText xml:space="preserve"> PAGEREF _Toc240455231 \h </w:instrText>
             </w:r>
             <w:r>
               <w:rPr>
@@ -969,7 +969,7 @@
               <w14:ligatures w14:val="standardContextual"/>
             </w:rPr>
           </w:pPr>
-          <w:hyperlink w:anchor="_Toc240453575" w:history="1">
+          <w:hyperlink w:anchor="_Toc240455232" w:history="1">
             <w:r>
               <w:rPr>
                 <w:rStyle w:val="Hyperlink"/>
@@ -993,7 +993,7 @@
               <w:rPr>
                 <w:noProof/>
               </w:rPr>
-              <w:instrText xml:space="preserve"> PAGEREF _Toc240453575 \h </w:instrText>
+              <w:instrText xml:space="preserve"> PAGEREF _Toc240455232 \h </w:instrText>
             </w:r>
             <w:r>
               <w:rPr>
@@ -1036,7 +1036,7 @@
               <w14:ligatures w14:val="standardContextual"/>
             </w:rPr>
           </w:pPr>
-          <w:hyperlink w:anchor="_Toc240453576" w:history="1">
+          <w:hyperlink w:anchor="_Toc240455233" w:history="1">
             <w:r>
               <w:rPr>
                 <w:rStyle w:val="Hyperlink"/>
@@ -1060,7 +1060,7 @@
               <w:rPr>
                 <w:noProof/>
               </w:rPr>
-              <w:instrText xml:space="preserve"> PAGEREF _Toc240453576 \h </w:instrText>
+              <w:instrText xml:space="preserve"> PAGEREF _Toc240455233 \h </w:instrText>
             </w:r>
             <w:r>
               <w:rPr>
@@ -1103,7 +1103,7 @@
               <w14:ligatures w14:val="standardContextual"/>
             </w:rPr>
           </w:pPr>
-          <w:hyperlink w:anchor="_Toc240453577" w:history="1">
+          <w:hyperlink w:anchor="_Toc240455234" w:history="1">
             <w:r>
               <w:rPr>
                 <w:rStyle w:val="Hyperlink"/>
@@ -1127,7 +1127,7 @@
               <w:rPr>
                 <w:noProof/>
               </w:rPr>
-              <w:instrText xml:space="preserve"> PAGEREF _Toc240453577 \h </w:instrText>
+              <w:instrText xml:space="preserve"> PAGEREF _Toc240455234 \h </w:instrText>
             </w:r>
             <w:r>
               <w:rPr>
@@ -1170,7 +1170,7 @@
               <w14:ligatures w14:val="standardContextual"/>
             </w:rPr>
           </w:pPr>
-          <w:hyperlink w:anchor="_Toc240453578" w:history="1">
+          <w:hyperlink w:anchor="_Toc240455235" w:history="1">
             <w:r>
               <w:rPr>
                 <w:rStyle w:val="Hyperlink"/>
@@ -1194,7 +1194,7 @@
               <w:rPr>
                 <w:noProof/>
               </w:rPr>
-              <w:instrText xml:space="preserve"> PAGEREF _Toc240453578 \h </w:instrText>
+              <w:instrText xml:space="preserve"> PAGEREF _Toc240455235 \h </w:instrText>
             </w:r>
             <w:r>
               <w:rPr>
@@ -1237,7 +1237,7 @@
               <w14:ligatures w14:val="standardContextual"/>
             </w:rPr>
           </w:pPr>
-          <w:hyperlink w:anchor="_Toc240453579" w:history="1">
+          <w:hyperlink w:anchor="_Toc240455236" w:history="1">
             <w:r>
               <w:rPr>
                 <w:rStyle w:val="Hyperlink"/>
@@ -1261,7 +1261,7 @@
               <w:rPr>
                 <w:noProof/>
               </w:rPr>
-              <w:instrText xml:space="preserve"> PAGEREF _Toc240453579 \h </w:instrText>
+              <w:instrText xml:space="preserve"> PAGEREF _Toc240455236 \h </w:instrText>
             </w:r>
             <w:r>
               <w:rPr>
@@ -1304,7 +1304,7 @@
               <w14:ligatures w14:val="standardContextual"/>
             </w:rPr>
           </w:pPr>
-          <w:hyperlink w:anchor="_Toc240453580" w:history="1">
+          <w:hyperlink w:anchor="_Toc240455237" w:history="1">
             <w:r>
               <w:rPr>
                 <w:rStyle w:val="Hyperlink"/>
@@ -1328,7 +1328,7 @@
               <w:rPr>
                 <w:noProof/>
               </w:rPr>
-              <w:instrText xml:space="preserve"> PAGEREF _Toc240453580 \h </w:instrText>
+              <w:instrText xml:space="preserve"> PAGEREF _Toc240455237 \h </w:instrText>
             </w:r>
             <w:r>
               <w:rPr>
@@ -1371,7 +1371,7 @@
               <w14:ligatures w14:val="standardContextual"/>
             </w:rPr>
           </w:pPr>
-          <w:hyperlink w:anchor="_Toc240453581" w:history="1">
+          <w:hyperlink w:anchor="_Toc240455238" w:history="1">
             <w:r>
               <w:rPr>
                 <w:rStyle w:val="Hyperlink"/>
@@ -1395,7 +1395,7 @@
               <w:rPr>
                 <w:noProof/>
               </w:rPr>
-              <w:instrText xml:space="preserve"> PAGEREF _Toc240453581 \h </w:instrText>
+              <w:instrText xml:space="preserve"> PAGEREF _Toc240455238 \h </w:instrText>
             </w:r>
             <w:r>
               <w:rPr>
@@ -1438,7 +1438,7 @@
               <w14:ligatures w14:val="standardContextual"/>
             </w:rPr>
           </w:pPr>
-          <w:hyperlink w:anchor="_Toc240453582" w:history="1">
+          <w:hyperlink w:anchor="_Toc240455239" w:history="1">
             <w:r>
               <w:rPr>
                 <w:rStyle w:val="Hyperlink"/>
@@ -1462,7 +1462,7 @@
               <w:rPr>
                 <w:noProof/>
               </w:rPr>
-              <w:instrText xml:space="preserve"> PAGEREF _Toc240453582 \h </w:instrText>
+              <w:instrText xml:space="preserve"> PAGEREF _Toc240455239 \h </w:instrText>
             </w:r>
             <w:r>
               <w:rPr>
@@ -1479,7 +1479,7 @@
               <w:rPr>
                 <w:noProof/>
               </w:rPr>
-              <w:t>10</w:t>
+              <w:t>11</w:t>
             </w:r>
             <w:r>
               <w:rPr>
@@ -1505,7 +1505,7 @@
               <w14:ligatures w14:val="standardContextual"/>
             </w:rPr>
           </w:pPr>
-          <w:hyperlink w:anchor="_Toc240453583" w:history="1">
+          <w:hyperlink w:anchor="_Toc240455240" w:history="1">
             <w:r>
               <w:rPr>
                 <w:rStyle w:val="Hyperlink"/>
@@ -1529,7 +1529,7 @@
               <w:rPr>
                 <w:noProof/>
               </w:rPr>
-              <w:instrText xml:space="preserve"> PAGEREF _Toc240453583 \h </w:instrText>
+              <w:instrText xml:space="preserve"> PAGEREF _Toc240455240 \h </w:instrText>
             </w:r>
             <w:r>
               <w:rPr>
@@ -1572,7 +1572,7 @@
               <w14:ligatures w14:val="standardContextual"/>
             </w:rPr>
           </w:pPr>
-          <w:hyperlink w:anchor="_Toc240453584" w:history="1">
+          <w:hyperlink w:anchor="_Toc240455241" w:history="1">
             <w:r>
               <w:rPr>
                 <w:rStyle w:val="Hyperlink"/>
@@ -1596,7 +1596,7 @@
               <w:rPr>
                 <w:noProof/>
               </w:rPr>
-              <w:instrText xml:space="preserve"> PAGEREF _Toc240453584 \h </w:instrText>
+              <w:instrText xml:space="preserve"> PAGEREF _Toc240455241 \h </w:instrText>
             </w:r>
             <w:r>
               <w:rPr>
@@ -1639,7 +1639,7 @@
               <w14:ligatures w14:val="standardContextual"/>
             </w:rPr>
           </w:pPr>
-          <w:hyperlink w:anchor="_Toc240453585" w:history="1">
+          <w:hyperlink w:anchor="_Toc240455242" w:history="1">
             <w:r>
               <w:rPr>
                 <w:rStyle w:val="Hyperlink"/>
@@ -1663,7 +1663,7 @@
               <w:rPr>
                 <w:noProof/>
               </w:rPr>
-              <w:instrText xml:space="preserve"> PAGEREF _Toc240453585 \h </w:instrText>
+              <w:instrText xml:space="preserve"> PAGEREF _Toc240455242 \h </w:instrText>
             </w:r>
             <w:r>
               <w:rPr>
@@ -1706,7 +1706,7 @@
               <w14:ligatures w14:val="standardContextual"/>
             </w:rPr>
           </w:pPr>
-          <w:hyperlink w:anchor="_Toc240453586" w:history="1">
+          <w:hyperlink w:anchor="_Toc240455243" w:history="1">
             <w:r>
               <w:rPr>
                 <w:rStyle w:val="Hyperlink"/>
@@ -1730,7 +1730,7 @@
               <w:rPr>
                 <w:noProof/>
               </w:rPr>
-              <w:instrText xml:space="preserve"> PAGEREF _Toc240453586 \h </w:instrText>
+              <w:instrText xml:space="preserve"> PAGEREF _Toc240455243 \h </w:instrText>
             </w:r>
             <w:r>
               <w:rPr>
@@ -1773,7 +1773,7 @@
               <w14:ligatures w14:val="standardContextual"/>
             </w:rPr>
           </w:pPr>
-          <w:hyperlink w:anchor="_Toc240453587" w:history="1">
+          <w:hyperlink w:anchor="_Toc240455244" w:history="1">
             <w:r>
               <w:rPr>
                 <w:rStyle w:val="Hyperlink"/>
@@ -1797,7 +1797,7 @@
               <w:rPr>
                 <w:noProof/>
               </w:rPr>
-              <w:instrText xml:space="preserve"> PAGEREF _Toc240453587 \h </w:instrText>
+              <w:instrText xml:space="preserve"> PAGEREF _Toc240455244 \h </w:instrText>
             </w:r>
             <w:r>
               <w:rPr>
@@ -1840,7 +1840,7 @@
               <w14:ligatures w14:val="standardContextual"/>
             </w:rPr>
           </w:pPr>
-          <w:hyperlink w:anchor="_Toc240453588" w:history="1">
+          <w:hyperlink w:anchor="_Toc240455245" w:history="1">
             <w:r>
               <w:rPr>
                 <w:rStyle w:val="Hyperlink"/>
@@ -1864,7 +1864,7 @@
               <w:rPr>
                 <w:noProof/>
               </w:rPr>
-              <w:instrText xml:space="preserve"> PAGEREF _Toc240453588 \h </w:instrText>
+              <w:instrText xml:space="preserve"> PAGEREF _Toc240455245 \h </w:instrText>
             </w:r>
             <w:r>
               <w:rPr>
@@ -1907,7 +1907,7 @@
               <w14:ligatures w14:val="standardContextual"/>
             </w:rPr>
           </w:pPr>
-          <w:hyperlink w:anchor="_Toc240453589" w:history="1">
+          <w:hyperlink w:anchor="_Toc240455246" w:history="1">
             <w:r>
               <w:rPr>
                 <w:rStyle w:val="Hyperlink"/>
@@ -1931,7 +1931,7 @@
               <w:rPr>
                 <w:noProof/>
               </w:rPr>
-              <w:instrText xml:space="preserve"> PAGEREF _Toc240453589 \h </w:instrText>
+              <w:instrText xml:space="preserve"> PAGEREF _Toc240455246 \h </w:instrText>
             </w:r>
             <w:r>
               <w:rPr>
@@ -1970,7 +1970,7 @@
         <w:pStyle w:val="Heading1"/>
         <w:pageBreakBefore/>
       </w:pPr>
-      <w:bookmarkStart w:id="0" w:name="_Toc240453569"/>
+      <w:bookmarkStart w:id="0" w:name="_Toc240455226"/>
       <w:r>
         <w:lastRenderedPageBreak/>
         <w:t>1. Your role at a glance</w:t>
@@ -2190,7 +2190,7 @@
         <w:pStyle w:val="Heading1"/>
         <w:pageBreakBefore/>
       </w:pPr>
-      <w:bookmarkStart w:id="1" w:name="_Toc240453570"/>
+      <w:bookmarkStart w:id="1" w:name="_Toc240455227"/>
       <w:r>
         <w:lastRenderedPageBreak/>
         <w:t>2. Signing in and your screens</w:t>
@@ -2201,7 +2201,7 @@
       <w:pPr>
         <w:pStyle w:val="Heading2"/>
       </w:pPr>
-      <w:bookmarkStart w:id="2" w:name="_Toc240453571"/>
+      <w:bookmarkStart w:id="2" w:name="_Toc240455228"/>
       <w:r>
         <w:t>Signing in</w:t>
       </w:r>
@@ -2284,7 +2284,7 @@
           <w:noProof/>
         </w:rPr>
         <w:drawing>
-          <wp:inline distT="0" distB="0" distL="0" distR="0">
+          <wp:inline distT="0" distB="0" distL="0" distR="0" wp14:anchorId="6D525FCC" wp14:editId="0C321311">
             <wp:extent cx="5334000" cy="2333625"/>
             <wp:effectExtent l="0" t="0" r="0" b="0"/>
             <wp:docPr id="1" name="adm_login.jpg" descr="The sign-in screen for all internal staff." title="The sign-in screen for all internal staff."/>
@@ -2451,7 +2451,7 @@
       <w:pPr>
         <w:pStyle w:val="Heading2"/>
       </w:pPr>
-      <w:bookmarkStart w:id="3" w:name="_Toc240453572"/>
+      <w:bookmarkStart w:id="3" w:name="_Toc240455229"/>
       <w:r>
         <w:t>Finding your way around</w:t>
       </w:r>
@@ -2626,7 +2626,7 @@
         </w:rPr>
         <w:lastRenderedPageBreak/>
         <w:drawing>
-          <wp:inline distT="0" distB="0" distL="0" distR="0">
+          <wp:inline distT="0" distB="0" distL="0" distR="0" wp14:anchorId="781233B0" wp14:editId="6D55CFD6">
             <wp:extent cx="5715000" cy="1876425"/>
             <wp:effectExtent l="0" t="0" r="0" b="0"/>
             <wp:docPr id="2" name="adm_not_your_role.jpg" descr="Opening a screen outside your role (for example from an old bookmark) shows this card instead of the screen." title="Opening a screen outside your role (for example from an old bookmark) shows this card instead of the screen."/>
@@ -2695,7 +2695,7 @@
       <w:pPr>
         <w:pStyle w:val="Heading2"/>
       </w:pPr>
-      <w:bookmarkStart w:id="4" w:name="_Toc240453573"/>
+      <w:bookmarkStart w:id="4" w:name="_Toc240455230"/>
       <w:r>
         <w:t>Your screens</w:t>
       </w:r>
@@ -2970,7 +2970,7 @@
       <w:pPr>
         <w:pStyle w:val="Heading2"/>
       </w:pPr>
-      <w:bookmarkStart w:id="5" w:name="_Toc240453574"/>
+      <w:bookmarkStart w:id="5" w:name="_Toc240455231"/>
       <w:r>
         <w:t>Changing your password</w:t>
       </w:r>
@@ -3053,7 +3053,7 @@
           <w:noProof/>
         </w:rPr>
         <w:drawing>
-          <wp:inline distT="0" distB="0" distL="0" distR="0">
+          <wp:inline distT="0" distB="0" distL="0" distR="0" wp14:anchorId="101329F9" wp14:editId="4A3DF838">
             <wp:extent cx="5334000" cy="2171700"/>
             <wp:effectExtent l="0" t="0" r="0" b="0"/>
             <wp:docPr id="3" name="adm_account.jpg" descr="Change Password screen." title="Change Password screen."/>
@@ -3141,7 +3141,7 @@
         <w:pStyle w:val="Heading1"/>
         <w:pageBreakBefore/>
       </w:pPr>
-      <w:bookmarkStart w:id="6" w:name="_Toc240453575"/>
+      <w:bookmarkStart w:id="6" w:name="_Toc240455232"/>
       <w:r>
         <w:lastRenderedPageBreak/>
         <w:t>3. Your routine</w:t>
@@ -3485,7 +3485,7 @@
         <w:pStyle w:val="Heading1"/>
         <w:pageBreakBefore/>
       </w:pPr>
-      <w:bookmarkStart w:id="7" w:name="_Toc240453576"/>
+      <w:bookmarkStart w:id="7" w:name="_Toc240455233"/>
       <w:r>
         <w:lastRenderedPageBreak/>
         <w:t>4. Step-by-step tasks</w:t>
@@ -3496,7 +3496,7 @@
       <w:pPr>
         <w:pStyle w:val="Heading2"/>
       </w:pPr>
-      <w:bookmarkStart w:id="8" w:name="_Toc240453577"/>
+      <w:bookmarkStart w:id="8" w:name="_Toc240455234"/>
       <w:r>
         <w:t>4.1 Finding your cases</w:t>
       </w:r>
@@ -3536,7 +3536,7 @@
           <w:noProof/>
         </w:rPr>
         <w:drawing>
-          <wp:inline distT="0" distB="0" distL="0" distR="0">
+          <wp:inline distT="0" distB="0" distL="0" distR="0" wp14:anchorId="4668501D" wp14:editId="2AD64539">
             <wp:extent cx="5334000" cy="3333750"/>
             <wp:effectExtent l="0" t="0" r="0" b="0"/>
             <wp:docPr id="4" name="cra_register.jpg" descr="Main-400 Register for a Contact RA." title="Main-400 Register for a Contact RA."/>
@@ -3666,7 +3666,7 @@
       <w:pPr>
         <w:pStyle w:val="Heading2"/>
       </w:pPr>
-      <w:bookmarkStart w:id="9" w:name="_Toc240453578"/>
+      <w:bookmarkStart w:id="9" w:name="_Toc240455235"/>
       <w:r>
         <w:t>4.2 Recording the respondent and their contact details</w:t>
       </w:r>
@@ -3808,7 +3808,7 @@
         </w:rPr>
         <w:lastRenderedPageBreak/>
         <w:drawing>
-          <wp:inline distT="0" distB="0" distL="0" distR="0">
+          <wp:inline distT="0" distB="0" distL="0" distR="0" wp14:anchorId="792A69A1" wp14:editId="6B234217">
             <wp:extent cx="5334000" cy="2114550"/>
             <wp:effectExtent l="0" t="0" r="0" b="0"/>
             <wp:docPr id="5" name="adm_case_add_person.jpg" descr="Adding a person to a case." title="Adding a person to a case."/>
@@ -4071,7 +4071,7 @@
       <w:pPr>
         <w:pStyle w:val="Heading2"/>
       </w:pPr>
-      <w:bookmarkStart w:id="10" w:name="_Toc240453579"/>
+      <w:bookmarkStart w:id="10" w:name="_Toc240455236"/>
       <w:r>
         <w:t>4.3 Sending an invitation</w:t>
       </w:r>
@@ -4184,7 +4184,7 @@
           <w:noProof/>
         </w:rPr>
         <w:drawing>
-          <wp:inline distT="0" distB="0" distL="0" distR="0">
+          <wp:inline distT="0" distB="0" distL="0" distR="0" wp14:anchorId="42AB6F41" wp14:editId="45D7F70A">
             <wp:extent cx="5334000" cy="1143000"/>
             <wp:effectExtent l="0" t="0" r="0" b="0"/>
             <wp:docPr id="6" name="cra_case_invitations_before.jpg" descr="Invitations panel before sending, with the history of earlier invitations." title="Invitations panel before sending, with the history of earlier invitations."/>
@@ -4269,37 +4269,37 @@
         <w:t>once</w:t>
       </w:r>
       <w:r>
-        <w:t xml:space="preserve">. Select </w:t>
-      </w:r>
-      <w:r>
-        <w:rPr>
-          <w:b/>
-          <w:bCs/>
-        </w:rPr>
-        <w:t>Send via WhatsApp</w:t>
-      </w:r>
-      <w:r>
-        <w:t xml:space="preserve">. WhatsApp opens </w:t>
-      </w:r>
-      <w:r>
-        <w:rPr>
-          <w:b/>
-          <w:bCs/>
-        </w:rPr>
-        <w:t>that respondent's chat</w:t>
-      </w:r>
-      <w:r>
-        <w:t xml:space="preserve"> (their WhatsApp number, or their phone number if none) with the approved message, personal link and study contact details already written: check you are on the study WhatsApp number, then press Send. If the case has no number on file, the panel says so and WhatsApp asks you to choose the chat. Or select </w:t>
-      </w:r>
-      <w:r>
-        <w:rPr>
-          <w:b/>
-          <w:bCs/>
-        </w:rPr>
-        <w:t>Copy message</w:t>
-      </w:r>
-      <w:r>
-        <w:t xml:space="preserve"> and paste it into SMS or email.</w:t>
+        <w:t xml:space="preserve">, with the invitation already written for each channel. Choose </w:t>
+      </w:r>
+      <w:r>
+        <w:rPr>
+          <w:b/>
+          <w:bCs/>
+        </w:rPr>
+        <w:t>WhatsApp message</w:t>
+      </w:r>
+      <w:r>
+        <w:t xml:space="preserve">, </w:t>
+      </w:r>
+      <w:r>
+        <w:rPr>
+          <w:b/>
+          <w:bCs/>
+        </w:rPr>
+        <w:t>SMS message</w:t>
+      </w:r>
+      <w:r>
+        <w:t xml:space="preserve"> or </w:t>
+      </w:r>
+      <w:r>
+        <w:rPr>
+          <w:b/>
+          <w:bCs/>
+        </w:rPr>
+        <w:t>Email message</w:t>
+      </w:r>
+      <w:r>
+        <w:t xml:space="preserve"> to see exactly what will be sent: the personal link, its expiry date, the manual code and the study contact line.</w:t>
       </w:r>
     </w:p>
     <w:p>
@@ -4314,10 +4314,10 @@
         </w:rPr>
         <w:lastRenderedPageBreak/>
         <w:drawing>
-          <wp:inline distT="0" distB="0" distL="0" distR="0">
-            <wp:extent cx="5334000" cy="2019300"/>
+          <wp:inline distT="0" distB="0" distL="0" distR="0" wp14:anchorId="092D2017" wp14:editId="2334C396">
+            <wp:extent cx="5334000" cy="2152650"/>
             <wp:effectExtent l="0" t="0" r="0" b="0"/>
-            <wp:docPr id="7" name="cra_case_invitation_sent.jpg" descr="The link, manual code and expiry date are shown once, with ready-to-send buttons." title="The link, manual code and expiry date are shown once, with ready-to-send buttons."/>
+            <wp:docPr id="7" name="cra_case_invitation_sent.jpg" descr="The link, manual code and ready-written messages are shown once, with a send button for each channel." title="The link, manual code and ready-written messages are shown once, with a send button for each channel."/>
             <wp:cNvGraphicFramePr>
               <a:graphicFrameLocks xmlns:a="http://schemas.openxmlformats.org/drawingml/2006/main" noChangeAspect="1"/>
             </wp:cNvGraphicFramePr>
@@ -4340,7 +4340,7 @@
                   <pic:spPr bwMode="auto">
                     <a:xfrm>
                       <a:off x="0" y="0"/>
-                      <a:ext cx="5334000" cy="2019300"/>
+                      <a:ext cx="5334000" cy="2152650"/>
                     </a:xfrm>
                     <a:prstGeom prst="rect">
                       <a:avLst/>
@@ -4376,7 +4376,143 @@
           <w:sz w:val="17"/>
           <w:szCs w:val="17"/>
         </w:rPr>
-        <w:t>The link, manual code and expiry date are shown once, with ready-to-send buttons.</w:t>
+        <w:t>The link, manual code and ready-written messages are shown once, with a send button for each channel.</w:t>
+      </w:r>
+    </w:p>
+    <w:p>
+      <w:pPr>
+        <w:pStyle w:val="ListParagraph"/>
+        <w:numPr>
+          <w:ilvl w:val="0"/>
+          <w:numId w:val="7"/>
+        </w:numPr>
+        <w:spacing w:after="80" w:line="276" w:lineRule="auto"/>
+      </w:pPr>
+      <w:r>
+        <w:t>Send it on the channel that suits the respondent:</w:t>
+      </w:r>
+    </w:p>
+    <w:p>
+      <w:pPr>
+        <w:pStyle w:val="ListParagraph"/>
+        <w:numPr>
+          <w:ilvl w:val="1"/>
+          <w:numId w:val="2"/>
+        </w:numPr>
+        <w:spacing w:after="40"/>
+      </w:pPr>
+      <w:r>
+        <w:rPr>
+          <w:b/>
+          <w:bCs/>
+        </w:rPr>
+        <w:t>Send via WhatsApp</w:t>
+      </w:r>
+      <w:r>
+        <w:t xml:space="preserve"> opens that respondent's chat (their WhatsApp number, or phone number if none) with the message ready. Check you are on the study WhatsApp number, then press Send.</w:t>
+      </w:r>
+    </w:p>
+    <w:p>
+      <w:pPr>
+        <w:pStyle w:val="ListParagraph"/>
+        <w:numPr>
+          <w:ilvl w:val="1"/>
+          <w:numId w:val="2"/>
+        </w:numPr>
+        <w:spacing w:after="40"/>
+      </w:pPr>
+      <w:r>
+        <w:rPr>
+          <w:b/>
+          <w:bCs/>
+        </w:rPr>
+        <w:t>Send by SMS</w:t>
+      </w:r>
+      <w:r>
+        <w:t xml:space="preserve"> opens the phone's messages app addressed to the respondent, with the shorter SMS message. Use it on a phone.</w:t>
+      </w:r>
+    </w:p>
+    <w:p>
+      <w:pPr>
+        <w:pStyle w:val="ListParagraph"/>
+        <w:numPr>
+          <w:ilvl w:val="1"/>
+          <w:numId w:val="2"/>
+        </w:numPr>
+        <w:spacing w:after="40"/>
+      </w:pPr>
+      <w:r>
+        <w:rPr>
+          <w:b/>
+          <w:bCs/>
+        </w:rPr>
+        <w:t>Email from study address</w:t>
+      </w:r>
+      <w:r>
+        <w:t xml:space="preserve"> sends the email from abffst.research.cut@gmail.com to the respondent's email on file; replies go to the study inbox. The email is recorded in the audit log.</w:t>
+      </w:r>
+    </w:p>
+    <w:p>
+      <w:pPr>
+        <w:pStyle w:val="ListParagraph"/>
+        <w:numPr>
+          <w:ilvl w:val="1"/>
+          <w:numId w:val="2"/>
+        </w:numPr>
+        <w:spacing w:after="40"/>
+      </w:pPr>
+      <w:r>
+        <w:rPr>
+          <w:b/>
+          <w:bCs/>
+        </w:rPr>
+        <w:t>Open in email app</w:t>
+      </w:r>
+      <w:r>
+        <w:t xml:space="preserve"> opens the same email in your own mail program, if you need to add something first.</w:t>
+      </w:r>
+    </w:p>
+    <w:p>
+      <w:pPr>
+        <w:pStyle w:val="ListParagraph"/>
+        <w:numPr>
+          <w:ilvl w:val="1"/>
+          <w:numId w:val="2"/>
+        </w:numPr>
+        <w:spacing w:after="40"/>
+      </w:pPr>
+      <w:r>
+        <w:rPr>
+          <w:b/>
+          <w:bCs/>
+        </w:rPr>
+        <w:t>Copy message</w:t>
+      </w:r>
+      <w:r>
+        <w:t xml:space="preserve"> copies the message shown, for any other channel.</w:t>
+      </w:r>
+    </w:p>
+    <w:p>
+      <w:pPr>
+        <w:pStyle w:val="ListParagraph"/>
+        <w:numPr>
+          <w:ilvl w:val="0"/>
+          <w:numId w:val="7"/>
+        </w:numPr>
+        <w:spacing w:after="80" w:line="276" w:lineRule="auto"/>
+      </w:pPr>
+      <w:r>
+        <w:t xml:space="preserve">If a button says no number or email is on file, add it under </w:t>
+      </w:r>
+      <w:r>
+        <w:rPr>
+          <w:b/>
+          <w:bCs/>
+        </w:rPr>
+        <w:t>Respondents and contact details</w:t>
+      </w:r>
+      <w:r>
+        <w:t>, then send a new invitation.</w:t>
       </w:r>
     </w:p>
     <w:p>
@@ -4561,7 +4697,7 @@
       <w:pPr>
         <w:pStyle w:val="Heading2"/>
       </w:pPr>
-      <w:bookmarkStart w:id="11" w:name="_Toc240453580"/>
+      <w:bookmarkStart w:id="11" w:name="_Toc240455237"/>
       <w:r>
         <w:t>4.4 Logging a contact attempt</w:t>
       </w:r>
@@ -4618,8 +4754,9 @@
         <w:rPr>
           <w:noProof/>
         </w:rPr>
+        <w:lastRenderedPageBreak/>
         <w:drawing>
-          <wp:inline distT="0" distB="0" distL="0" distR="0">
+          <wp:inline distT="0" distB="0" distL="0" distR="0" wp14:anchorId="3A4011EE" wp14:editId="46FCB964">
             <wp:extent cx="5334000" cy="1343025"/>
             <wp:effectExtent l="0" t="0" r="0" b="0"/>
             <wp:docPr id="8" name="adm_case_timeline.jpg" descr="Contact timeline and the form for logging an attempt." title="Contact timeline and the form for logging an attempt."/>
@@ -4762,9 +4899,8 @@
       <w:pPr>
         <w:pStyle w:val="Heading2"/>
       </w:pPr>
-      <w:bookmarkStart w:id="12" w:name="_Toc240453581"/>
-      <w:r>
-        <w:lastRenderedPageBreak/>
+      <w:bookmarkStart w:id="12" w:name="_Toc240455238"/>
+      <w:r>
         <w:t>4.5 Sending follow-up reminders</w:t>
       </w:r>
       <w:bookmarkEnd w:id="12"/>
@@ -4831,7 +4967,7 @@
           <w:noProof/>
         </w:rPr>
         <w:drawing>
-          <wp:inline distT="0" distB="0" distL="0" distR="0">
+          <wp:inline distT="0" distB="0" distL="0" distR="0" wp14:anchorId="68611AAD" wp14:editId="70494785">
             <wp:extent cx="5334000" cy="3333750"/>
             <wp:effectExtent l="0" t="0" r="0" b="0"/>
             <wp:docPr id="9" name="cra_follow_ups.jpg" descr="Follow-ups due. Contact RAs see only their own cases." title="Follow-ups due. Contact RAs see only their own cases."/>
@@ -5019,6 +5155,7 @@
                 <w:sz w:val="20"/>
                 <w:szCs w:val="20"/>
               </w:rPr>
+              <w:lastRenderedPageBreak/>
               <w:t>Mark as sent only after sending</w:t>
             </w:r>
           </w:p>
@@ -5057,7 +5194,7 @@
       <w:pPr>
         <w:pStyle w:val="Heading2"/>
       </w:pPr>
-      <w:bookmarkStart w:id="13" w:name="_Toc240453582"/>
+      <w:bookmarkStart w:id="13" w:name="_Toc240455239"/>
       <w:r>
         <w:t>4.6 Managing appointments</w:t>
       </w:r>
@@ -5096,9 +5233,8 @@
         <w:rPr>
           <w:noProof/>
         </w:rPr>
-        <w:lastRenderedPageBreak/>
         <w:drawing>
-          <wp:inline distT="0" distB="0" distL="0" distR="0">
+          <wp:inline distT="0" distB="0" distL="0" distR="0" wp14:anchorId="4649B001" wp14:editId="13F1E56A">
             <wp:extent cx="5334000" cy="2667000"/>
             <wp:effectExtent l="0" t="0" r="0" b="0"/>
             <wp:docPr id="10" name="cra_appointments.jpg" descr="Appointment Queue." title="Appointment Queue."/>
@@ -5281,7 +5417,7 @@
       <w:pPr>
         <w:pStyle w:val="Heading2"/>
       </w:pPr>
-      <w:bookmarkStart w:id="14" w:name="_Toc240453583"/>
+      <w:bookmarkStart w:id="14" w:name="_Toc240455240"/>
       <w:r>
         <w:t>4.7 Phone, WhatsApp-call or face-to-face administration</w:t>
       </w:r>
@@ -5450,6 +5586,7 @@
                 <w:sz w:val="19"/>
                 <w:szCs w:val="19"/>
               </w:rPr>
+              <w:lastRenderedPageBreak/>
               <w:t>Code</w:t>
             </w:r>
           </w:p>
@@ -5864,7 +6001,6 @@
                 <w:sz w:val="19"/>
                 <w:szCs w:val="19"/>
               </w:rPr>
-              <w:lastRenderedPageBreak/>
               <w:t>05</w:t>
             </w:r>
           </w:p>
@@ -6009,7 +6145,7 @@
       <w:pPr>
         <w:pStyle w:val="Heading2"/>
       </w:pPr>
-      <w:bookmarkStart w:id="15" w:name="_Toc240453584"/>
+      <w:bookmarkStart w:id="15" w:name="_Toc240455241"/>
       <w:r>
         <w:t>4.8 When the person is not the right respondent</w:t>
       </w:r>
@@ -6093,7 +6229,7 @@
       <w:pPr>
         <w:pStyle w:val="Heading2"/>
       </w:pPr>
-      <w:bookmarkStart w:id="16" w:name="_Toc240453585"/>
+      <w:bookmarkStart w:id="16" w:name="_Toc240455242"/>
       <w:r>
         <w:t>4.9 When someone refuses or asks to withdraw</w:t>
       </w:r>
@@ -6170,7 +6306,7 @@
       <w:pPr>
         <w:pStyle w:val="Heading2"/>
       </w:pPr>
-      <w:bookmarkStart w:id="17" w:name="_Toc240453586"/>
+      <w:bookmarkStart w:id="17" w:name="_Toc240455243"/>
       <w:r>
         <w:t>4.10 What to say to a respondent</w:t>
       </w:r>
@@ -6251,7 +6387,7 @@
         <w:pStyle w:val="Heading1"/>
         <w:pageBreakBefore/>
       </w:pPr>
-      <w:bookmarkStart w:id="18" w:name="_Toc240453587"/>
+      <w:bookmarkStart w:id="18" w:name="_Toc240455244"/>
       <w:r>
         <w:lastRenderedPageBreak/>
         <w:t>5. Rules you must follow</w:t>
@@ -6415,7 +6551,7 @@
         <w:pStyle w:val="Heading1"/>
         <w:pageBreakBefore/>
       </w:pPr>
-      <w:bookmarkStart w:id="19" w:name="_Toc240453588"/>
+      <w:bookmarkStart w:id="19" w:name="_Toc240455245"/>
       <w:r>
         <w:lastRenderedPageBreak/>
         <w:t>6. Troubleshooting</w:t>
@@ -7362,7 +7498,7 @@
         <w:pStyle w:val="Heading1"/>
         <w:pageBreakBefore/>
       </w:pPr>
-      <w:bookmarkStart w:id="20" w:name="_Toc240453589"/>
+      <w:bookmarkStart w:id="20" w:name="_Toc240455246"/>
       <w:r>
         <w:lastRenderedPageBreak/>
         <w:t>7. Quick reference</w:t>
@@ -7977,10 +8113,68 @@
 <file path=word/numbering.xml><?xml version="1.0" encoding="utf-8"?>
 <w:numbering xmlns:wpc="http://schemas.microsoft.com/office/word/2010/wordprocessingCanvas" xmlns:cx="http://schemas.microsoft.com/office/drawing/2014/chartex" xmlns:cx1="http://schemas.microsoft.com/office/drawing/2015/9/8/chartex" xmlns:cx2="http://schemas.microsoft.com/office/drawing/2015/10/21/chartex" xmlns:cx3="http://schemas.microsoft.com/office/drawing/2016/5/9/chartex" xmlns:cx4="http://schemas.microsoft.com/office/drawing/2016/5/10/chartex" xmlns:cx5="http://schemas.microsoft.com/office/drawing/2016/5/11/chartex" xmlns:cx6="http://schemas.microsoft.com/office/drawing/2016/5/12/chartex" xmlns:cx7="http://schemas.microsoft.com/office/drawing/2016/5/13/chartex" xmlns:cx8="http://schemas.microsoft.com/office/drawing/2016/5/14/chartex" xmlns:mc="http://schemas.openxmlformats.org/markup-compatibility/2006" xmlns:aink="http://schemas.microsoft.com/office/drawing/2016/ink" xmlns:am3d="http://schemas.microsoft.com/office/drawing/2017/model3d" xmlns:o="urn:schemas-microsoft-com:office:office" xmlns:oel="http://schemas.microsoft.com/office/2019/extlst" xmlns:r="http://schemas.openxmlformats.org/officeDocument/2006/relationships" xmlns:m="http://schemas.openxmlformats.org/officeDocument/2006/math" xmlns:v="urn:schemas-microsoft-com:vml" xmlns:wp14="http://schemas.microsoft.com/office/word/2010/wordprocessingDrawing" xmlns:wp="http://schemas.openxmlformats.org/drawingml/2006/wordprocessingDrawing" xmlns:w10="urn:schemas-microsoft-com:office:word" xmlns:w="http://schemas.openxmlformats.org/wordprocessingml/2006/main" xmlns:w14="http://schemas.microsoft.com/office/word/2010/wordml" xmlns:w15="http://schemas.microsoft.com/office/word/2012/wordml" xmlns:w16cex="http://schemas.microsoft.com/office/word/2018/wordml/cex" xmlns:w16cid="http://schemas.microsoft.com/office/word/2016/wordml/cid" xmlns:w16="http://schemas.microsoft.com/office/word/2018/wordml" xmlns:w16sdtdh="http://schemas.microsoft.com/office/word/2020/wordml/sdtdatahash" xmlns:w16se="http://schemas.microsoft.com/office/word/2015/wordml/symex" xmlns:wpg="http://schemas.microsoft.com/office/word/2010/wordprocessingGroup" xmlns:wpi="http://schemas.microsoft.com/office/word/2010/wordprocessingInk" xmlns:wne="http://schemas.microsoft.com/office/word/2006/wordml" xmlns:wps="http://schemas.microsoft.com/office/word/2010/wordprocessingShape" mc:Ignorable="w14 w15 w16se w16cid w16 w16cex w16sdtdh wp14">
   <w:abstractNum w:abstractNumId="0" w15:restartNumberingAfterBreak="0">
-    <w:nsid w:val="03DA7578"/>
+    <w:nsid w:val="087354DD"/>
     <w:multiLevelType w:val="hybridMultilevel"/>
-    <w:tmpl w:val="8FB6AC58"/>
-    <w:lvl w:ilvl="0" w:tplc="2578E872">
+    <w:tmpl w:val="E744B7DC"/>
+    <w:lvl w:ilvl="0" w:tplc="FDF4119C">
+      <w:start w:val="1"/>
+      <w:numFmt w:val="bullet"/>
+      <w:lvlText w:val="•"/>
+      <w:lvlJc w:val="left"/>
+      <w:pPr>
+        <w:ind w:left="460" w:hanging="280"/>
+      </w:pPr>
+    </w:lvl>
+    <w:lvl w:ilvl="1" w:tplc="0638114E">
+      <w:start w:val="1"/>
+      <w:numFmt w:val="bullet"/>
+      <w:lvlText w:val="–"/>
+      <w:lvlJc w:val="left"/>
+      <w:pPr>
+        <w:ind w:left="900" w:hanging="280"/>
+      </w:pPr>
+    </w:lvl>
+    <w:lvl w:ilvl="2" w:tplc="573AAEB4">
+      <w:numFmt w:val="decimal"/>
+      <w:lvlText w:val=""/>
+      <w:lvlJc w:val="left"/>
+    </w:lvl>
+    <w:lvl w:ilvl="3" w:tplc="D7C2B108">
+      <w:numFmt w:val="decimal"/>
+      <w:lvlText w:val=""/>
+      <w:lvlJc w:val="left"/>
+    </w:lvl>
+    <w:lvl w:ilvl="4" w:tplc="2B0CBB58">
+      <w:numFmt w:val="decimal"/>
+      <w:lvlText w:val=""/>
+      <w:lvlJc w:val="left"/>
+    </w:lvl>
+    <w:lvl w:ilvl="5" w:tplc="99B4355E">
+      <w:numFmt w:val="decimal"/>
+      <w:lvlText w:val=""/>
+      <w:lvlJc w:val="left"/>
+    </w:lvl>
+    <w:lvl w:ilvl="6" w:tplc="D67E2EDA">
+      <w:numFmt w:val="decimal"/>
+      <w:lvlText w:val=""/>
+      <w:lvlJc w:val="left"/>
+    </w:lvl>
+    <w:lvl w:ilvl="7" w:tplc="DCBA8CFA">
+      <w:numFmt w:val="decimal"/>
+      <w:lvlText w:val=""/>
+      <w:lvlJc w:val="left"/>
+    </w:lvl>
+    <w:lvl w:ilvl="8" w:tplc="B3C88670">
+      <w:numFmt w:val="decimal"/>
+      <w:lvlText w:val=""/>
+      <w:lvlJc w:val="left"/>
+    </w:lvl>
+  </w:abstractNum>
+  <w:abstractNum w:abstractNumId="1" w15:restartNumberingAfterBreak="0">
+    <w:nsid w:val="0FA67CE5"/>
+    <w:multiLevelType w:val="hybridMultilevel"/>
+    <w:tmpl w:val="3F9A4454"/>
+    <w:lvl w:ilvl="0" w:tplc="B526061E">
       <w:start w:val="1"/>
       <w:numFmt w:val="decimal"/>
       <w:lvlText w:val="%1."/>
@@ -7994,110 +8188,52 @@
         <w:color w:val="A67C27"/>
       </w:rPr>
     </w:lvl>
-    <w:lvl w:ilvl="1" w:tplc="07242BFA">
+    <w:lvl w:ilvl="1" w:tplc="2042D796">
       <w:numFmt w:val="decimal"/>
       <w:lvlText w:val=""/>
       <w:lvlJc w:val="left"/>
     </w:lvl>
-    <w:lvl w:ilvl="2" w:tplc="A25AFE54">
+    <w:lvl w:ilvl="2" w:tplc="1BBEA97E">
       <w:numFmt w:val="decimal"/>
       <w:lvlText w:val=""/>
       <w:lvlJc w:val="left"/>
     </w:lvl>
-    <w:lvl w:ilvl="3" w:tplc="858257D0">
+    <w:lvl w:ilvl="3" w:tplc="FB92A702">
       <w:numFmt w:val="decimal"/>
       <w:lvlText w:val=""/>
       <w:lvlJc w:val="left"/>
     </w:lvl>
-    <w:lvl w:ilvl="4" w:tplc="4F561256">
+    <w:lvl w:ilvl="4" w:tplc="81A65BDC">
       <w:numFmt w:val="decimal"/>
       <w:lvlText w:val=""/>
       <w:lvlJc w:val="left"/>
     </w:lvl>
-    <w:lvl w:ilvl="5" w:tplc="B1382950">
+    <w:lvl w:ilvl="5" w:tplc="7B1C6694">
       <w:numFmt w:val="decimal"/>
       <w:lvlText w:val=""/>
       <w:lvlJc w:val="left"/>
     </w:lvl>
-    <w:lvl w:ilvl="6" w:tplc="6F7ECD34">
+    <w:lvl w:ilvl="6" w:tplc="B29EC368">
       <w:numFmt w:val="decimal"/>
       <w:lvlText w:val=""/>
       <w:lvlJc w:val="left"/>
     </w:lvl>
-    <w:lvl w:ilvl="7" w:tplc="E1922CCE">
+    <w:lvl w:ilvl="7" w:tplc="1DB4D3E4">
       <w:numFmt w:val="decimal"/>
       <w:lvlText w:val=""/>
       <w:lvlJc w:val="left"/>
     </w:lvl>
-    <w:lvl w:ilvl="8" w:tplc="23EA407E">
+    <w:lvl w:ilvl="8" w:tplc="84845B20">
       <w:numFmt w:val="decimal"/>
       <w:lvlText w:val=""/>
       <w:lvlJc w:val="left"/>
     </w:lvl>
   </w:abstractNum>
-  <w:abstractNum w:abstractNumId="1" w15:restartNumberingAfterBreak="0">
-    <w:nsid w:val="08C400A9"/>
+  <w:abstractNum w:abstractNumId="2" w15:restartNumberingAfterBreak="0">
+    <w:nsid w:val="20C73CA2"/>
     <w:multiLevelType w:val="hybridMultilevel"/>
-    <w:tmpl w:val="E904FFFA"/>
-    <w:lvl w:ilvl="0" w:tplc="C1963632">
-      <w:start w:val="1"/>
-      <w:numFmt w:val="bullet"/>
-      <w:lvlText w:val="•"/>
-      <w:lvlJc w:val="left"/>
-      <w:pPr>
-        <w:ind w:left="460" w:hanging="280"/>
-      </w:pPr>
-    </w:lvl>
-    <w:lvl w:ilvl="1" w:tplc="9F4CBECC">
-      <w:start w:val="1"/>
-      <w:numFmt w:val="bullet"/>
-      <w:lvlText w:val="–"/>
-      <w:lvlJc w:val="left"/>
-      <w:pPr>
-        <w:ind w:left="900" w:hanging="280"/>
-      </w:pPr>
-    </w:lvl>
-    <w:lvl w:ilvl="2" w:tplc="3ECA37E2">
-      <w:numFmt w:val="decimal"/>
-      <w:lvlText w:val=""/>
-      <w:lvlJc w:val="left"/>
-    </w:lvl>
-    <w:lvl w:ilvl="3" w:tplc="55E6E830">
-      <w:numFmt w:val="decimal"/>
-      <w:lvlText w:val=""/>
-      <w:lvlJc w:val="left"/>
-    </w:lvl>
-    <w:lvl w:ilvl="4" w:tplc="F7D06F90">
-      <w:numFmt w:val="decimal"/>
-      <w:lvlText w:val=""/>
-      <w:lvlJc w:val="left"/>
-    </w:lvl>
-    <w:lvl w:ilvl="5" w:tplc="78C6A20C">
-      <w:numFmt w:val="decimal"/>
-      <w:lvlText w:val=""/>
-      <w:lvlJc w:val="left"/>
-    </w:lvl>
-    <w:lvl w:ilvl="6" w:tplc="234CA4D0">
-      <w:numFmt w:val="decimal"/>
-      <w:lvlText w:val=""/>
-      <w:lvlJc w:val="left"/>
-    </w:lvl>
-    <w:lvl w:ilvl="7" w:tplc="38826122">
-      <w:numFmt w:val="decimal"/>
-      <w:lvlText w:val=""/>
-      <w:lvlJc w:val="left"/>
-    </w:lvl>
-    <w:lvl w:ilvl="8" w:tplc="B378A246">
-      <w:numFmt w:val="decimal"/>
-      <w:lvlText w:val=""/>
-      <w:lvlJc w:val="left"/>
-    </w:lvl>
-  </w:abstractNum>
-  <w:abstractNum w:abstractNumId="2" w15:restartNumberingAfterBreak="0">
-    <w:nsid w:val="151C1437"/>
-    <w:multiLevelType w:val="hybridMultilevel"/>
-    <w:tmpl w:val="5BB6D420"/>
-    <w:lvl w:ilvl="0" w:tplc="6E205006">
+    <w:tmpl w:val="9588FEB0"/>
+    <w:lvl w:ilvl="0" w:tplc="6490789C">
       <w:start w:val="1"/>
       <w:numFmt w:val="decimal"/>
       <w:lvlText w:val="%1."/>
@@ -8111,52 +8247,52 @@
         <w:color w:val="A67C27"/>
       </w:rPr>
     </w:lvl>
-    <w:lvl w:ilvl="1" w:tplc="8496F550">
+    <w:lvl w:ilvl="1" w:tplc="63C27D54">
       <w:numFmt w:val="decimal"/>
       <w:lvlText w:val=""/>
       <w:lvlJc w:val="left"/>
     </w:lvl>
-    <w:lvl w:ilvl="2" w:tplc="B096FD0C">
+    <w:lvl w:ilvl="2" w:tplc="8DB85766">
       <w:numFmt w:val="decimal"/>
       <w:lvlText w:val=""/>
       <w:lvlJc w:val="left"/>
     </w:lvl>
-    <w:lvl w:ilvl="3" w:tplc="77FECFD8">
+    <w:lvl w:ilvl="3" w:tplc="6820EA1A">
       <w:numFmt w:val="decimal"/>
       <w:lvlText w:val=""/>
       <w:lvlJc w:val="left"/>
     </w:lvl>
-    <w:lvl w:ilvl="4" w:tplc="28F49D62">
+    <w:lvl w:ilvl="4" w:tplc="9678DF1A">
       <w:numFmt w:val="decimal"/>
       <w:lvlText w:val=""/>
       <w:lvlJc w:val="left"/>
     </w:lvl>
-    <w:lvl w:ilvl="5" w:tplc="5CF45A2A">
+    <w:lvl w:ilvl="5" w:tplc="8F006224">
       <w:numFmt w:val="decimal"/>
       <w:lvlText w:val=""/>
       <w:lvlJc w:val="left"/>
     </w:lvl>
-    <w:lvl w:ilvl="6" w:tplc="4E9AD030">
+    <w:lvl w:ilvl="6" w:tplc="8042E194">
       <w:numFmt w:val="decimal"/>
       <w:lvlText w:val=""/>
       <w:lvlJc w:val="left"/>
     </w:lvl>
-    <w:lvl w:ilvl="7" w:tplc="72FCB092">
+    <w:lvl w:ilvl="7" w:tplc="85B29660">
       <w:numFmt w:val="decimal"/>
       <w:lvlText w:val=""/>
       <w:lvlJc w:val="left"/>
     </w:lvl>
-    <w:lvl w:ilvl="8" w:tplc="44EEC084">
+    <w:lvl w:ilvl="8" w:tplc="8FB8261A">
       <w:numFmt w:val="decimal"/>
       <w:lvlText w:val=""/>
       <w:lvlJc w:val="left"/>
     </w:lvl>
   </w:abstractNum>
   <w:abstractNum w:abstractNumId="3" w15:restartNumberingAfterBreak="0">
-    <w:nsid w:val="2DC4721F"/>
+    <w:nsid w:val="20F5113F"/>
     <w:multiLevelType w:val="hybridMultilevel"/>
-    <w:tmpl w:val="CB74A3EE"/>
-    <w:lvl w:ilvl="0" w:tplc="8A9291CA">
+    <w:tmpl w:val="9F40DE8E"/>
+    <w:lvl w:ilvl="0" w:tplc="8EEA3C0C">
       <w:start w:val="1"/>
       <w:numFmt w:val="decimal"/>
       <w:lvlText w:val="%1."/>
@@ -8170,52 +8306,52 @@
         <w:color w:val="A67C27"/>
       </w:rPr>
     </w:lvl>
-    <w:lvl w:ilvl="1" w:tplc="91525DA6">
+    <w:lvl w:ilvl="1" w:tplc="20467826">
       <w:numFmt w:val="decimal"/>
       <w:lvlText w:val=""/>
       <w:lvlJc w:val="left"/>
     </w:lvl>
-    <w:lvl w:ilvl="2" w:tplc="400EB5B0">
+    <w:lvl w:ilvl="2" w:tplc="BC98A9CA">
       <w:numFmt w:val="decimal"/>
       <w:lvlText w:val=""/>
       <w:lvlJc w:val="left"/>
     </w:lvl>
-    <w:lvl w:ilvl="3" w:tplc="AA2CCC84">
+    <w:lvl w:ilvl="3" w:tplc="4326562A">
       <w:numFmt w:val="decimal"/>
       <w:lvlText w:val=""/>
       <w:lvlJc w:val="left"/>
     </w:lvl>
-    <w:lvl w:ilvl="4" w:tplc="7EB8F0B8">
+    <w:lvl w:ilvl="4" w:tplc="EEE69722">
       <w:numFmt w:val="decimal"/>
       <w:lvlText w:val=""/>
       <w:lvlJc w:val="left"/>
     </w:lvl>
-    <w:lvl w:ilvl="5" w:tplc="4C76D964">
+    <w:lvl w:ilvl="5" w:tplc="862CA964">
       <w:numFmt w:val="decimal"/>
       <w:lvlText w:val=""/>
       <w:lvlJc w:val="left"/>
     </w:lvl>
-    <w:lvl w:ilvl="6" w:tplc="82D81CF0">
+    <w:lvl w:ilvl="6" w:tplc="E2B49606">
       <w:numFmt w:val="decimal"/>
       <w:lvlText w:val=""/>
       <w:lvlJc w:val="left"/>
     </w:lvl>
-    <w:lvl w:ilvl="7" w:tplc="A0706F96">
+    <w:lvl w:ilvl="7" w:tplc="F4841D66">
       <w:numFmt w:val="decimal"/>
       <w:lvlText w:val=""/>
       <w:lvlJc w:val="left"/>
     </w:lvl>
-    <w:lvl w:ilvl="8" w:tplc="65DCFE60">
+    <w:lvl w:ilvl="8" w:tplc="35964DD6">
       <w:numFmt w:val="decimal"/>
       <w:lvlText w:val=""/>
       <w:lvlJc w:val="left"/>
     </w:lvl>
   </w:abstractNum>
   <w:abstractNum w:abstractNumId="4" w15:restartNumberingAfterBreak="0">
-    <w:nsid w:val="2E0406F9"/>
+    <w:nsid w:val="2C0B6E94"/>
     <w:multiLevelType w:val="hybridMultilevel"/>
-    <w:tmpl w:val="4B1C0878"/>
-    <w:lvl w:ilvl="0" w:tplc="3326B670">
+    <w:tmpl w:val="DB90DFFC"/>
+    <w:lvl w:ilvl="0" w:tplc="4514A388">
       <w:start w:val="1"/>
       <w:numFmt w:val="decimal"/>
       <w:lvlText w:val="%1."/>
@@ -8229,138 +8365,52 @@
         <w:color w:val="A67C27"/>
       </w:rPr>
     </w:lvl>
-    <w:lvl w:ilvl="1" w:tplc="83468B4C">
+    <w:lvl w:ilvl="1" w:tplc="0D0498DC">
       <w:numFmt w:val="decimal"/>
       <w:lvlText w:val=""/>
       <w:lvlJc w:val="left"/>
     </w:lvl>
-    <w:lvl w:ilvl="2" w:tplc="5F9EB47C">
+    <w:lvl w:ilvl="2" w:tplc="9A600092">
       <w:numFmt w:val="decimal"/>
       <w:lvlText w:val=""/>
       <w:lvlJc w:val="left"/>
     </w:lvl>
-    <w:lvl w:ilvl="3" w:tplc="705CD6B0">
+    <w:lvl w:ilvl="3" w:tplc="5FDAC7B0">
       <w:numFmt w:val="decimal"/>
       <w:lvlText w:val=""/>
       <w:lvlJc w:val="left"/>
     </w:lvl>
-    <w:lvl w:ilvl="4" w:tplc="D848D61C">
+    <w:lvl w:ilvl="4" w:tplc="3A4E0F58">
       <w:numFmt w:val="decimal"/>
       <w:lvlText w:val=""/>
       <w:lvlJc w:val="left"/>
     </w:lvl>
-    <w:lvl w:ilvl="5" w:tplc="82AC68AA">
+    <w:lvl w:ilvl="5" w:tplc="EC40DAE6">
       <w:numFmt w:val="decimal"/>
       <w:lvlText w:val=""/>
       <w:lvlJc w:val="left"/>
     </w:lvl>
-    <w:lvl w:ilvl="6" w:tplc="CF4E8DB6">
+    <w:lvl w:ilvl="6" w:tplc="593CE41C">
       <w:numFmt w:val="decimal"/>
       <w:lvlText w:val=""/>
       <w:lvlJc w:val="left"/>
     </w:lvl>
-    <w:lvl w:ilvl="7" w:tplc="0648322C">
+    <w:lvl w:ilvl="7" w:tplc="A588FB8C">
       <w:numFmt w:val="decimal"/>
       <w:lvlText w:val=""/>
       <w:lvlJc w:val="left"/>
     </w:lvl>
-    <w:lvl w:ilvl="8" w:tplc="1C52FE48">
+    <w:lvl w:ilvl="8" w:tplc="D804C4AE">
       <w:numFmt w:val="decimal"/>
       <w:lvlText w:val=""/>
       <w:lvlJc w:val="left"/>
     </w:lvl>
   </w:abstractNum>
   <w:abstractNum w:abstractNumId="5" w15:restartNumberingAfterBreak="0">
-    <w:nsid w:val="41157B15"/>
+    <w:nsid w:val="2E4E29FE"/>
     <w:multiLevelType w:val="hybridMultilevel"/>
-    <w:tmpl w:val="53BE26E8"/>
-    <w:lvl w:ilvl="0" w:tplc="E6945CA6">
-      <w:start w:val="1"/>
-      <w:numFmt w:val="bullet"/>
-      <w:lvlText w:val="●"/>
-      <w:lvlJc w:val="left"/>
-      <w:pPr>
-        <w:ind w:left="720" w:hanging="360"/>
-      </w:pPr>
-    </w:lvl>
-    <w:lvl w:ilvl="1" w:tplc="D7D838AC">
-      <w:start w:val="1"/>
-      <w:numFmt w:val="bullet"/>
-      <w:lvlText w:val="○"/>
-      <w:lvlJc w:val="left"/>
-      <w:pPr>
-        <w:ind w:left="1440" w:hanging="360"/>
-      </w:pPr>
-    </w:lvl>
-    <w:lvl w:ilvl="2" w:tplc="7E4E10CA">
-      <w:start w:val="1"/>
-      <w:numFmt w:val="bullet"/>
-      <w:lvlText w:val="■"/>
-      <w:lvlJc w:val="left"/>
-      <w:pPr>
-        <w:ind w:left="2160" w:hanging="360"/>
-      </w:pPr>
-    </w:lvl>
-    <w:lvl w:ilvl="3" w:tplc="74F095FC">
-      <w:start w:val="1"/>
-      <w:numFmt w:val="bullet"/>
-      <w:lvlText w:val="●"/>
-      <w:lvlJc w:val="left"/>
-      <w:pPr>
-        <w:ind w:left="2880" w:hanging="360"/>
-      </w:pPr>
-    </w:lvl>
-    <w:lvl w:ilvl="4" w:tplc="4F4CA324">
-      <w:start w:val="1"/>
-      <w:numFmt w:val="bullet"/>
-      <w:lvlText w:val="○"/>
-      <w:lvlJc w:val="left"/>
-      <w:pPr>
-        <w:ind w:left="3600" w:hanging="360"/>
-      </w:pPr>
-    </w:lvl>
-    <w:lvl w:ilvl="5" w:tplc="06D0D238">
-      <w:start w:val="1"/>
-      <w:numFmt w:val="bullet"/>
-      <w:lvlText w:val="■"/>
-      <w:lvlJc w:val="left"/>
-      <w:pPr>
-        <w:ind w:left="4320" w:hanging="360"/>
-      </w:pPr>
-    </w:lvl>
-    <w:lvl w:ilvl="6" w:tplc="4AE0CA6C">
-      <w:start w:val="1"/>
-      <w:numFmt w:val="bullet"/>
-      <w:lvlText w:val="●"/>
-      <w:lvlJc w:val="left"/>
-      <w:pPr>
-        <w:ind w:left="5040" w:hanging="360"/>
-      </w:pPr>
-    </w:lvl>
-    <w:lvl w:ilvl="7" w:tplc="2EAE1D4C">
-      <w:start w:val="1"/>
-      <w:numFmt w:val="bullet"/>
-      <w:lvlText w:val="●"/>
-      <w:lvlJc w:val="left"/>
-      <w:pPr>
-        <w:ind w:left="5760" w:hanging="360"/>
-      </w:pPr>
-    </w:lvl>
-    <w:lvl w:ilvl="8" w:tplc="33C42E44">
-      <w:start w:val="1"/>
-      <w:numFmt w:val="bullet"/>
-      <w:lvlText w:val="●"/>
-      <w:lvlJc w:val="left"/>
-      <w:pPr>
-        <w:ind w:left="6480" w:hanging="360"/>
-      </w:pPr>
-    </w:lvl>
-  </w:abstractNum>
-  <w:abstractNum w:abstractNumId="6" w15:restartNumberingAfterBreak="0">
-    <w:nsid w:val="423537B0"/>
-    <w:multiLevelType w:val="hybridMultilevel"/>
-    <w:tmpl w:val="2376EEF6"/>
-    <w:lvl w:ilvl="0" w:tplc="DE04BF66">
+    <w:tmpl w:val="40AA49B6"/>
+    <w:lvl w:ilvl="0" w:tplc="54AA7244">
       <w:start w:val="1"/>
       <w:numFmt w:val="decimal"/>
       <w:lvlText w:val="%1."/>
@@ -8374,52 +8424,52 @@
         <w:color w:val="A67C27"/>
       </w:rPr>
     </w:lvl>
-    <w:lvl w:ilvl="1" w:tplc="4A2C0980">
+    <w:lvl w:ilvl="1" w:tplc="2F02CED4">
       <w:numFmt w:val="decimal"/>
       <w:lvlText w:val=""/>
       <w:lvlJc w:val="left"/>
     </w:lvl>
-    <w:lvl w:ilvl="2" w:tplc="B8ECD572">
+    <w:lvl w:ilvl="2" w:tplc="3CD4F374">
       <w:numFmt w:val="decimal"/>
       <w:lvlText w:val=""/>
       <w:lvlJc w:val="left"/>
     </w:lvl>
-    <w:lvl w:ilvl="3" w:tplc="376448FA">
+    <w:lvl w:ilvl="3" w:tplc="3AC4D000">
       <w:numFmt w:val="decimal"/>
       <w:lvlText w:val=""/>
       <w:lvlJc w:val="left"/>
     </w:lvl>
-    <w:lvl w:ilvl="4" w:tplc="0AA81224">
+    <w:lvl w:ilvl="4" w:tplc="28E64386">
       <w:numFmt w:val="decimal"/>
       <w:lvlText w:val=""/>
       <w:lvlJc w:val="left"/>
     </w:lvl>
-    <w:lvl w:ilvl="5" w:tplc="58EA8F08">
+    <w:lvl w:ilvl="5" w:tplc="C74C4E5C">
       <w:numFmt w:val="decimal"/>
       <w:lvlText w:val=""/>
       <w:lvlJc w:val="left"/>
     </w:lvl>
-    <w:lvl w:ilvl="6" w:tplc="9760E4C2">
+    <w:lvl w:ilvl="6" w:tplc="99283962">
       <w:numFmt w:val="decimal"/>
       <w:lvlText w:val=""/>
       <w:lvlJc w:val="left"/>
     </w:lvl>
-    <w:lvl w:ilvl="7" w:tplc="8EAC020A">
+    <w:lvl w:ilvl="7" w:tplc="D6BA3D32">
       <w:numFmt w:val="decimal"/>
       <w:lvlText w:val=""/>
       <w:lvlJc w:val="left"/>
     </w:lvl>
-    <w:lvl w:ilvl="8" w:tplc="A328B132">
+    <w:lvl w:ilvl="8" w:tplc="1A06C618">
       <w:numFmt w:val="decimal"/>
       <w:lvlText w:val=""/>
       <w:lvlJc w:val="left"/>
     </w:lvl>
   </w:abstractNum>
-  <w:abstractNum w:abstractNumId="7" w15:restartNumberingAfterBreak="0">
-    <w:nsid w:val="45ED5F6E"/>
+  <w:abstractNum w:abstractNumId="6" w15:restartNumberingAfterBreak="0">
+    <w:nsid w:val="4E1D7466"/>
     <w:multiLevelType w:val="hybridMultilevel"/>
-    <w:tmpl w:val="AF829202"/>
-    <w:lvl w:ilvl="0" w:tplc="0276DA0C">
+    <w:tmpl w:val="851638BE"/>
+    <w:lvl w:ilvl="0" w:tplc="1F02D15E">
       <w:start w:val="1"/>
       <w:numFmt w:val="decimal"/>
       <w:lvlText w:val="%1."/>
@@ -8433,52 +8483,138 @@
         <w:color w:val="A67C27"/>
       </w:rPr>
     </w:lvl>
-    <w:lvl w:ilvl="1" w:tplc="A5681A82">
+    <w:lvl w:ilvl="1" w:tplc="B4CC8F0E">
       <w:numFmt w:val="decimal"/>
       <w:lvlText w:val=""/>
       <w:lvlJc w:val="left"/>
     </w:lvl>
-    <w:lvl w:ilvl="2" w:tplc="76C605AC">
+    <w:lvl w:ilvl="2" w:tplc="8542CFAA">
       <w:numFmt w:val="decimal"/>
       <w:lvlText w:val=""/>
       <w:lvlJc w:val="left"/>
     </w:lvl>
-    <w:lvl w:ilvl="3" w:tplc="0C20A55A">
+    <w:lvl w:ilvl="3" w:tplc="6D5A7694">
       <w:numFmt w:val="decimal"/>
       <w:lvlText w:val=""/>
       <w:lvlJc w:val="left"/>
     </w:lvl>
-    <w:lvl w:ilvl="4" w:tplc="064E3F86">
+    <w:lvl w:ilvl="4" w:tplc="7FBCB8DA">
       <w:numFmt w:val="decimal"/>
       <w:lvlText w:val=""/>
       <w:lvlJc w:val="left"/>
     </w:lvl>
-    <w:lvl w:ilvl="5" w:tplc="5102093E">
+    <w:lvl w:ilvl="5" w:tplc="0024B71A">
       <w:numFmt w:val="decimal"/>
       <w:lvlText w:val=""/>
       <w:lvlJc w:val="left"/>
     </w:lvl>
-    <w:lvl w:ilvl="6" w:tplc="CEAE921A">
+    <w:lvl w:ilvl="6" w:tplc="E5E074D4">
       <w:numFmt w:val="decimal"/>
       <w:lvlText w:val=""/>
       <w:lvlJc w:val="left"/>
     </w:lvl>
-    <w:lvl w:ilvl="7" w:tplc="707E3190">
+    <w:lvl w:ilvl="7" w:tplc="7E08938A">
       <w:numFmt w:val="decimal"/>
       <w:lvlText w:val=""/>
       <w:lvlJc w:val="left"/>
     </w:lvl>
-    <w:lvl w:ilvl="8" w:tplc="DB7A5F48">
+    <w:lvl w:ilvl="8" w:tplc="A9EAF8D6">
       <w:numFmt w:val="decimal"/>
       <w:lvlText w:val=""/>
       <w:lvlJc w:val="left"/>
     </w:lvl>
   </w:abstractNum>
+  <w:abstractNum w:abstractNumId="7" w15:restartNumberingAfterBreak="0">
+    <w:nsid w:val="4E6C49B3"/>
+    <w:multiLevelType w:val="hybridMultilevel"/>
+    <w:tmpl w:val="40D466E6"/>
+    <w:lvl w:ilvl="0" w:tplc="23526152">
+      <w:start w:val="1"/>
+      <w:numFmt w:val="bullet"/>
+      <w:lvlText w:val="●"/>
+      <w:lvlJc w:val="left"/>
+      <w:pPr>
+        <w:ind w:left="720" w:hanging="360"/>
+      </w:pPr>
+    </w:lvl>
+    <w:lvl w:ilvl="1" w:tplc="FA5EAC1E">
+      <w:start w:val="1"/>
+      <w:numFmt w:val="bullet"/>
+      <w:lvlText w:val="○"/>
+      <w:lvlJc w:val="left"/>
+      <w:pPr>
+        <w:ind w:left="1440" w:hanging="360"/>
+      </w:pPr>
+    </w:lvl>
+    <w:lvl w:ilvl="2" w:tplc="65E0DE18">
+      <w:start w:val="1"/>
+      <w:numFmt w:val="bullet"/>
+      <w:lvlText w:val="■"/>
+      <w:lvlJc w:val="left"/>
+      <w:pPr>
+        <w:ind w:left="2160" w:hanging="360"/>
+      </w:pPr>
+    </w:lvl>
+    <w:lvl w:ilvl="3" w:tplc="EB00F974">
+      <w:start w:val="1"/>
+      <w:numFmt w:val="bullet"/>
+      <w:lvlText w:val="●"/>
+      <w:lvlJc w:val="left"/>
+      <w:pPr>
+        <w:ind w:left="2880" w:hanging="360"/>
+      </w:pPr>
+    </w:lvl>
+    <w:lvl w:ilvl="4" w:tplc="9188A2AA">
+      <w:start w:val="1"/>
+      <w:numFmt w:val="bullet"/>
+      <w:lvlText w:val="○"/>
+      <w:lvlJc w:val="left"/>
+      <w:pPr>
+        <w:ind w:left="3600" w:hanging="360"/>
+      </w:pPr>
+    </w:lvl>
+    <w:lvl w:ilvl="5" w:tplc="C0CE55EA">
+      <w:start w:val="1"/>
+      <w:numFmt w:val="bullet"/>
+      <w:lvlText w:val="■"/>
+      <w:lvlJc w:val="left"/>
+      <w:pPr>
+        <w:ind w:left="4320" w:hanging="360"/>
+      </w:pPr>
+    </w:lvl>
+    <w:lvl w:ilvl="6" w:tplc="47AAD6A0">
+      <w:start w:val="1"/>
+      <w:numFmt w:val="bullet"/>
+      <w:lvlText w:val="●"/>
+      <w:lvlJc w:val="left"/>
+      <w:pPr>
+        <w:ind w:left="5040" w:hanging="360"/>
+      </w:pPr>
+    </w:lvl>
+    <w:lvl w:ilvl="7" w:tplc="6B260156">
+      <w:start w:val="1"/>
+      <w:numFmt w:val="bullet"/>
+      <w:lvlText w:val="●"/>
+      <w:lvlJc w:val="left"/>
+      <w:pPr>
+        <w:ind w:left="5760" w:hanging="360"/>
+      </w:pPr>
+    </w:lvl>
+    <w:lvl w:ilvl="8" w:tplc="B08EE73A">
+      <w:start w:val="1"/>
+      <w:numFmt w:val="bullet"/>
+      <w:lvlText w:val="●"/>
+      <w:lvlJc w:val="left"/>
+      <w:pPr>
+        <w:ind w:left="6480" w:hanging="360"/>
+      </w:pPr>
+    </w:lvl>
+  </w:abstractNum>
   <w:abstractNum w:abstractNumId="8" w15:restartNumberingAfterBreak="0">
-    <w:nsid w:val="47A140A0"/>
+    <w:nsid w:val="59F131F3"/>
     <w:multiLevelType w:val="hybridMultilevel"/>
-    <w:tmpl w:val="D35C0790"/>
-    <w:lvl w:ilvl="0" w:tplc="9CCA8AC8">
+    <w:tmpl w:val="02DE6CE8"/>
+    <w:lvl w:ilvl="0" w:tplc="9BCC7744">
       <w:start w:val="1"/>
       <w:numFmt w:val="decimal"/>
       <w:lvlText w:val="%1."/>
@@ -8492,52 +8628,52 @@
         <w:color w:val="A67C27"/>
       </w:rPr>
     </w:lvl>
-    <w:lvl w:ilvl="1" w:tplc="85601C20">
+    <w:lvl w:ilvl="1" w:tplc="E3221488">
       <w:numFmt w:val="decimal"/>
       <w:lvlText w:val=""/>
       <w:lvlJc w:val="left"/>
     </w:lvl>
-    <w:lvl w:ilvl="2" w:tplc="6012FDAC">
+    <w:lvl w:ilvl="2" w:tplc="10249D64">
       <w:numFmt w:val="decimal"/>
       <w:lvlText w:val=""/>
       <w:lvlJc w:val="left"/>
     </w:lvl>
-    <w:lvl w:ilvl="3" w:tplc="60CAA14C">
+    <w:lvl w:ilvl="3" w:tplc="7158D708">
       <w:numFmt w:val="decimal"/>
       <w:lvlText w:val=""/>
       <w:lvlJc w:val="left"/>
     </w:lvl>
-    <w:lvl w:ilvl="4" w:tplc="7E0272A2">
+    <w:lvl w:ilvl="4" w:tplc="E578AA72">
       <w:numFmt w:val="decimal"/>
       <w:lvlText w:val=""/>
       <w:lvlJc w:val="left"/>
     </w:lvl>
-    <w:lvl w:ilvl="5" w:tplc="2EDC194A">
+    <w:lvl w:ilvl="5" w:tplc="56F8D192">
       <w:numFmt w:val="decimal"/>
       <w:lvlText w:val=""/>
       <w:lvlJc w:val="left"/>
     </w:lvl>
-    <w:lvl w:ilvl="6" w:tplc="86B4399C">
+    <w:lvl w:ilvl="6" w:tplc="6F78F240">
       <w:numFmt w:val="decimal"/>
       <w:lvlText w:val=""/>
       <w:lvlJc w:val="left"/>
     </w:lvl>
-    <w:lvl w:ilvl="7" w:tplc="5E00A834">
+    <w:lvl w:ilvl="7" w:tplc="4B00B140">
       <w:numFmt w:val="decimal"/>
       <w:lvlText w:val=""/>
       <w:lvlJc w:val="left"/>
     </w:lvl>
-    <w:lvl w:ilvl="8" w:tplc="44BC6AAA">
+    <w:lvl w:ilvl="8" w:tplc="61465684">
       <w:numFmt w:val="decimal"/>
       <w:lvlText w:val=""/>
       <w:lvlJc w:val="left"/>
     </w:lvl>
   </w:abstractNum>
   <w:abstractNum w:abstractNumId="9" w15:restartNumberingAfterBreak="0">
-    <w:nsid w:val="4B234A03"/>
+    <w:nsid w:val="5D7B0A95"/>
     <w:multiLevelType w:val="hybridMultilevel"/>
-    <w:tmpl w:val="49663DB6"/>
-    <w:lvl w:ilvl="0" w:tplc="BC50F6E4">
+    <w:tmpl w:val="4994FFEA"/>
+    <w:lvl w:ilvl="0" w:tplc="77DEE4C0">
       <w:start w:val="1"/>
       <w:numFmt w:val="decimal"/>
       <w:lvlText w:val="%1."/>
@@ -8551,52 +8687,52 @@
         <w:color w:val="A67C27"/>
       </w:rPr>
     </w:lvl>
-    <w:lvl w:ilvl="1" w:tplc="4EF225EE">
+    <w:lvl w:ilvl="1" w:tplc="390290C6">
       <w:numFmt w:val="decimal"/>
       <w:lvlText w:val=""/>
       <w:lvlJc w:val="left"/>
     </w:lvl>
-    <w:lvl w:ilvl="2" w:tplc="72C219CE">
+    <w:lvl w:ilvl="2" w:tplc="72849E2E">
       <w:numFmt w:val="decimal"/>
       <w:lvlText w:val=""/>
       <w:lvlJc w:val="left"/>
     </w:lvl>
-    <w:lvl w:ilvl="3" w:tplc="49849C16">
+    <w:lvl w:ilvl="3" w:tplc="B30C7F62">
       <w:numFmt w:val="decimal"/>
       <w:lvlText w:val=""/>
       <w:lvlJc w:val="left"/>
     </w:lvl>
-    <w:lvl w:ilvl="4" w:tplc="8A46319A">
+    <w:lvl w:ilvl="4" w:tplc="63A06BD2">
       <w:numFmt w:val="decimal"/>
       <w:lvlText w:val=""/>
       <w:lvlJc w:val="left"/>
     </w:lvl>
-    <w:lvl w:ilvl="5" w:tplc="5BEE25EA">
+    <w:lvl w:ilvl="5" w:tplc="DECCF7BA">
       <w:numFmt w:val="decimal"/>
       <w:lvlText w:val=""/>
       <w:lvlJc w:val="left"/>
     </w:lvl>
-    <w:lvl w:ilvl="6" w:tplc="D7E633EC">
+    <w:lvl w:ilvl="6" w:tplc="45845CEE">
       <w:numFmt w:val="decimal"/>
       <w:lvlText w:val=""/>
       <w:lvlJc w:val="left"/>
     </w:lvl>
-    <w:lvl w:ilvl="7" w:tplc="678A99CC">
+    <w:lvl w:ilvl="7" w:tplc="695A3738">
       <w:numFmt w:val="decimal"/>
       <w:lvlText w:val=""/>
       <w:lvlJc w:val="left"/>
     </w:lvl>
-    <w:lvl w:ilvl="8" w:tplc="8C46CB5A">
+    <w:lvl w:ilvl="8" w:tplc="D2B2AD80">
       <w:numFmt w:val="decimal"/>
       <w:lvlText w:val=""/>
       <w:lvlJc w:val="left"/>
     </w:lvl>
   </w:abstractNum>
   <w:abstractNum w:abstractNumId="10" w15:restartNumberingAfterBreak="0">
-    <w:nsid w:val="5D956A24"/>
+    <w:nsid w:val="776946BD"/>
     <w:multiLevelType w:val="hybridMultilevel"/>
-    <w:tmpl w:val="4880EA62"/>
-    <w:lvl w:ilvl="0" w:tplc="68E48796">
+    <w:tmpl w:val="20DC15B6"/>
+    <w:lvl w:ilvl="0" w:tplc="4112E190">
       <w:start w:val="1"/>
       <w:numFmt w:val="decimal"/>
       <w:lvlText w:val="%1."/>
@@ -8610,52 +8746,52 @@
         <w:color w:val="A67C27"/>
       </w:rPr>
     </w:lvl>
-    <w:lvl w:ilvl="1" w:tplc="029212E2">
+    <w:lvl w:ilvl="1" w:tplc="E3A841D8">
       <w:numFmt w:val="decimal"/>
       <w:lvlText w:val=""/>
       <w:lvlJc w:val="left"/>
     </w:lvl>
-    <w:lvl w:ilvl="2" w:tplc="A538D4A8">
+    <w:lvl w:ilvl="2" w:tplc="545A6FC8">
       <w:numFmt w:val="decimal"/>
       <w:lvlText w:val=""/>
       <w:lvlJc w:val="left"/>
     </w:lvl>
-    <w:lvl w:ilvl="3" w:tplc="D5C0DA46">
+    <w:lvl w:ilvl="3" w:tplc="DDCA4B52">
       <w:numFmt w:val="decimal"/>
       <w:lvlText w:val=""/>
       <w:lvlJc w:val="left"/>
     </w:lvl>
-    <w:lvl w:ilvl="4" w:tplc="35FC5B36">
+    <w:lvl w:ilvl="4" w:tplc="13A6073A">
       <w:numFmt w:val="decimal"/>
       <w:lvlText w:val=""/>
       <w:lvlJc w:val="left"/>
     </w:lvl>
-    <w:lvl w:ilvl="5" w:tplc="9C748F78">
+    <w:lvl w:ilvl="5" w:tplc="9DCC2BC2">
       <w:numFmt w:val="decimal"/>
       <w:lvlText w:val=""/>
       <w:lvlJc w:val="left"/>
     </w:lvl>
-    <w:lvl w:ilvl="6" w:tplc="54B4D402">
+    <w:lvl w:ilvl="6" w:tplc="2A2C4618">
       <w:numFmt w:val="decimal"/>
       <w:lvlText w:val=""/>
       <w:lvlJc w:val="left"/>
     </w:lvl>
-    <w:lvl w:ilvl="7" w:tplc="0E3EA7D0">
+    <w:lvl w:ilvl="7" w:tplc="8A9853B0">
       <w:numFmt w:val="decimal"/>
       <w:lvlText w:val=""/>
       <w:lvlJc w:val="left"/>
     </w:lvl>
-    <w:lvl w:ilvl="8" w:tplc="79EE1F9A">
+    <w:lvl w:ilvl="8" w:tplc="023274D2">
       <w:numFmt w:val="decimal"/>
       <w:lvlText w:val=""/>
       <w:lvlJc w:val="left"/>
     </w:lvl>
   </w:abstractNum>
   <w:abstractNum w:abstractNumId="11" w15:restartNumberingAfterBreak="0">
-    <w:nsid w:val="77A53AF1"/>
+    <w:nsid w:val="7D934195"/>
     <w:multiLevelType w:val="hybridMultilevel"/>
-    <w:tmpl w:val="D326F0C6"/>
-    <w:lvl w:ilvl="0" w:tplc="84AC1FD0">
+    <w:tmpl w:val="482899A8"/>
+    <w:lvl w:ilvl="0" w:tplc="4C9206AE">
       <w:start w:val="1"/>
       <w:numFmt w:val="decimal"/>
       <w:lvlText w:val="%1."/>
@@ -8669,115 +8805,115 @@
         <w:color w:val="A67C27"/>
       </w:rPr>
     </w:lvl>
-    <w:lvl w:ilvl="1" w:tplc="CE80C326">
+    <w:lvl w:ilvl="1" w:tplc="9802EF54">
       <w:numFmt w:val="decimal"/>
       <w:lvlText w:val=""/>
       <w:lvlJc w:val="left"/>
     </w:lvl>
-    <w:lvl w:ilvl="2" w:tplc="1BD2CFF8">
+    <w:lvl w:ilvl="2" w:tplc="F72C0246">
       <w:numFmt w:val="decimal"/>
       <w:lvlText w:val=""/>
       <w:lvlJc w:val="left"/>
     </w:lvl>
-    <w:lvl w:ilvl="3" w:tplc="0F50BD32">
+    <w:lvl w:ilvl="3" w:tplc="8CC87F6C">
       <w:numFmt w:val="decimal"/>
       <w:lvlText w:val=""/>
       <w:lvlJc w:val="left"/>
     </w:lvl>
-    <w:lvl w:ilvl="4" w:tplc="B0461778">
+    <w:lvl w:ilvl="4" w:tplc="C26A00EE">
       <w:numFmt w:val="decimal"/>
       <w:lvlText w:val=""/>
       <w:lvlJc w:val="left"/>
     </w:lvl>
-    <w:lvl w:ilvl="5" w:tplc="D40085EA">
+    <w:lvl w:ilvl="5" w:tplc="039E2444">
       <w:numFmt w:val="decimal"/>
       <w:lvlText w:val=""/>
       <w:lvlJc w:val="left"/>
     </w:lvl>
-    <w:lvl w:ilvl="6" w:tplc="EE44326E">
+    <w:lvl w:ilvl="6" w:tplc="8E8ADD68">
       <w:numFmt w:val="decimal"/>
       <w:lvlText w:val=""/>
       <w:lvlJc w:val="left"/>
     </w:lvl>
-    <w:lvl w:ilvl="7" w:tplc="052221CC">
+    <w:lvl w:ilvl="7" w:tplc="90CC899A">
       <w:numFmt w:val="decimal"/>
       <w:lvlText w:val=""/>
       <w:lvlJc w:val="left"/>
     </w:lvl>
-    <w:lvl w:ilvl="8" w:tplc="FEF2510A">
+    <w:lvl w:ilvl="8" w:tplc="5608ED94">
       <w:numFmt w:val="decimal"/>
       <w:lvlText w:val=""/>
       <w:lvlJc w:val="left"/>
     </w:lvl>
   </w:abstractNum>
-  <w:num w:numId="1" w16cid:durableId="1771268004">
+  <w:num w:numId="1" w16cid:durableId="1296838531">
+    <w:abstractNumId w:val="7"/>
+    <w:lvlOverride w:ilvl="0">
+      <w:startOverride w:val="1"/>
+    </w:lvlOverride>
+  </w:num>
+  <w:num w:numId="2" w16cid:durableId="1152336201">
+    <w:abstractNumId w:val="0"/>
+    <w:lvlOverride w:ilvl="0">
+      <w:startOverride w:val="1"/>
+    </w:lvlOverride>
+  </w:num>
+  <w:num w:numId="3" w16cid:durableId="1160073167">
+    <w:abstractNumId w:val="1"/>
+    <w:lvlOverride w:ilvl="0">
+      <w:startOverride w:val="1"/>
+    </w:lvlOverride>
+  </w:num>
+  <w:num w:numId="4" w16cid:durableId="1369794568">
+    <w:abstractNumId w:val="4"/>
+    <w:lvlOverride w:ilvl="0">
+      <w:startOverride w:val="1"/>
+    </w:lvlOverride>
+  </w:num>
+  <w:num w:numId="5" w16cid:durableId="453988532">
+    <w:abstractNumId w:val="11"/>
+    <w:lvlOverride w:ilvl="0">
+      <w:startOverride w:val="1"/>
+    </w:lvlOverride>
+  </w:num>
+  <w:num w:numId="6" w16cid:durableId="1875774553">
+    <w:abstractNumId w:val="8"/>
+    <w:lvlOverride w:ilvl="0">
+      <w:startOverride w:val="1"/>
+    </w:lvlOverride>
+  </w:num>
+  <w:num w:numId="7" w16cid:durableId="70742412">
     <w:abstractNumId w:val="5"/>
     <w:lvlOverride w:ilvl="0">
       <w:startOverride w:val="1"/>
     </w:lvlOverride>
   </w:num>
-  <w:num w:numId="2" w16cid:durableId="520122633">
-    <w:abstractNumId w:val="1"/>
+  <w:num w:numId="8" w16cid:durableId="119039792">
+    <w:abstractNumId w:val="9"/>
     <w:lvlOverride w:ilvl="0">
       <w:startOverride w:val="1"/>
     </w:lvlOverride>
   </w:num>
-  <w:num w:numId="3" w16cid:durableId="1042050980">
+  <w:num w:numId="9" w16cid:durableId="664746115">
+    <w:abstractNumId w:val="10"/>
+    <w:lvlOverride w:ilvl="0">
+      <w:startOverride w:val="1"/>
+    </w:lvlOverride>
+  </w:num>
+  <w:num w:numId="10" w16cid:durableId="2041323593">
     <w:abstractNumId w:val="2"/>
     <w:lvlOverride w:ilvl="0">
       <w:startOverride w:val="1"/>
     </w:lvlOverride>
   </w:num>
-  <w:num w:numId="4" w16cid:durableId="1363700421">
-    <w:abstractNumId w:val="9"/>
-    <w:lvlOverride w:ilvl="0">
-      <w:startOverride w:val="1"/>
-    </w:lvlOverride>
-  </w:num>
-  <w:num w:numId="5" w16cid:durableId="1238781608">
-    <w:abstractNumId w:val="11"/>
-    <w:lvlOverride w:ilvl="0">
-      <w:startOverride w:val="1"/>
-    </w:lvlOverride>
-  </w:num>
-  <w:num w:numId="6" w16cid:durableId="983193291">
-    <w:abstractNumId w:val="7"/>
-    <w:lvlOverride w:ilvl="0">
-      <w:startOverride w:val="1"/>
-    </w:lvlOverride>
-  </w:num>
-  <w:num w:numId="7" w16cid:durableId="1662418227">
-    <w:abstractNumId w:val="3"/>
-    <w:lvlOverride w:ilvl="0">
-      <w:startOverride w:val="1"/>
-    </w:lvlOverride>
-  </w:num>
-  <w:num w:numId="8" w16cid:durableId="1233004366">
-    <w:abstractNumId w:val="0"/>
-    <w:lvlOverride w:ilvl="0">
-      <w:startOverride w:val="1"/>
-    </w:lvlOverride>
-  </w:num>
-  <w:num w:numId="9" w16cid:durableId="1342049288">
-    <w:abstractNumId w:val="10"/>
-    <w:lvlOverride w:ilvl="0">
-      <w:startOverride w:val="1"/>
-    </w:lvlOverride>
-  </w:num>
-  <w:num w:numId="10" w16cid:durableId="665209950">
-    <w:abstractNumId w:val="4"/>
-    <w:lvlOverride w:ilvl="0">
-      <w:startOverride w:val="1"/>
-    </w:lvlOverride>
-  </w:num>
-  <w:num w:numId="11" w16cid:durableId="750156576">
+  <w:num w:numId="11" w16cid:durableId="1182742149">
     <w:abstractNumId w:val="6"/>
     <w:lvlOverride w:ilvl="0">
       <w:startOverride w:val="1"/>
     </w:lvlOverride>
   </w:num>
-  <w:num w:numId="12" w16cid:durableId="1909336744">
-    <w:abstractNumId w:val="8"/>
+  <w:num w:numId="12" w16cid:durableId="1211765693">
+    <w:abstractNumId w:val="3"/>
     <w:lvlOverride w:ilvl="0">
       <w:startOverride w:val="1"/>
     </w:lvlOverride>
@@ -9402,7 +9538,7 @@
     <w:autoRedefine/>
     <w:uiPriority w:val="39"/>
     <w:unhideWhenUsed/>
-    <w:rsid w:val="009F498D"/>
+    <w:rsid w:val="00515722"/>
     <w:pPr>
       <w:spacing w:after="100"/>
     </w:pPr>
@@ -9414,7 +9550,7 @@
     <w:autoRedefine/>
     <w:uiPriority w:val="39"/>
     <w:unhideWhenUsed/>
-    <w:rsid w:val="009F498D"/>
+    <w:rsid w:val="00515722"/>
     <w:pPr>
       <w:spacing w:after="100"/>
       <w:ind w:left="210"/>

--- a/docs/manuals/Role_Guide_3_Contact_RA.docx
+++ b/docs/manuals/Role_Guide_3_Contact_RA.docx
@@ -469,7 +469,7 @@
                 <w:sz w:val="19"/>
                 <w:szCs w:val="19"/>
               </w:rPr>
-              <w:t>Version 1.0 · 15 September 2026</w:t>
+              <w:t>Version 1.1 · 19 September 2026</w:t>
             </w:r>
           </w:p>
         </w:tc>
@@ -538,7 +538,7 @@
     <w:sdt>
       <w:sdtPr>
         <w:alias w:val="Contents"/>
-        <w:id w:val="1525514217"/>
+        <w:id w:val="443807795"/>
       </w:sdtPr>
       <w:sdtEndPr/>
       <w:sdtContent>
@@ -567,7 +567,7 @@
           <w:r>
             <w:fldChar w:fldCharType="separate"/>
           </w:r>
-          <w:hyperlink w:anchor="_Toc240455226" w:history="1">
+          <w:hyperlink w:anchor="_Toc240713048" w:history="1">
             <w:r>
               <w:rPr>
                 <w:rStyle w:val="Hyperlink"/>
@@ -591,7 +591,7 @@
               <w:rPr>
                 <w:noProof/>
               </w:rPr>
-              <w:instrText xml:space="preserve"> PAGEREF _Toc240455226 \h </w:instrText>
+              <w:instrText xml:space="preserve"> PAGEREF _Toc240713048 \h </w:instrText>
             </w:r>
             <w:r>
               <w:rPr>
@@ -634,7 +634,7 @@
               <w14:ligatures w14:val="standardContextual"/>
             </w:rPr>
           </w:pPr>
-          <w:hyperlink w:anchor="_Toc240455227" w:history="1">
+          <w:hyperlink w:anchor="_Toc240713049" w:history="1">
             <w:r>
               <w:rPr>
                 <w:rStyle w:val="Hyperlink"/>
@@ -658,7 +658,7 @@
               <w:rPr>
                 <w:noProof/>
               </w:rPr>
-              <w:instrText xml:space="preserve"> PAGEREF _Toc240455227 \h </w:instrText>
+              <w:instrText xml:space="preserve"> PAGEREF _Toc240713049 \h </w:instrText>
             </w:r>
             <w:r>
               <w:rPr>
@@ -701,7 +701,7 @@
               <w14:ligatures w14:val="standardContextual"/>
             </w:rPr>
           </w:pPr>
-          <w:hyperlink w:anchor="_Toc240455228" w:history="1">
+          <w:hyperlink w:anchor="_Toc240713050" w:history="1">
             <w:r>
               <w:rPr>
                 <w:rStyle w:val="Hyperlink"/>
@@ -725,7 +725,7 @@
               <w:rPr>
                 <w:noProof/>
               </w:rPr>
-              <w:instrText xml:space="preserve"> PAGEREF _Toc240455228 \h </w:instrText>
+              <w:instrText xml:space="preserve"> PAGEREF _Toc240713050 \h </w:instrText>
             </w:r>
             <w:r>
               <w:rPr>
@@ -768,7 +768,7 @@
               <w14:ligatures w14:val="standardContextual"/>
             </w:rPr>
           </w:pPr>
-          <w:hyperlink w:anchor="_Toc240455229" w:history="1">
+          <w:hyperlink w:anchor="_Toc240713051" w:history="1">
             <w:r>
               <w:rPr>
                 <w:rStyle w:val="Hyperlink"/>
@@ -792,7 +792,7 @@
               <w:rPr>
                 <w:noProof/>
               </w:rPr>
-              <w:instrText xml:space="preserve"> PAGEREF _Toc240455229 \h </w:instrText>
+              <w:instrText xml:space="preserve"> PAGEREF _Toc240713051 \h </w:instrText>
             </w:r>
             <w:r>
               <w:rPr>
@@ -835,7 +835,7 @@
               <w14:ligatures w14:val="standardContextual"/>
             </w:rPr>
           </w:pPr>
-          <w:hyperlink w:anchor="_Toc240455230" w:history="1">
+          <w:hyperlink w:anchor="_Toc240713052" w:history="1">
             <w:r>
               <w:rPr>
                 <w:rStyle w:val="Hyperlink"/>
@@ -859,7 +859,7 @@
               <w:rPr>
                 <w:noProof/>
               </w:rPr>
-              <w:instrText xml:space="preserve"> PAGEREF _Toc240455230 \h </w:instrText>
+              <w:instrText xml:space="preserve"> PAGEREF _Toc240713052 \h </w:instrText>
             </w:r>
             <w:r>
               <w:rPr>
@@ -902,7 +902,7 @@
               <w14:ligatures w14:val="standardContextual"/>
             </w:rPr>
           </w:pPr>
-          <w:hyperlink w:anchor="_Toc240455231" w:history="1">
+          <w:hyperlink w:anchor="_Toc240713053" w:history="1">
             <w:r>
               <w:rPr>
                 <w:rStyle w:val="Hyperlink"/>
@@ -926,7 +926,7 @@
               <w:rPr>
                 <w:noProof/>
               </w:rPr>
-              <w:instrText xml:space="preserve"> PAGEREF _Toc240455231 \h </w:instrText>
+              <w:instrText xml:space="preserve"> PAGEREF _Toc240713053 \h </w:instrText>
             </w:r>
             <w:r>
               <w:rPr>
@@ -969,7 +969,7 @@
               <w14:ligatures w14:val="standardContextual"/>
             </w:rPr>
           </w:pPr>
-          <w:hyperlink w:anchor="_Toc240455232" w:history="1">
+          <w:hyperlink w:anchor="_Toc240713054" w:history="1">
             <w:r>
               <w:rPr>
                 <w:rStyle w:val="Hyperlink"/>
@@ -993,7 +993,7 @@
               <w:rPr>
                 <w:noProof/>
               </w:rPr>
-              <w:instrText xml:space="preserve"> PAGEREF _Toc240455232 \h </w:instrText>
+              <w:instrText xml:space="preserve"> PAGEREF _Toc240713054 \h </w:instrText>
             </w:r>
             <w:r>
               <w:rPr>
@@ -1036,7 +1036,7 @@
               <w14:ligatures w14:val="standardContextual"/>
             </w:rPr>
           </w:pPr>
-          <w:hyperlink w:anchor="_Toc240455233" w:history="1">
+          <w:hyperlink w:anchor="_Toc240713055" w:history="1">
             <w:r>
               <w:rPr>
                 <w:rStyle w:val="Hyperlink"/>
@@ -1060,7 +1060,7 @@
               <w:rPr>
                 <w:noProof/>
               </w:rPr>
-              <w:instrText xml:space="preserve"> PAGEREF _Toc240455233 \h </w:instrText>
+              <w:instrText xml:space="preserve"> PAGEREF _Toc240713055 \h </w:instrText>
             </w:r>
             <w:r>
               <w:rPr>
@@ -1103,7 +1103,7 @@
               <w14:ligatures w14:val="standardContextual"/>
             </w:rPr>
           </w:pPr>
-          <w:hyperlink w:anchor="_Toc240455234" w:history="1">
+          <w:hyperlink w:anchor="_Toc240713056" w:history="1">
             <w:r>
               <w:rPr>
                 <w:rStyle w:val="Hyperlink"/>
@@ -1127,7 +1127,7 @@
               <w:rPr>
                 <w:noProof/>
               </w:rPr>
-              <w:instrText xml:space="preserve"> PAGEREF _Toc240455234 \h </w:instrText>
+              <w:instrText xml:space="preserve"> PAGEREF _Toc240713056 \h </w:instrText>
             </w:r>
             <w:r>
               <w:rPr>
@@ -1170,7 +1170,7 @@
               <w14:ligatures w14:val="standardContextual"/>
             </w:rPr>
           </w:pPr>
-          <w:hyperlink w:anchor="_Toc240455235" w:history="1">
+          <w:hyperlink w:anchor="_Toc240713057" w:history="1">
             <w:r>
               <w:rPr>
                 <w:rStyle w:val="Hyperlink"/>
@@ -1194,7 +1194,7 @@
               <w:rPr>
                 <w:noProof/>
               </w:rPr>
-              <w:instrText xml:space="preserve"> PAGEREF _Toc240455235 \h </w:instrText>
+              <w:instrText xml:space="preserve"> PAGEREF _Toc240713057 \h </w:instrText>
             </w:r>
             <w:r>
               <w:rPr>
@@ -1237,7 +1237,7 @@
               <w14:ligatures w14:val="standardContextual"/>
             </w:rPr>
           </w:pPr>
-          <w:hyperlink w:anchor="_Toc240455236" w:history="1">
+          <w:hyperlink w:anchor="_Toc240713058" w:history="1">
             <w:r>
               <w:rPr>
                 <w:rStyle w:val="Hyperlink"/>
@@ -1261,7 +1261,7 @@
               <w:rPr>
                 <w:noProof/>
               </w:rPr>
-              <w:instrText xml:space="preserve"> PAGEREF _Toc240455236 \h </w:instrText>
+              <w:instrText xml:space="preserve"> PAGEREF _Toc240713058 \h </w:instrText>
             </w:r>
             <w:r>
               <w:rPr>
@@ -1304,7 +1304,7 @@
               <w14:ligatures w14:val="standardContextual"/>
             </w:rPr>
           </w:pPr>
-          <w:hyperlink w:anchor="_Toc240455237" w:history="1">
+          <w:hyperlink w:anchor="_Toc240713059" w:history="1">
             <w:r>
               <w:rPr>
                 <w:rStyle w:val="Hyperlink"/>
@@ -1328,7 +1328,7 @@
               <w:rPr>
                 <w:noProof/>
               </w:rPr>
-              <w:instrText xml:space="preserve"> PAGEREF _Toc240455237 \h </w:instrText>
+              <w:instrText xml:space="preserve"> PAGEREF _Toc240713059 \h </w:instrText>
             </w:r>
             <w:r>
               <w:rPr>
@@ -1371,7 +1371,7 @@
               <w14:ligatures w14:val="standardContextual"/>
             </w:rPr>
           </w:pPr>
-          <w:hyperlink w:anchor="_Toc240455238" w:history="1">
+          <w:hyperlink w:anchor="_Toc240713060" w:history="1">
             <w:r>
               <w:rPr>
                 <w:rStyle w:val="Hyperlink"/>
@@ -1395,7 +1395,7 @@
               <w:rPr>
                 <w:noProof/>
               </w:rPr>
-              <w:instrText xml:space="preserve"> PAGEREF _Toc240455238 \h </w:instrText>
+              <w:instrText xml:space="preserve"> PAGEREF _Toc240713060 \h </w:instrText>
             </w:r>
             <w:r>
               <w:rPr>
@@ -1438,7 +1438,7 @@
               <w14:ligatures w14:val="standardContextual"/>
             </w:rPr>
           </w:pPr>
-          <w:hyperlink w:anchor="_Toc240455239" w:history="1">
+          <w:hyperlink w:anchor="_Toc240713061" w:history="1">
             <w:r>
               <w:rPr>
                 <w:rStyle w:val="Hyperlink"/>
@@ -1462,7 +1462,7 @@
               <w:rPr>
                 <w:noProof/>
               </w:rPr>
-              <w:instrText xml:space="preserve"> PAGEREF _Toc240455239 \h </w:instrText>
+              <w:instrText xml:space="preserve"> PAGEREF _Toc240713061 \h </w:instrText>
             </w:r>
             <w:r>
               <w:rPr>
@@ -1505,7 +1505,7 @@
               <w14:ligatures w14:val="standardContextual"/>
             </w:rPr>
           </w:pPr>
-          <w:hyperlink w:anchor="_Toc240455240" w:history="1">
+          <w:hyperlink w:anchor="_Toc240713062" w:history="1">
             <w:r>
               <w:rPr>
                 <w:rStyle w:val="Hyperlink"/>
@@ -1529,7 +1529,7 @@
               <w:rPr>
                 <w:noProof/>
               </w:rPr>
-              <w:instrText xml:space="preserve"> PAGEREF _Toc240455240 \h </w:instrText>
+              <w:instrText xml:space="preserve"> PAGEREF _Toc240713062 \h </w:instrText>
             </w:r>
             <w:r>
               <w:rPr>
@@ -1572,7 +1572,7 @@
               <w14:ligatures w14:val="standardContextual"/>
             </w:rPr>
           </w:pPr>
-          <w:hyperlink w:anchor="_Toc240455241" w:history="1">
+          <w:hyperlink w:anchor="_Toc240713063" w:history="1">
             <w:r>
               <w:rPr>
                 <w:rStyle w:val="Hyperlink"/>
@@ -1596,7 +1596,7 @@
               <w:rPr>
                 <w:noProof/>
               </w:rPr>
-              <w:instrText xml:space="preserve"> PAGEREF _Toc240455241 \h </w:instrText>
+              <w:instrText xml:space="preserve"> PAGEREF _Toc240713063 \h </w:instrText>
             </w:r>
             <w:r>
               <w:rPr>
@@ -1639,7 +1639,7 @@
               <w14:ligatures w14:val="standardContextual"/>
             </w:rPr>
           </w:pPr>
-          <w:hyperlink w:anchor="_Toc240455242" w:history="1">
+          <w:hyperlink w:anchor="_Toc240713064" w:history="1">
             <w:r>
               <w:rPr>
                 <w:rStyle w:val="Hyperlink"/>
@@ -1663,7 +1663,7 @@
               <w:rPr>
                 <w:noProof/>
               </w:rPr>
-              <w:instrText xml:space="preserve"> PAGEREF _Toc240455242 \h </w:instrText>
+              <w:instrText xml:space="preserve"> PAGEREF _Toc240713064 \h </w:instrText>
             </w:r>
             <w:r>
               <w:rPr>
@@ -1706,7 +1706,7 @@
               <w14:ligatures w14:val="standardContextual"/>
             </w:rPr>
           </w:pPr>
-          <w:hyperlink w:anchor="_Toc240455243" w:history="1">
+          <w:hyperlink w:anchor="_Toc240713065" w:history="1">
             <w:r>
               <w:rPr>
                 <w:rStyle w:val="Hyperlink"/>
@@ -1730,7 +1730,7 @@
               <w:rPr>
                 <w:noProof/>
               </w:rPr>
-              <w:instrText xml:space="preserve"> PAGEREF _Toc240455243 \h </w:instrText>
+              <w:instrText xml:space="preserve"> PAGEREF _Toc240713065 \h </w:instrText>
             </w:r>
             <w:r>
               <w:rPr>
@@ -1773,7 +1773,7 @@
               <w14:ligatures w14:val="standardContextual"/>
             </w:rPr>
           </w:pPr>
-          <w:hyperlink w:anchor="_Toc240455244" w:history="1">
+          <w:hyperlink w:anchor="_Toc240713066" w:history="1">
             <w:r>
               <w:rPr>
                 <w:rStyle w:val="Hyperlink"/>
@@ -1797,7 +1797,7 @@
               <w:rPr>
                 <w:noProof/>
               </w:rPr>
-              <w:instrText xml:space="preserve"> PAGEREF _Toc240455244 \h </w:instrText>
+              <w:instrText xml:space="preserve"> PAGEREF _Toc240713066 \h </w:instrText>
             </w:r>
             <w:r>
               <w:rPr>
@@ -1840,7 +1840,7 @@
               <w14:ligatures w14:val="standardContextual"/>
             </w:rPr>
           </w:pPr>
-          <w:hyperlink w:anchor="_Toc240455245" w:history="1">
+          <w:hyperlink w:anchor="_Toc240713067" w:history="1">
             <w:r>
               <w:rPr>
                 <w:rStyle w:val="Hyperlink"/>
@@ -1864,7 +1864,7 @@
               <w:rPr>
                 <w:noProof/>
               </w:rPr>
-              <w:instrText xml:space="preserve"> PAGEREF _Toc240455245 \h </w:instrText>
+              <w:instrText xml:space="preserve"> PAGEREF _Toc240713067 \h </w:instrText>
             </w:r>
             <w:r>
               <w:rPr>
@@ -1907,7 +1907,7 @@
               <w14:ligatures w14:val="standardContextual"/>
             </w:rPr>
           </w:pPr>
-          <w:hyperlink w:anchor="_Toc240455246" w:history="1">
+          <w:hyperlink w:anchor="_Toc240713068" w:history="1">
             <w:r>
               <w:rPr>
                 <w:rStyle w:val="Hyperlink"/>
@@ -1931,7 +1931,7 @@
               <w:rPr>
                 <w:noProof/>
               </w:rPr>
-              <w:instrText xml:space="preserve"> PAGEREF _Toc240455246 \h </w:instrText>
+              <w:instrText xml:space="preserve"> PAGEREF _Toc240713068 \h </w:instrText>
             </w:r>
             <w:r>
               <w:rPr>
@@ -1970,7 +1970,7 @@
         <w:pStyle w:val="Heading1"/>
         <w:pageBreakBefore/>
       </w:pPr>
-      <w:bookmarkStart w:id="0" w:name="_Toc240455226"/>
+      <w:bookmarkStart w:id="0" w:name="_Toc240713048"/>
       <w:r>
         <w:lastRenderedPageBreak/>
         <w:t>1. Your role at a glance</w:t>
@@ -2190,7 +2190,7 @@
         <w:pStyle w:val="Heading1"/>
         <w:pageBreakBefore/>
       </w:pPr>
-      <w:bookmarkStart w:id="1" w:name="_Toc240455227"/>
+      <w:bookmarkStart w:id="1" w:name="_Toc240713049"/>
       <w:r>
         <w:lastRenderedPageBreak/>
         <w:t>2. Signing in and your screens</w:t>
@@ -2201,7 +2201,7 @@
       <w:pPr>
         <w:pStyle w:val="Heading2"/>
       </w:pPr>
-      <w:bookmarkStart w:id="2" w:name="_Toc240455228"/>
+      <w:bookmarkStart w:id="2" w:name="_Toc240713050"/>
       <w:r>
         <w:t>Signing in</w:t>
       </w:r>
@@ -2284,7 +2284,7 @@
           <w:noProof/>
         </w:rPr>
         <w:drawing>
-          <wp:inline distT="0" distB="0" distL="0" distR="0" wp14:anchorId="6D525FCC" wp14:editId="0C321311">
+          <wp:inline distT="0" distB="0" distL="0" distR="0" wp14:anchorId="49CEB4DB" wp14:editId="19FD0DC0">
             <wp:extent cx="5334000" cy="2333625"/>
             <wp:effectExtent l="0" t="0" r="0" b="0"/>
             <wp:docPr id="1" name="adm_login.jpg" descr="The sign-in screen for all internal staff." title="The sign-in screen for all internal staff."/>
@@ -2451,7 +2451,7 @@
       <w:pPr>
         <w:pStyle w:val="Heading2"/>
       </w:pPr>
-      <w:bookmarkStart w:id="3" w:name="_Toc240455229"/>
+      <w:bookmarkStart w:id="3" w:name="_Toc240713051"/>
       <w:r>
         <w:t>Finding your way around</w:t>
       </w:r>
@@ -2626,7 +2626,7 @@
         </w:rPr>
         <w:lastRenderedPageBreak/>
         <w:drawing>
-          <wp:inline distT="0" distB="0" distL="0" distR="0" wp14:anchorId="781233B0" wp14:editId="6D55CFD6">
+          <wp:inline distT="0" distB="0" distL="0" distR="0" wp14:anchorId="1C055093" wp14:editId="12F0D85E">
             <wp:extent cx="5715000" cy="1876425"/>
             <wp:effectExtent l="0" t="0" r="0" b="0"/>
             <wp:docPr id="2" name="adm_not_your_role.jpg" descr="Opening a screen outside your role (for example from an old bookmark) shows this card instead of the screen." title="Opening a screen outside your role (for example from an old bookmark) shows this card instead of the screen."/>
@@ -2695,7 +2695,7 @@
       <w:pPr>
         <w:pStyle w:val="Heading2"/>
       </w:pPr>
-      <w:bookmarkStart w:id="4" w:name="_Toc240455230"/>
+      <w:bookmarkStart w:id="4" w:name="_Toc240713052"/>
       <w:r>
         <w:t>Your screens</w:t>
       </w:r>
@@ -2970,7 +2970,7 @@
       <w:pPr>
         <w:pStyle w:val="Heading2"/>
       </w:pPr>
-      <w:bookmarkStart w:id="5" w:name="_Toc240455231"/>
+      <w:bookmarkStart w:id="5" w:name="_Toc240713053"/>
       <w:r>
         <w:t>Changing your password</w:t>
       </w:r>
@@ -3053,7 +3053,7 @@
           <w:noProof/>
         </w:rPr>
         <w:drawing>
-          <wp:inline distT="0" distB="0" distL="0" distR="0" wp14:anchorId="101329F9" wp14:editId="4A3DF838">
+          <wp:inline distT="0" distB="0" distL="0" distR="0" wp14:anchorId="3CA95422" wp14:editId="470D68DA">
             <wp:extent cx="5334000" cy="2171700"/>
             <wp:effectExtent l="0" t="0" r="0" b="0"/>
             <wp:docPr id="3" name="adm_account.jpg" descr="Change Password screen." title="Change Password screen."/>
@@ -3141,7 +3141,7 @@
         <w:pStyle w:val="Heading1"/>
         <w:pageBreakBefore/>
       </w:pPr>
-      <w:bookmarkStart w:id="6" w:name="_Toc240455232"/>
+      <w:bookmarkStart w:id="6" w:name="_Toc240713054"/>
       <w:r>
         <w:lastRenderedPageBreak/>
         <w:t>3. Your routine</w:t>
@@ -3485,7 +3485,7 @@
         <w:pStyle w:val="Heading1"/>
         <w:pageBreakBefore/>
       </w:pPr>
-      <w:bookmarkStart w:id="7" w:name="_Toc240455233"/>
+      <w:bookmarkStart w:id="7" w:name="_Toc240713055"/>
       <w:r>
         <w:lastRenderedPageBreak/>
         <w:t>4. Step-by-step tasks</w:t>
@@ -3496,7 +3496,7 @@
       <w:pPr>
         <w:pStyle w:val="Heading2"/>
       </w:pPr>
-      <w:bookmarkStart w:id="8" w:name="_Toc240455234"/>
+      <w:bookmarkStart w:id="8" w:name="_Toc240713056"/>
       <w:r>
         <w:t>4.1 Finding your cases</w:t>
       </w:r>
@@ -3536,7 +3536,7 @@
           <w:noProof/>
         </w:rPr>
         <w:drawing>
-          <wp:inline distT="0" distB="0" distL="0" distR="0" wp14:anchorId="4668501D" wp14:editId="2AD64539">
+          <wp:inline distT="0" distB="0" distL="0" distR="0" wp14:anchorId="687C5E7E" wp14:editId="0641E5D0">
             <wp:extent cx="5334000" cy="3333750"/>
             <wp:effectExtent l="0" t="0" r="0" b="0"/>
             <wp:docPr id="4" name="cra_register.jpg" descr="Main-400 Register for a Contact RA." title="Main-400 Register for a Contact RA."/>
@@ -3666,7 +3666,7 @@
       <w:pPr>
         <w:pStyle w:val="Heading2"/>
       </w:pPr>
-      <w:bookmarkStart w:id="9" w:name="_Toc240455235"/>
+      <w:bookmarkStart w:id="9" w:name="_Toc240713057"/>
       <w:r>
         <w:t>4.2 Recording the respondent and their contact details</w:t>
       </w:r>
@@ -3808,7 +3808,7 @@
         </w:rPr>
         <w:lastRenderedPageBreak/>
         <w:drawing>
-          <wp:inline distT="0" distB="0" distL="0" distR="0" wp14:anchorId="792A69A1" wp14:editId="6B234217">
+          <wp:inline distT="0" distB="0" distL="0" distR="0" wp14:anchorId="291A0E77" wp14:editId="67A9C405">
             <wp:extent cx="5334000" cy="2114550"/>
             <wp:effectExtent l="0" t="0" r="0" b="0"/>
             <wp:docPr id="5" name="adm_case_add_person.jpg" descr="Adding a person to a case." title="Adding a person to a case."/>
@@ -4071,7 +4071,7 @@
       <w:pPr>
         <w:pStyle w:val="Heading2"/>
       </w:pPr>
-      <w:bookmarkStart w:id="10" w:name="_Toc240455236"/>
+      <w:bookmarkStart w:id="10" w:name="_Toc240713058"/>
       <w:r>
         <w:t>4.3 Sending an invitation</w:t>
       </w:r>
@@ -4184,7 +4184,7 @@
           <w:noProof/>
         </w:rPr>
         <w:drawing>
-          <wp:inline distT="0" distB="0" distL="0" distR="0" wp14:anchorId="42AB6F41" wp14:editId="45D7F70A">
+          <wp:inline distT="0" distB="0" distL="0" distR="0" wp14:anchorId="76D1D705" wp14:editId="6B32C789">
             <wp:extent cx="5334000" cy="1143000"/>
             <wp:effectExtent l="0" t="0" r="0" b="0"/>
             <wp:docPr id="6" name="cra_case_invitations_before.jpg" descr="Invitations panel before sending, with the history of earlier invitations." title="Invitations panel before sending, with the history of earlier invitations."/>
@@ -4314,7 +4314,7 @@
         </w:rPr>
         <w:lastRenderedPageBreak/>
         <w:drawing>
-          <wp:inline distT="0" distB="0" distL="0" distR="0" wp14:anchorId="092D2017" wp14:editId="2334C396">
+          <wp:inline distT="0" distB="0" distL="0" distR="0" wp14:anchorId="161DC231" wp14:editId="0EAF892D">
             <wp:extent cx="5334000" cy="2152650"/>
             <wp:effectExtent l="0" t="0" r="0" b="0"/>
             <wp:docPr id="7" name="cra_case_invitation_sent.jpg" descr="The link, manual code and ready-written messages are shown once, with a send button for each channel." title="The link, manual code and ready-written messages are shown once, with a send button for each channel."/>
@@ -4697,7 +4697,7 @@
       <w:pPr>
         <w:pStyle w:val="Heading2"/>
       </w:pPr>
-      <w:bookmarkStart w:id="11" w:name="_Toc240455237"/>
+      <w:bookmarkStart w:id="11" w:name="_Toc240713059"/>
       <w:r>
         <w:t>4.4 Logging a contact attempt</w:t>
       </w:r>
@@ -4756,7 +4756,7 @@
         </w:rPr>
         <w:lastRenderedPageBreak/>
         <w:drawing>
-          <wp:inline distT="0" distB="0" distL="0" distR="0" wp14:anchorId="3A4011EE" wp14:editId="46FCB964">
+          <wp:inline distT="0" distB="0" distL="0" distR="0" wp14:anchorId="7F2E3FBD" wp14:editId="2C501EF0">
             <wp:extent cx="5334000" cy="1343025"/>
             <wp:effectExtent l="0" t="0" r="0" b="0"/>
             <wp:docPr id="8" name="adm_case_timeline.jpg" descr="Contact timeline and the form for logging an attempt." title="Contact timeline and the form for logging an attempt."/>
@@ -4899,7 +4899,7 @@
       <w:pPr>
         <w:pStyle w:val="Heading2"/>
       </w:pPr>
-      <w:bookmarkStart w:id="12" w:name="_Toc240455238"/>
+      <w:bookmarkStart w:id="12" w:name="_Toc240713060"/>
       <w:r>
         <w:t>4.5 Sending follow-up reminders</w:t>
       </w:r>
@@ -4967,7 +4967,7 @@
           <w:noProof/>
         </w:rPr>
         <w:drawing>
-          <wp:inline distT="0" distB="0" distL="0" distR="0" wp14:anchorId="68611AAD" wp14:editId="70494785">
+          <wp:inline distT="0" distB="0" distL="0" distR="0" wp14:anchorId="18BF989C" wp14:editId="094E4DBA">
             <wp:extent cx="5334000" cy="3333750"/>
             <wp:effectExtent l="0" t="0" r="0" b="0"/>
             <wp:docPr id="9" name="cra_follow_ups.jpg" descr="Follow-ups due. Contact RAs see only their own cases." title="Follow-ups due. Contact RAs see only their own cases."/>
@@ -5194,7 +5194,7 @@
       <w:pPr>
         <w:pStyle w:val="Heading2"/>
       </w:pPr>
-      <w:bookmarkStart w:id="13" w:name="_Toc240455239"/>
+      <w:bookmarkStart w:id="13" w:name="_Toc240713061"/>
       <w:r>
         <w:t>4.6 Managing appointments</w:t>
       </w:r>
@@ -5234,7 +5234,7 @@
           <w:noProof/>
         </w:rPr>
         <w:drawing>
-          <wp:inline distT="0" distB="0" distL="0" distR="0" wp14:anchorId="4649B001" wp14:editId="13F1E56A">
+          <wp:inline distT="0" distB="0" distL="0" distR="0" wp14:anchorId="1C087CC3" wp14:editId="0CA7146B">
             <wp:extent cx="5334000" cy="2667000"/>
             <wp:effectExtent l="0" t="0" r="0" b="0"/>
             <wp:docPr id="10" name="cra_appointments.jpg" descr="Appointment Queue." title="Appointment Queue."/>
@@ -5417,7 +5417,7 @@
       <w:pPr>
         <w:pStyle w:val="Heading2"/>
       </w:pPr>
-      <w:bookmarkStart w:id="14" w:name="_Toc240455240"/>
+      <w:bookmarkStart w:id="14" w:name="_Toc240713062"/>
       <w:r>
         <w:t>4.7 Phone, WhatsApp-call or face-to-face administration</w:t>
       </w:r>
@@ -6145,7 +6145,7 @@
       <w:pPr>
         <w:pStyle w:val="Heading2"/>
       </w:pPr>
-      <w:bookmarkStart w:id="15" w:name="_Toc240455241"/>
+      <w:bookmarkStart w:id="15" w:name="_Toc240713063"/>
       <w:r>
         <w:t>4.8 When the person is not the right respondent</w:t>
       </w:r>
@@ -6229,7 +6229,7 @@
       <w:pPr>
         <w:pStyle w:val="Heading2"/>
       </w:pPr>
-      <w:bookmarkStart w:id="16" w:name="_Toc240455242"/>
+      <w:bookmarkStart w:id="16" w:name="_Toc240713064"/>
       <w:r>
         <w:t>4.9 When someone refuses or asks to withdraw</w:t>
       </w:r>
@@ -6306,7 +6306,7 @@
       <w:pPr>
         <w:pStyle w:val="Heading2"/>
       </w:pPr>
-      <w:bookmarkStart w:id="17" w:name="_Toc240455243"/>
+      <w:bookmarkStart w:id="17" w:name="_Toc240713065"/>
       <w:r>
         <w:t>4.10 What to say to a respondent</w:t>
       </w:r>
@@ -6387,7 +6387,7 @@
         <w:pStyle w:val="Heading1"/>
         <w:pageBreakBefore/>
       </w:pPr>
-      <w:bookmarkStart w:id="18" w:name="_Toc240455244"/>
+      <w:bookmarkStart w:id="18" w:name="_Toc240713066"/>
       <w:r>
         <w:lastRenderedPageBreak/>
         <w:t>5. Rules you must follow</w:t>
@@ -6551,7 +6551,7 @@
         <w:pStyle w:val="Heading1"/>
         <w:pageBreakBefore/>
       </w:pPr>
-      <w:bookmarkStart w:id="19" w:name="_Toc240455245"/>
+      <w:bookmarkStart w:id="19" w:name="_Toc240713067"/>
       <w:r>
         <w:lastRenderedPageBreak/>
         <w:t>6. Troubleshooting</w:t>
@@ -7487,6 +7487,86 @@
           </w:p>
         </w:tc>
       </w:tr>
+      <w:tr>
+        <w:tblPrEx>
+          <w:tblCellMar>
+            <w:top w:w="0" w:type="dxa"/>
+            <w:bottom w:w="0" w:type="dxa"/>
+          </w:tblCellMar>
+        </w:tblPrEx>
+        <w:trPr>
+          <w:cantSplit/>
+        </w:trPr>
+        <w:tc>
+          <w:tcPr>
+            <w:tcW w:w="2635" w:type="dxa"/>
+            <w:tcMar>
+              <w:top w:w="70" w:type="dxa"/>
+              <w:left w:w="110" w:type="dxa"/>
+              <w:bottom w:w="70" w:type="dxa"/>
+              <w:right w:w="110" w:type="dxa"/>
+            </w:tcMar>
+          </w:tcPr>
+          <w:p>
+            <w:pPr>
+              <w:spacing w:after="40"/>
+            </w:pPr>
+            <w:r>
+              <w:rPr>
+                <w:sz w:val="19"/>
+                <w:szCs w:val="19"/>
+              </w:rPr>
+              <w:t>A file upload seems stuck</w:t>
+            </w:r>
+          </w:p>
+        </w:tc>
+        <w:tc>
+          <w:tcPr>
+            <w:tcW w:w="3200" w:type="dxa"/>
+            <w:tcMar>
+              <w:top w:w="70" w:type="dxa"/>
+              <w:left w:w="110" w:type="dxa"/>
+              <w:bottom w:w="70" w:type="dxa"/>
+              <w:right w:w="110" w:type="dxa"/>
+            </w:tcMar>
+          </w:tcPr>
+          <w:p>
+            <w:pPr>
+              <w:spacing w:after="40"/>
+            </w:pPr>
+            <w:r>
+              <w:rPr>
+                <w:sz w:val="19"/>
+                <w:szCs w:val="19"/>
+              </w:rPr>
+              <w:t>A large file on a slow connection takes time; the bar shows how much has been sent.</w:t>
+            </w:r>
+          </w:p>
+        </w:tc>
+        <w:tc>
+          <w:tcPr>
+            <w:tcW w:w="3577" w:type="dxa"/>
+            <w:tcMar>
+              <w:top w:w="70" w:type="dxa"/>
+              <w:left w:w="110" w:type="dxa"/>
+              <w:bottom w:w="70" w:type="dxa"/>
+              <w:right w:w="110" w:type="dxa"/>
+            </w:tcMar>
+          </w:tcPr>
+          <w:p>
+            <w:pPr>
+              <w:spacing w:after="40"/>
+            </w:pPr>
+            <w:r>
+              <w:rPr>
+                <w:sz w:val="19"/>
+                <w:szCs w:val="19"/>
+              </w:rPr>
+              <w:t>Wait for Saving… and the file name. If it fails, try again or upload a smaller version.</w:t>
+            </w:r>
+          </w:p>
+        </w:tc>
+      </w:tr>
     </w:tbl>
     <w:p>
       <w:pPr>
@@ -7498,7 +7578,7 @@
         <w:pStyle w:val="Heading1"/>
         <w:pageBreakBefore/>
       </w:pPr>
-      <w:bookmarkStart w:id="20" w:name="_Toc240455246"/>
+      <w:bookmarkStart w:id="20" w:name="_Toc240713068"/>
       <w:r>
         <w:lastRenderedPageBreak/>
         <w:t>7. Quick reference</w:t>
@@ -7940,7 +8020,7 @@
         <w:sz w:val="16"/>
         <w:szCs w:val="16"/>
       </w:rPr>
-      <w:t>Version 1.0 · 15 September 2026</w:t>
+      <w:t>Version 1.1 · 19 September 2026</w:t>
     </w:r>
     <w:r>
       <w:rPr>
@@ -8113,68 +8193,10 @@
 <file path=word/numbering.xml><?xml version="1.0" encoding="utf-8"?>
 <w:numbering xmlns:wpc="http://schemas.microsoft.com/office/word/2010/wordprocessingCanvas" xmlns:cx="http://schemas.microsoft.com/office/drawing/2014/chartex" xmlns:cx1="http://schemas.microsoft.com/office/drawing/2015/9/8/chartex" xmlns:cx2="http://schemas.microsoft.com/office/drawing/2015/10/21/chartex" xmlns:cx3="http://schemas.microsoft.com/office/drawing/2016/5/9/chartex" xmlns:cx4="http://schemas.microsoft.com/office/drawing/2016/5/10/chartex" xmlns:cx5="http://schemas.microsoft.com/office/drawing/2016/5/11/chartex" xmlns:cx6="http://schemas.microsoft.com/office/drawing/2016/5/12/chartex" xmlns:cx7="http://schemas.microsoft.com/office/drawing/2016/5/13/chartex" xmlns:cx8="http://schemas.microsoft.com/office/drawing/2016/5/14/chartex" xmlns:mc="http://schemas.openxmlformats.org/markup-compatibility/2006" xmlns:aink="http://schemas.microsoft.com/office/drawing/2016/ink" xmlns:am3d="http://schemas.microsoft.com/office/drawing/2017/model3d" xmlns:o="urn:schemas-microsoft-com:office:office" xmlns:oel="http://schemas.microsoft.com/office/2019/extlst" xmlns:r="http://schemas.openxmlformats.org/officeDocument/2006/relationships" xmlns:m="http://schemas.openxmlformats.org/officeDocument/2006/math" xmlns:v="urn:schemas-microsoft-com:vml" xmlns:wp14="http://schemas.microsoft.com/office/word/2010/wordprocessingDrawing" xmlns:wp="http://schemas.openxmlformats.org/drawingml/2006/wordprocessingDrawing" xmlns:w10="urn:schemas-microsoft-com:office:word" xmlns:w="http://schemas.openxmlformats.org/wordprocessingml/2006/main" xmlns:w14="http://schemas.microsoft.com/office/word/2010/wordml" xmlns:w15="http://schemas.microsoft.com/office/word/2012/wordml" xmlns:w16cex="http://schemas.microsoft.com/office/word/2018/wordml/cex" xmlns:w16cid="http://schemas.microsoft.com/office/word/2016/wordml/cid" xmlns:w16="http://schemas.microsoft.com/office/word/2018/wordml" xmlns:w16sdtdh="http://schemas.microsoft.com/office/word/2020/wordml/sdtdatahash" xmlns:w16se="http://schemas.microsoft.com/office/word/2015/wordml/symex" xmlns:wpg="http://schemas.microsoft.com/office/word/2010/wordprocessingGroup" xmlns:wpi="http://schemas.microsoft.com/office/word/2010/wordprocessingInk" xmlns:wne="http://schemas.microsoft.com/office/word/2006/wordml" xmlns:wps="http://schemas.microsoft.com/office/word/2010/wordprocessingShape" mc:Ignorable="w14 w15 w16se w16cid w16 w16cex w16sdtdh wp14">
   <w:abstractNum w:abstractNumId="0" w15:restartNumberingAfterBreak="0">
-    <w:nsid w:val="087354DD"/>
+    <w:nsid w:val="19731891"/>
     <w:multiLevelType w:val="hybridMultilevel"/>
-    <w:tmpl w:val="E744B7DC"/>
-    <w:lvl w:ilvl="0" w:tplc="FDF4119C">
-      <w:start w:val="1"/>
-      <w:numFmt w:val="bullet"/>
-      <w:lvlText w:val="•"/>
-      <w:lvlJc w:val="left"/>
-      <w:pPr>
-        <w:ind w:left="460" w:hanging="280"/>
-      </w:pPr>
-    </w:lvl>
-    <w:lvl w:ilvl="1" w:tplc="0638114E">
-      <w:start w:val="1"/>
-      <w:numFmt w:val="bullet"/>
-      <w:lvlText w:val="–"/>
-      <w:lvlJc w:val="left"/>
-      <w:pPr>
-        <w:ind w:left="900" w:hanging="280"/>
-      </w:pPr>
-    </w:lvl>
-    <w:lvl w:ilvl="2" w:tplc="573AAEB4">
-      <w:numFmt w:val="decimal"/>
-      <w:lvlText w:val=""/>
-      <w:lvlJc w:val="left"/>
-    </w:lvl>
-    <w:lvl w:ilvl="3" w:tplc="D7C2B108">
-      <w:numFmt w:val="decimal"/>
-      <w:lvlText w:val=""/>
-      <w:lvlJc w:val="left"/>
-    </w:lvl>
-    <w:lvl w:ilvl="4" w:tplc="2B0CBB58">
-      <w:numFmt w:val="decimal"/>
-      <w:lvlText w:val=""/>
-      <w:lvlJc w:val="left"/>
-    </w:lvl>
-    <w:lvl w:ilvl="5" w:tplc="99B4355E">
-      <w:numFmt w:val="decimal"/>
-      <w:lvlText w:val=""/>
-      <w:lvlJc w:val="left"/>
-    </w:lvl>
-    <w:lvl w:ilvl="6" w:tplc="D67E2EDA">
-      <w:numFmt w:val="decimal"/>
-      <w:lvlText w:val=""/>
-      <w:lvlJc w:val="left"/>
-    </w:lvl>
-    <w:lvl w:ilvl="7" w:tplc="DCBA8CFA">
-      <w:numFmt w:val="decimal"/>
-      <w:lvlText w:val=""/>
-      <w:lvlJc w:val="left"/>
-    </w:lvl>
-    <w:lvl w:ilvl="8" w:tplc="B3C88670">
-      <w:numFmt w:val="decimal"/>
-      <w:lvlText w:val=""/>
-      <w:lvlJc w:val="left"/>
-    </w:lvl>
-  </w:abstractNum>
-  <w:abstractNum w:abstractNumId="1" w15:restartNumberingAfterBreak="0">
-    <w:nsid w:val="0FA67CE5"/>
-    <w:multiLevelType w:val="hybridMultilevel"/>
-    <w:tmpl w:val="3F9A4454"/>
-    <w:lvl w:ilvl="0" w:tplc="B526061E">
+    <w:tmpl w:val="3B3E3860"/>
+    <w:lvl w:ilvl="0" w:tplc="3620B022">
       <w:start w:val="1"/>
       <w:numFmt w:val="decimal"/>
       <w:lvlText w:val="%1."/>
@@ -8188,52 +8210,52 @@
         <w:color w:val="A67C27"/>
       </w:rPr>
     </w:lvl>
-    <w:lvl w:ilvl="1" w:tplc="2042D796">
+    <w:lvl w:ilvl="1" w:tplc="9B36014C">
       <w:numFmt w:val="decimal"/>
       <w:lvlText w:val=""/>
       <w:lvlJc w:val="left"/>
     </w:lvl>
-    <w:lvl w:ilvl="2" w:tplc="1BBEA97E">
+    <w:lvl w:ilvl="2" w:tplc="FEFC931C">
       <w:numFmt w:val="decimal"/>
       <w:lvlText w:val=""/>
       <w:lvlJc w:val="left"/>
     </w:lvl>
-    <w:lvl w:ilvl="3" w:tplc="FB92A702">
+    <w:lvl w:ilvl="3" w:tplc="27FA0FE4">
       <w:numFmt w:val="decimal"/>
       <w:lvlText w:val=""/>
       <w:lvlJc w:val="left"/>
     </w:lvl>
-    <w:lvl w:ilvl="4" w:tplc="81A65BDC">
+    <w:lvl w:ilvl="4" w:tplc="DFA8E80C">
       <w:numFmt w:val="decimal"/>
       <w:lvlText w:val=""/>
       <w:lvlJc w:val="left"/>
     </w:lvl>
-    <w:lvl w:ilvl="5" w:tplc="7B1C6694">
+    <w:lvl w:ilvl="5" w:tplc="BB543826">
       <w:numFmt w:val="decimal"/>
       <w:lvlText w:val=""/>
       <w:lvlJc w:val="left"/>
     </w:lvl>
-    <w:lvl w:ilvl="6" w:tplc="B29EC368">
+    <w:lvl w:ilvl="6" w:tplc="5B52E5A2">
       <w:numFmt w:val="decimal"/>
       <w:lvlText w:val=""/>
       <w:lvlJc w:val="left"/>
     </w:lvl>
-    <w:lvl w:ilvl="7" w:tplc="1DB4D3E4">
+    <w:lvl w:ilvl="7" w:tplc="0F4C555C">
       <w:numFmt w:val="decimal"/>
       <w:lvlText w:val=""/>
       <w:lvlJc w:val="left"/>
     </w:lvl>
-    <w:lvl w:ilvl="8" w:tplc="84845B20">
+    <w:lvl w:ilvl="8" w:tplc="298C5E0C">
       <w:numFmt w:val="decimal"/>
       <w:lvlText w:val=""/>
       <w:lvlJc w:val="left"/>
     </w:lvl>
   </w:abstractNum>
-  <w:abstractNum w:abstractNumId="2" w15:restartNumberingAfterBreak="0">
-    <w:nsid w:val="20C73CA2"/>
+  <w:abstractNum w:abstractNumId="1" w15:restartNumberingAfterBreak="0">
+    <w:nsid w:val="1E0A241F"/>
     <w:multiLevelType w:val="hybridMultilevel"/>
-    <w:tmpl w:val="9588FEB0"/>
-    <w:lvl w:ilvl="0" w:tplc="6490789C">
+    <w:tmpl w:val="FDF44664"/>
+    <w:lvl w:ilvl="0" w:tplc="EF4AA40A">
       <w:start w:val="1"/>
       <w:numFmt w:val="decimal"/>
       <w:lvlText w:val="%1."/>
@@ -8247,52 +8269,52 @@
         <w:color w:val="A67C27"/>
       </w:rPr>
     </w:lvl>
-    <w:lvl w:ilvl="1" w:tplc="63C27D54">
+    <w:lvl w:ilvl="1" w:tplc="A5705D30">
       <w:numFmt w:val="decimal"/>
       <w:lvlText w:val=""/>
       <w:lvlJc w:val="left"/>
     </w:lvl>
-    <w:lvl w:ilvl="2" w:tplc="8DB85766">
+    <w:lvl w:ilvl="2" w:tplc="7706A70C">
       <w:numFmt w:val="decimal"/>
       <w:lvlText w:val=""/>
       <w:lvlJc w:val="left"/>
     </w:lvl>
-    <w:lvl w:ilvl="3" w:tplc="6820EA1A">
+    <w:lvl w:ilvl="3" w:tplc="04D22ADE">
       <w:numFmt w:val="decimal"/>
       <w:lvlText w:val=""/>
       <w:lvlJc w:val="left"/>
     </w:lvl>
-    <w:lvl w:ilvl="4" w:tplc="9678DF1A">
+    <w:lvl w:ilvl="4" w:tplc="D7067F88">
       <w:numFmt w:val="decimal"/>
       <w:lvlText w:val=""/>
       <w:lvlJc w:val="left"/>
     </w:lvl>
-    <w:lvl w:ilvl="5" w:tplc="8F006224">
+    <w:lvl w:ilvl="5" w:tplc="1EA27E44">
       <w:numFmt w:val="decimal"/>
       <w:lvlText w:val=""/>
       <w:lvlJc w:val="left"/>
     </w:lvl>
-    <w:lvl w:ilvl="6" w:tplc="8042E194">
+    <w:lvl w:ilvl="6" w:tplc="84727432">
       <w:numFmt w:val="decimal"/>
       <w:lvlText w:val=""/>
       <w:lvlJc w:val="left"/>
     </w:lvl>
-    <w:lvl w:ilvl="7" w:tplc="85B29660">
+    <w:lvl w:ilvl="7" w:tplc="FBBAA8AE">
       <w:numFmt w:val="decimal"/>
       <w:lvlText w:val=""/>
       <w:lvlJc w:val="left"/>
     </w:lvl>
-    <w:lvl w:ilvl="8" w:tplc="8FB8261A">
+    <w:lvl w:ilvl="8" w:tplc="A36CE350">
       <w:numFmt w:val="decimal"/>
       <w:lvlText w:val=""/>
       <w:lvlJc w:val="left"/>
     </w:lvl>
   </w:abstractNum>
-  <w:abstractNum w:abstractNumId="3" w15:restartNumberingAfterBreak="0">
-    <w:nsid w:val="20F5113F"/>
+  <w:abstractNum w:abstractNumId="2" w15:restartNumberingAfterBreak="0">
+    <w:nsid w:val="28F041EC"/>
     <w:multiLevelType w:val="hybridMultilevel"/>
-    <w:tmpl w:val="9F40DE8E"/>
-    <w:lvl w:ilvl="0" w:tplc="8EEA3C0C">
+    <w:tmpl w:val="8892E954"/>
+    <w:lvl w:ilvl="0" w:tplc="FF982204">
       <w:start w:val="1"/>
       <w:numFmt w:val="decimal"/>
       <w:lvlText w:val="%1."/>
@@ -8306,52 +8328,52 @@
         <w:color w:val="A67C27"/>
       </w:rPr>
     </w:lvl>
-    <w:lvl w:ilvl="1" w:tplc="20467826">
+    <w:lvl w:ilvl="1" w:tplc="678A7354">
       <w:numFmt w:val="decimal"/>
       <w:lvlText w:val=""/>
       <w:lvlJc w:val="left"/>
     </w:lvl>
-    <w:lvl w:ilvl="2" w:tplc="BC98A9CA">
+    <w:lvl w:ilvl="2" w:tplc="CD769E46">
       <w:numFmt w:val="decimal"/>
       <w:lvlText w:val=""/>
       <w:lvlJc w:val="left"/>
     </w:lvl>
-    <w:lvl w:ilvl="3" w:tplc="4326562A">
+    <w:lvl w:ilvl="3" w:tplc="4B28CFFE">
       <w:numFmt w:val="decimal"/>
       <w:lvlText w:val=""/>
       <w:lvlJc w:val="left"/>
     </w:lvl>
-    <w:lvl w:ilvl="4" w:tplc="EEE69722">
+    <w:lvl w:ilvl="4" w:tplc="ED6E3744">
       <w:numFmt w:val="decimal"/>
       <w:lvlText w:val=""/>
       <w:lvlJc w:val="left"/>
     </w:lvl>
-    <w:lvl w:ilvl="5" w:tplc="862CA964">
+    <w:lvl w:ilvl="5" w:tplc="9CBEB192">
       <w:numFmt w:val="decimal"/>
       <w:lvlText w:val=""/>
       <w:lvlJc w:val="left"/>
     </w:lvl>
-    <w:lvl w:ilvl="6" w:tplc="E2B49606">
+    <w:lvl w:ilvl="6" w:tplc="9E686E68">
       <w:numFmt w:val="decimal"/>
       <w:lvlText w:val=""/>
       <w:lvlJc w:val="left"/>
     </w:lvl>
-    <w:lvl w:ilvl="7" w:tplc="F4841D66">
+    <w:lvl w:ilvl="7" w:tplc="EA660A86">
       <w:numFmt w:val="decimal"/>
       <w:lvlText w:val=""/>
       <w:lvlJc w:val="left"/>
     </w:lvl>
-    <w:lvl w:ilvl="8" w:tplc="35964DD6">
+    <w:lvl w:ilvl="8" w:tplc="3A566A1A">
       <w:numFmt w:val="decimal"/>
       <w:lvlText w:val=""/>
       <w:lvlJc w:val="left"/>
     </w:lvl>
   </w:abstractNum>
-  <w:abstractNum w:abstractNumId="4" w15:restartNumberingAfterBreak="0">
-    <w:nsid w:val="2C0B6E94"/>
+  <w:abstractNum w:abstractNumId="3" w15:restartNumberingAfterBreak="0">
+    <w:nsid w:val="2D8F767B"/>
     <w:multiLevelType w:val="hybridMultilevel"/>
-    <w:tmpl w:val="DB90DFFC"/>
-    <w:lvl w:ilvl="0" w:tplc="4514A388">
+    <w:tmpl w:val="3D0EA874"/>
+    <w:lvl w:ilvl="0" w:tplc="EC447F22">
       <w:start w:val="1"/>
       <w:numFmt w:val="decimal"/>
       <w:lvlText w:val="%1."/>
@@ -8365,52 +8387,52 @@
         <w:color w:val="A67C27"/>
       </w:rPr>
     </w:lvl>
-    <w:lvl w:ilvl="1" w:tplc="0D0498DC">
+    <w:lvl w:ilvl="1" w:tplc="BE321FD8">
       <w:numFmt w:val="decimal"/>
       <w:lvlText w:val=""/>
       <w:lvlJc w:val="left"/>
     </w:lvl>
-    <w:lvl w:ilvl="2" w:tplc="9A600092">
+    <w:lvl w:ilvl="2" w:tplc="07941682">
       <w:numFmt w:val="decimal"/>
       <w:lvlText w:val=""/>
       <w:lvlJc w:val="left"/>
     </w:lvl>
-    <w:lvl w:ilvl="3" w:tplc="5FDAC7B0">
+    <w:lvl w:ilvl="3" w:tplc="FA7E5130">
       <w:numFmt w:val="decimal"/>
       <w:lvlText w:val=""/>
       <w:lvlJc w:val="left"/>
     </w:lvl>
-    <w:lvl w:ilvl="4" w:tplc="3A4E0F58">
+    <w:lvl w:ilvl="4" w:tplc="0D24863C">
       <w:numFmt w:val="decimal"/>
       <w:lvlText w:val=""/>
       <w:lvlJc w:val="left"/>
     </w:lvl>
-    <w:lvl w:ilvl="5" w:tplc="EC40DAE6">
+    <w:lvl w:ilvl="5" w:tplc="13D2C83C">
       <w:numFmt w:val="decimal"/>
       <w:lvlText w:val=""/>
       <w:lvlJc w:val="left"/>
     </w:lvl>
-    <w:lvl w:ilvl="6" w:tplc="593CE41C">
+    <w:lvl w:ilvl="6" w:tplc="30FA33AA">
       <w:numFmt w:val="decimal"/>
       <w:lvlText w:val=""/>
       <w:lvlJc w:val="left"/>
     </w:lvl>
-    <w:lvl w:ilvl="7" w:tplc="A588FB8C">
+    <w:lvl w:ilvl="7" w:tplc="5E287F90">
       <w:numFmt w:val="decimal"/>
       <w:lvlText w:val=""/>
       <w:lvlJc w:val="left"/>
     </w:lvl>
-    <w:lvl w:ilvl="8" w:tplc="D804C4AE">
+    <w:lvl w:ilvl="8" w:tplc="4F468D64">
       <w:numFmt w:val="decimal"/>
       <w:lvlText w:val=""/>
       <w:lvlJc w:val="left"/>
     </w:lvl>
   </w:abstractNum>
-  <w:abstractNum w:abstractNumId="5" w15:restartNumberingAfterBreak="0">
-    <w:nsid w:val="2E4E29FE"/>
+  <w:abstractNum w:abstractNumId="4" w15:restartNumberingAfterBreak="0">
+    <w:nsid w:val="3BE87A4B"/>
     <w:multiLevelType w:val="hybridMultilevel"/>
-    <w:tmpl w:val="40AA49B6"/>
-    <w:lvl w:ilvl="0" w:tplc="54AA7244">
+    <w:tmpl w:val="BF26BD2C"/>
+    <w:lvl w:ilvl="0" w:tplc="BF64D502">
       <w:start w:val="1"/>
       <w:numFmt w:val="decimal"/>
       <w:lvlText w:val="%1."/>
@@ -8424,52 +8446,52 @@
         <w:color w:val="A67C27"/>
       </w:rPr>
     </w:lvl>
-    <w:lvl w:ilvl="1" w:tplc="2F02CED4">
+    <w:lvl w:ilvl="1" w:tplc="2E502592">
       <w:numFmt w:val="decimal"/>
       <w:lvlText w:val=""/>
       <w:lvlJc w:val="left"/>
     </w:lvl>
-    <w:lvl w:ilvl="2" w:tplc="3CD4F374">
+    <w:lvl w:ilvl="2" w:tplc="9A84673E">
       <w:numFmt w:val="decimal"/>
       <w:lvlText w:val=""/>
       <w:lvlJc w:val="left"/>
     </w:lvl>
-    <w:lvl w:ilvl="3" w:tplc="3AC4D000">
+    <w:lvl w:ilvl="3" w:tplc="265C1AC6">
       <w:numFmt w:val="decimal"/>
       <w:lvlText w:val=""/>
       <w:lvlJc w:val="left"/>
     </w:lvl>
-    <w:lvl w:ilvl="4" w:tplc="28E64386">
+    <w:lvl w:ilvl="4" w:tplc="9E3AC43C">
       <w:numFmt w:val="decimal"/>
       <w:lvlText w:val=""/>
       <w:lvlJc w:val="left"/>
     </w:lvl>
-    <w:lvl w:ilvl="5" w:tplc="C74C4E5C">
+    <w:lvl w:ilvl="5" w:tplc="B70E49CE">
       <w:numFmt w:val="decimal"/>
       <w:lvlText w:val=""/>
       <w:lvlJc w:val="left"/>
     </w:lvl>
-    <w:lvl w:ilvl="6" w:tplc="99283962">
+    <w:lvl w:ilvl="6" w:tplc="C69E2F6A">
       <w:numFmt w:val="decimal"/>
       <w:lvlText w:val=""/>
       <w:lvlJc w:val="left"/>
     </w:lvl>
-    <w:lvl w:ilvl="7" w:tplc="D6BA3D32">
+    <w:lvl w:ilvl="7" w:tplc="71428F20">
       <w:numFmt w:val="decimal"/>
       <w:lvlText w:val=""/>
       <w:lvlJc w:val="left"/>
     </w:lvl>
-    <w:lvl w:ilvl="8" w:tplc="1A06C618">
+    <w:lvl w:ilvl="8" w:tplc="4CDE692C">
       <w:numFmt w:val="decimal"/>
       <w:lvlText w:val=""/>
       <w:lvlJc w:val="left"/>
     </w:lvl>
   </w:abstractNum>
-  <w:abstractNum w:abstractNumId="6" w15:restartNumberingAfterBreak="0">
-    <w:nsid w:val="4E1D7466"/>
+  <w:abstractNum w:abstractNumId="5" w15:restartNumberingAfterBreak="0">
+    <w:nsid w:val="405C4009"/>
     <w:multiLevelType w:val="hybridMultilevel"/>
-    <w:tmpl w:val="851638BE"/>
-    <w:lvl w:ilvl="0" w:tplc="1F02D15E">
+    <w:tmpl w:val="AC3E46F8"/>
+    <w:lvl w:ilvl="0" w:tplc="1D0EFFE0">
       <w:start w:val="1"/>
       <w:numFmt w:val="decimal"/>
       <w:lvlText w:val="%1."/>
@@ -8483,138 +8505,52 @@
         <w:color w:val="A67C27"/>
       </w:rPr>
     </w:lvl>
-    <w:lvl w:ilvl="1" w:tplc="B4CC8F0E">
+    <w:lvl w:ilvl="1" w:tplc="D5BE67DA">
       <w:numFmt w:val="decimal"/>
       <w:lvlText w:val=""/>
       <w:lvlJc w:val="left"/>
     </w:lvl>
-    <w:lvl w:ilvl="2" w:tplc="8542CFAA">
+    <w:lvl w:ilvl="2" w:tplc="B3CC48AE">
       <w:numFmt w:val="decimal"/>
       <w:lvlText w:val=""/>
       <w:lvlJc w:val="left"/>
     </w:lvl>
-    <w:lvl w:ilvl="3" w:tplc="6D5A7694">
+    <w:lvl w:ilvl="3" w:tplc="B5EC9B5A">
       <w:numFmt w:val="decimal"/>
       <w:lvlText w:val=""/>
       <w:lvlJc w:val="left"/>
     </w:lvl>
-    <w:lvl w:ilvl="4" w:tplc="7FBCB8DA">
+    <w:lvl w:ilvl="4" w:tplc="5514789C">
       <w:numFmt w:val="decimal"/>
       <w:lvlText w:val=""/>
       <w:lvlJc w:val="left"/>
     </w:lvl>
-    <w:lvl w:ilvl="5" w:tplc="0024B71A">
+    <w:lvl w:ilvl="5" w:tplc="6B96DAAC">
       <w:numFmt w:val="decimal"/>
       <w:lvlText w:val=""/>
       <w:lvlJc w:val="left"/>
     </w:lvl>
-    <w:lvl w:ilvl="6" w:tplc="E5E074D4">
+    <w:lvl w:ilvl="6" w:tplc="7D522E10">
       <w:numFmt w:val="decimal"/>
       <w:lvlText w:val=""/>
       <w:lvlJc w:val="left"/>
     </w:lvl>
-    <w:lvl w:ilvl="7" w:tplc="7E08938A">
+    <w:lvl w:ilvl="7" w:tplc="76728F6E">
       <w:numFmt w:val="decimal"/>
       <w:lvlText w:val=""/>
       <w:lvlJc w:val="left"/>
     </w:lvl>
-    <w:lvl w:ilvl="8" w:tplc="A9EAF8D6">
+    <w:lvl w:ilvl="8" w:tplc="DA14B8C8">
       <w:numFmt w:val="decimal"/>
       <w:lvlText w:val=""/>
       <w:lvlJc w:val="left"/>
     </w:lvl>
   </w:abstractNum>
-  <w:abstractNum w:abstractNumId="7" w15:restartNumberingAfterBreak="0">
-    <w:nsid w:val="4E6C49B3"/>
+  <w:abstractNum w:abstractNumId="6" w15:restartNumberingAfterBreak="0">
+    <w:nsid w:val="53150688"/>
     <w:multiLevelType w:val="hybridMultilevel"/>
-    <w:tmpl w:val="40D466E6"/>
-    <w:lvl w:ilvl="0" w:tplc="23526152">
-      <w:start w:val="1"/>
-      <w:numFmt w:val="bullet"/>
-      <w:lvlText w:val="●"/>
-      <w:lvlJc w:val="left"/>
-      <w:pPr>
-        <w:ind w:left="720" w:hanging="360"/>
-      </w:pPr>
-    </w:lvl>
-    <w:lvl w:ilvl="1" w:tplc="FA5EAC1E">
-      <w:start w:val="1"/>
-      <w:numFmt w:val="bullet"/>
-      <w:lvlText w:val="○"/>
-      <w:lvlJc w:val="left"/>
-      <w:pPr>
-        <w:ind w:left="1440" w:hanging="360"/>
-      </w:pPr>
-    </w:lvl>
-    <w:lvl w:ilvl="2" w:tplc="65E0DE18">
-      <w:start w:val="1"/>
-      <w:numFmt w:val="bullet"/>
-      <w:lvlText w:val="■"/>
-      <w:lvlJc w:val="left"/>
-      <w:pPr>
-        <w:ind w:left="2160" w:hanging="360"/>
-      </w:pPr>
-    </w:lvl>
-    <w:lvl w:ilvl="3" w:tplc="EB00F974">
-      <w:start w:val="1"/>
-      <w:numFmt w:val="bullet"/>
-      <w:lvlText w:val="●"/>
-      <w:lvlJc w:val="left"/>
-      <w:pPr>
-        <w:ind w:left="2880" w:hanging="360"/>
-      </w:pPr>
-    </w:lvl>
-    <w:lvl w:ilvl="4" w:tplc="9188A2AA">
-      <w:start w:val="1"/>
-      <w:numFmt w:val="bullet"/>
-      <w:lvlText w:val="○"/>
-      <w:lvlJc w:val="left"/>
-      <w:pPr>
-        <w:ind w:left="3600" w:hanging="360"/>
-      </w:pPr>
-    </w:lvl>
-    <w:lvl w:ilvl="5" w:tplc="C0CE55EA">
-      <w:start w:val="1"/>
-      <w:numFmt w:val="bullet"/>
-      <w:lvlText w:val="■"/>
-      <w:lvlJc w:val="left"/>
-      <w:pPr>
-        <w:ind w:left="4320" w:hanging="360"/>
-      </w:pPr>
-    </w:lvl>
-    <w:lvl w:ilvl="6" w:tplc="47AAD6A0">
-      <w:start w:val="1"/>
-      <w:numFmt w:val="bullet"/>
-      <w:lvlText w:val="●"/>
-      <w:lvlJc w:val="left"/>
-      <w:pPr>
-        <w:ind w:left="5040" w:hanging="360"/>
-      </w:pPr>
-    </w:lvl>
-    <w:lvl w:ilvl="7" w:tplc="6B260156">
-      <w:start w:val="1"/>
-      <w:numFmt w:val="bullet"/>
-      <w:lvlText w:val="●"/>
-      <w:lvlJc w:val="left"/>
-      <w:pPr>
-        <w:ind w:left="5760" w:hanging="360"/>
-      </w:pPr>
-    </w:lvl>
-    <w:lvl w:ilvl="8" w:tplc="B08EE73A">
-      <w:start w:val="1"/>
-      <w:numFmt w:val="bullet"/>
-      <w:lvlText w:val="●"/>
-      <w:lvlJc w:val="left"/>
-      <w:pPr>
-        <w:ind w:left="6480" w:hanging="360"/>
-      </w:pPr>
-    </w:lvl>
-  </w:abstractNum>
-  <w:abstractNum w:abstractNumId="8" w15:restartNumberingAfterBreak="0">
-    <w:nsid w:val="59F131F3"/>
-    <w:multiLevelType w:val="hybridMultilevel"/>
-    <w:tmpl w:val="02DE6CE8"/>
-    <w:lvl w:ilvl="0" w:tplc="9BCC7744">
+    <w:tmpl w:val="7A6AA2DA"/>
+    <w:lvl w:ilvl="0" w:tplc="33BE8998">
       <w:start w:val="1"/>
       <w:numFmt w:val="decimal"/>
       <w:lvlText w:val="%1."/>
@@ -8628,52 +8564,52 @@
         <w:color w:val="A67C27"/>
       </w:rPr>
     </w:lvl>
-    <w:lvl w:ilvl="1" w:tplc="E3221488">
+    <w:lvl w:ilvl="1" w:tplc="00E0CB0E">
       <w:numFmt w:val="decimal"/>
       <w:lvlText w:val=""/>
       <w:lvlJc w:val="left"/>
     </w:lvl>
-    <w:lvl w:ilvl="2" w:tplc="10249D64">
+    <w:lvl w:ilvl="2" w:tplc="59F8DDA2">
       <w:numFmt w:val="decimal"/>
       <w:lvlText w:val=""/>
       <w:lvlJc w:val="left"/>
     </w:lvl>
-    <w:lvl w:ilvl="3" w:tplc="7158D708">
+    <w:lvl w:ilvl="3" w:tplc="535E943A">
       <w:numFmt w:val="decimal"/>
       <w:lvlText w:val=""/>
       <w:lvlJc w:val="left"/>
     </w:lvl>
-    <w:lvl w:ilvl="4" w:tplc="E578AA72">
+    <w:lvl w:ilvl="4" w:tplc="F83E2E70">
       <w:numFmt w:val="decimal"/>
       <w:lvlText w:val=""/>
       <w:lvlJc w:val="left"/>
     </w:lvl>
-    <w:lvl w:ilvl="5" w:tplc="56F8D192">
+    <w:lvl w:ilvl="5" w:tplc="D54EB652">
       <w:numFmt w:val="decimal"/>
       <w:lvlText w:val=""/>
       <w:lvlJc w:val="left"/>
     </w:lvl>
-    <w:lvl w:ilvl="6" w:tplc="6F78F240">
+    <w:lvl w:ilvl="6" w:tplc="FFC4BD5E">
       <w:numFmt w:val="decimal"/>
       <w:lvlText w:val=""/>
       <w:lvlJc w:val="left"/>
     </w:lvl>
-    <w:lvl w:ilvl="7" w:tplc="4B00B140">
+    <w:lvl w:ilvl="7" w:tplc="3678258A">
       <w:numFmt w:val="decimal"/>
       <w:lvlText w:val=""/>
       <w:lvlJc w:val="left"/>
     </w:lvl>
-    <w:lvl w:ilvl="8" w:tplc="61465684">
+    <w:lvl w:ilvl="8" w:tplc="A7889ABA">
       <w:numFmt w:val="decimal"/>
       <w:lvlText w:val=""/>
       <w:lvlJc w:val="left"/>
     </w:lvl>
   </w:abstractNum>
-  <w:abstractNum w:abstractNumId="9" w15:restartNumberingAfterBreak="0">
-    <w:nsid w:val="5D7B0A95"/>
+  <w:abstractNum w:abstractNumId="7" w15:restartNumberingAfterBreak="0">
+    <w:nsid w:val="59AC7510"/>
     <w:multiLevelType w:val="hybridMultilevel"/>
-    <w:tmpl w:val="4994FFEA"/>
-    <w:lvl w:ilvl="0" w:tplc="77DEE4C0">
+    <w:tmpl w:val="967E0384"/>
+    <w:lvl w:ilvl="0" w:tplc="5628D4D4">
       <w:start w:val="1"/>
       <w:numFmt w:val="decimal"/>
       <w:lvlText w:val="%1."/>
@@ -8687,52 +8623,52 @@
         <w:color w:val="A67C27"/>
       </w:rPr>
     </w:lvl>
-    <w:lvl w:ilvl="1" w:tplc="390290C6">
+    <w:lvl w:ilvl="1" w:tplc="506EDC04">
       <w:numFmt w:val="decimal"/>
       <w:lvlText w:val=""/>
       <w:lvlJc w:val="left"/>
     </w:lvl>
-    <w:lvl w:ilvl="2" w:tplc="72849E2E">
+    <w:lvl w:ilvl="2" w:tplc="37D07E1E">
       <w:numFmt w:val="decimal"/>
       <w:lvlText w:val=""/>
       <w:lvlJc w:val="left"/>
     </w:lvl>
-    <w:lvl w:ilvl="3" w:tplc="B30C7F62">
+    <w:lvl w:ilvl="3" w:tplc="E6C82E02">
       <w:numFmt w:val="decimal"/>
       <w:lvlText w:val=""/>
       <w:lvlJc w:val="left"/>
     </w:lvl>
-    <w:lvl w:ilvl="4" w:tplc="63A06BD2">
+    <w:lvl w:ilvl="4" w:tplc="7AB60FA8">
       <w:numFmt w:val="decimal"/>
       <w:lvlText w:val=""/>
       <w:lvlJc w:val="left"/>
     </w:lvl>
-    <w:lvl w:ilvl="5" w:tplc="DECCF7BA">
+    <w:lvl w:ilvl="5" w:tplc="DBACF902">
       <w:numFmt w:val="decimal"/>
       <w:lvlText w:val=""/>
       <w:lvlJc w:val="left"/>
     </w:lvl>
-    <w:lvl w:ilvl="6" w:tplc="45845CEE">
+    <w:lvl w:ilvl="6" w:tplc="64D0DBBC">
       <w:numFmt w:val="decimal"/>
       <w:lvlText w:val=""/>
       <w:lvlJc w:val="left"/>
     </w:lvl>
-    <w:lvl w:ilvl="7" w:tplc="695A3738">
+    <w:lvl w:ilvl="7" w:tplc="6DD4E3C8">
       <w:numFmt w:val="decimal"/>
       <w:lvlText w:val=""/>
       <w:lvlJc w:val="left"/>
     </w:lvl>
-    <w:lvl w:ilvl="8" w:tplc="D2B2AD80">
+    <w:lvl w:ilvl="8" w:tplc="1A4899F2">
       <w:numFmt w:val="decimal"/>
       <w:lvlText w:val=""/>
       <w:lvlJc w:val="left"/>
     </w:lvl>
   </w:abstractNum>
-  <w:abstractNum w:abstractNumId="10" w15:restartNumberingAfterBreak="0">
-    <w:nsid w:val="776946BD"/>
+  <w:abstractNum w:abstractNumId="8" w15:restartNumberingAfterBreak="0">
+    <w:nsid w:val="60127073"/>
     <w:multiLevelType w:val="hybridMultilevel"/>
-    <w:tmpl w:val="20DC15B6"/>
-    <w:lvl w:ilvl="0" w:tplc="4112E190">
+    <w:tmpl w:val="69B49A04"/>
+    <w:lvl w:ilvl="0" w:tplc="34724DE4">
       <w:start w:val="1"/>
       <w:numFmt w:val="decimal"/>
       <w:lvlText w:val="%1."/>
@@ -8746,52 +8682,196 @@
         <w:color w:val="A67C27"/>
       </w:rPr>
     </w:lvl>
-    <w:lvl w:ilvl="1" w:tplc="E3A841D8">
+    <w:lvl w:ilvl="1" w:tplc="ABD0C1F2">
       <w:numFmt w:val="decimal"/>
       <w:lvlText w:val=""/>
       <w:lvlJc w:val="left"/>
     </w:lvl>
-    <w:lvl w:ilvl="2" w:tplc="545A6FC8">
+    <w:lvl w:ilvl="2" w:tplc="FF8654F6">
       <w:numFmt w:val="decimal"/>
       <w:lvlText w:val=""/>
       <w:lvlJc w:val="left"/>
     </w:lvl>
-    <w:lvl w:ilvl="3" w:tplc="DDCA4B52">
+    <w:lvl w:ilvl="3" w:tplc="D31A2664">
       <w:numFmt w:val="decimal"/>
       <w:lvlText w:val=""/>
       <w:lvlJc w:val="left"/>
     </w:lvl>
-    <w:lvl w:ilvl="4" w:tplc="13A6073A">
+    <w:lvl w:ilvl="4" w:tplc="2E0AA4A0">
       <w:numFmt w:val="decimal"/>
       <w:lvlText w:val=""/>
       <w:lvlJc w:val="left"/>
     </w:lvl>
-    <w:lvl w:ilvl="5" w:tplc="9DCC2BC2">
+    <w:lvl w:ilvl="5" w:tplc="352E8218">
       <w:numFmt w:val="decimal"/>
       <w:lvlText w:val=""/>
       <w:lvlJc w:val="left"/>
     </w:lvl>
-    <w:lvl w:ilvl="6" w:tplc="2A2C4618">
+    <w:lvl w:ilvl="6" w:tplc="33E2F2D0">
       <w:numFmt w:val="decimal"/>
       <w:lvlText w:val=""/>
       <w:lvlJc w:val="left"/>
     </w:lvl>
-    <w:lvl w:ilvl="7" w:tplc="8A9853B0">
+    <w:lvl w:ilvl="7" w:tplc="94FC1F9C">
       <w:numFmt w:val="decimal"/>
       <w:lvlText w:val=""/>
       <w:lvlJc w:val="left"/>
     </w:lvl>
-    <w:lvl w:ilvl="8" w:tplc="023274D2">
+    <w:lvl w:ilvl="8" w:tplc="0EF895B6">
       <w:numFmt w:val="decimal"/>
       <w:lvlText w:val=""/>
       <w:lvlJc w:val="left"/>
     </w:lvl>
   </w:abstractNum>
+  <w:abstractNum w:abstractNumId="9" w15:restartNumberingAfterBreak="0">
+    <w:nsid w:val="61D02BFF"/>
+    <w:multiLevelType w:val="hybridMultilevel"/>
+    <w:tmpl w:val="157A4D8A"/>
+    <w:lvl w:ilvl="0" w:tplc="2CD66BDE">
+      <w:start w:val="1"/>
+      <w:numFmt w:val="bullet"/>
+      <w:lvlText w:val="•"/>
+      <w:lvlJc w:val="left"/>
+      <w:pPr>
+        <w:ind w:left="460" w:hanging="280"/>
+      </w:pPr>
+    </w:lvl>
+    <w:lvl w:ilvl="1" w:tplc="C6C61406">
+      <w:start w:val="1"/>
+      <w:numFmt w:val="bullet"/>
+      <w:lvlText w:val="–"/>
+      <w:lvlJc w:val="left"/>
+      <w:pPr>
+        <w:ind w:left="900" w:hanging="280"/>
+      </w:pPr>
+    </w:lvl>
+    <w:lvl w:ilvl="2" w:tplc="8250CDD2">
+      <w:numFmt w:val="decimal"/>
+      <w:lvlText w:val=""/>
+      <w:lvlJc w:val="left"/>
+    </w:lvl>
+    <w:lvl w:ilvl="3" w:tplc="9118B320">
+      <w:numFmt w:val="decimal"/>
+      <w:lvlText w:val=""/>
+      <w:lvlJc w:val="left"/>
+    </w:lvl>
+    <w:lvl w:ilvl="4" w:tplc="4456297A">
+      <w:numFmt w:val="decimal"/>
+      <w:lvlText w:val=""/>
+      <w:lvlJc w:val="left"/>
+    </w:lvl>
+    <w:lvl w:ilvl="5" w:tplc="B5947966">
+      <w:numFmt w:val="decimal"/>
+      <w:lvlText w:val=""/>
+      <w:lvlJc w:val="left"/>
+    </w:lvl>
+    <w:lvl w:ilvl="6" w:tplc="AF303544">
+      <w:numFmt w:val="decimal"/>
+      <w:lvlText w:val=""/>
+      <w:lvlJc w:val="left"/>
+    </w:lvl>
+    <w:lvl w:ilvl="7" w:tplc="F80EB3F4">
+      <w:numFmt w:val="decimal"/>
+      <w:lvlText w:val=""/>
+      <w:lvlJc w:val="left"/>
+    </w:lvl>
+    <w:lvl w:ilvl="8" w:tplc="477E08CC">
+      <w:numFmt w:val="decimal"/>
+      <w:lvlText w:val=""/>
+      <w:lvlJc w:val="left"/>
+    </w:lvl>
+  </w:abstractNum>
+  <w:abstractNum w:abstractNumId="10" w15:restartNumberingAfterBreak="0">
+    <w:nsid w:val="70DC7EB4"/>
+    <w:multiLevelType w:val="hybridMultilevel"/>
+    <w:tmpl w:val="32A8A72A"/>
+    <w:lvl w:ilvl="0" w:tplc="9DD0A798">
+      <w:start w:val="1"/>
+      <w:numFmt w:val="bullet"/>
+      <w:lvlText w:val="●"/>
+      <w:lvlJc w:val="left"/>
+      <w:pPr>
+        <w:ind w:left="720" w:hanging="360"/>
+      </w:pPr>
+    </w:lvl>
+    <w:lvl w:ilvl="1" w:tplc="DF06ACCC">
+      <w:start w:val="1"/>
+      <w:numFmt w:val="bullet"/>
+      <w:lvlText w:val="○"/>
+      <w:lvlJc w:val="left"/>
+      <w:pPr>
+        <w:ind w:left="1440" w:hanging="360"/>
+      </w:pPr>
+    </w:lvl>
+    <w:lvl w:ilvl="2" w:tplc="9B4AF9F6">
+      <w:start w:val="1"/>
+      <w:numFmt w:val="bullet"/>
+      <w:lvlText w:val="■"/>
+      <w:lvlJc w:val="left"/>
+      <w:pPr>
+        <w:ind w:left="2160" w:hanging="360"/>
+      </w:pPr>
+    </w:lvl>
+    <w:lvl w:ilvl="3" w:tplc="EC92587E">
+      <w:start w:val="1"/>
+      <w:numFmt w:val="bullet"/>
+      <w:lvlText w:val="●"/>
+      <w:lvlJc w:val="left"/>
+      <w:pPr>
+        <w:ind w:left="2880" w:hanging="360"/>
+      </w:pPr>
+    </w:lvl>
+    <w:lvl w:ilvl="4" w:tplc="57A016CA">
+      <w:start w:val="1"/>
+      <w:numFmt w:val="bullet"/>
+      <w:lvlText w:val="○"/>
+      <w:lvlJc w:val="left"/>
+      <w:pPr>
+        <w:ind w:left="3600" w:hanging="360"/>
+      </w:pPr>
+    </w:lvl>
+    <w:lvl w:ilvl="5" w:tplc="BC6050DE">
+      <w:start w:val="1"/>
+      <w:numFmt w:val="bullet"/>
+      <w:lvlText w:val="■"/>
+      <w:lvlJc w:val="left"/>
+      <w:pPr>
+        <w:ind w:left="4320" w:hanging="360"/>
+      </w:pPr>
+    </w:lvl>
+    <w:lvl w:ilvl="6" w:tplc="AE56846C">
+      <w:start w:val="1"/>
+      <w:numFmt w:val="bullet"/>
+      <w:lvlText w:val="●"/>
+      <w:lvlJc w:val="left"/>
+      <w:pPr>
+        <w:ind w:left="5040" w:hanging="360"/>
+      </w:pPr>
+    </w:lvl>
+    <w:lvl w:ilvl="7" w:tplc="CD2EF160">
+      <w:start w:val="1"/>
+      <w:numFmt w:val="bullet"/>
+      <w:lvlText w:val="●"/>
+      <w:lvlJc w:val="left"/>
+      <w:pPr>
+        <w:ind w:left="5760" w:hanging="360"/>
+      </w:pPr>
+    </w:lvl>
+    <w:lvl w:ilvl="8" w:tplc="81FE8E9E">
+      <w:start w:val="1"/>
+      <w:numFmt w:val="bullet"/>
+      <w:lvlText w:val="●"/>
+      <w:lvlJc w:val="left"/>
+      <w:pPr>
+        <w:ind w:left="6480" w:hanging="360"/>
+      </w:pPr>
+    </w:lvl>
+  </w:abstractNum>
   <w:abstractNum w:abstractNumId="11" w15:restartNumberingAfterBreak="0">
-    <w:nsid w:val="7D934195"/>
+    <w:nsid w:val="7FCE46AC"/>
     <w:multiLevelType w:val="hybridMultilevel"/>
-    <w:tmpl w:val="482899A8"/>
-    <w:lvl w:ilvl="0" w:tplc="4C9206AE">
+    <w:tmpl w:val="D78E0B72"/>
+    <w:lvl w:ilvl="0" w:tplc="510CB80C">
       <w:start w:val="1"/>
       <w:numFmt w:val="decimal"/>
       <w:lvlText w:val="%1."/>
@@ -8805,115 +8885,115 @@
         <w:color w:val="A67C27"/>
       </w:rPr>
     </w:lvl>
-    <w:lvl w:ilvl="1" w:tplc="9802EF54">
+    <w:lvl w:ilvl="1" w:tplc="5134AEC0">
       <w:numFmt w:val="decimal"/>
       <w:lvlText w:val=""/>
       <w:lvlJc w:val="left"/>
     </w:lvl>
-    <w:lvl w:ilvl="2" w:tplc="F72C0246">
+    <w:lvl w:ilvl="2" w:tplc="7ED072F2">
       <w:numFmt w:val="decimal"/>
       <w:lvlText w:val=""/>
       <w:lvlJc w:val="left"/>
     </w:lvl>
-    <w:lvl w:ilvl="3" w:tplc="8CC87F6C">
+    <w:lvl w:ilvl="3" w:tplc="3B6E4D98">
       <w:numFmt w:val="decimal"/>
       <w:lvlText w:val=""/>
       <w:lvlJc w:val="left"/>
     </w:lvl>
-    <w:lvl w:ilvl="4" w:tplc="C26A00EE">
+    <w:lvl w:ilvl="4" w:tplc="52561C76">
       <w:numFmt w:val="decimal"/>
       <w:lvlText w:val=""/>
       <w:lvlJc w:val="left"/>
     </w:lvl>
-    <w:lvl w:ilvl="5" w:tplc="039E2444">
+    <w:lvl w:ilvl="5" w:tplc="61E890C6">
       <w:numFmt w:val="decimal"/>
       <w:lvlText w:val=""/>
       <w:lvlJc w:val="left"/>
     </w:lvl>
-    <w:lvl w:ilvl="6" w:tplc="8E8ADD68">
+    <w:lvl w:ilvl="6" w:tplc="A8345506">
       <w:numFmt w:val="decimal"/>
       <w:lvlText w:val=""/>
       <w:lvlJc w:val="left"/>
     </w:lvl>
-    <w:lvl w:ilvl="7" w:tplc="90CC899A">
+    <w:lvl w:ilvl="7" w:tplc="236EB540">
       <w:numFmt w:val="decimal"/>
       <w:lvlText w:val=""/>
       <w:lvlJc w:val="left"/>
     </w:lvl>
-    <w:lvl w:ilvl="8" w:tplc="5608ED94">
+    <w:lvl w:ilvl="8" w:tplc="0A28ED5E">
       <w:numFmt w:val="decimal"/>
       <w:lvlText w:val=""/>
       <w:lvlJc w:val="left"/>
     </w:lvl>
   </w:abstractNum>
-  <w:num w:numId="1" w16cid:durableId="1296838531">
+  <w:num w:numId="1" w16cid:durableId="283342981">
+    <w:abstractNumId w:val="10"/>
+    <w:lvlOverride w:ilvl="0">
+      <w:startOverride w:val="1"/>
+    </w:lvlOverride>
+  </w:num>
+  <w:num w:numId="2" w16cid:durableId="1971743391">
+    <w:abstractNumId w:val="9"/>
+    <w:lvlOverride w:ilvl="0">
+      <w:startOverride w:val="1"/>
+    </w:lvlOverride>
+  </w:num>
+  <w:num w:numId="3" w16cid:durableId="1431973528">
+    <w:abstractNumId w:val="4"/>
+    <w:lvlOverride w:ilvl="0">
+      <w:startOverride w:val="1"/>
+    </w:lvlOverride>
+  </w:num>
+  <w:num w:numId="4" w16cid:durableId="1730884546">
+    <w:abstractNumId w:val="5"/>
+    <w:lvlOverride w:ilvl="0">
+      <w:startOverride w:val="1"/>
+    </w:lvlOverride>
+  </w:num>
+  <w:num w:numId="5" w16cid:durableId="1698508252">
+    <w:abstractNumId w:val="6"/>
+    <w:lvlOverride w:ilvl="0">
+      <w:startOverride w:val="1"/>
+    </w:lvlOverride>
+  </w:num>
+  <w:num w:numId="6" w16cid:durableId="16586339">
+    <w:abstractNumId w:val="0"/>
+    <w:lvlOverride w:ilvl="0">
+      <w:startOverride w:val="1"/>
+    </w:lvlOverride>
+  </w:num>
+  <w:num w:numId="7" w16cid:durableId="800154610">
+    <w:abstractNumId w:val="2"/>
+    <w:lvlOverride w:ilvl="0">
+      <w:startOverride w:val="1"/>
+    </w:lvlOverride>
+  </w:num>
+  <w:num w:numId="8" w16cid:durableId="1476142419">
+    <w:abstractNumId w:val="11"/>
+    <w:lvlOverride w:ilvl="0">
+      <w:startOverride w:val="1"/>
+    </w:lvlOverride>
+  </w:num>
+  <w:num w:numId="9" w16cid:durableId="862354446">
+    <w:abstractNumId w:val="3"/>
+    <w:lvlOverride w:ilvl="0">
+      <w:startOverride w:val="1"/>
+    </w:lvlOverride>
+  </w:num>
+  <w:num w:numId="10" w16cid:durableId="1682008666">
     <w:abstractNumId w:val="7"/>
     <w:lvlOverride w:ilvl="0">
       <w:startOverride w:val="1"/>
     </w:lvlOverride>
   </w:num>
-  <w:num w:numId="2" w16cid:durableId="1152336201">
-    <w:abstractNumId w:val="0"/>
-    <w:lvlOverride w:ilvl="0">
-      <w:startOverride w:val="1"/>
-    </w:lvlOverride>
-  </w:num>
-  <w:num w:numId="3" w16cid:durableId="1160073167">
-    <w:abstractNumId w:val="1"/>
-    <w:lvlOverride w:ilvl="0">
-      <w:startOverride w:val="1"/>
-    </w:lvlOverride>
-  </w:num>
-  <w:num w:numId="4" w16cid:durableId="1369794568">
-    <w:abstractNumId w:val="4"/>
-    <w:lvlOverride w:ilvl="0">
-      <w:startOverride w:val="1"/>
-    </w:lvlOverride>
-  </w:num>
-  <w:num w:numId="5" w16cid:durableId="453988532">
-    <w:abstractNumId w:val="11"/>
-    <w:lvlOverride w:ilvl="0">
-      <w:startOverride w:val="1"/>
-    </w:lvlOverride>
-  </w:num>
-  <w:num w:numId="6" w16cid:durableId="1875774553">
+  <w:num w:numId="11" w16cid:durableId="1432433174">
     <w:abstractNumId w:val="8"/>
     <w:lvlOverride w:ilvl="0">
       <w:startOverride w:val="1"/>
     </w:lvlOverride>
   </w:num>
-  <w:num w:numId="7" w16cid:durableId="70742412">
-    <w:abstractNumId w:val="5"/>
-    <w:lvlOverride w:ilvl="0">
-      <w:startOverride w:val="1"/>
-    </w:lvlOverride>
-  </w:num>
-  <w:num w:numId="8" w16cid:durableId="119039792">
-    <w:abstractNumId w:val="9"/>
-    <w:lvlOverride w:ilvl="0">
-      <w:startOverride w:val="1"/>
-    </w:lvlOverride>
-  </w:num>
-  <w:num w:numId="9" w16cid:durableId="664746115">
-    <w:abstractNumId w:val="10"/>
-    <w:lvlOverride w:ilvl="0">
-      <w:startOverride w:val="1"/>
-    </w:lvlOverride>
-  </w:num>
-  <w:num w:numId="10" w16cid:durableId="2041323593">
-    <w:abstractNumId w:val="2"/>
-    <w:lvlOverride w:ilvl="0">
-      <w:startOverride w:val="1"/>
-    </w:lvlOverride>
-  </w:num>
-  <w:num w:numId="11" w16cid:durableId="1182742149">
-    <w:abstractNumId w:val="6"/>
-    <w:lvlOverride w:ilvl="0">
-      <w:startOverride w:val="1"/>
-    </w:lvlOverride>
-  </w:num>
-  <w:num w:numId="12" w16cid:durableId="1211765693">
-    <w:abstractNumId w:val="3"/>
+  <w:num w:numId="12" w16cid:durableId="628172849">
+    <w:abstractNumId w:val="1"/>
     <w:lvlOverride w:ilvl="0">
       <w:startOverride w:val="1"/>
     </w:lvlOverride>
@@ -9538,7 +9618,7 @@
     <w:autoRedefine/>
     <w:uiPriority w:val="39"/>
     <w:unhideWhenUsed/>
-    <w:rsid w:val="00515722"/>
+    <w:rsid w:val="00523A9D"/>
     <w:pPr>
       <w:spacing w:after="100"/>
     </w:pPr>
@@ -9550,7 +9630,7 @@
     <w:autoRedefine/>
     <w:uiPriority w:val="39"/>
     <w:unhideWhenUsed/>
-    <w:rsid w:val="00515722"/>
+    <w:rsid w:val="00523A9D"/>
     <w:pPr>
       <w:spacing w:after="100"/>
       <w:ind w:left="210"/>

--- a/docs/manuals/Role_Guide_3_Contact_RA.docx
+++ b/docs/manuals/Role_Guide_3_Contact_RA.docx
@@ -469,7 +469,7 @@
                 <w:sz w:val="19"/>
                 <w:szCs w:val="19"/>
               </w:rPr>
-              <w:t>Version 1.1 · 19 September 2026</w:t>
+              <w:t>Version 1.2 · 20 September 2026</w:t>
             </w:r>
           </w:p>
         </w:tc>
@@ -538,7 +538,7 @@
     <w:sdt>
       <w:sdtPr>
         <w:alias w:val="Contents"/>
-        <w:id w:val="443807795"/>
+        <w:id w:val="723880113"/>
       </w:sdtPr>
       <w:sdtEndPr/>
       <w:sdtContent>
@@ -567,7 +567,7 @@
           <w:r>
             <w:fldChar w:fldCharType="separate"/>
           </w:r>
-          <w:hyperlink w:anchor="_Toc240713048" w:history="1">
+          <w:hyperlink w:anchor="_Toc240758994" w:history="1">
             <w:r>
               <w:rPr>
                 <w:rStyle w:val="Hyperlink"/>
@@ -591,7 +591,7 @@
               <w:rPr>
                 <w:noProof/>
               </w:rPr>
-              <w:instrText xml:space="preserve"> PAGEREF _Toc240713048 \h </w:instrText>
+              <w:instrText xml:space="preserve"> PAGEREF _Toc240758994 \h </w:instrText>
             </w:r>
             <w:r>
               <w:rPr>
@@ -634,7 +634,7 @@
               <w14:ligatures w14:val="standardContextual"/>
             </w:rPr>
           </w:pPr>
-          <w:hyperlink w:anchor="_Toc240713049" w:history="1">
+          <w:hyperlink w:anchor="_Toc240758995" w:history="1">
             <w:r>
               <w:rPr>
                 <w:rStyle w:val="Hyperlink"/>
@@ -658,7 +658,7 @@
               <w:rPr>
                 <w:noProof/>
               </w:rPr>
-              <w:instrText xml:space="preserve"> PAGEREF _Toc240713049 \h </w:instrText>
+              <w:instrText xml:space="preserve"> PAGEREF _Toc240758995 \h </w:instrText>
             </w:r>
             <w:r>
               <w:rPr>
@@ -701,7 +701,7 @@
               <w14:ligatures w14:val="standardContextual"/>
             </w:rPr>
           </w:pPr>
-          <w:hyperlink w:anchor="_Toc240713050" w:history="1">
+          <w:hyperlink w:anchor="_Toc240758996" w:history="1">
             <w:r>
               <w:rPr>
                 <w:rStyle w:val="Hyperlink"/>
@@ -725,7 +725,7 @@
               <w:rPr>
                 <w:noProof/>
               </w:rPr>
-              <w:instrText xml:space="preserve"> PAGEREF _Toc240713050 \h </w:instrText>
+              <w:instrText xml:space="preserve"> PAGEREF _Toc240758996 \h </w:instrText>
             </w:r>
             <w:r>
               <w:rPr>
@@ -768,7 +768,7 @@
               <w14:ligatures w14:val="standardContextual"/>
             </w:rPr>
           </w:pPr>
-          <w:hyperlink w:anchor="_Toc240713051" w:history="1">
+          <w:hyperlink w:anchor="_Toc240758997" w:history="1">
             <w:r>
               <w:rPr>
                 <w:rStyle w:val="Hyperlink"/>
@@ -792,7 +792,7 @@
               <w:rPr>
                 <w:noProof/>
               </w:rPr>
-              <w:instrText xml:space="preserve"> PAGEREF _Toc240713051 \h </w:instrText>
+              <w:instrText xml:space="preserve"> PAGEREF _Toc240758997 \h </w:instrText>
             </w:r>
             <w:r>
               <w:rPr>
@@ -835,7 +835,7 @@
               <w14:ligatures w14:val="standardContextual"/>
             </w:rPr>
           </w:pPr>
-          <w:hyperlink w:anchor="_Toc240713052" w:history="1">
+          <w:hyperlink w:anchor="_Toc240758998" w:history="1">
             <w:r>
               <w:rPr>
                 <w:rStyle w:val="Hyperlink"/>
@@ -859,7 +859,7 @@
               <w:rPr>
                 <w:noProof/>
               </w:rPr>
-              <w:instrText xml:space="preserve"> PAGEREF _Toc240713052 \h </w:instrText>
+              <w:instrText xml:space="preserve"> PAGEREF _Toc240758998 \h </w:instrText>
             </w:r>
             <w:r>
               <w:rPr>
@@ -902,7 +902,7 @@
               <w14:ligatures w14:val="standardContextual"/>
             </w:rPr>
           </w:pPr>
-          <w:hyperlink w:anchor="_Toc240713053" w:history="1">
+          <w:hyperlink w:anchor="_Toc240758999" w:history="1">
             <w:r>
               <w:rPr>
                 <w:rStyle w:val="Hyperlink"/>
@@ -926,7 +926,7 @@
               <w:rPr>
                 <w:noProof/>
               </w:rPr>
-              <w:instrText xml:space="preserve"> PAGEREF _Toc240713053 \h </w:instrText>
+              <w:instrText xml:space="preserve"> PAGEREF _Toc240758999 \h </w:instrText>
             </w:r>
             <w:r>
               <w:rPr>
@@ -969,7 +969,7 @@
               <w14:ligatures w14:val="standardContextual"/>
             </w:rPr>
           </w:pPr>
-          <w:hyperlink w:anchor="_Toc240713054" w:history="1">
+          <w:hyperlink w:anchor="_Toc240759000" w:history="1">
             <w:r>
               <w:rPr>
                 <w:rStyle w:val="Hyperlink"/>
@@ -993,7 +993,7 @@
               <w:rPr>
                 <w:noProof/>
               </w:rPr>
-              <w:instrText xml:space="preserve"> PAGEREF _Toc240713054 \h </w:instrText>
+              <w:instrText xml:space="preserve"> PAGEREF _Toc240759000 \h </w:instrText>
             </w:r>
             <w:r>
               <w:rPr>
@@ -1036,7 +1036,7 @@
               <w14:ligatures w14:val="standardContextual"/>
             </w:rPr>
           </w:pPr>
-          <w:hyperlink w:anchor="_Toc240713055" w:history="1">
+          <w:hyperlink w:anchor="_Toc240759001" w:history="1">
             <w:r>
               <w:rPr>
                 <w:rStyle w:val="Hyperlink"/>
@@ -1060,7 +1060,7 @@
               <w:rPr>
                 <w:noProof/>
               </w:rPr>
-              <w:instrText xml:space="preserve"> PAGEREF _Toc240713055 \h </w:instrText>
+              <w:instrText xml:space="preserve"> PAGEREF _Toc240759001 \h </w:instrText>
             </w:r>
             <w:r>
               <w:rPr>
@@ -1103,7 +1103,7 @@
               <w14:ligatures w14:val="standardContextual"/>
             </w:rPr>
           </w:pPr>
-          <w:hyperlink w:anchor="_Toc240713056" w:history="1">
+          <w:hyperlink w:anchor="_Toc240759002" w:history="1">
             <w:r>
               <w:rPr>
                 <w:rStyle w:val="Hyperlink"/>
@@ -1127,7 +1127,7 @@
               <w:rPr>
                 <w:noProof/>
               </w:rPr>
-              <w:instrText xml:space="preserve"> PAGEREF _Toc240713056 \h </w:instrText>
+              <w:instrText xml:space="preserve"> PAGEREF _Toc240759002 \h </w:instrText>
             </w:r>
             <w:r>
               <w:rPr>
@@ -1170,7 +1170,7 @@
               <w14:ligatures w14:val="standardContextual"/>
             </w:rPr>
           </w:pPr>
-          <w:hyperlink w:anchor="_Toc240713057" w:history="1">
+          <w:hyperlink w:anchor="_Toc240759003" w:history="1">
             <w:r>
               <w:rPr>
                 <w:rStyle w:val="Hyperlink"/>
@@ -1194,7 +1194,7 @@
               <w:rPr>
                 <w:noProof/>
               </w:rPr>
-              <w:instrText xml:space="preserve"> PAGEREF _Toc240713057 \h </w:instrText>
+              <w:instrText xml:space="preserve"> PAGEREF _Toc240759003 \h </w:instrText>
             </w:r>
             <w:r>
               <w:rPr>
@@ -1237,7 +1237,7 @@
               <w14:ligatures w14:val="standardContextual"/>
             </w:rPr>
           </w:pPr>
-          <w:hyperlink w:anchor="_Toc240713058" w:history="1">
+          <w:hyperlink w:anchor="_Toc240759004" w:history="1">
             <w:r>
               <w:rPr>
                 <w:rStyle w:val="Hyperlink"/>
@@ -1261,7 +1261,7 @@
               <w:rPr>
                 <w:noProof/>
               </w:rPr>
-              <w:instrText xml:space="preserve"> PAGEREF _Toc240713058 \h </w:instrText>
+              <w:instrText xml:space="preserve"> PAGEREF _Toc240759004 \h </w:instrText>
             </w:r>
             <w:r>
               <w:rPr>
@@ -1304,7 +1304,7 @@
               <w14:ligatures w14:val="standardContextual"/>
             </w:rPr>
           </w:pPr>
-          <w:hyperlink w:anchor="_Toc240713059" w:history="1">
+          <w:hyperlink w:anchor="_Toc240759005" w:history="1">
             <w:r>
               <w:rPr>
                 <w:rStyle w:val="Hyperlink"/>
@@ -1328,7 +1328,7 @@
               <w:rPr>
                 <w:noProof/>
               </w:rPr>
-              <w:instrText xml:space="preserve"> PAGEREF _Toc240713059 \h </w:instrText>
+              <w:instrText xml:space="preserve"> PAGEREF _Toc240759005 \h </w:instrText>
             </w:r>
             <w:r>
               <w:rPr>
@@ -1371,7 +1371,7 @@
               <w14:ligatures w14:val="standardContextual"/>
             </w:rPr>
           </w:pPr>
-          <w:hyperlink w:anchor="_Toc240713060" w:history="1">
+          <w:hyperlink w:anchor="_Toc240759006" w:history="1">
             <w:r>
               <w:rPr>
                 <w:rStyle w:val="Hyperlink"/>
@@ -1395,7 +1395,7 @@
               <w:rPr>
                 <w:noProof/>
               </w:rPr>
-              <w:instrText xml:space="preserve"> PAGEREF _Toc240713060 \h </w:instrText>
+              <w:instrText xml:space="preserve"> PAGEREF _Toc240759006 \h </w:instrText>
             </w:r>
             <w:r>
               <w:rPr>
@@ -1438,7 +1438,7 @@
               <w14:ligatures w14:val="standardContextual"/>
             </w:rPr>
           </w:pPr>
-          <w:hyperlink w:anchor="_Toc240713061" w:history="1">
+          <w:hyperlink w:anchor="_Toc240759007" w:history="1">
             <w:r>
               <w:rPr>
                 <w:rStyle w:val="Hyperlink"/>
@@ -1462,7 +1462,7 @@
               <w:rPr>
                 <w:noProof/>
               </w:rPr>
-              <w:instrText xml:space="preserve"> PAGEREF _Toc240713061 \h </w:instrText>
+              <w:instrText xml:space="preserve"> PAGEREF _Toc240759007 \h </w:instrText>
             </w:r>
             <w:r>
               <w:rPr>
@@ -1505,7 +1505,7 @@
               <w14:ligatures w14:val="standardContextual"/>
             </w:rPr>
           </w:pPr>
-          <w:hyperlink w:anchor="_Toc240713062" w:history="1">
+          <w:hyperlink w:anchor="_Toc240759008" w:history="1">
             <w:r>
               <w:rPr>
                 <w:rStyle w:val="Hyperlink"/>
@@ -1529,7 +1529,7 @@
               <w:rPr>
                 <w:noProof/>
               </w:rPr>
-              <w:instrText xml:space="preserve"> PAGEREF _Toc240713062 \h </w:instrText>
+              <w:instrText xml:space="preserve"> PAGEREF _Toc240759008 \h </w:instrText>
             </w:r>
             <w:r>
               <w:rPr>
@@ -1572,7 +1572,7 @@
               <w14:ligatures w14:val="standardContextual"/>
             </w:rPr>
           </w:pPr>
-          <w:hyperlink w:anchor="_Toc240713063" w:history="1">
+          <w:hyperlink w:anchor="_Toc240759009" w:history="1">
             <w:r>
               <w:rPr>
                 <w:rStyle w:val="Hyperlink"/>
@@ -1596,7 +1596,7 @@
               <w:rPr>
                 <w:noProof/>
               </w:rPr>
-              <w:instrText xml:space="preserve"> PAGEREF _Toc240713063 \h </w:instrText>
+              <w:instrText xml:space="preserve"> PAGEREF _Toc240759009 \h </w:instrText>
             </w:r>
             <w:r>
               <w:rPr>
@@ -1639,7 +1639,7 @@
               <w14:ligatures w14:val="standardContextual"/>
             </w:rPr>
           </w:pPr>
-          <w:hyperlink w:anchor="_Toc240713064" w:history="1">
+          <w:hyperlink w:anchor="_Toc240759010" w:history="1">
             <w:r>
               <w:rPr>
                 <w:rStyle w:val="Hyperlink"/>
@@ -1663,7 +1663,7 @@
               <w:rPr>
                 <w:noProof/>
               </w:rPr>
-              <w:instrText xml:space="preserve"> PAGEREF _Toc240713064 \h </w:instrText>
+              <w:instrText xml:space="preserve"> PAGEREF _Toc240759010 \h </w:instrText>
             </w:r>
             <w:r>
               <w:rPr>
@@ -1706,7 +1706,7 @@
               <w14:ligatures w14:val="standardContextual"/>
             </w:rPr>
           </w:pPr>
-          <w:hyperlink w:anchor="_Toc240713065" w:history="1">
+          <w:hyperlink w:anchor="_Toc240759011" w:history="1">
             <w:r>
               <w:rPr>
                 <w:rStyle w:val="Hyperlink"/>
@@ -1730,7 +1730,7 @@
               <w:rPr>
                 <w:noProof/>
               </w:rPr>
-              <w:instrText xml:space="preserve"> PAGEREF _Toc240713065 \h </w:instrText>
+              <w:instrText xml:space="preserve"> PAGEREF _Toc240759011 \h </w:instrText>
             </w:r>
             <w:r>
               <w:rPr>
@@ -1773,7 +1773,7 @@
               <w14:ligatures w14:val="standardContextual"/>
             </w:rPr>
           </w:pPr>
-          <w:hyperlink w:anchor="_Toc240713066" w:history="1">
+          <w:hyperlink w:anchor="_Toc240759012" w:history="1">
             <w:r>
               <w:rPr>
                 <w:rStyle w:val="Hyperlink"/>
@@ -1797,7 +1797,7 @@
               <w:rPr>
                 <w:noProof/>
               </w:rPr>
-              <w:instrText xml:space="preserve"> PAGEREF _Toc240713066 \h </w:instrText>
+              <w:instrText xml:space="preserve"> PAGEREF _Toc240759012 \h </w:instrText>
             </w:r>
             <w:r>
               <w:rPr>
@@ -1840,7 +1840,7 @@
               <w14:ligatures w14:val="standardContextual"/>
             </w:rPr>
           </w:pPr>
-          <w:hyperlink w:anchor="_Toc240713067" w:history="1">
+          <w:hyperlink w:anchor="_Toc240759013" w:history="1">
             <w:r>
               <w:rPr>
                 <w:rStyle w:val="Hyperlink"/>
@@ -1864,7 +1864,7 @@
               <w:rPr>
                 <w:noProof/>
               </w:rPr>
-              <w:instrText xml:space="preserve"> PAGEREF _Toc240713067 \h </w:instrText>
+              <w:instrText xml:space="preserve"> PAGEREF _Toc240759013 \h </w:instrText>
             </w:r>
             <w:r>
               <w:rPr>
@@ -1907,7 +1907,7 @@
               <w14:ligatures w14:val="standardContextual"/>
             </w:rPr>
           </w:pPr>
-          <w:hyperlink w:anchor="_Toc240713068" w:history="1">
+          <w:hyperlink w:anchor="_Toc240759014" w:history="1">
             <w:r>
               <w:rPr>
                 <w:rStyle w:val="Hyperlink"/>
@@ -1931,7 +1931,7 @@
               <w:rPr>
                 <w:noProof/>
               </w:rPr>
-              <w:instrText xml:space="preserve"> PAGEREF _Toc240713068 \h </w:instrText>
+              <w:instrText xml:space="preserve"> PAGEREF _Toc240759014 \h </w:instrText>
             </w:r>
             <w:r>
               <w:rPr>
@@ -1970,7 +1970,7 @@
         <w:pStyle w:val="Heading1"/>
         <w:pageBreakBefore/>
       </w:pPr>
-      <w:bookmarkStart w:id="0" w:name="_Toc240713048"/>
+      <w:bookmarkStart w:id="0" w:name="_Toc240758994"/>
       <w:r>
         <w:lastRenderedPageBreak/>
         <w:t>1. Your role at a glance</w:t>
@@ -2190,7 +2190,7 @@
         <w:pStyle w:val="Heading1"/>
         <w:pageBreakBefore/>
       </w:pPr>
-      <w:bookmarkStart w:id="1" w:name="_Toc240713049"/>
+      <w:bookmarkStart w:id="1" w:name="_Toc240758995"/>
       <w:r>
         <w:lastRenderedPageBreak/>
         <w:t>2. Signing in and your screens</w:t>
@@ -2201,7 +2201,7 @@
       <w:pPr>
         <w:pStyle w:val="Heading2"/>
       </w:pPr>
-      <w:bookmarkStart w:id="2" w:name="_Toc240713050"/>
+      <w:bookmarkStart w:id="2" w:name="_Toc240758996"/>
       <w:r>
         <w:t>Signing in</w:t>
       </w:r>
@@ -2284,7 +2284,7 @@
           <w:noProof/>
         </w:rPr>
         <w:drawing>
-          <wp:inline distT="0" distB="0" distL="0" distR="0" wp14:anchorId="49CEB4DB" wp14:editId="19FD0DC0">
+          <wp:inline distT="0" distB="0" distL="0" distR="0" wp14:anchorId="7B6E9649" wp14:editId="5C887264">
             <wp:extent cx="5334000" cy="2333625"/>
             <wp:effectExtent l="0" t="0" r="0" b="0"/>
             <wp:docPr id="1" name="adm_login.jpg" descr="The sign-in screen for all internal staff." title="The sign-in screen for all internal staff."/>
@@ -2451,7 +2451,7 @@
       <w:pPr>
         <w:pStyle w:val="Heading2"/>
       </w:pPr>
-      <w:bookmarkStart w:id="3" w:name="_Toc240713051"/>
+      <w:bookmarkStart w:id="3" w:name="_Toc240758997"/>
       <w:r>
         <w:t>Finding your way around</w:t>
       </w:r>
@@ -2626,7 +2626,7 @@
         </w:rPr>
         <w:lastRenderedPageBreak/>
         <w:drawing>
-          <wp:inline distT="0" distB="0" distL="0" distR="0" wp14:anchorId="1C055093" wp14:editId="12F0D85E">
+          <wp:inline distT="0" distB="0" distL="0" distR="0" wp14:anchorId="79995A8A" wp14:editId="0B3355C6">
             <wp:extent cx="5715000" cy="1876425"/>
             <wp:effectExtent l="0" t="0" r="0" b="0"/>
             <wp:docPr id="2" name="adm_not_your_role.jpg" descr="Opening a screen outside your role (for example from an old bookmark) shows this card instead of the screen." title="Opening a screen outside your role (for example from an old bookmark) shows this card instead of the screen."/>
@@ -2695,7 +2695,7 @@
       <w:pPr>
         <w:pStyle w:val="Heading2"/>
       </w:pPr>
-      <w:bookmarkStart w:id="4" w:name="_Toc240713052"/>
+      <w:bookmarkStart w:id="4" w:name="_Toc240758998"/>
       <w:r>
         <w:t>Your screens</w:t>
       </w:r>
@@ -2970,7 +2970,7 @@
       <w:pPr>
         <w:pStyle w:val="Heading2"/>
       </w:pPr>
-      <w:bookmarkStart w:id="5" w:name="_Toc240713053"/>
+      <w:bookmarkStart w:id="5" w:name="_Toc240758999"/>
       <w:r>
         <w:t>Changing your password</w:t>
       </w:r>
@@ -3053,7 +3053,7 @@
           <w:noProof/>
         </w:rPr>
         <w:drawing>
-          <wp:inline distT="0" distB="0" distL="0" distR="0" wp14:anchorId="3CA95422" wp14:editId="470D68DA">
+          <wp:inline distT="0" distB="0" distL="0" distR="0" wp14:anchorId="4B6E474C" wp14:editId="60B21B8E">
             <wp:extent cx="5334000" cy="2171700"/>
             <wp:effectExtent l="0" t="0" r="0" b="0"/>
             <wp:docPr id="3" name="adm_account.jpg" descr="Change Password screen." title="Change Password screen."/>
@@ -3141,7 +3141,7 @@
         <w:pStyle w:val="Heading1"/>
         <w:pageBreakBefore/>
       </w:pPr>
-      <w:bookmarkStart w:id="6" w:name="_Toc240713054"/>
+      <w:bookmarkStart w:id="6" w:name="_Toc240759000"/>
       <w:r>
         <w:lastRenderedPageBreak/>
         <w:t>3. Your routine</w:t>
@@ -3485,7 +3485,7 @@
         <w:pStyle w:val="Heading1"/>
         <w:pageBreakBefore/>
       </w:pPr>
-      <w:bookmarkStart w:id="7" w:name="_Toc240713055"/>
+      <w:bookmarkStart w:id="7" w:name="_Toc240759001"/>
       <w:r>
         <w:lastRenderedPageBreak/>
         <w:t>4. Step-by-step tasks</w:t>
@@ -3496,7 +3496,7 @@
       <w:pPr>
         <w:pStyle w:val="Heading2"/>
       </w:pPr>
-      <w:bookmarkStart w:id="8" w:name="_Toc240713056"/>
+      <w:bookmarkStart w:id="8" w:name="_Toc240759002"/>
       <w:r>
         <w:t>4.1 Finding your cases</w:t>
       </w:r>
@@ -3536,7 +3536,7 @@
           <w:noProof/>
         </w:rPr>
         <w:drawing>
-          <wp:inline distT="0" distB="0" distL="0" distR="0" wp14:anchorId="687C5E7E" wp14:editId="0641E5D0">
+          <wp:inline distT="0" distB="0" distL="0" distR="0" wp14:anchorId="2BD7F479" wp14:editId="16CA904A">
             <wp:extent cx="5334000" cy="3333750"/>
             <wp:effectExtent l="0" t="0" r="0" b="0"/>
             <wp:docPr id="4" name="cra_register.jpg" descr="Main-400 Register for a Contact RA." title="Main-400 Register for a Contact RA."/>
@@ -3666,7 +3666,7 @@
       <w:pPr>
         <w:pStyle w:val="Heading2"/>
       </w:pPr>
-      <w:bookmarkStart w:id="9" w:name="_Toc240713057"/>
+      <w:bookmarkStart w:id="9" w:name="_Toc240759003"/>
       <w:r>
         <w:t>4.2 Recording the respondent and their contact details</w:t>
       </w:r>
@@ -3808,7 +3808,7 @@
         </w:rPr>
         <w:lastRenderedPageBreak/>
         <w:drawing>
-          <wp:inline distT="0" distB="0" distL="0" distR="0" wp14:anchorId="291A0E77" wp14:editId="67A9C405">
+          <wp:inline distT="0" distB="0" distL="0" distR="0" wp14:anchorId="740E218C" wp14:editId="5D2A00AD">
             <wp:extent cx="5334000" cy="2114550"/>
             <wp:effectExtent l="0" t="0" r="0" b="0"/>
             <wp:docPr id="5" name="adm_case_add_person.jpg" descr="Adding a person to a case." title="Adding a person to a case."/>
@@ -4071,7 +4071,7 @@
       <w:pPr>
         <w:pStyle w:val="Heading2"/>
       </w:pPr>
-      <w:bookmarkStart w:id="10" w:name="_Toc240713058"/>
+      <w:bookmarkStart w:id="10" w:name="_Toc240759004"/>
       <w:r>
         <w:t>4.3 Sending an invitation</w:t>
       </w:r>
@@ -4184,7 +4184,7 @@
           <w:noProof/>
         </w:rPr>
         <w:drawing>
-          <wp:inline distT="0" distB="0" distL="0" distR="0" wp14:anchorId="76D1D705" wp14:editId="6B32C789">
+          <wp:inline distT="0" distB="0" distL="0" distR="0" wp14:anchorId="2F68E0C3" wp14:editId="6583729A">
             <wp:extent cx="5334000" cy="1143000"/>
             <wp:effectExtent l="0" t="0" r="0" b="0"/>
             <wp:docPr id="6" name="cra_case_invitations_before.jpg" descr="Invitations panel before sending, with the history of earlier invitations." title="Invitations panel before sending, with the history of earlier invitations."/>
@@ -4314,7 +4314,7 @@
         </w:rPr>
         <w:lastRenderedPageBreak/>
         <w:drawing>
-          <wp:inline distT="0" distB="0" distL="0" distR="0" wp14:anchorId="161DC231" wp14:editId="0EAF892D">
+          <wp:inline distT="0" distB="0" distL="0" distR="0" wp14:anchorId="7ED06F02" wp14:editId="1D3FA39A">
             <wp:extent cx="5334000" cy="2152650"/>
             <wp:effectExtent l="0" t="0" r="0" b="0"/>
             <wp:docPr id="7" name="cra_case_invitation_sent.jpg" descr="The link, manual code and ready-written messages are shown once, with a send button for each channel." title="The link, manual code and ready-written messages are shown once, with a send button for each channel."/>
@@ -4697,7 +4697,7 @@
       <w:pPr>
         <w:pStyle w:val="Heading2"/>
       </w:pPr>
-      <w:bookmarkStart w:id="11" w:name="_Toc240713059"/>
+      <w:bookmarkStart w:id="11" w:name="_Toc240759005"/>
       <w:r>
         <w:t>4.4 Logging a contact attempt</w:t>
       </w:r>
@@ -4756,7 +4756,7 @@
         </w:rPr>
         <w:lastRenderedPageBreak/>
         <w:drawing>
-          <wp:inline distT="0" distB="0" distL="0" distR="0" wp14:anchorId="7F2E3FBD" wp14:editId="2C501EF0">
+          <wp:inline distT="0" distB="0" distL="0" distR="0" wp14:anchorId="2D7418CC" wp14:editId="59E81962">
             <wp:extent cx="5334000" cy="1343025"/>
             <wp:effectExtent l="0" t="0" r="0" b="0"/>
             <wp:docPr id="8" name="adm_case_timeline.jpg" descr="Contact timeline and the form for logging an attempt." title="Contact timeline and the form for logging an attempt."/>
@@ -4899,7 +4899,7 @@
       <w:pPr>
         <w:pStyle w:val="Heading2"/>
       </w:pPr>
-      <w:bookmarkStart w:id="12" w:name="_Toc240713060"/>
+      <w:bookmarkStart w:id="12" w:name="_Toc240759006"/>
       <w:r>
         <w:t>4.5 Sending follow-up reminders</w:t>
       </w:r>
@@ -4967,7 +4967,7 @@
           <w:noProof/>
         </w:rPr>
         <w:drawing>
-          <wp:inline distT="0" distB="0" distL="0" distR="0" wp14:anchorId="18BF989C" wp14:editId="094E4DBA">
+          <wp:inline distT="0" distB="0" distL="0" distR="0" wp14:anchorId="3822A52F" wp14:editId="2427DB16">
             <wp:extent cx="5334000" cy="3333750"/>
             <wp:effectExtent l="0" t="0" r="0" b="0"/>
             <wp:docPr id="9" name="cra_follow_ups.jpg" descr="Follow-ups due. Contact RAs see only their own cases." title="Follow-ups due. Contact RAs see only their own cases."/>
@@ -5194,7 +5194,7 @@
       <w:pPr>
         <w:pStyle w:val="Heading2"/>
       </w:pPr>
-      <w:bookmarkStart w:id="13" w:name="_Toc240713061"/>
+      <w:bookmarkStart w:id="13" w:name="_Toc240759007"/>
       <w:r>
         <w:t>4.6 Managing appointments</w:t>
       </w:r>
@@ -5234,7 +5234,7 @@
           <w:noProof/>
         </w:rPr>
         <w:drawing>
-          <wp:inline distT="0" distB="0" distL="0" distR="0" wp14:anchorId="1C087CC3" wp14:editId="0CA7146B">
+          <wp:inline distT="0" distB="0" distL="0" distR="0" wp14:anchorId="280C9AC2" wp14:editId="0699CE0F">
             <wp:extent cx="5334000" cy="2667000"/>
             <wp:effectExtent l="0" t="0" r="0" b="0"/>
             <wp:docPr id="10" name="cra_appointments.jpg" descr="Appointment Queue." title="Appointment Queue."/>
@@ -5417,7 +5417,7 @@
       <w:pPr>
         <w:pStyle w:val="Heading2"/>
       </w:pPr>
-      <w:bookmarkStart w:id="14" w:name="_Toc240713062"/>
+      <w:bookmarkStart w:id="14" w:name="_Toc240759008"/>
       <w:r>
         <w:t>4.7 Phone, WhatsApp-call or face-to-face administration</w:t>
       </w:r>
@@ -6145,7 +6145,7 @@
       <w:pPr>
         <w:pStyle w:val="Heading2"/>
       </w:pPr>
-      <w:bookmarkStart w:id="15" w:name="_Toc240713063"/>
+      <w:bookmarkStart w:id="15" w:name="_Toc240759009"/>
       <w:r>
         <w:t>4.8 When the person is not the right respondent</w:t>
       </w:r>
@@ -6229,7 +6229,7 @@
       <w:pPr>
         <w:pStyle w:val="Heading2"/>
       </w:pPr>
-      <w:bookmarkStart w:id="16" w:name="_Toc240713064"/>
+      <w:bookmarkStart w:id="16" w:name="_Toc240759010"/>
       <w:r>
         <w:t>4.9 When someone refuses or asks to withdraw</w:t>
       </w:r>
@@ -6306,7 +6306,7 @@
       <w:pPr>
         <w:pStyle w:val="Heading2"/>
       </w:pPr>
-      <w:bookmarkStart w:id="17" w:name="_Toc240713065"/>
+      <w:bookmarkStart w:id="17" w:name="_Toc240759011"/>
       <w:r>
         <w:t>4.10 What to say to a respondent</w:t>
       </w:r>
@@ -6387,7 +6387,7 @@
         <w:pStyle w:val="Heading1"/>
         <w:pageBreakBefore/>
       </w:pPr>
-      <w:bookmarkStart w:id="18" w:name="_Toc240713066"/>
+      <w:bookmarkStart w:id="18" w:name="_Toc240759012"/>
       <w:r>
         <w:lastRenderedPageBreak/>
         <w:t>5. Rules you must follow</w:t>
@@ -6551,7 +6551,7 @@
         <w:pStyle w:val="Heading1"/>
         <w:pageBreakBefore/>
       </w:pPr>
-      <w:bookmarkStart w:id="19" w:name="_Toc240713067"/>
+      <w:bookmarkStart w:id="19" w:name="_Toc240759013"/>
       <w:r>
         <w:lastRenderedPageBreak/>
         <w:t>6. Troubleshooting</w:t>
@@ -7434,7 +7434,7 @@
                 <w:sz w:val="19"/>
                 <w:szCs w:val="19"/>
               </w:rPr>
-              <w:t>A page keeps loading</w:t>
+              <w:t>Form PDFs says "Not in sync with KoboToolbox yet"</w:t>
             </w:r>
           </w:p>
         </w:tc>
@@ -7458,7 +7458,7 @@
                 <w:sz w:val="19"/>
                 <w:szCs w:val="19"/>
               </w:rPr>
-              <w:t>A slow or dropped connection.</w:t>
+              <w:t>The counts differ: a form was submitted or changed in KoboToolbox since the last sync (it runs every 15 minutes).</w:t>
             </w:r>
           </w:p>
         </w:tc>
@@ -7482,7 +7482,7 @@
                 <w:sz w:val="19"/>
                 <w:szCs w:val="19"/>
               </w:rPr>
-              <w:t>Refresh the page. Your saved work is not lost; unsaved typing may be.</w:t>
+              <w:t>Select Sync now. If it still differs, or says it couldn't reach KoboToolbox, try again in a few minutes and tell the PI if it persists.</w:t>
             </w:r>
           </w:p>
         </w:tc>
@@ -7516,6 +7516,169 @@
                 <w:sz w:val="19"/>
                 <w:szCs w:val="19"/>
               </w:rPr>
+              <w:t>A document says "Already submitted" and its answers are locked</w:t>
+            </w:r>
+          </w:p>
+        </w:tc>
+        <w:tc>
+          <w:tcPr>
+            <w:tcW w:w="3200" w:type="dxa"/>
+            <w:tcMar>
+              <w:top w:w="70" w:type="dxa"/>
+              <w:left w:w="110" w:type="dxa"/>
+              <w:bottom w:w="70" w:type="dxa"/>
+              <w:right w:w="110" w:type="dxa"/>
+            </w:tcMar>
+          </w:tcPr>
+          <w:p>
+            <w:pPr>
+              <w:spacing w:after="40"/>
+            </w:pPr>
+            <w:r>
+              <w:rPr>
+                <w:sz w:val="19"/>
+                <w:szCs w:val="19"/>
+              </w:rPr>
+              <w:t>Its coding was already sent to KoboToolbox; changing it here would not change that record.</w:t>
+            </w:r>
+          </w:p>
+        </w:tc>
+        <w:tc>
+          <w:tcPr>
+            <w:tcW w:w="3577" w:type="dxa"/>
+            <w:tcMar>
+              <w:top w:w="70" w:type="dxa"/>
+              <w:left w:w="110" w:type="dxa"/>
+              <w:bottom w:w="70" w:type="dxa"/>
+              <w:right w:w="110" w:type="dxa"/>
+            </w:tcMar>
+          </w:tcPr>
+          <w:p>
+            <w:pPr>
+              <w:spacing w:after="40"/>
+            </w:pPr>
+            <w:r>
+              <w:rPr>
+                <w:sz w:val="19"/>
+                <w:szCs w:val="19"/>
+              </w:rPr>
+              <w:t>To redo the coding, delete that record in KoboToolbox, then select Sync now on Form PDFs. The document unlocks.</w:t>
+            </w:r>
+          </w:p>
+        </w:tc>
+      </w:tr>
+      <w:tr>
+        <w:tblPrEx>
+          <w:tblCellMar>
+            <w:top w:w="0" w:type="dxa"/>
+            <w:bottom w:w="0" w:type="dxa"/>
+          </w:tblCellMar>
+        </w:tblPrEx>
+        <w:trPr>
+          <w:cantSplit/>
+        </w:trPr>
+        <w:tc>
+          <w:tcPr>
+            <w:tcW w:w="2635" w:type="dxa"/>
+            <w:shd w:val="clear" w:color="auto" w:fill="F8FAFB"/>
+            <w:tcMar>
+              <w:top w:w="70" w:type="dxa"/>
+              <w:left w:w="110" w:type="dxa"/>
+              <w:bottom w:w="70" w:type="dxa"/>
+              <w:right w:w="110" w:type="dxa"/>
+            </w:tcMar>
+          </w:tcPr>
+          <w:p>
+            <w:pPr>
+              <w:spacing w:after="40"/>
+            </w:pPr>
+            <w:r>
+              <w:rPr>
+                <w:sz w:val="19"/>
+                <w:szCs w:val="19"/>
+              </w:rPr>
+              <w:t>A page keeps loading</w:t>
+            </w:r>
+          </w:p>
+        </w:tc>
+        <w:tc>
+          <w:tcPr>
+            <w:tcW w:w="3200" w:type="dxa"/>
+            <w:shd w:val="clear" w:color="auto" w:fill="F8FAFB"/>
+            <w:tcMar>
+              <w:top w:w="70" w:type="dxa"/>
+              <w:left w:w="110" w:type="dxa"/>
+              <w:bottom w:w="70" w:type="dxa"/>
+              <w:right w:w="110" w:type="dxa"/>
+            </w:tcMar>
+          </w:tcPr>
+          <w:p>
+            <w:pPr>
+              <w:spacing w:after="40"/>
+            </w:pPr>
+            <w:r>
+              <w:rPr>
+                <w:sz w:val="19"/>
+                <w:szCs w:val="19"/>
+              </w:rPr>
+              <w:t>A slow or dropped connection.</w:t>
+            </w:r>
+          </w:p>
+        </w:tc>
+        <w:tc>
+          <w:tcPr>
+            <w:tcW w:w="3577" w:type="dxa"/>
+            <w:shd w:val="clear" w:color="auto" w:fill="F8FAFB"/>
+            <w:tcMar>
+              <w:top w:w="70" w:type="dxa"/>
+              <w:left w:w="110" w:type="dxa"/>
+              <w:bottom w:w="70" w:type="dxa"/>
+              <w:right w:w="110" w:type="dxa"/>
+            </w:tcMar>
+          </w:tcPr>
+          <w:p>
+            <w:pPr>
+              <w:spacing w:after="40"/>
+            </w:pPr>
+            <w:r>
+              <w:rPr>
+                <w:sz w:val="19"/>
+                <w:szCs w:val="19"/>
+              </w:rPr>
+              <w:t>Refresh the page. Your saved work is not lost; unsaved typing may be.</w:t>
+            </w:r>
+          </w:p>
+        </w:tc>
+      </w:tr>
+      <w:tr>
+        <w:tblPrEx>
+          <w:tblCellMar>
+            <w:top w:w="0" w:type="dxa"/>
+            <w:bottom w:w="0" w:type="dxa"/>
+          </w:tblCellMar>
+        </w:tblPrEx>
+        <w:trPr>
+          <w:cantSplit/>
+        </w:trPr>
+        <w:tc>
+          <w:tcPr>
+            <w:tcW w:w="2635" w:type="dxa"/>
+            <w:tcMar>
+              <w:top w:w="70" w:type="dxa"/>
+              <w:left w:w="110" w:type="dxa"/>
+              <w:bottom w:w="70" w:type="dxa"/>
+              <w:right w:w="110" w:type="dxa"/>
+            </w:tcMar>
+          </w:tcPr>
+          <w:p>
+            <w:pPr>
+              <w:spacing w:after="40"/>
+            </w:pPr>
+            <w:r>
+              <w:rPr>
+                <w:sz w:val="19"/>
+                <w:szCs w:val="19"/>
+              </w:rPr>
               <w:t>A file upload seems stuck</w:t>
             </w:r>
           </w:p>
@@ -7578,7 +7741,7 @@
         <w:pStyle w:val="Heading1"/>
         <w:pageBreakBefore/>
       </w:pPr>
-      <w:bookmarkStart w:id="20" w:name="_Toc240713068"/>
+      <w:bookmarkStart w:id="20" w:name="_Toc240759014"/>
       <w:r>
         <w:lastRenderedPageBreak/>
         <w:t>7. Quick reference</w:t>
@@ -8020,7 +8183,7 @@
         <w:sz w:val="16"/>
         <w:szCs w:val="16"/>
       </w:rPr>
-      <w:t>Version 1.1 · 19 September 2026</w:t>
+      <w:t>Version 1.2 · 20 September 2026</w:t>
     </w:r>
     <w:r>
       <w:rPr>
@@ -8193,10 +8356,10 @@
 <file path=word/numbering.xml><?xml version="1.0" encoding="utf-8"?>
 <w:numbering xmlns:wpc="http://schemas.microsoft.com/office/word/2010/wordprocessingCanvas" xmlns:cx="http://schemas.microsoft.com/office/drawing/2014/chartex" xmlns:cx1="http://schemas.microsoft.com/office/drawing/2015/9/8/chartex" xmlns:cx2="http://schemas.microsoft.com/office/drawing/2015/10/21/chartex" xmlns:cx3="http://schemas.microsoft.com/office/drawing/2016/5/9/chartex" xmlns:cx4="http://schemas.microsoft.com/office/drawing/2016/5/10/chartex" xmlns:cx5="http://schemas.microsoft.com/office/drawing/2016/5/11/chartex" xmlns:cx6="http://schemas.microsoft.com/office/drawing/2016/5/12/chartex" xmlns:cx7="http://schemas.microsoft.com/office/drawing/2016/5/13/chartex" xmlns:cx8="http://schemas.microsoft.com/office/drawing/2016/5/14/chartex" xmlns:mc="http://schemas.openxmlformats.org/markup-compatibility/2006" xmlns:aink="http://schemas.microsoft.com/office/drawing/2016/ink" xmlns:am3d="http://schemas.microsoft.com/office/drawing/2017/model3d" xmlns:o="urn:schemas-microsoft-com:office:office" xmlns:oel="http://schemas.microsoft.com/office/2019/extlst" xmlns:r="http://schemas.openxmlformats.org/officeDocument/2006/relationships" xmlns:m="http://schemas.openxmlformats.org/officeDocument/2006/math" xmlns:v="urn:schemas-microsoft-com:vml" xmlns:wp14="http://schemas.microsoft.com/office/word/2010/wordprocessingDrawing" xmlns:wp="http://schemas.openxmlformats.org/drawingml/2006/wordprocessingDrawing" xmlns:w10="urn:schemas-microsoft-com:office:word" xmlns:w="http://schemas.openxmlformats.org/wordprocessingml/2006/main" xmlns:w14="http://schemas.microsoft.com/office/word/2010/wordml" xmlns:w15="http://schemas.microsoft.com/office/word/2012/wordml" xmlns:w16cex="http://schemas.microsoft.com/office/word/2018/wordml/cex" xmlns:w16cid="http://schemas.microsoft.com/office/word/2016/wordml/cid" xmlns:w16="http://schemas.microsoft.com/office/word/2018/wordml" xmlns:w16sdtdh="http://schemas.microsoft.com/office/word/2020/wordml/sdtdatahash" xmlns:w16se="http://schemas.microsoft.com/office/word/2015/wordml/symex" xmlns:wpg="http://schemas.microsoft.com/office/word/2010/wordprocessingGroup" xmlns:wpi="http://schemas.microsoft.com/office/word/2010/wordprocessingInk" xmlns:wne="http://schemas.microsoft.com/office/word/2006/wordml" xmlns:wps="http://schemas.microsoft.com/office/word/2010/wordprocessingShape" mc:Ignorable="w14 w15 w16se w16cid w16 w16cex w16sdtdh wp14">
   <w:abstractNum w:abstractNumId="0" w15:restartNumberingAfterBreak="0">
-    <w:nsid w:val="19731891"/>
+    <w:nsid w:val="078E0426"/>
     <w:multiLevelType w:val="hybridMultilevel"/>
-    <w:tmpl w:val="3B3E3860"/>
-    <w:lvl w:ilvl="0" w:tplc="3620B022">
+    <w:tmpl w:val="862CAA38"/>
+    <w:lvl w:ilvl="0" w:tplc="DB8899B4">
       <w:start w:val="1"/>
       <w:numFmt w:val="decimal"/>
       <w:lvlText w:val="%1."/>
@@ -8210,52 +8373,52 @@
         <w:color w:val="A67C27"/>
       </w:rPr>
     </w:lvl>
-    <w:lvl w:ilvl="1" w:tplc="9B36014C">
+    <w:lvl w:ilvl="1" w:tplc="F4DE7CA4">
       <w:numFmt w:val="decimal"/>
       <w:lvlText w:val=""/>
       <w:lvlJc w:val="left"/>
     </w:lvl>
-    <w:lvl w:ilvl="2" w:tplc="FEFC931C">
+    <w:lvl w:ilvl="2" w:tplc="2CF623AA">
       <w:numFmt w:val="decimal"/>
       <w:lvlText w:val=""/>
       <w:lvlJc w:val="left"/>
     </w:lvl>
-    <w:lvl w:ilvl="3" w:tplc="27FA0FE4">
+    <w:lvl w:ilvl="3" w:tplc="A7342628">
       <w:numFmt w:val="decimal"/>
       <w:lvlText w:val=""/>
       <w:lvlJc w:val="left"/>
     </w:lvl>
-    <w:lvl w:ilvl="4" w:tplc="DFA8E80C">
+    <w:lvl w:ilvl="4" w:tplc="41549E72">
       <w:numFmt w:val="decimal"/>
       <w:lvlText w:val=""/>
       <w:lvlJc w:val="left"/>
     </w:lvl>
-    <w:lvl w:ilvl="5" w:tplc="BB543826">
+    <w:lvl w:ilvl="5" w:tplc="162ABC38">
       <w:numFmt w:val="decimal"/>
       <w:lvlText w:val=""/>
       <w:lvlJc w:val="left"/>
     </w:lvl>
-    <w:lvl w:ilvl="6" w:tplc="5B52E5A2">
+    <w:lvl w:ilvl="6" w:tplc="32DC92BC">
       <w:numFmt w:val="decimal"/>
       <w:lvlText w:val=""/>
       <w:lvlJc w:val="left"/>
     </w:lvl>
-    <w:lvl w:ilvl="7" w:tplc="0F4C555C">
+    <w:lvl w:ilvl="7" w:tplc="AC3638C4">
       <w:numFmt w:val="decimal"/>
       <w:lvlText w:val=""/>
       <w:lvlJc w:val="left"/>
     </w:lvl>
-    <w:lvl w:ilvl="8" w:tplc="298C5E0C">
+    <w:lvl w:ilvl="8" w:tplc="0EAE8108">
       <w:numFmt w:val="decimal"/>
       <w:lvlText w:val=""/>
       <w:lvlJc w:val="left"/>
     </w:lvl>
   </w:abstractNum>
   <w:abstractNum w:abstractNumId="1" w15:restartNumberingAfterBreak="0">
-    <w:nsid w:val="1E0A241F"/>
+    <w:nsid w:val="09AC3D09"/>
     <w:multiLevelType w:val="hybridMultilevel"/>
-    <w:tmpl w:val="FDF44664"/>
-    <w:lvl w:ilvl="0" w:tplc="EF4AA40A">
+    <w:tmpl w:val="901E6196"/>
+    <w:lvl w:ilvl="0" w:tplc="5094A318">
       <w:start w:val="1"/>
       <w:numFmt w:val="decimal"/>
       <w:lvlText w:val="%1."/>
@@ -8269,52 +8432,52 @@
         <w:color w:val="A67C27"/>
       </w:rPr>
     </w:lvl>
-    <w:lvl w:ilvl="1" w:tplc="A5705D30">
+    <w:lvl w:ilvl="1" w:tplc="445498C8">
       <w:numFmt w:val="decimal"/>
       <w:lvlText w:val=""/>
       <w:lvlJc w:val="left"/>
     </w:lvl>
-    <w:lvl w:ilvl="2" w:tplc="7706A70C">
+    <w:lvl w:ilvl="2" w:tplc="A0BA99CC">
       <w:numFmt w:val="decimal"/>
       <w:lvlText w:val=""/>
       <w:lvlJc w:val="left"/>
     </w:lvl>
-    <w:lvl w:ilvl="3" w:tplc="04D22ADE">
+    <w:lvl w:ilvl="3" w:tplc="D7F6B45E">
       <w:numFmt w:val="decimal"/>
       <w:lvlText w:val=""/>
       <w:lvlJc w:val="left"/>
     </w:lvl>
-    <w:lvl w:ilvl="4" w:tplc="D7067F88">
+    <w:lvl w:ilvl="4" w:tplc="2DDA837A">
       <w:numFmt w:val="decimal"/>
       <w:lvlText w:val=""/>
       <w:lvlJc w:val="left"/>
     </w:lvl>
-    <w:lvl w:ilvl="5" w:tplc="1EA27E44">
+    <w:lvl w:ilvl="5" w:tplc="46827E1A">
       <w:numFmt w:val="decimal"/>
       <w:lvlText w:val=""/>
       <w:lvlJc w:val="left"/>
     </w:lvl>
-    <w:lvl w:ilvl="6" w:tplc="84727432">
+    <w:lvl w:ilvl="6" w:tplc="4572B7E8">
       <w:numFmt w:val="decimal"/>
       <w:lvlText w:val=""/>
       <w:lvlJc w:val="left"/>
     </w:lvl>
-    <w:lvl w:ilvl="7" w:tplc="FBBAA8AE">
+    <w:lvl w:ilvl="7" w:tplc="D5A4947C">
       <w:numFmt w:val="decimal"/>
       <w:lvlText w:val=""/>
       <w:lvlJc w:val="left"/>
     </w:lvl>
-    <w:lvl w:ilvl="8" w:tplc="A36CE350">
+    <w:lvl w:ilvl="8" w:tplc="DB6E96C4">
       <w:numFmt w:val="decimal"/>
       <w:lvlText w:val=""/>
       <w:lvlJc w:val="left"/>
     </w:lvl>
   </w:abstractNum>
   <w:abstractNum w:abstractNumId="2" w15:restartNumberingAfterBreak="0">
-    <w:nsid w:val="28F041EC"/>
+    <w:nsid w:val="0EA5762A"/>
     <w:multiLevelType w:val="hybridMultilevel"/>
-    <w:tmpl w:val="8892E954"/>
-    <w:lvl w:ilvl="0" w:tplc="FF982204">
+    <w:tmpl w:val="08FE54FE"/>
+    <w:lvl w:ilvl="0" w:tplc="EC143ED6">
       <w:start w:val="1"/>
       <w:numFmt w:val="decimal"/>
       <w:lvlText w:val="%1."/>
@@ -8328,52 +8491,52 @@
         <w:color w:val="A67C27"/>
       </w:rPr>
     </w:lvl>
-    <w:lvl w:ilvl="1" w:tplc="678A7354">
+    <w:lvl w:ilvl="1" w:tplc="E4F4174E">
       <w:numFmt w:val="decimal"/>
       <w:lvlText w:val=""/>
       <w:lvlJc w:val="left"/>
     </w:lvl>
-    <w:lvl w:ilvl="2" w:tplc="CD769E46">
+    <w:lvl w:ilvl="2" w:tplc="59BA8B18">
       <w:numFmt w:val="decimal"/>
       <w:lvlText w:val=""/>
       <w:lvlJc w:val="left"/>
     </w:lvl>
-    <w:lvl w:ilvl="3" w:tplc="4B28CFFE">
+    <w:lvl w:ilvl="3" w:tplc="AEC8E554">
       <w:numFmt w:val="decimal"/>
       <w:lvlText w:val=""/>
       <w:lvlJc w:val="left"/>
     </w:lvl>
-    <w:lvl w:ilvl="4" w:tplc="ED6E3744">
+    <w:lvl w:ilvl="4" w:tplc="7BA274B0">
       <w:numFmt w:val="decimal"/>
       <w:lvlText w:val=""/>
       <w:lvlJc w:val="left"/>
     </w:lvl>
-    <w:lvl w:ilvl="5" w:tplc="9CBEB192">
+    <w:lvl w:ilvl="5" w:tplc="EDA09106">
       <w:numFmt w:val="decimal"/>
       <w:lvlText w:val=""/>
       <w:lvlJc w:val="left"/>
     </w:lvl>
-    <w:lvl w:ilvl="6" w:tplc="9E686E68">
+    <w:lvl w:ilvl="6" w:tplc="32D0B916">
       <w:numFmt w:val="decimal"/>
       <w:lvlText w:val=""/>
       <w:lvlJc w:val="left"/>
     </w:lvl>
-    <w:lvl w:ilvl="7" w:tplc="EA660A86">
+    <w:lvl w:ilvl="7" w:tplc="318E616A">
       <w:numFmt w:val="decimal"/>
       <w:lvlText w:val=""/>
       <w:lvlJc w:val="left"/>
     </w:lvl>
-    <w:lvl w:ilvl="8" w:tplc="3A566A1A">
+    <w:lvl w:ilvl="8" w:tplc="858E0760">
       <w:numFmt w:val="decimal"/>
       <w:lvlText w:val=""/>
       <w:lvlJc w:val="left"/>
     </w:lvl>
   </w:abstractNum>
   <w:abstractNum w:abstractNumId="3" w15:restartNumberingAfterBreak="0">
-    <w:nsid w:val="2D8F767B"/>
+    <w:nsid w:val="0F4C13FA"/>
     <w:multiLevelType w:val="hybridMultilevel"/>
-    <w:tmpl w:val="3D0EA874"/>
-    <w:lvl w:ilvl="0" w:tplc="EC447F22">
+    <w:tmpl w:val="FDF66D2A"/>
+    <w:lvl w:ilvl="0" w:tplc="79F2A70C">
       <w:start w:val="1"/>
       <w:numFmt w:val="decimal"/>
       <w:lvlText w:val="%1."/>
@@ -8387,52 +8550,52 @@
         <w:color w:val="A67C27"/>
       </w:rPr>
     </w:lvl>
-    <w:lvl w:ilvl="1" w:tplc="BE321FD8">
+    <w:lvl w:ilvl="1" w:tplc="FDFA22F0">
       <w:numFmt w:val="decimal"/>
       <w:lvlText w:val=""/>
       <w:lvlJc w:val="left"/>
     </w:lvl>
-    <w:lvl w:ilvl="2" w:tplc="07941682">
+    <w:lvl w:ilvl="2" w:tplc="A0D23D84">
       <w:numFmt w:val="decimal"/>
       <w:lvlText w:val=""/>
       <w:lvlJc w:val="left"/>
     </w:lvl>
-    <w:lvl w:ilvl="3" w:tplc="FA7E5130">
+    <w:lvl w:ilvl="3" w:tplc="7864320C">
       <w:numFmt w:val="decimal"/>
       <w:lvlText w:val=""/>
       <w:lvlJc w:val="left"/>
     </w:lvl>
-    <w:lvl w:ilvl="4" w:tplc="0D24863C">
+    <w:lvl w:ilvl="4" w:tplc="881CFA7C">
       <w:numFmt w:val="decimal"/>
       <w:lvlText w:val=""/>
       <w:lvlJc w:val="left"/>
     </w:lvl>
-    <w:lvl w:ilvl="5" w:tplc="13D2C83C">
+    <w:lvl w:ilvl="5" w:tplc="EACC1234">
       <w:numFmt w:val="decimal"/>
       <w:lvlText w:val=""/>
       <w:lvlJc w:val="left"/>
     </w:lvl>
-    <w:lvl w:ilvl="6" w:tplc="30FA33AA">
+    <w:lvl w:ilvl="6" w:tplc="90D6CC60">
       <w:numFmt w:val="decimal"/>
       <w:lvlText w:val=""/>
       <w:lvlJc w:val="left"/>
     </w:lvl>
-    <w:lvl w:ilvl="7" w:tplc="5E287F90">
+    <w:lvl w:ilvl="7" w:tplc="0C2C4B5E">
       <w:numFmt w:val="decimal"/>
       <w:lvlText w:val=""/>
       <w:lvlJc w:val="left"/>
     </w:lvl>
-    <w:lvl w:ilvl="8" w:tplc="4F468D64">
+    <w:lvl w:ilvl="8" w:tplc="B3F08754">
       <w:numFmt w:val="decimal"/>
       <w:lvlText w:val=""/>
       <w:lvlJc w:val="left"/>
     </w:lvl>
   </w:abstractNum>
   <w:abstractNum w:abstractNumId="4" w15:restartNumberingAfterBreak="0">
-    <w:nsid w:val="3BE87A4B"/>
+    <w:nsid w:val="268623F1"/>
     <w:multiLevelType w:val="hybridMultilevel"/>
-    <w:tmpl w:val="BF26BD2C"/>
-    <w:lvl w:ilvl="0" w:tplc="BF64D502">
+    <w:tmpl w:val="32F68D70"/>
+    <w:lvl w:ilvl="0" w:tplc="87CE81BA">
       <w:start w:val="1"/>
       <w:numFmt w:val="decimal"/>
       <w:lvlText w:val="%1."/>
@@ -8446,52 +8609,52 @@
         <w:color w:val="A67C27"/>
       </w:rPr>
     </w:lvl>
-    <w:lvl w:ilvl="1" w:tplc="2E502592">
+    <w:lvl w:ilvl="1" w:tplc="4A6ED5AC">
       <w:numFmt w:val="decimal"/>
       <w:lvlText w:val=""/>
       <w:lvlJc w:val="left"/>
     </w:lvl>
-    <w:lvl w:ilvl="2" w:tplc="9A84673E">
+    <w:lvl w:ilvl="2" w:tplc="B64E4DF6">
       <w:numFmt w:val="decimal"/>
       <w:lvlText w:val=""/>
       <w:lvlJc w:val="left"/>
     </w:lvl>
-    <w:lvl w:ilvl="3" w:tplc="265C1AC6">
+    <w:lvl w:ilvl="3" w:tplc="2D8A65A8">
       <w:numFmt w:val="decimal"/>
       <w:lvlText w:val=""/>
       <w:lvlJc w:val="left"/>
     </w:lvl>
-    <w:lvl w:ilvl="4" w:tplc="9E3AC43C">
+    <w:lvl w:ilvl="4" w:tplc="6F72EBE8">
       <w:numFmt w:val="decimal"/>
       <w:lvlText w:val=""/>
       <w:lvlJc w:val="left"/>
     </w:lvl>
-    <w:lvl w:ilvl="5" w:tplc="B70E49CE">
+    <w:lvl w:ilvl="5" w:tplc="E482E706">
       <w:numFmt w:val="decimal"/>
       <w:lvlText w:val=""/>
       <w:lvlJc w:val="left"/>
     </w:lvl>
-    <w:lvl w:ilvl="6" w:tplc="C69E2F6A">
+    <w:lvl w:ilvl="6" w:tplc="553A2B00">
       <w:numFmt w:val="decimal"/>
       <w:lvlText w:val=""/>
       <w:lvlJc w:val="left"/>
     </w:lvl>
-    <w:lvl w:ilvl="7" w:tplc="71428F20">
+    <w:lvl w:ilvl="7" w:tplc="05CA8068">
       <w:numFmt w:val="decimal"/>
       <w:lvlText w:val=""/>
       <w:lvlJc w:val="left"/>
     </w:lvl>
-    <w:lvl w:ilvl="8" w:tplc="4CDE692C">
+    <w:lvl w:ilvl="8" w:tplc="7F0C851E">
       <w:numFmt w:val="decimal"/>
       <w:lvlText w:val=""/>
       <w:lvlJc w:val="left"/>
     </w:lvl>
   </w:abstractNum>
   <w:abstractNum w:abstractNumId="5" w15:restartNumberingAfterBreak="0">
-    <w:nsid w:val="405C4009"/>
+    <w:nsid w:val="2EA06885"/>
     <w:multiLevelType w:val="hybridMultilevel"/>
-    <w:tmpl w:val="AC3E46F8"/>
-    <w:lvl w:ilvl="0" w:tplc="1D0EFFE0">
+    <w:tmpl w:val="166CACDE"/>
+    <w:lvl w:ilvl="0" w:tplc="5082066E">
       <w:start w:val="1"/>
       <w:numFmt w:val="decimal"/>
       <w:lvlText w:val="%1."/>
@@ -8505,52 +8668,52 @@
         <w:color w:val="A67C27"/>
       </w:rPr>
     </w:lvl>
-    <w:lvl w:ilvl="1" w:tplc="D5BE67DA">
+    <w:lvl w:ilvl="1" w:tplc="0DF494FC">
       <w:numFmt w:val="decimal"/>
       <w:lvlText w:val=""/>
       <w:lvlJc w:val="left"/>
     </w:lvl>
-    <w:lvl w:ilvl="2" w:tplc="B3CC48AE">
+    <w:lvl w:ilvl="2" w:tplc="01D0C37E">
       <w:numFmt w:val="decimal"/>
       <w:lvlText w:val=""/>
       <w:lvlJc w:val="left"/>
     </w:lvl>
-    <w:lvl w:ilvl="3" w:tplc="B5EC9B5A">
+    <w:lvl w:ilvl="3" w:tplc="5EECEDC8">
       <w:numFmt w:val="decimal"/>
       <w:lvlText w:val=""/>
       <w:lvlJc w:val="left"/>
     </w:lvl>
-    <w:lvl w:ilvl="4" w:tplc="5514789C">
+    <w:lvl w:ilvl="4" w:tplc="9F2614B4">
       <w:numFmt w:val="decimal"/>
       <w:lvlText w:val=""/>
       <w:lvlJc w:val="left"/>
     </w:lvl>
-    <w:lvl w:ilvl="5" w:tplc="6B96DAAC">
+    <w:lvl w:ilvl="5" w:tplc="86A28B20">
       <w:numFmt w:val="decimal"/>
       <w:lvlText w:val=""/>
       <w:lvlJc w:val="left"/>
     </w:lvl>
-    <w:lvl w:ilvl="6" w:tplc="7D522E10">
+    <w:lvl w:ilvl="6" w:tplc="C4AEE37A">
       <w:numFmt w:val="decimal"/>
       <w:lvlText w:val=""/>
       <w:lvlJc w:val="left"/>
     </w:lvl>
-    <w:lvl w:ilvl="7" w:tplc="76728F6E">
+    <w:lvl w:ilvl="7" w:tplc="67221698">
       <w:numFmt w:val="decimal"/>
       <w:lvlText w:val=""/>
       <w:lvlJc w:val="left"/>
     </w:lvl>
-    <w:lvl w:ilvl="8" w:tplc="DA14B8C8">
+    <w:lvl w:ilvl="8" w:tplc="10E8E23E">
       <w:numFmt w:val="decimal"/>
       <w:lvlText w:val=""/>
       <w:lvlJc w:val="left"/>
     </w:lvl>
   </w:abstractNum>
   <w:abstractNum w:abstractNumId="6" w15:restartNumberingAfterBreak="0">
-    <w:nsid w:val="53150688"/>
+    <w:nsid w:val="3E71353D"/>
     <w:multiLevelType w:val="hybridMultilevel"/>
-    <w:tmpl w:val="7A6AA2DA"/>
-    <w:lvl w:ilvl="0" w:tplc="33BE8998">
+    <w:tmpl w:val="60A04C8A"/>
+    <w:lvl w:ilvl="0" w:tplc="C16AAF68">
       <w:start w:val="1"/>
       <w:numFmt w:val="decimal"/>
       <w:lvlText w:val="%1."/>
@@ -8564,52 +8727,52 @@
         <w:color w:val="A67C27"/>
       </w:rPr>
     </w:lvl>
-    <w:lvl w:ilvl="1" w:tplc="00E0CB0E">
+    <w:lvl w:ilvl="1" w:tplc="B6A44752">
       <w:numFmt w:val="decimal"/>
       <w:lvlText w:val=""/>
       <w:lvlJc w:val="left"/>
     </w:lvl>
-    <w:lvl w:ilvl="2" w:tplc="59F8DDA2">
+    <w:lvl w:ilvl="2" w:tplc="66320E22">
       <w:numFmt w:val="decimal"/>
       <w:lvlText w:val=""/>
       <w:lvlJc w:val="left"/>
     </w:lvl>
-    <w:lvl w:ilvl="3" w:tplc="535E943A">
+    <w:lvl w:ilvl="3" w:tplc="7BA877CE">
       <w:numFmt w:val="decimal"/>
       <w:lvlText w:val=""/>
       <w:lvlJc w:val="left"/>
     </w:lvl>
-    <w:lvl w:ilvl="4" w:tplc="F83E2E70">
+    <w:lvl w:ilvl="4" w:tplc="7F788014">
       <w:numFmt w:val="decimal"/>
       <w:lvlText w:val=""/>
       <w:lvlJc w:val="left"/>
     </w:lvl>
-    <w:lvl w:ilvl="5" w:tplc="D54EB652">
+    <w:lvl w:ilvl="5" w:tplc="FCD05B42">
       <w:numFmt w:val="decimal"/>
       <w:lvlText w:val=""/>
       <w:lvlJc w:val="left"/>
     </w:lvl>
-    <w:lvl w:ilvl="6" w:tplc="FFC4BD5E">
+    <w:lvl w:ilvl="6" w:tplc="6FACBA10">
       <w:numFmt w:val="decimal"/>
       <w:lvlText w:val=""/>
       <w:lvlJc w:val="left"/>
     </w:lvl>
-    <w:lvl w:ilvl="7" w:tplc="3678258A">
+    <w:lvl w:ilvl="7" w:tplc="AA7CF45A">
       <w:numFmt w:val="decimal"/>
       <w:lvlText w:val=""/>
       <w:lvlJc w:val="left"/>
     </w:lvl>
-    <w:lvl w:ilvl="8" w:tplc="A7889ABA">
+    <w:lvl w:ilvl="8" w:tplc="CD62CBCA">
       <w:numFmt w:val="decimal"/>
       <w:lvlText w:val=""/>
       <w:lvlJc w:val="left"/>
     </w:lvl>
   </w:abstractNum>
   <w:abstractNum w:abstractNumId="7" w15:restartNumberingAfterBreak="0">
-    <w:nsid w:val="59AC7510"/>
+    <w:nsid w:val="432E0F22"/>
     <w:multiLevelType w:val="hybridMultilevel"/>
-    <w:tmpl w:val="967E0384"/>
-    <w:lvl w:ilvl="0" w:tplc="5628D4D4">
+    <w:tmpl w:val="5C6E5B46"/>
+    <w:lvl w:ilvl="0" w:tplc="FBB273DA">
       <w:start w:val="1"/>
       <w:numFmt w:val="decimal"/>
       <w:lvlText w:val="%1."/>
@@ -8623,52 +8786,196 @@
         <w:color w:val="A67C27"/>
       </w:rPr>
     </w:lvl>
-    <w:lvl w:ilvl="1" w:tplc="506EDC04">
+    <w:lvl w:ilvl="1" w:tplc="D2606318">
       <w:numFmt w:val="decimal"/>
       <w:lvlText w:val=""/>
       <w:lvlJc w:val="left"/>
     </w:lvl>
-    <w:lvl w:ilvl="2" w:tplc="37D07E1E">
+    <w:lvl w:ilvl="2" w:tplc="EDB4CE3C">
       <w:numFmt w:val="decimal"/>
       <w:lvlText w:val=""/>
       <w:lvlJc w:val="left"/>
     </w:lvl>
-    <w:lvl w:ilvl="3" w:tplc="E6C82E02">
+    <w:lvl w:ilvl="3" w:tplc="61FA1F0E">
       <w:numFmt w:val="decimal"/>
       <w:lvlText w:val=""/>
       <w:lvlJc w:val="left"/>
     </w:lvl>
-    <w:lvl w:ilvl="4" w:tplc="7AB60FA8">
+    <w:lvl w:ilvl="4" w:tplc="E2742090">
       <w:numFmt w:val="decimal"/>
       <w:lvlText w:val=""/>
       <w:lvlJc w:val="left"/>
     </w:lvl>
-    <w:lvl w:ilvl="5" w:tplc="DBACF902">
+    <w:lvl w:ilvl="5" w:tplc="912CBB38">
       <w:numFmt w:val="decimal"/>
       <w:lvlText w:val=""/>
       <w:lvlJc w:val="left"/>
     </w:lvl>
-    <w:lvl w:ilvl="6" w:tplc="64D0DBBC">
+    <w:lvl w:ilvl="6" w:tplc="FD12668E">
       <w:numFmt w:val="decimal"/>
       <w:lvlText w:val=""/>
       <w:lvlJc w:val="left"/>
     </w:lvl>
-    <w:lvl w:ilvl="7" w:tplc="6DD4E3C8">
+    <w:lvl w:ilvl="7" w:tplc="EE0CF18C">
       <w:numFmt w:val="decimal"/>
       <w:lvlText w:val=""/>
       <w:lvlJc w:val="left"/>
     </w:lvl>
-    <w:lvl w:ilvl="8" w:tplc="1A4899F2">
+    <w:lvl w:ilvl="8" w:tplc="12F480B0">
       <w:numFmt w:val="decimal"/>
       <w:lvlText w:val=""/>
       <w:lvlJc w:val="left"/>
     </w:lvl>
   </w:abstractNum>
   <w:abstractNum w:abstractNumId="8" w15:restartNumberingAfterBreak="0">
-    <w:nsid w:val="60127073"/>
+    <w:nsid w:val="5B8C4354"/>
     <w:multiLevelType w:val="hybridMultilevel"/>
-    <w:tmpl w:val="69B49A04"/>
-    <w:lvl w:ilvl="0" w:tplc="34724DE4">
+    <w:tmpl w:val="3EB6297E"/>
+    <w:lvl w:ilvl="0" w:tplc="54EA1BF6">
+      <w:start w:val="1"/>
+      <w:numFmt w:val="bullet"/>
+      <w:lvlText w:val="●"/>
+      <w:lvlJc w:val="left"/>
+      <w:pPr>
+        <w:ind w:left="720" w:hanging="360"/>
+      </w:pPr>
+    </w:lvl>
+    <w:lvl w:ilvl="1" w:tplc="F01AD04E">
+      <w:start w:val="1"/>
+      <w:numFmt w:val="bullet"/>
+      <w:lvlText w:val="○"/>
+      <w:lvlJc w:val="left"/>
+      <w:pPr>
+        <w:ind w:left="1440" w:hanging="360"/>
+      </w:pPr>
+    </w:lvl>
+    <w:lvl w:ilvl="2" w:tplc="CDDABEA8">
+      <w:start w:val="1"/>
+      <w:numFmt w:val="bullet"/>
+      <w:lvlText w:val="■"/>
+      <w:lvlJc w:val="left"/>
+      <w:pPr>
+        <w:ind w:left="2160" w:hanging="360"/>
+      </w:pPr>
+    </w:lvl>
+    <w:lvl w:ilvl="3" w:tplc="C4B266B8">
+      <w:start w:val="1"/>
+      <w:numFmt w:val="bullet"/>
+      <w:lvlText w:val="●"/>
+      <w:lvlJc w:val="left"/>
+      <w:pPr>
+        <w:ind w:left="2880" w:hanging="360"/>
+      </w:pPr>
+    </w:lvl>
+    <w:lvl w:ilvl="4" w:tplc="1BEC90DE">
+      <w:start w:val="1"/>
+      <w:numFmt w:val="bullet"/>
+      <w:lvlText w:val="○"/>
+      <w:lvlJc w:val="left"/>
+      <w:pPr>
+        <w:ind w:left="3600" w:hanging="360"/>
+      </w:pPr>
+    </w:lvl>
+    <w:lvl w:ilvl="5" w:tplc="2BC48054">
+      <w:start w:val="1"/>
+      <w:numFmt w:val="bullet"/>
+      <w:lvlText w:val="■"/>
+      <w:lvlJc w:val="left"/>
+      <w:pPr>
+        <w:ind w:left="4320" w:hanging="360"/>
+      </w:pPr>
+    </w:lvl>
+    <w:lvl w:ilvl="6" w:tplc="859AC4E4">
+      <w:start w:val="1"/>
+      <w:numFmt w:val="bullet"/>
+      <w:lvlText w:val="●"/>
+      <w:lvlJc w:val="left"/>
+      <w:pPr>
+        <w:ind w:left="5040" w:hanging="360"/>
+      </w:pPr>
+    </w:lvl>
+    <w:lvl w:ilvl="7" w:tplc="F5B6FA3C">
+      <w:start w:val="1"/>
+      <w:numFmt w:val="bullet"/>
+      <w:lvlText w:val="●"/>
+      <w:lvlJc w:val="left"/>
+      <w:pPr>
+        <w:ind w:left="5760" w:hanging="360"/>
+      </w:pPr>
+    </w:lvl>
+    <w:lvl w:ilvl="8" w:tplc="993ADFA2">
+      <w:start w:val="1"/>
+      <w:numFmt w:val="bullet"/>
+      <w:lvlText w:val="●"/>
+      <w:lvlJc w:val="left"/>
+      <w:pPr>
+        <w:ind w:left="6480" w:hanging="360"/>
+      </w:pPr>
+    </w:lvl>
+  </w:abstractNum>
+  <w:abstractNum w:abstractNumId="9" w15:restartNumberingAfterBreak="0">
+    <w:nsid w:val="67DD444C"/>
+    <w:multiLevelType w:val="hybridMultilevel"/>
+    <w:tmpl w:val="C046E488"/>
+    <w:lvl w:ilvl="0" w:tplc="EAB84DBC">
+      <w:start w:val="1"/>
+      <w:numFmt w:val="bullet"/>
+      <w:lvlText w:val="•"/>
+      <w:lvlJc w:val="left"/>
+      <w:pPr>
+        <w:ind w:left="460" w:hanging="280"/>
+      </w:pPr>
+    </w:lvl>
+    <w:lvl w:ilvl="1" w:tplc="8E54B574">
+      <w:start w:val="1"/>
+      <w:numFmt w:val="bullet"/>
+      <w:lvlText w:val="–"/>
+      <w:lvlJc w:val="left"/>
+      <w:pPr>
+        <w:ind w:left="900" w:hanging="280"/>
+      </w:pPr>
+    </w:lvl>
+    <w:lvl w:ilvl="2" w:tplc="A4E09978">
+      <w:numFmt w:val="decimal"/>
+      <w:lvlText w:val=""/>
+      <w:lvlJc w:val="left"/>
+    </w:lvl>
+    <w:lvl w:ilvl="3" w:tplc="F54E40EC">
+      <w:numFmt w:val="decimal"/>
+      <w:lvlText w:val=""/>
+      <w:lvlJc w:val="left"/>
+    </w:lvl>
+    <w:lvl w:ilvl="4" w:tplc="121C2EAA">
+      <w:numFmt w:val="decimal"/>
+      <w:lvlText w:val=""/>
+      <w:lvlJc w:val="left"/>
+    </w:lvl>
+    <w:lvl w:ilvl="5" w:tplc="80604E7C">
+      <w:numFmt w:val="decimal"/>
+      <w:lvlText w:val=""/>
+      <w:lvlJc w:val="left"/>
+    </w:lvl>
+    <w:lvl w:ilvl="6" w:tplc="77EAB75A">
+      <w:numFmt w:val="decimal"/>
+      <w:lvlText w:val=""/>
+      <w:lvlJc w:val="left"/>
+    </w:lvl>
+    <w:lvl w:ilvl="7" w:tplc="7B5C14EE">
+      <w:numFmt w:val="decimal"/>
+      <w:lvlText w:val=""/>
+      <w:lvlJc w:val="left"/>
+    </w:lvl>
+    <w:lvl w:ilvl="8" w:tplc="67E4FBFE">
+      <w:numFmt w:val="decimal"/>
+      <w:lvlText w:val=""/>
+      <w:lvlJc w:val="left"/>
+    </w:lvl>
+  </w:abstractNum>
+  <w:abstractNum w:abstractNumId="10" w15:restartNumberingAfterBreak="0">
+    <w:nsid w:val="70925F89"/>
+    <w:multiLevelType w:val="hybridMultilevel"/>
+    <w:tmpl w:val="BACCA740"/>
+    <w:lvl w:ilvl="0" w:tplc="D1FC2E1E">
       <w:start w:val="1"/>
       <w:numFmt w:val="decimal"/>
       <w:lvlText w:val="%1."/>
@@ -8682,196 +8989,52 @@
         <w:color w:val="A67C27"/>
       </w:rPr>
     </w:lvl>
-    <w:lvl w:ilvl="1" w:tplc="ABD0C1F2">
+    <w:lvl w:ilvl="1" w:tplc="C40C9C74">
       <w:numFmt w:val="decimal"/>
       <w:lvlText w:val=""/>
       <w:lvlJc w:val="left"/>
     </w:lvl>
-    <w:lvl w:ilvl="2" w:tplc="FF8654F6">
+    <w:lvl w:ilvl="2" w:tplc="77EE8B46">
       <w:numFmt w:val="decimal"/>
       <w:lvlText w:val=""/>
       <w:lvlJc w:val="left"/>
     </w:lvl>
-    <w:lvl w:ilvl="3" w:tplc="D31A2664">
+    <w:lvl w:ilvl="3" w:tplc="78B6463E">
       <w:numFmt w:val="decimal"/>
       <w:lvlText w:val=""/>
       <w:lvlJc w:val="left"/>
     </w:lvl>
-    <w:lvl w:ilvl="4" w:tplc="2E0AA4A0">
+    <w:lvl w:ilvl="4" w:tplc="1E503552">
       <w:numFmt w:val="decimal"/>
       <w:lvlText w:val=""/>
       <w:lvlJc w:val="left"/>
     </w:lvl>
-    <w:lvl w:ilvl="5" w:tplc="352E8218">
+    <w:lvl w:ilvl="5" w:tplc="0DEA27DA">
       <w:numFmt w:val="decimal"/>
       <w:lvlText w:val=""/>
       <w:lvlJc w:val="left"/>
     </w:lvl>
-    <w:lvl w:ilvl="6" w:tplc="33E2F2D0">
+    <w:lvl w:ilvl="6" w:tplc="298664E2">
       <w:numFmt w:val="decimal"/>
       <w:lvlText w:val=""/>
       <w:lvlJc w:val="left"/>
     </w:lvl>
-    <w:lvl w:ilvl="7" w:tplc="94FC1F9C">
+    <w:lvl w:ilvl="7" w:tplc="8C3E9CD4">
       <w:numFmt w:val="decimal"/>
       <w:lvlText w:val=""/>
       <w:lvlJc w:val="left"/>
     </w:lvl>
-    <w:lvl w:ilvl="8" w:tplc="0EF895B6">
+    <w:lvl w:ilvl="8" w:tplc="EC529810">
       <w:numFmt w:val="decimal"/>
       <w:lvlText w:val=""/>
       <w:lvlJc w:val="left"/>
     </w:lvl>
   </w:abstractNum>
-  <w:abstractNum w:abstractNumId="9" w15:restartNumberingAfterBreak="0">
-    <w:nsid w:val="61D02BFF"/>
+  <w:abstractNum w:abstractNumId="11" w15:restartNumberingAfterBreak="0">
+    <w:nsid w:val="735967E8"/>
     <w:multiLevelType w:val="hybridMultilevel"/>
-    <w:tmpl w:val="157A4D8A"/>
-    <w:lvl w:ilvl="0" w:tplc="2CD66BDE">
-      <w:start w:val="1"/>
-      <w:numFmt w:val="bullet"/>
-      <w:lvlText w:val="•"/>
-      <w:lvlJc w:val="left"/>
-      <w:pPr>
-        <w:ind w:left="460" w:hanging="280"/>
-      </w:pPr>
-    </w:lvl>
-    <w:lvl w:ilvl="1" w:tplc="C6C61406">
-      <w:start w:val="1"/>
-      <w:numFmt w:val="bullet"/>
-      <w:lvlText w:val="–"/>
-      <w:lvlJc w:val="left"/>
-      <w:pPr>
-        <w:ind w:left="900" w:hanging="280"/>
-      </w:pPr>
-    </w:lvl>
-    <w:lvl w:ilvl="2" w:tplc="8250CDD2">
-      <w:numFmt w:val="decimal"/>
-      <w:lvlText w:val=""/>
-      <w:lvlJc w:val="left"/>
-    </w:lvl>
-    <w:lvl w:ilvl="3" w:tplc="9118B320">
-      <w:numFmt w:val="decimal"/>
-      <w:lvlText w:val=""/>
-      <w:lvlJc w:val="left"/>
-    </w:lvl>
-    <w:lvl w:ilvl="4" w:tplc="4456297A">
-      <w:numFmt w:val="decimal"/>
-      <w:lvlText w:val=""/>
-      <w:lvlJc w:val="left"/>
-    </w:lvl>
-    <w:lvl w:ilvl="5" w:tplc="B5947966">
-      <w:numFmt w:val="decimal"/>
-      <w:lvlText w:val=""/>
-      <w:lvlJc w:val="left"/>
-    </w:lvl>
-    <w:lvl w:ilvl="6" w:tplc="AF303544">
-      <w:numFmt w:val="decimal"/>
-      <w:lvlText w:val=""/>
-      <w:lvlJc w:val="left"/>
-    </w:lvl>
-    <w:lvl w:ilvl="7" w:tplc="F80EB3F4">
-      <w:numFmt w:val="decimal"/>
-      <w:lvlText w:val=""/>
-      <w:lvlJc w:val="left"/>
-    </w:lvl>
-    <w:lvl w:ilvl="8" w:tplc="477E08CC">
-      <w:numFmt w:val="decimal"/>
-      <w:lvlText w:val=""/>
-      <w:lvlJc w:val="left"/>
-    </w:lvl>
-  </w:abstractNum>
-  <w:abstractNum w:abstractNumId="10" w15:restartNumberingAfterBreak="0">
-    <w:nsid w:val="70DC7EB4"/>
-    <w:multiLevelType w:val="hybridMultilevel"/>
-    <w:tmpl w:val="32A8A72A"/>
-    <w:lvl w:ilvl="0" w:tplc="9DD0A798">
-      <w:start w:val="1"/>
-      <w:numFmt w:val="bullet"/>
-      <w:lvlText w:val="●"/>
-      <w:lvlJc w:val="left"/>
-      <w:pPr>
-        <w:ind w:left="720" w:hanging="360"/>
-      </w:pPr>
-    </w:lvl>
-    <w:lvl w:ilvl="1" w:tplc="DF06ACCC">
-      <w:start w:val="1"/>
-      <w:numFmt w:val="bullet"/>
-      <w:lvlText w:val="○"/>
-      <w:lvlJc w:val="left"/>
-      <w:pPr>
-        <w:ind w:left="1440" w:hanging="360"/>
-      </w:pPr>
-    </w:lvl>
-    <w:lvl w:ilvl="2" w:tplc="9B4AF9F6">
-      <w:start w:val="1"/>
-      <w:numFmt w:val="bullet"/>
-      <w:lvlText w:val="■"/>
-      <w:lvlJc w:val="left"/>
-      <w:pPr>
-        <w:ind w:left="2160" w:hanging="360"/>
-      </w:pPr>
-    </w:lvl>
-    <w:lvl w:ilvl="3" w:tplc="EC92587E">
-      <w:start w:val="1"/>
-      <w:numFmt w:val="bullet"/>
-      <w:lvlText w:val="●"/>
-      <w:lvlJc w:val="left"/>
-      <w:pPr>
-        <w:ind w:left="2880" w:hanging="360"/>
-      </w:pPr>
-    </w:lvl>
-    <w:lvl w:ilvl="4" w:tplc="57A016CA">
-      <w:start w:val="1"/>
-      <w:numFmt w:val="bullet"/>
-      <w:lvlText w:val="○"/>
-      <w:lvlJc w:val="left"/>
-      <w:pPr>
-        <w:ind w:left="3600" w:hanging="360"/>
-      </w:pPr>
-    </w:lvl>
-    <w:lvl w:ilvl="5" w:tplc="BC6050DE">
-      <w:start w:val="1"/>
-      <w:numFmt w:val="bullet"/>
-      <w:lvlText w:val="■"/>
-      <w:lvlJc w:val="left"/>
-      <w:pPr>
-        <w:ind w:left="4320" w:hanging="360"/>
-      </w:pPr>
-    </w:lvl>
-    <w:lvl w:ilvl="6" w:tplc="AE56846C">
-      <w:start w:val="1"/>
-      <w:numFmt w:val="bullet"/>
-      <w:lvlText w:val="●"/>
-      <w:lvlJc w:val="left"/>
-      <w:pPr>
-        <w:ind w:left="5040" w:hanging="360"/>
-      </w:pPr>
-    </w:lvl>
-    <w:lvl w:ilvl="7" w:tplc="CD2EF160">
-      <w:start w:val="1"/>
-      <w:numFmt w:val="bullet"/>
-      <w:lvlText w:val="●"/>
-      <w:lvlJc w:val="left"/>
-      <w:pPr>
-        <w:ind w:left="5760" w:hanging="360"/>
-      </w:pPr>
-    </w:lvl>
-    <w:lvl w:ilvl="8" w:tplc="81FE8E9E">
-      <w:start w:val="1"/>
-      <w:numFmt w:val="bullet"/>
-      <w:lvlText w:val="●"/>
-      <w:lvlJc w:val="left"/>
-      <w:pPr>
-        <w:ind w:left="6480" w:hanging="360"/>
-      </w:pPr>
-    </w:lvl>
-  </w:abstractNum>
-  <w:abstractNum w:abstractNumId="11" w15:restartNumberingAfterBreak="0">
-    <w:nsid w:val="7FCE46AC"/>
-    <w:multiLevelType w:val="hybridMultilevel"/>
-    <w:tmpl w:val="D78E0B72"/>
-    <w:lvl w:ilvl="0" w:tplc="510CB80C">
+    <w:tmpl w:val="1B444918"/>
+    <w:lvl w:ilvl="0" w:tplc="A0F681B8">
       <w:start w:val="1"/>
       <w:numFmt w:val="decimal"/>
       <w:lvlText w:val="%1."/>
@@ -8885,115 +9048,115 @@
         <w:color w:val="A67C27"/>
       </w:rPr>
     </w:lvl>
-    <w:lvl w:ilvl="1" w:tplc="5134AEC0">
+    <w:lvl w:ilvl="1" w:tplc="FC3AE488">
       <w:numFmt w:val="decimal"/>
       <w:lvlText w:val=""/>
       <w:lvlJc w:val="left"/>
     </w:lvl>
-    <w:lvl w:ilvl="2" w:tplc="7ED072F2">
+    <w:lvl w:ilvl="2" w:tplc="EBA6F50A">
       <w:numFmt w:val="decimal"/>
       <w:lvlText w:val=""/>
       <w:lvlJc w:val="left"/>
     </w:lvl>
-    <w:lvl w:ilvl="3" w:tplc="3B6E4D98">
+    <w:lvl w:ilvl="3" w:tplc="00E6EF92">
       <w:numFmt w:val="decimal"/>
       <w:lvlText w:val=""/>
       <w:lvlJc w:val="left"/>
     </w:lvl>
-    <w:lvl w:ilvl="4" w:tplc="52561C76">
+    <w:lvl w:ilvl="4" w:tplc="4A8E9708">
       <w:numFmt w:val="decimal"/>
       <w:lvlText w:val=""/>
       <w:lvlJc w:val="left"/>
     </w:lvl>
-    <w:lvl w:ilvl="5" w:tplc="61E890C6">
+    <w:lvl w:ilvl="5" w:tplc="9300E0FE">
       <w:numFmt w:val="decimal"/>
       <w:lvlText w:val=""/>
       <w:lvlJc w:val="left"/>
     </w:lvl>
-    <w:lvl w:ilvl="6" w:tplc="A8345506">
+    <w:lvl w:ilvl="6" w:tplc="00482218">
       <w:numFmt w:val="decimal"/>
       <w:lvlText w:val=""/>
       <w:lvlJc w:val="left"/>
     </w:lvl>
-    <w:lvl w:ilvl="7" w:tplc="236EB540">
+    <w:lvl w:ilvl="7" w:tplc="4D122F40">
       <w:numFmt w:val="decimal"/>
       <w:lvlText w:val=""/>
       <w:lvlJc w:val="left"/>
     </w:lvl>
-    <w:lvl w:ilvl="8" w:tplc="0A28ED5E">
+    <w:lvl w:ilvl="8" w:tplc="0154459C">
       <w:numFmt w:val="decimal"/>
       <w:lvlText w:val=""/>
       <w:lvlJc w:val="left"/>
     </w:lvl>
   </w:abstractNum>
-  <w:num w:numId="1" w16cid:durableId="283342981">
+  <w:num w:numId="1" w16cid:durableId="656805242">
+    <w:abstractNumId w:val="8"/>
+    <w:lvlOverride w:ilvl="0">
+      <w:startOverride w:val="1"/>
+    </w:lvlOverride>
+  </w:num>
+  <w:num w:numId="2" w16cid:durableId="740061744">
+    <w:abstractNumId w:val="9"/>
+    <w:lvlOverride w:ilvl="0">
+      <w:startOverride w:val="1"/>
+    </w:lvlOverride>
+  </w:num>
+  <w:num w:numId="3" w16cid:durableId="729764823">
+    <w:abstractNumId w:val="4"/>
+    <w:lvlOverride w:ilvl="0">
+      <w:startOverride w:val="1"/>
+    </w:lvlOverride>
+  </w:num>
+  <w:num w:numId="4" w16cid:durableId="424613005">
+    <w:abstractNumId w:val="5"/>
+    <w:lvlOverride w:ilvl="0">
+      <w:startOverride w:val="1"/>
+    </w:lvlOverride>
+  </w:num>
+  <w:num w:numId="5" w16cid:durableId="716783177">
+    <w:abstractNumId w:val="11"/>
+    <w:lvlOverride w:ilvl="0">
+      <w:startOverride w:val="1"/>
+    </w:lvlOverride>
+  </w:num>
+  <w:num w:numId="6" w16cid:durableId="1986200459">
+    <w:abstractNumId w:val="0"/>
+    <w:lvlOverride w:ilvl="0">
+      <w:startOverride w:val="1"/>
+    </w:lvlOverride>
+  </w:num>
+  <w:num w:numId="7" w16cid:durableId="805242468">
+    <w:abstractNumId w:val="2"/>
+    <w:lvlOverride w:ilvl="0">
+      <w:startOverride w:val="1"/>
+    </w:lvlOverride>
+  </w:num>
+  <w:num w:numId="8" w16cid:durableId="298267127">
     <w:abstractNumId w:val="10"/>
     <w:lvlOverride w:ilvl="0">
       <w:startOverride w:val="1"/>
     </w:lvlOverride>
   </w:num>
-  <w:num w:numId="2" w16cid:durableId="1971743391">
-    <w:abstractNumId w:val="9"/>
+  <w:num w:numId="9" w16cid:durableId="1604221313">
+    <w:abstractNumId w:val="1"/>
     <w:lvlOverride w:ilvl="0">
       <w:startOverride w:val="1"/>
     </w:lvlOverride>
   </w:num>
-  <w:num w:numId="3" w16cid:durableId="1431973528">
-    <w:abstractNumId w:val="4"/>
-    <w:lvlOverride w:ilvl="0">
-      <w:startOverride w:val="1"/>
-    </w:lvlOverride>
-  </w:num>
-  <w:num w:numId="4" w16cid:durableId="1730884546">
-    <w:abstractNumId w:val="5"/>
-    <w:lvlOverride w:ilvl="0">
-      <w:startOverride w:val="1"/>
-    </w:lvlOverride>
-  </w:num>
-  <w:num w:numId="5" w16cid:durableId="1698508252">
+  <w:num w:numId="10" w16cid:durableId="578564319">
     <w:abstractNumId w:val="6"/>
     <w:lvlOverride w:ilvl="0">
       <w:startOverride w:val="1"/>
     </w:lvlOverride>
   </w:num>
-  <w:num w:numId="6" w16cid:durableId="16586339">
-    <w:abstractNumId w:val="0"/>
-    <w:lvlOverride w:ilvl="0">
-      <w:startOverride w:val="1"/>
-    </w:lvlOverride>
-  </w:num>
-  <w:num w:numId="7" w16cid:durableId="800154610">
-    <w:abstractNumId w:val="2"/>
-    <w:lvlOverride w:ilvl="0">
-      <w:startOverride w:val="1"/>
-    </w:lvlOverride>
-  </w:num>
-  <w:num w:numId="8" w16cid:durableId="1476142419">
-    <w:abstractNumId w:val="11"/>
-    <w:lvlOverride w:ilvl="0">
-      <w:startOverride w:val="1"/>
-    </w:lvlOverride>
-  </w:num>
-  <w:num w:numId="9" w16cid:durableId="862354446">
+  <w:num w:numId="11" w16cid:durableId="1947619179">
     <w:abstractNumId w:val="3"/>
     <w:lvlOverride w:ilvl="0">
       <w:startOverride w:val="1"/>
     </w:lvlOverride>
   </w:num>
-  <w:num w:numId="10" w16cid:durableId="1682008666">
+  <w:num w:numId="12" w16cid:durableId="1133645194">
     <w:abstractNumId w:val="7"/>
-    <w:lvlOverride w:ilvl="0">
-      <w:startOverride w:val="1"/>
-    </w:lvlOverride>
-  </w:num>
-  <w:num w:numId="11" w16cid:durableId="1432433174">
-    <w:abstractNumId w:val="8"/>
-    <w:lvlOverride w:ilvl="0">
-      <w:startOverride w:val="1"/>
-    </w:lvlOverride>
-  </w:num>
-  <w:num w:numId="12" w16cid:durableId="628172849">
-    <w:abstractNumId w:val="1"/>
     <w:lvlOverride w:ilvl="0">
       <w:startOverride w:val="1"/>
     </w:lvlOverride>
@@ -9618,7 +9781,7 @@
     <w:autoRedefine/>
     <w:uiPriority w:val="39"/>
     <w:unhideWhenUsed/>
-    <w:rsid w:val="00523A9D"/>
+    <w:rsid w:val="00330B29"/>
     <w:pPr>
       <w:spacing w:after="100"/>
     </w:pPr>
@@ -9630,7 +9793,7 @@
     <w:autoRedefine/>
     <w:uiPriority w:val="39"/>
     <w:unhideWhenUsed/>
-    <w:rsid w:val="00523A9D"/>
+    <w:rsid w:val="00330B29"/>
     <w:pPr>
       <w:spacing w:after="100"/>
       <w:ind w:left="210"/>

--- a/docs/manuals/Role_Guide_3_Contact_RA.docx
+++ b/docs/manuals/Role_Guide_3_Contact_RA.docx
@@ -538,7 +538,7 @@
     <w:sdt>
       <w:sdtPr>
         <w:alias w:val="Contents"/>
-        <w:id w:val="723880113"/>
+        <w:id w:val="241992116"/>
       </w:sdtPr>
       <w:sdtEndPr/>
       <w:sdtContent>
@@ -567,7 +567,7 @@
           <w:r>
             <w:fldChar w:fldCharType="separate"/>
           </w:r>
-          <w:hyperlink w:anchor="_Toc240758994" w:history="1">
+          <w:hyperlink w:anchor="_Toc240759254" w:history="1">
             <w:r>
               <w:rPr>
                 <w:rStyle w:val="Hyperlink"/>
@@ -591,7 +591,7 @@
               <w:rPr>
                 <w:noProof/>
               </w:rPr>
-              <w:instrText xml:space="preserve"> PAGEREF _Toc240758994 \h </w:instrText>
+              <w:instrText xml:space="preserve"> PAGEREF _Toc240759254 \h </w:instrText>
             </w:r>
             <w:r>
               <w:rPr>
@@ -634,7 +634,7 @@
               <w14:ligatures w14:val="standardContextual"/>
             </w:rPr>
           </w:pPr>
-          <w:hyperlink w:anchor="_Toc240758995" w:history="1">
+          <w:hyperlink w:anchor="_Toc240759255" w:history="1">
             <w:r>
               <w:rPr>
                 <w:rStyle w:val="Hyperlink"/>
@@ -658,7 +658,7 @@
               <w:rPr>
                 <w:noProof/>
               </w:rPr>
-              <w:instrText xml:space="preserve"> PAGEREF _Toc240758995 \h </w:instrText>
+              <w:instrText xml:space="preserve"> PAGEREF _Toc240759255 \h </w:instrText>
             </w:r>
             <w:r>
               <w:rPr>
@@ -701,7 +701,7 @@
               <w14:ligatures w14:val="standardContextual"/>
             </w:rPr>
           </w:pPr>
-          <w:hyperlink w:anchor="_Toc240758996" w:history="1">
+          <w:hyperlink w:anchor="_Toc240759256" w:history="1">
             <w:r>
               <w:rPr>
                 <w:rStyle w:val="Hyperlink"/>
@@ -725,7 +725,7 @@
               <w:rPr>
                 <w:noProof/>
               </w:rPr>
-              <w:instrText xml:space="preserve"> PAGEREF _Toc240758996 \h </w:instrText>
+              <w:instrText xml:space="preserve"> PAGEREF _Toc240759256 \h </w:instrText>
             </w:r>
             <w:r>
               <w:rPr>
@@ -768,7 +768,7 @@
               <w14:ligatures w14:val="standardContextual"/>
             </w:rPr>
           </w:pPr>
-          <w:hyperlink w:anchor="_Toc240758997" w:history="1">
+          <w:hyperlink w:anchor="_Toc240759257" w:history="1">
             <w:r>
               <w:rPr>
                 <w:rStyle w:val="Hyperlink"/>
@@ -792,7 +792,7 @@
               <w:rPr>
                 <w:noProof/>
               </w:rPr>
-              <w:instrText xml:space="preserve"> PAGEREF _Toc240758997 \h </w:instrText>
+              <w:instrText xml:space="preserve"> PAGEREF _Toc240759257 \h </w:instrText>
             </w:r>
             <w:r>
               <w:rPr>
@@ -835,7 +835,7 @@
               <w14:ligatures w14:val="standardContextual"/>
             </w:rPr>
           </w:pPr>
-          <w:hyperlink w:anchor="_Toc240758998" w:history="1">
+          <w:hyperlink w:anchor="_Toc240759258" w:history="1">
             <w:r>
               <w:rPr>
                 <w:rStyle w:val="Hyperlink"/>
@@ -859,7 +859,7 @@
               <w:rPr>
                 <w:noProof/>
               </w:rPr>
-              <w:instrText xml:space="preserve"> PAGEREF _Toc240758998 \h </w:instrText>
+              <w:instrText xml:space="preserve"> PAGEREF _Toc240759258 \h </w:instrText>
             </w:r>
             <w:r>
               <w:rPr>
@@ -902,7 +902,7 @@
               <w14:ligatures w14:val="standardContextual"/>
             </w:rPr>
           </w:pPr>
-          <w:hyperlink w:anchor="_Toc240758999" w:history="1">
+          <w:hyperlink w:anchor="_Toc240759259" w:history="1">
             <w:r>
               <w:rPr>
                 <w:rStyle w:val="Hyperlink"/>
@@ -926,7 +926,7 @@
               <w:rPr>
                 <w:noProof/>
               </w:rPr>
-              <w:instrText xml:space="preserve"> PAGEREF _Toc240758999 \h </w:instrText>
+              <w:instrText xml:space="preserve"> PAGEREF _Toc240759259 \h </w:instrText>
             </w:r>
             <w:r>
               <w:rPr>
@@ -969,7 +969,7 @@
               <w14:ligatures w14:val="standardContextual"/>
             </w:rPr>
           </w:pPr>
-          <w:hyperlink w:anchor="_Toc240759000" w:history="1">
+          <w:hyperlink w:anchor="_Toc240759260" w:history="1">
             <w:r>
               <w:rPr>
                 <w:rStyle w:val="Hyperlink"/>
@@ -993,7 +993,7 @@
               <w:rPr>
                 <w:noProof/>
               </w:rPr>
-              <w:instrText xml:space="preserve"> PAGEREF _Toc240759000 \h </w:instrText>
+              <w:instrText xml:space="preserve"> PAGEREF _Toc240759260 \h </w:instrText>
             </w:r>
             <w:r>
               <w:rPr>
@@ -1036,7 +1036,7 @@
               <w14:ligatures w14:val="standardContextual"/>
             </w:rPr>
           </w:pPr>
-          <w:hyperlink w:anchor="_Toc240759001" w:history="1">
+          <w:hyperlink w:anchor="_Toc240759261" w:history="1">
             <w:r>
               <w:rPr>
                 <w:rStyle w:val="Hyperlink"/>
@@ -1060,7 +1060,7 @@
               <w:rPr>
                 <w:noProof/>
               </w:rPr>
-              <w:instrText xml:space="preserve"> PAGEREF _Toc240759001 \h </w:instrText>
+              <w:instrText xml:space="preserve"> PAGEREF _Toc240759261 \h </w:instrText>
             </w:r>
             <w:r>
               <w:rPr>
@@ -1103,7 +1103,7 @@
               <w14:ligatures w14:val="standardContextual"/>
             </w:rPr>
           </w:pPr>
-          <w:hyperlink w:anchor="_Toc240759002" w:history="1">
+          <w:hyperlink w:anchor="_Toc240759262" w:history="1">
             <w:r>
               <w:rPr>
                 <w:rStyle w:val="Hyperlink"/>
@@ -1127,7 +1127,7 @@
               <w:rPr>
                 <w:noProof/>
               </w:rPr>
-              <w:instrText xml:space="preserve"> PAGEREF _Toc240759002 \h </w:instrText>
+              <w:instrText xml:space="preserve"> PAGEREF _Toc240759262 \h </w:instrText>
             </w:r>
             <w:r>
               <w:rPr>
@@ -1170,7 +1170,7 @@
               <w14:ligatures w14:val="standardContextual"/>
             </w:rPr>
           </w:pPr>
-          <w:hyperlink w:anchor="_Toc240759003" w:history="1">
+          <w:hyperlink w:anchor="_Toc240759263" w:history="1">
             <w:r>
               <w:rPr>
                 <w:rStyle w:val="Hyperlink"/>
@@ -1194,7 +1194,7 @@
               <w:rPr>
                 <w:noProof/>
               </w:rPr>
-              <w:instrText xml:space="preserve"> PAGEREF _Toc240759003 \h </w:instrText>
+              <w:instrText xml:space="preserve"> PAGEREF _Toc240759263 \h </w:instrText>
             </w:r>
             <w:r>
               <w:rPr>
@@ -1237,7 +1237,7 @@
               <w14:ligatures w14:val="standardContextual"/>
             </w:rPr>
           </w:pPr>
-          <w:hyperlink w:anchor="_Toc240759004" w:history="1">
+          <w:hyperlink w:anchor="_Toc240759264" w:history="1">
             <w:r>
               <w:rPr>
                 <w:rStyle w:val="Hyperlink"/>
@@ -1261,7 +1261,7 @@
               <w:rPr>
                 <w:noProof/>
               </w:rPr>
-              <w:instrText xml:space="preserve"> PAGEREF _Toc240759004 \h </w:instrText>
+              <w:instrText xml:space="preserve"> PAGEREF _Toc240759264 \h </w:instrText>
             </w:r>
             <w:r>
               <w:rPr>
@@ -1304,7 +1304,7 @@
               <w14:ligatures w14:val="standardContextual"/>
             </w:rPr>
           </w:pPr>
-          <w:hyperlink w:anchor="_Toc240759005" w:history="1">
+          <w:hyperlink w:anchor="_Toc240759265" w:history="1">
             <w:r>
               <w:rPr>
                 <w:rStyle w:val="Hyperlink"/>
@@ -1328,7 +1328,7 @@
               <w:rPr>
                 <w:noProof/>
               </w:rPr>
-              <w:instrText xml:space="preserve"> PAGEREF _Toc240759005 \h </w:instrText>
+              <w:instrText xml:space="preserve"> PAGEREF _Toc240759265 \h </w:instrText>
             </w:r>
             <w:r>
               <w:rPr>
@@ -1371,7 +1371,7 @@
               <w14:ligatures w14:val="standardContextual"/>
             </w:rPr>
           </w:pPr>
-          <w:hyperlink w:anchor="_Toc240759006" w:history="1">
+          <w:hyperlink w:anchor="_Toc240759266" w:history="1">
             <w:r>
               <w:rPr>
                 <w:rStyle w:val="Hyperlink"/>
@@ -1395,7 +1395,7 @@
               <w:rPr>
                 <w:noProof/>
               </w:rPr>
-              <w:instrText xml:space="preserve"> PAGEREF _Toc240759006 \h </w:instrText>
+              <w:instrText xml:space="preserve"> PAGEREF _Toc240759266 \h </w:instrText>
             </w:r>
             <w:r>
               <w:rPr>
@@ -1438,7 +1438,7 @@
               <w14:ligatures w14:val="standardContextual"/>
             </w:rPr>
           </w:pPr>
-          <w:hyperlink w:anchor="_Toc240759007" w:history="1">
+          <w:hyperlink w:anchor="_Toc240759267" w:history="1">
             <w:r>
               <w:rPr>
                 <w:rStyle w:val="Hyperlink"/>
@@ -1462,7 +1462,7 @@
               <w:rPr>
                 <w:noProof/>
               </w:rPr>
-              <w:instrText xml:space="preserve"> PAGEREF _Toc240759007 \h </w:instrText>
+              <w:instrText xml:space="preserve"> PAGEREF _Toc240759267 \h </w:instrText>
             </w:r>
             <w:r>
               <w:rPr>
@@ -1505,7 +1505,7 @@
               <w14:ligatures w14:val="standardContextual"/>
             </w:rPr>
           </w:pPr>
-          <w:hyperlink w:anchor="_Toc240759008" w:history="1">
+          <w:hyperlink w:anchor="_Toc240759268" w:history="1">
             <w:r>
               <w:rPr>
                 <w:rStyle w:val="Hyperlink"/>
@@ -1529,7 +1529,7 @@
               <w:rPr>
                 <w:noProof/>
               </w:rPr>
-              <w:instrText xml:space="preserve"> PAGEREF _Toc240759008 \h </w:instrText>
+              <w:instrText xml:space="preserve"> PAGEREF _Toc240759268 \h </w:instrText>
             </w:r>
             <w:r>
               <w:rPr>
@@ -1572,7 +1572,7 @@
               <w14:ligatures w14:val="standardContextual"/>
             </w:rPr>
           </w:pPr>
-          <w:hyperlink w:anchor="_Toc240759009" w:history="1">
+          <w:hyperlink w:anchor="_Toc240759269" w:history="1">
             <w:r>
               <w:rPr>
                 <w:rStyle w:val="Hyperlink"/>
@@ -1596,7 +1596,7 @@
               <w:rPr>
                 <w:noProof/>
               </w:rPr>
-              <w:instrText xml:space="preserve"> PAGEREF _Toc240759009 \h </w:instrText>
+              <w:instrText xml:space="preserve"> PAGEREF _Toc240759269 \h </w:instrText>
             </w:r>
             <w:r>
               <w:rPr>
@@ -1639,7 +1639,7 @@
               <w14:ligatures w14:val="standardContextual"/>
             </w:rPr>
           </w:pPr>
-          <w:hyperlink w:anchor="_Toc240759010" w:history="1">
+          <w:hyperlink w:anchor="_Toc240759270" w:history="1">
             <w:r>
               <w:rPr>
                 <w:rStyle w:val="Hyperlink"/>
@@ -1663,7 +1663,7 @@
               <w:rPr>
                 <w:noProof/>
               </w:rPr>
-              <w:instrText xml:space="preserve"> PAGEREF _Toc240759010 \h </w:instrText>
+              <w:instrText xml:space="preserve"> PAGEREF _Toc240759270 \h </w:instrText>
             </w:r>
             <w:r>
               <w:rPr>
@@ -1706,7 +1706,7 @@
               <w14:ligatures w14:val="standardContextual"/>
             </w:rPr>
           </w:pPr>
-          <w:hyperlink w:anchor="_Toc240759011" w:history="1">
+          <w:hyperlink w:anchor="_Toc240759271" w:history="1">
             <w:r>
               <w:rPr>
                 <w:rStyle w:val="Hyperlink"/>
@@ -1730,7 +1730,7 @@
               <w:rPr>
                 <w:noProof/>
               </w:rPr>
-              <w:instrText xml:space="preserve"> PAGEREF _Toc240759011 \h </w:instrText>
+              <w:instrText xml:space="preserve"> PAGEREF _Toc240759271 \h </w:instrText>
             </w:r>
             <w:r>
               <w:rPr>
@@ -1773,7 +1773,7 @@
               <w14:ligatures w14:val="standardContextual"/>
             </w:rPr>
           </w:pPr>
-          <w:hyperlink w:anchor="_Toc240759012" w:history="1">
+          <w:hyperlink w:anchor="_Toc240759272" w:history="1">
             <w:r>
               <w:rPr>
                 <w:rStyle w:val="Hyperlink"/>
@@ -1797,7 +1797,7 @@
               <w:rPr>
                 <w:noProof/>
               </w:rPr>
-              <w:instrText xml:space="preserve"> PAGEREF _Toc240759012 \h </w:instrText>
+              <w:instrText xml:space="preserve"> PAGEREF _Toc240759272 \h </w:instrText>
             </w:r>
             <w:r>
               <w:rPr>
@@ -1840,7 +1840,7 @@
               <w14:ligatures w14:val="standardContextual"/>
             </w:rPr>
           </w:pPr>
-          <w:hyperlink w:anchor="_Toc240759013" w:history="1">
+          <w:hyperlink w:anchor="_Toc240759273" w:history="1">
             <w:r>
               <w:rPr>
                 <w:rStyle w:val="Hyperlink"/>
@@ -1864,7 +1864,7 @@
               <w:rPr>
                 <w:noProof/>
               </w:rPr>
-              <w:instrText xml:space="preserve"> PAGEREF _Toc240759013 \h </w:instrText>
+              <w:instrText xml:space="preserve"> PAGEREF _Toc240759273 \h </w:instrText>
             </w:r>
             <w:r>
               <w:rPr>
@@ -1907,7 +1907,7 @@
               <w14:ligatures w14:val="standardContextual"/>
             </w:rPr>
           </w:pPr>
-          <w:hyperlink w:anchor="_Toc240759014" w:history="1">
+          <w:hyperlink w:anchor="_Toc240759274" w:history="1">
             <w:r>
               <w:rPr>
                 <w:rStyle w:val="Hyperlink"/>
@@ -1931,7 +1931,7 @@
               <w:rPr>
                 <w:noProof/>
               </w:rPr>
-              <w:instrText xml:space="preserve"> PAGEREF _Toc240759014 \h </w:instrText>
+              <w:instrText xml:space="preserve"> PAGEREF _Toc240759274 \h </w:instrText>
             </w:r>
             <w:r>
               <w:rPr>
@@ -1970,7 +1970,7 @@
         <w:pStyle w:val="Heading1"/>
         <w:pageBreakBefore/>
       </w:pPr>
-      <w:bookmarkStart w:id="0" w:name="_Toc240758994"/>
+      <w:bookmarkStart w:id="0" w:name="_Toc240759254"/>
       <w:r>
         <w:lastRenderedPageBreak/>
         <w:t>1. Your role at a glance</w:t>
@@ -2190,7 +2190,7 @@
         <w:pStyle w:val="Heading1"/>
         <w:pageBreakBefore/>
       </w:pPr>
-      <w:bookmarkStart w:id="1" w:name="_Toc240758995"/>
+      <w:bookmarkStart w:id="1" w:name="_Toc240759255"/>
       <w:r>
         <w:lastRenderedPageBreak/>
         <w:t>2. Signing in and your screens</w:t>
@@ -2201,7 +2201,7 @@
       <w:pPr>
         <w:pStyle w:val="Heading2"/>
       </w:pPr>
-      <w:bookmarkStart w:id="2" w:name="_Toc240758996"/>
+      <w:bookmarkStart w:id="2" w:name="_Toc240759256"/>
       <w:r>
         <w:t>Signing in</w:t>
       </w:r>
@@ -2284,7 +2284,7 @@
           <w:noProof/>
         </w:rPr>
         <w:drawing>
-          <wp:inline distT="0" distB="0" distL="0" distR="0" wp14:anchorId="7B6E9649" wp14:editId="5C887264">
+          <wp:inline distT="0" distB="0" distL="0" distR="0">
             <wp:extent cx="5334000" cy="2333625"/>
             <wp:effectExtent l="0" t="0" r="0" b="0"/>
             <wp:docPr id="1" name="adm_login.jpg" descr="The sign-in screen for all internal staff." title="The sign-in screen for all internal staff."/>
@@ -2451,7 +2451,7 @@
       <w:pPr>
         <w:pStyle w:val="Heading2"/>
       </w:pPr>
-      <w:bookmarkStart w:id="3" w:name="_Toc240758997"/>
+      <w:bookmarkStart w:id="3" w:name="_Toc240759257"/>
       <w:r>
         <w:t>Finding your way around</w:t>
       </w:r>
@@ -2626,7 +2626,7 @@
         </w:rPr>
         <w:lastRenderedPageBreak/>
         <w:drawing>
-          <wp:inline distT="0" distB="0" distL="0" distR="0" wp14:anchorId="79995A8A" wp14:editId="0B3355C6">
+          <wp:inline distT="0" distB="0" distL="0" distR="0">
             <wp:extent cx="5715000" cy="1876425"/>
             <wp:effectExtent l="0" t="0" r="0" b="0"/>
             <wp:docPr id="2" name="adm_not_your_role.jpg" descr="Opening a screen outside your role (for example from an old bookmark) shows this card instead of the screen." title="Opening a screen outside your role (for example from an old bookmark) shows this card instead of the screen."/>
@@ -2695,7 +2695,7 @@
       <w:pPr>
         <w:pStyle w:val="Heading2"/>
       </w:pPr>
-      <w:bookmarkStart w:id="4" w:name="_Toc240758998"/>
+      <w:bookmarkStart w:id="4" w:name="_Toc240759258"/>
       <w:r>
         <w:t>Your screens</w:t>
       </w:r>
@@ -2970,7 +2970,7 @@
       <w:pPr>
         <w:pStyle w:val="Heading2"/>
       </w:pPr>
-      <w:bookmarkStart w:id="5" w:name="_Toc240758999"/>
+      <w:bookmarkStart w:id="5" w:name="_Toc240759259"/>
       <w:r>
         <w:t>Changing your password</w:t>
       </w:r>
@@ -3053,7 +3053,7 @@
           <w:noProof/>
         </w:rPr>
         <w:drawing>
-          <wp:inline distT="0" distB="0" distL="0" distR="0" wp14:anchorId="4B6E474C" wp14:editId="60B21B8E">
+          <wp:inline distT="0" distB="0" distL="0" distR="0">
             <wp:extent cx="5334000" cy="2171700"/>
             <wp:effectExtent l="0" t="0" r="0" b="0"/>
             <wp:docPr id="3" name="adm_account.jpg" descr="Change Password screen." title="Change Password screen."/>
@@ -3141,7 +3141,7 @@
         <w:pStyle w:val="Heading1"/>
         <w:pageBreakBefore/>
       </w:pPr>
-      <w:bookmarkStart w:id="6" w:name="_Toc240759000"/>
+      <w:bookmarkStart w:id="6" w:name="_Toc240759260"/>
       <w:r>
         <w:lastRenderedPageBreak/>
         <w:t>3. Your routine</w:t>
@@ -3485,7 +3485,7 @@
         <w:pStyle w:val="Heading1"/>
         <w:pageBreakBefore/>
       </w:pPr>
-      <w:bookmarkStart w:id="7" w:name="_Toc240759001"/>
+      <w:bookmarkStart w:id="7" w:name="_Toc240759261"/>
       <w:r>
         <w:lastRenderedPageBreak/>
         <w:t>4. Step-by-step tasks</w:t>
@@ -3496,7 +3496,7 @@
       <w:pPr>
         <w:pStyle w:val="Heading2"/>
       </w:pPr>
-      <w:bookmarkStart w:id="8" w:name="_Toc240759002"/>
+      <w:bookmarkStart w:id="8" w:name="_Toc240759262"/>
       <w:r>
         <w:t>4.1 Finding your cases</w:t>
       </w:r>
@@ -3536,7 +3536,7 @@
           <w:noProof/>
         </w:rPr>
         <w:drawing>
-          <wp:inline distT="0" distB="0" distL="0" distR="0" wp14:anchorId="2BD7F479" wp14:editId="16CA904A">
+          <wp:inline distT="0" distB="0" distL="0" distR="0">
             <wp:extent cx="5334000" cy="3333750"/>
             <wp:effectExtent l="0" t="0" r="0" b="0"/>
             <wp:docPr id="4" name="cra_register.jpg" descr="Main-400 Register for a Contact RA." title="Main-400 Register for a Contact RA."/>
@@ -3666,7 +3666,7 @@
       <w:pPr>
         <w:pStyle w:val="Heading2"/>
       </w:pPr>
-      <w:bookmarkStart w:id="9" w:name="_Toc240759003"/>
+      <w:bookmarkStart w:id="9" w:name="_Toc240759263"/>
       <w:r>
         <w:t>4.2 Recording the respondent and their contact details</w:t>
       </w:r>
@@ -3808,7 +3808,7 @@
         </w:rPr>
         <w:lastRenderedPageBreak/>
         <w:drawing>
-          <wp:inline distT="0" distB="0" distL="0" distR="0" wp14:anchorId="740E218C" wp14:editId="5D2A00AD">
+          <wp:inline distT="0" distB="0" distL="0" distR="0">
             <wp:extent cx="5334000" cy="2114550"/>
             <wp:effectExtent l="0" t="0" r="0" b="0"/>
             <wp:docPr id="5" name="adm_case_add_person.jpg" descr="Adding a person to a case." title="Adding a person to a case."/>
@@ -4071,7 +4071,7 @@
       <w:pPr>
         <w:pStyle w:val="Heading2"/>
       </w:pPr>
-      <w:bookmarkStart w:id="10" w:name="_Toc240759004"/>
+      <w:bookmarkStart w:id="10" w:name="_Toc240759264"/>
       <w:r>
         <w:t>4.3 Sending an invitation</w:t>
       </w:r>
@@ -4184,7 +4184,7 @@
           <w:noProof/>
         </w:rPr>
         <w:drawing>
-          <wp:inline distT="0" distB="0" distL="0" distR="0" wp14:anchorId="2F68E0C3" wp14:editId="6583729A">
+          <wp:inline distT="0" distB="0" distL="0" distR="0">
             <wp:extent cx="5334000" cy="1143000"/>
             <wp:effectExtent l="0" t="0" r="0" b="0"/>
             <wp:docPr id="6" name="cra_case_invitations_before.jpg" descr="Invitations panel before sending, with the history of earlier invitations." title="Invitations panel before sending, with the history of earlier invitations."/>
@@ -4314,7 +4314,7 @@
         </w:rPr>
         <w:lastRenderedPageBreak/>
         <w:drawing>
-          <wp:inline distT="0" distB="0" distL="0" distR="0" wp14:anchorId="7ED06F02" wp14:editId="1D3FA39A">
+          <wp:inline distT="0" distB="0" distL="0" distR="0">
             <wp:extent cx="5334000" cy="2152650"/>
             <wp:effectExtent l="0" t="0" r="0" b="0"/>
             <wp:docPr id="7" name="cra_case_invitation_sent.jpg" descr="The link, manual code and ready-written messages are shown once, with a send button for each channel." title="The link, manual code and ready-written messages are shown once, with a send button for each channel."/>
@@ -4697,7 +4697,7 @@
       <w:pPr>
         <w:pStyle w:val="Heading2"/>
       </w:pPr>
-      <w:bookmarkStart w:id="11" w:name="_Toc240759005"/>
+      <w:bookmarkStart w:id="11" w:name="_Toc240759265"/>
       <w:r>
         <w:t>4.4 Logging a contact attempt</w:t>
       </w:r>
@@ -4756,7 +4756,7 @@
         </w:rPr>
         <w:lastRenderedPageBreak/>
         <w:drawing>
-          <wp:inline distT="0" distB="0" distL="0" distR="0" wp14:anchorId="2D7418CC" wp14:editId="59E81962">
+          <wp:inline distT="0" distB="0" distL="0" distR="0">
             <wp:extent cx="5334000" cy="1343025"/>
             <wp:effectExtent l="0" t="0" r="0" b="0"/>
             <wp:docPr id="8" name="adm_case_timeline.jpg" descr="Contact timeline and the form for logging an attempt." title="Contact timeline and the form for logging an attempt."/>
@@ -4899,7 +4899,7 @@
       <w:pPr>
         <w:pStyle w:val="Heading2"/>
       </w:pPr>
-      <w:bookmarkStart w:id="12" w:name="_Toc240759006"/>
+      <w:bookmarkStart w:id="12" w:name="_Toc240759266"/>
       <w:r>
         <w:t>4.5 Sending follow-up reminders</w:t>
       </w:r>
@@ -4967,7 +4967,7 @@
           <w:noProof/>
         </w:rPr>
         <w:drawing>
-          <wp:inline distT="0" distB="0" distL="0" distR="0" wp14:anchorId="3822A52F" wp14:editId="2427DB16">
+          <wp:inline distT="0" distB="0" distL="0" distR="0">
             <wp:extent cx="5334000" cy="3333750"/>
             <wp:effectExtent l="0" t="0" r="0" b="0"/>
             <wp:docPr id="9" name="cra_follow_ups.jpg" descr="Follow-ups due. Contact RAs see only their own cases." title="Follow-ups due. Contact RAs see only their own cases."/>
@@ -5194,7 +5194,7 @@
       <w:pPr>
         <w:pStyle w:val="Heading2"/>
       </w:pPr>
-      <w:bookmarkStart w:id="13" w:name="_Toc240759007"/>
+      <w:bookmarkStart w:id="13" w:name="_Toc240759267"/>
       <w:r>
         <w:t>4.6 Managing appointments</w:t>
       </w:r>
@@ -5234,7 +5234,7 @@
           <w:noProof/>
         </w:rPr>
         <w:drawing>
-          <wp:inline distT="0" distB="0" distL="0" distR="0" wp14:anchorId="280C9AC2" wp14:editId="0699CE0F">
+          <wp:inline distT="0" distB="0" distL="0" distR="0">
             <wp:extent cx="5334000" cy="2667000"/>
             <wp:effectExtent l="0" t="0" r="0" b="0"/>
             <wp:docPr id="10" name="cra_appointments.jpg" descr="Appointment Queue." title="Appointment Queue."/>
@@ -5417,7 +5417,7 @@
       <w:pPr>
         <w:pStyle w:val="Heading2"/>
       </w:pPr>
-      <w:bookmarkStart w:id="14" w:name="_Toc240759008"/>
+      <w:bookmarkStart w:id="14" w:name="_Toc240759268"/>
       <w:r>
         <w:t>4.7 Phone, WhatsApp-call or face-to-face administration</w:t>
       </w:r>
@@ -6145,7 +6145,7 @@
       <w:pPr>
         <w:pStyle w:val="Heading2"/>
       </w:pPr>
-      <w:bookmarkStart w:id="15" w:name="_Toc240759009"/>
+      <w:bookmarkStart w:id="15" w:name="_Toc240759269"/>
       <w:r>
         <w:t>4.8 When the person is not the right respondent</w:t>
       </w:r>
@@ -6229,7 +6229,7 @@
       <w:pPr>
         <w:pStyle w:val="Heading2"/>
       </w:pPr>
-      <w:bookmarkStart w:id="16" w:name="_Toc240759010"/>
+      <w:bookmarkStart w:id="16" w:name="_Toc240759270"/>
       <w:r>
         <w:t>4.9 When someone refuses or asks to withdraw</w:t>
       </w:r>
@@ -6306,7 +6306,7 @@
       <w:pPr>
         <w:pStyle w:val="Heading2"/>
       </w:pPr>
-      <w:bookmarkStart w:id="17" w:name="_Toc240759011"/>
+      <w:bookmarkStart w:id="17" w:name="_Toc240759271"/>
       <w:r>
         <w:t>4.10 What to say to a respondent</w:t>
       </w:r>
@@ -6387,7 +6387,7 @@
         <w:pStyle w:val="Heading1"/>
         <w:pageBreakBefore/>
       </w:pPr>
-      <w:bookmarkStart w:id="18" w:name="_Toc240759012"/>
+      <w:bookmarkStart w:id="18" w:name="_Toc240759272"/>
       <w:r>
         <w:lastRenderedPageBreak/>
         <w:t>5. Rules you must follow</w:t>
@@ -6551,7 +6551,7 @@
         <w:pStyle w:val="Heading1"/>
         <w:pageBreakBefore/>
       </w:pPr>
-      <w:bookmarkStart w:id="19" w:name="_Toc240759013"/>
+      <w:bookmarkStart w:id="19" w:name="_Toc240759273"/>
       <w:r>
         <w:lastRenderedPageBreak/>
         <w:t>6. Troubleshooting</w:t>
@@ -7741,7 +7741,7 @@
         <w:pStyle w:val="Heading1"/>
         <w:pageBreakBefore/>
       </w:pPr>
-      <w:bookmarkStart w:id="20" w:name="_Toc240759014"/>
+      <w:bookmarkStart w:id="20" w:name="_Toc240759274"/>
       <w:r>
         <w:lastRenderedPageBreak/>
         <w:t>7. Quick reference</w:t>
@@ -8356,10 +8356,10 @@
 <file path=word/numbering.xml><?xml version="1.0" encoding="utf-8"?>
 <w:numbering xmlns:wpc="http://schemas.microsoft.com/office/word/2010/wordprocessingCanvas" xmlns:cx="http://schemas.microsoft.com/office/drawing/2014/chartex" xmlns:cx1="http://schemas.microsoft.com/office/drawing/2015/9/8/chartex" xmlns:cx2="http://schemas.microsoft.com/office/drawing/2015/10/21/chartex" xmlns:cx3="http://schemas.microsoft.com/office/drawing/2016/5/9/chartex" xmlns:cx4="http://schemas.microsoft.com/office/drawing/2016/5/10/chartex" xmlns:cx5="http://schemas.microsoft.com/office/drawing/2016/5/11/chartex" xmlns:cx6="http://schemas.microsoft.com/office/drawing/2016/5/12/chartex" xmlns:cx7="http://schemas.microsoft.com/office/drawing/2016/5/13/chartex" xmlns:cx8="http://schemas.microsoft.com/office/drawing/2016/5/14/chartex" xmlns:mc="http://schemas.openxmlformats.org/markup-compatibility/2006" xmlns:aink="http://schemas.microsoft.com/office/drawing/2016/ink" xmlns:am3d="http://schemas.microsoft.com/office/drawing/2017/model3d" xmlns:o="urn:schemas-microsoft-com:office:office" xmlns:oel="http://schemas.microsoft.com/office/2019/extlst" xmlns:r="http://schemas.openxmlformats.org/officeDocument/2006/relationships" xmlns:m="http://schemas.openxmlformats.org/officeDocument/2006/math" xmlns:v="urn:schemas-microsoft-com:vml" xmlns:wp14="http://schemas.microsoft.com/office/word/2010/wordprocessingDrawing" xmlns:wp="http://schemas.openxmlformats.org/drawingml/2006/wordprocessingDrawing" xmlns:w10="urn:schemas-microsoft-com:office:word" xmlns:w="http://schemas.openxmlformats.org/wordprocessingml/2006/main" xmlns:w14="http://schemas.microsoft.com/office/word/2010/wordml" xmlns:w15="http://schemas.microsoft.com/office/word/2012/wordml" xmlns:w16cex="http://schemas.microsoft.com/office/word/2018/wordml/cex" xmlns:w16cid="http://schemas.microsoft.com/office/word/2016/wordml/cid" xmlns:w16="http://schemas.microsoft.com/office/word/2018/wordml" xmlns:w16sdtdh="http://schemas.microsoft.com/office/word/2020/wordml/sdtdatahash" xmlns:w16se="http://schemas.microsoft.com/office/word/2015/wordml/symex" xmlns:wpg="http://schemas.microsoft.com/office/word/2010/wordprocessingGroup" xmlns:wpi="http://schemas.microsoft.com/office/word/2010/wordprocessingInk" xmlns:wne="http://schemas.microsoft.com/office/word/2006/wordml" xmlns:wps="http://schemas.microsoft.com/office/word/2010/wordprocessingShape" mc:Ignorable="w14 w15 w16se w16cid w16 w16cex w16sdtdh wp14">
   <w:abstractNum w:abstractNumId="0" w15:restartNumberingAfterBreak="0">
-    <w:nsid w:val="078E0426"/>
+    <w:nsid w:val="05832008"/>
     <w:multiLevelType w:val="hybridMultilevel"/>
-    <w:tmpl w:val="862CAA38"/>
-    <w:lvl w:ilvl="0" w:tplc="DB8899B4">
+    <w:tmpl w:val="F2C031A8"/>
+    <w:lvl w:ilvl="0" w:tplc="6F4AC532">
       <w:start w:val="1"/>
       <w:numFmt w:val="decimal"/>
       <w:lvlText w:val="%1."/>
@@ -8373,52 +8373,52 @@
         <w:color w:val="A67C27"/>
       </w:rPr>
     </w:lvl>
-    <w:lvl w:ilvl="1" w:tplc="F4DE7CA4">
+    <w:lvl w:ilvl="1" w:tplc="AB42AE46">
       <w:numFmt w:val="decimal"/>
       <w:lvlText w:val=""/>
       <w:lvlJc w:val="left"/>
     </w:lvl>
-    <w:lvl w:ilvl="2" w:tplc="2CF623AA">
+    <w:lvl w:ilvl="2" w:tplc="51AEDBD6">
       <w:numFmt w:val="decimal"/>
       <w:lvlText w:val=""/>
       <w:lvlJc w:val="left"/>
     </w:lvl>
-    <w:lvl w:ilvl="3" w:tplc="A7342628">
+    <w:lvl w:ilvl="3" w:tplc="4BD80576">
       <w:numFmt w:val="decimal"/>
       <w:lvlText w:val=""/>
       <w:lvlJc w:val="left"/>
     </w:lvl>
-    <w:lvl w:ilvl="4" w:tplc="41549E72">
+    <w:lvl w:ilvl="4" w:tplc="EE584698">
       <w:numFmt w:val="decimal"/>
       <w:lvlText w:val=""/>
       <w:lvlJc w:val="left"/>
     </w:lvl>
-    <w:lvl w:ilvl="5" w:tplc="162ABC38">
+    <w:lvl w:ilvl="5" w:tplc="830CF742">
       <w:numFmt w:val="decimal"/>
       <w:lvlText w:val=""/>
       <w:lvlJc w:val="left"/>
     </w:lvl>
-    <w:lvl w:ilvl="6" w:tplc="32DC92BC">
+    <w:lvl w:ilvl="6" w:tplc="67384A88">
       <w:numFmt w:val="decimal"/>
       <w:lvlText w:val=""/>
       <w:lvlJc w:val="left"/>
     </w:lvl>
-    <w:lvl w:ilvl="7" w:tplc="AC3638C4">
+    <w:lvl w:ilvl="7" w:tplc="A6D0055C">
       <w:numFmt w:val="decimal"/>
       <w:lvlText w:val=""/>
       <w:lvlJc w:val="left"/>
     </w:lvl>
-    <w:lvl w:ilvl="8" w:tplc="0EAE8108">
+    <w:lvl w:ilvl="8" w:tplc="0B143C44">
       <w:numFmt w:val="decimal"/>
       <w:lvlText w:val=""/>
       <w:lvlJc w:val="left"/>
     </w:lvl>
   </w:abstractNum>
   <w:abstractNum w:abstractNumId="1" w15:restartNumberingAfterBreak="0">
-    <w:nsid w:val="09AC3D09"/>
+    <w:nsid w:val="0AE64E2A"/>
     <w:multiLevelType w:val="hybridMultilevel"/>
-    <w:tmpl w:val="901E6196"/>
-    <w:lvl w:ilvl="0" w:tplc="5094A318">
+    <w:tmpl w:val="E17E4D06"/>
+    <w:lvl w:ilvl="0" w:tplc="7702EA86">
       <w:start w:val="1"/>
       <w:numFmt w:val="decimal"/>
       <w:lvlText w:val="%1."/>
@@ -8432,52 +8432,52 @@
         <w:color w:val="A67C27"/>
       </w:rPr>
     </w:lvl>
-    <w:lvl w:ilvl="1" w:tplc="445498C8">
+    <w:lvl w:ilvl="1" w:tplc="DD26963E">
       <w:numFmt w:val="decimal"/>
       <w:lvlText w:val=""/>
       <w:lvlJc w:val="left"/>
     </w:lvl>
-    <w:lvl w:ilvl="2" w:tplc="A0BA99CC">
+    <w:lvl w:ilvl="2" w:tplc="58146442">
       <w:numFmt w:val="decimal"/>
       <w:lvlText w:val=""/>
       <w:lvlJc w:val="left"/>
     </w:lvl>
-    <w:lvl w:ilvl="3" w:tplc="D7F6B45E">
+    <w:lvl w:ilvl="3" w:tplc="CC8E216E">
       <w:numFmt w:val="decimal"/>
       <w:lvlText w:val=""/>
       <w:lvlJc w:val="left"/>
     </w:lvl>
-    <w:lvl w:ilvl="4" w:tplc="2DDA837A">
+    <w:lvl w:ilvl="4" w:tplc="C9BE3800">
       <w:numFmt w:val="decimal"/>
       <w:lvlText w:val=""/>
       <w:lvlJc w:val="left"/>
     </w:lvl>
-    <w:lvl w:ilvl="5" w:tplc="46827E1A">
+    <w:lvl w:ilvl="5" w:tplc="AAA86216">
       <w:numFmt w:val="decimal"/>
       <w:lvlText w:val=""/>
       <w:lvlJc w:val="left"/>
     </w:lvl>
-    <w:lvl w:ilvl="6" w:tplc="4572B7E8">
+    <w:lvl w:ilvl="6" w:tplc="40D236FA">
       <w:numFmt w:val="decimal"/>
       <w:lvlText w:val=""/>
       <w:lvlJc w:val="left"/>
     </w:lvl>
-    <w:lvl w:ilvl="7" w:tplc="D5A4947C">
+    <w:lvl w:ilvl="7" w:tplc="771CCB42">
       <w:numFmt w:val="decimal"/>
       <w:lvlText w:val=""/>
       <w:lvlJc w:val="left"/>
     </w:lvl>
-    <w:lvl w:ilvl="8" w:tplc="DB6E96C4">
+    <w:lvl w:ilvl="8" w:tplc="5E16E96E">
       <w:numFmt w:val="decimal"/>
       <w:lvlText w:val=""/>
       <w:lvlJc w:val="left"/>
     </w:lvl>
   </w:abstractNum>
   <w:abstractNum w:abstractNumId="2" w15:restartNumberingAfterBreak="0">
-    <w:nsid w:val="0EA5762A"/>
+    <w:nsid w:val="23A65994"/>
     <w:multiLevelType w:val="hybridMultilevel"/>
-    <w:tmpl w:val="08FE54FE"/>
-    <w:lvl w:ilvl="0" w:tplc="EC143ED6">
+    <w:tmpl w:val="9DB0D3D2"/>
+    <w:lvl w:ilvl="0" w:tplc="A87E5334">
       <w:start w:val="1"/>
       <w:numFmt w:val="decimal"/>
       <w:lvlText w:val="%1."/>
@@ -8491,52 +8491,52 @@
         <w:color w:val="A67C27"/>
       </w:rPr>
     </w:lvl>
-    <w:lvl w:ilvl="1" w:tplc="E4F4174E">
+    <w:lvl w:ilvl="1" w:tplc="484AA2C8">
       <w:numFmt w:val="decimal"/>
       <w:lvlText w:val=""/>
       <w:lvlJc w:val="left"/>
     </w:lvl>
-    <w:lvl w:ilvl="2" w:tplc="59BA8B18">
+    <w:lvl w:ilvl="2" w:tplc="7774005C">
       <w:numFmt w:val="decimal"/>
       <w:lvlText w:val=""/>
       <w:lvlJc w:val="left"/>
     </w:lvl>
-    <w:lvl w:ilvl="3" w:tplc="AEC8E554">
+    <w:lvl w:ilvl="3" w:tplc="405EB4FE">
       <w:numFmt w:val="decimal"/>
       <w:lvlText w:val=""/>
       <w:lvlJc w:val="left"/>
     </w:lvl>
-    <w:lvl w:ilvl="4" w:tplc="7BA274B0">
+    <w:lvl w:ilvl="4" w:tplc="221028A0">
       <w:numFmt w:val="decimal"/>
       <w:lvlText w:val=""/>
       <w:lvlJc w:val="left"/>
     </w:lvl>
-    <w:lvl w:ilvl="5" w:tplc="EDA09106">
+    <w:lvl w:ilvl="5" w:tplc="E62840C0">
       <w:numFmt w:val="decimal"/>
       <w:lvlText w:val=""/>
       <w:lvlJc w:val="left"/>
     </w:lvl>
-    <w:lvl w:ilvl="6" w:tplc="32D0B916">
+    <w:lvl w:ilvl="6" w:tplc="77404488">
       <w:numFmt w:val="decimal"/>
       <w:lvlText w:val=""/>
       <w:lvlJc w:val="left"/>
     </w:lvl>
-    <w:lvl w:ilvl="7" w:tplc="318E616A">
+    <w:lvl w:ilvl="7" w:tplc="ACACE898">
       <w:numFmt w:val="decimal"/>
       <w:lvlText w:val=""/>
       <w:lvlJc w:val="left"/>
     </w:lvl>
-    <w:lvl w:ilvl="8" w:tplc="858E0760">
+    <w:lvl w:ilvl="8" w:tplc="AFE8C68E">
       <w:numFmt w:val="decimal"/>
       <w:lvlText w:val=""/>
       <w:lvlJc w:val="left"/>
     </w:lvl>
   </w:abstractNum>
   <w:abstractNum w:abstractNumId="3" w15:restartNumberingAfterBreak="0">
-    <w:nsid w:val="0F4C13FA"/>
+    <w:nsid w:val="293A51C3"/>
     <w:multiLevelType w:val="hybridMultilevel"/>
-    <w:tmpl w:val="FDF66D2A"/>
-    <w:lvl w:ilvl="0" w:tplc="79F2A70C">
+    <w:tmpl w:val="E588118C"/>
+    <w:lvl w:ilvl="0" w:tplc="649AE1D2">
       <w:start w:val="1"/>
       <w:numFmt w:val="decimal"/>
       <w:lvlText w:val="%1."/>
@@ -8550,52 +8550,52 @@
         <w:color w:val="A67C27"/>
       </w:rPr>
     </w:lvl>
-    <w:lvl w:ilvl="1" w:tplc="FDFA22F0">
+    <w:lvl w:ilvl="1" w:tplc="CAAE11B8">
       <w:numFmt w:val="decimal"/>
       <w:lvlText w:val=""/>
       <w:lvlJc w:val="left"/>
     </w:lvl>
-    <w:lvl w:ilvl="2" w:tplc="A0D23D84">
+    <w:lvl w:ilvl="2" w:tplc="1062C2DA">
       <w:numFmt w:val="decimal"/>
       <w:lvlText w:val=""/>
       <w:lvlJc w:val="left"/>
     </w:lvl>
-    <w:lvl w:ilvl="3" w:tplc="7864320C">
+    <w:lvl w:ilvl="3" w:tplc="DBB414BC">
       <w:numFmt w:val="decimal"/>
       <w:lvlText w:val=""/>
       <w:lvlJc w:val="left"/>
     </w:lvl>
-    <w:lvl w:ilvl="4" w:tplc="881CFA7C">
+    <w:lvl w:ilvl="4" w:tplc="AD3435E0">
       <w:numFmt w:val="decimal"/>
       <w:lvlText w:val=""/>
       <w:lvlJc w:val="left"/>
     </w:lvl>
-    <w:lvl w:ilvl="5" w:tplc="EACC1234">
+    <w:lvl w:ilvl="5" w:tplc="3E7A5834">
       <w:numFmt w:val="decimal"/>
       <w:lvlText w:val=""/>
       <w:lvlJc w:val="left"/>
     </w:lvl>
-    <w:lvl w:ilvl="6" w:tplc="90D6CC60">
+    <w:lvl w:ilvl="6" w:tplc="3DECD8B6">
       <w:numFmt w:val="decimal"/>
       <w:lvlText w:val=""/>
       <w:lvlJc w:val="left"/>
     </w:lvl>
-    <w:lvl w:ilvl="7" w:tplc="0C2C4B5E">
+    <w:lvl w:ilvl="7" w:tplc="698482C8">
       <w:numFmt w:val="decimal"/>
       <w:lvlText w:val=""/>
       <w:lvlJc w:val="left"/>
     </w:lvl>
-    <w:lvl w:ilvl="8" w:tplc="B3F08754">
+    <w:lvl w:ilvl="8" w:tplc="BE5EB73C">
       <w:numFmt w:val="decimal"/>
       <w:lvlText w:val=""/>
       <w:lvlJc w:val="left"/>
     </w:lvl>
   </w:abstractNum>
   <w:abstractNum w:abstractNumId="4" w15:restartNumberingAfterBreak="0">
-    <w:nsid w:val="268623F1"/>
+    <w:nsid w:val="2A4F636A"/>
     <w:multiLevelType w:val="hybridMultilevel"/>
-    <w:tmpl w:val="32F68D70"/>
-    <w:lvl w:ilvl="0" w:tplc="87CE81BA">
+    <w:tmpl w:val="70B09050"/>
+    <w:lvl w:ilvl="0" w:tplc="EC4805F6">
       <w:start w:val="1"/>
       <w:numFmt w:val="decimal"/>
       <w:lvlText w:val="%1."/>
@@ -8609,52 +8609,52 @@
         <w:color w:val="A67C27"/>
       </w:rPr>
     </w:lvl>
-    <w:lvl w:ilvl="1" w:tplc="4A6ED5AC">
+    <w:lvl w:ilvl="1" w:tplc="E94A3C00">
       <w:numFmt w:val="decimal"/>
       <w:lvlText w:val=""/>
       <w:lvlJc w:val="left"/>
     </w:lvl>
-    <w:lvl w:ilvl="2" w:tplc="B64E4DF6">
+    <w:lvl w:ilvl="2" w:tplc="4F7CA516">
       <w:numFmt w:val="decimal"/>
       <w:lvlText w:val=""/>
       <w:lvlJc w:val="left"/>
     </w:lvl>
-    <w:lvl w:ilvl="3" w:tplc="2D8A65A8">
+    <w:lvl w:ilvl="3" w:tplc="C00E7A44">
       <w:numFmt w:val="decimal"/>
       <w:lvlText w:val=""/>
       <w:lvlJc w:val="left"/>
     </w:lvl>
-    <w:lvl w:ilvl="4" w:tplc="6F72EBE8">
+    <w:lvl w:ilvl="4" w:tplc="26108006">
       <w:numFmt w:val="decimal"/>
       <w:lvlText w:val=""/>
       <w:lvlJc w:val="left"/>
     </w:lvl>
-    <w:lvl w:ilvl="5" w:tplc="E482E706">
+    <w:lvl w:ilvl="5" w:tplc="DB42F620">
       <w:numFmt w:val="decimal"/>
       <w:lvlText w:val=""/>
       <w:lvlJc w:val="left"/>
     </w:lvl>
-    <w:lvl w:ilvl="6" w:tplc="553A2B00">
+    <w:lvl w:ilvl="6" w:tplc="B6846A52">
       <w:numFmt w:val="decimal"/>
       <w:lvlText w:val=""/>
       <w:lvlJc w:val="left"/>
     </w:lvl>
-    <w:lvl w:ilvl="7" w:tplc="05CA8068">
+    <w:lvl w:ilvl="7" w:tplc="3D00998E">
       <w:numFmt w:val="decimal"/>
       <w:lvlText w:val=""/>
       <w:lvlJc w:val="left"/>
     </w:lvl>
-    <w:lvl w:ilvl="8" w:tplc="7F0C851E">
+    <w:lvl w:ilvl="8" w:tplc="89005F2A">
       <w:numFmt w:val="decimal"/>
       <w:lvlText w:val=""/>
       <w:lvlJc w:val="left"/>
     </w:lvl>
   </w:abstractNum>
   <w:abstractNum w:abstractNumId="5" w15:restartNumberingAfterBreak="0">
-    <w:nsid w:val="2EA06885"/>
+    <w:nsid w:val="2CF01F7E"/>
     <w:multiLevelType w:val="hybridMultilevel"/>
-    <w:tmpl w:val="166CACDE"/>
-    <w:lvl w:ilvl="0" w:tplc="5082066E">
+    <w:tmpl w:val="B86EF2B6"/>
+    <w:lvl w:ilvl="0" w:tplc="BA94698A">
       <w:start w:val="1"/>
       <w:numFmt w:val="decimal"/>
       <w:lvlText w:val="%1."/>
@@ -8668,52 +8668,52 @@
         <w:color w:val="A67C27"/>
       </w:rPr>
     </w:lvl>
-    <w:lvl w:ilvl="1" w:tplc="0DF494FC">
+    <w:lvl w:ilvl="1" w:tplc="49968854">
       <w:numFmt w:val="decimal"/>
       <w:lvlText w:val=""/>
       <w:lvlJc w:val="left"/>
     </w:lvl>
-    <w:lvl w:ilvl="2" w:tplc="01D0C37E">
+    <w:lvl w:ilvl="2" w:tplc="9C6E969C">
       <w:numFmt w:val="decimal"/>
       <w:lvlText w:val=""/>
       <w:lvlJc w:val="left"/>
     </w:lvl>
-    <w:lvl w:ilvl="3" w:tplc="5EECEDC8">
+    <w:lvl w:ilvl="3" w:tplc="49B40E1A">
       <w:numFmt w:val="decimal"/>
       <w:lvlText w:val=""/>
       <w:lvlJc w:val="left"/>
     </w:lvl>
-    <w:lvl w:ilvl="4" w:tplc="9F2614B4">
+    <w:lvl w:ilvl="4" w:tplc="39828E06">
       <w:numFmt w:val="decimal"/>
       <w:lvlText w:val=""/>
       <w:lvlJc w:val="left"/>
     </w:lvl>
-    <w:lvl w:ilvl="5" w:tplc="86A28B20">
+    <w:lvl w:ilvl="5" w:tplc="F014D3DE">
       <w:numFmt w:val="decimal"/>
       <w:lvlText w:val=""/>
       <w:lvlJc w:val="left"/>
     </w:lvl>
-    <w:lvl w:ilvl="6" w:tplc="C4AEE37A">
+    <w:lvl w:ilvl="6" w:tplc="785E2C1E">
       <w:numFmt w:val="decimal"/>
       <w:lvlText w:val=""/>
       <w:lvlJc w:val="left"/>
     </w:lvl>
-    <w:lvl w:ilvl="7" w:tplc="67221698">
+    <w:lvl w:ilvl="7" w:tplc="08282406">
       <w:numFmt w:val="decimal"/>
       <w:lvlText w:val=""/>
       <w:lvlJc w:val="left"/>
     </w:lvl>
-    <w:lvl w:ilvl="8" w:tplc="10E8E23E">
+    <w:lvl w:ilvl="8" w:tplc="42E84330">
       <w:numFmt w:val="decimal"/>
       <w:lvlText w:val=""/>
       <w:lvlJc w:val="left"/>
     </w:lvl>
   </w:abstractNum>
   <w:abstractNum w:abstractNumId="6" w15:restartNumberingAfterBreak="0">
-    <w:nsid w:val="3E71353D"/>
+    <w:nsid w:val="4B234874"/>
     <w:multiLevelType w:val="hybridMultilevel"/>
-    <w:tmpl w:val="60A04C8A"/>
-    <w:lvl w:ilvl="0" w:tplc="C16AAF68">
+    <w:tmpl w:val="C00AD6CA"/>
+    <w:lvl w:ilvl="0" w:tplc="C4B86B7A">
       <w:start w:val="1"/>
       <w:numFmt w:val="decimal"/>
       <w:lvlText w:val="%1."/>
@@ -8727,52 +8727,52 @@
         <w:color w:val="A67C27"/>
       </w:rPr>
     </w:lvl>
-    <w:lvl w:ilvl="1" w:tplc="B6A44752">
+    <w:lvl w:ilvl="1" w:tplc="AF000DD6">
       <w:numFmt w:val="decimal"/>
       <w:lvlText w:val=""/>
       <w:lvlJc w:val="left"/>
     </w:lvl>
-    <w:lvl w:ilvl="2" w:tplc="66320E22">
+    <w:lvl w:ilvl="2" w:tplc="1B947C18">
       <w:numFmt w:val="decimal"/>
       <w:lvlText w:val=""/>
       <w:lvlJc w:val="left"/>
     </w:lvl>
-    <w:lvl w:ilvl="3" w:tplc="7BA877CE">
+    <w:lvl w:ilvl="3" w:tplc="4CB42EFA">
       <w:numFmt w:val="decimal"/>
       <w:lvlText w:val=""/>
       <w:lvlJc w:val="left"/>
     </w:lvl>
-    <w:lvl w:ilvl="4" w:tplc="7F788014">
+    <w:lvl w:ilvl="4" w:tplc="BC605A0E">
       <w:numFmt w:val="decimal"/>
       <w:lvlText w:val=""/>
       <w:lvlJc w:val="left"/>
     </w:lvl>
-    <w:lvl w:ilvl="5" w:tplc="FCD05B42">
+    <w:lvl w:ilvl="5" w:tplc="377ACFC8">
       <w:numFmt w:val="decimal"/>
       <w:lvlText w:val=""/>
       <w:lvlJc w:val="left"/>
     </w:lvl>
-    <w:lvl w:ilvl="6" w:tplc="6FACBA10">
+    <w:lvl w:ilvl="6" w:tplc="A33E168E">
       <w:numFmt w:val="decimal"/>
       <w:lvlText w:val=""/>
       <w:lvlJc w:val="left"/>
     </w:lvl>
-    <w:lvl w:ilvl="7" w:tplc="AA7CF45A">
+    <w:lvl w:ilvl="7" w:tplc="CCF8D96C">
       <w:numFmt w:val="decimal"/>
       <w:lvlText w:val=""/>
       <w:lvlJc w:val="left"/>
     </w:lvl>
-    <w:lvl w:ilvl="8" w:tplc="CD62CBCA">
+    <w:lvl w:ilvl="8" w:tplc="7E4208F4">
       <w:numFmt w:val="decimal"/>
       <w:lvlText w:val=""/>
       <w:lvlJc w:val="left"/>
     </w:lvl>
   </w:abstractNum>
   <w:abstractNum w:abstractNumId="7" w15:restartNumberingAfterBreak="0">
-    <w:nsid w:val="432E0F22"/>
+    <w:nsid w:val="58E87B86"/>
     <w:multiLevelType w:val="hybridMultilevel"/>
-    <w:tmpl w:val="5C6E5B46"/>
-    <w:lvl w:ilvl="0" w:tplc="FBB273DA">
+    <w:tmpl w:val="3AD2F5CC"/>
+    <w:lvl w:ilvl="0" w:tplc="1348373E">
       <w:start w:val="1"/>
       <w:numFmt w:val="decimal"/>
       <w:lvlText w:val="%1."/>
@@ -8786,52 +8786,52 @@
         <w:color w:val="A67C27"/>
       </w:rPr>
     </w:lvl>
-    <w:lvl w:ilvl="1" w:tplc="D2606318">
+    <w:lvl w:ilvl="1" w:tplc="90EADBAC">
       <w:numFmt w:val="decimal"/>
       <w:lvlText w:val=""/>
       <w:lvlJc w:val="left"/>
     </w:lvl>
-    <w:lvl w:ilvl="2" w:tplc="EDB4CE3C">
+    <w:lvl w:ilvl="2" w:tplc="1A2425D0">
       <w:numFmt w:val="decimal"/>
       <w:lvlText w:val=""/>
       <w:lvlJc w:val="left"/>
     </w:lvl>
-    <w:lvl w:ilvl="3" w:tplc="61FA1F0E">
+    <w:lvl w:ilvl="3" w:tplc="0826EA7A">
       <w:numFmt w:val="decimal"/>
       <w:lvlText w:val=""/>
       <w:lvlJc w:val="left"/>
     </w:lvl>
-    <w:lvl w:ilvl="4" w:tplc="E2742090">
+    <w:lvl w:ilvl="4" w:tplc="F1A872F8">
       <w:numFmt w:val="decimal"/>
       <w:lvlText w:val=""/>
       <w:lvlJc w:val="left"/>
     </w:lvl>
-    <w:lvl w:ilvl="5" w:tplc="912CBB38">
+    <w:lvl w:ilvl="5" w:tplc="EE2215DC">
       <w:numFmt w:val="decimal"/>
       <w:lvlText w:val=""/>
       <w:lvlJc w:val="left"/>
     </w:lvl>
-    <w:lvl w:ilvl="6" w:tplc="FD12668E">
+    <w:lvl w:ilvl="6" w:tplc="DE9A3E0C">
       <w:numFmt w:val="decimal"/>
       <w:lvlText w:val=""/>
       <w:lvlJc w:val="left"/>
     </w:lvl>
-    <w:lvl w:ilvl="7" w:tplc="EE0CF18C">
+    <w:lvl w:ilvl="7" w:tplc="BFF6CEE4">
       <w:numFmt w:val="decimal"/>
       <w:lvlText w:val=""/>
       <w:lvlJc w:val="left"/>
     </w:lvl>
-    <w:lvl w:ilvl="8" w:tplc="12F480B0">
+    <w:lvl w:ilvl="8" w:tplc="8F60F9EA">
       <w:numFmt w:val="decimal"/>
       <w:lvlText w:val=""/>
       <w:lvlJc w:val="left"/>
     </w:lvl>
   </w:abstractNum>
   <w:abstractNum w:abstractNumId="8" w15:restartNumberingAfterBreak="0">
-    <w:nsid w:val="5B8C4354"/>
+    <w:nsid w:val="5BD12A22"/>
     <w:multiLevelType w:val="hybridMultilevel"/>
-    <w:tmpl w:val="3EB6297E"/>
-    <w:lvl w:ilvl="0" w:tplc="54EA1BF6">
+    <w:tmpl w:val="27EE1EE8"/>
+    <w:lvl w:ilvl="0" w:tplc="06007D34">
       <w:start w:val="1"/>
       <w:numFmt w:val="bullet"/>
       <w:lvlText w:val="●"/>
@@ -8840,7 +8840,7 @@
         <w:ind w:left="720" w:hanging="360"/>
       </w:pPr>
     </w:lvl>
-    <w:lvl w:ilvl="1" w:tplc="F01AD04E">
+    <w:lvl w:ilvl="1" w:tplc="9A60C68A">
       <w:start w:val="1"/>
       <w:numFmt w:val="bullet"/>
       <w:lvlText w:val="○"/>
@@ -8849,7 +8849,7 @@
         <w:ind w:left="1440" w:hanging="360"/>
       </w:pPr>
     </w:lvl>
-    <w:lvl w:ilvl="2" w:tplc="CDDABEA8">
+    <w:lvl w:ilvl="2" w:tplc="33F481A0">
       <w:start w:val="1"/>
       <w:numFmt w:val="bullet"/>
       <w:lvlText w:val="■"/>
@@ -8858,7 +8858,7 @@
         <w:ind w:left="2160" w:hanging="360"/>
       </w:pPr>
     </w:lvl>
-    <w:lvl w:ilvl="3" w:tplc="C4B266B8">
+    <w:lvl w:ilvl="3" w:tplc="390E1A96">
       <w:start w:val="1"/>
       <w:numFmt w:val="bullet"/>
       <w:lvlText w:val="●"/>
@@ -8867,7 +8867,7 @@
         <w:ind w:left="2880" w:hanging="360"/>
       </w:pPr>
     </w:lvl>
-    <w:lvl w:ilvl="4" w:tplc="1BEC90DE">
+    <w:lvl w:ilvl="4" w:tplc="67A6EB54">
       <w:start w:val="1"/>
       <w:numFmt w:val="bullet"/>
       <w:lvlText w:val="○"/>
@@ -8876,7 +8876,7 @@
         <w:ind w:left="3600" w:hanging="360"/>
       </w:pPr>
     </w:lvl>
-    <w:lvl w:ilvl="5" w:tplc="2BC48054">
+    <w:lvl w:ilvl="5" w:tplc="A12CB850">
       <w:start w:val="1"/>
       <w:numFmt w:val="bullet"/>
       <w:lvlText w:val="■"/>
@@ -8885,7 +8885,7 @@
         <w:ind w:left="4320" w:hanging="360"/>
       </w:pPr>
     </w:lvl>
-    <w:lvl w:ilvl="6" w:tplc="859AC4E4">
+    <w:lvl w:ilvl="6" w:tplc="6980F12C">
       <w:start w:val="1"/>
       <w:numFmt w:val="bullet"/>
       <w:lvlText w:val="●"/>
@@ -8894,7 +8894,7 @@
         <w:ind w:left="5040" w:hanging="360"/>
       </w:pPr>
     </w:lvl>
-    <w:lvl w:ilvl="7" w:tplc="F5B6FA3C">
+    <w:lvl w:ilvl="7" w:tplc="CF44F81C">
       <w:start w:val="1"/>
       <w:numFmt w:val="bullet"/>
       <w:lvlText w:val="●"/>
@@ -8903,7 +8903,7 @@
         <w:ind w:left="5760" w:hanging="360"/>
       </w:pPr>
     </w:lvl>
-    <w:lvl w:ilvl="8" w:tplc="993ADFA2">
+    <w:lvl w:ilvl="8" w:tplc="FA3EE2D0">
       <w:start w:val="1"/>
       <w:numFmt w:val="bullet"/>
       <w:lvlText w:val="●"/>
@@ -8914,10 +8914,10 @@
     </w:lvl>
   </w:abstractNum>
   <w:abstractNum w:abstractNumId="9" w15:restartNumberingAfterBreak="0">
-    <w:nsid w:val="67DD444C"/>
+    <w:nsid w:val="615C5D7E"/>
     <w:multiLevelType w:val="hybridMultilevel"/>
-    <w:tmpl w:val="C046E488"/>
-    <w:lvl w:ilvl="0" w:tplc="EAB84DBC">
+    <w:tmpl w:val="D9201FC0"/>
+    <w:lvl w:ilvl="0" w:tplc="83DC0C90">
       <w:start w:val="1"/>
       <w:numFmt w:val="bullet"/>
       <w:lvlText w:val="•"/>
@@ -8926,7 +8926,7 @@
         <w:ind w:left="460" w:hanging="280"/>
       </w:pPr>
     </w:lvl>
-    <w:lvl w:ilvl="1" w:tplc="8E54B574">
+    <w:lvl w:ilvl="1" w:tplc="4F9A2CC6">
       <w:start w:val="1"/>
       <w:numFmt w:val="bullet"/>
       <w:lvlText w:val="–"/>
@@ -8935,47 +8935,47 @@
         <w:ind w:left="900" w:hanging="280"/>
       </w:pPr>
     </w:lvl>
-    <w:lvl w:ilvl="2" w:tplc="A4E09978">
+    <w:lvl w:ilvl="2" w:tplc="31CCA83E">
       <w:numFmt w:val="decimal"/>
       <w:lvlText w:val=""/>
       <w:lvlJc w:val="left"/>
     </w:lvl>
-    <w:lvl w:ilvl="3" w:tplc="F54E40EC">
+    <w:lvl w:ilvl="3" w:tplc="C6FC3900">
       <w:numFmt w:val="decimal"/>
       <w:lvlText w:val=""/>
       <w:lvlJc w:val="left"/>
     </w:lvl>
-    <w:lvl w:ilvl="4" w:tplc="121C2EAA">
+    <w:lvl w:ilvl="4" w:tplc="08E21194">
       <w:numFmt w:val="decimal"/>
       <w:lvlText w:val=""/>
       <w:lvlJc w:val="left"/>
     </w:lvl>
-    <w:lvl w:ilvl="5" w:tplc="80604E7C">
+    <w:lvl w:ilvl="5" w:tplc="D4F8E170">
       <w:numFmt w:val="decimal"/>
       <w:lvlText w:val=""/>
       <w:lvlJc w:val="left"/>
     </w:lvl>
-    <w:lvl w:ilvl="6" w:tplc="77EAB75A">
+    <w:lvl w:ilvl="6" w:tplc="1F14A45A">
       <w:numFmt w:val="decimal"/>
       <w:lvlText w:val=""/>
       <w:lvlJc w:val="left"/>
     </w:lvl>
-    <w:lvl w:ilvl="7" w:tplc="7B5C14EE">
+    <w:lvl w:ilvl="7" w:tplc="7C6E2200">
       <w:numFmt w:val="decimal"/>
       <w:lvlText w:val=""/>
       <w:lvlJc w:val="left"/>
     </w:lvl>
-    <w:lvl w:ilvl="8" w:tplc="67E4FBFE">
+    <w:lvl w:ilvl="8" w:tplc="A5B81594">
       <w:numFmt w:val="decimal"/>
       <w:lvlText w:val=""/>
       <w:lvlJc w:val="left"/>
     </w:lvl>
   </w:abstractNum>
   <w:abstractNum w:abstractNumId="10" w15:restartNumberingAfterBreak="0">
-    <w:nsid w:val="70925F89"/>
+    <w:nsid w:val="65511F0B"/>
     <w:multiLevelType w:val="hybridMultilevel"/>
-    <w:tmpl w:val="BACCA740"/>
-    <w:lvl w:ilvl="0" w:tplc="D1FC2E1E">
+    <w:tmpl w:val="1EF4F20E"/>
+    <w:lvl w:ilvl="0" w:tplc="B9023AC8">
       <w:start w:val="1"/>
       <w:numFmt w:val="decimal"/>
       <w:lvlText w:val="%1."/>
@@ -8989,52 +8989,52 @@
         <w:color w:val="A67C27"/>
       </w:rPr>
     </w:lvl>
-    <w:lvl w:ilvl="1" w:tplc="C40C9C74">
+    <w:lvl w:ilvl="1" w:tplc="567C2EC8">
       <w:numFmt w:val="decimal"/>
       <w:lvlText w:val=""/>
       <w:lvlJc w:val="left"/>
     </w:lvl>
-    <w:lvl w:ilvl="2" w:tplc="77EE8B46">
+    <w:lvl w:ilvl="2" w:tplc="29ACF066">
       <w:numFmt w:val="decimal"/>
       <w:lvlText w:val=""/>
       <w:lvlJc w:val="left"/>
     </w:lvl>
-    <w:lvl w:ilvl="3" w:tplc="78B6463E">
+    <w:lvl w:ilvl="3" w:tplc="07602ECE">
       <w:numFmt w:val="decimal"/>
       <w:lvlText w:val=""/>
       <w:lvlJc w:val="left"/>
     </w:lvl>
-    <w:lvl w:ilvl="4" w:tplc="1E503552">
+    <w:lvl w:ilvl="4" w:tplc="1BECB444">
       <w:numFmt w:val="decimal"/>
       <w:lvlText w:val=""/>
       <w:lvlJc w:val="left"/>
     </w:lvl>
-    <w:lvl w:ilvl="5" w:tplc="0DEA27DA">
+    <w:lvl w:ilvl="5" w:tplc="29D2C742">
       <w:numFmt w:val="decimal"/>
       <w:lvlText w:val=""/>
       <w:lvlJc w:val="left"/>
     </w:lvl>
-    <w:lvl w:ilvl="6" w:tplc="298664E2">
+    <w:lvl w:ilvl="6" w:tplc="EC8C6E08">
       <w:numFmt w:val="decimal"/>
       <w:lvlText w:val=""/>
       <w:lvlJc w:val="left"/>
     </w:lvl>
-    <w:lvl w:ilvl="7" w:tplc="8C3E9CD4">
+    <w:lvl w:ilvl="7" w:tplc="8B280FCC">
       <w:numFmt w:val="decimal"/>
       <w:lvlText w:val=""/>
       <w:lvlJc w:val="left"/>
     </w:lvl>
-    <w:lvl w:ilvl="8" w:tplc="EC529810">
+    <w:lvl w:ilvl="8" w:tplc="49CA2DFC">
       <w:numFmt w:val="decimal"/>
       <w:lvlText w:val=""/>
       <w:lvlJc w:val="left"/>
     </w:lvl>
   </w:abstractNum>
   <w:abstractNum w:abstractNumId="11" w15:restartNumberingAfterBreak="0">
-    <w:nsid w:val="735967E8"/>
+    <w:nsid w:val="675161C4"/>
     <w:multiLevelType w:val="hybridMultilevel"/>
-    <w:tmpl w:val="1B444918"/>
-    <w:lvl w:ilvl="0" w:tplc="A0F681B8">
+    <w:tmpl w:val="B24A4CF2"/>
+    <w:lvl w:ilvl="0" w:tplc="4B3CA5D8">
       <w:start w:val="1"/>
       <w:numFmt w:val="decimal"/>
       <w:lvlText w:val="%1."/>
@@ -9048,114 +9048,114 @@
         <w:color w:val="A67C27"/>
       </w:rPr>
     </w:lvl>
-    <w:lvl w:ilvl="1" w:tplc="FC3AE488">
+    <w:lvl w:ilvl="1" w:tplc="F79CE7E6">
       <w:numFmt w:val="decimal"/>
       <w:lvlText w:val=""/>
       <w:lvlJc w:val="left"/>
     </w:lvl>
-    <w:lvl w:ilvl="2" w:tplc="EBA6F50A">
+    <w:lvl w:ilvl="2" w:tplc="EF7E759A">
       <w:numFmt w:val="decimal"/>
       <w:lvlText w:val=""/>
       <w:lvlJc w:val="left"/>
     </w:lvl>
-    <w:lvl w:ilvl="3" w:tplc="00E6EF92">
+    <w:lvl w:ilvl="3" w:tplc="1BF03940">
       <w:numFmt w:val="decimal"/>
       <w:lvlText w:val=""/>
       <w:lvlJc w:val="left"/>
     </w:lvl>
-    <w:lvl w:ilvl="4" w:tplc="4A8E9708">
+    <w:lvl w:ilvl="4" w:tplc="984AC292">
       <w:numFmt w:val="decimal"/>
       <w:lvlText w:val=""/>
       <w:lvlJc w:val="left"/>
     </w:lvl>
-    <w:lvl w:ilvl="5" w:tplc="9300E0FE">
+    <w:lvl w:ilvl="5" w:tplc="FB325C8C">
       <w:numFmt w:val="decimal"/>
       <w:lvlText w:val=""/>
       <w:lvlJc w:val="left"/>
     </w:lvl>
-    <w:lvl w:ilvl="6" w:tplc="00482218">
+    <w:lvl w:ilvl="6" w:tplc="E9866F7E">
       <w:numFmt w:val="decimal"/>
       <w:lvlText w:val=""/>
       <w:lvlJc w:val="left"/>
     </w:lvl>
-    <w:lvl w:ilvl="7" w:tplc="4D122F40">
+    <w:lvl w:ilvl="7" w:tplc="B67EB7AA">
       <w:numFmt w:val="decimal"/>
       <w:lvlText w:val=""/>
       <w:lvlJc w:val="left"/>
     </w:lvl>
-    <w:lvl w:ilvl="8" w:tplc="0154459C">
+    <w:lvl w:ilvl="8" w:tplc="8D66E330">
       <w:numFmt w:val="decimal"/>
       <w:lvlText w:val=""/>
       <w:lvlJc w:val="left"/>
     </w:lvl>
   </w:abstractNum>
-  <w:num w:numId="1" w16cid:durableId="656805242">
+  <w:num w:numId="1" w16cid:durableId="2049066944">
     <w:abstractNumId w:val="8"/>
     <w:lvlOverride w:ilvl="0">
       <w:startOverride w:val="1"/>
     </w:lvlOverride>
   </w:num>
-  <w:num w:numId="2" w16cid:durableId="740061744">
+  <w:num w:numId="2" w16cid:durableId="1282999615">
     <w:abstractNumId w:val="9"/>
     <w:lvlOverride w:ilvl="0">
       <w:startOverride w:val="1"/>
     </w:lvlOverride>
   </w:num>
-  <w:num w:numId="3" w16cid:durableId="729764823">
+  <w:num w:numId="3" w16cid:durableId="1337416827">
+    <w:abstractNumId w:val="10"/>
+    <w:lvlOverride w:ilvl="0">
+      <w:startOverride w:val="1"/>
+    </w:lvlOverride>
+  </w:num>
+  <w:num w:numId="4" w16cid:durableId="708140892">
     <w:abstractNumId w:val="4"/>
     <w:lvlOverride w:ilvl="0">
       <w:startOverride w:val="1"/>
     </w:lvlOverride>
   </w:num>
-  <w:num w:numId="4" w16cid:durableId="424613005">
+  <w:num w:numId="5" w16cid:durableId="1621230050">
+    <w:abstractNumId w:val="1"/>
+    <w:lvlOverride w:ilvl="0">
+      <w:startOverride w:val="1"/>
+    </w:lvlOverride>
+  </w:num>
+  <w:num w:numId="6" w16cid:durableId="229972307">
+    <w:abstractNumId w:val="2"/>
+    <w:lvlOverride w:ilvl="0">
+      <w:startOverride w:val="1"/>
+    </w:lvlOverride>
+  </w:num>
+  <w:num w:numId="7" w16cid:durableId="1784300137">
+    <w:abstractNumId w:val="6"/>
+    <w:lvlOverride w:ilvl="0">
+      <w:startOverride w:val="1"/>
+    </w:lvlOverride>
+  </w:num>
+  <w:num w:numId="8" w16cid:durableId="1273787291">
+    <w:abstractNumId w:val="3"/>
+    <w:lvlOverride w:ilvl="0">
+      <w:startOverride w:val="1"/>
+    </w:lvlOverride>
+  </w:num>
+  <w:num w:numId="9" w16cid:durableId="1630478911">
+    <w:abstractNumId w:val="0"/>
+    <w:lvlOverride w:ilvl="0">
+      <w:startOverride w:val="1"/>
+    </w:lvlOverride>
+  </w:num>
+  <w:num w:numId="10" w16cid:durableId="1136028046">
     <w:abstractNumId w:val="5"/>
     <w:lvlOverride w:ilvl="0">
       <w:startOverride w:val="1"/>
     </w:lvlOverride>
   </w:num>
-  <w:num w:numId="5" w16cid:durableId="716783177">
+  <w:num w:numId="11" w16cid:durableId="1300069202">
     <w:abstractNumId w:val="11"/>
     <w:lvlOverride w:ilvl="0">
       <w:startOverride w:val="1"/>
     </w:lvlOverride>
   </w:num>
-  <w:num w:numId="6" w16cid:durableId="1986200459">
-    <w:abstractNumId w:val="0"/>
-    <w:lvlOverride w:ilvl="0">
-      <w:startOverride w:val="1"/>
-    </w:lvlOverride>
-  </w:num>
-  <w:num w:numId="7" w16cid:durableId="805242468">
-    <w:abstractNumId w:val="2"/>
-    <w:lvlOverride w:ilvl="0">
-      <w:startOverride w:val="1"/>
-    </w:lvlOverride>
-  </w:num>
-  <w:num w:numId="8" w16cid:durableId="298267127">
-    <w:abstractNumId w:val="10"/>
-    <w:lvlOverride w:ilvl="0">
-      <w:startOverride w:val="1"/>
-    </w:lvlOverride>
-  </w:num>
-  <w:num w:numId="9" w16cid:durableId="1604221313">
-    <w:abstractNumId w:val="1"/>
-    <w:lvlOverride w:ilvl="0">
-      <w:startOverride w:val="1"/>
-    </w:lvlOverride>
-  </w:num>
-  <w:num w:numId="10" w16cid:durableId="578564319">
-    <w:abstractNumId w:val="6"/>
-    <w:lvlOverride w:ilvl="0">
-      <w:startOverride w:val="1"/>
-    </w:lvlOverride>
-  </w:num>
-  <w:num w:numId="11" w16cid:durableId="1947619179">
-    <w:abstractNumId w:val="3"/>
-    <w:lvlOverride w:ilvl="0">
-      <w:startOverride w:val="1"/>
-    </w:lvlOverride>
-  </w:num>
-  <w:num w:numId="12" w16cid:durableId="1133645194">
+  <w:num w:numId="12" w16cid:durableId="933322622">
     <w:abstractNumId w:val="7"/>
     <w:lvlOverride w:ilvl="0">
       <w:startOverride w:val="1"/>
@@ -9781,7 +9781,7 @@
     <w:autoRedefine/>
     <w:uiPriority w:val="39"/>
     <w:unhideWhenUsed/>
-    <w:rsid w:val="00330B29"/>
+    <w:rsid w:val="00777C8F"/>
     <w:pPr>
       <w:spacing w:after="100"/>
     </w:pPr>
@@ -9793,7 +9793,7 @@
     <w:autoRedefine/>
     <w:uiPriority w:val="39"/>
     <w:unhideWhenUsed/>
-    <w:rsid w:val="00330B29"/>
+    <w:rsid w:val="00777C8F"/>
     <w:pPr>
       <w:spacing w:after="100"/>
       <w:ind w:left="210"/>

--- a/docs/manuals/Role_Guide_3_Contact_RA.docx
+++ b/docs/manuals/Role_Guide_3_Contact_RA.docx
@@ -69,7 +69,7 @@
           <w:left w:w="10" w:type="dxa"/>
           <w:right w:w="10" w:type="dxa"/>
         </w:tblCellMar>
-        <w:tblLook w:val="04A0" w:firstRow="1" w:lastRow="0" w:firstColumn="1" w:lastColumn="0" w:noHBand="0" w:noVBand="1"/>
+        <w:tblLook w:val="0000" w:firstRow="0" w:lastRow="0" w:firstColumn="0" w:lastColumn="0" w:noHBand="0" w:noVBand="0"/>
       </w:tblPr>
       <w:tblGrid>
         <w:gridCol w:w="2300"/>
@@ -469,7 +469,7 @@
                 <w:sz w:val="19"/>
                 <w:szCs w:val="19"/>
               </w:rPr>
-              <w:t>Version 1.2 · 20 September 2026</w:t>
+              <w:t>Version 1.3 · 20 September 2026</w:t>
             </w:r>
           </w:p>
         </w:tc>
@@ -538,7 +538,7 @@
     <w:sdt>
       <w:sdtPr>
         <w:alias w:val="Contents"/>
-        <w:id w:val="241992116"/>
+        <w:id w:val="-582374841"/>
       </w:sdtPr>
       <w:sdtEndPr/>
       <w:sdtContent>
@@ -567,7 +567,7 @@
           <w:r>
             <w:fldChar w:fldCharType="separate"/>
           </w:r>
-          <w:hyperlink w:anchor="_Toc240759254" w:history="1">
+          <w:hyperlink w:anchor="_Toc240767880" w:history="1">
             <w:r>
               <w:rPr>
                 <w:rStyle w:val="Hyperlink"/>
@@ -591,7 +591,7 @@
               <w:rPr>
                 <w:noProof/>
               </w:rPr>
-              <w:instrText xml:space="preserve"> PAGEREF _Toc240759254 \h </w:instrText>
+              <w:instrText xml:space="preserve"> PAGEREF _Toc240767880 \h </w:instrText>
             </w:r>
             <w:r>
               <w:rPr>
@@ -634,7 +634,7 @@
               <w14:ligatures w14:val="standardContextual"/>
             </w:rPr>
           </w:pPr>
-          <w:hyperlink w:anchor="_Toc240759255" w:history="1">
+          <w:hyperlink w:anchor="_Toc240767881" w:history="1">
             <w:r>
               <w:rPr>
                 <w:rStyle w:val="Hyperlink"/>
@@ -658,7 +658,7 @@
               <w:rPr>
                 <w:noProof/>
               </w:rPr>
-              <w:instrText xml:space="preserve"> PAGEREF _Toc240759255 \h </w:instrText>
+              <w:instrText xml:space="preserve"> PAGEREF _Toc240767881 \h </w:instrText>
             </w:r>
             <w:r>
               <w:rPr>
@@ -701,7 +701,7 @@
               <w14:ligatures w14:val="standardContextual"/>
             </w:rPr>
           </w:pPr>
-          <w:hyperlink w:anchor="_Toc240759256" w:history="1">
+          <w:hyperlink w:anchor="_Toc240767882" w:history="1">
             <w:r>
               <w:rPr>
                 <w:rStyle w:val="Hyperlink"/>
@@ -725,7 +725,7 @@
               <w:rPr>
                 <w:noProof/>
               </w:rPr>
-              <w:instrText xml:space="preserve"> PAGEREF _Toc240759256 \h </w:instrText>
+              <w:instrText xml:space="preserve"> PAGEREF _Toc240767882 \h </w:instrText>
             </w:r>
             <w:r>
               <w:rPr>
@@ -768,7 +768,7 @@
               <w14:ligatures w14:val="standardContextual"/>
             </w:rPr>
           </w:pPr>
-          <w:hyperlink w:anchor="_Toc240759257" w:history="1">
+          <w:hyperlink w:anchor="_Toc240767883" w:history="1">
             <w:r>
               <w:rPr>
                 <w:rStyle w:val="Hyperlink"/>
@@ -792,7 +792,7 @@
               <w:rPr>
                 <w:noProof/>
               </w:rPr>
-              <w:instrText xml:space="preserve"> PAGEREF _Toc240759257 \h </w:instrText>
+              <w:instrText xml:space="preserve"> PAGEREF _Toc240767883 \h </w:instrText>
             </w:r>
             <w:r>
               <w:rPr>
@@ -835,7 +835,7 @@
               <w14:ligatures w14:val="standardContextual"/>
             </w:rPr>
           </w:pPr>
-          <w:hyperlink w:anchor="_Toc240759258" w:history="1">
+          <w:hyperlink w:anchor="_Toc240767884" w:history="1">
             <w:r>
               <w:rPr>
                 <w:rStyle w:val="Hyperlink"/>
@@ -859,7 +859,7 @@
               <w:rPr>
                 <w:noProof/>
               </w:rPr>
-              <w:instrText xml:space="preserve"> PAGEREF _Toc240759258 \h </w:instrText>
+              <w:instrText xml:space="preserve"> PAGEREF _Toc240767884 \h </w:instrText>
             </w:r>
             <w:r>
               <w:rPr>
@@ -902,7 +902,7 @@
               <w14:ligatures w14:val="standardContextual"/>
             </w:rPr>
           </w:pPr>
-          <w:hyperlink w:anchor="_Toc240759259" w:history="1">
+          <w:hyperlink w:anchor="_Toc240767885" w:history="1">
             <w:r>
               <w:rPr>
                 <w:rStyle w:val="Hyperlink"/>
@@ -926,7 +926,7 @@
               <w:rPr>
                 <w:noProof/>
               </w:rPr>
-              <w:instrText xml:space="preserve"> PAGEREF _Toc240759259 \h </w:instrText>
+              <w:instrText xml:space="preserve"> PAGEREF _Toc240767885 \h </w:instrText>
             </w:r>
             <w:r>
               <w:rPr>
@@ -969,7 +969,7 @@
               <w14:ligatures w14:val="standardContextual"/>
             </w:rPr>
           </w:pPr>
-          <w:hyperlink w:anchor="_Toc240759260" w:history="1">
+          <w:hyperlink w:anchor="_Toc240767886" w:history="1">
             <w:r>
               <w:rPr>
                 <w:rStyle w:val="Hyperlink"/>
@@ -993,7 +993,7 @@
               <w:rPr>
                 <w:noProof/>
               </w:rPr>
-              <w:instrText xml:space="preserve"> PAGEREF _Toc240759260 \h </w:instrText>
+              <w:instrText xml:space="preserve"> PAGEREF _Toc240767886 \h </w:instrText>
             </w:r>
             <w:r>
               <w:rPr>
@@ -1036,7 +1036,7 @@
               <w14:ligatures w14:val="standardContextual"/>
             </w:rPr>
           </w:pPr>
-          <w:hyperlink w:anchor="_Toc240759261" w:history="1">
+          <w:hyperlink w:anchor="_Toc240767887" w:history="1">
             <w:r>
               <w:rPr>
                 <w:rStyle w:val="Hyperlink"/>
@@ -1060,7 +1060,7 @@
               <w:rPr>
                 <w:noProof/>
               </w:rPr>
-              <w:instrText xml:space="preserve"> PAGEREF _Toc240759261 \h </w:instrText>
+              <w:instrText xml:space="preserve"> PAGEREF _Toc240767887 \h </w:instrText>
             </w:r>
             <w:r>
               <w:rPr>
@@ -1103,7 +1103,7 @@
               <w14:ligatures w14:val="standardContextual"/>
             </w:rPr>
           </w:pPr>
-          <w:hyperlink w:anchor="_Toc240759262" w:history="1">
+          <w:hyperlink w:anchor="_Toc240767888" w:history="1">
             <w:r>
               <w:rPr>
                 <w:rStyle w:val="Hyperlink"/>
@@ -1127,7 +1127,7 @@
               <w:rPr>
                 <w:noProof/>
               </w:rPr>
-              <w:instrText xml:space="preserve"> PAGEREF _Toc240759262 \h </w:instrText>
+              <w:instrText xml:space="preserve"> PAGEREF _Toc240767888 \h </w:instrText>
             </w:r>
             <w:r>
               <w:rPr>
@@ -1170,7 +1170,7 @@
               <w14:ligatures w14:val="standardContextual"/>
             </w:rPr>
           </w:pPr>
-          <w:hyperlink w:anchor="_Toc240759263" w:history="1">
+          <w:hyperlink w:anchor="_Toc240767889" w:history="1">
             <w:r>
               <w:rPr>
                 <w:rStyle w:val="Hyperlink"/>
@@ -1194,7 +1194,7 @@
               <w:rPr>
                 <w:noProof/>
               </w:rPr>
-              <w:instrText xml:space="preserve"> PAGEREF _Toc240759263 \h </w:instrText>
+              <w:instrText xml:space="preserve"> PAGEREF _Toc240767889 \h </w:instrText>
             </w:r>
             <w:r>
               <w:rPr>
@@ -1237,7 +1237,7 @@
               <w14:ligatures w14:val="standardContextual"/>
             </w:rPr>
           </w:pPr>
-          <w:hyperlink w:anchor="_Toc240759264" w:history="1">
+          <w:hyperlink w:anchor="_Toc240767890" w:history="1">
             <w:r>
               <w:rPr>
                 <w:rStyle w:val="Hyperlink"/>
@@ -1261,7 +1261,7 @@
               <w:rPr>
                 <w:noProof/>
               </w:rPr>
-              <w:instrText xml:space="preserve"> PAGEREF _Toc240759264 \h </w:instrText>
+              <w:instrText xml:space="preserve"> PAGEREF _Toc240767890 \h </w:instrText>
             </w:r>
             <w:r>
               <w:rPr>
@@ -1304,7 +1304,7 @@
               <w14:ligatures w14:val="standardContextual"/>
             </w:rPr>
           </w:pPr>
-          <w:hyperlink w:anchor="_Toc240759265" w:history="1">
+          <w:hyperlink w:anchor="_Toc240767891" w:history="1">
             <w:r>
               <w:rPr>
                 <w:rStyle w:val="Hyperlink"/>
@@ -1328,7 +1328,7 @@
               <w:rPr>
                 <w:noProof/>
               </w:rPr>
-              <w:instrText xml:space="preserve"> PAGEREF _Toc240759265 \h </w:instrText>
+              <w:instrText xml:space="preserve"> PAGEREF _Toc240767891 \h </w:instrText>
             </w:r>
             <w:r>
               <w:rPr>
@@ -1371,7 +1371,7 @@
               <w14:ligatures w14:val="standardContextual"/>
             </w:rPr>
           </w:pPr>
-          <w:hyperlink w:anchor="_Toc240759266" w:history="1">
+          <w:hyperlink w:anchor="_Toc240767892" w:history="1">
             <w:r>
               <w:rPr>
                 <w:rStyle w:val="Hyperlink"/>
@@ -1395,7 +1395,7 @@
               <w:rPr>
                 <w:noProof/>
               </w:rPr>
-              <w:instrText xml:space="preserve"> PAGEREF _Toc240759266 \h </w:instrText>
+              <w:instrText xml:space="preserve"> PAGEREF _Toc240767892 \h </w:instrText>
             </w:r>
             <w:r>
               <w:rPr>
@@ -1438,7 +1438,7 @@
               <w14:ligatures w14:val="standardContextual"/>
             </w:rPr>
           </w:pPr>
-          <w:hyperlink w:anchor="_Toc240759267" w:history="1">
+          <w:hyperlink w:anchor="_Toc240767893" w:history="1">
             <w:r>
               <w:rPr>
                 <w:rStyle w:val="Hyperlink"/>
@@ -1462,7 +1462,7 @@
               <w:rPr>
                 <w:noProof/>
               </w:rPr>
-              <w:instrText xml:space="preserve"> PAGEREF _Toc240759267 \h </w:instrText>
+              <w:instrText xml:space="preserve"> PAGEREF _Toc240767893 \h </w:instrText>
             </w:r>
             <w:r>
               <w:rPr>
@@ -1505,7 +1505,7 @@
               <w14:ligatures w14:val="standardContextual"/>
             </w:rPr>
           </w:pPr>
-          <w:hyperlink w:anchor="_Toc240759268" w:history="1">
+          <w:hyperlink w:anchor="_Toc240767894" w:history="1">
             <w:r>
               <w:rPr>
                 <w:rStyle w:val="Hyperlink"/>
@@ -1529,7 +1529,7 @@
               <w:rPr>
                 <w:noProof/>
               </w:rPr>
-              <w:instrText xml:space="preserve"> PAGEREF _Toc240759268 \h </w:instrText>
+              <w:instrText xml:space="preserve"> PAGEREF _Toc240767894 \h </w:instrText>
             </w:r>
             <w:r>
               <w:rPr>
@@ -1572,7 +1572,7 @@
               <w14:ligatures w14:val="standardContextual"/>
             </w:rPr>
           </w:pPr>
-          <w:hyperlink w:anchor="_Toc240759269" w:history="1">
+          <w:hyperlink w:anchor="_Toc240767895" w:history="1">
             <w:r>
               <w:rPr>
                 <w:rStyle w:val="Hyperlink"/>
@@ -1596,7 +1596,7 @@
               <w:rPr>
                 <w:noProof/>
               </w:rPr>
-              <w:instrText xml:space="preserve"> PAGEREF _Toc240759269 \h </w:instrText>
+              <w:instrText xml:space="preserve"> PAGEREF _Toc240767895 \h </w:instrText>
             </w:r>
             <w:r>
               <w:rPr>
@@ -1639,7 +1639,7 @@
               <w14:ligatures w14:val="standardContextual"/>
             </w:rPr>
           </w:pPr>
-          <w:hyperlink w:anchor="_Toc240759270" w:history="1">
+          <w:hyperlink w:anchor="_Toc240767896" w:history="1">
             <w:r>
               <w:rPr>
                 <w:rStyle w:val="Hyperlink"/>
@@ -1663,7 +1663,7 @@
               <w:rPr>
                 <w:noProof/>
               </w:rPr>
-              <w:instrText xml:space="preserve"> PAGEREF _Toc240759270 \h </w:instrText>
+              <w:instrText xml:space="preserve"> PAGEREF _Toc240767896 \h </w:instrText>
             </w:r>
             <w:r>
               <w:rPr>
@@ -1706,7 +1706,7 @@
               <w14:ligatures w14:val="standardContextual"/>
             </w:rPr>
           </w:pPr>
-          <w:hyperlink w:anchor="_Toc240759271" w:history="1">
+          <w:hyperlink w:anchor="_Toc240767897" w:history="1">
             <w:r>
               <w:rPr>
                 <w:rStyle w:val="Hyperlink"/>
@@ -1730,7 +1730,7 @@
               <w:rPr>
                 <w:noProof/>
               </w:rPr>
-              <w:instrText xml:space="preserve"> PAGEREF _Toc240759271 \h </w:instrText>
+              <w:instrText xml:space="preserve"> PAGEREF _Toc240767897 \h </w:instrText>
             </w:r>
             <w:r>
               <w:rPr>
@@ -1773,7 +1773,7 @@
               <w14:ligatures w14:val="standardContextual"/>
             </w:rPr>
           </w:pPr>
-          <w:hyperlink w:anchor="_Toc240759272" w:history="1">
+          <w:hyperlink w:anchor="_Toc240767898" w:history="1">
             <w:r>
               <w:rPr>
                 <w:rStyle w:val="Hyperlink"/>
@@ -1797,7 +1797,7 @@
               <w:rPr>
                 <w:noProof/>
               </w:rPr>
-              <w:instrText xml:space="preserve"> PAGEREF _Toc240759272 \h </w:instrText>
+              <w:instrText xml:space="preserve"> PAGEREF _Toc240767898 \h </w:instrText>
             </w:r>
             <w:r>
               <w:rPr>
@@ -1840,7 +1840,7 @@
               <w14:ligatures w14:val="standardContextual"/>
             </w:rPr>
           </w:pPr>
-          <w:hyperlink w:anchor="_Toc240759273" w:history="1">
+          <w:hyperlink w:anchor="_Toc240767899" w:history="1">
             <w:r>
               <w:rPr>
                 <w:rStyle w:val="Hyperlink"/>
@@ -1864,7 +1864,7 @@
               <w:rPr>
                 <w:noProof/>
               </w:rPr>
-              <w:instrText xml:space="preserve"> PAGEREF _Toc240759273 \h </w:instrText>
+              <w:instrText xml:space="preserve"> PAGEREF _Toc240767899 \h </w:instrText>
             </w:r>
             <w:r>
               <w:rPr>
@@ -1907,7 +1907,7 @@
               <w14:ligatures w14:val="standardContextual"/>
             </w:rPr>
           </w:pPr>
-          <w:hyperlink w:anchor="_Toc240759274" w:history="1">
+          <w:hyperlink w:anchor="_Toc240767900" w:history="1">
             <w:r>
               <w:rPr>
                 <w:rStyle w:val="Hyperlink"/>
@@ -1931,7 +1931,7 @@
               <w:rPr>
                 <w:noProof/>
               </w:rPr>
-              <w:instrText xml:space="preserve"> PAGEREF _Toc240759274 \h </w:instrText>
+              <w:instrText xml:space="preserve"> PAGEREF _Toc240767900 \h </w:instrText>
             </w:r>
             <w:r>
               <w:rPr>
@@ -1970,7 +1970,7 @@
         <w:pStyle w:val="Heading1"/>
         <w:pageBreakBefore/>
       </w:pPr>
-      <w:bookmarkStart w:id="0" w:name="_Toc240759254"/>
+      <w:bookmarkStart w:id="0" w:name="_Toc240767880"/>
       <w:r>
         <w:lastRenderedPageBreak/>
         <w:t>1. Your role at a glance</w:t>
@@ -2130,7 +2130,7 @@
           <w:left w:w="10" w:type="dxa"/>
           <w:right w:w="10" w:type="dxa"/>
         </w:tblCellMar>
-        <w:tblLook w:val="04A0" w:firstRow="1" w:lastRow="0" w:firstColumn="1" w:lastColumn="0" w:noHBand="0" w:noVBand="1"/>
+        <w:tblLook w:val="0000" w:firstRow="0" w:lastRow="0" w:firstColumn="0" w:lastColumn="0" w:noHBand="0" w:noVBand="0"/>
       </w:tblPr>
       <w:tblGrid>
         <w:gridCol w:w="9412"/>
@@ -2190,7 +2190,7 @@
         <w:pStyle w:val="Heading1"/>
         <w:pageBreakBefore/>
       </w:pPr>
-      <w:bookmarkStart w:id="1" w:name="_Toc240759255"/>
+      <w:bookmarkStart w:id="1" w:name="_Toc240767881"/>
       <w:r>
         <w:lastRenderedPageBreak/>
         <w:t>2. Signing in and your screens</w:t>
@@ -2201,7 +2201,7 @@
       <w:pPr>
         <w:pStyle w:val="Heading2"/>
       </w:pPr>
-      <w:bookmarkStart w:id="2" w:name="_Toc240759256"/>
+      <w:bookmarkStart w:id="2" w:name="_Toc240767882"/>
       <w:r>
         <w:t>Signing in</w:t>
       </w:r>
@@ -2284,7 +2284,7 @@
           <w:noProof/>
         </w:rPr>
         <w:drawing>
-          <wp:inline distT="0" distB="0" distL="0" distR="0">
+          <wp:inline distT="0" distB="0" distL="0" distR="0" wp14:anchorId="3ADE44E6" wp14:editId="7C060218">
             <wp:extent cx="5334000" cy="2333625"/>
             <wp:effectExtent l="0" t="0" r="0" b="0"/>
             <wp:docPr id="1" name="adm_login.jpg" descr="The sign-in screen for all internal staff." title="The sign-in screen for all internal staff."/>
@@ -2392,7 +2392,7 @@
           <w:left w:w="10" w:type="dxa"/>
           <w:right w:w="10" w:type="dxa"/>
         </w:tblCellMar>
-        <w:tblLook w:val="04A0" w:firstRow="1" w:lastRow="0" w:firstColumn="1" w:lastColumn="0" w:noHBand="0" w:noVBand="1"/>
+        <w:tblLook w:val="0000" w:firstRow="0" w:lastRow="0" w:firstColumn="0" w:lastColumn="0" w:noHBand="0" w:noVBand="0"/>
       </w:tblPr>
       <w:tblGrid>
         <w:gridCol w:w="9412"/>
@@ -2451,7 +2451,7 @@
       <w:pPr>
         <w:pStyle w:val="Heading2"/>
       </w:pPr>
-      <w:bookmarkStart w:id="3" w:name="_Toc240759257"/>
+      <w:bookmarkStart w:id="3" w:name="_Toc240767883"/>
       <w:r>
         <w:t>Finding your way around</w:t>
       </w:r>
@@ -2626,7 +2626,7 @@
         </w:rPr>
         <w:lastRenderedPageBreak/>
         <w:drawing>
-          <wp:inline distT="0" distB="0" distL="0" distR="0">
+          <wp:inline distT="0" distB="0" distL="0" distR="0" wp14:anchorId="0D8B4B0F" wp14:editId="33CB2723">
             <wp:extent cx="5715000" cy="1876425"/>
             <wp:effectExtent l="0" t="0" r="0" b="0"/>
             <wp:docPr id="2" name="adm_not_your_role.jpg" descr="Opening a screen outside your role (for example from an old bookmark) shows this card instead of the screen." title="Opening a screen outside your role (for example from an old bookmark) shows this card instead of the screen."/>
@@ -2695,7 +2695,7 @@
       <w:pPr>
         <w:pStyle w:val="Heading2"/>
       </w:pPr>
-      <w:bookmarkStart w:id="4" w:name="_Toc240759258"/>
+      <w:bookmarkStart w:id="4" w:name="_Toc240767884"/>
       <w:r>
         <w:t>Your screens</w:t>
       </w:r>
@@ -2716,7 +2716,7 @@
           <w:left w:w="10" w:type="dxa"/>
           <w:right w:w="10" w:type="dxa"/>
         </w:tblCellMar>
-        <w:tblLook w:val="04A0" w:firstRow="1" w:lastRow="0" w:firstColumn="1" w:lastColumn="0" w:noHBand="0" w:noVBand="1"/>
+        <w:tblLook w:val="0000" w:firstRow="0" w:lastRow="0" w:firstColumn="0" w:lastColumn="0" w:noHBand="0" w:noVBand="0"/>
       </w:tblPr>
       <w:tblGrid>
         <w:gridCol w:w="2824"/>
@@ -2970,7 +2970,7 @@
       <w:pPr>
         <w:pStyle w:val="Heading2"/>
       </w:pPr>
-      <w:bookmarkStart w:id="5" w:name="_Toc240759259"/>
+      <w:bookmarkStart w:id="5" w:name="_Toc240767885"/>
       <w:r>
         <w:t>Changing your password</w:t>
       </w:r>
@@ -3053,7 +3053,7 @@
           <w:noProof/>
         </w:rPr>
         <w:drawing>
-          <wp:inline distT="0" distB="0" distL="0" distR="0">
+          <wp:inline distT="0" distB="0" distL="0" distR="0" wp14:anchorId="13A93565" wp14:editId="5D7228B3">
             <wp:extent cx="5334000" cy="2171700"/>
             <wp:effectExtent l="0" t="0" r="0" b="0"/>
             <wp:docPr id="3" name="adm_account.jpg" descr="Change Password screen." title="Change Password screen."/>
@@ -3141,7 +3141,7 @@
         <w:pStyle w:val="Heading1"/>
         <w:pageBreakBefore/>
       </w:pPr>
-      <w:bookmarkStart w:id="6" w:name="_Toc240759260"/>
+      <w:bookmarkStart w:id="6" w:name="_Toc240767886"/>
       <w:r>
         <w:lastRenderedPageBreak/>
         <w:t>3. Your routine</w:t>
@@ -3171,7 +3171,7 @@
           <w:left w:w="10" w:type="dxa"/>
           <w:right w:w="10" w:type="dxa"/>
         </w:tblCellMar>
-        <w:tblLook w:val="04A0" w:firstRow="1" w:lastRow="0" w:firstColumn="1" w:lastColumn="0" w:noHBand="0" w:noVBand="1"/>
+        <w:tblLook w:val="0000" w:firstRow="0" w:lastRow="0" w:firstColumn="0" w:lastColumn="0" w:noHBand="0" w:noVBand="0"/>
       </w:tblPr>
       <w:tblGrid>
         <w:gridCol w:w="2071"/>
@@ -3485,7 +3485,7 @@
         <w:pStyle w:val="Heading1"/>
         <w:pageBreakBefore/>
       </w:pPr>
-      <w:bookmarkStart w:id="7" w:name="_Toc240759261"/>
+      <w:bookmarkStart w:id="7" w:name="_Toc240767887"/>
       <w:r>
         <w:lastRenderedPageBreak/>
         <w:t>4. Step-by-step tasks</w:t>
@@ -3496,7 +3496,7 @@
       <w:pPr>
         <w:pStyle w:val="Heading2"/>
       </w:pPr>
-      <w:bookmarkStart w:id="8" w:name="_Toc240759262"/>
+      <w:bookmarkStart w:id="8" w:name="_Toc240767888"/>
       <w:r>
         <w:t>4.1 Finding your cases</w:t>
       </w:r>
@@ -3536,7 +3536,7 @@
           <w:noProof/>
         </w:rPr>
         <w:drawing>
-          <wp:inline distT="0" distB="0" distL="0" distR="0">
+          <wp:inline distT="0" distB="0" distL="0" distR="0" wp14:anchorId="7F904007" wp14:editId="5BF5470D">
             <wp:extent cx="5334000" cy="3333750"/>
             <wp:effectExtent l="0" t="0" r="0" b="0"/>
             <wp:docPr id="4" name="cra_register.jpg" descr="Main-400 Register for a Contact RA." title="Main-400 Register for a Contact RA."/>
@@ -3666,7 +3666,7 @@
       <w:pPr>
         <w:pStyle w:val="Heading2"/>
       </w:pPr>
-      <w:bookmarkStart w:id="9" w:name="_Toc240759263"/>
+      <w:bookmarkStart w:id="9" w:name="_Toc240767889"/>
       <w:r>
         <w:t>4.2 Recording the respondent and their contact details</w:t>
       </w:r>
@@ -3808,7 +3808,7 @@
         </w:rPr>
         <w:lastRenderedPageBreak/>
         <w:drawing>
-          <wp:inline distT="0" distB="0" distL="0" distR="0">
+          <wp:inline distT="0" distB="0" distL="0" distR="0" wp14:anchorId="6BB396F6" wp14:editId="63B34204">
             <wp:extent cx="5334000" cy="2114550"/>
             <wp:effectExtent l="0" t="0" r="0" b="0"/>
             <wp:docPr id="5" name="adm_case_add_person.jpg" descr="Adding a person to a case." title="Adding a person to a case."/>
@@ -4012,7 +4012,7 @@
           <w:left w:w="10" w:type="dxa"/>
           <w:right w:w="10" w:type="dxa"/>
         </w:tblCellMar>
-        <w:tblLook w:val="04A0" w:firstRow="1" w:lastRow="0" w:firstColumn="1" w:lastColumn="0" w:noHBand="0" w:noVBand="1"/>
+        <w:tblLook w:val="0000" w:firstRow="0" w:lastRow="0" w:firstColumn="0" w:lastColumn="0" w:noHBand="0" w:noVBand="0"/>
       </w:tblPr>
       <w:tblGrid>
         <w:gridCol w:w="9412"/>
@@ -4071,7 +4071,7 @@
       <w:pPr>
         <w:pStyle w:val="Heading2"/>
       </w:pPr>
-      <w:bookmarkStart w:id="10" w:name="_Toc240759264"/>
+      <w:bookmarkStart w:id="10" w:name="_Toc240767890"/>
       <w:r>
         <w:t>4.3 Sending an invitation</w:t>
       </w:r>
@@ -4184,7 +4184,7 @@
           <w:noProof/>
         </w:rPr>
         <w:drawing>
-          <wp:inline distT="0" distB="0" distL="0" distR="0">
+          <wp:inline distT="0" distB="0" distL="0" distR="0" wp14:anchorId="6EF88DF5" wp14:editId="506AEF88">
             <wp:extent cx="5334000" cy="1143000"/>
             <wp:effectExtent l="0" t="0" r="0" b="0"/>
             <wp:docPr id="6" name="cra_case_invitations_before.jpg" descr="Invitations panel before sending, with the history of earlier invitations." title="Invitations panel before sending, with the history of earlier invitations."/>
@@ -4314,7 +4314,7 @@
         </w:rPr>
         <w:lastRenderedPageBreak/>
         <w:drawing>
-          <wp:inline distT="0" distB="0" distL="0" distR="0">
+          <wp:inline distT="0" distB="0" distL="0" distR="0" wp14:anchorId="3174143E" wp14:editId="4D394E36">
             <wp:extent cx="5334000" cy="2152650"/>
             <wp:effectExtent l="0" t="0" r="0" b="0"/>
             <wp:docPr id="7" name="cra_case_invitation_sent.jpg" descr="The link, manual code and ready-written messages are shown once, with a send button for each channel." title="The link, manual code and ready-written messages are shown once, with a send button for each channel."/>
@@ -4568,7 +4568,7 @@
           <w:left w:w="10" w:type="dxa"/>
           <w:right w:w="10" w:type="dxa"/>
         </w:tblCellMar>
-        <w:tblLook w:val="04A0" w:firstRow="1" w:lastRow="0" w:firstColumn="1" w:lastColumn="0" w:noHBand="0" w:noVBand="1"/>
+        <w:tblLook w:val="0000" w:firstRow="0" w:lastRow="0" w:firstColumn="0" w:lastColumn="0" w:noHBand="0" w:noVBand="0"/>
       </w:tblPr>
       <w:tblGrid>
         <w:gridCol w:w="9412"/>
@@ -4697,7 +4697,7 @@
       <w:pPr>
         <w:pStyle w:val="Heading2"/>
       </w:pPr>
-      <w:bookmarkStart w:id="11" w:name="_Toc240759265"/>
+      <w:bookmarkStart w:id="11" w:name="_Toc240767891"/>
       <w:r>
         <w:t>4.4 Logging a contact attempt</w:t>
       </w:r>
@@ -4756,7 +4756,7 @@
         </w:rPr>
         <w:lastRenderedPageBreak/>
         <w:drawing>
-          <wp:inline distT="0" distB="0" distL="0" distR="0">
+          <wp:inline distT="0" distB="0" distL="0" distR="0" wp14:anchorId="2A7A5698" wp14:editId="3258CB0E">
             <wp:extent cx="5334000" cy="1343025"/>
             <wp:effectExtent l="0" t="0" r="0" b="0"/>
             <wp:docPr id="8" name="adm_case_timeline.jpg" descr="Contact timeline and the form for logging an attempt." title="Contact timeline and the form for logging an attempt."/>
@@ -4899,7 +4899,7 @@
       <w:pPr>
         <w:pStyle w:val="Heading2"/>
       </w:pPr>
-      <w:bookmarkStart w:id="12" w:name="_Toc240759266"/>
+      <w:bookmarkStart w:id="12" w:name="_Toc240767892"/>
       <w:r>
         <w:t>4.5 Sending follow-up reminders</w:t>
       </w:r>
@@ -4967,7 +4967,7 @@
           <w:noProof/>
         </w:rPr>
         <w:drawing>
-          <wp:inline distT="0" distB="0" distL="0" distR="0">
+          <wp:inline distT="0" distB="0" distL="0" distR="0" wp14:anchorId="137296A7" wp14:editId="2E0A51D8">
             <wp:extent cx="5334000" cy="3333750"/>
             <wp:effectExtent l="0" t="0" r="0" b="0"/>
             <wp:docPr id="9" name="cra_follow_ups.jpg" descr="Follow-ups due. Contact RAs see only their own cases." title="Follow-ups due. Contact RAs see only their own cases."/>
@@ -5118,7 +5118,7 @@
           <w:left w:w="10" w:type="dxa"/>
           <w:right w:w="10" w:type="dxa"/>
         </w:tblCellMar>
-        <w:tblLook w:val="04A0" w:firstRow="1" w:lastRow="0" w:firstColumn="1" w:lastColumn="0" w:noHBand="0" w:noVBand="1"/>
+        <w:tblLook w:val="0000" w:firstRow="0" w:lastRow="0" w:firstColumn="0" w:lastColumn="0" w:noHBand="0" w:noVBand="0"/>
       </w:tblPr>
       <w:tblGrid>
         <w:gridCol w:w="9412"/>
@@ -5194,7 +5194,7 @@
       <w:pPr>
         <w:pStyle w:val="Heading2"/>
       </w:pPr>
-      <w:bookmarkStart w:id="13" w:name="_Toc240759267"/>
+      <w:bookmarkStart w:id="13" w:name="_Toc240767893"/>
       <w:r>
         <w:t>4.6 Managing appointments</w:t>
       </w:r>
@@ -5234,7 +5234,7 @@
           <w:noProof/>
         </w:rPr>
         <w:drawing>
-          <wp:inline distT="0" distB="0" distL="0" distR="0">
+          <wp:inline distT="0" distB="0" distL="0" distR="0" wp14:anchorId="5CF2A8C1" wp14:editId="6440D36C">
             <wp:extent cx="5334000" cy="2667000"/>
             <wp:effectExtent l="0" t="0" r="0" b="0"/>
             <wp:docPr id="10" name="cra_appointments.jpg" descr="Appointment Queue." title="Appointment Queue."/>
@@ -5417,7 +5417,7 @@
       <w:pPr>
         <w:pStyle w:val="Heading2"/>
       </w:pPr>
-      <w:bookmarkStart w:id="14" w:name="_Toc240759268"/>
+      <w:bookmarkStart w:id="14" w:name="_Toc240767894"/>
       <w:r>
         <w:t>4.7 Phone, WhatsApp-call or face-to-face administration</w:t>
       </w:r>
@@ -5546,7 +5546,7 @@
           <w:left w:w="10" w:type="dxa"/>
           <w:right w:w="10" w:type="dxa"/>
         </w:tblCellMar>
-        <w:tblLook w:val="04A0" w:firstRow="1" w:lastRow="0" w:firstColumn="1" w:lastColumn="0" w:noHBand="0" w:noVBand="1"/>
+        <w:tblLook w:val="0000" w:firstRow="0" w:lastRow="0" w:firstColumn="0" w:lastColumn="0" w:noHBand="0" w:noVBand="0"/>
       </w:tblPr>
       <w:tblGrid>
         <w:gridCol w:w="941"/>
@@ -6145,7 +6145,7 @@
       <w:pPr>
         <w:pStyle w:val="Heading2"/>
       </w:pPr>
-      <w:bookmarkStart w:id="15" w:name="_Toc240759269"/>
+      <w:bookmarkStart w:id="15" w:name="_Toc240767895"/>
       <w:r>
         <w:t>4.8 When the person is not the right respondent</w:t>
       </w:r>
@@ -6229,7 +6229,7 @@
       <w:pPr>
         <w:pStyle w:val="Heading2"/>
       </w:pPr>
-      <w:bookmarkStart w:id="16" w:name="_Toc240759270"/>
+      <w:bookmarkStart w:id="16" w:name="_Toc240767896"/>
       <w:r>
         <w:t>4.9 When someone refuses or asks to withdraw</w:t>
       </w:r>
@@ -6306,7 +6306,7 @@
       <w:pPr>
         <w:pStyle w:val="Heading2"/>
       </w:pPr>
-      <w:bookmarkStart w:id="17" w:name="_Toc240759271"/>
+      <w:bookmarkStart w:id="17" w:name="_Toc240767897"/>
       <w:r>
         <w:t>4.10 What to say to a respondent</w:t>
       </w:r>
@@ -6387,7 +6387,7 @@
         <w:pStyle w:val="Heading1"/>
         <w:pageBreakBefore/>
       </w:pPr>
-      <w:bookmarkStart w:id="18" w:name="_Toc240759272"/>
+      <w:bookmarkStart w:id="18" w:name="_Toc240767898"/>
       <w:r>
         <w:lastRenderedPageBreak/>
         <w:t>5. Rules you must follow</w:t>
@@ -6551,7 +6551,7 @@
         <w:pStyle w:val="Heading1"/>
         <w:pageBreakBefore/>
       </w:pPr>
-      <w:bookmarkStart w:id="19" w:name="_Toc240759273"/>
+      <w:bookmarkStart w:id="19" w:name="_Toc240767899"/>
       <w:r>
         <w:lastRenderedPageBreak/>
         <w:t>6. Troubleshooting</w:t>
@@ -6573,7 +6573,7 @@
           <w:left w:w="10" w:type="dxa"/>
           <w:right w:w="10" w:type="dxa"/>
         </w:tblCellMar>
-        <w:tblLook w:val="04A0" w:firstRow="1" w:lastRow="0" w:firstColumn="1" w:lastColumn="0" w:noHBand="0" w:noVBand="1"/>
+        <w:tblLook w:val="0000" w:firstRow="0" w:lastRow="0" w:firstColumn="0" w:lastColumn="0" w:noHBand="0" w:noVBand="0"/>
       </w:tblPr>
       <w:tblGrid>
         <w:gridCol w:w="2635"/>
@@ -7741,7 +7741,7 @@
         <w:pStyle w:val="Heading1"/>
         <w:pageBreakBefore/>
       </w:pPr>
-      <w:bookmarkStart w:id="20" w:name="_Toc240759274"/>
+      <w:bookmarkStart w:id="20" w:name="_Toc240767900"/>
       <w:r>
         <w:lastRenderedPageBreak/>
         <w:t>7. Quick reference</w:t>
@@ -7763,7 +7763,7 @@
           <w:left w:w="10" w:type="dxa"/>
           <w:right w:w="10" w:type="dxa"/>
         </w:tblCellMar>
-        <w:tblLook w:val="04A0" w:firstRow="1" w:lastRow="0" w:firstColumn="1" w:lastColumn="0" w:noHBand="0" w:noVBand="1"/>
+        <w:tblLook w:val="0000" w:firstRow="0" w:lastRow="0" w:firstColumn="0" w:lastColumn="0" w:noHBand="0" w:noVBand="0"/>
       </w:tblPr>
       <w:tblGrid>
         <w:gridCol w:w="2824"/>
@@ -8183,7 +8183,7 @@
         <w:sz w:val="16"/>
         <w:szCs w:val="16"/>
       </w:rPr>
-      <w:t>Version 1.2 · 20 September 2026</w:t>
+      <w:t>Version 1.3 · 20 September 2026</w:t>
     </w:r>
     <w:r>
       <w:rPr>
@@ -8356,10 +8356,10 @@
 <file path=word/numbering.xml><?xml version="1.0" encoding="utf-8"?>
 <w:numbering xmlns:wpc="http://schemas.microsoft.com/office/word/2010/wordprocessingCanvas" xmlns:cx="http://schemas.microsoft.com/office/drawing/2014/chartex" xmlns:cx1="http://schemas.microsoft.com/office/drawing/2015/9/8/chartex" xmlns:cx2="http://schemas.microsoft.com/office/drawing/2015/10/21/chartex" xmlns:cx3="http://schemas.microsoft.com/office/drawing/2016/5/9/chartex" xmlns:cx4="http://schemas.microsoft.com/office/drawing/2016/5/10/chartex" xmlns:cx5="http://schemas.microsoft.com/office/drawing/2016/5/11/chartex" xmlns:cx6="http://schemas.microsoft.com/office/drawing/2016/5/12/chartex" xmlns:cx7="http://schemas.microsoft.com/office/drawing/2016/5/13/chartex" xmlns:cx8="http://schemas.microsoft.com/office/drawing/2016/5/14/chartex" xmlns:mc="http://schemas.openxmlformats.org/markup-compatibility/2006" xmlns:aink="http://schemas.microsoft.com/office/drawing/2016/ink" xmlns:am3d="http://schemas.microsoft.com/office/drawing/2017/model3d" xmlns:o="urn:schemas-microsoft-com:office:office" xmlns:oel="http://schemas.microsoft.com/office/2019/extlst" xmlns:r="http://schemas.openxmlformats.org/officeDocument/2006/relationships" xmlns:m="http://schemas.openxmlformats.org/officeDocument/2006/math" xmlns:v="urn:schemas-microsoft-com:vml" xmlns:wp14="http://schemas.microsoft.com/office/word/2010/wordprocessingDrawing" xmlns:wp="http://schemas.openxmlformats.org/drawingml/2006/wordprocessingDrawing" xmlns:w10="urn:schemas-microsoft-com:office:word" xmlns:w="http://schemas.openxmlformats.org/wordprocessingml/2006/main" xmlns:w14="http://schemas.microsoft.com/office/word/2010/wordml" xmlns:w15="http://schemas.microsoft.com/office/word/2012/wordml" xmlns:w16cex="http://schemas.microsoft.com/office/word/2018/wordml/cex" xmlns:w16cid="http://schemas.microsoft.com/office/word/2016/wordml/cid" xmlns:w16="http://schemas.microsoft.com/office/word/2018/wordml" xmlns:w16sdtdh="http://schemas.microsoft.com/office/word/2020/wordml/sdtdatahash" xmlns:w16se="http://schemas.microsoft.com/office/word/2015/wordml/symex" xmlns:wpg="http://schemas.microsoft.com/office/word/2010/wordprocessingGroup" xmlns:wpi="http://schemas.microsoft.com/office/word/2010/wordprocessingInk" xmlns:wne="http://schemas.microsoft.com/office/word/2006/wordml" xmlns:wps="http://schemas.microsoft.com/office/word/2010/wordprocessingShape" mc:Ignorable="w14 w15 w16se w16cid w16 w16cex w16sdtdh wp14">
   <w:abstractNum w:abstractNumId="0" w15:restartNumberingAfterBreak="0">
-    <w:nsid w:val="05832008"/>
+    <w:nsid w:val="006E3BD6"/>
     <w:multiLevelType w:val="hybridMultilevel"/>
-    <w:tmpl w:val="F2C031A8"/>
-    <w:lvl w:ilvl="0" w:tplc="6F4AC532">
+    <w:tmpl w:val="7604DD8A"/>
+    <w:lvl w:ilvl="0" w:tplc="ABC883AC">
       <w:start w:val="1"/>
       <w:numFmt w:val="decimal"/>
       <w:lvlText w:val="%1."/>
@@ -8373,52 +8373,52 @@
         <w:color w:val="A67C27"/>
       </w:rPr>
     </w:lvl>
-    <w:lvl w:ilvl="1" w:tplc="AB42AE46">
+    <w:lvl w:ilvl="1" w:tplc="FB687C0A">
       <w:numFmt w:val="decimal"/>
       <w:lvlText w:val=""/>
       <w:lvlJc w:val="left"/>
     </w:lvl>
-    <w:lvl w:ilvl="2" w:tplc="51AEDBD6">
+    <w:lvl w:ilvl="2" w:tplc="14A201AE">
       <w:numFmt w:val="decimal"/>
       <w:lvlText w:val=""/>
       <w:lvlJc w:val="left"/>
     </w:lvl>
-    <w:lvl w:ilvl="3" w:tplc="4BD80576">
+    <w:lvl w:ilvl="3" w:tplc="C2BA0104">
       <w:numFmt w:val="decimal"/>
       <w:lvlText w:val=""/>
       <w:lvlJc w:val="left"/>
     </w:lvl>
-    <w:lvl w:ilvl="4" w:tplc="EE584698">
+    <w:lvl w:ilvl="4" w:tplc="359E64D6">
       <w:numFmt w:val="decimal"/>
       <w:lvlText w:val=""/>
       <w:lvlJc w:val="left"/>
     </w:lvl>
-    <w:lvl w:ilvl="5" w:tplc="830CF742">
+    <w:lvl w:ilvl="5" w:tplc="F2FC4D36">
       <w:numFmt w:val="decimal"/>
       <w:lvlText w:val=""/>
       <w:lvlJc w:val="left"/>
     </w:lvl>
-    <w:lvl w:ilvl="6" w:tplc="67384A88">
+    <w:lvl w:ilvl="6" w:tplc="7A6AACE6">
       <w:numFmt w:val="decimal"/>
       <w:lvlText w:val=""/>
       <w:lvlJc w:val="left"/>
     </w:lvl>
-    <w:lvl w:ilvl="7" w:tplc="A6D0055C">
+    <w:lvl w:ilvl="7" w:tplc="73588DB8">
       <w:numFmt w:val="decimal"/>
       <w:lvlText w:val=""/>
       <w:lvlJc w:val="left"/>
     </w:lvl>
-    <w:lvl w:ilvl="8" w:tplc="0B143C44">
+    <w:lvl w:ilvl="8" w:tplc="699291F4">
       <w:numFmt w:val="decimal"/>
       <w:lvlText w:val=""/>
       <w:lvlJc w:val="left"/>
     </w:lvl>
   </w:abstractNum>
   <w:abstractNum w:abstractNumId="1" w15:restartNumberingAfterBreak="0">
-    <w:nsid w:val="0AE64E2A"/>
+    <w:nsid w:val="0EDD54A8"/>
     <w:multiLevelType w:val="hybridMultilevel"/>
-    <w:tmpl w:val="E17E4D06"/>
-    <w:lvl w:ilvl="0" w:tplc="7702EA86">
+    <w:tmpl w:val="0DB2EB6A"/>
+    <w:lvl w:ilvl="0" w:tplc="C04CAC98">
       <w:start w:val="1"/>
       <w:numFmt w:val="decimal"/>
       <w:lvlText w:val="%1."/>
@@ -8432,52 +8432,110 @@
         <w:color w:val="A67C27"/>
       </w:rPr>
     </w:lvl>
-    <w:lvl w:ilvl="1" w:tplc="DD26963E">
+    <w:lvl w:ilvl="1" w:tplc="B99E7EB0">
       <w:numFmt w:val="decimal"/>
       <w:lvlText w:val=""/>
       <w:lvlJc w:val="left"/>
     </w:lvl>
-    <w:lvl w:ilvl="2" w:tplc="58146442">
+    <w:lvl w:ilvl="2" w:tplc="BBBE0CB0">
       <w:numFmt w:val="decimal"/>
       <w:lvlText w:val=""/>
       <w:lvlJc w:val="left"/>
     </w:lvl>
-    <w:lvl w:ilvl="3" w:tplc="CC8E216E">
+    <w:lvl w:ilvl="3" w:tplc="09AC6B6E">
       <w:numFmt w:val="decimal"/>
       <w:lvlText w:val=""/>
       <w:lvlJc w:val="left"/>
     </w:lvl>
-    <w:lvl w:ilvl="4" w:tplc="C9BE3800">
+    <w:lvl w:ilvl="4" w:tplc="D6ECA704">
       <w:numFmt w:val="decimal"/>
       <w:lvlText w:val=""/>
       <w:lvlJc w:val="left"/>
     </w:lvl>
-    <w:lvl w:ilvl="5" w:tplc="AAA86216">
+    <w:lvl w:ilvl="5" w:tplc="C51445B0">
       <w:numFmt w:val="decimal"/>
       <w:lvlText w:val=""/>
       <w:lvlJc w:val="left"/>
     </w:lvl>
-    <w:lvl w:ilvl="6" w:tplc="40D236FA">
+    <w:lvl w:ilvl="6" w:tplc="055A9C62">
       <w:numFmt w:val="decimal"/>
       <w:lvlText w:val=""/>
       <w:lvlJc w:val="left"/>
     </w:lvl>
-    <w:lvl w:ilvl="7" w:tplc="771CCB42">
+    <w:lvl w:ilvl="7" w:tplc="F8D249A4">
       <w:numFmt w:val="decimal"/>
       <w:lvlText w:val=""/>
       <w:lvlJc w:val="left"/>
     </w:lvl>
-    <w:lvl w:ilvl="8" w:tplc="5E16E96E">
+    <w:lvl w:ilvl="8" w:tplc="7BC84768">
       <w:numFmt w:val="decimal"/>
       <w:lvlText w:val=""/>
       <w:lvlJc w:val="left"/>
     </w:lvl>
   </w:abstractNum>
   <w:abstractNum w:abstractNumId="2" w15:restartNumberingAfterBreak="0">
-    <w:nsid w:val="23A65994"/>
+    <w:nsid w:val="12CA793D"/>
     <w:multiLevelType w:val="hybridMultilevel"/>
-    <w:tmpl w:val="9DB0D3D2"/>
-    <w:lvl w:ilvl="0" w:tplc="A87E5334">
+    <w:tmpl w:val="F8243816"/>
+    <w:lvl w:ilvl="0" w:tplc="37308032">
+      <w:start w:val="1"/>
+      <w:numFmt w:val="bullet"/>
+      <w:lvlText w:val="•"/>
+      <w:lvlJc w:val="left"/>
+      <w:pPr>
+        <w:ind w:left="460" w:hanging="280"/>
+      </w:pPr>
+    </w:lvl>
+    <w:lvl w:ilvl="1" w:tplc="7FDED04A">
+      <w:start w:val="1"/>
+      <w:numFmt w:val="bullet"/>
+      <w:lvlText w:val="–"/>
+      <w:lvlJc w:val="left"/>
+      <w:pPr>
+        <w:ind w:left="900" w:hanging="280"/>
+      </w:pPr>
+    </w:lvl>
+    <w:lvl w:ilvl="2" w:tplc="64B6F456">
+      <w:numFmt w:val="decimal"/>
+      <w:lvlText w:val=""/>
+      <w:lvlJc w:val="left"/>
+    </w:lvl>
+    <w:lvl w:ilvl="3" w:tplc="36D61DBA">
+      <w:numFmt w:val="decimal"/>
+      <w:lvlText w:val=""/>
+      <w:lvlJc w:val="left"/>
+    </w:lvl>
+    <w:lvl w:ilvl="4" w:tplc="D0C0E746">
+      <w:numFmt w:val="decimal"/>
+      <w:lvlText w:val=""/>
+      <w:lvlJc w:val="left"/>
+    </w:lvl>
+    <w:lvl w:ilvl="5" w:tplc="025CCE3A">
+      <w:numFmt w:val="decimal"/>
+      <w:lvlText w:val=""/>
+      <w:lvlJc w:val="left"/>
+    </w:lvl>
+    <w:lvl w:ilvl="6" w:tplc="30967732">
+      <w:numFmt w:val="decimal"/>
+      <w:lvlText w:val=""/>
+      <w:lvlJc w:val="left"/>
+    </w:lvl>
+    <w:lvl w:ilvl="7" w:tplc="4BC2ADDC">
+      <w:numFmt w:val="decimal"/>
+      <w:lvlText w:val=""/>
+      <w:lvlJc w:val="left"/>
+    </w:lvl>
+    <w:lvl w:ilvl="8" w:tplc="75BAEC9E">
+      <w:numFmt w:val="decimal"/>
+      <w:lvlText w:val=""/>
+      <w:lvlJc w:val="left"/>
+    </w:lvl>
+  </w:abstractNum>
+  <w:abstractNum w:abstractNumId="3" w15:restartNumberingAfterBreak="0">
+    <w:nsid w:val="14E12E12"/>
+    <w:multiLevelType w:val="hybridMultilevel"/>
+    <w:tmpl w:val="6A721638"/>
+    <w:lvl w:ilvl="0" w:tplc="C6EAB7E8">
       <w:start w:val="1"/>
       <w:numFmt w:val="decimal"/>
       <w:lvlText w:val="%1."/>
@@ -8491,52 +8549,138 @@
         <w:color w:val="A67C27"/>
       </w:rPr>
     </w:lvl>
-    <w:lvl w:ilvl="1" w:tplc="484AA2C8">
+    <w:lvl w:ilvl="1" w:tplc="DB0C14D0">
       <w:numFmt w:val="decimal"/>
       <w:lvlText w:val=""/>
       <w:lvlJc w:val="left"/>
     </w:lvl>
-    <w:lvl w:ilvl="2" w:tplc="7774005C">
+    <w:lvl w:ilvl="2" w:tplc="EB28117E">
       <w:numFmt w:val="decimal"/>
       <w:lvlText w:val=""/>
       <w:lvlJc w:val="left"/>
     </w:lvl>
-    <w:lvl w:ilvl="3" w:tplc="405EB4FE">
+    <w:lvl w:ilvl="3" w:tplc="5C2214FC">
       <w:numFmt w:val="decimal"/>
       <w:lvlText w:val=""/>
       <w:lvlJc w:val="left"/>
     </w:lvl>
-    <w:lvl w:ilvl="4" w:tplc="221028A0">
+    <w:lvl w:ilvl="4" w:tplc="53C2B522">
       <w:numFmt w:val="decimal"/>
       <w:lvlText w:val=""/>
       <w:lvlJc w:val="left"/>
     </w:lvl>
-    <w:lvl w:ilvl="5" w:tplc="E62840C0">
+    <w:lvl w:ilvl="5" w:tplc="6DEA45E0">
       <w:numFmt w:val="decimal"/>
       <w:lvlText w:val=""/>
       <w:lvlJc w:val="left"/>
     </w:lvl>
-    <w:lvl w:ilvl="6" w:tplc="77404488">
+    <w:lvl w:ilvl="6" w:tplc="16F05302">
       <w:numFmt w:val="decimal"/>
       <w:lvlText w:val=""/>
       <w:lvlJc w:val="left"/>
     </w:lvl>
-    <w:lvl w:ilvl="7" w:tplc="ACACE898">
+    <w:lvl w:ilvl="7" w:tplc="DAAC9C32">
       <w:numFmt w:val="decimal"/>
       <w:lvlText w:val=""/>
       <w:lvlJc w:val="left"/>
     </w:lvl>
-    <w:lvl w:ilvl="8" w:tplc="AFE8C68E">
+    <w:lvl w:ilvl="8" w:tplc="BE30D9CC">
       <w:numFmt w:val="decimal"/>
       <w:lvlText w:val=""/>
       <w:lvlJc w:val="left"/>
     </w:lvl>
   </w:abstractNum>
-  <w:abstractNum w:abstractNumId="3" w15:restartNumberingAfterBreak="0">
-    <w:nsid w:val="293A51C3"/>
+  <w:abstractNum w:abstractNumId="4" w15:restartNumberingAfterBreak="0">
+    <w:nsid w:val="1B931766"/>
     <w:multiLevelType w:val="hybridMultilevel"/>
-    <w:tmpl w:val="E588118C"/>
-    <w:lvl w:ilvl="0" w:tplc="649AE1D2">
+    <w:tmpl w:val="BDA4C866"/>
+    <w:lvl w:ilvl="0" w:tplc="837CA85C">
+      <w:start w:val="1"/>
+      <w:numFmt w:val="bullet"/>
+      <w:lvlText w:val="●"/>
+      <w:lvlJc w:val="left"/>
+      <w:pPr>
+        <w:ind w:left="720" w:hanging="360"/>
+      </w:pPr>
+    </w:lvl>
+    <w:lvl w:ilvl="1" w:tplc="4868114A">
+      <w:start w:val="1"/>
+      <w:numFmt w:val="bullet"/>
+      <w:lvlText w:val="○"/>
+      <w:lvlJc w:val="left"/>
+      <w:pPr>
+        <w:ind w:left="1440" w:hanging="360"/>
+      </w:pPr>
+    </w:lvl>
+    <w:lvl w:ilvl="2" w:tplc="C1BA7412">
+      <w:start w:val="1"/>
+      <w:numFmt w:val="bullet"/>
+      <w:lvlText w:val="■"/>
+      <w:lvlJc w:val="left"/>
+      <w:pPr>
+        <w:ind w:left="2160" w:hanging="360"/>
+      </w:pPr>
+    </w:lvl>
+    <w:lvl w:ilvl="3" w:tplc="7C0092B8">
+      <w:start w:val="1"/>
+      <w:numFmt w:val="bullet"/>
+      <w:lvlText w:val="●"/>
+      <w:lvlJc w:val="left"/>
+      <w:pPr>
+        <w:ind w:left="2880" w:hanging="360"/>
+      </w:pPr>
+    </w:lvl>
+    <w:lvl w:ilvl="4" w:tplc="3984ED56">
+      <w:start w:val="1"/>
+      <w:numFmt w:val="bullet"/>
+      <w:lvlText w:val="○"/>
+      <w:lvlJc w:val="left"/>
+      <w:pPr>
+        <w:ind w:left="3600" w:hanging="360"/>
+      </w:pPr>
+    </w:lvl>
+    <w:lvl w:ilvl="5" w:tplc="98B271DC">
+      <w:start w:val="1"/>
+      <w:numFmt w:val="bullet"/>
+      <w:lvlText w:val="■"/>
+      <w:lvlJc w:val="left"/>
+      <w:pPr>
+        <w:ind w:left="4320" w:hanging="360"/>
+      </w:pPr>
+    </w:lvl>
+    <w:lvl w:ilvl="6" w:tplc="75A01C88">
+      <w:start w:val="1"/>
+      <w:numFmt w:val="bullet"/>
+      <w:lvlText w:val="●"/>
+      <w:lvlJc w:val="left"/>
+      <w:pPr>
+        <w:ind w:left="5040" w:hanging="360"/>
+      </w:pPr>
+    </w:lvl>
+    <w:lvl w:ilvl="7" w:tplc="F412EA96">
+      <w:start w:val="1"/>
+      <w:numFmt w:val="bullet"/>
+      <w:lvlText w:val="●"/>
+      <w:lvlJc w:val="left"/>
+      <w:pPr>
+        <w:ind w:left="5760" w:hanging="360"/>
+      </w:pPr>
+    </w:lvl>
+    <w:lvl w:ilvl="8" w:tplc="2C621D86">
+      <w:start w:val="1"/>
+      <w:numFmt w:val="bullet"/>
+      <w:lvlText w:val="●"/>
+      <w:lvlJc w:val="left"/>
+      <w:pPr>
+        <w:ind w:left="6480" w:hanging="360"/>
+      </w:pPr>
+    </w:lvl>
+  </w:abstractNum>
+  <w:abstractNum w:abstractNumId="5" w15:restartNumberingAfterBreak="0">
+    <w:nsid w:val="1DE46DEE"/>
+    <w:multiLevelType w:val="hybridMultilevel"/>
+    <w:tmpl w:val="1F0EBFE4"/>
+    <w:lvl w:ilvl="0" w:tplc="14289DE0">
       <w:start w:val="1"/>
       <w:numFmt w:val="decimal"/>
       <w:lvlText w:val="%1."/>
@@ -8550,52 +8694,52 @@
         <w:color w:val="A67C27"/>
       </w:rPr>
     </w:lvl>
-    <w:lvl w:ilvl="1" w:tplc="CAAE11B8">
+    <w:lvl w:ilvl="1" w:tplc="15D62110">
       <w:numFmt w:val="decimal"/>
       <w:lvlText w:val=""/>
       <w:lvlJc w:val="left"/>
     </w:lvl>
-    <w:lvl w:ilvl="2" w:tplc="1062C2DA">
+    <w:lvl w:ilvl="2" w:tplc="EC46F3E2">
       <w:numFmt w:val="decimal"/>
       <w:lvlText w:val=""/>
       <w:lvlJc w:val="left"/>
     </w:lvl>
-    <w:lvl w:ilvl="3" w:tplc="DBB414BC">
+    <w:lvl w:ilvl="3" w:tplc="B2B0B798">
       <w:numFmt w:val="decimal"/>
       <w:lvlText w:val=""/>
       <w:lvlJc w:val="left"/>
     </w:lvl>
-    <w:lvl w:ilvl="4" w:tplc="AD3435E0">
+    <w:lvl w:ilvl="4" w:tplc="B02C2D54">
       <w:numFmt w:val="decimal"/>
       <w:lvlText w:val=""/>
       <w:lvlJc w:val="left"/>
     </w:lvl>
-    <w:lvl w:ilvl="5" w:tplc="3E7A5834">
+    <w:lvl w:ilvl="5" w:tplc="5340388C">
       <w:numFmt w:val="decimal"/>
       <w:lvlText w:val=""/>
       <w:lvlJc w:val="left"/>
     </w:lvl>
-    <w:lvl w:ilvl="6" w:tplc="3DECD8B6">
+    <w:lvl w:ilvl="6" w:tplc="CF28CCF0">
       <w:numFmt w:val="decimal"/>
       <w:lvlText w:val=""/>
       <w:lvlJc w:val="left"/>
     </w:lvl>
-    <w:lvl w:ilvl="7" w:tplc="698482C8">
+    <w:lvl w:ilvl="7" w:tplc="B3FEBF00">
       <w:numFmt w:val="decimal"/>
       <w:lvlText w:val=""/>
       <w:lvlJc w:val="left"/>
     </w:lvl>
-    <w:lvl w:ilvl="8" w:tplc="BE5EB73C">
+    <w:lvl w:ilvl="8" w:tplc="FBE2B768">
       <w:numFmt w:val="decimal"/>
       <w:lvlText w:val=""/>
       <w:lvlJc w:val="left"/>
     </w:lvl>
   </w:abstractNum>
-  <w:abstractNum w:abstractNumId="4" w15:restartNumberingAfterBreak="0">
-    <w:nsid w:val="2A4F636A"/>
+  <w:abstractNum w:abstractNumId="6" w15:restartNumberingAfterBreak="0">
+    <w:nsid w:val="2ED26B5C"/>
     <w:multiLevelType w:val="hybridMultilevel"/>
-    <w:tmpl w:val="70B09050"/>
-    <w:lvl w:ilvl="0" w:tplc="EC4805F6">
+    <w:tmpl w:val="E4B23814"/>
+    <w:lvl w:ilvl="0" w:tplc="C7B2842E">
       <w:start w:val="1"/>
       <w:numFmt w:val="decimal"/>
       <w:lvlText w:val="%1."/>
@@ -8609,52 +8753,52 @@
         <w:color w:val="A67C27"/>
       </w:rPr>
     </w:lvl>
-    <w:lvl w:ilvl="1" w:tplc="E94A3C00">
+    <w:lvl w:ilvl="1" w:tplc="794823F2">
       <w:numFmt w:val="decimal"/>
       <w:lvlText w:val=""/>
       <w:lvlJc w:val="left"/>
     </w:lvl>
-    <w:lvl w:ilvl="2" w:tplc="4F7CA516">
+    <w:lvl w:ilvl="2" w:tplc="536A72B2">
       <w:numFmt w:val="decimal"/>
       <w:lvlText w:val=""/>
       <w:lvlJc w:val="left"/>
     </w:lvl>
-    <w:lvl w:ilvl="3" w:tplc="C00E7A44">
+    <w:lvl w:ilvl="3" w:tplc="B8A4F084">
       <w:numFmt w:val="decimal"/>
       <w:lvlText w:val=""/>
       <w:lvlJc w:val="left"/>
     </w:lvl>
-    <w:lvl w:ilvl="4" w:tplc="26108006">
+    <w:lvl w:ilvl="4" w:tplc="A4A83496">
       <w:numFmt w:val="decimal"/>
       <w:lvlText w:val=""/>
       <w:lvlJc w:val="left"/>
     </w:lvl>
-    <w:lvl w:ilvl="5" w:tplc="DB42F620">
+    <w:lvl w:ilvl="5" w:tplc="D9504C46">
       <w:numFmt w:val="decimal"/>
       <w:lvlText w:val=""/>
       <w:lvlJc w:val="left"/>
     </w:lvl>
-    <w:lvl w:ilvl="6" w:tplc="B6846A52">
+    <w:lvl w:ilvl="6" w:tplc="6A721C92">
       <w:numFmt w:val="decimal"/>
       <w:lvlText w:val=""/>
       <w:lvlJc w:val="left"/>
     </w:lvl>
-    <w:lvl w:ilvl="7" w:tplc="3D00998E">
+    <w:lvl w:ilvl="7" w:tplc="6BD8AB3A">
       <w:numFmt w:val="decimal"/>
       <w:lvlText w:val=""/>
       <w:lvlJc w:val="left"/>
     </w:lvl>
-    <w:lvl w:ilvl="8" w:tplc="89005F2A">
+    <w:lvl w:ilvl="8" w:tplc="73808E64">
       <w:numFmt w:val="decimal"/>
       <w:lvlText w:val=""/>
       <w:lvlJc w:val="left"/>
     </w:lvl>
   </w:abstractNum>
-  <w:abstractNum w:abstractNumId="5" w15:restartNumberingAfterBreak="0">
-    <w:nsid w:val="2CF01F7E"/>
+  <w:abstractNum w:abstractNumId="7" w15:restartNumberingAfterBreak="0">
+    <w:nsid w:val="3F974981"/>
     <w:multiLevelType w:val="hybridMultilevel"/>
-    <w:tmpl w:val="B86EF2B6"/>
-    <w:lvl w:ilvl="0" w:tplc="BA94698A">
+    <w:tmpl w:val="33B4EDE0"/>
+    <w:lvl w:ilvl="0" w:tplc="6536289C">
       <w:start w:val="1"/>
       <w:numFmt w:val="decimal"/>
       <w:lvlText w:val="%1."/>
@@ -8668,52 +8812,52 @@
         <w:color w:val="A67C27"/>
       </w:rPr>
     </w:lvl>
-    <w:lvl w:ilvl="1" w:tplc="49968854">
+    <w:lvl w:ilvl="1" w:tplc="75E42462">
       <w:numFmt w:val="decimal"/>
       <w:lvlText w:val=""/>
       <w:lvlJc w:val="left"/>
     </w:lvl>
-    <w:lvl w:ilvl="2" w:tplc="9C6E969C">
+    <w:lvl w:ilvl="2" w:tplc="06AEB136">
       <w:numFmt w:val="decimal"/>
       <w:lvlText w:val=""/>
       <w:lvlJc w:val="left"/>
     </w:lvl>
-    <w:lvl w:ilvl="3" w:tplc="49B40E1A">
+    <w:lvl w:ilvl="3" w:tplc="D8A25DF4">
       <w:numFmt w:val="decimal"/>
       <w:lvlText w:val=""/>
       <w:lvlJc w:val="left"/>
     </w:lvl>
-    <w:lvl w:ilvl="4" w:tplc="39828E06">
+    <w:lvl w:ilvl="4" w:tplc="D1F066C4">
       <w:numFmt w:val="decimal"/>
       <w:lvlText w:val=""/>
       <w:lvlJc w:val="left"/>
     </w:lvl>
-    <w:lvl w:ilvl="5" w:tplc="F014D3DE">
+    <w:lvl w:ilvl="5" w:tplc="05D07FA8">
       <w:numFmt w:val="decimal"/>
       <w:lvlText w:val=""/>
       <w:lvlJc w:val="left"/>
     </w:lvl>
-    <w:lvl w:ilvl="6" w:tplc="785E2C1E">
+    <w:lvl w:ilvl="6" w:tplc="EA4E7290">
       <w:numFmt w:val="decimal"/>
       <w:lvlText w:val=""/>
       <w:lvlJc w:val="left"/>
     </w:lvl>
-    <w:lvl w:ilvl="7" w:tplc="08282406">
+    <w:lvl w:ilvl="7" w:tplc="8B6042EA">
       <w:numFmt w:val="decimal"/>
       <w:lvlText w:val=""/>
       <w:lvlJc w:val="left"/>
     </w:lvl>
-    <w:lvl w:ilvl="8" w:tplc="42E84330">
+    <w:lvl w:ilvl="8" w:tplc="6E9A97D2">
       <w:numFmt w:val="decimal"/>
       <w:lvlText w:val=""/>
       <w:lvlJc w:val="left"/>
     </w:lvl>
   </w:abstractNum>
-  <w:abstractNum w:abstractNumId="6" w15:restartNumberingAfterBreak="0">
-    <w:nsid w:val="4B234874"/>
+  <w:abstractNum w:abstractNumId="8" w15:restartNumberingAfterBreak="0">
+    <w:nsid w:val="47B23C3F"/>
     <w:multiLevelType w:val="hybridMultilevel"/>
-    <w:tmpl w:val="C00AD6CA"/>
-    <w:lvl w:ilvl="0" w:tplc="C4B86B7A">
+    <w:tmpl w:val="0D2CC8D0"/>
+    <w:lvl w:ilvl="0" w:tplc="806E801E">
       <w:start w:val="1"/>
       <w:numFmt w:val="decimal"/>
       <w:lvlText w:val="%1."/>
@@ -8727,52 +8871,52 @@
         <w:color w:val="A67C27"/>
       </w:rPr>
     </w:lvl>
-    <w:lvl w:ilvl="1" w:tplc="AF000DD6">
+    <w:lvl w:ilvl="1" w:tplc="96E65AF0">
       <w:numFmt w:val="decimal"/>
       <w:lvlText w:val=""/>
       <w:lvlJc w:val="left"/>
     </w:lvl>
-    <w:lvl w:ilvl="2" w:tplc="1B947C18">
+    <w:lvl w:ilvl="2" w:tplc="20A4A698">
       <w:numFmt w:val="decimal"/>
       <w:lvlText w:val=""/>
       <w:lvlJc w:val="left"/>
     </w:lvl>
-    <w:lvl w:ilvl="3" w:tplc="4CB42EFA">
+    <w:lvl w:ilvl="3" w:tplc="880EF37C">
       <w:numFmt w:val="decimal"/>
       <w:lvlText w:val=""/>
       <w:lvlJc w:val="left"/>
     </w:lvl>
-    <w:lvl w:ilvl="4" w:tplc="BC605A0E">
+    <w:lvl w:ilvl="4" w:tplc="8E54D2CE">
       <w:numFmt w:val="decimal"/>
       <w:lvlText w:val=""/>
       <w:lvlJc w:val="left"/>
     </w:lvl>
-    <w:lvl w:ilvl="5" w:tplc="377ACFC8">
+    <w:lvl w:ilvl="5" w:tplc="C9DC9F8E">
       <w:numFmt w:val="decimal"/>
       <w:lvlText w:val=""/>
       <w:lvlJc w:val="left"/>
     </w:lvl>
-    <w:lvl w:ilvl="6" w:tplc="A33E168E">
+    <w:lvl w:ilvl="6" w:tplc="A64AEB8E">
       <w:numFmt w:val="decimal"/>
       <w:lvlText w:val=""/>
       <w:lvlJc w:val="left"/>
     </w:lvl>
-    <w:lvl w:ilvl="7" w:tplc="CCF8D96C">
+    <w:lvl w:ilvl="7" w:tplc="318E721E">
       <w:numFmt w:val="decimal"/>
       <w:lvlText w:val=""/>
       <w:lvlJc w:val="left"/>
     </w:lvl>
-    <w:lvl w:ilvl="8" w:tplc="7E4208F4">
+    <w:lvl w:ilvl="8" w:tplc="614E4B8E">
       <w:numFmt w:val="decimal"/>
       <w:lvlText w:val=""/>
       <w:lvlJc w:val="left"/>
     </w:lvl>
   </w:abstractNum>
-  <w:abstractNum w:abstractNumId="7" w15:restartNumberingAfterBreak="0">
-    <w:nsid w:val="58E87B86"/>
+  <w:abstractNum w:abstractNumId="9" w15:restartNumberingAfterBreak="0">
+    <w:nsid w:val="647B1DC7"/>
     <w:multiLevelType w:val="hybridMultilevel"/>
-    <w:tmpl w:val="3AD2F5CC"/>
-    <w:lvl w:ilvl="0" w:tplc="1348373E">
+    <w:tmpl w:val="0E5E9508"/>
+    <w:lvl w:ilvl="0" w:tplc="C9A68B88">
       <w:start w:val="1"/>
       <w:numFmt w:val="decimal"/>
       <w:lvlText w:val="%1."/>
@@ -8786,196 +8930,52 @@
         <w:color w:val="A67C27"/>
       </w:rPr>
     </w:lvl>
-    <w:lvl w:ilvl="1" w:tplc="90EADBAC">
+    <w:lvl w:ilvl="1" w:tplc="63CE7682">
       <w:numFmt w:val="decimal"/>
       <w:lvlText w:val=""/>
       <w:lvlJc w:val="left"/>
     </w:lvl>
-    <w:lvl w:ilvl="2" w:tplc="1A2425D0">
+    <w:lvl w:ilvl="2" w:tplc="CFFA5B28">
       <w:numFmt w:val="decimal"/>
       <w:lvlText w:val=""/>
       <w:lvlJc w:val="left"/>
     </w:lvl>
-    <w:lvl w:ilvl="3" w:tplc="0826EA7A">
+    <w:lvl w:ilvl="3" w:tplc="71FEB0F2">
       <w:numFmt w:val="decimal"/>
       <w:lvlText w:val=""/>
       <w:lvlJc w:val="left"/>
     </w:lvl>
-    <w:lvl w:ilvl="4" w:tplc="F1A872F8">
+    <w:lvl w:ilvl="4" w:tplc="E2F8BEEE">
       <w:numFmt w:val="decimal"/>
       <w:lvlText w:val=""/>
       <w:lvlJc w:val="left"/>
     </w:lvl>
-    <w:lvl w:ilvl="5" w:tplc="EE2215DC">
+    <w:lvl w:ilvl="5" w:tplc="39943A88">
       <w:numFmt w:val="decimal"/>
       <w:lvlText w:val=""/>
       <w:lvlJc w:val="left"/>
     </w:lvl>
-    <w:lvl w:ilvl="6" w:tplc="DE9A3E0C">
+    <w:lvl w:ilvl="6" w:tplc="F0CA3724">
       <w:numFmt w:val="decimal"/>
       <w:lvlText w:val=""/>
       <w:lvlJc w:val="left"/>
     </w:lvl>
-    <w:lvl w:ilvl="7" w:tplc="BFF6CEE4">
+    <w:lvl w:ilvl="7" w:tplc="CEF06874">
       <w:numFmt w:val="decimal"/>
       <w:lvlText w:val=""/>
       <w:lvlJc w:val="left"/>
     </w:lvl>
-    <w:lvl w:ilvl="8" w:tplc="8F60F9EA">
+    <w:lvl w:ilvl="8" w:tplc="AB8000C4">
       <w:numFmt w:val="decimal"/>
       <w:lvlText w:val=""/>
       <w:lvlJc w:val="left"/>
     </w:lvl>
   </w:abstractNum>
-  <w:abstractNum w:abstractNumId="8" w15:restartNumberingAfterBreak="0">
-    <w:nsid w:val="5BD12A22"/>
+  <w:abstractNum w:abstractNumId="10" w15:restartNumberingAfterBreak="0">
+    <w:nsid w:val="69E6783E"/>
     <w:multiLevelType w:val="hybridMultilevel"/>
-    <w:tmpl w:val="27EE1EE8"/>
-    <w:lvl w:ilvl="0" w:tplc="06007D34">
-      <w:start w:val="1"/>
-      <w:numFmt w:val="bullet"/>
-      <w:lvlText w:val="●"/>
-      <w:lvlJc w:val="left"/>
-      <w:pPr>
-        <w:ind w:left="720" w:hanging="360"/>
-      </w:pPr>
-    </w:lvl>
-    <w:lvl w:ilvl="1" w:tplc="9A60C68A">
-      <w:start w:val="1"/>
-      <w:numFmt w:val="bullet"/>
-      <w:lvlText w:val="○"/>
-      <w:lvlJc w:val="left"/>
-      <w:pPr>
-        <w:ind w:left="1440" w:hanging="360"/>
-      </w:pPr>
-    </w:lvl>
-    <w:lvl w:ilvl="2" w:tplc="33F481A0">
-      <w:start w:val="1"/>
-      <w:numFmt w:val="bullet"/>
-      <w:lvlText w:val="■"/>
-      <w:lvlJc w:val="left"/>
-      <w:pPr>
-        <w:ind w:left="2160" w:hanging="360"/>
-      </w:pPr>
-    </w:lvl>
-    <w:lvl w:ilvl="3" w:tplc="390E1A96">
-      <w:start w:val="1"/>
-      <w:numFmt w:val="bullet"/>
-      <w:lvlText w:val="●"/>
-      <w:lvlJc w:val="left"/>
-      <w:pPr>
-        <w:ind w:left="2880" w:hanging="360"/>
-      </w:pPr>
-    </w:lvl>
-    <w:lvl w:ilvl="4" w:tplc="67A6EB54">
-      <w:start w:val="1"/>
-      <w:numFmt w:val="bullet"/>
-      <w:lvlText w:val="○"/>
-      <w:lvlJc w:val="left"/>
-      <w:pPr>
-        <w:ind w:left="3600" w:hanging="360"/>
-      </w:pPr>
-    </w:lvl>
-    <w:lvl w:ilvl="5" w:tplc="A12CB850">
-      <w:start w:val="1"/>
-      <w:numFmt w:val="bullet"/>
-      <w:lvlText w:val="■"/>
-      <w:lvlJc w:val="left"/>
-      <w:pPr>
-        <w:ind w:left="4320" w:hanging="360"/>
-      </w:pPr>
-    </w:lvl>
-    <w:lvl w:ilvl="6" w:tplc="6980F12C">
-      <w:start w:val="1"/>
-      <w:numFmt w:val="bullet"/>
-      <w:lvlText w:val="●"/>
-      <w:lvlJc w:val="left"/>
-      <w:pPr>
-        <w:ind w:left="5040" w:hanging="360"/>
-      </w:pPr>
-    </w:lvl>
-    <w:lvl w:ilvl="7" w:tplc="CF44F81C">
-      <w:start w:val="1"/>
-      <w:numFmt w:val="bullet"/>
-      <w:lvlText w:val="●"/>
-      <w:lvlJc w:val="left"/>
-      <w:pPr>
-        <w:ind w:left="5760" w:hanging="360"/>
-      </w:pPr>
-    </w:lvl>
-    <w:lvl w:ilvl="8" w:tplc="FA3EE2D0">
-      <w:start w:val="1"/>
-      <w:numFmt w:val="bullet"/>
-      <w:lvlText w:val="●"/>
-      <w:lvlJc w:val="left"/>
-      <w:pPr>
-        <w:ind w:left="6480" w:hanging="360"/>
-      </w:pPr>
-    </w:lvl>
-  </w:abstractNum>
-  <w:abstractNum w:abstractNumId="9" w15:restartNumberingAfterBreak="0">
-    <w:nsid w:val="615C5D7E"/>
-    <w:multiLevelType w:val="hybridMultilevel"/>
-    <w:tmpl w:val="D9201FC0"/>
-    <w:lvl w:ilvl="0" w:tplc="83DC0C90">
-      <w:start w:val="1"/>
-      <w:numFmt w:val="bullet"/>
-      <w:lvlText w:val="•"/>
-      <w:lvlJc w:val="left"/>
-      <w:pPr>
-        <w:ind w:left="460" w:hanging="280"/>
-      </w:pPr>
-    </w:lvl>
-    <w:lvl w:ilvl="1" w:tplc="4F9A2CC6">
-      <w:start w:val="1"/>
-      <w:numFmt w:val="bullet"/>
-      <w:lvlText w:val="–"/>
-      <w:lvlJc w:val="left"/>
-      <w:pPr>
-        <w:ind w:left="900" w:hanging="280"/>
-      </w:pPr>
-    </w:lvl>
-    <w:lvl w:ilvl="2" w:tplc="31CCA83E">
-      <w:numFmt w:val="decimal"/>
-      <w:lvlText w:val=""/>
-      <w:lvlJc w:val="left"/>
-    </w:lvl>
-    <w:lvl w:ilvl="3" w:tplc="C6FC3900">
-      <w:numFmt w:val="decimal"/>
-      <w:lvlText w:val=""/>
-      <w:lvlJc w:val="left"/>
-    </w:lvl>
-    <w:lvl w:ilvl="4" w:tplc="08E21194">
-      <w:numFmt w:val="decimal"/>
-      <w:lvlText w:val=""/>
-      <w:lvlJc w:val="left"/>
-    </w:lvl>
-    <w:lvl w:ilvl="5" w:tplc="D4F8E170">
-      <w:numFmt w:val="decimal"/>
-      <w:lvlText w:val=""/>
-      <w:lvlJc w:val="left"/>
-    </w:lvl>
-    <w:lvl w:ilvl="6" w:tplc="1F14A45A">
-      <w:numFmt w:val="decimal"/>
-      <w:lvlText w:val=""/>
-      <w:lvlJc w:val="left"/>
-    </w:lvl>
-    <w:lvl w:ilvl="7" w:tplc="7C6E2200">
-      <w:numFmt w:val="decimal"/>
-      <w:lvlText w:val=""/>
-      <w:lvlJc w:val="left"/>
-    </w:lvl>
-    <w:lvl w:ilvl="8" w:tplc="A5B81594">
-      <w:numFmt w:val="decimal"/>
-      <w:lvlText w:val=""/>
-      <w:lvlJc w:val="left"/>
-    </w:lvl>
-  </w:abstractNum>
-  <w:abstractNum w:abstractNumId="10" w15:restartNumberingAfterBreak="0">
-    <w:nsid w:val="65511F0B"/>
-    <w:multiLevelType w:val="hybridMultilevel"/>
-    <w:tmpl w:val="1EF4F20E"/>
-    <w:lvl w:ilvl="0" w:tplc="B9023AC8">
+    <w:tmpl w:val="8C865A6A"/>
+    <w:lvl w:ilvl="0" w:tplc="FAFE856A">
       <w:start w:val="1"/>
       <w:numFmt w:val="decimal"/>
       <w:lvlText w:val="%1."/>
@@ -8989,52 +8989,52 @@
         <w:color w:val="A67C27"/>
       </w:rPr>
     </w:lvl>
-    <w:lvl w:ilvl="1" w:tplc="567C2EC8">
+    <w:lvl w:ilvl="1" w:tplc="9EFE1B46">
       <w:numFmt w:val="decimal"/>
       <w:lvlText w:val=""/>
       <w:lvlJc w:val="left"/>
     </w:lvl>
-    <w:lvl w:ilvl="2" w:tplc="29ACF066">
+    <w:lvl w:ilvl="2" w:tplc="B3CAC5B2">
       <w:numFmt w:val="decimal"/>
       <w:lvlText w:val=""/>
       <w:lvlJc w:val="left"/>
     </w:lvl>
-    <w:lvl w:ilvl="3" w:tplc="07602ECE">
+    <w:lvl w:ilvl="3" w:tplc="F634D71C">
       <w:numFmt w:val="decimal"/>
       <w:lvlText w:val=""/>
       <w:lvlJc w:val="left"/>
     </w:lvl>
-    <w:lvl w:ilvl="4" w:tplc="1BECB444">
+    <w:lvl w:ilvl="4" w:tplc="F1F605B8">
       <w:numFmt w:val="decimal"/>
       <w:lvlText w:val=""/>
       <w:lvlJc w:val="left"/>
     </w:lvl>
-    <w:lvl w:ilvl="5" w:tplc="29D2C742">
+    <w:lvl w:ilvl="5" w:tplc="E1947570">
       <w:numFmt w:val="decimal"/>
       <w:lvlText w:val=""/>
       <w:lvlJc w:val="left"/>
     </w:lvl>
-    <w:lvl w:ilvl="6" w:tplc="EC8C6E08">
+    <w:lvl w:ilvl="6" w:tplc="AAB2EEAC">
       <w:numFmt w:val="decimal"/>
       <w:lvlText w:val=""/>
       <w:lvlJc w:val="left"/>
     </w:lvl>
-    <w:lvl w:ilvl="7" w:tplc="8B280FCC">
+    <w:lvl w:ilvl="7" w:tplc="E842CF64">
       <w:numFmt w:val="decimal"/>
       <w:lvlText w:val=""/>
       <w:lvlJc w:val="left"/>
     </w:lvl>
-    <w:lvl w:ilvl="8" w:tplc="49CA2DFC">
+    <w:lvl w:ilvl="8" w:tplc="E8CED268">
       <w:numFmt w:val="decimal"/>
       <w:lvlText w:val=""/>
       <w:lvlJc w:val="left"/>
     </w:lvl>
   </w:abstractNum>
   <w:abstractNum w:abstractNumId="11" w15:restartNumberingAfterBreak="0">
-    <w:nsid w:val="675161C4"/>
+    <w:nsid w:val="6E601E53"/>
     <w:multiLevelType w:val="hybridMultilevel"/>
-    <w:tmpl w:val="B24A4CF2"/>
-    <w:lvl w:ilvl="0" w:tplc="4B3CA5D8">
+    <w:tmpl w:val="F6026E4E"/>
+    <w:lvl w:ilvl="0" w:tplc="4872D422">
       <w:start w:val="1"/>
       <w:numFmt w:val="decimal"/>
       <w:lvlText w:val="%1."/>
@@ -9048,115 +9048,115 @@
         <w:color w:val="A67C27"/>
       </w:rPr>
     </w:lvl>
-    <w:lvl w:ilvl="1" w:tplc="F79CE7E6">
+    <w:lvl w:ilvl="1" w:tplc="C9AC5B7C">
       <w:numFmt w:val="decimal"/>
       <w:lvlText w:val=""/>
       <w:lvlJc w:val="left"/>
     </w:lvl>
-    <w:lvl w:ilvl="2" w:tplc="EF7E759A">
+    <w:lvl w:ilvl="2" w:tplc="0C2A1D62">
       <w:numFmt w:val="decimal"/>
       <w:lvlText w:val=""/>
       <w:lvlJc w:val="left"/>
     </w:lvl>
-    <w:lvl w:ilvl="3" w:tplc="1BF03940">
+    <w:lvl w:ilvl="3" w:tplc="AFF49262">
       <w:numFmt w:val="decimal"/>
       <w:lvlText w:val=""/>
       <w:lvlJc w:val="left"/>
     </w:lvl>
-    <w:lvl w:ilvl="4" w:tplc="984AC292">
+    <w:lvl w:ilvl="4" w:tplc="423A3A92">
       <w:numFmt w:val="decimal"/>
       <w:lvlText w:val=""/>
       <w:lvlJc w:val="left"/>
     </w:lvl>
-    <w:lvl w:ilvl="5" w:tplc="FB325C8C">
+    <w:lvl w:ilvl="5" w:tplc="6F325B76">
       <w:numFmt w:val="decimal"/>
       <w:lvlText w:val=""/>
       <w:lvlJc w:val="left"/>
     </w:lvl>
-    <w:lvl w:ilvl="6" w:tplc="E9866F7E">
+    <w:lvl w:ilvl="6" w:tplc="17F0920A">
       <w:numFmt w:val="decimal"/>
       <w:lvlText w:val=""/>
       <w:lvlJc w:val="left"/>
     </w:lvl>
-    <w:lvl w:ilvl="7" w:tplc="B67EB7AA">
+    <w:lvl w:ilvl="7" w:tplc="2BFCACA2">
       <w:numFmt w:val="decimal"/>
       <w:lvlText w:val=""/>
       <w:lvlJc w:val="left"/>
     </w:lvl>
-    <w:lvl w:ilvl="8" w:tplc="8D66E330">
+    <w:lvl w:ilvl="8" w:tplc="475E476A">
       <w:numFmt w:val="decimal"/>
       <w:lvlText w:val=""/>
       <w:lvlJc w:val="left"/>
     </w:lvl>
   </w:abstractNum>
-  <w:num w:numId="1" w16cid:durableId="2049066944">
+  <w:num w:numId="1" w16cid:durableId="2113619999">
+    <w:abstractNumId w:val="4"/>
+    <w:lvlOverride w:ilvl="0">
+      <w:startOverride w:val="1"/>
+    </w:lvlOverride>
+  </w:num>
+  <w:num w:numId="2" w16cid:durableId="472913313">
+    <w:abstractNumId w:val="2"/>
+    <w:lvlOverride w:ilvl="0">
+      <w:startOverride w:val="1"/>
+    </w:lvlOverride>
+  </w:num>
+  <w:num w:numId="3" w16cid:durableId="1007976009">
+    <w:abstractNumId w:val="3"/>
+    <w:lvlOverride w:ilvl="0">
+      <w:startOverride w:val="1"/>
+    </w:lvlOverride>
+  </w:num>
+  <w:num w:numId="4" w16cid:durableId="1865626611">
+    <w:abstractNumId w:val="9"/>
+    <w:lvlOverride w:ilvl="0">
+      <w:startOverride w:val="1"/>
+    </w:lvlOverride>
+  </w:num>
+  <w:num w:numId="5" w16cid:durableId="1111239661">
+    <w:abstractNumId w:val="1"/>
+    <w:lvlOverride w:ilvl="0">
+      <w:startOverride w:val="1"/>
+    </w:lvlOverride>
+  </w:num>
+  <w:num w:numId="6" w16cid:durableId="2064863154">
+    <w:abstractNumId w:val="5"/>
+    <w:lvlOverride w:ilvl="0">
+      <w:startOverride w:val="1"/>
+    </w:lvlOverride>
+  </w:num>
+  <w:num w:numId="7" w16cid:durableId="1212423220">
+    <w:abstractNumId w:val="11"/>
+    <w:lvlOverride w:ilvl="0">
+      <w:startOverride w:val="1"/>
+    </w:lvlOverride>
+  </w:num>
+  <w:num w:numId="8" w16cid:durableId="749500741">
     <w:abstractNumId w:val="8"/>
     <w:lvlOverride w:ilvl="0">
       <w:startOverride w:val="1"/>
     </w:lvlOverride>
   </w:num>
-  <w:num w:numId="2" w16cid:durableId="1282999615">
-    <w:abstractNumId w:val="9"/>
+  <w:num w:numId="9" w16cid:durableId="1477070527">
+    <w:abstractNumId w:val="7"/>
     <w:lvlOverride w:ilvl="0">
       <w:startOverride w:val="1"/>
     </w:lvlOverride>
   </w:num>
-  <w:num w:numId="3" w16cid:durableId="1337416827">
+  <w:num w:numId="10" w16cid:durableId="1160467220">
+    <w:abstractNumId w:val="6"/>
+    <w:lvlOverride w:ilvl="0">
+      <w:startOverride w:val="1"/>
+    </w:lvlOverride>
+  </w:num>
+  <w:num w:numId="11" w16cid:durableId="1941185146">
     <w:abstractNumId w:val="10"/>
     <w:lvlOverride w:ilvl="0">
       <w:startOverride w:val="1"/>
     </w:lvlOverride>
   </w:num>
-  <w:num w:numId="4" w16cid:durableId="708140892">
-    <w:abstractNumId w:val="4"/>
-    <w:lvlOverride w:ilvl="0">
-      <w:startOverride w:val="1"/>
-    </w:lvlOverride>
-  </w:num>
-  <w:num w:numId="5" w16cid:durableId="1621230050">
-    <w:abstractNumId w:val="1"/>
-    <w:lvlOverride w:ilvl="0">
-      <w:startOverride w:val="1"/>
-    </w:lvlOverride>
-  </w:num>
-  <w:num w:numId="6" w16cid:durableId="229972307">
-    <w:abstractNumId w:val="2"/>
-    <w:lvlOverride w:ilvl="0">
-      <w:startOverride w:val="1"/>
-    </w:lvlOverride>
-  </w:num>
-  <w:num w:numId="7" w16cid:durableId="1784300137">
-    <w:abstractNumId w:val="6"/>
-    <w:lvlOverride w:ilvl="0">
-      <w:startOverride w:val="1"/>
-    </w:lvlOverride>
-  </w:num>
-  <w:num w:numId="8" w16cid:durableId="1273787291">
-    <w:abstractNumId w:val="3"/>
-    <w:lvlOverride w:ilvl="0">
-      <w:startOverride w:val="1"/>
-    </w:lvlOverride>
-  </w:num>
-  <w:num w:numId="9" w16cid:durableId="1630478911">
+  <w:num w:numId="12" w16cid:durableId="1892224038">
     <w:abstractNumId w:val="0"/>
-    <w:lvlOverride w:ilvl="0">
-      <w:startOverride w:val="1"/>
-    </w:lvlOverride>
-  </w:num>
-  <w:num w:numId="10" w16cid:durableId="1136028046">
-    <w:abstractNumId w:val="5"/>
-    <w:lvlOverride w:ilvl="0">
-      <w:startOverride w:val="1"/>
-    </w:lvlOverride>
-  </w:num>
-  <w:num w:numId="11" w16cid:durableId="1300069202">
-    <w:abstractNumId w:val="11"/>
-    <w:lvlOverride w:ilvl="0">
-      <w:startOverride w:val="1"/>
-    </w:lvlOverride>
-  </w:num>
-  <w:num w:numId="12" w16cid:durableId="933322622">
-    <w:abstractNumId w:val="7"/>
     <w:lvlOverride w:ilvl="0">
       <w:startOverride w:val="1"/>
     </w:lvlOverride>
@@ -9781,7 +9781,7 @@
     <w:autoRedefine/>
     <w:uiPriority w:val="39"/>
     <w:unhideWhenUsed/>
-    <w:rsid w:val="00777C8F"/>
+    <w:rsid w:val="001E215F"/>
     <w:pPr>
       <w:spacing w:after="100"/>
     </w:pPr>
@@ -9793,7 +9793,7 @@
     <w:autoRedefine/>
     <w:uiPriority w:val="39"/>
     <w:unhideWhenUsed/>
-    <w:rsid w:val="00777C8F"/>
+    <w:rsid w:val="001E215F"/>
     <w:pPr>
       <w:spacing w:after="100"/>
       <w:ind w:left="210"/>

--- a/docs/manuals/Role_Guide_3_Contact_RA.docx
+++ b/docs/manuals/Role_Guide_3_Contact_RA.docx
@@ -69,7 +69,7 @@
           <w:left w:w="10" w:type="dxa"/>
           <w:right w:w="10" w:type="dxa"/>
         </w:tblCellMar>
-        <w:tblLook w:val="0000" w:firstRow="0" w:lastRow="0" w:firstColumn="0" w:lastColumn="0" w:noHBand="0" w:noVBand="0"/>
+        <w:tblLook w:val="04A0" w:firstRow="1" w:lastRow="0" w:firstColumn="1" w:lastColumn="0" w:noHBand="0" w:noVBand="1"/>
       </w:tblPr>
       <w:tblGrid>
         <w:gridCol w:w="2300"/>
@@ -469,7 +469,7 @@
                 <w:sz w:val="19"/>
                 <w:szCs w:val="19"/>
               </w:rPr>
-              <w:t>Version 1.3 · 20 September 2026</w:t>
+              <w:t>Version 1.4 · 20 September 2026</w:t>
             </w:r>
           </w:p>
         </w:tc>
@@ -538,7 +538,7 @@
     <w:sdt>
       <w:sdtPr>
         <w:alias w:val="Contents"/>
-        <w:id w:val="-582374841"/>
+        <w:id w:val="216781585"/>
       </w:sdtPr>
       <w:sdtEndPr/>
       <w:sdtContent>
@@ -567,7 +567,7 @@
           <w:r>
             <w:fldChar w:fldCharType="separate"/>
           </w:r>
-          <w:hyperlink w:anchor="_Toc240767880" w:history="1">
+          <w:hyperlink w:anchor="_Toc240773425" w:history="1">
             <w:r>
               <w:rPr>
                 <w:rStyle w:val="Hyperlink"/>
@@ -591,7 +591,7 @@
               <w:rPr>
                 <w:noProof/>
               </w:rPr>
-              <w:instrText xml:space="preserve"> PAGEREF _Toc240767880 \h </w:instrText>
+              <w:instrText xml:space="preserve"> PAGEREF _Toc240773425 \h </w:instrText>
             </w:r>
             <w:r>
               <w:rPr>
@@ -634,7 +634,7 @@
               <w14:ligatures w14:val="standardContextual"/>
             </w:rPr>
           </w:pPr>
-          <w:hyperlink w:anchor="_Toc240767881" w:history="1">
+          <w:hyperlink w:anchor="_Toc240773426" w:history="1">
             <w:r>
               <w:rPr>
                 <w:rStyle w:val="Hyperlink"/>
@@ -658,7 +658,7 @@
               <w:rPr>
                 <w:noProof/>
               </w:rPr>
-              <w:instrText xml:space="preserve"> PAGEREF _Toc240767881 \h </w:instrText>
+              <w:instrText xml:space="preserve"> PAGEREF _Toc240773426 \h </w:instrText>
             </w:r>
             <w:r>
               <w:rPr>
@@ -701,7 +701,7 @@
               <w14:ligatures w14:val="standardContextual"/>
             </w:rPr>
           </w:pPr>
-          <w:hyperlink w:anchor="_Toc240767882" w:history="1">
+          <w:hyperlink w:anchor="_Toc240773427" w:history="1">
             <w:r>
               <w:rPr>
                 <w:rStyle w:val="Hyperlink"/>
@@ -725,7 +725,7 @@
               <w:rPr>
                 <w:noProof/>
               </w:rPr>
-              <w:instrText xml:space="preserve"> PAGEREF _Toc240767882 \h </w:instrText>
+              <w:instrText xml:space="preserve"> PAGEREF _Toc240773427 \h </w:instrText>
             </w:r>
             <w:r>
               <w:rPr>
@@ -768,7 +768,7 @@
               <w14:ligatures w14:val="standardContextual"/>
             </w:rPr>
           </w:pPr>
-          <w:hyperlink w:anchor="_Toc240767883" w:history="1">
+          <w:hyperlink w:anchor="_Toc240773428" w:history="1">
             <w:r>
               <w:rPr>
                 <w:rStyle w:val="Hyperlink"/>
@@ -792,7 +792,7 @@
               <w:rPr>
                 <w:noProof/>
               </w:rPr>
-              <w:instrText xml:space="preserve"> PAGEREF _Toc240767883 \h </w:instrText>
+              <w:instrText xml:space="preserve"> PAGEREF _Toc240773428 \h </w:instrText>
             </w:r>
             <w:r>
               <w:rPr>
@@ -835,7 +835,7 @@
               <w14:ligatures w14:val="standardContextual"/>
             </w:rPr>
           </w:pPr>
-          <w:hyperlink w:anchor="_Toc240767884" w:history="1">
+          <w:hyperlink w:anchor="_Toc240773429" w:history="1">
             <w:r>
               <w:rPr>
                 <w:rStyle w:val="Hyperlink"/>
@@ -859,7 +859,7 @@
               <w:rPr>
                 <w:noProof/>
               </w:rPr>
-              <w:instrText xml:space="preserve"> PAGEREF _Toc240767884 \h </w:instrText>
+              <w:instrText xml:space="preserve"> PAGEREF _Toc240773429 \h </w:instrText>
             </w:r>
             <w:r>
               <w:rPr>
@@ -902,7 +902,7 @@
               <w14:ligatures w14:val="standardContextual"/>
             </w:rPr>
           </w:pPr>
-          <w:hyperlink w:anchor="_Toc240767885" w:history="1">
+          <w:hyperlink w:anchor="_Toc240773430" w:history="1">
             <w:r>
               <w:rPr>
                 <w:rStyle w:val="Hyperlink"/>
@@ -926,7 +926,7 @@
               <w:rPr>
                 <w:noProof/>
               </w:rPr>
-              <w:instrText xml:space="preserve"> PAGEREF _Toc240767885 \h </w:instrText>
+              <w:instrText xml:space="preserve"> PAGEREF _Toc240773430 \h </w:instrText>
             </w:r>
             <w:r>
               <w:rPr>
@@ -969,7 +969,7 @@
               <w14:ligatures w14:val="standardContextual"/>
             </w:rPr>
           </w:pPr>
-          <w:hyperlink w:anchor="_Toc240767886" w:history="1">
+          <w:hyperlink w:anchor="_Toc240773431" w:history="1">
             <w:r>
               <w:rPr>
                 <w:rStyle w:val="Hyperlink"/>
@@ -993,7 +993,7 @@
               <w:rPr>
                 <w:noProof/>
               </w:rPr>
-              <w:instrText xml:space="preserve"> PAGEREF _Toc240767886 \h </w:instrText>
+              <w:instrText xml:space="preserve"> PAGEREF _Toc240773431 \h </w:instrText>
             </w:r>
             <w:r>
               <w:rPr>
@@ -1036,7 +1036,7 @@
               <w14:ligatures w14:val="standardContextual"/>
             </w:rPr>
           </w:pPr>
-          <w:hyperlink w:anchor="_Toc240767887" w:history="1">
+          <w:hyperlink w:anchor="_Toc240773432" w:history="1">
             <w:r>
               <w:rPr>
                 <w:rStyle w:val="Hyperlink"/>
@@ -1060,7 +1060,7 @@
               <w:rPr>
                 <w:noProof/>
               </w:rPr>
-              <w:instrText xml:space="preserve"> PAGEREF _Toc240767887 \h </w:instrText>
+              <w:instrText xml:space="preserve"> PAGEREF _Toc240773432 \h </w:instrText>
             </w:r>
             <w:r>
               <w:rPr>
@@ -1103,7 +1103,7 @@
               <w14:ligatures w14:val="standardContextual"/>
             </w:rPr>
           </w:pPr>
-          <w:hyperlink w:anchor="_Toc240767888" w:history="1">
+          <w:hyperlink w:anchor="_Toc240773433" w:history="1">
             <w:r>
               <w:rPr>
                 <w:rStyle w:val="Hyperlink"/>
@@ -1127,7 +1127,7 @@
               <w:rPr>
                 <w:noProof/>
               </w:rPr>
-              <w:instrText xml:space="preserve"> PAGEREF _Toc240767888 \h </w:instrText>
+              <w:instrText xml:space="preserve"> PAGEREF _Toc240773433 \h </w:instrText>
             </w:r>
             <w:r>
               <w:rPr>
@@ -1170,7 +1170,7 @@
               <w14:ligatures w14:val="standardContextual"/>
             </w:rPr>
           </w:pPr>
-          <w:hyperlink w:anchor="_Toc240767889" w:history="1">
+          <w:hyperlink w:anchor="_Toc240773434" w:history="1">
             <w:r>
               <w:rPr>
                 <w:rStyle w:val="Hyperlink"/>
@@ -1194,7 +1194,7 @@
               <w:rPr>
                 <w:noProof/>
               </w:rPr>
-              <w:instrText xml:space="preserve"> PAGEREF _Toc240767889 \h </w:instrText>
+              <w:instrText xml:space="preserve"> PAGEREF _Toc240773434 \h </w:instrText>
             </w:r>
             <w:r>
               <w:rPr>
@@ -1237,7 +1237,7 @@
               <w14:ligatures w14:val="standardContextual"/>
             </w:rPr>
           </w:pPr>
-          <w:hyperlink w:anchor="_Toc240767890" w:history="1">
+          <w:hyperlink w:anchor="_Toc240773435" w:history="1">
             <w:r>
               <w:rPr>
                 <w:rStyle w:val="Hyperlink"/>
@@ -1261,7 +1261,7 @@
               <w:rPr>
                 <w:noProof/>
               </w:rPr>
-              <w:instrText xml:space="preserve"> PAGEREF _Toc240767890 \h </w:instrText>
+              <w:instrText xml:space="preserve"> PAGEREF _Toc240773435 \h </w:instrText>
             </w:r>
             <w:r>
               <w:rPr>
@@ -1304,7 +1304,7 @@
               <w14:ligatures w14:val="standardContextual"/>
             </w:rPr>
           </w:pPr>
-          <w:hyperlink w:anchor="_Toc240767891" w:history="1">
+          <w:hyperlink w:anchor="_Toc240773436" w:history="1">
             <w:r>
               <w:rPr>
                 <w:rStyle w:val="Hyperlink"/>
@@ -1328,7 +1328,7 @@
               <w:rPr>
                 <w:noProof/>
               </w:rPr>
-              <w:instrText xml:space="preserve"> PAGEREF _Toc240767891 \h </w:instrText>
+              <w:instrText xml:space="preserve"> PAGEREF _Toc240773436 \h </w:instrText>
             </w:r>
             <w:r>
               <w:rPr>
@@ -1371,7 +1371,7 @@
               <w14:ligatures w14:val="standardContextual"/>
             </w:rPr>
           </w:pPr>
-          <w:hyperlink w:anchor="_Toc240767892" w:history="1">
+          <w:hyperlink w:anchor="_Toc240773437" w:history="1">
             <w:r>
               <w:rPr>
                 <w:rStyle w:val="Hyperlink"/>
@@ -1395,7 +1395,7 @@
               <w:rPr>
                 <w:noProof/>
               </w:rPr>
-              <w:instrText xml:space="preserve"> PAGEREF _Toc240767892 \h </w:instrText>
+              <w:instrText xml:space="preserve"> PAGEREF _Toc240773437 \h </w:instrText>
             </w:r>
             <w:r>
               <w:rPr>
@@ -1438,7 +1438,7 @@
               <w14:ligatures w14:val="standardContextual"/>
             </w:rPr>
           </w:pPr>
-          <w:hyperlink w:anchor="_Toc240767893" w:history="1">
+          <w:hyperlink w:anchor="_Toc240773438" w:history="1">
             <w:r>
               <w:rPr>
                 <w:rStyle w:val="Hyperlink"/>
@@ -1462,7 +1462,7 @@
               <w:rPr>
                 <w:noProof/>
               </w:rPr>
-              <w:instrText xml:space="preserve"> PAGEREF _Toc240767893 \h </w:instrText>
+              <w:instrText xml:space="preserve"> PAGEREF _Toc240773438 \h </w:instrText>
             </w:r>
             <w:r>
               <w:rPr>
@@ -1505,7 +1505,7 @@
               <w14:ligatures w14:val="standardContextual"/>
             </w:rPr>
           </w:pPr>
-          <w:hyperlink w:anchor="_Toc240767894" w:history="1">
+          <w:hyperlink w:anchor="_Toc240773439" w:history="1">
             <w:r>
               <w:rPr>
                 <w:rStyle w:val="Hyperlink"/>
@@ -1529,7 +1529,7 @@
               <w:rPr>
                 <w:noProof/>
               </w:rPr>
-              <w:instrText xml:space="preserve"> PAGEREF _Toc240767894 \h </w:instrText>
+              <w:instrText xml:space="preserve"> PAGEREF _Toc240773439 \h </w:instrText>
             </w:r>
             <w:r>
               <w:rPr>
@@ -1572,7 +1572,7 @@
               <w14:ligatures w14:val="standardContextual"/>
             </w:rPr>
           </w:pPr>
-          <w:hyperlink w:anchor="_Toc240767895" w:history="1">
+          <w:hyperlink w:anchor="_Toc240773440" w:history="1">
             <w:r>
               <w:rPr>
                 <w:rStyle w:val="Hyperlink"/>
@@ -1596,7 +1596,7 @@
               <w:rPr>
                 <w:noProof/>
               </w:rPr>
-              <w:instrText xml:space="preserve"> PAGEREF _Toc240767895 \h </w:instrText>
+              <w:instrText xml:space="preserve"> PAGEREF _Toc240773440 \h </w:instrText>
             </w:r>
             <w:r>
               <w:rPr>
@@ -1639,7 +1639,7 @@
               <w14:ligatures w14:val="standardContextual"/>
             </w:rPr>
           </w:pPr>
-          <w:hyperlink w:anchor="_Toc240767896" w:history="1">
+          <w:hyperlink w:anchor="_Toc240773441" w:history="1">
             <w:r>
               <w:rPr>
                 <w:rStyle w:val="Hyperlink"/>
@@ -1663,7 +1663,7 @@
               <w:rPr>
                 <w:noProof/>
               </w:rPr>
-              <w:instrText xml:space="preserve"> PAGEREF _Toc240767896 \h </w:instrText>
+              <w:instrText xml:space="preserve"> PAGEREF _Toc240773441 \h </w:instrText>
             </w:r>
             <w:r>
               <w:rPr>
@@ -1706,7 +1706,7 @@
               <w14:ligatures w14:val="standardContextual"/>
             </w:rPr>
           </w:pPr>
-          <w:hyperlink w:anchor="_Toc240767897" w:history="1">
+          <w:hyperlink w:anchor="_Toc240773442" w:history="1">
             <w:r>
               <w:rPr>
                 <w:rStyle w:val="Hyperlink"/>
@@ -1730,7 +1730,7 @@
               <w:rPr>
                 <w:noProof/>
               </w:rPr>
-              <w:instrText xml:space="preserve"> PAGEREF _Toc240767897 \h </w:instrText>
+              <w:instrText xml:space="preserve"> PAGEREF _Toc240773442 \h </w:instrText>
             </w:r>
             <w:r>
               <w:rPr>
@@ -1773,7 +1773,7 @@
               <w14:ligatures w14:val="standardContextual"/>
             </w:rPr>
           </w:pPr>
-          <w:hyperlink w:anchor="_Toc240767898" w:history="1">
+          <w:hyperlink w:anchor="_Toc240773443" w:history="1">
             <w:r>
               <w:rPr>
                 <w:rStyle w:val="Hyperlink"/>
@@ -1797,7 +1797,7 @@
               <w:rPr>
                 <w:noProof/>
               </w:rPr>
-              <w:instrText xml:space="preserve"> PAGEREF _Toc240767898 \h </w:instrText>
+              <w:instrText xml:space="preserve"> PAGEREF _Toc240773443 \h </w:instrText>
             </w:r>
             <w:r>
               <w:rPr>
@@ -1840,7 +1840,7 @@
               <w14:ligatures w14:val="standardContextual"/>
             </w:rPr>
           </w:pPr>
-          <w:hyperlink w:anchor="_Toc240767899" w:history="1">
+          <w:hyperlink w:anchor="_Toc240773444" w:history="1">
             <w:r>
               <w:rPr>
                 <w:rStyle w:val="Hyperlink"/>
@@ -1864,7 +1864,7 @@
               <w:rPr>
                 <w:noProof/>
               </w:rPr>
-              <w:instrText xml:space="preserve"> PAGEREF _Toc240767899 \h </w:instrText>
+              <w:instrText xml:space="preserve"> PAGEREF _Toc240773444 \h </w:instrText>
             </w:r>
             <w:r>
               <w:rPr>
@@ -1907,7 +1907,7 @@
               <w14:ligatures w14:val="standardContextual"/>
             </w:rPr>
           </w:pPr>
-          <w:hyperlink w:anchor="_Toc240767900" w:history="1">
+          <w:hyperlink w:anchor="_Toc240773445" w:history="1">
             <w:r>
               <w:rPr>
                 <w:rStyle w:val="Hyperlink"/>
@@ -1931,7 +1931,7 @@
               <w:rPr>
                 <w:noProof/>
               </w:rPr>
-              <w:instrText xml:space="preserve"> PAGEREF _Toc240767900 \h </w:instrText>
+              <w:instrText xml:space="preserve"> PAGEREF _Toc240773445 \h </w:instrText>
             </w:r>
             <w:r>
               <w:rPr>
@@ -1970,7 +1970,7 @@
         <w:pStyle w:val="Heading1"/>
         <w:pageBreakBefore/>
       </w:pPr>
-      <w:bookmarkStart w:id="0" w:name="_Toc240767880"/>
+      <w:bookmarkStart w:id="0" w:name="_Toc240773425"/>
       <w:r>
         <w:lastRenderedPageBreak/>
         <w:t>1. Your role at a glance</w:t>
@@ -2130,7 +2130,7 @@
           <w:left w:w="10" w:type="dxa"/>
           <w:right w:w="10" w:type="dxa"/>
         </w:tblCellMar>
-        <w:tblLook w:val="0000" w:firstRow="0" w:lastRow="0" w:firstColumn="0" w:lastColumn="0" w:noHBand="0" w:noVBand="0"/>
+        <w:tblLook w:val="04A0" w:firstRow="1" w:lastRow="0" w:firstColumn="1" w:lastColumn="0" w:noHBand="0" w:noVBand="1"/>
       </w:tblPr>
       <w:tblGrid>
         <w:gridCol w:w="9412"/>
@@ -2190,7 +2190,7 @@
         <w:pStyle w:val="Heading1"/>
         <w:pageBreakBefore/>
       </w:pPr>
-      <w:bookmarkStart w:id="1" w:name="_Toc240767881"/>
+      <w:bookmarkStart w:id="1" w:name="_Toc240773426"/>
       <w:r>
         <w:lastRenderedPageBreak/>
         <w:t>2. Signing in and your screens</w:t>
@@ -2201,7 +2201,7 @@
       <w:pPr>
         <w:pStyle w:val="Heading2"/>
       </w:pPr>
-      <w:bookmarkStart w:id="2" w:name="_Toc240767882"/>
+      <w:bookmarkStart w:id="2" w:name="_Toc240773427"/>
       <w:r>
         <w:t>Signing in</w:t>
       </w:r>
@@ -2284,7 +2284,7 @@
           <w:noProof/>
         </w:rPr>
         <w:drawing>
-          <wp:inline distT="0" distB="0" distL="0" distR="0" wp14:anchorId="3ADE44E6" wp14:editId="7C060218">
+          <wp:inline distT="0" distB="0" distL="0" distR="0" wp14:anchorId="725E1BE4" wp14:editId="1F60FC48">
             <wp:extent cx="5334000" cy="2333625"/>
             <wp:effectExtent l="0" t="0" r="0" b="0"/>
             <wp:docPr id="1" name="adm_login.jpg" descr="The sign-in screen for all internal staff." title="The sign-in screen for all internal staff."/>
@@ -2392,7 +2392,7 @@
           <w:left w:w="10" w:type="dxa"/>
           <w:right w:w="10" w:type="dxa"/>
         </w:tblCellMar>
-        <w:tblLook w:val="0000" w:firstRow="0" w:lastRow="0" w:firstColumn="0" w:lastColumn="0" w:noHBand="0" w:noVBand="0"/>
+        <w:tblLook w:val="04A0" w:firstRow="1" w:lastRow="0" w:firstColumn="1" w:lastColumn="0" w:noHBand="0" w:noVBand="1"/>
       </w:tblPr>
       <w:tblGrid>
         <w:gridCol w:w="9412"/>
@@ -2451,7 +2451,7 @@
       <w:pPr>
         <w:pStyle w:val="Heading2"/>
       </w:pPr>
-      <w:bookmarkStart w:id="3" w:name="_Toc240767883"/>
+      <w:bookmarkStart w:id="3" w:name="_Toc240773428"/>
       <w:r>
         <w:t>Finding your way around</w:t>
       </w:r>
@@ -2626,7 +2626,7 @@
         </w:rPr>
         <w:lastRenderedPageBreak/>
         <w:drawing>
-          <wp:inline distT="0" distB="0" distL="0" distR="0" wp14:anchorId="0D8B4B0F" wp14:editId="33CB2723">
+          <wp:inline distT="0" distB="0" distL="0" distR="0" wp14:anchorId="66BB12C5" wp14:editId="31CC0DBF">
             <wp:extent cx="5715000" cy="1876425"/>
             <wp:effectExtent l="0" t="0" r="0" b="0"/>
             <wp:docPr id="2" name="adm_not_your_role.jpg" descr="Opening a screen outside your role (for example from an old bookmark) shows this card instead of the screen." title="Opening a screen outside your role (for example from an old bookmark) shows this card instead of the screen."/>
@@ -2695,7 +2695,7 @@
       <w:pPr>
         <w:pStyle w:val="Heading2"/>
       </w:pPr>
-      <w:bookmarkStart w:id="4" w:name="_Toc240767884"/>
+      <w:bookmarkStart w:id="4" w:name="_Toc240773429"/>
       <w:r>
         <w:t>Your screens</w:t>
       </w:r>
@@ -2716,7 +2716,7 @@
           <w:left w:w="10" w:type="dxa"/>
           <w:right w:w="10" w:type="dxa"/>
         </w:tblCellMar>
-        <w:tblLook w:val="0000" w:firstRow="0" w:lastRow="0" w:firstColumn="0" w:lastColumn="0" w:noHBand="0" w:noVBand="0"/>
+        <w:tblLook w:val="04A0" w:firstRow="1" w:lastRow="0" w:firstColumn="1" w:lastColumn="0" w:noHBand="0" w:noVBand="1"/>
       </w:tblPr>
       <w:tblGrid>
         <w:gridCol w:w="2824"/>
@@ -2970,7 +2970,7 @@
       <w:pPr>
         <w:pStyle w:val="Heading2"/>
       </w:pPr>
-      <w:bookmarkStart w:id="5" w:name="_Toc240767885"/>
+      <w:bookmarkStart w:id="5" w:name="_Toc240773430"/>
       <w:r>
         <w:t>Changing your password</w:t>
       </w:r>
@@ -3053,7 +3053,7 @@
           <w:noProof/>
         </w:rPr>
         <w:drawing>
-          <wp:inline distT="0" distB="0" distL="0" distR="0" wp14:anchorId="13A93565" wp14:editId="5D7228B3">
+          <wp:inline distT="0" distB="0" distL="0" distR="0" wp14:anchorId="7C382DBA" wp14:editId="123F3481">
             <wp:extent cx="5334000" cy="2171700"/>
             <wp:effectExtent l="0" t="0" r="0" b="0"/>
             <wp:docPr id="3" name="adm_account.jpg" descr="Change Password screen." title="Change Password screen."/>
@@ -3141,7 +3141,7 @@
         <w:pStyle w:val="Heading1"/>
         <w:pageBreakBefore/>
       </w:pPr>
-      <w:bookmarkStart w:id="6" w:name="_Toc240767886"/>
+      <w:bookmarkStart w:id="6" w:name="_Toc240773431"/>
       <w:r>
         <w:lastRenderedPageBreak/>
         <w:t>3. Your routine</w:t>
@@ -3171,7 +3171,7 @@
           <w:left w:w="10" w:type="dxa"/>
           <w:right w:w="10" w:type="dxa"/>
         </w:tblCellMar>
-        <w:tblLook w:val="0000" w:firstRow="0" w:lastRow="0" w:firstColumn="0" w:lastColumn="0" w:noHBand="0" w:noVBand="0"/>
+        <w:tblLook w:val="04A0" w:firstRow="1" w:lastRow="0" w:firstColumn="1" w:lastColumn="0" w:noHBand="0" w:noVBand="1"/>
       </w:tblPr>
       <w:tblGrid>
         <w:gridCol w:w="2071"/>
@@ -3485,7 +3485,7 @@
         <w:pStyle w:val="Heading1"/>
         <w:pageBreakBefore/>
       </w:pPr>
-      <w:bookmarkStart w:id="7" w:name="_Toc240767887"/>
+      <w:bookmarkStart w:id="7" w:name="_Toc240773432"/>
       <w:r>
         <w:lastRenderedPageBreak/>
         <w:t>4. Step-by-step tasks</w:t>
@@ -3496,7 +3496,7 @@
       <w:pPr>
         <w:pStyle w:val="Heading2"/>
       </w:pPr>
-      <w:bookmarkStart w:id="8" w:name="_Toc240767888"/>
+      <w:bookmarkStart w:id="8" w:name="_Toc240773433"/>
       <w:r>
         <w:t>4.1 Finding your cases</w:t>
       </w:r>
@@ -3536,7 +3536,7 @@
           <w:noProof/>
         </w:rPr>
         <w:drawing>
-          <wp:inline distT="0" distB="0" distL="0" distR="0" wp14:anchorId="7F904007" wp14:editId="5BF5470D">
+          <wp:inline distT="0" distB="0" distL="0" distR="0" wp14:anchorId="1DCDFD20" wp14:editId="02747A50">
             <wp:extent cx="5334000" cy="3333750"/>
             <wp:effectExtent l="0" t="0" r="0" b="0"/>
             <wp:docPr id="4" name="cra_register.jpg" descr="Main-400 Register for a Contact RA." title="Main-400 Register for a Contact RA."/>
@@ -3666,7 +3666,7 @@
       <w:pPr>
         <w:pStyle w:val="Heading2"/>
       </w:pPr>
-      <w:bookmarkStart w:id="9" w:name="_Toc240767889"/>
+      <w:bookmarkStart w:id="9" w:name="_Toc240773434"/>
       <w:r>
         <w:t>4.2 Recording the respondent and their contact details</w:t>
       </w:r>
@@ -3808,7 +3808,7 @@
         </w:rPr>
         <w:lastRenderedPageBreak/>
         <w:drawing>
-          <wp:inline distT="0" distB="0" distL="0" distR="0" wp14:anchorId="6BB396F6" wp14:editId="63B34204">
+          <wp:inline distT="0" distB="0" distL="0" distR="0" wp14:anchorId="4984FFB1" wp14:editId="0E51FEBA">
             <wp:extent cx="5334000" cy="2114550"/>
             <wp:effectExtent l="0" t="0" r="0" b="0"/>
             <wp:docPr id="5" name="adm_case_add_person.jpg" descr="Adding a person to a case." title="Adding a person to a case."/>
@@ -4012,7 +4012,7 @@
           <w:left w:w="10" w:type="dxa"/>
           <w:right w:w="10" w:type="dxa"/>
         </w:tblCellMar>
-        <w:tblLook w:val="0000" w:firstRow="0" w:lastRow="0" w:firstColumn="0" w:lastColumn="0" w:noHBand="0" w:noVBand="0"/>
+        <w:tblLook w:val="04A0" w:firstRow="1" w:lastRow="0" w:firstColumn="1" w:lastColumn="0" w:noHBand="0" w:noVBand="1"/>
       </w:tblPr>
       <w:tblGrid>
         <w:gridCol w:w="9412"/>
@@ -4071,7 +4071,7 @@
       <w:pPr>
         <w:pStyle w:val="Heading2"/>
       </w:pPr>
-      <w:bookmarkStart w:id="10" w:name="_Toc240767890"/>
+      <w:bookmarkStart w:id="10" w:name="_Toc240773435"/>
       <w:r>
         <w:t>4.3 Sending an invitation</w:t>
       </w:r>
@@ -4184,7 +4184,7 @@
           <w:noProof/>
         </w:rPr>
         <w:drawing>
-          <wp:inline distT="0" distB="0" distL="0" distR="0" wp14:anchorId="6EF88DF5" wp14:editId="506AEF88">
+          <wp:inline distT="0" distB="0" distL="0" distR="0" wp14:anchorId="7AA5CC61" wp14:editId="459EA8E3">
             <wp:extent cx="5334000" cy="1143000"/>
             <wp:effectExtent l="0" t="0" r="0" b="0"/>
             <wp:docPr id="6" name="cra_case_invitations_before.jpg" descr="Invitations panel before sending, with the history of earlier invitations." title="Invitations panel before sending, with the history of earlier invitations."/>
@@ -4314,7 +4314,7 @@
         </w:rPr>
         <w:lastRenderedPageBreak/>
         <w:drawing>
-          <wp:inline distT="0" distB="0" distL="0" distR="0" wp14:anchorId="3174143E" wp14:editId="4D394E36">
+          <wp:inline distT="0" distB="0" distL="0" distR="0" wp14:anchorId="72C1EBD9" wp14:editId="1481C671">
             <wp:extent cx="5334000" cy="2152650"/>
             <wp:effectExtent l="0" t="0" r="0" b="0"/>
             <wp:docPr id="7" name="cra_case_invitation_sent.jpg" descr="The link, manual code and ready-written messages are shown once, with a send button for each channel." title="The link, manual code and ready-written messages are shown once, with a send button for each channel."/>
@@ -4568,7 +4568,7 @@
           <w:left w:w="10" w:type="dxa"/>
           <w:right w:w="10" w:type="dxa"/>
         </w:tblCellMar>
-        <w:tblLook w:val="0000" w:firstRow="0" w:lastRow="0" w:firstColumn="0" w:lastColumn="0" w:noHBand="0" w:noVBand="0"/>
+        <w:tblLook w:val="04A0" w:firstRow="1" w:lastRow="0" w:firstColumn="1" w:lastColumn="0" w:noHBand="0" w:noVBand="1"/>
       </w:tblPr>
       <w:tblGrid>
         <w:gridCol w:w="9412"/>
@@ -4697,7 +4697,7 @@
       <w:pPr>
         <w:pStyle w:val="Heading2"/>
       </w:pPr>
-      <w:bookmarkStart w:id="11" w:name="_Toc240767891"/>
+      <w:bookmarkStart w:id="11" w:name="_Toc240773436"/>
       <w:r>
         <w:t>4.4 Logging a contact attempt</w:t>
       </w:r>
@@ -4756,7 +4756,7 @@
         </w:rPr>
         <w:lastRenderedPageBreak/>
         <w:drawing>
-          <wp:inline distT="0" distB="0" distL="0" distR="0" wp14:anchorId="2A7A5698" wp14:editId="3258CB0E">
+          <wp:inline distT="0" distB="0" distL="0" distR="0" wp14:anchorId="51A69206" wp14:editId="7E3CDA20">
             <wp:extent cx="5334000" cy="1343025"/>
             <wp:effectExtent l="0" t="0" r="0" b="0"/>
             <wp:docPr id="8" name="adm_case_timeline.jpg" descr="Contact timeline and the form for logging an attempt." title="Contact timeline and the form for logging an attempt."/>
@@ -4899,7 +4899,7 @@
       <w:pPr>
         <w:pStyle w:val="Heading2"/>
       </w:pPr>
-      <w:bookmarkStart w:id="12" w:name="_Toc240767892"/>
+      <w:bookmarkStart w:id="12" w:name="_Toc240773437"/>
       <w:r>
         <w:t>4.5 Sending follow-up reminders</w:t>
       </w:r>
@@ -4967,7 +4967,7 @@
           <w:noProof/>
         </w:rPr>
         <w:drawing>
-          <wp:inline distT="0" distB="0" distL="0" distR="0" wp14:anchorId="137296A7" wp14:editId="2E0A51D8">
+          <wp:inline distT="0" distB="0" distL="0" distR="0" wp14:anchorId="7F88F7AE" wp14:editId="4492CA5E">
             <wp:extent cx="5334000" cy="3333750"/>
             <wp:effectExtent l="0" t="0" r="0" b="0"/>
             <wp:docPr id="9" name="cra_follow_ups.jpg" descr="Follow-ups due. Contact RAs see only their own cases." title="Follow-ups due. Contact RAs see only their own cases."/>
@@ -5118,7 +5118,7 @@
           <w:left w:w="10" w:type="dxa"/>
           <w:right w:w="10" w:type="dxa"/>
         </w:tblCellMar>
-        <w:tblLook w:val="0000" w:firstRow="0" w:lastRow="0" w:firstColumn="0" w:lastColumn="0" w:noHBand="0" w:noVBand="0"/>
+        <w:tblLook w:val="04A0" w:firstRow="1" w:lastRow="0" w:firstColumn="1" w:lastColumn="0" w:noHBand="0" w:noVBand="1"/>
       </w:tblPr>
       <w:tblGrid>
         <w:gridCol w:w="9412"/>
@@ -5194,7 +5194,7 @@
       <w:pPr>
         <w:pStyle w:val="Heading2"/>
       </w:pPr>
-      <w:bookmarkStart w:id="13" w:name="_Toc240767893"/>
+      <w:bookmarkStart w:id="13" w:name="_Toc240773438"/>
       <w:r>
         <w:t>4.6 Managing appointments</w:t>
       </w:r>
@@ -5234,7 +5234,7 @@
           <w:noProof/>
         </w:rPr>
         <w:drawing>
-          <wp:inline distT="0" distB="0" distL="0" distR="0" wp14:anchorId="5CF2A8C1" wp14:editId="6440D36C">
+          <wp:inline distT="0" distB="0" distL="0" distR="0" wp14:anchorId="4E6A513D" wp14:editId="5FBB69E0">
             <wp:extent cx="5334000" cy="2667000"/>
             <wp:effectExtent l="0" t="0" r="0" b="0"/>
             <wp:docPr id="10" name="cra_appointments.jpg" descr="Appointment Queue." title="Appointment Queue."/>
@@ -5417,7 +5417,7 @@
       <w:pPr>
         <w:pStyle w:val="Heading2"/>
       </w:pPr>
-      <w:bookmarkStart w:id="14" w:name="_Toc240767894"/>
+      <w:bookmarkStart w:id="14" w:name="_Toc240773439"/>
       <w:r>
         <w:t>4.7 Phone, WhatsApp-call or face-to-face administration</w:t>
       </w:r>
@@ -5546,7 +5546,7 @@
           <w:left w:w="10" w:type="dxa"/>
           <w:right w:w="10" w:type="dxa"/>
         </w:tblCellMar>
-        <w:tblLook w:val="0000" w:firstRow="0" w:lastRow="0" w:firstColumn="0" w:lastColumn="0" w:noHBand="0" w:noVBand="0"/>
+        <w:tblLook w:val="04A0" w:firstRow="1" w:lastRow="0" w:firstColumn="1" w:lastColumn="0" w:noHBand="0" w:noVBand="1"/>
       </w:tblPr>
       <w:tblGrid>
         <w:gridCol w:w="941"/>
@@ -6145,7 +6145,7 @@
       <w:pPr>
         <w:pStyle w:val="Heading2"/>
       </w:pPr>
-      <w:bookmarkStart w:id="15" w:name="_Toc240767895"/>
+      <w:bookmarkStart w:id="15" w:name="_Toc240773440"/>
       <w:r>
         <w:t>4.8 When the person is not the right respondent</w:t>
       </w:r>
@@ -6229,7 +6229,7 @@
       <w:pPr>
         <w:pStyle w:val="Heading2"/>
       </w:pPr>
-      <w:bookmarkStart w:id="16" w:name="_Toc240767896"/>
+      <w:bookmarkStart w:id="16" w:name="_Toc240773441"/>
       <w:r>
         <w:t>4.9 When someone refuses or asks to withdraw</w:t>
       </w:r>
@@ -6306,7 +6306,7 @@
       <w:pPr>
         <w:pStyle w:val="Heading2"/>
       </w:pPr>
-      <w:bookmarkStart w:id="17" w:name="_Toc240767897"/>
+      <w:bookmarkStart w:id="17" w:name="_Toc240773442"/>
       <w:r>
         <w:t>4.10 What to say to a respondent</w:t>
       </w:r>
@@ -6387,7 +6387,7 @@
         <w:pStyle w:val="Heading1"/>
         <w:pageBreakBefore/>
       </w:pPr>
-      <w:bookmarkStart w:id="18" w:name="_Toc240767898"/>
+      <w:bookmarkStart w:id="18" w:name="_Toc240773443"/>
       <w:r>
         <w:lastRenderedPageBreak/>
         <w:t>5. Rules you must follow</w:t>
@@ -6551,7 +6551,7 @@
         <w:pStyle w:val="Heading1"/>
         <w:pageBreakBefore/>
       </w:pPr>
-      <w:bookmarkStart w:id="19" w:name="_Toc240767899"/>
+      <w:bookmarkStart w:id="19" w:name="_Toc240773444"/>
       <w:r>
         <w:lastRenderedPageBreak/>
         <w:t>6. Troubleshooting</w:t>
@@ -6573,7 +6573,7 @@
           <w:left w:w="10" w:type="dxa"/>
           <w:right w:w="10" w:type="dxa"/>
         </w:tblCellMar>
-        <w:tblLook w:val="0000" w:firstRow="0" w:lastRow="0" w:firstColumn="0" w:lastColumn="0" w:noHBand="0" w:noVBand="0"/>
+        <w:tblLook w:val="04A0" w:firstRow="1" w:lastRow="0" w:firstColumn="1" w:lastColumn="0" w:noHBand="0" w:noVBand="1"/>
       </w:tblPr>
       <w:tblGrid>
         <w:gridCol w:w="2635"/>
@@ -7741,7 +7741,7 @@
         <w:pStyle w:val="Heading1"/>
         <w:pageBreakBefore/>
       </w:pPr>
-      <w:bookmarkStart w:id="20" w:name="_Toc240767900"/>
+      <w:bookmarkStart w:id="20" w:name="_Toc240773445"/>
       <w:r>
         <w:lastRenderedPageBreak/>
         <w:t>7. Quick reference</w:t>
@@ -7763,7 +7763,7 @@
           <w:left w:w="10" w:type="dxa"/>
           <w:right w:w="10" w:type="dxa"/>
         </w:tblCellMar>
-        <w:tblLook w:val="0000" w:firstRow="0" w:lastRow="0" w:firstColumn="0" w:lastColumn="0" w:noHBand="0" w:noVBand="0"/>
+        <w:tblLook w:val="04A0" w:firstRow="1" w:lastRow="0" w:firstColumn="1" w:lastColumn="0" w:noHBand="0" w:noVBand="1"/>
       </w:tblPr>
       <w:tblGrid>
         <w:gridCol w:w="2824"/>
@@ -8183,7 +8183,7 @@
         <w:sz w:val="16"/>
         <w:szCs w:val="16"/>
       </w:rPr>
-      <w:t>Version 1.3 · 20 September 2026</w:t>
+      <w:t>Version 1.4 · 20 September 2026</w:t>
     </w:r>
     <w:r>
       <w:rPr>
@@ -8356,10 +8356,10 @@
 <file path=word/numbering.xml><?xml version="1.0" encoding="utf-8"?>
 <w:numbering xmlns:wpc="http://schemas.microsoft.com/office/word/2010/wordprocessingCanvas" xmlns:cx="http://schemas.microsoft.com/office/drawing/2014/chartex" xmlns:cx1="http://schemas.microsoft.com/office/drawing/2015/9/8/chartex" xmlns:cx2="http://schemas.microsoft.com/office/drawing/2015/10/21/chartex" xmlns:cx3="http://schemas.microsoft.com/office/drawing/2016/5/9/chartex" xmlns:cx4="http://schemas.microsoft.com/office/drawing/2016/5/10/chartex" xmlns:cx5="http://schemas.microsoft.com/office/drawing/2016/5/11/chartex" xmlns:cx6="http://schemas.microsoft.com/office/drawing/2016/5/12/chartex" xmlns:cx7="http://schemas.microsoft.com/office/drawing/2016/5/13/chartex" xmlns:cx8="http://schemas.microsoft.com/office/drawing/2016/5/14/chartex" xmlns:mc="http://schemas.openxmlformats.org/markup-compatibility/2006" xmlns:aink="http://schemas.microsoft.com/office/drawing/2016/ink" xmlns:am3d="http://schemas.microsoft.com/office/drawing/2017/model3d" xmlns:o="urn:schemas-microsoft-com:office:office" xmlns:oel="http://schemas.microsoft.com/office/2019/extlst" xmlns:r="http://schemas.openxmlformats.org/officeDocument/2006/relationships" xmlns:m="http://schemas.openxmlformats.org/officeDocument/2006/math" xmlns:v="urn:schemas-microsoft-com:vml" xmlns:wp14="http://schemas.microsoft.com/office/word/2010/wordprocessingDrawing" xmlns:wp="http://schemas.openxmlformats.org/drawingml/2006/wordprocessingDrawing" xmlns:w10="urn:schemas-microsoft-com:office:word" xmlns:w="http://schemas.openxmlformats.org/wordprocessingml/2006/main" xmlns:w14="http://schemas.microsoft.com/office/word/2010/wordml" xmlns:w15="http://schemas.microsoft.com/office/word/2012/wordml" xmlns:w16cex="http://schemas.microsoft.com/office/word/2018/wordml/cex" xmlns:w16cid="http://schemas.microsoft.com/office/word/2016/wordml/cid" xmlns:w16="http://schemas.microsoft.com/office/word/2018/wordml" xmlns:w16sdtdh="http://schemas.microsoft.com/office/word/2020/wordml/sdtdatahash" xmlns:w16se="http://schemas.microsoft.com/office/word/2015/wordml/symex" xmlns:wpg="http://schemas.microsoft.com/office/word/2010/wordprocessingGroup" xmlns:wpi="http://schemas.microsoft.com/office/word/2010/wordprocessingInk" xmlns:wne="http://schemas.microsoft.com/office/word/2006/wordml" xmlns:wps="http://schemas.microsoft.com/office/word/2010/wordprocessingShape" mc:Ignorable="w14 w15 w16se w16cid w16 w16cex w16sdtdh wp14">
   <w:abstractNum w:abstractNumId="0" w15:restartNumberingAfterBreak="0">
-    <w:nsid w:val="006E3BD6"/>
+    <w:nsid w:val="028F62E5"/>
     <w:multiLevelType w:val="hybridMultilevel"/>
-    <w:tmpl w:val="7604DD8A"/>
-    <w:lvl w:ilvl="0" w:tplc="ABC883AC">
+    <w:tmpl w:val="54F8FF76"/>
+    <w:lvl w:ilvl="0" w:tplc="FF3C59CA">
       <w:start w:val="1"/>
       <w:numFmt w:val="decimal"/>
       <w:lvlText w:val="%1."/>
@@ -8373,52 +8373,52 @@
         <w:color w:val="A67C27"/>
       </w:rPr>
     </w:lvl>
-    <w:lvl w:ilvl="1" w:tplc="FB687C0A">
+    <w:lvl w:ilvl="1" w:tplc="09FA3E32">
       <w:numFmt w:val="decimal"/>
       <w:lvlText w:val=""/>
       <w:lvlJc w:val="left"/>
     </w:lvl>
-    <w:lvl w:ilvl="2" w:tplc="14A201AE">
+    <w:lvl w:ilvl="2" w:tplc="7772AA84">
       <w:numFmt w:val="decimal"/>
       <w:lvlText w:val=""/>
       <w:lvlJc w:val="left"/>
     </w:lvl>
-    <w:lvl w:ilvl="3" w:tplc="C2BA0104">
+    <w:lvl w:ilvl="3" w:tplc="FC2A938C">
       <w:numFmt w:val="decimal"/>
       <w:lvlText w:val=""/>
       <w:lvlJc w:val="left"/>
     </w:lvl>
-    <w:lvl w:ilvl="4" w:tplc="359E64D6">
+    <w:lvl w:ilvl="4" w:tplc="D4461286">
       <w:numFmt w:val="decimal"/>
       <w:lvlText w:val=""/>
       <w:lvlJc w:val="left"/>
     </w:lvl>
-    <w:lvl w:ilvl="5" w:tplc="F2FC4D36">
+    <w:lvl w:ilvl="5" w:tplc="F216D858">
       <w:numFmt w:val="decimal"/>
       <w:lvlText w:val=""/>
       <w:lvlJc w:val="left"/>
     </w:lvl>
-    <w:lvl w:ilvl="6" w:tplc="7A6AACE6">
+    <w:lvl w:ilvl="6" w:tplc="3B9A0534">
       <w:numFmt w:val="decimal"/>
       <w:lvlText w:val=""/>
       <w:lvlJc w:val="left"/>
     </w:lvl>
-    <w:lvl w:ilvl="7" w:tplc="73588DB8">
+    <w:lvl w:ilvl="7" w:tplc="E7C64958">
       <w:numFmt w:val="decimal"/>
       <w:lvlText w:val=""/>
       <w:lvlJc w:val="left"/>
     </w:lvl>
-    <w:lvl w:ilvl="8" w:tplc="699291F4">
+    <w:lvl w:ilvl="8" w:tplc="2D8A5D74">
       <w:numFmt w:val="decimal"/>
       <w:lvlText w:val=""/>
       <w:lvlJc w:val="left"/>
     </w:lvl>
   </w:abstractNum>
   <w:abstractNum w:abstractNumId="1" w15:restartNumberingAfterBreak="0">
-    <w:nsid w:val="0EDD54A8"/>
+    <w:nsid w:val="089C6F54"/>
     <w:multiLevelType w:val="hybridMultilevel"/>
-    <w:tmpl w:val="0DB2EB6A"/>
-    <w:lvl w:ilvl="0" w:tplc="C04CAC98">
+    <w:tmpl w:val="6944C6BC"/>
+    <w:lvl w:ilvl="0" w:tplc="8CFC2786">
       <w:start w:val="1"/>
       <w:numFmt w:val="decimal"/>
       <w:lvlText w:val="%1."/>
@@ -8432,52 +8432,52 @@
         <w:color w:val="A67C27"/>
       </w:rPr>
     </w:lvl>
-    <w:lvl w:ilvl="1" w:tplc="B99E7EB0">
+    <w:lvl w:ilvl="1" w:tplc="8CF8A862">
       <w:numFmt w:val="decimal"/>
       <w:lvlText w:val=""/>
       <w:lvlJc w:val="left"/>
     </w:lvl>
-    <w:lvl w:ilvl="2" w:tplc="BBBE0CB0">
+    <w:lvl w:ilvl="2" w:tplc="2B12DFCC">
       <w:numFmt w:val="decimal"/>
       <w:lvlText w:val=""/>
       <w:lvlJc w:val="left"/>
     </w:lvl>
-    <w:lvl w:ilvl="3" w:tplc="09AC6B6E">
+    <w:lvl w:ilvl="3" w:tplc="1CA43AB6">
       <w:numFmt w:val="decimal"/>
       <w:lvlText w:val=""/>
       <w:lvlJc w:val="left"/>
     </w:lvl>
-    <w:lvl w:ilvl="4" w:tplc="D6ECA704">
+    <w:lvl w:ilvl="4" w:tplc="D22A26A2">
       <w:numFmt w:val="decimal"/>
       <w:lvlText w:val=""/>
       <w:lvlJc w:val="left"/>
     </w:lvl>
-    <w:lvl w:ilvl="5" w:tplc="C51445B0">
+    <w:lvl w:ilvl="5" w:tplc="5A8C3FB0">
       <w:numFmt w:val="decimal"/>
       <w:lvlText w:val=""/>
       <w:lvlJc w:val="left"/>
     </w:lvl>
-    <w:lvl w:ilvl="6" w:tplc="055A9C62">
+    <w:lvl w:ilvl="6" w:tplc="B794216C">
       <w:numFmt w:val="decimal"/>
       <w:lvlText w:val=""/>
       <w:lvlJc w:val="left"/>
     </w:lvl>
-    <w:lvl w:ilvl="7" w:tplc="F8D249A4">
+    <w:lvl w:ilvl="7" w:tplc="940E5F28">
       <w:numFmt w:val="decimal"/>
       <w:lvlText w:val=""/>
       <w:lvlJc w:val="left"/>
     </w:lvl>
-    <w:lvl w:ilvl="8" w:tplc="7BC84768">
+    <w:lvl w:ilvl="8" w:tplc="E16A2992">
       <w:numFmt w:val="decimal"/>
       <w:lvlText w:val=""/>
       <w:lvlJc w:val="left"/>
     </w:lvl>
   </w:abstractNum>
   <w:abstractNum w:abstractNumId="2" w15:restartNumberingAfterBreak="0">
-    <w:nsid w:val="12CA793D"/>
+    <w:nsid w:val="16846CB3"/>
     <w:multiLevelType w:val="hybridMultilevel"/>
-    <w:tmpl w:val="F8243816"/>
-    <w:lvl w:ilvl="0" w:tplc="37308032">
+    <w:tmpl w:val="CD6C21D6"/>
+    <w:lvl w:ilvl="0" w:tplc="8D5EB5B8">
       <w:start w:val="1"/>
       <w:numFmt w:val="bullet"/>
       <w:lvlText w:val="•"/>
@@ -8486,7 +8486,7 @@
         <w:ind w:left="460" w:hanging="280"/>
       </w:pPr>
     </w:lvl>
-    <w:lvl w:ilvl="1" w:tplc="7FDED04A">
+    <w:lvl w:ilvl="1" w:tplc="D55A545C">
       <w:start w:val="1"/>
       <w:numFmt w:val="bullet"/>
       <w:lvlText w:val="–"/>
@@ -8495,47 +8495,47 @@
         <w:ind w:left="900" w:hanging="280"/>
       </w:pPr>
     </w:lvl>
-    <w:lvl w:ilvl="2" w:tplc="64B6F456">
+    <w:lvl w:ilvl="2" w:tplc="A83ECE8C">
       <w:numFmt w:val="decimal"/>
       <w:lvlText w:val=""/>
       <w:lvlJc w:val="left"/>
     </w:lvl>
-    <w:lvl w:ilvl="3" w:tplc="36D61DBA">
+    <w:lvl w:ilvl="3" w:tplc="65D8AADA">
       <w:numFmt w:val="decimal"/>
       <w:lvlText w:val=""/>
       <w:lvlJc w:val="left"/>
     </w:lvl>
-    <w:lvl w:ilvl="4" w:tplc="D0C0E746">
+    <w:lvl w:ilvl="4" w:tplc="02E8FA18">
       <w:numFmt w:val="decimal"/>
       <w:lvlText w:val=""/>
       <w:lvlJc w:val="left"/>
     </w:lvl>
-    <w:lvl w:ilvl="5" w:tplc="025CCE3A">
+    <w:lvl w:ilvl="5" w:tplc="FC061BBC">
       <w:numFmt w:val="decimal"/>
       <w:lvlText w:val=""/>
       <w:lvlJc w:val="left"/>
     </w:lvl>
-    <w:lvl w:ilvl="6" w:tplc="30967732">
+    <w:lvl w:ilvl="6" w:tplc="515803D6">
       <w:numFmt w:val="decimal"/>
       <w:lvlText w:val=""/>
       <w:lvlJc w:val="left"/>
     </w:lvl>
-    <w:lvl w:ilvl="7" w:tplc="4BC2ADDC">
+    <w:lvl w:ilvl="7" w:tplc="A57E5480">
       <w:numFmt w:val="decimal"/>
       <w:lvlText w:val=""/>
       <w:lvlJc w:val="left"/>
     </w:lvl>
-    <w:lvl w:ilvl="8" w:tplc="75BAEC9E">
+    <w:lvl w:ilvl="8" w:tplc="0DE2FB90">
       <w:numFmt w:val="decimal"/>
       <w:lvlText w:val=""/>
       <w:lvlJc w:val="left"/>
     </w:lvl>
   </w:abstractNum>
   <w:abstractNum w:abstractNumId="3" w15:restartNumberingAfterBreak="0">
-    <w:nsid w:val="14E12E12"/>
+    <w:nsid w:val="2D2651E9"/>
     <w:multiLevelType w:val="hybridMultilevel"/>
-    <w:tmpl w:val="6A721638"/>
-    <w:lvl w:ilvl="0" w:tplc="C6EAB7E8">
+    <w:tmpl w:val="5D54BD18"/>
+    <w:lvl w:ilvl="0" w:tplc="B0F2B69A">
       <w:start w:val="1"/>
       <w:numFmt w:val="decimal"/>
       <w:lvlText w:val="%1."/>
@@ -8549,138 +8549,52 @@
         <w:color w:val="A67C27"/>
       </w:rPr>
     </w:lvl>
-    <w:lvl w:ilvl="1" w:tplc="DB0C14D0">
+    <w:lvl w:ilvl="1" w:tplc="E78EEA20">
       <w:numFmt w:val="decimal"/>
       <w:lvlText w:val=""/>
       <w:lvlJc w:val="left"/>
     </w:lvl>
-    <w:lvl w:ilvl="2" w:tplc="EB28117E">
+    <w:lvl w:ilvl="2" w:tplc="888E2F54">
       <w:numFmt w:val="decimal"/>
       <w:lvlText w:val=""/>
       <w:lvlJc w:val="left"/>
     </w:lvl>
-    <w:lvl w:ilvl="3" w:tplc="5C2214FC">
+    <w:lvl w:ilvl="3" w:tplc="32CACC9A">
       <w:numFmt w:val="decimal"/>
       <w:lvlText w:val=""/>
       <w:lvlJc w:val="left"/>
     </w:lvl>
-    <w:lvl w:ilvl="4" w:tplc="53C2B522">
+    <w:lvl w:ilvl="4" w:tplc="D258F2A8">
       <w:numFmt w:val="decimal"/>
       <w:lvlText w:val=""/>
       <w:lvlJc w:val="left"/>
     </w:lvl>
-    <w:lvl w:ilvl="5" w:tplc="6DEA45E0">
+    <w:lvl w:ilvl="5" w:tplc="D2D4B422">
       <w:numFmt w:val="decimal"/>
       <w:lvlText w:val=""/>
       <w:lvlJc w:val="left"/>
     </w:lvl>
-    <w:lvl w:ilvl="6" w:tplc="16F05302">
+    <w:lvl w:ilvl="6" w:tplc="14E4F206">
       <w:numFmt w:val="decimal"/>
       <w:lvlText w:val=""/>
       <w:lvlJc w:val="left"/>
     </w:lvl>
-    <w:lvl w:ilvl="7" w:tplc="DAAC9C32">
+    <w:lvl w:ilvl="7" w:tplc="50203E36">
       <w:numFmt w:val="decimal"/>
       <w:lvlText w:val=""/>
       <w:lvlJc w:val="left"/>
     </w:lvl>
-    <w:lvl w:ilvl="8" w:tplc="BE30D9CC">
+    <w:lvl w:ilvl="8" w:tplc="172EB17C">
       <w:numFmt w:val="decimal"/>
       <w:lvlText w:val=""/>
       <w:lvlJc w:val="left"/>
     </w:lvl>
   </w:abstractNum>
   <w:abstractNum w:abstractNumId="4" w15:restartNumberingAfterBreak="0">
-    <w:nsid w:val="1B931766"/>
+    <w:nsid w:val="3A9F30B7"/>
     <w:multiLevelType w:val="hybridMultilevel"/>
-    <w:tmpl w:val="BDA4C866"/>
-    <w:lvl w:ilvl="0" w:tplc="837CA85C">
-      <w:start w:val="1"/>
-      <w:numFmt w:val="bullet"/>
-      <w:lvlText w:val="●"/>
-      <w:lvlJc w:val="left"/>
-      <w:pPr>
-        <w:ind w:left="720" w:hanging="360"/>
-      </w:pPr>
-    </w:lvl>
-    <w:lvl w:ilvl="1" w:tplc="4868114A">
-      <w:start w:val="1"/>
-      <w:numFmt w:val="bullet"/>
-      <w:lvlText w:val="○"/>
-      <w:lvlJc w:val="left"/>
-      <w:pPr>
-        <w:ind w:left="1440" w:hanging="360"/>
-      </w:pPr>
-    </w:lvl>
-    <w:lvl w:ilvl="2" w:tplc="C1BA7412">
-      <w:start w:val="1"/>
-      <w:numFmt w:val="bullet"/>
-      <w:lvlText w:val="■"/>
-      <w:lvlJc w:val="left"/>
-      <w:pPr>
-        <w:ind w:left="2160" w:hanging="360"/>
-      </w:pPr>
-    </w:lvl>
-    <w:lvl w:ilvl="3" w:tplc="7C0092B8">
-      <w:start w:val="1"/>
-      <w:numFmt w:val="bullet"/>
-      <w:lvlText w:val="●"/>
-      <w:lvlJc w:val="left"/>
-      <w:pPr>
-        <w:ind w:left="2880" w:hanging="360"/>
-      </w:pPr>
-    </w:lvl>
-    <w:lvl w:ilvl="4" w:tplc="3984ED56">
-      <w:start w:val="1"/>
-      <w:numFmt w:val="bullet"/>
-      <w:lvlText w:val="○"/>
-      <w:lvlJc w:val="left"/>
-      <w:pPr>
-        <w:ind w:left="3600" w:hanging="360"/>
-      </w:pPr>
-    </w:lvl>
-    <w:lvl w:ilvl="5" w:tplc="98B271DC">
-      <w:start w:val="1"/>
-      <w:numFmt w:val="bullet"/>
-      <w:lvlText w:val="■"/>
-      <w:lvlJc w:val="left"/>
-      <w:pPr>
-        <w:ind w:left="4320" w:hanging="360"/>
-      </w:pPr>
-    </w:lvl>
-    <w:lvl w:ilvl="6" w:tplc="75A01C88">
-      <w:start w:val="1"/>
-      <w:numFmt w:val="bullet"/>
-      <w:lvlText w:val="●"/>
-      <w:lvlJc w:val="left"/>
-      <w:pPr>
-        <w:ind w:left="5040" w:hanging="360"/>
-      </w:pPr>
-    </w:lvl>
-    <w:lvl w:ilvl="7" w:tplc="F412EA96">
-      <w:start w:val="1"/>
-      <w:numFmt w:val="bullet"/>
-      <w:lvlText w:val="●"/>
-      <w:lvlJc w:val="left"/>
-      <w:pPr>
-        <w:ind w:left="5760" w:hanging="360"/>
-      </w:pPr>
-    </w:lvl>
-    <w:lvl w:ilvl="8" w:tplc="2C621D86">
-      <w:start w:val="1"/>
-      <w:numFmt w:val="bullet"/>
-      <w:lvlText w:val="●"/>
-      <w:lvlJc w:val="left"/>
-      <w:pPr>
-        <w:ind w:left="6480" w:hanging="360"/>
-      </w:pPr>
-    </w:lvl>
-  </w:abstractNum>
-  <w:abstractNum w:abstractNumId="5" w15:restartNumberingAfterBreak="0">
-    <w:nsid w:val="1DE46DEE"/>
-    <w:multiLevelType w:val="hybridMultilevel"/>
-    <w:tmpl w:val="1F0EBFE4"/>
-    <w:lvl w:ilvl="0" w:tplc="14289DE0">
+    <w:tmpl w:val="2AF6A2EE"/>
+    <w:lvl w:ilvl="0" w:tplc="270E917C">
       <w:start w:val="1"/>
       <w:numFmt w:val="decimal"/>
       <w:lvlText w:val="%1."/>
@@ -8694,52 +8608,52 @@
         <w:color w:val="A67C27"/>
       </w:rPr>
     </w:lvl>
-    <w:lvl w:ilvl="1" w:tplc="15D62110">
+    <w:lvl w:ilvl="1" w:tplc="AD36A376">
       <w:numFmt w:val="decimal"/>
       <w:lvlText w:val=""/>
       <w:lvlJc w:val="left"/>
     </w:lvl>
-    <w:lvl w:ilvl="2" w:tplc="EC46F3E2">
+    <w:lvl w:ilvl="2" w:tplc="7016624C">
       <w:numFmt w:val="decimal"/>
       <w:lvlText w:val=""/>
       <w:lvlJc w:val="left"/>
     </w:lvl>
-    <w:lvl w:ilvl="3" w:tplc="B2B0B798">
+    <w:lvl w:ilvl="3" w:tplc="6C3EE8BC">
       <w:numFmt w:val="decimal"/>
       <w:lvlText w:val=""/>
       <w:lvlJc w:val="left"/>
     </w:lvl>
-    <w:lvl w:ilvl="4" w:tplc="B02C2D54">
+    <w:lvl w:ilvl="4" w:tplc="FC5CE59E">
       <w:numFmt w:val="decimal"/>
       <w:lvlText w:val=""/>
       <w:lvlJc w:val="left"/>
     </w:lvl>
-    <w:lvl w:ilvl="5" w:tplc="5340388C">
+    <w:lvl w:ilvl="5" w:tplc="9492525C">
       <w:numFmt w:val="decimal"/>
       <w:lvlText w:val=""/>
       <w:lvlJc w:val="left"/>
     </w:lvl>
-    <w:lvl w:ilvl="6" w:tplc="CF28CCF0">
+    <w:lvl w:ilvl="6" w:tplc="24D0B874">
       <w:numFmt w:val="decimal"/>
       <w:lvlText w:val=""/>
       <w:lvlJc w:val="left"/>
     </w:lvl>
-    <w:lvl w:ilvl="7" w:tplc="B3FEBF00">
+    <w:lvl w:ilvl="7" w:tplc="E1C84D8C">
       <w:numFmt w:val="decimal"/>
       <w:lvlText w:val=""/>
       <w:lvlJc w:val="left"/>
     </w:lvl>
-    <w:lvl w:ilvl="8" w:tplc="FBE2B768">
+    <w:lvl w:ilvl="8" w:tplc="6EDA397E">
       <w:numFmt w:val="decimal"/>
       <w:lvlText w:val=""/>
       <w:lvlJc w:val="left"/>
     </w:lvl>
   </w:abstractNum>
-  <w:abstractNum w:abstractNumId="6" w15:restartNumberingAfterBreak="0">
-    <w:nsid w:val="2ED26B5C"/>
+  <w:abstractNum w:abstractNumId="5" w15:restartNumberingAfterBreak="0">
+    <w:nsid w:val="3EC70E82"/>
     <w:multiLevelType w:val="hybridMultilevel"/>
-    <w:tmpl w:val="E4B23814"/>
-    <w:lvl w:ilvl="0" w:tplc="C7B2842E">
+    <w:tmpl w:val="AD0C3C8E"/>
+    <w:lvl w:ilvl="0" w:tplc="996AFC34">
       <w:start w:val="1"/>
       <w:numFmt w:val="decimal"/>
       <w:lvlText w:val="%1."/>
@@ -8753,52 +8667,52 @@
         <w:color w:val="A67C27"/>
       </w:rPr>
     </w:lvl>
-    <w:lvl w:ilvl="1" w:tplc="794823F2">
+    <w:lvl w:ilvl="1" w:tplc="DE829BB2">
       <w:numFmt w:val="decimal"/>
       <w:lvlText w:val=""/>
       <w:lvlJc w:val="left"/>
     </w:lvl>
-    <w:lvl w:ilvl="2" w:tplc="536A72B2">
+    <w:lvl w:ilvl="2" w:tplc="6E5EA71C">
       <w:numFmt w:val="decimal"/>
       <w:lvlText w:val=""/>
       <w:lvlJc w:val="left"/>
     </w:lvl>
-    <w:lvl w:ilvl="3" w:tplc="B8A4F084">
+    <w:lvl w:ilvl="3" w:tplc="8A0C5B6C">
       <w:numFmt w:val="decimal"/>
       <w:lvlText w:val=""/>
       <w:lvlJc w:val="left"/>
     </w:lvl>
-    <w:lvl w:ilvl="4" w:tplc="A4A83496">
+    <w:lvl w:ilvl="4" w:tplc="A008F2B4">
       <w:numFmt w:val="decimal"/>
       <w:lvlText w:val=""/>
       <w:lvlJc w:val="left"/>
     </w:lvl>
-    <w:lvl w:ilvl="5" w:tplc="D9504C46">
+    <w:lvl w:ilvl="5" w:tplc="65B2CFD4">
       <w:numFmt w:val="decimal"/>
       <w:lvlText w:val=""/>
       <w:lvlJc w:val="left"/>
     </w:lvl>
-    <w:lvl w:ilvl="6" w:tplc="6A721C92">
+    <w:lvl w:ilvl="6" w:tplc="73701A48">
       <w:numFmt w:val="decimal"/>
       <w:lvlText w:val=""/>
       <w:lvlJc w:val="left"/>
     </w:lvl>
-    <w:lvl w:ilvl="7" w:tplc="6BD8AB3A">
+    <w:lvl w:ilvl="7" w:tplc="C5282DDC">
       <w:numFmt w:val="decimal"/>
       <w:lvlText w:val=""/>
       <w:lvlJc w:val="left"/>
     </w:lvl>
-    <w:lvl w:ilvl="8" w:tplc="73808E64">
+    <w:lvl w:ilvl="8" w:tplc="B5947656">
       <w:numFmt w:val="decimal"/>
       <w:lvlText w:val=""/>
       <w:lvlJc w:val="left"/>
     </w:lvl>
   </w:abstractNum>
-  <w:abstractNum w:abstractNumId="7" w15:restartNumberingAfterBreak="0">
-    <w:nsid w:val="3F974981"/>
+  <w:abstractNum w:abstractNumId="6" w15:restartNumberingAfterBreak="0">
+    <w:nsid w:val="43B12BF8"/>
     <w:multiLevelType w:val="hybridMultilevel"/>
-    <w:tmpl w:val="33B4EDE0"/>
-    <w:lvl w:ilvl="0" w:tplc="6536289C">
+    <w:tmpl w:val="05EC8EF8"/>
+    <w:lvl w:ilvl="0" w:tplc="45D204BC">
       <w:start w:val="1"/>
       <w:numFmt w:val="decimal"/>
       <w:lvlText w:val="%1."/>
@@ -8812,52 +8726,52 @@
         <w:color w:val="A67C27"/>
       </w:rPr>
     </w:lvl>
-    <w:lvl w:ilvl="1" w:tplc="75E42462">
+    <w:lvl w:ilvl="1" w:tplc="ED4AF8C4">
       <w:numFmt w:val="decimal"/>
       <w:lvlText w:val=""/>
       <w:lvlJc w:val="left"/>
     </w:lvl>
-    <w:lvl w:ilvl="2" w:tplc="06AEB136">
+    <w:lvl w:ilvl="2" w:tplc="21E23DB6">
       <w:numFmt w:val="decimal"/>
       <w:lvlText w:val=""/>
       <w:lvlJc w:val="left"/>
     </w:lvl>
-    <w:lvl w:ilvl="3" w:tplc="D8A25DF4">
+    <w:lvl w:ilvl="3" w:tplc="F684ABBC">
       <w:numFmt w:val="decimal"/>
       <w:lvlText w:val=""/>
       <w:lvlJc w:val="left"/>
     </w:lvl>
-    <w:lvl w:ilvl="4" w:tplc="D1F066C4">
+    <w:lvl w:ilvl="4" w:tplc="CD329EF0">
       <w:numFmt w:val="decimal"/>
       <w:lvlText w:val=""/>
       <w:lvlJc w:val="left"/>
     </w:lvl>
-    <w:lvl w:ilvl="5" w:tplc="05D07FA8">
+    <w:lvl w:ilvl="5" w:tplc="DC1A4A22">
       <w:numFmt w:val="decimal"/>
       <w:lvlText w:val=""/>
       <w:lvlJc w:val="left"/>
     </w:lvl>
-    <w:lvl w:ilvl="6" w:tplc="EA4E7290">
+    <w:lvl w:ilvl="6" w:tplc="83F6F36E">
       <w:numFmt w:val="decimal"/>
       <w:lvlText w:val=""/>
       <w:lvlJc w:val="left"/>
     </w:lvl>
-    <w:lvl w:ilvl="7" w:tplc="8B6042EA">
+    <w:lvl w:ilvl="7" w:tplc="83BAFD14">
       <w:numFmt w:val="decimal"/>
       <w:lvlText w:val=""/>
       <w:lvlJc w:val="left"/>
     </w:lvl>
-    <w:lvl w:ilvl="8" w:tplc="6E9A97D2">
+    <w:lvl w:ilvl="8" w:tplc="AD528ED6">
       <w:numFmt w:val="decimal"/>
       <w:lvlText w:val=""/>
       <w:lvlJc w:val="left"/>
     </w:lvl>
   </w:abstractNum>
-  <w:abstractNum w:abstractNumId="8" w15:restartNumberingAfterBreak="0">
-    <w:nsid w:val="47B23C3F"/>
+  <w:abstractNum w:abstractNumId="7" w15:restartNumberingAfterBreak="0">
+    <w:nsid w:val="53885779"/>
     <w:multiLevelType w:val="hybridMultilevel"/>
-    <w:tmpl w:val="0D2CC8D0"/>
-    <w:lvl w:ilvl="0" w:tplc="806E801E">
+    <w:tmpl w:val="309C3610"/>
+    <w:lvl w:ilvl="0" w:tplc="636CBAA6">
       <w:start w:val="1"/>
       <w:numFmt w:val="decimal"/>
       <w:lvlText w:val="%1."/>
@@ -8871,52 +8785,52 @@
         <w:color w:val="A67C27"/>
       </w:rPr>
     </w:lvl>
-    <w:lvl w:ilvl="1" w:tplc="96E65AF0">
+    <w:lvl w:ilvl="1" w:tplc="EDAEDC34">
       <w:numFmt w:val="decimal"/>
       <w:lvlText w:val=""/>
       <w:lvlJc w:val="left"/>
     </w:lvl>
-    <w:lvl w:ilvl="2" w:tplc="20A4A698">
+    <w:lvl w:ilvl="2" w:tplc="7A8E188A">
       <w:numFmt w:val="decimal"/>
       <w:lvlText w:val=""/>
       <w:lvlJc w:val="left"/>
     </w:lvl>
-    <w:lvl w:ilvl="3" w:tplc="880EF37C">
+    <w:lvl w:ilvl="3" w:tplc="E4460132">
       <w:numFmt w:val="decimal"/>
       <w:lvlText w:val=""/>
       <w:lvlJc w:val="left"/>
     </w:lvl>
-    <w:lvl w:ilvl="4" w:tplc="8E54D2CE">
+    <w:lvl w:ilvl="4" w:tplc="3F261066">
       <w:numFmt w:val="decimal"/>
       <w:lvlText w:val=""/>
       <w:lvlJc w:val="left"/>
     </w:lvl>
-    <w:lvl w:ilvl="5" w:tplc="C9DC9F8E">
+    <w:lvl w:ilvl="5" w:tplc="9E18AA16">
       <w:numFmt w:val="decimal"/>
       <w:lvlText w:val=""/>
       <w:lvlJc w:val="left"/>
     </w:lvl>
-    <w:lvl w:ilvl="6" w:tplc="A64AEB8E">
+    <w:lvl w:ilvl="6" w:tplc="AA2CF4E6">
       <w:numFmt w:val="decimal"/>
       <w:lvlText w:val=""/>
       <w:lvlJc w:val="left"/>
     </w:lvl>
-    <w:lvl w:ilvl="7" w:tplc="318E721E">
+    <w:lvl w:ilvl="7" w:tplc="A73407A8">
       <w:numFmt w:val="decimal"/>
       <w:lvlText w:val=""/>
       <w:lvlJc w:val="left"/>
     </w:lvl>
-    <w:lvl w:ilvl="8" w:tplc="614E4B8E">
+    <w:lvl w:ilvl="8" w:tplc="03647234">
       <w:numFmt w:val="decimal"/>
       <w:lvlText w:val=""/>
       <w:lvlJc w:val="left"/>
     </w:lvl>
   </w:abstractNum>
-  <w:abstractNum w:abstractNumId="9" w15:restartNumberingAfterBreak="0">
-    <w:nsid w:val="647B1DC7"/>
+  <w:abstractNum w:abstractNumId="8" w15:restartNumberingAfterBreak="0">
+    <w:nsid w:val="5E53648B"/>
     <w:multiLevelType w:val="hybridMultilevel"/>
-    <w:tmpl w:val="0E5E9508"/>
-    <w:lvl w:ilvl="0" w:tplc="C9A68B88">
+    <w:tmpl w:val="042ECB9A"/>
+    <w:lvl w:ilvl="0" w:tplc="8C2C05A6">
       <w:start w:val="1"/>
       <w:numFmt w:val="decimal"/>
       <w:lvlText w:val="%1."/>
@@ -8930,52 +8844,52 @@
         <w:color w:val="A67C27"/>
       </w:rPr>
     </w:lvl>
-    <w:lvl w:ilvl="1" w:tplc="63CE7682">
+    <w:lvl w:ilvl="1" w:tplc="1A3CDA02">
       <w:numFmt w:val="decimal"/>
       <w:lvlText w:val=""/>
       <w:lvlJc w:val="left"/>
     </w:lvl>
-    <w:lvl w:ilvl="2" w:tplc="CFFA5B28">
+    <w:lvl w:ilvl="2" w:tplc="0A5E3C16">
       <w:numFmt w:val="decimal"/>
       <w:lvlText w:val=""/>
       <w:lvlJc w:val="left"/>
     </w:lvl>
-    <w:lvl w:ilvl="3" w:tplc="71FEB0F2">
+    <w:lvl w:ilvl="3" w:tplc="9760A3C4">
       <w:numFmt w:val="decimal"/>
       <w:lvlText w:val=""/>
       <w:lvlJc w:val="left"/>
     </w:lvl>
-    <w:lvl w:ilvl="4" w:tplc="E2F8BEEE">
+    <w:lvl w:ilvl="4" w:tplc="1EE8FA90">
       <w:numFmt w:val="decimal"/>
       <w:lvlText w:val=""/>
       <w:lvlJc w:val="left"/>
     </w:lvl>
-    <w:lvl w:ilvl="5" w:tplc="39943A88">
+    <w:lvl w:ilvl="5" w:tplc="F880C7DA">
       <w:numFmt w:val="decimal"/>
       <w:lvlText w:val=""/>
       <w:lvlJc w:val="left"/>
     </w:lvl>
-    <w:lvl w:ilvl="6" w:tplc="F0CA3724">
+    <w:lvl w:ilvl="6" w:tplc="9E76AB7A">
       <w:numFmt w:val="decimal"/>
       <w:lvlText w:val=""/>
       <w:lvlJc w:val="left"/>
     </w:lvl>
-    <w:lvl w:ilvl="7" w:tplc="CEF06874">
+    <w:lvl w:ilvl="7" w:tplc="E8000B42">
       <w:numFmt w:val="decimal"/>
       <w:lvlText w:val=""/>
       <w:lvlJc w:val="left"/>
     </w:lvl>
-    <w:lvl w:ilvl="8" w:tplc="AB8000C4">
+    <w:lvl w:ilvl="8" w:tplc="32DED4A4">
       <w:numFmt w:val="decimal"/>
       <w:lvlText w:val=""/>
       <w:lvlJc w:val="left"/>
     </w:lvl>
   </w:abstractNum>
-  <w:abstractNum w:abstractNumId="10" w15:restartNumberingAfterBreak="0">
-    <w:nsid w:val="69E6783E"/>
+  <w:abstractNum w:abstractNumId="9" w15:restartNumberingAfterBreak="0">
+    <w:nsid w:val="6D49618B"/>
     <w:multiLevelType w:val="hybridMultilevel"/>
-    <w:tmpl w:val="8C865A6A"/>
-    <w:lvl w:ilvl="0" w:tplc="FAFE856A">
+    <w:tmpl w:val="DCFE98CA"/>
+    <w:lvl w:ilvl="0" w:tplc="2CB21396">
       <w:start w:val="1"/>
       <w:numFmt w:val="decimal"/>
       <w:lvlText w:val="%1."/>
@@ -8989,52 +8903,52 @@
         <w:color w:val="A67C27"/>
       </w:rPr>
     </w:lvl>
-    <w:lvl w:ilvl="1" w:tplc="9EFE1B46">
+    <w:lvl w:ilvl="1" w:tplc="C62C413C">
       <w:numFmt w:val="decimal"/>
       <w:lvlText w:val=""/>
       <w:lvlJc w:val="left"/>
     </w:lvl>
-    <w:lvl w:ilvl="2" w:tplc="B3CAC5B2">
+    <w:lvl w:ilvl="2" w:tplc="1C5AEA7A">
       <w:numFmt w:val="decimal"/>
       <w:lvlText w:val=""/>
       <w:lvlJc w:val="left"/>
     </w:lvl>
-    <w:lvl w:ilvl="3" w:tplc="F634D71C">
+    <w:lvl w:ilvl="3" w:tplc="DB805952">
       <w:numFmt w:val="decimal"/>
       <w:lvlText w:val=""/>
       <w:lvlJc w:val="left"/>
     </w:lvl>
-    <w:lvl w:ilvl="4" w:tplc="F1F605B8">
+    <w:lvl w:ilvl="4" w:tplc="1B9697AA">
       <w:numFmt w:val="decimal"/>
       <w:lvlText w:val=""/>
       <w:lvlJc w:val="left"/>
     </w:lvl>
-    <w:lvl w:ilvl="5" w:tplc="E1947570">
+    <w:lvl w:ilvl="5" w:tplc="C770B016">
       <w:numFmt w:val="decimal"/>
       <w:lvlText w:val=""/>
       <w:lvlJc w:val="left"/>
     </w:lvl>
-    <w:lvl w:ilvl="6" w:tplc="AAB2EEAC">
+    <w:lvl w:ilvl="6" w:tplc="BA806404">
       <w:numFmt w:val="decimal"/>
       <w:lvlText w:val=""/>
       <w:lvlJc w:val="left"/>
     </w:lvl>
-    <w:lvl w:ilvl="7" w:tplc="E842CF64">
+    <w:lvl w:ilvl="7" w:tplc="8D2EA428">
       <w:numFmt w:val="decimal"/>
       <w:lvlText w:val=""/>
       <w:lvlJc w:val="left"/>
     </w:lvl>
-    <w:lvl w:ilvl="8" w:tplc="E8CED268">
+    <w:lvl w:ilvl="8" w:tplc="09C04B60">
       <w:numFmt w:val="decimal"/>
       <w:lvlText w:val=""/>
       <w:lvlJc w:val="left"/>
     </w:lvl>
   </w:abstractNum>
-  <w:abstractNum w:abstractNumId="11" w15:restartNumberingAfterBreak="0">
-    <w:nsid w:val="6E601E53"/>
+  <w:abstractNum w:abstractNumId="10" w15:restartNumberingAfterBreak="0">
+    <w:nsid w:val="786208C9"/>
     <w:multiLevelType w:val="hybridMultilevel"/>
-    <w:tmpl w:val="F6026E4E"/>
-    <w:lvl w:ilvl="0" w:tplc="4872D422">
+    <w:tmpl w:val="6F1E532E"/>
+    <w:lvl w:ilvl="0" w:tplc="9F82B79E">
       <w:start w:val="1"/>
       <w:numFmt w:val="decimal"/>
       <w:lvlText w:val="%1."/>
@@ -9048,115 +8962,201 @@
         <w:color w:val="A67C27"/>
       </w:rPr>
     </w:lvl>
-    <w:lvl w:ilvl="1" w:tplc="C9AC5B7C">
+    <w:lvl w:ilvl="1" w:tplc="AA3C5896">
       <w:numFmt w:val="decimal"/>
       <w:lvlText w:val=""/>
       <w:lvlJc w:val="left"/>
     </w:lvl>
-    <w:lvl w:ilvl="2" w:tplc="0C2A1D62">
+    <w:lvl w:ilvl="2" w:tplc="FC88761C">
       <w:numFmt w:val="decimal"/>
       <w:lvlText w:val=""/>
       <w:lvlJc w:val="left"/>
     </w:lvl>
-    <w:lvl w:ilvl="3" w:tplc="AFF49262">
+    <w:lvl w:ilvl="3" w:tplc="8C285AD6">
       <w:numFmt w:val="decimal"/>
       <w:lvlText w:val=""/>
       <w:lvlJc w:val="left"/>
     </w:lvl>
-    <w:lvl w:ilvl="4" w:tplc="423A3A92">
+    <w:lvl w:ilvl="4" w:tplc="40128134">
       <w:numFmt w:val="decimal"/>
       <w:lvlText w:val=""/>
       <w:lvlJc w:val="left"/>
     </w:lvl>
-    <w:lvl w:ilvl="5" w:tplc="6F325B76">
+    <w:lvl w:ilvl="5" w:tplc="494A0704">
       <w:numFmt w:val="decimal"/>
       <w:lvlText w:val=""/>
       <w:lvlJc w:val="left"/>
     </w:lvl>
-    <w:lvl w:ilvl="6" w:tplc="17F0920A">
+    <w:lvl w:ilvl="6" w:tplc="623E41A6">
       <w:numFmt w:val="decimal"/>
       <w:lvlText w:val=""/>
       <w:lvlJc w:val="left"/>
     </w:lvl>
-    <w:lvl w:ilvl="7" w:tplc="2BFCACA2">
+    <w:lvl w:ilvl="7" w:tplc="E1DC3F1E">
       <w:numFmt w:val="decimal"/>
       <w:lvlText w:val=""/>
       <w:lvlJc w:val="left"/>
     </w:lvl>
-    <w:lvl w:ilvl="8" w:tplc="475E476A">
+    <w:lvl w:ilvl="8" w:tplc="E11A23C2">
       <w:numFmt w:val="decimal"/>
       <w:lvlText w:val=""/>
       <w:lvlJc w:val="left"/>
     </w:lvl>
   </w:abstractNum>
-  <w:num w:numId="1" w16cid:durableId="2113619999">
+  <w:abstractNum w:abstractNumId="11" w15:restartNumberingAfterBreak="0">
+    <w:nsid w:val="7FB22F67"/>
+    <w:multiLevelType w:val="hybridMultilevel"/>
+    <w:tmpl w:val="7C3EB266"/>
+    <w:lvl w:ilvl="0" w:tplc="6F98AD98">
+      <w:start w:val="1"/>
+      <w:numFmt w:val="bullet"/>
+      <w:lvlText w:val="●"/>
+      <w:lvlJc w:val="left"/>
+      <w:pPr>
+        <w:ind w:left="720" w:hanging="360"/>
+      </w:pPr>
+    </w:lvl>
+    <w:lvl w:ilvl="1" w:tplc="44DAC2CE">
+      <w:start w:val="1"/>
+      <w:numFmt w:val="bullet"/>
+      <w:lvlText w:val="○"/>
+      <w:lvlJc w:val="left"/>
+      <w:pPr>
+        <w:ind w:left="1440" w:hanging="360"/>
+      </w:pPr>
+    </w:lvl>
+    <w:lvl w:ilvl="2" w:tplc="FEBCF8F4">
+      <w:start w:val="1"/>
+      <w:numFmt w:val="bullet"/>
+      <w:lvlText w:val="■"/>
+      <w:lvlJc w:val="left"/>
+      <w:pPr>
+        <w:ind w:left="2160" w:hanging="360"/>
+      </w:pPr>
+    </w:lvl>
+    <w:lvl w:ilvl="3" w:tplc="696AA790">
+      <w:start w:val="1"/>
+      <w:numFmt w:val="bullet"/>
+      <w:lvlText w:val="●"/>
+      <w:lvlJc w:val="left"/>
+      <w:pPr>
+        <w:ind w:left="2880" w:hanging="360"/>
+      </w:pPr>
+    </w:lvl>
+    <w:lvl w:ilvl="4" w:tplc="DA1E5252">
+      <w:start w:val="1"/>
+      <w:numFmt w:val="bullet"/>
+      <w:lvlText w:val="○"/>
+      <w:lvlJc w:val="left"/>
+      <w:pPr>
+        <w:ind w:left="3600" w:hanging="360"/>
+      </w:pPr>
+    </w:lvl>
+    <w:lvl w:ilvl="5" w:tplc="82F6A070">
+      <w:start w:val="1"/>
+      <w:numFmt w:val="bullet"/>
+      <w:lvlText w:val="■"/>
+      <w:lvlJc w:val="left"/>
+      <w:pPr>
+        <w:ind w:left="4320" w:hanging="360"/>
+      </w:pPr>
+    </w:lvl>
+    <w:lvl w:ilvl="6" w:tplc="99942B24">
+      <w:start w:val="1"/>
+      <w:numFmt w:val="bullet"/>
+      <w:lvlText w:val="●"/>
+      <w:lvlJc w:val="left"/>
+      <w:pPr>
+        <w:ind w:left="5040" w:hanging="360"/>
+      </w:pPr>
+    </w:lvl>
+    <w:lvl w:ilvl="7" w:tplc="87EE21F2">
+      <w:start w:val="1"/>
+      <w:numFmt w:val="bullet"/>
+      <w:lvlText w:val="●"/>
+      <w:lvlJc w:val="left"/>
+      <w:pPr>
+        <w:ind w:left="5760" w:hanging="360"/>
+      </w:pPr>
+    </w:lvl>
+    <w:lvl w:ilvl="8" w:tplc="C6567E40">
+      <w:start w:val="1"/>
+      <w:numFmt w:val="bullet"/>
+      <w:lvlText w:val="●"/>
+      <w:lvlJc w:val="left"/>
+      <w:pPr>
+        <w:ind w:left="6480" w:hanging="360"/>
+      </w:pPr>
+    </w:lvl>
+  </w:abstractNum>
+  <w:num w:numId="1" w16cid:durableId="1201740951">
+    <w:abstractNumId w:val="11"/>
+    <w:lvlOverride w:ilvl="0">
+      <w:startOverride w:val="1"/>
+    </w:lvlOverride>
+  </w:num>
+  <w:num w:numId="2" w16cid:durableId="1415125920">
+    <w:abstractNumId w:val="2"/>
+    <w:lvlOverride w:ilvl="0">
+      <w:startOverride w:val="1"/>
+    </w:lvlOverride>
+  </w:num>
+  <w:num w:numId="3" w16cid:durableId="1515656139">
+    <w:abstractNumId w:val="8"/>
+    <w:lvlOverride w:ilvl="0">
+      <w:startOverride w:val="1"/>
+    </w:lvlOverride>
+  </w:num>
+  <w:num w:numId="4" w16cid:durableId="1579049374">
+    <w:abstractNumId w:val="5"/>
+    <w:lvlOverride w:ilvl="0">
+      <w:startOverride w:val="1"/>
+    </w:lvlOverride>
+  </w:num>
+  <w:num w:numId="5" w16cid:durableId="1527673884">
+    <w:abstractNumId w:val="7"/>
+    <w:lvlOverride w:ilvl="0">
+      <w:startOverride w:val="1"/>
+    </w:lvlOverride>
+  </w:num>
+  <w:num w:numId="6" w16cid:durableId="1891726052">
+    <w:abstractNumId w:val="1"/>
+    <w:lvlOverride w:ilvl="0">
+      <w:startOverride w:val="1"/>
+    </w:lvlOverride>
+  </w:num>
+  <w:num w:numId="7" w16cid:durableId="55400937">
     <w:abstractNumId w:val="4"/>
     <w:lvlOverride w:ilvl="0">
       <w:startOverride w:val="1"/>
     </w:lvlOverride>
   </w:num>
-  <w:num w:numId="2" w16cid:durableId="472913313">
-    <w:abstractNumId w:val="2"/>
+  <w:num w:numId="8" w16cid:durableId="1805467849">
+    <w:abstractNumId w:val="0"/>
     <w:lvlOverride w:ilvl="0">
       <w:startOverride w:val="1"/>
     </w:lvlOverride>
   </w:num>
-  <w:num w:numId="3" w16cid:durableId="1007976009">
+  <w:num w:numId="9" w16cid:durableId="1630744662">
+    <w:abstractNumId w:val="6"/>
+    <w:lvlOverride w:ilvl="0">
+      <w:startOverride w:val="1"/>
+    </w:lvlOverride>
+  </w:num>
+  <w:num w:numId="10" w16cid:durableId="1063723473">
+    <w:abstractNumId w:val="10"/>
+    <w:lvlOverride w:ilvl="0">
+      <w:startOverride w:val="1"/>
+    </w:lvlOverride>
+  </w:num>
+  <w:num w:numId="11" w16cid:durableId="772170624">
     <w:abstractNumId w:val="3"/>
     <w:lvlOverride w:ilvl="0">
       <w:startOverride w:val="1"/>
     </w:lvlOverride>
   </w:num>
-  <w:num w:numId="4" w16cid:durableId="1865626611">
+  <w:num w:numId="12" w16cid:durableId="1265454675">
     <w:abstractNumId w:val="9"/>
-    <w:lvlOverride w:ilvl="0">
-      <w:startOverride w:val="1"/>
-    </w:lvlOverride>
-  </w:num>
-  <w:num w:numId="5" w16cid:durableId="1111239661">
-    <w:abstractNumId w:val="1"/>
-    <w:lvlOverride w:ilvl="0">
-      <w:startOverride w:val="1"/>
-    </w:lvlOverride>
-  </w:num>
-  <w:num w:numId="6" w16cid:durableId="2064863154">
-    <w:abstractNumId w:val="5"/>
-    <w:lvlOverride w:ilvl="0">
-      <w:startOverride w:val="1"/>
-    </w:lvlOverride>
-  </w:num>
-  <w:num w:numId="7" w16cid:durableId="1212423220">
-    <w:abstractNumId w:val="11"/>
-    <w:lvlOverride w:ilvl="0">
-      <w:startOverride w:val="1"/>
-    </w:lvlOverride>
-  </w:num>
-  <w:num w:numId="8" w16cid:durableId="749500741">
-    <w:abstractNumId w:val="8"/>
-    <w:lvlOverride w:ilvl="0">
-      <w:startOverride w:val="1"/>
-    </w:lvlOverride>
-  </w:num>
-  <w:num w:numId="9" w16cid:durableId="1477070527">
-    <w:abstractNumId w:val="7"/>
-    <w:lvlOverride w:ilvl="0">
-      <w:startOverride w:val="1"/>
-    </w:lvlOverride>
-  </w:num>
-  <w:num w:numId="10" w16cid:durableId="1160467220">
-    <w:abstractNumId w:val="6"/>
-    <w:lvlOverride w:ilvl="0">
-      <w:startOverride w:val="1"/>
-    </w:lvlOverride>
-  </w:num>
-  <w:num w:numId="11" w16cid:durableId="1941185146">
-    <w:abstractNumId w:val="10"/>
-    <w:lvlOverride w:ilvl="0">
-      <w:startOverride w:val="1"/>
-    </w:lvlOverride>
-  </w:num>
-  <w:num w:numId="12" w16cid:durableId="1892224038">
-    <w:abstractNumId w:val="0"/>
     <w:lvlOverride w:ilvl="0">
       <w:startOverride w:val="1"/>
     </w:lvlOverride>
@@ -9781,7 +9781,7 @@
     <w:autoRedefine/>
     <w:uiPriority w:val="39"/>
     <w:unhideWhenUsed/>
-    <w:rsid w:val="001E215F"/>
+    <w:rsid w:val="00245450"/>
     <w:pPr>
       <w:spacing w:after="100"/>
     </w:pPr>
@@ -9793,7 +9793,7 @@
     <w:autoRedefine/>
     <w:uiPriority w:val="39"/>
     <w:unhideWhenUsed/>
-    <w:rsid w:val="001E215F"/>
+    <w:rsid w:val="00245450"/>
     <w:pPr>
       <w:spacing w:after="100"/>
       <w:ind w:left="210"/>

--- a/docs/manuals/Role_Guide_3_Contact_RA.docx
+++ b/docs/manuals/Role_Guide_3_Contact_RA.docx
@@ -69,7 +69,7 @@
           <w:left w:w="10" w:type="dxa"/>
           <w:right w:w="10" w:type="dxa"/>
         </w:tblCellMar>
-        <w:tblLook w:val="04A0" w:firstRow="1" w:lastRow="0" w:firstColumn="1" w:lastColumn="0" w:noHBand="0" w:noVBand="1"/>
+        <w:tblLook w:val="0000" w:firstRow="0" w:lastRow="0" w:firstColumn="0" w:lastColumn="0" w:noHBand="0" w:noVBand="0"/>
       </w:tblPr>
       <w:tblGrid>
         <w:gridCol w:w="2300"/>
@@ -469,7 +469,7 @@
                 <w:sz w:val="19"/>
                 <w:szCs w:val="19"/>
               </w:rPr>
-              <w:t>Version 1.4 · 20 September 2026</w:t>
+              <w:t>Version 1.5 · 20 September 2026</w:t>
             </w:r>
           </w:p>
         </w:tc>
@@ -538,7 +538,7 @@
     <w:sdt>
       <w:sdtPr>
         <w:alias w:val="Contents"/>
-        <w:id w:val="216781585"/>
+        <w:id w:val="2082403174"/>
       </w:sdtPr>
       <w:sdtEndPr/>
       <w:sdtContent>
@@ -567,7 +567,7 @@
           <w:r>
             <w:fldChar w:fldCharType="separate"/>
           </w:r>
-          <w:hyperlink w:anchor="_Toc240773425" w:history="1">
+          <w:hyperlink w:anchor="_Toc240779607" w:history="1">
             <w:r>
               <w:rPr>
                 <w:rStyle w:val="Hyperlink"/>
@@ -591,7 +591,7 @@
               <w:rPr>
                 <w:noProof/>
               </w:rPr>
-              <w:instrText xml:space="preserve"> PAGEREF _Toc240773425 \h </w:instrText>
+              <w:instrText xml:space="preserve"> PAGEREF _Toc240779607 \h </w:instrText>
             </w:r>
             <w:r>
               <w:rPr>
@@ -634,7 +634,7 @@
               <w14:ligatures w14:val="standardContextual"/>
             </w:rPr>
           </w:pPr>
-          <w:hyperlink w:anchor="_Toc240773426" w:history="1">
+          <w:hyperlink w:anchor="_Toc240779608" w:history="1">
             <w:r>
               <w:rPr>
                 <w:rStyle w:val="Hyperlink"/>
@@ -658,7 +658,7 @@
               <w:rPr>
                 <w:noProof/>
               </w:rPr>
-              <w:instrText xml:space="preserve"> PAGEREF _Toc240773426 \h </w:instrText>
+              <w:instrText xml:space="preserve"> PAGEREF _Toc240779608 \h </w:instrText>
             </w:r>
             <w:r>
               <w:rPr>
@@ -701,7 +701,7 @@
               <w14:ligatures w14:val="standardContextual"/>
             </w:rPr>
           </w:pPr>
-          <w:hyperlink w:anchor="_Toc240773427" w:history="1">
+          <w:hyperlink w:anchor="_Toc240779609" w:history="1">
             <w:r>
               <w:rPr>
                 <w:rStyle w:val="Hyperlink"/>
@@ -725,7 +725,7 @@
               <w:rPr>
                 <w:noProof/>
               </w:rPr>
-              <w:instrText xml:space="preserve"> PAGEREF _Toc240773427 \h </w:instrText>
+              <w:instrText xml:space="preserve"> PAGEREF _Toc240779609 \h </w:instrText>
             </w:r>
             <w:r>
               <w:rPr>
@@ -768,7 +768,7 @@
               <w14:ligatures w14:val="standardContextual"/>
             </w:rPr>
           </w:pPr>
-          <w:hyperlink w:anchor="_Toc240773428" w:history="1">
+          <w:hyperlink w:anchor="_Toc240779610" w:history="1">
             <w:r>
               <w:rPr>
                 <w:rStyle w:val="Hyperlink"/>
@@ -792,7 +792,7 @@
               <w:rPr>
                 <w:noProof/>
               </w:rPr>
-              <w:instrText xml:space="preserve"> PAGEREF _Toc240773428 \h </w:instrText>
+              <w:instrText xml:space="preserve"> PAGEREF _Toc240779610 \h </w:instrText>
             </w:r>
             <w:r>
               <w:rPr>
@@ -835,7 +835,7 @@
               <w14:ligatures w14:val="standardContextual"/>
             </w:rPr>
           </w:pPr>
-          <w:hyperlink w:anchor="_Toc240773429" w:history="1">
+          <w:hyperlink w:anchor="_Toc240779611" w:history="1">
             <w:r>
               <w:rPr>
                 <w:rStyle w:val="Hyperlink"/>
@@ -859,7 +859,7 @@
               <w:rPr>
                 <w:noProof/>
               </w:rPr>
-              <w:instrText xml:space="preserve"> PAGEREF _Toc240773429 \h </w:instrText>
+              <w:instrText xml:space="preserve"> PAGEREF _Toc240779611 \h </w:instrText>
             </w:r>
             <w:r>
               <w:rPr>
@@ -902,7 +902,7 @@
               <w14:ligatures w14:val="standardContextual"/>
             </w:rPr>
           </w:pPr>
-          <w:hyperlink w:anchor="_Toc240773430" w:history="1">
+          <w:hyperlink w:anchor="_Toc240779612" w:history="1">
             <w:r>
               <w:rPr>
                 <w:rStyle w:val="Hyperlink"/>
@@ -926,7 +926,7 @@
               <w:rPr>
                 <w:noProof/>
               </w:rPr>
-              <w:instrText xml:space="preserve"> PAGEREF _Toc240773430 \h </w:instrText>
+              <w:instrText xml:space="preserve"> PAGEREF _Toc240779612 \h </w:instrText>
             </w:r>
             <w:r>
               <w:rPr>
@@ -969,7 +969,7 @@
               <w14:ligatures w14:val="standardContextual"/>
             </w:rPr>
           </w:pPr>
-          <w:hyperlink w:anchor="_Toc240773431" w:history="1">
+          <w:hyperlink w:anchor="_Toc240779613" w:history="1">
             <w:r>
               <w:rPr>
                 <w:rStyle w:val="Hyperlink"/>
@@ -993,7 +993,7 @@
               <w:rPr>
                 <w:noProof/>
               </w:rPr>
-              <w:instrText xml:space="preserve"> PAGEREF _Toc240773431 \h </w:instrText>
+              <w:instrText xml:space="preserve"> PAGEREF _Toc240779613 \h </w:instrText>
             </w:r>
             <w:r>
               <w:rPr>
@@ -1036,7 +1036,7 @@
               <w14:ligatures w14:val="standardContextual"/>
             </w:rPr>
           </w:pPr>
-          <w:hyperlink w:anchor="_Toc240773432" w:history="1">
+          <w:hyperlink w:anchor="_Toc240779614" w:history="1">
             <w:r>
               <w:rPr>
                 <w:rStyle w:val="Hyperlink"/>
@@ -1060,7 +1060,7 @@
               <w:rPr>
                 <w:noProof/>
               </w:rPr>
-              <w:instrText xml:space="preserve"> PAGEREF _Toc240773432 \h </w:instrText>
+              <w:instrText xml:space="preserve"> PAGEREF _Toc240779614 \h </w:instrText>
             </w:r>
             <w:r>
               <w:rPr>
@@ -1103,7 +1103,7 @@
               <w14:ligatures w14:val="standardContextual"/>
             </w:rPr>
           </w:pPr>
-          <w:hyperlink w:anchor="_Toc240773433" w:history="1">
+          <w:hyperlink w:anchor="_Toc240779615" w:history="1">
             <w:r>
               <w:rPr>
                 <w:rStyle w:val="Hyperlink"/>
@@ -1127,7 +1127,7 @@
               <w:rPr>
                 <w:noProof/>
               </w:rPr>
-              <w:instrText xml:space="preserve"> PAGEREF _Toc240773433 \h </w:instrText>
+              <w:instrText xml:space="preserve"> PAGEREF _Toc240779615 \h </w:instrText>
             </w:r>
             <w:r>
               <w:rPr>
@@ -1170,7 +1170,7 @@
               <w14:ligatures w14:val="standardContextual"/>
             </w:rPr>
           </w:pPr>
-          <w:hyperlink w:anchor="_Toc240773434" w:history="1">
+          <w:hyperlink w:anchor="_Toc240779616" w:history="1">
             <w:r>
               <w:rPr>
                 <w:rStyle w:val="Hyperlink"/>
@@ -1194,7 +1194,7 @@
               <w:rPr>
                 <w:noProof/>
               </w:rPr>
-              <w:instrText xml:space="preserve"> PAGEREF _Toc240773434 \h </w:instrText>
+              <w:instrText xml:space="preserve"> PAGEREF _Toc240779616 \h </w:instrText>
             </w:r>
             <w:r>
               <w:rPr>
@@ -1237,7 +1237,7 @@
               <w14:ligatures w14:val="standardContextual"/>
             </w:rPr>
           </w:pPr>
-          <w:hyperlink w:anchor="_Toc240773435" w:history="1">
+          <w:hyperlink w:anchor="_Toc240779617" w:history="1">
             <w:r>
               <w:rPr>
                 <w:rStyle w:val="Hyperlink"/>
@@ -1261,7 +1261,7 @@
               <w:rPr>
                 <w:noProof/>
               </w:rPr>
-              <w:instrText xml:space="preserve"> PAGEREF _Toc240773435 \h </w:instrText>
+              <w:instrText xml:space="preserve"> PAGEREF _Toc240779617 \h </w:instrText>
             </w:r>
             <w:r>
               <w:rPr>
@@ -1304,7 +1304,7 @@
               <w14:ligatures w14:val="standardContextual"/>
             </w:rPr>
           </w:pPr>
-          <w:hyperlink w:anchor="_Toc240773436" w:history="1">
+          <w:hyperlink w:anchor="_Toc240779618" w:history="1">
             <w:r>
               <w:rPr>
                 <w:rStyle w:val="Hyperlink"/>
@@ -1328,7 +1328,7 @@
               <w:rPr>
                 <w:noProof/>
               </w:rPr>
-              <w:instrText xml:space="preserve"> PAGEREF _Toc240773436 \h </w:instrText>
+              <w:instrText xml:space="preserve"> PAGEREF _Toc240779618 \h </w:instrText>
             </w:r>
             <w:r>
               <w:rPr>
@@ -1371,7 +1371,7 @@
               <w14:ligatures w14:val="standardContextual"/>
             </w:rPr>
           </w:pPr>
-          <w:hyperlink w:anchor="_Toc240773437" w:history="1">
+          <w:hyperlink w:anchor="_Toc240779619" w:history="1">
             <w:r>
               <w:rPr>
                 <w:rStyle w:val="Hyperlink"/>
@@ -1395,7 +1395,7 @@
               <w:rPr>
                 <w:noProof/>
               </w:rPr>
-              <w:instrText xml:space="preserve"> PAGEREF _Toc240773437 \h </w:instrText>
+              <w:instrText xml:space="preserve"> PAGEREF _Toc240779619 \h </w:instrText>
             </w:r>
             <w:r>
               <w:rPr>
@@ -1438,7 +1438,7 @@
               <w14:ligatures w14:val="standardContextual"/>
             </w:rPr>
           </w:pPr>
-          <w:hyperlink w:anchor="_Toc240773438" w:history="1">
+          <w:hyperlink w:anchor="_Toc240779620" w:history="1">
             <w:r>
               <w:rPr>
                 <w:rStyle w:val="Hyperlink"/>
@@ -1462,7 +1462,7 @@
               <w:rPr>
                 <w:noProof/>
               </w:rPr>
-              <w:instrText xml:space="preserve"> PAGEREF _Toc240773438 \h </w:instrText>
+              <w:instrText xml:space="preserve"> PAGEREF _Toc240779620 \h </w:instrText>
             </w:r>
             <w:r>
               <w:rPr>
@@ -1505,7 +1505,7 @@
               <w14:ligatures w14:val="standardContextual"/>
             </w:rPr>
           </w:pPr>
-          <w:hyperlink w:anchor="_Toc240773439" w:history="1">
+          <w:hyperlink w:anchor="_Toc240779621" w:history="1">
             <w:r>
               <w:rPr>
                 <w:rStyle w:val="Hyperlink"/>
@@ -1529,7 +1529,7 @@
               <w:rPr>
                 <w:noProof/>
               </w:rPr>
-              <w:instrText xml:space="preserve"> PAGEREF _Toc240773439 \h </w:instrText>
+              <w:instrText xml:space="preserve"> PAGEREF _Toc240779621 \h </w:instrText>
             </w:r>
             <w:r>
               <w:rPr>
@@ -1572,7 +1572,7 @@
               <w14:ligatures w14:val="standardContextual"/>
             </w:rPr>
           </w:pPr>
-          <w:hyperlink w:anchor="_Toc240773440" w:history="1">
+          <w:hyperlink w:anchor="_Toc240779622" w:history="1">
             <w:r>
               <w:rPr>
                 <w:rStyle w:val="Hyperlink"/>
@@ -1596,7 +1596,7 @@
               <w:rPr>
                 <w:noProof/>
               </w:rPr>
-              <w:instrText xml:space="preserve"> PAGEREF _Toc240773440 \h </w:instrText>
+              <w:instrText xml:space="preserve"> PAGEREF _Toc240779622 \h </w:instrText>
             </w:r>
             <w:r>
               <w:rPr>
@@ -1639,7 +1639,7 @@
               <w14:ligatures w14:val="standardContextual"/>
             </w:rPr>
           </w:pPr>
-          <w:hyperlink w:anchor="_Toc240773441" w:history="1">
+          <w:hyperlink w:anchor="_Toc240779623" w:history="1">
             <w:r>
               <w:rPr>
                 <w:rStyle w:val="Hyperlink"/>
@@ -1663,7 +1663,7 @@
               <w:rPr>
                 <w:noProof/>
               </w:rPr>
-              <w:instrText xml:space="preserve"> PAGEREF _Toc240773441 \h </w:instrText>
+              <w:instrText xml:space="preserve"> PAGEREF _Toc240779623 \h </w:instrText>
             </w:r>
             <w:r>
               <w:rPr>
@@ -1706,7 +1706,7 @@
               <w14:ligatures w14:val="standardContextual"/>
             </w:rPr>
           </w:pPr>
-          <w:hyperlink w:anchor="_Toc240773442" w:history="1">
+          <w:hyperlink w:anchor="_Toc240779624" w:history="1">
             <w:r>
               <w:rPr>
                 <w:rStyle w:val="Hyperlink"/>
@@ -1730,7 +1730,7 @@
               <w:rPr>
                 <w:noProof/>
               </w:rPr>
-              <w:instrText xml:space="preserve"> PAGEREF _Toc240773442 \h </w:instrText>
+              <w:instrText xml:space="preserve"> PAGEREF _Toc240779624 \h </w:instrText>
             </w:r>
             <w:r>
               <w:rPr>
@@ -1773,7 +1773,7 @@
               <w14:ligatures w14:val="standardContextual"/>
             </w:rPr>
           </w:pPr>
-          <w:hyperlink w:anchor="_Toc240773443" w:history="1">
+          <w:hyperlink w:anchor="_Toc240779625" w:history="1">
             <w:r>
               <w:rPr>
                 <w:rStyle w:val="Hyperlink"/>
@@ -1797,7 +1797,7 @@
               <w:rPr>
                 <w:noProof/>
               </w:rPr>
-              <w:instrText xml:space="preserve"> PAGEREF _Toc240773443 \h </w:instrText>
+              <w:instrText xml:space="preserve"> PAGEREF _Toc240779625 \h </w:instrText>
             </w:r>
             <w:r>
               <w:rPr>
@@ -1840,7 +1840,7 @@
               <w14:ligatures w14:val="standardContextual"/>
             </w:rPr>
           </w:pPr>
-          <w:hyperlink w:anchor="_Toc240773444" w:history="1">
+          <w:hyperlink w:anchor="_Toc240779626" w:history="1">
             <w:r>
               <w:rPr>
                 <w:rStyle w:val="Hyperlink"/>
@@ -1864,7 +1864,7 @@
               <w:rPr>
                 <w:noProof/>
               </w:rPr>
-              <w:instrText xml:space="preserve"> PAGEREF _Toc240773444 \h </w:instrText>
+              <w:instrText xml:space="preserve"> PAGEREF _Toc240779626 \h </w:instrText>
             </w:r>
             <w:r>
               <w:rPr>
@@ -1907,7 +1907,7 @@
               <w14:ligatures w14:val="standardContextual"/>
             </w:rPr>
           </w:pPr>
-          <w:hyperlink w:anchor="_Toc240773445" w:history="1">
+          <w:hyperlink w:anchor="_Toc240779627" w:history="1">
             <w:r>
               <w:rPr>
                 <w:rStyle w:val="Hyperlink"/>
@@ -1931,7 +1931,7 @@
               <w:rPr>
                 <w:noProof/>
               </w:rPr>
-              <w:instrText xml:space="preserve"> PAGEREF _Toc240773445 \h </w:instrText>
+              <w:instrText xml:space="preserve"> PAGEREF _Toc240779627 \h </w:instrText>
             </w:r>
             <w:r>
               <w:rPr>
@@ -1970,7 +1970,7 @@
         <w:pStyle w:val="Heading1"/>
         <w:pageBreakBefore/>
       </w:pPr>
-      <w:bookmarkStart w:id="0" w:name="_Toc240773425"/>
+      <w:bookmarkStart w:id="0" w:name="_Toc240779607"/>
       <w:r>
         <w:lastRenderedPageBreak/>
         <w:t>1. Your role at a glance</w:t>
@@ -2130,7 +2130,7 @@
           <w:left w:w="10" w:type="dxa"/>
           <w:right w:w="10" w:type="dxa"/>
         </w:tblCellMar>
-        <w:tblLook w:val="04A0" w:firstRow="1" w:lastRow="0" w:firstColumn="1" w:lastColumn="0" w:noHBand="0" w:noVBand="1"/>
+        <w:tblLook w:val="0000" w:firstRow="0" w:lastRow="0" w:firstColumn="0" w:lastColumn="0" w:noHBand="0" w:noVBand="0"/>
       </w:tblPr>
       <w:tblGrid>
         <w:gridCol w:w="9412"/>
@@ -2190,7 +2190,7 @@
         <w:pStyle w:val="Heading1"/>
         <w:pageBreakBefore/>
       </w:pPr>
-      <w:bookmarkStart w:id="1" w:name="_Toc240773426"/>
+      <w:bookmarkStart w:id="1" w:name="_Toc240779608"/>
       <w:r>
         <w:lastRenderedPageBreak/>
         <w:t>2. Signing in and your screens</w:t>
@@ -2201,7 +2201,7 @@
       <w:pPr>
         <w:pStyle w:val="Heading2"/>
       </w:pPr>
-      <w:bookmarkStart w:id="2" w:name="_Toc240773427"/>
+      <w:bookmarkStart w:id="2" w:name="_Toc240779609"/>
       <w:r>
         <w:t>Signing in</w:t>
       </w:r>
@@ -2284,7 +2284,7 @@
           <w:noProof/>
         </w:rPr>
         <w:drawing>
-          <wp:inline distT="0" distB="0" distL="0" distR="0" wp14:anchorId="725E1BE4" wp14:editId="1F60FC48">
+          <wp:inline distT="0" distB="0" distL="0" distR="0" wp14:anchorId="3C8802E0" wp14:editId="48E322F7">
             <wp:extent cx="5334000" cy="2333625"/>
             <wp:effectExtent l="0" t="0" r="0" b="0"/>
             <wp:docPr id="1" name="adm_login.jpg" descr="The sign-in screen for all internal staff." title="The sign-in screen for all internal staff."/>
@@ -2392,7 +2392,7 @@
           <w:left w:w="10" w:type="dxa"/>
           <w:right w:w="10" w:type="dxa"/>
         </w:tblCellMar>
-        <w:tblLook w:val="04A0" w:firstRow="1" w:lastRow="0" w:firstColumn="1" w:lastColumn="0" w:noHBand="0" w:noVBand="1"/>
+        <w:tblLook w:val="0000" w:firstRow="0" w:lastRow="0" w:firstColumn="0" w:lastColumn="0" w:noHBand="0" w:noVBand="0"/>
       </w:tblPr>
       <w:tblGrid>
         <w:gridCol w:w="9412"/>
@@ -2451,7 +2451,7 @@
       <w:pPr>
         <w:pStyle w:val="Heading2"/>
       </w:pPr>
-      <w:bookmarkStart w:id="3" w:name="_Toc240773428"/>
+      <w:bookmarkStart w:id="3" w:name="_Toc240779610"/>
       <w:r>
         <w:t>Finding your way around</w:t>
       </w:r>
@@ -2626,7 +2626,7 @@
         </w:rPr>
         <w:lastRenderedPageBreak/>
         <w:drawing>
-          <wp:inline distT="0" distB="0" distL="0" distR="0" wp14:anchorId="66BB12C5" wp14:editId="31CC0DBF">
+          <wp:inline distT="0" distB="0" distL="0" distR="0" wp14:anchorId="4CC14488" wp14:editId="2D6EF757">
             <wp:extent cx="5715000" cy="1876425"/>
             <wp:effectExtent l="0" t="0" r="0" b="0"/>
             <wp:docPr id="2" name="adm_not_your_role.jpg" descr="Opening a screen outside your role (for example from an old bookmark) shows this card instead of the screen." title="Opening a screen outside your role (for example from an old bookmark) shows this card instead of the screen."/>
@@ -2695,7 +2695,7 @@
       <w:pPr>
         <w:pStyle w:val="Heading2"/>
       </w:pPr>
-      <w:bookmarkStart w:id="4" w:name="_Toc240773429"/>
+      <w:bookmarkStart w:id="4" w:name="_Toc240779611"/>
       <w:r>
         <w:t>Your screens</w:t>
       </w:r>
@@ -2716,7 +2716,7 @@
           <w:left w:w="10" w:type="dxa"/>
           <w:right w:w="10" w:type="dxa"/>
         </w:tblCellMar>
-        <w:tblLook w:val="04A0" w:firstRow="1" w:lastRow="0" w:firstColumn="1" w:lastColumn="0" w:noHBand="0" w:noVBand="1"/>
+        <w:tblLook w:val="0000" w:firstRow="0" w:lastRow="0" w:firstColumn="0" w:lastColumn="0" w:noHBand="0" w:noVBand="0"/>
       </w:tblPr>
       <w:tblGrid>
         <w:gridCol w:w="2824"/>
@@ -2970,7 +2970,7 @@
       <w:pPr>
         <w:pStyle w:val="Heading2"/>
       </w:pPr>
-      <w:bookmarkStart w:id="5" w:name="_Toc240773430"/>
+      <w:bookmarkStart w:id="5" w:name="_Toc240779612"/>
       <w:r>
         <w:t>Changing your password</w:t>
       </w:r>
@@ -3053,7 +3053,7 @@
           <w:noProof/>
         </w:rPr>
         <w:drawing>
-          <wp:inline distT="0" distB="0" distL="0" distR="0" wp14:anchorId="7C382DBA" wp14:editId="123F3481">
+          <wp:inline distT="0" distB="0" distL="0" distR="0" wp14:anchorId="15138798" wp14:editId="29459488">
             <wp:extent cx="5334000" cy="2171700"/>
             <wp:effectExtent l="0" t="0" r="0" b="0"/>
             <wp:docPr id="3" name="adm_account.jpg" descr="Change Password screen." title="Change Password screen."/>
@@ -3141,7 +3141,7 @@
         <w:pStyle w:val="Heading1"/>
         <w:pageBreakBefore/>
       </w:pPr>
-      <w:bookmarkStart w:id="6" w:name="_Toc240773431"/>
+      <w:bookmarkStart w:id="6" w:name="_Toc240779613"/>
       <w:r>
         <w:lastRenderedPageBreak/>
         <w:t>3. Your routine</w:t>
@@ -3171,7 +3171,7 @@
           <w:left w:w="10" w:type="dxa"/>
           <w:right w:w="10" w:type="dxa"/>
         </w:tblCellMar>
-        <w:tblLook w:val="04A0" w:firstRow="1" w:lastRow="0" w:firstColumn="1" w:lastColumn="0" w:noHBand="0" w:noVBand="1"/>
+        <w:tblLook w:val="0000" w:firstRow="0" w:lastRow="0" w:firstColumn="0" w:lastColumn="0" w:noHBand="0" w:noVBand="0"/>
       </w:tblPr>
       <w:tblGrid>
         <w:gridCol w:w="2071"/>
@@ -3485,7 +3485,7 @@
         <w:pStyle w:val="Heading1"/>
         <w:pageBreakBefore/>
       </w:pPr>
-      <w:bookmarkStart w:id="7" w:name="_Toc240773432"/>
+      <w:bookmarkStart w:id="7" w:name="_Toc240779614"/>
       <w:r>
         <w:lastRenderedPageBreak/>
         <w:t>4. Step-by-step tasks</w:t>
@@ -3496,7 +3496,7 @@
       <w:pPr>
         <w:pStyle w:val="Heading2"/>
       </w:pPr>
-      <w:bookmarkStart w:id="8" w:name="_Toc240773433"/>
+      <w:bookmarkStart w:id="8" w:name="_Toc240779615"/>
       <w:r>
         <w:t>4.1 Finding your cases</w:t>
       </w:r>
@@ -3536,7 +3536,7 @@
           <w:noProof/>
         </w:rPr>
         <w:drawing>
-          <wp:inline distT="0" distB="0" distL="0" distR="0" wp14:anchorId="1DCDFD20" wp14:editId="02747A50">
+          <wp:inline distT="0" distB="0" distL="0" distR="0" wp14:anchorId="6D5FF5BA" wp14:editId="1562D5FC">
             <wp:extent cx="5334000" cy="3333750"/>
             <wp:effectExtent l="0" t="0" r="0" b="0"/>
             <wp:docPr id="4" name="cra_register.jpg" descr="Main-400 Register for a Contact RA." title="Main-400 Register for a Contact RA."/>
@@ -3666,7 +3666,7 @@
       <w:pPr>
         <w:pStyle w:val="Heading2"/>
       </w:pPr>
-      <w:bookmarkStart w:id="9" w:name="_Toc240773434"/>
+      <w:bookmarkStart w:id="9" w:name="_Toc240779616"/>
       <w:r>
         <w:t>4.2 Recording the respondent and their contact details</w:t>
       </w:r>
@@ -3808,7 +3808,7 @@
         </w:rPr>
         <w:lastRenderedPageBreak/>
         <w:drawing>
-          <wp:inline distT="0" distB="0" distL="0" distR="0" wp14:anchorId="4984FFB1" wp14:editId="0E51FEBA">
+          <wp:inline distT="0" distB="0" distL="0" distR="0" wp14:anchorId="0BB7F04E" wp14:editId="2A8A85F4">
             <wp:extent cx="5334000" cy="2114550"/>
             <wp:effectExtent l="0" t="0" r="0" b="0"/>
             <wp:docPr id="5" name="adm_case_add_person.jpg" descr="Adding a person to a case." title="Adding a person to a case."/>
@@ -4012,7 +4012,7 @@
           <w:left w:w="10" w:type="dxa"/>
           <w:right w:w="10" w:type="dxa"/>
         </w:tblCellMar>
-        <w:tblLook w:val="04A0" w:firstRow="1" w:lastRow="0" w:firstColumn="1" w:lastColumn="0" w:noHBand="0" w:noVBand="1"/>
+        <w:tblLook w:val="0000" w:firstRow="0" w:lastRow="0" w:firstColumn="0" w:lastColumn="0" w:noHBand="0" w:noVBand="0"/>
       </w:tblPr>
       <w:tblGrid>
         <w:gridCol w:w="9412"/>
@@ -4071,7 +4071,7 @@
       <w:pPr>
         <w:pStyle w:val="Heading2"/>
       </w:pPr>
-      <w:bookmarkStart w:id="10" w:name="_Toc240773435"/>
+      <w:bookmarkStart w:id="10" w:name="_Toc240779617"/>
       <w:r>
         <w:t>4.3 Sending an invitation</w:t>
       </w:r>
@@ -4184,7 +4184,7 @@
           <w:noProof/>
         </w:rPr>
         <w:drawing>
-          <wp:inline distT="0" distB="0" distL="0" distR="0" wp14:anchorId="7AA5CC61" wp14:editId="459EA8E3">
+          <wp:inline distT="0" distB="0" distL="0" distR="0" wp14:anchorId="1F419C29" wp14:editId="3310A56A">
             <wp:extent cx="5334000" cy="1143000"/>
             <wp:effectExtent l="0" t="0" r="0" b="0"/>
             <wp:docPr id="6" name="cra_case_invitations_before.jpg" descr="Invitations panel before sending, with the history of earlier invitations." title="Invitations panel before sending, with the history of earlier invitations."/>
@@ -4314,7 +4314,7 @@
         </w:rPr>
         <w:lastRenderedPageBreak/>
         <w:drawing>
-          <wp:inline distT="0" distB="0" distL="0" distR="0" wp14:anchorId="72C1EBD9" wp14:editId="1481C671">
+          <wp:inline distT="0" distB="0" distL="0" distR="0" wp14:anchorId="20A6A927" wp14:editId="34B4083F">
             <wp:extent cx="5334000" cy="2152650"/>
             <wp:effectExtent l="0" t="0" r="0" b="0"/>
             <wp:docPr id="7" name="cra_case_invitation_sent.jpg" descr="The link, manual code and ready-written messages are shown once, with a send button for each channel." title="The link, manual code and ready-written messages are shown once, with a send button for each channel."/>
@@ -4568,7 +4568,7 @@
           <w:left w:w="10" w:type="dxa"/>
           <w:right w:w="10" w:type="dxa"/>
         </w:tblCellMar>
-        <w:tblLook w:val="04A0" w:firstRow="1" w:lastRow="0" w:firstColumn="1" w:lastColumn="0" w:noHBand="0" w:noVBand="1"/>
+        <w:tblLook w:val="0000" w:firstRow="0" w:lastRow="0" w:firstColumn="0" w:lastColumn="0" w:noHBand="0" w:noVBand="0"/>
       </w:tblPr>
       <w:tblGrid>
         <w:gridCol w:w="9412"/>
@@ -4697,7 +4697,7 @@
       <w:pPr>
         <w:pStyle w:val="Heading2"/>
       </w:pPr>
-      <w:bookmarkStart w:id="11" w:name="_Toc240773436"/>
+      <w:bookmarkStart w:id="11" w:name="_Toc240779618"/>
       <w:r>
         <w:t>4.4 Logging a contact attempt</w:t>
       </w:r>
@@ -4756,7 +4756,7 @@
         </w:rPr>
         <w:lastRenderedPageBreak/>
         <w:drawing>
-          <wp:inline distT="0" distB="0" distL="0" distR="0" wp14:anchorId="51A69206" wp14:editId="7E3CDA20">
+          <wp:inline distT="0" distB="0" distL="0" distR="0" wp14:anchorId="79AD32DF" wp14:editId="04859AFD">
             <wp:extent cx="5334000" cy="1343025"/>
             <wp:effectExtent l="0" t="0" r="0" b="0"/>
             <wp:docPr id="8" name="adm_case_timeline.jpg" descr="Contact timeline and the form for logging an attempt." title="Contact timeline and the form for logging an attempt."/>
@@ -4899,7 +4899,7 @@
       <w:pPr>
         <w:pStyle w:val="Heading2"/>
       </w:pPr>
-      <w:bookmarkStart w:id="12" w:name="_Toc240773437"/>
+      <w:bookmarkStart w:id="12" w:name="_Toc240779619"/>
       <w:r>
         <w:t>4.5 Sending follow-up reminders</w:t>
       </w:r>
@@ -4967,7 +4967,7 @@
           <w:noProof/>
         </w:rPr>
         <w:drawing>
-          <wp:inline distT="0" distB="0" distL="0" distR="0" wp14:anchorId="7F88F7AE" wp14:editId="4492CA5E">
+          <wp:inline distT="0" distB="0" distL="0" distR="0" wp14:anchorId="149786B2" wp14:editId="141729A4">
             <wp:extent cx="5334000" cy="3333750"/>
             <wp:effectExtent l="0" t="0" r="0" b="0"/>
             <wp:docPr id="9" name="cra_follow_ups.jpg" descr="Follow-ups due. Contact RAs see only their own cases." title="Follow-ups due. Contact RAs see only their own cases."/>
@@ -5118,7 +5118,7 @@
           <w:left w:w="10" w:type="dxa"/>
           <w:right w:w="10" w:type="dxa"/>
         </w:tblCellMar>
-        <w:tblLook w:val="04A0" w:firstRow="1" w:lastRow="0" w:firstColumn="1" w:lastColumn="0" w:noHBand="0" w:noVBand="1"/>
+        <w:tblLook w:val="0000" w:firstRow="0" w:lastRow="0" w:firstColumn="0" w:lastColumn="0" w:noHBand="0" w:noVBand="0"/>
       </w:tblPr>
       <w:tblGrid>
         <w:gridCol w:w="9412"/>
@@ -5194,7 +5194,7 @@
       <w:pPr>
         <w:pStyle w:val="Heading2"/>
       </w:pPr>
-      <w:bookmarkStart w:id="13" w:name="_Toc240773438"/>
+      <w:bookmarkStart w:id="13" w:name="_Toc240779620"/>
       <w:r>
         <w:t>4.6 Managing appointments</w:t>
       </w:r>
@@ -5234,7 +5234,7 @@
           <w:noProof/>
         </w:rPr>
         <w:drawing>
-          <wp:inline distT="0" distB="0" distL="0" distR="0" wp14:anchorId="4E6A513D" wp14:editId="5FBB69E0">
+          <wp:inline distT="0" distB="0" distL="0" distR="0" wp14:anchorId="57A53D49" wp14:editId="792D0902">
             <wp:extent cx="5334000" cy="2667000"/>
             <wp:effectExtent l="0" t="0" r="0" b="0"/>
             <wp:docPr id="10" name="cra_appointments.jpg" descr="Appointment Queue." title="Appointment Queue."/>
@@ -5417,7 +5417,7 @@
       <w:pPr>
         <w:pStyle w:val="Heading2"/>
       </w:pPr>
-      <w:bookmarkStart w:id="14" w:name="_Toc240773439"/>
+      <w:bookmarkStart w:id="14" w:name="_Toc240779621"/>
       <w:r>
         <w:t>4.7 Phone, WhatsApp-call or face-to-face administration</w:t>
       </w:r>
@@ -5546,7 +5546,7 @@
           <w:left w:w="10" w:type="dxa"/>
           <w:right w:w="10" w:type="dxa"/>
         </w:tblCellMar>
-        <w:tblLook w:val="04A0" w:firstRow="1" w:lastRow="0" w:firstColumn="1" w:lastColumn="0" w:noHBand="0" w:noVBand="1"/>
+        <w:tblLook w:val="0000" w:firstRow="0" w:lastRow="0" w:firstColumn="0" w:lastColumn="0" w:noHBand="0" w:noVBand="0"/>
       </w:tblPr>
       <w:tblGrid>
         <w:gridCol w:w="941"/>
@@ -6145,7 +6145,7 @@
       <w:pPr>
         <w:pStyle w:val="Heading2"/>
       </w:pPr>
-      <w:bookmarkStart w:id="15" w:name="_Toc240773440"/>
+      <w:bookmarkStart w:id="15" w:name="_Toc240779622"/>
       <w:r>
         <w:t>4.8 When the person is not the right respondent</w:t>
       </w:r>
@@ -6229,7 +6229,7 @@
       <w:pPr>
         <w:pStyle w:val="Heading2"/>
       </w:pPr>
-      <w:bookmarkStart w:id="16" w:name="_Toc240773441"/>
+      <w:bookmarkStart w:id="16" w:name="_Toc240779623"/>
       <w:r>
         <w:t>4.9 When someone refuses or asks to withdraw</w:t>
       </w:r>
@@ -6306,7 +6306,7 @@
       <w:pPr>
         <w:pStyle w:val="Heading2"/>
       </w:pPr>
-      <w:bookmarkStart w:id="17" w:name="_Toc240773442"/>
+      <w:bookmarkStart w:id="17" w:name="_Toc240779624"/>
       <w:r>
         <w:t>4.10 What to say to a respondent</w:t>
       </w:r>
@@ -6387,7 +6387,7 @@
         <w:pStyle w:val="Heading1"/>
         <w:pageBreakBefore/>
       </w:pPr>
-      <w:bookmarkStart w:id="18" w:name="_Toc240773443"/>
+      <w:bookmarkStart w:id="18" w:name="_Toc240779625"/>
       <w:r>
         <w:lastRenderedPageBreak/>
         <w:t>5. Rules you must follow</w:t>
@@ -6551,7 +6551,7 @@
         <w:pStyle w:val="Heading1"/>
         <w:pageBreakBefore/>
       </w:pPr>
-      <w:bookmarkStart w:id="19" w:name="_Toc240773444"/>
+      <w:bookmarkStart w:id="19" w:name="_Toc240779626"/>
       <w:r>
         <w:lastRenderedPageBreak/>
         <w:t>6. Troubleshooting</w:t>
@@ -6573,7 +6573,7 @@
           <w:left w:w="10" w:type="dxa"/>
           <w:right w:w="10" w:type="dxa"/>
         </w:tblCellMar>
-        <w:tblLook w:val="04A0" w:firstRow="1" w:lastRow="0" w:firstColumn="1" w:lastColumn="0" w:noHBand="0" w:noVBand="1"/>
+        <w:tblLook w:val="0000" w:firstRow="0" w:lastRow="0" w:firstColumn="0" w:lastColumn="0" w:noHBand="0" w:noVBand="0"/>
       </w:tblPr>
       <w:tblGrid>
         <w:gridCol w:w="2635"/>
@@ -7741,7 +7741,7 @@
         <w:pStyle w:val="Heading1"/>
         <w:pageBreakBefore/>
       </w:pPr>
-      <w:bookmarkStart w:id="20" w:name="_Toc240773445"/>
+      <w:bookmarkStart w:id="20" w:name="_Toc240779627"/>
       <w:r>
         <w:lastRenderedPageBreak/>
         <w:t>7. Quick reference</w:t>
@@ -7763,7 +7763,7 @@
           <w:left w:w="10" w:type="dxa"/>
           <w:right w:w="10" w:type="dxa"/>
         </w:tblCellMar>
-        <w:tblLook w:val="04A0" w:firstRow="1" w:lastRow="0" w:firstColumn="1" w:lastColumn="0" w:noHBand="0" w:noVBand="1"/>
+        <w:tblLook w:val="0000" w:firstRow="0" w:lastRow="0" w:firstColumn="0" w:lastColumn="0" w:noHBand="0" w:noVBand="0"/>
       </w:tblPr>
       <w:tblGrid>
         <w:gridCol w:w="2824"/>
@@ -8183,7 +8183,7 @@
         <w:sz w:val="16"/>
         <w:szCs w:val="16"/>
       </w:rPr>
-      <w:t>Version 1.4 · 20 September 2026</w:t>
+      <w:t>Version 1.5 · 20 September 2026</w:t>
     </w:r>
     <w:r>
       <w:rPr>
@@ -8356,10 +8356,10 @@
 <file path=word/numbering.xml><?xml version="1.0" encoding="utf-8"?>
 <w:numbering xmlns:wpc="http://schemas.microsoft.com/office/word/2010/wordprocessingCanvas" xmlns:cx="http://schemas.microsoft.com/office/drawing/2014/chartex" xmlns:cx1="http://schemas.microsoft.com/office/drawing/2015/9/8/chartex" xmlns:cx2="http://schemas.microsoft.com/office/drawing/2015/10/21/chartex" xmlns:cx3="http://schemas.microsoft.com/office/drawing/2016/5/9/chartex" xmlns:cx4="http://schemas.microsoft.com/office/drawing/2016/5/10/chartex" xmlns:cx5="http://schemas.microsoft.com/office/drawing/2016/5/11/chartex" xmlns:cx6="http://schemas.microsoft.com/office/drawing/2016/5/12/chartex" xmlns:cx7="http://schemas.microsoft.com/office/drawing/2016/5/13/chartex" xmlns:cx8="http://schemas.microsoft.com/office/drawing/2016/5/14/chartex" xmlns:mc="http://schemas.openxmlformats.org/markup-compatibility/2006" xmlns:aink="http://schemas.microsoft.com/office/drawing/2016/ink" xmlns:am3d="http://schemas.microsoft.com/office/drawing/2017/model3d" xmlns:o="urn:schemas-microsoft-com:office:office" xmlns:oel="http://schemas.microsoft.com/office/2019/extlst" xmlns:r="http://schemas.openxmlformats.org/officeDocument/2006/relationships" xmlns:m="http://schemas.openxmlformats.org/officeDocument/2006/math" xmlns:v="urn:schemas-microsoft-com:vml" xmlns:wp14="http://schemas.microsoft.com/office/word/2010/wordprocessingDrawing" xmlns:wp="http://schemas.openxmlformats.org/drawingml/2006/wordprocessingDrawing" xmlns:w10="urn:schemas-microsoft-com:office:word" xmlns:w="http://schemas.openxmlformats.org/wordprocessingml/2006/main" xmlns:w14="http://schemas.microsoft.com/office/word/2010/wordml" xmlns:w15="http://schemas.microsoft.com/office/word/2012/wordml" xmlns:w16cex="http://schemas.microsoft.com/office/word/2018/wordml/cex" xmlns:w16cid="http://schemas.microsoft.com/office/word/2016/wordml/cid" xmlns:w16="http://schemas.microsoft.com/office/word/2018/wordml" xmlns:w16sdtdh="http://schemas.microsoft.com/office/word/2020/wordml/sdtdatahash" xmlns:w16se="http://schemas.microsoft.com/office/word/2015/wordml/symex" xmlns:wpg="http://schemas.microsoft.com/office/word/2010/wordprocessingGroup" xmlns:wpi="http://schemas.microsoft.com/office/word/2010/wordprocessingInk" xmlns:wne="http://schemas.microsoft.com/office/word/2006/wordml" xmlns:wps="http://schemas.microsoft.com/office/word/2010/wordprocessingShape" mc:Ignorable="w14 w15 w16se w16cid w16 w16cex w16sdtdh wp14">
   <w:abstractNum w:abstractNumId="0" w15:restartNumberingAfterBreak="0">
-    <w:nsid w:val="028F62E5"/>
+    <w:nsid w:val="0D553443"/>
     <w:multiLevelType w:val="hybridMultilevel"/>
-    <w:tmpl w:val="54F8FF76"/>
-    <w:lvl w:ilvl="0" w:tplc="FF3C59CA">
+    <w:tmpl w:val="3A7E5748"/>
+    <w:lvl w:ilvl="0" w:tplc="C03EB73A">
       <w:start w:val="1"/>
       <w:numFmt w:val="decimal"/>
       <w:lvlText w:val="%1."/>
@@ -8373,52 +8373,52 @@
         <w:color w:val="A67C27"/>
       </w:rPr>
     </w:lvl>
-    <w:lvl w:ilvl="1" w:tplc="09FA3E32">
+    <w:lvl w:ilvl="1" w:tplc="ABA8FEC6">
       <w:numFmt w:val="decimal"/>
       <w:lvlText w:val=""/>
       <w:lvlJc w:val="left"/>
     </w:lvl>
-    <w:lvl w:ilvl="2" w:tplc="7772AA84">
+    <w:lvl w:ilvl="2" w:tplc="AC220C92">
       <w:numFmt w:val="decimal"/>
       <w:lvlText w:val=""/>
       <w:lvlJc w:val="left"/>
     </w:lvl>
-    <w:lvl w:ilvl="3" w:tplc="FC2A938C">
+    <w:lvl w:ilvl="3" w:tplc="A4ACD5A4">
       <w:numFmt w:val="decimal"/>
       <w:lvlText w:val=""/>
       <w:lvlJc w:val="left"/>
     </w:lvl>
-    <w:lvl w:ilvl="4" w:tplc="D4461286">
+    <w:lvl w:ilvl="4" w:tplc="9416B2F4">
       <w:numFmt w:val="decimal"/>
       <w:lvlText w:val=""/>
       <w:lvlJc w:val="left"/>
     </w:lvl>
-    <w:lvl w:ilvl="5" w:tplc="F216D858">
+    <w:lvl w:ilvl="5" w:tplc="B69036EE">
       <w:numFmt w:val="decimal"/>
       <w:lvlText w:val=""/>
       <w:lvlJc w:val="left"/>
     </w:lvl>
-    <w:lvl w:ilvl="6" w:tplc="3B9A0534">
+    <w:lvl w:ilvl="6" w:tplc="91DAC226">
       <w:numFmt w:val="decimal"/>
       <w:lvlText w:val=""/>
       <w:lvlJc w:val="left"/>
     </w:lvl>
-    <w:lvl w:ilvl="7" w:tplc="E7C64958">
+    <w:lvl w:ilvl="7" w:tplc="C89EF4B2">
       <w:numFmt w:val="decimal"/>
       <w:lvlText w:val=""/>
       <w:lvlJc w:val="left"/>
     </w:lvl>
-    <w:lvl w:ilvl="8" w:tplc="2D8A5D74">
+    <w:lvl w:ilvl="8" w:tplc="0A06DBAC">
       <w:numFmt w:val="decimal"/>
       <w:lvlText w:val=""/>
       <w:lvlJc w:val="left"/>
     </w:lvl>
   </w:abstractNum>
   <w:abstractNum w:abstractNumId="1" w15:restartNumberingAfterBreak="0">
-    <w:nsid w:val="089C6F54"/>
+    <w:nsid w:val="13542597"/>
     <w:multiLevelType w:val="hybridMultilevel"/>
-    <w:tmpl w:val="6944C6BC"/>
-    <w:lvl w:ilvl="0" w:tplc="8CFC2786">
+    <w:tmpl w:val="94A4FC9C"/>
+    <w:lvl w:ilvl="0" w:tplc="78E676FA">
       <w:start w:val="1"/>
       <w:numFmt w:val="decimal"/>
       <w:lvlText w:val="%1."/>
@@ -8432,110 +8432,52 @@
         <w:color w:val="A67C27"/>
       </w:rPr>
     </w:lvl>
-    <w:lvl w:ilvl="1" w:tplc="8CF8A862">
+    <w:lvl w:ilvl="1" w:tplc="BB58B9F4">
       <w:numFmt w:val="decimal"/>
       <w:lvlText w:val=""/>
       <w:lvlJc w:val="left"/>
     </w:lvl>
-    <w:lvl w:ilvl="2" w:tplc="2B12DFCC">
+    <w:lvl w:ilvl="2" w:tplc="5B982D3C">
       <w:numFmt w:val="decimal"/>
       <w:lvlText w:val=""/>
       <w:lvlJc w:val="left"/>
     </w:lvl>
-    <w:lvl w:ilvl="3" w:tplc="1CA43AB6">
+    <w:lvl w:ilvl="3" w:tplc="DA70B70E">
       <w:numFmt w:val="decimal"/>
       <w:lvlText w:val=""/>
       <w:lvlJc w:val="left"/>
     </w:lvl>
-    <w:lvl w:ilvl="4" w:tplc="D22A26A2">
+    <w:lvl w:ilvl="4" w:tplc="27509C82">
       <w:numFmt w:val="decimal"/>
       <w:lvlText w:val=""/>
       <w:lvlJc w:val="left"/>
     </w:lvl>
-    <w:lvl w:ilvl="5" w:tplc="5A8C3FB0">
+    <w:lvl w:ilvl="5" w:tplc="B16AE476">
       <w:numFmt w:val="decimal"/>
       <w:lvlText w:val=""/>
       <w:lvlJc w:val="left"/>
     </w:lvl>
-    <w:lvl w:ilvl="6" w:tplc="B794216C">
+    <w:lvl w:ilvl="6" w:tplc="22322BC8">
       <w:numFmt w:val="decimal"/>
       <w:lvlText w:val=""/>
       <w:lvlJc w:val="left"/>
     </w:lvl>
-    <w:lvl w:ilvl="7" w:tplc="940E5F28">
+    <w:lvl w:ilvl="7" w:tplc="08B2DC26">
       <w:numFmt w:val="decimal"/>
       <w:lvlText w:val=""/>
       <w:lvlJc w:val="left"/>
     </w:lvl>
-    <w:lvl w:ilvl="8" w:tplc="E16A2992">
+    <w:lvl w:ilvl="8" w:tplc="5568EEDC">
       <w:numFmt w:val="decimal"/>
       <w:lvlText w:val=""/>
       <w:lvlJc w:val="left"/>
     </w:lvl>
   </w:abstractNum>
   <w:abstractNum w:abstractNumId="2" w15:restartNumberingAfterBreak="0">
-    <w:nsid w:val="16846CB3"/>
+    <w:nsid w:val="1DCE1015"/>
     <w:multiLevelType w:val="hybridMultilevel"/>
-    <w:tmpl w:val="CD6C21D6"/>
-    <w:lvl w:ilvl="0" w:tplc="8D5EB5B8">
-      <w:start w:val="1"/>
-      <w:numFmt w:val="bullet"/>
-      <w:lvlText w:val="•"/>
-      <w:lvlJc w:val="left"/>
-      <w:pPr>
-        <w:ind w:left="460" w:hanging="280"/>
-      </w:pPr>
-    </w:lvl>
-    <w:lvl w:ilvl="1" w:tplc="D55A545C">
-      <w:start w:val="1"/>
-      <w:numFmt w:val="bullet"/>
-      <w:lvlText w:val="–"/>
-      <w:lvlJc w:val="left"/>
-      <w:pPr>
-        <w:ind w:left="900" w:hanging="280"/>
-      </w:pPr>
-    </w:lvl>
-    <w:lvl w:ilvl="2" w:tplc="A83ECE8C">
-      <w:numFmt w:val="decimal"/>
-      <w:lvlText w:val=""/>
-      <w:lvlJc w:val="left"/>
-    </w:lvl>
-    <w:lvl w:ilvl="3" w:tplc="65D8AADA">
-      <w:numFmt w:val="decimal"/>
-      <w:lvlText w:val=""/>
-      <w:lvlJc w:val="left"/>
-    </w:lvl>
-    <w:lvl w:ilvl="4" w:tplc="02E8FA18">
-      <w:numFmt w:val="decimal"/>
-      <w:lvlText w:val=""/>
-      <w:lvlJc w:val="left"/>
-    </w:lvl>
-    <w:lvl w:ilvl="5" w:tplc="FC061BBC">
-      <w:numFmt w:val="decimal"/>
-      <w:lvlText w:val=""/>
-      <w:lvlJc w:val="left"/>
-    </w:lvl>
-    <w:lvl w:ilvl="6" w:tplc="515803D6">
-      <w:numFmt w:val="decimal"/>
-      <w:lvlText w:val=""/>
-      <w:lvlJc w:val="left"/>
-    </w:lvl>
-    <w:lvl w:ilvl="7" w:tplc="A57E5480">
-      <w:numFmt w:val="decimal"/>
-      <w:lvlText w:val=""/>
-      <w:lvlJc w:val="left"/>
-    </w:lvl>
-    <w:lvl w:ilvl="8" w:tplc="0DE2FB90">
-      <w:numFmt w:val="decimal"/>
-      <w:lvlText w:val=""/>
-      <w:lvlJc w:val="left"/>
-    </w:lvl>
-  </w:abstractNum>
-  <w:abstractNum w:abstractNumId="3" w15:restartNumberingAfterBreak="0">
-    <w:nsid w:val="2D2651E9"/>
-    <w:multiLevelType w:val="hybridMultilevel"/>
-    <w:tmpl w:val="5D54BD18"/>
-    <w:lvl w:ilvl="0" w:tplc="B0F2B69A">
+    <w:tmpl w:val="73D41628"/>
+    <w:lvl w:ilvl="0" w:tplc="58483096">
       <w:start w:val="1"/>
       <w:numFmt w:val="decimal"/>
       <w:lvlText w:val="%1."/>
@@ -8549,52 +8491,52 @@
         <w:color w:val="A67C27"/>
       </w:rPr>
     </w:lvl>
-    <w:lvl w:ilvl="1" w:tplc="E78EEA20">
+    <w:lvl w:ilvl="1" w:tplc="659458BE">
       <w:numFmt w:val="decimal"/>
       <w:lvlText w:val=""/>
       <w:lvlJc w:val="left"/>
     </w:lvl>
-    <w:lvl w:ilvl="2" w:tplc="888E2F54">
+    <w:lvl w:ilvl="2" w:tplc="C784B748">
       <w:numFmt w:val="decimal"/>
       <w:lvlText w:val=""/>
       <w:lvlJc w:val="left"/>
     </w:lvl>
-    <w:lvl w:ilvl="3" w:tplc="32CACC9A">
+    <w:lvl w:ilvl="3" w:tplc="B7385E04">
       <w:numFmt w:val="decimal"/>
       <w:lvlText w:val=""/>
       <w:lvlJc w:val="left"/>
     </w:lvl>
-    <w:lvl w:ilvl="4" w:tplc="D258F2A8">
+    <w:lvl w:ilvl="4" w:tplc="5C72065C">
       <w:numFmt w:val="decimal"/>
       <w:lvlText w:val=""/>
       <w:lvlJc w:val="left"/>
     </w:lvl>
-    <w:lvl w:ilvl="5" w:tplc="D2D4B422">
+    <w:lvl w:ilvl="5" w:tplc="5C00F460">
       <w:numFmt w:val="decimal"/>
       <w:lvlText w:val=""/>
       <w:lvlJc w:val="left"/>
     </w:lvl>
-    <w:lvl w:ilvl="6" w:tplc="14E4F206">
+    <w:lvl w:ilvl="6" w:tplc="BEB001EC">
       <w:numFmt w:val="decimal"/>
       <w:lvlText w:val=""/>
       <w:lvlJc w:val="left"/>
     </w:lvl>
-    <w:lvl w:ilvl="7" w:tplc="50203E36">
+    <w:lvl w:ilvl="7" w:tplc="33A6F600">
       <w:numFmt w:val="decimal"/>
       <w:lvlText w:val=""/>
       <w:lvlJc w:val="left"/>
     </w:lvl>
-    <w:lvl w:ilvl="8" w:tplc="172EB17C">
+    <w:lvl w:ilvl="8" w:tplc="F684B4CE">
       <w:numFmt w:val="decimal"/>
       <w:lvlText w:val=""/>
       <w:lvlJc w:val="left"/>
     </w:lvl>
   </w:abstractNum>
-  <w:abstractNum w:abstractNumId="4" w15:restartNumberingAfterBreak="0">
-    <w:nsid w:val="3A9F30B7"/>
+  <w:abstractNum w:abstractNumId="3" w15:restartNumberingAfterBreak="0">
+    <w:nsid w:val="1EF31511"/>
     <w:multiLevelType w:val="hybridMultilevel"/>
-    <w:tmpl w:val="2AF6A2EE"/>
-    <w:lvl w:ilvl="0" w:tplc="270E917C">
+    <w:tmpl w:val="CC10357C"/>
+    <w:lvl w:ilvl="0" w:tplc="67BACDC4">
       <w:start w:val="1"/>
       <w:numFmt w:val="decimal"/>
       <w:lvlText w:val="%1."/>
@@ -8608,52 +8550,110 @@
         <w:color w:val="A67C27"/>
       </w:rPr>
     </w:lvl>
-    <w:lvl w:ilvl="1" w:tplc="AD36A376">
+    <w:lvl w:ilvl="1" w:tplc="6F14AA0C">
       <w:numFmt w:val="decimal"/>
       <w:lvlText w:val=""/>
       <w:lvlJc w:val="left"/>
     </w:lvl>
-    <w:lvl w:ilvl="2" w:tplc="7016624C">
+    <w:lvl w:ilvl="2" w:tplc="209C6890">
       <w:numFmt w:val="decimal"/>
       <w:lvlText w:val=""/>
       <w:lvlJc w:val="left"/>
     </w:lvl>
-    <w:lvl w:ilvl="3" w:tplc="6C3EE8BC">
+    <w:lvl w:ilvl="3" w:tplc="FC20E178">
       <w:numFmt w:val="decimal"/>
       <w:lvlText w:val=""/>
       <w:lvlJc w:val="left"/>
     </w:lvl>
-    <w:lvl w:ilvl="4" w:tplc="FC5CE59E">
+    <w:lvl w:ilvl="4" w:tplc="3E349A96">
       <w:numFmt w:val="decimal"/>
       <w:lvlText w:val=""/>
       <w:lvlJc w:val="left"/>
     </w:lvl>
-    <w:lvl w:ilvl="5" w:tplc="9492525C">
+    <w:lvl w:ilvl="5" w:tplc="00089FD4">
       <w:numFmt w:val="decimal"/>
       <w:lvlText w:val=""/>
       <w:lvlJc w:val="left"/>
     </w:lvl>
-    <w:lvl w:ilvl="6" w:tplc="24D0B874">
+    <w:lvl w:ilvl="6" w:tplc="128E1386">
       <w:numFmt w:val="decimal"/>
       <w:lvlText w:val=""/>
       <w:lvlJc w:val="left"/>
     </w:lvl>
-    <w:lvl w:ilvl="7" w:tplc="E1C84D8C">
+    <w:lvl w:ilvl="7" w:tplc="4288C95C">
       <w:numFmt w:val="decimal"/>
       <w:lvlText w:val=""/>
       <w:lvlJc w:val="left"/>
     </w:lvl>
-    <w:lvl w:ilvl="8" w:tplc="6EDA397E">
+    <w:lvl w:ilvl="8" w:tplc="69F8EA16">
       <w:numFmt w:val="decimal"/>
       <w:lvlText w:val=""/>
       <w:lvlJc w:val="left"/>
     </w:lvl>
   </w:abstractNum>
+  <w:abstractNum w:abstractNumId="4" w15:restartNumberingAfterBreak="0">
+    <w:nsid w:val="2E2E43EE"/>
+    <w:multiLevelType w:val="hybridMultilevel"/>
+    <w:tmpl w:val="7D06AD68"/>
+    <w:lvl w:ilvl="0" w:tplc="100C14D6">
+      <w:start w:val="1"/>
+      <w:numFmt w:val="bullet"/>
+      <w:lvlText w:val="•"/>
+      <w:lvlJc w:val="left"/>
+      <w:pPr>
+        <w:ind w:left="460" w:hanging="280"/>
+      </w:pPr>
+    </w:lvl>
+    <w:lvl w:ilvl="1" w:tplc="96BA01E6">
+      <w:start w:val="1"/>
+      <w:numFmt w:val="bullet"/>
+      <w:lvlText w:val="–"/>
+      <w:lvlJc w:val="left"/>
+      <w:pPr>
+        <w:ind w:left="900" w:hanging="280"/>
+      </w:pPr>
+    </w:lvl>
+    <w:lvl w:ilvl="2" w:tplc="102A6810">
+      <w:numFmt w:val="decimal"/>
+      <w:lvlText w:val=""/>
+      <w:lvlJc w:val="left"/>
+    </w:lvl>
+    <w:lvl w:ilvl="3" w:tplc="C5C0F39A">
+      <w:numFmt w:val="decimal"/>
+      <w:lvlText w:val=""/>
+      <w:lvlJc w:val="left"/>
+    </w:lvl>
+    <w:lvl w:ilvl="4" w:tplc="15584330">
+      <w:numFmt w:val="decimal"/>
+      <w:lvlText w:val=""/>
+      <w:lvlJc w:val="left"/>
+    </w:lvl>
+    <w:lvl w:ilvl="5" w:tplc="154AF7C0">
+      <w:numFmt w:val="decimal"/>
+      <w:lvlText w:val=""/>
+      <w:lvlJc w:val="left"/>
+    </w:lvl>
+    <w:lvl w:ilvl="6" w:tplc="2EFE55D4">
+      <w:numFmt w:val="decimal"/>
+      <w:lvlText w:val=""/>
+      <w:lvlJc w:val="left"/>
+    </w:lvl>
+    <w:lvl w:ilvl="7" w:tplc="0BA633E0">
+      <w:numFmt w:val="decimal"/>
+      <w:lvlText w:val=""/>
+      <w:lvlJc w:val="left"/>
+    </w:lvl>
+    <w:lvl w:ilvl="8" w:tplc="A29E3758">
+      <w:numFmt w:val="decimal"/>
+      <w:lvlText w:val=""/>
+      <w:lvlJc w:val="left"/>
+    </w:lvl>
+  </w:abstractNum>
   <w:abstractNum w:abstractNumId="5" w15:restartNumberingAfterBreak="0">
-    <w:nsid w:val="3EC70E82"/>
+    <w:nsid w:val="304E541E"/>
     <w:multiLevelType w:val="hybridMultilevel"/>
-    <w:tmpl w:val="AD0C3C8E"/>
-    <w:lvl w:ilvl="0" w:tplc="996AFC34">
+    <w:tmpl w:val="8C70462A"/>
+    <w:lvl w:ilvl="0" w:tplc="354C0796">
       <w:start w:val="1"/>
       <w:numFmt w:val="decimal"/>
       <w:lvlText w:val="%1."/>
@@ -8667,52 +8667,52 @@
         <w:color w:val="A67C27"/>
       </w:rPr>
     </w:lvl>
-    <w:lvl w:ilvl="1" w:tplc="DE829BB2">
+    <w:lvl w:ilvl="1" w:tplc="4E4292AA">
       <w:numFmt w:val="decimal"/>
       <w:lvlText w:val=""/>
       <w:lvlJc w:val="left"/>
     </w:lvl>
-    <w:lvl w:ilvl="2" w:tplc="6E5EA71C">
+    <w:lvl w:ilvl="2" w:tplc="015C67E2">
       <w:numFmt w:val="decimal"/>
       <w:lvlText w:val=""/>
       <w:lvlJc w:val="left"/>
     </w:lvl>
-    <w:lvl w:ilvl="3" w:tplc="8A0C5B6C">
+    <w:lvl w:ilvl="3" w:tplc="E2C8C760">
       <w:numFmt w:val="decimal"/>
       <w:lvlText w:val=""/>
       <w:lvlJc w:val="left"/>
     </w:lvl>
-    <w:lvl w:ilvl="4" w:tplc="A008F2B4">
+    <w:lvl w:ilvl="4" w:tplc="45A432B4">
       <w:numFmt w:val="decimal"/>
       <w:lvlText w:val=""/>
       <w:lvlJc w:val="left"/>
     </w:lvl>
-    <w:lvl w:ilvl="5" w:tplc="65B2CFD4">
+    <w:lvl w:ilvl="5" w:tplc="6A001DEC">
       <w:numFmt w:val="decimal"/>
       <w:lvlText w:val=""/>
       <w:lvlJc w:val="left"/>
     </w:lvl>
-    <w:lvl w:ilvl="6" w:tplc="73701A48">
+    <w:lvl w:ilvl="6" w:tplc="336892CA">
       <w:numFmt w:val="decimal"/>
       <w:lvlText w:val=""/>
       <w:lvlJc w:val="left"/>
     </w:lvl>
-    <w:lvl w:ilvl="7" w:tplc="C5282DDC">
+    <w:lvl w:ilvl="7" w:tplc="FA72A114">
       <w:numFmt w:val="decimal"/>
       <w:lvlText w:val=""/>
       <w:lvlJc w:val="left"/>
     </w:lvl>
-    <w:lvl w:ilvl="8" w:tplc="B5947656">
+    <w:lvl w:ilvl="8" w:tplc="145C7ED0">
       <w:numFmt w:val="decimal"/>
       <w:lvlText w:val=""/>
       <w:lvlJc w:val="left"/>
     </w:lvl>
   </w:abstractNum>
   <w:abstractNum w:abstractNumId="6" w15:restartNumberingAfterBreak="0">
-    <w:nsid w:val="43B12BF8"/>
+    <w:nsid w:val="3D2444DD"/>
     <w:multiLevelType w:val="hybridMultilevel"/>
-    <w:tmpl w:val="05EC8EF8"/>
-    <w:lvl w:ilvl="0" w:tplc="45D204BC">
+    <w:tmpl w:val="0DC24FF8"/>
+    <w:lvl w:ilvl="0" w:tplc="51CC572A">
       <w:start w:val="1"/>
       <w:numFmt w:val="decimal"/>
       <w:lvlText w:val="%1."/>
@@ -8726,52 +8726,52 @@
         <w:color w:val="A67C27"/>
       </w:rPr>
     </w:lvl>
-    <w:lvl w:ilvl="1" w:tplc="ED4AF8C4">
+    <w:lvl w:ilvl="1" w:tplc="3EC67E20">
       <w:numFmt w:val="decimal"/>
       <w:lvlText w:val=""/>
       <w:lvlJc w:val="left"/>
     </w:lvl>
-    <w:lvl w:ilvl="2" w:tplc="21E23DB6">
+    <w:lvl w:ilvl="2" w:tplc="096E155E">
       <w:numFmt w:val="decimal"/>
       <w:lvlText w:val=""/>
       <w:lvlJc w:val="left"/>
     </w:lvl>
-    <w:lvl w:ilvl="3" w:tplc="F684ABBC">
+    <w:lvl w:ilvl="3" w:tplc="2B6E60A6">
       <w:numFmt w:val="decimal"/>
       <w:lvlText w:val=""/>
       <w:lvlJc w:val="left"/>
     </w:lvl>
-    <w:lvl w:ilvl="4" w:tplc="CD329EF0">
+    <w:lvl w:ilvl="4" w:tplc="5B52D0A2">
       <w:numFmt w:val="decimal"/>
       <w:lvlText w:val=""/>
       <w:lvlJc w:val="left"/>
     </w:lvl>
-    <w:lvl w:ilvl="5" w:tplc="DC1A4A22">
+    <w:lvl w:ilvl="5" w:tplc="7C5EC9DA">
       <w:numFmt w:val="decimal"/>
       <w:lvlText w:val=""/>
       <w:lvlJc w:val="left"/>
     </w:lvl>
-    <w:lvl w:ilvl="6" w:tplc="83F6F36E">
+    <w:lvl w:ilvl="6" w:tplc="50C88360">
       <w:numFmt w:val="decimal"/>
       <w:lvlText w:val=""/>
       <w:lvlJc w:val="left"/>
     </w:lvl>
-    <w:lvl w:ilvl="7" w:tplc="83BAFD14">
+    <w:lvl w:ilvl="7" w:tplc="901AC46C">
       <w:numFmt w:val="decimal"/>
       <w:lvlText w:val=""/>
       <w:lvlJc w:val="left"/>
     </w:lvl>
-    <w:lvl w:ilvl="8" w:tplc="AD528ED6">
+    <w:lvl w:ilvl="8" w:tplc="F6B4FDDA">
       <w:numFmt w:val="decimal"/>
       <w:lvlText w:val=""/>
       <w:lvlJc w:val="left"/>
     </w:lvl>
   </w:abstractNum>
   <w:abstractNum w:abstractNumId="7" w15:restartNumberingAfterBreak="0">
-    <w:nsid w:val="53885779"/>
+    <w:nsid w:val="4C3C63C4"/>
     <w:multiLevelType w:val="hybridMultilevel"/>
-    <w:tmpl w:val="309C3610"/>
-    <w:lvl w:ilvl="0" w:tplc="636CBAA6">
+    <w:tmpl w:val="33F47240"/>
+    <w:lvl w:ilvl="0" w:tplc="872ABBA2">
       <w:start w:val="1"/>
       <w:numFmt w:val="decimal"/>
       <w:lvlText w:val="%1."/>
@@ -8785,52 +8785,52 @@
         <w:color w:val="A67C27"/>
       </w:rPr>
     </w:lvl>
-    <w:lvl w:ilvl="1" w:tplc="EDAEDC34">
+    <w:lvl w:ilvl="1" w:tplc="CE3C7F36">
       <w:numFmt w:val="decimal"/>
       <w:lvlText w:val=""/>
       <w:lvlJc w:val="left"/>
     </w:lvl>
-    <w:lvl w:ilvl="2" w:tplc="7A8E188A">
+    <w:lvl w:ilvl="2" w:tplc="CCFC5820">
       <w:numFmt w:val="decimal"/>
       <w:lvlText w:val=""/>
       <w:lvlJc w:val="left"/>
     </w:lvl>
-    <w:lvl w:ilvl="3" w:tplc="E4460132">
+    <w:lvl w:ilvl="3" w:tplc="4F167444">
       <w:numFmt w:val="decimal"/>
       <w:lvlText w:val=""/>
       <w:lvlJc w:val="left"/>
     </w:lvl>
-    <w:lvl w:ilvl="4" w:tplc="3F261066">
+    <w:lvl w:ilvl="4" w:tplc="C1CC4CFA">
       <w:numFmt w:val="decimal"/>
       <w:lvlText w:val=""/>
       <w:lvlJc w:val="left"/>
     </w:lvl>
-    <w:lvl w:ilvl="5" w:tplc="9E18AA16">
+    <w:lvl w:ilvl="5" w:tplc="6F1631E2">
       <w:numFmt w:val="decimal"/>
       <w:lvlText w:val=""/>
       <w:lvlJc w:val="left"/>
     </w:lvl>
-    <w:lvl w:ilvl="6" w:tplc="AA2CF4E6">
+    <w:lvl w:ilvl="6" w:tplc="F752A1FC">
       <w:numFmt w:val="decimal"/>
       <w:lvlText w:val=""/>
       <w:lvlJc w:val="left"/>
     </w:lvl>
-    <w:lvl w:ilvl="7" w:tplc="A73407A8">
+    <w:lvl w:ilvl="7" w:tplc="C36EEB04">
       <w:numFmt w:val="decimal"/>
       <w:lvlText w:val=""/>
       <w:lvlJc w:val="left"/>
     </w:lvl>
-    <w:lvl w:ilvl="8" w:tplc="03647234">
+    <w:lvl w:ilvl="8" w:tplc="BABC4558">
       <w:numFmt w:val="decimal"/>
       <w:lvlText w:val=""/>
       <w:lvlJc w:val="left"/>
     </w:lvl>
   </w:abstractNum>
   <w:abstractNum w:abstractNumId="8" w15:restartNumberingAfterBreak="0">
-    <w:nsid w:val="5E53648B"/>
+    <w:nsid w:val="57B163AA"/>
     <w:multiLevelType w:val="hybridMultilevel"/>
-    <w:tmpl w:val="042ECB9A"/>
-    <w:lvl w:ilvl="0" w:tplc="8C2C05A6">
+    <w:tmpl w:val="545499E4"/>
+    <w:lvl w:ilvl="0" w:tplc="6960F9DE">
       <w:start w:val="1"/>
       <w:numFmt w:val="decimal"/>
       <w:lvlText w:val="%1."/>
@@ -8844,52 +8844,52 @@
         <w:color w:val="A67C27"/>
       </w:rPr>
     </w:lvl>
-    <w:lvl w:ilvl="1" w:tplc="1A3CDA02">
+    <w:lvl w:ilvl="1" w:tplc="4E520640">
       <w:numFmt w:val="decimal"/>
       <w:lvlText w:val=""/>
       <w:lvlJc w:val="left"/>
     </w:lvl>
-    <w:lvl w:ilvl="2" w:tplc="0A5E3C16">
+    <w:lvl w:ilvl="2" w:tplc="032C209C">
       <w:numFmt w:val="decimal"/>
       <w:lvlText w:val=""/>
       <w:lvlJc w:val="left"/>
     </w:lvl>
-    <w:lvl w:ilvl="3" w:tplc="9760A3C4">
+    <w:lvl w:ilvl="3" w:tplc="5792E0AA">
       <w:numFmt w:val="decimal"/>
       <w:lvlText w:val=""/>
       <w:lvlJc w:val="left"/>
     </w:lvl>
-    <w:lvl w:ilvl="4" w:tplc="1EE8FA90">
+    <w:lvl w:ilvl="4" w:tplc="9ECC84A2">
       <w:numFmt w:val="decimal"/>
       <w:lvlText w:val=""/>
       <w:lvlJc w:val="left"/>
     </w:lvl>
-    <w:lvl w:ilvl="5" w:tplc="F880C7DA">
+    <w:lvl w:ilvl="5" w:tplc="C600965C">
       <w:numFmt w:val="decimal"/>
       <w:lvlText w:val=""/>
       <w:lvlJc w:val="left"/>
     </w:lvl>
-    <w:lvl w:ilvl="6" w:tplc="9E76AB7A">
+    <w:lvl w:ilvl="6" w:tplc="DC1238B6">
       <w:numFmt w:val="decimal"/>
       <w:lvlText w:val=""/>
       <w:lvlJc w:val="left"/>
     </w:lvl>
-    <w:lvl w:ilvl="7" w:tplc="E8000B42">
+    <w:lvl w:ilvl="7" w:tplc="F9E8F4F6">
       <w:numFmt w:val="decimal"/>
       <w:lvlText w:val=""/>
       <w:lvlJc w:val="left"/>
     </w:lvl>
-    <w:lvl w:ilvl="8" w:tplc="32DED4A4">
+    <w:lvl w:ilvl="8" w:tplc="10307E6E">
       <w:numFmt w:val="decimal"/>
       <w:lvlText w:val=""/>
       <w:lvlJc w:val="left"/>
     </w:lvl>
   </w:abstractNum>
   <w:abstractNum w:abstractNumId="9" w15:restartNumberingAfterBreak="0">
-    <w:nsid w:val="6D49618B"/>
+    <w:nsid w:val="5B447CF6"/>
     <w:multiLevelType w:val="hybridMultilevel"/>
-    <w:tmpl w:val="DCFE98CA"/>
-    <w:lvl w:ilvl="0" w:tplc="2CB21396">
+    <w:tmpl w:val="5B6A5E66"/>
+    <w:lvl w:ilvl="0" w:tplc="DD92A824">
       <w:start w:val="1"/>
       <w:numFmt w:val="decimal"/>
       <w:lvlText w:val="%1."/>
@@ -8903,52 +8903,52 @@
         <w:color w:val="A67C27"/>
       </w:rPr>
     </w:lvl>
-    <w:lvl w:ilvl="1" w:tplc="C62C413C">
+    <w:lvl w:ilvl="1" w:tplc="FFB0ACD2">
       <w:numFmt w:val="decimal"/>
       <w:lvlText w:val=""/>
       <w:lvlJc w:val="left"/>
     </w:lvl>
-    <w:lvl w:ilvl="2" w:tplc="1C5AEA7A">
+    <w:lvl w:ilvl="2" w:tplc="63C03B7E">
       <w:numFmt w:val="decimal"/>
       <w:lvlText w:val=""/>
       <w:lvlJc w:val="left"/>
     </w:lvl>
-    <w:lvl w:ilvl="3" w:tplc="DB805952">
+    <w:lvl w:ilvl="3" w:tplc="BE30EF1C">
       <w:numFmt w:val="decimal"/>
       <w:lvlText w:val=""/>
       <w:lvlJc w:val="left"/>
     </w:lvl>
-    <w:lvl w:ilvl="4" w:tplc="1B9697AA">
+    <w:lvl w:ilvl="4" w:tplc="A6C42B38">
       <w:numFmt w:val="decimal"/>
       <w:lvlText w:val=""/>
       <w:lvlJc w:val="left"/>
     </w:lvl>
-    <w:lvl w:ilvl="5" w:tplc="C770B016">
+    <w:lvl w:ilvl="5" w:tplc="61C8B238">
       <w:numFmt w:val="decimal"/>
       <w:lvlText w:val=""/>
       <w:lvlJc w:val="left"/>
     </w:lvl>
-    <w:lvl w:ilvl="6" w:tplc="BA806404">
+    <w:lvl w:ilvl="6" w:tplc="AB28B766">
       <w:numFmt w:val="decimal"/>
       <w:lvlText w:val=""/>
       <w:lvlJc w:val="left"/>
     </w:lvl>
-    <w:lvl w:ilvl="7" w:tplc="8D2EA428">
+    <w:lvl w:ilvl="7" w:tplc="4D3EDC16">
       <w:numFmt w:val="decimal"/>
       <w:lvlText w:val=""/>
       <w:lvlJc w:val="left"/>
     </w:lvl>
-    <w:lvl w:ilvl="8" w:tplc="09C04B60">
+    <w:lvl w:ilvl="8" w:tplc="E5F80038">
       <w:numFmt w:val="decimal"/>
       <w:lvlText w:val=""/>
       <w:lvlJc w:val="left"/>
     </w:lvl>
   </w:abstractNum>
   <w:abstractNum w:abstractNumId="10" w15:restartNumberingAfterBreak="0">
-    <w:nsid w:val="786208C9"/>
+    <w:nsid w:val="610963C9"/>
     <w:multiLevelType w:val="hybridMultilevel"/>
-    <w:tmpl w:val="6F1E532E"/>
-    <w:lvl w:ilvl="0" w:tplc="9F82B79E">
+    <w:tmpl w:val="D5B06A7E"/>
+    <w:lvl w:ilvl="0" w:tplc="FD368300">
       <w:start w:val="1"/>
       <w:numFmt w:val="decimal"/>
       <w:lvlText w:val="%1."/>
@@ -8962,52 +8962,52 @@
         <w:color w:val="A67C27"/>
       </w:rPr>
     </w:lvl>
-    <w:lvl w:ilvl="1" w:tplc="AA3C5896">
+    <w:lvl w:ilvl="1" w:tplc="35EC0F4E">
       <w:numFmt w:val="decimal"/>
       <w:lvlText w:val=""/>
       <w:lvlJc w:val="left"/>
     </w:lvl>
-    <w:lvl w:ilvl="2" w:tplc="FC88761C">
+    <w:lvl w:ilvl="2" w:tplc="88E06E84">
       <w:numFmt w:val="decimal"/>
       <w:lvlText w:val=""/>
       <w:lvlJc w:val="left"/>
     </w:lvl>
-    <w:lvl w:ilvl="3" w:tplc="8C285AD6">
+    <w:lvl w:ilvl="3" w:tplc="29D8B0EC">
       <w:numFmt w:val="decimal"/>
       <w:lvlText w:val=""/>
       <w:lvlJc w:val="left"/>
     </w:lvl>
-    <w:lvl w:ilvl="4" w:tplc="40128134">
+    <w:lvl w:ilvl="4" w:tplc="EE748DC8">
       <w:numFmt w:val="decimal"/>
       <w:lvlText w:val=""/>
       <w:lvlJc w:val="left"/>
     </w:lvl>
-    <w:lvl w:ilvl="5" w:tplc="494A0704">
+    <w:lvl w:ilvl="5" w:tplc="CE38D4E4">
       <w:numFmt w:val="decimal"/>
       <w:lvlText w:val=""/>
       <w:lvlJc w:val="left"/>
     </w:lvl>
-    <w:lvl w:ilvl="6" w:tplc="623E41A6">
+    <w:lvl w:ilvl="6" w:tplc="ABDCC1A8">
       <w:numFmt w:val="decimal"/>
       <w:lvlText w:val=""/>
       <w:lvlJc w:val="left"/>
     </w:lvl>
-    <w:lvl w:ilvl="7" w:tplc="E1DC3F1E">
+    <w:lvl w:ilvl="7" w:tplc="EDA686DE">
       <w:numFmt w:val="decimal"/>
       <w:lvlText w:val=""/>
       <w:lvlJc w:val="left"/>
     </w:lvl>
-    <w:lvl w:ilvl="8" w:tplc="E11A23C2">
+    <w:lvl w:ilvl="8" w:tplc="806E91D6">
       <w:numFmt w:val="decimal"/>
       <w:lvlText w:val=""/>
       <w:lvlJc w:val="left"/>
     </w:lvl>
   </w:abstractNum>
   <w:abstractNum w:abstractNumId="11" w15:restartNumberingAfterBreak="0">
-    <w:nsid w:val="7FB22F67"/>
+    <w:nsid w:val="6D204661"/>
     <w:multiLevelType w:val="hybridMultilevel"/>
-    <w:tmpl w:val="7C3EB266"/>
-    <w:lvl w:ilvl="0" w:tplc="6F98AD98">
+    <w:tmpl w:val="80BE7DBA"/>
+    <w:lvl w:ilvl="0" w:tplc="BA5850CC">
       <w:start w:val="1"/>
       <w:numFmt w:val="bullet"/>
       <w:lvlText w:val="●"/>
@@ -9016,7 +9016,7 @@
         <w:ind w:left="720" w:hanging="360"/>
       </w:pPr>
     </w:lvl>
-    <w:lvl w:ilvl="1" w:tplc="44DAC2CE">
+    <w:lvl w:ilvl="1" w:tplc="0F0A3260">
       <w:start w:val="1"/>
       <w:numFmt w:val="bullet"/>
       <w:lvlText w:val="○"/>
@@ -9025,7 +9025,7 @@
         <w:ind w:left="1440" w:hanging="360"/>
       </w:pPr>
     </w:lvl>
-    <w:lvl w:ilvl="2" w:tplc="FEBCF8F4">
+    <w:lvl w:ilvl="2" w:tplc="DEA641AA">
       <w:start w:val="1"/>
       <w:numFmt w:val="bullet"/>
       <w:lvlText w:val="■"/>
@@ -9034,7 +9034,7 @@
         <w:ind w:left="2160" w:hanging="360"/>
       </w:pPr>
     </w:lvl>
-    <w:lvl w:ilvl="3" w:tplc="696AA790">
+    <w:lvl w:ilvl="3" w:tplc="911C6D86">
       <w:start w:val="1"/>
       <w:numFmt w:val="bullet"/>
       <w:lvlText w:val="●"/>
@@ -9043,7 +9043,7 @@
         <w:ind w:left="2880" w:hanging="360"/>
       </w:pPr>
     </w:lvl>
-    <w:lvl w:ilvl="4" w:tplc="DA1E5252">
+    <w:lvl w:ilvl="4" w:tplc="23A6F08A">
       <w:start w:val="1"/>
       <w:numFmt w:val="bullet"/>
       <w:lvlText w:val="○"/>
@@ -9052,7 +9052,7 @@
         <w:ind w:left="3600" w:hanging="360"/>
       </w:pPr>
     </w:lvl>
-    <w:lvl w:ilvl="5" w:tplc="82F6A070">
+    <w:lvl w:ilvl="5" w:tplc="659C8976">
       <w:start w:val="1"/>
       <w:numFmt w:val="bullet"/>
       <w:lvlText w:val="■"/>
@@ -9061,7 +9061,7 @@
         <w:ind w:left="4320" w:hanging="360"/>
       </w:pPr>
     </w:lvl>
-    <w:lvl w:ilvl="6" w:tplc="99942B24">
+    <w:lvl w:ilvl="6" w:tplc="03960ECE">
       <w:start w:val="1"/>
       <w:numFmt w:val="bullet"/>
       <w:lvlText w:val="●"/>
@@ -9070,7 +9070,7 @@
         <w:ind w:left="5040" w:hanging="360"/>
       </w:pPr>
     </w:lvl>
-    <w:lvl w:ilvl="7" w:tplc="87EE21F2">
+    <w:lvl w:ilvl="7" w:tplc="3DA0A590">
       <w:start w:val="1"/>
       <w:numFmt w:val="bullet"/>
       <w:lvlText w:val="●"/>
@@ -9079,7 +9079,7 @@
         <w:ind w:left="5760" w:hanging="360"/>
       </w:pPr>
     </w:lvl>
-    <w:lvl w:ilvl="8" w:tplc="C6567E40">
+    <w:lvl w:ilvl="8" w:tplc="1D943748">
       <w:start w:val="1"/>
       <w:numFmt w:val="bullet"/>
       <w:lvlText w:val="●"/>
@@ -9089,74 +9089,74 @@
       </w:pPr>
     </w:lvl>
   </w:abstractNum>
-  <w:num w:numId="1" w16cid:durableId="1201740951">
+  <w:num w:numId="1" w16cid:durableId="1953784184">
     <w:abstractNumId w:val="11"/>
     <w:lvlOverride w:ilvl="0">
       <w:startOverride w:val="1"/>
     </w:lvlOverride>
   </w:num>
-  <w:num w:numId="2" w16cid:durableId="1415125920">
+  <w:num w:numId="2" w16cid:durableId="1438477970">
+    <w:abstractNumId w:val="4"/>
+    <w:lvlOverride w:ilvl="0">
+      <w:startOverride w:val="1"/>
+    </w:lvlOverride>
+  </w:num>
+  <w:num w:numId="3" w16cid:durableId="1041903262">
+    <w:abstractNumId w:val="0"/>
+    <w:lvlOverride w:ilvl="0">
+      <w:startOverride w:val="1"/>
+    </w:lvlOverride>
+  </w:num>
+  <w:num w:numId="4" w16cid:durableId="628509761">
+    <w:abstractNumId w:val="1"/>
+    <w:lvlOverride w:ilvl="0">
+      <w:startOverride w:val="1"/>
+    </w:lvlOverride>
+  </w:num>
+  <w:num w:numId="5" w16cid:durableId="1546747593">
+    <w:abstractNumId w:val="3"/>
+    <w:lvlOverride w:ilvl="0">
+      <w:startOverride w:val="1"/>
+    </w:lvlOverride>
+  </w:num>
+  <w:num w:numId="6" w16cid:durableId="301079190">
+    <w:abstractNumId w:val="10"/>
+    <w:lvlOverride w:ilvl="0">
+      <w:startOverride w:val="1"/>
+    </w:lvlOverride>
+  </w:num>
+  <w:num w:numId="7" w16cid:durableId="850025753">
+    <w:abstractNumId w:val="8"/>
+    <w:lvlOverride w:ilvl="0">
+      <w:startOverride w:val="1"/>
+    </w:lvlOverride>
+  </w:num>
+  <w:num w:numId="8" w16cid:durableId="1437091098">
+    <w:abstractNumId w:val="9"/>
+    <w:lvlOverride w:ilvl="0">
+      <w:startOverride w:val="1"/>
+    </w:lvlOverride>
+  </w:num>
+  <w:num w:numId="9" w16cid:durableId="1202520919">
+    <w:abstractNumId w:val="5"/>
+    <w:lvlOverride w:ilvl="0">
+      <w:startOverride w:val="1"/>
+    </w:lvlOverride>
+  </w:num>
+  <w:num w:numId="10" w16cid:durableId="1213620465">
+    <w:abstractNumId w:val="6"/>
+    <w:lvlOverride w:ilvl="0">
+      <w:startOverride w:val="1"/>
+    </w:lvlOverride>
+  </w:num>
+  <w:num w:numId="11" w16cid:durableId="268968889">
     <w:abstractNumId w:val="2"/>
     <w:lvlOverride w:ilvl="0">
       <w:startOverride w:val="1"/>
     </w:lvlOverride>
   </w:num>
-  <w:num w:numId="3" w16cid:durableId="1515656139">
-    <w:abstractNumId w:val="8"/>
-    <w:lvlOverride w:ilvl="0">
-      <w:startOverride w:val="1"/>
-    </w:lvlOverride>
-  </w:num>
-  <w:num w:numId="4" w16cid:durableId="1579049374">
-    <w:abstractNumId w:val="5"/>
-    <w:lvlOverride w:ilvl="0">
-      <w:startOverride w:val="1"/>
-    </w:lvlOverride>
-  </w:num>
-  <w:num w:numId="5" w16cid:durableId="1527673884">
+  <w:num w:numId="12" w16cid:durableId="1481922803">
     <w:abstractNumId w:val="7"/>
-    <w:lvlOverride w:ilvl="0">
-      <w:startOverride w:val="1"/>
-    </w:lvlOverride>
-  </w:num>
-  <w:num w:numId="6" w16cid:durableId="1891726052">
-    <w:abstractNumId w:val="1"/>
-    <w:lvlOverride w:ilvl="0">
-      <w:startOverride w:val="1"/>
-    </w:lvlOverride>
-  </w:num>
-  <w:num w:numId="7" w16cid:durableId="55400937">
-    <w:abstractNumId w:val="4"/>
-    <w:lvlOverride w:ilvl="0">
-      <w:startOverride w:val="1"/>
-    </w:lvlOverride>
-  </w:num>
-  <w:num w:numId="8" w16cid:durableId="1805467849">
-    <w:abstractNumId w:val="0"/>
-    <w:lvlOverride w:ilvl="0">
-      <w:startOverride w:val="1"/>
-    </w:lvlOverride>
-  </w:num>
-  <w:num w:numId="9" w16cid:durableId="1630744662">
-    <w:abstractNumId w:val="6"/>
-    <w:lvlOverride w:ilvl="0">
-      <w:startOverride w:val="1"/>
-    </w:lvlOverride>
-  </w:num>
-  <w:num w:numId="10" w16cid:durableId="1063723473">
-    <w:abstractNumId w:val="10"/>
-    <w:lvlOverride w:ilvl="0">
-      <w:startOverride w:val="1"/>
-    </w:lvlOverride>
-  </w:num>
-  <w:num w:numId="11" w16cid:durableId="772170624">
-    <w:abstractNumId w:val="3"/>
-    <w:lvlOverride w:ilvl="0">
-      <w:startOverride w:val="1"/>
-    </w:lvlOverride>
-  </w:num>
-  <w:num w:numId="12" w16cid:durableId="1265454675">
-    <w:abstractNumId w:val="9"/>
     <w:lvlOverride w:ilvl="0">
       <w:startOverride w:val="1"/>
     </w:lvlOverride>
@@ -9781,7 +9781,7 @@
     <w:autoRedefine/>
     <w:uiPriority w:val="39"/>
     <w:unhideWhenUsed/>
-    <w:rsid w:val="00245450"/>
+    <w:rsid w:val="00AA015F"/>
     <w:pPr>
       <w:spacing w:after="100"/>
     </w:pPr>
@@ -9793,7 +9793,7 @@
     <w:autoRedefine/>
     <w:uiPriority w:val="39"/>
     <w:unhideWhenUsed/>
-    <w:rsid w:val="00245450"/>
+    <w:rsid w:val="00AA015F"/>
     <w:pPr>
       <w:spacing w:after="100"/>
       <w:ind w:left="210"/>

--- a/docs/manuals/Role_Guide_3_Contact_RA.docx
+++ b/docs/manuals/Role_Guide_3_Contact_RA.docx
@@ -69,7 +69,7 @@
           <w:left w:w="10" w:type="dxa"/>
           <w:right w:w="10" w:type="dxa"/>
         </w:tblCellMar>
-        <w:tblLook w:val="0000" w:firstRow="0" w:lastRow="0" w:firstColumn="0" w:lastColumn="0" w:noHBand="0" w:noVBand="0"/>
+        <w:tblLook w:val="04A0" w:firstRow="1" w:lastRow="0" w:firstColumn="1" w:lastColumn="0" w:noHBand="0" w:noVBand="1"/>
       </w:tblPr>
       <w:tblGrid>
         <w:gridCol w:w="2300"/>
@@ -469,7 +469,7 @@
                 <w:sz w:val="19"/>
                 <w:szCs w:val="19"/>
               </w:rPr>
-              <w:t>Version 1.5 · 20 September 2026</w:t>
+              <w:t>Version 1.6 · 20 September 2026</w:t>
             </w:r>
           </w:p>
         </w:tc>
@@ -538,7 +538,7 @@
     <w:sdt>
       <w:sdtPr>
         <w:alias w:val="Contents"/>
-        <w:id w:val="2082403174"/>
+        <w:id w:val="-1265306970"/>
       </w:sdtPr>
       <w:sdtEndPr/>
       <w:sdtContent>
@@ -567,7 +567,7 @@
           <w:r>
             <w:fldChar w:fldCharType="separate"/>
           </w:r>
-          <w:hyperlink w:anchor="_Toc240779607" w:history="1">
+          <w:hyperlink w:anchor="_Toc240784365" w:history="1">
             <w:r>
               <w:rPr>
                 <w:rStyle w:val="Hyperlink"/>
@@ -591,7 +591,7 @@
               <w:rPr>
                 <w:noProof/>
               </w:rPr>
-              <w:instrText xml:space="preserve"> PAGEREF _Toc240779607 \h </w:instrText>
+              <w:instrText xml:space="preserve"> PAGEREF _Toc240784365 \h </w:instrText>
             </w:r>
             <w:r>
               <w:rPr>
@@ -634,7 +634,7 @@
               <w14:ligatures w14:val="standardContextual"/>
             </w:rPr>
           </w:pPr>
-          <w:hyperlink w:anchor="_Toc240779608" w:history="1">
+          <w:hyperlink w:anchor="_Toc240784366" w:history="1">
             <w:r>
               <w:rPr>
                 <w:rStyle w:val="Hyperlink"/>
@@ -658,7 +658,7 @@
               <w:rPr>
                 <w:noProof/>
               </w:rPr>
-              <w:instrText xml:space="preserve"> PAGEREF _Toc240779608 \h </w:instrText>
+              <w:instrText xml:space="preserve"> PAGEREF _Toc240784366 \h </w:instrText>
             </w:r>
             <w:r>
               <w:rPr>
@@ -701,7 +701,7 @@
               <w14:ligatures w14:val="standardContextual"/>
             </w:rPr>
           </w:pPr>
-          <w:hyperlink w:anchor="_Toc240779609" w:history="1">
+          <w:hyperlink w:anchor="_Toc240784367" w:history="1">
             <w:r>
               <w:rPr>
                 <w:rStyle w:val="Hyperlink"/>
@@ -725,7 +725,7 @@
               <w:rPr>
                 <w:noProof/>
               </w:rPr>
-              <w:instrText xml:space="preserve"> PAGEREF _Toc240779609 \h </w:instrText>
+              <w:instrText xml:space="preserve"> PAGEREF _Toc240784367 \h </w:instrText>
             </w:r>
             <w:r>
               <w:rPr>
@@ -768,7 +768,7 @@
               <w14:ligatures w14:val="standardContextual"/>
             </w:rPr>
           </w:pPr>
-          <w:hyperlink w:anchor="_Toc240779610" w:history="1">
+          <w:hyperlink w:anchor="_Toc240784368" w:history="1">
             <w:r>
               <w:rPr>
                 <w:rStyle w:val="Hyperlink"/>
@@ -792,7 +792,7 @@
               <w:rPr>
                 <w:noProof/>
               </w:rPr>
-              <w:instrText xml:space="preserve"> PAGEREF _Toc240779610 \h </w:instrText>
+              <w:instrText xml:space="preserve"> PAGEREF _Toc240784368 \h </w:instrText>
             </w:r>
             <w:r>
               <w:rPr>
@@ -835,7 +835,7 @@
               <w14:ligatures w14:val="standardContextual"/>
             </w:rPr>
           </w:pPr>
-          <w:hyperlink w:anchor="_Toc240779611" w:history="1">
+          <w:hyperlink w:anchor="_Toc240784369" w:history="1">
             <w:r>
               <w:rPr>
                 <w:rStyle w:val="Hyperlink"/>
@@ -859,7 +859,7 @@
               <w:rPr>
                 <w:noProof/>
               </w:rPr>
-              <w:instrText xml:space="preserve"> PAGEREF _Toc240779611 \h </w:instrText>
+              <w:instrText xml:space="preserve"> PAGEREF _Toc240784369 \h </w:instrText>
             </w:r>
             <w:r>
               <w:rPr>
@@ -902,7 +902,7 @@
               <w14:ligatures w14:val="standardContextual"/>
             </w:rPr>
           </w:pPr>
-          <w:hyperlink w:anchor="_Toc240779612" w:history="1">
+          <w:hyperlink w:anchor="_Toc240784370" w:history="1">
             <w:r>
               <w:rPr>
                 <w:rStyle w:val="Hyperlink"/>
@@ -926,7 +926,7 @@
               <w:rPr>
                 <w:noProof/>
               </w:rPr>
-              <w:instrText xml:space="preserve"> PAGEREF _Toc240779612 \h </w:instrText>
+              <w:instrText xml:space="preserve"> PAGEREF _Toc240784370 \h </w:instrText>
             </w:r>
             <w:r>
               <w:rPr>
@@ -969,7 +969,7 @@
               <w14:ligatures w14:val="standardContextual"/>
             </w:rPr>
           </w:pPr>
-          <w:hyperlink w:anchor="_Toc240779613" w:history="1">
+          <w:hyperlink w:anchor="_Toc240784371" w:history="1">
             <w:r>
               <w:rPr>
                 <w:rStyle w:val="Hyperlink"/>
@@ -993,7 +993,7 @@
               <w:rPr>
                 <w:noProof/>
               </w:rPr>
-              <w:instrText xml:space="preserve"> PAGEREF _Toc240779613 \h </w:instrText>
+              <w:instrText xml:space="preserve"> PAGEREF _Toc240784371 \h </w:instrText>
             </w:r>
             <w:r>
               <w:rPr>
@@ -1036,7 +1036,7 @@
               <w14:ligatures w14:val="standardContextual"/>
             </w:rPr>
           </w:pPr>
-          <w:hyperlink w:anchor="_Toc240779614" w:history="1">
+          <w:hyperlink w:anchor="_Toc240784372" w:history="1">
             <w:r>
               <w:rPr>
                 <w:rStyle w:val="Hyperlink"/>
@@ -1060,7 +1060,7 @@
               <w:rPr>
                 <w:noProof/>
               </w:rPr>
-              <w:instrText xml:space="preserve"> PAGEREF _Toc240779614 \h </w:instrText>
+              <w:instrText xml:space="preserve"> PAGEREF _Toc240784372 \h </w:instrText>
             </w:r>
             <w:r>
               <w:rPr>
@@ -1103,7 +1103,7 @@
               <w14:ligatures w14:val="standardContextual"/>
             </w:rPr>
           </w:pPr>
-          <w:hyperlink w:anchor="_Toc240779615" w:history="1">
+          <w:hyperlink w:anchor="_Toc240784373" w:history="1">
             <w:r>
               <w:rPr>
                 <w:rStyle w:val="Hyperlink"/>
@@ -1127,7 +1127,7 @@
               <w:rPr>
                 <w:noProof/>
               </w:rPr>
-              <w:instrText xml:space="preserve"> PAGEREF _Toc240779615 \h </w:instrText>
+              <w:instrText xml:space="preserve"> PAGEREF _Toc240784373 \h </w:instrText>
             </w:r>
             <w:r>
               <w:rPr>
@@ -1170,7 +1170,7 @@
               <w14:ligatures w14:val="standardContextual"/>
             </w:rPr>
           </w:pPr>
-          <w:hyperlink w:anchor="_Toc240779616" w:history="1">
+          <w:hyperlink w:anchor="_Toc240784374" w:history="1">
             <w:r>
               <w:rPr>
                 <w:rStyle w:val="Hyperlink"/>
@@ -1194,7 +1194,7 @@
               <w:rPr>
                 <w:noProof/>
               </w:rPr>
-              <w:instrText xml:space="preserve"> PAGEREF _Toc240779616 \h </w:instrText>
+              <w:instrText xml:space="preserve"> PAGEREF _Toc240784374 \h </w:instrText>
             </w:r>
             <w:r>
               <w:rPr>
@@ -1237,7 +1237,7 @@
               <w14:ligatures w14:val="standardContextual"/>
             </w:rPr>
           </w:pPr>
-          <w:hyperlink w:anchor="_Toc240779617" w:history="1">
+          <w:hyperlink w:anchor="_Toc240784375" w:history="1">
             <w:r>
               <w:rPr>
                 <w:rStyle w:val="Hyperlink"/>
@@ -1261,7 +1261,7 @@
               <w:rPr>
                 <w:noProof/>
               </w:rPr>
-              <w:instrText xml:space="preserve"> PAGEREF _Toc240779617 \h </w:instrText>
+              <w:instrText xml:space="preserve"> PAGEREF _Toc240784375 \h </w:instrText>
             </w:r>
             <w:r>
               <w:rPr>
@@ -1304,7 +1304,7 @@
               <w14:ligatures w14:val="standardContextual"/>
             </w:rPr>
           </w:pPr>
-          <w:hyperlink w:anchor="_Toc240779618" w:history="1">
+          <w:hyperlink w:anchor="_Toc240784376" w:history="1">
             <w:r>
               <w:rPr>
                 <w:rStyle w:val="Hyperlink"/>
@@ -1328,7 +1328,7 @@
               <w:rPr>
                 <w:noProof/>
               </w:rPr>
-              <w:instrText xml:space="preserve"> PAGEREF _Toc240779618 \h </w:instrText>
+              <w:instrText xml:space="preserve"> PAGEREF _Toc240784376 \h </w:instrText>
             </w:r>
             <w:r>
               <w:rPr>
@@ -1371,7 +1371,7 @@
               <w14:ligatures w14:val="standardContextual"/>
             </w:rPr>
           </w:pPr>
-          <w:hyperlink w:anchor="_Toc240779619" w:history="1">
+          <w:hyperlink w:anchor="_Toc240784377" w:history="1">
             <w:r>
               <w:rPr>
                 <w:rStyle w:val="Hyperlink"/>
@@ -1395,7 +1395,7 @@
               <w:rPr>
                 <w:noProof/>
               </w:rPr>
-              <w:instrText xml:space="preserve"> PAGEREF _Toc240779619 \h </w:instrText>
+              <w:instrText xml:space="preserve"> PAGEREF _Toc240784377 \h </w:instrText>
             </w:r>
             <w:r>
               <w:rPr>
@@ -1438,7 +1438,7 @@
               <w14:ligatures w14:val="standardContextual"/>
             </w:rPr>
           </w:pPr>
-          <w:hyperlink w:anchor="_Toc240779620" w:history="1">
+          <w:hyperlink w:anchor="_Toc240784378" w:history="1">
             <w:r>
               <w:rPr>
                 <w:rStyle w:val="Hyperlink"/>
@@ -1462,7 +1462,7 @@
               <w:rPr>
                 <w:noProof/>
               </w:rPr>
-              <w:instrText xml:space="preserve"> PAGEREF _Toc240779620 \h </w:instrText>
+              <w:instrText xml:space="preserve"> PAGEREF _Toc240784378 \h </w:instrText>
             </w:r>
             <w:r>
               <w:rPr>
@@ -1505,7 +1505,7 @@
               <w14:ligatures w14:val="standardContextual"/>
             </w:rPr>
           </w:pPr>
-          <w:hyperlink w:anchor="_Toc240779621" w:history="1">
+          <w:hyperlink w:anchor="_Toc240784379" w:history="1">
             <w:r>
               <w:rPr>
                 <w:rStyle w:val="Hyperlink"/>
@@ -1529,7 +1529,7 @@
               <w:rPr>
                 <w:noProof/>
               </w:rPr>
-              <w:instrText xml:space="preserve"> PAGEREF _Toc240779621 \h </w:instrText>
+              <w:instrText xml:space="preserve"> PAGEREF _Toc240784379 \h </w:instrText>
             </w:r>
             <w:r>
               <w:rPr>
@@ -1572,7 +1572,7 @@
               <w14:ligatures w14:val="standardContextual"/>
             </w:rPr>
           </w:pPr>
-          <w:hyperlink w:anchor="_Toc240779622" w:history="1">
+          <w:hyperlink w:anchor="_Toc240784380" w:history="1">
             <w:r>
               <w:rPr>
                 <w:rStyle w:val="Hyperlink"/>
@@ -1596,7 +1596,7 @@
               <w:rPr>
                 <w:noProof/>
               </w:rPr>
-              <w:instrText xml:space="preserve"> PAGEREF _Toc240779622 \h </w:instrText>
+              <w:instrText xml:space="preserve"> PAGEREF _Toc240784380 \h </w:instrText>
             </w:r>
             <w:r>
               <w:rPr>
@@ -1639,7 +1639,7 @@
               <w14:ligatures w14:val="standardContextual"/>
             </w:rPr>
           </w:pPr>
-          <w:hyperlink w:anchor="_Toc240779623" w:history="1">
+          <w:hyperlink w:anchor="_Toc240784381" w:history="1">
             <w:r>
               <w:rPr>
                 <w:rStyle w:val="Hyperlink"/>
@@ -1663,7 +1663,7 @@
               <w:rPr>
                 <w:noProof/>
               </w:rPr>
-              <w:instrText xml:space="preserve"> PAGEREF _Toc240779623 \h </w:instrText>
+              <w:instrText xml:space="preserve"> PAGEREF _Toc240784381 \h </w:instrText>
             </w:r>
             <w:r>
               <w:rPr>
@@ -1706,7 +1706,7 @@
               <w14:ligatures w14:val="standardContextual"/>
             </w:rPr>
           </w:pPr>
-          <w:hyperlink w:anchor="_Toc240779624" w:history="1">
+          <w:hyperlink w:anchor="_Toc240784382" w:history="1">
             <w:r>
               <w:rPr>
                 <w:rStyle w:val="Hyperlink"/>
@@ -1730,7 +1730,7 @@
               <w:rPr>
                 <w:noProof/>
               </w:rPr>
-              <w:instrText xml:space="preserve"> PAGEREF _Toc240779624 \h </w:instrText>
+              <w:instrText xml:space="preserve"> PAGEREF _Toc240784382 \h </w:instrText>
             </w:r>
             <w:r>
               <w:rPr>
@@ -1773,7 +1773,7 @@
               <w14:ligatures w14:val="standardContextual"/>
             </w:rPr>
           </w:pPr>
-          <w:hyperlink w:anchor="_Toc240779625" w:history="1">
+          <w:hyperlink w:anchor="_Toc240784383" w:history="1">
             <w:r>
               <w:rPr>
                 <w:rStyle w:val="Hyperlink"/>
@@ -1797,7 +1797,7 @@
               <w:rPr>
                 <w:noProof/>
               </w:rPr>
-              <w:instrText xml:space="preserve"> PAGEREF _Toc240779625 \h </w:instrText>
+              <w:instrText xml:space="preserve"> PAGEREF _Toc240784383 \h </w:instrText>
             </w:r>
             <w:r>
               <w:rPr>
@@ -1840,7 +1840,7 @@
               <w14:ligatures w14:val="standardContextual"/>
             </w:rPr>
           </w:pPr>
-          <w:hyperlink w:anchor="_Toc240779626" w:history="1">
+          <w:hyperlink w:anchor="_Toc240784384" w:history="1">
             <w:r>
               <w:rPr>
                 <w:rStyle w:val="Hyperlink"/>
@@ -1864,7 +1864,7 @@
               <w:rPr>
                 <w:noProof/>
               </w:rPr>
-              <w:instrText xml:space="preserve"> PAGEREF _Toc240779626 \h </w:instrText>
+              <w:instrText xml:space="preserve"> PAGEREF _Toc240784384 \h </w:instrText>
             </w:r>
             <w:r>
               <w:rPr>
@@ -1907,7 +1907,7 @@
               <w14:ligatures w14:val="standardContextual"/>
             </w:rPr>
           </w:pPr>
-          <w:hyperlink w:anchor="_Toc240779627" w:history="1">
+          <w:hyperlink w:anchor="_Toc240784385" w:history="1">
             <w:r>
               <w:rPr>
                 <w:rStyle w:val="Hyperlink"/>
@@ -1931,7 +1931,7 @@
               <w:rPr>
                 <w:noProof/>
               </w:rPr>
-              <w:instrText xml:space="preserve"> PAGEREF _Toc240779627 \h </w:instrText>
+              <w:instrText xml:space="preserve"> PAGEREF _Toc240784385 \h </w:instrText>
             </w:r>
             <w:r>
               <w:rPr>
@@ -1970,7 +1970,7 @@
         <w:pStyle w:val="Heading1"/>
         <w:pageBreakBefore/>
       </w:pPr>
-      <w:bookmarkStart w:id="0" w:name="_Toc240779607"/>
+      <w:bookmarkStart w:id="0" w:name="_Toc240784365"/>
       <w:r>
         <w:lastRenderedPageBreak/>
         <w:t>1. Your role at a glance</w:t>
@@ -2130,7 +2130,7 @@
           <w:left w:w="10" w:type="dxa"/>
           <w:right w:w="10" w:type="dxa"/>
         </w:tblCellMar>
-        <w:tblLook w:val="0000" w:firstRow="0" w:lastRow="0" w:firstColumn="0" w:lastColumn="0" w:noHBand="0" w:noVBand="0"/>
+        <w:tblLook w:val="04A0" w:firstRow="1" w:lastRow="0" w:firstColumn="1" w:lastColumn="0" w:noHBand="0" w:noVBand="1"/>
       </w:tblPr>
       <w:tblGrid>
         <w:gridCol w:w="9412"/>
@@ -2190,7 +2190,7 @@
         <w:pStyle w:val="Heading1"/>
         <w:pageBreakBefore/>
       </w:pPr>
-      <w:bookmarkStart w:id="1" w:name="_Toc240779608"/>
+      <w:bookmarkStart w:id="1" w:name="_Toc240784366"/>
       <w:r>
         <w:lastRenderedPageBreak/>
         <w:t>2. Signing in and your screens</w:t>
@@ -2201,7 +2201,7 @@
       <w:pPr>
         <w:pStyle w:val="Heading2"/>
       </w:pPr>
-      <w:bookmarkStart w:id="2" w:name="_Toc240779609"/>
+      <w:bookmarkStart w:id="2" w:name="_Toc240784367"/>
       <w:r>
         <w:t>Signing in</w:t>
       </w:r>
@@ -2284,7 +2284,7 @@
           <w:noProof/>
         </w:rPr>
         <w:drawing>
-          <wp:inline distT="0" distB="0" distL="0" distR="0" wp14:anchorId="3C8802E0" wp14:editId="48E322F7">
+          <wp:inline distT="0" distB="0" distL="0" distR="0" wp14:anchorId="06B3799D" wp14:editId="2E4D1F67">
             <wp:extent cx="5334000" cy="2333625"/>
             <wp:effectExtent l="0" t="0" r="0" b="0"/>
             <wp:docPr id="1" name="adm_login.jpg" descr="The sign-in screen for all internal staff." title="The sign-in screen for all internal staff."/>
@@ -2392,7 +2392,7 @@
           <w:left w:w="10" w:type="dxa"/>
           <w:right w:w="10" w:type="dxa"/>
         </w:tblCellMar>
-        <w:tblLook w:val="0000" w:firstRow="0" w:lastRow="0" w:firstColumn="0" w:lastColumn="0" w:noHBand="0" w:noVBand="0"/>
+        <w:tblLook w:val="04A0" w:firstRow="1" w:lastRow="0" w:firstColumn="1" w:lastColumn="0" w:noHBand="0" w:noVBand="1"/>
       </w:tblPr>
       <w:tblGrid>
         <w:gridCol w:w="9412"/>
@@ -2451,7 +2451,7 @@
       <w:pPr>
         <w:pStyle w:val="Heading2"/>
       </w:pPr>
-      <w:bookmarkStart w:id="3" w:name="_Toc240779610"/>
+      <w:bookmarkStart w:id="3" w:name="_Toc240784368"/>
       <w:r>
         <w:t>Finding your way around</w:t>
       </w:r>
@@ -2523,7 +2523,17 @@
         <w:t>20 rows per page</w:t>
       </w:r>
       <w:r>
-        <w:t xml:space="preserve">. Use </w:t>
+        <w:t xml:space="preserve"> to begin with. At the foot of the list, </w:t>
+      </w:r>
+      <w:r>
+        <w:rPr>
+          <w:b/>
+          <w:bCs/>
+        </w:rPr>
+        <w:t>Show</w:t>
+      </w:r>
+      <w:r>
+        <w:t xml:space="preserve"> lets you choose 10, 20, 50, 100 or 200 rows per page (the portal remembers your choice), and the page numbers, </w:t>
       </w:r>
       <w:r>
         <w:rPr>
@@ -2533,7 +2543,7 @@
         <w:t>Previous</w:t>
       </w:r>
       <w:r>
-        <w:t xml:space="preserve"> and </w:t>
+        <w:t xml:space="preserve">, </w:t>
       </w:r>
       <w:r>
         <w:rPr>
@@ -2543,7 +2553,7 @@
         <w:t>Next</w:t>
       </w:r>
       <w:r>
-        <w:t xml:space="preserve"> at the foot of the list, and the </w:t>
+        <w:t xml:space="preserve"> and the double arrows take you to any page. The </w:t>
       </w:r>
       <w:r>
         <w:rPr>
@@ -2553,7 +2563,7 @@
         <w:t>Search</w:t>
       </w:r>
       <w:r>
-        <w:t xml:space="preserve"> box above it.</w:t>
+        <w:t xml:space="preserve"> box above the list narrows it.</w:t>
       </w:r>
     </w:p>
     <w:p>
@@ -2626,7 +2636,7 @@
         </w:rPr>
         <w:lastRenderedPageBreak/>
         <w:drawing>
-          <wp:inline distT="0" distB="0" distL="0" distR="0" wp14:anchorId="4CC14488" wp14:editId="2D6EF757">
+          <wp:inline distT="0" distB="0" distL="0" distR="0" wp14:anchorId="5FBA8211" wp14:editId="111CA33D">
             <wp:extent cx="5715000" cy="1876425"/>
             <wp:effectExtent l="0" t="0" r="0" b="0"/>
             <wp:docPr id="2" name="adm_not_your_role.jpg" descr="Opening a screen outside your role (for example from an old bookmark) shows this card instead of the screen." title="Opening a screen outside your role (for example from an old bookmark) shows this card instead of the screen."/>
@@ -2695,7 +2705,7 @@
       <w:pPr>
         <w:pStyle w:val="Heading2"/>
       </w:pPr>
-      <w:bookmarkStart w:id="4" w:name="_Toc240779611"/>
+      <w:bookmarkStart w:id="4" w:name="_Toc240784369"/>
       <w:r>
         <w:t>Your screens</w:t>
       </w:r>
@@ -2716,7 +2726,7 @@
           <w:left w:w="10" w:type="dxa"/>
           <w:right w:w="10" w:type="dxa"/>
         </w:tblCellMar>
-        <w:tblLook w:val="0000" w:firstRow="0" w:lastRow="0" w:firstColumn="0" w:lastColumn="0" w:noHBand="0" w:noVBand="0"/>
+        <w:tblLook w:val="04A0" w:firstRow="1" w:lastRow="0" w:firstColumn="1" w:lastColumn="0" w:noHBand="0" w:noVBand="1"/>
       </w:tblPr>
       <w:tblGrid>
         <w:gridCol w:w="2824"/>
@@ -2970,7 +2980,7 @@
       <w:pPr>
         <w:pStyle w:val="Heading2"/>
       </w:pPr>
-      <w:bookmarkStart w:id="5" w:name="_Toc240779612"/>
+      <w:bookmarkStart w:id="5" w:name="_Toc240784370"/>
       <w:r>
         <w:t>Changing your password</w:t>
       </w:r>
@@ -3053,7 +3063,7 @@
           <w:noProof/>
         </w:rPr>
         <w:drawing>
-          <wp:inline distT="0" distB="0" distL="0" distR="0" wp14:anchorId="15138798" wp14:editId="29459488">
+          <wp:inline distT="0" distB="0" distL="0" distR="0" wp14:anchorId="12AF2591" wp14:editId="6440ED50">
             <wp:extent cx="5334000" cy="2171700"/>
             <wp:effectExtent l="0" t="0" r="0" b="0"/>
             <wp:docPr id="3" name="adm_account.jpg" descr="Change Password screen." title="Change Password screen."/>
@@ -3141,7 +3151,7 @@
         <w:pStyle w:val="Heading1"/>
         <w:pageBreakBefore/>
       </w:pPr>
-      <w:bookmarkStart w:id="6" w:name="_Toc240779613"/>
+      <w:bookmarkStart w:id="6" w:name="_Toc240784371"/>
       <w:r>
         <w:lastRenderedPageBreak/>
         <w:t>3. Your routine</w:t>
@@ -3171,7 +3181,7 @@
           <w:left w:w="10" w:type="dxa"/>
           <w:right w:w="10" w:type="dxa"/>
         </w:tblCellMar>
-        <w:tblLook w:val="0000" w:firstRow="0" w:lastRow="0" w:firstColumn="0" w:lastColumn="0" w:noHBand="0" w:noVBand="0"/>
+        <w:tblLook w:val="04A0" w:firstRow="1" w:lastRow="0" w:firstColumn="1" w:lastColumn="0" w:noHBand="0" w:noVBand="1"/>
       </w:tblPr>
       <w:tblGrid>
         <w:gridCol w:w="2071"/>
@@ -3485,7 +3495,7 @@
         <w:pStyle w:val="Heading1"/>
         <w:pageBreakBefore/>
       </w:pPr>
-      <w:bookmarkStart w:id="7" w:name="_Toc240779614"/>
+      <w:bookmarkStart w:id="7" w:name="_Toc240784372"/>
       <w:r>
         <w:lastRenderedPageBreak/>
         <w:t>4. Step-by-step tasks</w:t>
@@ -3496,7 +3506,7 @@
       <w:pPr>
         <w:pStyle w:val="Heading2"/>
       </w:pPr>
-      <w:bookmarkStart w:id="8" w:name="_Toc240779615"/>
+      <w:bookmarkStart w:id="8" w:name="_Toc240784373"/>
       <w:r>
         <w:t>4.1 Finding your cases</w:t>
       </w:r>
@@ -3536,7 +3546,7 @@
           <w:noProof/>
         </w:rPr>
         <w:drawing>
-          <wp:inline distT="0" distB="0" distL="0" distR="0" wp14:anchorId="6D5FF5BA" wp14:editId="1562D5FC">
+          <wp:inline distT="0" distB="0" distL="0" distR="0" wp14:anchorId="29DCF466" wp14:editId="1C98BAD5">
             <wp:extent cx="5334000" cy="3333750"/>
             <wp:effectExtent l="0" t="0" r="0" b="0"/>
             <wp:docPr id="4" name="cra_register.jpg" descr="Main-400 Register for a Contact RA." title="Main-400 Register for a Contact RA."/>
@@ -3666,7 +3676,7 @@
       <w:pPr>
         <w:pStyle w:val="Heading2"/>
       </w:pPr>
-      <w:bookmarkStart w:id="9" w:name="_Toc240779616"/>
+      <w:bookmarkStart w:id="9" w:name="_Toc240784374"/>
       <w:r>
         <w:t>4.2 Recording the respondent and their contact details</w:t>
       </w:r>
@@ -3808,7 +3818,7 @@
         </w:rPr>
         <w:lastRenderedPageBreak/>
         <w:drawing>
-          <wp:inline distT="0" distB="0" distL="0" distR="0" wp14:anchorId="0BB7F04E" wp14:editId="2A8A85F4">
+          <wp:inline distT="0" distB="0" distL="0" distR="0" wp14:anchorId="2A4445B0" wp14:editId="18322F48">
             <wp:extent cx="5334000" cy="2114550"/>
             <wp:effectExtent l="0" t="0" r="0" b="0"/>
             <wp:docPr id="5" name="adm_case_add_person.jpg" descr="Adding a person to a case." title="Adding a person to a case."/>
@@ -4012,7 +4022,7 @@
           <w:left w:w="10" w:type="dxa"/>
           <w:right w:w="10" w:type="dxa"/>
         </w:tblCellMar>
-        <w:tblLook w:val="0000" w:firstRow="0" w:lastRow="0" w:firstColumn="0" w:lastColumn="0" w:noHBand="0" w:noVBand="0"/>
+        <w:tblLook w:val="04A0" w:firstRow="1" w:lastRow="0" w:firstColumn="1" w:lastColumn="0" w:noHBand="0" w:noVBand="1"/>
       </w:tblPr>
       <w:tblGrid>
         <w:gridCol w:w="9412"/>
@@ -4071,7 +4081,7 @@
       <w:pPr>
         <w:pStyle w:val="Heading2"/>
       </w:pPr>
-      <w:bookmarkStart w:id="10" w:name="_Toc240779617"/>
+      <w:bookmarkStart w:id="10" w:name="_Toc240784375"/>
       <w:r>
         <w:t>4.3 Sending an invitation</w:t>
       </w:r>
@@ -4184,7 +4194,7 @@
           <w:noProof/>
         </w:rPr>
         <w:drawing>
-          <wp:inline distT="0" distB="0" distL="0" distR="0" wp14:anchorId="1F419C29" wp14:editId="3310A56A">
+          <wp:inline distT="0" distB="0" distL="0" distR="0" wp14:anchorId="584C956D" wp14:editId="0D0D6040">
             <wp:extent cx="5334000" cy="1143000"/>
             <wp:effectExtent l="0" t="0" r="0" b="0"/>
             <wp:docPr id="6" name="cra_case_invitations_before.jpg" descr="Invitations panel before sending, with the history of earlier invitations." title="Invitations panel before sending, with the history of earlier invitations."/>
@@ -4314,7 +4324,7 @@
         </w:rPr>
         <w:lastRenderedPageBreak/>
         <w:drawing>
-          <wp:inline distT="0" distB="0" distL="0" distR="0" wp14:anchorId="20A6A927" wp14:editId="34B4083F">
+          <wp:inline distT="0" distB="0" distL="0" distR="0" wp14:anchorId="55322F12" wp14:editId="0144ABBF">
             <wp:extent cx="5334000" cy="2152650"/>
             <wp:effectExtent l="0" t="0" r="0" b="0"/>
             <wp:docPr id="7" name="cra_case_invitation_sent.jpg" descr="The link, manual code and ready-written messages are shown once, with a send button for each channel." title="The link, manual code and ready-written messages are shown once, with a send button for each channel."/>
@@ -4568,7 +4578,7 @@
           <w:left w:w="10" w:type="dxa"/>
           <w:right w:w="10" w:type="dxa"/>
         </w:tblCellMar>
-        <w:tblLook w:val="0000" w:firstRow="0" w:lastRow="0" w:firstColumn="0" w:lastColumn="0" w:noHBand="0" w:noVBand="0"/>
+        <w:tblLook w:val="04A0" w:firstRow="1" w:lastRow="0" w:firstColumn="1" w:lastColumn="0" w:noHBand="0" w:noVBand="1"/>
       </w:tblPr>
       <w:tblGrid>
         <w:gridCol w:w="9412"/>
@@ -4697,7 +4707,7 @@
       <w:pPr>
         <w:pStyle w:val="Heading2"/>
       </w:pPr>
-      <w:bookmarkStart w:id="11" w:name="_Toc240779618"/>
+      <w:bookmarkStart w:id="11" w:name="_Toc240784376"/>
       <w:r>
         <w:t>4.4 Logging a contact attempt</w:t>
       </w:r>
@@ -4756,7 +4766,7 @@
         </w:rPr>
         <w:lastRenderedPageBreak/>
         <w:drawing>
-          <wp:inline distT="0" distB="0" distL="0" distR="0" wp14:anchorId="79AD32DF" wp14:editId="04859AFD">
+          <wp:inline distT="0" distB="0" distL="0" distR="0" wp14:anchorId="427D6892" wp14:editId="60218CFE">
             <wp:extent cx="5334000" cy="1343025"/>
             <wp:effectExtent l="0" t="0" r="0" b="0"/>
             <wp:docPr id="8" name="adm_case_timeline.jpg" descr="Contact timeline and the form for logging an attempt." title="Contact timeline and the form for logging an attempt."/>
@@ -4899,7 +4909,7 @@
       <w:pPr>
         <w:pStyle w:val="Heading2"/>
       </w:pPr>
-      <w:bookmarkStart w:id="12" w:name="_Toc240779619"/>
+      <w:bookmarkStart w:id="12" w:name="_Toc240784377"/>
       <w:r>
         <w:t>4.5 Sending follow-up reminders</w:t>
       </w:r>
@@ -4967,7 +4977,7 @@
           <w:noProof/>
         </w:rPr>
         <w:drawing>
-          <wp:inline distT="0" distB="0" distL="0" distR="0" wp14:anchorId="149786B2" wp14:editId="141729A4">
+          <wp:inline distT="0" distB="0" distL="0" distR="0" wp14:anchorId="022ADD6B" wp14:editId="417D0FFD">
             <wp:extent cx="5334000" cy="3333750"/>
             <wp:effectExtent l="0" t="0" r="0" b="0"/>
             <wp:docPr id="9" name="cra_follow_ups.jpg" descr="Follow-ups due. Contact RAs see only their own cases." title="Follow-ups due. Contact RAs see only their own cases."/>
@@ -5118,7 +5128,7 @@
           <w:left w:w="10" w:type="dxa"/>
           <w:right w:w="10" w:type="dxa"/>
         </w:tblCellMar>
-        <w:tblLook w:val="0000" w:firstRow="0" w:lastRow="0" w:firstColumn="0" w:lastColumn="0" w:noHBand="0" w:noVBand="0"/>
+        <w:tblLook w:val="04A0" w:firstRow="1" w:lastRow="0" w:firstColumn="1" w:lastColumn="0" w:noHBand="0" w:noVBand="1"/>
       </w:tblPr>
       <w:tblGrid>
         <w:gridCol w:w="9412"/>
@@ -5194,7 +5204,7 @@
       <w:pPr>
         <w:pStyle w:val="Heading2"/>
       </w:pPr>
-      <w:bookmarkStart w:id="13" w:name="_Toc240779620"/>
+      <w:bookmarkStart w:id="13" w:name="_Toc240784378"/>
       <w:r>
         <w:t>4.6 Managing appointments</w:t>
       </w:r>
@@ -5234,7 +5244,7 @@
           <w:noProof/>
         </w:rPr>
         <w:drawing>
-          <wp:inline distT="0" distB="0" distL="0" distR="0" wp14:anchorId="57A53D49" wp14:editId="792D0902">
+          <wp:inline distT="0" distB="0" distL="0" distR="0" wp14:anchorId="75DB26A4" wp14:editId="7366483A">
             <wp:extent cx="5334000" cy="2667000"/>
             <wp:effectExtent l="0" t="0" r="0" b="0"/>
             <wp:docPr id="10" name="cra_appointments.jpg" descr="Appointment Queue." title="Appointment Queue."/>
@@ -5417,7 +5427,7 @@
       <w:pPr>
         <w:pStyle w:val="Heading2"/>
       </w:pPr>
-      <w:bookmarkStart w:id="14" w:name="_Toc240779621"/>
+      <w:bookmarkStart w:id="14" w:name="_Toc240784379"/>
       <w:r>
         <w:t>4.7 Phone, WhatsApp-call or face-to-face administration</w:t>
       </w:r>
@@ -5546,7 +5556,7 @@
           <w:left w:w="10" w:type="dxa"/>
           <w:right w:w="10" w:type="dxa"/>
         </w:tblCellMar>
-        <w:tblLook w:val="0000" w:firstRow="0" w:lastRow="0" w:firstColumn="0" w:lastColumn="0" w:noHBand="0" w:noVBand="0"/>
+        <w:tblLook w:val="04A0" w:firstRow="1" w:lastRow="0" w:firstColumn="1" w:lastColumn="0" w:noHBand="0" w:noVBand="1"/>
       </w:tblPr>
       <w:tblGrid>
         <w:gridCol w:w="941"/>
@@ -6145,7 +6155,7 @@
       <w:pPr>
         <w:pStyle w:val="Heading2"/>
       </w:pPr>
-      <w:bookmarkStart w:id="15" w:name="_Toc240779622"/>
+      <w:bookmarkStart w:id="15" w:name="_Toc240784380"/>
       <w:r>
         <w:t>4.8 When the person is not the right respondent</w:t>
       </w:r>
@@ -6229,7 +6239,7 @@
       <w:pPr>
         <w:pStyle w:val="Heading2"/>
       </w:pPr>
-      <w:bookmarkStart w:id="16" w:name="_Toc240779623"/>
+      <w:bookmarkStart w:id="16" w:name="_Toc240784381"/>
       <w:r>
         <w:t>4.9 When someone refuses or asks to withdraw</w:t>
       </w:r>
@@ -6306,7 +6316,7 @@
       <w:pPr>
         <w:pStyle w:val="Heading2"/>
       </w:pPr>
-      <w:bookmarkStart w:id="17" w:name="_Toc240779624"/>
+      <w:bookmarkStart w:id="17" w:name="_Toc240784382"/>
       <w:r>
         <w:t>4.10 What to say to a respondent</w:t>
       </w:r>
@@ -6387,7 +6397,7 @@
         <w:pStyle w:val="Heading1"/>
         <w:pageBreakBefore/>
       </w:pPr>
-      <w:bookmarkStart w:id="18" w:name="_Toc240779625"/>
+      <w:bookmarkStart w:id="18" w:name="_Toc240784383"/>
       <w:r>
         <w:lastRenderedPageBreak/>
         <w:t>5. Rules you must follow</w:t>
@@ -6551,7 +6561,7 @@
         <w:pStyle w:val="Heading1"/>
         <w:pageBreakBefore/>
       </w:pPr>
-      <w:bookmarkStart w:id="19" w:name="_Toc240779626"/>
+      <w:bookmarkStart w:id="19" w:name="_Toc240784384"/>
       <w:r>
         <w:lastRenderedPageBreak/>
         <w:t>6. Troubleshooting</w:t>
@@ -6573,7 +6583,7 @@
           <w:left w:w="10" w:type="dxa"/>
           <w:right w:w="10" w:type="dxa"/>
         </w:tblCellMar>
-        <w:tblLook w:val="0000" w:firstRow="0" w:lastRow="0" w:firstColumn="0" w:lastColumn="0" w:noHBand="0" w:noVBand="0"/>
+        <w:tblLook w:val="04A0" w:firstRow="1" w:lastRow="0" w:firstColumn="1" w:lastColumn="0" w:noHBand="0" w:noVBand="1"/>
       </w:tblPr>
       <w:tblGrid>
         <w:gridCol w:w="2635"/>
@@ -7213,7 +7223,7 @@
                 <w:sz w:val="19"/>
                 <w:szCs w:val="19"/>
               </w:rPr>
-              <w:t>Registers show 20 rows per page; a Contact RA sees only assigned cases.</w:t>
+              <w:t>Registers show 20 rows per page to begin with; a Contact RA sees only assigned cases.</w:t>
             </w:r>
           </w:p>
         </w:tc>
@@ -7236,7 +7246,7 @@
                 <w:sz w:val="19"/>
                 <w:szCs w:val="19"/>
               </w:rPr>
-              <w:t>Use Next, or search. Ask the Field Coordinator to assign the case.</w:t>
+              <w:t>Choose more rows under Show at the foot of the list, use the page numbers or Next, or search. Ask the Field Coordinator to assign the case.</w:t>
             </w:r>
           </w:p>
         </w:tc>
@@ -7741,7 +7751,7 @@
         <w:pStyle w:val="Heading1"/>
         <w:pageBreakBefore/>
       </w:pPr>
-      <w:bookmarkStart w:id="20" w:name="_Toc240779627"/>
+      <w:bookmarkStart w:id="20" w:name="_Toc240784385"/>
       <w:r>
         <w:lastRenderedPageBreak/>
         <w:t>7. Quick reference</w:t>
@@ -7763,7 +7773,7 @@
           <w:left w:w="10" w:type="dxa"/>
           <w:right w:w="10" w:type="dxa"/>
         </w:tblCellMar>
-        <w:tblLook w:val="0000" w:firstRow="0" w:lastRow="0" w:firstColumn="0" w:lastColumn="0" w:noHBand="0" w:noVBand="0"/>
+        <w:tblLook w:val="04A0" w:firstRow="1" w:lastRow="0" w:firstColumn="1" w:lastColumn="0" w:noHBand="0" w:noVBand="1"/>
       </w:tblPr>
       <w:tblGrid>
         <w:gridCol w:w="2824"/>
@@ -8183,7 +8193,7 @@
         <w:sz w:val="16"/>
         <w:szCs w:val="16"/>
       </w:rPr>
-      <w:t>Version 1.5 · 20 September 2026</w:t>
+      <w:t>Version 1.6 · 20 September 2026</w:t>
     </w:r>
     <w:r>
       <w:rPr>
@@ -8356,10 +8366,10 @@
 <file path=word/numbering.xml><?xml version="1.0" encoding="utf-8"?>
 <w:numbering xmlns:wpc="http://schemas.microsoft.com/office/word/2010/wordprocessingCanvas" xmlns:cx="http://schemas.microsoft.com/office/drawing/2014/chartex" xmlns:cx1="http://schemas.microsoft.com/office/drawing/2015/9/8/chartex" xmlns:cx2="http://schemas.microsoft.com/office/drawing/2015/10/21/chartex" xmlns:cx3="http://schemas.microsoft.com/office/drawing/2016/5/9/chartex" xmlns:cx4="http://schemas.microsoft.com/office/drawing/2016/5/10/chartex" xmlns:cx5="http://schemas.microsoft.com/office/drawing/2016/5/11/chartex" xmlns:cx6="http://schemas.microsoft.com/office/drawing/2016/5/12/chartex" xmlns:cx7="http://schemas.microsoft.com/office/drawing/2016/5/13/chartex" xmlns:cx8="http://schemas.microsoft.com/office/drawing/2016/5/14/chartex" xmlns:mc="http://schemas.openxmlformats.org/markup-compatibility/2006" xmlns:aink="http://schemas.microsoft.com/office/drawing/2016/ink" xmlns:am3d="http://schemas.microsoft.com/office/drawing/2017/model3d" xmlns:o="urn:schemas-microsoft-com:office:office" xmlns:oel="http://schemas.microsoft.com/office/2019/extlst" xmlns:r="http://schemas.openxmlformats.org/officeDocument/2006/relationships" xmlns:m="http://schemas.openxmlformats.org/officeDocument/2006/math" xmlns:v="urn:schemas-microsoft-com:vml" xmlns:wp14="http://schemas.microsoft.com/office/word/2010/wordprocessingDrawing" xmlns:wp="http://schemas.openxmlformats.org/drawingml/2006/wordprocessingDrawing" xmlns:w10="urn:schemas-microsoft-com:office:word" xmlns:w="http://schemas.openxmlformats.org/wordprocessingml/2006/main" xmlns:w14="http://schemas.microsoft.com/office/word/2010/wordml" xmlns:w15="http://schemas.microsoft.com/office/word/2012/wordml" xmlns:w16cex="http://schemas.microsoft.com/office/word/2018/wordml/cex" xmlns:w16cid="http://schemas.microsoft.com/office/word/2016/wordml/cid" xmlns:w16="http://schemas.microsoft.com/office/word/2018/wordml" xmlns:w16sdtdh="http://schemas.microsoft.com/office/word/2020/wordml/sdtdatahash" xmlns:w16se="http://schemas.microsoft.com/office/word/2015/wordml/symex" xmlns:wpg="http://schemas.microsoft.com/office/word/2010/wordprocessingGroup" xmlns:wpi="http://schemas.microsoft.com/office/word/2010/wordprocessingInk" xmlns:wne="http://schemas.microsoft.com/office/word/2006/wordml" xmlns:wps="http://schemas.microsoft.com/office/word/2010/wordprocessingShape" mc:Ignorable="w14 w15 w16se w16cid w16 w16cex w16sdtdh wp14">
   <w:abstractNum w:abstractNumId="0" w15:restartNumberingAfterBreak="0">
-    <w:nsid w:val="0D553443"/>
+    <w:nsid w:val="0A896075"/>
     <w:multiLevelType w:val="hybridMultilevel"/>
-    <w:tmpl w:val="3A7E5748"/>
-    <w:lvl w:ilvl="0" w:tplc="C03EB73A">
+    <w:tmpl w:val="5C72E97A"/>
+    <w:lvl w:ilvl="0" w:tplc="6BB0DE4C">
       <w:start w:val="1"/>
       <w:numFmt w:val="decimal"/>
       <w:lvlText w:val="%1."/>
@@ -8373,52 +8383,52 @@
         <w:color w:val="A67C27"/>
       </w:rPr>
     </w:lvl>
-    <w:lvl w:ilvl="1" w:tplc="ABA8FEC6">
+    <w:lvl w:ilvl="1" w:tplc="8F62377E">
       <w:numFmt w:val="decimal"/>
       <w:lvlText w:val=""/>
       <w:lvlJc w:val="left"/>
     </w:lvl>
-    <w:lvl w:ilvl="2" w:tplc="AC220C92">
+    <w:lvl w:ilvl="2" w:tplc="6B807302">
       <w:numFmt w:val="decimal"/>
       <w:lvlText w:val=""/>
       <w:lvlJc w:val="left"/>
     </w:lvl>
-    <w:lvl w:ilvl="3" w:tplc="A4ACD5A4">
+    <w:lvl w:ilvl="3" w:tplc="950C6338">
       <w:numFmt w:val="decimal"/>
       <w:lvlText w:val=""/>
       <w:lvlJc w:val="left"/>
     </w:lvl>
-    <w:lvl w:ilvl="4" w:tplc="9416B2F4">
+    <w:lvl w:ilvl="4" w:tplc="EB3E657E">
       <w:numFmt w:val="decimal"/>
       <w:lvlText w:val=""/>
       <w:lvlJc w:val="left"/>
     </w:lvl>
-    <w:lvl w:ilvl="5" w:tplc="B69036EE">
+    <w:lvl w:ilvl="5" w:tplc="F9AE24C4">
       <w:numFmt w:val="decimal"/>
       <w:lvlText w:val=""/>
       <w:lvlJc w:val="left"/>
     </w:lvl>
-    <w:lvl w:ilvl="6" w:tplc="91DAC226">
+    <w:lvl w:ilvl="6" w:tplc="BDA871F6">
       <w:numFmt w:val="decimal"/>
       <w:lvlText w:val=""/>
       <w:lvlJc w:val="left"/>
     </w:lvl>
-    <w:lvl w:ilvl="7" w:tplc="C89EF4B2">
+    <w:lvl w:ilvl="7" w:tplc="75301EF0">
       <w:numFmt w:val="decimal"/>
       <w:lvlText w:val=""/>
       <w:lvlJc w:val="left"/>
     </w:lvl>
-    <w:lvl w:ilvl="8" w:tplc="0A06DBAC">
+    <w:lvl w:ilvl="8" w:tplc="357EAE42">
       <w:numFmt w:val="decimal"/>
       <w:lvlText w:val=""/>
       <w:lvlJc w:val="left"/>
     </w:lvl>
   </w:abstractNum>
   <w:abstractNum w:abstractNumId="1" w15:restartNumberingAfterBreak="0">
-    <w:nsid w:val="13542597"/>
+    <w:nsid w:val="0CFD0162"/>
     <w:multiLevelType w:val="hybridMultilevel"/>
-    <w:tmpl w:val="94A4FC9C"/>
-    <w:lvl w:ilvl="0" w:tplc="78E676FA">
+    <w:tmpl w:val="9B44F0B6"/>
+    <w:lvl w:ilvl="0" w:tplc="0724718E">
       <w:start w:val="1"/>
       <w:numFmt w:val="decimal"/>
       <w:lvlText w:val="%1."/>
@@ -8432,52 +8442,110 @@
         <w:color w:val="A67C27"/>
       </w:rPr>
     </w:lvl>
-    <w:lvl w:ilvl="1" w:tplc="BB58B9F4">
+    <w:lvl w:ilvl="1" w:tplc="E392115E">
       <w:numFmt w:val="decimal"/>
       <w:lvlText w:val=""/>
       <w:lvlJc w:val="left"/>
     </w:lvl>
-    <w:lvl w:ilvl="2" w:tplc="5B982D3C">
+    <w:lvl w:ilvl="2" w:tplc="83C47F66">
       <w:numFmt w:val="decimal"/>
       <w:lvlText w:val=""/>
       <w:lvlJc w:val="left"/>
     </w:lvl>
-    <w:lvl w:ilvl="3" w:tplc="DA70B70E">
+    <w:lvl w:ilvl="3" w:tplc="0630997A">
       <w:numFmt w:val="decimal"/>
       <w:lvlText w:val=""/>
       <w:lvlJc w:val="left"/>
     </w:lvl>
-    <w:lvl w:ilvl="4" w:tplc="27509C82">
+    <w:lvl w:ilvl="4" w:tplc="7D4C724A">
       <w:numFmt w:val="decimal"/>
       <w:lvlText w:val=""/>
       <w:lvlJc w:val="left"/>
     </w:lvl>
-    <w:lvl w:ilvl="5" w:tplc="B16AE476">
+    <w:lvl w:ilvl="5" w:tplc="F0D6CFC6">
       <w:numFmt w:val="decimal"/>
       <w:lvlText w:val=""/>
       <w:lvlJc w:val="left"/>
     </w:lvl>
-    <w:lvl w:ilvl="6" w:tplc="22322BC8">
+    <w:lvl w:ilvl="6" w:tplc="9C641744">
       <w:numFmt w:val="decimal"/>
       <w:lvlText w:val=""/>
       <w:lvlJc w:val="left"/>
     </w:lvl>
-    <w:lvl w:ilvl="7" w:tplc="08B2DC26">
+    <w:lvl w:ilvl="7" w:tplc="E758C63E">
       <w:numFmt w:val="decimal"/>
       <w:lvlText w:val=""/>
       <w:lvlJc w:val="left"/>
     </w:lvl>
-    <w:lvl w:ilvl="8" w:tplc="5568EEDC">
+    <w:lvl w:ilvl="8" w:tplc="C0AADC6A">
       <w:numFmt w:val="decimal"/>
       <w:lvlText w:val=""/>
       <w:lvlJc w:val="left"/>
     </w:lvl>
   </w:abstractNum>
   <w:abstractNum w:abstractNumId="2" w15:restartNumberingAfterBreak="0">
-    <w:nsid w:val="1DCE1015"/>
+    <w:nsid w:val="18A5303C"/>
     <w:multiLevelType w:val="hybridMultilevel"/>
-    <w:tmpl w:val="73D41628"/>
-    <w:lvl w:ilvl="0" w:tplc="58483096">
+    <w:tmpl w:val="772E9146"/>
+    <w:lvl w:ilvl="0" w:tplc="B49C5E34">
+      <w:start w:val="1"/>
+      <w:numFmt w:val="bullet"/>
+      <w:lvlText w:val="•"/>
+      <w:lvlJc w:val="left"/>
+      <w:pPr>
+        <w:ind w:left="460" w:hanging="280"/>
+      </w:pPr>
+    </w:lvl>
+    <w:lvl w:ilvl="1" w:tplc="4AA05AA2">
+      <w:start w:val="1"/>
+      <w:numFmt w:val="bullet"/>
+      <w:lvlText w:val="–"/>
+      <w:lvlJc w:val="left"/>
+      <w:pPr>
+        <w:ind w:left="900" w:hanging="280"/>
+      </w:pPr>
+    </w:lvl>
+    <w:lvl w:ilvl="2" w:tplc="6624CD5E">
+      <w:numFmt w:val="decimal"/>
+      <w:lvlText w:val=""/>
+      <w:lvlJc w:val="left"/>
+    </w:lvl>
+    <w:lvl w:ilvl="3" w:tplc="1B0264E2">
+      <w:numFmt w:val="decimal"/>
+      <w:lvlText w:val=""/>
+      <w:lvlJc w:val="left"/>
+    </w:lvl>
+    <w:lvl w:ilvl="4" w:tplc="89760CB6">
+      <w:numFmt w:val="decimal"/>
+      <w:lvlText w:val=""/>
+      <w:lvlJc w:val="left"/>
+    </w:lvl>
+    <w:lvl w:ilvl="5" w:tplc="DE504BEC">
+      <w:numFmt w:val="decimal"/>
+      <w:lvlText w:val=""/>
+      <w:lvlJc w:val="left"/>
+    </w:lvl>
+    <w:lvl w:ilvl="6" w:tplc="0CC0947C">
+      <w:numFmt w:val="decimal"/>
+      <w:lvlText w:val=""/>
+      <w:lvlJc w:val="left"/>
+    </w:lvl>
+    <w:lvl w:ilvl="7" w:tplc="D7AEE362">
+      <w:numFmt w:val="decimal"/>
+      <w:lvlText w:val=""/>
+      <w:lvlJc w:val="left"/>
+    </w:lvl>
+    <w:lvl w:ilvl="8" w:tplc="EBAEF1C6">
+      <w:numFmt w:val="decimal"/>
+      <w:lvlText w:val=""/>
+      <w:lvlJc w:val="left"/>
+    </w:lvl>
+  </w:abstractNum>
+  <w:abstractNum w:abstractNumId="3" w15:restartNumberingAfterBreak="0">
+    <w:nsid w:val="1C286E1E"/>
+    <w:multiLevelType w:val="hybridMultilevel"/>
+    <w:tmpl w:val="84007D26"/>
+    <w:lvl w:ilvl="0" w:tplc="A2C0446E">
       <w:start w:val="1"/>
       <w:numFmt w:val="decimal"/>
       <w:lvlText w:val="%1."/>
@@ -8491,52 +8559,52 @@
         <w:color w:val="A67C27"/>
       </w:rPr>
     </w:lvl>
-    <w:lvl w:ilvl="1" w:tplc="659458BE">
+    <w:lvl w:ilvl="1" w:tplc="C3E84588">
       <w:numFmt w:val="decimal"/>
       <w:lvlText w:val=""/>
       <w:lvlJc w:val="left"/>
     </w:lvl>
-    <w:lvl w:ilvl="2" w:tplc="C784B748">
+    <w:lvl w:ilvl="2" w:tplc="DFAEBF54">
       <w:numFmt w:val="decimal"/>
       <w:lvlText w:val=""/>
       <w:lvlJc w:val="left"/>
     </w:lvl>
-    <w:lvl w:ilvl="3" w:tplc="B7385E04">
+    <w:lvl w:ilvl="3" w:tplc="897E1584">
       <w:numFmt w:val="decimal"/>
       <w:lvlText w:val=""/>
       <w:lvlJc w:val="left"/>
     </w:lvl>
-    <w:lvl w:ilvl="4" w:tplc="5C72065C">
+    <w:lvl w:ilvl="4" w:tplc="B15A54F6">
       <w:numFmt w:val="decimal"/>
       <w:lvlText w:val=""/>
       <w:lvlJc w:val="left"/>
     </w:lvl>
-    <w:lvl w:ilvl="5" w:tplc="5C00F460">
+    <w:lvl w:ilvl="5" w:tplc="DDBCFE6A">
       <w:numFmt w:val="decimal"/>
       <w:lvlText w:val=""/>
       <w:lvlJc w:val="left"/>
     </w:lvl>
-    <w:lvl w:ilvl="6" w:tplc="BEB001EC">
+    <w:lvl w:ilvl="6" w:tplc="C980E8B6">
       <w:numFmt w:val="decimal"/>
       <w:lvlText w:val=""/>
       <w:lvlJc w:val="left"/>
     </w:lvl>
-    <w:lvl w:ilvl="7" w:tplc="33A6F600">
+    <w:lvl w:ilvl="7" w:tplc="458A55E2">
       <w:numFmt w:val="decimal"/>
       <w:lvlText w:val=""/>
       <w:lvlJc w:val="left"/>
     </w:lvl>
-    <w:lvl w:ilvl="8" w:tplc="F684B4CE">
+    <w:lvl w:ilvl="8" w:tplc="4E7C396A">
       <w:numFmt w:val="decimal"/>
       <w:lvlText w:val=""/>
       <w:lvlJc w:val="left"/>
     </w:lvl>
   </w:abstractNum>
-  <w:abstractNum w:abstractNumId="3" w15:restartNumberingAfterBreak="0">
-    <w:nsid w:val="1EF31511"/>
+  <w:abstractNum w:abstractNumId="4" w15:restartNumberingAfterBreak="0">
+    <w:nsid w:val="208B200F"/>
     <w:multiLevelType w:val="hybridMultilevel"/>
-    <w:tmpl w:val="CC10357C"/>
-    <w:lvl w:ilvl="0" w:tplc="67BACDC4">
+    <w:tmpl w:val="483EDEF0"/>
+    <w:lvl w:ilvl="0" w:tplc="35F0A9AE">
       <w:start w:val="1"/>
       <w:numFmt w:val="decimal"/>
       <w:lvlText w:val="%1."/>
@@ -8550,110 +8618,52 @@
         <w:color w:val="A67C27"/>
       </w:rPr>
     </w:lvl>
-    <w:lvl w:ilvl="1" w:tplc="6F14AA0C">
+    <w:lvl w:ilvl="1" w:tplc="0EF063BA">
       <w:numFmt w:val="decimal"/>
       <w:lvlText w:val=""/>
       <w:lvlJc w:val="left"/>
     </w:lvl>
-    <w:lvl w:ilvl="2" w:tplc="209C6890">
+    <w:lvl w:ilvl="2" w:tplc="2B36070E">
       <w:numFmt w:val="decimal"/>
       <w:lvlText w:val=""/>
       <w:lvlJc w:val="left"/>
     </w:lvl>
-    <w:lvl w:ilvl="3" w:tplc="FC20E178">
+    <w:lvl w:ilvl="3" w:tplc="FEFA88E6">
       <w:numFmt w:val="decimal"/>
       <w:lvlText w:val=""/>
       <w:lvlJc w:val="left"/>
     </w:lvl>
-    <w:lvl w:ilvl="4" w:tplc="3E349A96">
+    <w:lvl w:ilvl="4" w:tplc="47AE5220">
       <w:numFmt w:val="decimal"/>
       <w:lvlText w:val=""/>
       <w:lvlJc w:val="left"/>
     </w:lvl>
-    <w:lvl w:ilvl="5" w:tplc="00089FD4">
+    <w:lvl w:ilvl="5" w:tplc="EC46CA1A">
       <w:numFmt w:val="decimal"/>
       <w:lvlText w:val=""/>
       <w:lvlJc w:val="left"/>
     </w:lvl>
-    <w:lvl w:ilvl="6" w:tplc="128E1386">
+    <w:lvl w:ilvl="6" w:tplc="F6AA84C6">
       <w:numFmt w:val="decimal"/>
       <w:lvlText w:val=""/>
       <w:lvlJc w:val="left"/>
     </w:lvl>
-    <w:lvl w:ilvl="7" w:tplc="4288C95C">
+    <w:lvl w:ilvl="7" w:tplc="15E422B2">
       <w:numFmt w:val="decimal"/>
       <w:lvlText w:val=""/>
       <w:lvlJc w:val="left"/>
     </w:lvl>
-    <w:lvl w:ilvl="8" w:tplc="69F8EA16">
+    <w:lvl w:ilvl="8" w:tplc="906284E8">
       <w:numFmt w:val="decimal"/>
       <w:lvlText w:val=""/>
       <w:lvlJc w:val="left"/>
     </w:lvl>
   </w:abstractNum>
-  <w:abstractNum w:abstractNumId="4" w15:restartNumberingAfterBreak="0">
-    <w:nsid w:val="2E2E43EE"/>
+  <w:abstractNum w:abstractNumId="5" w15:restartNumberingAfterBreak="0">
+    <w:nsid w:val="433925EE"/>
     <w:multiLevelType w:val="hybridMultilevel"/>
-    <w:tmpl w:val="7D06AD68"/>
-    <w:lvl w:ilvl="0" w:tplc="100C14D6">
-      <w:start w:val="1"/>
-      <w:numFmt w:val="bullet"/>
-      <w:lvlText w:val="•"/>
-      <w:lvlJc w:val="left"/>
-      <w:pPr>
-        <w:ind w:left="460" w:hanging="280"/>
-      </w:pPr>
-    </w:lvl>
-    <w:lvl w:ilvl="1" w:tplc="96BA01E6">
-      <w:start w:val="1"/>
-      <w:numFmt w:val="bullet"/>
-      <w:lvlText w:val="–"/>
-      <w:lvlJc w:val="left"/>
-      <w:pPr>
-        <w:ind w:left="900" w:hanging="280"/>
-      </w:pPr>
-    </w:lvl>
-    <w:lvl w:ilvl="2" w:tplc="102A6810">
-      <w:numFmt w:val="decimal"/>
-      <w:lvlText w:val=""/>
-      <w:lvlJc w:val="left"/>
-    </w:lvl>
-    <w:lvl w:ilvl="3" w:tplc="C5C0F39A">
-      <w:numFmt w:val="decimal"/>
-      <w:lvlText w:val=""/>
-      <w:lvlJc w:val="left"/>
-    </w:lvl>
-    <w:lvl w:ilvl="4" w:tplc="15584330">
-      <w:numFmt w:val="decimal"/>
-      <w:lvlText w:val=""/>
-      <w:lvlJc w:val="left"/>
-    </w:lvl>
-    <w:lvl w:ilvl="5" w:tplc="154AF7C0">
-      <w:numFmt w:val="decimal"/>
-      <w:lvlText w:val=""/>
-      <w:lvlJc w:val="left"/>
-    </w:lvl>
-    <w:lvl w:ilvl="6" w:tplc="2EFE55D4">
-      <w:numFmt w:val="decimal"/>
-      <w:lvlText w:val=""/>
-      <w:lvlJc w:val="left"/>
-    </w:lvl>
-    <w:lvl w:ilvl="7" w:tplc="0BA633E0">
-      <w:numFmt w:val="decimal"/>
-      <w:lvlText w:val=""/>
-      <w:lvlJc w:val="left"/>
-    </w:lvl>
-    <w:lvl w:ilvl="8" w:tplc="A29E3758">
-      <w:numFmt w:val="decimal"/>
-      <w:lvlText w:val=""/>
-      <w:lvlJc w:val="left"/>
-    </w:lvl>
-  </w:abstractNum>
-  <w:abstractNum w:abstractNumId="5" w15:restartNumberingAfterBreak="0">
-    <w:nsid w:val="304E541E"/>
-    <w:multiLevelType w:val="hybridMultilevel"/>
-    <w:tmpl w:val="8C70462A"/>
-    <w:lvl w:ilvl="0" w:tplc="354C0796">
+    <w:tmpl w:val="92B25824"/>
+    <w:lvl w:ilvl="0" w:tplc="EF1248E0">
       <w:start w:val="1"/>
       <w:numFmt w:val="decimal"/>
       <w:lvlText w:val="%1."/>
@@ -8667,52 +8677,52 @@
         <w:color w:val="A67C27"/>
       </w:rPr>
     </w:lvl>
-    <w:lvl w:ilvl="1" w:tplc="4E4292AA">
+    <w:lvl w:ilvl="1" w:tplc="2B387ABC">
       <w:numFmt w:val="decimal"/>
       <w:lvlText w:val=""/>
       <w:lvlJc w:val="left"/>
     </w:lvl>
-    <w:lvl w:ilvl="2" w:tplc="015C67E2">
+    <w:lvl w:ilvl="2" w:tplc="243EC10A">
       <w:numFmt w:val="decimal"/>
       <w:lvlText w:val=""/>
       <w:lvlJc w:val="left"/>
     </w:lvl>
-    <w:lvl w:ilvl="3" w:tplc="E2C8C760">
+    <w:lvl w:ilvl="3" w:tplc="20944D00">
       <w:numFmt w:val="decimal"/>
       <w:lvlText w:val=""/>
       <w:lvlJc w:val="left"/>
     </w:lvl>
-    <w:lvl w:ilvl="4" w:tplc="45A432B4">
+    <w:lvl w:ilvl="4" w:tplc="60FE525C">
       <w:numFmt w:val="decimal"/>
       <w:lvlText w:val=""/>
       <w:lvlJc w:val="left"/>
     </w:lvl>
-    <w:lvl w:ilvl="5" w:tplc="6A001DEC">
+    <w:lvl w:ilvl="5" w:tplc="FCB4539A">
       <w:numFmt w:val="decimal"/>
       <w:lvlText w:val=""/>
       <w:lvlJc w:val="left"/>
     </w:lvl>
-    <w:lvl w:ilvl="6" w:tplc="336892CA">
+    <w:lvl w:ilvl="6" w:tplc="CCC64E4A">
       <w:numFmt w:val="decimal"/>
       <w:lvlText w:val=""/>
       <w:lvlJc w:val="left"/>
     </w:lvl>
-    <w:lvl w:ilvl="7" w:tplc="FA72A114">
+    <w:lvl w:ilvl="7" w:tplc="C16494C6">
       <w:numFmt w:val="decimal"/>
       <w:lvlText w:val=""/>
       <w:lvlJc w:val="left"/>
     </w:lvl>
-    <w:lvl w:ilvl="8" w:tplc="145C7ED0">
+    <w:lvl w:ilvl="8" w:tplc="DDF6BFD4">
       <w:numFmt w:val="decimal"/>
       <w:lvlText w:val=""/>
       <w:lvlJc w:val="left"/>
     </w:lvl>
   </w:abstractNum>
   <w:abstractNum w:abstractNumId="6" w15:restartNumberingAfterBreak="0">
-    <w:nsid w:val="3D2444DD"/>
+    <w:nsid w:val="48605259"/>
     <w:multiLevelType w:val="hybridMultilevel"/>
-    <w:tmpl w:val="0DC24FF8"/>
-    <w:lvl w:ilvl="0" w:tplc="51CC572A">
+    <w:tmpl w:val="A888070A"/>
+    <w:lvl w:ilvl="0" w:tplc="75F2534E">
       <w:start w:val="1"/>
       <w:numFmt w:val="decimal"/>
       <w:lvlText w:val="%1."/>
@@ -8726,52 +8736,52 @@
         <w:color w:val="A67C27"/>
       </w:rPr>
     </w:lvl>
-    <w:lvl w:ilvl="1" w:tplc="3EC67E20">
+    <w:lvl w:ilvl="1" w:tplc="3D344BC4">
       <w:numFmt w:val="decimal"/>
       <w:lvlText w:val=""/>
       <w:lvlJc w:val="left"/>
     </w:lvl>
-    <w:lvl w:ilvl="2" w:tplc="096E155E">
+    <w:lvl w:ilvl="2" w:tplc="03B208A6">
       <w:numFmt w:val="decimal"/>
       <w:lvlText w:val=""/>
       <w:lvlJc w:val="left"/>
     </w:lvl>
-    <w:lvl w:ilvl="3" w:tplc="2B6E60A6">
+    <w:lvl w:ilvl="3" w:tplc="2F8A12F8">
       <w:numFmt w:val="decimal"/>
       <w:lvlText w:val=""/>
       <w:lvlJc w:val="left"/>
     </w:lvl>
-    <w:lvl w:ilvl="4" w:tplc="5B52D0A2">
+    <w:lvl w:ilvl="4" w:tplc="00C4CBF2">
       <w:numFmt w:val="decimal"/>
       <w:lvlText w:val=""/>
       <w:lvlJc w:val="left"/>
     </w:lvl>
-    <w:lvl w:ilvl="5" w:tplc="7C5EC9DA">
+    <w:lvl w:ilvl="5" w:tplc="C2C462F2">
       <w:numFmt w:val="decimal"/>
       <w:lvlText w:val=""/>
       <w:lvlJc w:val="left"/>
     </w:lvl>
-    <w:lvl w:ilvl="6" w:tplc="50C88360">
+    <w:lvl w:ilvl="6" w:tplc="686ED6BA">
       <w:numFmt w:val="decimal"/>
       <w:lvlText w:val=""/>
       <w:lvlJc w:val="left"/>
     </w:lvl>
-    <w:lvl w:ilvl="7" w:tplc="901AC46C">
+    <w:lvl w:ilvl="7" w:tplc="5BC06C5E">
       <w:numFmt w:val="decimal"/>
       <w:lvlText w:val=""/>
       <w:lvlJc w:val="left"/>
     </w:lvl>
-    <w:lvl w:ilvl="8" w:tplc="F6B4FDDA">
+    <w:lvl w:ilvl="8" w:tplc="F43C62C2">
       <w:numFmt w:val="decimal"/>
       <w:lvlText w:val=""/>
       <w:lvlJc w:val="left"/>
     </w:lvl>
   </w:abstractNum>
   <w:abstractNum w:abstractNumId="7" w15:restartNumberingAfterBreak="0">
-    <w:nsid w:val="4C3C63C4"/>
+    <w:nsid w:val="4BFD6B66"/>
     <w:multiLevelType w:val="hybridMultilevel"/>
-    <w:tmpl w:val="33F47240"/>
-    <w:lvl w:ilvl="0" w:tplc="872ABBA2">
+    <w:tmpl w:val="FD704A24"/>
+    <w:lvl w:ilvl="0" w:tplc="AC1424AC">
       <w:start w:val="1"/>
       <w:numFmt w:val="decimal"/>
       <w:lvlText w:val="%1."/>
@@ -8785,52 +8795,138 @@
         <w:color w:val="A67C27"/>
       </w:rPr>
     </w:lvl>
-    <w:lvl w:ilvl="1" w:tplc="CE3C7F36">
+    <w:lvl w:ilvl="1" w:tplc="53427C62">
       <w:numFmt w:val="decimal"/>
       <w:lvlText w:val=""/>
       <w:lvlJc w:val="left"/>
     </w:lvl>
-    <w:lvl w:ilvl="2" w:tplc="CCFC5820">
+    <w:lvl w:ilvl="2" w:tplc="5BEE1B1E">
       <w:numFmt w:val="decimal"/>
       <w:lvlText w:val=""/>
       <w:lvlJc w:val="left"/>
     </w:lvl>
-    <w:lvl w:ilvl="3" w:tplc="4F167444">
+    <w:lvl w:ilvl="3" w:tplc="BF6E6004">
       <w:numFmt w:val="decimal"/>
       <w:lvlText w:val=""/>
       <w:lvlJc w:val="left"/>
     </w:lvl>
-    <w:lvl w:ilvl="4" w:tplc="C1CC4CFA">
+    <w:lvl w:ilvl="4" w:tplc="D83C1546">
       <w:numFmt w:val="decimal"/>
       <w:lvlText w:val=""/>
       <w:lvlJc w:val="left"/>
     </w:lvl>
-    <w:lvl w:ilvl="5" w:tplc="6F1631E2">
+    <w:lvl w:ilvl="5" w:tplc="A0126D76">
       <w:numFmt w:val="decimal"/>
       <w:lvlText w:val=""/>
       <w:lvlJc w:val="left"/>
     </w:lvl>
-    <w:lvl w:ilvl="6" w:tplc="F752A1FC">
+    <w:lvl w:ilvl="6" w:tplc="D9B820B0">
       <w:numFmt w:val="decimal"/>
       <w:lvlText w:val=""/>
       <w:lvlJc w:val="left"/>
     </w:lvl>
-    <w:lvl w:ilvl="7" w:tplc="C36EEB04">
+    <w:lvl w:ilvl="7" w:tplc="75EC3CAA">
       <w:numFmt w:val="decimal"/>
       <w:lvlText w:val=""/>
       <w:lvlJc w:val="left"/>
     </w:lvl>
-    <w:lvl w:ilvl="8" w:tplc="BABC4558">
+    <w:lvl w:ilvl="8" w:tplc="8F48272E">
       <w:numFmt w:val="decimal"/>
       <w:lvlText w:val=""/>
       <w:lvlJc w:val="left"/>
     </w:lvl>
   </w:abstractNum>
   <w:abstractNum w:abstractNumId="8" w15:restartNumberingAfterBreak="0">
-    <w:nsid w:val="57B163AA"/>
+    <w:nsid w:val="4DAE5C10"/>
     <w:multiLevelType w:val="hybridMultilevel"/>
-    <w:tmpl w:val="545499E4"/>
-    <w:lvl w:ilvl="0" w:tplc="6960F9DE">
+    <w:tmpl w:val="45A43368"/>
+    <w:lvl w:ilvl="0" w:tplc="6B52A690">
+      <w:start w:val="1"/>
+      <w:numFmt w:val="bullet"/>
+      <w:lvlText w:val="●"/>
+      <w:lvlJc w:val="left"/>
+      <w:pPr>
+        <w:ind w:left="720" w:hanging="360"/>
+      </w:pPr>
+    </w:lvl>
+    <w:lvl w:ilvl="1" w:tplc="4F0CF6E0">
+      <w:start w:val="1"/>
+      <w:numFmt w:val="bullet"/>
+      <w:lvlText w:val="○"/>
+      <w:lvlJc w:val="left"/>
+      <w:pPr>
+        <w:ind w:left="1440" w:hanging="360"/>
+      </w:pPr>
+    </w:lvl>
+    <w:lvl w:ilvl="2" w:tplc="A2984D6A">
+      <w:start w:val="1"/>
+      <w:numFmt w:val="bullet"/>
+      <w:lvlText w:val="■"/>
+      <w:lvlJc w:val="left"/>
+      <w:pPr>
+        <w:ind w:left="2160" w:hanging="360"/>
+      </w:pPr>
+    </w:lvl>
+    <w:lvl w:ilvl="3" w:tplc="72CA47CC">
+      <w:start w:val="1"/>
+      <w:numFmt w:val="bullet"/>
+      <w:lvlText w:val="●"/>
+      <w:lvlJc w:val="left"/>
+      <w:pPr>
+        <w:ind w:left="2880" w:hanging="360"/>
+      </w:pPr>
+    </w:lvl>
+    <w:lvl w:ilvl="4" w:tplc="AFA24D34">
+      <w:start w:val="1"/>
+      <w:numFmt w:val="bullet"/>
+      <w:lvlText w:val="○"/>
+      <w:lvlJc w:val="left"/>
+      <w:pPr>
+        <w:ind w:left="3600" w:hanging="360"/>
+      </w:pPr>
+    </w:lvl>
+    <w:lvl w:ilvl="5" w:tplc="1BACF5EC">
+      <w:start w:val="1"/>
+      <w:numFmt w:val="bullet"/>
+      <w:lvlText w:val="■"/>
+      <w:lvlJc w:val="left"/>
+      <w:pPr>
+        <w:ind w:left="4320" w:hanging="360"/>
+      </w:pPr>
+    </w:lvl>
+    <w:lvl w:ilvl="6" w:tplc="E30E0DE4">
+      <w:start w:val="1"/>
+      <w:numFmt w:val="bullet"/>
+      <w:lvlText w:val="●"/>
+      <w:lvlJc w:val="left"/>
+      <w:pPr>
+        <w:ind w:left="5040" w:hanging="360"/>
+      </w:pPr>
+    </w:lvl>
+    <w:lvl w:ilvl="7" w:tplc="2A04635A">
+      <w:start w:val="1"/>
+      <w:numFmt w:val="bullet"/>
+      <w:lvlText w:val="●"/>
+      <w:lvlJc w:val="left"/>
+      <w:pPr>
+        <w:ind w:left="5760" w:hanging="360"/>
+      </w:pPr>
+    </w:lvl>
+    <w:lvl w:ilvl="8" w:tplc="CC300D1A">
+      <w:start w:val="1"/>
+      <w:numFmt w:val="bullet"/>
+      <w:lvlText w:val="●"/>
+      <w:lvlJc w:val="left"/>
+      <w:pPr>
+        <w:ind w:left="6480" w:hanging="360"/>
+      </w:pPr>
+    </w:lvl>
+  </w:abstractNum>
+  <w:abstractNum w:abstractNumId="9" w15:restartNumberingAfterBreak="0">
+    <w:nsid w:val="5A2B655A"/>
+    <w:multiLevelType w:val="hybridMultilevel"/>
+    <w:tmpl w:val="F2AC7620"/>
+    <w:lvl w:ilvl="0" w:tplc="0DFE4162">
       <w:start w:val="1"/>
       <w:numFmt w:val="decimal"/>
       <w:lvlText w:val="%1."/>
@@ -8844,52 +8940,52 @@
         <w:color w:val="A67C27"/>
       </w:rPr>
     </w:lvl>
-    <w:lvl w:ilvl="1" w:tplc="4E520640">
+    <w:lvl w:ilvl="1" w:tplc="987681C4">
       <w:numFmt w:val="decimal"/>
       <w:lvlText w:val=""/>
       <w:lvlJc w:val="left"/>
     </w:lvl>
-    <w:lvl w:ilvl="2" w:tplc="032C209C">
+    <w:lvl w:ilvl="2" w:tplc="A7E0E4DC">
       <w:numFmt w:val="decimal"/>
       <w:lvlText w:val=""/>
       <w:lvlJc w:val="left"/>
     </w:lvl>
-    <w:lvl w:ilvl="3" w:tplc="5792E0AA">
+    <w:lvl w:ilvl="3" w:tplc="9300D132">
       <w:numFmt w:val="decimal"/>
       <w:lvlText w:val=""/>
       <w:lvlJc w:val="left"/>
     </w:lvl>
-    <w:lvl w:ilvl="4" w:tplc="9ECC84A2">
+    <w:lvl w:ilvl="4" w:tplc="E6027AAA">
       <w:numFmt w:val="decimal"/>
       <w:lvlText w:val=""/>
       <w:lvlJc w:val="left"/>
     </w:lvl>
-    <w:lvl w:ilvl="5" w:tplc="C600965C">
+    <w:lvl w:ilvl="5" w:tplc="54442090">
       <w:numFmt w:val="decimal"/>
       <w:lvlText w:val=""/>
       <w:lvlJc w:val="left"/>
     </w:lvl>
-    <w:lvl w:ilvl="6" w:tplc="DC1238B6">
+    <w:lvl w:ilvl="6" w:tplc="BF2C918A">
       <w:numFmt w:val="decimal"/>
       <w:lvlText w:val=""/>
       <w:lvlJc w:val="left"/>
     </w:lvl>
-    <w:lvl w:ilvl="7" w:tplc="F9E8F4F6">
+    <w:lvl w:ilvl="7" w:tplc="FA529D80">
       <w:numFmt w:val="decimal"/>
       <w:lvlText w:val=""/>
       <w:lvlJc w:val="left"/>
     </w:lvl>
-    <w:lvl w:ilvl="8" w:tplc="10307E6E">
+    <w:lvl w:ilvl="8" w:tplc="E46CA36A">
       <w:numFmt w:val="decimal"/>
       <w:lvlText w:val=""/>
       <w:lvlJc w:val="left"/>
     </w:lvl>
   </w:abstractNum>
-  <w:abstractNum w:abstractNumId="9" w15:restartNumberingAfterBreak="0">
-    <w:nsid w:val="5B447CF6"/>
+  <w:abstractNum w:abstractNumId="10" w15:restartNumberingAfterBreak="0">
+    <w:nsid w:val="64974162"/>
     <w:multiLevelType w:val="hybridMultilevel"/>
-    <w:tmpl w:val="5B6A5E66"/>
-    <w:lvl w:ilvl="0" w:tplc="DD92A824">
+    <w:tmpl w:val="032CEDDA"/>
+    <w:lvl w:ilvl="0" w:tplc="830E26FC">
       <w:start w:val="1"/>
       <w:numFmt w:val="decimal"/>
       <w:lvlText w:val="%1."/>
@@ -8903,52 +8999,52 @@
         <w:color w:val="A67C27"/>
       </w:rPr>
     </w:lvl>
-    <w:lvl w:ilvl="1" w:tplc="FFB0ACD2">
+    <w:lvl w:ilvl="1" w:tplc="F9B40AA6">
       <w:numFmt w:val="decimal"/>
       <w:lvlText w:val=""/>
       <w:lvlJc w:val="left"/>
     </w:lvl>
-    <w:lvl w:ilvl="2" w:tplc="63C03B7E">
+    <w:lvl w:ilvl="2" w:tplc="F1002118">
       <w:numFmt w:val="decimal"/>
       <w:lvlText w:val=""/>
       <w:lvlJc w:val="left"/>
     </w:lvl>
-    <w:lvl w:ilvl="3" w:tplc="BE30EF1C">
+    <w:lvl w:ilvl="3" w:tplc="0FF80D2C">
       <w:numFmt w:val="decimal"/>
       <w:lvlText w:val=""/>
       <w:lvlJc w:val="left"/>
     </w:lvl>
-    <w:lvl w:ilvl="4" w:tplc="A6C42B38">
+    <w:lvl w:ilvl="4" w:tplc="A9B86EF6">
       <w:numFmt w:val="decimal"/>
       <w:lvlText w:val=""/>
       <w:lvlJc w:val="left"/>
     </w:lvl>
-    <w:lvl w:ilvl="5" w:tplc="61C8B238">
+    <w:lvl w:ilvl="5" w:tplc="34AAA992">
       <w:numFmt w:val="decimal"/>
       <w:lvlText w:val=""/>
       <w:lvlJc w:val="left"/>
     </w:lvl>
-    <w:lvl w:ilvl="6" w:tplc="AB28B766">
+    <w:lvl w:ilvl="6" w:tplc="F698C9F4">
       <w:numFmt w:val="decimal"/>
       <w:lvlText w:val=""/>
       <w:lvlJc w:val="left"/>
     </w:lvl>
-    <w:lvl w:ilvl="7" w:tplc="4D3EDC16">
+    <w:lvl w:ilvl="7" w:tplc="21EE1584">
       <w:numFmt w:val="decimal"/>
       <w:lvlText w:val=""/>
       <w:lvlJc w:val="left"/>
     </w:lvl>
-    <w:lvl w:ilvl="8" w:tplc="E5F80038">
+    <w:lvl w:ilvl="8" w:tplc="AC62C9FE">
       <w:numFmt w:val="decimal"/>
       <w:lvlText w:val=""/>
       <w:lvlJc w:val="left"/>
     </w:lvl>
   </w:abstractNum>
-  <w:abstractNum w:abstractNumId="10" w15:restartNumberingAfterBreak="0">
-    <w:nsid w:val="610963C9"/>
+  <w:abstractNum w:abstractNumId="11" w15:restartNumberingAfterBreak="0">
+    <w:nsid w:val="75964E65"/>
     <w:multiLevelType w:val="hybridMultilevel"/>
-    <w:tmpl w:val="D5B06A7E"/>
-    <w:lvl w:ilvl="0" w:tplc="FD368300">
+    <w:tmpl w:val="80501356"/>
+    <w:lvl w:ilvl="0" w:tplc="30E07C0A">
       <w:start w:val="1"/>
       <w:numFmt w:val="decimal"/>
       <w:lvlText w:val="%1."/>
@@ -8962,201 +9058,115 @@
         <w:color w:val="A67C27"/>
       </w:rPr>
     </w:lvl>
-    <w:lvl w:ilvl="1" w:tplc="35EC0F4E">
+    <w:lvl w:ilvl="1" w:tplc="F67A39BE">
       <w:numFmt w:val="decimal"/>
       <w:lvlText w:val=""/>
       <w:lvlJc w:val="left"/>
     </w:lvl>
-    <w:lvl w:ilvl="2" w:tplc="88E06E84">
+    <w:lvl w:ilvl="2" w:tplc="8FC89430">
       <w:numFmt w:val="decimal"/>
       <w:lvlText w:val=""/>
       <w:lvlJc w:val="left"/>
     </w:lvl>
-    <w:lvl w:ilvl="3" w:tplc="29D8B0EC">
+    <w:lvl w:ilvl="3" w:tplc="85D229DA">
       <w:numFmt w:val="decimal"/>
       <w:lvlText w:val=""/>
       <w:lvlJc w:val="left"/>
     </w:lvl>
-    <w:lvl w:ilvl="4" w:tplc="EE748DC8">
+    <w:lvl w:ilvl="4" w:tplc="041C1AA0">
       <w:numFmt w:val="decimal"/>
       <w:lvlText w:val=""/>
       <w:lvlJc w:val="left"/>
     </w:lvl>
-    <w:lvl w:ilvl="5" w:tplc="CE38D4E4">
+    <w:lvl w:ilvl="5" w:tplc="D2F481BE">
       <w:numFmt w:val="decimal"/>
       <w:lvlText w:val=""/>
       <w:lvlJc w:val="left"/>
     </w:lvl>
-    <w:lvl w:ilvl="6" w:tplc="ABDCC1A8">
+    <w:lvl w:ilvl="6" w:tplc="F5D2288E">
       <w:numFmt w:val="decimal"/>
       <w:lvlText w:val=""/>
       <w:lvlJc w:val="left"/>
     </w:lvl>
-    <w:lvl w:ilvl="7" w:tplc="EDA686DE">
+    <w:lvl w:ilvl="7" w:tplc="2DB2889C">
       <w:numFmt w:val="decimal"/>
       <w:lvlText w:val=""/>
       <w:lvlJc w:val="left"/>
     </w:lvl>
-    <w:lvl w:ilvl="8" w:tplc="806E91D6">
+    <w:lvl w:ilvl="8" w:tplc="636E0F5E">
       <w:numFmt w:val="decimal"/>
       <w:lvlText w:val=""/>
       <w:lvlJc w:val="left"/>
     </w:lvl>
   </w:abstractNum>
-  <w:abstractNum w:abstractNumId="11" w15:restartNumberingAfterBreak="0">
-    <w:nsid w:val="6D204661"/>
-    <w:multiLevelType w:val="hybridMultilevel"/>
-    <w:tmpl w:val="80BE7DBA"/>
-    <w:lvl w:ilvl="0" w:tplc="BA5850CC">
-      <w:start w:val="1"/>
-      <w:numFmt w:val="bullet"/>
-      <w:lvlText w:val="●"/>
-      <w:lvlJc w:val="left"/>
-      <w:pPr>
-        <w:ind w:left="720" w:hanging="360"/>
-      </w:pPr>
-    </w:lvl>
-    <w:lvl w:ilvl="1" w:tplc="0F0A3260">
-      <w:start w:val="1"/>
-      <w:numFmt w:val="bullet"/>
-      <w:lvlText w:val="○"/>
-      <w:lvlJc w:val="left"/>
-      <w:pPr>
-        <w:ind w:left="1440" w:hanging="360"/>
-      </w:pPr>
-    </w:lvl>
-    <w:lvl w:ilvl="2" w:tplc="DEA641AA">
-      <w:start w:val="1"/>
-      <w:numFmt w:val="bullet"/>
-      <w:lvlText w:val="■"/>
-      <w:lvlJc w:val="left"/>
-      <w:pPr>
-        <w:ind w:left="2160" w:hanging="360"/>
-      </w:pPr>
-    </w:lvl>
-    <w:lvl w:ilvl="3" w:tplc="911C6D86">
-      <w:start w:val="1"/>
-      <w:numFmt w:val="bullet"/>
-      <w:lvlText w:val="●"/>
-      <w:lvlJc w:val="left"/>
-      <w:pPr>
-        <w:ind w:left="2880" w:hanging="360"/>
-      </w:pPr>
-    </w:lvl>
-    <w:lvl w:ilvl="4" w:tplc="23A6F08A">
-      <w:start w:val="1"/>
-      <w:numFmt w:val="bullet"/>
-      <w:lvlText w:val="○"/>
-      <w:lvlJc w:val="left"/>
-      <w:pPr>
-        <w:ind w:left="3600" w:hanging="360"/>
-      </w:pPr>
-    </w:lvl>
-    <w:lvl w:ilvl="5" w:tplc="659C8976">
-      <w:start w:val="1"/>
-      <w:numFmt w:val="bullet"/>
-      <w:lvlText w:val="■"/>
-      <w:lvlJc w:val="left"/>
-      <w:pPr>
-        <w:ind w:left="4320" w:hanging="360"/>
-      </w:pPr>
-    </w:lvl>
-    <w:lvl w:ilvl="6" w:tplc="03960ECE">
-      <w:start w:val="1"/>
-      <w:numFmt w:val="bullet"/>
-      <w:lvlText w:val="●"/>
-      <w:lvlJc w:val="left"/>
-      <w:pPr>
-        <w:ind w:left="5040" w:hanging="360"/>
-      </w:pPr>
-    </w:lvl>
-    <w:lvl w:ilvl="7" w:tplc="3DA0A590">
-      <w:start w:val="1"/>
-      <w:numFmt w:val="bullet"/>
-      <w:lvlText w:val="●"/>
-      <w:lvlJc w:val="left"/>
-      <w:pPr>
-        <w:ind w:left="5760" w:hanging="360"/>
-      </w:pPr>
-    </w:lvl>
-    <w:lvl w:ilvl="8" w:tplc="1D943748">
-      <w:start w:val="1"/>
-      <w:numFmt w:val="bullet"/>
-      <w:lvlText w:val="●"/>
-      <w:lvlJc w:val="left"/>
-      <w:pPr>
-        <w:ind w:left="6480" w:hanging="360"/>
-      </w:pPr>
-    </w:lvl>
-  </w:abstractNum>
-  <w:num w:numId="1" w16cid:durableId="1953784184">
+  <w:num w:numId="1" w16cid:durableId="1050878644">
+    <w:abstractNumId w:val="8"/>
+    <w:lvlOverride w:ilvl="0">
+      <w:startOverride w:val="1"/>
+    </w:lvlOverride>
+  </w:num>
+  <w:num w:numId="2" w16cid:durableId="1847940633">
+    <w:abstractNumId w:val="2"/>
+    <w:lvlOverride w:ilvl="0">
+      <w:startOverride w:val="1"/>
+    </w:lvlOverride>
+  </w:num>
+  <w:num w:numId="3" w16cid:durableId="621691619">
+    <w:abstractNumId w:val="1"/>
+    <w:lvlOverride w:ilvl="0">
+      <w:startOverride w:val="1"/>
+    </w:lvlOverride>
+  </w:num>
+  <w:num w:numId="4" w16cid:durableId="673919584">
+    <w:abstractNumId w:val="7"/>
+    <w:lvlOverride w:ilvl="0">
+      <w:startOverride w:val="1"/>
+    </w:lvlOverride>
+  </w:num>
+  <w:num w:numId="5" w16cid:durableId="519004556">
+    <w:abstractNumId w:val="4"/>
+    <w:lvlOverride w:ilvl="0">
+      <w:startOverride w:val="1"/>
+    </w:lvlOverride>
+  </w:num>
+  <w:num w:numId="6" w16cid:durableId="1543858670">
+    <w:abstractNumId w:val="3"/>
+    <w:lvlOverride w:ilvl="0">
+      <w:startOverride w:val="1"/>
+    </w:lvlOverride>
+  </w:num>
+  <w:num w:numId="7" w16cid:durableId="1271933211">
+    <w:abstractNumId w:val="9"/>
+    <w:lvlOverride w:ilvl="0">
+      <w:startOverride w:val="1"/>
+    </w:lvlOverride>
+  </w:num>
+  <w:num w:numId="8" w16cid:durableId="15008294">
+    <w:abstractNumId w:val="0"/>
+    <w:lvlOverride w:ilvl="0">
+      <w:startOverride w:val="1"/>
+    </w:lvlOverride>
+  </w:num>
+  <w:num w:numId="9" w16cid:durableId="1774470130">
+    <w:abstractNumId w:val="5"/>
+    <w:lvlOverride w:ilvl="0">
+      <w:startOverride w:val="1"/>
+    </w:lvlOverride>
+  </w:num>
+  <w:num w:numId="10" w16cid:durableId="11953361">
     <w:abstractNumId w:val="11"/>
     <w:lvlOverride w:ilvl="0">
       <w:startOverride w:val="1"/>
     </w:lvlOverride>
   </w:num>
-  <w:num w:numId="2" w16cid:durableId="1438477970">
-    <w:abstractNumId w:val="4"/>
-    <w:lvlOverride w:ilvl="0">
-      <w:startOverride w:val="1"/>
-    </w:lvlOverride>
-  </w:num>
-  <w:num w:numId="3" w16cid:durableId="1041903262">
-    <w:abstractNumId w:val="0"/>
-    <w:lvlOverride w:ilvl="0">
-      <w:startOverride w:val="1"/>
-    </w:lvlOverride>
-  </w:num>
-  <w:num w:numId="4" w16cid:durableId="628509761">
-    <w:abstractNumId w:val="1"/>
-    <w:lvlOverride w:ilvl="0">
-      <w:startOverride w:val="1"/>
-    </w:lvlOverride>
-  </w:num>
-  <w:num w:numId="5" w16cid:durableId="1546747593">
-    <w:abstractNumId w:val="3"/>
-    <w:lvlOverride w:ilvl="0">
-      <w:startOverride w:val="1"/>
-    </w:lvlOverride>
-  </w:num>
-  <w:num w:numId="6" w16cid:durableId="301079190">
+  <w:num w:numId="11" w16cid:durableId="774445202">
     <w:abstractNumId w:val="10"/>
     <w:lvlOverride w:ilvl="0">
       <w:startOverride w:val="1"/>
     </w:lvlOverride>
   </w:num>
-  <w:num w:numId="7" w16cid:durableId="850025753">
-    <w:abstractNumId w:val="8"/>
-    <w:lvlOverride w:ilvl="0">
-      <w:startOverride w:val="1"/>
-    </w:lvlOverride>
-  </w:num>
-  <w:num w:numId="8" w16cid:durableId="1437091098">
-    <w:abstractNumId w:val="9"/>
-    <w:lvlOverride w:ilvl="0">
-      <w:startOverride w:val="1"/>
-    </w:lvlOverride>
-  </w:num>
-  <w:num w:numId="9" w16cid:durableId="1202520919">
-    <w:abstractNumId w:val="5"/>
-    <w:lvlOverride w:ilvl="0">
-      <w:startOverride w:val="1"/>
-    </w:lvlOverride>
-  </w:num>
-  <w:num w:numId="10" w16cid:durableId="1213620465">
+  <w:num w:numId="12" w16cid:durableId="452213875">
     <w:abstractNumId w:val="6"/>
-    <w:lvlOverride w:ilvl="0">
-      <w:startOverride w:val="1"/>
-    </w:lvlOverride>
-  </w:num>
-  <w:num w:numId="11" w16cid:durableId="268968889">
-    <w:abstractNumId w:val="2"/>
-    <w:lvlOverride w:ilvl="0">
-      <w:startOverride w:val="1"/>
-    </w:lvlOverride>
-  </w:num>
-  <w:num w:numId="12" w16cid:durableId="1481922803">
-    <w:abstractNumId w:val="7"/>
     <w:lvlOverride w:ilvl="0">
       <w:startOverride w:val="1"/>
     </w:lvlOverride>
@@ -9781,7 +9791,7 @@
     <w:autoRedefine/>
     <w:uiPriority w:val="39"/>
     <w:unhideWhenUsed/>
-    <w:rsid w:val="00AA015F"/>
+    <w:rsid w:val="00D7058D"/>
     <w:pPr>
       <w:spacing w:after="100"/>
     </w:pPr>
@@ -9793,7 +9803,7 @@
     <w:autoRedefine/>
     <w:uiPriority w:val="39"/>
     <w:unhideWhenUsed/>
-    <w:rsid w:val="00AA015F"/>
+    <w:rsid w:val="00D7058D"/>
     <w:pPr>
       <w:spacing w:after="100"/>
       <w:ind w:left="210"/>

--- a/docs/manuals/Role_Guide_3_Contact_RA.docx
+++ b/docs/manuals/Role_Guide_3_Contact_RA.docx
@@ -69,7 +69,7 @@
           <w:left w:w="10" w:type="dxa"/>
           <w:right w:w="10" w:type="dxa"/>
         </w:tblCellMar>
-        <w:tblLook w:val="04A0" w:firstRow="1" w:lastRow="0" w:firstColumn="1" w:lastColumn="0" w:noHBand="0" w:noVBand="1"/>
+        <w:tblLook w:val="0000" w:firstRow="0" w:lastRow="0" w:firstColumn="0" w:lastColumn="0" w:noHBand="0" w:noVBand="0"/>
       </w:tblPr>
       <w:tblGrid>
         <w:gridCol w:w="2300"/>
@@ -469,7 +469,7 @@
                 <w:sz w:val="19"/>
                 <w:szCs w:val="19"/>
               </w:rPr>
-              <w:t>Version 1.6 · 20 September 2026</w:t>
+              <w:t>Version 1.7 · 21 September 2026</w:t>
             </w:r>
           </w:p>
         </w:tc>
@@ -538,7 +538,7 @@
     <w:sdt>
       <w:sdtPr>
         <w:alias w:val="Contents"/>
-        <w:id w:val="-1265306970"/>
+        <w:id w:val="899398026"/>
       </w:sdtPr>
       <w:sdtEndPr/>
       <w:sdtContent>
@@ -567,7 +567,7 @@
           <w:r>
             <w:fldChar w:fldCharType="separate"/>
           </w:r>
-          <w:hyperlink w:anchor="_Toc240784365" w:history="1">
+          <w:hyperlink w:anchor="_Toc240888912" w:history="1">
             <w:r>
               <w:rPr>
                 <w:rStyle w:val="Hyperlink"/>
@@ -591,7 +591,7 @@
               <w:rPr>
                 <w:noProof/>
               </w:rPr>
-              <w:instrText xml:space="preserve"> PAGEREF _Toc240784365 \h </w:instrText>
+              <w:instrText xml:space="preserve"> PAGEREF _Toc240888912 \h </w:instrText>
             </w:r>
             <w:r>
               <w:rPr>
@@ -634,7 +634,7 @@
               <w14:ligatures w14:val="standardContextual"/>
             </w:rPr>
           </w:pPr>
-          <w:hyperlink w:anchor="_Toc240784366" w:history="1">
+          <w:hyperlink w:anchor="_Toc240888913" w:history="1">
             <w:r>
               <w:rPr>
                 <w:rStyle w:val="Hyperlink"/>
@@ -658,7 +658,7 @@
               <w:rPr>
                 <w:noProof/>
               </w:rPr>
-              <w:instrText xml:space="preserve"> PAGEREF _Toc240784366 \h </w:instrText>
+              <w:instrText xml:space="preserve"> PAGEREF _Toc240888913 \h </w:instrText>
             </w:r>
             <w:r>
               <w:rPr>
@@ -701,7 +701,7 @@
               <w14:ligatures w14:val="standardContextual"/>
             </w:rPr>
           </w:pPr>
-          <w:hyperlink w:anchor="_Toc240784367" w:history="1">
+          <w:hyperlink w:anchor="_Toc240888914" w:history="1">
             <w:r>
               <w:rPr>
                 <w:rStyle w:val="Hyperlink"/>
@@ -725,7 +725,7 @@
               <w:rPr>
                 <w:noProof/>
               </w:rPr>
-              <w:instrText xml:space="preserve"> PAGEREF _Toc240784367 \h </w:instrText>
+              <w:instrText xml:space="preserve"> PAGEREF _Toc240888914 \h </w:instrText>
             </w:r>
             <w:r>
               <w:rPr>
@@ -768,7 +768,7 @@
               <w14:ligatures w14:val="standardContextual"/>
             </w:rPr>
           </w:pPr>
-          <w:hyperlink w:anchor="_Toc240784368" w:history="1">
+          <w:hyperlink w:anchor="_Toc240888915" w:history="1">
             <w:r>
               <w:rPr>
                 <w:rStyle w:val="Hyperlink"/>
@@ -792,7 +792,7 @@
               <w:rPr>
                 <w:noProof/>
               </w:rPr>
-              <w:instrText xml:space="preserve"> PAGEREF _Toc240784368 \h </w:instrText>
+              <w:instrText xml:space="preserve"> PAGEREF _Toc240888915 \h </w:instrText>
             </w:r>
             <w:r>
               <w:rPr>
@@ -835,7 +835,7 @@
               <w14:ligatures w14:val="standardContextual"/>
             </w:rPr>
           </w:pPr>
-          <w:hyperlink w:anchor="_Toc240784369" w:history="1">
+          <w:hyperlink w:anchor="_Toc240888916" w:history="1">
             <w:r>
               <w:rPr>
                 <w:rStyle w:val="Hyperlink"/>
@@ -859,7 +859,7 @@
               <w:rPr>
                 <w:noProof/>
               </w:rPr>
-              <w:instrText xml:space="preserve"> PAGEREF _Toc240784369 \h </w:instrText>
+              <w:instrText xml:space="preserve"> PAGEREF _Toc240888916 \h </w:instrText>
             </w:r>
             <w:r>
               <w:rPr>
@@ -902,7 +902,7 @@
               <w14:ligatures w14:val="standardContextual"/>
             </w:rPr>
           </w:pPr>
-          <w:hyperlink w:anchor="_Toc240784370" w:history="1">
+          <w:hyperlink w:anchor="_Toc240888917" w:history="1">
             <w:r>
               <w:rPr>
                 <w:rStyle w:val="Hyperlink"/>
@@ -926,7 +926,7 @@
               <w:rPr>
                 <w:noProof/>
               </w:rPr>
-              <w:instrText xml:space="preserve"> PAGEREF _Toc240784370 \h </w:instrText>
+              <w:instrText xml:space="preserve"> PAGEREF _Toc240888917 \h </w:instrText>
             </w:r>
             <w:r>
               <w:rPr>
@@ -969,7 +969,7 @@
               <w14:ligatures w14:val="standardContextual"/>
             </w:rPr>
           </w:pPr>
-          <w:hyperlink w:anchor="_Toc240784371" w:history="1">
+          <w:hyperlink w:anchor="_Toc240888918" w:history="1">
             <w:r>
               <w:rPr>
                 <w:rStyle w:val="Hyperlink"/>
@@ -993,7 +993,7 @@
               <w:rPr>
                 <w:noProof/>
               </w:rPr>
-              <w:instrText xml:space="preserve"> PAGEREF _Toc240784371 \h </w:instrText>
+              <w:instrText xml:space="preserve"> PAGEREF _Toc240888918 \h </w:instrText>
             </w:r>
             <w:r>
               <w:rPr>
@@ -1036,7 +1036,7 @@
               <w14:ligatures w14:val="standardContextual"/>
             </w:rPr>
           </w:pPr>
-          <w:hyperlink w:anchor="_Toc240784372" w:history="1">
+          <w:hyperlink w:anchor="_Toc240888919" w:history="1">
             <w:r>
               <w:rPr>
                 <w:rStyle w:val="Hyperlink"/>
@@ -1060,7 +1060,7 @@
               <w:rPr>
                 <w:noProof/>
               </w:rPr>
-              <w:instrText xml:space="preserve"> PAGEREF _Toc240784372 \h </w:instrText>
+              <w:instrText xml:space="preserve"> PAGEREF _Toc240888919 \h </w:instrText>
             </w:r>
             <w:r>
               <w:rPr>
@@ -1103,7 +1103,7 @@
               <w14:ligatures w14:val="standardContextual"/>
             </w:rPr>
           </w:pPr>
-          <w:hyperlink w:anchor="_Toc240784373" w:history="1">
+          <w:hyperlink w:anchor="_Toc240888920" w:history="1">
             <w:r>
               <w:rPr>
                 <w:rStyle w:val="Hyperlink"/>
@@ -1127,7 +1127,7 @@
               <w:rPr>
                 <w:noProof/>
               </w:rPr>
-              <w:instrText xml:space="preserve"> PAGEREF _Toc240784373 \h </w:instrText>
+              <w:instrText xml:space="preserve"> PAGEREF _Toc240888920 \h </w:instrText>
             </w:r>
             <w:r>
               <w:rPr>
@@ -1170,7 +1170,7 @@
               <w14:ligatures w14:val="standardContextual"/>
             </w:rPr>
           </w:pPr>
-          <w:hyperlink w:anchor="_Toc240784374" w:history="1">
+          <w:hyperlink w:anchor="_Toc240888921" w:history="1">
             <w:r>
               <w:rPr>
                 <w:rStyle w:val="Hyperlink"/>
@@ -1194,7 +1194,7 @@
               <w:rPr>
                 <w:noProof/>
               </w:rPr>
-              <w:instrText xml:space="preserve"> PAGEREF _Toc240784374 \h </w:instrText>
+              <w:instrText xml:space="preserve"> PAGEREF _Toc240888921 \h </w:instrText>
             </w:r>
             <w:r>
               <w:rPr>
@@ -1237,7 +1237,7 @@
               <w14:ligatures w14:val="standardContextual"/>
             </w:rPr>
           </w:pPr>
-          <w:hyperlink w:anchor="_Toc240784375" w:history="1">
+          <w:hyperlink w:anchor="_Toc240888922" w:history="1">
             <w:r>
               <w:rPr>
                 <w:rStyle w:val="Hyperlink"/>
@@ -1261,7 +1261,7 @@
               <w:rPr>
                 <w:noProof/>
               </w:rPr>
-              <w:instrText xml:space="preserve"> PAGEREF _Toc240784375 \h </w:instrText>
+              <w:instrText xml:space="preserve"> PAGEREF _Toc240888922 \h </w:instrText>
             </w:r>
             <w:r>
               <w:rPr>
@@ -1304,7 +1304,7 @@
               <w14:ligatures w14:val="standardContextual"/>
             </w:rPr>
           </w:pPr>
-          <w:hyperlink w:anchor="_Toc240784376" w:history="1">
+          <w:hyperlink w:anchor="_Toc240888923" w:history="1">
             <w:r>
               <w:rPr>
                 <w:rStyle w:val="Hyperlink"/>
@@ -1328,7 +1328,7 @@
               <w:rPr>
                 <w:noProof/>
               </w:rPr>
-              <w:instrText xml:space="preserve"> PAGEREF _Toc240784376 \h </w:instrText>
+              <w:instrText xml:space="preserve"> PAGEREF _Toc240888923 \h </w:instrText>
             </w:r>
             <w:r>
               <w:rPr>
@@ -1371,7 +1371,7 @@
               <w14:ligatures w14:val="standardContextual"/>
             </w:rPr>
           </w:pPr>
-          <w:hyperlink w:anchor="_Toc240784377" w:history="1">
+          <w:hyperlink w:anchor="_Toc240888924" w:history="1">
             <w:r>
               <w:rPr>
                 <w:rStyle w:val="Hyperlink"/>
@@ -1395,7 +1395,7 @@
               <w:rPr>
                 <w:noProof/>
               </w:rPr>
-              <w:instrText xml:space="preserve"> PAGEREF _Toc240784377 \h </w:instrText>
+              <w:instrText xml:space="preserve"> PAGEREF _Toc240888924 \h </w:instrText>
             </w:r>
             <w:r>
               <w:rPr>
@@ -1438,7 +1438,7 @@
               <w14:ligatures w14:val="standardContextual"/>
             </w:rPr>
           </w:pPr>
-          <w:hyperlink w:anchor="_Toc240784378" w:history="1">
+          <w:hyperlink w:anchor="_Toc240888925" w:history="1">
             <w:r>
               <w:rPr>
                 <w:rStyle w:val="Hyperlink"/>
@@ -1462,7 +1462,7 @@
               <w:rPr>
                 <w:noProof/>
               </w:rPr>
-              <w:instrText xml:space="preserve"> PAGEREF _Toc240784378 \h </w:instrText>
+              <w:instrText xml:space="preserve"> PAGEREF _Toc240888925 \h </w:instrText>
             </w:r>
             <w:r>
               <w:rPr>
@@ -1505,7 +1505,7 @@
               <w14:ligatures w14:val="standardContextual"/>
             </w:rPr>
           </w:pPr>
-          <w:hyperlink w:anchor="_Toc240784379" w:history="1">
+          <w:hyperlink w:anchor="_Toc240888926" w:history="1">
             <w:r>
               <w:rPr>
                 <w:rStyle w:val="Hyperlink"/>
@@ -1529,7 +1529,7 @@
               <w:rPr>
                 <w:noProof/>
               </w:rPr>
-              <w:instrText xml:space="preserve"> PAGEREF _Toc240784379 \h </w:instrText>
+              <w:instrText xml:space="preserve"> PAGEREF _Toc240888926 \h </w:instrText>
             </w:r>
             <w:r>
               <w:rPr>
@@ -1572,7 +1572,7 @@
               <w14:ligatures w14:val="standardContextual"/>
             </w:rPr>
           </w:pPr>
-          <w:hyperlink w:anchor="_Toc240784380" w:history="1">
+          <w:hyperlink w:anchor="_Toc240888927" w:history="1">
             <w:r>
               <w:rPr>
                 <w:rStyle w:val="Hyperlink"/>
@@ -1596,7 +1596,7 @@
               <w:rPr>
                 <w:noProof/>
               </w:rPr>
-              <w:instrText xml:space="preserve"> PAGEREF _Toc240784380 \h </w:instrText>
+              <w:instrText xml:space="preserve"> PAGEREF _Toc240888927 \h </w:instrText>
             </w:r>
             <w:r>
               <w:rPr>
@@ -1639,7 +1639,7 @@
               <w14:ligatures w14:val="standardContextual"/>
             </w:rPr>
           </w:pPr>
-          <w:hyperlink w:anchor="_Toc240784381" w:history="1">
+          <w:hyperlink w:anchor="_Toc240888928" w:history="1">
             <w:r>
               <w:rPr>
                 <w:rStyle w:val="Hyperlink"/>
@@ -1663,7 +1663,7 @@
               <w:rPr>
                 <w:noProof/>
               </w:rPr>
-              <w:instrText xml:space="preserve"> PAGEREF _Toc240784381 \h </w:instrText>
+              <w:instrText xml:space="preserve"> PAGEREF _Toc240888928 \h </w:instrText>
             </w:r>
             <w:r>
               <w:rPr>
@@ -1706,7 +1706,7 @@
               <w14:ligatures w14:val="standardContextual"/>
             </w:rPr>
           </w:pPr>
-          <w:hyperlink w:anchor="_Toc240784382" w:history="1">
+          <w:hyperlink w:anchor="_Toc240888929" w:history="1">
             <w:r>
               <w:rPr>
                 <w:rStyle w:val="Hyperlink"/>
@@ -1730,7 +1730,7 @@
               <w:rPr>
                 <w:noProof/>
               </w:rPr>
-              <w:instrText xml:space="preserve"> PAGEREF _Toc240784382 \h </w:instrText>
+              <w:instrText xml:space="preserve"> PAGEREF _Toc240888929 \h </w:instrText>
             </w:r>
             <w:r>
               <w:rPr>
@@ -1773,7 +1773,7 @@
               <w14:ligatures w14:val="standardContextual"/>
             </w:rPr>
           </w:pPr>
-          <w:hyperlink w:anchor="_Toc240784383" w:history="1">
+          <w:hyperlink w:anchor="_Toc240888930" w:history="1">
             <w:r>
               <w:rPr>
                 <w:rStyle w:val="Hyperlink"/>
@@ -1797,7 +1797,7 @@
               <w:rPr>
                 <w:noProof/>
               </w:rPr>
-              <w:instrText xml:space="preserve"> PAGEREF _Toc240784383 \h </w:instrText>
+              <w:instrText xml:space="preserve"> PAGEREF _Toc240888930 \h </w:instrText>
             </w:r>
             <w:r>
               <w:rPr>
@@ -1840,7 +1840,7 @@
               <w14:ligatures w14:val="standardContextual"/>
             </w:rPr>
           </w:pPr>
-          <w:hyperlink w:anchor="_Toc240784384" w:history="1">
+          <w:hyperlink w:anchor="_Toc240888931" w:history="1">
             <w:r>
               <w:rPr>
                 <w:rStyle w:val="Hyperlink"/>
@@ -1864,7 +1864,7 @@
               <w:rPr>
                 <w:noProof/>
               </w:rPr>
-              <w:instrText xml:space="preserve"> PAGEREF _Toc240784384 \h </w:instrText>
+              <w:instrText xml:space="preserve"> PAGEREF _Toc240888931 \h </w:instrText>
             </w:r>
             <w:r>
               <w:rPr>
@@ -1907,7 +1907,7 @@
               <w14:ligatures w14:val="standardContextual"/>
             </w:rPr>
           </w:pPr>
-          <w:hyperlink w:anchor="_Toc240784385" w:history="1">
+          <w:hyperlink w:anchor="_Toc240888932" w:history="1">
             <w:r>
               <w:rPr>
                 <w:rStyle w:val="Hyperlink"/>
@@ -1931,7 +1931,7 @@
               <w:rPr>
                 <w:noProof/>
               </w:rPr>
-              <w:instrText xml:space="preserve"> PAGEREF _Toc240784385 \h </w:instrText>
+              <w:instrText xml:space="preserve"> PAGEREF _Toc240888932 \h </w:instrText>
             </w:r>
             <w:r>
               <w:rPr>
@@ -1949,6 +1949,542 @@
                 <w:noProof/>
               </w:rPr>
               <w:t>15</w:t>
+            </w:r>
+            <w:r>
+              <w:rPr>
+                <w:noProof/>
+              </w:rPr>
+              <w:fldChar w:fldCharType="end"/>
+            </w:r>
+          </w:hyperlink>
+        </w:p>
+        <w:p>
+          <w:pPr>
+            <w:pStyle w:val="TOC1"/>
+            <w:tabs>
+              <w:tab w:val="right" w:leader="dot" w:pos="9402"/>
+            </w:tabs>
+            <w:rPr>
+              <w:rFonts w:asciiTheme="minorHAnsi" w:eastAsiaTheme="minorEastAsia" w:hAnsiTheme="minorHAnsi" w:cstheme="minorBidi"/>
+              <w:noProof/>
+              <w:color w:val="auto"/>
+              <w:kern w:val="2"/>
+              <w:sz w:val="24"/>
+              <w:szCs w:val="24"/>
+              <w14:ligatures w14:val="standardContextual"/>
+            </w:rPr>
+          </w:pPr>
+          <w:hyperlink w:anchor="_Toc240888933" w:history="1">
+            <w:r>
+              <w:rPr>
+                <w:rStyle w:val="Hyperlink"/>
+                <w:noProof/>
+              </w:rPr>
+              <w:t>8. Every screen and button for your role</w:t>
+            </w:r>
+            <w:r>
+              <w:rPr>
+                <w:noProof/>
+              </w:rPr>
+              <w:tab/>
+            </w:r>
+            <w:r>
+              <w:rPr>
+                <w:noProof/>
+              </w:rPr>
+              <w:fldChar w:fldCharType="begin"/>
+            </w:r>
+            <w:r>
+              <w:rPr>
+                <w:noProof/>
+              </w:rPr>
+              <w:instrText xml:space="preserve"> PAGEREF _Toc240888933 \h </w:instrText>
+            </w:r>
+            <w:r>
+              <w:rPr>
+                <w:noProof/>
+              </w:rPr>
+            </w:r>
+            <w:r>
+              <w:rPr>
+                <w:noProof/>
+              </w:rPr>
+              <w:fldChar w:fldCharType="separate"/>
+            </w:r>
+            <w:r>
+              <w:rPr>
+                <w:noProof/>
+              </w:rPr>
+              <w:t>16</w:t>
+            </w:r>
+            <w:r>
+              <w:rPr>
+                <w:noProof/>
+              </w:rPr>
+              <w:fldChar w:fldCharType="end"/>
+            </w:r>
+          </w:hyperlink>
+        </w:p>
+        <w:p>
+          <w:pPr>
+            <w:pStyle w:val="TOC2"/>
+            <w:tabs>
+              <w:tab w:val="right" w:leader="dot" w:pos="9402"/>
+            </w:tabs>
+            <w:rPr>
+              <w:rFonts w:asciiTheme="minorHAnsi" w:eastAsiaTheme="minorEastAsia" w:hAnsiTheme="minorHAnsi" w:cstheme="minorBidi"/>
+              <w:noProof/>
+              <w:color w:val="auto"/>
+              <w:kern w:val="2"/>
+              <w:sz w:val="24"/>
+              <w:szCs w:val="24"/>
+              <w14:ligatures w14:val="standardContextual"/>
+            </w:rPr>
+          </w:pPr>
+          <w:hyperlink w:anchor="_Toc240888934" w:history="1">
+            <w:r>
+              <w:rPr>
+                <w:rStyle w:val="Hyperlink"/>
+                <w:noProof/>
+              </w:rPr>
+              <w:t>8.1 Sign in</w:t>
+            </w:r>
+            <w:r>
+              <w:rPr>
+                <w:noProof/>
+              </w:rPr>
+              <w:tab/>
+            </w:r>
+            <w:r>
+              <w:rPr>
+                <w:noProof/>
+              </w:rPr>
+              <w:fldChar w:fldCharType="begin"/>
+            </w:r>
+            <w:r>
+              <w:rPr>
+                <w:noProof/>
+              </w:rPr>
+              <w:instrText xml:space="preserve"> PAGEREF _Toc240888934 \h </w:instrText>
+            </w:r>
+            <w:r>
+              <w:rPr>
+                <w:noProof/>
+              </w:rPr>
+            </w:r>
+            <w:r>
+              <w:rPr>
+                <w:noProof/>
+              </w:rPr>
+              <w:fldChar w:fldCharType="separate"/>
+            </w:r>
+            <w:r>
+              <w:rPr>
+                <w:noProof/>
+              </w:rPr>
+              <w:t>16</w:t>
+            </w:r>
+            <w:r>
+              <w:rPr>
+                <w:noProof/>
+              </w:rPr>
+              <w:fldChar w:fldCharType="end"/>
+            </w:r>
+          </w:hyperlink>
+        </w:p>
+        <w:p>
+          <w:pPr>
+            <w:pStyle w:val="TOC2"/>
+            <w:tabs>
+              <w:tab w:val="right" w:leader="dot" w:pos="9402"/>
+            </w:tabs>
+            <w:rPr>
+              <w:rFonts w:asciiTheme="minorHAnsi" w:eastAsiaTheme="minorEastAsia" w:hAnsiTheme="minorHAnsi" w:cstheme="minorBidi"/>
+              <w:noProof/>
+              <w:color w:val="auto"/>
+              <w:kern w:val="2"/>
+              <w:sz w:val="24"/>
+              <w:szCs w:val="24"/>
+              <w14:ligatures w14:val="standardContextual"/>
+            </w:rPr>
+          </w:pPr>
+          <w:hyperlink w:anchor="_Toc240888935" w:history="1">
+            <w:r>
+              <w:rPr>
+                <w:rStyle w:val="Hyperlink"/>
+                <w:noProof/>
+              </w:rPr>
+              <w:t>8.2 The header and menu bar (every screen)</w:t>
+            </w:r>
+            <w:r>
+              <w:rPr>
+                <w:noProof/>
+              </w:rPr>
+              <w:tab/>
+            </w:r>
+            <w:r>
+              <w:rPr>
+                <w:noProof/>
+              </w:rPr>
+              <w:fldChar w:fldCharType="begin"/>
+            </w:r>
+            <w:r>
+              <w:rPr>
+                <w:noProof/>
+              </w:rPr>
+              <w:instrText xml:space="preserve"> PAGEREF _Toc240888935 \h </w:instrText>
+            </w:r>
+            <w:r>
+              <w:rPr>
+                <w:noProof/>
+              </w:rPr>
+            </w:r>
+            <w:r>
+              <w:rPr>
+                <w:noProof/>
+              </w:rPr>
+              <w:fldChar w:fldCharType="separate"/>
+            </w:r>
+            <w:r>
+              <w:rPr>
+                <w:noProof/>
+              </w:rPr>
+              <w:t>16</w:t>
+            </w:r>
+            <w:r>
+              <w:rPr>
+                <w:noProof/>
+              </w:rPr>
+              <w:fldChar w:fldCharType="end"/>
+            </w:r>
+          </w:hyperlink>
+        </w:p>
+        <w:p>
+          <w:pPr>
+            <w:pStyle w:val="TOC2"/>
+            <w:tabs>
+              <w:tab w:val="right" w:leader="dot" w:pos="9402"/>
+            </w:tabs>
+            <w:rPr>
+              <w:rFonts w:asciiTheme="minorHAnsi" w:eastAsiaTheme="minorEastAsia" w:hAnsiTheme="minorHAnsi" w:cstheme="minorBidi"/>
+              <w:noProof/>
+              <w:color w:val="auto"/>
+              <w:kern w:val="2"/>
+              <w:sz w:val="24"/>
+              <w:szCs w:val="24"/>
+              <w14:ligatures w14:val="standardContextual"/>
+            </w:rPr>
+          </w:pPr>
+          <w:hyperlink w:anchor="_Toc240888936" w:history="1">
+            <w:r>
+              <w:rPr>
+                <w:rStyle w:val="Hyperlink"/>
+                <w:noProof/>
+              </w:rPr>
+              <w:t>8.3 Change Password</w:t>
+            </w:r>
+            <w:r>
+              <w:rPr>
+                <w:noProof/>
+              </w:rPr>
+              <w:tab/>
+            </w:r>
+            <w:r>
+              <w:rPr>
+                <w:noProof/>
+              </w:rPr>
+              <w:fldChar w:fldCharType="begin"/>
+            </w:r>
+            <w:r>
+              <w:rPr>
+                <w:noProof/>
+              </w:rPr>
+              <w:instrText xml:space="preserve"> PAGEREF _Toc240888936 \h </w:instrText>
+            </w:r>
+            <w:r>
+              <w:rPr>
+                <w:noProof/>
+              </w:rPr>
+            </w:r>
+            <w:r>
+              <w:rPr>
+                <w:noProof/>
+              </w:rPr>
+              <w:fldChar w:fldCharType="separate"/>
+            </w:r>
+            <w:r>
+              <w:rPr>
+                <w:noProof/>
+              </w:rPr>
+              <w:t>17</w:t>
+            </w:r>
+            <w:r>
+              <w:rPr>
+                <w:noProof/>
+              </w:rPr>
+              <w:fldChar w:fldCharType="end"/>
+            </w:r>
+          </w:hyperlink>
+        </w:p>
+        <w:p>
+          <w:pPr>
+            <w:pStyle w:val="TOC2"/>
+            <w:tabs>
+              <w:tab w:val="right" w:leader="dot" w:pos="9402"/>
+            </w:tabs>
+            <w:rPr>
+              <w:rFonts w:asciiTheme="minorHAnsi" w:eastAsiaTheme="minorEastAsia" w:hAnsiTheme="minorHAnsi" w:cstheme="minorBidi"/>
+              <w:noProof/>
+              <w:color w:val="auto"/>
+              <w:kern w:val="2"/>
+              <w:sz w:val="24"/>
+              <w:szCs w:val="24"/>
+              <w14:ligatures w14:val="standardContextual"/>
+            </w:rPr>
+          </w:pPr>
+          <w:hyperlink w:anchor="_Toc240888937" w:history="1">
+            <w:r>
+              <w:rPr>
+                <w:rStyle w:val="Hyperlink"/>
+                <w:noProof/>
+              </w:rPr>
+              <w:t>8.4 Main-400 Register (and Reserve)</w:t>
+            </w:r>
+            <w:r>
+              <w:rPr>
+                <w:noProof/>
+              </w:rPr>
+              <w:tab/>
+            </w:r>
+            <w:r>
+              <w:rPr>
+                <w:noProof/>
+              </w:rPr>
+              <w:fldChar w:fldCharType="begin"/>
+            </w:r>
+            <w:r>
+              <w:rPr>
+                <w:noProof/>
+              </w:rPr>
+              <w:instrText xml:space="preserve"> PAGEREF _Toc240888937 \h </w:instrText>
+            </w:r>
+            <w:r>
+              <w:rPr>
+                <w:noProof/>
+              </w:rPr>
+            </w:r>
+            <w:r>
+              <w:rPr>
+                <w:noProof/>
+              </w:rPr>
+              <w:fldChar w:fldCharType="separate"/>
+            </w:r>
+            <w:r>
+              <w:rPr>
+                <w:noProof/>
+              </w:rPr>
+              <w:t>17</w:t>
+            </w:r>
+            <w:r>
+              <w:rPr>
+                <w:noProof/>
+              </w:rPr>
+              <w:fldChar w:fldCharType="end"/>
+            </w:r>
+          </w:hyperlink>
+        </w:p>
+        <w:p>
+          <w:pPr>
+            <w:pStyle w:val="TOC2"/>
+            <w:tabs>
+              <w:tab w:val="right" w:leader="dot" w:pos="9402"/>
+            </w:tabs>
+            <w:rPr>
+              <w:rFonts w:asciiTheme="minorHAnsi" w:eastAsiaTheme="minorEastAsia" w:hAnsiTheme="minorHAnsi" w:cstheme="minorBidi"/>
+              <w:noProof/>
+              <w:color w:val="auto"/>
+              <w:kern w:val="2"/>
+              <w:sz w:val="24"/>
+              <w:szCs w:val="24"/>
+              <w14:ligatures w14:val="standardContextual"/>
+            </w:rPr>
+          </w:pPr>
+          <w:hyperlink w:anchor="_Toc240888938" w:history="1">
+            <w:r>
+              <w:rPr>
+                <w:rStyle w:val="Hyperlink"/>
+                <w:noProof/>
+              </w:rPr>
+              <w:t>8.5 Case page</w:t>
+            </w:r>
+            <w:r>
+              <w:rPr>
+                <w:noProof/>
+              </w:rPr>
+              <w:tab/>
+            </w:r>
+            <w:r>
+              <w:rPr>
+                <w:noProof/>
+              </w:rPr>
+              <w:fldChar w:fldCharType="begin"/>
+            </w:r>
+            <w:r>
+              <w:rPr>
+                <w:noProof/>
+              </w:rPr>
+              <w:instrText xml:space="preserve"> PAGEREF _Toc240888938 \h </w:instrText>
+            </w:r>
+            <w:r>
+              <w:rPr>
+                <w:noProof/>
+              </w:rPr>
+            </w:r>
+            <w:r>
+              <w:rPr>
+                <w:noProof/>
+              </w:rPr>
+              <w:fldChar w:fldCharType="separate"/>
+            </w:r>
+            <w:r>
+              <w:rPr>
+                <w:noProof/>
+              </w:rPr>
+              <w:t>18</w:t>
+            </w:r>
+            <w:r>
+              <w:rPr>
+                <w:noProof/>
+              </w:rPr>
+              <w:fldChar w:fldCharType="end"/>
+            </w:r>
+          </w:hyperlink>
+        </w:p>
+        <w:p>
+          <w:pPr>
+            <w:pStyle w:val="TOC2"/>
+            <w:tabs>
+              <w:tab w:val="right" w:leader="dot" w:pos="9402"/>
+            </w:tabs>
+            <w:rPr>
+              <w:rFonts w:asciiTheme="minorHAnsi" w:eastAsiaTheme="minorEastAsia" w:hAnsiTheme="minorHAnsi" w:cstheme="minorBidi"/>
+              <w:noProof/>
+              <w:color w:val="auto"/>
+              <w:kern w:val="2"/>
+              <w:sz w:val="24"/>
+              <w:szCs w:val="24"/>
+              <w14:ligatures w14:val="standardContextual"/>
+            </w:rPr>
+          </w:pPr>
+          <w:hyperlink w:anchor="_Toc240888939" w:history="1">
+            <w:r>
+              <w:rPr>
+                <w:rStyle w:val="Hyperlink"/>
+                <w:noProof/>
+              </w:rPr>
+              <w:t>8.6 Appointment Queue</w:t>
+            </w:r>
+            <w:r>
+              <w:rPr>
+                <w:noProof/>
+              </w:rPr>
+              <w:tab/>
+            </w:r>
+            <w:r>
+              <w:rPr>
+                <w:noProof/>
+              </w:rPr>
+              <w:fldChar w:fldCharType="begin"/>
+            </w:r>
+            <w:r>
+              <w:rPr>
+                <w:noProof/>
+              </w:rPr>
+              <w:instrText xml:space="preserve"> PAGEREF _Toc240888939 \h </w:instrText>
+            </w:r>
+            <w:r>
+              <w:rPr>
+                <w:noProof/>
+              </w:rPr>
+            </w:r>
+            <w:r>
+              <w:rPr>
+                <w:noProof/>
+              </w:rPr>
+              <w:fldChar w:fldCharType="separate"/>
+            </w:r>
+            <w:r>
+              <w:rPr>
+                <w:noProof/>
+              </w:rPr>
+              <w:t>19</w:t>
+            </w:r>
+            <w:r>
+              <w:rPr>
+                <w:noProof/>
+              </w:rPr>
+              <w:fldChar w:fldCharType="end"/>
+            </w:r>
+          </w:hyperlink>
+        </w:p>
+        <w:p>
+          <w:pPr>
+            <w:pStyle w:val="TOC2"/>
+            <w:tabs>
+              <w:tab w:val="right" w:leader="dot" w:pos="9402"/>
+            </w:tabs>
+            <w:rPr>
+              <w:rFonts w:asciiTheme="minorHAnsi" w:eastAsiaTheme="minorEastAsia" w:hAnsiTheme="minorHAnsi" w:cstheme="minorBidi"/>
+              <w:noProof/>
+              <w:color w:val="auto"/>
+              <w:kern w:val="2"/>
+              <w:sz w:val="24"/>
+              <w:szCs w:val="24"/>
+              <w14:ligatures w14:val="standardContextual"/>
+            </w:rPr>
+          </w:pPr>
+          <w:hyperlink w:anchor="_Toc240888940" w:history="1">
+            <w:r>
+              <w:rPr>
+                <w:rStyle w:val="Hyperlink"/>
+                <w:noProof/>
+              </w:rPr>
+              <w:t>8.7 Follow-ups due</w:t>
+            </w:r>
+            <w:r>
+              <w:rPr>
+                <w:noProof/>
+              </w:rPr>
+              <w:tab/>
+            </w:r>
+            <w:r>
+              <w:rPr>
+                <w:noProof/>
+              </w:rPr>
+              <w:fldChar w:fldCharType="begin"/>
+            </w:r>
+            <w:r>
+              <w:rPr>
+                <w:noProof/>
+              </w:rPr>
+              <w:instrText xml:space="preserve"> PAGEREF _Toc240888940 \h </w:instrText>
+            </w:r>
+            <w:r>
+              <w:rPr>
+                <w:noProof/>
+              </w:rPr>
+            </w:r>
+            <w:r>
+              <w:rPr>
+                <w:noProof/>
+              </w:rPr>
+              <w:fldChar w:fldCharType="separate"/>
+            </w:r>
+            <w:r>
+              <w:rPr>
+                <w:noProof/>
+              </w:rPr>
+              <w:t>20</w:t>
             </w:r>
             <w:r>
               <w:rPr>
@@ -1970,7 +2506,7 @@
         <w:pStyle w:val="Heading1"/>
         <w:pageBreakBefore/>
       </w:pPr>
-      <w:bookmarkStart w:id="0" w:name="_Toc240784365"/>
+      <w:bookmarkStart w:id="0" w:name="_Toc240888912"/>
       <w:r>
         <w:lastRenderedPageBreak/>
         <w:t>1. Your role at a glance</w:t>
@@ -2130,7 +2666,7 @@
           <w:left w:w="10" w:type="dxa"/>
           <w:right w:w="10" w:type="dxa"/>
         </w:tblCellMar>
-        <w:tblLook w:val="04A0" w:firstRow="1" w:lastRow="0" w:firstColumn="1" w:lastColumn="0" w:noHBand="0" w:noVBand="1"/>
+        <w:tblLook w:val="0000" w:firstRow="0" w:lastRow="0" w:firstColumn="0" w:lastColumn="0" w:noHBand="0" w:noVBand="0"/>
       </w:tblPr>
       <w:tblGrid>
         <w:gridCol w:w="9412"/>
@@ -2179,7 +2715,7 @@
                 <w:sz w:val="19"/>
                 <w:szCs w:val="19"/>
               </w:rPr>
-              <w:t>The System Manual explains how the whole system works. This guide covers only what you do. Ask the Field Coordinator or PI when something is outside your role.</w:t>
+              <w:t>The System Manual explains how the whole system works. This guide covers only what you do, and its last section lists every screen and button you can use, with what each does and why. Ask the Field Coordinator or PI when something is outside your role.</w:t>
             </w:r>
           </w:p>
         </w:tc>
@@ -2190,7 +2726,7 @@
         <w:pStyle w:val="Heading1"/>
         <w:pageBreakBefore/>
       </w:pPr>
-      <w:bookmarkStart w:id="1" w:name="_Toc240784366"/>
+      <w:bookmarkStart w:id="1" w:name="_Toc240888913"/>
       <w:r>
         <w:lastRenderedPageBreak/>
         <w:t>2. Signing in and your screens</w:t>
@@ -2201,7 +2737,7 @@
       <w:pPr>
         <w:pStyle w:val="Heading2"/>
       </w:pPr>
-      <w:bookmarkStart w:id="2" w:name="_Toc240784367"/>
+      <w:bookmarkStart w:id="2" w:name="_Toc240888914"/>
       <w:r>
         <w:t>Signing in</w:t>
       </w:r>
@@ -2284,7 +2820,7 @@
           <w:noProof/>
         </w:rPr>
         <w:drawing>
-          <wp:inline distT="0" distB="0" distL="0" distR="0" wp14:anchorId="06B3799D" wp14:editId="2E4D1F67">
+          <wp:inline distT="0" distB="0" distL="0" distR="0" wp14:anchorId="672868B7" wp14:editId="144632E3">
             <wp:extent cx="5334000" cy="2333625"/>
             <wp:effectExtent l="0" t="0" r="0" b="0"/>
             <wp:docPr id="1" name="adm_login.jpg" descr="The sign-in screen for all internal staff." title="The sign-in screen for all internal staff."/>
@@ -2392,7 +2928,7 @@
           <w:left w:w="10" w:type="dxa"/>
           <w:right w:w="10" w:type="dxa"/>
         </w:tblCellMar>
-        <w:tblLook w:val="04A0" w:firstRow="1" w:lastRow="0" w:firstColumn="1" w:lastColumn="0" w:noHBand="0" w:noVBand="1"/>
+        <w:tblLook w:val="0000" w:firstRow="0" w:lastRow="0" w:firstColumn="0" w:lastColumn="0" w:noHBand="0" w:noVBand="0"/>
       </w:tblPr>
       <w:tblGrid>
         <w:gridCol w:w="9412"/>
@@ -2451,7 +2987,7 @@
       <w:pPr>
         <w:pStyle w:val="Heading2"/>
       </w:pPr>
-      <w:bookmarkStart w:id="3" w:name="_Toc240784368"/>
+      <w:bookmarkStart w:id="3" w:name="_Toc240888915"/>
       <w:r>
         <w:t>Finding your way around</w:t>
       </w:r>
@@ -2636,7 +3172,7 @@
         </w:rPr>
         <w:lastRenderedPageBreak/>
         <w:drawing>
-          <wp:inline distT="0" distB="0" distL="0" distR="0" wp14:anchorId="5FBA8211" wp14:editId="111CA33D">
+          <wp:inline distT="0" distB="0" distL="0" distR="0" wp14:anchorId="641AF259" wp14:editId="78D02FE6">
             <wp:extent cx="5715000" cy="1876425"/>
             <wp:effectExtent l="0" t="0" r="0" b="0"/>
             <wp:docPr id="2" name="adm_not_your_role.jpg" descr="Opening a screen outside your role (for example from an old bookmark) shows this card instead of the screen." title="Opening a screen outside your role (for example from an old bookmark) shows this card instead of the screen."/>
@@ -2705,7 +3241,7 @@
       <w:pPr>
         <w:pStyle w:val="Heading2"/>
       </w:pPr>
-      <w:bookmarkStart w:id="4" w:name="_Toc240784369"/>
+      <w:bookmarkStart w:id="4" w:name="_Toc240888916"/>
       <w:r>
         <w:t>Your screens</w:t>
       </w:r>
@@ -2726,7 +3262,7 @@
           <w:left w:w="10" w:type="dxa"/>
           <w:right w:w="10" w:type="dxa"/>
         </w:tblCellMar>
-        <w:tblLook w:val="04A0" w:firstRow="1" w:lastRow="0" w:firstColumn="1" w:lastColumn="0" w:noHBand="0" w:noVBand="1"/>
+        <w:tblLook w:val="0000" w:firstRow="0" w:lastRow="0" w:firstColumn="0" w:lastColumn="0" w:noHBand="0" w:noVBand="0"/>
       </w:tblPr>
       <w:tblGrid>
         <w:gridCol w:w="2824"/>
@@ -2980,7 +3516,7 @@
       <w:pPr>
         <w:pStyle w:val="Heading2"/>
       </w:pPr>
-      <w:bookmarkStart w:id="5" w:name="_Toc240784370"/>
+      <w:bookmarkStart w:id="5" w:name="_Toc240888917"/>
       <w:r>
         <w:t>Changing your password</w:t>
       </w:r>
@@ -3063,7 +3599,7 @@
           <w:noProof/>
         </w:rPr>
         <w:drawing>
-          <wp:inline distT="0" distB="0" distL="0" distR="0" wp14:anchorId="12AF2591" wp14:editId="6440ED50">
+          <wp:inline distT="0" distB="0" distL="0" distR="0" wp14:anchorId="65CA7626" wp14:editId="232389B7">
             <wp:extent cx="5334000" cy="2171700"/>
             <wp:effectExtent l="0" t="0" r="0" b="0"/>
             <wp:docPr id="3" name="adm_account.jpg" descr="Change Password screen." title="Change Password screen."/>
@@ -3151,7 +3687,7 @@
         <w:pStyle w:val="Heading1"/>
         <w:pageBreakBefore/>
       </w:pPr>
-      <w:bookmarkStart w:id="6" w:name="_Toc240784371"/>
+      <w:bookmarkStart w:id="6" w:name="_Toc240888918"/>
       <w:r>
         <w:lastRenderedPageBreak/>
         <w:t>3. Your routine</w:t>
@@ -3181,7 +3717,7 @@
           <w:left w:w="10" w:type="dxa"/>
           <w:right w:w="10" w:type="dxa"/>
         </w:tblCellMar>
-        <w:tblLook w:val="04A0" w:firstRow="1" w:lastRow="0" w:firstColumn="1" w:lastColumn="0" w:noHBand="0" w:noVBand="1"/>
+        <w:tblLook w:val="0000" w:firstRow="0" w:lastRow="0" w:firstColumn="0" w:lastColumn="0" w:noHBand="0" w:noVBand="0"/>
       </w:tblPr>
       <w:tblGrid>
         <w:gridCol w:w="2071"/>
@@ -3495,7 +4031,7 @@
         <w:pStyle w:val="Heading1"/>
         <w:pageBreakBefore/>
       </w:pPr>
-      <w:bookmarkStart w:id="7" w:name="_Toc240784372"/>
+      <w:bookmarkStart w:id="7" w:name="_Toc240888919"/>
       <w:r>
         <w:lastRenderedPageBreak/>
         <w:t>4. Step-by-step tasks</w:t>
@@ -3506,7 +4042,7 @@
       <w:pPr>
         <w:pStyle w:val="Heading2"/>
       </w:pPr>
-      <w:bookmarkStart w:id="8" w:name="_Toc240784373"/>
+      <w:bookmarkStart w:id="8" w:name="_Toc240888920"/>
       <w:r>
         <w:t>4.1 Finding your cases</w:t>
       </w:r>
@@ -3546,7 +4082,7 @@
           <w:noProof/>
         </w:rPr>
         <w:drawing>
-          <wp:inline distT="0" distB="0" distL="0" distR="0" wp14:anchorId="29DCF466" wp14:editId="1C98BAD5">
+          <wp:inline distT="0" distB="0" distL="0" distR="0" wp14:anchorId="2566F944" wp14:editId="7A7559A0">
             <wp:extent cx="5334000" cy="3333750"/>
             <wp:effectExtent l="0" t="0" r="0" b="0"/>
             <wp:docPr id="4" name="cra_register.jpg" descr="Main-400 Register for a Contact RA." title="Main-400 Register for a Contact RA."/>
@@ -3676,7 +4212,7 @@
       <w:pPr>
         <w:pStyle w:val="Heading2"/>
       </w:pPr>
-      <w:bookmarkStart w:id="9" w:name="_Toc240784374"/>
+      <w:bookmarkStart w:id="9" w:name="_Toc240888921"/>
       <w:r>
         <w:t>4.2 Recording the respondent and their contact details</w:t>
       </w:r>
@@ -3818,7 +4354,7 @@
         </w:rPr>
         <w:lastRenderedPageBreak/>
         <w:drawing>
-          <wp:inline distT="0" distB="0" distL="0" distR="0" wp14:anchorId="2A4445B0" wp14:editId="18322F48">
+          <wp:inline distT="0" distB="0" distL="0" distR="0" wp14:anchorId="02FC4A9C" wp14:editId="23C70356">
             <wp:extent cx="5334000" cy="2114550"/>
             <wp:effectExtent l="0" t="0" r="0" b="0"/>
             <wp:docPr id="5" name="adm_case_add_person.jpg" descr="Adding a person to a case." title="Adding a person to a case."/>
@@ -4022,7 +4558,7 @@
           <w:left w:w="10" w:type="dxa"/>
           <w:right w:w="10" w:type="dxa"/>
         </w:tblCellMar>
-        <w:tblLook w:val="04A0" w:firstRow="1" w:lastRow="0" w:firstColumn="1" w:lastColumn="0" w:noHBand="0" w:noVBand="1"/>
+        <w:tblLook w:val="0000" w:firstRow="0" w:lastRow="0" w:firstColumn="0" w:lastColumn="0" w:noHBand="0" w:noVBand="0"/>
       </w:tblPr>
       <w:tblGrid>
         <w:gridCol w:w="9412"/>
@@ -4081,7 +4617,7 @@
       <w:pPr>
         <w:pStyle w:val="Heading2"/>
       </w:pPr>
-      <w:bookmarkStart w:id="10" w:name="_Toc240784375"/>
+      <w:bookmarkStart w:id="10" w:name="_Toc240888922"/>
       <w:r>
         <w:t>4.3 Sending an invitation</w:t>
       </w:r>
@@ -4194,7 +4730,7 @@
           <w:noProof/>
         </w:rPr>
         <w:drawing>
-          <wp:inline distT="0" distB="0" distL="0" distR="0" wp14:anchorId="584C956D" wp14:editId="0D0D6040">
+          <wp:inline distT="0" distB="0" distL="0" distR="0" wp14:anchorId="24D7CAB8" wp14:editId="0588C279">
             <wp:extent cx="5334000" cy="1143000"/>
             <wp:effectExtent l="0" t="0" r="0" b="0"/>
             <wp:docPr id="6" name="cra_case_invitations_before.jpg" descr="Invitations panel before sending, with the history of earlier invitations." title="Invitations panel before sending, with the history of earlier invitations."/>
@@ -4324,7 +4860,7 @@
         </w:rPr>
         <w:lastRenderedPageBreak/>
         <w:drawing>
-          <wp:inline distT="0" distB="0" distL="0" distR="0" wp14:anchorId="55322F12" wp14:editId="0144ABBF">
+          <wp:inline distT="0" distB="0" distL="0" distR="0" wp14:anchorId="6A995653" wp14:editId="17919B1A">
             <wp:extent cx="5334000" cy="2152650"/>
             <wp:effectExtent l="0" t="0" r="0" b="0"/>
             <wp:docPr id="7" name="cra_case_invitation_sent.jpg" descr="The link, manual code and ready-written messages are shown once, with a send button for each channel." title="The link, manual code and ready-written messages are shown once, with a send button for each channel."/>
@@ -4578,7 +5114,7 @@
           <w:left w:w="10" w:type="dxa"/>
           <w:right w:w="10" w:type="dxa"/>
         </w:tblCellMar>
-        <w:tblLook w:val="04A0" w:firstRow="1" w:lastRow="0" w:firstColumn="1" w:lastColumn="0" w:noHBand="0" w:noVBand="1"/>
+        <w:tblLook w:val="0000" w:firstRow="0" w:lastRow="0" w:firstColumn="0" w:lastColumn="0" w:noHBand="0" w:noVBand="0"/>
       </w:tblPr>
       <w:tblGrid>
         <w:gridCol w:w="9412"/>
@@ -4707,7 +5243,7 @@
       <w:pPr>
         <w:pStyle w:val="Heading2"/>
       </w:pPr>
-      <w:bookmarkStart w:id="11" w:name="_Toc240784376"/>
+      <w:bookmarkStart w:id="11" w:name="_Toc240888923"/>
       <w:r>
         <w:t>4.4 Logging a contact attempt</w:t>
       </w:r>
@@ -4766,7 +5302,7 @@
         </w:rPr>
         <w:lastRenderedPageBreak/>
         <w:drawing>
-          <wp:inline distT="0" distB="0" distL="0" distR="0" wp14:anchorId="427D6892" wp14:editId="60218CFE">
+          <wp:inline distT="0" distB="0" distL="0" distR="0" wp14:anchorId="47F7EBF8" wp14:editId="0D24536D">
             <wp:extent cx="5334000" cy="1343025"/>
             <wp:effectExtent l="0" t="0" r="0" b="0"/>
             <wp:docPr id="8" name="adm_case_timeline.jpg" descr="Contact timeline and the form for logging an attempt." title="Contact timeline and the form for logging an attempt."/>
@@ -4909,7 +5445,7 @@
       <w:pPr>
         <w:pStyle w:val="Heading2"/>
       </w:pPr>
-      <w:bookmarkStart w:id="12" w:name="_Toc240784377"/>
+      <w:bookmarkStart w:id="12" w:name="_Toc240888924"/>
       <w:r>
         <w:t>4.5 Sending follow-up reminders</w:t>
       </w:r>
@@ -4977,7 +5513,7 @@
           <w:noProof/>
         </w:rPr>
         <w:drawing>
-          <wp:inline distT="0" distB="0" distL="0" distR="0" wp14:anchorId="022ADD6B" wp14:editId="417D0FFD">
+          <wp:inline distT="0" distB="0" distL="0" distR="0" wp14:anchorId="45A13744" wp14:editId="54D20E28">
             <wp:extent cx="5334000" cy="3333750"/>
             <wp:effectExtent l="0" t="0" r="0" b="0"/>
             <wp:docPr id="9" name="cra_follow_ups.jpg" descr="Follow-ups due. Contact RAs see only their own cases." title="Follow-ups due. Contact RAs see only their own cases."/>
@@ -5128,7 +5664,7 @@
           <w:left w:w="10" w:type="dxa"/>
           <w:right w:w="10" w:type="dxa"/>
         </w:tblCellMar>
-        <w:tblLook w:val="04A0" w:firstRow="1" w:lastRow="0" w:firstColumn="1" w:lastColumn="0" w:noHBand="0" w:noVBand="1"/>
+        <w:tblLook w:val="0000" w:firstRow="0" w:lastRow="0" w:firstColumn="0" w:lastColumn="0" w:noHBand="0" w:noVBand="0"/>
       </w:tblPr>
       <w:tblGrid>
         <w:gridCol w:w="9412"/>
@@ -5204,7 +5740,7 @@
       <w:pPr>
         <w:pStyle w:val="Heading2"/>
       </w:pPr>
-      <w:bookmarkStart w:id="13" w:name="_Toc240784378"/>
+      <w:bookmarkStart w:id="13" w:name="_Toc240888925"/>
       <w:r>
         <w:t>4.6 Managing appointments</w:t>
       </w:r>
@@ -5244,7 +5780,7 @@
           <w:noProof/>
         </w:rPr>
         <w:drawing>
-          <wp:inline distT="0" distB="0" distL="0" distR="0" wp14:anchorId="75DB26A4" wp14:editId="7366483A">
+          <wp:inline distT="0" distB="0" distL="0" distR="0" wp14:anchorId="1976084C" wp14:editId="6029176F">
             <wp:extent cx="5334000" cy="2667000"/>
             <wp:effectExtent l="0" t="0" r="0" b="0"/>
             <wp:docPr id="10" name="cra_appointments.jpg" descr="Appointment Queue." title="Appointment Queue."/>
@@ -5427,7 +5963,7 @@
       <w:pPr>
         <w:pStyle w:val="Heading2"/>
       </w:pPr>
-      <w:bookmarkStart w:id="14" w:name="_Toc240784379"/>
+      <w:bookmarkStart w:id="14" w:name="_Toc240888926"/>
       <w:r>
         <w:t>4.7 Phone, WhatsApp-call or face-to-face administration</w:t>
       </w:r>
@@ -5556,7 +6092,7 @@
           <w:left w:w="10" w:type="dxa"/>
           <w:right w:w="10" w:type="dxa"/>
         </w:tblCellMar>
-        <w:tblLook w:val="04A0" w:firstRow="1" w:lastRow="0" w:firstColumn="1" w:lastColumn="0" w:noHBand="0" w:noVBand="1"/>
+        <w:tblLook w:val="0000" w:firstRow="0" w:lastRow="0" w:firstColumn="0" w:lastColumn="0" w:noHBand="0" w:noVBand="0"/>
       </w:tblPr>
       <w:tblGrid>
         <w:gridCol w:w="941"/>
@@ -6155,7 +6691,7 @@
       <w:pPr>
         <w:pStyle w:val="Heading2"/>
       </w:pPr>
-      <w:bookmarkStart w:id="15" w:name="_Toc240784380"/>
+      <w:bookmarkStart w:id="15" w:name="_Toc240888927"/>
       <w:r>
         <w:t>4.8 When the person is not the right respondent</w:t>
       </w:r>
@@ -6239,7 +6775,7 @@
       <w:pPr>
         <w:pStyle w:val="Heading2"/>
       </w:pPr>
-      <w:bookmarkStart w:id="16" w:name="_Toc240784381"/>
+      <w:bookmarkStart w:id="16" w:name="_Toc240888928"/>
       <w:r>
         <w:t>4.9 When someone refuses or asks to withdraw</w:t>
       </w:r>
@@ -6316,7 +6852,7 @@
       <w:pPr>
         <w:pStyle w:val="Heading2"/>
       </w:pPr>
-      <w:bookmarkStart w:id="17" w:name="_Toc240784382"/>
+      <w:bookmarkStart w:id="17" w:name="_Toc240888929"/>
       <w:r>
         <w:t>4.10 What to say to a respondent</w:t>
       </w:r>
@@ -6397,7 +6933,7 @@
         <w:pStyle w:val="Heading1"/>
         <w:pageBreakBefore/>
       </w:pPr>
-      <w:bookmarkStart w:id="18" w:name="_Toc240784383"/>
+      <w:bookmarkStart w:id="18" w:name="_Toc240888930"/>
       <w:r>
         <w:lastRenderedPageBreak/>
         <w:t>5. Rules you must follow</w:t>
@@ -6561,7 +7097,7 @@
         <w:pStyle w:val="Heading1"/>
         <w:pageBreakBefore/>
       </w:pPr>
-      <w:bookmarkStart w:id="19" w:name="_Toc240784384"/>
+      <w:bookmarkStart w:id="19" w:name="_Toc240888931"/>
       <w:r>
         <w:lastRenderedPageBreak/>
         <w:t>6. Troubleshooting</w:t>
@@ -6583,7 +7119,7 @@
           <w:left w:w="10" w:type="dxa"/>
           <w:right w:w="10" w:type="dxa"/>
         </w:tblCellMar>
-        <w:tblLook w:val="04A0" w:firstRow="1" w:lastRow="0" w:firstColumn="1" w:lastColumn="0" w:noHBand="0" w:noVBand="1"/>
+        <w:tblLook w:val="0000" w:firstRow="0" w:lastRow="0" w:firstColumn="0" w:lastColumn="0" w:noHBand="0" w:noVBand="0"/>
       </w:tblPr>
       <w:tblGrid>
         <w:gridCol w:w="2635"/>
@@ -7751,7 +8287,7 @@
         <w:pStyle w:val="Heading1"/>
         <w:pageBreakBefore/>
       </w:pPr>
-      <w:bookmarkStart w:id="20" w:name="_Toc240784385"/>
+      <w:bookmarkStart w:id="20" w:name="_Toc240888932"/>
       <w:r>
         <w:lastRenderedPageBreak/>
         <w:t>7. Quick reference</w:t>
@@ -7773,7 +8309,7 @@
           <w:left w:w="10" w:type="dxa"/>
           <w:right w:w="10" w:type="dxa"/>
         </w:tblCellMar>
-        <w:tblLook w:val="04A0" w:firstRow="1" w:lastRow="0" w:firstColumn="1" w:lastColumn="0" w:noHBand="0" w:noVBand="1"/>
+        <w:tblLook w:val="0000" w:firstRow="0" w:lastRow="0" w:firstColumn="0" w:lastColumn="0" w:noHBand="0" w:noVBand="0"/>
       </w:tblPr>
       <w:tblGrid>
         <w:gridCol w:w="2824"/>
@@ -8135,6 +8671,5087 @@
                 <w:szCs w:val="19"/>
               </w:rPr>
               <w:t>Field Coordinator; PI: Happyson Saina, 0773943709, abffst.research.cut@gmail.com</w:t>
+            </w:r>
+          </w:p>
+        </w:tc>
+      </w:tr>
+    </w:tbl>
+    <w:p>
+      <w:pPr>
+        <w:spacing w:after="120"/>
+      </w:pPr>
+    </w:p>
+    <w:p>
+      <w:pPr>
+        <w:pStyle w:val="Heading1"/>
+        <w:pageBreakBefore/>
+      </w:pPr>
+      <w:bookmarkStart w:id="21" w:name="_Toc240888933"/>
+      <w:r>
+        <w:lastRenderedPageBreak/>
+        <w:t>8. Every screen and button for your role</w:t>
+      </w:r>
+      <w:bookmarkEnd w:id="21"/>
+    </w:p>
+    <w:p>
+      <w:pPr>
+        <w:spacing w:after="120" w:line="288" w:lineRule="auto"/>
+      </w:pPr>
+      <w:r>
+        <w:t>This section lists every screen you can open as Contact RA, and for each control: what it does and when to use it, why it exists (the rule behind it), and what you will see next. It is the same material as the Screen and Button Reference, cut down to your role.</w:t>
+      </w:r>
+    </w:p>
+    <w:tbl>
+      <w:tblPr>
+        <w:tblW w:w="9412" w:type="dxa"/>
+        <w:tblBorders>
+          <w:top w:val="single" w:sz="2" w:space="0" w:color="EAF2FA"/>
+          <w:left w:val="single" w:sz="24" w:space="0" w:color="2A6FB0"/>
+          <w:bottom w:val="single" w:sz="2" w:space="0" w:color="EAF2FA"/>
+          <w:right w:val="single" w:sz="2" w:space="0" w:color="EAF2FA"/>
+          <w:insideH w:val="single" w:sz="4" w:space="0" w:color="EAF2FA"/>
+          <w:insideV w:val="single" w:sz="4" w:space="0" w:color="EAF2FA"/>
+        </w:tblBorders>
+        <w:tblCellMar>
+          <w:left w:w="10" w:type="dxa"/>
+          <w:right w:w="10" w:type="dxa"/>
+        </w:tblCellMar>
+        <w:tblLook w:val="0000" w:firstRow="0" w:lastRow="0" w:firstColumn="0" w:lastColumn="0" w:noHBand="0" w:noVBand="0"/>
+      </w:tblPr>
+      <w:tblGrid>
+        <w:gridCol w:w="9412"/>
+      </w:tblGrid>
+      <w:tr>
+        <w:tblPrEx>
+          <w:tblCellMar>
+            <w:top w:w="0" w:type="dxa"/>
+            <w:bottom w:w="0" w:type="dxa"/>
+          </w:tblCellMar>
+        </w:tblPrEx>
+        <w:trPr>
+          <w:cantSplit/>
+        </w:trPr>
+        <w:tc>
+          <w:tcPr>
+            <w:tcW w:w="9412" w:type="dxa"/>
+            <w:shd w:val="clear" w:color="auto" w:fill="EAF2FA"/>
+            <w:tcMar>
+              <w:top w:w="100" w:type="dxa"/>
+              <w:left w:w="180" w:type="dxa"/>
+              <w:bottom w:w="100" w:type="dxa"/>
+              <w:right w:w="160" w:type="dxa"/>
+            </w:tcMar>
+          </w:tcPr>
+          <w:p>
+            <w:pPr>
+              <w:spacing w:after="40"/>
+            </w:pPr>
+            <w:r>
+              <w:rPr>
+                <w:b/>
+                <w:bCs/>
+                <w:sz w:val="20"/>
+                <w:szCs w:val="20"/>
+              </w:rPr>
+              <w:t>Reading the tables</w:t>
+            </w:r>
+          </w:p>
+          <w:p>
+            <w:pPr>
+              <w:spacing w:after="40" w:line="264" w:lineRule="auto"/>
+            </w:pPr>
+            <w:r>
+              <w:rPr>
+                <w:b/>
+                <w:bCs/>
+                <w:sz w:val="19"/>
+                <w:szCs w:val="19"/>
+              </w:rPr>
+              <w:t>Control</w:t>
+            </w:r>
+            <w:r>
+              <w:rPr>
+                <w:sz w:val="19"/>
+                <w:szCs w:val="19"/>
+              </w:rPr>
+              <w:t xml:space="preserve"> is the label you see on screen. </w:t>
+            </w:r>
+            <w:r>
+              <w:rPr>
+                <w:b/>
+                <w:bCs/>
+                <w:sz w:val="19"/>
+                <w:szCs w:val="19"/>
+              </w:rPr>
+              <w:t>Why it exists</w:t>
+            </w:r>
+            <w:r>
+              <w:rPr>
+                <w:sz w:val="19"/>
+                <w:szCs w:val="19"/>
+              </w:rPr>
+              <w:t xml:space="preserve"> explains the rule or risk behind it; if a button is greyed out, this column usually says why. A control that needs a note or a confirmation says so.</w:t>
+            </w:r>
+          </w:p>
+        </w:tc>
+      </w:tr>
+    </w:tbl>
+    <w:p>
+      <w:pPr>
+        <w:pStyle w:val="Heading2"/>
+      </w:pPr>
+      <w:bookmarkStart w:id="22" w:name="_Toc240888934"/>
+      <w:r>
+        <w:t>8.1 Sign in</w:t>
+      </w:r>
+      <w:bookmarkEnd w:id="22"/>
+    </w:p>
+    <w:p>
+      <w:pPr>
+        <w:spacing w:after="120" w:line="288" w:lineRule="auto"/>
+      </w:pPr>
+      <w:r>
+        <w:rPr>
+          <w:b/>
+          <w:bCs/>
+        </w:rPr>
+        <w:t>Who can open it:</w:t>
+      </w:r>
+      <w:r>
+        <w:t xml:space="preserve"> every role.  </w:t>
+      </w:r>
+      <w:r>
+        <w:rPr>
+          <w:b/>
+          <w:bCs/>
+        </w:rPr>
+        <w:t>Where:</w:t>
+      </w:r>
+      <w:r>
+        <w:t xml:space="preserve"> </w:t>
+      </w:r>
+      <w:r>
+        <w:rPr>
+          <w:rFonts w:ascii="Consolas" w:eastAsia="Consolas" w:hAnsi="Consolas" w:cs="Consolas"/>
+          <w:color w:val="122238"/>
+          <w:sz w:val="19"/>
+          <w:szCs w:val="19"/>
+        </w:rPr>
+        <w:t>/admin/login</w:t>
+      </w:r>
+    </w:p>
+    <w:p>
+      <w:pPr>
+        <w:spacing w:after="120" w:line="288" w:lineRule="auto"/>
+      </w:pPr>
+      <w:r>
+        <w:t>Where every staff member starts. Staff accounts are created by the PI; there is no self-registration.</w:t>
+      </w:r>
+    </w:p>
+    <w:tbl>
+      <w:tblPr>
+        <w:tblW w:w="9412" w:type="dxa"/>
+        <w:tblBorders>
+          <w:top w:val="single" w:sz="4" w:space="0" w:color="D5DAE0"/>
+          <w:left w:val="single" w:sz="4" w:space="0" w:color="D5DAE0"/>
+          <w:bottom w:val="single" w:sz="4" w:space="0" w:color="D5DAE0"/>
+          <w:right w:val="single" w:sz="4" w:space="0" w:color="D5DAE0"/>
+          <w:insideH w:val="single" w:sz="4" w:space="0" w:color="D5DAE0"/>
+          <w:insideV w:val="single" w:sz="4" w:space="0" w:color="D5DAE0"/>
+        </w:tblBorders>
+        <w:tblCellMar>
+          <w:left w:w="10" w:type="dxa"/>
+          <w:right w:w="10" w:type="dxa"/>
+        </w:tblCellMar>
+        <w:tblLook w:val="0000" w:firstRow="0" w:lastRow="0" w:firstColumn="0" w:lastColumn="0" w:noHBand="0" w:noVBand="0"/>
+      </w:tblPr>
+      <w:tblGrid>
+        <w:gridCol w:w="1882"/>
+        <w:gridCol w:w="3012"/>
+        <w:gridCol w:w="2447"/>
+        <w:gridCol w:w="2071"/>
+      </w:tblGrid>
+      <w:tr>
+        <w:tblPrEx>
+          <w:tblCellMar>
+            <w:top w:w="0" w:type="dxa"/>
+            <w:bottom w:w="0" w:type="dxa"/>
+          </w:tblCellMar>
+        </w:tblPrEx>
+        <w:trPr>
+          <w:tblHeader/>
+        </w:trPr>
+        <w:tc>
+          <w:tcPr>
+            <w:tcW w:w="1882" w:type="dxa"/>
+            <w:shd w:val="clear" w:color="auto" w:fill="1B3350"/>
+            <w:tcMar>
+              <w:top w:w="70" w:type="dxa"/>
+              <w:left w:w="110" w:type="dxa"/>
+              <w:bottom w:w="70" w:type="dxa"/>
+              <w:right w:w="110" w:type="dxa"/>
+            </w:tcMar>
+          </w:tcPr>
+          <w:p>
+            <w:pPr>
+              <w:spacing w:after="40"/>
+            </w:pPr>
+            <w:r>
+              <w:rPr>
+                <w:b/>
+                <w:bCs/>
+                <w:color w:val="FFFFFF"/>
+                <w:sz w:val="19"/>
+                <w:szCs w:val="19"/>
+              </w:rPr>
+              <w:t>Control</w:t>
+            </w:r>
+          </w:p>
+        </w:tc>
+        <w:tc>
+          <w:tcPr>
+            <w:tcW w:w="3012" w:type="dxa"/>
+            <w:shd w:val="clear" w:color="auto" w:fill="1B3350"/>
+            <w:tcMar>
+              <w:top w:w="70" w:type="dxa"/>
+              <w:left w:w="110" w:type="dxa"/>
+              <w:bottom w:w="70" w:type="dxa"/>
+              <w:right w:w="110" w:type="dxa"/>
+            </w:tcMar>
+          </w:tcPr>
+          <w:p>
+            <w:pPr>
+              <w:spacing w:after="40"/>
+            </w:pPr>
+            <w:r>
+              <w:rPr>
+                <w:b/>
+                <w:bCs/>
+                <w:color w:val="FFFFFF"/>
+                <w:sz w:val="19"/>
+                <w:szCs w:val="19"/>
+              </w:rPr>
+              <w:t>What it does and when to use it</w:t>
+            </w:r>
+          </w:p>
+        </w:tc>
+        <w:tc>
+          <w:tcPr>
+            <w:tcW w:w="2447" w:type="dxa"/>
+            <w:shd w:val="clear" w:color="auto" w:fill="1B3350"/>
+            <w:tcMar>
+              <w:top w:w="70" w:type="dxa"/>
+              <w:left w:w="110" w:type="dxa"/>
+              <w:bottom w:w="70" w:type="dxa"/>
+              <w:right w:w="110" w:type="dxa"/>
+            </w:tcMar>
+          </w:tcPr>
+          <w:p>
+            <w:pPr>
+              <w:spacing w:after="40"/>
+            </w:pPr>
+            <w:r>
+              <w:rPr>
+                <w:b/>
+                <w:bCs/>
+                <w:color w:val="FFFFFF"/>
+                <w:sz w:val="19"/>
+                <w:szCs w:val="19"/>
+              </w:rPr>
+              <w:t>Why it exists</w:t>
+            </w:r>
+          </w:p>
+        </w:tc>
+        <w:tc>
+          <w:tcPr>
+            <w:tcW w:w="2071" w:type="dxa"/>
+            <w:shd w:val="clear" w:color="auto" w:fill="1B3350"/>
+            <w:tcMar>
+              <w:top w:w="70" w:type="dxa"/>
+              <w:left w:w="110" w:type="dxa"/>
+              <w:bottom w:w="70" w:type="dxa"/>
+              <w:right w:w="110" w:type="dxa"/>
+            </w:tcMar>
+          </w:tcPr>
+          <w:p>
+            <w:pPr>
+              <w:spacing w:after="40"/>
+            </w:pPr>
+            <w:r>
+              <w:rPr>
+                <w:b/>
+                <w:bCs/>
+                <w:color w:val="FFFFFF"/>
+                <w:sz w:val="19"/>
+                <w:szCs w:val="19"/>
+              </w:rPr>
+              <w:t>What happens next</w:t>
+            </w:r>
+          </w:p>
+        </w:tc>
+      </w:tr>
+      <w:tr>
+        <w:tblPrEx>
+          <w:tblCellMar>
+            <w:top w:w="0" w:type="dxa"/>
+            <w:bottom w:w="0" w:type="dxa"/>
+          </w:tblCellMar>
+        </w:tblPrEx>
+        <w:trPr>
+          <w:cantSplit/>
+        </w:trPr>
+        <w:tc>
+          <w:tcPr>
+            <w:tcW w:w="1882" w:type="dxa"/>
+            <w:tcMar>
+              <w:top w:w="70" w:type="dxa"/>
+              <w:left w:w="110" w:type="dxa"/>
+              <w:bottom w:w="70" w:type="dxa"/>
+              <w:right w:w="110" w:type="dxa"/>
+            </w:tcMar>
+          </w:tcPr>
+          <w:p>
+            <w:pPr>
+              <w:spacing w:after="40"/>
+            </w:pPr>
+            <w:r>
+              <w:rPr>
+                <w:sz w:val="19"/>
+                <w:szCs w:val="19"/>
+              </w:rPr>
+              <w:t>Username</w:t>
+            </w:r>
+          </w:p>
+        </w:tc>
+        <w:tc>
+          <w:tcPr>
+            <w:tcW w:w="3012" w:type="dxa"/>
+            <w:tcMar>
+              <w:top w:w="70" w:type="dxa"/>
+              <w:left w:w="110" w:type="dxa"/>
+              <w:bottom w:w="70" w:type="dxa"/>
+              <w:right w:w="110" w:type="dxa"/>
+            </w:tcMar>
+          </w:tcPr>
+          <w:p>
+            <w:pPr>
+              <w:spacing w:after="40"/>
+            </w:pPr>
+            <w:r>
+              <w:rPr>
+                <w:sz w:val="19"/>
+                <w:szCs w:val="19"/>
+              </w:rPr>
+              <w:t>Type the username the PI gave you.</w:t>
+            </w:r>
+          </w:p>
+        </w:tc>
+        <w:tc>
+          <w:tcPr>
+            <w:tcW w:w="2447" w:type="dxa"/>
+            <w:tcMar>
+              <w:top w:w="70" w:type="dxa"/>
+              <w:left w:w="110" w:type="dxa"/>
+              <w:bottom w:w="70" w:type="dxa"/>
+              <w:right w:w="110" w:type="dxa"/>
+            </w:tcMar>
+          </w:tcPr>
+          <w:p>
+            <w:pPr>
+              <w:spacing w:after="40"/>
+            </w:pPr>
+            <w:r>
+              <w:rPr>
+                <w:sz w:val="19"/>
+                <w:szCs w:val="19"/>
+              </w:rPr>
+              <w:t>Every action in the portal is recorded against a named person, so accounts are never shared.</w:t>
+            </w:r>
+          </w:p>
+        </w:tc>
+        <w:tc>
+          <w:tcPr>
+            <w:tcW w:w="2071" w:type="dxa"/>
+            <w:tcMar>
+              <w:top w:w="70" w:type="dxa"/>
+              <w:left w:w="110" w:type="dxa"/>
+              <w:bottom w:w="70" w:type="dxa"/>
+              <w:right w:w="110" w:type="dxa"/>
+            </w:tcMar>
+          </w:tcPr>
+          <w:p>
+            <w:pPr>
+              <w:spacing w:after="40"/>
+            </w:pPr>
+            <w:r>
+              <w:rPr>
+                <w:sz w:val="19"/>
+                <w:szCs w:val="19"/>
+              </w:rPr>
+              <w:t>Nothing yet; you also need the password.</w:t>
+            </w:r>
+          </w:p>
+        </w:tc>
+      </w:tr>
+      <w:tr>
+        <w:tblPrEx>
+          <w:tblCellMar>
+            <w:top w:w="0" w:type="dxa"/>
+            <w:bottom w:w="0" w:type="dxa"/>
+          </w:tblCellMar>
+        </w:tblPrEx>
+        <w:trPr>
+          <w:cantSplit/>
+        </w:trPr>
+        <w:tc>
+          <w:tcPr>
+            <w:tcW w:w="1882" w:type="dxa"/>
+            <w:shd w:val="clear" w:color="auto" w:fill="F8FAFB"/>
+            <w:tcMar>
+              <w:top w:w="70" w:type="dxa"/>
+              <w:left w:w="110" w:type="dxa"/>
+              <w:bottom w:w="70" w:type="dxa"/>
+              <w:right w:w="110" w:type="dxa"/>
+            </w:tcMar>
+          </w:tcPr>
+          <w:p>
+            <w:pPr>
+              <w:spacing w:after="40"/>
+            </w:pPr>
+            <w:r>
+              <w:rPr>
+                <w:sz w:val="19"/>
+                <w:szCs w:val="19"/>
+              </w:rPr>
+              <w:t>Password</w:t>
+            </w:r>
+          </w:p>
+        </w:tc>
+        <w:tc>
+          <w:tcPr>
+            <w:tcW w:w="3012" w:type="dxa"/>
+            <w:shd w:val="clear" w:color="auto" w:fill="F8FAFB"/>
+            <w:tcMar>
+              <w:top w:w="70" w:type="dxa"/>
+              <w:left w:w="110" w:type="dxa"/>
+              <w:bottom w:w="70" w:type="dxa"/>
+              <w:right w:w="110" w:type="dxa"/>
+            </w:tcMar>
+          </w:tcPr>
+          <w:p>
+            <w:pPr>
+              <w:spacing w:after="40"/>
+            </w:pPr>
+            <w:r>
+              <w:rPr>
+                <w:sz w:val="19"/>
+                <w:szCs w:val="19"/>
+              </w:rPr>
+              <w:t>Type your password. The characters are hidden.</w:t>
+            </w:r>
+          </w:p>
+        </w:tc>
+        <w:tc>
+          <w:tcPr>
+            <w:tcW w:w="2447" w:type="dxa"/>
+            <w:shd w:val="clear" w:color="auto" w:fill="F8FAFB"/>
+            <w:tcMar>
+              <w:top w:w="70" w:type="dxa"/>
+              <w:left w:w="110" w:type="dxa"/>
+              <w:bottom w:w="70" w:type="dxa"/>
+              <w:right w:w="110" w:type="dxa"/>
+            </w:tcMar>
+          </w:tcPr>
+          <w:p>
+            <w:pPr>
+              <w:spacing w:after="40"/>
+            </w:pPr>
+            <w:r>
+              <w:rPr>
+                <w:sz w:val="19"/>
+                <w:szCs w:val="19"/>
+              </w:rPr>
+              <w:t>Passwords are never shown or emailed; the PI can reset yours but cannot read it.</w:t>
+            </w:r>
+          </w:p>
+        </w:tc>
+        <w:tc>
+          <w:tcPr>
+            <w:tcW w:w="2071" w:type="dxa"/>
+            <w:shd w:val="clear" w:color="auto" w:fill="F8FAFB"/>
+            <w:tcMar>
+              <w:top w:w="70" w:type="dxa"/>
+              <w:left w:w="110" w:type="dxa"/>
+              <w:bottom w:w="70" w:type="dxa"/>
+              <w:right w:w="110" w:type="dxa"/>
+            </w:tcMar>
+          </w:tcPr>
+          <w:p>
+            <w:pPr>
+              <w:spacing w:after="40"/>
+            </w:pPr>
+            <w:r>
+              <w:rPr>
+                <w:sz w:val="19"/>
+                <w:szCs w:val="19"/>
+              </w:rPr>
+              <w:t>Nothing yet; select Sign in.</w:t>
+            </w:r>
+          </w:p>
+        </w:tc>
+      </w:tr>
+      <w:tr>
+        <w:tblPrEx>
+          <w:tblCellMar>
+            <w:top w:w="0" w:type="dxa"/>
+            <w:bottom w:w="0" w:type="dxa"/>
+          </w:tblCellMar>
+        </w:tblPrEx>
+        <w:trPr>
+          <w:cantSplit/>
+        </w:trPr>
+        <w:tc>
+          <w:tcPr>
+            <w:tcW w:w="1882" w:type="dxa"/>
+            <w:tcMar>
+              <w:top w:w="70" w:type="dxa"/>
+              <w:left w:w="110" w:type="dxa"/>
+              <w:bottom w:w="70" w:type="dxa"/>
+              <w:right w:w="110" w:type="dxa"/>
+            </w:tcMar>
+          </w:tcPr>
+          <w:p>
+            <w:pPr>
+              <w:spacing w:after="40"/>
+            </w:pPr>
+            <w:r>
+              <w:rPr>
+                <w:sz w:val="19"/>
+                <w:szCs w:val="19"/>
+              </w:rPr>
+              <w:t>Sign in</w:t>
+            </w:r>
+          </w:p>
+        </w:tc>
+        <w:tc>
+          <w:tcPr>
+            <w:tcW w:w="3012" w:type="dxa"/>
+            <w:tcMar>
+              <w:top w:w="70" w:type="dxa"/>
+              <w:left w:w="110" w:type="dxa"/>
+              <w:bottom w:w="70" w:type="dxa"/>
+              <w:right w:w="110" w:type="dxa"/>
+            </w:tcMar>
+          </w:tcPr>
+          <w:p>
+            <w:pPr>
+              <w:spacing w:after="40"/>
+            </w:pPr>
+            <w:r>
+              <w:rPr>
+                <w:sz w:val="19"/>
+                <w:szCs w:val="19"/>
+              </w:rPr>
+              <w:t>Checks your username and password and opens your start screen (the first screen your role uses).</w:t>
+            </w:r>
+          </w:p>
+        </w:tc>
+        <w:tc>
+          <w:tcPr>
+            <w:tcW w:w="2447" w:type="dxa"/>
+            <w:tcMar>
+              <w:top w:w="70" w:type="dxa"/>
+              <w:left w:w="110" w:type="dxa"/>
+              <w:bottom w:w="70" w:type="dxa"/>
+              <w:right w:w="110" w:type="dxa"/>
+            </w:tcMar>
+          </w:tcPr>
+          <w:p>
+            <w:pPr>
+              <w:spacing w:after="40"/>
+            </w:pPr>
+            <w:r>
+              <w:rPr>
+                <w:sz w:val="19"/>
+                <w:szCs w:val="19"/>
+              </w:rPr>
+              <w:t>Repeated wrong attempts from one network are refused for a minute, to stop password guessing.</w:t>
+            </w:r>
+          </w:p>
+        </w:tc>
+        <w:tc>
+          <w:tcPr>
+            <w:tcW w:w="2071" w:type="dxa"/>
+            <w:tcMar>
+              <w:top w:w="70" w:type="dxa"/>
+              <w:left w:w="110" w:type="dxa"/>
+              <w:bottom w:w="70" w:type="dxa"/>
+              <w:right w:w="110" w:type="dxa"/>
+            </w:tcMar>
+          </w:tcPr>
+          <w:p>
+            <w:pPr>
+              <w:spacing w:after="40"/>
+            </w:pPr>
+            <w:r>
+              <w:rPr>
+                <w:sz w:val="19"/>
+                <w:szCs w:val="19"/>
+              </w:rPr>
+              <w:t>Your start screen opens. A wrong password says so. “Too many sign-in attempts” means wait a minute.</w:t>
+            </w:r>
+          </w:p>
+        </w:tc>
+      </w:tr>
+    </w:tbl>
+    <w:p>
+      <w:pPr>
+        <w:spacing w:after="120"/>
+      </w:pPr>
+    </w:p>
+    <w:p>
+      <w:pPr>
+        <w:pStyle w:val="Heading2"/>
+      </w:pPr>
+      <w:bookmarkStart w:id="23" w:name="_Toc240888935"/>
+      <w:r>
+        <w:t>8.2 The header and menu bar (every screen)</w:t>
+      </w:r>
+      <w:bookmarkEnd w:id="23"/>
+    </w:p>
+    <w:p>
+      <w:pPr>
+        <w:spacing w:after="120" w:line="288" w:lineRule="auto"/>
+      </w:pPr>
+      <w:r>
+        <w:rPr>
+          <w:b/>
+          <w:bCs/>
+        </w:rPr>
+        <w:t>Who can open it:</w:t>
+      </w:r>
+      <w:r>
+        <w:t xml:space="preserve"> every role.  </w:t>
+      </w:r>
+      <w:r>
+        <w:rPr>
+          <w:b/>
+          <w:bCs/>
+        </w:rPr>
+        <w:t>Where:</w:t>
+      </w:r>
+      <w:r>
+        <w:t xml:space="preserve"> </w:t>
+      </w:r>
+      <w:r>
+        <w:rPr>
+          <w:rFonts w:ascii="Consolas" w:eastAsia="Consolas" w:hAnsi="Consolas" w:cs="Consolas"/>
+          <w:color w:val="122238"/>
+          <w:sz w:val="19"/>
+          <w:szCs w:val="19"/>
+        </w:rPr>
+        <w:t>(top of every screen)</w:t>
+      </w:r>
+    </w:p>
+    <w:p>
+      <w:pPr>
+        <w:spacing w:after="120" w:line="288" w:lineRule="auto"/>
+      </w:pPr>
+      <w:r>
+        <w:t>Shown at the top of every signed-in screen. The menu bar lists only the screens your role may open.</w:t>
+      </w:r>
+    </w:p>
+    <w:tbl>
+      <w:tblPr>
+        <w:tblW w:w="9412" w:type="dxa"/>
+        <w:tblBorders>
+          <w:top w:val="single" w:sz="4" w:space="0" w:color="D5DAE0"/>
+          <w:left w:val="single" w:sz="4" w:space="0" w:color="D5DAE0"/>
+          <w:bottom w:val="single" w:sz="4" w:space="0" w:color="D5DAE0"/>
+          <w:right w:val="single" w:sz="4" w:space="0" w:color="D5DAE0"/>
+          <w:insideH w:val="single" w:sz="4" w:space="0" w:color="D5DAE0"/>
+          <w:insideV w:val="single" w:sz="4" w:space="0" w:color="D5DAE0"/>
+        </w:tblBorders>
+        <w:tblCellMar>
+          <w:left w:w="10" w:type="dxa"/>
+          <w:right w:w="10" w:type="dxa"/>
+        </w:tblCellMar>
+        <w:tblLook w:val="0000" w:firstRow="0" w:lastRow="0" w:firstColumn="0" w:lastColumn="0" w:noHBand="0" w:noVBand="0"/>
+      </w:tblPr>
+      <w:tblGrid>
+        <w:gridCol w:w="1882"/>
+        <w:gridCol w:w="3012"/>
+        <w:gridCol w:w="2447"/>
+        <w:gridCol w:w="2071"/>
+      </w:tblGrid>
+      <w:tr>
+        <w:tblPrEx>
+          <w:tblCellMar>
+            <w:top w:w="0" w:type="dxa"/>
+            <w:bottom w:w="0" w:type="dxa"/>
+          </w:tblCellMar>
+        </w:tblPrEx>
+        <w:trPr>
+          <w:tblHeader/>
+        </w:trPr>
+        <w:tc>
+          <w:tcPr>
+            <w:tcW w:w="1882" w:type="dxa"/>
+            <w:shd w:val="clear" w:color="auto" w:fill="1B3350"/>
+            <w:tcMar>
+              <w:top w:w="70" w:type="dxa"/>
+              <w:left w:w="110" w:type="dxa"/>
+              <w:bottom w:w="70" w:type="dxa"/>
+              <w:right w:w="110" w:type="dxa"/>
+            </w:tcMar>
+          </w:tcPr>
+          <w:p>
+            <w:pPr>
+              <w:spacing w:after="40"/>
+            </w:pPr>
+            <w:r>
+              <w:rPr>
+                <w:b/>
+                <w:bCs/>
+                <w:color w:val="FFFFFF"/>
+                <w:sz w:val="19"/>
+                <w:szCs w:val="19"/>
+              </w:rPr>
+              <w:t>Control</w:t>
+            </w:r>
+          </w:p>
+        </w:tc>
+        <w:tc>
+          <w:tcPr>
+            <w:tcW w:w="3012" w:type="dxa"/>
+            <w:shd w:val="clear" w:color="auto" w:fill="1B3350"/>
+            <w:tcMar>
+              <w:top w:w="70" w:type="dxa"/>
+              <w:left w:w="110" w:type="dxa"/>
+              <w:bottom w:w="70" w:type="dxa"/>
+              <w:right w:w="110" w:type="dxa"/>
+            </w:tcMar>
+          </w:tcPr>
+          <w:p>
+            <w:pPr>
+              <w:spacing w:after="40"/>
+            </w:pPr>
+            <w:r>
+              <w:rPr>
+                <w:b/>
+                <w:bCs/>
+                <w:color w:val="FFFFFF"/>
+                <w:sz w:val="19"/>
+                <w:szCs w:val="19"/>
+              </w:rPr>
+              <w:t>What it does and when to use it</w:t>
+            </w:r>
+          </w:p>
+        </w:tc>
+        <w:tc>
+          <w:tcPr>
+            <w:tcW w:w="2447" w:type="dxa"/>
+            <w:shd w:val="clear" w:color="auto" w:fill="1B3350"/>
+            <w:tcMar>
+              <w:top w:w="70" w:type="dxa"/>
+              <w:left w:w="110" w:type="dxa"/>
+              <w:bottom w:w="70" w:type="dxa"/>
+              <w:right w:w="110" w:type="dxa"/>
+            </w:tcMar>
+          </w:tcPr>
+          <w:p>
+            <w:pPr>
+              <w:spacing w:after="40"/>
+            </w:pPr>
+            <w:r>
+              <w:rPr>
+                <w:b/>
+                <w:bCs/>
+                <w:color w:val="FFFFFF"/>
+                <w:sz w:val="19"/>
+                <w:szCs w:val="19"/>
+              </w:rPr>
+              <w:t>Why it exists</w:t>
+            </w:r>
+          </w:p>
+        </w:tc>
+        <w:tc>
+          <w:tcPr>
+            <w:tcW w:w="2071" w:type="dxa"/>
+            <w:shd w:val="clear" w:color="auto" w:fill="1B3350"/>
+            <w:tcMar>
+              <w:top w:w="70" w:type="dxa"/>
+              <w:left w:w="110" w:type="dxa"/>
+              <w:bottom w:w="70" w:type="dxa"/>
+              <w:right w:w="110" w:type="dxa"/>
+            </w:tcMar>
+          </w:tcPr>
+          <w:p>
+            <w:pPr>
+              <w:spacing w:after="40"/>
+            </w:pPr>
+            <w:r>
+              <w:rPr>
+                <w:b/>
+                <w:bCs/>
+                <w:color w:val="FFFFFF"/>
+                <w:sz w:val="19"/>
+                <w:szCs w:val="19"/>
+              </w:rPr>
+              <w:t>What happens next</w:t>
+            </w:r>
+          </w:p>
+        </w:tc>
+      </w:tr>
+      <w:tr>
+        <w:tblPrEx>
+          <w:tblCellMar>
+            <w:top w:w="0" w:type="dxa"/>
+            <w:bottom w:w="0" w:type="dxa"/>
+          </w:tblCellMar>
+        </w:tblPrEx>
+        <w:trPr>
+          <w:cantSplit/>
+        </w:trPr>
+        <w:tc>
+          <w:tcPr>
+            <w:tcW w:w="1882" w:type="dxa"/>
+            <w:tcMar>
+              <w:top w:w="70" w:type="dxa"/>
+              <w:left w:w="110" w:type="dxa"/>
+              <w:bottom w:w="70" w:type="dxa"/>
+              <w:right w:w="110" w:type="dxa"/>
+            </w:tcMar>
+          </w:tcPr>
+          <w:p>
+            <w:pPr>
+              <w:spacing w:after="40"/>
+            </w:pPr>
+            <w:r>
+              <w:rPr>
+                <w:sz w:val="19"/>
+                <w:szCs w:val="19"/>
+              </w:rPr>
+              <w:t>Menu bar (Executive, Sampling, … Audit)</w:t>
+            </w:r>
+          </w:p>
+        </w:tc>
+        <w:tc>
+          <w:tcPr>
+            <w:tcW w:w="3012" w:type="dxa"/>
+            <w:tcMar>
+              <w:top w:w="70" w:type="dxa"/>
+              <w:left w:w="110" w:type="dxa"/>
+              <w:bottom w:w="70" w:type="dxa"/>
+              <w:right w:w="110" w:type="dxa"/>
+            </w:tcMar>
+          </w:tcPr>
+          <w:p>
+            <w:pPr>
+              <w:spacing w:after="40"/>
+            </w:pPr>
+            <w:r>
+              <w:rPr>
+                <w:sz w:val="19"/>
+                <w:szCs w:val="19"/>
+              </w:rPr>
+              <w:t>Opens a screen. The current screen is underlined.</w:t>
+            </w:r>
+          </w:p>
+        </w:tc>
+        <w:tc>
+          <w:tcPr>
+            <w:tcW w:w="2447" w:type="dxa"/>
+            <w:tcMar>
+              <w:top w:w="70" w:type="dxa"/>
+              <w:left w:w="110" w:type="dxa"/>
+              <w:bottom w:w="70" w:type="dxa"/>
+              <w:right w:w="110" w:type="dxa"/>
+            </w:tcMar>
+          </w:tcPr>
+          <w:p>
+            <w:pPr>
+              <w:spacing w:after="40"/>
+            </w:pPr>
+            <w:r>
+              <w:rPr>
+                <w:sz w:val="19"/>
+                <w:szCs w:val="19"/>
+              </w:rPr>
+              <w:t>The list is built by the server from your role, so you never see a screen that would refuse you.</w:t>
+            </w:r>
+          </w:p>
+        </w:tc>
+        <w:tc>
+          <w:tcPr>
+            <w:tcW w:w="2071" w:type="dxa"/>
+            <w:tcMar>
+              <w:top w:w="70" w:type="dxa"/>
+              <w:left w:w="110" w:type="dxa"/>
+              <w:bottom w:w="70" w:type="dxa"/>
+              <w:right w:w="110" w:type="dxa"/>
+            </w:tcMar>
+          </w:tcPr>
+          <w:p>
+            <w:pPr>
+              <w:spacing w:after="40"/>
+            </w:pPr>
+            <w:r>
+              <w:rPr>
+                <w:sz w:val="19"/>
+                <w:szCs w:val="19"/>
+              </w:rPr>
+              <w:t>The screen opens. A screen not in your list shows “This screen isn't part of your role”.</w:t>
+            </w:r>
+          </w:p>
+        </w:tc>
+      </w:tr>
+      <w:tr>
+        <w:tblPrEx>
+          <w:tblCellMar>
+            <w:top w:w="0" w:type="dxa"/>
+            <w:bottom w:w="0" w:type="dxa"/>
+          </w:tblCellMar>
+        </w:tblPrEx>
+        <w:trPr>
+          <w:cantSplit/>
+        </w:trPr>
+        <w:tc>
+          <w:tcPr>
+            <w:tcW w:w="1882" w:type="dxa"/>
+            <w:shd w:val="clear" w:color="auto" w:fill="F8FAFB"/>
+            <w:tcMar>
+              <w:top w:w="70" w:type="dxa"/>
+              <w:left w:w="110" w:type="dxa"/>
+              <w:bottom w:w="70" w:type="dxa"/>
+              <w:right w:w="110" w:type="dxa"/>
+            </w:tcMar>
+          </w:tcPr>
+          <w:p>
+            <w:pPr>
+              <w:spacing w:after="40"/>
+            </w:pPr>
+            <w:r>
+              <w:rPr>
+                <w:sz w:val="19"/>
+                <w:szCs w:val="19"/>
+              </w:rPr>
+              <w:t>Change password</w:t>
+            </w:r>
+          </w:p>
+        </w:tc>
+        <w:tc>
+          <w:tcPr>
+            <w:tcW w:w="3012" w:type="dxa"/>
+            <w:shd w:val="clear" w:color="auto" w:fill="F8FAFB"/>
+            <w:tcMar>
+              <w:top w:w="70" w:type="dxa"/>
+              <w:left w:w="110" w:type="dxa"/>
+              <w:bottom w:w="70" w:type="dxa"/>
+              <w:right w:w="110" w:type="dxa"/>
+            </w:tcMar>
+          </w:tcPr>
+          <w:p>
+            <w:pPr>
+              <w:spacing w:after="40"/>
+            </w:pPr>
+            <w:r>
+              <w:rPr>
+                <w:sz w:val="19"/>
+                <w:szCs w:val="19"/>
+              </w:rPr>
+              <w:t>Opens the Change Password screen.</w:t>
+            </w:r>
+          </w:p>
+        </w:tc>
+        <w:tc>
+          <w:tcPr>
+            <w:tcW w:w="2447" w:type="dxa"/>
+            <w:shd w:val="clear" w:color="auto" w:fill="F8FAFB"/>
+            <w:tcMar>
+              <w:top w:w="70" w:type="dxa"/>
+              <w:left w:w="110" w:type="dxa"/>
+              <w:bottom w:w="70" w:type="dxa"/>
+              <w:right w:w="110" w:type="dxa"/>
+            </w:tcMar>
+          </w:tcPr>
+          <w:p>
+            <w:pPr>
+              <w:spacing w:after="40"/>
+            </w:pPr>
+            <w:r>
+              <w:rPr>
+                <w:sz w:val="19"/>
+                <w:szCs w:val="19"/>
+              </w:rPr>
+              <w:t>You should change the first password you were given, and any password you think someone saw.</w:t>
+            </w:r>
+          </w:p>
+        </w:tc>
+        <w:tc>
+          <w:tcPr>
+            <w:tcW w:w="2071" w:type="dxa"/>
+            <w:shd w:val="clear" w:color="auto" w:fill="F8FAFB"/>
+            <w:tcMar>
+              <w:top w:w="70" w:type="dxa"/>
+              <w:left w:w="110" w:type="dxa"/>
+              <w:bottom w:w="70" w:type="dxa"/>
+              <w:right w:w="110" w:type="dxa"/>
+            </w:tcMar>
+          </w:tcPr>
+          <w:p>
+            <w:pPr>
+              <w:spacing w:after="40"/>
+            </w:pPr>
+            <w:r>
+              <w:rPr>
+                <w:sz w:val="19"/>
+                <w:szCs w:val="19"/>
+              </w:rPr>
+              <w:t>The Change Password screen opens.</w:t>
+            </w:r>
+          </w:p>
+        </w:tc>
+      </w:tr>
+      <w:tr>
+        <w:tblPrEx>
+          <w:tblCellMar>
+            <w:top w:w="0" w:type="dxa"/>
+            <w:bottom w:w="0" w:type="dxa"/>
+          </w:tblCellMar>
+        </w:tblPrEx>
+        <w:trPr>
+          <w:cantSplit/>
+        </w:trPr>
+        <w:tc>
+          <w:tcPr>
+            <w:tcW w:w="1882" w:type="dxa"/>
+            <w:tcMar>
+              <w:top w:w="70" w:type="dxa"/>
+              <w:left w:w="110" w:type="dxa"/>
+              <w:bottom w:w="70" w:type="dxa"/>
+              <w:right w:w="110" w:type="dxa"/>
+            </w:tcMar>
+          </w:tcPr>
+          <w:p>
+            <w:pPr>
+              <w:spacing w:after="40"/>
+            </w:pPr>
+            <w:r>
+              <w:rPr>
+                <w:sz w:val="19"/>
+                <w:szCs w:val="19"/>
+              </w:rPr>
+              <w:t>Sign out</w:t>
+            </w:r>
+          </w:p>
+        </w:tc>
+        <w:tc>
+          <w:tcPr>
+            <w:tcW w:w="3012" w:type="dxa"/>
+            <w:tcMar>
+              <w:top w:w="70" w:type="dxa"/>
+              <w:left w:w="110" w:type="dxa"/>
+              <w:bottom w:w="70" w:type="dxa"/>
+              <w:right w:w="110" w:type="dxa"/>
+            </w:tcMar>
+          </w:tcPr>
+          <w:p>
+            <w:pPr>
+              <w:spacing w:after="40"/>
+            </w:pPr>
+            <w:r>
+              <w:rPr>
+                <w:sz w:val="19"/>
+                <w:szCs w:val="19"/>
+              </w:rPr>
+              <w:t>Ends your session on this device.</w:t>
+            </w:r>
+          </w:p>
+        </w:tc>
+        <w:tc>
+          <w:tcPr>
+            <w:tcW w:w="2447" w:type="dxa"/>
+            <w:tcMar>
+              <w:top w:w="70" w:type="dxa"/>
+              <w:left w:w="110" w:type="dxa"/>
+              <w:bottom w:w="70" w:type="dxa"/>
+              <w:right w:w="110" w:type="dxa"/>
+            </w:tcMar>
+          </w:tcPr>
+          <w:p>
+            <w:pPr>
+              <w:spacing w:after="40"/>
+            </w:pPr>
+            <w:r>
+              <w:rPr>
+                <w:sz w:val="19"/>
+                <w:szCs w:val="19"/>
+              </w:rPr>
+              <w:t>Protects the data if the device is shared or lost. Always sign out on a shared device.</w:t>
+            </w:r>
+          </w:p>
+        </w:tc>
+        <w:tc>
+          <w:tcPr>
+            <w:tcW w:w="2071" w:type="dxa"/>
+            <w:tcMar>
+              <w:top w:w="70" w:type="dxa"/>
+              <w:left w:w="110" w:type="dxa"/>
+              <w:bottom w:w="70" w:type="dxa"/>
+              <w:right w:w="110" w:type="dxa"/>
+            </w:tcMar>
+          </w:tcPr>
+          <w:p>
+            <w:pPr>
+              <w:spacing w:after="40"/>
+            </w:pPr>
+            <w:r>
+              <w:rPr>
+                <w:sz w:val="19"/>
+                <w:szCs w:val="19"/>
+              </w:rPr>
+              <w:t>Your session on this device ends and you return to the Sign in screen.</w:t>
+            </w:r>
+          </w:p>
+        </w:tc>
+      </w:tr>
+      <w:tr>
+        <w:tblPrEx>
+          <w:tblCellMar>
+            <w:top w:w="0" w:type="dxa"/>
+            <w:bottom w:w="0" w:type="dxa"/>
+          </w:tblCellMar>
+        </w:tblPrEx>
+        <w:trPr>
+          <w:cantSplit/>
+        </w:trPr>
+        <w:tc>
+          <w:tcPr>
+            <w:tcW w:w="1882" w:type="dxa"/>
+            <w:shd w:val="clear" w:color="auto" w:fill="F8FAFB"/>
+            <w:tcMar>
+              <w:top w:w="70" w:type="dxa"/>
+              <w:left w:w="110" w:type="dxa"/>
+              <w:bottom w:w="70" w:type="dxa"/>
+              <w:right w:w="110" w:type="dxa"/>
+            </w:tcMar>
+          </w:tcPr>
+          <w:p>
+            <w:pPr>
+              <w:spacing w:after="40"/>
+            </w:pPr>
+            <w:r>
+              <w:rPr>
+                <w:sz w:val="19"/>
+                <w:szCs w:val="19"/>
+              </w:rPr>
+              <w:lastRenderedPageBreak/>
+              <w:t>← Back to … (top left)</w:t>
+            </w:r>
+          </w:p>
+        </w:tc>
+        <w:tc>
+          <w:tcPr>
+            <w:tcW w:w="3012" w:type="dxa"/>
+            <w:shd w:val="clear" w:color="auto" w:fill="F8FAFB"/>
+            <w:tcMar>
+              <w:top w:w="70" w:type="dxa"/>
+              <w:left w:w="110" w:type="dxa"/>
+              <w:bottom w:w="70" w:type="dxa"/>
+              <w:right w:w="110" w:type="dxa"/>
+            </w:tcMar>
+          </w:tcPr>
+          <w:p>
+            <w:pPr>
+              <w:spacing w:after="40"/>
+            </w:pPr>
+            <w:r>
+              <w:rPr>
+                <w:sz w:val="19"/>
+                <w:szCs w:val="19"/>
+              </w:rPr>
+              <w:t>Returns to the parent screen (for example from a case to the register).</w:t>
+            </w:r>
+          </w:p>
+        </w:tc>
+        <w:tc>
+          <w:tcPr>
+            <w:tcW w:w="2447" w:type="dxa"/>
+            <w:shd w:val="clear" w:color="auto" w:fill="F8FAFB"/>
+            <w:tcMar>
+              <w:top w:w="70" w:type="dxa"/>
+              <w:left w:w="110" w:type="dxa"/>
+              <w:bottom w:w="70" w:type="dxa"/>
+              <w:right w:w="110" w:type="dxa"/>
+            </w:tcMar>
+          </w:tcPr>
+          <w:p>
+            <w:pPr>
+              <w:spacing w:after="40"/>
+            </w:pPr>
+            <w:r>
+              <w:rPr>
+                <w:sz w:val="19"/>
+                <w:szCs w:val="19"/>
+              </w:rPr>
+              <w:t>A consistent way back that does not lose your place in the menu.</w:t>
+            </w:r>
+          </w:p>
+        </w:tc>
+        <w:tc>
+          <w:tcPr>
+            <w:tcW w:w="2071" w:type="dxa"/>
+            <w:shd w:val="clear" w:color="auto" w:fill="F8FAFB"/>
+            <w:tcMar>
+              <w:top w:w="70" w:type="dxa"/>
+              <w:left w:w="110" w:type="dxa"/>
+              <w:bottom w:w="70" w:type="dxa"/>
+              <w:right w:w="110" w:type="dxa"/>
+            </w:tcMar>
+          </w:tcPr>
+          <w:p>
+            <w:pPr>
+              <w:spacing w:after="40"/>
+            </w:pPr>
+            <w:r>
+              <w:rPr>
+                <w:sz w:val="19"/>
+                <w:szCs w:val="19"/>
+              </w:rPr>
+              <w:t>The parent screen opens.</w:t>
+            </w:r>
+          </w:p>
+        </w:tc>
+      </w:tr>
+      <w:tr>
+        <w:tblPrEx>
+          <w:tblCellMar>
+            <w:top w:w="0" w:type="dxa"/>
+            <w:bottom w:w="0" w:type="dxa"/>
+          </w:tblCellMar>
+        </w:tblPrEx>
+        <w:trPr>
+          <w:cantSplit/>
+        </w:trPr>
+        <w:tc>
+          <w:tcPr>
+            <w:tcW w:w="1882" w:type="dxa"/>
+            <w:tcMar>
+              <w:top w:w="70" w:type="dxa"/>
+              <w:left w:w="110" w:type="dxa"/>
+              <w:bottom w:w="70" w:type="dxa"/>
+              <w:right w:w="110" w:type="dxa"/>
+            </w:tcMar>
+          </w:tcPr>
+          <w:p>
+            <w:pPr>
+              <w:spacing w:after="40"/>
+            </w:pPr>
+            <w:r>
+              <w:rPr>
+                <w:sz w:val="19"/>
+                <w:szCs w:val="19"/>
+              </w:rPr>
+              <w:t>Go to my start screen</w:t>
+            </w:r>
+          </w:p>
+        </w:tc>
+        <w:tc>
+          <w:tcPr>
+            <w:tcW w:w="3012" w:type="dxa"/>
+            <w:tcMar>
+              <w:top w:w="70" w:type="dxa"/>
+              <w:left w:w="110" w:type="dxa"/>
+              <w:bottom w:w="70" w:type="dxa"/>
+              <w:right w:w="110" w:type="dxa"/>
+            </w:tcMar>
+          </w:tcPr>
+          <w:p>
+            <w:pPr>
+              <w:spacing w:after="40"/>
+            </w:pPr>
+            <w:r>
+              <w:rPr>
+                <w:sz w:val="19"/>
+                <w:szCs w:val="19"/>
+              </w:rPr>
+              <w:t>Appears on the “This screen isn't part of your role” page and takes you to your own start screen.</w:t>
+            </w:r>
+          </w:p>
+        </w:tc>
+        <w:tc>
+          <w:tcPr>
+            <w:tcW w:w="2447" w:type="dxa"/>
+            <w:tcMar>
+              <w:top w:w="70" w:type="dxa"/>
+              <w:left w:w="110" w:type="dxa"/>
+              <w:bottom w:w="70" w:type="dxa"/>
+              <w:right w:w="110" w:type="dxa"/>
+            </w:tcMar>
+          </w:tcPr>
+          <w:p>
+            <w:pPr>
+              <w:spacing w:after="40"/>
+            </w:pPr>
+            <w:r>
+              <w:rPr>
+                <w:sz w:val="19"/>
+                <w:szCs w:val="19"/>
+              </w:rPr>
+              <w:t>An old bookmark or shared link may point at a screen that belongs to another role; this gets you out safely.</w:t>
+            </w:r>
+          </w:p>
+        </w:tc>
+        <w:tc>
+          <w:tcPr>
+            <w:tcW w:w="2071" w:type="dxa"/>
+            <w:tcMar>
+              <w:top w:w="70" w:type="dxa"/>
+              <w:left w:w="110" w:type="dxa"/>
+              <w:bottom w:w="70" w:type="dxa"/>
+              <w:right w:w="110" w:type="dxa"/>
+            </w:tcMar>
+          </w:tcPr>
+          <w:p>
+            <w:pPr>
+              <w:spacing w:after="40"/>
+            </w:pPr>
+            <w:r>
+              <w:rPr>
+                <w:sz w:val="19"/>
+                <w:szCs w:val="19"/>
+              </w:rPr>
+              <w:t>Your start screen opens.</w:t>
+            </w:r>
+          </w:p>
+        </w:tc>
+      </w:tr>
+    </w:tbl>
+    <w:p>
+      <w:pPr>
+        <w:spacing w:after="120"/>
+      </w:pPr>
+    </w:p>
+    <w:p>
+      <w:pPr>
+        <w:pStyle w:val="Heading2"/>
+      </w:pPr>
+      <w:bookmarkStart w:id="24" w:name="_Toc240888936"/>
+      <w:r>
+        <w:t>8.3 Change Password</w:t>
+      </w:r>
+      <w:bookmarkEnd w:id="24"/>
+    </w:p>
+    <w:p>
+      <w:pPr>
+        <w:spacing w:after="120" w:line="288" w:lineRule="auto"/>
+      </w:pPr>
+      <w:r>
+        <w:rPr>
+          <w:b/>
+          <w:bCs/>
+        </w:rPr>
+        <w:t>Who can open it:</w:t>
+      </w:r>
+      <w:r>
+        <w:t xml:space="preserve"> every role.  </w:t>
+      </w:r>
+      <w:r>
+        <w:rPr>
+          <w:b/>
+          <w:bCs/>
+        </w:rPr>
+        <w:t>Where:</w:t>
+      </w:r>
+      <w:r>
+        <w:t xml:space="preserve"> </w:t>
+      </w:r>
+      <w:r>
+        <w:rPr>
+          <w:rFonts w:ascii="Consolas" w:eastAsia="Consolas" w:hAnsi="Consolas" w:cs="Consolas"/>
+          <w:color w:val="122238"/>
+          <w:sz w:val="19"/>
+          <w:szCs w:val="19"/>
+        </w:rPr>
+        <w:t>/admin/account</w:t>
+      </w:r>
+    </w:p>
+    <w:p>
+      <w:pPr>
+        <w:spacing w:after="120" w:line="288" w:lineRule="auto"/>
+      </w:pPr>
+      <w:r>
+        <w:t>Change your own password.</w:t>
+      </w:r>
+    </w:p>
+    <w:tbl>
+      <w:tblPr>
+        <w:tblW w:w="9412" w:type="dxa"/>
+        <w:tblBorders>
+          <w:top w:val="single" w:sz="4" w:space="0" w:color="D5DAE0"/>
+          <w:left w:val="single" w:sz="4" w:space="0" w:color="D5DAE0"/>
+          <w:bottom w:val="single" w:sz="4" w:space="0" w:color="D5DAE0"/>
+          <w:right w:val="single" w:sz="4" w:space="0" w:color="D5DAE0"/>
+          <w:insideH w:val="single" w:sz="4" w:space="0" w:color="D5DAE0"/>
+          <w:insideV w:val="single" w:sz="4" w:space="0" w:color="D5DAE0"/>
+        </w:tblBorders>
+        <w:tblCellMar>
+          <w:left w:w="10" w:type="dxa"/>
+          <w:right w:w="10" w:type="dxa"/>
+        </w:tblCellMar>
+        <w:tblLook w:val="0000" w:firstRow="0" w:lastRow="0" w:firstColumn="0" w:lastColumn="0" w:noHBand="0" w:noVBand="0"/>
+      </w:tblPr>
+      <w:tblGrid>
+        <w:gridCol w:w="1882"/>
+        <w:gridCol w:w="3012"/>
+        <w:gridCol w:w="2447"/>
+        <w:gridCol w:w="2071"/>
+      </w:tblGrid>
+      <w:tr>
+        <w:tblPrEx>
+          <w:tblCellMar>
+            <w:top w:w="0" w:type="dxa"/>
+            <w:bottom w:w="0" w:type="dxa"/>
+          </w:tblCellMar>
+        </w:tblPrEx>
+        <w:trPr>
+          <w:tblHeader/>
+        </w:trPr>
+        <w:tc>
+          <w:tcPr>
+            <w:tcW w:w="1882" w:type="dxa"/>
+            <w:shd w:val="clear" w:color="auto" w:fill="1B3350"/>
+            <w:tcMar>
+              <w:top w:w="70" w:type="dxa"/>
+              <w:left w:w="110" w:type="dxa"/>
+              <w:bottom w:w="70" w:type="dxa"/>
+              <w:right w:w="110" w:type="dxa"/>
+            </w:tcMar>
+          </w:tcPr>
+          <w:p>
+            <w:pPr>
+              <w:spacing w:after="40"/>
+            </w:pPr>
+            <w:r>
+              <w:rPr>
+                <w:b/>
+                <w:bCs/>
+                <w:color w:val="FFFFFF"/>
+                <w:sz w:val="19"/>
+                <w:szCs w:val="19"/>
+              </w:rPr>
+              <w:t>Control</w:t>
+            </w:r>
+          </w:p>
+        </w:tc>
+        <w:tc>
+          <w:tcPr>
+            <w:tcW w:w="3012" w:type="dxa"/>
+            <w:shd w:val="clear" w:color="auto" w:fill="1B3350"/>
+            <w:tcMar>
+              <w:top w:w="70" w:type="dxa"/>
+              <w:left w:w="110" w:type="dxa"/>
+              <w:bottom w:w="70" w:type="dxa"/>
+              <w:right w:w="110" w:type="dxa"/>
+            </w:tcMar>
+          </w:tcPr>
+          <w:p>
+            <w:pPr>
+              <w:spacing w:after="40"/>
+            </w:pPr>
+            <w:r>
+              <w:rPr>
+                <w:b/>
+                <w:bCs/>
+                <w:color w:val="FFFFFF"/>
+                <w:sz w:val="19"/>
+                <w:szCs w:val="19"/>
+              </w:rPr>
+              <w:t>What it does and when to use it</w:t>
+            </w:r>
+          </w:p>
+        </w:tc>
+        <w:tc>
+          <w:tcPr>
+            <w:tcW w:w="2447" w:type="dxa"/>
+            <w:shd w:val="clear" w:color="auto" w:fill="1B3350"/>
+            <w:tcMar>
+              <w:top w:w="70" w:type="dxa"/>
+              <w:left w:w="110" w:type="dxa"/>
+              <w:bottom w:w="70" w:type="dxa"/>
+              <w:right w:w="110" w:type="dxa"/>
+            </w:tcMar>
+          </w:tcPr>
+          <w:p>
+            <w:pPr>
+              <w:spacing w:after="40"/>
+            </w:pPr>
+            <w:r>
+              <w:rPr>
+                <w:b/>
+                <w:bCs/>
+                <w:color w:val="FFFFFF"/>
+                <w:sz w:val="19"/>
+                <w:szCs w:val="19"/>
+              </w:rPr>
+              <w:t>Why it exists</w:t>
+            </w:r>
+          </w:p>
+        </w:tc>
+        <w:tc>
+          <w:tcPr>
+            <w:tcW w:w="2071" w:type="dxa"/>
+            <w:shd w:val="clear" w:color="auto" w:fill="1B3350"/>
+            <w:tcMar>
+              <w:top w:w="70" w:type="dxa"/>
+              <w:left w:w="110" w:type="dxa"/>
+              <w:bottom w:w="70" w:type="dxa"/>
+              <w:right w:w="110" w:type="dxa"/>
+            </w:tcMar>
+          </w:tcPr>
+          <w:p>
+            <w:pPr>
+              <w:spacing w:after="40"/>
+            </w:pPr>
+            <w:r>
+              <w:rPr>
+                <w:b/>
+                <w:bCs/>
+                <w:color w:val="FFFFFF"/>
+                <w:sz w:val="19"/>
+                <w:szCs w:val="19"/>
+              </w:rPr>
+              <w:t>What happens next</w:t>
+            </w:r>
+          </w:p>
+        </w:tc>
+      </w:tr>
+      <w:tr>
+        <w:tblPrEx>
+          <w:tblCellMar>
+            <w:top w:w="0" w:type="dxa"/>
+            <w:bottom w:w="0" w:type="dxa"/>
+          </w:tblCellMar>
+        </w:tblPrEx>
+        <w:trPr>
+          <w:cantSplit/>
+        </w:trPr>
+        <w:tc>
+          <w:tcPr>
+            <w:tcW w:w="1882" w:type="dxa"/>
+            <w:tcMar>
+              <w:top w:w="70" w:type="dxa"/>
+              <w:left w:w="110" w:type="dxa"/>
+              <w:bottom w:w="70" w:type="dxa"/>
+              <w:right w:w="110" w:type="dxa"/>
+            </w:tcMar>
+          </w:tcPr>
+          <w:p>
+            <w:pPr>
+              <w:spacing w:after="40"/>
+            </w:pPr>
+            <w:r>
+              <w:rPr>
+                <w:sz w:val="19"/>
+                <w:szCs w:val="19"/>
+              </w:rPr>
+              <w:t>Current password</w:t>
+            </w:r>
+          </w:p>
+        </w:tc>
+        <w:tc>
+          <w:tcPr>
+            <w:tcW w:w="3012" w:type="dxa"/>
+            <w:tcMar>
+              <w:top w:w="70" w:type="dxa"/>
+              <w:left w:w="110" w:type="dxa"/>
+              <w:bottom w:w="70" w:type="dxa"/>
+              <w:right w:w="110" w:type="dxa"/>
+            </w:tcMar>
+          </w:tcPr>
+          <w:p>
+            <w:pPr>
+              <w:spacing w:after="40"/>
+            </w:pPr>
+            <w:r>
+              <w:rPr>
+                <w:sz w:val="19"/>
+                <w:szCs w:val="19"/>
+              </w:rPr>
+              <w:t>Type the password you use now.</w:t>
+            </w:r>
+          </w:p>
+        </w:tc>
+        <w:tc>
+          <w:tcPr>
+            <w:tcW w:w="2447" w:type="dxa"/>
+            <w:tcMar>
+              <w:top w:w="70" w:type="dxa"/>
+              <w:left w:w="110" w:type="dxa"/>
+              <w:bottom w:w="70" w:type="dxa"/>
+              <w:right w:w="110" w:type="dxa"/>
+            </w:tcMar>
+          </w:tcPr>
+          <w:p>
+            <w:pPr>
+              <w:spacing w:after="40"/>
+            </w:pPr>
+            <w:r>
+              <w:rPr>
+                <w:sz w:val="19"/>
+                <w:szCs w:val="19"/>
+              </w:rPr>
+              <w:t>Proves it is really you before a change, in case a signed-in device was left open.</w:t>
+            </w:r>
+          </w:p>
+        </w:tc>
+        <w:tc>
+          <w:tcPr>
+            <w:tcW w:w="2071" w:type="dxa"/>
+            <w:tcMar>
+              <w:top w:w="70" w:type="dxa"/>
+              <w:left w:w="110" w:type="dxa"/>
+              <w:bottom w:w="70" w:type="dxa"/>
+              <w:right w:w="110" w:type="dxa"/>
+            </w:tcMar>
+          </w:tcPr>
+          <w:p>
+            <w:pPr>
+              <w:spacing w:after="40"/>
+            </w:pPr>
+            <w:r>
+              <w:rPr>
+                <w:sz w:val="19"/>
+                <w:szCs w:val="19"/>
+              </w:rPr>
+              <w:t>Nothing yet.</w:t>
+            </w:r>
+          </w:p>
+        </w:tc>
+      </w:tr>
+      <w:tr>
+        <w:tblPrEx>
+          <w:tblCellMar>
+            <w:top w:w="0" w:type="dxa"/>
+            <w:bottom w:w="0" w:type="dxa"/>
+          </w:tblCellMar>
+        </w:tblPrEx>
+        <w:trPr>
+          <w:cantSplit/>
+        </w:trPr>
+        <w:tc>
+          <w:tcPr>
+            <w:tcW w:w="1882" w:type="dxa"/>
+            <w:shd w:val="clear" w:color="auto" w:fill="F8FAFB"/>
+            <w:tcMar>
+              <w:top w:w="70" w:type="dxa"/>
+              <w:left w:w="110" w:type="dxa"/>
+              <w:bottom w:w="70" w:type="dxa"/>
+              <w:right w:w="110" w:type="dxa"/>
+            </w:tcMar>
+          </w:tcPr>
+          <w:p>
+            <w:pPr>
+              <w:spacing w:after="40"/>
+            </w:pPr>
+            <w:r>
+              <w:rPr>
+                <w:sz w:val="19"/>
+                <w:szCs w:val="19"/>
+              </w:rPr>
+              <w:t>New password</w:t>
+            </w:r>
+          </w:p>
+        </w:tc>
+        <w:tc>
+          <w:tcPr>
+            <w:tcW w:w="3012" w:type="dxa"/>
+            <w:shd w:val="clear" w:color="auto" w:fill="F8FAFB"/>
+            <w:tcMar>
+              <w:top w:w="70" w:type="dxa"/>
+              <w:left w:w="110" w:type="dxa"/>
+              <w:bottom w:w="70" w:type="dxa"/>
+              <w:right w:w="110" w:type="dxa"/>
+            </w:tcMar>
+          </w:tcPr>
+          <w:p>
+            <w:pPr>
+              <w:spacing w:after="40"/>
+            </w:pPr>
+            <w:r>
+              <w:rPr>
+                <w:sz w:val="19"/>
+                <w:szCs w:val="19"/>
+              </w:rPr>
+              <w:t>Type the new password.</w:t>
+            </w:r>
+          </w:p>
+        </w:tc>
+        <w:tc>
+          <w:tcPr>
+            <w:tcW w:w="2447" w:type="dxa"/>
+            <w:shd w:val="clear" w:color="auto" w:fill="F8FAFB"/>
+            <w:tcMar>
+              <w:top w:w="70" w:type="dxa"/>
+              <w:left w:w="110" w:type="dxa"/>
+              <w:bottom w:w="70" w:type="dxa"/>
+              <w:right w:w="110" w:type="dxa"/>
+            </w:tcMar>
+          </w:tcPr>
+          <w:p>
+            <w:pPr>
+              <w:spacing w:after="40"/>
+            </w:pPr>
+            <w:r>
+              <w:rPr>
+                <w:sz w:val="19"/>
+                <w:szCs w:val="19"/>
+              </w:rPr>
+              <w:t>It must be long enough, not a common password, not all digits and not similar to your username or name; the screen says which rule failed.</w:t>
+            </w:r>
+          </w:p>
+        </w:tc>
+        <w:tc>
+          <w:tcPr>
+            <w:tcW w:w="2071" w:type="dxa"/>
+            <w:shd w:val="clear" w:color="auto" w:fill="F8FAFB"/>
+            <w:tcMar>
+              <w:top w:w="70" w:type="dxa"/>
+              <w:left w:w="110" w:type="dxa"/>
+              <w:bottom w:w="70" w:type="dxa"/>
+              <w:right w:w="110" w:type="dxa"/>
+            </w:tcMar>
+          </w:tcPr>
+          <w:p>
+            <w:pPr>
+              <w:spacing w:after="40"/>
+            </w:pPr>
+            <w:r>
+              <w:rPr>
+                <w:sz w:val="19"/>
+                <w:szCs w:val="19"/>
+              </w:rPr>
+              <w:t>Nothing yet.</w:t>
+            </w:r>
+          </w:p>
+        </w:tc>
+      </w:tr>
+      <w:tr>
+        <w:tblPrEx>
+          <w:tblCellMar>
+            <w:top w:w="0" w:type="dxa"/>
+            <w:bottom w:w="0" w:type="dxa"/>
+          </w:tblCellMar>
+        </w:tblPrEx>
+        <w:trPr>
+          <w:cantSplit/>
+        </w:trPr>
+        <w:tc>
+          <w:tcPr>
+            <w:tcW w:w="1882" w:type="dxa"/>
+            <w:tcMar>
+              <w:top w:w="70" w:type="dxa"/>
+              <w:left w:w="110" w:type="dxa"/>
+              <w:bottom w:w="70" w:type="dxa"/>
+              <w:right w:w="110" w:type="dxa"/>
+            </w:tcMar>
+          </w:tcPr>
+          <w:p>
+            <w:pPr>
+              <w:spacing w:after="40"/>
+            </w:pPr>
+            <w:r>
+              <w:rPr>
+                <w:sz w:val="19"/>
+                <w:szCs w:val="19"/>
+              </w:rPr>
+              <w:t>Confirm new password</w:t>
+            </w:r>
+          </w:p>
+        </w:tc>
+        <w:tc>
+          <w:tcPr>
+            <w:tcW w:w="3012" w:type="dxa"/>
+            <w:tcMar>
+              <w:top w:w="70" w:type="dxa"/>
+              <w:left w:w="110" w:type="dxa"/>
+              <w:bottom w:w="70" w:type="dxa"/>
+              <w:right w:w="110" w:type="dxa"/>
+            </w:tcMar>
+          </w:tcPr>
+          <w:p>
+            <w:pPr>
+              <w:spacing w:after="40"/>
+            </w:pPr>
+            <w:r>
+              <w:rPr>
+                <w:sz w:val="19"/>
+                <w:szCs w:val="19"/>
+              </w:rPr>
+              <w:t>Type the new password again.</w:t>
+            </w:r>
+          </w:p>
+        </w:tc>
+        <w:tc>
+          <w:tcPr>
+            <w:tcW w:w="2447" w:type="dxa"/>
+            <w:tcMar>
+              <w:top w:w="70" w:type="dxa"/>
+              <w:left w:w="110" w:type="dxa"/>
+              <w:bottom w:w="70" w:type="dxa"/>
+              <w:right w:w="110" w:type="dxa"/>
+            </w:tcMar>
+          </w:tcPr>
+          <w:p>
+            <w:pPr>
+              <w:spacing w:after="40"/>
+            </w:pPr>
+            <w:r>
+              <w:rPr>
+                <w:sz w:val="19"/>
+                <w:szCs w:val="19"/>
+              </w:rPr>
+              <w:t>Catches a typing slip that would lock you out.</w:t>
+            </w:r>
+          </w:p>
+        </w:tc>
+        <w:tc>
+          <w:tcPr>
+            <w:tcW w:w="2071" w:type="dxa"/>
+            <w:tcMar>
+              <w:top w:w="70" w:type="dxa"/>
+              <w:left w:w="110" w:type="dxa"/>
+              <w:bottom w:w="70" w:type="dxa"/>
+              <w:right w:w="110" w:type="dxa"/>
+            </w:tcMar>
+          </w:tcPr>
+          <w:p>
+            <w:pPr>
+              <w:spacing w:after="40"/>
+            </w:pPr>
+            <w:r>
+              <w:rPr>
+                <w:sz w:val="19"/>
+                <w:szCs w:val="19"/>
+              </w:rPr>
+              <w:t>Nothing yet.</w:t>
+            </w:r>
+          </w:p>
+        </w:tc>
+      </w:tr>
+      <w:tr>
+        <w:tblPrEx>
+          <w:tblCellMar>
+            <w:top w:w="0" w:type="dxa"/>
+            <w:bottom w:w="0" w:type="dxa"/>
+          </w:tblCellMar>
+        </w:tblPrEx>
+        <w:trPr>
+          <w:cantSplit/>
+        </w:trPr>
+        <w:tc>
+          <w:tcPr>
+            <w:tcW w:w="1882" w:type="dxa"/>
+            <w:shd w:val="clear" w:color="auto" w:fill="F8FAFB"/>
+            <w:tcMar>
+              <w:top w:w="70" w:type="dxa"/>
+              <w:left w:w="110" w:type="dxa"/>
+              <w:bottom w:w="70" w:type="dxa"/>
+              <w:right w:w="110" w:type="dxa"/>
+            </w:tcMar>
+          </w:tcPr>
+          <w:p>
+            <w:pPr>
+              <w:spacing w:after="40"/>
+            </w:pPr>
+            <w:r>
+              <w:rPr>
+                <w:sz w:val="19"/>
+                <w:szCs w:val="19"/>
+              </w:rPr>
+              <w:t>Change password</w:t>
+            </w:r>
+          </w:p>
+        </w:tc>
+        <w:tc>
+          <w:tcPr>
+            <w:tcW w:w="3012" w:type="dxa"/>
+            <w:shd w:val="clear" w:color="auto" w:fill="F8FAFB"/>
+            <w:tcMar>
+              <w:top w:w="70" w:type="dxa"/>
+              <w:left w:w="110" w:type="dxa"/>
+              <w:bottom w:w="70" w:type="dxa"/>
+              <w:right w:w="110" w:type="dxa"/>
+            </w:tcMar>
+          </w:tcPr>
+          <w:p>
+            <w:pPr>
+              <w:spacing w:after="40"/>
+            </w:pPr>
+            <w:r>
+              <w:rPr>
+                <w:sz w:val="19"/>
+                <w:szCs w:val="19"/>
+              </w:rPr>
+              <w:t>Saves the new password.</w:t>
+            </w:r>
+          </w:p>
+        </w:tc>
+        <w:tc>
+          <w:tcPr>
+            <w:tcW w:w="2447" w:type="dxa"/>
+            <w:shd w:val="clear" w:color="auto" w:fill="F8FAFB"/>
+            <w:tcMar>
+              <w:top w:w="70" w:type="dxa"/>
+              <w:left w:w="110" w:type="dxa"/>
+              <w:bottom w:w="70" w:type="dxa"/>
+              <w:right w:w="110" w:type="dxa"/>
+            </w:tcMar>
+          </w:tcPr>
+          <w:p>
+            <w:pPr>
+              <w:spacing w:after="40"/>
+            </w:pPr>
+            <w:r>
+              <w:rPr>
+                <w:sz w:val="19"/>
+                <w:szCs w:val="19"/>
+              </w:rPr>
+              <w:t>Your old password stops working straight away, and other people (including the PI) never see your new one.</w:t>
+            </w:r>
+          </w:p>
+        </w:tc>
+        <w:tc>
+          <w:tcPr>
+            <w:tcW w:w="2071" w:type="dxa"/>
+            <w:shd w:val="clear" w:color="auto" w:fill="F8FAFB"/>
+            <w:tcMar>
+              <w:top w:w="70" w:type="dxa"/>
+              <w:left w:w="110" w:type="dxa"/>
+              <w:bottom w:w="70" w:type="dxa"/>
+              <w:right w:w="110" w:type="dxa"/>
+            </w:tcMar>
+          </w:tcPr>
+          <w:p>
+            <w:pPr>
+              <w:spacing w:after="40"/>
+            </w:pPr>
+            <w:r>
+              <w:rPr>
+                <w:sz w:val="19"/>
+                <w:szCs w:val="19"/>
+              </w:rPr>
+              <w:t>A confirmation appears. Use the new password next time.</w:t>
+            </w:r>
+          </w:p>
+        </w:tc>
+      </w:tr>
+    </w:tbl>
+    <w:p>
+      <w:pPr>
+        <w:spacing w:after="120"/>
+      </w:pPr>
+    </w:p>
+    <w:p>
+      <w:pPr>
+        <w:pStyle w:val="Heading2"/>
+      </w:pPr>
+      <w:bookmarkStart w:id="25" w:name="_Toc240888937"/>
+      <w:r>
+        <w:t>8.4 Main-400 Register (and Reserve)</w:t>
+      </w:r>
+      <w:bookmarkEnd w:id="25"/>
+    </w:p>
+    <w:p>
+      <w:pPr>
+        <w:spacing w:after="120" w:line="288" w:lineRule="auto"/>
+      </w:pPr>
+      <w:r>
+        <w:rPr>
+          <w:b/>
+          <w:bCs/>
+        </w:rPr>
+        <w:t>Who can open it:</w:t>
+      </w:r>
+      <w:r>
+        <w:t xml:space="preserve"> PI / System Admin, Field / Digital Coordinator, Contact RA, Supervisor.  </w:t>
+      </w:r>
+      <w:r>
+        <w:rPr>
+          <w:b/>
+          <w:bCs/>
+        </w:rPr>
+        <w:t>Where:</w:t>
+      </w:r>
+      <w:r>
+        <w:t xml:space="preserve"> </w:t>
+      </w:r>
+      <w:r>
+        <w:rPr>
+          <w:rFonts w:ascii="Consolas" w:eastAsia="Consolas" w:hAnsi="Consolas" w:cs="Consolas"/>
+          <w:color w:val="122238"/>
+          <w:sz w:val="19"/>
+          <w:szCs w:val="19"/>
+        </w:rPr>
+        <w:t>/admin/sample</w:t>
+      </w:r>
+    </w:p>
+    <w:p>
+      <w:pPr>
+        <w:spacing w:after="120" w:line="288" w:lineRule="auto"/>
+      </w:pPr>
+      <w:r>
+        <w:t>The list of sample cases. A Contact RA sees only the cases assigned to them. From here you open a case, and the coordinator moves or reassigns cases in bulk.</w:t>
+      </w:r>
+    </w:p>
+    <w:tbl>
+      <w:tblPr>
+        <w:tblW w:w="9412" w:type="dxa"/>
+        <w:tblBorders>
+          <w:top w:val="single" w:sz="4" w:space="0" w:color="D5DAE0"/>
+          <w:left w:val="single" w:sz="4" w:space="0" w:color="D5DAE0"/>
+          <w:bottom w:val="single" w:sz="4" w:space="0" w:color="D5DAE0"/>
+          <w:right w:val="single" w:sz="4" w:space="0" w:color="D5DAE0"/>
+          <w:insideH w:val="single" w:sz="4" w:space="0" w:color="D5DAE0"/>
+          <w:insideV w:val="single" w:sz="4" w:space="0" w:color="D5DAE0"/>
+        </w:tblBorders>
+        <w:tblCellMar>
+          <w:left w:w="10" w:type="dxa"/>
+          <w:right w:w="10" w:type="dxa"/>
+        </w:tblCellMar>
+        <w:tblLook w:val="0000" w:firstRow="0" w:lastRow="0" w:firstColumn="0" w:lastColumn="0" w:noHBand="0" w:noVBand="0"/>
+      </w:tblPr>
+      <w:tblGrid>
+        <w:gridCol w:w="1882"/>
+        <w:gridCol w:w="3012"/>
+        <w:gridCol w:w="2447"/>
+        <w:gridCol w:w="2071"/>
+      </w:tblGrid>
+      <w:tr>
+        <w:tblPrEx>
+          <w:tblCellMar>
+            <w:top w:w="0" w:type="dxa"/>
+            <w:bottom w:w="0" w:type="dxa"/>
+          </w:tblCellMar>
+        </w:tblPrEx>
+        <w:trPr>
+          <w:tblHeader/>
+        </w:trPr>
+        <w:tc>
+          <w:tcPr>
+            <w:tcW w:w="1882" w:type="dxa"/>
+            <w:shd w:val="clear" w:color="auto" w:fill="1B3350"/>
+            <w:tcMar>
+              <w:top w:w="70" w:type="dxa"/>
+              <w:left w:w="110" w:type="dxa"/>
+              <w:bottom w:w="70" w:type="dxa"/>
+              <w:right w:w="110" w:type="dxa"/>
+            </w:tcMar>
+          </w:tcPr>
+          <w:p>
+            <w:pPr>
+              <w:spacing w:after="40"/>
+            </w:pPr>
+            <w:r>
+              <w:rPr>
+                <w:b/>
+                <w:bCs/>
+                <w:color w:val="FFFFFF"/>
+                <w:sz w:val="19"/>
+                <w:szCs w:val="19"/>
+              </w:rPr>
+              <w:t>Control</w:t>
+            </w:r>
+          </w:p>
+        </w:tc>
+        <w:tc>
+          <w:tcPr>
+            <w:tcW w:w="3012" w:type="dxa"/>
+            <w:shd w:val="clear" w:color="auto" w:fill="1B3350"/>
+            <w:tcMar>
+              <w:top w:w="70" w:type="dxa"/>
+              <w:left w:w="110" w:type="dxa"/>
+              <w:bottom w:w="70" w:type="dxa"/>
+              <w:right w:w="110" w:type="dxa"/>
+            </w:tcMar>
+          </w:tcPr>
+          <w:p>
+            <w:pPr>
+              <w:spacing w:after="40"/>
+            </w:pPr>
+            <w:r>
+              <w:rPr>
+                <w:b/>
+                <w:bCs/>
+                <w:color w:val="FFFFFF"/>
+                <w:sz w:val="19"/>
+                <w:szCs w:val="19"/>
+              </w:rPr>
+              <w:t>What it does and when to use it</w:t>
+            </w:r>
+          </w:p>
+        </w:tc>
+        <w:tc>
+          <w:tcPr>
+            <w:tcW w:w="2447" w:type="dxa"/>
+            <w:shd w:val="clear" w:color="auto" w:fill="1B3350"/>
+            <w:tcMar>
+              <w:top w:w="70" w:type="dxa"/>
+              <w:left w:w="110" w:type="dxa"/>
+              <w:bottom w:w="70" w:type="dxa"/>
+              <w:right w:w="110" w:type="dxa"/>
+            </w:tcMar>
+          </w:tcPr>
+          <w:p>
+            <w:pPr>
+              <w:spacing w:after="40"/>
+            </w:pPr>
+            <w:r>
+              <w:rPr>
+                <w:b/>
+                <w:bCs/>
+                <w:color w:val="FFFFFF"/>
+                <w:sz w:val="19"/>
+                <w:szCs w:val="19"/>
+              </w:rPr>
+              <w:t>Why it exists</w:t>
+            </w:r>
+          </w:p>
+        </w:tc>
+        <w:tc>
+          <w:tcPr>
+            <w:tcW w:w="2071" w:type="dxa"/>
+            <w:shd w:val="clear" w:color="auto" w:fill="1B3350"/>
+            <w:tcMar>
+              <w:top w:w="70" w:type="dxa"/>
+              <w:left w:w="110" w:type="dxa"/>
+              <w:bottom w:w="70" w:type="dxa"/>
+              <w:right w:w="110" w:type="dxa"/>
+            </w:tcMar>
+          </w:tcPr>
+          <w:p>
+            <w:pPr>
+              <w:spacing w:after="40"/>
+            </w:pPr>
+            <w:r>
+              <w:rPr>
+                <w:b/>
+                <w:bCs/>
+                <w:color w:val="FFFFFF"/>
+                <w:sz w:val="19"/>
+                <w:szCs w:val="19"/>
+              </w:rPr>
+              <w:t>What happens next</w:t>
+            </w:r>
+          </w:p>
+        </w:tc>
+      </w:tr>
+      <w:tr>
+        <w:tblPrEx>
+          <w:tblCellMar>
+            <w:top w:w="0" w:type="dxa"/>
+            <w:bottom w:w="0" w:type="dxa"/>
+          </w:tblCellMar>
+        </w:tblPrEx>
+        <w:trPr>
+          <w:cantSplit/>
+        </w:trPr>
+        <w:tc>
+          <w:tcPr>
+            <w:tcW w:w="1882" w:type="dxa"/>
+            <w:tcMar>
+              <w:top w:w="70" w:type="dxa"/>
+              <w:left w:w="110" w:type="dxa"/>
+              <w:bottom w:w="70" w:type="dxa"/>
+              <w:right w:w="110" w:type="dxa"/>
+            </w:tcMar>
+          </w:tcPr>
+          <w:p>
+            <w:pPr>
+              <w:spacing w:after="40"/>
+            </w:pPr>
+            <w:r>
+              <w:rPr>
+                <w:sz w:val="19"/>
+                <w:szCs w:val="19"/>
+              </w:rPr>
+              <w:t>Main / Reserve (sample type)</w:t>
+            </w:r>
+          </w:p>
+        </w:tc>
+        <w:tc>
+          <w:tcPr>
+            <w:tcW w:w="3012" w:type="dxa"/>
+            <w:tcMar>
+              <w:top w:w="70" w:type="dxa"/>
+              <w:left w:w="110" w:type="dxa"/>
+              <w:bottom w:w="70" w:type="dxa"/>
+              <w:right w:w="110" w:type="dxa"/>
+            </w:tcMar>
+          </w:tcPr>
+          <w:p>
+            <w:pPr>
+              <w:spacing w:after="40"/>
+            </w:pPr>
+            <w:r>
+              <w:rPr>
+                <w:sz w:val="19"/>
+                <w:szCs w:val="19"/>
+              </w:rPr>
+              <w:t>Switches the list between the 400 Main cases and the 400 locked Reserve cases.</w:t>
+            </w:r>
+          </w:p>
+        </w:tc>
+        <w:tc>
+          <w:tcPr>
+            <w:tcW w:w="2447" w:type="dxa"/>
+            <w:tcMar>
+              <w:top w:w="70" w:type="dxa"/>
+              <w:left w:w="110" w:type="dxa"/>
+              <w:bottom w:w="70" w:type="dxa"/>
+              <w:right w:w="110" w:type="dxa"/>
+            </w:tcMar>
+          </w:tcPr>
+          <w:p>
+            <w:pPr>
+              <w:spacing w:after="40"/>
+            </w:pPr>
+            <w:r>
+              <w:rPr>
+                <w:sz w:val="19"/>
+                <w:szCs w:val="19"/>
+              </w:rPr>
+              <w:t>Reserve cases are locked replacements and are handled differently from Main cases.</w:t>
+            </w:r>
+          </w:p>
+        </w:tc>
+        <w:tc>
+          <w:tcPr>
+            <w:tcW w:w="2071" w:type="dxa"/>
+            <w:tcMar>
+              <w:top w:w="70" w:type="dxa"/>
+              <w:left w:w="110" w:type="dxa"/>
+              <w:bottom w:w="70" w:type="dxa"/>
+              <w:right w:w="110" w:type="dxa"/>
+            </w:tcMar>
+          </w:tcPr>
+          <w:p>
+            <w:pPr>
+              <w:spacing w:after="40"/>
+            </w:pPr>
+            <w:r>
+              <w:rPr>
+                <w:sz w:val="19"/>
+                <w:szCs w:val="19"/>
+              </w:rPr>
+              <w:t>The list changes and returns to page 1.</w:t>
+            </w:r>
+          </w:p>
+        </w:tc>
+      </w:tr>
+      <w:tr>
+        <w:tblPrEx>
+          <w:tblCellMar>
+            <w:top w:w="0" w:type="dxa"/>
+            <w:bottom w:w="0" w:type="dxa"/>
+          </w:tblCellMar>
+        </w:tblPrEx>
+        <w:trPr>
+          <w:cantSplit/>
+        </w:trPr>
+        <w:tc>
+          <w:tcPr>
+            <w:tcW w:w="1882" w:type="dxa"/>
+            <w:shd w:val="clear" w:color="auto" w:fill="F8FAFB"/>
+            <w:tcMar>
+              <w:top w:w="70" w:type="dxa"/>
+              <w:left w:w="110" w:type="dxa"/>
+              <w:bottom w:w="70" w:type="dxa"/>
+              <w:right w:w="110" w:type="dxa"/>
+            </w:tcMar>
+          </w:tcPr>
+          <w:p>
+            <w:pPr>
+              <w:spacing w:after="40"/>
+            </w:pPr>
+            <w:r>
+              <w:rPr>
+                <w:sz w:val="19"/>
+                <w:szCs w:val="19"/>
+              </w:rPr>
+              <w:t>Search ID or organisation</w:t>
+            </w:r>
+          </w:p>
+        </w:tc>
+        <w:tc>
+          <w:tcPr>
+            <w:tcW w:w="3012" w:type="dxa"/>
+            <w:shd w:val="clear" w:color="auto" w:fill="F8FAFB"/>
+            <w:tcMar>
+              <w:top w:w="70" w:type="dxa"/>
+              <w:left w:w="110" w:type="dxa"/>
+              <w:bottom w:w="70" w:type="dxa"/>
+              <w:right w:w="110" w:type="dxa"/>
+            </w:tcMar>
+          </w:tcPr>
+          <w:p>
+            <w:pPr>
+              <w:spacing w:after="40"/>
+            </w:pPr>
+            <w:r>
+              <w:rPr>
+                <w:sz w:val="19"/>
+                <w:szCs w:val="19"/>
+              </w:rPr>
+              <w:t>Filters the list as you type.</w:t>
+            </w:r>
+          </w:p>
+        </w:tc>
+        <w:tc>
+          <w:tcPr>
+            <w:tcW w:w="2447" w:type="dxa"/>
+            <w:shd w:val="clear" w:color="auto" w:fill="F8FAFB"/>
+            <w:tcMar>
+              <w:top w:w="70" w:type="dxa"/>
+              <w:left w:w="110" w:type="dxa"/>
+              <w:bottom w:w="70" w:type="dxa"/>
+              <w:right w:w="110" w:type="dxa"/>
+            </w:tcMar>
+          </w:tcPr>
+          <w:p>
+            <w:pPr>
+              <w:spacing w:after="40"/>
+            </w:pPr>
+            <w:r>
+              <w:rPr>
+                <w:sz w:val="19"/>
+                <w:szCs w:val="19"/>
+              </w:rPr>
+              <w:t>Finding one case among hundreds should not need paging.</w:t>
+            </w:r>
+          </w:p>
+        </w:tc>
+        <w:tc>
+          <w:tcPr>
+            <w:tcW w:w="2071" w:type="dxa"/>
+            <w:shd w:val="clear" w:color="auto" w:fill="F8FAFB"/>
+            <w:tcMar>
+              <w:top w:w="70" w:type="dxa"/>
+              <w:left w:w="110" w:type="dxa"/>
+              <w:bottom w:w="70" w:type="dxa"/>
+              <w:right w:w="110" w:type="dxa"/>
+            </w:tcMar>
+          </w:tcPr>
+          <w:p>
+            <w:pPr>
+              <w:spacing w:after="40"/>
+            </w:pPr>
+            <w:r>
+              <w:rPr>
+                <w:sz w:val="19"/>
+                <w:szCs w:val="19"/>
+              </w:rPr>
+              <w:t>Only matching cases are listed.</w:t>
+            </w:r>
+          </w:p>
+        </w:tc>
+      </w:tr>
+      <w:tr>
+        <w:tblPrEx>
+          <w:tblCellMar>
+            <w:top w:w="0" w:type="dxa"/>
+            <w:bottom w:w="0" w:type="dxa"/>
+          </w:tblCellMar>
+        </w:tblPrEx>
+        <w:trPr>
+          <w:cantSplit/>
+        </w:trPr>
+        <w:tc>
+          <w:tcPr>
+            <w:tcW w:w="1882" w:type="dxa"/>
+            <w:tcMar>
+              <w:top w:w="70" w:type="dxa"/>
+              <w:left w:w="110" w:type="dxa"/>
+              <w:bottom w:w="70" w:type="dxa"/>
+              <w:right w:w="110" w:type="dxa"/>
+            </w:tcMar>
+          </w:tcPr>
+          <w:p>
+            <w:pPr>
+              <w:spacing w:after="40"/>
+            </w:pPr>
+            <w:r>
+              <w:rPr>
+                <w:sz w:val="19"/>
+                <w:szCs w:val="19"/>
+              </w:rPr>
+              <w:lastRenderedPageBreak/>
+              <w:t>View</w:t>
+            </w:r>
+          </w:p>
+        </w:tc>
+        <w:tc>
+          <w:tcPr>
+            <w:tcW w:w="3012" w:type="dxa"/>
+            <w:tcMar>
+              <w:top w:w="70" w:type="dxa"/>
+              <w:left w:w="110" w:type="dxa"/>
+              <w:bottom w:w="70" w:type="dxa"/>
+              <w:right w:w="110" w:type="dxa"/>
+            </w:tcMar>
+          </w:tcPr>
+          <w:p>
+            <w:pPr>
+              <w:spacing w:after="40"/>
+            </w:pPr>
+            <w:r>
+              <w:rPr>
+                <w:sz w:val="19"/>
+                <w:szCs w:val="19"/>
+              </w:rPr>
+              <w:t>Opens the case page for that row.</w:t>
+            </w:r>
+          </w:p>
+        </w:tc>
+        <w:tc>
+          <w:tcPr>
+            <w:tcW w:w="2447" w:type="dxa"/>
+            <w:tcMar>
+              <w:top w:w="70" w:type="dxa"/>
+              <w:left w:w="110" w:type="dxa"/>
+              <w:bottom w:w="70" w:type="dxa"/>
+              <w:right w:w="110" w:type="dxa"/>
+            </w:tcMar>
+          </w:tcPr>
+          <w:p>
+            <w:pPr>
+              <w:spacing w:after="40"/>
+            </w:pPr>
+            <w:r>
+              <w:rPr>
+                <w:sz w:val="19"/>
+                <w:szCs w:val="19"/>
+              </w:rPr>
+              <w:t>All work on a case happens on its own page.</w:t>
+            </w:r>
+          </w:p>
+        </w:tc>
+        <w:tc>
+          <w:tcPr>
+            <w:tcW w:w="2071" w:type="dxa"/>
+            <w:tcMar>
+              <w:top w:w="70" w:type="dxa"/>
+              <w:left w:w="110" w:type="dxa"/>
+              <w:bottom w:w="70" w:type="dxa"/>
+              <w:right w:w="110" w:type="dxa"/>
+            </w:tcMar>
+          </w:tcPr>
+          <w:p>
+            <w:pPr>
+              <w:spacing w:after="40"/>
+            </w:pPr>
+            <w:r>
+              <w:rPr>
+                <w:sz w:val="19"/>
+                <w:szCs w:val="19"/>
+              </w:rPr>
+              <w:t>The case page opens.</w:t>
+            </w:r>
+          </w:p>
+        </w:tc>
+      </w:tr>
+      <w:tr>
+        <w:tblPrEx>
+          <w:tblCellMar>
+            <w:top w:w="0" w:type="dxa"/>
+            <w:bottom w:w="0" w:type="dxa"/>
+          </w:tblCellMar>
+        </w:tblPrEx>
+        <w:trPr>
+          <w:cantSplit/>
+        </w:trPr>
+        <w:tc>
+          <w:tcPr>
+            <w:tcW w:w="1882" w:type="dxa"/>
+            <w:shd w:val="clear" w:color="auto" w:fill="F8FAFB"/>
+            <w:tcMar>
+              <w:top w:w="70" w:type="dxa"/>
+              <w:left w:w="110" w:type="dxa"/>
+              <w:bottom w:w="70" w:type="dxa"/>
+              <w:right w:w="110" w:type="dxa"/>
+            </w:tcMar>
+          </w:tcPr>
+          <w:p>
+            <w:pPr>
+              <w:spacing w:after="40"/>
+            </w:pPr>
+            <w:r>
+              <w:rPr>
+                <w:sz w:val="19"/>
+                <w:szCs w:val="19"/>
+              </w:rPr>
+              <w:t>Show / page numbers / Previous / Next</w:t>
+            </w:r>
+          </w:p>
+        </w:tc>
+        <w:tc>
+          <w:tcPr>
+            <w:tcW w:w="3012" w:type="dxa"/>
+            <w:shd w:val="clear" w:color="auto" w:fill="F8FAFB"/>
+            <w:tcMar>
+              <w:top w:w="70" w:type="dxa"/>
+              <w:left w:w="110" w:type="dxa"/>
+              <w:bottom w:w="70" w:type="dxa"/>
+              <w:right w:w="110" w:type="dxa"/>
+            </w:tcMar>
+          </w:tcPr>
+          <w:p>
+            <w:pPr>
+              <w:spacing w:after="40"/>
+            </w:pPr>
+            <w:r>
+              <w:rPr>
+                <w:sz w:val="19"/>
+                <w:szCs w:val="19"/>
+              </w:rPr>
+              <w:t>Chooses how many rows to see (10, 20, 50, 100 or 200) and moves between pages.</w:t>
+            </w:r>
+          </w:p>
+        </w:tc>
+        <w:tc>
+          <w:tcPr>
+            <w:tcW w:w="2447" w:type="dxa"/>
+            <w:shd w:val="clear" w:color="auto" w:fill="F8FAFB"/>
+            <w:tcMar>
+              <w:top w:w="70" w:type="dxa"/>
+              <w:left w:w="110" w:type="dxa"/>
+              <w:bottom w:w="70" w:type="dxa"/>
+              <w:right w:w="110" w:type="dxa"/>
+            </w:tcMar>
+          </w:tcPr>
+          <w:p>
+            <w:pPr>
+              <w:spacing w:after="40"/>
+            </w:pPr>
+            <w:r>
+              <w:rPr>
+                <w:sz w:val="19"/>
+                <w:szCs w:val="19"/>
+              </w:rPr>
+              <w:t>Different jobs need different views; your choice is remembered.</w:t>
+            </w:r>
+          </w:p>
+        </w:tc>
+        <w:tc>
+          <w:tcPr>
+            <w:tcW w:w="2071" w:type="dxa"/>
+            <w:shd w:val="clear" w:color="auto" w:fill="F8FAFB"/>
+            <w:tcMar>
+              <w:top w:w="70" w:type="dxa"/>
+              <w:left w:w="110" w:type="dxa"/>
+              <w:bottom w:w="70" w:type="dxa"/>
+              <w:right w:w="110" w:type="dxa"/>
+            </w:tcMar>
+          </w:tcPr>
+          <w:p>
+            <w:pPr>
+              <w:spacing w:after="40"/>
+            </w:pPr>
+            <w:r>
+              <w:rPr>
+                <w:sz w:val="19"/>
+                <w:szCs w:val="19"/>
+              </w:rPr>
+              <w:t>The list redraws at the chosen size.</w:t>
+            </w:r>
+          </w:p>
+        </w:tc>
+      </w:tr>
+    </w:tbl>
+    <w:p>
+      <w:pPr>
+        <w:spacing w:after="120"/>
+      </w:pPr>
+    </w:p>
+    <w:p>
+      <w:pPr>
+        <w:pStyle w:val="Heading2"/>
+      </w:pPr>
+      <w:bookmarkStart w:id="26" w:name="_Toc240888938"/>
+      <w:r>
+        <w:t>8.5 Case page</w:t>
+      </w:r>
+      <w:bookmarkEnd w:id="26"/>
+    </w:p>
+    <w:p>
+      <w:pPr>
+        <w:spacing w:after="120" w:line="288" w:lineRule="auto"/>
+      </w:pPr>
+      <w:r>
+        <w:rPr>
+          <w:b/>
+          <w:bCs/>
+        </w:rPr>
+        <w:t>Who can open it:</w:t>
+      </w:r>
+      <w:r>
+        <w:t xml:space="preserve"> PI / System Admin, Field / Digital Coordinator, Contact RA, Supervisor.  </w:t>
+      </w:r>
+      <w:r>
+        <w:rPr>
+          <w:b/>
+          <w:bCs/>
+        </w:rPr>
+        <w:t>Where:</w:t>
+      </w:r>
+      <w:r>
+        <w:t xml:space="preserve"> </w:t>
+      </w:r>
+      <w:r>
+        <w:rPr>
+          <w:rFonts w:ascii="Consolas" w:eastAsia="Consolas" w:hAnsi="Consolas" w:cs="Consolas"/>
+          <w:color w:val="122238"/>
+          <w:sz w:val="19"/>
+          <w:szCs w:val="19"/>
+        </w:rPr>
+        <w:t>/admin/sample/{Sample ID}</w:t>
+      </w:r>
+    </w:p>
+    <w:p>
+      <w:pPr>
+        <w:spacing w:after="120" w:line="288" w:lineRule="auto"/>
+      </w:pPr>
+      <w:r>
+        <w:t>Everything about one organisation's place in the sample: who to contact, the invitation, the questionnaire, the timeline and the case's status.</w:t>
+      </w:r>
+    </w:p>
+    <w:tbl>
+      <w:tblPr>
+        <w:tblW w:w="9412" w:type="dxa"/>
+        <w:tblBorders>
+          <w:top w:val="single" w:sz="4" w:space="0" w:color="D5DAE0"/>
+          <w:left w:val="single" w:sz="4" w:space="0" w:color="D5DAE0"/>
+          <w:bottom w:val="single" w:sz="4" w:space="0" w:color="D5DAE0"/>
+          <w:right w:val="single" w:sz="4" w:space="0" w:color="D5DAE0"/>
+          <w:insideH w:val="single" w:sz="4" w:space="0" w:color="D5DAE0"/>
+          <w:insideV w:val="single" w:sz="4" w:space="0" w:color="D5DAE0"/>
+        </w:tblBorders>
+        <w:tblCellMar>
+          <w:left w:w="10" w:type="dxa"/>
+          <w:right w:w="10" w:type="dxa"/>
+        </w:tblCellMar>
+        <w:tblLook w:val="0000" w:firstRow="0" w:lastRow="0" w:firstColumn="0" w:lastColumn="0" w:noHBand="0" w:noVBand="0"/>
+      </w:tblPr>
+      <w:tblGrid>
+        <w:gridCol w:w="1882"/>
+        <w:gridCol w:w="3012"/>
+        <w:gridCol w:w="2447"/>
+        <w:gridCol w:w="2071"/>
+      </w:tblGrid>
+      <w:tr>
+        <w:tblPrEx>
+          <w:tblCellMar>
+            <w:top w:w="0" w:type="dxa"/>
+            <w:bottom w:w="0" w:type="dxa"/>
+          </w:tblCellMar>
+        </w:tblPrEx>
+        <w:trPr>
+          <w:tblHeader/>
+        </w:trPr>
+        <w:tc>
+          <w:tcPr>
+            <w:tcW w:w="1882" w:type="dxa"/>
+            <w:shd w:val="clear" w:color="auto" w:fill="1B3350"/>
+            <w:tcMar>
+              <w:top w:w="70" w:type="dxa"/>
+              <w:left w:w="110" w:type="dxa"/>
+              <w:bottom w:w="70" w:type="dxa"/>
+              <w:right w:w="110" w:type="dxa"/>
+            </w:tcMar>
+          </w:tcPr>
+          <w:p>
+            <w:pPr>
+              <w:spacing w:after="40"/>
+            </w:pPr>
+            <w:r>
+              <w:rPr>
+                <w:b/>
+                <w:bCs/>
+                <w:color w:val="FFFFFF"/>
+                <w:sz w:val="19"/>
+                <w:szCs w:val="19"/>
+              </w:rPr>
+              <w:t>Control</w:t>
+            </w:r>
+          </w:p>
+        </w:tc>
+        <w:tc>
+          <w:tcPr>
+            <w:tcW w:w="3012" w:type="dxa"/>
+            <w:shd w:val="clear" w:color="auto" w:fill="1B3350"/>
+            <w:tcMar>
+              <w:top w:w="70" w:type="dxa"/>
+              <w:left w:w="110" w:type="dxa"/>
+              <w:bottom w:w="70" w:type="dxa"/>
+              <w:right w:w="110" w:type="dxa"/>
+            </w:tcMar>
+          </w:tcPr>
+          <w:p>
+            <w:pPr>
+              <w:spacing w:after="40"/>
+            </w:pPr>
+            <w:r>
+              <w:rPr>
+                <w:b/>
+                <w:bCs/>
+                <w:color w:val="FFFFFF"/>
+                <w:sz w:val="19"/>
+                <w:szCs w:val="19"/>
+              </w:rPr>
+              <w:t>What it does and when to use it</w:t>
+            </w:r>
+          </w:p>
+        </w:tc>
+        <w:tc>
+          <w:tcPr>
+            <w:tcW w:w="2447" w:type="dxa"/>
+            <w:shd w:val="clear" w:color="auto" w:fill="1B3350"/>
+            <w:tcMar>
+              <w:top w:w="70" w:type="dxa"/>
+              <w:left w:w="110" w:type="dxa"/>
+              <w:bottom w:w="70" w:type="dxa"/>
+              <w:right w:w="110" w:type="dxa"/>
+            </w:tcMar>
+          </w:tcPr>
+          <w:p>
+            <w:pPr>
+              <w:spacing w:after="40"/>
+            </w:pPr>
+            <w:r>
+              <w:rPr>
+                <w:b/>
+                <w:bCs/>
+                <w:color w:val="FFFFFF"/>
+                <w:sz w:val="19"/>
+                <w:szCs w:val="19"/>
+              </w:rPr>
+              <w:t>Why it exists</w:t>
+            </w:r>
+          </w:p>
+        </w:tc>
+        <w:tc>
+          <w:tcPr>
+            <w:tcW w:w="2071" w:type="dxa"/>
+            <w:shd w:val="clear" w:color="auto" w:fill="1B3350"/>
+            <w:tcMar>
+              <w:top w:w="70" w:type="dxa"/>
+              <w:left w:w="110" w:type="dxa"/>
+              <w:bottom w:w="70" w:type="dxa"/>
+              <w:right w:w="110" w:type="dxa"/>
+            </w:tcMar>
+          </w:tcPr>
+          <w:p>
+            <w:pPr>
+              <w:spacing w:after="40"/>
+            </w:pPr>
+            <w:r>
+              <w:rPr>
+                <w:b/>
+                <w:bCs/>
+                <w:color w:val="FFFFFF"/>
+                <w:sz w:val="19"/>
+                <w:szCs w:val="19"/>
+              </w:rPr>
+              <w:t>What happens next</w:t>
+            </w:r>
+          </w:p>
+        </w:tc>
+      </w:tr>
+      <w:tr>
+        <w:tblPrEx>
+          <w:tblCellMar>
+            <w:top w:w="0" w:type="dxa"/>
+            <w:bottom w:w="0" w:type="dxa"/>
+          </w:tblCellMar>
+        </w:tblPrEx>
+        <w:trPr>
+          <w:cantSplit/>
+        </w:trPr>
+        <w:tc>
+          <w:tcPr>
+            <w:tcW w:w="1882" w:type="dxa"/>
+            <w:tcMar>
+              <w:top w:w="70" w:type="dxa"/>
+              <w:left w:w="110" w:type="dxa"/>
+              <w:bottom w:w="70" w:type="dxa"/>
+              <w:right w:w="110" w:type="dxa"/>
+            </w:tcMar>
+          </w:tcPr>
+          <w:p>
+            <w:pPr>
+              <w:spacing w:after="40"/>
+            </w:pPr>
+            <w:r>
+              <w:rPr>
+                <w:sz w:val="19"/>
+                <w:szCs w:val="19"/>
+              </w:rPr>
+              <w:t>Advance workflow status (→ S0x buttons)</w:t>
+            </w:r>
+          </w:p>
+        </w:tc>
+        <w:tc>
+          <w:tcPr>
+            <w:tcW w:w="3012" w:type="dxa"/>
+            <w:tcMar>
+              <w:top w:w="70" w:type="dxa"/>
+              <w:left w:w="110" w:type="dxa"/>
+              <w:bottom w:w="70" w:type="dxa"/>
+              <w:right w:w="110" w:type="dxa"/>
+            </w:tcMar>
+          </w:tcPr>
+          <w:p>
+            <w:pPr>
+              <w:spacing w:after="40"/>
+            </w:pPr>
+            <w:r>
+              <w:rPr>
+                <w:sz w:val="19"/>
+                <w:szCs w:val="19"/>
+              </w:rPr>
+              <w:t>Moves the case to the next valid status, for example from Eligible respondent identified to Invitation prepared.</w:t>
+            </w:r>
+          </w:p>
+        </w:tc>
+        <w:tc>
+          <w:tcPr>
+            <w:tcW w:w="2447" w:type="dxa"/>
+            <w:tcMar>
+              <w:top w:w="70" w:type="dxa"/>
+              <w:left w:w="110" w:type="dxa"/>
+              <w:bottom w:w="70" w:type="dxa"/>
+              <w:right w:w="110" w:type="dxa"/>
+            </w:tcMar>
+          </w:tcPr>
+          <w:p>
+            <w:pPr>
+              <w:spacing w:after="40"/>
+            </w:pPr>
+            <w:r>
+              <w:rPr>
+                <w:sz w:val="19"/>
+                <w:szCs w:val="19"/>
+              </w:rPr>
+              <w:t>The workflow is a fixed sequence (S00–S16): a case cannot skip steps, and each move is recorded. Only statuses that are allowed next are shown.</w:t>
+            </w:r>
+          </w:p>
+        </w:tc>
+        <w:tc>
+          <w:tcPr>
+            <w:tcW w:w="2071" w:type="dxa"/>
+            <w:tcMar>
+              <w:top w:w="70" w:type="dxa"/>
+              <w:left w:w="110" w:type="dxa"/>
+              <w:bottom w:w="70" w:type="dxa"/>
+              <w:right w:w="110" w:type="dxa"/>
+            </w:tcMar>
+          </w:tcPr>
+          <w:p>
+            <w:pPr>
+              <w:spacing w:after="40"/>
+            </w:pPr>
+            <w:r>
+              <w:rPr>
+                <w:sz w:val="19"/>
+                <w:szCs w:val="19"/>
+              </w:rPr>
+              <w:t>The status changes and the change is added to the audit log. “No further transitions” appears at a final status.</w:t>
+            </w:r>
+          </w:p>
+        </w:tc>
+      </w:tr>
+      <w:tr>
+        <w:tblPrEx>
+          <w:tblCellMar>
+            <w:top w:w="0" w:type="dxa"/>
+            <w:bottom w:w="0" w:type="dxa"/>
+          </w:tblCellMar>
+        </w:tblPrEx>
+        <w:trPr>
+          <w:cantSplit/>
+        </w:trPr>
+        <w:tc>
+          <w:tcPr>
+            <w:tcW w:w="1882" w:type="dxa"/>
+            <w:shd w:val="clear" w:color="auto" w:fill="F8FAFB"/>
+            <w:tcMar>
+              <w:top w:w="70" w:type="dxa"/>
+              <w:left w:w="110" w:type="dxa"/>
+              <w:bottom w:w="70" w:type="dxa"/>
+              <w:right w:w="110" w:type="dxa"/>
+            </w:tcMar>
+          </w:tcPr>
+          <w:p>
+            <w:pPr>
+              <w:spacing w:after="40"/>
+            </w:pPr>
+            <w:r>
+              <w:rPr>
+                <w:sz w:val="19"/>
+                <w:szCs w:val="19"/>
+              </w:rPr>
+              <w:t>Respondents and contact details → Add a person</w:t>
+            </w:r>
+          </w:p>
+        </w:tc>
+        <w:tc>
+          <w:tcPr>
+            <w:tcW w:w="3012" w:type="dxa"/>
+            <w:shd w:val="clear" w:color="auto" w:fill="F8FAFB"/>
+            <w:tcMar>
+              <w:top w:w="70" w:type="dxa"/>
+              <w:left w:w="110" w:type="dxa"/>
+              <w:bottom w:w="70" w:type="dxa"/>
+              <w:right w:w="110" w:type="dxa"/>
+            </w:tcMar>
+          </w:tcPr>
+          <w:p>
+            <w:pPr>
+              <w:spacing w:after="40"/>
+            </w:pPr>
+            <w:r>
+              <w:rPr>
+                <w:sz w:val="19"/>
+                <w:szCs w:val="19"/>
+              </w:rPr>
+              <w:t>Records a person at the organisation: name, role, phone, WhatsApp, email, gatekeeper, and whether they are eligible.</w:t>
+            </w:r>
+          </w:p>
+        </w:tc>
+        <w:tc>
+          <w:tcPr>
+            <w:tcW w:w="2447" w:type="dxa"/>
+            <w:shd w:val="clear" w:color="auto" w:fill="F8FAFB"/>
+            <w:tcMar>
+              <w:top w:w="70" w:type="dxa"/>
+              <w:left w:w="110" w:type="dxa"/>
+              <w:bottom w:w="70" w:type="dxa"/>
+              <w:right w:w="110" w:type="dxa"/>
+            </w:tcMar>
+          </w:tcPr>
+          <w:p>
+            <w:pPr>
+              <w:spacing w:after="40"/>
+            </w:pPr>
+            <w:r>
+              <w:rPr>
+                <w:sz w:val="19"/>
+                <w:szCs w:val="19"/>
+              </w:rPr>
+              <w:t>Invitations, reminders and phone-assisted interviews all need to know who to contact and whether they are the right (senior, knowledgeable) person.</w:t>
+            </w:r>
+          </w:p>
+        </w:tc>
+        <w:tc>
+          <w:tcPr>
+            <w:tcW w:w="2071" w:type="dxa"/>
+            <w:shd w:val="clear" w:color="auto" w:fill="F8FAFB"/>
+            <w:tcMar>
+              <w:top w:w="70" w:type="dxa"/>
+              <w:left w:w="110" w:type="dxa"/>
+              <w:bottom w:w="70" w:type="dxa"/>
+              <w:right w:w="110" w:type="dxa"/>
+            </w:tcMar>
+          </w:tcPr>
+          <w:p>
+            <w:pPr>
+              <w:spacing w:after="40"/>
+            </w:pPr>
+            <w:r>
+              <w:rPr>
+                <w:sz w:val="19"/>
+                <w:szCs w:val="19"/>
+              </w:rPr>
+              <w:t>A form opens. After Save, the person is listed on the case.</w:t>
+            </w:r>
+          </w:p>
+        </w:tc>
+      </w:tr>
+      <w:tr>
+        <w:tblPrEx>
+          <w:tblCellMar>
+            <w:top w:w="0" w:type="dxa"/>
+            <w:bottom w:w="0" w:type="dxa"/>
+          </w:tblCellMar>
+        </w:tblPrEx>
+        <w:trPr>
+          <w:cantSplit/>
+        </w:trPr>
+        <w:tc>
+          <w:tcPr>
+            <w:tcW w:w="1882" w:type="dxa"/>
+            <w:tcMar>
+              <w:top w:w="70" w:type="dxa"/>
+              <w:left w:w="110" w:type="dxa"/>
+              <w:bottom w:w="70" w:type="dxa"/>
+              <w:right w:w="110" w:type="dxa"/>
+            </w:tcMar>
+          </w:tcPr>
+          <w:p>
+            <w:pPr>
+              <w:spacing w:after="40"/>
+            </w:pPr>
+            <w:r>
+              <w:rPr>
+                <w:sz w:val="19"/>
+                <w:szCs w:val="19"/>
+              </w:rPr>
+              <w:t>Respondents panel → Edit / Save / Cancel</w:t>
+            </w:r>
+          </w:p>
+        </w:tc>
+        <w:tc>
+          <w:tcPr>
+            <w:tcW w:w="3012" w:type="dxa"/>
+            <w:tcMar>
+              <w:top w:w="70" w:type="dxa"/>
+              <w:left w:w="110" w:type="dxa"/>
+              <w:bottom w:w="70" w:type="dxa"/>
+              <w:right w:w="110" w:type="dxa"/>
+            </w:tcMar>
+          </w:tcPr>
+          <w:p>
+            <w:pPr>
+              <w:spacing w:after="40"/>
+            </w:pPr>
+            <w:r>
+              <w:rPr>
+                <w:sz w:val="19"/>
+                <w:szCs w:val="19"/>
+              </w:rPr>
+              <w:t>Corrects a person's details. Save keeps the change; Cancel discards it.</w:t>
+            </w:r>
+          </w:p>
+        </w:tc>
+        <w:tc>
+          <w:tcPr>
+            <w:tcW w:w="2447" w:type="dxa"/>
+            <w:tcMar>
+              <w:top w:w="70" w:type="dxa"/>
+              <w:left w:w="110" w:type="dxa"/>
+              <w:bottom w:w="70" w:type="dxa"/>
+              <w:right w:w="110" w:type="dxa"/>
+            </w:tcMar>
+          </w:tcPr>
+          <w:p>
+            <w:pPr>
+              <w:spacing w:after="40"/>
+            </w:pPr>
+            <w:r>
+              <w:rPr>
+                <w:sz w:val="19"/>
+                <w:szCs w:val="19"/>
+              </w:rPr>
+              <w:t>Contact details go stale, and a wrong number wastes a whole reminder sequence.</w:t>
+            </w:r>
+          </w:p>
+        </w:tc>
+        <w:tc>
+          <w:tcPr>
+            <w:tcW w:w="2071" w:type="dxa"/>
+            <w:tcMar>
+              <w:top w:w="70" w:type="dxa"/>
+              <w:left w:w="110" w:type="dxa"/>
+              <w:bottom w:w="70" w:type="dxa"/>
+              <w:right w:w="110" w:type="dxa"/>
+            </w:tcMar>
+          </w:tcPr>
+          <w:p>
+            <w:pPr>
+              <w:spacing w:after="40"/>
+            </w:pPr>
+            <w:r>
+              <w:rPr>
+                <w:sz w:val="19"/>
+                <w:szCs w:val="19"/>
+              </w:rPr>
+              <w:t>The person's details update; Cancel leaves them unchanged.</w:t>
+            </w:r>
+          </w:p>
+        </w:tc>
+      </w:tr>
+      <w:tr>
+        <w:tblPrEx>
+          <w:tblCellMar>
+            <w:top w:w="0" w:type="dxa"/>
+            <w:bottom w:w="0" w:type="dxa"/>
+          </w:tblCellMar>
+        </w:tblPrEx>
+        <w:trPr>
+          <w:cantSplit/>
+        </w:trPr>
+        <w:tc>
+          <w:tcPr>
+            <w:tcW w:w="1882" w:type="dxa"/>
+            <w:shd w:val="clear" w:color="auto" w:fill="F8FAFB"/>
+            <w:tcMar>
+              <w:top w:w="70" w:type="dxa"/>
+              <w:left w:w="110" w:type="dxa"/>
+              <w:bottom w:w="70" w:type="dxa"/>
+              <w:right w:w="110" w:type="dxa"/>
+            </w:tcMar>
+          </w:tcPr>
+          <w:p>
+            <w:pPr>
+              <w:spacing w:after="40"/>
+            </w:pPr>
+            <w:r>
+              <w:rPr>
+                <w:sz w:val="19"/>
+                <w:szCs w:val="19"/>
+              </w:rPr>
+              <w:t>Eligibility (Not yet screened / Eligible / Not eligible)</w:t>
+            </w:r>
+          </w:p>
+        </w:tc>
+        <w:tc>
+          <w:tcPr>
+            <w:tcW w:w="3012" w:type="dxa"/>
+            <w:shd w:val="clear" w:color="auto" w:fill="F8FAFB"/>
+            <w:tcMar>
+              <w:top w:w="70" w:type="dxa"/>
+              <w:left w:w="110" w:type="dxa"/>
+              <w:bottom w:w="70" w:type="dxa"/>
+              <w:right w:w="110" w:type="dxa"/>
+            </w:tcMar>
+          </w:tcPr>
+          <w:p>
+            <w:pPr>
+              <w:spacing w:after="40"/>
+            </w:pPr>
+            <w:r>
+              <w:rPr>
+                <w:sz w:val="19"/>
+                <w:szCs w:val="19"/>
+              </w:rPr>
+              <w:t>Records the outcome of your eligibility screening of that person.</w:t>
+            </w:r>
+          </w:p>
+        </w:tc>
+        <w:tc>
+          <w:tcPr>
+            <w:tcW w:w="2447" w:type="dxa"/>
+            <w:shd w:val="clear" w:color="auto" w:fill="F8FAFB"/>
+            <w:tcMar>
+              <w:top w:w="70" w:type="dxa"/>
+              <w:left w:w="110" w:type="dxa"/>
+              <w:bottom w:w="70" w:type="dxa"/>
+              <w:right w:w="110" w:type="dxa"/>
+            </w:tcMar>
+          </w:tcPr>
+          <w:p>
+            <w:pPr>
+              <w:spacing w:after="40"/>
+            </w:pPr>
+            <w:r>
+              <w:rPr>
+                <w:sz w:val="19"/>
+                <w:szCs w:val="19"/>
+              </w:rPr>
+              <w:t>Someone not eligible must never receive the questionnaire: the system will not hand out the questionnaire link without a passed eligibility check and the person's consent.</w:t>
+            </w:r>
+          </w:p>
+        </w:tc>
+        <w:tc>
+          <w:tcPr>
+            <w:tcW w:w="2071" w:type="dxa"/>
+            <w:shd w:val="clear" w:color="auto" w:fill="F8FAFB"/>
+            <w:tcMar>
+              <w:top w:w="70" w:type="dxa"/>
+              <w:left w:w="110" w:type="dxa"/>
+              <w:bottom w:w="70" w:type="dxa"/>
+              <w:right w:w="110" w:type="dxa"/>
+            </w:tcMar>
+          </w:tcPr>
+          <w:p>
+            <w:pPr>
+              <w:spacing w:after="40"/>
+            </w:pPr>
+            <w:r>
+              <w:rPr>
+                <w:sz w:val="19"/>
+                <w:szCs w:val="19"/>
+              </w:rPr>
+              <w:t>Eligible lets the questionnaire link work once consent is given. Not eligible sends the respondent to a referral instead.</w:t>
+            </w:r>
+          </w:p>
+        </w:tc>
+      </w:tr>
+      <w:tr>
+        <w:tblPrEx>
+          <w:tblCellMar>
+            <w:top w:w="0" w:type="dxa"/>
+            <w:bottom w:w="0" w:type="dxa"/>
+          </w:tblCellMar>
+        </w:tblPrEx>
+        <w:trPr>
+          <w:cantSplit/>
+        </w:trPr>
+        <w:tc>
+          <w:tcPr>
+            <w:tcW w:w="1882" w:type="dxa"/>
+            <w:tcMar>
+              <w:top w:w="70" w:type="dxa"/>
+              <w:left w:w="110" w:type="dxa"/>
+              <w:bottom w:w="70" w:type="dxa"/>
+              <w:right w:w="110" w:type="dxa"/>
+            </w:tcMar>
+          </w:tcPr>
+          <w:p>
+            <w:pPr>
+              <w:spacing w:after="40"/>
+            </w:pPr>
+            <w:r>
+              <w:rPr>
+                <w:sz w:val="19"/>
+                <w:szCs w:val="19"/>
+              </w:rPr>
+              <w:t>Invitations → Issue invitation (Channel, Wave)</w:t>
+            </w:r>
+          </w:p>
+        </w:tc>
+        <w:tc>
+          <w:tcPr>
+            <w:tcW w:w="3012" w:type="dxa"/>
+            <w:tcMar>
+              <w:top w:w="70" w:type="dxa"/>
+              <w:left w:w="110" w:type="dxa"/>
+              <w:bottom w:w="70" w:type="dxa"/>
+              <w:right w:w="110" w:type="dxa"/>
+            </w:tcMar>
+          </w:tcPr>
+          <w:p>
+            <w:pPr>
+              <w:spacing w:after="40"/>
+            </w:pPr>
+            <w:r>
+              <w:rPr>
+                <w:sz w:val="19"/>
+                <w:szCs w:val="19"/>
+              </w:rPr>
+              <w:t>Creates a personal invitation link (valid 14 days) and an 8-character manual code, for the chosen channel and wave.</w:t>
+            </w:r>
+          </w:p>
+        </w:tc>
+        <w:tc>
+          <w:tcPr>
+            <w:tcW w:w="2447" w:type="dxa"/>
+            <w:tcMar>
+              <w:top w:w="70" w:type="dxa"/>
+              <w:left w:w="110" w:type="dxa"/>
+              <w:bottom w:w="70" w:type="dxa"/>
+              <w:right w:w="110" w:type="dxa"/>
+            </w:tcMar>
+          </w:tcPr>
+          <w:p>
+            <w:pPr>
+              <w:spacing w:after="40"/>
+            </w:pPr>
+            <w:r>
+              <w:rPr>
+                <w:sz w:val="19"/>
+                <w:szCs w:val="19"/>
+              </w:rPr>
+              <w:t>Respondents are invited by a private, expiring link. The link is shown once and only a scrambled form is stored, so a stolen database cannot reveal live links. A new invitation replaces the old one.</w:t>
+            </w:r>
+          </w:p>
+        </w:tc>
+        <w:tc>
+          <w:tcPr>
+            <w:tcW w:w="2071" w:type="dxa"/>
+            <w:tcMar>
+              <w:top w:w="70" w:type="dxa"/>
+              <w:left w:w="110" w:type="dxa"/>
+              <w:bottom w:w="70" w:type="dxa"/>
+              <w:right w:w="110" w:type="dxa"/>
+            </w:tcMar>
+          </w:tcPr>
+          <w:p>
+            <w:pPr>
+              <w:spacing w:after="40"/>
+            </w:pPr>
+            <w:r>
+              <w:rPr>
+                <w:sz w:val="19"/>
+                <w:szCs w:val="19"/>
+              </w:rPr>
+              <w:t>The link and code appear once, ready to send. If the case cannot be invited (for example a locked Reserve case) you are told why.</w:t>
+            </w:r>
+          </w:p>
+        </w:tc>
+      </w:tr>
+      <w:tr>
+        <w:tblPrEx>
+          <w:tblCellMar>
+            <w:top w:w="0" w:type="dxa"/>
+            <w:bottom w:w="0" w:type="dxa"/>
+          </w:tblCellMar>
+        </w:tblPrEx>
+        <w:trPr>
+          <w:cantSplit/>
+        </w:trPr>
+        <w:tc>
+          <w:tcPr>
+            <w:tcW w:w="1882" w:type="dxa"/>
+            <w:shd w:val="clear" w:color="auto" w:fill="F8FAFB"/>
+            <w:tcMar>
+              <w:top w:w="70" w:type="dxa"/>
+              <w:left w:w="110" w:type="dxa"/>
+              <w:bottom w:w="70" w:type="dxa"/>
+              <w:right w:w="110" w:type="dxa"/>
+            </w:tcMar>
+          </w:tcPr>
+          <w:p>
+            <w:pPr>
+              <w:spacing w:after="40"/>
+            </w:pPr>
+            <w:r>
+              <w:rPr>
+                <w:sz w:val="19"/>
+                <w:szCs w:val="19"/>
+              </w:rPr>
+              <w:t>Send via WhatsApp / Send by SMS / Open in email app</w:t>
+            </w:r>
+          </w:p>
+        </w:tc>
+        <w:tc>
+          <w:tcPr>
+            <w:tcW w:w="3012" w:type="dxa"/>
+            <w:shd w:val="clear" w:color="auto" w:fill="F8FAFB"/>
+            <w:tcMar>
+              <w:top w:w="70" w:type="dxa"/>
+              <w:left w:w="110" w:type="dxa"/>
+              <w:bottom w:w="70" w:type="dxa"/>
+              <w:right w:w="110" w:type="dxa"/>
+            </w:tcMar>
+          </w:tcPr>
+          <w:p>
+            <w:pPr>
+              <w:spacing w:after="40"/>
+            </w:pPr>
+            <w:r>
+              <w:rPr>
+                <w:sz w:val="19"/>
+                <w:szCs w:val="19"/>
+              </w:rPr>
+              <w:t>Opens WhatsApp, your SMS app or your email program with the invitation message already written.</w:t>
+            </w:r>
+          </w:p>
+        </w:tc>
+        <w:tc>
+          <w:tcPr>
+            <w:tcW w:w="2447" w:type="dxa"/>
+            <w:shd w:val="clear" w:color="auto" w:fill="F8FAFB"/>
+            <w:tcMar>
+              <w:top w:w="70" w:type="dxa"/>
+              <w:left w:w="110" w:type="dxa"/>
+              <w:bottom w:w="70" w:type="dxa"/>
+              <w:right w:w="110" w:type="dxa"/>
+            </w:tcMar>
+          </w:tcPr>
+          <w:p>
+            <w:pPr>
+              <w:spacing w:after="40"/>
+            </w:pPr>
+            <w:r>
+              <w:rPr>
+                <w:sz w:val="19"/>
+                <w:szCs w:val="19"/>
+              </w:rPr>
+              <w:t>The portal does not send messages itself: you send from the study's own account so replies come to you.</w:t>
+            </w:r>
+          </w:p>
+        </w:tc>
+        <w:tc>
+          <w:tcPr>
+            <w:tcW w:w="2071" w:type="dxa"/>
+            <w:shd w:val="clear" w:color="auto" w:fill="F8FAFB"/>
+            <w:tcMar>
+              <w:top w:w="70" w:type="dxa"/>
+              <w:left w:w="110" w:type="dxa"/>
+              <w:bottom w:w="70" w:type="dxa"/>
+              <w:right w:w="110" w:type="dxa"/>
+            </w:tcMar>
+          </w:tcPr>
+          <w:p>
+            <w:pPr>
+              <w:spacing w:after="40"/>
+            </w:pPr>
+            <w:r>
+              <w:rPr>
+                <w:sz w:val="19"/>
+                <w:szCs w:val="19"/>
+              </w:rPr>
+              <w:t>Your messaging app opens with the text. Send it, then log it on the Contact timeline.</w:t>
+            </w:r>
+          </w:p>
+        </w:tc>
+      </w:tr>
+      <w:tr>
+        <w:tblPrEx>
+          <w:tblCellMar>
+            <w:top w:w="0" w:type="dxa"/>
+            <w:bottom w:w="0" w:type="dxa"/>
+          </w:tblCellMar>
+        </w:tblPrEx>
+        <w:trPr>
+          <w:cantSplit/>
+        </w:trPr>
+        <w:tc>
+          <w:tcPr>
+            <w:tcW w:w="1882" w:type="dxa"/>
+            <w:tcMar>
+              <w:top w:w="70" w:type="dxa"/>
+              <w:left w:w="110" w:type="dxa"/>
+              <w:bottom w:w="70" w:type="dxa"/>
+              <w:right w:w="110" w:type="dxa"/>
+            </w:tcMar>
+          </w:tcPr>
+          <w:p>
+            <w:pPr>
+              <w:spacing w:after="40"/>
+            </w:pPr>
+            <w:r>
+              <w:rPr>
+                <w:sz w:val="19"/>
+                <w:szCs w:val="19"/>
+              </w:rPr>
+              <w:lastRenderedPageBreak/>
+              <w:t>Send email (from the portal) / Copy message</w:t>
+            </w:r>
+          </w:p>
+        </w:tc>
+        <w:tc>
+          <w:tcPr>
+            <w:tcW w:w="3012" w:type="dxa"/>
+            <w:tcMar>
+              <w:top w:w="70" w:type="dxa"/>
+              <w:left w:w="110" w:type="dxa"/>
+              <w:bottom w:w="70" w:type="dxa"/>
+              <w:right w:w="110" w:type="dxa"/>
+            </w:tcMar>
+          </w:tcPr>
+          <w:p>
+            <w:pPr>
+              <w:spacing w:after="40"/>
+            </w:pPr>
+            <w:r>
+              <w:rPr>
+                <w:sz w:val="19"/>
+                <w:szCs w:val="19"/>
+              </w:rPr>
+              <w:t>Sends the invitation email from the portal (if email is set up), or copies the text so you can paste it anywhere.</w:t>
+            </w:r>
+          </w:p>
+        </w:tc>
+        <w:tc>
+          <w:tcPr>
+            <w:tcW w:w="2447" w:type="dxa"/>
+            <w:tcMar>
+              <w:top w:w="70" w:type="dxa"/>
+              <w:left w:w="110" w:type="dxa"/>
+              <w:bottom w:w="70" w:type="dxa"/>
+              <w:right w:w="110" w:type="dxa"/>
+            </w:tcMar>
+          </w:tcPr>
+          <w:p>
+            <w:pPr>
+              <w:spacing w:after="40"/>
+            </w:pPr>
+            <w:r>
+              <w:rPr>
+                <w:sz w:val="19"/>
+                <w:szCs w:val="19"/>
+              </w:rPr>
+              <w:t>Some respondents prefer email; copying is the fallback for any other channel.</w:t>
+            </w:r>
+          </w:p>
+        </w:tc>
+        <w:tc>
+          <w:tcPr>
+            <w:tcW w:w="2071" w:type="dxa"/>
+            <w:tcMar>
+              <w:top w:w="70" w:type="dxa"/>
+              <w:left w:w="110" w:type="dxa"/>
+              <w:bottom w:w="70" w:type="dxa"/>
+              <w:right w:w="110" w:type="dxa"/>
+            </w:tcMar>
+          </w:tcPr>
+          <w:p>
+            <w:pPr>
+              <w:spacing w:after="40"/>
+            </w:pPr>
+            <w:r>
+              <w:rPr>
+                <w:sz w:val="19"/>
+                <w:szCs w:val="19"/>
+              </w:rPr>
+              <w:t>“Sent to …” or “Copied”.</w:t>
+            </w:r>
+          </w:p>
+        </w:tc>
+      </w:tr>
+      <w:tr>
+        <w:tblPrEx>
+          <w:tblCellMar>
+            <w:top w:w="0" w:type="dxa"/>
+            <w:bottom w:w="0" w:type="dxa"/>
+          </w:tblCellMar>
+        </w:tblPrEx>
+        <w:trPr>
+          <w:cantSplit/>
+        </w:trPr>
+        <w:tc>
+          <w:tcPr>
+            <w:tcW w:w="1882" w:type="dxa"/>
+            <w:shd w:val="clear" w:color="auto" w:fill="F8FAFB"/>
+            <w:tcMar>
+              <w:top w:w="70" w:type="dxa"/>
+              <w:left w:w="110" w:type="dxa"/>
+              <w:bottom w:w="70" w:type="dxa"/>
+              <w:right w:w="110" w:type="dxa"/>
+            </w:tcMar>
+          </w:tcPr>
+          <w:p>
+            <w:pPr>
+              <w:spacing w:after="40"/>
+            </w:pPr>
+            <w:r>
+              <w:rPr>
+                <w:sz w:val="19"/>
+                <w:szCs w:val="19"/>
+              </w:rPr>
+              <w:t>Revoke</w:t>
+            </w:r>
+          </w:p>
+        </w:tc>
+        <w:tc>
+          <w:tcPr>
+            <w:tcW w:w="3012" w:type="dxa"/>
+            <w:shd w:val="clear" w:color="auto" w:fill="F8FAFB"/>
+            <w:tcMar>
+              <w:top w:w="70" w:type="dxa"/>
+              <w:left w:w="110" w:type="dxa"/>
+              <w:bottom w:w="70" w:type="dxa"/>
+              <w:right w:w="110" w:type="dxa"/>
+            </w:tcMar>
+          </w:tcPr>
+          <w:p>
+            <w:pPr>
+              <w:spacing w:after="40"/>
+            </w:pPr>
+            <w:r>
+              <w:rPr>
+                <w:sz w:val="19"/>
+                <w:szCs w:val="19"/>
+              </w:rPr>
+              <w:t>Cancels an invitation so its link stops working.</w:t>
+            </w:r>
+          </w:p>
+        </w:tc>
+        <w:tc>
+          <w:tcPr>
+            <w:tcW w:w="2447" w:type="dxa"/>
+            <w:shd w:val="clear" w:color="auto" w:fill="F8FAFB"/>
+            <w:tcMar>
+              <w:top w:w="70" w:type="dxa"/>
+              <w:left w:w="110" w:type="dxa"/>
+              <w:bottom w:w="70" w:type="dxa"/>
+              <w:right w:w="110" w:type="dxa"/>
+            </w:tcMar>
+          </w:tcPr>
+          <w:p>
+            <w:pPr>
+              <w:spacing w:after="40"/>
+            </w:pPr>
+            <w:r>
+              <w:rPr>
+                <w:sz w:val="19"/>
+                <w:szCs w:val="19"/>
+              </w:rPr>
+              <w:t>Use if it went to the wrong person or the wrong address; it is also how a wrong send is undone.</w:t>
+            </w:r>
+          </w:p>
+        </w:tc>
+        <w:tc>
+          <w:tcPr>
+            <w:tcW w:w="2071" w:type="dxa"/>
+            <w:shd w:val="clear" w:color="auto" w:fill="F8FAFB"/>
+            <w:tcMar>
+              <w:top w:w="70" w:type="dxa"/>
+              <w:left w:w="110" w:type="dxa"/>
+              <w:bottom w:w="70" w:type="dxa"/>
+              <w:right w:w="110" w:type="dxa"/>
+            </w:tcMar>
+          </w:tcPr>
+          <w:p>
+            <w:pPr>
+              <w:spacing w:after="40"/>
+            </w:pPr>
+            <w:r>
+              <w:rPr>
+                <w:sz w:val="19"/>
+                <w:szCs w:val="19"/>
+              </w:rPr>
+              <w:t>The link stops working at once and the invitation is shown as revoked.</w:t>
+            </w:r>
+          </w:p>
+        </w:tc>
+      </w:tr>
+      <w:tr>
+        <w:tblPrEx>
+          <w:tblCellMar>
+            <w:top w:w="0" w:type="dxa"/>
+            <w:bottom w:w="0" w:type="dxa"/>
+          </w:tblCellMar>
+        </w:tblPrEx>
+        <w:trPr>
+          <w:cantSplit/>
+        </w:trPr>
+        <w:tc>
+          <w:tcPr>
+            <w:tcW w:w="1882" w:type="dxa"/>
+            <w:tcMar>
+              <w:top w:w="70" w:type="dxa"/>
+              <w:left w:w="110" w:type="dxa"/>
+              <w:bottom w:w="70" w:type="dxa"/>
+              <w:right w:w="110" w:type="dxa"/>
+            </w:tcMar>
+          </w:tcPr>
+          <w:p>
+            <w:pPr>
+              <w:spacing w:after="40"/>
+            </w:pPr>
+            <w:r>
+              <w:rPr>
+                <w:sz w:val="19"/>
+                <w:szCs w:val="19"/>
+              </w:rPr>
+              <w:t>Log a contact attempt (Channel, Outcome, Notes, Log contact attempt)</w:t>
+            </w:r>
+          </w:p>
+        </w:tc>
+        <w:tc>
+          <w:tcPr>
+            <w:tcW w:w="3012" w:type="dxa"/>
+            <w:tcMar>
+              <w:top w:w="70" w:type="dxa"/>
+              <w:left w:w="110" w:type="dxa"/>
+              <w:bottom w:w="70" w:type="dxa"/>
+              <w:right w:w="110" w:type="dxa"/>
+            </w:tcMar>
+          </w:tcPr>
+          <w:p>
+            <w:pPr>
+              <w:spacing w:after="40"/>
+            </w:pPr>
+            <w:r>
+              <w:rPr>
+                <w:sz w:val="19"/>
+                <w:szCs w:val="19"/>
+              </w:rPr>
+              <w:t>Adds an entry to the Contact timeline: how you tried, what happened (Reached, No answer, Wrong number, Refused, Rescheduled, Completed) and a note.</w:t>
+            </w:r>
+          </w:p>
+        </w:tc>
+        <w:tc>
+          <w:tcPr>
+            <w:tcW w:w="2447" w:type="dxa"/>
+            <w:tcMar>
+              <w:top w:w="70" w:type="dxa"/>
+              <w:left w:w="110" w:type="dxa"/>
+              <w:bottom w:w="70" w:type="dxa"/>
+              <w:right w:w="110" w:type="dxa"/>
+            </w:tcMar>
+          </w:tcPr>
+          <w:p>
+            <w:pPr>
+              <w:spacing w:after="40"/>
+            </w:pPr>
+            <w:r>
+              <w:rPr>
+                <w:sz w:val="19"/>
+                <w:szCs w:val="19"/>
+              </w:rPr>
+              <w:t>The timeline is the study's record of effort. It shows why a case is nonresponsive and protects respondents from being contacted twice by mistake.</w:t>
+            </w:r>
+          </w:p>
+        </w:tc>
+        <w:tc>
+          <w:tcPr>
+            <w:tcW w:w="2071" w:type="dxa"/>
+            <w:tcMar>
+              <w:top w:w="70" w:type="dxa"/>
+              <w:left w:w="110" w:type="dxa"/>
+              <w:bottom w:w="70" w:type="dxa"/>
+              <w:right w:w="110" w:type="dxa"/>
+            </w:tcMar>
+          </w:tcPr>
+          <w:p>
+            <w:pPr>
+              <w:spacing w:after="40"/>
+            </w:pPr>
+            <w:r>
+              <w:rPr>
+                <w:sz w:val="19"/>
+                <w:szCs w:val="19"/>
+              </w:rPr>
+              <w:t>The entry appears at the top of the timeline with your name and the time.</w:t>
+            </w:r>
+          </w:p>
+        </w:tc>
+      </w:tr>
+      <w:tr>
+        <w:tblPrEx>
+          <w:tblCellMar>
+            <w:top w:w="0" w:type="dxa"/>
+            <w:bottom w:w="0" w:type="dxa"/>
+          </w:tblCellMar>
+        </w:tblPrEx>
+        <w:trPr>
+          <w:cantSplit/>
+        </w:trPr>
+        <w:tc>
+          <w:tcPr>
+            <w:tcW w:w="1882" w:type="dxa"/>
+            <w:shd w:val="clear" w:color="auto" w:fill="F8FAFB"/>
+            <w:tcMar>
+              <w:top w:w="70" w:type="dxa"/>
+              <w:left w:w="110" w:type="dxa"/>
+              <w:bottom w:w="70" w:type="dxa"/>
+              <w:right w:w="110" w:type="dxa"/>
+            </w:tcMar>
+          </w:tcPr>
+          <w:p>
+            <w:pPr>
+              <w:spacing w:after="40"/>
+            </w:pPr>
+            <w:r>
+              <w:rPr>
+                <w:sz w:val="19"/>
+                <w:szCs w:val="19"/>
+              </w:rPr>
+              <w:t>Record a withdrawal (Reason, How they told us, Record withdrawal)</w:t>
+            </w:r>
+          </w:p>
+        </w:tc>
+        <w:tc>
+          <w:tcPr>
+            <w:tcW w:w="3012" w:type="dxa"/>
+            <w:shd w:val="clear" w:color="auto" w:fill="F8FAFB"/>
+            <w:tcMar>
+              <w:top w:w="70" w:type="dxa"/>
+              <w:left w:w="110" w:type="dxa"/>
+              <w:bottom w:w="70" w:type="dxa"/>
+              <w:right w:w="110" w:type="dxa"/>
+            </w:tcMar>
+          </w:tcPr>
+          <w:p>
+            <w:pPr>
+              <w:spacing w:after="40"/>
+            </w:pPr>
+            <w:r>
+              <w:rPr>
+                <w:sz w:val="19"/>
+                <w:szCs w:val="19"/>
+              </w:rPr>
+              <w:t>Records that the participant wants to withdraw. You give the reason and whether they told you by phone or in person, or in writing.</w:t>
+            </w:r>
+          </w:p>
+        </w:tc>
+        <w:tc>
+          <w:tcPr>
+            <w:tcW w:w="2447" w:type="dxa"/>
+            <w:shd w:val="clear" w:color="auto" w:fill="F8FAFB"/>
+            <w:tcMar>
+              <w:top w:w="70" w:type="dxa"/>
+              <w:left w:w="110" w:type="dxa"/>
+              <w:bottom w:w="70" w:type="dxa"/>
+              <w:right w:w="110" w:type="dxa"/>
+            </w:tcMar>
+          </w:tcPr>
+          <w:p>
+            <w:pPr>
+              <w:spacing w:after="40"/>
+            </w:pPr>
+            <w:r>
+              <w:rPr>
+                <w:sz w:val="19"/>
+                <w:szCs w:val="19"/>
+              </w:rPr>
+              <w:t>A participant's right to withdraw must take effect at once and completely: their consent is recorded as withdrawn, every open invitation is revoked, reminders stop, and their phone, WhatsApp, email and gatekeeper contact are erased.</w:t>
+            </w:r>
+          </w:p>
+        </w:tc>
+        <w:tc>
+          <w:tcPr>
+            <w:tcW w:w="2071" w:type="dxa"/>
+            <w:shd w:val="clear" w:color="auto" w:fill="F8FAFB"/>
+            <w:tcMar>
+              <w:top w:w="70" w:type="dxa"/>
+              <w:left w:w="110" w:type="dxa"/>
+              <w:bottom w:w="70" w:type="dxa"/>
+              <w:right w:w="110" w:type="dxa"/>
+            </w:tcMar>
+          </w:tcPr>
+          <w:p>
+            <w:pPr>
+              <w:spacing w:after="40"/>
+            </w:pPr>
+            <w:r>
+              <w:rPr>
+                <w:sz w:val="19"/>
+                <w:szCs w:val="19"/>
+              </w:rPr>
+              <w:t>A confirmation warns that it cannot be undone. The case moves to Refused (a case already submitted keeps its status). Any answers already submitted are kept but left out of the analysis export and flagged.</w:t>
+            </w:r>
+          </w:p>
+        </w:tc>
+      </w:tr>
+      <w:tr>
+        <w:tblPrEx>
+          <w:tblCellMar>
+            <w:top w:w="0" w:type="dxa"/>
+            <w:bottom w:w="0" w:type="dxa"/>
+          </w:tblCellMar>
+        </w:tblPrEx>
+        <w:trPr>
+          <w:cantSplit/>
+        </w:trPr>
+        <w:tc>
+          <w:tcPr>
+            <w:tcW w:w="1882" w:type="dxa"/>
+            <w:tcMar>
+              <w:top w:w="70" w:type="dxa"/>
+              <w:left w:w="110" w:type="dxa"/>
+              <w:bottom w:w="70" w:type="dxa"/>
+              <w:right w:w="110" w:type="dxa"/>
+            </w:tcMar>
+          </w:tcPr>
+          <w:p>
+            <w:pPr>
+              <w:spacing w:after="40"/>
+            </w:pPr>
+            <w:r>
+              <w:rPr>
+                <w:sz w:val="19"/>
+                <w:szCs w:val="19"/>
+              </w:rPr>
+              <w:t>Completed questionnaire → Download PDF</w:t>
+            </w:r>
+          </w:p>
+        </w:tc>
+        <w:tc>
+          <w:tcPr>
+            <w:tcW w:w="3012" w:type="dxa"/>
+            <w:tcMar>
+              <w:top w:w="70" w:type="dxa"/>
+              <w:left w:w="110" w:type="dxa"/>
+              <w:bottom w:w="70" w:type="dxa"/>
+              <w:right w:w="110" w:type="dxa"/>
+            </w:tcMar>
+          </w:tcPr>
+          <w:p>
+            <w:pPr>
+              <w:spacing w:after="40"/>
+            </w:pPr>
+            <w:r>
+              <w:rPr>
+                <w:sz w:val="19"/>
+                <w:szCs w:val="19"/>
+              </w:rPr>
+              <w:t>Downloads the participant's completed questionnaire as a readable PDF.</w:t>
+            </w:r>
+          </w:p>
+        </w:tc>
+        <w:tc>
+          <w:tcPr>
+            <w:tcW w:w="2447" w:type="dxa"/>
+            <w:tcMar>
+              <w:top w:w="70" w:type="dxa"/>
+              <w:left w:w="110" w:type="dxa"/>
+              <w:bottom w:w="70" w:type="dxa"/>
+              <w:right w:w="110" w:type="dxa"/>
+            </w:tcMar>
+          </w:tcPr>
+          <w:p>
+            <w:pPr>
+              <w:spacing w:after="40"/>
+            </w:pPr>
+            <w:r>
+              <w:rPr>
+                <w:sz w:val="19"/>
+                <w:szCs w:val="19"/>
+              </w:rPr>
+              <w:t>A readable copy is needed for QA notes and for the participant if they ask.</w:t>
+            </w:r>
+          </w:p>
+        </w:tc>
+        <w:tc>
+          <w:tcPr>
+            <w:tcW w:w="2071" w:type="dxa"/>
+            <w:tcMar>
+              <w:top w:w="70" w:type="dxa"/>
+              <w:left w:w="110" w:type="dxa"/>
+              <w:bottom w:w="70" w:type="dxa"/>
+              <w:right w:w="110" w:type="dxa"/>
+            </w:tcMar>
+          </w:tcPr>
+          <w:p>
+            <w:pPr>
+              <w:spacing w:after="40"/>
+            </w:pPr>
+            <w:r>
+              <w:rPr>
+                <w:sz w:val="19"/>
+                <w:szCs w:val="19"/>
+              </w:rPr>
+              <w:t>A PDF downloads. The download is recorded in the audit log.</w:t>
+            </w:r>
+          </w:p>
+        </w:tc>
+      </w:tr>
+    </w:tbl>
+    <w:p>
+      <w:pPr>
+        <w:spacing w:after="120"/>
+      </w:pPr>
+    </w:p>
+    <w:p>
+      <w:pPr>
+        <w:pStyle w:val="Heading2"/>
+      </w:pPr>
+      <w:bookmarkStart w:id="27" w:name="_Toc240888939"/>
+      <w:r>
+        <w:t>8.6 Appointment Queue</w:t>
+      </w:r>
+      <w:bookmarkEnd w:id="27"/>
+    </w:p>
+    <w:p>
+      <w:pPr>
+        <w:spacing w:after="120" w:line="288" w:lineRule="auto"/>
+      </w:pPr>
+      <w:r>
+        <w:rPr>
+          <w:b/>
+          <w:bCs/>
+        </w:rPr>
+        <w:t>Who can open it:</w:t>
+      </w:r>
+      <w:r>
+        <w:t xml:space="preserve"> PI / System Admin, Field / Digital Coordinator, Contact RA, Supervisor.  </w:t>
+      </w:r>
+      <w:r>
+        <w:rPr>
+          <w:b/>
+          <w:bCs/>
+        </w:rPr>
+        <w:t>Where:</w:t>
+      </w:r>
+      <w:r>
+        <w:t xml:space="preserve"> </w:t>
+      </w:r>
+      <w:r>
+        <w:rPr>
+          <w:rFonts w:ascii="Consolas" w:eastAsia="Consolas" w:hAnsi="Consolas" w:cs="Consolas"/>
+          <w:color w:val="122238"/>
+          <w:sz w:val="19"/>
+          <w:szCs w:val="19"/>
+        </w:rPr>
+        <w:t>/admin/appointments</w:t>
+      </w:r>
+    </w:p>
+    <w:p>
+      <w:pPr>
+        <w:spacing w:after="120" w:line="288" w:lineRule="auto"/>
+      </w:pPr>
+      <w:r>
+        <w:t>Calls that respondents have asked for, and their progress.</w:t>
+      </w:r>
+    </w:p>
+    <w:tbl>
+      <w:tblPr>
+        <w:tblW w:w="9412" w:type="dxa"/>
+        <w:tblBorders>
+          <w:top w:val="single" w:sz="4" w:space="0" w:color="D5DAE0"/>
+          <w:left w:val="single" w:sz="4" w:space="0" w:color="D5DAE0"/>
+          <w:bottom w:val="single" w:sz="4" w:space="0" w:color="D5DAE0"/>
+          <w:right w:val="single" w:sz="4" w:space="0" w:color="D5DAE0"/>
+          <w:insideH w:val="single" w:sz="4" w:space="0" w:color="D5DAE0"/>
+          <w:insideV w:val="single" w:sz="4" w:space="0" w:color="D5DAE0"/>
+        </w:tblBorders>
+        <w:tblCellMar>
+          <w:left w:w="10" w:type="dxa"/>
+          <w:right w:w="10" w:type="dxa"/>
+        </w:tblCellMar>
+        <w:tblLook w:val="0000" w:firstRow="0" w:lastRow="0" w:firstColumn="0" w:lastColumn="0" w:noHBand="0" w:noVBand="0"/>
+      </w:tblPr>
+      <w:tblGrid>
+        <w:gridCol w:w="1882"/>
+        <w:gridCol w:w="3012"/>
+        <w:gridCol w:w="2447"/>
+        <w:gridCol w:w="2071"/>
+      </w:tblGrid>
+      <w:tr>
+        <w:tblPrEx>
+          <w:tblCellMar>
+            <w:top w:w="0" w:type="dxa"/>
+            <w:bottom w:w="0" w:type="dxa"/>
+          </w:tblCellMar>
+        </w:tblPrEx>
+        <w:trPr>
+          <w:tblHeader/>
+        </w:trPr>
+        <w:tc>
+          <w:tcPr>
+            <w:tcW w:w="1882" w:type="dxa"/>
+            <w:shd w:val="clear" w:color="auto" w:fill="1B3350"/>
+            <w:tcMar>
+              <w:top w:w="70" w:type="dxa"/>
+              <w:left w:w="110" w:type="dxa"/>
+              <w:bottom w:w="70" w:type="dxa"/>
+              <w:right w:w="110" w:type="dxa"/>
+            </w:tcMar>
+          </w:tcPr>
+          <w:p>
+            <w:pPr>
+              <w:spacing w:after="40"/>
+            </w:pPr>
+            <w:r>
+              <w:rPr>
+                <w:b/>
+                <w:bCs/>
+                <w:color w:val="FFFFFF"/>
+                <w:sz w:val="19"/>
+                <w:szCs w:val="19"/>
+              </w:rPr>
+              <w:t>Control</w:t>
+            </w:r>
+          </w:p>
+        </w:tc>
+        <w:tc>
+          <w:tcPr>
+            <w:tcW w:w="3012" w:type="dxa"/>
+            <w:shd w:val="clear" w:color="auto" w:fill="1B3350"/>
+            <w:tcMar>
+              <w:top w:w="70" w:type="dxa"/>
+              <w:left w:w="110" w:type="dxa"/>
+              <w:bottom w:w="70" w:type="dxa"/>
+              <w:right w:w="110" w:type="dxa"/>
+            </w:tcMar>
+          </w:tcPr>
+          <w:p>
+            <w:pPr>
+              <w:spacing w:after="40"/>
+            </w:pPr>
+            <w:r>
+              <w:rPr>
+                <w:b/>
+                <w:bCs/>
+                <w:color w:val="FFFFFF"/>
+                <w:sz w:val="19"/>
+                <w:szCs w:val="19"/>
+              </w:rPr>
+              <w:t>What it does and when to use it</w:t>
+            </w:r>
+          </w:p>
+        </w:tc>
+        <w:tc>
+          <w:tcPr>
+            <w:tcW w:w="2447" w:type="dxa"/>
+            <w:shd w:val="clear" w:color="auto" w:fill="1B3350"/>
+            <w:tcMar>
+              <w:top w:w="70" w:type="dxa"/>
+              <w:left w:w="110" w:type="dxa"/>
+              <w:bottom w:w="70" w:type="dxa"/>
+              <w:right w:w="110" w:type="dxa"/>
+            </w:tcMar>
+          </w:tcPr>
+          <w:p>
+            <w:pPr>
+              <w:spacing w:after="40"/>
+            </w:pPr>
+            <w:r>
+              <w:rPr>
+                <w:b/>
+                <w:bCs/>
+                <w:color w:val="FFFFFF"/>
+                <w:sz w:val="19"/>
+                <w:szCs w:val="19"/>
+              </w:rPr>
+              <w:t>Why it exists</w:t>
+            </w:r>
+          </w:p>
+        </w:tc>
+        <w:tc>
+          <w:tcPr>
+            <w:tcW w:w="2071" w:type="dxa"/>
+            <w:shd w:val="clear" w:color="auto" w:fill="1B3350"/>
+            <w:tcMar>
+              <w:top w:w="70" w:type="dxa"/>
+              <w:left w:w="110" w:type="dxa"/>
+              <w:bottom w:w="70" w:type="dxa"/>
+              <w:right w:w="110" w:type="dxa"/>
+            </w:tcMar>
+          </w:tcPr>
+          <w:p>
+            <w:pPr>
+              <w:spacing w:after="40"/>
+            </w:pPr>
+            <w:r>
+              <w:rPr>
+                <w:b/>
+                <w:bCs/>
+                <w:color w:val="FFFFFF"/>
+                <w:sz w:val="19"/>
+                <w:szCs w:val="19"/>
+              </w:rPr>
+              <w:t>What happens next</w:t>
+            </w:r>
+          </w:p>
+        </w:tc>
+      </w:tr>
+      <w:tr>
+        <w:tblPrEx>
+          <w:tblCellMar>
+            <w:top w:w="0" w:type="dxa"/>
+            <w:bottom w:w="0" w:type="dxa"/>
+          </w:tblCellMar>
+        </w:tblPrEx>
+        <w:trPr>
+          <w:cantSplit/>
+        </w:trPr>
+        <w:tc>
+          <w:tcPr>
+            <w:tcW w:w="1882" w:type="dxa"/>
+            <w:tcMar>
+              <w:top w:w="70" w:type="dxa"/>
+              <w:left w:w="110" w:type="dxa"/>
+              <w:bottom w:w="70" w:type="dxa"/>
+              <w:right w:w="110" w:type="dxa"/>
+            </w:tcMar>
+          </w:tcPr>
+          <w:p>
+            <w:pPr>
+              <w:spacing w:after="40"/>
+            </w:pPr>
+            <w:r>
+              <w:rPr>
+                <w:sz w:val="19"/>
+                <w:szCs w:val="19"/>
+              </w:rPr>
+              <w:t>Filter by status</w:t>
+            </w:r>
+          </w:p>
+        </w:tc>
+        <w:tc>
+          <w:tcPr>
+            <w:tcW w:w="3012" w:type="dxa"/>
+            <w:tcMar>
+              <w:top w:w="70" w:type="dxa"/>
+              <w:left w:w="110" w:type="dxa"/>
+              <w:bottom w:w="70" w:type="dxa"/>
+              <w:right w:w="110" w:type="dxa"/>
+            </w:tcMar>
+          </w:tcPr>
+          <w:p>
+            <w:pPr>
+              <w:spacing w:after="40"/>
+            </w:pPr>
+            <w:r>
+              <w:rPr>
+                <w:sz w:val="19"/>
+                <w:szCs w:val="19"/>
+              </w:rPr>
+              <w:t>Shows all appointments, or only Requested, Confirmed, Completed, Missed or Cancelled.</w:t>
+            </w:r>
+          </w:p>
+        </w:tc>
+        <w:tc>
+          <w:tcPr>
+            <w:tcW w:w="2447" w:type="dxa"/>
+            <w:tcMar>
+              <w:top w:w="70" w:type="dxa"/>
+              <w:left w:w="110" w:type="dxa"/>
+              <w:bottom w:w="70" w:type="dxa"/>
+              <w:right w:w="110" w:type="dxa"/>
+            </w:tcMar>
+          </w:tcPr>
+          <w:p>
+            <w:pPr>
+              <w:spacing w:after="40"/>
+            </w:pPr>
+            <w:r>
+              <w:rPr>
+                <w:sz w:val="19"/>
+                <w:szCs w:val="19"/>
+              </w:rPr>
+              <w:t>Coordinators mostly need the ones still to be acted on.</w:t>
+            </w:r>
+          </w:p>
+        </w:tc>
+        <w:tc>
+          <w:tcPr>
+            <w:tcW w:w="2071" w:type="dxa"/>
+            <w:tcMar>
+              <w:top w:w="70" w:type="dxa"/>
+              <w:left w:w="110" w:type="dxa"/>
+              <w:bottom w:w="70" w:type="dxa"/>
+              <w:right w:w="110" w:type="dxa"/>
+            </w:tcMar>
+          </w:tcPr>
+          <w:p>
+            <w:pPr>
+              <w:spacing w:after="40"/>
+            </w:pPr>
+            <w:r>
+              <w:rPr>
+                <w:sz w:val="19"/>
+                <w:szCs w:val="19"/>
+              </w:rPr>
+              <w:t>The list changes and returns to page 1.</w:t>
+            </w:r>
+          </w:p>
+        </w:tc>
+      </w:tr>
+      <w:tr>
+        <w:tblPrEx>
+          <w:tblCellMar>
+            <w:top w:w="0" w:type="dxa"/>
+            <w:bottom w:w="0" w:type="dxa"/>
+          </w:tblCellMar>
+        </w:tblPrEx>
+        <w:trPr>
+          <w:cantSplit/>
+        </w:trPr>
+        <w:tc>
+          <w:tcPr>
+            <w:tcW w:w="1882" w:type="dxa"/>
+            <w:shd w:val="clear" w:color="auto" w:fill="F8FAFB"/>
+            <w:tcMar>
+              <w:top w:w="70" w:type="dxa"/>
+              <w:left w:w="110" w:type="dxa"/>
+              <w:bottom w:w="70" w:type="dxa"/>
+              <w:right w:w="110" w:type="dxa"/>
+            </w:tcMar>
+          </w:tcPr>
+          <w:p>
+            <w:pPr>
+              <w:spacing w:after="40"/>
+            </w:pPr>
+            <w:r>
+              <w:rPr>
+                <w:sz w:val="19"/>
+                <w:szCs w:val="19"/>
+              </w:rPr>
+              <w:t>CONFIRMED / CANCELLED (on a Requested appointment)</w:t>
+            </w:r>
+          </w:p>
+        </w:tc>
+        <w:tc>
+          <w:tcPr>
+            <w:tcW w:w="3012" w:type="dxa"/>
+            <w:shd w:val="clear" w:color="auto" w:fill="F8FAFB"/>
+            <w:tcMar>
+              <w:top w:w="70" w:type="dxa"/>
+              <w:left w:w="110" w:type="dxa"/>
+              <w:bottom w:w="70" w:type="dxa"/>
+              <w:right w:w="110" w:type="dxa"/>
+            </w:tcMar>
+          </w:tcPr>
+          <w:p>
+            <w:pPr>
+              <w:spacing w:after="40"/>
+            </w:pPr>
+            <w:r>
+              <w:rPr>
+                <w:sz w:val="19"/>
+                <w:szCs w:val="19"/>
+              </w:rPr>
+              <w:t>Confirm the time with the respondent and select CONFIRMED, or CANCELLED if it will not happen.</w:t>
+            </w:r>
+          </w:p>
+        </w:tc>
+        <w:tc>
+          <w:tcPr>
+            <w:tcW w:w="2447" w:type="dxa"/>
+            <w:shd w:val="clear" w:color="auto" w:fill="F8FAFB"/>
+            <w:tcMar>
+              <w:top w:w="70" w:type="dxa"/>
+              <w:left w:w="110" w:type="dxa"/>
+              <w:bottom w:w="70" w:type="dxa"/>
+              <w:right w:w="110" w:type="dxa"/>
+            </w:tcMar>
+          </w:tcPr>
+          <w:p>
+            <w:pPr>
+              <w:spacing w:after="40"/>
+            </w:pPr>
+            <w:r>
+              <w:rPr>
+                <w:sz w:val="19"/>
+                <w:szCs w:val="19"/>
+              </w:rPr>
+              <w:t>A respondent's request is only a request until a person confirms it.</w:t>
+            </w:r>
+          </w:p>
+        </w:tc>
+        <w:tc>
+          <w:tcPr>
+            <w:tcW w:w="2071" w:type="dxa"/>
+            <w:shd w:val="clear" w:color="auto" w:fill="F8FAFB"/>
+            <w:tcMar>
+              <w:top w:w="70" w:type="dxa"/>
+              <w:left w:w="110" w:type="dxa"/>
+              <w:bottom w:w="70" w:type="dxa"/>
+              <w:right w:w="110" w:type="dxa"/>
+            </w:tcMar>
+          </w:tcPr>
+          <w:p>
+            <w:pPr>
+              <w:spacing w:after="40"/>
+            </w:pPr>
+            <w:r>
+              <w:rPr>
+                <w:sz w:val="19"/>
+                <w:szCs w:val="19"/>
+              </w:rPr>
+              <w:t>The appointment's status changes.</w:t>
+            </w:r>
+          </w:p>
+        </w:tc>
+      </w:tr>
+      <w:tr>
+        <w:tblPrEx>
+          <w:tblCellMar>
+            <w:top w:w="0" w:type="dxa"/>
+            <w:bottom w:w="0" w:type="dxa"/>
+          </w:tblCellMar>
+        </w:tblPrEx>
+        <w:trPr>
+          <w:cantSplit/>
+        </w:trPr>
+        <w:tc>
+          <w:tcPr>
+            <w:tcW w:w="1882" w:type="dxa"/>
+            <w:tcMar>
+              <w:top w:w="70" w:type="dxa"/>
+              <w:left w:w="110" w:type="dxa"/>
+              <w:bottom w:w="70" w:type="dxa"/>
+              <w:right w:w="110" w:type="dxa"/>
+            </w:tcMar>
+          </w:tcPr>
+          <w:p>
+            <w:pPr>
+              <w:spacing w:after="40"/>
+            </w:pPr>
+            <w:r>
+              <w:rPr>
+                <w:sz w:val="19"/>
+                <w:szCs w:val="19"/>
+              </w:rPr>
+              <w:t>COMPLETED / MISSED / CANCELLED (on a Confirmed appointment)</w:t>
+            </w:r>
+          </w:p>
+        </w:tc>
+        <w:tc>
+          <w:tcPr>
+            <w:tcW w:w="3012" w:type="dxa"/>
+            <w:tcMar>
+              <w:top w:w="70" w:type="dxa"/>
+              <w:left w:w="110" w:type="dxa"/>
+              <w:bottom w:w="70" w:type="dxa"/>
+              <w:right w:w="110" w:type="dxa"/>
+            </w:tcMar>
+          </w:tcPr>
+          <w:p>
+            <w:pPr>
+              <w:spacing w:after="40"/>
+            </w:pPr>
+            <w:r>
+              <w:rPr>
+                <w:sz w:val="19"/>
+                <w:szCs w:val="19"/>
+              </w:rPr>
+              <w:t>Record what happened at the appointment time.</w:t>
+            </w:r>
+          </w:p>
+        </w:tc>
+        <w:tc>
+          <w:tcPr>
+            <w:tcW w:w="2447" w:type="dxa"/>
+            <w:tcMar>
+              <w:top w:w="70" w:type="dxa"/>
+              <w:left w:w="110" w:type="dxa"/>
+              <w:bottom w:w="70" w:type="dxa"/>
+              <w:right w:w="110" w:type="dxa"/>
+            </w:tcMar>
+          </w:tcPr>
+          <w:p>
+            <w:pPr>
+              <w:spacing w:after="40"/>
+            </w:pPr>
+            <w:r>
+              <w:rPr>
+                <w:sz w:val="19"/>
+                <w:szCs w:val="19"/>
+              </w:rPr>
+              <w:t>Missed calls need to be rescheduled and counted; completed ones move the case forward.</w:t>
+            </w:r>
+          </w:p>
+        </w:tc>
+        <w:tc>
+          <w:tcPr>
+            <w:tcW w:w="2071" w:type="dxa"/>
+            <w:tcMar>
+              <w:top w:w="70" w:type="dxa"/>
+              <w:left w:w="110" w:type="dxa"/>
+              <w:bottom w:w="70" w:type="dxa"/>
+              <w:right w:w="110" w:type="dxa"/>
+            </w:tcMar>
+          </w:tcPr>
+          <w:p>
+            <w:pPr>
+              <w:spacing w:after="40"/>
+            </w:pPr>
+            <w:r>
+              <w:rPr>
+                <w:sz w:val="19"/>
+                <w:szCs w:val="19"/>
+              </w:rPr>
+              <w:t>The status changes; finished appointments show no more buttons.</w:t>
+            </w:r>
+          </w:p>
+        </w:tc>
+      </w:tr>
+      <w:tr>
+        <w:tblPrEx>
+          <w:tblCellMar>
+            <w:top w:w="0" w:type="dxa"/>
+            <w:bottom w:w="0" w:type="dxa"/>
+          </w:tblCellMar>
+        </w:tblPrEx>
+        <w:trPr>
+          <w:cantSplit/>
+        </w:trPr>
+        <w:tc>
+          <w:tcPr>
+            <w:tcW w:w="1882" w:type="dxa"/>
+            <w:shd w:val="clear" w:color="auto" w:fill="F8FAFB"/>
+            <w:tcMar>
+              <w:top w:w="70" w:type="dxa"/>
+              <w:left w:w="110" w:type="dxa"/>
+              <w:bottom w:w="70" w:type="dxa"/>
+              <w:right w:w="110" w:type="dxa"/>
+            </w:tcMar>
+          </w:tcPr>
+          <w:p>
+            <w:pPr>
+              <w:spacing w:after="40"/>
+            </w:pPr>
+            <w:r>
+              <w:rPr>
+                <w:sz w:val="19"/>
+                <w:szCs w:val="19"/>
+              </w:rPr>
+              <w:t>Show / page numbers</w:t>
+            </w:r>
+          </w:p>
+        </w:tc>
+        <w:tc>
+          <w:tcPr>
+            <w:tcW w:w="3012" w:type="dxa"/>
+            <w:shd w:val="clear" w:color="auto" w:fill="F8FAFB"/>
+            <w:tcMar>
+              <w:top w:w="70" w:type="dxa"/>
+              <w:left w:w="110" w:type="dxa"/>
+              <w:bottom w:w="70" w:type="dxa"/>
+              <w:right w:w="110" w:type="dxa"/>
+            </w:tcMar>
+          </w:tcPr>
+          <w:p>
+            <w:pPr>
+              <w:spacing w:after="40"/>
+            </w:pPr>
+            <w:r>
+              <w:rPr>
+                <w:sz w:val="19"/>
+                <w:szCs w:val="19"/>
+              </w:rPr>
+              <w:t>Choose rows per page and move between pages.</w:t>
+            </w:r>
+          </w:p>
+        </w:tc>
+        <w:tc>
+          <w:tcPr>
+            <w:tcW w:w="2447" w:type="dxa"/>
+            <w:shd w:val="clear" w:color="auto" w:fill="F8FAFB"/>
+            <w:tcMar>
+              <w:top w:w="70" w:type="dxa"/>
+              <w:left w:w="110" w:type="dxa"/>
+              <w:bottom w:w="70" w:type="dxa"/>
+              <w:right w:w="110" w:type="dxa"/>
+            </w:tcMar>
+          </w:tcPr>
+          <w:p>
+            <w:pPr>
+              <w:spacing w:after="40"/>
+            </w:pPr>
+            <w:r>
+              <w:rPr>
+                <w:sz w:val="19"/>
+                <w:szCs w:val="19"/>
+              </w:rPr>
+              <w:t>As on every register.</w:t>
+            </w:r>
+          </w:p>
+        </w:tc>
+        <w:tc>
+          <w:tcPr>
+            <w:tcW w:w="2071" w:type="dxa"/>
+            <w:shd w:val="clear" w:color="auto" w:fill="F8FAFB"/>
+            <w:tcMar>
+              <w:top w:w="70" w:type="dxa"/>
+              <w:left w:w="110" w:type="dxa"/>
+              <w:bottom w:w="70" w:type="dxa"/>
+              <w:right w:w="110" w:type="dxa"/>
+            </w:tcMar>
+          </w:tcPr>
+          <w:p>
+            <w:pPr>
+              <w:spacing w:after="40"/>
+            </w:pPr>
+            <w:r>
+              <w:rPr>
+                <w:sz w:val="19"/>
+                <w:szCs w:val="19"/>
+              </w:rPr>
+              <w:t>The list redraws.</w:t>
+            </w:r>
+          </w:p>
+        </w:tc>
+      </w:tr>
+    </w:tbl>
+    <w:p>
+      <w:pPr>
+        <w:spacing w:after="120"/>
+      </w:pPr>
+    </w:p>
+    <w:p>
+      <w:pPr>
+        <w:pStyle w:val="Heading2"/>
+      </w:pPr>
+      <w:bookmarkStart w:id="28" w:name="_Toc240888940"/>
+      <w:r>
+        <w:lastRenderedPageBreak/>
+        <w:t>8.7 Follow-ups due</w:t>
+      </w:r>
+      <w:bookmarkEnd w:id="28"/>
+    </w:p>
+    <w:p>
+      <w:pPr>
+        <w:spacing w:after="120" w:line="288" w:lineRule="auto"/>
+      </w:pPr>
+      <w:r>
+        <w:rPr>
+          <w:b/>
+          <w:bCs/>
+        </w:rPr>
+        <w:t>Who can open it:</w:t>
+      </w:r>
+      <w:r>
+        <w:t xml:space="preserve"> PI / System Admin, Field / Digital Coordinator, Contact RA, Supervisor.  </w:t>
+      </w:r>
+      <w:r>
+        <w:rPr>
+          <w:b/>
+          <w:bCs/>
+        </w:rPr>
+        <w:t>Where:</w:t>
+      </w:r>
+      <w:r>
+        <w:t xml:space="preserve"> </w:t>
+      </w:r>
+      <w:r>
+        <w:rPr>
+          <w:rFonts w:ascii="Consolas" w:eastAsia="Consolas" w:hAnsi="Consolas" w:cs="Consolas"/>
+          <w:color w:val="122238"/>
+          <w:sz w:val="19"/>
+          <w:szCs w:val="19"/>
+        </w:rPr>
+        <w:t>/admin/follow-ups</w:t>
+      </w:r>
+    </w:p>
+    <w:p>
+      <w:pPr>
+        <w:spacing w:after="120" w:line="288" w:lineRule="auto"/>
+      </w:pPr>
+      <w:r>
+        <w:t>Approved reminders (on days 0, 2, 4–5 and 7 after an invitation) for invited cases that have not responded.</w:t>
+      </w:r>
+    </w:p>
+    <w:tbl>
+      <w:tblPr>
+        <w:tblW w:w="9412" w:type="dxa"/>
+        <w:tblBorders>
+          <w:top w:val="single" w:sz="4" w:space="0" w:color="D5DAE0"/>
+          <w:left w:val="single" w:sz="4" w:space="0" w:color="D5DAE0"/>
+          <w:bottom w:val="single" w:sz="4" w:space="0" w:color="D5DAE0"/>
+          <w:right w:val="single" w:sz="4" w:space="0" w:color="D5DAE0"/>
+          <w:insideH w:val="single" w:sz="4" w:space="0" w:color="D5DAE0"/>
+          <w:insideV w:val="single" w:sz="4" w:space="0" w:color="D5DAE0"/>
+        </w:tblBorders>
+        <w:tblCellMar>
+          <w:left w:w="10" w:type="dxa"/>
+          <w:right w:w="10" w:type="dxa"/>
+        </w:tblCellMar>
+        <w:tblLook w:val="0000" w:firstRow="0" w:lastRow="0" w:firstColumn="0" w:lastColumn="0" w:noHBand="0" w:noVBand="0"/>
+      </w:tblPr>
+      <w:tblGrid>
+        <w:gridCol w:w="1882"/>
+        <w:gridCol w:w="3012"/>
+        <w:gridCol w:w="2447"/>
+        <w:gridCol w:w="2071"/>
+      </w:tblGrid>
+      <w:tr>
+        <w:tblPrEx>
+          <w:tblCellMar>
+            <w:top w:w="0" w:type="dxa"/>
+            <w:bottom w:w="0" w:type="dxa"/>
+          </w:tblCellMar>
+        </w:tblPrEx>
+        <w:trPr>
+          <w:tblHeader/>
+        </w:trPr>
+        <w:tc>
+          <w:tcPr>
+            <w:tcW w:w="1882" w:type="dxa"/>
+            <w:shd w:val="clear" w:color="auto" w:fill="1B3350"/>
+            <w:tcMar>
+              <w:top w:w="70" w:type="dxa"/>
+              <w:left w:w="110" w:type="dxa"/>
+              <w:bottom w:w="70" w:type="dxa"/>
+              <w:right w:w="110" w:type="dxa"/>
+            </w:tcMar>
+          </w:tcPr>
+          <w:p>
+            <w:pPr>
+              <w:spacing w:after="40"/>
+            </w:pPr>
+            <w:r>
+              <w:rPr>
+                <w:b/>
+                <w:bCs/>
+                <w:color w:val="FFFFFF"/>
+                <w:sz w:val="19"/>
+                <w:szCs w:val="19"/>
+              </w:rPr>
+              <w:t>Control</w:t>
+            </w:r>
+          </w:p>
+        </w:tc>
+        <w:tc>
+          <w:tcPr>
+            <w:tcW w:w="3012" w:type="dxa"/>
+            <w:shd w:val="clear" w:color="auto" w:fill="1B3350"/>
+            <w:tcMar>
+              <w:top w:w="70" w:type="dxa"/>
+              <w:left w:w="110" w:type="dxa"/>
+              <w:bottom w:w="70" w:type="dxa"/>
+              <w:right w:w="110" w:type="dxa"/>
+            </w:tcMar>
+          </w:tcPr>
+          <w:p>
+            <w:pPr>
+              <w:spacing w:after="40"/>
+            </w:pPr>
+            <w:r>
+              <w:rPr>
+                <w:b/>
+                <w:bCs/>
+                <w:color w:val="FFFFFF"/>
+                <w:sz w:val="19"/>
+                <w:szCs w:val="19"/>
+              </w:rPr>
+              <w:t>What it does and when to use it</w:t>
+            </w:r>
+          </w:p>
+        </w:tc>
+        <w:tc>
+          <w:tcPr>
+            <w:tcW w:w="2447" w:type="dxa"/>
+            <w:shd w:val="clear" w:color="auto" w:fill="1B3350"/>
+            <w:tcMar>
+              <w:top w:w="70" w:type="dxa"/>
+              <w:left w:w="110" w:type="dxa"/>
+              <w:bottom w:w="70" w:type="dxa"/>
+              <w:right w:w="110" w:type="dxa"/>
+            </w:tcMar>
+          </w:tcPr>
+          <w:p>
+            <w:pPr>
+              <w:spacing w:after="40"/>
+            </w:pPr>
+            <w:r>
+              <w:rPr>
+                <w:b/>
+                <w:bCs/>
+                <w:color w:val="FFFFFF"/>
+                <w:sz w:val="19"/>
+                <w:szCs w:val="19"/>
+              </w:rPr>
+              <w:t>Why it exists</w:t>
+            </w:r>
+          </w:p>
+        </w:tc>
+        <w:tc>
+          <w:tcPr>
+            <w:tcW w:w="2071" w:type="dxa"/>
+            <w:shd w:val="clear" w:color="auto" w:fill="1B3350"/>
+            <w:tcMar>
+              <w:top w:w="70" w:type="dxa"/>
+              <w:left w:w="110" w:type="dxa"/>
+              <w:bottom w:w="70" w:type="dxa"/>
+              <w:right w:w="110" w:type="dxa"/>
+            </w:tcMar>
+          </w:tcPr>
+          <w:p>
+            <w:pPr>
+              <w:spacing w:after="40"/>
+            </w:pPr>
+            <w:r>
+              <w:rPr>
+                <w:b/>
+                <w:bCs/>
+                <w:color w:val="FFFFFF"/>
+                <w:sz w:val="19"/>
+                <w:szCs w:val="19"/>
+              </w:rPr>
+              <w:t>What happens next</w:t>
+            </w:r>
+          </w:p>
+        </w:tc>
+      </w:tr>
+      <w:tr>
+        <w:tblPrEx>
+          <w:tblCellMar>
+            <w:top w:w="0" w:type="dxa"/>
+            <w:bottom w:w="0" w:type="dxa"/>
+          </w:tblCellMar>
+        </w:tblPrEx>
+        <w:trPr>
+          <w:cantSplit/>
+        </w:trPr>
+        <w:tc>
+          <w:tcPr>
+            <w:tcW w:w="1882" w:type="dxa"/>
+            <w:tcMar>
+              <w:top w:w="70" w:type="dxa"/>
+              <w:left w:w="110" w:type="dxa"/>
+              <w:bottom w:w="70" w:type="dxa"/>
+              <w:right w:w="110" w:type="dxa"/>
+            </w:tcMar>
+          </w:tcPr>
+          <w:p>
+            <w:pPr>
+              <w:spacing w:after="40"/>
+            </w:pPr>
+            <w:r>
+              <w:rPr>
+                <w:sz w:val="19"/>
+                <w:szCs w:val="19"/>
+              </w:rPr>
+              <w:t>Case link (Sample ID)</w:t>
+            </w:r>
+          </w:p>
+        </w:tc>
+        <w:tc>
+          <w:tcPr>
+            <w:tcW w:w="3012" w:type="dxa"/>
+            <w:tcMar>
+              <w:top w:w="70" w:type="dxa"/>
+              <w:left w:w="110" w:type="dxa"/>
+              <w:bottom w:w="70" w:type="dxa"/>
+              <w:right w:w="110" w:type="dxa"/>
+            </w:tcMar>
+          </w:tcPr>
+          <w:p>
+            <w:pPr>
+              <w:spacing w:after="40"/>
+            </w:pPr>
+            <w:r>
+              <w:rPr>
+                <w:sz w:val="19"/>
+                <w:szCs w:val="19"/>
+              </w:rPr>
+              <w:t>Opens the case the reminder is for.</w:t>
+            </w:r>
+          </w:p>
+        </w:tc>
+        <w:tc>
+          <w:tcPr>
+            <w:tcW w:w="2447" w:type="dxa"/>
+            <w:tcMar>
+              <w:top w:w="70" w:type="dxa"/>
+              <w:left w:w="110" w:type="dxa"/>
+              <w:bottom w:w="70" w:type="dxa"/>
+              <w:right w:w="110" w:type="dxa"/>
+            </w:tcMar>
+          </w:tcPr>
+          <w:p>
+            <w:pPr>
+              <w:spacing w:after="40"/>
+            </w:pPr>
+            <w:r>
+              <w:rPr>
+                <w:sz w:val="19"/>
+                <w:szCs w:val="19"/>
+              </w:rPr>
+              <w:t>Lets you check the case before you send.</w:t>
+            </w:r>
+          </w:p>
+        </w:tc>
+        <w:tc>
+          <w:tcPr>
+            <w:tcW w:w="2071" w:type="dxa"/>
+            <w:tcMar>
+              <w:top w:w="70" w:type="dxa"/>
+              <w:left w:w="110" w:type="dxa"/>
+              <w:bottom w:w="70" w:type="dxa"/>
+              <w:right w:w="110" w:type="dxa"/>
+            </w:tcMar>
+          </w:tcPr>
+          <w:p>
+            <w:pPr>
+              <w:spacing w:after="40"/>
+            </w:pPr>
+            <w:r>
+              <w:rPr>
+                <w:sz w:val="19"/>
+                <w:szCs w:val="19"/>
+              </w:rPr>
+              <w:t>The case page opens.</w:t>
+            </w:r>
+          </w:p>
+        </w:tc>
+      </w:tr>
+      <w:tr>
+        <w:tblPrEx>
+          <w:tblCellMar>
+            <w:top w:w="0" w:type="dxa"/>
+            <w:bottom w:w="0" w:type="dxa"/>
+          </w:tblCellMar>
+        </w:tblPrEx>
+        <w:trPr>
+          <w:cantSplit/>
+        </w:trPr>
+        <w:tc>
+          <w:tcPr>
+            <w:tcW w:w="1882" w:type="dxa"/>
+            <w:shd w:val="clear" w:color="auto" w:fill="F8FAFB"/>
+            <w:tcMar>
+              <w:top w:w="70" w:type="dxa"/>
+              <w:left w:w="110" w:type="dxa"/>
+              <w:bottom w:w="70" w:type="dxa"/>
+              <w:right w:w="110" w:type="dxa"/>
+            </w:tcMar>
+          </w:tcPr>
+          <w:p>
+            <w:pPr>
+              <w:spacing w:after="40"/>
+            </w:pPr>
+            <w:r>
+              <w:rPr>
+                <w:sz w:val="19"/>
+                <w:szCs w:val="19"/>
+              </w:rPr>
+              <w:t>Open in WhatsApp</w:t>
+            </w:r>
+          </w:p>
+        </w:tc>
+        <w:tc>
+          <w:tcPr>
+            <w:tcW w:w="3012" w:type="dxa"/>
+            <w:shd w:val="clear" w:color="auto" w:fill="F8FAFB"/>
+            <w:tcMar>
+              <w:top w:w="70" w:type="dxa"/>
+              <w:left w:w="110" w:type="dxa"/>
+              <w:bottom w:w="70" w:type="dxa"/>
+              <w:right w:w="110" w:type="dxa"/>
+            </w:tcMar>
+          </w:tcPr>
+          <w:p>
+            <w:pPr>
+              <w:spacing w:after="40"/>
+            </w:pPr>
+            <w:r>
+              <w:rPr>
+                <w:sz w:val="19"/>
+                <w:szCs w:val="19"/>
+              </w:rPr>
+              <w:t>Opens WhatsApp with the reminder text already written for that respondent.</w:t>
+            </w:r>
+          </w:p>
+        </w:tc>
+        <w:tc>
+          <w:tcPr>
+            <w:tcW w:w="2447" w:type="dxa"/>
+            <w:shd w:val="clear" w:color="auto" w:fill="F8FAFB"/>
+            <w:tcMar>
+              <w:top w:w="70" w:type="dxa"/>
+              <w:left w:w="110" w:type="dxa"/>
+              <w:bottom w:w="70" w:type="dxa"/>
+              <w:right w:w="110" w:type="dxa"/>
+            </w:tcMar>
+          </w:tcPr>
+          <w:p>
+            <w:pPr>
+              <w:spacing w:after="40"/>
+            </w:pPr>
+            <w:r>
+              <w:rPr>
+                <w:sz w:val="19"/>
+                <w:szCs w:val="19"/>
+              </w:rPr>
+              <w:t>Reminders are sent by a person from the study's WhatsApp account: nothing is sent automatically, so a person always decides.</w:t>
+            </w:r>
+          </w:p>
+        </w:tc>
+        <w:tc>
+          <w:tcPr>
+            <w:tcW w:w="2071" w:type="dxa"/>
+            <w:shd w:val="clear" w:color="auto" w:fill="F8FAFB"/>
+            <w:tcMar>
+              <w:top w:w="70" w:type="dxa"/>
+              <w:left w:w="110" w:type="dxa"/>
+              <w:bottom w:w="70" w:type="dxa"/>
+              <w:right w:w="110" w:type="dxa"/>
+            </w:tcMar>
+          </w:tcPr>
+          <w:p>
+            <w:pPr>
+              <w:spacing w:after="40"/>
+            </w:pPr>
+            <w:r>
+              <w:rPr>
+                <w:sz w:val="19"/>
+                <w:szCs w:val="19"/>
+              </w:rPr>
+              <w:t>WhatsApp opens with the message. If the button says “Open WhatsApp (choose contact)”, there is no number on file: pick the contact in WhatsApp, and add the number on the case afterwards.</w:t>
+            </w:r>
+          </w:p>
+        </w:tc>
+      </w:tr>
+      <w:tr>
+        <w:tblPrEx>
+          <w:tblCellMar>
+            <w:top w:w="0" w:type="dxa"/>
+            <w:bottom w:w="0" w:type="dxa"/>
+          </w:tblCellMar>
+        </w:tblPrEx>
+        <w:trPr>
+          <w:cantSplit/>
+        </w:trPr>
+        <w:tc>
+          <w:tcPr>
+            <w:tcW w:w="1882" w:type="dxa"/>
+            <w:tcMar>
+              <w:top w:w="70" w:type="dxa"/>
+              <w:left w:w="110" w:type="dxa"/>
+              <w:bottom w:w="70" w:type="dxa"/>
+              <w:right w:w="110" w:type="dxa"/>
+            </w:tcMar>
+          </w:tcPr>
+          <w:p>
+            <w:pPr>
+              <w:spacing w:after="40"/>
+            </w:pPr>
+            <w:r>
+              <w:rPr>
+                <w:sz w:val="19"/>
+                <w:szCs w:val="19"/>
+              </w:rPr>
+              <w:t>Mark as sent</w:t>
+            </w:r>
+          </w:p>
+        </w:tc>
+        <w:tc>
+          <w:tcPr>
+            <w:tcW w:w="3012" w:type="dxa"/>
+            <w:tcMar>
+              <w:top w:w="70" w:type="dxa"/>
+              <w:left w:w="110" w:type="dxa"/>
+              <w:bottom w:w="70" w:type="dxa"/>
+              <w:right w:w="110" w:type="dxa"/>
+            </w:tcMar>
+          </w:tcPr>
+          <w:p>
+            <w:pPr>
+              <w:spacing w:after="40"/>
+            </w:pPr>
+            <w:r>
+              <w:rPr>
+                <w:sz w:val="19"/>
+                <w:szCs w:val="19"/>
+              </w:rPr>
+              <w:t>Tells the portal you sent the reminder.</w:t>
+            </w:r>
+          </w:p>
+        </w:tc>
+        <w:tc>
+          <w:tcPr>
+            <w:tcW w:w="2447" w:type="dxa"/>
+            <w:tcMar>
+              <w:top w:w="70" w:type="dxa"/>
+              <w:left w:w="110" w:type="dxa"/>
+              <w:bottom w:w="70" w:type="dxa"/>
+              <w:right w:w="110" w:type="dxa"/>
+            </w:tcMar>
+          </w:tcPr>
+          <w:p>
+            <w:pPr>
+              <w:spacing w:after="40"/>
+            </w:pPr>
+            <w:r>
+              <w:rPr>
+                <w:sz w:val="19"/>
+                <w:szCs w:val="19"/>
+              </w:rPr>
+              <w:t>Otherwise the same reminder stays due and could be sent twice.</w:t>
+            </w:r>
+          </w:p>
+        </w:tc>
+        <w:tc>
+          <w:tcPr>
+            <w:tcW w:w="2071" w:type="dxa"/>
+            <w:tcMar>
+              <w:top w:w="70" w:type="dxa"/>
+              <w:left w:w="110" w:type="dxa"/>
+              <w:bottom w:w="70" w:type="dxa"/>
+              <w:right w:w="110" w:type="dxa"/>
+            </w:tcMar>
+          </w:tcPr>
+          <w:p>
+            <w:pPr>
+              <w:spacing w:after="40"/>
+            </w:pPr>
+            <w:r>
+              <w:rPr>
+                <w:sz w:val="19"/>
+                <w:szCs w:val="19"/>
+              </w:rPr>
+              <w:t>It is recorded as sent by you and leaves the list.</w:t>
             </w:r>
           </w:p>
         </w:tc>
@@ -8193,7 +13810,7 @@
         <w:sz w:val="16"/>
         <w:szCs w:val="16"/>
       </w:rPr>
-      <w:t>Version 1.6 · 20 September 2026</w:t>
+      <w:t>Version 1.7 · 21 September 2026</w:t>
     </w:r>
     <w:r>
       <w:rPr>
@@ -8366,10 +13983,10 @@
 <file path=word/numbering.xml><?xml version="1.0" encoding="utf-8"?>
 <w:numbering xmlns:wpc="http://schemas.microsoft.com/office/word/2010/wordprocessingCanvas" xmlns:cx="http://schemas.microsoft.com/office/drawing/2014/chartex" xmlns:cx1="http://schemas.microsoft.com/office/drawing/2015/9/8/chartex" xmlns:cx2="http://schemas.microsoft.com/office/drawing/2015/10/21/chartex" xmlns:cx3="http://schemas.microsoft.com/office/drawing/2016/5/9/chartex" xmlns:cx4="http://schemas.microsoft.com/office/drawing/2016/5/10/chartex" xmlns:cx5="http://schemas.microsoft.com/office/drawing/2016/5/11/chartex" xmlns:cx6="http://schemas.microsoft.com/office/drawing/2016/5/12/chartex" xmlns:cx7="http://schemas.microsoft.com/office/drawing/2016/5/13/chartex" xmlns:cx8="http://schemas.microsoft.com/office/drawing/2016/5/14/chartex" xmlns:mc="http://schemas.openxmlformats.org/markup-compatibility/2006" xmlns:aink="http://schemas.microsoft.com/office/drawing/2016/ink" xmlns:am3d="http://schemas.microsoft.com/office/drawing/2017/model3d" xmlns:o="urn:schemas-microsoft-com:office:office" xmlns:oel="http://schemas.microsoft.com/office/2019/extlst" xmlns:r="http://schemas.openxmlformats.org/officeDocument/2006/relationships" xmlns:m="http://schemas.openxmlformats.org/officeDocument/2006/math" xmlns:v="urn:schemas-microsoft-com:vml" xmlns:wp14="http://schemas.microsoft.com/office/word/2010/wordprocessingDrawing" xmlns:wp="http://schemas.openxmlformats.org/drawingml/2006/wordprocessingDrawing" xmlns:w10="urn:schemas-microsoft-com:office:word" xmlns:w="http://schemas.openxmlformats.org/wordprocessingml/2006/main" xmlns:w14="http://schemas.microsoft.com/office/word/2010/wordml" xmlns:w15="http://schemas.microsoft.com/office/word/2012/wordml" xmlns:w16cex="http://schemas.microsoft.com/office/word/2018/wordml/cex" xmlns:w16cid="http://schemas.microsoft.com/office/word/2016/wordml/cid" xmlns:w16="http://schemas.microsoft.com/office/word/2018/wordml" xmlns:w16sdtdh="http://schemas.microsoft.com/office/word/2020/wordml/sdtdatahash" xmlns:w16se="http://schemas.microsoft.com/office/word/2015/wordml/symex" xmlns:wpg="http://schemas.microsoft.com/office/word/2010/wordprocessingGroup" xmlns:wpi="http://schemas.microsoft.com/office/word/2010/wordprocessingInk" xmlns:wne="http://schemas.microsoft.com/office/word/2006/wordml" xmlns:wps="http://schemas.microsoft.com/office/word/2010/wordprocessingShape" mc:Ignorable="w14 w15 w16se w16cid w16 w16cex w16sdtdh wp14">
   <w:abstractNum w:abstractNumId="0" w15:restartNumberingAfterBreak="0">
-    <w:nsid w:val="0A896075"/>
+    <w:nsid w:val="0C8914F3"/>
     <w:multiLevelType w:val="hybridMultilevel"/>
-    <w:tmpl w:val="5C72E97A"/>
-    <w:lvl w:ilvl="0" w:tplc="6BB0DE4C">
+    <w:tmpl w:val="D5CEF968"/>
+    <w:lvl w:ilvl="0" w:tplc="9EE68C6C">
       <w:start w:val="1"/>
       <w:numFmt w:val="decimal"/>
       <w:lvlText w:val="%1."/>
@@ -8383,52 +14000,52 @@
         <w:color w:val="A67C27"/>
       </w:rPr>
     </w:lvl>
-    <w:lvl w:ilvl="1" w:tplc="8F62377E">
+    <w:lvl w:ilvl="1" w:tplc="A2AAFBFC">
       <w:numFmt w:val="decimal"/>
       <w:lvlText w:val=""/>
       <w:lvlJc w:val="left"/>
     </w:lvl>
-    <w:lvl w:ilvl="2" w:tplc="6B807302">
+    <w:lvl w:ilvl="2" w:tplc="ACA85652">
       <w:numFmt w:val="decimal"/>
       <w:lvlText w:val=""/>
       <w:lvlJc w:val="left"/>
     </w:lvl>
-    <w:lvl w:ilvl="3" w:tplc="950C6338">
+    <w:lvl w:ilvl="3" w:tplc="F0CEC60A">
       <w:numFmt w:val="decimal"/>
       <w:lvlText w:val=""/>
       <w:lvlJc w:val="left"/>
     </w:lvl>
-    <w:lvl w:ilvl="4" w:tplc="EB3E657E">
+    <w:lvl w:ilvl="4" w:tplc="F224FA4C">
       <w:numFmt w:val="decimal"/>
       <w:lvlText w:val=""/>
       <w:lvlJc w:val="left"/>
     </w:lvl>
-    <w:lvl w:ilvl="5" w:tplc="F9AE24C4">
+    <w:lvl w:ilvl="5" w:tplc="C31A48F0">
       <w:numFmt w:val="decimal"/>
       <w:lvlText w:val=""/>
       <w:lvlJc w:val="left"/>
     </w:lvl>
-    <w:lvl w:ilvl="6" w:tplc="BDA871F6">
+    <w:lvl w:ilvl="6" w:tplc="89EC9BC6">
       <w:numFmt w:val="decimal"/>
       <w:lvlText w:val=""/>
       <w:lvlJc w:val="left"/>
     </w:lvl>
-    <w:lvl w:ilvl="7" w:tplc="75301EF0">
+    <w:lvl w:ilvl="7" w:tplc="8D34AA1C">
       <w:numFmt w:val="decimal"/>
       <w:lvlText w:val=""/>
       <w:lvlJc w:val="left"/>
     </w:lvl>
-    <w:lvl w:ilvl="8" w:tplc="357EAE42">
+    <w:lvl w:ilvl="8" w:tplc="5DE6ABCA">
       <w:numFmt w:val="decimal"/>
       <w:lvlText w:val=""/>
       <w:lvlJc w:val="left"/>
     </w:lvl>
   </w:abstractNum>
   <w:abstractNum w:abstractNumId="1" w15:restartNumberingAfterBreak="0">
-    <w:nsid w:val="0CFD0162"/>
+    <w:nsid w:val="1319474C"/>
     <w:multiLevelType w:val="hybridMultilevel"/>
-    <w:tmpl w:val="9B44F0B6"/>
-    <w:lvl w:ilvl="0" w:tplc="0724718E">
+    <w:tmpl w:val="D9FE609A"/>
+    <w:lvl w:ilvl="0" w:tplc="697A0E30">
       <w:start w:val="1"/>
       <w:numFmt w:val="decimal"/>
       <w:lvlText w:val="%1."/>
@@ -8442,52 +14059,138 @@
         <w:color w:val="A67C27"/>
       </w:rPr>
     </w:lvl>
-    <w:lvl w:ilvl="1" w:tplc="E392115E">
+    <w:lvl w:ilvl="1" w:tplc="ABF4582E">
       <w:numFmt w:val="decimal"/>
       <w:lvlText w:val=""/>
       <w:lvlJc w:val="left"/>
     </w:lvl>
-    <w:lvl w:ilvl="2" w:tplc="83C47F66">
+    <w:lvl w:ilvl="2" w:tplc="31864AFE">
       <w:numFmt w:val="decimal"/>
       <w:lvlText w:val=""/>
       <w:lvlJc w:val="left"/>
     </w:lvl>
-    <w:lvl w:ilvl="3" w:tplc="0630997A">
+    <w:lvl w:ilvl="3" w:tplc="67860F62">
       <w:numFmt w:val="decimal"/>
       <w:lvlText w:val=""/>
       <w:lvlJc w:val="left"/>
     </w:lvl>
-    <w:lvl w:ilvl="4" w:tplc="7D4C724A">
+    <w:lvl w:ilvl="4" w:tplc="75A00936">
       <w:numFmt w:val="decimal"/>
       <w:lvlText w:val=""/>
       <w:lvlJc w:val="left"/>
     </w:lvl>
-    <w:lvl w:ilvl="5" w:tplc="F0D6CFC6">
+    <w:lvl w:ilvl="5" w:tplc="CC2A1338">
       <w:numFmt w:val="decimal"/>
       <w:lvlText w:val=""/>
       <w:lvlJc w:val="left"/>
     </w:lvl>
-    <w:lvl w:ilvl="6" w:tplc="9C641744">
+    <w:lvl w:ilvl="6" w:tplc="922AD7CA">
       <w:numFmt w:val="decimal"/>
       <w:lvlText w:val=""/>
       <w:lvlJc w:val="left"/>
     </w:lvl>
-    <w:lvl w:ilvl="7" w:tplc="E758C63E">
+    <w:lvl w:ilvl="7" w:tplc="0A98C2E4">
       <w:numFmt w:val="decimal"/>
       <w:lvlText w:val=""/>
       <w:lvlJc w:val="left"/>
     </w:lvl>
-    <w:lvl w:ilvl="8" w:tplc="C0AADC6A">
+    <w:lvl w:ilvl="8" w:tplc="2D0EE638">
       <w:numFmt w:val="decimal"/>
       <w:lvlText w:val=""/>
       <w:lvlJc w:val="left"/>
     </w:lvl>
   </w:abstractNum>
   <w:abstractNum w:abstractNumId="2" w15:restartNumberingAfterBreak="0">
-    <w:nsid w:val="18A5303C"/>
+    <w:nsid w:val="17E8563C"/>
     <w:multiLevelType w:val="hybridMultilevel"/>
-    <w:tmpl w:val="772E9146"/>
-    <w:lvl w:ilvl="0" w:tplc="B49C5E34">
+    <w:tmpl w:val="F1DAC80E"/>
+    <w:lvl w:ilvl="0" w:tplc="44B65934">
+      <w:start w:val="1"/>
+      <w:numFmt w:val="bullet"/>
+      <w:lvlText w:val="●"/>
+      <w:lvlJc w:val="left"/>
+      <w:pPr>
+        <w:ind w:left="720" w:hanging="360"/>
+      </w:pPr>
+    </w:lvl>
+    <w:lvl w:ilvl="1" w:tplc="AD646782">
+      <w:start w:val="1"/>
+      <w:numFmt w:val="bullet"/>
+      <w:lvlText w:val="○"/>
+      <w:lvlJc w:val="left"/>
+      <w:pPr>
+        <w:ind w:left="1440" w:hanging="360"/>
+      </w:pPr>
+    </w:lvl>
+    <w:lvl w:ilvl="2" w:tplc="6F5222AE">
+      <w:start w:val="1"/>
+      <w:numFmt w:val="bullet"/>
+      <w:lvlText w:val="■"/>
+      <w:lvlJc w:val="left"/>
+      <w:pPr>
+        <w:ind w:left="2160" w:hanging="360"/>
+      </w:pPr>
+    </w:lvl>
+    <w:lvl w:ilvl="3" w:tplc="CF023588">
+      <w:start w:val="1"/>
+      <w:numFmt w:val="bullet"/>
+      <w:lvlText w:val="●"/>
+      <w:lvlJc w:val="left"/>
+      <w:pPr>
+        <w:ind w:left="2880" w:hanging="360"/>
+      </w:pPr>
+    </w:lvl>
+    <w:lvl w:ilvl="4" w:tplc="25184AFC">
+      <w:start w:val="1"/>
+      <w:numFmt w:val="bullet"/>
+      <w:lvlText w:val="○"/>
+      <w:lvlJc w:val="left"/>
+      <w:pPr>
+        <w:ind w:left="3600" w:hanging="360"/>
+      </w:pPr>
+    </w:lvl>
+    <w:lvl w:ilvl="5" w:tplc="22F6A21E">
+      <w:start w:val="1"/>
+      <w:numFmt w:val="bullet"/>
+      <w:lvlText w:val="■"/>
+      <w:lvlJc w:val="left"/>
+      <w:pPr>
+        <w:ind w:left="4320" w:hanging="360"/>
+      </w:pPr>
+    </w:lvl>
+    <w:lvl w:ilvl="6" w:tplc="CBD8D11E">
+      <w:start w:val="1"/>
+      <w:numFmt w:val="bullet"/>
+      <w:lvlText w:val="●"/>
+      <w:lvlJc w:val="left"/>
+      <w:pPr>
+        <w:ind w:left="5040" w:hanging="360"/>
+      </w:pPr>
+    </w:lvl>
+    <w:lvl w:ilvl="7" w:tplc="27426B14">
+      <w:start w:val="1"/>
+      <w:numFmt w:val="bullet"/>
+      <w:lvlText w:val="●"/>
+      <w:lvlJc w:val="left"/>
+      <w:pPr>
+        <w:ind w:left="5760" w:hanging="360"/>
+      </w:pPr>
+    </w:lvl>
+    <w:lvl w:ilvl="8" w:tplc="70E0AA88">
+      <w:start w:val="1"/>
+      <w:numFmt w:val="bullet"/>
+      <w:lvlText w:val="●"/>
+      <w:lvlJc w:val="left"/>
+      <w:pPr>
+        <w:ind w:left="6480" w:hanging="360"/>
+      </w:pPr>
+    </w:lvl>
+  </w:abstractNum>
+  <w:abstractNum w:abstractNumId="3" w15:restartNumberingAfterBreak="0">
+    <w:nsid w:val="1C786D09"/>
+    <w:multiLevelType w:val="hybridMultilevel"/>
+    <w:tmpl w:val="753E3736"/>
+    <w:lvl w:ilvl="0" w:tplc="855215C2">
       <w:start w:val="1"/>
       <w:numFmt w:val="bullet"/>
       <w:lvlText w:val="•"/>
@@ -8496,7 +14199,7 @@
         <w:ind w:left="460" w:hanging="280"/>
       </w:pPr>
     </w:lvl>
-    <w:lvl w:ilvl="1" w:tplc="4AA05AA2">
+    <w:lvl w:ilvl="1" w:tplc="07BAB69A">
       <w:start w:val="1"/>
       <w:numFmt w:val="bullet"/>
       <w:lvlText w:val="–"/>
@@ -8505,47 +14208,47 @@
         <w:ind w:left="900" w:hanging="280"/>
       </w:pPr>
     </w:lvl>
-    <w:lvl w:ilvl="2" w:tplc="6624CD5E">
+    <w:lvl w:ilvl="2" w:tplc="BE9E6024">
       <w:numFmt w:val="decimal"/>
       <w:lvlText w:val=""/>
       <w:lvlJc w:val="left"/>
     </w:lvl>
-    <w:lvl w:ilvl="3" w:tplc="1B0264E2">
+    <w:lvl w:ilvl="3" w:tplc="A6825954">
       <w:numFmt w:val="decimal"/>
       <w:lvlText w:val=""/>
       <w:lvlJc w:val="left"/>
     </w:lvl>
-    <w:lvl w:ilvl="4" w:tplc="89760CB6">
+    <w:lvl w:ilvl="4" w:tplc="88A81DE6">
       <w:numFmt w:val="decimal"/>
       <w:lvlText w:val=""/>
       <w:lvlJc w:val="left"/>
     </w:lvl>
-    <w:lvl w:ilvl="5" w:tplc="DE504BEC">
+    <w:lvl w:ilvl="5" w:tplc="5B007332">
       <w:numFmt w:val="decimal"/>
       <w:lvlText w:val=""/>
       <w:lvlJc w:val="left"/>
     </w:lvl>
-    <w:lvl w:ilvl="6" w:tplc="0CC0947C">
+    <w:lvl w:ilvl="6" w:tplc="BE0EC756">
       <w:numFmt w:val="decimal"/>
       <w:lvlText w:val=""/>
       <w:lvlJc w:val="left"/>
     </w:lvl>
-    <w:lvl w:ilvl="7" w:tplc="D7AEE362">
+    <w:lvl w:ilvl="7" w:tplc="A8508CF6">
       <w:numFmt w:val="decimal"/>
       <w:lvlText w:val=""/>
       <w:lvlJc w:val="left"/>
     </w:lvl>
-    <w:lvl w:ilvl="8" w:tplc="EBAEF1C6">
+    <w:lvl w:ilvl="8" w:tplc="2820A9BE">
       <w:numFmt w:val="decimal"/>
       <w:lvlText w:val=""/>
       <w:lvlJc w:val="left"/>
     </w:lvl>
   </w:abstractNum>
-  <w:abstractNum w:abstractNumId="3" w15:restartNumberingAfterBreak="0">
-    <w:nsid w:val="1C286E1E"/>
+  <w:abstractNum w:abstractNumId="4" w15:restartNumberingAfterBreak="0">
+    <w:nsid w:val="1EB8425B"/>
     <w:multiLevelType w:val="hybridMultilevel"/>
-    <w:tmpl w:val="84007D26"/>
-    <w:lvl w:ilvl="0" w:tplc="A2C0446E">
+    <w:tmpl w:val="B9CE9DE0"/>
+    <w:lvl w:ilvl="0" w:tplc="0FBE6C9C">
       <w:start w:val="1"/>
       <w:numFmt w:val="decimal"/>
       <w:lvlText w:val="%1."/>
@@ -8559,52 +14262,52 @@
         <w:color w:val="A67C27"/>
       </w:rPr>
     </w:lvl>
-    <w:lvl w:ilvl="1" w:tplc="C3E84588">
+    <w:lvl w:ilvl="1" w:tplc="123CCB02">
       <w:numFmt w:val="decimal"/>
       <w:lvlText w:val=""/>
       <w:lvlJc w:val="left"/>
     </w:lvl>
-    <w:lvl w:ilvl="2" w:tplc="DFAEBF54">
+    <w:lvl w:ilvl="2" w:tplc="7FCEA14C">
       <w:numFmt w:val="decimal"/>
       <w:lvlText w:val=""/>
       <w:lvlJc w:val="left"/>
     </w:lvl>
-    <w:lvl w:ilvl="3" w:tplc="897E1584">
+    <w:lvl w:ilvl="3" w:tplc="83C839B4">
       <w:numFmt w:val="decimal"/>
       <w:lvlText w:val=""/>
       <w:lvlJc w:val="left"/>
     </w:lvl>
-    <w:lvl w:ilvl="4" w:tplc="B15A54F6">
+    <w:lvl w:ilvl="4" w:tplc="1520E78E">
       <w:numFmt w:val="decimal"/>
       <w:lvlText w:val=""/>
       <w:lvlJc w:val="left"/>
     </w:lvl>
-    <w:lvl w:ilvl="5" w:tplc="DDBCFE6A">
+    <w:lvl w:ilvl="5" w:tplc="EE721E5A">
       <w:numFmt w:val="decimal"/>
       <w:lvlText w:val=""/>
       <w:lvlJc w:val="left"/>
     </w:lvl>
-    <w:lvl w:ilvl="6" w:tplc="C980E8B6">
+    <w:lvl w:ilvl="6" w:tplc="BFD6F636">
       <w:numFmt w:val="decimal"/>
       <w:lvlText w:val=""/>
       <w:lvlJc w:val="left"/>
     </w:lvl>
-    <w:lvl w:ilvl="7" w:tplc="458A55E2">
+    <w:lvl w:ilvl="7" w:tplc="3B14F7AE">
       <w:numFmt w:val="decimal"/>
       <w:lvlText w:val=""/>
       <w:lvlJc w:val="left"/>
     </w:lvl>
-    <w:lvl w:ilvl="8" w:tplc="4E7C396A">
+    <w:lvl w:ilvl="8" w:tplc="6248BF74">
       <w:numFmt w:val="decimal"/>
       <w:lvlText w:val=""/>
       <w:lvlJc w:val="left"/>
     </w:lvl>
   </w:abstractNum>
-  <w:abstractNum w:abstractNumId="4" w15:restartNumberingAfterBreak="0">
-    <w:nsid w:val="208B200F"/>
+  <w:abstractNum w:abstractNumId="5" w15:restartNumberingAfterBreak="0">
+    <w:nsid w:val="214F18ED"/>
     <w:multiLevelType w:val="hybridMultilevel"/>
-    <w:tmpl w:val="483EDEF0"/>
-    <w:lvl w:ilvl="0" w:tplc="35F0A9AE">
+    <w:tmpl w:val="C2C82202"/>
+    <w:lvl w:ilvl="0" w:tplc="25C081F4">
       <w:start w:val="1"/>
       <w:numFmt w:val="decimal"/>
       <w:lvlText w:val="%1."/>
@@ -8618,52 +14321,52 @@
         <w:color w:val="A67C27"/>
       </w:rPr>
     </w:lvl>
-    <w:lvl w:ilvl="1" w:tplc="0EF063BA">
+    <w:lvl w:ilvl="1" w:tplc="F60A7B28">
       <w:numFmt w:val="decimal"/>
       <w:lvlText w:val=""/>
       <w:lvlJc w:val="left"/>
     </w:lvl>
-    <w:lvl w:ilvl="2" w:tplc="2B36070E">
+    <w:lvl w:ilvl="2" w:tplc="1F36CDD8">
       <w:numFmt w:val="decimal"/>
       <w:lvlText w:val=""/>
       <w:lvlJc w:val="left"/>
     </w:lvl>
-    <w:lvl w:ilvl="3" w:tplc="FEFA88E6">
+    <w:lvl w:ilvl="3" w:tplc="84484AF2">
       <w:numFmt w:val="decimal"/>
       <w:lvlText w:val=""/>
       <w:lvlJc w:val="left"/>
     </w:lvl>
-    <w:lvl w:ilvl="4" w:tplc="47AE5220">
+    <w:lvl w:ilvl="4" w:tplc="8EF258C0">
       <w:numFmt w:val="decimal"/>
       <w:lvlText w:val=""/>
       <w:lvlJc w:val="left"/>
     </w:lvl>
-    <w:lvl w:ilvl="5" w:tplc="EC46CA1A">
+    <w:lvl w:ilvl="5" w:tplc="17627444">
       <w:numFmt w:val="decimal"/>
       <w:lvlText w:val=""/>
       <w:lvlJc w:val="left"/>
     </w:lvl>
-    <w:lvl w:ilvl="6" w:tplc="F6AA84C6">
+    <w:lvl w:ilvl="6" w:tplc="BAD653AE">
       <w:numFmt w:val="decimal"/>
       <w:lvlText w:val=""/>
       <w:lvlJc w:val="left"/>
     </w:lvl>
-    <w:lvl w:ilvl="7" w:tplc="15E422B2">
+    <w:lvl w:ilvl="7" w:tplc="CC961A78">
       <w:numFmt w:val="decimal"/>
       <w:lvlText w:val=""/>
       <w:lvlJc w:val="left"/>
     </w:lvl>
-    <w:lvl w:ilvl="8" w:tplc="906284E8">
+    <w:lvl w:ilvl="8" w:tplc="D40C4DB6">
       <w:numFmt w:val="decimal"/>
       <w:lvlText w:val=""/>
       <w:lvlJc w:val="left"/>
     </w:lvl>
   </w:abstractNum>
-  <w:abstractNum w:abstractNumId="5" w15:restartNumberingAfterBreak="0">
-    <w:nsid w:val="433925EE"/>
+  <w:abstractNum w:abstractNumId="6" w15:restartNumberingAfterBreak="0">
+    <w:nsid w:val="23E42466"/>
     <w:multiLevelType w:val="hybridMultilevel"/>
-    <w:tmpl w:val="92B25824"/>
-    <w:lvl w:ilvl="0" w:tplc="EF1248E0">
+    <w:tmpl w:val="414C6820"/>
+    <w:lvl w:ilvl="0" w:tplc="04DCE42A">
       <w:start w:val="1"/>
       <w:numFmt w:val="decimal"/>
       <w:lvlText w:val="%1."/>
@@ -8677,52 +14380,52 @@
         <w:color w:val="A67C27"/>
       </w:rPr>
     </w:lvl>
-    <w:lvl w:ilvl="1" w:tplc="2B387ABC">
+    <w:lvl w:ilvl="1" w:tplc="B0C06144">
       <w:numFmt w:val="decimal"/>
       <w:lvlText w:val=""/>
       <w:lvlJc w:val="left"/>
     </w:lvl>
-    <w:lvl w:ilvl="2" w:tplc="243EC10A">
+    <w:lvl w:ilvl="2" w:tplc="033216B4">
       <w:numFmt w:val="decimal"/>
       <w:lvlText w:val=""/>
       <w:lvlJc w:val="left"/>
     </w:lvl>
-    <w:lvl w:ilvl="3" w:tplc="20944D00">
+    <w:lvl w:ilvl="3" w:tplc="5E704F0E">
       <w:numFmt w:val="decimal"/>
       <w:lvlText w:val=""/>
       <w:lvlJc w:val="left"/>
     </w:lvl>
-    <w:lvl w:ilvl="4" w:tplc="60FE525C">
+    <w:lvl w:ilvl="4" w:tplc="5FE0A53C">
       <w:numFmt w:val="decimal"/>
       <w:lvlText w:val=""/>
       <w:lvlJc w:val="left"/>
     </w:lvl>
-    <w:lvl w:ilvl="5" w:tplc="FCB4539A">
+    <w:lvl w:ilvl="5" w:tplc="7B087F94">
       <w:numFmt w:val="decimal"/>
       <w:lvlText w:val=""/>
       <w:lvlJc w:val="left"/>
     </w:lvl>
-    <w:lvl w:ilvl="6" w:tplc="CCC64E4A">
+    <w:lvl w:ilvl="6" w:tplc="DCEE4214">
       <w:numFmt w:val="decimal"/>
       <w:lvlText w:val=""/>
       <w:lvlJc w:val="left"/>
     </w:lvl>
-    <w:lvl w:ilvl="7" w:tplc="C16494C6">
+    <w:lvl w:ilvl="7" w:tplc="74C88CB4">
       <w:numFmt w:val="decimal"/>
       <w:lvlText w:val=""/>
       <w:lvlJc w:val="left"/>
     </w:lvl>
-    <w:lvl w:ilvl="8" w:tplc="DDF6BFD4">
+    <w:lvl w:ilvl="8" w:tplc="4C0024E8">
       <w:numFmt w:val="decimal"/>
       <w:lvlText w:val=""/>
       <w:lvlJc w:val="left"/>
     </w:lvl>
   </w:abstractNum>
-  <w:abstractNum w:abstractNumId="6" w15:restartNumberingAfterBreak="0">
-    <w:nsid w:val="48605259"/>
+  <w:abstractNum w:abstractNumId="7" w15:restartNumberingAfterBreak="0">
+    <w:nsid w:val="27BD2797"/>
     <w:multiLevelType w:val="hybridMultilevel"/>
-    <w:tmpl w:val="A888070A"/>
-    <w:lvl w:ilvl="0" w:tplc="75F2534E">
+    <w:tmpl w:val="020AB29C"/>
+    <w:lvl w:ilvl="0" w:tplc="9D30E4AE">
       <w:start w:val="1"/>
       <w:numFmt w:val="decimal"/>
       <w:lvlText w:val="%1."/>
@@ -8736,52 +14439,52 @@
         <w:color w:val="A67C27"/>
       </w:rPr>
     </w:lvl>
-    <w:lvl w:ilvl="1" w:tplc="3D344BC4">
+    <w:lvl w:ilvl="1" w:tplc="8684E3A8">
       <w:numFmt w:val="decimal"/>
       <w:lvlText w:val=""/>
       <w:lvlJc w:val="left"/>
     </w:lvl>
-    <w:lvl w:ilvl="2" w:tplc="03B208A6">
+    <w:lvl w:ilvl="2" w:tplc="426A67A2">
       <w:numFmt w:val="decimal"/>
       <w:lvlText w:val=""/>
       <w:lvlJc w:val="left"/>
     </w:lvl>
-    <w:lvl w:ilvl="3" w:tplc="2F8A12F8">
+    <w:lvl w:ilvl="3" w:tplc="0D8617C6">
       <w:numFmt w:val="decimal"/>
       <w:lvlText w:val=""/>
       <w:lvlJc w:val="left"/>
     </w:lvl>
-    <w:lvl w:ilvl="4" w:tplc="00C4CBF2">
+    <w:lvl w:ilvl="4" w:tplc="87F2ED00">
       <w:numFmt w:val="decimal"/>
       <w:lvlText w:val=""/>
       <w:lvlJc w:val="left"/>
     </w:lvl>
-    <w:lvl w:ilvl="5" w:tplc="C2C462F2">
+    <w:lvl w:ilvl="5" w:tplc="C8469FC0">
       <w:numFmt w:val="decimal"/>
       <w:lvlText w:val=""/>
       <w:lvlJc w:val="left"/>
     </w:lvl>
-    <w:lvl w:ilvl="6" w:tplc="686ED6BA">
+    <w:lvl w:ilvl="6" w:tplc="332EF690">
       <w:numFmt w:val="decimal"/>
       <w:lvlText w:val=""/>
       <w:lvlJc w:val="left"/>
     </w:lvl>
-    <w:lvl w:ilvl="7" w:tplc="5BC06C5E">
+    <w:lvl w:ilvl="7" w:tplc="AF82A26C">
       <w:numFmt w:val="decimal"/>
       <w:lvlText w:val=""/>
       <w:lvlJc w:val="left"/>
     </w:lvl>
-    <w:lvl w:ilvl="8" w:tplc="F43C62C2">
+    <w:lvl w:ilvl="8" w:tplc="AF58558E">
       <w:numFmt w:val="decimal"/>
       <w:lvlText w:val=""/>
       <w:lvlJc w:val="left"/>
     </w:lvl>
   </w:abstractNum>
-  <w:abstractNum w:abstractNumId="7" w15:restartNumberingAfterBreak="0">
-    <w:nsid w:val="4BFD6B66"/>
+  <w:abstractNum w:abstractNumId="8" w15:restartNumberingAfterBreak="0">
+    <w:nsid w:val="30E332C4"/>
     <w:multiLevelType w:val="hybridMultilevel"/>
-    <w:tmpl w:val="FD704A24"/>
-    <w:lvl w:ilvl="0" w:tplc="AC1424AC">
+    <w:tmpl w:val="A14C6BC4"/>
+    <w:lvl w:ilvl="0" w:tplc="AED0E530">
       <w:start w:val="1"/>
       <w:numFmt w:val="decimal"/>
       <w:lvlText w:val="%1."/>
@@ -8795,138 +14498,52 @@
         <w:color w:val="A67C27"/>
       </w:rPr>
     </w:lvl>
-    <w:lvl w:ilvl="1" w:tplc="53427C62">
+    <w:lvl w:ilvl="1" w:tplc="165AB8EE">
       <w:numFmt w:val="decimal"/>
       <w:lvlText w:val=""/>
       <w:lvlJc w:val="left"/>
     </w:lvl>
-    <w:lvl w:ilvl="2" w:tplc="5BEE1B1E">
+    <w:lvl w:ilvl="2" w:tplc="2BC2FB8C">
       <w:numFmt w:val="decimal"/>
       <w:lvlText w:val=""/>
       <w:lvlJc w:val="left"/>
     </w:lvl>
-    <w:lvl w:ilvl="3" w:tplc="BF6E6004">
+    <w:lvl w:ilvl="3" w:tplc="ABBA827E">
       <w:numFmt w:val="decimal"/>
       <w:lvlText w:val=""/>
       <w:lvlJc w:val="left"/>
     </w:lvl>
-    <w:lvl w:ilvl="4" w:tplc="D83C1546">
+    <w:lvl w:ilvl="4" w:tplc="7AE4DD2E">
       <w:numFmt w:val="decimal"/>
       <w:lvlText w:val=""/>
       <w:lvlJc w:val="left"/>
     </w:lvl>
-    <w:lvl w:ilvl="5" w:tplc="A0126D76">
+    <w:lvl w:ilvl="5" w:tplc="C874ACE2">
       <w:numFmt w:val="decimal"/>
       <w:lvlText w:val=""/>
       <w:lvlJc w:val="left"/>
     </w:lvl>
-    <w:lvl w:ilvl="6" w:tplc="D9B820B0">
+    <w:lvl w:ilvl="6" w:tplc="CB7037B8">
       <w:numFmt w:val="decimal"/>
       <w:lvlText w:val=""/>
       <w:lvlJc w:val="left"/>
     </w:lvl>
-    <w:lvl w:ilvl="7" w:tplc="75EC3CAA">
+    <w:lvl w:ilvl="7" w:tplc="108A0352">
       <w:numFmt w:val="decimal"/>
       <w:lvlText w:val=""/>
       <w:lvlJc w:val="left"/>
     </w:lvl>
-    <w:lvl w:ilvl="8" w:tplc="8F48272E">
+    <w:lvl w:ilvl="8" w:tplc="C122B16A">
       <w:numFmt w:val="decimal"/>
       <w:lvlText w:val=""/>
       <w:lvlJc w:val="left"/>
     </w:lvl>
   </w:abstractNum>
-  <w:abstractNum w:abstractNumId="8" w15:restartNumberingAfterBreak="0">
-    <w:nsid w:val="4DAE5C10"/>
+  <w:abstractNum w:abstractNumId="9" w15:restartNumberingAfterBreak="0">
+    <w:nsid w:val="37C42BA4"/>
     <w:multiLevelType w:val="hybridMultilevel"/>
-    <w:tmpl w:val="45A43368"/>
-    <w:lvl w:ilvl="0" w:tplc="6B52A690">
-      <w:start w:val="1"/>
-      <w:numFmt w:val="bullet"/>
-      <w:lvlText w:val="●"/>
-      <w:lvlJc w:val="left"/>
-      <w:pPr>
-        <w:ind w:left="720" w:hanging="360"/>
-      </w:pPr>
-    </w:lvl>
-    <w:lvl w:ilvl="1" w:tplc="4F0CF6E0">
-      <w:start w:val="1"/>
-      <w:numFmt w:val="bullet"/>
-      <w:lvlText w:val="○"/>
-      <w:lvlJc w:val="left"/>
-      <w:pPr>
-        <w:ind w:left="1440" w:hanging="360"/>
-      </w:pPr>
-    </w:lvl>
-    <w:lvl w:ilvl="2" w:tplc="A2984D6A">
-      <w:start w:val="1"/>
-      <w:numFmt w:val="bullet"/>
-      <w:lvlText w:val="■"/>
-      <w:lvlJc w:val="left"/>
-      <w:pPr>
-        <w:ind w:left="2160" w:hanging="360"/>
-      </w:pPr>
-    </w:lvl>
-    <w:lvl w:ilvl="3" w:tplc="72CA47CC">
-      <w:start w:val="1"/>
-      <w:numFmt w:val="bullet"/>
-      <w:lvlText w:val="●"/>
-      <w:lvlJc w:val="left"/>
-      <w:pPr>
-        <w:ind w:left="2880" w:hanging="360"/>
-      </w:pPr>
-    </w:lvl>
-    <w:lvl w:ilvl="4" w:tplc="AFA24D34">
-      <w:start w:val="1"/>
-      <w:numFmt w:val="bullet"/>
-      <w:lvlText w:val="○"/>
-      <w:lvlJc w:val="left"/>
-      <w:pPr>
-        <w:ind w:left="3600" w:hanging="360"/>
-      </w:pPr>
-    </w:lvl>
-    <w:lvl w:ilvl="5" w:tplc="1BACF5EC">
-      <w:start w:val="1"/>
-      <w:numFmt w:val="bullet"/>
-      <w:lvlText w:val="■"/>
-      <w:lvlJc w:val="left"/>
-      <w:pPr>
-        <w:ind w:left="4320" w:hanging="360"/>
-      </w:pPr>
-    </w:lvl>
-    <w:lvl w:ilvl="6" w:tplc="E30E0DE4">
-      <w:start w:val="1"/>
-      <w:numFmt w:val="bullet"/>
-      <w:lvlText w:val="●"/>
-      <w:lvlJc w:val="left"/>
-      <w:pPr>
-        <w:ind w:left="5040" w:hanging="360"/>
-      </w:pPr>
-    </w:lvl>
-    <w:lvl w:ilvl="7" w:tplc="2A04635A">
-      <w:start w:val="1"/>
-      <w:numFmt w:val="bullet"/>
-      <w:lvlText w:val="●"/>
-      <w:lvlJc w:val="left"/>
-      <w:pPr>
-        <w:ind w:left="5760" w:hanging="360"/>
-      </w:pPr>
-    </w:lvl>
-    <w:lvl w:ilvl="8" w:tplc="CC300D1A">
-      <w:start w:val="1"/>
-      <w:numFmt w:val="bullet"/>
-      <w:lvlText w:val="●"/>
-      <w:lvlJc w:val="left"/>
-      <w:pPr>
-        <w:ind w:left="6480" w:hanging="360"/>
-      </w:pPr>
-    </w:lvl>
-  </w:abstractNum>
-  <w:abstractNum w:abstractNumId="9" w15:restartNumberingAfterBreak="0">
-    <w:nsid w:val="5A2B655A"/>
-    <w:multiLevelType w:val="hybridMultilevel"/>
-    <w:tmpl w:val="F2AC7620"/>
-    <w:lvl w:ilvl="0" w:tplc="0DFE4162">
+    <w:tmpl w:val="E13414CC"/>
+    <w:lvl w:ilvl="0" w:tplc="5E9AC476">
       <w:start w:val="1"/>
       <w:numFmt w:val="decimal"/>
       <w:lvlText w:val="%1."/>
@@ -8940,52 +14557,52 @@
         <w:color w:val="A67C27"/>
       </w:rPr>
     </w:lvl>
-    <w:lvl w:ilvl="1" w:tplc="987681C4">
+    <w:lvl w:ilvl="1" w:tplc="81DA314C">
       <w:numFmt w:val="decimal"/>
       <w:lvlText w:val=""/>
       <w:lvlJc w:val="left"/>
     </w:lvl>
-    <w:lvl w:ilvl="2" w:tplc="A7E0E4DC">
+    <w:lvl w:ilvl="2" w:tplc="7CDC7A58">
       <w:numFmt w:val="decimal"/>
       <w:lvlText w:val=""/>
       <w:lvlJc w:val="left"/>
     </w:lvl>
-    <w:lvl w:ilvl="3" w:tplc="9300D132">
+    <w:lvl w:ilvl="3" w:tplc="28C6BD1E">
       <w:numFmt w:val="decimal"/>
       <w:lvlText w:val=""/>
       <w:lvlJc w:val="left"/>
     </w:lvl>
-    <w:lvl w:ilvl="4" w:tplc="E6027AAA">
+    <w:lvl w:ilvl="4" w:tplc="9A3ECC90">
       <w:numFmt w:val="decimal"/>
       <w:lvlText w:val=""/>
       <w:lvlJc w:val="left"/>
     </w:lvl>
-    <w:lvl w:ilvl="5" w:tplc="54442090">
+    <w:lvl w:ilvl="5" w:tplc="54DC060C">
       <w:numFmt w:val="decimal"/>
       <w:lvlText w:val=""/>
       <w:lvlJc w:val="left"/>
     </w:lvl>
-    <w:lvl w:ilvl="6" w:tplc="BF2C918A">
+    <w:lvl w:ilvl="6" w:tplc="365CD902">
       <w:numFmt w:val="decimal"/>
       <w:lvlText w:val=""/>
       <w:lvlJc w:val="left"/>
     </w:lvl>
-    <w:lvl w:ilvl="7" w:tplc="FA529D80">
+    <w:lvl w:ilvl="7" w:tplc="D6448516">
       <w:numFmt w:val="decimal"/>
       <w:lvlText w:val=""/>
       <w:lvlJc w:val="left"/>
     </w:lvl>
-    <w:lvl w:ilvl="8" w:tplc="E46CA36A">
+    <w:lvl w:ilvl="8" w:tplc="11847B0A">
       <w:numFmt w:val="decimal"/>
       <w:lvlText w:val=""/>
       <w:lvlJc w:val="left"/>
     </w:lvl>
   </w:abstractNum>
   <w:abstractNum w:abstractNumId="10" w15:restartNumberingAfterBreak="0">
-    <w:nsid w:val="64974162"/>
+    <w:nsid w:val="57E6652E"/>
     <w:multiLevelType w:val="hybridMultilevel"/>
-    <w:tmpl w:val="032CEDDA"/>
-    <w:lvl w:ilvl="0" w:tplc="830E26FC">
+    <w:tmpl w:val="A0D69DCA"/>
+    <w:lvl w:ilvl="0" w:tplc="C27CA2C4">
       <w:start w:val="1"/>
       <w:numFmt w:val="decimal"/>
       <w:lvlText w:val="%1."/>
@@ -8999,52 +14616,52 @@
         <w:color w:val="A67C27"/>
       </w:rPr>
     </w:lvl>
-    <w:lvl w:ilvl="1" w:tplc="F9B40AA6">
+    <w:lvl w:ilvl="1" w:tplc="EC946832">
       <w:numFmt w:val="decimal"/>
       <w:lvlText w:val=""/>
       <w:lvlJc w:val="left"/>
     </w:lvl>
-    <w:lvl w:ilvl="2" w:tplc="F1002118">
+    <w:lvl w:ilvl="2" w:tplc="CAF6C82E">
       <w:numFmt w:val="decimal"/>
       <w:lvlText w:val=""/>
       <w:lvlJc w:val="left"/>
     </w:lvl>
-    <w:lvl w:ilvl="3" w:tplc="0FF80D2C">
+    <w:lvl w:ilvl="3" w:tplc="004A85F0">
       <w:numFmt w:val="decimal"/>
       <w:lvlText w:val=""/>
       <w:lvlJc w:val="left"/>
     </w:lvl>
-    <w:lvl w:ilvl="4" w:tplc="A9B86EF6">
+    <w:lvl w:ilvl="4" w:tplc="DC38EF76">
       <w:numFmt w:val="decimal"/>
       <w:lvlText w:val=""/>
       <w:lvlJc w:val="left"/>
     </w:lvl>
-    <w:lvl w:ilvl="5" w:tplc="34AAA992">
+    <w:lvl w:ilvl="5" w:tplc="11568B4E">
       <w:numFmt w:val="decimal"/>
       <w:lvlText w:val=""/>
       <w:lvlJc w:val="left"/>
     </w:lvl>
-    <w:lvl w:ilvl="6" w:tplc="F698C9F4">
+    <w:lvl w:ilvl="6" w:tplc="D0F0239E">
       <w:numFmt w:val="decimal"/>
       <w:lvlText w:val=""/>
       <w:lvlJc w:val="left"/>
     </w:lvl>
-    <w:lvl w:ilvl="7" w:tplc="21EE1584">
+    <w:lvl w:ilvl="7" w:tplc="D34A66F4">
       <w:numFmt w:val="decimal"/>
       <w:lvlText w:val=""/>
       <w:lvlJc w:val="left"/>
     </w:lvl>
-    <w:lvl w:ilvl="8" w:tplc="AC62C9FE">
+    <w:lvl w:ilvl="8" w:tplc="05F61EAA">
       <w:numFmt w:val="decimal"/>
       <w:lvlText w:val=""/>
       <w:lvlJc w:val="left"/>
     </w:lvl>
   </w:abstractNum>
   <w:abstractNum w:abstractNumId="11" w15:restartNumberingAfterBreak="0">
-    <w:nsid w:val="75964E65"/>
+    <w:nsid w:val="67380DAF"/>
     <w:multiLevelType w:val="hybridMultilevel"/>
-    <w:tmpl w:val="80501356"/>
-    <w:lvl w:ilvl="0" w:tplc="30E07C0A">
+    <w:tmpl w:val="2858FB9C"/>
+    <w:lvl w:ilvl="0" w:tplc="458202BC">
       <w:start w:val="1"/>
       <w:numFmt w:val="decimal"/>
       <w:lvlText w:val="%1."/>
@@ -9058,115 +14675,115 @@
         <w:color w:val="A67C27"/>
       </w:rPr>
     </w:lvl>
-    <w:lvl w:ilvl="1" w:tplc="F67A39BE">
+    <w:lvl w:ilvl="1" w:tplc="1D98AB2E">
       <w:numFmt w:val="decimal"/>
       <w:lvlText w:val=""/>
       <w:lvlJc w:val="left"/>
     </w:lvl>
-    <w:lvl w:ilvl="2" w:tplc="8FC89430">
+    <w:lvl w:ilvl="2" w:tplc="9FF27F52">
       <w:numFmt w:val="decimal"/>
       <w:lvlText w:val=""/>
       <w:lvlJc w:val="left"/>
     </w:lvl>
-    <w:lvl w:ilvl="3" w:tplc="85D229DA">
+    <w:lvl w:ilvl="3" w:tplc="E5C44994">
       <w:numFmt w:val="decimal"/>
       <w:lvlText w:val=""/>
       <w:lvlJc w:val="left"/>
     </w:lvl>
-    <w:lvl w:ilvl="4" w:tplc="041C1AA0">
+    <w:lvl w:ilvl="4" w:tplc="06C65648">
       <w:numFmt w:val="decimal"/>
       <w:lvlText w:val=""/>
       <w:lvlJc w:val="left"/>
     </w:lvl>
-    <w:lvl w:ilvl="5" w:tplc="D2F481BE">
+    <w:lvl w:ilvl="5" w:tplc="85049354">
       <w:numFmt w:val="decimal"/>
       <w:lvlText w:val=""/>
       <w:lvlJc w:val="left"/>
     </w:lvl>
-    <w:lvl w:ilvl="6" w:tplc="F5D2288E">
+    <w:lvl w:ilvl="6" w:tplc="A23086D6">
       <w:numFmt w:val="decimal"/>
       <w:lvlText w:val=""/>
       <w:lvlJc w:val="left"/>
     </w:lvl>
-    <w:lvl w:ilvl="7" w:tplc="2DB2889C">
+    <w:lvl w:ilvl="7" w:tplc="1F729FA8">
       <w:numFmt w:val="decimal"/>
       <w:lvlText w:val=""/>
       <w:lvlJc w:val="left"/>
     </w:lvl>
-    <w:lvl w:ilvl="8" w:tplc="636E0F5E">
+    <w:lvl w:ilvl="8" w:tplc="9D3454D4">
       <w:numFmt w:val="decimal"/>
       <w:lvlText w:val=""/>
       <w:lvlJc w:val="left"/>
     </w:lvl>
   </w:abstractNum>
-  <w:num w:numId="1" w16cid:durableId="1050878644">
+  <w:num w:numId="1" w16cid:durableId="1290284251">
+    <w:abstractNumId w:val="2"/>
+    <w:lvlOverride w:ilvl="0">
+      <w:startOverride w:val="1"/>
+    </w:lvlOverride>
+  </w:num>
+  <w:num w:numId="2" w16cid:durableId="734864891">
+    <w:abstractNumId w:val="3"/>
+    <w:lvlOverride w:ilvl="0">
+      <w:startOverride w:val="1"/>
+    </w:lvlOverride>
+  </w:num>
+  <w:num w:numId="3" w16cid:durableId="2041197655">
+    <w:abstractNumId w:val="11"/>
+    <w:lvlOverride w:ilvl="0">
+      <w:startOverride w:val="1"/>
+    </w:lvlOverride>
+  </w:num>
+  <w:num w:numId="4" w16cid:durableId="717583582">
+    <w:abstractNumId w:val="4"/>
+    <w:lvlOverride w:ilvl="0">
+      <w:startOverride w:val="1"/>
+    </w:lvlOverride>
+  </w:num>
+  <w:num w:numId="5" w16cid:durableId="569774103">
+    <w:abstractNumId w:val="5"/>
+    <w:lvlOverride w:ilvl="0">
+      <w:startOverride w:val="1"/>
+    </w:lvlOverride>
+  </w:num>
+  <w:num w:numId="6" w16cid:durableId="1936597983">
+    <w:abstractNumId w:val="0"/>
+    <w:lvlOverride w:ilvl="0">
+      <w:startOverride w:val="1"/>
+    </w:lvlOverride>
+  </w:num>
+  <w:num w:numId="7" w16cid:durableId="1476485152">
+    <w:abstractNumId w:val="10"/>
+    <w:lvlOverride w:ilvl="0">
+      <w:startOverride w:val="1"/>
+    </w:lvlOverride>
+  </w:num>
+  <w:num w:numId="8" w16cid:durableId="1294168677">
     <w:abstractNumId w:val="8"/>
     <w:lvlOverride w:ilvl="0">
       <w:startOverride w:val="1"/>
     </w:lvlOverride>
   </w:num>
-  <w:num w:numId="2" w16cid:durableId="1847940633">
-    <w:abstractNumId w:val="2"/>
+  <w:num w:numId="9" w16cid:durableId="827982168">
+    <w:abstractNumId w:val="9"/>
     <w:lvlOverride w:ilvl="0">
       <w:startOverride w:val="1"/>
     </w:lvlOverride>
   </w:num>
-  <w:num w:numId="3" w16cid:durableId="621691619">
+  <w:num w:numId="10" w16cid:durableId="1042092382">
     <w:abstractNumId w:val="1"/>
     <w:lvlOverride w:ilvl="0">
       <w:startOverride w:val="1"/>
     </w:lvlOverride>
   </w:num>
-  <w:num w:numId="4" w16cid:durableId="673919584">
-    <w:abstractNumId w:val="7"/>
+  <w:num w:numId="11" w16cid:durableId="851918635">
+    <w:abstractNumId w:val="6"/>
     <w:lvlOverride w:ilvl="0">
       <w:startOverride w:val="1"/>
     </w:lvlOverride>
   </w:num>
-  <w:num w:numId="5" w16cid:durableId="519004556">
-    <w:abstractNumId w:val="4"/>
-    <w:lvlOverride w:ilvl="0">
-      <w:startOverride w:val="1"/>
-    </w:lvlOverride>
-  </w:num>
-  <w:num w:numId="6" w16cid:durableId="1543858670">
-    <w:abstractNumId w:val="3"/>
-    <w:lvlOverride w:ilvl="0">
-      <w:startOverride w:val="1"/>
-    </w:lvlOverride>
-  </w:num>
-  <w:num w:numId="7" w16cid:durableId="1271933211">
-    <w:abstractNumId w:val="9"/>
-    <w:lvlOverride w:ilvl="0">
-      <w:startOverride w:val="1"/>
-    </w:lvlOverride>
-  </w:num>
-  <w:num w:numId="8" w16cid:durableId="15008294">
-    <w:abstractNumId w:val="0"/>
-    <w:lvlOverride w:ilvl="0">
-      <w:startOverride w:val="1"/>
-    </w:lvlOverride>
-  </w:num>
-  <w:num w:numId="9" w16cid:durableId="1774470130">
-    <w:abstractNumId w:val="5"/>
-    <w:lvlOverride w:ilvl="0">
-      <w:startOverride w:val="1"/>
-    </w:lvlOverride>
-  </w:num>
-  <w:num w:numId="10" w16cid:durableId="11953361">
-    <w:abstractNumId w:val="11"/>
-    <w:lvlOverride w:ilvl="0">
-      <w:startOverride w:val="1"/>
-    </w:lvlOverride>
-  </w:num>
-  <w:num w:numId="11" w16cid:durableId="774445202">
-    <w:abstractNumId w:val="10"/>
-    <w:lvlOverride w:ilvl="0">
-      <w:startOverride w:val="1"/>
-    </w:lvlOverride>
-  </w:num>
-  <w:num w:numId="12" w16cid:durableId="452213875">
-    <w:abstractNumId w:val="6"/>
+  <w:num w:numId="12" w16cid:durableId="801776529">
+    <w:abstractNumId w:val="7"/>
     <w:lvlOverride w:ilvl="0">
       <w:startOverride w:val="1"/>
     </w:lvlOverride>
@@ -9791,7 +15408,7 @@
     <w:autoRedefine/>
     <w:uiPriority w:val="39"/>
     <w:unhideWhenUsed/>
-    <w:rsid w:val="00D7058D"/>
+    <w:rsid w:val="00E74971"/>
     <w:pPr>
       <w:spacing w:after="100"/>
     </w:pPr>
@@ -9803,7 +15420,7 @@
     <w:autoRedefine/>
     <w:uiPriority w:val="39"/>
     <w:unhideWhenUsed/>
-    <w:rsid w:val="00D7058D"/>
+    <w:rsid w:val="00E74971"/>
     <w:pPr>
       <w:spacing w:after="100"/>
       <w:ind w:left="210"/>

--- a/docs/manuals/Role_Guide_3_Contact_RA.docx
+++ b/docs/manuals/Role_Guide_3_Contact_RA.docx
@@ -69,7 +69,7 @@
           <w:left w:w="10" w:type="dxa"/>
           <w:right w:w="10" w:type="dxa"/>
         </w:tblCellMar>
-        <w:tblLook w:val="0000" w:firstRow="0" w:lastRow="0" w:firstColumn="0" w:lastColumn="0" w:noHBand="0" w:noVBand="0"/>
+        <w:tblLook w:val="04A0" w:firstRow="1" w:lastRow="0" w:firstColumn="1" w:lastColumn="0" w:noHBand="0" w:noVBand="1"/>
       </w:tblPr>
       <w:tblGrid>
         <w:gridCol w:w="2300"/>
@@ -538,7 +538,7 @@
     <w:sdt>
       <w:sdtPr>
         <w:alias w:val="Contents"/>
-        <w:id w:val="899398026"/>
+        <w:id w:val="-485318929"/>
       </w:sdtPr>
       <w:sdtEndPr/>
       <w:sdtContent>
@@ -567,7 +567,7 @@
           <w:r>
             <w:fldChar w:fldCharType="separate"/>
           </w:r>
-          <w:hyperlink w:anchor="_Toc240888912" w:history="1">
+          <w:hyperlink w:anchor="_Toc240917006" w:history="1">
             <w:r>
               <w:rPr>
                 <w:rStyle w:val="Hyperlink"/>
@@ -591,7 +591,7 @@
               <w:rPr>
                 <w:noProof/>
               </w:rPr>
-              <w:instrText xml:space="preserve"> PAGEREF _Toc240888912 \h </w:instrText>
+              <w:instrText xml:space="preserve"> PAGEREF _Toc240917006 \h </w:instrText>
             </w:r>
             <w:r>
               <w:rPr>
@@ -634,7 +634,7 @@
               <w14:ligatures w14:val="standardContextual"/>
             </w:rPr>
           </w:pPr>
-          <w:hyperlink w:anchor="_Toc240888913" w:history="1">
+          <w:hyperlink w:anchor="_Toc240917007" w:history="1">
             <w:r>
               <w:rPr>
                 <w:rStyle w:val="Hyperlink"/>
@@ -658,7 +658,7 @@
               <w:rPr>
                 <w:noProof/>
               </w:rPr>
-              <w:instrText xml:space="preserve"> PAGEREF _Toc240888913 \h </w:instrText>
+              <w:instrText xml:space="preserve"> PAGEREF _Toc240917007 \h </w:instrText>
             </w:r>
             <w:r>
               <w:rPr>
@@ -701,7 +701,7 @@
               <w14:ligatures w14:val="standardContextual"/>
             </w:rPr>
           </w:pPr>
-          <w:hyperlink w:anchor="_Toc240888914" w:history="1">
+          <w:hyperlink w:anchor="_Toc240917008" w:history="1">
             <w:r>
               <w:rPr>
                 <w:rStyle w:val="Hyperlink"/>
@@ -725,7 +725,7 @@
               <w:rPr>
                 <w:noProof/>
               </w:rPr>
-              <w:instrText xml:space="preserve"> PAGEREF _Toc240888914 \h </w:instrText>
+              <w:instrText xml:space="preserve"> PAGEREF _Toc240917008 \h </w:instrText>
             </w:r>
             <w:r>
               <w:rPr>
@@ -768,7 +768,7 @@
               <w14:ligatures w14:val="standardContextual"/>
             </w:rPr>
           </w:pPr>
-          <w:hyperlink w:anchor="_Toc240888915" w:history="1">
+          <w:hyperlink w:anchor="_Toc240917009" w:history="1">
             <w:r>
               <w:rPr>
                 <w:rStyle w:val="Hyperlink"/>
@@ -792,7 +792,7 @@
               <w:rPr>
                 <w:noProof/>
               </w:rPr>
-              <w:instrText xml:space="preserve"> PAGEREF _Toc240888915 \h </w:instrText>
+              <w:instrText xml:space="preserve"> PAGEREF _Toc240917009 \h </w:instrText>
             </w:r>
             <w:r>
               <w:rPr>
@@ -835,7 +835,7 @@
               <w14:ligatures w14:val="standardContextual"/>
             </w:rPr>
           </w:pPr>
-          <w:hyperlink w:anchor="_Toc240888916" w:history="1">
+          <w:hyperlink w:anchor="_Toc240917010" w:history="1">
             <w:r>
               <w:rPr>
                 <w:rStyle w:val="Hyperlink"/>
@@ -859,7 +859,7 @@
               <w:rPr>
                 <w:noProof/>
               </w:rPr>
-              <w:instrText xml:space="preserve"> PAGEREF _Toc240888916 \h </w:instrText>
+              <w:instrText xml:space="preserve"> PAGEREF _Toc240917010 \h </w:instrText>
             </w:r>
             <w:r>
               <w:rPr>
@@ -902,7 +902,7 @@
               <w14:ligatures w14:val="standardContextual"/>
             </w:rPr>
           </w:pPr>
-          <w:hyperlink w:anchor="_Toc240888917" w:history="1">
+          <w:hyperlink w:anchor="_Toc240917011" w:history="1">
             <w:r>
               <w:rPr>
                 <w:rStyle w:val="Hyperlink"/>
@@ -926,7 +926,7 @@
               <w:rPr>
                 <w:noProof/>
               </w:rPr>
-              <w:instrText xml:space="preserve"> PAGEREF _Toc240888917 \h </w:instrText>
+              <w:instrText xml:space="preserve"> PAGEREF _Toc240917011 \h </w:instrText>
             </w:r>
             <w:r>
               <w:rPr>
@@ -969,7 +969,7 @@
               <w14:ligatures w14:val="standardContextual"/>
             </w:rPr>
           </w:pPr>
-          <w:hyperlink w:anchor="_Toc240888918" w:history="1">
+          <w:hyperlink w:anchor="_Toc240917012" w:history="1">
             <w:r>
               <w:rPr>
                 <w:rStyle w:val="Hyperlink"/>
@@ -993,7 +993,7 @@
               <w:rPr>
                 <w:noProof/>
               </w:rPr>
-              <w:instrText xml:space="preserve"> PAGEREF _Toc240888918 \h </w:instrText>
+              <w:instrText xml:space="preserve"> PAGEREF _Toc240917012 \h </w:instrText>
             </w:r>
             <w:r>
               <w:rPr>
@@ -1036,7 +1036,7 @@
               <w14:ligatures w14:val="standardContextual"/>
             </w:rPr>
           </w:pPr>
-          <w:hyperlink w:anchor="_Toc240888919" w:history="1">
+          <w:hyperlink w:anchor="_Toc240917013" w:history="1">
             <w:r>
               <w:rPr>
                 <w:rStyle w:val="Hyperlink"/>
@@ -1060,7 +1060,7 @@
               <w:rPr>
                 <w:noProof/>
               </w:rPr>
-              <w:instrText xml:space="preserve"> PAGEREF _Toc240888919 \h </w:instrText>
+              <w:instrText xml:space="preserve"> PAGEREF _Toc240917013 \h </w:instrText>
             </w:r>
             <w:r>
               <w:rPr>
@@ -1103,7 +1103,7 @@
               <w14:ligatures w14:val="standardContextual"/>
             </w:rPr>
           </w:pPr>
-          <w:hyperlink w:anchor="_Toc240888920" w:history="1">
+          <w:hyperlink w:anchor="_Toc240917014" w:history="1">
             <w:r>
               <w:rPr>
                 <w:rStyle w:val="Hyperlink"/>
@@ -1127,7 +1127,7 @@
               <w:rPr>
                 <w:noProof/>
               </w:rPr>
-              <w:instrText xml:space="preserve"> PAGEREF _Toc240888920 \h </w:instrText>
+              <w:instrText xml:space="preserve"> PAGEREF _Toc240917014 \h </w:instrText>
             </w:r>
             <w:r>
               <w:rPr>
@@ -1170,7 +1170,7 @@
               <w14:ligatures w14:val="standardContextual"/>
             </w:rPr>
           </w:pPr>
-          <w:hyperlink w:anchor="_Toc240888921" w:history="1">
+          <w:hyperlink w:anchor="_Toc240917015" w:history="1">
             <w:r>
               <w:rPr>
                 <w:rStyle w:val="Hyperlink"/>
@@ -1194,7 +1194,7 @@
               <w:rPr>
                 <w:noProof/>
               </w:rPr>
-              <w:instrText xml:space="preserve"> PAGEREF _Toc240888921 \h </w:instrText>
+              <w:instrText xml:space="preserve"> PAGEREF _Toc240917015 \h </w:instrText>
             </w:r>
             <w:r>
               <w:rPr>
@@ -1237,7 +1237,7 @@
               <w14:ligatures w14:val="standardContextual"/>
             </w:rPr>
           </w:pPr>
-          <w:hyperlink w:anchor="_Toc240888922" w:history="1">
+          <w:hyperlink w:anchor="_Toc240917016" w:history="1">
             <w:r>
               <w:rPr>
                 <w:rStyle w:val="Hyperlink"/>
@@ -1261,7 +1261,7 @@
               <w:rPr>
                 <w:noProof/>
               </w:rPr>
-              <w:instrText xml:space="preserve"> PAGEREF _Toc240888922 \h </w:instrText>
+              <w:instrText xml:space="preserve"> PAGEREF _Toc240917016 \h </w:instrText>
             </w:r>
             <w:r>
               <w:rPr>
@@ -1304,7 +1304,7 @@
               <w14:ligatures w14:val="standardContextual"/>
             </w:rPr>
           </w:pPr>
-          <w:hyperlink w:anchor="_Toc240888923" w:history="1">
+          <w:hyperlink w:anchor="_Toc240917017" w:history="1">
             <w:r>
               <w:rPr>
                 <w:rStyle w:val="Hyperlink"/>
@@ -1328,7 +1328,7 @@
               <w:rPr>
                 <w:noProof/>
               </w:rPr>
-              <w:instrText xml:space="preserve"> PAGEREF _Toc240888923 \h </w:instrText>
+              <w:instrText xml:space="preserve"> PAGEREF _Toc240917017 \h </w:instrText>
             </w:r>
             <w:r>
               <w:rPr>
@@ -1371,7 +1371,7 @@
               <w14:ligatures w14:val="standardContextual"/>
             </w:rPr>
           </w:pPr>
-          <w:hyperlink w:anchor="_Toc240888924" w:history="1">
+          <w:hyperlink w:anchor="_Toc240917018" w:history="1">
             <w:r>
               <w:rPr>
                 <w:rStyle w:val="Hyperlink"/>
@@ -1395,7 +1395,7 @@
               <w:rPr>
                 <w:noProof/>
               </w:rPr>
-              <w:instrText xml:space="preserve"> PAGEREF _Toc240888924 \h </w:instrText>
+              <w:instrText xml:space="preserve"> PAGEREF _Toc240917018 \h </w:instrText>
             </w:r>
             <w:r>
               <w:rPr>
@@ -1438,7 +1438,7 @@
               <w14:ligatures w14:val="standardContextual"/>
             </w:rPr>
           </w:pPr>
-          <w:hyperlink w:anchor="_Toc240888925" w:history="1">
+          <w:hyperlink w:anchor="_Toc240917019" w:history="1">
             <w:r>
               <w:rPr>
                 <w:rStyle w:val="Hyperlink"/>
@@ -1462,7 +1462,7 @@
               <w:rPr>
                 <w:noProof/>
               </w:rPr>
-              <w:instrText xml:space="preserve"> PAGEREF _Toc240888925 \h </w:instrText>
+              <w:instrText xml:space="preserve"> PAGEREF _Toc240917019 \h </w:instrText>
             </w:r>
             <w:r>
               <w:rPr>
@@ -1505,7 +1505,7 @@
               <w14:ligatures w14:val="standardContextual"/>
             </w:rPr>
           </w:pPr>
-          <w:hyperlink w:anchor="_Toc240888926" w:history="1">
+          <w:hyperlink w:anchor="_Toc240917020" w:history="1">
             <w:r>
               <w:rPr>
                 <w:rStyle w:val="Hyperlink"/>
@@ -1529,7 +1529,7 @@
               <w:rPr>
                 <w:noProof/>
               </w:rPr>
-              <w:instrText xml:space="preserve"> PAGEREF _Toc240888926 \h </w:instrText>
+              <w:instrText xml:space="preserve"> PAGEREF _Toc240917020 \h </w:instrText>
             </w:r>
             <w:r>
               <w:rPr>
@@ -1572,7 +1572,7 @@
               <w14:ligatures w14:val="standardContextual"/>
             </w:rPr>
           </w:pPr>
-          <w:hyperlink w:anchor="_Toc240888927" w:history="1">
+          <w:hyperlink w:anchor="_Toc240917021" w:history="1">
             <w:r>
               <w:rPr>
                 <w:rStyle w:val="Hyperlink"/>
@@ -1596,7 +1596,7 @@
               <w:rPr>
                 <w:noProof/>
               </w:rPr>
-              <w:instrText xml:space="preserve"> PAGEREF _Toc240888927 \h </w:instrText>
+              <w:instrText xml:space="preserve"> PAGEREF _Toc240917021 \h </w:instrText>
             </w:r>
             <w:r>
               <w:rPr>
@@ -1639,7 +1639,7 @@
               <w14:ligatures w14:val="standardContextual"/>
             </w:rPr>
           </w:pPr>
-          <w:hyperlink w:anchor="_Toc240888928" w:history="1">
+          <w:hyperlink w:anchor="_Toc240917022" w:history="1">
             <w:r>
               <w:rPr>
                 <w:rStyle w:val="Hyperlink"/>
@@ -1663,7 +1663,7 @@
               <w:rPr>
                 <w:noProof/>
               </w:rPr>
-              <w:instrText xml:space="preserve"> PAGEREF _Toc240888928 \h </w:instrText>
+              <w:instrText xml:space="preserve"> PAGEREF _Toc240917022 \h </w:instrText>
             </w:r>
             <w:r>
               <w:rPr>
@@ -1706,7 +1706,7 @@
               <w14:ligatures w14:val="standardContextual"/>
             </w:rPr>
           </w:pPr>
-          <w:hyperlink w:anchor="_Toc240888929" w:history="1">
+          <w:hyperlink w:anchor="_Toc240917023" w:history="1">
             <w:r>
               <w:rPr>
                 <w:rStyle w:val="Hyperlink"/>
@@ -1730,7 +1730,7 @@
               <w:rPr>
                 <w:noProof/>
               </w:rPr>
-              <w:instrText xml:space="preserve"> PAGEREF _Toc240888929 \h </w:instrText>
+              <w:instrText xml:space="preserve"> PAGEREF _Toc240917023 \h </w:instrText>
             </w:r>
             <w:r>
               <w:rPr>
@@ -1773,7 +1773,7 @@
               <w14:ligatures w14:val="standardContextual"/>
             </w:rPr>
           </w:pPr>
-          <w:hyperlink w:anchor="_Toc240888930" w:history="1">
+          <w:hyperlink w:anchor="_Toc240917024" w:history="1">
             <w:r>
               <w:rPr>
                 <w:rStyle w:val="Hyperlink"/>
@@ -1797,7 +1797,7 @@
               <w:rPr>
                 <w:noProof/>
               </w:rPr>
-              <w:instrText xml:space="preserve"> PAGEREF _Toc240888930 \h </w:instrText>
+              <w:instrText xml:space="preserve"> PAGEREF _Toc240917024 \h </w:instrText>
             </w:r>
             <w:r>
               <w:rPr>
@@ -1840,7 +1840,7 @@
               <w14:ligatures w14:val="standardContextual"/>
             </w:rPr>
           </w:pPr>
-          <w:hyperlink w:anchor="_Toc240888931" w:history="1">
+          <w:hyperlink w:anchor="_Toc240917025" w:history="1">
             <w:r>
               <w:rPr>
                 <w:rStyle w:val="Hyperlink"/>
@@ -1864,7 +1864,7 @@
               <w:rPr>
                 <w:noProof/>
               </w:rPr>
-              <w:instrText xml:space="preserve"> PAGEREF _Toc240888931 \h </w:instrText>
+              <w:instrText xml:space="preserve"> PAGEREF _Toc240917025 \h </w:instrText>
             </w:r>
             <w:r>
               <w:rPr>
@@ -1907,7 +1907,7 @@
               <w14:ligatures w14:val="standardContextual"/>
             </w:rPr>
           </w:pPr>
-          <w:hyperlink w:anchor="_Toc240888932" w:history="1">
+          <w:hyperlink w:anchor="_Toc240917026" w:history="1">
             <w:r>
               <w:rPr>
                 <w:rStyle w:val="Hyperlink"/>
@@ -1931,7 +1931,7 @@
               <w:rPr>
                 <w:noProof/>
               </w:rPr>
-              <w:instrText xml:space="preserve"> PAGEREF _Toc240888932 \h </w:instrText>
+              <w:instrText xml:space="preserve"> PAGEREF _Toc240917026 \h </w:instrText>
             </w:r>
             <w:r>
               <w:rPr>
@@ -1974,7 +1974,7 @@
               <w14:ligatures w14:val="standardContextual"/>
             </w:rPr>
           </w:pPr>
-          <w:hyperlink w:anchor="_Toc240888933" w:history="1">
+          <w:hyperlink w:anchor="_Toc240917027" w:history="1">
             <w:r>
               <w:rPr>
                 <w:rStyle w:val="Hyperlink"/>
@@ -1998,7 +1998,7 @@
               <w:rPr>
                 <w:noProof/>
               </w:rPr>
-              <w:instrText xml:space="preserve"> PAGEREF _Toc240888933 \h </w:instrText>
+              <w:instrText xml:space="preserve"> PAGEREF _Toc240917027 \h </w:instrText>
             </w:r>
             <w:r>
               <w:rPr>
@@ -2041,7 +2041,7 @@
               <w14:ligatures w14:val="standardContextual"/>
             </w:rPr>
           </w:pPr>
-          <w:hyperlink w:anchor="_Toc240888934" w:history="1">
+          <w:hyperlink w:anchor="_Toc240917028" w:history="1">
             <w:r>
               <w:rPr>
                 <w:rStyle w:val="Hyperlink"/>
@@ -2065,7 +2065,7 @@
               <w:rPr>
                 <w:noProof/>
               </w:rPr>
-              <w:instrText xml:space="preserve"> PAGEREF _Toc240888934 \h </w:instrText>
+              <w:instrText xml:space="preserve"> PAGEREF _Toc240917028 \h </w:instrText>
             </w:r>
             <w:r>
               <w:rPr>
@@ -2108,7 +2108,7 @@
               <w14:ligatures w14:val="standardContextual"/>
             </w:rPr>
           </w:pPr>
-          <w:hyperlink w:anchor="_Toc240888935" w:history="1">
+          <w:hyperlink w:anchor="_Toc240917029" w:history="1">
             <w:r>
               <w:rPr>
                 <w:rStyle w:val="Hyperlink"/>
@@ -2132,7 +2132,7 @@
               <w:rPr>
                 <w:noProof/>
               </w:rPr>
-              <w:instrText xml:space="preserve"> PAGEREF _Toc240888935 \h </w:instrText>
+              <w:instrText xml:space="preserve"> PAGEREF _Toc240917029 \h </w:instrText>
             </w:r>
             <w:r>
               <w:rPr>
@@ -2175,7 +2175,7 @@
               <w14:ligatures w14:val="standardContextual"/>
             </w:rPr>
           </w:pPr>
-          <w:hyperlink w:anchor="_Toc240888936" w:history="1">
+          <w:hyperlink w:anchor="_Toc240917030" w:history="1">
             <w:r>
               <w:rPr>
                 <w:rStyle w:val="Hyperlink"/>
@@ -2199,7 +2199,7 @@
               <w:rPr>
                 <w:noProof/>
               </w:rPr>
-              <w:instrText xml:space="preserve"> PAGEREF _Toc240888936 \h </w:instrText>
+              <w:instrText xml:space="preserve"> PAGEREF _Toc240917030 \h </w:instrText>
             </w:r>
             <w:r>
               <w:rPr>
@@ -2242,7 +2242,7 @@
               <w14:ligatures w14:val="standardContextual"/>
             </w:rPr>
           </w:pPr>
-          <w:hyperlink w:anchor="_Toc240888937" w:history="1">
+          <w:hyperlink w:anchor="_Toc240917031" w:history="1">
             <w:r>
               <w:rPr>
                 <w:rStyle w:val="Hyperlink"/>
@@ -2266,7 +2266,7 @@
               <w:rPr>
                 <w:noProof/>
               </w:rPr>
-              <w:instrText xml:space="preserve"> PAGEREF _Toc240888937 \h </w:instrText>
+              <w:instrText xml:space="preserve"> PAGEREF _Toc240917031 \h </w:instrText>
             </w:r>
             <w:r>
               <w:rPr>
@@ -2309,7 +2309,7 @@
               <w14:ligatures w14:val="standardContextual"/>
             </w:rPr>
           </w:pPr>
-          <w:hyperlink w:anchor="_Toc240888938" w:history="1">
+          <w:hyperlink w:anchor="_Toc240917032" w:history="1">
             <w:r>
               <w:rPr>
                 <w:rStyle w:val="Hyperlink"/>
@@ -2333,7 +2333,7 @@
               <w:rPr>
                 <w:noProof/>
               </w:rPr>
-              <w:instrText xml:space="preserve"> PAGEREF _Toc240888938 \h </w:instrText>
+              <w:instrText xml:space="preserve"> PAGEREF _Toc240917032 \h </w:instrText>
             </w:r>
             <w:r>
               <w:rPr>
@@ -2376,7 +2376,7 @@
               <w14:ligatures w14:val="standardContextual"/>
             </w:rPr>
           </w:pPr>
-          <w:hyperlink w:anchor="_Toc240888939" w:history="1">
+          <w:hyperlink w:anchor="_Toc240917033" w:history="1">
             <w:r>
               <w:rPr>
                 <w:rStyle w:val="Hyperlink"/>
@@ -2400,7 +2400,7 @@
               <w:rPr>
                 <w:noProof/>
               </w:rPr>
-              <w:instrText xml:space="preserve"> PAGEREF _Toc240888939 \h </w:instrText>
+              <w:instrText xml:space="preserve"> PAGEREF _Toc240917033 \h </w:instrText>
             </w:r>
             <w:r>
               <w:rPr>
@@ -2443,7 +2443,7 @@
               <w14:ligatures w14:val="standardContextual"/>
             </w:rPr>
           </w:pPr>
-          <w:hyperlink w:anchor="_Toc240888940" w:history="1">
+          <w:hyperlink w:anchor="_Toc240917034" w:history="1">
             <w:r>
               <w:rPr>
                 <w:rStyle w:val="Hyperlink"/>
@@ -2467,7 +2467,7 @@
               <w:rPr>
                 <w:noProof/>
               </w:rPr>
-              <w:instrText xml:space="preserve"> PAGEREF _Toc240888940 \h </w:instrText>
+              <w:instrText xml:space="preserve"> PAGEREF _Toc240917034 \h </w:instrText>
             </w:r>
             <w:r>
               <w:rPr>
@@ -2506,7 +2506,7 @@
         <w:pStyle w:val="Heading1"/>
         <w:pageBreakBefore/>
       </w:pPr>
-      <w:bookmarkStart w:id="0" w:name="_Toc240888912"/>
+      <w:bookmarkStart w:id="0" w:name="_Toc240917006"/>
       <w:r>
         <w:lastRenderedPageBreak/>
         <w:t>1. Your role at a glance</w:t>
@@ -2666,7 +2666,7 @@
           <w:left w:w="10" w:type="dxa"/>
           <w:right w:w="10" w:type="dxa"/>
         </w:tblCellMar>
-        <w:tblLook w:val="0000" w:firstRow="0" w:lastRow="0" w:firstColumn="0" w:lastColumn="0" w:noHBand="0" w:noVBand="0"/>
+        <w:tblLook w:val="04A0" w:firstRow="1" w:lastRow="0" w:firstColumn="1" w:lastColumn="0" w:noHBand="0" w:noVBand="1"/>
       </w:tblPr>
       <w:tblGrid>
         <w:gridCol w:w="9412"/>
@@ -2726,7 +2726,7 @@
         <w:pStyle w:val="Heading1"/>
         <w:pageBreakBefore/>
       </w:pPr>
-      <w:bookmarkStart w:id="1" w:name="_Toc240888913"/>
+      <w:bookmarkStart w:id="1" w:name="_Toc240917007"/>
       <w:r>
         <w:lastRenderedPageBreak/>
         <w:t>2. Signing in and your screens</w:t>
@@ -2737,7 +2737,7 @@
       <w:pPr>
         <w:pStyle w:val="Heading2"/>
       </w:pPr>
-      <w:bookmarkStart w:id="2" w:name="_Toc240888914"/>
+      <w:bookmarkStart w:id="2" w:name="_Toc240917008"/>
       <w:r>
         <w:t>Signing in</w:t>
       </w:r>
@@ -2820,7 +2820,7 @@
           <w:noProof/>
         </w:rPr>
         <w:drawing>
-          <wp:inline distT="0" distB="0" distL="0" distR="0" wp14:anchorId="672868B7" wp14:editId="144632E3">
+          <wp:inline distT="0" distB="0" distL="0" distR="0" wp14:anchorId="07745A4A" wp14:editId="15B8770B">
             <wp:extent cx="5334000" cy="2333625"/>
             <wp:effectExtent l="0" t="0" r="0" b="0"/>
             <wp:docPr id="1" name="adm_login.jpg" descr="The sign-in screen for all internal staff." title="The sign-in screen for all internal staff."/>
@@ -2928,7 +2928,7 @@
           <w:left w:w="10" w:type="dxa"/>
           <w:right w:w="10" w:type="dxa"/>
         </w:tblCellMar>
-        <w:tblLook w:val="0000" w:firstRow="0" w:lastRow="0" w:firstColumn="0" w:lastColumn="0" w:noHBand="0" w:noVBand="0"/>
+        <w:tblLook w:val="04A0" w:firstRow="1" w:lastRow="0" w:firstColumn="1" w:lastColumn="0" w:noHBand="0" w:noVBand="1"/>
       </w:tblPr>
       <w:tblGrid>
         <w:gridCol w:w="9412"/>
@@ -2987,7 +2987,7 @@
       <w:pPr>
         <w:pStyle w:val="Heading2"/>
       </w:pPr>
-      <w:bookmarkStart w:id="3" w:name="_Toc240888915"/>
+      <w:bookmarkStart w:id="3" w:name="_Toc240917009"/>
       <w:r>
         <w:t>Finding your way around</w:t>
       </w:r>
@@ -3172,7 +3172,7 @@
         </w:rPr>
         <w:lastRenderedPageBreak/>
         <w:drawing>
-          <wp:inline distT="0" distB="0" distL="0" distR="0" wp14:anchorId="641AF259" wp14:editId="78D02FE6">
+          <wp:inline distT="0" distB="0" distL="0" distR="0" wp14:anchorId="60BB9046" wp14:editId="169ABEE0">
             <wp:extent cx="5715000" cy="1876425"/>
             <wp:effectExtent l="0" t="0" r="0" b="0"/>
             <wp:docPr id="2" name="adm_not_your_role.jpg" descr="Opening a screen outside your role (for example from an old bookmark) shows this card instead of the screen." title="Opening a screen outside your role (for example from an old bookmark) shows this card instead of the screen."/>
@@ -3241,7 +3241,7 @@
       <w:pPr>
         <w:pStyle w:val="Heading2"/>
       </w:pPr>
-      <w:bookmarkStart w:id="4" w:name="_Toc240888916"/>
+      <w:bookmarkStart w:id="4" w:name="_Toc240917010"/>
       <w:r>
         <w:t>Your screens</w:t>
       </w:r>
@@ -3262,7 +3262,7 @@
           <w:left w:w="10" w:type="dxa"/>
           <w:right w:w="10" w:type="dxa"/>
         </w:tblCellMar>
-        <w:tblLook w:val="0000" w:firstRow="0" w:lastRow="0" w:firstColumn="0" w:lastColumn="0" w:noHBand="0" w:noVBand="0"/>
+        <w:tblLook w:val="04A0" w:firstRow="1" w:lastRow="0" w:firstColumn="1" w:lastColumn="0" w:noHBand="0" w:noVBand="1"/>
       </w:tblPr>
       <w:tblGrid>
         <w:gridCol w:w="2824"/>
@@ -3516,7 +3516,7 @@
       <w:pPr>
         <w:pStyle w:val="Heading2"/>
       </w:pPr>
-      <w:bookmarkStart w:id="5" w:name="_Toc240888917"/>
+      <w:bookmarkStart w:id="5" w:name="_Toc240917011"/>
       <w:r>
         <w:t>Changing your password</w:t>
       </w:r>
@@ -3599,7 +3599,7 @@
           <w:noProof/>
         </w:rPr>
         <w:drawing>
-          <wp:inline distT="0" distB="0" distL="0" distR="0" wp14:anchorId="65CA7626" wp14:editId="232389B7">
+          <wp:inline distT="0" distB="0" distL="0" distR="0" wp14:anchorId="49994B00" wp14:editId="18DF1E9C">
             <wp:extent cx="5334000" cy="2171700"/>
             <wp:effectExtent l="0" t="0" r="0" b="0"/>
             <wp:docPr id="3" name="adm_account.jpg" descr="Change Password screen." title="Change Password screen."/>
@@ -3687,7 +3687,7 @@
         <w:pStyle w:val="Heading1"/>
         <w:pageBreakBefore/>
       </w:pPr>
-      <w:bookmarkStart w:id="6" w:name="_Toc240888918"/>
+      <w:bookmarkStart w:id="6" w:name="_Toc240917012"/>
       <w:r>
         <w:lastRenderedPageBreak/>
         <w:t>3. Your routine</w:t>
@@ -3717,7 +3717,7 @@
           <w:left w:w="10" w:type="dxa"/>
           <w:right w:w="10" w:type="dxa"/>
         </w:tblCellMar>
-        <w:tblLook w:val="0000" w:firstRow="0" w:lastRow="0" w:firstColumn="0" w:lastColumn="0" w:noHBand="0" w:noVBand="0"/>
+        <w:tblLook w:val="04A0" w:firstRow="1" w:lastRow="0" w:firstColumn="1" w:lastColumn="0" w:noHBand="0" w:noVBand="1"/>
       </w:tblPr>
       <w:tblGrid>
         <w:gridCol w:w="2071"/>
@@ -4031,7 +4031,7 @@
         <w:pStyle w:val="Heading1"/>
         <w:pageBreakBefore/>
       </w:pPr>
-      <w:bookmarkStart w:id="7" w:name="_Toc240888919"/>
+      <w:bookmarkStart w:id="7" w:name="_Toc240917013"/>
       <w:r>
         <w:lastRenderedPageBreak/>
         <w:t>4. Step-by-step tasks</w:t>
@@ -4042,7 +4042,7 @@
       <w:pPr>
         <w:pStyle w:val="Heading2"/>
       </w:pPr>
-      <w:bookmarkStart w:id="8" w:name="_Toc240888920"/>
+      <w:bookmarkStart w:id="8" w:name="_Toc240917014"/>
       <w:r>
         <w:t>4.1 Finding your cases</w:t>
       </w:r>
@@ -4082,7 +4082,7 @@
           <w:noProof/>
         </w:rPr>
         <w:drawing>
-          <wp:inline distT="0" distB="0" distL="0" distR="0" wp14:anchorId="2566F944" wp14:editId="7A7559A0">
+          <wp:inline distT="0" distB="0" distL="0" distR="0" wp14:anchorId="42A617D2" wp14:editId="78ECA243">
             <wp:extent cx="5334000" cy="3333750"/>
             <wp:effectExtent l="0" t="0" r="0" b="0"/>
             <wp:docPr id="4" name="cra_register.jpg" descr="Main-400 Register for a Contact RA." title="Main-400 Register for a Contact RA."/>
@@ -4212,7 +4212,7 @@
       <w:pPr>
         <w:pStyle w:val="Heading2"/>
       </w:pPr>
-      <w:bookmarkStart w:id="9" w:name="_Toc240888921"/>
+      <w:bookmarkStart w:id="9" w:name="_Toc240917015"/>
       <w:r>
         <w:t>4.2 Recording the respondent and their contact details</w:t>
       </w:r>
@@ -4354,7 +4354,7 @@
         </w:rPr>
         <w:lastRenderedPageBreak/>
         <w:drawing>
-          <wp:inline distT="0" distB="0" distL="0" distR="0" wp14:anchorId="02FC4A9C" wp14:editId="23C70356">
+          <wp:inline distT="0" distB="0" distL="0" distR="0" wp14:anchorId="2919CF6A" wp14:editId="5E36DEB6">
             <wp:extent cx="5334000" cy="2114550"/>
             <wp:effectExtent l="0" t="0" r="0" b="0"/>
             <wp:docPr id="5" name="adm_case_add_person.jpg" descr="Adding a person to a case." title="Adding a person to a case."/>
@@ -4558,7 +4558,7 @@
           <w:left w:w="10" w:type="dxa"/>
           <w:right w:w="10" w:type="dxa"/>
         </w:tblCellMar>
-        <w:tblLook w:val="0000" w:firstRow="0" w:lastRow="0" w:firstColumn="0" w:lastColumn="0" w:noHBand="0" w:noVBand="0"/>
+        <w:tblLook w:val="04A0" w:firstRow="1" w:lastRow="0" w:firstColumn="1" w:lastColumn="0" w:noHBand="0" w:noVBand="1"/>
       </w:tblPr>
       <w:tblGrid>
         <w:gridCol w:w="9412"/>
@@ -4617,7 +4617,7 @@
       <w:pPr>
         <w:pStyle w:val="Heading2"/>
       </w:pPr>
-      <w:bookmarkStart w:id="10" w:name="_Toc240888922"/>
+      <w:bookmarkStart w:id="10" w:name="_Toc240917016"/>
       <w:r>
         <w:t>4.3 Sending an invitation</w:t>
       </w:r>
@@ -4730,7 +4730,7 @@
           <w:noProof/>
         </w:rPr>
         <w:drawing>
-          <wp:inline distT="0" distB="0" distL="0" distR="0" wp14:anchorId="24D7CAB8" wp14:editId="0588C279">
+          <wp:inline distT="0" distB="0" distL="0" distR="0" wp14:anchorId="7A0AD7B6" wp14:editId="0D025B07">
             <wp:extent cx="5334000" cy="1143000"/>
             <wp:effectExtent l="0" t="0" r="0" b="0"/>
             <wp:docPr id="6" name="cra_case_invitations_before.jpg" descr="Invitations panel before sending, with the history of earlier invitations." title="Invitations panel before sending, with the history of earlier invitations."/>
@@ -4860,7 +4860,7 @@
         </w:rPr>
         <w:lastRenderedPageBreak/>
         <w:drawing>
-          <wp:inline distT="0" distB="0" distL="0" distR="0" wp14:anchorId="6A995653" wp14:editId="17919B1A">
+          <wp:inline distT="0" distB="0" distL="0" distR="0" wp14:anchorId="2E6AE367" wp14:editId="55A2A150">
             <wp:extent cx="5334000" cy="2152650"/>
             <wp:effectExtent l="0" t="0" r="0" b="0"/>
             <wp:docPr id="7" name="cra_case_invitation_sent.jpg" descr="The link, manual code and ready-written messages are shown once, with a send button for each channel." title="The link, manual code and ready-written messages are shown once, with a send button for each channel."/>
@@ -5114,7 +5114,7 @@
           <w:left w:w="10" w:type="dxa"/>
           <w:right w:w="10" w:type="dxa"/>
         </w:tblCellMar>
-        <w:tblLook w:val="0000" w:firstRow="0" w:lastRow="0" w:firstColumn="0" w:lastColumn="0" w:noHBand="0" w:noVBand="0"/>
+        <w:tblLook w:val="04A0" w:firstRow="1" w:lastRow="0" w:firstColumn="1" w:lastColumn="0" w:noHBand="0" w:noVBand="1"/>
       </w:tblPr>
       <w:tblGrid>
         <w:gridCol w:w="9412"/>
@@ -5243,7 +5243,7 @@
       <w:pPr>
         <w:pStyle w:val="Heading2"/>
       </w:pPr>
-      <w:bookmarkStart w:id="11" w:name="_Toc240888923"/>
+      <w:bookmarkStart w:id="11" w:name="_Toc240917017"/>
       <w:r>
         <w:t>4.4 Logging a contact attempt</w:t>
       </w:r>
@@ -5302,7 +5302,7 @@
         </w:rPr>
         <w:lastRenderedPageBreak/>
         <w:drawing>
-          <wp:inline distT="0" distB="0" distL="0" distR="0" wp14:anchorId="47F7EBF8" wp14:editId="0D24536D">
+          <wp:inline distT="0" distB="0" distL="0" distR="0" wp14:anchorId="5B134B0F" wp14:editId="0E3365DB">
             <wp:extent cx="5334000" cy="1343025"/>
             <wp:effectExtent l="0" t="0" r="0" b="0"/>
             <wp:docPr id="8" name="adm_case_timeline.jpg" descr="Contact timeline and the form for logging an attempt." title="Contact timeline and the form for logging an attempt."/>
@@ -5445,7 +5445,7 @@
       <w:pPr>
         <w:pStyle w:val="Heading2"/>
       </w:pPr>
-      <w:bookmarkStart w:id="12" w:name="_Toc240888924"/>
+      <w:bookmarkStart w:id="12" w:name="_Toc240917018"/>
       <w:r>
         <w:t>4.5 Sending follow-up reminders</w:t>
       </w:r>
@@ -5513,7 +5513,7 @@
           <w:noProof/>
         </w:rPr>
         <w:drawing>
-          <wp:inline distT="0" distB="0" distL="0" distR="0" wp14:anchorId="45A13744" wp14:editId="54D20E28">
+          <wp:inline distT="0" distB="0" distL="0" distR="0" wp14:anchorId="64D72925" wp14:editId="2D525F30">
             <wp:extent cx="5334000" cy="3333750"/>
             <wp:effectExtent l="0" t="0" r="0" b="0"/>
             <wp:docPr id="9" name="cra_follow_ups.jpg" descr="Follow-ups due. Contact RAs see only their own cases." title="Follow-ups due. Contact RAs see only their own cases."/>
@@ -5664,7 +5664,7 @@
           <w:left w:w="10" w:type="dxa"/>
           <w:right w:w="10" w:type="dxa"/>
         </w:tblCellMar>
-        <w:tblLook w:val="0000" w:firstRow="0" w:lastRow="0" w:firstColumn="0" w:lastColumn="0" w:noHBand="0" w:noVBand="0"/>
+        <w:tblLook w:val="04A0" w:firstRow="1" w:lastRow="0" w:firstColumn="1" w:lastColumn="0" w:noHBand="0" w:noVBand="1"/>
       </w:tblPr>
       <w:tblGrid>
         <w:gridCol w:w="9412"/>
@@ -5740,7 +5740,7 @@
       <w:pPr>
         <w:pStyle w:val="Heading2"/>
       </w:pPr>
-      <w:bookmarkStart w:id="13" w:name="_Toc240888925"/>
+      <w:bookmarkStart w:id="13" w:name="_Toc240917019"/>
       <w:r>
         <w:t>4.6 Managing appointments</w:t>
       </w:r>
@@ -5780,7 +5780,7 @@
           <w:noProof/>
         </w:rPr>
         <w:drawing>
-          <wp:inline distT="0" distB="0" distL="0" distR="0" wp14:anchorId="1976084C" wp14:editId="6029176F">
+          <wp:inline distT="0" distB="0" distL="0" distR="0" wp14:anchorId="4C1A79BF" wp14:editId="2EBD6EE7">
             <wp:extent cx="5334000" cy="2667000"/>
             <wp:effectExtent l="0" t="0" r="0" b="0"/>
             <wp:docPr id="10" name="cra_appointments.jpg" descr="Appointment Queue." title="Appointment Queue."/>
@@ -5963,7 +5963,7 @@
       <w:pPr>
         <w:pStyle w:val="Heading2"/>
       </w:pPr>
-      <w:bookmarkStart w:id="14" w:name="_Toc240888926"/>
+      <w:bookmarkStart w:id="14" w:name="_Toc240917020"/>
       <w:r>
         <w:t>4.7 Phone, WhatsApp-call or face-to-face administration</w:t>
       </w:r>
@@ -6092,7 +6092,7 @@
           <w:left w:w="10" w:type="dxa"/>
           <w:right w:w="10" w:type="dxa"/>
         </w:tblCellMar>
-        <w:tblLook w:val="0000" w:firstRow="0" w:lastRow="0" w:firstColumn="0" w:lastColumn="0" w:noHBand="0" w:noVBand="0"/>
+        <w:tblLook w:val="04A0" w:firstRow="1" w:lastRow="0" w:firstColumn="1" w:lastColumn="0" w:noHBand="0" w:noVBand="1"/>
       </w:tblPr>
       <w:tblGrid>
         <w:gridCol w:w="941"/>
@@ -6691,7 +6691,7 @@
       <w:pPr>
         <w:pStyle w:val="Heading2"/>
       </w:pPr>
-      <w:bookmarkStart w:id="15" w:name="_Toc240888927"/>
+      <w:bookmarkStart w:id="15" w:name="_Toc240917021"/>
       <w:r>
         <w:t>4.8 When the person is not the right respondent</w:t>
       </w:r>
@@ -6775,7 +6775,7 @@
       <w:pPr>
         <w:pStyle w:val="Heading2"/>
       </w:pPr>
-      <w:bookmarkStart w:id="16" w:name="_Toc240888928"/>
+      <w:bookmarkStart w:id="16" w:name="_Toc240917022"/>
       <w:r>
         <w:t>4.9 When someone refuses or asks to withdraw</w:t>
       </w:r>
@@ -6852,7 +6852,7 @@
       <w:pPr>
         <w:pStyle w:val="Heading2"/>
       </w:pPr>
-      <w:bookmarkStart w:id="17" w:name="_Toc240888929"/>
+      <w:bookmarkStart w:id="17" w:name="_Toc240917023"/>
       <w:r>
         <w:t>4.10 What to say to a respondent</w:t>
       </w:r>
@@ -6933,7 +6933,7 @@
         <w:pStyle w:val="Heading1"/>
         <w:pageBreakBefore/>
       </w:pPr>
-      <w:bookmarkStart w:id="18" w:name="_Toc240888930"/>
+      <w:bookmarkStart w:id="18" w:name="_Toc240917024"/>
       <w:r>
         <w:lastRenderedPageBreak/>
         <w:t>5. Rules you must follow</w:t>
@@ -7097,7 +7097,7 @@
         <w:pStyle w:val="Heading1"/>
         <w:pageBreakBefore/>
       </w:pPr>
-      <w:bookmarkStart w:id="19" w:name="_Toc240888931"/>
+      <w:bookmarkStart w:id="19" w:name="_Toc240917025"/>
       <w:r>
         <w:lastRenderedPageBreak/>
         <w:t>6. Troubleshooting</w:t>
@@ -7119,7 +7119,7 @@
           <w:left w:w="10" w:type="dxa"/>
           <w:right w:w="10" w:type="dxa"/>
         </w:tblCellMar>
-        <w:tblLook w:val="0000" w:firstRow="0" w:lastRow="0" w:firstColumn="0" w:lastColumn="0" w:noHBand="0" w:noVBand="0"/>
+        <w:tblLook w:val="04A0" w:firstRow="1" w:lastRow="0" w:firstColumn="1" w:lastColumn="0" w:noHBand="0" w:noVBand="1"/>
       </w:tblPr>
       <w:tblGrid>
         <w:gridCol w:w="2635"/>
@@ -8287,7 +8287,7 @@
         <w:pStyle w:val="Heading1"/>
         <w:pageBreakBefore/>
       </w:pPr>
-      <w:bookmarkStart w:id="20" w:name="_Toc240888932"/>
+      <w:bookmarkStart w:id="20" w:name="_Toc240917026"/>
       <w:r>
         <w:lastRenderedPageBreak/>
         <w:t>7. Quick reference</w:t>
@@ -8309,7 +8309,7 @@
           <w:left w:w="10" w:type="dxa"/>
           <w:right w:w="10" w:type="dxa"/>
         </w:tblCellMar>
-        <w:tblLook w:val="0000" w:firstRow="0" w:lastRow="0" w:firstColumn="0" w:lastColumn="0" w:noHBand="0" w:noVBand="0"/>
+        <w:tblLook w:val="04A0" w:firstRow="1" w:lastRow="0" w:firstColumn="1" w:lastColumn="0" w:noHBand="0" w:noVBand="1"/>
       </w:tblPr>
       <w:tblGrid>
         <w:gridCol w:w="2824"/>
@@ -8686,7 +8686,7 @@
         <w:pStyle w:val="Heading1"/>
         <w:pageBreakBefore/>
       </w:pPr>
-      <w:bookmarkStart w:id="21" w:name="_Toc240888933"/>
+      <w:bookmarkStart w:id="21" w:name="_Toc240917027"/>
       <w:r>
         <w:lastRenderedPageBreak/>
         <w:t>8. Every screen and button for your role</w:t>
@@ -8716,7 +8716,7 @@
           <w:left w:w="10" w:type="dxa"/>
           <w:right w:w="10" w:type="dxa"/>
         </w:tblCellMar>
-        <w:tblLook w:val="0000" w:firstRow="0" w:lastRow="0" w:firstColumn="0" w:lastColumn="0" w:noHBand="0" w:noVBand="0"/>
+        <w:tblLook w:val="04A0" w:firstRow="1" w:lastRow="0" w:firstColumn="1" w:lastColumn="0" w:noHBand="0" w:noVBand="1"/>
       </w:tblPr>
       <w:tblGrid>
         <w:gridCol w:w="9412"/>
@@ -8800,7 +8800,7 @@
       <w:pPr>
         <w:pStyle w:val="Heading2"/>
       </w:pPr>
-      <w:bookmarkStart w:id="22" w:name="_Toc240888934"/>
+      <w:bookmarkStart w:id="22" w:name="_Toc240917028"/>
       <w:r>
         <w:t>8.1 Sign in</w:t>
       </w:r>
@@ -8863,7 +8863,7 @@
           <w:left w:w="10" w:type="dxa"/>
           <w:right w:w="10" w:type="dxa"/>
         </w:tblCellMar>
-        <w:tblLook w:val="0000" w:firstRow="0" w:lastRow="0" w:firstColumn="0" w:lastColumn="0" w:noHBand="0" w:noVBand="0"/>
+        <w:tblLook w:val="04A0" w:firstRow="1" w:lastRow="0" w:firstColumn="1" w:lastColumn="0" w:noHBand="0" w:noVBand="1"/>
       </w:tblPr>
       <w:tblGrid>
         <w:gridCol w:w="1882"/>
@@ -9313,7 +9313,7 @@
       <w:pPr>
         <w:pStyle w:val="Heading2"/>
       </w:pPr>
-      <w:bookmarkStart w:id="23" w:name="_Toc240888935"/>
+      <w:bookmarkStart w:id="23" w:name="_Toc240917029"/>
       <w:r>
         <w:t>8.2 The header and menu bar (every screen)</w:t>
       </w:r>
@@ -9376,7 +9376,7 @@
           <w:left w:w="10" w:type="dxa"/>
           <w:right w:w="10" w:type="dxa"/>
         </w:tblCellMar>
-        <w:tblLook w:val="0000" w:firstRow="0" w:lastRow="0" w:firstColumn="0" w:lastColumn="0" w:noHBand="0" w:noVBand="0"/>
+        <w:tblLook w:val="04A0" w:firstRow="1" w:lastRow="0" w:firstColumn="1" w:lastColumn="0" w:noHBand="0" w:noVBand="1"/>
       </w:tblPr>
       <w:tblGrid>
         <w:gridCol w:w="1882"/>
@@ -10037,7 +10037,7 @@
       <w:pPr>
         <w:pStyle w:val="Heading2"/>
       </w:pPr>
-      <w:bookmarkStart w:id="24" w:name="_Toc240888936"/>
+      <w:bookmarkStart w:id="24" w:name="_Toc240917030"/>
       <w:r>
         <w:t>8.3 Change Password</w:t>
       </w:r>
@@ -10100,7 +10100,7 @@
           <w:left w:w="10" w:type="dxa"/>
           <w:right w:w="10" w:type="dxa"/>
         </w:tblCellMar>
-        <w:tblLook w:val="0000" w:firstRow="0" w:lastRow="0" w:firstColumn="0" w:lastColumn="0" w:noHBand="0" w:noVBand="0"/>
+        <w:tblLook w:val="04A0" w:firstRow="1" w:lastRow="0" w:firstColumn="1" w:lastColumn="0" w:noHBand="0" w:noVBand="1"/>
       </w:tblPr>
       <w:tblGrid>
         <w:gridCol w:w="1882"/>
@@ -10657,7 +10657,7 @@
       <w:pPr>
         <w:pStyle w:val="Heading2"/>
       </w:pPr>
-      <w:bookmarkStart w:id="25" w:name="_Toc240888937"/>
+      <w:bookmarkStart w:id="25" w:name="_Toc240917031"/>
       <w:r>
         <w:t>8.4 Main-400 Register (and Reserve)</w:t>
       </w:r>
@@ -10720,7 +10720,7 @@
           <w:left w:w="10" w:type="dxa"/>
           <w:right w:w="10" w:type="dxa"/>
         </w:tblCellMar>
-        <w:tblLook w:val="0000" w:firstRow="0" w:lastRow="0" w:firstColumn="0" w:lastColumn="0" w:noHBand="0" w:noVBand="0"/>
+        <w:tblLook w:val="04A0" w:firstRow="1" w:lastRow="0" w:firstColumn="1" w:lastColumn="0" w:noHBand="0" w:noVBand="1"/>
       </w:tblPr>
       <w:tblGrid>
         <w:gridCol w:w="1882"/>
@@ -11278,7 +11278,7 @@
       <w:pPr>
         <w:pStyle w:val="Heading2"/>
       </w:pPr>
-      <w:bookmarkStart w:id="26" w:name="_Toc240888938"/>
+      <w:bookmarkStart w:id="26" w:name="_Toc240917032"/>
       <w:r>
         <w:t>8.5 Case page</w:t>
       </w:r>
@@ -11341,7 +11341,7 @@
           <w:left w:w="10" w:type="dxa"/>
           <w:right w:w="10" w:type="dxa"/>
         </w:tblCellMar>
-        <w:tblLook w:val="0000" w:firstRow="0" w:lastRow="0" w:firstColumn="0" w:lastColumn="0" w:noHBand="0" w:noVBand="0"/>
+        <w:tblLook w:val="04A0" w:firstRow="1" w:lastRow="0" w:firstColumn="1" w:lastColumn="0" w:noHBand="0" w:noVBand="1"/>
       </w:tblPr>
       <w:tblGrid>
         <w:gridCol w:w="1882"/>
@@ -12632,7 +12632,7 @@
       <w:pPr>
         <w:pStyle w:val="Heading2"/>
       </w:pPr>
-      <w:bookmarkStart w:id="27" w:name="_Toc240888939"/>
+      <w:bookmarkStart w:id="27" w:name="_Toc240917033"/>
       <w:r>
         <w:t>8.6 Appointment Queue</w:t>
       </w:r>
@@ -12695,7 +12695,7 @@
           <w:left w:w="10" w:type="dxa"/>
           <w:right w:w="10" w:type="dxa"/>
         </w:tblCellMar>
-        <w:tblLook w:val="0000" w:firstRow="0" w:lastRow="0" w:firstColumn="0" w:lastColumn="0" w:noHBand="0" w:noVBand="0"/>
+        <w:tblLook w:val="04A0" w:firstRow="1" w:lastRow="0" w:firstColumn="1" w:lastColumn="0" w:noHBand="0" w:noVBand="1"/>
       </w:tblPr>
       <w:tblGrid>
         <w:gridCol w:w="1882"/>
@@ -13252,7 +13252,7 @@
       <w:pPr>
         <w:pStyle w:val="Heading2"/>
       </w:pPr>
-      <w:bookmarkStart w:id="28" w:name="_Toc240888940"/>
+      <w:bookmarkStart w:id="28" w:name="_Toc240917034"/>
       <w:r>
         <w:lastRenderedPageBreak/>
         <w:t>8.7 Follow-ups due</w:t>
@@ -13316,7 +13316,7 @@
           <w:left w:w="10" w:type="dxa"/>
           <w:right w:w="10" w:type="dxa"/>
         </w:tblCellMar>
-        <w:tblLook w:val="0000" w:firstRow="0" w:lastRow="0" w:firstColumn="0" w:lastColumn="0" w:noHBand="0" w:noVBand="0"/>
+        <w:tblLook w:val="04A0" w:firstRow="1" w:lastRow="0" w:firstColumn="1" w:lastColumn="0" w:noHBand="0" w:noVBand="1"/>
       </w:tblPr>
       <w:tblGrid>
         <w:gridCol w:w="1882"/>
@@ -13983,10 +13983,10 @@
 <file path=word/numbering.xml><?xml version="1.0" encoding="utf-8"?>
 <w:numbering xmlns:wpc="http://schemas.microsoft.com/office/word/2010/wordprocessingCanvas" xmlns:cx="http://schemas.microsoft.com/office/drawing/2014/chartex" xmlns:cx1="http://schemas.microsoft.com/office/drawing/2015/9/8/chartex" xmlns:cx2="http://schemas.microsoft.com/office/drawing/2015/10/21/chartex" xmlns:cx3="http://schemas.microsoft.com/office/drawing/2016/5/9/chartex" xmlns:cx4="http://schemas.microsoft.com/office/drawing/2016/5/10/chartex" xmlns:cx5="http://schemas.microsoft.com/office/drawing/2016/5/11/chartex" xmlns:cx6="http://schemas.microsoft.com/office/drawing/2016/5/12/chartex" xmlns:cx7="http://schemas.microsoft.com/office/drawing/2016/5/13/chartex" xmlns:cx8="http://schemas.microsoft.com/office/drawing/2016/5/14/chartex" xmlns:mc="http://schemas.openxmlformats.org/markup-compatibility/2006" xmlns:aink="http://schemas.microsoft.com/office/drawing/2016/ink" xmlns:am3d="http://schemas.microsoft.com/office/drawing/2017/model3d" xmlns:o="urn:schemas-microsoft-com:office:office" xmlns:oel="http://schemas.microsoft.com/office/2019/extlst" xmlns:r="http://schemas.openxmlformats.org/officeDocument/2006/relationships" xmlns:m="http://schemas.openxmlformats.org/officeDocument/2006/math" xmlns:v="urn:schemas-microsoft-com:vml" xmlns:wp14="http://schemas.microsoft.com/office/word/2010/wordprocessingDrawing" xmlns:wp="http://schemas.openxmlformats.org/drawingml/2006/wordprocessingDrawing" xmlns:w10="urn:schemas-microsoft-com:office:word" xmlns:w="http://schemas.openxmlformats.org/wordprocessingml/2006/main" xmlns:w14="http://schemas.microsoft.com/office/word/2010/wordml" xmlns:w15="http://schemas.microsoft.com/office/word/2012/wordml" xmlns:w16cex="http://schemas.microsoft.com/office/word/2018/wordml/cex" xmlns:w16cid="http://schemas.microsoft.com/office/word/2016/wordml/cid" xmlns:w16="http://schemas.microsoft.com/office/word/2018/wordml" xmlns:w16sdtdh="http://schemas.microsoft.com/office/word/2020/wordml/sdtdatahash" xmlns:w16se="http://schemas.microsoft.com/office/word/2015/wordml/symex" xmlns:wpg="http://schemas.microsoft.com/office/word/2010/wordprocessingGroup" xmlns:wpi="http://schemas.microsoft.com/office/word/2010/wordprocessingInk" xmlns:wne="http://schemas.microsoft.com/office/word/2006/wordml" xmlns:wps="http://schemas.microsoft.com/office/word/2010/wordprocessingShape" mc:Ignorable="w14 w15 w16se w16cid w16 w16cex w16sdtdh wp14">
   <w:abstractNum w:abstractNumId="0" w15:restartNumberingAfterBreak="0">
-    <w:nsid w:val="0C8914F3"/>
+    <w:nsid w:val="072F3EC2"/>
     <w:multiLevelType w:val="hybridMultilevel"/>
-    <w:tmpl w:val="D5CEF968"/>
-    <w:lvl w:ilvl="0" w:tplc="9EE68C6C">
+    <w:tmpl w:val="93467252"/>
+    <w:lvl w:ilvl="0" w:tplc="53B6010A">
       <w:start w:val="1"/>
       <w:numFmt w:val="decimal"/>
       <w:lvlText w:val="%1."/>
@@ -14000,52 +14000,110 @@
         <w:color w:val="A67C27"/>
       </w:rPr>
     </w:lvl>
-    <w:lvl w:ilvl="1" w:tplc="A2AAFBFC">
+    <w:lvl w:ilvl="1" w:tplc="3AAEA6FC">
       <w:numFmt w:val="decimal"/>
       <w:lvlText w:val=""/>
       <w:lvlJc w:val="left"/>
     </w:lvl>
-    <w:lvl w:ilvl="2" w:tplc="ACA85652">
+    <w:lvl w:ilvl="2" w:tplc="A930172E">
       <w:numFmt w:val="decimal"/>
       <w:lvlText w:val=""/>
       <w:lvlJc w:val="left"/>
     </w:lvl>
-    <w:lvl w:ilvl="3" w:tplc="F0CEC60A">
+    <w:lvl w:ilvl="3" w:tplc="8E549E3A">
       <w:numFmt w:val="decimal"/>
       <w:lvlText w:val=""/>
       <w:lvlJc w:val="left"/>
     </w:lvl>
-    <w:lvl w:ilvl="4" w:tplc="F224FA4C">
+    <w:lvl w:ilvl="4" w:tplc="A1721510">
       <w:numFmt w:val="decimal"/>
       <w:lvlText w:val=""/>
       <w:lvlJc w:val="left"/>
     </w:lvl>
-    <w:lvl w:ilvl="5" w:tplc="C31A48F0">
+    <w:lvl w:ilvl="5" w:tplc="562EAE86">
       <w:numFmt w:val="decimal"/>
       <w:lvlText w:val=""/>
       <w:lvlJc w:val="left"/>
     </w:lvl>
-    <w:lvl w:ilvl="6" w:tplc="89EC9BC6">
+    <w:lvl w:ilvl="6" w:tplc="E5B87294">
       <w:numFmt w:val="decimal"/>
       <w:lvlText w:val=""/>
       <w:lvlJc w:val="left"/>
     </w:lvl>
-    <w:lvl w:ilvl="7" w:tplc="8D34AA1C">
+    <w:lvl w:ilvl="7" w:tplc="30CC91DC">
       <w:numFmt w:val="decimal"/>
       <w:lvlText w:val=""/>
       <w:lvlJc w:val="left"/>
     </w:lvl>
-    <w:lvl w:ilvl="8" w:tplc="5DE6ABCA">
+    <w:lvl w:ilvl="8" w:tplc="40161BB4">
       <w:numFmt w:val="decimal"/>
       <w:lvlText w:val=""/>
       <w:lvlJc w:val="left"/>
     </w:lvl>
   </w:abstractNum>
   <w:abstractNum w:abstractNumId="1" w15:restartNumberingAfterBreak="0">
-    <w:nsid w:val="1319474C"/>
+    <w:nsid w:val="08F26656"/>
     <w:multiLevelType w:val="hybridMultilevel"/>
-    <w:tmpl w:val="D9FE609A"/>
-    <w:lvl w:ilvl="0" w:tplc="697A0E30">
+    <w:tmpl w:val="6804D958"/>
+    <w:lvl w:ilvl="0" w:tplc="8CA65F6C">
+      <w:start w:val="1"/>
+      <w:numFmt w:val="bullet"/>
+      <w:lvlText w:val="•"/>
+      <w:lvlJc w:val="left"/>
+      <w:pPr>
+        <w:ind w:left="460" w:hanging="280"/>
+      </w:pPr>
+    </w:lvl>
+    <w:lvl w:ilvl="1" w:tplc="43CEB9EA">
+      <w:start w:val="1"/>
+      <w:numFmt w:val="bullet"/>
+      <w:lvlText w:val="–"/>
+      <w:lvlJc w:val="left"/>
+      <w:pPr>
+        <w:ind w:left="900" w:hanging="280"/>
+      </w:pPr>
+    </w:lvl>
+    <w:lvl w:ilvl="2" w:tplc="F18402EC">
+      <w:numFmt w:val="decimal"/>
+      <w:lvlText w:val=""/>
+      <w:lvlJc w:val="left"/>
+    </w:lvl>
+    <w:lvl w:ilvl="3" w:tplc="506CCA64">
+      <w:numFmt w:val="decimal"/>
+      <w:lvlText w:val=""/>
+      <w:lvlJc w:val="left"/>
+    </w:lvl>
+    <w:lvl w:ilvl="4" w:tplc="FF703880">
+      <w:numFmt w:val="decimal"/>
+      <w:lvlText w:val=""/>
+      <w:lvlJc w:val="left"/>
+    </w:lvl>
+    <w:lvl w:ilvl="5" w:tplc="D5B4168C">
+      <w:numFmt w:val="decimal"/>
+      <w:lvlText w:val=""/>
+      <w:lvlJc w:val="left"/>
+    </w:lvl>
+    <w:lvl w:ilvl="6" w:tplc="79B23418">
+      <w:numFmt w:val="decimal"/>
+      <w:lvlText w:val=""/>
+      <w:lvlJc w:val="left"/>
+    </w:lvl>
+    <w:lvl w:ilvl="7" w:tplc="0C2A2394">
+      <w:numFmt w:val="decimal"/>
+      <w:lvlText w:val=""/>
+      <w:lvlJc w:val="left"/>
+    </w:lvl>
+    <w:lvl w:ilvl="8" w:tplc="584CD3AE">
+      <w:numFmt w:val="decimal"/>
+      <w:lvlText w:val=""/>
+      <w:lvlJc w:val="left"/>
+    </w:lvl>
+  </w:abstractNum>
+  <w:abstractNum w:abstractNumId="2" w15:restartNumberingAfterBreak="0">
+    <w:nsid w:val="0CF65C4B"/>
+    <w:multiLevelType w:val="hybridMultilevel"/>
+    <w:tmpl w:val="C77ED35C"/>
+    <w:lvl w:ilvl="0" w:tplc="FA74DAF2">
       <w:start w:val="1"/>
       <w:numFmt w:val="decimal"/>
       <w:lvlText w:val="%1."/>
@@ -14059,196 +14117,111 @@
         <w:color w:val="A67C27"/>
       </w:rPr>
     </w:lvl>
-    <w:lvl w:ilvl="1" w:tplc="ABF4582E">
+    <w:lvl w:ilvl="1" w:tplc="1C02C2C6">
       <w:numFmt w:val="decimal"/>
       <w:lvlText w:val=""/>
       <w:lvlJc w:val="left"/>
     </w:lvl>
-    <w:lvl w:ilvl="2" w:tplc="31864AFE">
+    <w:lvl w:ilvl="2" w:tplc="D0C0008C">
       <w:numFmt w:val="decimal"/>
       <w:lvlText w:val=""/>
       <w:lvlJc w:val="left"/>
     </w:lvl>
-    <w:lvl w:ilvl="3" w:tplc="67860F62">
+    <w:lvl w:ilvl="3" w:tplc="4394F48C">
       <w:numFmt w:val="decimal"/>
       <w:lvlText w:val=""/>
       <w:lvlJc w:val="left"/>
     </w:lvl>
-    <w:lvl w:ilvl="4" w:tplc="75A00936">
+    <w:lvl w:ilvl="4" w:tplc="5308F478">
       <w:numFmt w:val="decimal"/>
       <w:lvlText w:val=""/>
       <w:lvlJc w:val="left"/>
     </w:lvl>
-    <w:lvl w:ilvl="5" w:tplc="CC2A1338">
+    <w:lvl w:ilvl="5" w:tplc="29786F42">
       <w:numFmt w:val="decimal"/>
       <w:lvlText w:val=""/>
       <w:lvlJc w:val="left"/>
     </w:lvl>
-    <w:lvl w:ilvl="6" w:tplc="922AD7CA">
+    <w:lvl w:ilvl="6" w:tplc="D8586974">
       <w:numFmt w:val="decimal"/>
       <w:lvlText w:val=""/>
       <w:lvlJc w:val="left"/>
     </w:lvl>
-    <w:lvl w:ilvl="7" w:tplc="0A98C2E4">
+    <w:lvl w:ilvl="7" w:tplc="F1EA2FD8">
       <w:numFmt w:val="decimal"/>
       <w:lvlText w:val=""/>
       <w:lvlJc w:val="left"/>
     </w:lvl>
-    <w:lvl w:ilvl="8" w:tplc="2D0EE638">
+    <w:lvl w:ilvl="8" w:tplc="D892EEEA">
       <w:numFmt w:val="decimal"/>
       <w:lvlText w:val=""/>
       <w:lvlJc w:val="left"/>
     </w:lvl>
   </w:abstractNum>
-  <w:abstractNum w:abstractNumId="2" w15:restartNumberingAfterBreak="0">
-    <w:nsid w:val="17E8563C"/>
+  <w:abstractNum w:abstractNumId="3" w15:restartNumberingAfterBreak="0">
+    <w:nsid w:val="14997212"/>
     <w:multiLevelType w:val="hybridMultilevel"/>
-    <w:tmpl w:val="F1DAC80E"/>
-    <w:lvl w:ilvl="0" w:tplc="44B65934">
+    <w:tmpl w:val="D234B056"/>
+    <w:lvl w:ilvl="0" w:tplc="705870F0">
       <w:start w:val="1"/>
-      <w:numFmt w:val="bullet"/>
-      <w:lvlText w:val="●"/>
+      <w:numFmt w:val="decimal"/>
+      <w:lvlText w:val="%1."/>
       <w:lvlJc w:val="left"/>
       <w:pPr>
-        <w:ind w:left="720" w:hanging="360"/>
-      </w:pPr>
+        <w:ind w:left="460" w:hanging="360"/>
+      </w:pPr>
+      <w:rPr>
+        <w:b/>
+        <w:bCs/>
+        <w:color w:val="A67C27"/>
+      </w:rPr>
     </w:lvl>
-    <w:lvl w:ilvl="1" w:tplc="AD646782">
-      <w:start w:val="1"/>
-      <w:numFmt w:val="bullet"/>
-      <w:lvlText w:val="○"/>
-      <w:lvlJc w:val="left"/>
-      <w:pPr>
-        <w:ind w:left="1440" w:hanging="360"/>
-      </w:pPr>
-    </w:lvl>
-    <w:lvl w:ilvl="2" w:tplc="6F5222AE">
-      <w:start w:val="1"/>
-      <w:numFmt w:val="bullet"/>
-      <w:lvlText w:val="■"/>
-      <w:lvlJc w:val="left"/>
-      <w:pPr>
-        <w:ind w:left="2160" w:hanging="360"/>
-      </w:pPr>
-    </w:lvl>
-    <w:lvl w:ilvl="3" w:tplc="CF023588">
-      <w:start w:val="1"/>
-      <w:numFmt w:val="bullet"/>
-      <w:lvlText w:val="●"/>
-      <w:lvlJc w:val="left"/>
-      <w:pPr>
-        <w:ind w:left="2880" w:hanging="360"/>
-      </w:pPr>
-    </w:lvl>
-    <w:lvl w:ilvl="4" w:tplc="25184AFC">
-      <w:start w:val="1"/>
-      <w:numFmt w:val="bullet"/>
-      <w:lvlText w:val="○"/>
-      <w:lvlJc w:val="left"/>
-      <w:pPr>
-        <w:ind w:left="3600" w:hanging="360"/>
-      </w:pPr>
-    </w:lvl>
-    <w:lvl w:ilvl="5" w:tplc="22F6A21E">
-      <w:start w:val="1"/>
-      <w:numFmt w:val="bullet"/>
-      <w:lvlText w:val="■"/>
-      <w:lvlJc w:val="left"/>
-      <w:pPr>
-        <w:ind w:left="4320" w:hanging="360"/>
-      </w:pPr>
-    </w:lvl>
-    <w:lvl w:ilvl="6" w:tplc="CBD8D11E">
-      <w:start w:val="1"/>
-      <w:numFmt w:val="bullet"/>
-      <w:lvlText w:val="●"/>
-      <w:lvlJc w:val="left"/>
-      <w:pPr>
-        <w:ind w:left="5040" w:hanging="360"/>
-      </w:pPr>
-    </w:lvl>
-    <w:lvl w:ilvl="7" w:tplc="27426B14">
-      <w:start w:val="1"/>
-      <w:numFmt w:val="bullet"/>
-      <w:lvlText w:val="●"/>
-      <w:lvlJc w:val="left"/>
-      <w:pPr>
-        <w:ind w:left="5760" w:hanging="360"/>
-      </w:pPr>
-    </w:lvl>
-    <w:lvl w:ilvl="8" w:tplc="70E0AA88">
-      <w:start w:val="1"/>
-      <w:numFmt w:val="bullet"/>
-      <w:lvlText w:val="●"/>
-      <w:lvlJc w:val="left"/>
-      <w:pPr>
-        <w:ind w:left="6480" w:hanging="360"/>
-      </w:pPr>
-    </w:lvl>
-  </w:abstractNum>
-  <w:abstractNum w:abstractNumId="3" w15:restartNumberingAfterBreak="0">
-    <w:nsid w:val="1C786D09"/>
-    <w:multiLevelType w:val="hybridMultilevel"/>
-    <w:tmpl w:val="753E3736"/>
-    <w:lvl w:ilvl="0" w:tplc="855215C2">
-      <w:start w:val="1"/>
-      <w:numFmt w:val="bullet"/>
-      <w:lvlText w:val="•"/>
-      <w:lvlJc w:val="left"/>
-      <w:pPr>
-        <w:ind w:left="460" w:hanging="280"/>
-      </w:pPr>
-    </w:lvl>
-    <w:lvl w:ilvl="1" w:tplc="07BAB69A">
-      <w:start w:val="1"/>
-      <w:numFmt w:val="bullet"/>
-      <w:lvlText w:val="–"/>
-      <w:lvlJc w:val="left"/>
-      <w:pPr>
-        <w:ind w:left="900" w:hanging="280"/>
-      </w:pPr>
-    </w:lvl>
-    <w:lvl w:ilvl="2" w:tplc="BE9E6024">
+    <w:lvl w:ilvl="1" w:tplc="37286C36">
       <w:numFmt w:val="decimal"/>
       <w:lvlText w:val=""/>
       <w:lvlJc w:val="left"/>
     </w:lvl>
-    <w:lvl w:ilvl="3" w:tplc="A6825954">
+    <w:lvl w:ilvl="2" w:tplc="D680970A">
       <w:numFmt w:val="decimal"/>
       <w:lvlText w:val=""/>
       <w:lvlJc w:val="left"/>
     </w:lvl>
-    <w:lvl w:ilvl="4" w:tplc="88A81DE6">
+    <w:lvl w:ilvl="3" w:tplc="069CE962">
       <w:numFmt w:val="decimal"/>
       <w:lvlText w:val=""/>
       <w:lvlJc w:val="left"/>
     </w:lvl>
-    <w:lvl w:ilvl="5" w:tplc="5B007332">
+    <w:lvl w:ilvl="4" w:tplc="E870AF84">
       <w:numFmt w:val="decimal"/>
       <w:lvlText w:val=""/>
       <w:lvlJc w:val="left"/>
     </w:lvl>
-    <w:lvl w:ilvl="6" w:tplc="BE0EC756">
+    <w:lvl w:ilvl="5" w:tplc="D2A480A6">
       <w:numFmt w:val="decimal"/>
       <w:lvlText w:val=""/>
       <w:lvlJc w:val="left"/>
     </w:lvl>
-    <w:lvl w:ilvl="7" w:tplc="A8508CF6">
+    <w:lvl w:ilvl="6" w:tplc="F0FCB13E">
       <w:numFmt w:val="decimal"/>
       <w:lvlText w:val=""/>
       <w:lvlJc w:val="left"/>
     </w:lvl>
-    <w:lvl w:ilvl="8" w:tplc="2820A9BE">
+    <w:lvl w:ilvl="7" w:tplc="1096C25C">
+      <w:numFmt w:val="decimal"/>
+      <w:lvlText w:val=""/>
+      <w:lvlJc w:val="left"/>
+    </w:lvl>
+    <w:lvl w:ilvl="8" w:tplc="F66043BE">
       <w:numFmt w:val="decimal"/>
       <w:lvlText w:val=""/>
       <w:lvlJc w:val="left"/>
     </w:lvl>
   </w:abstractNum>
   <w:abstractNum w:abstractNumId="4" w15:restartNumberingAfterBreak="0">
-    <w:nsid w:val="1EB8425B"/>
+    <w:nsid w:val="1A0B6107"/>
     <w:multiLevelType w:val="hybridMultilevel"/>
-    <w:tmpl w:val="B9CE9DE0"/>
-    <w:lvl w:ilvl="0" w:tplc="0FBE6C9C">
+    <w:tmpl w:val="4170DC5E"/>
+    <w:lvl w:ilvl="0" w:tplc="A2E4AEE2">
       <w:start w:val="1"/>
       <w:numFmt w:val="decimal"/>
       <w:lvlText w:val="%1."/>
@@ -14262,52 +14235,52 @@
         <w:color w:val="A67C27"/>
       </w:rPr>
     </w:lvl>
-    <w:lvl w:ilvl="1" w:tplc="123CCB02">
+    <w:lvl w:ilvl="1" w:tplc="CA34D6E6">
       <w:numFmt w:val="decimal"/>
       <w:lvlText w:val=""/>
       <w:lvlJc w:val="left"/>
     </w:lvl>
-    <w:lvl w:ilvl="2" w:tplc="7FCEA14C">
+    <w:lvl w:ilvl="2" w:tplc="B27A6DB4">
       <w:numFmt w:val="decimal"/>
       <w:lvlText w:val=""/>
       <w:lvlJc w:val="left"/>
     </w:lvl>
-    <w:lvl w:ilvl="3" w:tplc="83C839B4">
+    <w:lvl w:ilvl="3" w:tplc="2AD22BCC">
       <w:numFmt w:val="decimal"/>
       <w:lvlText w:val=""/>
       <w:lvlJc w:val="left"/>
     </w:lvl>
-    <w:lvl w:ilvl="4" w:tplc="1520E78E">
+    <w:lvl w:ilvl="4" w:tplc="B5CAB946">
       <w:numFmt w:val="decimal"/>
       <w:lvlText w:val=""/>
       <w:lvlJc w:val="left"/>
     </w:lvl>
-    <w:lvl w:ilvl="5" w:tplc="EE721E5A">
+    <w:lvl w:ilvl="5" w:tplc="64CAF568">
       <w:numFmt w:val="decimal"/>
       <w:lvlText w:val=""/>
       <w:lvlJc w:val="left"/>
     </w:lvl>
-    <w:lvl w:ilvl="6" w:tplc="BFD6F636">
+    <w:lvl w:ilvl="6" w:tplc="3A86A2FC">
       <w:numFmt w:val="decimal"/>
       <w:lvlText w:val=""/>
       <w:lvlJc w:val="left"/>
     </w:lvl>
-    <w:lvl w:ilvl="7" w:tplc="3B14F7AE">
+    <w:lvl w:ilvl="7" w:tplc="1046CCCC">
       <w:numFmt w:val="decimal"/>
       <w:lvlText w:val=""/>
       <w:lvlJc w:val="left"/>
     </w:lvl>
-    <w:lvl w:ilvl="8" w:tplc="6248BF74">
+    <w:lvl w:ilvl="8" w:tplc="4D008522">
       <w:numFmt w:val="decimal"/>
       <w:lvlText w:val=""/>
       <w:lvlJc w:val="left"/>
     </w:lvl>
   </w:abstractNum>
   <w:abstractNum w:abstractNumId="5" w15:restartNumberingAfterBreak="0">
-    <w:nsid w:val="214F18ED"/>
+    <w:nsid w:val="284936D5"/>
     <w:multiLevelType w:val="hybridMultilevel"/>
-    <w:tmpl w:val="C2C82202"/>
-    <w:lvl w:ilvl="0" w:tplc="25C081F4">
+    <w:tmpl w:val="B0D09BAA"/>
+    <w:lvl w:ilvl="0" w:tplc="36D2841C">
       <w:start w:val="1"/>
       <w:numFmt w:val="decimal"/>
       <w:lvlText w:val="%1."/>
@@ -14321,52 +14294,52 @@
         <w:color w:val="A67C27"/>
       </w:rPr>
     </w:lvl>
-    <w:lvl w:ilvl="1" w:tplc="F60A7B28">
+    <w:lvl w:ilvl="1" w:tplc="906E6CC4">
       <w:numFmt w:val="decimal"/>
       <w:lvlText w:val=""/>
       <w:lvlJc w:val="left"/>
     </w:lvl>
-    <w:lvl w:ilvl="2" w:tplc="1F36CDD8">
+    <w:lvl w:ilvl="2" w:tplc="11F44192">
       <w:numFmt w:val="decimal"/>
       <w:lvlText w:val=""/>
       <w:lvlJc w:val="left"/>
     </w:lvl>
-    <w:lvl w:ilvl="3" w:tplc="84484AF2">
+    <w:lvl w:ilvl="3" w:tplc="D0F83152">
       <w:numFmt w:val="decimal"/>
       <w:lvlText w:val=""/>
       <w:lvlJc w:val="left"/>
     </w:lvl>
-    <w:lvl w:ilvl="4" w:tplc="8EF258C0">
+    <w:lvl w:ilvl="4" w:tplc="A148BBF6">
       <w:numFmt w:val="decimal"/>
       <w:lvlText w:val=""/>
       <w:lvlJc w:val="left"/>
     </w:lvl>
-    <w:lvl w:ilvl="5" w:tplc="17627444">
+    <w:lvl w:ilvl="5" w:tplc="7F320E66">
       <w:numFmt w:val="decimal"/>
       <w:lvlText w:val=""/>
       <w:lvlJc w:val="left"/>
     </w:lvl>
-    <w:lvl w:ilvl="6" w:tplc="BAD653AE">
+    <w:lvl w:ilvl="6" w:tplc="A6FA637C">
       <w:numFmt w:val="decimal"/>
       <w:lvlText w:val=""/>
       <w:lvlJc w:val="left"/>
     </w:lvl>
-    <w:lvl w:ilvl="7" w:tplc="CC961A78">
+    <w:lvl w:ilvl="7" w:tplc="E01652B6">
       <w:numFmt w:val="decimal"/>
       <w:lvlText w:val=""/>
       <w:lvlJc w:val="left"/>
     </w:lvl>
-    <w:lvl w:ilvl="8" w:tplc="D40C4DB6">
+    <w:lvl w:ilvl="8" w:tplc="8E5CD06C">
       <w:numFmt w:val="decimal"/>
       <w:lvlText w:val=""/>
       <w:lvlJc w:val="left"/>
     </w:lvl>
   </w:abstractNum>
   <w:abstractNum w:abstractNumId="6" w15:restartNumberingAfterBreak="0">
-    <w:nsid w:val="23E42466"/>
+    <w:nsid w:val="2A6F104E"/>
     <w:multiLevelType w:val="hybridMultilevel"/>
-    <w:tmpl w:val="414C6820"/>
-    <w:lvl w:ilvl="0" w:tplc="04DCE42A">
+    <w:tmpl w:val="49607C62"/>
+    <w:lvl w:ilvl="0" w:tplc="3FE49E30">
       <w:start w:val="1"/>
       <w:numFmt w:val="decimal"/>
       <w:lvlText w:val="%1."/>
@@ -14380,52 +14353,52 @@
         <w:color w:val="A67C27"/>
       </w:rPr>
     </w:lvl>
-    <w:lvl w:ilvl="1" w:tplc="B0C06144">
+    <w:lvl w:ilvl="1" w:tplc="02F4CC7C">
       <w:numFmt w:val="decimal"/>
       <w:lvlText w:val=""/>
       <w:lvlJc w:val="left"/>
     </w:lvl>
-    <w:lvl w:ilvl="2" w:tplc="033216B4">
+    <w:lvl w:ilvl="2" w:tplc="2C8075F0">
       <w:numFmt w:val="decimal"/>
       <w:lvlText w:val=""/>
       <w:lvlJc w:val="left"/>
     </w:lvl>
-    <w:lvl w:ilvl="3" w:tplc="5E704F0E">
+    <w:lvl w:ilvl="3" w:tplc="F2BA864E">
       <w:numFmt w:val="decimal"/>
       <w:lvlText w:val=""/>
       <w:lvlJc w:val="left"/>
     </w:lvl>
-    <w:lvl w:ilvl="4" w:tplc="5FE0A53C">
+    <w:lvl w:ilvl="4" w:tplc="FD2ACE7C">
       <w:numFmt w:val="decimal"/>
       <w:lvlText w:val=""/>
       <w:lvlJc w:val="left"/>
     </w:lvl>
-    <w:lvl w:ilvl="5" w:tplc="7B087F94">
+    <w:lvl w:ilvl="5" w:tplc="0C08E9AE">
       <w:numFmt w:val="decimal"/>
       <w:lvlText w:val=""/>
       <w:lvlJc w:val="left"/>
     </w:lvl>
-    <w:lvl w:ilvl="6" w:tplc="DCEE4214">
+    <w:lvl w:ilvl="6" w:tplc="36E2C7EE">
       <w:numFmt w:val="decimal"/>
       <w:lvlText w:val=""/>
       <w:lvlJc w:val="left"/>
     </w:lvl>
-    <w:lvl w:ilvl="7" w:tplc="74C88CB4">
+    <w:lvl w:ilvl="7" w:tplc="A698C63A">
       <w:numFmt w:val="decimal"/>
       <w:lvlText w:val=""/>
       <w:lvlJc w:val="left"/>
     </w:lvl>
-    <w:lvl w:ilvl="8" w:tplc="4C0024E8">
+    <w:lvl w:ilvl="8" w:tplc="34F87230">
       <w:numFmt w:val="decimal"/>
       <w:lvlText w:val=""/>
       <w:lvlJc w:val="left"/>
     </w:lvl>
   </w:abstractNum>
   <w:abstractNum w:abstractNumId="7" w15:restartNumberingAfterBreak="0">
-    <w:nsid w:val="27BD2797"/>
+    <w:nsid w:val="2E496CEF"/>
     <w:multiLevelType w:val="hybridMultilevel"/>
-    <w:tmpl w:val="020AB29C"/>
-    <w:lvl w:ilvl="0" w:tplc="9D30E4AE">
+    <w:tmpl w:val="D5B4D966"/>
+    <w:lvl w:ilvl="0" w:tplc="DECCF4EA">
       <w:start w:val="1"/>
       <w:numFmt w:val="decimal"/>
       <w:lvlText w:val="%1."/>
@@ -14439,52 +14412,52 @@
         <w:color w:val="A67C27"/>
       </w:rPr>
     </w:lvl>
-    <w:lvl w:ilvl="1" w:tplc="8684E3A8">
+    <w:lvl w:ilvl="1" w:tplc="76BA48E8">
       <w:numFmt w:val="decimal"/>
       <w:lvlText w:val=""/>
       <w:lvlJc w:val="left"/>
     </w:lvl>
-    <w:lvl w:ilvl="2" w:tplc="426A67A2">
+    <w:lvl w:ilvl="2" w:tplc="7D2A4752">
       <w:numFmt w:val="decimal"/>
       <w:lvlText w:val=""/>
       <w:lvlJc w:val="left"/>
     </w:lvl>
-    <w:lvl w:ilvl="3" w:tplc="0D8617C6">
+    <w:lvl w:ilvl="3" w:tplc="644AC172">
       <w:numFmt w:val="decimal"/>
       <w:lvlText w:val=""/>
       <w:lvlJc w:val="left"/>
     </w:lvl>
-    <w:lvl w:ilvl="4" w:tplc="87F2ED00">
+    <w:lvl w:ilvl="4" w:tplc="CBFE813A">
       <w:numFmt w:val="decimal"/>
       <w:lvlText w:val=""/>
       <w:lvlJc w:val="left"/>
     </w:lvl>
-    <w:lvl w:ilvl="5" w:tplc="C8469FC0">
+    <w:lvl w:ilvl="5" w:tplc="18D066C4">
       <w:numFmt w:val="decimal"/>
       <w:lvlText w:val=""/>
       <w:lvlJc w:val="left"/>
     </w:lvl>
-    <w:lvl w:ilvl="6" w:tplc="332EF690">
+    <w:lvl w:ilvl="6" w:tplc="CF0A37D8">
       <w:numFmt w:val="decimal"/>
       <w:lvlText w:val=""/>
       <w:lvlJc w:val="left"/>
     </w:lvl>
-    <w:lvl w:ilvl="7" w:tplc="AF82A26C">
+    <w:lvl w:ilvl="7" w:tplc="BC8E239E">
       <w:numFmt w:val="decimal"/>
       <w:lvlText w:val=""/>
       <w:lvlJc w:val="left"/>
     </w:lvl>
-    <w:lvl w:ilvl="8" w:tplc="AF58558E">
+    <w:lvl w:ilvl="8" w:tplc="E220A74E">
       <w:numFmt w:val="decimal"/>
       <w:lvlText w:val=""/>
       <w:lvlJc w:val="left"/>
     </w:lvl>
   </w:abstractNum>
   <w:abstractNum w:abstractNumId="8" w15:restartNumberingAfterBreak="0">
-    <w:nsid w:val="30E332C4"/>
+    <w:nsid w:val="2F325ECF"/>
     <w:multiLevelType w:val="hybridMultilevel"/>
-    <w:tmpl w:val="A14C6BC4"/>
-    <w:lvl w:ilvl="0" w:tplc="AED0E530">
+    <w:tmpl w:val="C6F8A494"/>
+    <w:lvl w:ilvl="0" w:tplc="752A2F8C">
       <w:start w:val="1"/>
       <w:numFmt w:val="decimal"/>
       <w:lvlText w:val="%1."/>
@@ -14498,52 +14471,52 @@
         <w:color w:val="A67C27"/>
       </w:rPr>
     </w:lvl>
-    <w:lvl w:ilvl="1" w:tplc="165AB8EE">
+    <w:lvl w:ilvl="1" w:tplc="5D8AE730">
       <w:numFmt w:val="decimal"/>
       <w:lvlText w:val=""/>
       <w:lvlJc w:val="left"/>
     </w:lvl>
-    <w:lvl w:ilvl="2" w:tplc="2BC2FB8C">
+    <w:lvl w:ilvl="2" w:tplc="BDF873AA">
       <w:numFmt w:val="decimal"/>
       <w:lvlText w:val=""/>
       <w:lvlJc w:val="left"/>
     </w:lvl>
-    <w:lvl w:ilvl="3" w:tplc="ABBA827E">
+    <w:lvl w:ilvl="3" w:tplc="B4B8A83A">
       <w:numFmt w:val="decimal"/>
       <w:lvlText w:val=""/>
       <w:lvlJc w:val="left"/>
     </w:lvl>
-    <w:lvl w:ilvl="4" w:tplc="7AE4DD2E">
+    <w:lvl w:ilvl="4" w:tplc="51A49218">
       <w:numFmt w:val="decimal"/>
       <w:lvlText w:val=""/>
       <w:lvlJc w:val="left"/>
     </w:lvl>
-    <w:lvl w:ilvl="5" w:tplc="C874ACE2">
+    <w:lvl w:ilvl="5" w:tplc="1152BDD0">
       <w:numFmt w:val="decimal"/>
       <w:lvlText w:val=""/>
       <w:lvlJc w:val="left"/>
     </w:lvl>
-    <w:lvl w:ilvl="6" w:tplc="CB7037B8">
+    <w:lvl w:ilvl="6" w:tplc="676AAB8A">
       <w:numFmt w:val="decimal"/>
       <w:lvlText w:val=""/>
       <w:lvlJc w:val="left"/>
     </w:lvl>
-    <w:lvl w:ilvl="7" w:tplc="108A0352">
+    <w:lvl w:ilvl="7" w:tplc="4262233A">
       <w:numFmt w:val="decimal"/>
       <w:lvlText w:val=""/>
       <w:lvlJc w:val="left"/>
     </w:lvl>
-    <w:lvl w:ilvl="8" w:tplc="C122B16A">
+    <w:lvl w:ilvl="8" w:tplc="D79ADB70">
       <w:numFmt w:val="decimal"/>
       <w:lvlText w:val=""/>
       <w:lvlJc w:val="left"/>
     </w:lvl>
   </w:abstractNum>
   <w:abstractNum w:abstractNumId="9" w15:restartNumberingAfterBreak="0">
-    <w:nsid w:val="37C42BA4"/>
+    <w:nsid w:val="4DA03EB6"/>
     <w:multiLevelType w:val="hybridMultilevel"/>
-    <w:tmpl w:val="E13414CC"/>
-    <w:lvl w:ilvl="0" w:tplc="5E9AC476">
+    <w:tmpl w:val="02663EE6"/>
+    <w:lvl w:ilvl="0" w:tplc="696CBDDE">
       <w:start w:val="1"/>
       <w:numFmt w:val="decimal"/>
       <w:lvlText w:val="%1."/>
@@ -14557,52 +14530,138 @@
         <w:color w:val="A67C27"/>
       </w:rPr>
     </w:lvl>
-    <w:lvl w:ilvl="1" w:tplc="81DA314C">
+    <w:lvl w:ilvl="1" w:tplc="7FB6DDDA">
       <w:numFmt w:val="decimal"/>
       <w:lvlText w:val=""/>
       <w:lvlJc w:val="left"/>
     </w:lvl>
-    <w:lvl w:ilvl="2" w:tplc="7CDC7A58">
+    <w:lvl w:ilvl="2" w:tplc="8FFE6AE8">
       <w:numFmt w:val="decimal"/>
       <w:lvlText w:val=""/>
       <w:lvlJc w:val="left"/>
     </w:lvl>
-    <w:lvl w:ilvl="3" w:tplc="28C6BD1E">
+    <w:lvl w:ilvl="3" w:tplc="C6A08846">
       <w:numFmt w:val="decimal"/>
       <w:lvlText w:val=""/>
       <w:lvlJc w:val="left"/>
     </w:lvl>
-    <w:lvl w:ilvl="4" w:tplc="9A3ECC90">
+    <w:lvl w:ilvl="4" w:tplc="65D8A7D0">
       <w:numFmt w:val="decimal"/>
       <w:lvlText w:val=""/>
       <w:lvlJc w:val="left"/>
     </w:lvl>
-    <w:lvl w:ilvl="5" w:tplc="54DC060C">
+    <w:lvl w:ilvl="5" w:tplc="7506CD28">
       <w:numFmt w:val="decimal"/>
       <w:lvlText w:val=""/>
       <w:lvlJc w:val="left"/>
     </w:lvl>
-    <w:lvl w:ilvl="6" w:tplc="365CD902">
+    <w:lvl w:ilvl="6" w:tplc="FF5C0C02">
       <w:numFmt w:val="decimal"/>
       <w:lvlText w:val=""/>
       <w:lvlJc w:val="left"/>
     </w:lvl>
-    <w:lvl w:ilvl="7" w:tplc="D6448516">
+    <w:lvl w:ilvl="7" w:tplc="16AC0B52">
       <w:numFmt w:val="decimal"/>
       <w:lvlText w:val=""/>
       <w:lvlJc w:val="left"/>
     </w:lvl>
-    <w:lvl w:ilvl="8" w:tplc="11847B0A">
+    <w:lvl w:ilvl="8" w:tplc="AAC25114">
       <w:numFmt w:val="decimal"/>
       <w:lvlText w:val=""/>
       <w:lvlJc w:val="left"/>
     </w:lvl>
   </w:abstractNum>
   <w:abstractNum w:abstractNumId="10" w15:restartNumberingAfterBreak="0">
-    <w:nsid w:val="57E6652E"/>
+    <w:nsid w:val="5EBD333E"/>
     <w:multiLevelType w:val="hybridMultilevel"/>
-    <w:tmpl w:val="A0D69DCA"/>
-    <w:lvl w:ilvl="0" w:tplc="C27CA2C4">
+    <w:tmpl w:val="17D0F3D0"/>
+    <w:lvl w:ilvl="0" w:tplc="1EB69492">
+      <w:start w:val="1"/>
+      <w:numFmt w:val="bullet"/>
+      <w:lvlText w:val="●"/>
+      <w:lvlJc w:val="left"/>
+      <w:pPr>
+        <w:ind w:left="720" w:hanging="360"/>
+      </w:pPr>
+    </w:lvl>
+    <w:lvl w:ilvl="1" w:tplc="19C85054">
+      <w:start w:val="1"/>
+      <w:numFmt w:val="bullet"/>
+      <w:lvlText w:val="○"/>
+      <w:lvlJc w:val="left"/>
+      <w:pPr>
+        <w:ind w:left="1440" w:hanging="360"/>
+      </w:pPr>
+    </w:lvl>
+    <w:lvl w:ilvl="2" w:tplc="238C191E">
+      <w:start w:val="1"/>
+      <w:numFmt w:val="bullet"/>
+      <w:lvlText w:val="■"/>
+      <w:lvlJc w:val="left"/>
+      <w:pPr>
+        <w:ind w:left="2160" w:hanging="360"/>
+      </w:pPr>
+    </w:lvl>
+    <w:lvl w:ilvl="3" w:tplc="F5C4EFBA">
+      <w:start w:val="1"/>
+      <w:numFmt w:val="bullet"/>
+      <w:lvlText w:val="●"/>
+      <w:lvlJc w:val="left"/>
+      <w:pPr>
+        <w:ind w:left="2880" w:hanging="360"/>
+      </w:pPr>
+    </w:lvl>
+    <w:lvl w:ilvl="4" w:tplc="6B1EEF00">
+      <w:start w:val="1"/>
+      <w:numFmt w:val="bullet"/>
+      <w:lvlText w:val="○"/>
+      <w:lvlJc w:val="left"/>
+      <w:pPr>
+        <w:ind w:left="3600" w:hanging="360"/>
+      </w:pPr>
+    </w:lvl>
+    <w:lvl w:ilvl="5" w:tplc="725E0ABE">
+      <w:start w:val="1"/>
+      <w:numFmt w:val="bullet"/>
+      <w:lvlText w:val="■"/>
+      <w:lvlJc w:val="left"/>
+      <w:pPr>
+        <w:ind w:left="4320" w:hanging="360"/>
+      </w:pPr>
+    </w:lvl>
+    <w:lvl w:ilvl="6" w:tplc="797E5E9A">
+      <w:start w:val="1"/>
+      <w:numFmt w:val="bullet"/>
+      <w:lvlText w:val="●"/>
+      <w:lvlJc w:val="left"/>
+      <w:pPr>
+        <w:ind w:left="5040" w:hanging="360"/>
+      </w:pPr>
+    </w:lvl>
+    <w:lvl w:ilvl="7" w:tplc="CAAE2CBA">
+      <w:start w:val="1"/>
+      <w:numFmt w:val="bullet"/>
+      <w:lvlText w:val="●"/>
+      <w:lvlJc w:val="left"/>
+      <w:pPr>
+        <w:ind w:left="5760" w:hanging="360"/>
+      </w:pPr>
+    </w:lvl>
+    <w:lvl w:ilvl="8" w:tplc="4F6C473C">
+      <w:start w:val="1"/>
+      <w:numFmt w:val="bullet"/>
+      <w:lvlText w:val="●"/>
+      <w:lvlJc w:val="left"/>
+      <w:pPr>
+        <w:ind w:left="6480" w:hanging="360"/>
+      </w:pPr>
+    </w:lvl>
+  </w:abstractNum>
+  <w:abstractNum w:abstractNumId="11" w15:restartNumberingAfterBreak="0">
+    <w:nsid w:val="69EE0AFD"/>
+    <w:multiLevelType w:val="hybridMultilevel"/>
+    <w:tmpl w:val="788C0A78"/>
+    <w:lvl w:ilvl="0" w:tplc="EF368BF8">
       <w:start w:val="1"/>
       <w:numFmt w:val="decimal"/>
       <w:lvlText w:val="%1."/>
@@ -14616,173 +14675,114 @@
         <w:color w:val="A67C27"/>
       </w:rPr>
     </w:lvl>
-    <w:lvl w:ilvl="1" w:tplc="EC946832">
+    <w:lvl w:ilvl="1" w:tplc="3EAEFF62">
       <w:numFmt w:val="decimal"/>
       <w:lvlText w:val=""/>
       <w:lvlJc w:val="left"/>
     </w:lvl>
-    <w:lvl w:ilvl="2" w:tplc="CAF6C82E">
+    <w:lvl w:ilvl="2" w:tplc="1BBE9B58">
       <w:numFmt w:val="decimal"/>
       <w:lvlText w:val=""/>
       <w:lvlJc w:val="left"/>
     </w:lvl>
-    <w:lvl w:ilvl="3" w:tplc="004A85F0">
+    <w:lvl w:ilvl="3" w:tplc="14CEA4A2">
       <w:numFmt w:val="decimal"/>
       <w:lvlText w:val=""/>
       <w:lvlJc w:val="left"/>
     </w:lvl>
-    <w:lvl w:ilvl="4" w:tplc="DC38EF76">
+    <w:lvl w:ilvl="4" w:tplc="58F08AEC">
       <w:numFmt w:val="decimal"/>
       <w:lvlText w:val=""/>
       <w:lvlJc w:val="left"/>
     </w:lvl>
-    <w:lvl w:ilvl="5" w:tplc="11568B4E">
+    <w:lvl w:ilvl="5" w:tplc="0C94E180">
       <w:numFmt w:val="decimal"/>
       <w:lvlText w:val=""/>
       <w:lvlJc w:val="left"/>
     </w:lvl>
-    <w:lvl w:ilvl="6" w:tplc="D0F0239E">
+    <w:lvl w:ilvl="6" w:tplc="6EB8E2DC">
       <w:numFmt w:val="decimal"/>
       <w:lvlText w:val=""/>
       <w:lvlJc w:val="left"/>
     </w:lvl>
-    <w:lvl w:ilvl="7" w:tplc="D34A66F4">
+    <w:lvl w:ilvl="7" w:tplc="9EC435B0">
       <w:numFmt w:val="decimal"/>
       <w:lvlText w:val=""/>
       <w:lvlJc w:val="left"/>
     </w:lvl>
-    <w:lvl w:ilvl="8" w:tplc="05F61EAA">
+    <w:lvl w:ilvl="8" w:tplc="0CAA5BE8">
       <w:numFmt w:val="decimal"/>
       <w:lvlText w:val=""/>
       <w:lvlJc w:val="left"/>
     </w:lvl>
   </w:abstractNum>
-  <w:abstractNum w:abstractNumId="11" w15:restartNumberingAfterBreak="0">
-    <w:nsid w:val="67380DAF"/>
-    <w:multiLevelType w:val="hybridMultilevel"/>
-    <w:tmpl w:val="2858FB9C"/>
-    <w:lvl w:ilvl="0" w:tplc="458202BC">
-      <w:start w:val="1"/>
-      <w:numFmt w:val="decimal"/>
-      <w:lvlText w:val="%1."/>
-      <w:lvlJc w:val="left"/>
-      <w:pPr>
-        <w:ind w:left="460" w:hanging="360"/>
-      </w:pPr>
-      <w:rPr>
-        <w:b/>
-        <w:bCs/>
-        <w:color w:val="A67C27"/>
-      </w:rPr>
-    </w:lvl>
-    <w:lvl w:ilvl="1" w:tplc="1D98AB2E">
-      <w:numFmt w:val="decimal"/>
-      <w:lvlText w:val=""/>
-      <w:lvlJc w:val="left"/>
-    </w:lvl>
-    <w:lvl w:ilvl="2" w:tplc="9FF27F52">
-      <w:numFmt w:val="decimal"/>
-      <w:lvlText w:val=""/>
-      <w:lvlJc w:val="left"/>
-    </w:lvl>
-    <w:lvl w:ilvl="3" w:tplc="E5C44994">
-      <w:numFmt w:val="decimal"/>
-      <w:lvlText w:val=""/>
-      <w:lvlJc w:val="left"/>
-    </w:lvl>
-    <w:lvl w:ilvl="4" w:tplc="06C65648">
-      <w:numFmt w:val="decimal"/>
-      <w:lvlText w:val=""/>
-      <w:lvlJc w:val="left"/>
-    </w:lvl>
-    <w:lvl w:ilvl="5" w:tplc="85049354">
-      <w:numFmt w:val="decimal"/>
-      <w:lvlText w:val=""/>
-      <w:lvlJc w:val="left"/>
-    </w:lvl>
-    <w:lvl w:ilvl="6" w:tplc="A23086D6">
-      <w:numFmt w:val="decimal"/>
-      <w:lvlText w:val=""/>
-      <w:lvlJc w:val="left"/>
-    </w:lvl>
-    <w:lvl w:ilvl="7" w:tplc="1F729FA8">
-      <w:numFmt w:val="decimal"/>
-      <w:lvlText w:val=""/>
-      <w:lvlJc w:val="left"/>
-    </w:lvl>
-    <w:lvl w:ilvl="8" w:tplc="9D3454D4">
-      <w:numFmt w:val="decimal"/>
-      <w:lvlText w:val=""/>
-      <w:lvlJc w:val="left"/>
-    </w:lvl>
-  </w:abstractNum>
-  <w:num w:numId="1" w16cid:durableId="1290284251">
+  <w:num w:numId="1" w16cid:durableId="1998151336">
+    <w:abstractNumId w:val="10"/>
+    <w:lvlOverride w:ilvl="0">
+      <w:startOverride w:val="1"/>
+    </w:lvlOverride>
+  </w:num>
+  <w:num w:numId="2" w16cid:durableId="931473505">
+    <w:abstractNumId w:val="1"/>
+    <w:lvlOverride w:ilvl="0">
+      <w:startOverride w:val="1"/>
+    </w:lvlOverride>
+  </w:num>
+  <w:num w:numId="3" w16cid:durableId="1298217214">
+    <w:abstractNumId w:val="11"/>
+    <w:lvlOverride w:ilvl="0">
+      <w:startOverride w:val="1"/>
+    </w:lvlOverride>
+  </w:num>
+  <w:num w:numId="4" w16cid:durableId="796410673">
+    <w:abstractNumId w:val="0"/>
+    <w:lvlOverride w:ilvl="0">
+      <w:startOverride w:val="1"/>
+    </w:lvlOverride>
+  </w:num>
+  <w:num w:numId="5" w16cid:durableId="1731489802">
     <w:abstractNumId w:val="2"/>
     <w:lvlOverride w:ilvl="0">
       <w:startOverride w:val="1"/>
     </w:lvlOverride>
   </w:num>
-  <w:num w:numId="2" w16cid:durableId="734864891">
+  <w:num w:numId="6" w16cid:durableId="723257579">
+    <w:abstractNumId w:val="5"/>
+    <w:lvlOverride w:ilvl="0">
+      <w:startOverride w:val="1"/>
+    </w:lvlOverride>
+  </w:num>
+  <w:num w:numId="7" w16cid:durableId="478307265">
+    <w:abstractNumId w:val="4"/>
+    <w:lvlOverride w:ilvl="0">
+      <w:startOverride w:val="1"/>
+    </w:lvlOverride>
+  </w:num>
+  <w:num w:numId="8" w16cid:durableId="1701854460">
     <w:abstractNumId w:val="3"/>
     <w:lvlOverride w:ilvl="0">
       <w:startOverride w:val="1"/>
     </w:lvlOverride>
   </w:num>
-  <w:num w:numId="3" w16cid:durableId="2041197655">
-    <w:abstractNumId w:val="11"/>
-    <w:lvlOverride w:ilvl="0">
-      <w:startOverride w:val="1"/>
-    </w:lvlOverride>
-  </w:num>
-  <w:num w:numId="4" w16cid:durableId="717583582">
-    <w:abstractNumId w:val="4"/>
-    <w:lvlOverride w:ilvl="0">
-      <w:startOverride w:val="1"/>
-    </w:lvlOverride>
-  </w:num>
-  <w:num w:numId="5" w16cid:durableId="569774103">
-    <w:abstractNumId w:val="5"/>
-    <w:lvlOverride w:ilvl="0">
-      <w:startOverride w:val="1"/>
-    </w:lvlOverride>
-  </w:num>
-  <w:num w:numId="6" w16cid:durableId="1936597983">
-    <w:abstractNumId w:val="0"/>
-    <w:lvlOverride w:ilvl="0">
-      <w:startOverride w:val="1"/>
-    </w:lvlOverride>
-  </w:num>
-  <w:num w:numId="7" w16cid:durableId="1476485152">
-    <w:abstractNumId w:val="10"/>
-    <w:lvlOverride w:ilvl="0">
-      <w:startOverride w:val="1"/>
-    </w:lvlOverride>
-  </w:num>
-  <w:num w:numId="8" w16cid:durableId="1294168677">
+  <w:num w:numId="9" w16cid:durableId="691879524">
     <w:abstractNumId w:val="8"/>
     <w:lvlOverride w:ilvl="0">
       <w:startOverride w:val="1"/>
     </w:lvlOverride>
   </w:num>
-  <w:num w:numId="9" w16cid:durableId="827982168">
+  <w:num w:numId="10" w16cid:durableId="1119107395">
+    <w:abstractNumId w:val="6"/>
+    <w:lvlOverride w:ilvl="0">
+      <w:startOverride w:val="1"/>
+    </w:lvlOverride>
+  </w:num>
+  <w:num w:numId="11" w16cid:durableId="870993568">
     <w:abstractNumId w:val="9"/>
     <w:lvlOverride w:ilvl="0">
       <w:startOverride w:val="1"/>
     </w:lvlOverride>
   </w:num>
-  <w:num w:numId="10" w16cid:durableId="1042092382">
-    <w:abstractNumId w:val="1"/>
-    <w:lvlOverride w:ilvl="0">
-      <w:startOverride w:val="1"/>
-    </w:lvlOverride>
-  </w:num>
-  <w:num w:numId="11" w16cid:durableId="851918635">
-    <w:abstractNumId w:val="6"/>
-    <w:lvlOverride w:ilvl="0">
-      <w:startOverride w:val="1"/>
-    </w:lvlOverride>
-  </w:num>
-  <w:num w:numId="12" w16cid:durableId="801776529">
+  <w:num w:numId="12" w16cid:durableId="1002589865">
     <w:abstractNumId w:val="7"/>
     <w:lvlOverride w:ilvl="0">
       <w:startOverride w:val="1"/>
@@ -15408,7 +15408,7 @@
     <w:autoRedefine/>
     <w:uiPriority w:val="39"/>
     <w:unhideWhenUsed/>
-    <w:rsid w:val="00E74971"/>
+    <w:rsid w:val="005A5551"/>
     <w:pPr>
       <w:spacing w:after="100"/>
     </w:pPr>
@@ -15420,7 +15420,7 @@
     <w:autoRedefine/>
     <w:uiPriority w:val="39"/>
     <w:unhideWhenUsed/>
-    <w:rsid w:val="00E74971"/>
+    <w:rsid w:val="005A5551"/>
     <w:pPr>
       <w:spacing w:after="100"/>
       <w:ind w:left="210"/>

--- a/docs/manuals/Role_Guide_3_Contact_RA.docx
+++ b/docs/manuals/Role_Guide_3_Contact_RA.docx
@@ -469,7 +469,7 @@
                 <w:sz w:val="19"/>
                 <w:szCs w:val="19"/>
               </w:rPr>
-              <w:t>Version 1.7 · 21 September 2026</w:t>
+              <w:t>Version 1.8 · 21 September 2026</w:t>
             </w:r>
           </w:p>
         </w:tc>
@@ -538,7 +538,7 @@
     <w:sdt>
       <w:sdtPr>
         <w:alias w:val="Contents"/>
-        <w:id w:val="-485318929"/>
+        <w:id w:val="52130000"/>
       </w:sdtPr>
       <w:sdtEndPr/>
       <w:sdtContent>
@@ -567,7 +567,7 @@
           <w:r>
             <w:fldChar w:fldCharType="separate"/>
           </w:r>
-          <w:hyperlink w:anchor="_Toc240917006" w:history="1">
+          <w:hyperlink w:anchor="_Toc240920309" w:history="1">
             <w:r>
               <w:rPr>
                 <w:rStyle w:val="Hyperlink"/>
@@ -591,7 +591,7 @@
               <w:rPr>
                 <w:noProof/>
               </w:rPr>
-              <w:instrText xml:space="preserve"> PAGEREF _Toc240917006 \h </w:instrText>
+              <w:instrText xml:space="preserve"> PAGEREF _Toc240920309 \h </w:instrText>
             </w:r>
             <w:r>
               <w:rPr>
@@ -634,7 +634,7 @@
               <w14:ligatures w14:val="standardContextual"/>
             </w:rPr>
           </w:pPr>
-          <w:hyperlink w:anchor="_Toc240917007" w:history="1">
+          <w:hyperlink w:anchor="_Toc240920310" w:history="1">
             <w:r>
               <w:rPr>
                 <w:rStyle w:val="Hyperlink"/>
@@ -658,7 +658,7 @@
               <w:rPr>
                 <w:noProof/>
               </w:rPr>
-              <w:instrText xml:space="preserve"> PAGEREF _Toc240917007 \h </w:instrText>
+              <w:instrText xml:space="preserve"> PAGEREF _Toc240920310 \h </w:instrText>
             </w:r>
             <w:r>
               <w:rPr>
@@ -701,7 +701,7 @@
               <w14:ligatures w14:val="standardContextual"/>
             </w:rPr>
           </w:pPr>
-          <w:hyperlink w:anchor="_Toc240917008" w:history="1">
+          <w:hyperlink w:anchor="_Toc240920311" w:history="1">
             <w:r>
               <w:rPr>
                 <w:rStyle w:val="Hyperlink"/>
@@ -725,7 +725,7 @@
               <w:rPr>
                 <w:noProof/>
               </w:rPr>
-              <w:instrText xml:space="preserve"> PAGEREF _Toc240917008 \h </w:instrText>
+              <w:instrText xml:space="preserve"> PAGEREF _Toc240920311 \h </w:instrText>
             </w:r>
             <w:r>
               <w:rPr>
@@ -768,7 +768,7 @@
               <w14:ligatures w14:val="standardContextual"/>
             </w:rPr>
           </w:pPr>
-          <w:hyperlink w:anchor="_Toc240917009" w:history="1">
+          <w:hyperlink w:anchor="_Toc240920312" w:history="1">
             <w:r>
               <w:rPr>
                 <w:rStyle w:val="Hyperlink"/>
@@ -792,7 +792,7 @@
               <w:rPr>
                 <w:noProof/>
               </w:rPr>
-              <w:instrText xml:space="preserve"> PAGEREF _Toc240917009 \h </w:instrText>
+              <w:instrText xml:space="preserve"> PAGEREF _Toc240920312 \h </w:instrText>
             </w:r>
             <w:r>
               <w:rPr>
@@ -835,7 +835,7 @@
               <w14:ligatures w14:val="standardContextual"/>
             </w:rPr>
           </w:pPr>
-          <w:hyperlink w:anchor="_Toc240917010" w:history="1">
+          <w:hyperlink w:anchor="_Toc240920313" w:history="1">
             <w:r>
               <w:rPr>
                 <w:rStyle w:val="Hyperlink"/>
@@ -859,7 +859,7 @@
               <w:rPr>
                 <w:noProof/>
               </w:rPr>
-              <w:instrText xml:space="preserve"> PAGEREF _Toc240917010 \h </w:instrText>
+              <w:instrText xml:space="preserve"> PAGEREF _Toc240920313 \h </w:instrText>
             </w:r>
             <w:r>
               <w:rPr>
@@ -902,7 +902,7 @@
               <w14:ligatures w14:val="standardContextual"/>
             </w:rPr>
           </w:pPr>
-          <w:hyperlink w:anchor="_Toc240917011" w:history="1">
+          <w:hyperlink w:anchor="_Toc240920314" w:history="1">
             <w:r>
               <w:rPr>
                 <w:rStyle w:val="Hyperlink"/>
@@ -926,7 +926,7 @@
               <w:rPr>
                 <w:noProof/>
               </w:rPr>
-              <w:instrText xml:space="preserve"> PAGEREF _Toc240917011 \h </w:instrText>
+              <w:instrText xml:space="preserve"> PAGEREF _Toc240920314 \h </w:instrText>
             </w:r>
             <w:r>
               <w:rPr>
@@ -969,7 +969,7 @@
               <w14:ligatures w14:val="standardContextual"/>
             </w:rPr>
           </w:pPr>
-          <w:hyperlink w:anchor="_Toc240917012" w:history="1">
+          <w:hyperlink w:anchor="_Toc240920315" w:history="1">
             <w:r>
               <w:rPr>
                 <w:rStyle w:val="Hyperlink"/>
@@ -993,7 +993,7 @@
               <w:rPr>
                 <w:noProof/>
               </w:rPr>
-              <w:instrText xml:space="preserve"> PAGEREF _Toc240917012 \h </w:instrText>
+              <w:instrText xml:space="preserve"> PAGEREF _Toc240920315 \h </w:instrText>
             </w:r>
             <w:r>
               <w:rPr>
@@ -1036,7 +1036,7 @@
               <w14:ligatures w14:val="standardContextual"/>
             </w:rPr>
           </w:pPr>
-          <w:hyperlink w:anchor="_Toc240917013" w:history="1">
+          <w:hyperlink w:anchor="_Toc240920316" w:history="1">
             <w:r>
               <w:rPr>
                 <w:rStyle w:val="Hyperlink"/>
@@ -1060,7 +1060,7 @@
               <w:rPr>
                 <w:noProof/>
               </w:rPr>
-              <w:instrText xml:space="preserve"> PAGEREF _Toc240917013 \h </w:instrText>
+              <w:instrText xml:space="preserve"> PAGEREF _Toc240920316 \h </w:instrText>
             </w:r>
             <w:r>
               <w:rPr>
@@ -1103,7 +1103,7 @@
               <w14:ligatures w14:val="standardContextual"/>
             </w:rPr>
           </w:pPr>
-          <w:hyperlink w:anchor="_Toc240917014" w:history="1">
+          <w:hyperlink w:anchor="_Toc240920317" w:history="1">
             <w:r>
               <w:rPr>
                 <w:rStyle w:val="Hyperlink"/>
@@ -1127,7 +1127,7 @@
               <w:rPr>
                 <w:noProof/>
               </w:rPr>
-              <w:instrText xml:space="preserve"> PAGEREF _Toc240917014 \h </w:instrText>
+              <w:instrText xml:space="preserve"> PAGEREF _Toc240920317 \h </w:instrText>
             </w:r>
             <w:r>
               <w:rPr>
@@ -1170,7 +1170,7 @@
               <w14:ligatures w14:val="standardContextual"/>
             </w:rPr>
           </w:pPr>
-          <w:hyperlink w:anchor="_Toc240917015" w:history="1">
+          <w:hyperlink w:anchor="_Toc240920318" w:history="1">
             <w:r>
               <w:rPr>
                 <w:rStyle w:val="Hyperlink"/>
@@ -1194,7 +1194,7 @@
               <w:rPr>
                 <w:noProof/>
               </w:rPr>
-              <w:instrText xml:space="preserve"> PAGEREF _Toc240917015 \h </w:instrText>
+              <w:instrText xml:space="preserve"> PAGEREF _Toc240920318 \h </w:instrText>
             </w:r>
             <w:r>
               <w:rPr>
@@ -1237,7 +1237,7 @@
               <w14:ligatures w14:val="standardContextual"/>
             </w:rPr>
           </w:pPr>
-          <w:hyperlink w:anchor="_Toc240917016" w:history="1">
+          <w:hyperlink w:anchor="_Toc240920319" w:history="1">
             <w:r>
               <w:rPr>
                 <w:rStyle w:val="Hyperlink"/>
@@ -1261,7 +1261,7 @@
               <w:rPr>
                 <w:noProof/>
               </w:rPr>
-              <w:instrText xml:space="preserve"> PAGEREF _Toc240917016 \h </w:instrText>
+              <w:instrText xml:space="preserve"> PAGEREF _Toc240920319 \h </w:instrText>
             </w:r>
             <w:r>
               <w:rPr>
@@ -1304,7 +1304,7 @@
               <w14:ligatures w14:val="standardContextual"/>
             </w:rPr>
           </w:pPr>
-          <w:hyperlink w:anchor="_Toc240917017" w:history="1">
+          <w:hyperlink w:anchor="_Toc240920320" w:history="1">
             <w:r>
               <w:rPr>
                 <w:rStyle w:val="Hyperlink"/>
@@ -1328,7 +1328,7 @@
               <w:rPr>
                 <w:noProof/>
               </w:rPr>
-              <w:instrText xml:space="preserve"> PAGEREF _Toc240917017 \h </w:instrText>
+              <w:instrText xml:space="preserve"> PAGEREF _Toc240920320 \h </w:instrText>
             </w:r>
             <w:r>
               <w:rPr>
@@ -1371,7 +1371,7 @@
               <w14:ligatures w14:val="standardContextual"/>
             </w:rPr>
           </w:pPr>
-          <w:hyperlink w:anchor="_Toc240917018" w:history="1">
+          <w:hyperlink w:anchor="_Toc240920321" w:history="1">
             <w:r>
               <w:rPr>
                 <w:rStyle w:val="Hyperlink"/>
@@ -1395,7 +1395,7 @@
               <w:rPr>
                 <w:noProof/>
               </w:rPr>
-              <w:instrText xml:space="preserve"> PAGEREF _Toc240917018 \h </w:instrText>
+              <w:instrText xml:space="preserve"> PAGEREF _Toc240920321 \h </w:instrText>
             </w:r>
             <w:r>
               <w:rPr>
@@ -1438,7 +1438,7 @@
               <w14:ligatures w14:val="standardContextual"/>
             </w:rPr>
           </w:pPr>
-          <w:hyperlink w:anchor="_Toc240917019" w:history="1">
+          <w:hyperlink w:anchor="_Toc240920322" w:history="1">
             <w:r>
               <w:rPr>
                 <w:rStyle w:val="Hyperlink"/>
@@ -1462,7 +1462,7 @@
               <w:rPr>
                 <w:noProof/>
               </w:rPr>
-              <w:instrText xml:space="preserve"> PAGEREF _Toc240917019 \h </w:instrText>
+              <w:instrText xml:space="preserve"> PAGEREF _Toc240920322 \h </w:instrText>
             </w:r>
             <w:r>
               <w:rPr>
@@ -1505,7 +1505,7 @@
               <w14:ligatures w14:val="standardContextual"/>
             </w:rPr>
           </w:pPr>
-          <w:hyperlink w:anchor="_Toc240917020" w:history="1">
+          <w:hyperlink w:anchor="_Toc240920323" w:history="1">
             <w:r>
               <w:rPr>
                 <w:rStyle w:val="Hyperlink"/>
@@ -1529,7 +1529,7 @@
               <w:rPr>
                 <w:noProof/>
               </w:rPr>
-              <w:instrText xml:space="preserve"> PAGEREF _Toc240917020 \h </w:instrText>
+              <w:instrText xml:space="preserve"> PAGEREF _Toc240920323 \h </w:instrText>
             </w:r>
             <w:r>
               <w:rPr>
@@ -1572,13 +1572,13 @@
               <w14:ligatures w14:val="standardContextual"/>
             </w:rPr>
           </w:pPr>
-          <w:hyperlink w:anchor="_Toc240917021" w:history="1">
+          <w:hyperlink w:anchor="_Toc240920324" w:history="1">
             <w:r>
               <w:rPr>
                 <w:rStyle w:val="Hyperlink"/>
                 <w:noProof/>
               </w:rPr>
-              <w:t>4.8 When the person is not the right respondent</w:t>
+              <w:t>4.8 Verifying a profile with the respondent, and reconciling it afterwards</w:t>
             </w:r>
             <w:r>
               <w:rPr>
@@ -1596,7 +1596,7 @@
               <w:rPr>
                 <w:noProof/>
               </w:rPr>
-              <w:instrText xml:space="preserve"> PAGEREF _Toc240917021 \h </w:instrText>
+              <w:instrText xml:space="preserve"> PAGEREF _Toc240920324 \h </w:instrText>
             </w:r>
             <w:r>
               <w:rPr>
@@ -1639,13 +1639,13 @@
               <w14:ligatures w14:val="standardContextual"/>
             </w:rPr>
           </w:pPr>
-          <w:hyperlink w:anchor="_Toc240917022" w:history="1">
+          <w:hyperlink w:anchor="_Toc240920325" w:history="1">
             <w:r>
               <w:rPr>
                 <w:rStyle w:val="Hyperlink"/>
                 <w:noProof/>
               </w:rPr>
-              <w:t>4.9 When someone refuses or asks to withdraw</w:t>
+              <w:t>4.9 When the person is not the right respondent</w:t>
             </w:r>
             <w:r>
               <w:rPr>
@@ -1663,7 +1663,7 @@
               <w:rPr>
                 <w:noProof/>
               </w:rPr>
-              <w:instrText xml:space="preserve"> PAGEREF _Toc240917022 \h </w:instrText>
+              <w:instrText xml:space="preserve"> PAGEREF _Toc240920325 \h </w:instrText>
             </w:r>
             <w:r>
               <w:rPr>
@@ -1680,7 +1680,7 @@
               <w:rPr>
                 <w:noProof/>
               </w:rPr>
-              <w:t>12</w:t>
+              <w:t>14</w:t>
             </w:r>
             <w:r>
               <w:rPr>
@@ -1706,13 +1706,13 @@
               <w14:ligatures w14:val="standardContextual"/>
             </w:rPr>
           </w:pPr>
-          <w:hyperlink w:anchor="_Toc240917023" w:history="1">
+          <w:hyperlink w:anchor="_Toc240920326" w:history="1">
             <w:r>
               <w:rPr>
                 <w:rStyle w:val="Hyperlink"/>
                 <w:noProof/>
               </w:rPr>
-              <w:t>4.10 What to say to a respondent</w:t>
+              <w:t>4.10 When someone refuses or asks to withdraw</w:t>
             </w:r>
             <w:r>
               <w:rPr>
@@ -1730,7 +1730,7 @@
               <w:rPr>
                 <w:noProof/>
               </w:rPr>
-              <w:instrText xml:space="preserve"> PAGEREF _Toc240917023 \h </w:instrText>
+              <w:instrText xml:space="preserve"> PAGEREF _Toc240920326 \h </w:instrText>
             </w:r>
             <w:r>
               <w:rPr>
@@ -1747,7 +1747,74 @@
               <w:rPr>
                 <w:noProof/>
               </w:rPr>
-              <w:t>12</w:t>
+              <w:t>14</w:t>
+            </w:r>
+            <w:r>
+              <w:rPr>
+                <w:noProof/>
+              </w:rPr>
+              <w:fldChar w:fldCharType="end"/>
+            </w:r>
+          </w:hyperlink>
+        </w:p>
+        <w:p>
+          <w:pPr>
+            <w:pStyle w:val="TOC2"/>
+            <w:tabs>
+              <w:tab w:val="right" w:leader="dot" w:pos="9402"/>
+            </w:tabs>
+            <w:rPr>
+              <w:rFonts w:asciiTheme="minorHAnsi" w:eastAsiaTheme="minorEastAsia" w:hAnsiTheme="minorHAnsi" w:cstheme="minorBidi"/>
+              <w:noProof/>
+              <w:color w:val="auto"/>
+              <w:kern w:val="2"/>
+              <w:sz w:val="24"/>
+              <w:szCs w:val="24"/>
+              <w14:ligatures w14:val="standardContextual"/>
+            </w:rPr>
+          </w:pPr>
+          <w:hyperlink w:anchor="_Toc240920327" w:history="1">
+            <w:r>
+              <w:rPr>
+                <w:rStyle w:val="Hyperlink"/>
+                <w:noProof/>
+              </w:rPr>
+              <w:t>4.11 What to say to a respondent</w:t>
+            </w:r>
+            <w:r>
+              <w:rPr>
+                <w:noProof/>
+              </w:rPr>
+              <w:tab/>
+            </w:r>
+            <w:r>
+              <w:rPr>
+                <w:noProof/>
+              </w:rPr>
+              <w:fldChar w:fldCharType="begin"/>
+            </w:r>
+            <w:r>
+              <w:rPr>
+                <w:noProof/>
+              </w:rPr>
+              <w:instrText xml:space="preserve"> PAGEREF _Toc240920327 \h </w:instrText>
+            </w:r>
+            <w:r>
+              <w:rPr>
+                <w:noProof/>
+              </w:rPr>
+            </w:r>
+            <w:r>
+              <w:rPr>
+                <w:noProof/>
+              </w:rPr>
+              <w:fldChar w:fldCharType="separate"/>
+            </w:r>
+            <w:r>
+              <w:rPr>
+                <w:noProof/>
+              </w:rPr>
+              <w:t>14</w:t>
             </w:r>
             <w:r>
               <w:rPr>
@@ -1773,7 +1840,7 @@
               <w14:ligatures w14:val="standardContextual"/>
             </w:rPr>
           </w:pPr>
-          <w:hyperlink w:anchor="_Toc240917024" w:history="1">
+          <w:hyperlink w:anchor="_Toc240920328" w:history="1">
             <w:r>
               <w:rPr>
                 <w:rStyle w:val="Hyperlink"/>
@@ -1797,7 +1864,7 @@
               <w:rPr>
                 <w:noProof/>
               </w:rPr>
-              <w:instrText xml:space="preserve"> PAGEREF _Toc240917024 \h </w:instrText>
+              <w:instrText xml:space="preserve"> PAGEREF _Toc240920328 \h </w:instrText>
             </w:r>
             <w:r>
               <w:rPr>
@@ -1814,7 +1881,7 @@
               <w:rPr>
                 <w:noProof/>
               </w:rPr>
-              <w:t>13</w:t>
+              <w:t>16</w:t>
             </w:r>
             <w:r>
               <w:rPr>
@@ -1840,7 +1907,7 @@
               <w14:ligatures w14:val="standardContextual"/>
             </w:rPr>
           </w:pPr>
-          <w:hyperlink w:anchor="_Toc240917025" w:history="1">
+          <w:hyperlink w:anchor="_Toc240920329" w:history="1">
             <w:r>
               <w:rPr>
                 <w:rStyle w:val="Hyperlink"/>
@@ -1864,7 +1931,7 @@
               <w:rPr>
                 <w:noProof/>
               </w:rPr>
-              <w:instrText xml:space="preserve"> PAGEREF _Toc240917025 \h </w:instrText>
+              <w:instrText xml:space="preserve"> PAGEREF _Toc240920329 \h </w:instrText>
             </w:r>
             <w:r>
               <w:rPr>
@@ -1881,7 +1948,7 @@
               <w:rPr>
                 <w:noProof/>
               </w:rPr>
-              <w:t>14</w:t>
+              <w:t>17</w:t>
             </w:r>
             <w:r>
               <w:rPr>
@@ -1907,7 +1974,7 @@
               <w14:ligatures w14:val="standardContextual"/>
             </w:rPr>
           </w:pPr>
-          <w:hyperlink w:anchor="_Toc240917026" w:history="1">
+          <w:hyperlink w:anchor="_Toc240920330" w:history="1">
             <w:r>
               <w:rPr>
                 <w:rStyle w:val="Hyperlink"/>
@@ -1931,7 +1998,7 @@
               <w:rPr>
                 <w:noProof/>
               </w:rPr>
-              <w:instrText xml:space="preserve"> PAGEREF _Toc240917026 \h </w:instrText>
+              <w:instrText xml:space="preserve"> PAGEREF _Toc240920330 \h </w:instrText>
             </w:r>
             <w:r>
               <w:rPr>
@@ -1948,7 +2015,7 @@
               <w:rPr>
                 <w:noProof/>
               </w:rPr>
-              <w:t>15</w:t>
+              <w:t>18</w:t>
             </w:r>
             <w:r>
               <w:rPr>
@@ -1974,7 +2041,7 @@
               <w14:ligatures w14:val="standardContextual"/>
             </w:rPr>
           </w:pPr>
-          <w:hyperlink w:anchor="_Toc240917027" w:history="1">
+          <w:hyperlink w:anchor="_Toc240920331" w:history="1">
             <w:r>
               <w:rPr>
                 <w:rStyle w:val="Hyperlink"/>
@@ -1998,7 +2065,7 @@
               <w:rPr>
                 <w:noProof/>
               </w:rPr>
-              <w:instrText xml:space="preserve"> PAGEREF _Toc240917027 \h </w:instrText>
+              <w:instrText xml:space="preserve"> PAGEREF _Toc240920331 \h </w:instrText>
             </w:r>
             <w:r>
               <w:rPr>
@@ -2015,7 +2082,7 @@
               <w:rPr>
                 <w:noProof/>
               </w:rPr>
-              <w:t>16</w:t>
+              <w:t>19</w:t>
             </w:r>
             <w:r>
               <w:rPr>
@@ -2041,7 +2108,7 @@
               <w14:ligatures w14:val="standardContextual"/>
             </w:rPr>
           </w:pPr>
-          <w:hyperlink w:anchor="_Toc240917028" w:history="1">
+          <w:hyperlink w:anchor="_Toc240920332" w:history="1">
             <w:r>
               <w:rPr>
                 <w:rStyle w:val="Hyperlink"/>
@@ -2065,7 +2132,7 @@
               <w:rPr>
                 <w:noProof/>
               </w:rPr>
-              <w:instrText xml:space="preserve"> PAGEREF _Toc240917028 \h </w:instrText>
+              <w:instrText xml:space="preserve"> PAGEREF _Toc240920332 \h </w:instrText>
             </w:r>
             <w:r>
               <w:rPr>
@@ -2082,7 +2149,7 @@
               <w:rPr>
                 <w:noProof/>
               </w:rPr>
-              <w:t>16</w:t>
+              <w:t>19</w:t>
             </w:r>
             <w:r>
               <w:rPr>
@@ -2108,7 +2175,7 @@
               <w14:ligatures w14:val="standardContextual"/>
             </w:rPr>
           </w:pPr>
-          <w:hyperlink w:anchor="_Toc240917029" w:history="1">
+          <w:hyperlink w:anchor="_Toc240920333" w:history="1">
             <w:r>
               <w:rPr>
                 <w:rStyle w:val="Hyperlink"/>
@@ -2132,7 +2199,7 @@
               <w:rPr>
                 <w:noProof/>
               </w:rPr>
-              <w:instrText xml:space="preserve"> PAGEREF _Toc240917029 \h </w:instrText>
+              <w:instrText xml:space="preserve"> PAGEREF _Toc240920333 \h </w:instrText>
             </w:r>
             <w:r>
               <w:rPr>
@@ -2149,7 +2216,7 @@
               <w:rPr>
                 <w:noProof/>
               </w:rPr>
-              <w:t>16</w:t>
+              <w:t>19</w:t>
             </w:r>
             <w:r>
               <w:rPr>
@@ -2175,7 +2242,7 @@
               <w14:ligatures w14:val="standardContextual"/>
             </w:rPr>
           </w:pPr>
-          <w:hyperlink w:anchor="_Toc240917030" w:history="1">
+          <w:hyperlink w:anchor="_Toc240920334" w:history="1">
             <w:r>
               <w:rPr>
                 <w:rStyle w:val="Hyperlink"/>
@@ -2199,7 +2266,7 @@
               <w:rPr>
                 <w:noProof/>
               </w:rPr>
-              <w:instrText xml:space="preserve"> PAGEREF _Toc240917030 \h </w:instrText>
+              <w:instrText xml:space="preserve"> PAGEREF _Toc240920334 \h </w:instrText>
             </w:r>
             <w:r>
               <w:rPr>
@@ -2216,7 +2283,7 @@
               <w:rPr>
                 <w:noProof/>
               </w:rPr>
-              <w:t>17</w:t>
+              <w:t>20</w:t>
             </w:r>
             <w:r>
               <w:rPr>
@@ -2242,7 +2309,7 @@
               <w14:ligatures w14:val="standardContextual"/>
             </w:rPr>
           </w:pPr>
-          <w:hyperlink w:anchor="_Toc240917031" w:history="1">
+          <w:hyperlink w:anchor="_Toc240920335" w:history="1">
             <w:r>
               <w:rPr>
                 <w:rStyle w:val="Hyperlink"/>
@@ -2266,7 +2333,7 @@
               <w:rPr>
                 <w:noProof/>
               </w:rPr>
-              <w:instrText xml:space="preserve"> PAGEREF _Toc240917031 \h </w:instrText>
+              <w:instrText xml:space="preserve"> PAGEREF _Toc240920335 \h </w:instrText>
             </w:r>
             <w:r>
               <w:rPr>
@@ -2283,7 +2350,7 @@
               <w:rPr>
                 <w:noProof/>
               </w:rPr>
-              <w:t>17</w:t>
+              <w:t>20</w:t>
             </w:r>
             <w:r>
               <w:rPr>
@@ -2309,7 +2376,7 @@
               <w14:ligatures w14:val="standardContextual"/>
             </w:rPr>
           </w:pPr>
-          <w:hyperlink w:anchor="_Toc240917032" w:history="1">
+          <w:hyperlink w:anchor="_Toc240920336" w:history="1">
             <w:r>
               <w:rPr>
                 <w:rStyle w:val="Hyperlink"/>
@@ -2333,7 +2400,7 @@
               <w:rPr>
                 <w:noProof/>
               </w:rPr>
-              <w:instrText xml:space="preserve"> PAGEREF _Toc240917032 \h </w:instrText>
+              <w:instrText xml:space="preserve"> PAGEREF _Toc240920336 \h </w:instrText>
             </w:r>
             <w:r>
               <w:rPr>
@@ -2350,7 +2417,7 @@
               <w:rPr>
                 <w:noProof/>
               </w:rPr>
-              <w:t>18</w:t>
+              <w:t>21</w:t>
             </w:r>
             <w:r>
               <w:rPr>
@@ -2376,13 +2443,13 @@
               <w14:ligatures w14:val="standardContextual"/>
             </w:rPr>
           </w:pPr>
-          <w:hyperlink w:anchor="_Toc240917033" w:history="1">
+          <w:hyperlink w:anchor="_Toc240920337" w:history="1">
             <w:r>
               <w:rPr>
                 <w:rStyle w:val="Hyperlink"/>
                 <w:noProof/>
               </w:rPr>
-              <w:t>8.6 Appointment Queue</w:t>
+              <w:t>8.6 Interview sheet (verifying a locked profile)</w:t>
             </w:r>
             <w:r>
               <w:rPr>
@@ -2400,7 +2467,7 @@
               <w:rPr>
                 <w:noProof/>
               </w:rPr>
-              <w:instrText xml:space="preserve"> PAGEREF _Toc240917033 \h </w:instrText>
+              <w:instrText xml:space="preserve"> PAGEREF _Toc240920337 \h </w:instrText>
             </w:r>
             <w:r>
               <w:rPr>
@@ -2417,7 +2484,7 @@
               <w:rPr>
                 <w:noProof/>
               </w:rPr>
-              <w:t>19</w:t>
+              <w:t>22</w:t>
             </w:r>
             <w:r>
               <w:rPr>
@@ -2443,13 +2510,13 @@
               <w14:ligatures w14:val="standardContextual"/>
             </w:rPr>
           </w:pPr>
-          <w:hyperlink w:anchor="_Toc240917034" w:history="1">
+          <w:hyperlink w:anchor="_Toc240920338" w:history="1">
             <w:r>
               <w:rPr>
                 <w:rStyle w:val="Hyperlink"/>
                 <w:noProof/>
               </w:rPr>
-              <w:t>8.7 Follow-ups due</w:t>
+              <w:t>8.7 Appointment Queue</w:t>
             </w:r>
             <w:r>
               <w:rPr>
@@ -2467,7 +2534,7 @@
               <w:rPr>
                 <w:noProof/>
               </w:rPr>
-              <w:instrText xml:space="preserve"> PAGEREF _Toc240917034 \h </w:instrText>
+              <w:instrText xml:space="preserve"> PAGEREF _Toc240920338 \h </w:instrText>
             </w:r>
             <w:r>
               <w:rPr>
@@ -2484,7 +2551,74 @@
               <w:rPr>
                 <w:noProof/>
               </w:rPr>
-              <w:t>20</w:t>
+              <w:t>23</w:t>
+            </w:r>
+            <w:r>
+              <w:rPr>
+                <w:noProof/>
+              </w:rPr>
+              <w:fldChar w:fldCharType="end"/>
+            </w:r>
+          </w:hyperlink>
+        </w:p>
+        <w:p>
+          <w:pPr>
+            <w:pStyle w:val="TOC2"/>
+            <w:tabs>
+              <w:tab w:val="right" w:leader="dot" w:pos="9402"/>
+            </w:tabs>
+            <w:rPr>
+              <w:rFonts w:asciiTheme="minorHAnsi" w:eastAsiaTheme="minorEastAsia" w:hAnsiTheme="minorHAnsi" w:cstheme="minorBidi"/>
+              <w:noProof/>
+              <w:color w:val="auto"/>
+              <w:kern w:val="2"/>
+              <w:sz w:val="24"/>
+              <w:szCs w:val="24"/>
+              <w14:ligatures w14:val="standardContextual"/>
+            </w:rPr>
+          </w:pPr>
+          <w:hyperlink w:anchor="_Toc240920339" w:history="1">
+            <w:r>
+              <w:rPr>
+                <w:rStyle w:val="Hyperlink"/>
+                <w:noProof/>
+              </w:rPr>
+              <w:t>8.8 Follow-ups due</w:t>
+            </w:r>
+            <w:r>
+              <w:rPr>
+                <w:noProof/>
+              </w:rPr>
+              <w:tab/>
+            </w:r>
+            <w:r>
+              <w:rPr>
+                <w:noProof/>
+              </w:rPr>
+              <w:fldChar w:fldCharType="begin"/>
+            </w:r>
+            <w:r>
+              <w:rPr>
+                <w:noProof/>
+              </w:rPr>
+              <w:instrText xml:space="preserve"> PAGEREF _Toc240920339 \h </w:instrText>
+            </w:r>
+            <w:r>
+              <w:rPr>
+                <w:noProof/>
+              </w:rPr>
+            </w:r>
+            <w:r>
+              <w:rPr>
+                <w:noProof/>
+              </w:rPr>
+              <w:fldChar w:fldCharType="separate"/>
+            </w:r>
+            <w:r>
+              <w:rPr>
+                <w:noProof/>
+              </w:rPr>
+              <w:t>24</w:t>
             </w:r>
             <w:r>
               <w:rPr>
@@ -2506,7 +2640,7 @@
         <w:pStyle w:val="Heading1"/>
         <w:pageBreakBefore/>
       </w:pPr>
-      <w:bookmarkStart w:id="0" w:name="_Toc240917006"/>
+      <w:bookmarkStart w:id="0" w:name="_Toc240920309"/>
       <w:r>
         <w:lastRenderedPageBreak/>
         <w:t>1. Your role at a glance</w:t>
@@ -2726,7 +2860,7 @@
         <w:pStyle w:val="Heading1"/>
         <w:pageBreakBefore/>
       </w:pPr>
-      <w:bookmarkStart w:id="1" w:name="_Toc240917007"/>
+      <w:bookmarkStart w:id="1" w:name="_Toc240920310"/>
       <w:r>
         <w:lastRenderedPageBreak/>
         <w:t>2. Signing in and your screens</w:t>
@@ -2737,7 +2871,7 @@
       <w:pPr>
         <w:pStyle w:val="Heading2"/>
       </w:pPr>
-      <w:bookmarkStart w:id="2" w:name="_Toc240917008"/>
+      <w:bookmarkStart w:id="2" w:name="_Toc240920311"/>
       <w:r>
         <w:t>Signing in</w:t>
       </w:r>
@@ -2820,7 +2954,7 @@
           <w:noProof/>
         </w:rPr>
         <w:drawing>
-          <wp:inline distT="0" distB="0" distL="0" distR="0" wp14:anchorId="07745A4A" wp14:editId="15B8770B">
+          <wp:inline distT="0" distB="0" distL="0" distR="0">
             <wp:extent cx="5334000" cy="2333625"/>
             <wp:effectExtent l="0" t="0" r="0" b="0"/>
             <wp:docPr id="1" name="adm_login.jpg" descr="The sign-in screen for all internal staff." title="The sign-in screen for all internal staff."/>
@@ -2987,7 +3121,7 @@
       <w:pPr>
         <w:pStyle w:val="Heading2"/>
       </w:pPr>
-      <w:bookmarkStart w:id="3" w:name="_Toc240917009"/>
+      <w:bookmarkStart w:id="3" w:name="_Toc240920312"/>
       <w:r>
         <w:t>Finding your way around</w:t>
       </w:r>
@@ -3172,7 +3306,7 @@
         </w:rPr>
         <w:lastRenderedPageBreak/>
         <w:drawing>
-          <wp:inline distT="0" distB="0" distL="0" distR="0" wp14:anchorId="60BB9046" wp14:editId="169ABEE0">
+          <wp:inline distT="0" distB="0" distL="0" distR="0">
             <wp:extent cx="5715000" cy="1876425"/>
             <wp:effectExtent l="0" t="0" r="0" b="0"/>
             <wp:docPr id="2" name="adm_not_your_role.jpg" descr="Opening a screen outside your role (for example from an old bookmark) shows this card instead of the screen." title="Opening a screen outside your role (for example from an old bookmark) shows this card instead of the screen."/>
@@ -3241,7 +3375,7 @@
       <w:pPr>
         <w:pStyle w:val="Heading2"/>
       </w:pPr>
-      <w:bookmarkStart w:id="4" w:name="_Toc240917010"/>
+      <w:bookmarkStart w:id="4" w:name="_Toc240920313"/>
       <w:r>
         <w:t>Your screens</w:t>
       </w:r>
@@ -3516,7 +3650,7 @@
       <w:pPr>
         <w:pStyle w:val="Heading2"/>
       </w:pPr>
-      <w:bookmarkStart w:id="5" w:name="_Toc240917011"/>
+      <w:bookmarkStart w:id="5" w:name="_Toc240920314"/>
       <w:r>
         <w:t>Changing your password</w:t>
       </w:r>
@@ -3599,7 +3733,7 @@
           <w:noProof/>
         </w:rPr>
         <w:drawing>
-          <wp:inline distT="0" distB="0" distL="0" distR="0" wp14:anchorId="49994B00" wp14:editId="18DF1E9C">
+          <wp:inline distT="0" distB="0" distL="0" distR="0">
             <wp:extent cx="5334000" cy="2171700"/>
             <wp:effectExtent l="0" t="0" r="0" b="0"/>
             <wp:docPr id="3" name="adm_account.jpg" descr="Change Password screen." title="Change Password screen."/>
@@ -3687,7 +3821,7 @@
         <w:pStyle w:val="Heading1"/>
         <w:pageBreakBefore/>
       </w:pPr>
-      <w:bookmarkStart w:id="6" w:name="_Toc240917012"/>
+      <w:bookmarkStart w:id="6" w:name="_Toc240920315"/>
       <w:r>
         <w:lastRenderedPageBreak/>
         <w:t>3. Your routine</w:t>
@@ -4031,7 +4165,7 @@
         <w:pStyle w:val="Heading1"/>
         <w:pageBreakBefore/>
       </w:pPr>
-      <w:bookmarkStart w:id="7" w:name="_Toc240917013"/>
+      <w:bookmarkStart w:id="7" w:name="_Toc240920316"/>
       <w:r>
         <w:lastRenderedPageBreak/>
         <w:t>4. Step-by-step tasks</w:t>
@@ -4042,7 +4176,7 @@
       <w:pPr>
         <w:pStyle w:val="Heading2"/>
       </w:pPr>
-      <w:bookmarkStart w:id="8" w:name="_Toc240917014"/>
+      <w:bookmarkStart w:id="8" w:name="_Toc240920317"/>
       <w:r>
         <w:t>4.1 Finding your cases</w:t>
       </w:r>
@@ -4082,7 +4216,7 @@
           <w:noProof/>
         </w:rPr>
         <w:drawing>
-          <wp:inline distT="0" distB="0" distL="0" distR="0" wp14:anchorId="42A617D2" wp14:editId="78ECA243">
+          <wp:inline distT="0" distB="0" distL="0" distR="0">
             <wp:extent cx="5334000" cy="3333750"/>
             <wp:effectExtent l="0" t="0" r="0" b="0"/>
             <wp:docPr id="4" name="cra_register.jpg" descr="Main-400 Register for a Contact RA." title="Main-400 Register for a Contact RA."/>
@@ -4212,7 +4346,7 @@
       <w:pPr>
         <w:pStyle w:val="Heading2"/>
       </w:pPr>
-      <w:bookmarkStart w:id="9" w:name="_Toc240917015"/>
+      <w:bookmarkStart w:id="9" w:name="_Toc240920318"/>
       <w:r>
         <w:t>4.2 Recording the respondent and their contact details</w:t>
       </w:r>
@@ -4354,7 +4488,7 @@
         </w:rPr>
         <w:lastRenderedPageBreak/>
         <w:drawing>
-          <wp:inline distT="0" distB="0" distL="0" distR="0" wp14:anchorId="2919CF6A" wp14:editId="5E36DEB6">
+          <wp:inline distT="0" distB="0" distL="0" distR="0">
             <wp:extent cx="5334000" cy="2114550"/>
             <wp:effectExtent l="0" t="0" r="0" b="0"/>
             <wp:docPr id="5" name="adm_case_add_person.jpg" descr="Adding a person to a case." title="Adding a person to a case."/>
@@ -4617,7 +4751,7 @@
       <w:pPr>
         <w:pStyle w:val="Heading2"/>
       </w:pPr>
-      <w:bookmarkStart w:id="10" w:name="_Toc240917016"/>
+      <w:bookmarkStart w:id="10" w:name="_Toc240920319"/>
       <w:r>
         <w:t>4.3 Sending an invitation</w:t>
       </w:r>
@@ -4730,7 +4864,7 @@
           <w:noProof/>
         </w:rPr>
         <w:drawing>
-          <wp:inline distT="0" distB="0" distL="0" distR="0" wp14:anchorId="7A0AD7B6" wp14:editId="0D025B07">
+          <wp:inline distT="0" distB="0" distL="0" distR="0">
             <wp:extent cx="5334000" cy="1143000"/>
             <wp:effectExtent l="0" t="0" r="0" b="0"/>
             <wp:docPr id="6" name="cra_case_invitations_before.jpg" descr="Invitations panel before sending, with the history of earlier invitations." title="Invitations panel before sending, with the history of earlier invitations."/>
@@ -4860,7 +4994,7 @@
         </w:rPr>
         <w:lastRenderedPageBreak/>
         <w:drawing>
-          <wp:inline distT="0" distB="0" distL="0" distR="0" wp14:anchorId="2E6AE367" wp14:editId="55A2A150">
+          <wp:inline distT="0" distB="0" distL="0" distR="0">
             <wp:extent cx="5334000" cy="2152650"/>
             <wp:effectExtent l="0" t="0" r="0" b="0"/>
             <wp:docPr id="7" name="cra_case_invitation_sent.jpg" descr="The link, manual code and ready-written messages are shown once, with a send button for each channel." title="The link, manual code and ready-written messages are shown once, with a send button for each channel."/>
@@ -5243,7 +5377,7 @@
       <w:pPr>
         <w:pStyle w:val="Heading2"/>
       </w:pPr>
-      <w:bookmarkStart w:id="11" w:name="_Toc240917017"/>
+      <w:bookmarkStart w:id="11" w:name="_Toc240920320"/>
       <w:r>
         <w:t>4.4 Logging a contact attempt</w:t>
       </w:r>
@@ -5302,7 +5436,7 @@
         </w:rPr>
         <w:lastRenderedPageBreak/>
         <w:drawing>
-          <wp:inline distT="0" distB="0" distL="0" distR="0" wp14:anchorId="5B134B0F" wp14:editId="0E3365DB">
+          <wp:inline distT="0" distB="0" distL="0" distR="0">
             <wp:extent cx="5334000" cy="1343025"/>
             <wp:effectExtent l="0" t="0" r="0" b="0"/>
             <wp:docPr id="8" name="adm_case_timeline.jpg" descr="Contact timeline and the form for logging an attempt." title="Contact timeline and the form for logging an attempt."/>
@@ -5445,7 +5579,7 @@
       <w:pPr>
         <w:pStyle w:val="Heading2"/>
       </w:pPr>
-      <w:bookmarkStart w:id="12" w:name="_Toc240917018"/>
+      <w:bookmarkStart w:id="12" w:name="_Toc240920321"/>
       <w:r>
         <w:t>4.5 Sending follow-up reminders</w:t>
       </w:r>
@@ -5513,7 +5647,7 @@
           <w:noProof/>
         </w:rPr>
         <w:drawing>
-          <wp:inline distT="0" distB="0" distL="0" distR="0" wp14:anchorId="64D72925" wp14:editId="2D525F30">
+          <wp:inline distT="0" distB="0" distL="0" distR="0">
             <wp:extent cx="5334000" cy="3333750"/>
             <wp:effectExtent l="0" t="0" r="0" b="0"/>
             <wp:docPr id="9" name="cra_follow_ups.jpg" descr="Follow-ups due. Contact RAs see only their own cases." title="Follow-ups due. Contact RAs see only their own cases."/>
@@ -5740,7 +5874,7 @@
       <w:pPr>
         <w:pStyle w:val="Heading2"/>
       </w:pPr>
-      <w:bookmarkStart w:id="13" w:name="_Toc240917019"/>
+      <w:bookmarkStart w:id="13" w:name="_Toc240920322"/>
       <w:r>
         <w:t>4.6 Managing appointments</w:t>
       </w:r>
@@ -5780,7 +5914,7 @@
           <w:noProof/>
         </w:rPr>
         <w:drawing>
-          <wp:inline distT="0" distB="0" distL="0" distR="0" wp14:anchorId="4C1A79BF" wp14:editId="2EBD6EE7">
+          <wp:inline distT="0" distB="0" distL="0" distR="0">
             <wp:extent cx="5334000" cy="2667000"/>
             <wp:effectExtent l="0" t="0" r="0" b="0"/>
             <wp:docPr id="10" name="cra_appointments.jpg" descr="Appointment Queue." title="Appointment Queue."/>
@@ -5963,7 +6097,7 @@
       <w:pPr>
         <w:pStyle w:val="Heading2"/>
       </w:pPr>
-      <w:bookmarkStart w:id="14" w:name="_Toc240917020"/>
+      <w:bookmarkStart w:id="14" w:name="_Toc240920323"/>
       <w:r>
         <w:t>4.7 Phone, WhatsApp-call or face-to-face administration</w:t>
       </w:r>
@@ -6691,11 +6825,583 @@
       <w:pPr>
         <w:pStyle w:val="Heading2"/>
       </w:pPr>
-      <w:bookmarkStart w:id="15" w:name="_Toc240917021"/>
-      <w:r>
-        <w:t>4.8 When the person is not the right respondent</w:t>
+      <w:bookmarkStart w:id="15" w:name="_Toc240920324"/>
+      <w:r>
+        <w:t>4.8 Verifying a profile with the respondent, and reconciling it afterwards</w:t>
       </w:r>
       <w:bookmarkEnd w:id="15"/>
+    </w:p>
+    <w:p>
+      <w:pPr>
+        <w:spacing w:after="120" w:line="288" w:lineRule="auto"/>
+      </w:pPr>
+      <w:r>
+        <w:t xml:space="preserve">Once a profile is locked, the interview has two duties: confirm what is public, and ask what is not. The </w:t>
+      </w:r>
+      <w:r>
+        <w:rPr>
+          <w:b/>
+          <w:bCs/>
+        </w:rPr>
+        <w:t>Interview sheet</w:t>
+      </w:r>
+      <w:r>
+        <w:t xml:space="preserve"> is where you do both, and where the results are reconciled afterwards. It appears on the locked profile on the case page (coordinator and PI), on the case page of an assisted interview (Contact RA) and on the KII record (KII RA). Nothing here changes the public value.</w:t>
+      </w:r>
+    </w:p>
+    <w:p>
+      <w:pPr>
+        <w:pStyle w:val="ListParagraph"/>
+        <w:numPr>
+          <w:ilvl w:val="0"/>
+          <w:numId w:val="12"/>
+        </w:numPr>
+        <w:spacing w:after="80" w:line="276" w:lineRule="auto"/>
+      </w:pPr>
+      <w:r>
+        <w:t xml:space="preserve">Open the case (or the KII record) and find </w:t>
+      </w:r>
+      <w:r>
+        <w:rPr>
+          <w:b/>
+          <w:bCs/>
+        </w:rPr>
+        <w:t>Interview sheet: confirm what is public, ask what is not</w:t>
+      </w:r>
+      <w:r>
+        <w:t xml:space="preserve">. Each row is one fact and is marked </w:t>
+      </w:r>
+      <w:r>
+        <w:rPr>
+          <w:b/>
+          <w:bCs/>
+        </w:rPr>
+        <w:t>Confirm</w:t>
+      </w:r>
+      <w:r>
+        <w:t xml:space="preserve">, </w:t>
+      </w:r>
+      <w:r>
+        <w:rPr>
+          <w:b/>
+          <w:bCs/>
+        </w:rPr>
+        <w:t>Confirm, then probe</w:t>
+      </w:r>
+      <w:r>
+        <w:t xml:space="preserve"> or </w:t>
+      </w:r>
+      <w:r>
+        <w:rPr>
+          <w:b/>
+          <w:bCs/>
+        </w:rPr>
+        <w:t>Ask</w:t>
+      </w:r>
+      <w:r>
+        <w:t>.</w:t>
+      </w:r>
+    </w:p>
+    <w:p>
+      <w:pPr>
+        <w:keepNext/>
+        <w:spacing w:before="80" w:after="40"/>
+        <w:jc w:val="center"/>
+      </w:pPr>
+      <w:r>
+        <w:rPr>
+          <w:noProof/>
+        </w:rPr>
+        <w:lastRenderedPageBreak/>
+        <w:drawing>
+          <wp:inline distT="0" distB="0" distL="0" distR="0">
+            <wp:extent cx="4752975" cy="4953000"/>
+            <wp:effectExtent l="0" t="0" r="0" b="0"/>
+            <wp:docPr id="11" name="proit_interview_sheet.jpg" descr="The interview sheet: confirm what is public, ask what is not." title="The interview sheet: confirm what is public, ask what is not."/>
+            <wp:cNvGraphicFramePr>
+              <a:graphicFrameLocks xmlns:a="http://schemas.openxmlformats.org/drawingml/2006/main" noChangeAspect="1"/>
+            </wp:cNvGraphicFramePr>
+            <a:graphic xmlns:a="http://schemas.openxmlformats.org/drawingml/2006/main">
+              <a:graphicData uri="http://schemas.openxmlformats.org/drawingml/2006/picture">
+                <pic:pic xmlns:pic="http://schemas.openxmlformats.org/drawingml/2006/picture">
+                  <pic:nvPicPr>
+                    <pic:cNvPr id="0" name=""/>
+                    <pic:cNvPicPr>
+                      <a:picLocks noChangeAspect="1" noChangeArrowheads="1"/>
+                    </pic:cNvPicPr>
+                  </pic:nvPicPr>
+                  <pic:blipFill>
+                    <a:blip r:embed="rId17"/>
+                    <a:srcRect/>
+                    <a:stretch>
+                      <a:fillRect/>
+                    </a:stretch>
+                  </pic:blipFill>
+                  <pic:spPr bwMode="auto">
+                    <a:xfrm>
+                      <a:off x="0" y="0"/>
+                      <a:ext cx="4752975" cy="4953000"/>
+                    </a:xfrm>
+                    <a:prstGeom prst="rect">
+                      <a:avLst/>
+                    </a:prstGeom>
+                  </pic:spPr>
+                </pic:pic>
+              </a:graphicData>
+            </a:graphic>
+          </wp:inline>
+        </w:drawing>
+      </w:r>
+    </w:p>
+    <w:p>
+      <w:pPr>
+        <w:spacing w:after="180"/>
+        <w:jc w:val="center"/>
+      </w:pPr>
+      <w:r>
+        <w:rPr>
+          <w:b/>
+          <w:bCs/>
+          <w:color w:val="5B6670"/>
+          <w:sz w:val="17"/>
+          <w:szCs w:val="17"/>
+        </w:rPr>
+        <w:t xml:space="preserve">Figure 11. </w:t>
+      </w:r>
+      <w:r>
+        <w:rPr>
+          <w:i/>
+          <w:iCs/>
+          <w:color w:val="5B6670"/>
+          <w:sz w:val="17"/>
+          <w:szCs w:val="17"/>
+        </w:rPr>
+        <w:t>The interview sheet: confirm what is public, ask what is not.</w:t>
+      </w:r>
+    </w:p>
+    <w:p>
+      <w:pPr>
+        <w:pStyle w:val="ListParagraph"/>
+        <w:numPr>
+          <w:ilvl w:val="0"/>
+          <w:numId w:val="12"/>
+        </w:numPr>
+        <w:spacing w:after="80" w:line="276" w:lineRule="auto"/>
+      </w:pPr>
+      <w:r>
+        <w:t xml:space="preserve">For a </w:t>
+      </w:r>
+      <w:r>
+        <w:rPr>
+          <w:b/>
+          <w:bCs/>
+        </w:rPr>
+        <w:t>Confirm</w:t>
+      </w:r>
+      <w:r>
+        <w:t xml:space="preserve"> row, read the public fact to the respondent, with its source shown under it, and ask whether it is right. Never state a fact on an </w:t>
+      </w:r>
+      <w:r>
+        <w:rPr>
+          <w:b/>
+          <w:bCs/>
+        </w:rPr>
+        <w:t>Ask</w:t>
+      </w:r>
+      <w:r>
+        <w:t xml:space="preserve"> row: it is a question, not something established. A weak source's value is deliberately hidden.</w:t>
+      </w:r>
+    </w:p>
+    <w:p>
+      <w:pPr>
+        <w:pStyle w:val="ListParagraph"/>
+        <w:numPr>
+          <w:ilvl w:val="0"/>
+          <w:numId w:val="12"/>
+        </w:numPr>
+        <w:spacing w:after="80" w:line="276" w:lineRule="auto"/>
+      </w:pPr>
+      <w:r>
+        <w:t xml:space="preserve">In </w:t>
+      </w:r>
+      <w:r>
+        <w:rPr>
+          <w:b/>
+          <w:bCs/>
+        </w:rPr>
+        <w:t>What the respondent said</w:t>
+      </w:r>
+      <w:r>
+        <w:t xml:space="preserve">, choose the answer: confirmed, corrected, partly correct or out of date, does not know, prefers not to say, or does not apply. For a correction, type </w:t>
+      </w:r>
+      <w:r>
+        <w:rPr>
+          <w:b/>
+          <w:bCs/>
+        </w:rPr>
+        <w:t>Their answer</w:t>
+      </w:r>
+      <w:r>
+        <w:t xml:space="preserve">. Add a comment if useful, then select </w:t>
+      </w:r>
+      <w:r>
+        <w:rPr>
+          <w:b/>
+          <w:bCs/>
+        </w:rPr>
+        <w:t>Save answer</w:t>
+      </w:r>
+      <w:r>
+        <w:t>.</w:t>
+      </w:r>
+    </w:p>
+    <w:p>
+      <w:pPr>
+        <w:pStyle w:val="ListParagraph"/>
+        <w:numPr>
+          <w:ilvl w:val="0"/>
+          <w:numId w:val="12"/>
+        </w:numPr>
+        <w:spacing w:after="80" w:line="276" w:lineRule="auto"/>
+      </w:pPr>
+      <w:r>
+        <w:t xml:space="preserve">For an </w:t>
+      </w:r>
+      <w:r>
+        <w:rPr>
+          <w:b/>
+          <w:bCs/>
+        </w:rPr>
+        <w:t>Ask</w:t>
+      </w:r>
+      <w:r>
+        <w:t xml:space="preserve"> row, choose </w:t>
+      </w:r>
+      <w:r>
+        <w:rPr>
+          <w:b/>
+          <w:bCs/>
+        </w:rPr>
+        <w:t>They told us</w:t>
+      </w:r>
+      <w:r>
+        <w:t xml:space="preserve"> and type what they said, or record that they do not know or would rather not say.</w:t>
+      </w:r>
+    </w:p>
+    <w:p>
+      <w:pPr>
+        <w:pStyle w:val="ListParagraph"/>
+        <w:numPr>
+          <w:ilvl w:val="0"/>
+          <w:numId w:val="12"/>
+        </w:numPr>
+        <w:spacing w:after="80" w:line="276" w:lineRule="auto"/>
+      </w:pPr>
+      <w:r>
+        <w:t xml:space="preserve">When the interview is over, select </w:t>
+      </w:r>
+      <w:r>
+        <w:rPr>
+          <w:b/>
+          <w:bCs/>
+        </w:rPr>
+        <w:t>Interview finished</w:t>
+      </w:r>
+      <w:r>
+        <w:t>.</w:t>
+      </w:r>
+    </w:p>
+    <w:p>
+      <w:pPr>
+        <w:spacing w:after="80"/>
+      </w:pPr>
+    </w:p>
+    <w:p>
+      <w:pPr>
+        <w:pStyle w:val="Heading3"/>
+      </w:pPr>
+      <w:r>
+        <w:t>After the interview: reconcile (coordinator and PI)</w:t>
+      </w:r>
+    </w:p>
+    <w:p>
+      <w:pPr>
+        <w:pStyle w:val="ListParagraph"/>
+        <w:numPr>
+          <w:ilvl w:val="0"/>
+          <w:numId w:val="13"/>
+        </w:numPr>
+        <w:spacing w:after="80" w:line="276" w:lineRule="auto"/>
+      </w:pPr>
+      <w:r>
+        <w:t xml:space="preserve">Rows where the respondent corrected or qualified a fact show </w:t>
+      </w:r>
+      <w:r>
+        <w:rPr>
+          <w:b/>
+          <w:bCs/>
+        </w:rPr>
+        <w:t>Differs from the public source</w:t>
+      </w:r>
+      <w:r>
+        <w:t xml:space="preserve">. Under </w:t>
+      </w:r>
+      <w:r>
+        <w:rPr>
+          <w:b/>
+          <w:bCs/>
+        </w:rPr>
+        <w:t>Reconciled value (required)</w:t>
+      </w:r>
+      <w:r>
+        <w:t xml:space="preserve">, type the value you code for analysis, then select </w:t>
+      </w:r>
+      <w:r>
+        <w:rPr>
+          <w:b/>
+          <w:bCs/>
+        </w:rPr>
+        <w:t>Save reconciled value</w:t>
+      </w:r>
+      <w:r>
+        <w:t>. A plain confirmation or “does not apply” needs no reconciled value.</w:t>
+      </w:r>
+    </w:p>
+    <w:p>
+      <w:pPr>
+        <w:keepNext/>
+        <w:spacing w:before="80" w:after="40"/>
+        <w:jc w:val="center"/>
+      </w:pPr>
+      <w:r>
+        <w:rPr>
+          <w:noProof/>
+        </w:rPr>
+        <w:lastRenderedPageBreak/>
+        <w:drawing>
+          <wp:inline distT="0" distB="0" distL="0" distR="0">
+            <wp:extent cx="5334000" cy="1152525"/>
+            <wp:effectExtent l="0" t="0" r="0" b="0"/>
+            <wp:docPr id="12" name="proit_reconcile.jpg" descr="Reconciling a corrected fact: the three values stay separate." title="Reconciling a corrected fact: the three values stay separate."/>
+            <wp:cNvGraphicFramePr>
+              <a:graphicFrameLocks xmlns:a="http://schemas.openxmlformats.org/drawingml/2006/main" noChangeAspect="1"/>
+            </wp:cNvGraphicFramePr>
+            <a:graphic xmlns:a="http://schemas.openxmlformats.org/drawingml/2006/main">
+              <a:graphicData uri="http://schemas.openxmlformats.org/drawingml/2006/picture">
+                <pic:pic xmlns:pic="http://schemas.openxmlformats.org/drawingml/2006/picture">
+                  <pic:nvPicPr>
+                    <pic:cNvPr id="0" name=""/>
+                    <pic:cNvPicPr>
+                      <a:picLocks noChangeAspect="1" noChangeArrowheads="1"/>
+                    </pic:cNvPicPr>
+                  </pic:nvPicPr>
+                  <pic:blipFill>
+                    <a:blip r:embed="rId18"/>
+                    <a:srcRect/>
+                    <a:stretch>
+                      <a:fillRect/>
+                    </a:stretch>
+                  </pic:blipFill>
+                  <pic:spPr bwMode="auto">
+                    <a:xfrm>
+                      <a:off x="0" y="0"/>
+                      <a:ext cx="5334000" cy="1152525"/>
+                    </a:xfrm>
+                    <a:prstGeom prst="rect">
+                      <a:avLst/>
+                    </a:prstGeom>
+                  </pic:spPr>
+                </pic:pic>
+              </a:graphicData>
+            </a:graphic>
+          </wp:inline>
+        </w:drawing>
+      </w:r>
+    </w:p>
+    <w:p>
+      <w:pPr>
+        <w:spacing w:after="180"/>
+        <w:jc w:val="center"/>
+      </w:pPr>
+      <w:r>
+        <w:rPr>
+          <w:b/>
+          <w:bCs/>
+          <w:color w:val="5B6670"/>
+          <w:sz w:val="17"/>
+          <w:szCs w:val="17"/>
+        </w:rPr>
+        <w:t xml:space="preserve">Figure 12. </w:t>
+      </w:r>
+      <w:r>
+        <w:rPr>
+          <w:i/>
+          <w:iCs/>
+          <w:color w:val="5B6670"/>
+          <w:sz w:val="17"/>
+          <w:szCs w:val="17"/>
+        </w:rPr>
+        <w:t>Reconciling a corrected fact: the three values stay separate.</w:t>
+      </w:r>
+    </w:p>
+    <w:p>
+      <w:pPr>
+        <w:pStyle w:val="ListParagraph"/>
+        <w:numPr>
+          <w:ilvl w:val="0"/>
+          <w:numId w:val="13"/>
+        </w:numPr>
+        <w:spacing w:after="80" w:line="276" w:lineRule="auto"/>
+      </w:pPr>
+      <w:r>
+        <w:t xml:space="preserve">The status at the top of the sheet counts up: “Verified 6 of 8 · settled 5 of 8”, then </w:t>
+      </w:r>
+      <w:r>
+        <w:rPr>
+          <w:b/>
+          <w:bCs/>
+        </w:rPr>
+        <w:t>Reconciled</w:t>
+      </w:r>
+      <w:r>
+        <w:t xml:space="preserve"> when every fact is settled.</w:t>
+      </w:r>
+    </w:p>
+    <w:p>
+      <w:pPr>
+        <w:pStyle w:val="ListParagraph"/>
+        <w:numPr>
+          <w:ilvl w:val="0"/>
+          <w:numId w:val="13"/>
+        </w:numPr>
+        <w:spacing w:after="80" w:line="276" w:lineRule="auto"/>
+      </w:pPr>
+      <w:r>
+        <w:t xml:space="preserve">If reconciliation truly cannot be finished (for example the respondent cannot be reached again), select </w:t>
+      </w:r>
+      <w:r>
+        <w:rPr>
+          <w:b/>
+          <w:bCs/>
+        </w:rPr>
+        <w:t>Record a protocol deviation</w:t>
+      </w:r>
+      <w:r>
+        <w:t xml:space="preserve"> and give the reason. The case is released but stays flagged.</w:t>
+      </w:r>
+    </w:p>
+    <w:p>
+      <w:pPr>
+        <w:spacing w:after="80"/>
+      </w:pPr>
+    </w:p>
+    <w:tbl>
+      <w:tblPr>
+        <w:tblW w:w="9412" w:type="dxa"/>
+        <w:tblBorders>
+          <w:top w:val="single" w:sz="2" w:space="0" w:color="FBF1E1"/>
+          <w:left w:val="single" w:sz="24" w:space="0" w:color="D9A441"/>
+          <w:bottom w:val="single" w:sz="2" w:space="0" w:color="FBF1E1"/>
+          <w:right w:val="single" w:sz="2" w:space="0" w:color="FBF1E1"/>
+          <w:insideH w:val="single" w:sz="4" w:space="0" w:color="FBF1E1"/>
+          <w:insideV w:val="single" w:sz="4" w:space="0" w:color="FBF1E1"/>
+        </w:tblBorders>
+        <w:tblCellMar>
+          <w:left w:w="10" w:type="dxa"/>
+          <w:right w:w="10" w:type="dxa"/>
+        </w:tblCellMar>
+        <w:tblLook w:val="04A0" w:firstRow="1" w:lastRow="0" w:firstColumn="1" w:lastColumn="0" w:noHBand="0" w:noVBand="1"/>
+      </w:tblPr>
+      <w:tblGrid>
+        <w:gridCol w:w="9412"/>
+      </w:tblGrid>
+      <w:tr>
+        <w:tblPrEx>
+          <w:tblCellMar>
+            <w:top w:w="0" w:type="dxa"/>
+            <w:bottom w:w="0" w:type="dxa"/>
+          </w:tblCellMar>
+        </w:tblPrEx>
+        <w:trPr>
+          <w:cantSplit/>
+        </w:trPr>
+        <w:tc>
+          <w:tcPr>
+            <w:tcW w:w="9412" w:type="dxa"/>
+            <w:shd w:val="clear" w:color="auto" w:fill="FBF1E1"/>
+            <w:tcMar>
+              <w:top w:w="100" w:type="dxa"/>
+              <w:left w:w="180" w:type="dxa"/>
+              <w:bottom w:w="100" w:type="dxa"/>
+              <w:right w:w="160" w:type="dxa"/>
+            </w:tcMar>
+          </w:tcPr>
+          <w:p>
+            <w:pPr>
+              <w:spacing w:after="40"/>
+            </w:pPr>
+            <w:r>
+              <w:rPr>
+                <w:b/>
+                <w:bCs/>
+                <w:sz w:val="20"/>
+                <w:szCs w:val="20"/>
+              </w:rPr>
+              <w:t>A case is not complete until its profile is reconciled</w:t>
+            </w:r>
+          </w:p>
+          <w:p>
+            <w:pPr>
+              <w:spacing w:after="40" w:line="264" w:lineRule="auto"/>
+            </w:pPr>
+            <w:r>
+              <w:rPr>
+                <w:sz w:val="19"/>
+                <w:szCs w:val="19"/>
+              </w:rPr>
+              <w:t xml:space="preserve">QA cannot </w:t>
+            </w:r>
+            <w:r>
+              <w:rPr>
+                <w:b/>
+                <w:bCs/>
+                <w:sz w:val="19"/>
+                <w:szCs w:val="19"/>
+              </w:rPr>
+              <w:t>Accept</w:t>
+            </w:r>
+            <w:r>
+              <w:rPr>
+                <w:sz w:val="19"/>
+                <w:szCs w:val="19"/>
+              </w:rPr>
+              <w:t xml:space="preserve"> a questionnaire, and a KII's coding cannot become COMPLETE, while a locked profile still has facts not verified with the respondent or not reconciled. The message says how many are outstanding. Re-query and Reject are never blocked.</w:t>
+            </w:r>
+          </w:p>
+          <w:p>
+            <w:pPr>
+              <w:spacing w:after="40" w:line="264" w:lineRule="auto"/>
+            </w:pPr>
+            <w:r>
+              <w:rPr>
+                <w:sz w:val="19"/>
+                <w:szCs w:val="19"/>
+              </w:rPr>
+              <w:t>This applies only to a case that has a locked profile with facts on it. A case with no profile is not held up.</w:t>
+            </w:r>
+          </w:p>
+        </w:tc>
+      </w:tr>
+    </w:tbl>
+    <w:p>
+      <w:pPr>
+        <w:pStyle w:val="Heading2"/>
+      </w:pPr>
+      <w:bookmarkStart w:id="16" w:name="_Toc240920325"/>
+      <w:r>
+        <w:t>4.9 When the person is not the right respondent</w:t>
+      </w:r>
+      <w:bookmarkEnd w:id="16"/>
     </w:p>
     <w:p>
       <w:pPr>
@@ -6775,18 +7481,18 @@
       <w:pPr>
         <w:pStyle w:val="Heading2"/>
       </w:pPr>
-      <w:bookmarkStart w:id="16" w:name="_Toc240917022"/>
-      <w:r>
-        <w:t>4.9 When someone refuses or asks to withdraw</w:t>
-      </w:r>
-      <w:bookmarkEnd w:id="16"/>
+      <w:bookmarkStart w:id="17" w:name="_Toc240920326"/>
+      <w:r>
+        <w:t>4.10 When someone refuses or asks to withdraw</w:t>
+      </w:r>
+      <w:bookmarkEnd w:id="17"/>
     </w:p>
     <w:p>
       <w:pPr>
         <w:pStyle w:val="ListParagraph"/>
         <w:numPr>
           <w:ilvl w:val="0"/>
-          <w:numId w:val="12"/>
+          <w:numId w:val="14"/>
         </w:numPr>
         <w:spacing w:after="80" w:line="276" w:lineRule="auto"/>
       </w:pPr>
@@ -6799,7 +7505,7 @@
         <w:pStyle w:val="ListParagraph"/>
         <w:numPr>
           <w:ilvl w:val="0"/>
-          <w:numId w:val="12"/>
+          <w:numId w:val="14"/>
         </w:numPr>
         <w:spacing w:after="80" w:line="276" w:lineRule="auto"/>
       </w:pPr>
@@ -6822,7 +7528,7 @@
         <w:pStyle w:val="ListParagraph"/>
         <w:numPr>
           <w:ilvl w:val="0"/>
-          <w:numId w:val="12"/>
+          <w:numId w:val="14"/>
         </w:numPr>
         <w:spacing w:after="80" w:line="276" w:lineRule="auto"/>
       </w:pPr>
@@ -6835,7 +7541,7 @@
         <w:pStyle w:val="ListParagraph"/>
         <w:numPr>
           <w:ilvl w:val="0"/>
-          <w:numId w:val="12"/>
+          <w:numId w:val="14"/>
         </w:numPr>
         <w:spacing w:after="80" w:line="276" w:lineRule="auto"/>
       </w:pPr>
@@ -6852,11 +7558,11 @@
       <w:pPr>
         <w:pStyle w:val="Heading2"/>
       </w:pPr>
-      <w:bookmarkStart w:id="17" w:name="_Toc240917023"/>
-      <w:r>
-        <w:t>4.10 What to say to a respondent</w:t>
-      </w:r>
-      <w:bookmarkEnd w:id="17"/>
+      <w:bookmarkStart w:id="18" w:name="_Toc240920327"/>
+      <w:r>
+        <w:t>4.11 What to say to a respondent</w:t>
+      </w:r>
+      <w:bookmarkEnd w:id="18"/>
     </w:p>
     <w:p>
       <w:pPr>
@@ -6907,6 +7613,7 @@
         <w:spacing w:after="60" w:line="276" w:lineRule="auto"/>
       </w:pPr>
       <w:r>
+        <w:lastRenderedPageBreak/>
         <w:t>It is voluntary and confidential; no score, rating or financing decision is produced, and answers are never shared with lenders.</w:t>
       </w:r>
     </w:p>
@@ -6933,12 +7640,12 @@
         <w:pStyle w:val="Heading1"/>
         <w:pageBreakBefore/>
       </w:pPr>
-      <w:bookmarkStart w:id="18" w:name="_Toc240917024"/>
+      <w:bookmarkStart w:id="19" w:name="_Toc240920328"/>
       <w:r>
         <w:lastRenderedPageBreak/>
         <w:t>5. Rules you must follow</w:t>
       </w:r>
-      <w:bookmarkEnd w:id="18"/>
+      <w:bookmarkEnd w:id="19"/>
     </w:p>
     <w:p>
       <w:pPr>
@@ -7097,12 +7804,12 @@
         <w:pStyle w:val="Heading1"/>
         <w:pageBreakBefore/>
       </w:pPr>
-      <w:bookmarkStart w:id="19" w:name="_Toc240917025"/>
+      <w:bookmarkStart w:id="20" w:name="_Toc240920329"/>
       <w:r>
         <w:lastRenderedPageBreak/>
         <w:t>6. Troubleshooting</w:t>
       </w:r>
-      <w:bookmarkEnd w:id="19"/>
+      <w:bookmarkEnd w:id="20"/>
     </w:p>
     <w:tbl>
       <w:tblPr>
@@ -8287,12 +8994,12 @@
         <w:pStyle w:val="Heading1"/>
         <w:pageBreakBefore/>
       </w:pPr>
-      <w:bookmarkStart w:id="20" w:name="_Toc240917026"/>
+      <w:bookmarkStart w:id="21" w:name="_Toc240920330"/>
       <w:r>
         <w:lastRenderedPageBreak/>
         <w:t>7. Quick reference</w:t>
       </w:r>
-      <w:bookmarkEnd w:id="20"/>
+      <w:bookmarkEnd w:id="21"/>
     </w:p>
     <w:tbl>
       <w:tblPr>
@@ -8686,12 +9393,12 @@
         <w:pStyle w:val="Heading1"/>
         <w:pageBreakBefore/>
       </w:pPr>
-      <w:bookmarkStart w:id="21" w:name="_Toc240917027"/>
+      <w:bookmarkStart w:id="22" w:name="_Toc240920331"/>
       <w:r>
         <w:lastRenderedPageBreak/>
         <w:t>8. Every screen and button for your role</w:t>
       </w:r>
-      <w:bookmarkEnd w:id="21"/>
+      <w:bookmarkEnd w:id="22"/>
     </w:p>
     <w:p>
       <w:pPr>
@@ -8800,11 +9507,11 @@
       <w:pPr>
         <w:pStyle w:val="Heading2"/>
       </w:pPr>
-      <w:bookmarkStart w:id="22" w:name="_Toc240917028"/>
+      <w:bookmarkStart w:id="23" w:name="_Toc240920332"/>
       <w:r>
         <w:t>8.1 Sign in</w:t>
       </w:r>
-      <w:bookmarkEnd w:id="22"/>
+      <w:bookmarkEnd w:id="23"/>
     </w:p>
     <w:p>
       <w:pPr>
@@ -9313,11 +10020,11 @@
       <w:pPr>
         <w:pStyle w:val="Heading2"/>
       </w:pPr>
-      <w:bookmarkStart w:id="23" w:name="_Toc240917029"/>
+      <w:bookmarkStart w:id="24" w:name="_Toc240920333"/>
       <w:r>
         <w:t>8.2 The header and menu bar (every screen)</w:t>
       </w:r>
-      <w:bookmarkEnd w:id="23"/>
+      <w:bookmarkEnd w:id="24"/>
     </w:p>
     <w:p>
       <w:pPr>
@@ -10037,11 +10744,11 @@
       <w:pPr>
         <w:pStyle w:val="Heading2"/>
       </w:pPr>
-      <w:bookmarkStart w:id="24" w:name="_Toc240917030"/>
+      <w:bookmarkStart w:id="25" w:name="_Toc240920334"/>
       <w:r>
         <w:t>8.3 Change Password</w:t>
       </w:r>
-      <w:bookmarkEnd w:id="24"/>
+      <w:bookmarkEnd w:id="25"/>
     </w:p>
     <w:p>
       <w:pPr>
@@ -10657,11 +11364,11 @@
       <w:pPr>
         <w:pStyle w:val="Heading2"/>
       </w:pPr>
-      <w:bookmarkStart w:id="25" w:name="_Toc240917031"/>
+      <w:bookmarkStart w:id="26" w:name="_Toc240920335"/>
       <w:r>
         <w:t>8.4 Main-400 Register (and Reserve)</w:t>
       </w:r>
-      <w:bookmarkEnd w:id="25"/>
+      <w:bookmarkEnd w:id="26"/>
     </w:p>
     <w:p>
       <w:pPr>
@@ -11278,11 +11985,11 @@
       <w:pPr>
         <w:pStyle w:val="Heading2"/>
       </w:pPr>
-      <w:bookmarkStart w:id="26" w:name="_Toc240917032"/>
+      <w:bookmarkStart w:id="27" w:name="_Toc240920336"/>
       <w:r>
         <w:t>8.5 Case page</w:t>
       </w:r>
-      <w:bookmarkEnd w:id="26"/>
+      <w:bookmarkEnd w:id="27"/>
     </w:p>
     <w:p>
       <w:pPr>
@@ -12632,11 +13339,11 @@
       <w:pPr>
         <w:pStyle w:val="Heading2"/>
       </w:pPr>
-      <w:bookmarkStart w:id="27" w:name="_Toc240917033"/>
-      <w:r>
-        <w:t>8.6 Appointment Queue</w:t>
-      </w:r>
-      <w:bookmarkEnd w:id="27"/>
+      <w:bookmarkStart w:id="28" w:name="_Toc240920337"/>
+      <w:r>
+        <w:t>8.6 Interview sheet (verifying a locked profile)</w:t>
+      </w:r>
+      <w:bookmarkEnd w:id="28"/>
     </w:p>
     <w:p>
       <w:pPr>
@@ -12650,7 +13357,7 @@
         <w:t>Who can open it:</w:t>
       </w:r>
       <w:r>
-        <w:t xml:space="preserve"> PI / System Admin, Field / Digital Coordinator, Contact RA, Supervisor.  </w:t>
+        <w:t xml:space="preserve"> PI / System Admin, Field / Digital Coordinator, Contact RA, KII RA, Supervisor.  </w:t>
       </w:r>
       <w:r>
         <w:rPr>
@@ -12669,7 +13376,7 @@
           <w:sz w:val="19"/>
           <w:szCs w:val="19"/>
         </w:rPr>
-        <w:t>/admin/appointments</w:t>
+        <w:t>(on the case page, and on the KII record)</w:t>
       </w:r>
     </w:p>
     <w:p>
@@ -12677,7 +13384,7 @@
         <w:spacing w:after="120" w:line="288" w:lineRule="auto"/>
       </w:pPr>
       <w:r>
-        <w:t>Calls that respondents have asked for, and their progress.</w:t>
+        <w:t>The locked pre-interview profile as the interviewer uses it: confirm what is public, ask what is not, record what the respondent says, and after the interview reconcile it. The coordinator and PI see it inside the PROIT panel; a Contact RA sees it on a case assigned to them; a KII RA on a KII record.</w:t>
       </w:r>
     </w:p>
     <w:tbl>
@@ -12851,7 +13558,7 @@
                 <w:sz w:val="19"/>
                 <w:szCs w:val="19"/>
               </w:rPr>
-              <w:t>Filter by status</w:t>
+              <w:t>Status (Verified x of y · settled x of y / Reconciled)</w:t>
             </w:r>
           </w:p>
         </w:tc>
@@ -12874,7 +13581,7 @@
                 <w:sz w:val="19"/>
                 <w:szCs w:val="19"/>
               </w:rPr>
-              <w:t>Shows all appointments, or only Requested, Confirmed, Completed, Missed or Cancelled.</w:t>
+              <w:t>Counts how many facts have been verified with the respondent and how many are settled. It reads Reconciled when all are.</w:t>
             </w:r>
           </w:p>
         </w:tc>
@@ -12897,7 +13604,7 @@
                 <w:sz w:val="19"/>
                 <w:szCs w:val="19"/>
               </w:rPr>
-              <w:t>Coordinators mostly need the ones still to be acted on.</w:t>
+              <w:t>A case is not complete until every fact is verified and, where corrected, reconciled.</w:t>
             </w:r>
           </w:p>
         </w:tc>
@@ -12920,7 +13627,7 @@
                 <w:sz w:val="19"/>
                 <w:szCs w:val="19"/>
               </w:rPr>
-              <w:t>The list changes and returns to page 1.</w:t>
+              <w:t>Read only. It updates as answers are saved.</w:t>
             </w:r>
           </w:p>
         </w:tc>
@@ -12955,7 +13662,7 @@
                 <w:sz w:val="19"/>
                 <w:szCs w:val="19"/>
               </w:rPr>
-              <w:t>CONFIRMED / CANCELLED (on a Requested appointment)</w:t>
+              <w:t>Confirm / Confirm, then probe / Ask (label on each row)</w:t>
             </w:r>
           </w:p>
         </w:tc>
@@ -12979,7 +13686,7 @@
                 <w:sz w:val="19"/>
                 <w:szCs w:val="19"/>
               </w:rPr>
-              <w:t>Confirm the time with the respondent and select CONFIRMED, or CANCELLED if it will not happen.</w:t>
+              <w:t>Tells you what to do with that row: confirm a public fact, confirm it and probe (sources disagree), or ask the question in full because nothing reliable is public.</w:t>
             </w:r>
           </w:p>
         </w:tc>
@@ -13003,7 +13710,7 @@
                 <w:sz w:val="19"/>
                 <w:szCs w:val="19"/>
               </w:rPr>
-              <w:t>A respondent's request is only a request until a person confirms it.</w:t>
+              <w:t>Asking only what is not public reduces the burden on the respondent.</w:t>
             </w:r>
           </w:p>
         </w:tc>
@@ -13027,7 +13734,7 @@
                 <w:sz w:val="19"/>
                 <w:szCs w:val="19"/>
               </w:rPr>
-              <w:t>The appointment's status changes.</w:t>
+              <w:t>Read only.</w:t>
             </w:r>
           </w:p>
         </w:tc>
@@ -13061,7 +13768,8 @@
                 <w:sz w:val="19"/>
                 <w:szCs w:val="19"/>
               </w:rPr>
-              <w:t>COMPLETED / MISSED / CANCELLED (on a Confirmed appointment)</w:t>
+              <w:lastRenderedPageBreak/>
+              <w:t>Public source says (with source links)</w:t>
             </w:r>
           </w:p>
         </w:tc>
@@ -13084,7 +13792,7 @@
                 <w:sz w:val="19"/>
                 <w:szCs w:val="19"/>
               </w:rPr>
-              <w:t>Record what happened at the appointment time.</w:t>
+              <w:t>Shows the public fact and where it came from. A weak source's value is hidden and the row says to ask in full.</w:t>
             </w:r>
           </w:p>
         </w:tc>
@@ -13107,7 +13815,7 @@
                 <w:sz w:val="19"/>
                 <w:szCs w:val="19"/>
               </w:rPr>
-              <w:t>Missed calls need to be rescheduled and counted; completed ones move the case forward.</w:t>
+              <w:t>A weak or uncorroborated fact must never be put to a respondent as if it were established.</w:t>
             </w:r>
           </w:p>
         </w:tc>
@@ -13130,7 +13838,7 @@
                 <w:sz w:val="19"/>
                 <w:szCs w:val="19"/>
               </w:rPr>
-              <w:t>The status changes; finished appointments show no more buttons.</w:t>
+              <w:t>Read only. Select a source to open it.</w:t>
             </w:r>
           </w:p>
         </w:tc>
@@ -13165,7 +13873,7 @@
                 <w:sz w:val="19"/>
                 <w:szCs w:val="19"/>
               </w:rPr>
-              <w:t>Show / page numbers</w:t>
+              <w:t>What the respondent said</w:t>
             </w:r>
           </w:p>
         </w:tc>
@@ -13189,7 +13897,7 @@
                 <w:sz w:val="19"/>
                 <w:szCs w:val="19"/>
               </w:rPr>
-              <w:t>Choose rows per page and move between pages.</w:t>
+              <w:t>Record the answer: confirmed, corrected, partly correct or out of date, does not know, prefers not to say, or does not apply. For a gap, “They told us”.</w:t>
             </w:r>
           </w:p>
         </w:tc>
@@ -13213,7 +13921,7 @@
                 <w:sz w:val="19"/>
                 <w:szCs w:val="19"/>
               </w:rPr>
-              <w:t>As on every register.</w:t>
+              <w:t>The respondent's answer is kept separately from the public value and never replaces it; that separation is what lets the analysis compare the two.</w:t>
             </w:r>
           </w:p>
         </w:tc>
@@ -13237,7 +13945,427 @@
                 <w:sz w:val="19"/>
                 <w:szCs w:val="19"/>
               </w:rPr>
-              <w:t>The list redraws.</w:t>
+              <w:t>Nothing is saved until Save answer.</w:t>
+            </w:r>
+          </w:p>
+        </w:tc>
+      </w:tr>
+      <w:tr>
+        <w:tblPrEx>
+          <w:tblCellMar>
+            <w:top w:w="0" w:type="dxa"/>
+            <w:bottom w:w="0" w:type="dxa"/>
+          </w:tblCellMar>
+        </w:tblPrEx>
+        <w:trPr>
+          <w:cantSplit/>
+        </w:trPr>
+        <w:tc>
+          <w:tcPr>
+            <w:tcW w:w="1882" w:type="dxa"/>
+            <w:tcMar>
+              <w:top w:w="70" w:type="dxa"/>
+              <w:left w:w="110" w:type="dxa"/>
+              <w:bottom w:w="70" w:type="dxa"/>
+              <w:right w:w="110" w:type="dxa"/>
+            </w:tcMar>
+          </w:tcPr>
+          <w:p>
+            <w:pPr>
+              <w:spacing w:after="40"/>
+            </w:pPr>
+            <w:r>
+              <w:rPr>
+                <w:sz w:val="19"/>
+                <w:szCs w:val="19"/>
+              </w:rPr>
+              <w:t>Their answer / Comment</w:t>
+            </w:r>
+          </w:p>
+        </w:tc>
+        <w:tc>
+          <w:tcPr>
+            <w:tcW w:w="3012" w:type="dxa"/>
+            <w:tcMar>
+              <w:top w:w="70" w:type="dxa"/>
+              <w:left w:w="110" w:type="dxa"/>
+              <w:bottom w:w="70" w:type="dxa"/>
+              <w:right w:w="110" w:type="dxa"/>
+            </w:tcMar>
+          </w:tcPr>
+          <w:p>
+            <w:pPr>
+              <w:spacing w:after="40"/>
+            </w:pPr>
+            <w:r>
+              <w:rPr>
+                <w:sz w:val="19"/>
+                <w:szCs w:val="19"/>
+              </w:rPr>
+              <w:t>Type what the respondent said when they corrected or supplied a value, and any comment.</w:t>
+            </w:r>
+          </w:p>
+        </w:tc>
+        <w:tc>
+          <w:tcPr>
+            <w:tcW w:w="2447" w:type="dxa"/>
+            <w:tcMar>
+              <w:top w:w="70" w:type="dxa"/>
+              <w:left w:w="110" w:type="dxa"/>
+              <w:bottom w:w="70" w:type="dxa"/>
+              <w:right w:w="110" w:type="dxa"/>
+            </w:tcMar>
+          </w:tcPr>
+          <w:p>
+            <w:pPr>
+              <w:spacing w:after="40"/>
+            </w:pPr>
+            <w:r>
+              <w:rPr>
+                <w:sz w:val="19"/>
+                <w:szCs w:val="19"/>
+              </w:rPr>
+              <w:t>The exact answer is the research data; the comment explains it.</w:t>
+            </w:r>
+          </w:p>
+        </w:tc>
+        <w:tc>
+          <w:tcPr>
+            <w:tcW w:w="2071" w:type="dxa"/>
+            <w:tcMar>
+              <w:top w:w="70" w:type="dxa"/>
+              <w:left w:w="110" w:type="dxa"/>
+              <w:bottom w:w="70" w:type="dxa"/>
+              <w:right w:w="110" w:type="dxa"/>
+            </w:tcMar>
+          </w:tcPr>
+          <w:p>
+            <w:pPr>
+              <w:spacing w:after="40"/>
+            </w:pPr>
+            <w:r>
+              <w:rPr>
+                <w:sz w:val="19"/>
+                <w:szCs w:val="19"/>
+              </w:rPr>
+              <w:t>Kept with the row.</w:t>
+            </w:r>
+          </w:p>
+        </w:tc>
+      </w:tr>
+      <w:tr>
+        <w:tblPrEx>
+          <w:tblCellMar>
+            <w:top w:w="0" w:type="dxa"/>
+            <w:bottom w:w="0" w:type="dxa"/>
+          </w:tblCellMar>
+        </w:tblPrEx>
+        <w:trPr>
+          <w:cantSplit/>
+        </w:trPr>
+        <w:tc>
+          <w:tcPr>
+            <w:tcW w:w="1882" w:type="dxa"/>
+            <w:shd w:val="clear" w:color="auto" w:fill="F8FAFB"/>
+            <w:tcMar>
+              <w:top w:w="70" w:type="dxa"/>
+              <w:left w:w="110" w:type="dxa"/>
+              <w:bottom w:w="70" w:type="dxa"/>
+              <w:right w:w="110" w:type="dxa"/>
+            </w:tcMar>
+          </w:tcPr>
+          <w:p>
+            <w:pPr>
+              <w:spacing w:after="40"/>
+            </w:pPr>
+            <w:r>
+              <w:rPr>
+                <w:sz w:val="19"/>
+                <w:szCs w:val="19"/>
+              </w:rPr>
+              <w:t>Save answer</w:t>
+            </w:r>
+          </w:p>
+        </w:tc>
+        <w:tc>
+          <w:tcPr>
+            <w:tcW w:w="3012" w:type="dxa"/>
+            <w:shd w:val="clear" w:color="auto" w:fill="F8FAFB"/>
+            <w:tcMar>
+              <w:top w:w="70" w:type="dxa"/>
+              <w:left w:w="110" w:type="dxa"/>
+              <w:bottom w:w="70" w:type="dxa"/>
+              <w:right w:w="110" w:type="dxa"/>
+            </w:tcMar>
+          </w:tcPr>
+          <w:p>
+            <w:pPr>
+              <w:spacing w:after="40"/>
+            </w:pPr>
+            <w:r>
+              <w:rPr>
+                <w:sz w:val="19"/>
+                <w:szCs w:val="19"/>
+              </w:rPr>
+              <w:t>Saves the answer for that fact.</w:t>
+            </w:r>
+          </w:p>
+        </w:tc>
+        <w:tc>
+          <w:tcPr>
+            <w:tcW w:w="2447" w:type="dxa"/>
+            <w:shd w:val="clear" w:color="auto" w:fill="F8FAFB"/>
+            <w:tcMar>
+              <w:top w:w="70" w:type="dxa"/>
+              <w:left w:w="110" w:type="dxa"/>
+              <w:bottom w:w="70" w:type="dxa"/>
+              <w:right w:w="110" w:type="dxa"/>
+            </w:tcMar>
+          </w:tcPr>
+          <w:p>
+            <w:pPr>
+              <w:spacing w:after="40"/>
+            </w:pPr>
+            <w:r>
+              <w:rPr>
+                <w:sz w:val="19"/>
+                <w:szCs w:val="19"/>
+              </w:rPr>
+              <w:t>Each answer is recorded as it is given, so nothing depends on memory after the interview.</w:t>
+            </w:r>
+          </w:p>
+        </w:tc>
+        <w:tc>
+          <w:tcPr>
+            <w:tcW w:w="2071" w:type="dxa"/>
+            <w:shd w:val="clear" w:color="auto" w:fill="F8FAFB"/>
+            <w:tcMar>
+              <w:top w:w="70" w:type="dxa"/>
+              <w:left w:w="110" w:type="dxa"/>
+              <w:bottom w:w="70" w:type="dxa"/>
+              <w:right w:w="110" w:type="dxa"/>
+            </w:tcMar>
+          </w:tcPr>
+          <w:p>
+            <w:pPr>
+              <w:spacing w:after="40"/>
+            </w:pPr>
+            <w:r>
+              <w:rPr>
+                <w:sz w:val="19"/>
+                <w:szCs w:val="19"/>
+              </w:rPr>
+              <w:t>The status updates; “Recorded: …” appears under the row. A correction shows “Differs from the public source”.</w:t>
+            </w:r>
+          </w:p>
+        </w:tc>
+      </w:tr>
+      <w:tr>
+        <w:tblPrEx>
+          <w:tblCellMar>
+            <w:top w:w="0" w:type="dxa"/>
+            <w:bottom w:w="0" w:type="dxa"/>
+          </w:tblCellMar>
+        </w:tblPrEx>
+        <w:trPr>
+          <w:cantSplit/>
+        </w:trPr>
+        <w:tc>
+          <w:tcPr>
+            <w:tcW w:w="1882" w:type="dxa"/>
+            <w:tcMar>
+              <w:top w:w="70" w:type="dxa"/>
+              <w:left w:w="110" w:type="dxa"/>
+              <w:bottom w:w="70" w:type="dxa"/>
+              <w:right w:w="110" w:type="dxa"/>
+            </w:tcMar>
+          </w:tcPr>
+          <w:p>
+            <w:pPr>
+              <w:spacing w:after="40"/>
+            </w:pPr>
+            <w:r>
+              <w:rPr>
+                <w:sz w:val="19"/>
+                <w:szCs w:val="19"/>
+              </w:rPr>
+              <w:t>Differs from the public source (label)</w:t>
+            </w:r>
+          </w:p>
+        </w:tc>
+        <w:tc>
+          <w:tcPr>
+            <w:tcW w:w="3012" w:type="dxa"/>
+            <w:tcMar>
+              <w:top w:w="70" w:type="dxa"/>
+              <w:left w:w="110" w:type="dxa"/>
+              <w:bottom w:w="70" w:type="dxa"/>
+              <w:right w:w="110" w:type="dxa"/>
+            </w:tcMar>
+          </w:tcPr>
+          <w:p>
+            <w:pPr>
+              <w:spacing w:after="40"/>
+            </w:pPr>
+            <w:r>
+              <w:rPr>
+                <w:sz w:val="19"/>
+                <w:szCs w:val="19"/>
+              </w:rPr>
+              <w:t>Marks a fact the respondent corrected or qualified.</w:t>
+            </w:r>
+          </w:p>
+        </w:tc>
+        <w:tc>
+          <w:tcPr>
+            <w:tcW w:w="2447" w:type="dxa"/>
+            <w:tcMar>
+              <w:top w:w="70" w:type="dxa"/>
+              <w:left w:w="110" w:type="dxa"/>
+              <w:bottom w:w="70" w:type="dxa"/>
+              <w:right w:w="110" w:type="dxa"/>
+            </w:tcMar>
+          </w:tcPr>
+          <w:p>
+            <w:pPr>
+              <w:spacing w:after="40"/>
+            </w:pPr>
+            <w:r>
+              <w:rPr>
+                <w:sz w:val="19"/>
+                <w:szCs w:val="19"/>
+              </w:rPr>
+              <w:t>Contradictions between public sources and respondents are findings, not errors to hide.</w:t>
+            </w:r>
+          </w:p>
+        </w:tc>
+        <w:tc>
+          <w:tcPr>
+            <w:tcW w:w="2071" w:type="dxa"/>
+            <w:tcMar>
+              <w:top w:w="70" w:type="dxa"/>
+              <w:left w:w="110" w:type="dxa"/>
+              <w:bottom w:w="70" w:type="dxa"/>
+              <w:right w:w="110" w:type="dxa"/>
+            </w:tcMar>
+          </w:tcPr>
+          <w:p>
+            <w:pPr>
+              <w:spacing w:after="40"/>
+            </w:pPr>
+            <w:r>
+              <w:rPr>
+                <w:sz w:val="19"/>
+                <w:szCs w:val="19"/>
+              </w:rPr>
+              <w:t>Read only. The coordinator reconciles it.</w:t>
+            </w:r>
+          </w:p>
+        </w:tc>
+      </w:tr>
+      <w:tr>
+        <w:tblPrEx>
+          <w:tblCellMar>
+            <w:top w:w="0" w:type="dxa"/>
+            <w:bottom w:w="0" w:type="dxa"/>
+          </w:tblCellMar>
+        </w:tblPrEx>
+        <w:trPr>
+          <w:cantSplit/>
+        </w:trPr>
+        <w:tc>
+          <w:tcPr>
+            <w:tcW w:w="1882" w:type="dxa"/>
+            <w:shd w:val="clear" w:color="auto" w:fill="F8FAFB"/>
+            <w:tcMar>
+              <w:top w:w="70" w:type="dxa"/>
+              <w:left w:w="110" w:type="dxa"/>
+              <w:bottom w:w="70" w:type="dxa"/>
+              <w:right w:w="110" w:type="dxa"/>
+            </w:tcMar>
+          </w:tcPr>
+          <w:p>
+            <w:pPr>
+              <w:spacing w:after="40"/>
+            </w:pPr>
+            <w:r>
+              <w:rPr>
+                <w:sz w:val="19"/>
+                <w:szCs w:val="19"/>
+              </w:rPr>
+              <w:t>Interview finished</w:t>
+            </w:r>
+          </w:p>
+        </w:tc>
+        <w:tc>
+          <w:tcPr>
+            <w:tcW w:w="3012" w:type="dxa"/>
+            <w:shd w:val="clear" w:color="auto" w:fill="F8FAFB"/>
+            <w:tcMar>
+              <w:top w:w="70" w:type="dxa"/>
+              <w:left w:w="110" w:type="dxa"/>
+              <w:bottom w:w="70" w:type="dxa"/>
+              <w:right w:w="110" w:type="dxa"/>
+            </w:tcMar>
+          </w:tcPr>
+          <w:p>
+            <w:pPr>
+              <w:spacing w:after="40"/>
+            </w:pPr>
+            <w:r>
+              <w:rPr>
+                <w:sz w:val="19"/>
+                <w:szCs w:val="19"/>
+              </w:rPr>
+              <w:t>Records that the interview and its verification are over, so reconciliation can begin.</w:t>
+            </w:r>
+          </w:p>
+        </w:tc>
+        <w:tc>
+          <w:tcPr>
+            <w:tcW w:w="2447" w:type="dxa"/>
+            <w:shd w:val="clear" w:color="auto" w:fill="F8FAFB"/>
+            <w:tcMar>
+              <w:top w:w="70" w:type="dxa"/>
+              <w:left w:w="110" w:type="dxa"/>
+              <w:bottom w:w="70" w:type="dxa"/>
+              <w:right w:w="110" w:type="dxa"/>
+            </w:tcMar>
+          </w:tcPr>
+          <w:p>
+            <w:pPr>
+              <w:spacing w:after="40"/>
+            </w:pPr>
+            <w:r>
+              <w:rPr>
+                <w:sz w:val="19"/>
+                <w:szCs w:val="19"/>
+              </w:rPr>
+              <w:t>Separates what was said in the interview from the researcher's later coding.</w:t>
+            </w:r>
+          </w:p>
+        </w:tc>
+        <w:tc>
+          <w:tcPr>
+            <w:tcW w:w="2071" w:type="dxa"/>
+            <w:shd w:val="clear" w:color="auto" w:fill="F8FAFB"/>
+            <w:tcMar>
+              <w:top w:w="70" w:type="dxa"/>
+              <w:left w:w="110" w:type="dxa"/>
+              <w:bottom w:w="70" w:type="dxa"/>
+              <w:right w:w="110" w:type="dxa"/>
+            </w:tcMar>
+          </w:tcPr>
+          <w:p>
+            <w:pPr>
+              <w:spacing w:after="40"/>
+            </w:pPr>
+            <w:r>
+              <w:rPr>
+                <w:sz w:val="19"/>
+                <w:szCs w:val="19"/>
+              </w:rPr>
+              <w:t>It shows the time it was recorded.</w:t>
             </w:r>
           </w:p>
         </w:tc>
@@ -13252,12 +14380,11 @@
       <w:pPr>
         <w:pStyle w:val="Heading2"/>
       </w:pPr>
-      <w:bookmarkStart w:id="28" w:name="_Toc240917034"/>
-      <w:r>
-        <w:lastRenderedPageBreak/>
-        <w:t>8.7 Follow-ups due</w:t>
-      </w:r>
-      <w:bookmarkEnd w:id="28"/>
+      <w:bookmarkStart w:id="29" w:name="_Toc240920338"/>
+      <w:r>
+        <w:t>8.7 Appointment Queue</w:t>
+      </w:r>
+      <w:bookmarkEnd w:id="29"/>
     </w:p>
     <w:p>
       <w:pPr>
@@ -13290,7 +14417,7 @@
           <w:sz w:val="19"/>
           <w:szCs w:val="19"/>
         </w:rPr>
-        <w:t>/admin/follow-ups</w:t>
+        <w:t>/admin/appointments</w:t>
       </w:r>
     </w:p>
     <w:p>
@@ -13298,7 +14425,7 @@
         <w:spacing w:after="120" w:line="288" w:lineRule="auto"/>
       </w:pPr>
       <w:r>
-        <w:t>Approved reminders (on days 0, 2, 4–5 and 7 after an invitation) for invited cases that have not responded.</w:t>
+        <w:t>Calls that respondents have asked for, and their progress.</w:t>
       </w:r>
     </w:p>
     <w:tbl>
@@ -13472,7 +14599,7 @@
                 <w:sz w:val="19"/>
                 <w:szCs w:val="19"/>
               </w:rPr>
-              <w:t>Case link (Sample ID)</w:t>
+              <w:t>Filter by status</w:t>
             </w:r>
           </w:p>
         </w:tc>
@@ -13495,7 +14622,7 @@
                 <w:sz w:val="19"/>
                 <w:szCs w:val="19"/>
               </w:rPr>
-              <w:t>Opens the case the reminder is for.</w:t>
+              <w:t>Shows all appointments, or only Requested, Confirmed, Completed, Missed or Cancelled.</w:t>
             </w:r>
           </w:p>
         </w:tc>
@@ -13518,7 +14645,7 @@
                 <w:sz w:val="19"/>
                 <w:szCs w:val="19"/>
               </w:rPr>
-              <w:t>Lets you check the case before you send.</w:t>
+              <w:t>Coordinators mostly need the ones still to be acted on.</w:t>
             </w:r>
           </w:p>
         </w:tc>
@@ -13541,7 +14668,7 @@
                 <w:sz w:val="19"/>
                 <w:szCs w:val="19"/>
               </w:rPr>
-              <w:t>The case page opens.</w:t>
+              <w:t>The list changes and returns to page 1.</w:t>
             </w:r>
           </w:p>
         </w:tc>
@@ -13576,7 +14703,7 @@
                 <w:sz w:val="19"/>
                 <w:szCs w:val="19"/>
               </w:rPr>
-              <w:t>Open in WhatsApp</w:t>
+              <w:t>CONFIRMED / CANCELLED (on a Requested appointment)</w:t>
             </w:r>
           </w:p>
         </w:tc>
@@ -13600,7 +14727,7 @@
                 <w:sz w:val="19"/>
                 <w:szCs w:val="19"/>
               </w:rPr>
-              <w:t>Opens WhatsApp with the reminder text already written for that respondent.</w:t>
+              <w:t>Confirm the time with the respondent and select CONFIRMED, or CANCELLED if it will not happen.</w:t>
             </w:r>
           </w:p>
         </w:tc>
@@ -13624,7 +14751,7 @@
                 <w:sz w:val="19"/>
                 <w:szCs w:val="19"/>
               </w:rPr>
-              <w:t>Reminders are sent by a person from the study's WhatsApp account: nothing is sent automatically, so a person always decides.</w:t>
+              <w:t>A respondent's request is only a request until a person confirms it.</w:t>
             </w:r>
           </w:p>
         </w:tc>
@@ -13648,7 +14775,7 @@
                 <w:sz w:val="19"/>
                 <w:szCs w:val="19"/>
               </w:rPr>
-              <w:t>WhatsApp opens with the message. If the button says “Open WhatsApp (choose contact)”, there is no number on file: pick the contact in WhatsApp, and add the number on the case afterwards.</w:t>
+              <w:t>The appointment's status changes.</w:t>
             </w:r>
           </w:p>
         </w:tc>
@@ -13682,7 +14809,7 @@
                 <w:sz w:val="19"/>
                 <w:szCs w:val="19"/>
               </w:rPr>
-              <w:t>Mark as sent</w:t>
+              <w:t>COMPLETED / MISSED / CANCELLED (on a Confirmed appointment)</w:t>
             </w:r>
           </w:p>
         </w:tc>
@@ -13705,7 +14832,7 @@
                 <w:sz w:val="19"/>
                 <w:szCs w:val="19"/>
               </w:rPr>
-              <w:t>Tells the portal you sent the reminder.</w:t>
+              <w:t>Record what happened at the appointment time.</w:t>
             </w:r>
           </w:p>
         </w:tc>
@@ -13728,7 +14855,7 @@
                 <w:sz w:val="19"/>
                 <w:szCs w:val="19"/>
               </w:rPr>
-              <w:t>Otherwise the same reminder stays due and could be sent twice.</w:t>
+              <w:t>Missed calls need to be rescheduled and counted; completed ones move the case forward.</w:t>
             </w:r>
           </w:p>
         </w:tc>
@@ -13751,7 +14878,114 @@
                 <w:sz w:val="19"/>
                 <w:szCs w:val="19"/>
               </w:rPr>
-              <w:t>It is recorded as sent by you and leaves the list.</w:t>
+              <w:t>The status changes; finished appointments show no more buttons.</w:t>
+            </w:r>
+          </w:p>
+        </w:tc>
+      </w:tr>
+      <w:tr>
+        <w:tblPrEx>
+          <w:tblCellMar>
+            <w:top w:w="0" w:type="dxa"/>
+            <w:bottom w:w="0" w:type="dxa"/>
+          </w:tblCellMar>
+        </w:tblPrEx>
+        <w:trPr>
+          <w:cantSplit/>
+        </w:trPr>
+        <w:tc>
+          <w:tcPr>
+            <w:tcW w:w="1882" w:type="dxa"/>
+            <w:shd w:val="clear" w:color="auto" w:fill="F8FAFB"/>
+            <w:tcMar>
+              <w:top w:w="70" w:type="dxa"/>
+              <w:left w:w="110" w:type="dxa"/>
+              <w:bottom w:w="70" w:type="dxa"/>
+              <w:right w:w="110" w:type="dxa"/>
+            </w:tcMar>
+          </w:tcPr>
+          <w:p>
+            <w:pPr>
+              <w:spacing w:after="40"/>
+            </w:pPr>
+            <w:r>
+              <w:rPr>
+                <w:sz w:val="19"/>
+                <w:szCs w:val="19"/>
+              </w:rPr>
+              <w:t>Show / page numbers</w:t>
+            </w:r>
+          </w:p>
+        </w:tc>
+        <w:tc>
+          <w:tcPr>
+            <w:tcW w:w="3012" w:type="dxa"/>
+            <w:shd w:val="clear" w:color="auto" w:fill="F8FAFB"/>
+            <w:tcMar>
+              <w:top w:w="70" w:type="dxa"/>
+              <w:left w:w="110" w:type="dxa"/>
+              <w:bottom w:w="70" w:type="dxa"/>
+              <w:right w:w="110" w:type="dxa"/>
+            </w:tcMar>
+          </w:tcPr>
+          <w:p>
+            <w:pPr>
+              <w:spacing w:after="40"/>
+            </w:pPr>
+            <w:r>
+              <w:rPr>
+                <w:sz w:val="19"/>
+                <w:szCs w:val="19"/>
+              </w:rPr>
+              <w:t>Choose rows per page and move between pages.</w:t>
+            </w:r>
+          </w:p>
+        </w:tc>
+        <w:tc>
+          <w:tcPr>
+            <w:tcW w:w="2447" w:type="dxa"/>
+            <w:shd w:val="clear" w:color="auto" w:fill="F8FAFB"/>
+            <w:tcMar>
+              <w:top w:w="70" w:type="dxa"/>
+              <w:left w:w="110" w:type="dxa"/>
+              <w:bottom w:w="70" w:type="dxa"/>
+              <w:right w:w="110" w:type="dxa"/>
+            </w:tcMar>
+          </w:tcPr>
+          <w:p>
+            <w:pPr>
+              <w:spacing w:after="40"/>
+            </w:pPr>
+            <w:r>
+              <w:rPr>
+                <w:sz w:val="19"/>
+                <w:szCs w:val="19"/>
+              </w:rPr>
+              <w:t>As on every register.</w:t>
+            </w:r>
+          </w:p>
+        </w:tc>
+        <w:tc>
+          <w:tcPr>
+            <w:tcW w:w="2071" w:type="dxa"/>
+            <w:shd w:val="clear" w:color="auto" w:fill="F8FAFB"/>
+            <w:tcMar>
+              <w:top w:w="70" w:type="dxa"/>
+              <w:left w:w="110" w:type="dxa"/>
+              <w:bottom w:w="70" w:type="dxa"/>
+              <w:right w:w="110" w:type="dxa"/>
+            </w:tcMar>
+          </w:tcPr>
+          <w:p>
+            <w:pPr>
+              <w:spacing w:after="40"/>
+            </w:pPr>
+            <w:r>
+              <w:rPr>
+                <w:sz w:val="19"/>
+                <w:szCs w:val="19"/>
+              </w:rPr>
+              <w:t>The list redraws.</w:t>
             </w:r>
           </w:p>
         </w:tc>
@@ -13762,11 +14996,525 @@
         <w:spacing w:after="120"/>
       </w:pPr>
     </w:p>
+    <w:p>
+      <w:pPr>
+        <w:pStyle w:val="Heading2"/>
+      </w:pPr>
+      <w:bookmarkStart w:id="30" w:name="_Toc240920339"/>
+      <w:r>
+        <w:lastRenderedPageBreak/>
+        <w:t>8.8 Follow-ups due</w:t>
+      </w:r>
+      <w:bookmarkEnd w:id="30"/>
+    </w:p>
+    <w:p>
+      <w:pPr>
+        <w:spacing w:after="120" w:line="288" w:lineRule="auto"/>
+      </w:pPr>
+      <w:r>
+        <w:rPr>
+          <w:b/>
+          <w:bCs/>
+        </w:rPr>
+        <w:t>Who can open it:</w:t>
+      </w:r>
+      <w:r>
+        <w:t xml:space="preserve"> PI / System Admin, Field / Digital Coordinator, Contact RA, Supervisor.  </w:t>
+      </w:r>
+      <w:r>
+        <w:rPr>
+          <w:b/>
+          <w:bCs/>
+        </w:rPr>
+        <w:t>Where:</w:t>
+      </w:r>
+      <w:r>
+        <w:t xml:space="preserve"> </w:t>
+      </w:r>
+      <w:r>
+        <w:rPr>
+          <w:rFonts w:ascii="Consolas" w:eastAsia="Consolas" w:hAnsi="Consolas" w:cs="Consolas"/>
+          <w:color w:val="122238"/>
+          <w:sz w:val="19"/>
+          <w:szCs w:val="19"/>
+        </w:rPr>
+        <w:t>/admin/follow-ups</w:t>
+      </w:r>
+    </w:p>
+    <w:p>
+      <w:pPr>
+        <w:spacing w:after="120" w:line="288" w:lineRule="auto"/>
+      </w:pPr>
+      <w:r>
+        <w:t>Approved reminders (on days 0, 2, 4–5 and 7 after an invitation) for invited cases that have not responded.</w:t>
+      </w:r>
+    </w:p>
+    <w:tbl>
+      <w:tblPr>
+        <w:tblW w:w="9412" w:type="dxa"/>
+        <w:tblBorders>
+          <w:top w:val="single" w:sz="4" w:space="0" w:color="D5DAE0"/>
+          <w:left w:val="single" w:sz="4" w:space="0" w:color="D5DAE0"/>
+          <w:bottom w:val="single" w:sz="4" w:space="0" w:color="D5DAE0"/>
+          <w:right w:val="single" w:sz="4" w:space="0" w:color="D5DAE0"/>
+          <w:insideH w:val="single" w:sz="4" w:space="0" w:color="D5DAE0"/>
+          <w:insideV w:val="single" w:sz="4" w:space="0" w:color="D5DAE0"/>
+        </w:tblBorders>
+        <w:tblCellMar>
+          <w:left w:w="10" w:type="dxa"/>
+          <w:right w:w="10" w:type="dxa"/>
+        </w:tblCellMar>
+        <w:tblLook w:val="04A0" w:firstRow="1" w:lastRow="0" w:firstColumn="1" w:lastColumn="0" w:noHBand="0" w:noVBand="1"/>
+      </w:tblPr>
+      <w:tblGrid>
+        <w:gridCol w:w="1882"/>
+        <w:gridCol w:w="3012"/>
+        <w:gridCol w:w="2447"/>
+        <w:gridCol w:w="2071"/>
+      </w:tblGrid>
+      <w:tr>
+        <w:tblPrEx>
+          <w:tblCellMar>
+            <w:top w:w="0" w:type="dxa"/>
+            <w:bottom w:w="0" w:type="dxa"/>
+          </w:tblCellMar>
+        </w:tblPrEx>
+        <w:trPr>
+          <w:tblHeader/>
+        </w:trPr>
+        <w:tc>
+          <w:tcPr>
+            <w:tcW w:w="1882" w:type="dxa"/>
+            <w:shd w:val="clear" w:color="auto" w:fill="1B3350"/>
+            <w:tcMar>
+              <w:top w:w="70" w:type="dxa"/>
+              <w:left w:w="110" w:type="dxa"/>
+              <w:bottom w:w="70" w:type="dxa"/>
+              <w:right w:w="110" w:type="dxa"/>
+            </w:tcMar>
+          </w:tcPr>
+          <w:p>
+            <w:pPr>
+              <w:spacing w:after="40"/>
+            </w:pPr>
+            <w:r>
+              <w:rPr>
+                <w:b/>
+                <w:bCs/>
+                <w:color w:val="FFFFFF"/>
+                <w:sz w:val="19"/>
+                <w:szCs w:val="19"/>
+              </w:rPr>
+              <w:t>Control</w:t>
+            </w:r>
+          </w:p>
+        </w:tc>
+        <w:tc>
+          <w:tcPr>
+            <w:tcW w:w="3012" w:type="dxa"/>
+            <w:shd w:val="clear" w:color="auto" w:fill="1B3350"/>
+            <w:tcMar>
+              <w:top w:w="70" w:type="dxa"/>
+              <w:left w:w="110" w:type="dxa"/>
+              <w:bottom w:w="70" w:type="dxa"/>
+              <w:right w:w="110" w:type="dxa"/>
+            </w:tcMar>
+          </w:tcPr>
+          <w:p>
+            <w:pPr>
+              <w:spacing w:after="40"/>
+            </w:pPr>
+            <w:r>
+              <w:rPr>
+                <w:b/>
+                <w:bCs/>
+                <w:color w:val="FFFFFF"/>
+                <w:sz w:val="19"/>
+                <w:szCs w:val="19"/>
+              </w:rPr>
+              <w:t>What it does and when to use it</w:t>
+            </w:r>
+          </w:p>
+        </w:tc>
+        <w:tc>
+          <w:tcPr>
+            <w:tcW w:w="2447" w:type="dxa"/>
+            <w:shd w:val="clear" w:color="auto" w:fill="1B3350"/>
+            <w:tcMar>
+              <w:top w:w="70" w:type="dxa"/>
+              <w:left w:w="110" w:type="dxa"/>
+              <w:bottom w:w="70" w:type="dxa"/>
+              <w:right w:w="110" w:type="dxa"/>
+            </w:tcMar>
+          </w:tcPr>
+          <w:p>
+            <w:pPr>
+              <w:spacing w:after="40"/>
+            </w:pPr>
+            <w:r>
+              <w:rPr>
+                <w:b/>
+                <w:bCs/>
+                <w:color w:val="FFFFFF"/>
+                <w:sz w:val="19"/>
+                <w:szCs w:val="19"/>
+              </w:rPr>
+              <w:t>Why it exists</w:t>
+            </w:r>
+          </w:p>
+        </w:tc>
+        <w:tc>
+          <w:tcPr>
+            <w:tcW w:w="2071" w:type="dxa"/>
+            <w:shd w:val="clear" w:color="auto" w:fill="1B3350"/>
+            <w:tcMar>
+              <w:top w:w="70" w:type="dxa"/>
+              <w:left w:w="110" w:type="dxa"/>
+              <w:bottom w:w="70" w:type="dxa"/>
+              <w:right w:w="110" w:type="dxa"/>
+            </w:tcMar>
+          </w:tcPr>
+          <w:p>
+            <w:pPr>
+              <w:spacing w:after="40"/>
+            </w:pPr>
+            <w:r>
+              <w:rPr>
+                <w:b/>
+                <w:bCs/>
+                <w:color w:val="FFFFFF"/>
+                <w:sz w:val="19"/>
+                <w:szCs w:val="19"/>
+              </w:rPr>
+              <w:t>What happens next</w:t>
+            </w:r>
+          </w:p>
+        </w:tc>
+      </w:tr>
+      <w:tr>
+        <w:tblPrEx>
+          <w:tblCellMar>
+            <w:top w:w="0" w:type="dxa"/>
+            <w:bottom w:w="0" w:type="dxa"/>
+          </w:tblCellMar>
+        </w:tblPrEx>
+        <w:trPr>
+          <w:cantSplit/>
+        </w:trPr>
+        <w:tc>
+          <w:tcPr>
+            <w:tcW w:w="1882" w:type="dxa"/>
+            <w:tcMar>
+              <w:top w:w="70" w:type="dxa"/>
+              <w:left w:w="110" w:type="dxa"/>
+              <w:bottom w:w="70" w:type="dxa"/>
+              <w:right w:w="110" w:type="dxa"/>
+            </w:tcMar>
+          </w:tcPr>
+          <w:p>
+            <w:pPr>
+              <w:spacing w:after="40"/>
+            </w:pPr>
+            <w:r>
+              <w:rPr>
+                <w:sz w:val="19"/>
+                <w:szCs w:val="19"/>
+              </w:rPr>
+              <w:t>Case link (Sample ID)</w:t>
+            </w:r>
+          </w:p>
+        </w:tc>
+        <w:tc>
+          <w:tcPr>
+            <w:tcW w:w="3012" w:type="dxa"/>
+            <w:tcMar>
+              <w:top w:w="70" w:type="dxa"/>
+              <w:left w:w="110" w:type="dxa"/>
+              <w:bottom w:w="70" w:type="dxa"/>
+              <w:right w:w="110" w:type="dxa"/>
+            </w:tcMar>
+          </w:tcPr>
+          <w:p>
+            <w:pPr>
+              <w:spacing w:after="40"/>
+            </w:pPr>
+            <w:r>
+              <w:rPr>
+                <w:sz w:val="19"/>
+                <w:szCs w:val="19"/>
+              </w:rPr>
+              <w:t>Opens the case the reminder is for.</w:t>
+            </w:r>
+          </w:p>
+        </w:tc>
+        <w:tc>
+          <w:tcPr>
+            <w:tcW w:w="2447" w:type="dxa"/>
+            <w:tcMar>
+              <w:top w:w="70" w:type="dxa"/>
+              <w:left w:w="110" w:type="dxa"/>
+              <w:bottom w:w="70" w:type="dxa"/>
+              <w:right w:w="110" w:type="dxa"/>
+            </w:tcMar>
+          </w:tcPr>
+          <w:p>
+            <w:pPr>
+              <w:spacing w:after="40"/>
+            </w:pPr>
+            <w:r>
+              <w:rPr>
+                <w:sz w:val="19"/>
+                <w:szCs w:val="19"/>
+              </w:rPr>
+              <w:t>Lets you check the case before you send.</w:t>
+            </w:r>
+          </w:p>
+        </w:tc>
+        <w:tc>
+          <w:tcPr>
+            <w:tcW w:w="2071" w:type="dxa"/>
+            <w:tcMar>
+              <w:top w:w="70" w:type="dxa"/>
+              <w:left w:w="110" w:type="dxa"/>
+              <w:bottom w:w="70" w:type="dxa"/>
+              <w:right w:w="110" w:type="dxa"/>
+            </w:tcMar>
+          </w:tcPr>
+          <w:p>
+            <w:pPr>
+              <w:spacing w:after="40"/>
+            </w:pPr>
+            <w:r>
+              <w:rPr>
+                <w:sz w:val="19"/>
+                <w:szCs w:val="19"/>
+              </w:rPr>
+              <w:t>The case page opens.</w:t>
+            </w:r>
+          </w:p>
+        </w:tc>
+      </w:tr>
+      <w:tr>
+        <w:tblPrEx>
+          <w:tblCellMar>
+            <w:top w:w="0" w:type="dxa"/>
+            <w:bottom w:w="0" w:type="dxa"/>
+          </w:tblCellMar>
+        </w:tblPrEx>
+        <w:trPr>
+          <w:cantSplit/>
+        </w:trPr>
+        <w:tc>
+          <w:tcPr>
+            <w:tcW w:w="1882" w:type="dxa"/>
+            <w:shd w:val="clear" w:color="auto" w:fill="F8FAFB"/>
+            <w:tcMar>
+              <w:top w:w="70" w:type="dxa"/>
+              <w:left w:w="110" w:type="dxa"/>
+              <w:bottom w:w="70" w:type="dxa"/>
+              <w:right w:w="110" w:type="dxa"/>
+            </w:tcMar>
+          </w:tcPr>
+          <w:p>
+            <w:pPr>
+              <w:spacing w:after="40"/>
+            </w:pPr>
+            <w:r>
+              <w:rPr>
+                <w:sz w:val="19"/>
+                <w:szCs w:val="19"/>
+              </w:rPr>
+              <w:t>Open in WhatsApp</w:t>
+            </w:r>
+          </w:p>
+        </w:tc>
+        <w:tc>
+          <w:tcPr>
+            <w:tcW w:w="3012" w:type="dxa"/>
+            <w:shd w:val="clear" w:color="auto" w:fill="F8FAFB"/>
+            <w:tcMar>
+              <w:top w:w="70" w:type="dxa"/>
+              <w:left w:w="110" w:type="dxa"/>
+              <w:bottom w:w="70" w:type="dxa"/>
+              <w:right w:w="110" w:type="dxa"/>
+            </w:tcMar>
+          </w:tcPr>
+          <w:p>
+            <w:pPr>
+              <w:spacing w:after="40"/>
+            </w:pPr>
+            <w:r>
+              <w:rPr>
+                <w:sz w:val="19"/>
+                <w:szCs w:val="19"/>
+              </w:rPr>
+              <w:t>Opens WhatsApp with the reminder text already written for that respondent.</w:t>
+            </w:r>
+          </w:p>
+        </w:tc>
+        <w:tc>
+          <w:tcPr>
+            <w:tcW w:w="2447" w:type="dxa"/>
+            <w:shd w:val="clear" w:color="auto" w:fill="F8FAFB"/>
+            <w:tcMar>
+              <w:top w:w="70" w:type="dxa"/>
+              <w:left w:w="110" w:type="dxa"/>
+              <w:bottom w:w="70" w:type="dxa"/>
+              <w:right w:w="110" w:type="dxa"/>
+            </w:tcMar>
+          </w:tcPr>
+          <w:p>
+            <w:pPr>
+              <w:spacing w:after="40"/>
+            </w:pPr>
+            <w:r>
+              <w:rPr>
+                <w:sz w:val="19"/>
+                <w:szCs w:val="19"/>
+              </w:rPr>
+              <w:t>Reminders are sent by a person from the study's WhatsApp account: nothing is sent automatically, so a person always decides.</w:t>
+            </w:r>
+          </w:p>
+        </w:tc>
+        <w:tc>
+          <w:tcPr>
+            <w:tcW w:w="2071" w:type="dxa"/>
+            <w:shd w:val="clear" w:color="auto" w:fill="F8FAFB"/>
+            <w:tcMar>
+              <w:top w:w="70" w:type="dxa"/>
+              <w:left w:w="110" w:type="dxa"/>
+              <w:bottom w:w="70" w:type="dxa"/>
+              <w:right w:w="110" w:type="dxa"/>
+            </w:tcMar>
+          </w:tcPr>
+          <w:p>
+            <w:pPr>
+              <w:spacing w:after="40"/>
+            </w:pPr>
+            <w:r>
+              <w:rPr>
+                <w:sz w:val="19"/>
+                <w:szCs w:val="19"/>
+              </w:rPr>
+              <w:t>WhatsApp opens with the message. If the button says “Open WhatsApp (choose contact)”, there is no number on file: pick the contact in WhatsApp, and add the number on the case afterwards.</w:t>
+            </w:r>
+          </w:p>
+        </w:tc>
+      </w:tr>
+      <w:tr>
+        <w:tblPrEx>
+          <w:tblCellMar>
+            <w:top w:w="0" w:type="dxa"/>
+            <w:bottom w:w="0" w:type="dxa"/>
+          </w:tblCellMar>
+        </w:tblPrEx>
+        <w:trPr>
+          <w:cantSplit/>
+        </w:trPr>
+        <w:tc>
+          <w:tcPr>
+            <w:tcW w:w="1882" w:type="dxa"/>
+            <w:tcMar>
+              <w:top w:w="70" w:type="dxa"/>
+              <w:left w:w="110" w:type="dxa"/>
+              <w:bottom w:w="70" w:type="dxa"/>
+              <w:right w:w="110" w:type="dxa"/>
+            </w:tcMar>
+          </w:tcPr>
+          <w:p>
+            <w:pPr>
+              <w:spacing w:after="40"/>
+            </w:pPr>
+            <w:r>
+              <w:rPr>
+                <w:sz w:val="19"/>
+                <w:szCs w:val="19"/>
+              </w:rPr>
+              <w:t>Mark as sent</w:t>
+            </w:r>
+          </w:p>
+        </w:tc>
+        <w:tc>
+          <w:tcPr>
+            <w:tcW w:w="3012" w:type="dxa"/>
+            <w:tcMar>
+              <w:top w:w="70" w:type="dxa"/>
+              <w:left w:w="110" w:type="dxa"/>
+              <w:bottom w:w="70" w:type="dxa"/>
+              <w:right w:w="110" w:type="dxa"/>
+            </w:tcMar>
+          </w:tcPr>
+          <w:p>
+            <w:pPr>
+              <w:spacing w:after="40"/>
+            </w:pPr>
+            <w:r>
+              <w:rPr>
+                <w:sz w:val="19"/>
+                <w:szCs w:val="19"/>
+              </w:rPr>
+              <w:t>Tells the portal you sent the reminder.</w:t>
+            </w:r>
+          </w:p>
+        </w:tc>
+        <w:tc>
+          <w:tcPr>
+            <w:tcW w:w="2447" w:type="dxa"/>
+            <w:tcMar>
+              <w:top w:w="70" w:type="dxa"/>
+              <w:left w:w="110" w:type="dxa"/>
+              <w:bottom w:w="70" w:type="dxa"/>
+              <w:right w:w="110" w:type="dxa"/>
+            </w:tcMar>
+          </w:tcPr>
+          <w:p>
+            <w:pPr>
+              <w:spacing w:after="40"/>
+            </w:pPr>
+            <w:r>
+              <w:rPr>
+                <w:sz w:val="19"/>
+                <w:szCs w:val="19"/>
+              </w:rPr>
+              <w:t>Otherwise the same reminder stays due and could be sent twice.</w:t>
+            </w:r>
+          </w:p>
+        </w:tc>
+        <w:tc>
+          <w:tcPr>
+            <w:tcW w:w="2071" w:type="dxa"/>
+            <w:tcMar>
+              <w:top w:w="70" w:type="dxa"/>
+              <w:left w:w="110" w:type="dxa"/>
+              <w:bottom w:w="70" w:type="dxa"/>
+              <w:right w:w="110" w:type="dxa"/>
+            </w:tcMar>
+          </w:tcPr>
+          <w:p>
+            <w:pPr>
+              <w:spacing w:after="40"/>
+            </w:pPr>
+            <w:r>
+              <w:rPr>
+                <w:sz w:val="19"/>
+                <w:szCs w:val="19"/>
+              </w:rPr>
+              <w:t>It is recorded as sent by you and leaves the list.</w:t>
+            </w:r>
+          </w:p>
+        </w:tc>
+      </w:tr>
+    </w:tbl>
+    <w:p>
+      <w:pPr>
+        <w:spacing w:after="120"/>
+      </w:pPr>
+    </w:p>
     <w:sectPr>
-      <w:headerReference w:type="default" r:id="rId17"/>
-      <w:footerReference w:type="default" r:id="rId18"/>
-      <w:headerReference w:type="first" r:id="rId19"/>
-      <w:footerReference w:type="first" r:id="rId20"/>
+      <w:headerReference w:type="default" r:id="rId19"/>
+      <w:footerReference w:type="default" r:id="rId20"/>
+      <w:headerReference w:type="first" r:id="rId21"/>
+      <w:footerReference w:type="first" r:id="rId22"/>
       <w:pgSz w:w="11906" w:h="16838"/>
       <w:pgMar w:top="1300" w:right="1247" w:bottom="1200" w:left="1247" w:header="708" w:footer="708" w:gutter="0"/>
       <w:cols w:space="720"/>
@@ -13810,7 +15558,7 @@
         <w:sz w:val="16"/>
         <w:szCs w:val="16"/>
       </w:rPr>
-      <w:t>Version 1.7 · 21 September 2026</w:t>
+      <w:t>Version 1.8 · 21 September 2026</w:t>
     </w:r>
     <w:r>
       <w:rPr>
@@ -13983,10 +15731,10 @@
 <file path=word/numbering.xml><?xml version="1.0" encoding="utf-8"?>
 <w:numbering xmlns:wpc="http://schemas.microsoft.com/office/word/2010/wordprocessingCanvas" xmlns:cx="http://schemas.microsoft.com/office/drawing/2014/chartex" xmlns:cx1="http://schemas.microsoft.com/office/drawing/2015/9/8/chartex" xmlns:cx2="http://schemas.microsoft.com/office/drawing/2015/10/21/chartex" xmlns:cx3="http://schemas.microsoft.com/office/drawing/2016/5/9/chartex" xmlns:cx4="http://schemas.microsoft.com/office/drawing/2016/5/10/chartex" xmlns:cx5="http://schemas.microsoft.com/office/drawing/2016/5/11/chartex" xmlns:cx6="http://schemas.microsoft.com/office/drawing/2016/5/12/chartex" xmlns:cx7="http://schemas.microsoft.com/office/drawing/2016/5/13/chartex" xmlns:cx8="http://schemas.microsoft.com/office/drawing/2016/5/14/chartex" xmlns:mc="http://schemas.openxmlformats.org/markup-compatibility/2006" xmlns:aink="http://schemas.microsoft.com/office/drawing/2016/ink" xmlns:am3d="http://schemas.microsoft.com/office/drawing/2017/model3d" xmlns:o="urn:schemas-microsoft-com:office:office" xmlns:oel="http://schemas.microsoft.com/office/2019/extlst" xmlns:r="http://schemas.openxmlformats.org/officeDocument/2006/relationships" xmlns:m="http://schemas.openxmlformats.org/officeDocument/2006/math" xmlns:v="urn:schemas-microsoft-com:vml" xmlns:wp14="http://schemas.microsoft.com/office/word/2010/wordprocessingDrawing" xmlns:wp="http://schemas.openxmlformats.org/drawingml/2006/wordprocessingDrawing" xmlns:w10="urn:schemas-microsoft-com:office:word" xmlns:w="http://schemas.openxmlformats.org/wordprocessingml/2006/main" xmlns:w14="http://schemas.microsoft.com/office/word/2010/wordml" xmlns:w15="http://schemas.microsoft.com/office/word/2012/wordml" xmlns:w16cex="http://schemas.microsoft.com/office/word/2018/wordml/cex" xmlns:w16cid="http://schemas.microsoft.com/office/word/2016/wordml/cid" xmlns:w16="http://schemas.microsoft.com/office/word/2018/wordml" xmlns:w16sdtdh="http://schemas.microsoft.com/office/word/2020/wordml/sdtdatahash" xmlns:w16se="http://schemas.microsoft.com/office/word/2015/wordml/symex" xmlns:wpg="http://schemas.microsoft.com/office/word/2010/wordprocessingGroup" xmlns:wpi="http://schemas.microsoft.com/office/word/2010/wordprocessingInk" xmlns:wne="http://schemas.microsoft.com/office/word/2006/wordml" xmlns:wps="http://schemas.microsoft.com/office/word/2010/wordprocessingShape" mc:Ignorable="w14 w15 w16se w16cid w16 w16cex w16sdtdh wp14">
   <w:abstractNum w:abstractNumId="0" w15:restartNumberingAfterBreak="0">
-    <w:nsid w:val="072F3EC2"/>
+    <w:nsid w:val="02BC12BC"/>
     <w:multiLevelType w:val="hybridMultilevel"/>
-    <w:tmpl w:val="93467252"/>
-    <w:lvl w:ilvl="0" w:tplc="53B6010A">
+    <w:tmpl w:val="C70EFB34"/>
+    <w:lvl w:ilvl="0" w:tplc="B552B068">
       <w:start w:val="1"/>
       <w:numFmt w:val="decimal"/>
       <w:lvlText w:val="%1."/>
@@ -14000,110 +15748,111 @@
         <w:color w:val="A67C27"/>
       </w:rPr>
     </w:lvl>
-    <w:lvl w:ilvl="1" w:tplc="3AAEA6FC">
+    <w:lvl w:ilvl="1" w:tplc="139486EE">
       <w:numFmt w:val="decimal"/>
       <w:lvlText w:val=""/>
       <w:lvlJc w:val="left"/>
     </w:lvl>
-    <w:lvl w:ilvl="2" w:tplc="A930172E">
+    <w:lvl w:ilvl="2" w:tplc="BBC4C8E2">
       <w:numFmt w:val="decimal"/>
       <w:lvlText w:val=""/>
       <w:lvlJc w:val="left"/>
     </w:lvl>
-    <w:lvl w:ilvl="3" w:tplc="8E549E3A">
+    <w:lvl w:ilvl="3" w:tplc="FC588286">
       <w:numFmt w:val="decimal"/>
       <w:lvlText w:val=""/>
       <w:lvlJc w:val="left"/>
     </w:lvl>
-    <w:lvl w:ilvl="4" w:tplc="A1721510">
+    <w:lvl w:ilvl="4" w:tplc="D69CBDCA">
       <w:numFmt w:val="decimal"/>
       <w:lvlText w:val=""/>
       <w:lvlJc w:val="left"/>
     </w:lvl>
-    <w:lvl w:ilvl="5" w:tplc="562EAE86">
+    <w:lvl w:ilvl="5" w:tplc="6B7CD53A">
       <w:numFmt w:val="decimal"/>
       <w:lvlText w:val=""/>
       <w:lvlJc w:val="left"/>
     </w:lvl>
-    <w:lvl w:ilvl="6" w:tplc="E5B87294">
+    <w:lvl w:ilvl="6" w:tplc="ABC41C94">
       <w:numFmt w:val="decimal"/>
       <w:lvlText w:val=""/>
       <w:lvlJc w:val="left"/>
     </w:lvl>
-    <w:lvl w:ilvl="7" w:tplc="30CC91DC">
+    <w:lvl w:ilvl="7" w:tplc="B86E0DB2">
       <w:numFmt w:val="decimal"/>
       <w:lvlText w:val=""/>
       <w:lvlJc w:val="left"/>
     </w:lvl>
-    <w:lvl w:ilvl="8" w:tplc="40161BB4">
+    <w:lvl w:ilvl="8" w:tplc="B18CED66">
       <w:numFmt w:val="decimal"/>
       <w:lvlText w:val=""/>
       <w:lvlJc w:val="left"/>
     </w:lvl>
   </w:abstractNum>
   <w:abstractNum w:abstractNumId="1" w15:restartNumberingAfterBreak="0">
-    <w:nsid w:val="08F26656"/>
+    <w:nsid w:val="0E54613C"/>
     <w:multiLevelType w:val="hybridMultilevel"/>
-    <w:tmpl w:val="6804D958"/>
-    <w:lvl w:ilvl="0" w:tplc="8CA65F6C">
+    <w:tmpl w:val="E924CD5A"/>
+    <w:lvl w:ilvl="0" w:tplc="B0D08BFA">
       <w:start w:val="1"/>
-      <w:numFmt w:val="bullet"/>
-      <w:lvlText w:val="•"/>
+      <w:numFmt w:val="decimal"/>
+      <w:lvlText w:val="%1."/>
       <w:lvlJc w:val="left"/>
       <w:pPr>
-        <w:ind w:left="460" w:hanging="280"/>
-      </w:pPr>
+        <w:ind w:left="460" w:hanging="360"/>
+      </w:pPr>
+      <w:rPr>
+        <w:b/>
+        <w:bCs/>
+        <w:color w:val="A67C27"/>
+      </w:rPr>
     </w:lvl>
-    <w:lvl w:ilvl="1" w:tplc="43CEB9EA">
-      <w:start w:val="1"/>
-      <w:numFmt w:val="bullet"/>
-      <w:lvlText w:val="–"/>
-      <w:lvlJc w:val="left"/>
-      <w:pPr>
-        <w:ind w:left="900" w:hanging="280"/>
-      </w:pPr>
-    </w:lvl>
-    <w:lvl w:ilvl="2" w:tplc="F18402EC">
+    <w:lvl w:ilvl="1" w:tplc="9F5C00D0">
       <w:numFmt w:val="decimal"/>
       <w:lvlText w:val=""/>
       <w:lvlJc w:val="left"/>
     </w:lvl>
-    <w:lvl w:ilvl="3" w:tplc="506CCA64">
+    <w:lvl w:ilvl="2" w:tplc="93E43ACA">
       <w:numFmt w:val="decimal"/>
       <w:lvlText w:val=""/>
       <w:lvlJc w:val="left"/>
     </w:lvl>
-    <w:lvl w:ilvl="4" w:tplc="FF703880">
+    <w:lvl w:ilvl="3" w:tplc="E242981A">
       <w:numFmt w:val="decimal"/>
       <w:lvlText w:val=""/>
       <w:lvlJc w:val="left"/>
     </w:lvl>
-    <w:lvl w:ilvl="5" w:tplc="D5B4168C">
+    <w:lvl w:ilvl="4" w:tplc="93CC8578">
       <w:numFmt w:val="decimal"/>
       <w:lvlText w:val=""/>
       <w:lvlJc w:val="left"/>
     </w:lvl>
-    <w:lvl w:ilvl="6" w:tplc="79B23418">
+    <w:lvl w:ilvl="5" w:tplc="D6122510">
       <w:numFmt w:val="decimal"/>
       <w:lvlText w:val=""/>
       <w:lvlJc w:val="left"/>
     </w:lvl>
-    <w:lvl w:ilvl="7" w:tplc="0C2A2394">
+    <w:lvl w:ilvl="6" w:tplc="4260CAE6">
       <w:numFmt w:val="decimal"/>
       <w:lvlText w:val=""/>
       <w:lvlJc w:val="left"/>
     </w:lvl>
-    <w:lvl w:ilvl="8" w:tplc="584CD3AE">
+    <w:lvl w:ilvl="7" w:tplc="5250286C">
+      <w:numFmt w:val="decimal"/>
+      <w:lvlText w:val=""/>
+      <w:lvlJc w:val="left"/>
+    </w:lvl>
+    <w:lvl w:ilvl="8" w:tplc="22DCAA5E">
       <w:numFmt w:val="decimal"/>
       <w:lvlText w:val=""/>
       <w:lvlJc w:val="left"/>
     </w:lvl>
   </w:abstractNum>
   <w:abstractNum w:abstractNumId="2" w15:restartNumberingAfterBreak="0">
-    <w:nsid w:val="0CF65C4B"/>
+    <w:nsid w:val="291A07DD"/>
     <w:multiLevelType w:val="hybridMultilevel"/>
-    <w:tmpl w:val="C77ED35C"/>
-    <w:lvl w:ilvl="0" w:tplc="FA74DAF2">
+    <w:tmpl w:val="96D4D80E"/>
+    <w:lvl w:ilvl="0" w:tplc="084A7670">
       <w:start w:val="1"/>
       <w:numFmt w:val="decimal"/>
       <w:lvlText w:val="%1."/>
@@ -14117,52 +15866,52 @@
         <w:color w:val="A67C27"/>
       </w:rPr>
     </w:lvl>
-    <w:lvl w:ilvl="1" w:tplc="1C02C2C6">
+    <w:lvl w:ilvl="1" w:tplc="2D1C07A4">
       <w:numFmt w:val="decimal"/>
       <w:lvlText w:val=""/>
       <w:lvlJc w:val="left"/>
     </w:lvl>
-    <w:lvl w:ilvl="2" w:tplc="D0C0008C">
+    <w:lvl w:ilvl="2" w:tplc="63CCE440">
       <w:numFmt w:val="decimal"/>
       <w:lvlText w:val=""/>
       <w:lvlJc w:val="left"/>
     </w:lvl>
-    <w:lvl w:ilvl="3" w:tplc="4394F48C">
+    <w:lvl w:ilvl="3" w:tplc="2F8EB4C0">
       <w:numFmt w:val="decimal"/>
       <w:lvlText w:val=""/>
       <w:lvlJc w:val="left"/>
     </w:lvl>
-    <w:lvl w:ilvl="4" w:tplc="5308F478">
+    <w:lvl w:ilvl="4" w:tplc="A1DACC48">
       <w:numFmt w:val="decimal"/>
       <w:lvlText w:val=""/>
       <w:lvlJc w:val="left"/>
     </w:lvl>
-    <w:lvl w:ilvl="5" w:tplc="29786F42">
+    <w:lvl w:ilvl="5" w:tplc="6D360B84">
       <w:numFmt w:val="decimal"/>
       <w:lvlText w:val=""/>
       <w:lvlJc w:val="left"/>
     </w:lvl>
-    <w:lvl w:ilvl="6" w:tplc="D8586974">
+    <w:lvl w:ilvl="6" w:tplc="41D614FE">
       <w:numFmt w:val="decimal"/>
       <w:lvlText w:val=""/>
       <w:lvlJc w:val="left"/>
     </w:lvl>
-    <w:lvl w:ilvl="7" w:tplc="F1EA2FD8">
+    <w:lvl w:ilvl="7" w:tplc="B01CB4B2">
       <w:numFmt w:val="decimal"/>
       <w:lvlText w:val=""/>
       <w:lvlJc w:val="left"/>
     </w:lvl>
-    <w:lvl w:ilvl="8" w:tplc="D892EEEA">
+    <w:lvl w:ilvl="8" w:tplc="AE6E4870">
       <w:numFmt w:val="decimal"/>
       <w:lvlText w:val=""/>
       <w:lvlJc w:val="left"/>
     </w:lvl>
   </w:abstractNum>
   <w:abstractNum w:abstractNumId="3" w15:restartNumberingAfterBreak="0">
-    <w:nsid w:val="14997212"/>
+    <w:nsid w:val="38AE25B2"/>
     <w:multiLevelType w:val="hybridMultilevel"/>
-    <w:tmpl w:val="D234B056"/>
-    <w:lvl w:ilvl="0" w:tplc="705870F0">
+    <w:tmpl w:val="94561FF4"/>
+    <w:lvl w:ilvl="0" w:tplc="391AFD86">
       <w:start w:val="1"/>
       <w:numFmt w:val="decimal"/>
       <w:lvlText w:val="%1."/>
@@ -14176,52 +15925,52 @@
         <w:color w:val="A67C27"/>
       </w:rPr>
     </w:lvl>
-    <w:lvl w:ilvl="1" w:tplc="37286C36">
+    <w:lvl w:ilvl="1" w:tplc="AFDC056C">
       <w:numFmt w:val="decimal"/>
       <w:lvlText w:val=""/>
       <w:lvlJc w:val="left"/>
     </w:lvl>
-    <w:lvl w:ilvl="2" w:tplc="D680970A">
+    <w:lvl w:ilvl="2" w:tplc="61D2286E">
       <w:numFmt w:val="decimal"/>
       <w:lvlText w:val=""/>
       <w:lvlJc w:val="left"/>
     </w:lvl>
-    <w:lvl w:ilvl="3" w:tplc="069CE962">
+    <w:lvl w:ilvl="3" w:tplc="4B4E7ADA">
       <w:numFmt w:val="decimal"/>
       <w:lvlText w:val=""/>
       <w:lvlJc w:val="left"/>
     </w:lvl>
-    <w:lvl w:ilvl="4" w:tplc="E870AF84">
+    <w:lvl w:ilvl="4" w:tplc="66AC593E">
       <w:numFmt w:val="decimal"/>
       <w:lvlText w:val=""/>
       <w:lvlJc w:val="left"/>
     </w:lvl>
-    <w:lvl w:ilvl="5" w:tplc="D2A480A6">
+    <w:lvl w:ilvl="5" w:tplc="0B309D2A">
       <w:numFmt w:val="decimal"/>
       <w:lvlText w:val=""/>
       <w:lvlJc w:val="left"/>
     </w:lvl>
-    <w:lvl w:ilvl="6" w:tplc="F0FCB13E">
+    <w:lvl w:ilvl="6" w:tplc="C0D4361C">
       <w:numFmt w:val="decimal"/>
       <w:lvlText w:val=""/>
       <w:lvlJc w:val="left"/>
     </w:lvl>
-    <w:lvl w:ilvl="7" w:tplc="1096C25C">
+    <w:lvl w:ilvl="7" w:tplc="3C7CF136">
       <w:numFmt w:val="decimal"/>
       <w:lvlText w:val=""/>
       <w:lvlJc w:val="left"/>
     </w:lvl>
-    <w:lvl w:ilvl="8" w:tplc="F66043BE">
+    <w:lvl w:ilvl="8" w:tplc="335A4AAC">
       <w:numFmt w:val="decimal"/>
       <w:lvlText w:val=""/>
       <w:lvlJc w:val="left"/>
     </w:lvl>
   </w:abstractNum>
   <w:abstractNum w:abstractNumId="4" w15:restartNumberingAfterBreak="0">
-    <w:nsid w:val="1A0B6107"/>
+    <w:nsid w:val="42FB488B"/>
     <w:multiLevelType w:val="hybridMultilevel"/>
-    <w:tmpl w:val="4170DC5E"/>
-    <w:lvl w:ilvl="0" w:tplc="A2E4AEE2">
+    <w:tmpl w:val="820C6988"/>
+    <w:lvl w:ilvl="0" w:tplc="EAF8B2CA">
       <w:start w:val="1"/>
       <w:numFmt w:val="decimal"/>
       <w:lvlText w:val="%1."/>
@@ -14235,52 +15984,52 @@
         <w:color w:val="A67C27"/>
       </w:rPr>
     </w:lvl>
-    <w:lvl w:ilvl="1" w:tplc="CA34D6E6">
+    <w:lvl w:ilvl="1" w:tplc="A66AA770">
       <w:numFmt w:val="decimal"/>
       <w:lvlText w:val=""/>
       <w:lvlJc w:val="left"/>
     </w:lvl>
-    <w:lvl w:ilvl="2" w:tplc="B27A6DB4">
+    <w:lvl w:ilvl="2" w:tplc="FAA05766">
       <w:numFmt w:val="decimal"/>
       <w:lvlText w:val=""/>
       <w:lvlJc w:val="left"/>
     </w:lvl>
-    <w:lvl w:ilvl="3" w:tplc="2AD22BCC">
+    <w:lvl w:ilvl="3" w:tplc="46221854">
       <w:numFmt w:val="decimal"/>
       <w:lvlText w:val=""/>
       <w:lvlJc w:val="left"/>
     </w:lvl>
-    <w:lvl w:ilvl="4" w:tplc="B5CAB946">
+    <w:lvl w:ilvl="4" w:tplc="A4B674C8">
       <w:numFmt w:val="decimal"/>
       <w:lvlText w:val=""/>
       <w:lvlJc w:val="left"/>
     </w:lvl>
-    <w:lvl w:ilvl="5" w:tplc="64CAF568">
+    <w:lvl w:ilvl="5" w:tplc="AFB8C62E">
       <w:numFmt w:val="decimal"/>
       <w:lvlText w:val=""/>
       <w:lvlJc w:val="left"/>
     </w:lvl>
-    <w:lvl w:ilvl="6" w:tplc="3A86A2FC">
+    <w:lvl w:ilvl="6" w:tplc="83EA484E">
       <w:numFmt w:val="decimal"/>
       <w:lvlText w:val=""/>
       <w:lvlJc w:val="left"/>
     </w:lvl>
-    <w:lvl w:ilvl="7" w:tplc="1046CCCC">
+    <w:lvl w:ilvl="7" w:tplc="322AE356">
       <w:numFmt w:val="decimal"/>
       <w:lvlText w:val=""/>
       <w:lvlJc w:val="left"/>
     </w:lvl>
-    <w:lvl w:ilvl="8" w:tplc="4D008522">
+    <w:lvl w:ilvl="8" w:tplc="2056F246">
       <w:numFmt w:val="decimal"/>
       <w:lvlText w:val=""/>
       <w:lvlJc w:val="left"/>
     </w:lvl>
   </w:abstractNum>
   <w:abstractNum w:abstractNumId="5" w15:restartNumberingAfterBreak="0">
-    <w:nsid w:val="284936D5"/>
+    <w:nsid w:val="4F036AFF"/>
     <w:multiLevelType w:val="hybridMultilevel"/>
-    <w:tmpl w:val="B0D09BAA"/>
-    <w:lvl w:ilvl="0" w:tplc="36D2841C">
+    <w:tmpl w:val="15969252"/>
+    <w:lvl w:ilvl="0" w:tplc="D024AAA0">
       <w:start w:val="1"/>
       <w:numFmt w:val="decimal"/>
       <w:lvlText w:val="%1."/>
@@ -14294,52 +16043,52 @@
         <w:color w:val="A67C27"/>
       </w:rPr>
     </w:lvl>
-    <w:lvl w:ilvl="1" w:tplc="906E6CC4">
+    <w:lvl w:ilvl="1" w:tplc="298AEC48">
       <w:numFmt w:val="decimal"/>
       <w:lvlText w:val=""/>
       <w:lvlJc w:val="left"/>
     </w:lvl>
-    <w:lvl w:ilvl="2" w:tplc="11F44192">
+    <w:lvl w:ilvl="2" w:tplc="3B082094">
       <w:numFmt w:val="decimal"/>
       <w:lvlText w:val=""/>
       <w:lvlJc w:val="left"/>
     </w:lvl>
-    <w:lvl w:ilvl="3" w:tplc="D0F83152">
+    <w:lvl w:ilvl="3" w:tplc="475E5674">
       <w:numFmt w:val="decimal"/>
       <w:lvlText w:val=""/>
       <w:lvlJc w:val="left"/>
     </w:lvl>
-    <w:lvl w:ilvl="4" w:tplc="A148BBF6">
+    <w:lvl w:ilvl="4" w:tplc="0D361F96">
       <w:numFmt w:val="decimal"/>
       <w:lvlText w:val=""/>
       <w:lvlJc w:val="left"/>
     </w:lvl>
-    <w:lvl w:ilvl="5" w:tplc="7F320E66">
+    <w:lvl w:ilvl="5" w:tplc="32EA8B98">
       <w:numFmt w:val="decimal"/>
       <w:lvlText w:val=""/>
       <w:lvlJc w:val="left"/>
     </w:lvl>
-    <w:lvl w:ilvl="6" w:tplc="A6FA637C">
+    <w:lvl w:ilvl="6" w:tplc="EB8C152E">
       <w:numFmt w:val="decimal"/>
       <w:lvlText w:val=""/>
       <w:lvlJc w:val="left"/>
     </w:lvl>
-    <w:lvl w:ilvl="7" w:tplc="E01652B6">
+    <w:lvl w:ilvl="7" w:tplc="0832D3B4">
       <w:numFmt w:val="decimal"/>
       <w:lvlText w:val=""/>
       <w:lvlJc w:val="left"/>
     </w:lvl>
-    <w:lvl w:ilvl="8" w:tplc="8E5CD06C">
+    <w:lvl w:ilvl="8" w:tplc="3AF4F0EA">
       <w:numFmt w:val="decimal"/>
       <w:lvlText w:val=""/>
       <w:lvlJc w:val="left"/>
     </w:lvl>
   </w:abstractNum>
   <w:abstractNum w:abstractNumId="6" w15:restartNumberingAfterBreak="0">
-    <w:nsid w:val="2A6F104E"/>
+    <w:nsid w:val="55EC00A0"/>
     <w:multiLevelType w:val="hybridMultilevel"/>
-    <w:tmpl w:val="49607C62"/>
-    <w:lvl w:ilvl="0" w:tplc="3FE49E30">
+    <w:tmpl w:val="75A2223C"/>
+    <w:lvl w:ilvl="0" w:tplc="A93037AA">
       <w:start w:val="1"/>
       <w:numFmt w:val="decimal"/>
       <w:lvlText w:val="%1."/>
@@ -14353,52 +16102,52 @@
         <w:color w:val="A67C27"/>
       </w:rPr>
     </w:lvl>
-    <w:lvl w:ilvl="1" w:tplc="02F4CC7C">
+    <w:lvl w:ilvl="1" w:tplc="051A24EE">
       <w:numFmt w:val="decimal"/>
       <w:lvlText w:val=""/>
       <w:lvlJc w:val="left"/>
     </w:lvl>
-    <w:lvl w:ilvl="2" w:tplc="2C8075F0">
+    <w:lvl w:ilvl="2" w:tplc="41167606">
       <w:numFmt w:val="decimal"/>
       <w:lvlText w:val=""/>
       <w:lvlJc w:val="left"/>
     </w:lvl>
-    <w:lvl w:ilvl="3" w:tplc="F2BA864E">
+    <w:lvl w:ilvl="3" w:tplc="46D844FA">
       <w:numFmt w:val="decimal"/>
       <w:lvlText w:val=""/>
       <w:lvlJc w:val="left"/>
     </w:lvl>
-    <w:lvl w:ilvl="4" w:tplc="FD2ACE7C">
+    <w:lvl w:ilvl="4" w:tplc="9016429A">
       <w:numFmt w:val="decimal"/>
       <w:lvlText w:val=""/>
       <w:lvlJc w:val="left"/>
     </w:lvl>
-    <w:lvl w:ilvl="5" w:tplc="0C08E9AE">
+    <w:lvl w:ilvl="5" w:tplc="A3CC4DDE">
       <w:numFmt w:val="decimal"/>
       <w:lvlText w:val=""/>
       <w:lvlJc w:val="left"/>
     </w:lvl>
-    <w:lvl w:ilvl="6" w:tplc="36E2C7EE">
+    <w:lvl w:ilvl="6" w:tplc="B0B81C54">
       <w:numFmt w:val="decimal"/>
       <w:lvlText w:val=""/>
       <w:lvlJc w:val="left"/>
     </w:lvl>
-    <w:lvl w:ilvl="7" w:tplc="A698C63A">
+    <w:lvl w:ilvl="7" w:tplc="08B46366">
       <w:numFmt w:val="decimal"/>
       <w:lvlText w:val=""/>
       <w:lvlJc w:val="left"/>
     </w:lvl>
-    <w:lvl w:ilvl="8" w:tplc="34F87230">
+    <w:lvl w:ilvl="8" w:tplc="DC402656">
       <w:numFmt w:val="decimal"/>
       <w:lvlText w:val=""/>
       <w:lvlJc w:val="left"/>
     </w:lvl>
   </w:abstractNum>
   <w:abstractNum w:abstractNumId="7" w15:restartNumberingAfterBreak="0">
-    <w:nsid w:val="2E496CEF"/>
+    <w:nsid w:val="585574E2"/>
     <w:multiLevelType w:val="hybridMultilevel"/>
-    <w:tmpl w:val="D5B4D966"/>
-    <w:lvl w:ilvl="0" w:tplc="DECCF4EA">
+    <w:tmpl w:val="9850A16E"/>
+    <w:lvl w:ilvl="0" w:tplc="67E2E48C">
       <w:start w:val="1"/>
       <w:numFmt w:val="decimal"/>
       <w:lvlText w:val="%1."/>
@@ -14412,52 +16161,52 @@
         <w:color w:val="A67C27"/>
       </w:rPr>
     </w:lvl>
-    <w:lvl w:ilvl="1" w:tplc="76BA48E8">
+    <w:lvl w:ilvl="1" w:tplc="7B6A07D0">
       <w:numFmt w:val="decimal"/>
       <w:lvlText w:val=""/>
       <w:lvlJc w:val="left"/>
     </w:lvl>
-    <w:lvl w:ilvl="2" w:tplc="7D2A4752">
+    <w:lvl w:ilvl="2" w:tplc="26701FEC">
       <w:numFmt w:val="decimal"/>
       <w:lvlText w:val=""/>
       <w:lvlJc w:val="left"/>
     </w:lvl>
-    <w:lvl w:ilvl="3" w:tplc="644AC172">
+    <w:lvl w:ilvl="3" w:tplc="07583A5E">
       <w:numFmt w:val="decimal"/>
       <w:lvlText w:val=""/>
       <w:lvlJc w:val="left"/>
     </w:lvl>
-    <w:lvl w:ilvl="4" w:tplc="CBFE813A">
+    <w:lvl w:ilvl="4" w:tplc="8EE42EFA">
       <w:numFmt w:val="decimal"/>
       <w:lvlText w:val=""/>
       <w:lvlJc w:val="left"/>
     </w:lvl>
-    <w:lvl w:ilvl="5" w:tplc="18D066C4">
+    <w:lvl w:ilvl="5" w:tplc="83EC6A84">
       <w:numFmt w:val="decimal"/>
       <w:lvlText w:val=""/>
       <w:lvlJc w:val="left"/>
     </w:lvl>
-    <w:lvl w:ilvl="6" w:tplc="CF0A37D8">
+    <w:lvl w:ilvl="6" w:tplc="A2A89CC4">
       <w:numFmt w:val="decimal"/>
       <w:lvlText w:val=""/>
       <w:lvlJc w:val="left"/>
     </w:lvl>
-    <w:lvl w:ilvl="7" w:tplc="BC8E239E">
+    <w:lvl w:ilvl="7" w:tplc="736A4566">
       <w:numFmt w:val="decimal"/>
       <w:lvlText w:val=""/>
       <w:lvlJc w:val="left"/>
     </w:lvl>
-    <w:lvl w:ilvl="8" w:tplc="E220A74E">
+    <w:lvl w:ilvl="8" w:tplc="E974927A">
       <w:numFmt w:val="decimal"/>
       <w:lvlText w:val=""/>
       <w:lvlJc w:val="left"/>
     </w:lvl>
   </w:abstractNum>
   <w:abstractNum w:abstractNumId="8" w15:restartNumberingAfterBreak="0">
-    <w:nsid w:val="2F325ECF"/>
+    <w:nsid w:val="5D8D2F02"/>
     <w:multiLevelType w:val="hybridMultilevel"/>
-    <w:tmpl w:val="C6F8A494"/>
-    <w:lvl w:ilvl="0" w:tplc="752A2F8C">
+    <w:tmpl w:val="40406576"/>
+    <w:lvl w:ilvl="0" w:tplc="D09EC19E">
       <w:start w:val="1"/>
       <w:numFmt w:val="decimal"/>
       <w:lvlText w:val="%1."/>
@@ -14471,52 +16220,138 @@
         <w:color w:val="A67C27"/>
       </w:rPr>
     </w:lvl>
-    <w:lvl w:ilvl="1" w:tplc="5D8AE730">
+    <w:lvl w:ilvl="1" w:tplc="48207850">
       <w:numFmt w:val="decimal"/>
       <w:lvlText w:val=""/>
       <w:lvlJc w:val="left"/>
     </w:lvl>
-    <w:lvl w:ilvl="2" w:tplc="BDF873AA">
+    <w:lvl w:ilvl="2" w:tplc="0826F2BC">
       <w:numFmt w:val="decimal"/>
       <w:lvlText w:val=""/>
       <w:lvlJc w:val="left"/>
     </w:lvl>
-    <w:lvl w:ilvl="3" w:tplc="B4B8A83A">
+    <w:lvl w:ilvl="3" w:tplc="B2CCEAD0">
       <w:numFmt w:val="decimal"/>
       <w:lvlText w:val=""/>
       <w:lvlJc w:val="left"/>
     </w:lvl>
-    <w:lvl w:ilvl="4" w:tplc="51A49218">
+    <w:lvl w:ilvl="4" w:tplc="E2903662">
       <w:numFmt w:val="decimal"/>
       <w:lvlText w:val=""/>
       <w:lvlJc w:val="left"/>
     </w:lvl>
-    <w:lvl w:ilvl="5" w:tplc="1152BDD0">
+    <w:lvl w:ilvl="5" w:tplc="AE162C74">
       <w:numFmt w:val="decimal"/>
       <w:lvlText w:val=""/>
       <w:lvlJc w:val="left"/>
     </w:lvl>
-    <w:lvl w:ilvl="6" w:tplc="676AAB8A">
+    <w:lvl w:ilvl="6" w:tplc="DEB42900">
       <w:numFmt w:val="decimal"/>
       <w:lvlText w:val=""/>
       <w:lvlJc w:val="left"/>
     </w:lvl>
-    <w:lvl w:ilvl="7" w:tplc="4262233A">
+    <w:lvl w:ilvl="7" w:tplc="433811C6">
       <w:numFmt w:val="decimal"/>
       <w:lvlText w:val=""/>
       <w:lvlJc w:val="left"/>
     </w:lvl>
-    <w:lvl w:ilvl="8" w:tplc="D79ADB70">
+    <w:lvl w:ilvl="8" w:tplc="540CAE18">
       <w:numFmt w:val="decimal"/>
       <w:lvlText w:val=""/>
       <w:lvlJc w:val="left"/>
     </w:lvl>
   </w:abstractNum>
   <w:abstractNum w:abstractNumId="9" w15:restartNumberingAfterBreak="0">
-    <w:nsid w:val="4DA03EB6"/>
+    <w:nsid w:val="63160937"/>
     <w:multiLevelType w:val="hybridMultilevel"/>
-    <w:tmpl w:val="02663EE6"/>
-    <w:lvl w:ilvl="0" w:tplc="696CBDDE">
+    <w:tmpl w:val="60749C38"/>
+    <w:lvl w:ilvl="0" w:tplc="75CEB988">
+      <w:start w:val="1"/>
+      <w:numFmt w:val="bullet"/>
+      <w:lvlText w:val="●"/>
+      <w:lvlJc w:val="left"/>
+      <w:pPr>
+        <w:ind w:left="720" w:hanging="360"/>
+      </w:pPr>
+    </w:lvl>
+    <w:lvl w:ilvl="1" w:tplc="1F3E0FBA">
+      <w:start w:val="1"/>
+      <w:numFmt w:val="bullet"/>
+      <w:lvlText w:val="○"/>
+      <w:lvlJc w:val="left"/>
+      <w:pPr>
+        <w:ind w:left="1440" w:hanging="360"/>
+      </w:pPr>
+    </w:lvl>
+    <w:lvl w:ilvl="2" w:tplc="B7804092">
+      <w:start w:val="1"/>
+      <w:numFmt w:val="bullet"/>
+      <w:lvlText w:val="■"/>
+      <w:lvlJc w:val="left"/>
+      <w:pPr>
+        <w:ind w:left="2160" w:hanging="360"/>
+      </w:pPr>
+    </w:lvl>
+    <w:lvl w:ilvl="3" w:tplc="8286CE46">
+      <w:start w:val="1"/>
+      <w:numFmt w:val="bullet"/>
+      <w:lvlText w:val="●"/>
+      <w:lvlJc w:val="left"/>
+      <w:pPr>
+        <w:ind w:left="2880" w:hanging="360"/>
+      </w:pPr>
+    </w:lvl>
+    <w:lvl w:ilvl="4" w:tplc="D6D2E428">
+      <w:start w:val="1"/>
+      <w:numFmt w:val="bullet"/>
+      <w:lvlText w:val="○"/>
+      <w:lvlJc w:val="left"/>
+      <w:pPr>
+        <w:ind w:left="3600" w:hanging="360"/>
+      </w:pPr>
+    </w:lvl>
+    <w:lvl w:ilvl="5" w:tplc="4D7265A0">
+      <w:start w:val="1"/>
+      <w:numFmt w:val="bullet"/>
+      <w:lvlText w:val="■"/>
+      <w:lvlJc w:val="left"/>
+      <w:pPr>
+        <w:ind w:left="4320" w:hanging="360"/>
+      </w:pPr>
+    </w:lvl>
+    <w:lvl w:ilvl="6" w:tplc="45124DEC">
+      <w:start w:val="1"/>
+      <w:numFmt w:val="bullet"/>
+      <w:lvlText w:val="●"/>
+      <w:lvlJc w:val="left"/>
+      <w:pPr>
+        <w:ind w:left="5040" w:hanging="360"/>
+      </w:pPr>
+    </w:lvl>
+    <w:lvl w:ilvl="7" w:tplc="BC881D3A">
+      <w:start w:val="1"/>
+      <w:numFmt w:val="bullet"/>
+      <w:lvlText w:val="●"/>
+      <w:lvlJc w:val="left"/>
+      <w:pPr>
+        <w:ind w:left="5760" w:hanging="360"/>
+      </w:pPr>
+    </w:lvl>
+    <w:lvl w:ilvl="8" w:tplc="BBF662B4">
+      <w:start w:val="1"/>
+      <w:numFmt w:val="bullet"/>
+      <w:lvlText w:val="●"/>
+      <w:lvlJc w:val="left"/>
+      <w:pPr>
+        <w:ind w:left="6480" w:hanging="360"/>
+      </w:pPr>
+    </w:lvl>
+  </w:abstractNum>
+  <w:abstractNum w:abstractNumId="10" w15:restartNumberingAfterBreak="0">
+    <w:nsid w:val="66482C92"/>
+    <w:multiLevelType w:val="hybridMultilevel"/>
+    <w:tmpl w:val="41AA62FE"/>
+    <w:lvl w:ilvl="0" w:tplc="489C0D46">
       <w:start w:val="1"/>
       <w:numFmt w:val="decimal"/>
       <w:lvlText w:val="%1."/>
@@ -14530,138 +16365,52 @@
         <w:color w:val="A67C27"/>
       </w:rPr>
     </w:lvl>
-    <w:lvl w:ilvl="1" w:tplc="7FB6DDDA">
+    <w:lvl w:ilvl="1" w:tplc="A57CF808">
       <w:numFmt w:val="decimal"/>
       <w:lvlText w:val=""/>
       <w:lvlJc w:val="left"/>
     </w:lvl>
-    <w:lvl w:ilvl="2" w:tplc="8FFE6AE8">
+    <w:lvl w:ilvl="2" w:tplc="FE6CFAEC">
       <w:numFmt w:val="decimal"/>
       <w:lvlText w:val=""/>
       <w:lvlJc w:val="left"/>
     </w:lvl>
-    <w:lvl w:ilvl="3" w:tplc="C6A08846">
+    <w:lvl w:ilvl="3" w:tplc="B60467EC">
       <w:numFmt w:val="decimal"/>
       <w:lvlText w:val=""/>
       <w:lvlJc w:val="left"/>
     </w:lvl>
-    <w:lvl w:ilvl="4" w:tplc="65D8A7D0">
+    <w:lvl w:ilvl="4" w:tplc="4948DF46">
       <w:numFmt w:val="decimal"/>
       <w:lvlText w:val=""/>
       <w:lvlJc w:val="left"/>
     </w:lvl>
-    <w:lvl w:ilvl="5" w:tplc="7506CD28">
+    <w:lvl w:ilvl="5" w:tplc="39364FD2">
       <w:numFmt w:val="decimal"/>
       <w:lvlText w:val=""/>
       <w:lvlJc w:val="left"/>
     </w:lvl>
-    <w:lvl w:ilvl="6" w:tplc="FF5C0C02">
+    <w:lvl w:ilvl="6" w:tplc="B0622180">
       <w:numFmt w:val="decimal"/>
       <w:lvlText w:val=""/>
       <w:lvlJc w:val="left"/>
     </w:lvl>
-    <w:lvl w:ilvl="7" w:tplc="16AC0B52">
+    <w:lvl w:ilvl="7" w:tplc="ADDC56DE">
       <w:numFmt w:val="decimal"/>
       <w:lvlText w:val=""/>
       <w:lvlJc w:val="left"/>
     </w:lvl>
-    <w:lvl w:ilvl="8" w:tplc="AAC25114">
+    <w:lvl w:ilvl="8" w:tplc="F2647430">
       <w:numFmt w:val="decimal"/>
       <w:lvlText w:val=""/>
       <w:lvlJc w:val="left"/>
     </w:lvl>
   </w:abstractNum>
-  <w:abstractNum w:abstractNumId="10" w15:restartNumberingAfterBreak="0">
-    <w:nsid w:val="5EBD333E"/>
+  <w:abstractNum w:abstractNumId="11" w15:restartNumberingAfterBreak="0">
+    <w:nsid w:val="6F0137EA"/>
     <w:multiLevelType w:val="hybridMultilevel"/>
-    <w:tmpl w:val="17D0F3D0"/>
-    <w:lvl w:ilvl="0" w:tplc="1EB69492">
-      <w:start w:val="1"/>
-      <w:numFmt w:val="bullet"/>
-      <w:lvlText w:val="●"/>
-      <w:lvlJc w:val="left"/>
-      <w:pPr>
-        <w:ind w:left="720" w:hanging="360"/>
-      </w:pPr>
-    </w:lvl>
-    <w:lvl w:ilvl="1" w:tplc="19C85054">
-      <w:start w:val="1"/>
-      <w:numFmt w:val="bullet"/>
-      <w:lvlText w:val="○"/>
-      <w:lvlJc w:val="left"/>
-      <w:pPr>
-        <w:ind w:left="1440" w:hanging="360"/>
-      </w:pPr>
-    </w:lvl>
-    <w:lvl w:ilvl="2" w:tplc="238C191E">
-      <w:start w:val="1"/>
-      <w:numFmt w:val="bullet"/>
-      <w:lvlText w:val="■"/>
-      <w:lvlJc w:val="left"/>
-      <w:pPr>
-        <w:ind w:left="2160" w:hanging="360"/>
-      </w:pPr>
-    </w:lvl>
-    <w:lvl w:ilvl="3" w:tplc="F5C4EFBA">
-      <w:start w:val="1"/>
-      <w:numFmt w:val="bullet"/>
-      <w:lvlText w:val="●"/>
-      <w:lvlJc w:val="left"/>
-      <w:pPr>
-        <w:ind w:left="2880" w:hanging="360"/>
-      </w:pPr>
-    </w:lvl>
-    <w:lvl w:ilvl="4" w:tplc="6B1EEF00">
-      <w:start w:val="1"/>
-      <w:numFmt w:val="bullet"/>
-      <w:lvlText w:val="○"/>
-      <w:lvlJc w:val="left"/>
-      <w:pPr>
-        <w:ind w:left="3600" w:hanging="360"/>
-      </w:pPr>
-    </w:lvl>
-    <w:lvl w:ilvl="5" w:tplc="725E0ABE">
-      <w:start w:val="1"/>
-      <w:numFmt w:val="bullet"/>
-      <w:lvlText w:val="■"/>
-      <w:lvlJc w:val="left"/>
-      <w:pPr>
-        <w:ind w:left="4320" w:hanging="360"/>
-      </w:pPr>
-    </w:lvl>
-    <w:lvl w:ilvl="6" w:tplc="797E5E9A">
-      <w:start w:val="1"/>
-      <w:numFmt w:val="bullet"/>
-      <w:lvlText w:val="●"/>
-      <w:lvlJc w:val="left"/>
-      <w:pPr>
-        <w:ind w:left="5040" w:hanging="360"/>
-      </w:pPr>
-    </w:lvl>
-    <w:lvl w:ilvl="7" w:tplc="CAAE2CBA">
-      <w:start w:val="1"/>
-      <w:numFmt w:val="bullet"/>
-      <w:lvlText w:val="●"/>
-      <w:lvlJc w:val="left"/>
-      <w:pPr>
-        <w:ind w:left="5760" w:hanging="360"/>
-      </w:pPr>
-    </w:lvl>
-    <w:lvl w:ilvl="8" w:tplc="4F6C473C">
-      <w:start w:val="1"/>
-      <w:numFmt w:val="bullet"/>
-      <w:lvlText w:val="●"/>
-      <w:lvlJc w:val="left"/>
-      <w:pPr>
-        <w:ind w:left="6480" w:hanging="360"/>
-      </w:pPr>
-    </w:lvl>
-  </w:abstractNum>
-  <w:abstractNum w:abstractNumId="11" w15:restartNumberingAfterBreak="0">
-    <w:nsid w:val="69EE0AFD"/>
-    <w:multiLevelType w:val="hybridMultilevel"/>
-    <w:tmpl w:val="788C0A78"/>
-    <w:lvl w:ilvl="0" w:tplc="EF368BF8">
+    <w:tmpl w:val="80D01B66"/>
+    <w:lvl w:ilvl="0" w:tplc="67824774">
       <w:start w:val="1"/>
       <w:numFmt w:val="decimal"/>
       <w:lvlText w:val="%1."/>
@@ -14675,115 +16424,244 @@
         <w:color w:val="A67C27"/>
       </w:rPr>
     </w:lvl>
-    <w:lvl w:ilvl="1" w:tplc="3EAEFF62">
+    <w:lvl w:ilvl="1" w:tplc="8C82B8B2">
       <w:numFmt w:val="decimal"/>
       <w:lvlText w:val=""/>
       <w:lvlJc w:val="left"/>
     </w:lvl>
-    <w:lvl w:ilvl="2" w:tplc="1BBE9B58">
+    <w:lvl w:ilvl="2" w:tplc="2878CE68">
       <w:numFmt w:val="decimal"/>
       <w:lvlText w:val=""/>
       <w:lvlJc w:val="left"/>
     </w:lvl>
-    <w:lvl w:ilvl="3" w:tplc="14CEA4A2">
+    <w:lvl w:ilvl="3" w:tplc="EC587E10">
       <w:numFmt w:val="decimal"/>
       <w:lvlText w:val=""/>
       <w:lvlJc w:val="left"/>
     </w:lvl>
-    <w:lvl w:ilvl="4" w:tplc="58F08AEC">
+    <w:lvl w:ilvl="4" w:tplc="B4EC3362">
       <w:numFmt w:val="decimal"/>
       <w:lvlText w:val=""/>
       <w:lvlJc w:val="left"/>
     </w:lvl>
-    <w:lvl w:ilvl="5" w:tplc="0C94E180">
+    <w:lvl w:ilvl="5" w:tplc="BF049A1A">
       <w:numFmt w:val="decimal"/>
       <w:lvlText w:val=""/>
       <w:lvlJc w:val="left"/>
     </w:lvl>
-    <w:lvl w:ilvl="6" w:tplc="6EB8E2DC">
+    <w:lvl w:ilvl="6" w:tplc="7C8A2208">
       <w:numFmt w:val="decimal"/>
       <w:lvlText w:val=""/>
       <w:lvlJc w:val="left"/>
     </w:lvl>
-    <w:lvl w:ilvl="7" w:tplc="9EC435B0">
+    <w:lvl w:ilvl="7" w:tplc="D8443FE2">
       <w:numFmt w:val="decimal"/>
       <w:lvlText w:val=""/>
       <w:lvlJc w:val="left"/>
     </w:lvl>
-    <w:lvl w:ilvl="8" w:tplc="0CAA5BE8">
+    <w:lvl w:ilvl="8" w:tplc="306AADAA">
       <w:numFmt w:val="decimal"/>
       <w:lvlText w:val=""/>
       <w:lvlJc w:val="left"/>
     </w:lvl>
   </w:abstractNum>
-  <w:num w:numId="1" w16cid:durableId="1998151336">
+  <w:abstractNum w:abstractNumId="12" w15:restartNumberingAfterBreak="0">
+    <w:nsid w:val="79405FE7"/>
+    <w:multiLevelType w:val="hybridMultilevel"/>
+    <w:tmpl w:val="ED800768"/>
+    <w:lvl w:ilvl="0" w:tplc="8F4A974A">
+      <w:start w:val="1"/>
+      <w:numFmt w:val="decimal"/>
+      <w:lvlText w:val="%1."/>
+      <w:lvlJc w:val="left"/>
+      <w:pPr>
+        <w:ind w:left="460" w:hanging="360"/>
+      </w:pPr>
+      <w:rPr>
+        <w:b/>
+        <w:bCs/>
+        <w:color w:val="A67C27"/>
+      </w:rPr>
+    </w:lvl>
+    <w:lvl w:ilvl="1" w:tplc="9830FCD4">
+      <w:numFmt w:val="decimal"/>
+      <w:lvlText w:val=""/>
+      <w:lvlJc w:val="left"/>
+    </w:lvl>
+    <w:lvl w:ilvl="2" w:tplc="D5525D0E">
+      <w:numFmt w:val="decimal"/>
+      <w:lvlText w:val=""/>
+      <w:lvlJc w:val="left"/>
+    </w:lvl>
+    <w:lvl w:ilvl="3" w:tplc="46BE5C2E">
+      <w:numFmt w:val="decimal"/>
+      <w:lvlText w:val=""/>
+      <w:lvlJc w:val="left"/>
+    </w:lvl>
+    <w:lvl w:ilvl="4" w:tplc="DC36A7B0">
+      <w:numFmt w:val="decimal"/>
+      <w:lvlText w:val=""/>
+      <w:lvlJc w:val="left"/>
+    </w:lvl>
+    <w:lvl w:ilvl="5" w:tplc="99F61BC0">
+      <w:numFmt w:val="decimal"/>
+      <w:lvlText w:val=""/>
+      <w:lvlJc w:val="left"/>
+    </w:lvl>
+    <w:lvl w:ilvl="6" w:tplc="DD523EAE">
+      <w:numFmt w:val="decimal"/>
+      <w:lvlText w:val=""/>
+      <w:lvlJc w:val="left"/>
+    </w:lvl>
+    <w:lvl w:ilvl="7" w:tplc="18F864DE">
+      <w:numFmt w:val="decimal"/>
+      <w:lvlText w:val=""/>
+      <w:lvlJc w:val="left"/>
+    </w:lvl>
+    <w:lvl w:ilvl="8" w:tplc="2B22FFFC">
+      <w:numFmt w:val="decimal"/>
+      <w:lvlText w:val=""/>
+      <w:lvlJc w:val="left"/>
+    </w:lvl>
+  </w:abstractNum>
+  <w:abstractNum w:abstractNumId="13" w15:restartNumberingAfterBreak="0">
+    <w:nsid w:val="7E666171"/>
+    <w:multiLevelType w:val="hybridMultilevel"/>
+    <w:tmpl w:val="D750D5DA"/>
+    <w:lvl w:ilvl="0" w:tplc="B13E3970">
+      <w:start w:val="1"/>
+      <w:numFmt w:val="bullet"/>
+      <w:lvlText w:val="•"/>
+      <w:lvlJc w:val="left"/>
+      <w:pPr>
+        <w:ind w:left="460" w:hanging="280"/>
+      </w:pPr>
+    </w:lvl>
+    <w:lvl w:ilvl="1" w:tplc="F35482B4">
+      <w:start w:val="1"/>
+      <w:numFmt w:val="bullet"/>
+      <w:lvlText w:val="–"/>
+      <w:lvlJc w:val="left"/>
+      <w:pPr>
+        <w:ind w:left="900" w:hanging="280"/>
+      </w:pPr>
+    </w:lvl>
+    <w:lvl w:ilvl="2" w:tplc="C700E74C">
+      <w:numFmt w:val="decimal"/>
+      <w:lvlText w:val=""/>
+      <w:lvlJc w:val="left"/>
+    </w:lvl>
+    <w:lvl w:ilvl="3" w:tplc="DB144E78">
+      <w:numFmt w:val="decimal"/>
+      <w:lvlText w:val=""/>
+      <w:lvlJc w:val="left"/>
+    </w:lvl>
+    <w:lvl w:ilvl="4" w:tplc="B7E20AB4">
+      <w:numFmt w:val="decimal"/>
+      <w:lvlText w:val=""/>
+      <w:lvlJc w:val="left"/>
+    </w:lvl>
+    <w:lvl w:ilvl="5" w:tplc="1632BE68">
+      <w:numFmt w:val="decimal"/>
+      <w:lvlText w:val=""/>
+      <w:lvlJc w:val="left"/>
+    </w:lvl>
+    <w:lvl w:ilvl="6" w:tplc="534AB77E">
+      <w:numFmt w:val="decimal"/>
+      <w:lvlText w:val=""/>
+      <w:lvlJc w:val="left"/>
+    </w:lvl>
+    <w:lvl w:ilvl="7" w:tplc="EF8683AA">
+      <w:numFmt w:val="decimal"/>
+      <w:lvlText w:val=""/>
+      <w:lvlJc w:val="left"/>
+    </w:lvl>
+    <w:lvl w:ilvl="8" w:tplc="92FEA27A">
+      <w:numFmt w:val="decimal"/>
+      <w:lvlText w:val=""/>
+      <w:lvlJc w:val="left"/>
+    </w:lvl>
+  </w:abstractNum>
+  <w:num w:numId="1" w16cid:durableId="81100409">
+    <w:abstractNumId w:val="9"/>
+    <w:lvlOverride w:ilvl="0">
+      <w:startOverride w:val="1"/>
+    </w:lvlOverride>
+  </w:num>
+  <w:num w:numId="2" w16cid:durableId="1254514286">
+    <w:abstractNumId w:val="13"/>
+    <w:lvlOverride w:ilvl="0">
+      <w:startOverride w:val="1"/>
+    </w:lvlOverride>
+  </w:num>
+  <w:num w:numId="3" w16cid:durableId="1854223485">
+    <w:abstractNumId w:val="1"/>
+    <w:lvlOverride w:ilvl="0">
+      <w:startOverride w:val="1"/>
+    </w:lvlOverride>
+  </w:num>
+  <w:num w:numId="4" w16cid:durableId="187450416">
+    <w:abstractNumId w:val="3"/>
+    <w:lvlOverride w:ilvl="0">
+      <w:startOverride w:val="1"/>
+    </w:lvlOverride>
+  </w:num>
+  <w:num w:numId="5" w16cid:durableId="82993252">
+    <w:abstractNumId w:val="4"/>
+    <w:lvlOverride w:ilvl="0">
+      <w:startOverride w:val="1"/>
+    </w:lvlOverride>
+  </w:num>
+  <w:num w:numId="6" w16cid:durableId="1941835299">
+    <w:abstractNumId w:val="2"/>
+    <w:lvlOverride w:ilvl="0">
+      <w:startOverride w:val="1"/>
+    </w:lvlOverride>
+  </w:num>
+  <w:num w:numId="7" w16cid:durableId="1813981530">
+    <w:abstractNumId w:val="5"/>
+    <w:lvlOverride w:ilvl="0">
+      <w:startOverride w:val="1"/>
+    </w:lvlOverride>
+  </w:num>
+  <w:num w:numId="8" w16cid:durableId="1718778171">
+    <w:abstractNumId w:val="7"/>
+    <w:lvlOverride w:ilvl="0">
+      <w:startOverride w:val="1"/>
+    </w:lvlOverride>
+  </w:num>
+  <w:num w:numId="9" w16cid:durableId="475152012">
+    <w:abstractNumId w:val="6"/>
+    <w:lvlOverride w:ilvl="0">
+      <w:startOverride w:val="1"/>
+    </w:lvlOverride>
+  </w:num>
+  <w:num w:numId="10" w16cid:durableId="1297679789">
+    <w:abstractNumId w:val="8"/>
+    <w:lvlOverride w:ilvl="0">
+      <w:startOverride w:val="1"/>
+    </w:lvlOverride>
+  </w:num>
+  <w:num w:numId="11" w16cid:durableId="1678533203">
+    <w:abstractNumId w:val="0"/>
+    <w:lvlOverride w:ilvl="0">
+      <w:startOverride w:val="1"/>
+    </w:lvlOverride>
+  </w:num>
+  <w:num w:numId="12" w16cid:durableId="735856069">
     <w:abstractNumId w:val="10"/>
     <w:lvlOverride w:ilvl="0">
       <w:startOverride w:val="1"/>
     </w:lvlOverride>
   </w:num>
-  <w:num w:numId="2" w16cid:durableId="931473505">
-    <w:abstractNumId w:val="1"/>
-    <w:lvlOverride w:ilvl="0">
-      <w:startOverride w:val="1"/>
-    </w:lvlOverride>
-  </w:num>
-  <w:num w:numId="3" w16cid:durableId="1298217214">
+  <w:num w:numId="13" w16cid:durableId="1003161828">
     <w:abstractNumId w:val="11"/>
     <w:lvlOverride w:ilvl="0">
       <w:startOverride w:val="1"/>
     </w:lvlOverride>
   </w:num>
-  <w:num w:numId="4" w16cid:durableId="796410673">
-    <w:abstractNumId w:val="0"/>
-    <w:lvlOverride w:ilvl="0">
-      <w:startOverride w:val="1"/>
-    </w:lvlOverride>
-  </w:num>
-  <w:num w:numId="5" w16cid:durableId="1731489802">
-    <w:abstractNumId w:val="2"/>
-    <w:lvlOverride w:ilvl="0">
-      <w:startOverride w:val="1"/>
-    </w:lvlOverride>
-  </w:num>
-  <w:num w:numId="6" w16cid:durableId="723257579">
-    <w:abstractNumId w:val="5"/>
-    <w:lvlOverride w:ilvl="0">
-      <w:startOverride w:val="1"/>
-    </w:lvlOverride>
-  </w:num>
-  <w:num w:numId="7" w16cid:durableId="478307265">
-    <w:abstractNumId w:val="4"/>
-    <w:lvlOverride w:ilvl="0">
-      <w:startOverride w:val="1"/>
-    </w:lvlOverride>
-  </w:num>
-  <w:num w:numId="8" w16cid:durableId="1701854460">
-    <w:abstractNumId w:val="3"/>
-    <w:lvlOverride w:ilvl="0">
-      <w:startOverride w:val="1"/>
-    </w:lvlOverride>
-  </w:num>
-  <w:num w:numId="9" w16cid:durableId="691879524">
-    <w:abstractNumId w:val="8"/>
-    <w:lvlOverride w:ilvl="0">
-      <w:startOverride w:val="1"/>
-    </w:lvlOverride>
-  </w:num>
-  <w:num w:numId="10" w16cid:durableId="1119107395">
-    <w:abstractNumId w:val="6"/>
-    <w:lvlOverride w:ilvl="0">
-      <w:startOverride w:val="1"/>
-    </w:lvlOverride>
-  </w:num>
-  <w:num w:numId="11" w16cid:durableId="870993568">
-    <w:abstractNumId w:val="9"/>
-    <w:lvlOverride w:ilvl="0">
-      <w:startOverride w:val="1"/>
-    </w:lvlOverride>
-  </w:num>
-  <w:num w:numId="12" w16cid:durableId="1002589865">
-    <w:abstractNumId w:val="7"/>
+  <w:num w:numId="14" w16cid:durableId="1623152117">
+    <w:abstractNumId w:val="12"/>
     <w:lvlOverride w:ilvl="0">
       <w:startOverride w:val="1"/>
     </w:lvlOverride>
@@ -15408,7 +17286,7 @@
     <w:autoRedefine/>
     <w:uiPriority w:val="39"/>
     <w:unhideWhenUsed/>
-    <w:rsid w:val="005A5551"/>
+    <w:rsid w:val="003D4EB9"/>
     <w:pPr>
       <w:spacing w:after="100"/>
     </w:pPr>
@@ -15420,7 +17298,7 @@
     <w:autoRedefine/>
     <w:uiPriority w:val="39"/>
     <w:unhideWhenUsed/>
-    <w:rsid w:val="005A5551"/>
+    <w:rsid w:val="003D4EB9"/>
     <w:pPr>
       <w:spacing w:after="100"/>
       <w:ind w:left="210"/>

--- a/docs/manuals/Role_Guide_3_Contact_RA.docx
+++ b/docs/manuals/Role_Guide_3_Contact_RA.docx
@@ -69,7 +69,7 @@
           <w:left w:w="10" w:type="dxa"/>
           <w:right w:w="10" w:type="dxa"/>
         </w:tblCellMar>
-        <w:tblLook w:val="04A0" w:firstRow="1" w:lastRow="0" w:firstColumn="1" w:lastColumn="0" w:noHBand="0" w:noVBand="1"/>
+        <w:tblLook w:val="0000" w:firstRow="0" w:lastRow="0" w:firstColumn="0" w:lastColumn="0" w:noHBand="0" w:noVBand="0"/>
       </w:tblPr>
       <w:tblGrid>
         <w:gridCol w:w="2300"/>
@@ -538,7 +538,7 @@
     <w:sdt>
       <w:sdtPr>
         <w:alias w:val="Contents"/>
-        <w:id w:val="52130000"/>
+        <w:id w:val="-1127312223"/>
       </w:sdtPr>
       <w:sdtEndPr/>
       <w:sdtContent>
@@ -567,7 +567,7 @@
           <w:r>
             <w:fldChar w:fldCharType="separate"/>
           </w:r>
-          <w:hyperlink w:anchor="_Toc240920309" w:history="1">
+          <w:hyperlink w:anchor="_Toc240923456" w:history="1">
             <w:r>
               <w:rPr>
                 <w:rStyle w:val="Hyperlink"/>
@@ -591,7 +591,7 @@
               <w:rPr>
                 <w:noProof/>
               </w:rPr>
-              <w:instrText xml:space="preserve"> PAGEREF _Toc240920309 \h </w:instrText>
+              <w:instrText xml:space="preserve"> PAGEREF _Toc240923456 \h </w:instrText>
             </w:r>
             <w:r>
               <w:rPr>
@@ -634,7 +634,7 @@
               <w14:ligatures w14:val="standardContextual"/>
             </w:rPr>
           </w:pPr>
-          <w:hyperlink w:anchor="_Toc240920310" w:history="1">
+          <w:hyperlink w:anchor="_Toc240923457" w:history="1">
             <w:r>
               <w:rPr>
                 <w:rStyle w:val="Hyperlink"/>
@@ -658,7 +658,7 @@
               <w:rPr>
                 <w:noProof/>
               </w:rPr>
-              <w:instrText xml:space="preserve"> PAGEREF _Toc240920310 \h </w:instrText>
+              <w:instrText xml:space="preserve"> PAGEREF _Toc240923457 \h </w:instrText>
             </w:r>
             <w:r>
               <w:rPr>
@@ -701,7 +701,7 @@
               <w14:ligatures w14:val="standardContextual"/>
             </w:rPr>
           </w:pPr>
-          <w:hyperlink w:anchor="_Toc240920311" w:history="1">
+          <w:hyperlink w:anchor="_Toc240923458" w:history="1">
             <w:r>
               <w:rPr>
                 <w:rStyle w:val="Hyperlink"/>
@@ -725,7 +725,7 @@
               <w:rPr>
                 <w:noProof/>
               </w:rPr>
-              <w:instrText xml:space="preserve"> PAGEREF _Toc240920311 \h </w:instrText>
+              <w:instrText xml:space="preserve"> PAGEREF _Toc240923458 \h </w:instrText>
             </w:r>
             <w:r>
               <w:rPr>
@@ -768,7 +768,7 @@
               <w14:ligatures w14:val="standardContextual"/>
             </w:rPr>
           </w:pPr>
-          <w:hyperlink w:anchor="_Toc240920312" w:history="1">
+          <w:hyperlink w:anchor="_Toc240923459" w:history="1">
             <w:r>
               <w:rPr>
                 <w:rStyle w:val="Hyperlink"/>
@@ -792,7 +792,7 @@
               <w:rPr>
                 <w:noProof/>
               </w:rPr>
-              <w:instrText xml:space="preserve"> PAGEREF _Toc240920312 \h </w:instrText>
+              <w:instrText xml:space="preserve"> PAGEREF _Toc240923459 \h </w:instrText>
             </w:r>
             <w:r>
               <w:rPr>
@@ -835,7 +835,7 @@
               <w14:ligatures w14:val="standardContextual"/>
             </w:rPr>
           </w:pPr>
-          <w:hyperlink w:anchor="_Toc240920313" w:history="1">
+          <w:hyperlink w:anchor="_Toc240923460" w:history="1">
             <w:r>
               <w:rPr>
                 <w:rStyle w:val="Hyperlink"/>
@@ -859,7 +859,7 @@
               <w:rPr>
                 <w:noProof/>
               </w:rPr>
-              <w:instrText xml:space="preserve"> PAGEREF _Toc240920313 \h </w:instrText>
+              <w:instrText xml:space="preserve"> PAGEREF _Toc240923460 \h </w:instrText>
             </w:r>
             <w:r>
               <w:rPr>
@@ -902,7 +902,7 @@
               <w14:ligatures w14:val="standardContextual"/>
             </w:rPr>
           </w:pPr>
-          <w:hyperlink w:anchor="_Toc240920314" w:history="1">
+          <w:hyperlink w:anchor="_Toc240923461" w:history="1">
             <w:r>
               <w:rPr>
                 <w:rStyle w:val="Hyperlink"/>
@@ -926,7 +926,7 @@
               <w:rPr>
                 <w:noProof/>
               </w:rPr>
-              <w:instrText xml:space="preserve"> PAGEREF _Toc240920314 \h </w:instrText>
+              <w:instrText xml:space="preserve"> PAGEREF _Toc240923461 \h </w:instrText>
             </w:r>
             <w:r>
               <w:rPr>
@@ -969,7 +969,7 @@
               <w14:ligatures w14:val="standardContextual"/>
             </w:rPr>
           </w:pPr>
-          <w:hyperlink w:anchor="_Toc240920315" w:history="1">
+          <w:hyperlink w:anchor="_Toc240923462" w:history="1">
             <w:r>
               <w:rPr>
                 <w:rStyle w:val="Hyperlink"/>
@@ -993,7 +993,7 @@
               <w:rPr>
                 <w:noProof/>
               </w:rPr>
-              <w:instrText xml:space="preserve"> PAGEREF _Toc240920315 \h </w:instrText>
+              <w:instrText xml:space="preserve"> PAGEREF _Toc240923462 \h </w:instrText>
             </w:r>
             <w:r>
               <w:rPr>
@@ -1036,7 +1036,7 @@
               <w14:ligatures w14:val="standardContextual"/>
             </w:rPr>
           </w:pPr>
-          <w:hyperlink w:anchor="_Toc240920316" w:history="1">
+          <w:hyperlink w:anchor="_Toc240923463" w:history="1">
             <w:r>
               <w:rPr>
                 <w:rStyle w:val="Hyperlink"/>
@@ -1060,7 +1060,7 @@
               <w:rPr>
                 <w:noProof/>
               </w:rPr>
-              <w:instrText xml:space="preserve"> PAGEREF _Toc240920316 \h </w:instrText>
+              <w:instrText xml:space="preserve"> PAGEREF _Toc240923463 \h </w:instrText>
             </w:r>
             <w:r>
               <w:rPr>
@@ -1103,7 +1103,7 @@
               <w14:ligatures w14:val="standardContextual"/>
             </w:rPr>
           </w:pPr>
-          <w:hyperlink w:anchor="_Toc240920317" w:history="1">
+          <w:hyperlink w:anchor="_Toc240923464" w:history="1">
             <w:r>
               <w:rPr>
                 <w:rStyle w:val="Hyperlink"/>
@@ -1127,7 +1127,7 @@
               <w:rPr>
                 <w:noProof/>
               </w:rPr>
-              <w:instrText xml:space="preserve"> PAGEREF _Toc240920317 \h </w:instrText>
+              <w:instrText xml:space="preserve"> PAGEREF _Toc240923464 \h </w:instrText>
             </w:r>
             <w:r>
               <w:rPr>
@@ -1170,7 +1170,7 @@
               <w14:ligatures w14:val="standardContextual"/>
             </w:rPr>
           </w:pPr>
-          <w:hyperlink w:anchor="_Toc240920318" w:history="1">
+          <w:hyperlink w:anchor="_Toc240923465" w:history="1">
             <w:r>
               <w:rPr>
                 <w:rStyle w:val="Hyperlink"/>
@@ -1194,7 +1194,7 @@
               <w:rPr>
                 <w:noProof/>
               </w:rPr>
-              <w:instrText xml:space="preserve"> PAGEREF _Toc240920318 \h </w:instrText>
+              <w:instrText xml:space="preserve"> PAGEREF _Toc240923465 \h </w:instrText>
             </w:r>
             <w:r>
               <w:rPr>
@@ -1237,7 +1237,7 @@
               <w14:ligatures w14:val="standardContextual"/>
             </w:rPr>
           </w:pPr>
-          <w:hyperlink w:anchor="_Toc240920319" w:history="1">
+          <w:hyperlink w:anchor="_Toc240923466" w:history="1">
             <w:r>
               <w:rPr>
                 <w:rStyle w:val="Hyperlink"/>
@@ -1261,7 +1261,7 @@
               <w:rPr>
                 <w:noProof/>
               </w:rPr>
-              <w:instrText xml:space="preserve"> PAGEREF _Toc240920319 \h </w:instrText>
+              <w:instrText xml:space="preserve"> PAGEREF _Toc240923466 \h </w:instrText>
             </w:r>
             <w:r>
               <w:rPr>
@@ -1304,7 +1304,7 @@
               <w14:ligatures w14:val="standardContextual"/>
             </w:rPr>
           </w:pPr>
-          <w:hyperlink w:anchor="_Toc240920320" w:history="1">
+          <w:hyperlink w:anchor="_Toc240923467" w:history="1">
             <w:r>
               <w:rPr>
                 <w:rStyle w:val="Hyperlink"/>
@@ -1328,7 +1328,7 @@
               <w:rPr>
                 <w:noProof/>
               </w:rPr>
-              <w:instrText xml:space="preserve"> PAGEREF _Toc240920320 \h </w:instrText>
+              <w:instrText xml:space="preserve"> PAGEREF _Toc240923467 \h </w:instrText>
             </w:r>
             <w:r>
               <w:rPr>
@@ -1371,7 +1371,7 @@
               <w14:ligatures w14:val="standardContextual"/>
             </w:rPr>
           </w:pPr>
-          <w:hyperlink w:anchor="_Toc240920321" w:history="1">
+          <w:hyperlink w:anchor="_Toc240923468" w:history="1">
             <w:r>
               <w:rPr>
                 <w:rStyle w:val="Hyperlink"/>
@@ -1395,7 +1395,7 @@
               <w:rPr>
                 <w:noProof/>
               </w:rPr>
-              <w:instrText xml:space="preserve"> PAGEREF _Toc240920321 \h </w:instrText>
+              <w:instrText xml:space="preserve"> PAGEREF _Toc240923468 \h </w:instrText>
             </w:r>
             <w:r>
               <w:rPr>
@@ -1438,7 +1438,7 @@
               <w14:ligatures w14:val="standardContextual"/>
             </w:rPr>
           </w:pPr>
-          <w:hyperlink w:anchor="_Toc240920322" w:history="1">
+          <w:hyperlink w:anchor="_Toc240923469" w:history="1">
             <w:r>
               <w:rPr>
                 <w:rStyle w:val="Hyperlink"/>
@@ -1462,7 +1462,7 @@
               <w:rPr>
                 <w:noProof/>
               </w:rPr>
-              <w:instrText xml:space="preserve"> PAGEREF _Toc240920322 \h </w:instrText>
+              <w:instrText xml:space="preserve"> PAGEREF _Toc240923469 \h </w:instrText>
             </w:r>
             <w:r>
               <w:rPr>
@@ -1505,7 +1505,7 @@
               <w14:ligatures w14:val="standardContextual"/>
             </w:rPr>
           </w:pPr>
-          <w:hyperlink w:anchor="_Toc240920323" w:history="1">
+          <w:hyperlink w:anchor="_Toc240923470" w:history="1">
             <w:r>
               <w:rPr>
                 <w:rStyle w:val="Hyperlink"/>
@@ -1529,7 +1529,7 @@
               <w:rPr>
                 <w:noProof/>
               </w:rPr>
-              <w:instrText xml:space="preserve"> PAGEREF _Toc240920323 \h </w:instrText>
+              <w:instrText xml:space="preserve"> PAGEREF _Toc240923470 \h </w:instrText>
             </w:r>
             <w:r>
               <w:rPr>
@@ -1572,7 +1572,7 @@
               <w14:ligatures w14:val="standardContextual"/>
             </w:rPr>
           </w:pPr>
-          <w:hyperlink w:anchor="_Toc240920324" w:history="1">
+          <w:hyperlink w:anchor="_Toc240923471" w:history="1">
             <w:r>
               <w:rPr>
                 <w:rStyle w:val="Hyperlink"/>
@@ -1596,7 +1596,7 @@
               <w:rPr>
                 <w:noProof/>
               </w:rPr>
-              <w:instrText xml:space="preserve"> PAGEREF _Toc240920324 \h </w:instrText>
+              <w:instrText xml:space="preserve"> PAGEREF _Toc240923471 \h </w:instrText>
             </w:r>
             <w:r>
               <w:rPr>
@@ -1639,7 +1639,7 @@
               <w14:ligatures w14:val="standardContextual"/>
             </w:rPr>
           </w:pPr>
-          <w:hyperlink w:anchor="_Toc240920325" w:history="1">
+          <w:hyperlink w:anchor="_Toc240923472" w:history="1">
             <w:r>
               <w:rPr>
                 <w:rStyle w:val="Hyperlink"/>
@@ -1663,7 +1663,7 @@
               <w:rPr>
                 <w:noProof/>
               </w:rPr>
-              <w:instrText xml:space="preserve"> PAGEREF _Toc240920325 \h </w:instrText>
+              <w:instrText xml:space="preserve"> PAGEREF _Toc240923472 \h </w:instrText>
             </w:r>
             <w:r>
               <w:rPr>
@@ -1706,7 +1706,7 @@
               <w14:ligatures w14:val="standardContextual"/>
             </w:rPr>
           </w:pPr>
-          <w:hyperlink w:anchor="_Toc240920326" w:history="1">
+          <w:hyperlink w:anchor="_Toc240923473" w:history="1">
             <w:r>
               <w:rPr>
                 <w:rStyle w:val="Hyperlink"/>
@@ -1730,7 +1730,7 @@
               <w:rPr>
                 <w:noProof/>
               </w:rPr>
-              <w:instrText xml:space="preserve"> PAGEREF _Toc240920326 \h </w:instrText>
+              <w:instrText xml:space="preserve"> PAGEREF _Toc240923473 \h </w:instrText>
             </w:r>
             <w:r>
               <w:rPr>
@@ -1773,7 +1773,7 @@
               <w14:ligatures w14:val="standardContextual"/>
             </w:rPr>
           </w:pPr>
-          <w:hyperlink w:anchor="_Toc240920327" w:history="1">
+          <w:hyperlink w:anchor="_Toc240923474" w:history="1">
             <w:r>
               <w:rPr>
                 <w:rStyle w:val="Hyperlink"/>
@@ -1797,7 +1797,7 @@
               <w:rPr>
                 <w:noProof/>
               </w:rPr>
-              <w:instrText xml:space="preserve"> PAGEREF _Toc240920327 \h </w:instrText>
+              <w:instrText xml:space="preserve"> PAGEREF _Toc240923474 \h </w:instrText>
             </w:r>
             <w:r>
               <w:rPr>
@@ -1840,7 +1840,7 @@
               <w14:ligatures w14:val="standardContextual"/>
             </w:rPr>
           </w:pPr>
-          <w:hyperlink w:anchor="_Toc240920328" w:history="1">
+          <w:hyperlink w:anchor="_Toc240923475" w:history="1">
             <w:r>
               <w:rPr>
                 <w:rStyle w:val="Hyperlink"/>
@@ -1864,7 +1864,7 @@
               <w:rPr>
                 <w:noProof/>
               </w:rPr>
-              <w:instrText xml:space="preserve"> PAGEREF _Toc240920328 \h </w:instrText>
+              <w:instrText xml:space="preserve"> PAGEREF _Toc240923475 \h </w:instrText>
             </w:r>
             <w:r>
               <w:rPr>
@@ -1907,7 +1907,7 @@
               <w14:ligatures w14:val="standardContextual"/>
             </w:rPr>
           </w:pPr>
-          <w:hyperlink w:anchor="_Toc240920329" w:history="1">
+          <w:hyperlink w:anchor="_Toc240923476" w:history="1">
             <w:r>
               <w:rPr>
                 <w:rStyle w:val="Hyperlink"/>
@@ -1931,7 +1931,7 @@
               <w:rPr>
                 <w:noProof/>
               </w:rPr>
-              <w:instrText xml:space="preserve"> PAGEREF _Toc240920329 \h </w:instrText>
+              <w:instrText xml:space="preserve"> PAGEREF _Toc240923476 \h </w:instrText>
             </w:r>
             <w:r>
               <w:rPr>
@@ -1974,7 +1974,7 @@
               <w14:ligatures w14:val="standardContextual"/>
             </w:rPr>
           </w:pPr>
-          <w:hyperlink w:anchor="_Toc240920330" w:history="1">
+          <w:hyperlink w:anchor="_Toc240923477" w:history="1">
             <w:r>
               <w:rPr>
                 <w:rStyle w:val="Hyperlink"/>
@@ -1998,7 +1998,7 @@
               <w:rPr>
                 <w:noProof/>
               </w:rPr>
-              <w:instrText xml:space="preserve"> PAGEREF _Toc240920330 \h </w:instrText>
+              <w:instrText xml:space="preserve"> PAGEREF _Toc240923477 \h </w:instrText>
             </w:r>
             <w:r>
               <w:rPr>
@@ -2041,7 +2041,7 @@
               <w14:ligatures w14:val="standardContextual"/>
             </w:rPr>
           </w:pPr>
-          <w:hyperlink w:anchor="_Toc240920331" w:history="1">
+          <w:hyperlink w:anchor="_Toc240923478" w:history="1">
             <w:r>
               <w:rPr>
                 <w:rStyle w:val="Hyperlink"/>
@@ -2065,7 +2065,7 @@
               <w:rPr>
                 <w:noProof/>
               </w:rPr>
-              <w:instrText xml:space="preserve"> PAGEREF _Toc240920331 \h </w:instrText>
+              <w:instrText xml:space="preserve"> PAGEREF _Toc240923478 \h </w:instrText>
             </w:r>
             <w:r>
               <w:rPr>
@@ -2108,7 +2108,7 @@
               <w14:ligatures w14:val="standardContextual"/>
             </w:rPr>
           </w:pPr>
-          <w:hyperlink w:anchor="_Toc240920332" w:history="1">
+          <w:hyperlink w:anchor="_Toc240923479" w:history="1">
             <w:r>
               <w:rPr>
                 <w:rStyle w:val="Hyperlink"/>
@@ -2132,7 +2132,7 @@
               <w:rPr>
                 <w:noProof/>
               </w:rPr>
-              <w:instrText xml:space="preserve"> PAGEREF _Toc240920332 \h </w:instrText>
+              <w:instrText xml:space="preserve"> PAGEREF _Toc240923479 \h </w:instrText>
             </w:r>
             <w:r>
               <w:rPr>
@@ -2175,7 +2175,7 @@
               <w14:ligatures w14:val="standardContextual"/>
             </w:rPr>
           </w:pPr>
-          <w:hyperlink w:anchor="_Toc240920333" w:history="1">
+          <w:hyperlink w:anchor="_Toc240923480" w:history="1">
             <w:r>
               <w:rPr>
                 <w:rStyle w:val="Hyperlink"/>
@@ -2199,7 +2199,7 @@
               <w:rPr>
                 <w:noProof/>
               </w:rPr>
-              <w:instrText xml:space="preserve"> PAGEREF _Toc240920333 \h </w:instrText>
+              <w:instrText xml:space="preserve"> PAGEREF _Toc240923480 \h </w:instrText>
             </w:r>
             <w:r>
               <w:rPr>
@@ -2242,7 +2242,7 @@
               <w14:ligatures w14:val="standardContextual"/>
             </w:rPr>
           </w:pPr>
-          <w:hyperlink w:anchor="_Toc240920334" w:history="1">
+          <w:hyperlink w:anchor="_Toc240923481" w:history="1">
             <w:r>
               <w:rPr>
                 <w:rStyle w:val="Hyperlink"/>
@@ -2266,7 +2266,7 @@
               <w:rPr>
                 <w:noProof/>
               </w:rPr>
-              <w:instrText xml:space="preserve"> PAGEREF _Toc240920334 \h </w:instrText>
+              <w:instrText xml:space="preserve"> PAGEREF _Toc240923481 \h </w:instrText>
             </w:r>
             <w:r>
               <w:rPr>
@@ -2309,7 +2309,7 @@
               <w14:ligatures w14:val="standardContextual"/>
             </w:rPr>
           </w:pPr>
-          <w:hyperlink w:anchor="_Toc240920335" w:history="1">
+          <w:hyperlink w:anchor="_Toc240923482" w:history="1">
             <w:r>
               <w:rPr>
                 <w:rStyle w:val="Hyperlink"/>
@@ -2333,7 +2333,7 @@
               <w:rPr>
                 <w:noProof/>
               </w:rPr>
-              <w:instrText xml:space="preserve"> PAGEREF _Toc240920335 \h </w:instrText>
+              <w:instrText xml:space="preserve"> PAGEREF _Toc240923482 \h </w:instrText>
             </w:r>
             <w:r>
               <w:rPr>
@@ -2376,7 +2376,7 @@
               <w14:ligatures w14:val="standardContextual"/>
             </w:rPr>
           </w:pPr>
-          <w:hyperlink w:anchor="_Toc240920336" w:history="1">
+          <w:hyperlink w:anchor="_Toc240923483" w:history="1">
             <w:r>
               <w:rPr>
                 <w:rStyle w:val="Hyperlink"/>
@@ -2400,7 +2400,7 @@
               <w:rPr>
                 <w:noProof/>
               </w:rPr>
-              <w:instrText xml:space="preserve"> PAGEREF _Toc240920336 \h </w:instrText>
+              <w:instrText xml:space="preserve"> PAGEREF _Toc240923483 \h </w:instrText>
             </w:r>
             <w:r>
               <w:rPr>
@@ -2443,7 +2443,7 @@
               <w14:ligatures w14:val="standardContextual"/>
             </w:rPr>
           </w:pPr>
-          <w:hyperlink w:anchor="_Toc240920337" w:history="1">
+          <w:hyperlink w:anchor="_Toc240923484" w:history="1">
             <w:r>
               <w:rPr>
                 <w:rStyle w:val="Hyperlink"/>
@@ -2467,7 +2467,7 @@
               <w:rPr>
                 <w:noProof/>
               </w:rPr>
-              <w:instrText xml:space="preserve"> PAGEREF _Toc240920337 \h </w:instrText>
+              <w:instrText xml:space="preserve"> PAGEREF _Toc240923484 \h </w:instrText>
             </w:r>
             <w:r>
               <w:rPr>
@@ -2510,7 +2510,7 @@
               <w14:ligatures w14:val="standardContextual"/>
             </w:rPr>
           </w:pPr>
-          <w:hyperlink w:anchor="_Toc240920338" w:history="1">
+          <w:hyperlink w:anchor="_Toc240923485" w:history="1">
             <w:r>
               <w:rPr>
                 <w:rStyle w:val="Hyperlink"/>
@@ -2534,7 +2534,7 @@
               <w:rPr>
                 <w:noProof/>
               </w:rPr>
-              <w:instrText xml:space="preserve"> PAGEREF _Toc240920338 \h </w:instrText>
+              <w:instrText xml:space="preserve"> PAGEREF _Toc240923485 \h </w:instrText>
             </w:r>
             <w:r>
               <w:rPr>
@@ -2577,7 +2577,7 @@
               <w14:ligatures w14:val="standardContextual"/>
             </w:rPr>
           </w:pPr>
-          <w:hyperlink w:anchor="_Toc240920339" w:history="1">
+          <w:hyperlink w:anchor="_Toc240923486" w:history="1">
             <w:r>
               <w:rPr>
                 <w:rStyle w:val="Hyperlink"/>
@@ -2601,7 +2601,7 @@
               <w:rPr>
                 <w:noProof/>
               </w:rPr>
-              <w:instrText xml:space="preserve"> PAGEREF _Toc240920339 \h </w:instrText>
+              <w:instrText xml:space="preserve"> PAGEREF _Toc240923486 \h </w:instrText>
             </w:r>
             <w:r>
               <w:rPr>
@@ -2640,7 +2640,7 @@
         <w:pStyle w:val="Heading1"/>
         <w:pageBreakBefore/>
       </w:pPr>
-      <w:bookmarkStart w:id="0" w:name="_Toc240920309"/>
+      <w:bookmarkStart w:id="0" w:name="_Toc240923456"/>
       <w:r>
         <w:lastRenderedPageBreak/>
         <w:t>1. Your role at a glance</w:t>
@@ -2800,7 +2800,7 @@
           <w:left w:w="10" w:type="dxa"/>
           <w:right w:w="10" w:type="dxa"/>
         </w:tblCellMar>
-        <w:tblLook w:val="04A0" w:firstRow="1" w:lastRow="0" w:firstColumn="1" w:lastColumn="0" w:noHBand="0" w:noVBand="1"/>
+        <w:tblLook w:val="0000" w:firstRow="0" w:lastRow="0" w:firstColumn="0" w:lastColumn="0" w:noHBand="0" w:noVBand="0"/>
       </w:tblPr>
       <w:tblGrid>
         <w:gridCol w:w="9412"/>
@@ -2860,7 +2860,7 @@
         <w:pStyle w:val="Heading1"/>
         <w:pageBreakBefore/>
       </w:pPr>
-      <w:bookmarkStart w:id="1" w:name="_Toc240920310"/>
+      <w:bookmarkStart w:id="1" w:name="_Toc240923457"/>
       <w:r>
         <w:lastRenderedPageBreak/>
         <w:t>2. Signing in and your screens</w:t>
@@ -2871,7 +2871,7 @@
       <w:pPr>
         <w:pStyle w:val="Heading2"/>
       </w:pPr>
-      <w:bookmarkStart w:id="2" w:name="_Toc240920311"/>
+      <w:bookmarkStart w:id="2" w:name="_Toc240923458"/>
       <w:r>
         <w:t>Signing in</w:t>
       </w:r>
@@ -2954,7 +2954,7 @@
           <w:noProof/>
         </w:rPr>
         <w:drawing>
-          <wp:inline distT="0" distB="0" distL="0" distR="0">
+          <wp:inline distT="0" distB="0" distL="0" distR="0" wp14:anchorId="6A106DD4" wp14:editId="13523D8D">
             <wp:extent cx="5334000" cy="2333625"/>
             <wp:effectExtent l="0" t="0" r="0" b="0"/>
             <wp:docPr id="1" name="adm_login.jpg" descr="The sign-in screen for all internal staff." title="The sign-in screen for all internal staff."/>
@@ -3062,7 +3062,7 @@
           <w:left w:w="10" w:type="dxa"/>
           <w:right w:w="10" w:type="dxa"/>
         </w:tblCellMar>
-        <w:tblLook w:val="04A0" w:firstRow="1" w:lastRow="0" w:firstColumn="1" w:lastColumn="0" w:noHBand="0" w:noVBand="1"/>
+        <w:tblLook w:val="0000" w:firstRow="0" w:lastRow="0" w:firstColumn="0" w:lastColumn="0" w:noHBand="0" w:noVBand="0"/>
       </w:tblPr>
       <w:tblGrid>
         <w:gridCol w:w="9412"/>
@@ -3121,7 +3121,7 @@
       <w:pPr>
         <w:pStyle w:val="Heading2"/>
       </w:pPr>
-      <w:bookmarkStart w:id="3" w:name="_Toc240920312"/>
+      <w:bookmarkStart w:id="3" w:name="_Toc240923459"/>
       <w:r>
         <w:t>Finding your way around</w:t>
       </w:r>
@@ -3306,7 +3306,7 @@
         </w:rPr>
         <w:lastRenderedPageBreak/>
         <w:drawing>
-          <wp:inline distT="0" distB="0" distL="0" distR="0">
+          <wp:inline distT="0" distB="0" distL="0" distR="0" wp14:anchorId="55101467" wp14:editId="64EB8683">
             <wp:extent cx="5715000" cy="1876425"/>
             <wp:effectExtent l="0" t="0" r="0" b="0"/>
             <wp:docPr id="2" name="adm_not_your_role.jpg" descr="Opening a screen outside your role (for example from an old bookmark) shows this card instead of the screen." title="Opening a screen outside your role (for example from an old bookmark) shows this card instead of the screen."/>
@@ -3375,7 +3375,7 @@
       <w:pPr>
         <w:pStyle w:val="Heading2"/>
       </w:pPr>
-      <w:bookmarkStart w:id="4" w:name="_Toc240920313"/>
+      <w:bookmarkStart w:id="4" w:name="_Toc240923460"/>
       <w:r>
         <w:t>Your screens</w:t>
       </w:r>
@@ -3396,7 +3396,7 @@
           <w:left w:w="10" w:type="dxa"/>
           <w:right w:w="10" w:type="dxa"/>
         </w:tblCellMar>
-        <w:tblLook w:val="04A0" w:firstRow="1" w:lastRow="0" w:firstColumn="1" w:lastColumn="0" w:noHBand="0" w:noVBand="1"/>
+        <w:tblLook w:val="0000" w:firstRow="0" w:lastRow="0" w:firstColumn="0" w:lastColumn="0" w:noHBand="0" w:noVBand="0"/>
       </w:tblPr>
       <w:tblGrid>
         <w:gridCol w:w="2824"/>
@@ -3650,7 +3650,7 @@
       <w:pPr>
         <w:pStyle w:val="Heading2"/>
       </w:pPr>
-      <w:bookmarkStart w:id="5" w:name="_Toc240920314"/>
+      <w:bookmarkStart w:id="5" w:name="_Toc240923461"/>
       <w:r>
         <w:t>Changing your password</w:t>
       </w:r>
@@ -3733,7 +3733,7 @@
           <w:noProof/>
         </w:rPr>
         <w:drawing>
-          <wp:inline distT="0" distB="0" distL="0" distR="0">
+          <wp:inline distT="0" distB="0" distL="0" distR="0" wp14:anchorId="3A943A4A" wp14:editId="638CF588">
             <wp:extent cx="5334000" cy="2171700"/>
             <wp:effectExtent l="0" t="0" r="0" b="0"/>
             <wp:docPr id="3" name="adm_account.jpg" descr="Change Password screen." title="Change Password screen."/>
@@ -3821,7 +3821,7 @@
         <w:pStyle w:val="Heading1"/>
         <w:pageBreakBefore/>
       </w:pPr>
-      <w:bookmarkStart w:id="6" w:name="_Toc240920315"/>
+      <w:bookmarkStart w:id="6" w:name="_Toc240923462"/>
       <w:r>
         <w:lastRenderedPageBreak/>
         <w:t>3. Your routine</w:t>
@@ -3851,7 +3851,7 @@
           <w:left w:w="10" w:type="dxa"/>
           <w:right w:w="10" w:type="dxa"/>
         </w:tblCellMar>
-        <w:tblLook w:val="04A0" w:firstRow="1" w:lastRow="0" w:firstColumn="1" w:lastColumn="0" w:noHBand="0" w:noVBand="1"/>
+        <w:tblLook w:val="0000" w:firstRow="0" w:lastRow="0" w:firstColumn="0" w:lastColumn="0" w:noHBand="0" w:noVBand="0"/>
       </w:tblPr>
       <w:tblGrid>
         <w:gridCol w:w="2071"/>
@@ -4165,7 +4165,7 @@
         <w:pStyle w:val="Heading1"/>
         <w:pageBreakBefore/>
       </w:pPr>
-      <w:bookmarkStart w:id="7" w:name="_Toc240920316"/>
+      <w:bookmarkStart w:id="7" w:name="_Toc240923463"/>
       <w:r>
         <w:lastRenderedPageBreak/>
         <w:t>4. Step-by-step tasks</w:t>
@@ -4176,7 +4176,7 @@
       <w:pPr>
         <w:pStyle w:val="Heading2"/>
       </w:pPr>
-      <w:bookmarkStart w:id="8" w:name="_Toc240920317"/>
+      <w:bookmarkStart w:id="8" w:name="_Toc240923464"/>
       <w:r>
         <w:t>4.1 Finding your cases</w:t>
       </w:r>
@@ -4216,7 +4216,7 @@
           <w:noProof/>
         </w:rPr>
         <w:drawing>
-          <wp:inline distT="0" distB="0" distL="0" distR="0">
+          <wp:inline distT="0" distB="0" distL="0" distR="0" wp14:anchorId="31B45BA4" wp14:editId="6F2C785E">
             <wp:extent cx="5334000" cy="3333750"/>
             <wp:effectExtent l="0" t="0" r="0" b="0"/>
             <wp:docPr id="4" name="cra_register.jpg" descr="Main-400 Register for a Contact RA." title="Main-400 Register for a Contact RA."/>
@@ -4346,7 +4346,7 @@
       <w:pPr>
         <w:pStyle w:val="Heading2"/>
       </w:pPr>
-      <w:bookmarkStart w:id="9" w:name="_Toc240920318"/>
+      <w:bookmarkStart w:id="9" w:name="_Toc240923465"/>
       <w:r>
         <w:t>4.2 Recording the respondent and their contact details</w:t>
       </w:r>
@@ -4488,7 +4488,7 @@
         </w:rPr>
         <w:lastRenderedPageBreak/>
         <w:drawing>
-          <wp:inline distT="0" distB="0" distL="0" distR="0">
+          <wp:inline distT="0" distB="0" distL="0" distR="0" wp14:anchorId="1812AD87" wp14:editId="1F97E5CB">
             <wp:extent cx="5334000" cy="2114550"/>
             <wp:effectExtent l="0" t="0" r="0" b="0"/>
             <wp:docPr id="5" name="adm_case_add_person.jpg" descr="Adding a person to a case." title="Adding a person to a case."/>
@@ -4692,7 +4692,7 @@
           <w:left w:w="10" w:type="dxa"/>
           <w:right w:w="10" w:type="dxa"/>
         </w:tblCellMar>
-        <w:tblLook w:val="04A0" w:firstRow="1" w:lastRow="0" w:firstColumn="1" w:lastColumn="0" w:noHBand="0" w:noVBand="1"/>
+        <w:tblLook w:val="0000" w:firstRow="0" w:lastRow="0" w:firstColumn="0" w:lastColumn="0" w:noHBand="0" w:noVBand="0"/>
       </w:tblPr>
       <w:tblGrid>
         <w:gridCol w:w="9412"/>
@@ -4751,7 +4751,7 @@
       <w:pPr>
         <w:pStyle w:val="Heading2"/>
       </w:pPr>
-      <w:bookmarkStart w:id="10" w:name="_Toc240920319"/>
+      <w:bookmarkStart w:id="10" w:name="_Toc240923466"/>
       <w:r>
         <w:t>4.3 Sending an invitation</w:t>
       </w:r>
@@ -4864,7 +4864,7 @@
           <w:noProof/>
         </w:rPr>
         <w:drawing>
-          <wp:inline distT="0" distB="0" distL="0" distR="0">
+          <wp:inline distT="0" distB="0" distL="0" distR="0" wp14:anchorId="215756BE" wp14:editId="2EA78121">
             <wp:extent cx="5334000" cy="1143000"/>
             <wp:effectExtent l="0" t="0" r="0" b="0"/>
             <wp:docPr id="6" name="cra_case_invitations_before.jpg" descr="Invitations panel before sending, with the history of earlier invitations." title="Invitations panel before sending, with the history of earlier invitations."/>
@@ -4994,7 +4994,7 @@
         </w:rPr>
         <w:lastRenderedPageBreak/>
         <w:drawing>
-          <wp:inline distT="0" distB="0" distL="0" distR="0">
+          <wp:inline distT="0" distB="0" distL="0" distR="0" wp14:anchorId="6B119B1D" wp14:editId="1D78965B">
             <wp:extent cx="5334000" cy="2152650"/>
             <wp:effectExtent l="0" t="0" r="0" b="0"/>
             <wp:docPr id="7" name="cra_case_invitation_sent.jpg" descr="The link, manual code and ready-written messages are shown once, with a send button for each channel." title="The link, manual code and ready-written messages are shown once, with a send button for each channel."/>
@@ -5248,7 +5248,7 @@
           <w:left w:w="10" w:type="dxa"/>
           <w:right w:w="10" w:type="dxa"/>
         </w:tblCellMar>
-        <w:tblLook w:val="04A0" w:firstRow="1" w:lastRow="0" w:firstColumn="1" w:lastColumn="0" w:noHBand="0" w:noVBand="1"/>
+        <w:tblLook w:val="0000" w:firstRow="0" w:lastRow="0" w:firstColumn="0" w:lastColumn="0" w:noHBand="0" w:noVBand="0"/>
       </w:tblPr>
       <w:tblGrid>
         <w:gridCol w:w="9412"/>
@@ -5377,7 +5377,7 @@
       <w:pPr>
         <w:pStyle w:val="Heading2"/>
       </w:pPr>
-      <w:bookmarkStart w:id="11" w:name="_Toc240920320"/>
+      <w:bookmarkStart w:id="11" w:name="_Toc240923467"/>
       <w:r>
         <w:t>4.4 Logging a contact attempt</w:t>
       </w:r>
@@ -5436,7 +5436,7 @@
         </w:rPr>
         <w:lastRenderedPageBreak/>
         <w:drawing>
-          <wp:inline distT="0" distB="0" distL="0" distR="0">
+          <wp:inline distT="0" distB="0" distL="0" distR="0" wp14:anchorId="362CED69" wp14:editId="749CB281">
             <wp:extent cx="5334000" cy="1343025"/>
             <wp:effectExtent l="0" t="0" r="0" b="0"/>
             <wp:docPr id="8" name="adm_case_timeline.jpg" descr="Contact timeline and the form for logging an attempt." title="Contact timeline and the form for logging an attempt."/>
@@ -5579,7 +5579,7 @@
       <w:pPr>
         <w:pStyle w:val="Heading2"/>
       </w:pPr>
-      <w:bookmarkStart w:id="12" w:name="_Toc240920321"/>
+      <w:bookmarkStart w:id="12" w:name="_Toc240923468"/>
       <w:r>
         <w:t>4.5 Sending follow-up reminders</w:t>
       </w:r>
@@ -5647,7 +5647,7 @@
           <w:noProof/>
         </w:rPr>
         <w:drawing>
-          <wp:inline distT="0" distB="0" distL="0" distR="0">
+          <wp:inline distT="0" distB="0" distL="0" distR="0" wp14:anchorId="3A78E524" wp14:editId="4AFB6DAB">
             <wp:extent cx="5334000" cy="3333750"/>
             <wp:effectExtent l="0" t="0" r="0" b="0"/>
             <wp:docPr id="9" name="cra_follow_ups.jpg" descr="Follow-ups due. Contact RAs see only their own cases." title="Follow-ups due. Contact RAs see only their own cases."/>
@@ -5798,7 +5798,7 @@
           <w:left w:w="10" w:type="dxa"/>
           <w:right w:w="10" w:type="dxa"/>
         </w:tblCellMar>
-        <w:tblLook w:val="04A0" w:firstRow="1" w:lastRow="0" w:firstColumn="1" w:lastColumn="0" w:noHBand="0" w:noVBand="1"/>
+        <w:tblLook w:val="0000" w:firstRow="0" w:lastRow="0" w:firstColumn="0" w:lastColumn="0" w:noHBand="0" w:noVBand="0"/>
       </w:tblPr>
       <w:tblGrid>
         <w:gridCol w:w="9412"/>
@@ -5874,7 +5874,7 @@
       <w:pPr>
         <w:pStyle w:val="Heading2"/>
       </w:pPr>
-      <w:bookmarkStart w:id="13" w:name="_Toc240920322"/>
+      <w:bookmarkStart w:id="13" w:name="_Toc240923469"/>
       <w:r>
         <w:t>4.6 Managing appointments</w:t>
       </w:r>
@@ -5914,7 +5914,7 @@
           <w:noProof/>
         </w:rPr>
         <w:drawing>
-          <wp:inline distT="0" distB="0" distL="0" distR="0">
+          <wp:inline distT="0" distB="0" distL="0" distR="0" wp14:anchorId="2AAB1FED" wp14:editId="01F482AB">
             <wp:extent cx="5334000" cy="2667000"/>
             <wp:effectExtent l="0" t="0" r="0" b="0"/>
             <wp:docPr id="10" name="cra_appointments.jpg" descr="Appointment Queue." title="Appointment Queue."/>
@@ -6097,7 +6097,7 @@
       <w:pPr>
         <w:pStyle w:val="Heading2"/>
       </w:pPr>
-      <w:bookmarkStart w:id="14" w:name="_Toc240920323"/>
+      <w:bookmarkStart w:id="14" w:name="_Toc240923470"/>
       <w:r>
         <w:t>4.7 Phone, WhatsApp-call or face-to-face administration</w:t>
       </w:r>
@@ -6226,7 +6226,7 @@
           <w:left w:w="10" w:type="dxa"/>
           <w:right w:w="10" w:type="dxa"/>
         </w:tblCellMar>
-        <w:tblLook w:val="04A0" w:firstRow="1" w:lastRow="0" w:firstColumn="1" w:lastColumn="0" w:noHBand="0" w:noVBand="1"/>
+        <w:tblLook w:val="0000" w:firstRow="0" w:lastRow="0" w:firstColumn="0" w:lastColumn="0" w:noHBand="0" w:noVBand="0"/>
       </w:tblPr>
       <w:tblGrid>
         <w:gridCol w:w="941"/>
@@ -6825,7 +6825,7 @@
       <w:pPr>
         <w:pStyle w:val="Heading2"/>
       </w:pPr>
-      <w:bookmarkStart w:id="15" w:name="_Toc240920324"/>
+      <w:bookmarkStart w:id="15" w:name="_Toc240923471"/>
       <w:r>
         <w:t>4.8 Verifying a profile with the respondent, and reconciling it afterwards</w:t>
       </w:r>
@@ -6914,7 +6914,7 @@
         </w:rPr>
         <w:lastRenderedPageBreak/>
         <w:drawing>
-          <wp:inline distT="0" distB="0" distL="0" distR="0">
+          <wp:inline distT="0" distB="0" distL="0" distR="0" wp14:anchorId="1C459D1C" wp14:editId="35A8FD7D">
             <wp:extent cx="4752975" cy="4953000"/>
             <wp:effectExtent l="0" t="0" r="0" b="0"/>
             <wp:docPr id="11" name="proit_interview_sheet.jpg" descr="The interview sheet: confirm what is public, ask what is not." title="The interview sheet: confirm what is public, ask what is not."/>
@@ -7179,7 +7179,7 @@
         </w:rPr>
         <w:lastRenderedPageBreak/>
         <w:drawing>
-          <wp:inline distT="0" distB="0" distL="0" distR="0">
+          <wp:inline distT="0" distB="0" distL="0" distR="0" wp14:anchorId="2F116560" wp14:editId="496AD9DC">
             <wp:extent cx="5334000" cy="1152525"/>
             <wp:effectExtent l="0" t="0" r="0" b="0"/>
             <wp:docPr id="12" name="proit_reconcile.jpg" descr="Reconciling a corrected fact: the three values stay separate." title="Reconciling a corrected fact: the three values stay separate."/>
@@ -7264,7 +7264,27 @@
         <w:t>Reconciled</w:t>
       </w:r>
       <w:r>
-        <w:t xml:space="preserve"> when every fact is settled.</w:t>
+        <w:t xml:space="preserve"> when every fact is settled. At that moment the portal also sends the whole profile (what was known, what the respondent said, the reconciled value, and the sources) to KoboToolbox, in the </w:t>
+      </w:r>
+      <w:r>
+        <w:rPr>
+          <w:b/>
+          <w:bCs/>
+        </w:rPr>
+        <w:t>ABF-FST PROIT Interview Profile</w:t>
+      </w:r>
+      <w:r>
+        <w:t xml:space="preserve"> form, and the status shows </w:t>
+      </w:r>
+      <w:r>
+        <w:rPr>
+          <w:b/>
+          <w:bCs/>
+        </w:rPr>
+        <w:t>Saved to KoboToolbox</w:t>
+      </w:r>
+      <w:r>
+        <w:t>.</w:t>
       </w:r>
     </w:p>
     <w:p>
@@ -7310,7 +7330,7 @@
           <w:left w:w="10" w:type="dxa"/>
           <w:right w:w="10" w:type="dxa"/>
         </w:tblCellMar>
-        <w:tblLook w:val="04A0" w:firstRow="1" w:lastRow="0" w:firstColumn="1" w:lastColumn="0" w:noHBand="0" w:noVBand="1"/>
+        <w:tblLook w:val="0000" w:firstRow="0" w:lastRow="0" w:firstColumn="0" w:lastColumn="0" w:noHBand="0" w:noVBand="0"/>
       </w:tblPr>
       <w:tblGrid>
         <w:gridCol w:w="9412"/>
@@ -7397,7 +7417,7 @@
       <w:pPr>
         <w:pStyle w:val="Heading2"/>
       </w:pPr>
-      <w:bookmarkStart w:id="16" w:name="_Toc240920325"/>
+      <w:bookmarkStart w:id="16" w:name="_Toc240923472"/>
       <w:r>
         <w:t>4.9 When the person is not the right respondent</w:t>
       </w:r>
@@ -7481,7 +7501,7 @@
       <w:pPr>
         <w:pStyle w:val="Heading2"/>
       </w:pPr>
-      <w:bookmarkStart w:id="17" w:name="_Toc240920326"/>
+      <w:bookmarkStart w:id="17" w:name="_Toc240923473"/>
       <w:r>
         <w:t>4.10 When someone refuses or asks to withdraw</w:t>
       </w:r>
@@ -7558,7 +7578,7 @@
       <w:pPr>
         <w:pStyle w:val="Heading2"/>
       </w:pPr>
-      <w:bookmarkStart w:id="18" w:name="_Toc240920327"/>
+      <w:bookmarkStart w:id="18" w:name="_Toc240923474"/>
       <w:r>
         <w:t>4.11 What to say to a respondent</w:t>
       </w:r>
@@ -7600,6 +7620,7 @@
         <w:spacing w:after="60" w:line="276" w:lineRule="auto"/>
       </w:pPr>
       <w:r>
+        <w:lastRenderedPageBreak/>
         <w:t>What it involves: a questionnaire of about 15–25 minutes, online or with a researcher by phone or WhatsApp.</w:t>
       </w:r>
     </w:p>
@@ -7613,7 +7634,6 @@
         <w:spacing w:after="60" w:line="276" w:lineRule="auto"/>
       </w:pPr>
       <w:r>
-        <w:lastRenderedPageBreak/>
         <w:t>It is voluntary and confidential; no score, rating or financing decision is produced, and answers are never shared with lenders.</w:t>
       </w:r>
     </w:p>
@@ -7640,7 +7660,7 @@
         <w:pStyle w:val="Heading1"/>
         <w:pageBreakBefore/>
       </w:pPr>
-      <w:bookmarkStart w:id="19" w:name="_Toc240920328"/>
+      <w:bookmarkStart w:id="19" w:name="_Toc240923475"/>
       <w:r>
         <w:lastRenderedPageBreak/>
         <w:t>5. Rules you must follow</w:t>
@@ -7804,7 +7824,7 @@
         <w:pStyle w:val="Heading1"/>
         <w:pageBreakBefore/>
       </w:pPr>
-      <w:bookmarkStart w:id="20" w:name="_Toc240920329"/>
+      <w:bookmarkStart w:id="20" w:name="_Toc240923476"/>
       <w:r>
         <w:lastRenderedPageBreak/>
         <w:t>6. Troubleshooting</w:t>
@@ -7826,7 +7846,7 @@
           <w:left w:w="10" w:type="dxa"/>
           <w:right w:w="10" w:type="dxa"/>
         </w:tblCellMar>
-        <w:tblLook w:val="04A0" w:firstRow="1" w:lastRow="0" w:firstColumn="1" w:lastColumn="0" w:noHBand="0" w:noVBand="1"/>
+        <w:tblLook w:val="0000" w:firstRow="0" w:lastRow="0" w:firstColumn="0" w:lastColumn="0" w:noHBand="0" w:noVBand="0"/>
       </w:tblPr>
       <w:tblGrid>
         <w:gridCol w:w="2635"/>
@@ -8994,7 +9014,7 @@
         <w:pStyle w:val="Heading1"/>
         <w:pageBreakBefore/>
       </w:pPr>
-      <w:bookmarkStart w:id="21" w:name="_Toc240920330"/>
+      <w:bookmarkStart w:id="21" w:name="_Toc240923477"/>
       <w:r>
         <w:lastRenderedPageBreak/>
         <w:t>7. Quick reference</w:t>
@@ -9016,7 +9036,7 @@
           <w:left w:w="10" w:type="dxa"/>
           <w:right w:w="10" w:type="dxa"/>
         </w:tblCellMar>
-        <w:tblLook w:val="04A0" w:firstRow="1" w:lastRow="0" w:firstColumn="1" w:lastColumn="0" w:noHBand="0" w:noVBand="1"/>
+        <w:tblLook w:val="0000" w:firstRow="0" w:lastRow="0" w:firstColumn="0" w:lastColumn="0" w:noHBand="0" w:noVBand="0"/>
       </w:tblPr>
       <w:tblGrid>
         <w:gridCol w:w="2824"/>
@@ -9393,7 +9413,7 @@
         <w:pStyle w:val="Heading1"/>
         <w:pageBreakBefore/>
       </w:pPr>
-      <w:bookmarkStart w:id="22" w:name="_Toc240920331"/>
+      <w:bookmarkStart w:id="22" w:name="_Toc240923478"/>
       <w:r>
         <w:lastRenderedPageBreak/>
         <w:t>8. Every screen and button for your role</w:t>
@@ -9423,7 +9443,7 @@
           <w:left w:w="10" w:type="dxa"/>
           <w:right w:w="10" w:type="dxa"/>
         </w:tblCellMar>
-        <w:tblLook w:val="04A0" w:firstRow="1" w:lastRow="0" w:firstColumn="1" w:lastColumn="0" w:noHBand="0" w:noVBand="1"/>
+        <w:tblLook w:val="0000" w:firstRow="0" w:lastRow="0" w:firstColumn="0" w:lastColumn="0" w:noHBand="0" w:noVBand="0"/>
       </w:tblPr>
       <w:tblGrid>
         <w:gridCol w:w="9412"/>
@@ -9507,7 +9527,7 @@
       <w:pPr>
         <w:pStyle w:val="Heading2"/>
       </w:pPr>
-      <w:bookmarkStart w:id="23" w:name="_Toc240920332"/>
+      <w:bookmarkStart w:id="23" w:name="_Toc240923479"/>
       <w:r>
         <w:t>8.1 Sign in</w:t>
       </w:r>
@@ -9570,7 +9590,7 @@
           <w:left w:w="10" w:type="dxa"/>
           <w:right w:w="10" w:type="dxa"/>
         </w:tblCellMar>
-        <w:tblLook w:val="04A0" w:firstRow="1" w:lastRow="0" w:firstColumn="1" w:lastColumn="0" w:noHBand="0" w:noVBand="1"/>
+        <w:tblLook w:val="0000" w:firstRow="0" w:lastRow="0" w:firstColumn="0" w:lastColumn="0" w:noHBand="0" w:noVBand="0"/>
       </w:tblPr>
       <w:tblGrid>
         <w:gridCol w:w="1882"/>
@@ -10020,7 +10040,7 @@
       <w:pPr>
         <w:pStyle w:val="Heading2"/>
       </w:pPr>
-      <w:bookmarkStart w:id="24" w:name="_Toc240920333"/>
+      <w:bookmarkStart w:id="24" w:name="_Toc240923480"/>
       <w:r>
         <w:t>8.2 The header and menu bar (every screen)</w:t>
       </w:r>
@@ -10083,7 +10103,7 @@
           <w:left w:w="10" w:type="dxa"/>
           <w:right w:w="10" w:type="dxa"/>
         </w:tblCellMar>
-        <w:tblLook w:val="04A0" w:firstRow="1" w:lastRow="0" w:firstColumn="1" w:lastColumn="0" w:noHBand="0" w:noVBand="1"/>
+        <w:tblLook w:val="0000" w:firstRow="0" w:lastRow="0" w:firstColumn="0" w:lastColumn="0" w:noHBand="0" w:noVBand="0"/>
       </w:tblPr>
       <w:tblGrid>
         <w:gridCol w:w="1882"/>
@@ -10744,7 +10764,7 @@
       <w:pPr>
         <w:pStyle w:val="Heading2"/>
       </w:pPr>
-      <w:bookmarkStart w:id="25" w:name="_Toc240920334"/>
+      <w:bookmarkStart w:id="25" w:name="_Toc240923481"/>
       <w:r>
         <w:t>8.3 Change Password</w:t>
       </w:r>
@@ -10807,7 +10827,7 @@
           <w:left w:w="10" w:type="dxa"/>
           <w:right w:w="10" w:type="dxa"/>
         </w:tblCellMar>
-        <w:tblLook w:val="04A0" w:firstRow="1" w:lastRow="0" w:firstColumn="1" w:lastColumn="0" w:noHBand="0" w:noVBand="1"/>
+        <w:tblLook w:val="0000" w:firstRow="0" w:lastRow="0" w:firstColumn="0" w:lastColumn="0" w:noHBand="0" w:noVBand="0"/>
       </w:tblPr>
       <w:tblGrid>
         <w:gridCol w:w="1882"/>
@@ -11364,7 +11384,7 @@
       <w:pPr>
         <w:pStyle w:val="Heading2"/>
       </w:pPr>
-      <w:bookmarkStart w:id="26" w:name="_Toc240920335"/>
+      <w:bookmarkStart w:id="26" w:name="_Toc240923482"/>
       <w:r>
         <w:t>8.4 Main-400 Register (and Reserve)</w:t>
       </w:r>
@@ -11427,7 +11447,7 @@
           <w:left w:w="10" w:type="dxa"/>
           <w:right w:w="10" w:type="dxa"/>
         </w:tblCellMar>
-        <w:tblLook w:val="04A0" w:firstRow="1" w:lastRow="0" w:firstColumn="1" w:lastColumn="0" w:noHBand="0" w:noVBand="1"/>
+        <w:tblLook w:val="0000" w:firstRow="0" w:lastRow="0" w:firstColumn="0" w:lastColumn="0" w:noHBand="0" w:noVBand="0"/>
       </w:tblPr>
       <w:tblGrid>
         <w:gridCol w:w="1882"/>
@@ -11985,7 +12005,7 @@
       <w:pPr>
         <w:pStyle w:val="Heading2"/>
       </w:pPr>
-      <w:bookmarkStart w:id="27" w:name="_Toc240920336"/>
+      <w:bookmarkStart w:id="27" w:name="_Toc240923483"/>
       <w:r>
         <w:t>8.5 Case page</w:t>
       </w:r>
@@ -12048,7 +12068,7 @@
           <w:left w:w="10" w:type="dxa"/>
           <w:right w:w="10" w:type="dxa"/>
         </w:tblCellMar>
-        <w:tblLook w:val="04A0" w:firstRow="1" w:lastRow="0" w:firstColumn="1" w:lastColumn="0" w:noHBand="0" w:noVBand="1"/>
+        <w:tblLook w:val="0000" w:firstRow="0" w:lastRow="0" w:firstColumn="0" w:lastColumn="0" w:noHBand="0" w:noVBand="0"/>
       </w:tblPr>
       <w:tblGrid>
         <w:gridCol w:w="1882"/>
@@ -13339,7 +13359,7 @@
       <w:pPr>
         <w:pStyle w:val="Heading2"/>
       </w:pPr>
-      <w:bookmarkStart w:id="28" w:name="_Toc240920337"/>
+      <w:bookmarkStart w:id="28" w:name="_Toc240923484"/>
       <w:r>
         <w:t>8.6 Interview sheet (verifying a locked profile)</w:t>
       </w:r>
@@ -13402,7 +13422,7 @@
           <w:left w:w="10" w:type="dxa"/>
           <w:right w:w="10" w:type="dxa"/>
         </w:tblCellMar>
-        <w:tblLook w:val="04A0" w:firstRow="1" w:lastRow="0" w:firstColumn="1" w:lastColumn="0" w:noHBand="0" w:noVBand="1"/>
+        <w:tblLook w:val="0000" w:firstRow="0" w:lastRow="0" w:firstColumn="0" w:lastColumn="0" w:noHBand="0" w:noVBand="0"/>
       </w:tblPr>
       <w:tblGrid>
         <w:gridCol w:w="1882"/>
@@ -14380,7 +14400,7 @@
       <w:pPr>
         <w:pStyle w:val="Heading2"/>
       </w:pPr>
-      <w:bookmarkStart w:id="29" w:name="_Toc240920338"/>
+      <w:bookmarkStart w:id="29" w:name="_Toc240923485"/>
       <w:r>
         <w:t>8.7 Appointment Queue</w:t>
       </w:r>
@@ -14443,7 +14463,7 @@
           <w:left w:w="10" w:type="dxa"/>
           <w:right w:w="10" w:type="dxa"/>
         </w:tblCellMar>
-        <w:tblLook w:val="04A0" w:firstRow="1" w:lastRow="0" w:firstColumn="1" w:lastColumn="0" w:noHBand="0" w:noVBand="1"/>
+        <w:tblLook w:val="0000" w:firstRow="0" w:lastRow="0" w:firstColumn="0" w:lastColumn="0" w:noHBand="0" w:noVBand="0"/>
       </w:tblPr>
       <w:tblGrid>
         <w:gridCol w:w="1882"/>
@@ -15000,7 +15020,7 @@
       <w:pPr>
         <w:pStyle w:val="Heading2"/>
       </w:pPr>
-      <w:bookmarkStart w:id="30" w:name="_Toc240920339"/>
+      <w:bookmarkStart w:id="30" w:name="_Toc240923486"/>
       <w:r>
         <w:lastRenderedPageBreak/>
         <w:t>8.8 Follow-ups due</w:t>
@@ -15064,7 +15084,7 @@
           <w:left w:w="10" w:type="dxa"/>
           <w:right w:w="10" w:type="dxa"/>
         </w:tblCellMar>
-        <w:tblLook w:val="04A0" w:firstRow="1" w:lastRow="0" w:firstColumn="1" w:lastColumn="0" w:noHBand="0" w:noVBand="1"/>
+        <w:tblLook w:val="0000" w:firstRow="0" w:lastRow="0" w:firstColumn="0" w:lastColumn="0" w:noHBand="0" w:noVBand="0"/>
       </w:tblPr>
       <w:tblGrid>
         <w:gridCol w:w="1882"/>
@@ -15731,10 +15751,10 @@
 <file path=word/numbering.xml><?xml version="1.0" encoding="utf-8"?>
 <w:numbering xmlns:wpc="http://schemas.microsoft.com/office/word/2010/wordprocessingCanvas" xmlns:cx="http://schemas.microsoft.com/office/drawing/2014/chartex" xmlns:cx1="http://schemas.microsoft.com/office/drawing/2015/9/8/chartex" xmlns:cx2="http://schemas.microsoft.com/office/drawing/2015/10/21/chartex" xmlns:cx3="http://schemas.microsoft.com/office/drawing/2016/5/9/chartex" xmlns:cx4="http://schemas.microsoft.com/office/drawing/2016/5/10/chartex" xmlns:cx5="http://schemas.microsoft.com/office/drawing/2016/5/11/chartex" xmlns:cx6="http://schemas.microsoft.com/office/drawing/2016/5/12/chartex" xmlns:cx7="http://schemas.microsoft.com/office/drawing/2016/5/13/chartex" xmlns:cx8="http://schemas.microsoft.com/office/drawing/2016/5/14/chartex" xmlns:mc="http://schemas.openxmlformats.org/markup-compatibility/2006" xmlns:aink="http://schemas.microsoft.com/office/drawing/2016/ink" xmlns:am3d="http://schemas.microsoft.com/office/drawing/2017/model3d" xmlns:o="urn:schemas-microsoft-com:office:office" xmlns:oel="http://schemas.microsoft.com/office/2019/extlst" xmlns:r="http://schemas.openxmlformats.org/officeDocument/2006/relationships" xmlns:m="http://schemas.openxmlformats.org/officeDocument/2006/math" xmlns:v="urn:schemas-microsoft-com:vml" xmlns:wp14="http://schemas.microsoft.com/office/word/2010/wordprocessingDrawing" xmlns:wp="http://schemas.openxmlformats.org/drawingml/2006/wordprocessingDrawing" xmlns:w10="urn:schemas-microsoft-com:office:word" xmlns:w="http://schemas.openxmlformats.org/wordprocessingml/2006/main" xmlns:w14="http://schemas.microsoft.com/office/word/2010/wordml" xmlns:w15="http://schemas.microsoft.com/office/word/2012/wordml" xmlns:w16cex="http://schemas.microsoft.com/office/word/2018/wordml/cex" xmlns:w16cid="http://schemas.microsoft.com/office/word/2016/wordml/cid" xmlns:w16="http://schemas.microsoft.com/office/word/2018/wordml" xmlns:w16sdtdh="http://schemas.microsoft.com/office/word/2020/wordml/sdtdatahash" xmlns:w16se="http://schemas.microsoft.com/office/word/2015/wordml/symex" xmlns:wpg="http://schemas.microsoft.com/office/word/2010/wordprocessingGroup" xmlns:wpi="http://schemas.microsoft.com/office/word/2010/wordprocessingInk" xmlns:wne="http://schemas.microsoft.com/office/word/2006/wordml" xmlns:wps="http://schemas.microsoft.com/office/word/2010/wordprocessingShape" mc:Ignorable="w14 w15 w16se w16cid w16 w16cex w16sdtdh wp14">
   <w:abstractNum w:abstractNumId="0" w15:restartNumberingAfterBreak="0">
-    <w:nsid w:val="02BC12BC"/>
+    <w:nsid w:val="014B3B8A"/>
     <w:multiLevelType w:val="hybridMultilevel"/>
-    <w:tmpl w:val="C70EFB34"/>
-    <w:lvl w:ilvl="0" w:tplc="B552B068">
+    <w:tmpl w:val="A5960D00"/>
+    <w:lvl w:ilvl="0" w:tplc="3CB092AA">
       <w:start w:val="1"/>
       <w:numFmt w:val="decimal"/>
       <w:lvlText w:val="%1."/>
@@ -15748,52 +15768,52 @@
         <w:color w:val="A67C27"/>
       </w:rPr>
     </w:lvl>
-    <w:lvl w:ilvl="1" w:tplc="139486EE">
+    <w:lvl w:ilvl="1" w:tplc="093817A8">
       <w:numFmt w:val="decimal"/>
       <w:lvlText w:val=""/>
       <w:lvlJc w:val="left"/>
     </w:lvl>
-    <w:lvl w:ilvl="2" w:tplc="BBC4C8E2">
+    <w:lvl w:ilvl="2" w:tplc="FC7CEABC">
       <w:numFmt w:val="decimal"/>
       <w:lvlText w:val=""/>
       <w:lvlJc w:val="left"/>
     </w:lvl>
-    <w:lvl w:ilvl="3" w:tplc="FC588286">
+    <w:lvl w:ilvl="3" w:tplc="B10CA4B6">
       <w:numFmt w:val="decimal"/>
       <w:lvlText w:val=""/>
       <w:lvlJc w:val="left"/>
     </w:lvl>
-    <w:lvl w:ilvl="4" w:tplc="D69CBDCA">
+    <w:lvl w:ilvl="4" w:tplc="7FDCA0D8">
       <w:numFmt w:val="decimal"/>
       <w:lvlText w:val=""/>
       <w:lvlJc w:val="left"/>
     </w:lvl>
-    <w:lvl w:ilvl="5" w:tplc="6B7CD53A">
+    <w:lvl w:ilvl="5" w:tplc="FEEAE8E0">
       <w:numFmt w:val="decimal"/>
       <w:lvlText w:val=""/>
       <w:lvlJc w:val="left"/>
     </w:lvl>
-    <w:lvl w:ilvl="6" w:tplc="ABC41C94">
+    <w:lvl w:ilvl="6" w:tplc="77324E4E">
       <w:numFmt w:val="decimal"/>
       <w:lvlText w:val=""/>
       <w:lvlJc w:val="left"/>
     </w:lvl>
-    <w:lvl w:ilvl="7" w:tplc="B86E0DB2">
+    <w:lvl w:ilvl="7" w:tplc="9586D552">
       <w:numFmt w:val="decimal"/>
       <w:lvlText w:val=""/>
       <w:lvlJc w:val="left"/>
     </w:lvl>
-    <w:lvl w:ilvl="8" w:tplc="B18CED66">
+    <w:lvl w:ilvl="8" w:tplc="21425F82">
       <w:numFmt w:val="decimal"/>
       <w:lvlText w:val=""/>
       <w:lvlJc w:val="left"/>
     </w:lvl>
   </w:abstractNum>
   <w:abstractNum w:abstractNumId="1" w15:restartNumberingAfterBreak="0">
-    <w:nsid w:val="0E54613C"/>
+    <w:nsid w:val="01A12C76"/>
     <w:multiLevelType w:val="hybridMultilevel"/>
-    <w:tmpl w:val="E924CD5A"/>
-    <w:lvl w:ilvl="0" w:tplc="B0D08BFA">
+    <w:tmpl w:val="D63AE764"/>
+    <w:lvl w:ilvl="0" w:tplc="8632C4AA">
       <w:start w:val="1"/>
       <w:numFmt w:val="decimal"/>
       <w:lvlText w:val="%1."/>
@@ -15807,52 +15827,52 @@
         <w:color w:val="A67C27"/>
       </w:rPr>
     </w:lvl>
-    <w:lvl w:ilvl="1" w:tplc="9F5C00D0">
+    <w:lvl w:ilvl="1" w:tplc="34981216">
       <w:numFmt w:val="decimal"/>
       <w:lvlText w:val=""/>
       <w:lvlJc w:val="left"/>
     </w:lvl>
-    <w:lvl w:ilvl="2" w:tplc="93E43ACA">
+    <w:lvl w:ilvl="2" w:tplc="2F041588">
       <w:numFmt w:val="decimal"/>
       <w:lvlText w:val=""/>
       <w:lvlJc w:val="left"/>
     </w:lvl>
-    <w:lvl w:ilvl="3" w:tplc="E242981A">
+    <w:lvl w:ilvl="3" w:tplc="5694F3B6">
       <w:numFmt w:val="decimal"/>
       <w:lvlText w:val=""/>
       <w:lvlJc w:val="left"/>
     </w:lvl>
-    <w:lvl w:ilvl="4" w:tplc="93CC8578">
+    <w:lvl w:ilvl="4" w:tplc="263C43C2">
       <w:numFmt w:val="decimal"/>
       <w:lvlText w:val=""/>
       <w:lvlJc w:val="left"/>
     </w:lvl>
-    <w:lvl w:ilvl="5" w:tplc="D6122510">
+    <w:lvl w:ilvl="5" w:tplc="C556007E">
       <w:numFmt w:val="decimal"/>
       <w:lvlText w:val=""/>
       <w:lvlJc w:val="left"/>
     </w:lvl>
-    <w:lvl w:ilvl="6" w:tplc="4260CAE6">
+    <w:lvl w:ilvl="6" w:tplc="1CD4368A">
       <w:numFmt w:val="decimal"/>
       <w:lvlText w:val=""/>
       <w:lvlJc w:val="left"/>
     </w:lvl>
-    <w:lvl w:ilvl="7" w:tplc="5250286C">
+    <w:lvl w:ilvl="7" w:tplc="C4323A60">
       <w:numFmt w:val="decimal"/>
       <w:lvlText w:val=""/>
       <w:lvlJc w:val="left"/>
     </w:lvl>
-    <w:lvl w:ilvl="8" w:tplc="22DCAA5E">
+    <w:lvl w:ilvl="8" w:tplc="FEDE1832">
       <w:numFmt w:val="decimal"/>
       <w:lvlText w:val=""/>
       <w:lvlJc w:val="left"/>
     </w:lvl>
   </w:abstractNum>
   <w:abstractNum w:abstractNumId="2" w15:restartNumberingAfterBreak="0">
-    <w:nsid w:val="291A07DD"/>
+    <w:nsid w:val="0C7B7233"/>
     <w:multiLevelType w:val="hybridMultilevel"/>
-    <w:tmpl w:val="96D4D80E"/>
-    <w:lvl w:ilvl="0" w:tplc="084A7670">
+    <w:tmpl w:val="DBD28B0E"/>
+    <w:lvl w:ilvl="0" w:tplc="3060585E">
       <w:start w:val="1"/>
       <w:numFmt w:val="decimal"/>
       <w:lvlText w:val="%1."/>
@@ -15866,52 +15886,52 @@
         <w:color w:val="A67C27"/>
       </w:rPr>
     </w:lvl>
-    <w:lvl w:ilvl="1" w:tplc="2D1C07A4">
+    <w:lvl w:ilvl="1" w:tplc="7F2638D2">
       <w:numFmt w:val="decimal"/>
       <w:lvlText w:val=""/>
       <w:lvlJc w:val="left"/>
     </w:lvl>
-    <w:lvl w:ilvl="2" w:tplc="63CCE440">
+    <w:lvl w:ilvl="2" w:tplc="1D803DA6">
       <w:numFmt w:val="decimal"/>
       <w:lvlText w:val=""/>
       <w:lvlJc w:val="left"/>
     </w:lvl>
-    <w:lvl w:ilvl="3" w:tplc="2F8EB4C0">
+    <w:lvl w:ilvl="3" w:tplc="9156F41E">
       <w:numFmt w:val="decimal"/>
       <w:lvlText w:val=""/>
       <w:lvlJc w:val="left"/>
     </w:lvl>
-    <w:lvl w:ilvl="4" w:tplc="A1DACC48">
+    <w:lvl w:ilvl="4" w:tplc="D174F24C">
       <w:numFmt w:val="decimal"/>
       <w:lvlText w:val=""/>
       <w:lvlJc w:val="left"/>
     </w:lvl>
-    <w:lvl w:ilvl="5" w:tplc="6D360B84">
+    <w:lvl w:ilvl="5" w:tplc="D180C066">
       <w:numFmt w:val="decimal"/>
       <w:lvlText w:val=""/>
       <w:lvlJc w:val="left"/>
     </w:lvl>
-    <w:lvl w:ilvl="6" w:tplc="41D614FE">
+    <w:lvl w:ilvl="6" w:tplc="79761268">
       <w:numFmt w:val="decimal"/>
       <w:lvlText w:val=""/>
       <w:lvlJc w:val="left"/>
     </w:lvl>
-    <w:lvl w:ilvl="7" w:tplc="B01CB4B2">
+    <w:lvl w:ilvl="7" w:tplc="71E6EBF0">
       <w:numFmt w:val="decimal"/>
       <w:lvlText w:val=""/>
       <w:lvlJc w:val="left"/>
     </w:lvl>
-    <w:lvl w:ilvl="8" w:tplc="AE6E4870">
+    <w:lvl w:ilvl="8" w:tplc="D5EEAB40">
       <w:numFmt w:val="decimal"/>
       <w:lvlText w:val=""/>
       <w:lvlJc w:val="left"/>
     </w:lvl>
   </w:abstractNum>
   <w:abstractNum w:abstractNumId="3" w15:restartNumberingAfterBreak="0">
-    <w:nsid w:val="38AE25B2"/>
+    <w:nsid w:val="0FBD77FD"/>
     <w:multiLevelType w:val="hybridMultilevel"/>
-    <w:tmpl w:val="94561FF4"/>
-    <w:lvl w:ilvl="0" w:tplc="391AFD86">
+    <w:tmpl w:val="F3B4E3F8"/>
+    <w:lvl w:ilvl="0" w:tplc="55C25AF4">
       <w:start w:val="1"/>
       <w:numFmt w:val="decimal"/>
       <w:lvlText w:val="%1."/>
@@ -15925,52 +15945,52 @@
         <w:color w:val="A67C27"/>
       </w:rPr>
     </w:lvl>
-    <w:lvl w:ilvl="1" w:tplc="AFDC056C">
+    <w:lvl w:ilvl="1" w:tplc="CF4AFCAE">
       <w:numFmt w:val="decimal"/>
       <w:lvlText w:val=""/>
       <w:lvlJc w:val="left"/>
     </w:lvl>
-    <w:lvl w:ilvl="2" w:tplc="61D2286E">
+    <w:lvl w:ilvl="2" w:tplc="2A3496C2">
       <w:numFmt w:val="decimal"/>
       <w:lvlText w:val=""/>
       <w:lvlJc w:val="left"/>
     </w:lvl>
-    <w:lvl w:ilvl="3" w:tplc="4B4E7ADA">
+    <w:lvl w:ilvl="3" w:tplc="FB6C1E98">
       <w:numFmt w:val="decimal"/>
       <w:lvlText w:val=""/>
       <w:lvlJc w:val="left"/>
     </w:lvl>
-    <w:lvl w:ilvl="4" w:tplc="66AC593E">
+    <w:lvl w:ilvl="4" w:tplc="2FAE6C22">
       <w:numFmt w:val="decimal"/>
       <w:lvlText w:val=""/>
       <w:lvlJc w:val="left"/>
     </w:lvl>
-    <w:lvl w:ilvl="5" w:tplc="0B309D2A">
+    <w:lvl w:ilvl="5" w:tplc="E10AB7BC">
       <w:numFmt w:val="decimal"/>
       <w:lvlText w:val=""/>
       <w:lvlJc w:val="left"/>
     </w:lvl>
-    <w:lvl w:ilvl="6" w:tplc="C0D4361C">
+    <w:lvl w:ilvl="6" w:tplc="455063A2">
       <w:numFmt w:val="decimal"/>
       <w:lvlText w:val=""/>
       <w:lvlJc w:val="left"/>
     </w:lvl>
-    <w:lvl w:ilvl="7" w:tplc="3C7CF136">
+    <w:lvl w:ilvl="7" w:tplc="95CC42C4">
       <w:numFmt w:val="decimal"/>
       <w:lvlText w:val=""/>
       <w:lvlJc w:val="left"/>
     </w:lvl>
-    <w:lvl w:ilvl="8" w:tplc="335A4AAC">
+    <w:lvl w:ilvl="8" w:tplc="A91E7F7A">
       <w:numFmt w:val="decimal"/>
       <w:lvlText w:val=""/>
       <w:lvlJc w:val="left"/>
     </w:lvl>
   </w:abstractNum>
   <w:abstractNum w:abstractNumId="4" w15:restartNumberingAfterBreak="0">
-    <w:nsid w:val="42FB488B"/>
+    <w:nsid w:val="1F1F1328"/>
     <w:multiLevelType w:val="hybridMultilevel"/>
-    <w:tmpl w:val="820C6988"/>
-    <w:lvl w:ilvl="0" w:tplc="EAF8B2CA">
+    <w:tmpl w:val="57801EF4"/>
+    <w:lvl w:ilvl="0" w:tplc="CDFA9E70">
       <w:start w:val="1"/>
       <w:numFmt w:val="decimal"/>
       <w:lvlText w:val="%1."/>
@@ -15984,52 +16004,52 @@
         <w:color w:val="A67C27"/>
       </w:rPr>
     </w:lvl>
-    <w:lvl w:ilvl="1" w:tplc="A66AA770">
+    <w:lvl w:ilvl="1" w:tplc="9FAE55E8">
       <w:numFmt w:val="decimal"/>
       <w:lvlText w:val=""/>
       <w:lvlJc w:val="left"/>
     </w:lvl>
-    <w:lvl w:ilvl="2" w:tplc="FAA05766">
+    <w:lvl w:ilvl="2" w:tplc="FA6A6A40">
       <w:numFmt w:val="decimal"/>
       <w:lvlText w:val=""/>
       <w:lvlJc w:val="left"/>
     </w:lvl>
-    <w:lvl w:ilvl="3" w:tplc="46221854">
+    <w:lvl w:ilvl="3" w:tplc="8FA41B0C">
       <w:numFmt w:val="decimal"/>
       <w:lvlText w:val=""/>
       <w:lvlJc w:val="left"/>
     </w:lvl>
-    <w:lvl w:ilvl="4" w:tplc="A4B674C8">
+    <w:lvl w:ilvl="4" w:tplc="0CE27828">
       <w:numFmt w:val="decimal"/>
       <w:lvlText w:val=""/>
       <w:lvlJc w:val="left"/>
     </w:lvl>
-    <w:lvl w:ilvl="5" w:tplc="AFB8C62E">
+    <w:lvl w:ilvl="5" w:tplc="0736E0EA">
       <w:numFmt w:val="decimal"/>
       <w:lvlText w:val=""/>
       <w:lvlJc w:val="left"/>
     </w:lvl>
-    <w:lvl w:ilvl="6" w:tplc="83EA484E">
+    <w:lvl w:ilvl="6" w:tplc="ED58D296">
       <w:numFmt w:val="decimal"/>
       <w:lvlText w:val=""/>
       <w:lvlJc w:val="left"/>
     </w:lvl>
-    <w:lvl w:ilvl="7" w:tplc="322AE356">
+    <w:lvl w:ilvl="7" w:tplc="83A4A4F8">
       <w:numFmt w:val="decimal"/>
       <w:lvlText w:val=""/>
       <w:lvlJc w:val="left"/>
     </w:lvl>
-    <w:lvl w:ilvl="8" w:tplc="2056F246">
+    <w:lvl w:ilvl="8" w:tplc="60E22398">
       <w:numFmt w:val="decimal"/>
       <w:lvlText w:val=""/>
       <w:lvlJc w:val="left"/>
     </w:lvl>
   </w:abstractNum>
   <w:abstractNum w:abstractNumId="5" w15:restartNumberingAfterBreak="0">
-    <w:nsid w:val="4F036AFF"/>
+    <w:nsid w:val="1FE2505A"/>
     <w:multiLevelType w:val="hybridMultilevel"/>
-    <w:tmpl w:val="15969252"/>
-    <w:lvl w:ilvl="0" w:tplc="D024AAA0">
+    <w:tmpl w:val="A4889AFA"/>
+    <w:lvl w:ilvl="0" w:tplc="D07E2444">
       <w:start w:val="1"/>
       <w:numFmt w:val="decimal"/>
       <w:lvlText w:val="%1."/>
@@ -16043,52 +16063,52 @@
         <w:color w:val="A67C27"/>
       </w:rPr>
     </w:lvl>
-    <w:lvl w:ilvl="1" w:tplc="298AEC48">
+    <w:lvl w:ilvl="1" w:tplc="D10C75BC">
       <w:numFmt w:val="decimal"/>
       <w:lvlText w:val=""/>
       <w:lvlJc w:val="left"/>
     </w:lvl>
-    <w:lvl w:ilvl="2" w:tplc="3B082094">
+    <w:lvl w:ilvl="2" w:tplc="2312CF82">
       <w:numFmt w:val="decimal"/>
       <w:lvlText w:val=""/>
       <w:lvlJc w:val="left"/>
     </w:lvl>
-    <w:lvl w:ilvl="3" w:tplc="475E5674">
+    <w:lvl w:ilvl="3" w:tplc="2B3ABD60">
       <w:numFmt w:val="decimal"/>
       <w:lvlText w:val=""/>
       <w:lvlJc w:val="left"/>
     </w:lvl>
-    <w:lvl w:ilvl="4" w:tplc="0D361F96">
+    <w:lvl w:ilvl="4" w:tplc="8BE41508">
       <w:numFmt w:val="decimal"/>
       <w:lvlText w:val=""/>
       <w:lvlJc w:val="left"/>
     </w:lvl>
-    <w:lvl w:ilvl="5" w:tplc="32EA8B98">
+    <w:lvl w:ilvl="5" w:tplc="32681B64">
       <w:numFmt w:val="decimal"/>
       <w:lvlText w:val=""/>
       <w:lvlJc w:val="left"/>
     </w:lvl>
-    <w:lvl w:ilvl="6" w:tplc="EB8C152E">
+    <w:lvl w:ilvl="6" w:tplc="0CBABCDC">
       <w:numFmt w:val="decimal"/>
       <w:lvlText w:val=""/>
       <w:lvlJc w:val="left"/>
     </w:lvl>
-    <w:lvl w:ilvl="7" w:tplc="0832D3B4">
+    <w:lvl w:ilvl="7" w:tplc="E40E7962">
       <w:numFmt w:val="decimal"/>
       <w:lvlText w:val=""/>
       <w:lvlJc w:val="left"/>
     </w:lvl>
-    <w:lvl w:ilvl="8" w:tplc="3AF4F0EA">
+    <w:lvl w:ilvl="8" w:tplc="4B1E31A0">
       <w:numFmt w:val="decimal"/>
       <w:lvlText w:val=""/>
       <w:lvlJc w:val="left"/>
     </w:lvl>
   </w:abstractNum>
   <w:abstractNum w:abstractNumId="6" w15:restartNumberingAfterBreak="0">
-    <w:nsid w:val="55EC00A0"/>
+    <w:nsid w:val="28E50EFF"/>
     <w:multiLevelType w:val="hybridMultilevel"/>
-    <w:tmpl w:val="75A2223C"/>
-    <w:lvl w:ilvl="0" w:tplc="A93037AA">
+    <w:tmpl w:val="056C60EA"/>
+    <w:lvl w:ilvl="0" w:tplc="8E3E593C">
       <w:start w:val="1"/>
       <w:numFmt w:val="decimal"/>
       <w:lvlText w:val="%1."/>
@@ -16102,52 +16122,52 @@
         <w:color w:val="A67C27"/>
       </w:rPr>
     </w:lvl>
-    <w:lvl w:ilvl="1" w:tplc="051A24EE">
+    <w:lvl w:ilvl="1" w:tplc="E61C5A60">
       <w:numFmt w:val="decimal"/>
       <w:lvlText w:val=""/>
       <w:lvlJc w:val="left"/>
     </w:lvl>
-    <w:lvl w:ilvl="2" w:tplc="41167606">
+    <w:lvl w:ilvl="2" w:tplc="ABB27F1E">
       <w:numFmt w:val="decimal"/>
       <w:lvlText w:val=""/>
       <w:lvlJc w:val="left"/>
     </w:lvl>
-    <w:lvl w:ilvl="3" w:tplc="46D844FA">
+    <w:lvl w:ilvl="3" w:tplc="48D8EAF0">
       <w:numFmt w:val="decimal"/>
       <w:lvlText w:val=""/>
       <w:lvlJc w:val="left"/>
     </w:lvl>
-    <w:lvl w:ilvl="4" w:tplc="9016429A">
+    <w:lvl w:ilvl="4" w:tplc="A5B0D6FC">
       <w:numFmt w:val="decimal"/>
       <w:lvlText w:val=""/>
       <w:lvlJc w:val="left"/>
     </w:lvl>
-    <w:lvl w:ilvl="5" w:tplc="A3CC4DDE">
+    <w:lvl w:ilvl="5" w:tplc="1FA68C48">
       <w:numFmt w:val="decimal"/>
       <w:lvlText w:val=""/>
       <w:lvlJc w:val="left"/>
     </w:lvl>
-    <w:lvl w:ilvl="6" w:tplc="B0B81C54">
+    <w:lvl w:ilvl="6" w:tplc="340AE31E">
       <w:numFmt w:val="decimal"/>
       <w:lvlText w:val=""/>
       <w:lvlJc w:val="left"/>
     </w:lvl>
-    <w:lvl w:ilvl="7" w:tplc="08B46366">
+    <w:lvl w:ilvl="7" w:tplc="90021332">
       <w:numFmt w:val="decimal"/>
       <w:lvlText w:val=""/>
       <w:lvlJc w:val="left"/>
     </w:lvl>
-    <w:lvl w:ilvl="8" w:tplc="DC402656">
+    <w:lvl w:ilvl="8" w:tplc="EDA21EDA">
       <w:numFmt w:val="decimal"/>
       <w:lvlText w:val=""/>
       <w:lvlJc w:val="left"/>
     </w:lvl>
   </w:abstractNum>
   <w:abstractNum w:abstractNumId="7" w15:restartNumberingAfterBreak="0">
-    <w:nsid w:val="585574E2"/>
+    <w:nsid w:val="3C571004"/>
     <w:multiLevelType w:val="hybridMultilevel"/>
-    <w:tmpl w:val="9850A16E"/>
-    <w:lvl w:ilvl="0" w:tplc="67E2E48C">
+    <w:tmpl w:val="5A749634"/>
+    <w:lvl w:ilvl="0" w:tplc="F432C1A6">
       <w:start w:val="1"/>
       <w:numFmt w:val="decimal"/>
       <w:lvlText w:val="%1."/>
@@ -16161,52 +16181,52 @@
         <w:color w:val="A67C27"/>
       </w:rPr>
     </w:lvl>
-    <w:lvl w:ilvl="1" w:tplc="7B6A07D0">
+    <w:lvl w:ilvl="1" w:tplc="B888EF6E">
       <w:numFmt w:val="decimal"/>
       <w:lvlText w:val=""/>
       <w:lvlJc w:val="left"/>
     </w:lvl>
-    <w:lvl w:ilvl="2" w:tplc="26701FEC">
+    <w:lvl w:ilvl="2" w:tplc="E6DE5C64">
       <w:numFmt w:val="decimal"/>
       <w:lvlText w:val=""/>
       <w:lvlJc w:val="left"/>
     </w:lvl>
-    <w:lvl w:ilvl="3" w:tplc="07583A5E">
+    <w:lvl w:ilvl="3" w:tplc="FE06E536">
       <w:numFmt w:val="decimal"/>
       <w:lvlText w:val=""/>
       <w:lvlJc w:val="left"/>
     </w:lvl>
-    <w:lvl w:ilvl="4" w:tplc="8EE42EFA">
+    <w:lvl w:ilvl="4" w:tplc="FC6EC0CE">
       <w:numFmt w:val="decimal"/>
       <w:lvlText w:val=""/>
       <w:lvlJc w:val="left"/>
     </w:lvl>
-    <w:lvl w:ilvl="5" w:tplc="83EC6A84">
+    <w:lvl w:ilvl="5" w:tplc="55ECA8FE">
       <w:numFmt w:val="decimal"/>
       <w:lvlText w:val=""/>
       <w:lvlJc w:val="left"/>
     </w:lvl>
-    <w:lvl w:ilvl="6" w:tplc="A2A89CC4">
+    <w:lvl w:ilvl="6" w:tplc="AECA1712">
       <w:numFmt w:val="decimal"/>
       <w:lvlText w:val=""/>
       <w:lvlJc w:val="left"/>
     </w:lvl>
-    <w:lvl w:ilvl="7" w:tplc="736A4566">
+    <w:lvl w:ilvl="7" w:tplc="6F521706">
       <w:numFmt w:val="decimal"/>
       <w:lvlText w:val=""/>
       <w:lvlJc w:val="left"/>
     </w:lvl>
-    <w:lvl w:ilvl="8" w:tplc="E974927A">
+    <w:lvl w:ilvl="8" w:tplc="A0BAA118">
       <w:numFmt w:val="decimal"/>
       <w:lvlText w:val=""/>
       <w:lvlJc w:val="left"/>
     </w:lvl>
   </w:abstractNum>
   <w:abstractNum w:abstractNumId="8" w15:restartNumberingAfterBreak="0">
-    <w:nsid w:val="5D8D2F02"/>
+    <w:nsid w:val="577A2BEA"/>
     <w:multiLevelType w:val="hybridMultilevel"/>
-    <w:tmpl w:val="40406576"/>
-    <w:lvl w:ilvl="0" w:tplc="D09EC19E">
+    <w:tmpl w:val="C130C8C6"/>
+    <w:lvl w:ilvl="0" w:tplc="F6A010C8">
       <w:start w:val="1"/>
       <w:numFmt w:val="decimal"/>
       <w:lvlText w:val="%1."/>
@@ -16220,138 +16240,52 @@
         <w:color w:val="A67C27"/>
       </w:rPr>
     </w:lvl>
-    <w:lvl w:ilvl="1" w:tplc="48207850">
+    <w:lvl w:ilvl="1" w:tplc="3F46F100">
       <w:numFmt w:val="decimal"/>
       <w:lvlText w:val=""/>
       <w:lvlJc w:val="left"/>
     </w:lvl>
-    <w:lvl w:ilvl="2" w:tplc="0826F2BC">
+    <w:lvl w:ilvl="2" w:tplc="2778A5E6">
       <w:numFmt w:val="decimal"/>
       <w:lvlText w:val=""/>
       <w:lvlJc w:val="left"/>
     </w:lvl>
-    <w:lvl w:ilvl="3" w:tplc="B2CCEAD0">
+    <w:lvl w:ilvl="3" w:tplc="E034EC02">
       <w:numFmt w:val="decimal"/>
       <w:lvlText w:val=""/>
       <w:lvlJc w:val="left"/>
     </w:lvl>
-    <w:lvl w:ilvl="4" w:tplc="E2903662">
+    <w:lvl w:ilvl="4" w:tplc="9F7A9424">
       <w:numFmt w:val="decimal"/>
       <w:lvlText w:val=""/>
       <w:lvlJc w:val="left"/>
     </w:lvl>
-    <w:lvl w:ilvl="5" w:tplc="AE162C74">
+    <w:lvl w:ilvl="5" w:tplc="A926A216">
       <w:numFmt w:val="decimal"/>
       <w:lvlText w:val=""/>
       <w:lvlJc w:val="left"/>
     </w:lvl>
-    <w:lvl w:ilvl="6" w:tplc="DEB42900">
+    <w:lvl w:ilvl="6" w:tplc="D6AE5A08">
       <w:numFmt w:val="decimal"/>
       <w:lvlText w:val=""/>
       <w:lvlJc w:val="left"/>
     </w:lvl>
-    <w:lvl w:ilvl="7" w:tplc="433811C6">
+    <w:lvl w:ilvl="7" w:tplc="44049E92">
       <w:numFmt w:val="decimal"/>
       <w:lvlText w:val=""/>
       <w:lvlJc w:val="left"/>
     </w:lvl>
-    <w:lvl w:ilvl="8" w:tplc="540CAE18">
+    <w:lvl w:ilvl="8" w:tplc="DD76A71E">
       <w:numFmt w:val="decimal"/>
       <w:lvlText w:val=""/>
       <w:lvlJc w:val="left"/>
     </w:lvl>
   </w:abstractNum>
   <w:abstractNum w:abstractNumId="9" w15:restartNumberingAfterBreak="0">
-    <w:nsid w:val="63160937"/>
+    <w:nsid w:val="598050CE"/>
     <w:multiLevelType w:val="hybridMultilevel"/>
-    <w:tmpl w:val="60749C38"/>
-    <w:lvl w:ilvl="0" w:tplc="75CEB988">
-      <w:start w:val="1"/>
-      <w:numFmt w:val="bullet"/>
-      <w:lvlText w:val="●"/>
-      <w:lvlJc w:val="left"/>
-      <w:pPr>
-        <w:ind w:left="720" w:hanging="360"/>
-      </w:pPr>
-    </w:lvl>
-    <w:lvl w:ilvl="1" w:tplc="1F3E0FBA">
-      <w:start w:val="1"/>
-      <w:numFmt w:val="bullet"/>
-      <w:lvlText w:val="○"/>
-      <w:lvlJc w:val="left"/>
-      <w:pPr>
-        <w:ind w:left="1440" w:hanging="360"/>
-      </w:pPr>
-    </w:lvl>
-    <w:lvl w:ilvl="2" w:tplc="B7804092">
-      <w:start w:val="1"/>
-      <w:numFmt w:val="bullet"/>
-      <w:lvlText w:val="■"/>
-      <w:lvlJc w:val="left"/>
-      <w:pPr>
-        <w:ind w:left="2160" w:hanging="360"/>
-      </w:pPr>
-    </w:lvl>
-    <w:lvl w:ilvl="3" w:tplc="8286CE46">
-      <w:start w:val="1"/>
-      <w:numFmt w:val="bullet"/>
-      <w:lvlText w:val="●"/>
-      <w:lvlJc w:val="left"/>
-      <w:pPr>
-        <w:ind w:left="2880" w:hanging="360"/>
-      </w:pPr>
-    </w:lvl>
-    <w:lvl w:ilvl="4" w:tplc="D6D2E428">
-      <w:start w:val="1"/>
-      <w:numFmt w:val="bullet"/>
-      <w:lvlText w:val="○"/>
-      <w:lvlJc w:val="left"/>
-      <w:pPr>
-        <w:ind w:left="3600" w:hanging="360"/>
-      </w:pPr>
-    </w:lvl>
-    <w:lvl w:ilvl="5" w:tplc="4D7265A0">
-      <w:start w:val="1"/>
-      <w:numFmt w:val="bullet"/>
-      <w:lvlText w:val="■"/>
-      <w:lvlJc w:val="left"/>
-      <w:pPr>
-        <w:ind w:left="4320" w:hanging="360"/>
-      </w:pPr>
-    </w:lvl>
-    <w:lvl w:ilvl="6" w:tplc="45124DEC">
-      <w:start w:val="1"/>
-      <w:numFmt w:val="bullet"/>
-      <w:lvlText w:val="●"/>
-      <w:lvlJc w:val="left"/>
-      <w:pPr>
-        <w:ind w:left="5040" w:hanging="360"/>
-      </w:pPr>
-    </w:lvl>
-    <w:lvl w:ilvl="7" w:tplc="BC881D3A">
-      <w:start w:val="1"/>
-      <w:numFmt w:val="bullet"/>
-      <w:lvlText w:val="●"/>
-      <w:lvlJc w:val="left"/>
-      <w:pPr>
-        <w:ind w:left="5760" w:hanging="360"/>
-      </w:pPr>
-    </w:lvl>
-    <w:lvl w:ilvl="8" w:tplc="BBF662B4">
-      <w:start w:val="1"/>
-      <w:numFmt w:val="bullet"/>
-      <w:lvlText w:val="●"/>
-      <w:lvlJc w:val="left"/>
-      <w:pPr>
-        <w:ind w:left="6480" w:hanging="360"/>
-      </w:pPr>
-    </w:lvl>
-  </w:abstractNum>
-  <w:abstractNum w:abstractNumId="10" w15:restartNumberingAfterBreak="0">
-    <w:nsid w:val="66482C92"/>
-    <w:multiLevelType w:val="hybridMultilevel"/>
-    <w:tmpl w:val="41AA62FE"/>
-    <w:lvl w:ilvl="0" w:tplc="489C0D46">
+    <w:tmpl w:val="8384E52C"/>
+    <w:lvl w:ilvl="0" w:tplc="4418B11C">
       <w:start w:val="1"/>
       <w:numFmt w:val="decimal"/>
       <w:lvlText w:val="%1."/>
@@ -16365,52 +16299,169 @@
         <w:color w:val="A67C27"/>
       </w:rPr>
     </w:lvl>
-    <w:lvl w:ilvl="1" w:tplc="A57CF808">
+    <w:lvl w:ilvl="1" w:tplc="306AB45E">
       <w:numFmt w:val="decimal"/>
       <w:lvlText w:val=""/>
       <w:lvlJc w:val="left"/>
     </w:lvl>
-    <w:lvl w:ilvl="2" w:tplc="FE6CFAEC">
+    <w:lvl w:ilvl="2" w:tplc="18FCFB0E">
       <w:numFmt w:val="decimal"/>
       <w:lvlText w:val=""/>
       <w:lvlJc w:val="left"/>
     </w:lvl>
-    <w:lvl w:ilvl="3" w:tplc="B60467EC">
+    <w:lvl w:ilvl="3" w:tplc="0F6E566E">
       <w:numFmt w:val="decimal"/>
       <w:lvlText w:val=""/>
       <w:lvlJc w:val="left"/>
     </w:lvl>
-    <w:lvl w:ilvl="4" w:tplc="4948DF46">
+    <w:lvl w:ilvl="4" w:tplc="34FADD7E">
       <w:numFmt w:val="decimal"/>
       <w:lvlText w:val=""/>
       <w:lvlJc w:val="left"/>
     </w:lvl>
-    <w:lvl w:ilvl="5" w:tplc="39364FD2">
+    <w:lvl w:ilvl="5" w:tplc="AE6632E0">
       <w:numFmt w:val="decimal"/>
       <w:lvlText w:val=""/>
       <w:lvlJc w:val="left"/>
     </w:lvl>
-    <w:lvl w:ilvl="6" w:tplc="B0622180">
+    <w:lvl w:ilvl="6" w:tplc="20222F66">
       <w:numFmt w:val="decimal"/>
       <w:lvlText w:val=""/>
       <w:lvlJc w:val="left"/>
     </w:lvl>
-    <w:lvl w:ilvl="7" w:tplc="ADDC56DE">
+    <w:lvl w:ilvl="7" w:tplc="E90E50EE">
       <w:numFmt w:val="decimal"/>
       <w:lvlText w:val=""/>
       <w:lvlJc w:val="left"/>
     </w:lvl>
-    <w:lvl w:ilvl="8" w:tplc="F2647430">
+    <w:lvl w:ilvl="8" w:tplc="22DCBD0C">
+      <w:numFmt w:val="decimal"/>
+      <w:lvlText w:val=""/>
+      <w:lvlJc w:val="left"/>
+    </w:lvl>
+  </w:abstractNum>
+  <w:abstractNum w:abstractNumId="10" w15:restartNumberingAfterBreak="0">
+    <w:nsid w:val="5A953CDA"/>
+    <w:multiLevelType w:val="hybridMultilevel"/>
+    <w:tmpl w:val="576411DC"/>
+    <w:lvl w:ilvl="0" w:tplc="91CA9C8A">
+      <w:start w:val="1"/>
+      <w:numFmt w:val="decimal"/>
+      <w:lvlText w:val="%1."/>
+      <w:lvlJc w:val="left"/>
+      <w:pPr>
+        <w:ind w:left="460" w:hanging="360"/>
+      </w:pPr>
+      <w:rPr>
+        <w:b/>
+        <w:bCs/>
+        <w:color w:val="A67C27"/>
+      </w:rPr>
+    </w:lvl>
+    <w:lvl w:ilvl="1" w:tplc="DEDC253E">
+      <w:numFmt w:val="decimal"/>
+      <w:lvlText w:val=""/>
+      <w:lvlJc w:val="left"/>
+    </w:lvl>
+    <w:lvl w:ilvl="2" w:tplc="0DEEA566">
+      <w:numFmt w:val="decimal"/>
+      <w:lvlText w:val=""/>
+      <w:lvlJc w:val="left"/>
+    </w:lvl>
+    <w:lvl w:ilvl="3" w:tplc="E8406DD4">
+      <w:numFmt w:val="decimal"/>
+      <w:lvlText w:val=""/>
+      <w:lvlJc w:val="left"/>
+    </w:lvl>
+    <w:lvl w:ilvl="4" w:tplc="D70C70B6">
+      <w:numFmt w:val="decimal"/>
+      <w:lvlText w:val=""/>
+      <w:lvlJc w:val="left"/>
+    </w:lvl>
+    <w:lvl w:ilvl="5" w:tplc="83888074">
+      <w:numFmt w:val="decimal"/>
+      <w:lvlText w:val=""/>
+      <w:lvlJc w:val="left"/>
+    </w:lvl>
+    <w:lvl w:ilvl="6" w:tplc="421CA208">
+      <w:numFmt w:val="decimal"/>
+      <w:lvlText w:val=""/>
+      <w:lvlJc w:val="left"/>
+    </w:lvl>
+    <w:lvl w:ilvl="7" w:tplc="81E24F3A">
+      <w:numFmt w:val="decimal"/>
+      <w:lvlText w:val=""/>
+      <w:lvlJc w:val="left"/>
+    </w:lvl>
+    <w:lvl w:ilvl="8" w:tplc="CEE605EC">
       <w:numFmt w:val="decimal"/>
       <w:lvlText w:val=""/>
       <w:lvlJc w:val="left"/>
     </w:lvl>
   </w:abstractNum>
   <w:abstractNum w:abstractNumId="11" w15:restartNumberingAfterBreak="0">
-    <w:nsid w:val="6F0137EA"/>
+    <w:nsid w:val="5C84793B"/>
     <w:multiLevelType w:val="hybridMultilevel"/>
-    <w:tmpl w:val="80D01B66"/>
-    <w:lvl w:ilvl="0" w:tplc="67824774">
+    <w:tmpl w:val="4ADC284E"/>
+    <w:lvl w:ilvl="0" w:tplc="89F02060">
+      <w:start w:val="1"/>
+      <w:numFmt w:val="bullet"/>
+      <w:lvlText w:val="•"/>
+      <w:lvlJc w:val="left"/>
+      <w:pPr>
+        <w:ind w:left="460" w:hanging="280"/>
+      </w:pPr>
+    </w:lvl>
+    <w:lvl w:ilvl="1" w:tplc="6E7E3532">
+      <w:start w:val="1"/>
+      <w:numFmt w:val="bullet"/>
+      <w:lvlText w:val="–"/>
+      <w:lvlJc w:val="left"/>
+      <w:pPr>
+        <w:ind w:left="900" w:hanging="280"/>
+      </w:pPr>
+    </w:lvl>
+    <w:lvl w:ilvl="2" w:tplc="44B2B4CE">
+      <w:numFmt w:val="decimal"/>
+      <w:lvlText w:val=""/>
+      <w:lvlJc w:val="left"/>
+    </w:lvl>
+    <w:lvl w:ilvl="3" w:tplc="BB8099AC">
+      <w:numFmt w:val="decimal"/>
+      <w:lvlText w:val=""/>
+      <w:lvlJc w:val="left"/>
+    </w:lvl>
+    <w:lvl w:ilvl="4" w:tplc="FF645722">
+      <w:numFmt w:val="decimal"/>
+      <w:lvlText w:val=""/>
+      <w:lvlJc w:val="left"/>
+    </w:lvl>
+    <w:lvl w:ilvl="5" w:tplc="0C6E3C40">
+      <w:numFmt w:val="decimal"/>
+      <w:lvlText w:val=""/>
+      <w:lvlJc w:val="left"/>
+    </w:lvl>
+    <w:lvl w:ilvl="6" w:tplc="C2FCE42E">
+      <w:numFmt w:val="decimal"/>
+      <w:lvlText w:val=""/>
+      <w:lvlJc w:val="left"/>
+    </w:lvl>
+    <w:lvl w:ilvl="7" w:tplc="4EE2AAA6">
+      <w:numFmt w:val="decimal"/>
+      <w:lvlText w:val=""/>
+      <w:lvlJc w:val="left"/>
+    </w:lvl>
+    <w:lvl w:ilvl="8" w:tplc="3FE48144">
+      <w:numFmt w:val="decimal"/>
+      <w:lvlText w:val=""/>
+      <w:lvlJc w:val="left"/>
+    </w:lvl>
+  </w:abstractNum>
+  <w:abstractNum w:abstractNumId="12" w15:restartNumberingAfterBreak="0">
+    <w:nsid w:val="633C4CE9"/>
+    <w:multiLevelType w:val="hybridMultilevel"/>
+    <w:tmpl w:val="BCA6CBFC"/>
+    <w:lvl w:ilvl="0" w:tplc="00B80D4A">
       <w:start w:val="1"/>
       <w:numFmt w:val="decimal"/>
       <w:lvlText w:val="%1."/>
@@ -16424,244 +16475,213 @@
         <w:color w:val="A67C27"/>
       </w:rPr>
     </w:lvl>
-    <w:lvl w:ilvl="1" w:tplc="8C82B8B2">
+    <w:lvl w:ilvl="1" w:tplc="242E62B6">
       <w:numFmt w:val="decimal"/>
       <w:lvlText w:val=""/>
       <w:lvlJc w:val="left"/>
     </w:lvl>
-    <w:lvl w:ilvl="2" w:tplc="2878CE68">
+    <w:lvl w:ilvl="2" w:tplc="5B9C03D2">
       <w:numFmt w:val="decimal"/>
       <w:lvlText w:val=""/>
       <w:lvlJc w:val="left"/>
     </w:lvl>
-    <w:lvl w:ilvl="3" w:tplc="EC587E10">
+    <w:lvl w:ilvl="3" w:tplc="C6DEC786">
       <w:numFmt w:val="decimal"/>
       <w:lvlText w:val=""/>
       <w:lvlJc w:val="left"/>
     </w:lvl>
-    <w:lvl w:ilvl="4" w:tplc="B4EC3362">
+    <w:lvl w:ilvl="4" w:tplc="FBD26720">
       <w:numFmt w:val="decimal"/>
       <w:lvlText w:val=""/>
       <w:lvlJc w:val="left"/>
     </w:lvl>
-    <w:lvl w:ilvl="5" w:tplc="BF049A1A">
+    <w:lvl w:ilvl="5" w:tplc="A94C5170">
       <w:numFmt w:val="decimal"/>
       <w:lvlText w:val=""/>
       <w:lvlJc w:val="left"/>
     </w:lvl>
-    <w:lvl w:ilvl="6" w:tplc="7C8A2208">
+    <w:lvl w:ilvl="6" w:tplc="C0F4C0DC">
       <w:numFmt w:val="decimal"/>
       <w:lvlText w:val=""/>
       <w:lvlJc w:val="left"/>
     </w:lvl>
-    <w:lvl w:ilvl="7" w:tplc="D8443FE2">
+    <w:lvl w:ilvl="7" w:tplc="393E64EC">
       <w:numFmt w:val="decimal"/>
       <w:lvlText w:val=""/>
       <w:lvlJc w:val="left"/>
     </w:lvl>
-    <w:lvl w:ilvl="8" w:tplc="306AADAA">
-      <w:numFmt w:val="decimal"/>
-      <w:lvlText w:val=""/>
-      <w:lvlJc w:val="left"/>
-    </w:lvl>
-  </w:abstractNum>
-  <w:abstractNum w:abstractNumId="12" w15:restartNumberingAfterBreak="0">
-    <w:nsid w:val="79405FE7"/>
-    <w:multiLevelType w:val="hybridMultilevel"/>
-    <w:tmpl w:val="ED800768"/>
-    <w:lvl w:ilvl="0" w:tplc="8F4A974A">
-      <w:start w:val="1"/>
-      <w:numFmt w:val="decimal"/>
-      <w:lvlText w:val="%1."/>
-      <w:lvlJc w:val="left"/>
-      <w:pPr>
-        <w:ind w:left="460" w:hanging="360"/>
-      </w:pPr>
-      <w:rPr>
-        <w:b/>
-        <w:bCs/>
-        <w:color w:val="A67C27"/>
-      </w:rPr>
-    </w:lvl>
-    <w:lvl w:ilvl="1" w:tplc="9830FCD4">
-      <w:numFmt w:val="decimal"/>
-      <w:lvlText w:val=""/>
-      <w:lvlJc w:val="left"/>
-    </w:lvl>
-    <w:lvl w:ilvl="2" w:tplc="D5525D0E">
-      <w:numFmt w:val="decimal"/>
-      <w:lvlText w:val=""/>
-      <w:lvlJc w:val="left"/>
-    </w:lvl>
-    <w:lvl w:ilvl="3" w:tplc="46BE5C2E">
-      <w:numFmt w:val="decimal"/>
-      <w:lvlText w:val=""/>
-      <w:lvlJc w:val="left"/>
-    </w:lvl>
-    <w:lvl w:ilvl="4" w:tplc="DC36A7B0">
-      <w:numFmt w:val="decimal"/>
-      <w:lvlText w:val=""/>
-      <w:lvlJc w:val="left"/>
-    </w:lvl>
-    <w:lvl w:ilvl="5" w:tplc="99F61BC0">
-      <w:numFmt w:val="decimal"/>
-      <w:lvlText w:val=""/>
-      <w:lvlJc w:val="left"/>
-    </w:lvl>
-    <w:lvl w:ilvl="6" w:tplc="DD523EAE">
-      <w:numFmt w:val="decimal"/>
-      <w:lvlText w:val=""/>
-      <w:lvlJc w:val="left"/>
-    </w:lvl>
-    <w:lvl w:ilvl="7" w:tplc="18F864DE">
-      <w:numFmt w:val="decimal"/>
-      <w:lvlText w:val=""/>
-      <w:lvlJc w:val="left"/>
-    </w:lvl>
-    <w:lvl w:ilvl="8" w:tplc="2B22FFFC">
+    <w:lvl w:ilvl="8" w:tplc="4148C774">
       <w:numFmt w:val="decimal"/>
       <w:lvlText w:val=""/>
       <w:lvlJc w:val="left"/>
     </w:lvl>
   </w:abstractNum>
   <w:abstractNum w:abstractNumId="13" w15:restartNumberingAfterBreak="0">
-    <w:nsid w:val="7E666171"/>
+    <w:nsid w:val="654A04ED"/>
     <w:multiLevelType w:val="hybridMultilevel"/>
-    <w:tmpl w:val="D750D5DA"/>
-    <w:lvl w:ilvl="0" w:tplc="B13E3970">
+    <w:tmpl w:val="3A8426D2"/>
+    <w:lvl w:ilvl="0" w:tplc="AA66B656">
       <w:start w:val="1"/>
       <w:numFmt w:val="bullet"/>
-      <w:lvlText w:val="•"/>
+      <w:lvlText w:val="●"/>
       <w:lvlJc w:val="left"/>
       <w:pPr>
-        <w:ind w:left="460" w:hanging="280"/>
+        <w:ind w:left="720" w:hanging="360"/>
       </w:pPr>
     </w:lvl>
-    <w:lvl w:ilvl="1" w:tplc="F35482B4">
+    <w:lvl w:ilvl="1" w:tplc="6E38FDBA">
       <w:start w:val="1"/>
       <w:numFmt w:val="bullet"/>
-      <w:lvlText w:val="–"/>
+      <w:lvlText w:val="○"/>
       <w:lvlJc w:val="left"/>
       <w:pPr>
-        <w:ind w:left="900" w:hanging="280"/>
+        <w:ind w:left="1440" w:hanging="360"/>
       </w:pPr>
     </w:lvl>
-    <w:lvl w:ilvl="2" w:tplc="C700E74C">
-      <w:numFmt w:val="decimal"/>
-      <w:lvlText w:val=""/>
+    <w:lvl w:ilvl="2" w:tplc="7C5C36B6">
+      <w:start w:val="1"/>
+      <w:numFmt w:val="bullet"/>
+      <w:lvlText w:val="■"/>
       <w:lvlJc w:val="left"/>
+      <w:pPr>
+        <w:ind w:left="2160" w:hanging="360"/>
+      </w:pPr>
     </w:lvl>
-    <w:lvl w:ilvl="3" w:tplc="DB144E78">
-      <w:numFmt w:val="decimal"/>
-      <w:lvlText w:val=""/>
+    <w:lvl w:ilvl="3" w:tplc="3D1013B0">
+      <w:start w:val="1"/>
+      <w:numFmt w:val="bullet"/>
+      <w:lvlText w:val="●"/>
       <w:lvlJc w:val="left"/>
+      <w:pPr>
+        <w:ind w:left="2880" w:hanging="360"/>
+      </w:pPr>
     </w:lvl>
-    <w:lvl w:ilvl="4" w:tplc="B7E20AB4">
-      <w:numFmt w:val="decimal"/>
-      <w:lvlText w:val=""/>
+    <w:lvl w:ilvl="4" w:tplc="CBCCCABE">
+      <w:start w:val="1"/>
+      <w:numFmt w:val="bullet"/>
+      <w:lvlText w:val="○"/>
       <w:lvlJc w:val="left"/>
+      <w:pPr>
+        <w:ind w:left="3600" w:hanging="360"/>
+      </w:pPr>
     </w:lvl>
-    <w:lvl w:ilvl="5" w:tplc="1632BE68">
-      <w:numFmt w:val="decimal"/>
-      <w:lvlText w:val=""/>
+    <w:lvl w:ilvl="5" w:tplc="6DF014A6">
+      <w:start w:val="1"/>
+      <w:numFmt w:val="bullet"/>
+      <w:lvlText w:val="■"/>
       <w:lvlJc w:val="left"/>
+      <w:pPr>
+        <w:ind w:left="4320" w:hanging="360"/>
+      </w:pPr>
     </w:lvl>
-    <w:lvl w:ilvl="6" w:tplc="534AB77E">
-      <w:numFmt w:val="decimal"/>
-      <w:lvlText w:val=""/>
+    <w:lvl w:ilvl="6" w:tplc="8C52CF7E">
+      <w:start w:val="1"/>
+      <w:numFmt w:val="bullet"/>
+      <w:lvlText w:val="●"/>
       <w:lvlJc w:val="left"/>
+      <w:pPr>
+        <w:ind w:left="5040" w:hanging="360"/>
+      </w:pPr>
     </w:lvl>
-    <w:lvl w:ilvl="7" w:tplc="EF8683AA">
-      <w:numFmt w:val="decimal"/>
-      <w:lvlText w:val=""/>
+    <w:lvl w:ilvl="7" w:tplc="97D6626E">
+      <w:start w:val="1"/>
+      <w:numFmt w:val="bullet"/>
+      <w:lvlText w:val="●"/>
       <w:lvlJc w:val="left"/>
+      <w:pPr>
+        <w:ind w:left="5760" w:hanging="360"/>
+      </w:pPr>
     </w:lvl>
-    <w:lvl w:ilvl="8" w:tplc="92FEA27A">
-      <w:numFmt w:val="decimal"/>
-      <w:lvlText w:val=""/>
+    <w:lvl w:ilvl="8" w:tplc="74880E18">
+      <w:start w:val="1"/>
+      <w:numFmt w:val="bullet"/>
+      <w:lvlText w:val="●"/>
       <w:lvlJc w:val="left"/>
+      <w:pPr>
+        <w:ind w:left="6480" w:hanging="360"/>
+      </w:pPr>
     </w:lvl>
   </w:abstractNum>
-  <w:num w:numId="1" w16cid:durableId="81100409">
+  <w:num w:numId="1" w16cid:durableId="1360277460">
+    <w:abstractNumId w:val="13"/>
+    <w:lvlOverride w:ilvl="0">
+      <w:startOverride w:val="1"/>
+    </w:lvlOverride>
+  </w:num>
+  <w:num w:numId="2" w16cid:durableId="1895004285">
+    <w:abstractNumId w:val="11"/>
+    <w:lvlOverride w:ilvl="0">
+      <w:startOverride w:val="1"/>
+    </w:lvlOverride>
+  </w:num>
+  <w:num w:numId="3" w16cid:durableId="2047363257">
+    <w:abstractNumId w:val="7"/>
+    <w:lvlOverride w:ilvl="0">
+      <w:startOverride w:val="1"/>
+    </w:lvlOverride>
+  </w:num>
+  <w:num w:numId="4" w16cid:durableId="512302617">
+    <w:abstractNumId w:val="4"/>
+    <w:lvlOverride w:ilvl="0">
+      <w:startOverride w:val="1"/>
+    </w:lvlOverride>
+  </w:num>
+  <w:num w:numId="5" w16cid:durableId="776292613">
+    <w:abstractNumId w:val="6"/>
+    <w:lvlOverride w:ilvl="0">
+      <w:startOverride w:val="1"/>
+    </w:lvlOverride>
+  </w:num>
+  <w:num w:numId="6" w16cid:durableId="1225025387">
+    <w:abstractNumId w:val="0"/>
+    <w:lvlOverride w:ilvl="0">
+      <w:startOverride w:val="1"/>
+    </w:lvlOverride>
+  </w:num>
+  <w:num w:numId="7" w16cid:durableId="1303078353">
+    <w:abstractNumId w:val="1"/>
+    <w:lvlOverride w:ilvl="0">
+      <w:startOverride w:val="1"/>
+    </w:lvlOverride>
+  </w:num>
+  <w:num w:numId="8" w16cid:durableId="752582550">
+    <w:abstractNumId w:val="5"/>
+    <w:lvlOverride w:ilvl="0">
+      <w:startOverride w:val="1"/>
+    </w:lvlOverride>
+  </w:num>
+  <w:num w:numId="9" w16cid:durableId="96484186">
+    <w:abstractNumId w:val="3"/>
+    <w:lvlOverride w:ilvl="0">
+      <w:startOverride w:val="1"/>
+    </w:lvlOverride>
+  </w:num>
+  <w:num w:numId="10" w16cid:durableId="771902772">
+    <w:abstractNumId w:val="8"/>
+    <w:lvlOverride w:ilvl="0">
+      <w:startOverride w:val="1"/>
+    </w:lvlOverride>
+  </w:num>
+  <w:num w:numId="11" w16cid:durableId="1841655053">
     <w:abstractNumId w:val="9"/>
     <w:lvlOverride w:ilvl="0">
       <w:startOverride w:val="1"/>
     </w:lvlOverride>
   </w:num>
-  <w:num w:numId="2" w16cid:durableId="1254514286">
-    <w:abstractNumId w:val="13"/>
-    <w:lvlOverride w:ilvl="0">
-      <w:startOverride w:val="1"/>
-    </w:lvlOverride>
-  </w:num>
-  <w:num w:numId="3" w16cid:durableId="1854223485">
-    <w:abstractNumId w:val="1"/>
-    <w:lvlOverride w:ilvl="0">
-      <w:startOverride w:val="1"/>
-    </w:lvlOverride>
-  </w:num>
-  <w:num w:numId="4" w16cid:durableId="187450416">
-    <w:abstractNumId w:val="3"/>
-    <w:lvlOverride w:ilvl="0">
-      <w:startOverride w:val="1"/>
-    </w:lvlOverride>
-  </w:num>
-  <w:num w:numId="5" w16cid:durableId="82993252">
-    <w:abstractNumId w:val="4"/>
-    <w:lvlOverride w:ilvl="0">
-      <w:startOverride w:val="1"/>
-    </w:lvlOverride>
-  </w:num>
-  <w:num w:numId="6" w16cid:durableId="1941835299">
+  <w:num w:numId="12" w16cid:durableId="1572085045">
     <w:abstractNumId w:val="2"/>
     <w:lvlOverride w:ilvl="0">
       <w:startOverride w:val="1"/>
     </w:lvlOverride>
   </w:num>
-  <w:num w:numId="7" w16cid:durableId="1813981530">
-    <w:abstractNumId w:val="5"/>
+  <w:num w:numId="13" w16cid:durableId="1226915953">
+    <w:abstractNumId w:val="12"/>
     <w:lvlOverride w:ilvl="0">
       <w:startOverride w:val="1"/>
     </w:lvlOverride>
   </w:num>
-  <w:num w:numId="8" w16cid:durableId="1718778171">
-    <w:abstractNumId w:val="7"/>
-    <w:lvlOverride w:ilvl="0">
-      <w:startOverride w:val="1"/>
-    </w:lvlOverride>
-  </w:num>
-  <w:num w:numId="9" w16cid:durableId="475152012">
-    <w:abstractNumId w:val="6"/>
-    <w:lvlOverride w:ilvl="0">
-      <w:startOverride w:val="1"/>
-    </w:lvlOverride>
-  </w:num>
-  <w:num w:numId="10" w16cid:durableId="1297679789">
-    <w:abstractNumId w:val="8"/>
-    <w:lvlOverride w:ilvl="0">
-      <w:startOverride w:val="1"/>
-    </w:lvlOverride>
-  </w:num>
-  <w:num w:numId="11" w16cid:durableId="1678533203">
-    <w:abstractNumId w:val="0"/>
-    <w:lvlOverride w:ilvl="0">
-      <w:startOverride w:val="1"/>
-    </w:lvlOverride>
-  </w:num>
-  <w:num w:numId="12" w16cid:durableId="735856069">
+  <w:num w:numId="14" w16cid:durableId="75563939">
     <w:abstractNumId w:val="10"/>
-    <w:lvlOverride w:ilvl="0">
-      <w:startOverride w:val="1"/>
-    </w:lvlOverride>
-  </w:num>
-  <w:num w:numId="13" w16cid:durableId="1003161828">
-    <w:abstractNumId w:val="11"/>
-    <w:lvlOverride w:ilvl="0">
-      <w:startOverride w:val="1"/>
-    </w:lvlOverride>
-  </w:num>
-  <w:num w:numId="14" w16cid:durableId="1623152117">
-    <w:abstractNumId w:val="12"/>
     <w:lvlOverride w:ilvl="0">
       <w:startOverride w:val="1"/>
     </w:lvlOverride>
@@ -17286,7 +17306,7 @@
     <w:autoRedefine/>
     <w:uiPriority w:val="39"/>
     <w:unhideWhenUsed/>
-    <w:rsid w:val="003D4EB9"/>
+    <w:rsid w:val="001A58FD"/>
     <w:pPr>
       <w:spacing w:after="100"/>
     </w:pPr>
@@ -17298,7 +17318,7 @@
     <w:autoRedefine/>
     <w:uiPriority w:val="39"/>
     <w:unhideWhenUsed/>
-    <w:rsid w:val="003D4EB9"/>
+    <w:rsid w:val="001A58FD"/>
     <w:pPr>
       <w:spacing w:after="100"/>
       <w:ind w:left="210"/>

--- a/docs/manuals/Role_Guide_3_Contact_RA.docx
+++ b/docs/manuals/Role_Guide_3_Contact_RA.docx
@@ -69,7 +69,7 @@
           <w:left w:w="10" w:type="dxa"/>
           <w:right w:w="10" w:type="dxa"/>
         </w:tblCellMar>
-        <w:tblLook w:val="0000" w:firstRow="0" w:lastRow="0" w:firstColumn="0" w:lastColumn="0" w:noHBand="0" w:noVBand="0"/>
+        <w:tblLook w:val="04A0" w:firstRow="1" w:lastRow="0" w:firstColumn="1" w:lastColumn="0" w:noHBand="0" w:noVBand="1"/>
       </w:tblPr>
       <w:tblGrid>
         <w:gridCol w:w="2300"/>
@@ -469,7 +469,7 @@
                 <w:sz w:val="19"/>
                 <w:szCs w:val="19"/>
               </w:rPr>
-              <w:t>Version 1.8 · 21 September 2026</w:t>
+              <w:t>Version 1.9 · 22 September 2026</w:t>
             </w:r>
           </w:p>
         </w:tc>
@@ -538,7 +538,7 @@
     <w:sdt>
       <w:sdtPr>
         <w:alias w:val="Contents"/>
-        <w:id w:val="-1127312223"/>
+        <w:id w:val="1136531977"/>
       </w:sdtPr>
       <w:sdtEndPr/>
       <w:sdtContent>
@@ -567,7 +567,7 @@
           <w:r>
             <w:fldChar w:fldCharType="separate"/>
           </w:r>
-          <w:hyperlink w:anchor="_Toc240923456" w:history="1">
+          <w:hyperlink w:anchor="_Toc240960976" w:history="1">
             <w:r>
               <w:rPr>
                 <w:rStyle w:val="Hyperlink"/>
@@ -591,7 +591,7 @@
               <w:rPr>
                 <w:noProof/>
               </w:rPr>
-              <w:instrText xml:space="preserve"> PAGEREF _Toc240923456 \h </w:instrText>
+              <w:instrText xml:space="preserve"> PAGEREF _Toc240960976 \h </w:instrText>
             </w:r>
             <w:r>
               <w:rPr>
@@ -634,7 +634,7 @@
               <w14:ligatures w14:val="standardContextual"/>
             </w:rPr>
           </w:pPr>
-          <w:hyperlink w:anchor="_Toc240923457" w:history="1">
+          <w:hyperlink w:anchor="_Toc240960977" w:history="1">
             <w:r>
               <w:rPr>
                 <w:rStyle w:val="Hyperlink"/>
@@ -658,7 +658,7 @@
               <w:rPr>
                 <w:noProof/>
               </w:rPr>
-              <w:instrText xml:space="preserve"> PAGEREF _Toc240923457 \h </w:instrText>
+              <w:instrText xml:space="preserve"> PAGEREF _Toc240960977 \h </w:instrText>
             </w:r>
             <w:r>
               <w:rPr>
@@ -701,7 +701,7 @@
               <w14:ligatures w14:val="standardContextual"/>
             </w:rPr>
           </w:pPr>
-          <w:hyperlink w:anchor="_Toc240923458" w:history="1">
+          <w:hyperlink w:anchor="_Toc240960978" w:history="1">
             <w:r>
               <w:rPr>
                 <w:rStyle w:val="Hyperlink"/>
@@ -725,7 +725,7 @@
               <w:rPr>
                 <w:noProof/>
               </w:rPr>
-              <w:instrText xml:space="preserve"> PAGEREF _Toc240923458 \h </w:instrText>
+              <w:instrText xml:space="preserve"> PAGEREF _Toc240960978 \h </w:instrText>
             </w:r>
             <w:r>
               <w:rPr>
@@ -768,7 +768,7 @@
               <w14:ligatures w14:val="standardContextual"/>
             </w:rPr>
           </w:pPr>
-          <w:hyperlink w:anchor="_Toc240923459" w:history="1">
+          <w:hyperlink w:anchor="_Toc240960979" w:history="1">
             <w:r>
               <w:rPr>
                 <w:rStyle w:val="Hyperlink"/>
@@ -792,7 +792,7 @@
               <w:rPr>
                 <w:noProof/>
               </w:rPr>
-              <w:instrText xml:space="preserve"> PAGEREF _Toc240923459 \h </w:instrText>
+              <w:instrText xml:space="preserve"> PAGEREF _Toc240960979 \h </w:instrText>
             </w:r>
             <w:r>
               <w:rPr>
@@ -835,7 +835,7 @@
               <w14:ligatures w14:val="standardContextual"/>
             </w:rPr>
           </w:pPr>
-          <w:hyperlink w:anchor="_Toc240923460" w:history="1">
+          <w:hyperlink w:anchor="_Toc240960980" w:history="1">
             <w:r>
               <w:rPr>
                 <w:rStyle w:val="Hyperlink"/>
@@ -859,7 +859,7 @@
               <w:rPr>
                 <w:noProof/>
               </w:rPr>
-              <w:instrText xml:space="preserve"> PAGEREF _Toc240923460 \h </w:instrText>
+              <w:instrText xml:space="preserve"> PAGEREF _Toc240960980 \h </w:instrText>
             </w:r>
             <w:r>
               <w:rPr>
@@ -902,7 +902,7 @@
               <w14:ligatures w14:val="standardContextual"/>
             </w:rPr>
           </w:pPr>
-          <w:hyperlink w:anchor="_Toc240923461" w:history="1">
+          <w:hyperlink w:anchor="_Toc240960981" w:history="1">
             <w:r>
               <w:rPr>
                 <w:rStyle w:val="Hyperlink"/>
@@ -926,7 +926,7 @@
               <w:rPr>
                 <w:noProof/>
               </w:rPr>
-              <w:instrText xml:space="preserve"> PAGEREF _Toc240923461 \h </w:instrText>
+              <w:instrText xml:space="preserve"> PAGEREF _Toc240960981 \h </w:instrText>
             </w:r>
             <w:r>
               <w:rPr>
@@ -969,7 +969,7 @@
               <w14:ligatures w14:val="standardContextual"/>
             </w:rPr>
           </w:pPr>
-          <w:hyperlink w:anchor="_Toc240923462" w:history="1">
+          <w:hyperlink w:anchor="_Toc240960982" w:history="1">
             <w:r>
               <w:rPr>
                 <w:rStyle w:val="Hyperlink"/>
@@ -993,7 +993,7 @@
               <w:rPr>
                 <w:noProof/>
               </w:rPr>
-              <w:instrText xml:space="preserve"> PAGEREF _Toc240923462 \h </w:instrText>
+              <w:instrText xml:space="preserve"> PAGEREF _Toc240960982 \h </w:instrText>
             </w:r>
             <w:r>
               <w:rPr>
@@ -1036,7 +1036,7 @@
               <w14:ligatures w14:val="standardContextual"/>
             </w:rPr>
           </w:pPr>
-          <w:hyperlink w:anchor="_Toc240923463" w:history="1">
+          <w:hyperlink w:anchor="_Toc240960983" w:history="1">
             <w:r>
               <w:rPr>
                 <w:rStyle w:val="Hyperlink"/>
@@ -1060,7 +1060,7 @@
               <w:rPr>
                 <w:noProof/>
               </w:rPr>
-              <w:instrText xml:space="preserve"> PAGEREF _Toc240923463 \h </w:instrText>
+              <w:instrText xml:space="preserve"> PAGEREF _Toc240960983 \h </w:instrText>
             </w:r>
             <w:r>
               <w:rPr>
@@ -1103,7 +1103,7 @@
               <w14:ligatures w14:val="standardContextual"/>
             </w:rPr>
           </w:pPr>
-          <w:hyperlink w:anchor="_Toc240923464" w:history="1">
+          <w:hyperlink w:anchor="_Toc240960984" w:history="1">
             <w:r>
               <w:rPr>
                 <w:rStyle w:val="Hyperlink"/>
@@ -1127,7 +1127,7 @@
               <w:rPr>
                 <w:noProof/>
               </w:rPr>
-              <w:instrText xml:space="preserve"> PAGEREF _Toc240923464 \h </w:instrText>
+              <w:instrText xml:space="preserve"> PAGEREF _Toc240960984 \h </w:instrText>
             </w:r>
             <w:r>
               <w:rPr>
@@ -1170,7 +1170,7 @@
               <w14:ligatures w14:val="standardContextual"/>
             </w:rPr>
           </w:pPr>
-          <w:hyperlink w:anchor="_Toc240923465" w:history="1">
+          <w:hyperlink w:anchor="_Toc240960985" w:history="1">
             <w:r>
               <w:rPr>
                 <w:rStyle w:val="Hyperlink"/>
@@ -1194,7 +1194,7 @@
               <w:rPr>
                 <w:noProof/>
               </w:rPr>
-              <w:instrText xml:space="preserve"> PAGEREF _Toc240923465 \h </w:instrText>
+              <w:instrText xml:space="preserve"> PAGEREF _Toc240960985 \h </w:instrText>
             </w:r>
             <w:r>
               <w:rPr>
@@ -1237,7 +1237,7 @@
               <w14:ligatures w14:val="standardContextual"/>
             </w:rPr>
           </w:pPr>
-          <w:hyperlink w:anchor="_Toc240923466" w:history="1">
+          <w:hyperlink w:anchor="_Toc240960986" w:history="1">
             <w:r>
               <w:rPr>
                 <w:rStyle w:val="Hyperlink"/>
@@ -1261,7 +1261,7 @@
               <w:rPr>
                 <w:noProof/>
               </w:rPr>
-              <w:instrText xml:space="preserve"> PAGEREF _Toc240923466 \h </w:instrText>
+              <w:instrText xml:space="preserve"> PAGEREF _Toc240960986 \h </w:instrText>
             </w:r>
             <w:r>
               <w:rPr>
@@ -1304,7 +1304,7 @@
               <w14:ligatures w14:val="standardContextual"/>
             </w:rPr>
           </w:pPr>
-          <w:hyperlink w:anchor="_Toc240923467" w:history="1">
+          <w:hyperlink w:anchor="_Toc240960987" w:history="1">
             <w:r>
               <w:rPr>
                 <w:rStyle w:val="Hyperlink"/>
@@ -1328,7 +1328,7 @@
               <w:rPr>
                 <w:noProof/>
               </w:rPr>
-              <w:instrText xml:space="preserve"> PAGEREF _Toc240923467 \h </w:instrText>
+              <w:instrText xml:space="preserve"> PAGEREF _Toc240960987 \h </w:instrText>
             </w:r>
             <w:r>
               <w:rPr>
@@ -1371,7 +1371,7 @@
               <w14:ligatures w14:val="standardContextual"/>
             </w:rPr>
           </w:pPr>
-          <w:hyperlink w:anchor="_Toc240923468" w:history="1">
+          <w:hyperlink w:anchor="_Toc240960988" w:history="1">
             <w:r>
               <w:rPr>
                 <w:rStyle w:val="Hyperlink"/>
@@ -1395,7 +1395,7 @@
               <w:rPr>
                 <w:noProof/>
               </w:rPr>
-              <w:instrText xml:space="preserve"> PAGEREF _Toc240923468 \h </w:instrText>
+              <w:instrText xml:space="preserve"> PAGEREF _Toc240960988 \h </w:instrText>
             </w:r>
             <w:r>
               <w:rPr>
@@ -1438,7 +1438,7 @@
               <w14:ligatures w14:val="standardContextual"/>
             </w:rPr>
           </w:pPr>
-          <w:hyperlink w:anchor="_Toc240923469" w:history="1">
+          <w:hyperlink w:anchor="_Toc240960989" w:history="1">
             <w:r>
               <w:rPr>
                 <w:rStyle w:val="Hyperlink"/>
@@ -1462,7 +1462,7 @@
               <w:rPr>
                 <w:noProof/>
               </w:rPr>
-              <w:instrText xml:space="preserve"> PAGEREF _Toc240923469 \h </w:instrText>
+              <w:instrText xml:space="preserve"> PAGEREF _Toc240960989 \h </w:instrText>
             </w:r>
             <w:r>
               <w:rPr>
@@ -1505,7 +1505,7 @@
               <w14:ligatures w14:val="standardContextual"/>
             </w:rPr>
           </w:pPr>
-          <w:hyperlink w:anchor="_Toc240923470" w:history="1">
+          <w:hyperlink w:anchor="_Toc240960990" w:history="1">
             <w:r>
               <w:rPr>
                 <w:rStyle w:val="Hyperlink"/>
@@ -1529,7 +1529,7 @@
               <w:rPr>
                 <w:noProof/>
               </w:rPr>
-              <w:instrText xml:space="preserve"> PAGEREF _Toc240923470 \h </w:instrText>
+              <w:instrText xml:space="preserve"> PAGEREF _Toc240960990 \h </w:instrText>
             </w:r>
             <w:r>
               <w:rPr>
@@ -1572,7 +1572,7 @@
               <w14:ligatures w14:val="standardContextual"/>
             </w:rPr>
           </w:pPr>
-          <w:hyperlink w:anchor="_Toc240923471" w:history="1">
+          <w:hyperlink w:anchor="_Toc240960991" w:history="1">
             <w:r>
               <w:rPr>
                 <w:rStyle w:val="Hyperlink"/>
@@ -1596,7 +1596,7 @@
               <w:rPr>
                 <w:noProof/>
               </w:rPr>
-              <w:instrText xml:space="preserve"> PAGEREF _Toc240923471 \h </w:instrText>
+              <w:instrText xml:space="preserve"> PAGEREF _Toc240960991 \h </w:instrText>
             </w:r>
             <w:r>
               <w:rPr>
@@ -1639,7 +1639,7 @@
               <w14:ligatures w14:val="standardContextual"/>
             </w:rPr>
           </w:pPr>
-          <w:hyperlink w:anchor="_Toc240923472" w:history="1">
+          <w:hyperlink w:anchor="_Toc240960992" w:history="1">
             <w:r>
               <w:rPr>
                 <w:rStyle w:val="Hyperlink"/>
@@ -1663,7 +1663,7 @@
               <w:rPr>
                 <w:noProof/>
               </w:rPr>
-              <w:instrText xml:space="preserve"> PAGEREF _Toc240923472 \h </w:instrText>
+              <w:instrText xml:space="preserve"> PAGEREF _Toc240960992 \h </w:instrText>
             </w:r>
             <w:r>
               <w:rPr>
@@ -1706,7 +1706,7 @@
               <w14:ligatures w14:val="standardContextual"/>
             </w:rPr>
           </w:pPr>
-          <w:hyperlink w:anchor="_Toc240923473" w:history="1">
+          <w:hyperlink w:anchor="_Toc240960993" w:history="1">
             <w:r>
               <w:rPr>
                 <w:rStyle w:val="Hyperlink"/>
@@ -1730,7 +1730,7 @@
               <w:rPr>
                 <w:noProof/>
               </w:rPr>
-              <w:instrText xml:space="preserve"> PAGEREF _Toc240923473 \h </w:instrText>
+              <w:instrText xml:space="preserve"> PAGEREF _Toc240960993 \h </w:instrText>
             </w:r>
             <w:r>
               <w:rPr>
@@ -1773,7 +1773,7 @@
               <w14:ligatures w14:val="standardContextual"/>
             </w:rPr>
           </w:pPr>
-          <w:hyperlink w:anchor="_Toc240923474" w:history="1">
+          <w:hyperlink w:anchor="_Toc240960994" w:history="1">
             <w:r>
               <w:rPr>
                 <w:rStyle w:val="Hyperlink"/>
@@ -1797,7 +1797,7 @@
               <w:rPr>
                 <w:noProof/>
               </w:rPr>
-              <w:instrText xml:space="preserve"> PAGEREF _Toc240923474 \h </w:instrText>
+              <w:instrText xml:space="preserve"> PAGEREF _Toc240960994 \h </w:instrText>
             </w:r>
             <w:r>
               <w:rPr>
@@ -1840,7 +1840,7 @@
               <w14:ligatures w14:val="standardContextual"/>
             </w:rPr>
           </w:pPr>
-          <w:hyperlink w:anchor="_Toc240923475" w:history="1">
+          <w:hyperlink w:anchor="_Toc240960995" w:history="1">
             <w:r>
               <w:rPr>
                 <w:rStyle w:val="Hyperlink"/>
@@ -1864,7 +1864,7 @@
               <w:rPr>
                 <w:noProof/>
               </w:rPr>
-              <w:instrText xml:space="preserve"> PAGEREF _Toc240923475 \h </w:instrText>
+              <w:instrText xml:space="preserve"> PAGEREF _Toc240960995 \h </w:instrText>
             </w:r>
             <w:r>
               <w:rPr>
@@ -1907,7 +1907,7 @@
               <w14:ligatures w14:val="standardContextual"/>
             </w:rPr>
           </w:pPr>
-          <w:hyperlink w:anchor="_Toc240923476" w:history="1">
+          <w:hyperlink w:anchor="_Toc240960996" w:history="1">
             <w:r>
               <w:rPr>
                 <w:rStyle w:val="Hyperlink"/>
@@ -1931,7 +1931,7 @@
               <w:rPr>
                 <w:noProof/>
               </w:rPr>
-              <w:instrText xml:space="preserve"> PAGEREF _Toc240923476 \h </w:instrText>
+              <w:instrText xml:space="preserve"> PAGEREF _Toc240960996 \h </w:instrText>
             </w:r>
             <w:r>
               <w:rPr>
@@ -1974,7 +1974,7 @@
               <w14:ligatures w14:val="standardContextual"/>
             </w:rPr>
           </w:pPr>
-          <w:hyperlink w:anchor="_Toc240923477" w:history="1">
+          <w:hyperlink w:anchor="_Toc240960997" w:history="1">
             <w:r>
               <w:rPr>
                 <w:rStyle w:val="Hyperlink"/>
@@ -1998,7 +1998,7 @@
               <w:rPr>
                 <w:noProof/>
               </w:rPr>
-              <w:instrText xml:space="preserve"> PAGEREF _Toc240923477 \h </w:instrText>
+              <w:instrText xml:space="preserve"> PAGEREF _Toc240960997 \h </w:instrText>
             </w:r>
             <w:r>
               <w:rPr>
@@ -2041,7 +2041,7 @@
               <w14:ligatures w14:val="standardContextual"/>
             </w:rPr>
           </w:pPr>
-          <w:hyperlink w:anchor="_Toc240923478" w:history="1">
+          <w:hyperlink w:anchor="_Toc240960998" w:history="1">
             <w:r>
               <w:rPr>
                 <w:rStyle w:val="Hyperlink"/>
@@ -2065,7 +2065,7 @@
               <w:rPr>
                 <w:noProof/>
               </w:rPr>
-              <w:instrText xml:space="preserve"> PAGEREF _Toc240923478 \h </w:instrText>
+              <w:instrText xml:space="preserve"> PAGEREF _Toc240960998 \h </w:instrText>
             </w:r>
             <w:r>
               <w:rPr>
@@ -2108,7 +2108,7 @@
               <w14:ligatures w14:val="standardContextual"/>
             </w:rPr>
           </w:pPr>
-          <w:hyperlink w:anchor="_Toc240923479" w:history="1">
+          <w:hyperlink w:anchor="_Toc240960999" w:history="1">
             <w:r>
               <w:rPr>
                 <w:rStyle w:val="Hyperlink"/>
@@ -2132,7 +2132,7 @@
               <w:rPr>
                 <w:noProof/>
               </w:rPr>
-              <w:instrText xml:space="preserve"> PAGEREF _Toc240923479 \h </w:instrText>
+              <w:instrText xml:space="preserve"> PAGEREF _Toc240960999 \h </w:instrText>
             </w:r>
             <w:r>
               <w:rPr>
@@ -2175,7 +2175,7 @@
               <w14:ligatures w14:val="standardContextual"/>
             </w:rPr>
           </w:pPr>
-          <w:hyperlink w:anchor="_Toc240923480" w:history="1">
+          <w:hyperlink w:anchor="_Toc240961000" w:history="1">
             <w:r>
               <w:rPr>
                 <w:rStyle w:val="Hyperlink"/>
@@ -2199,7 +2199,7 @@
               <w:rPr>
                 <w:noProof/>
               </w:rPr>
-              <w:instrText xml:space="preserve"> PAGEREF _Toc240923480 \h </w:instrText>
+              <w:instrText xml:space="preserve"> PAGEREF _Toc240961000 \h </w:instrText>
             </w:r>
             <w:r>
               <w:rPr>
@@ -2242,7 +2242,7 @@
               <w14:ligatures w14:val="standardContextual"/>
             </w:rPr>
           </w:pPr>
-          <w:hyperlink w:anchor="_Toc240923481" w:history="1">
+          <w:hyperlink w:anchor="_Toc240961001" w:history="1">
             <w:r>
               <w:rPr>
                 <w:rStyle w:val="Hyperlink"/>
@@ -2266,7 +2266,7 @@
               <w:rPr>
                 <w:noProof/>
               </w:rPr>
-              <w:instrText xml:space="preserve"> PAGEREF _Toc240923481 \h </w:instrText>
+              <w:instrText xml:space="preserve"> PAGEREF _Toc240961001 \h </w:instrText>
             </w:r>
             <w:r>
               <w:rPr>
@@ -2309,7 +2309,7 @@
               <w14:ligatures w14:val="standardContextual"/>
             </w:rPr>
           </w:pPr>
-          <w:hyperlink w:anchor="_Toc240923482" w:history="1">
+          <w:hyperlink w:anchor="_Toc240961002" w:history="1">
             <w:r>
               <w:rPr>
                 <w:rStyle w:val="Hyperlink"/>
@@ -2333,7 +2333,7 @@
               <w:rPr>
                 <w:noProof/>
               </w:rPr>
-              <w:instrText xml:space="preserve"> PAGEREF _Toc240923482 \h </w:instrText>
+              <w:instrText xml:space="preserve"> PAGEREF _Toc240961002 \h </w:instrText>
             </w:r>
             <w:r>
               <w:rPr>
@@ -2376,7 +2376,7 @@
               <w14:ligatures w14:val="standardContextual"/>
             </w:rPr>
           </w:pPr>
-          <w:hyperlink w:anchor="_Toc240923483" w:history="1">
+          <w:hyperlink w:anchor="_Toc240961003" w:history="1">
             <w:r>
               <w:rPr>
                 <w:rStyle w:val="Hyperlink"/>
@@ -2400,7 +2400,7 @@
               <w:rPr>
                 <w:noProof/>
               </w:rPr>
-              <w:instrText xml:space="preserve"> PAGEREF _Toc240923483 \h </w:instrText>
+              <w:instrText xml:space="preserve"> PAGEREF _Toc240961003 \h </w:instrText>
             </w:r>
             <w:r>
               <w:rPr>
@@ -2443,7 +2443,7 @@
               <w14:ligatures w14:val="standardContextual"/>
             </w:rPr>
           </w:pPr>
-          <w:hyperlink w:anchor="_Toc240923484" w:history="1">
+          <w:hyperlink w:anchor="_Toc240961004" w:history="1">
             <w:r>
               <w:rPr>
                 <w:rStyle w:val="Hyperlink"/>
@@ -2467,7 +2467,7 @@
               <w:rPr>
                 <w:noProof/>
               </w:rPr>
-              <w:instrText xml:space="preserve"> PAGEREF _Toc240923484 \h </w:instrText>
+              <w:instrText xml:space="preserve"> PAGEREF _Toc240961004 \h </w:instrText>
             </w:r>
             <w:r>
               <w:rPr>
@@ -2510,7 +2510,7 @@
               <w14:ligatures w14:val="standardContextual"/>
             </w:rPr>
           </w:pPr>
-          <w:hyperlink w:anchor="_Toc240923485" w:history="1">
+          <w:hyperlink w:anchor="_Toc240961005" w:history="1">
             <w:r>
               <w:rPr>
                 <w:rStyle w:val="Hyperlink"/>
@@ -2534,7 +2534,7 @@
               <w:rPr>
                 <w:noProof/>
               </w:rPr>
-              <w:instrText xml:space="preserve"> PAGEREF _Toc240923485 \h </w:instrText>
+              <w:instrText xml:space="preserve"> PAGEREF _Toc240961005 \h </w:instrText>
             </w:r>
             <w:r>
               <w:rPr>
@@ -2577,7 +2577,7 @@
               <w14:ligatures w14:val="standardContextual"/>
             </w:rPr>
           </w:pPr>
-          <w:hyperlink w:anchor="_Toc240923486" w:history="1">
+          <w:hyperlink w:anchor="_Toc240961006" w:history="1">
             <w:r>
               <w:rPr>
                 <w:rStyle w:val="Hyperlink"/>
@@ -2601,7 +2601,7 @@
               <w:rPr>
                 <w:noProof/>
               </w:rPr>
-              <w:instrText xml:space="preserve"> PAGEREF _Toc240923486 \h </w:instrText>
+              <w:instrText xml:space="preserve"> PAGEREF _Toc240961006 \h </w:instrText>
             </w:r>
             <w:r>
               <w:rPr>
@@ -2640,7 +2640,7 @@
         <w:pStyle w:val="Heading1"/>
         <w:pageBreakBefore/>
       </w:pPr>
-      <w:bookmarkStart w:id="0" w:name="_Toc240923456"/>
+      <w:bookmarkStart w:id="0" w:name="_Toc240960976"/>
       <w:r>
         <w:lastRenderedPageBreak/>
         <w:t>1. Your role at a glance</w:t>
@@ -2800,7 +2800,7 @@
           <w:left w:w="10" w:type="dxa"/>
           <w:right w:w="10" w:type="dxa"/>
         </w:tblCellMar>
-        <w:tblLook w:val="0000" w:firstRow="0" w:lastRow="0" w:firstColumn="0" w:lastColumn="0" w:noHBand="0" w:noVBand="0"/>
+        <w:tblLook w:val="04A0" w:firstRow="1" w:lastRow="0" w:firstColumn="1" w:lastColumn="0" w:noHBand="0" w:noVBand="1"/>
       </w:tblPr>
       <w:tblGrid>
         <w:gridCol w:w="9412"/>
@@ -2860,7 +2860,7 @@
         <w:pStyle w:val="Heading1"/>
         <w:pageBreakBefore/>
       </w:pPr>
-      <w:bookmarkStart w:id="1" w:name="_Toc240923457"/>
+      <w:bookmarkStart w:id="1" w:name="_Toc240960977"/>
       <w:r>
         <w:lastRenderedPageBreak/>
         <w:t>2. Signing in and your screens</w:t>
@@ -2871,7 +2871,7 @@
       <w:pPr>
         <w:pStyle w:val="Heading2"/>
       </w:pPr>
-      <w:bookmarkStart w:id="2" w:name="_Toc240923458"/>
+      <w:bookmarkStart w:id="2" w:name="_Toc240960978"/>
       <w:r>
         <w:t>Signing in</w:t>
       </w:r>
@@ -2954,7 +2954,7 @@
           <w:noProof/>
         </w:rPr>
         <w:drawing>
-          <wp:inline distT="0" distB="0" distL="0" distR="0" wp14:anchorId="6A106DD4" wp14:editId="13523D8D">
+          <wp:inline distT="0" distB="0" distL="0" distR="0" wp14:anchorId="7479717F" wp14:editId="7204023B">
             <wp:extent cx="5334000" cy="2333625"/>
             <wp:effectExtent l="0" t="0" r="0" b="0"/>
             <wp:docPr id="1" name="adm_login.jpg" descr="The sign-in screen for all internal staff." title="The sign-in screen for all internal staff."/>
@@ -3062,7 +3062,7 @@
           <w:left w:w="10" w:type="dxa"/>
           <w:right w:w="10" w:type="dxa"/>
         </w:tblCellMar>
-        <w:tblLook w:val="0000" w:firstRow="0" w:lastRow="0" w:firstColumn="0" w:lastColumn="0" w:noHBand="0" w:noVBand="0"/>
+        <w:tblLook w:val="04A0" w:firstRow="1" w:lastRow="0" w:firstColumn="1" w:lastColumn="0" w:noHBand="0" w:noVBand="1"/>
       </w:tblPr>
       <w:tblGrid>
         <w:gridCol w:w="9412"/>
@@ -3121,7 +3121,7 @@
       <w:pPr>
         <w:pStyle w:val="Heading2"/>
       </w:pPr>
-      <w:bookmarkStart w:id="3" w:name="_Toc240923459"/>
+      <w:bookmarkStart w:id="3" w:name="_Toc240960979"/>
       <w:r>
         <w:t>Finding your way around</w:t>
       </w:r>
@@ -3306,7 +3306,7 @@
         </w:rPr>
         <w:lastRenderedPageBreak/>
         <w:drawing>
-          <wp:inline distT="0" distB="0" distL="0" distR="0" wp14:anchorId="55101467" wp14:editId="64EB8683">
+          <wp:inline distT="0" distB="0" distL="0" distR="0" wp14:anchorId="1ED67D42" wp14:editId="25900F24">
             <wp:extent cx="5715000" cy="1876425"/>
             <wp:effectExtent l="0" t="0" r="0" b="0"/>
             <wp:docPr id="2" name="adm_not_your_role.jpg" descr="Opening a screen outside your role (for example from an old bookmark) shows this card instead of the screen." title="Opening a screen outside your role (for example from an old bookmark) shows this card instead of the screen."/>
@@ -3375,7 +3375,7 @@
       <w:pPr>
         <w:pStyle w:val="Heading2"/>
       </w:pPr>
-      <w:bookmarkStart w:id="4" w:name="_Toc240923460"/>
+      <w:bookmarkStart w:id="4" w:name="_Toc240960980"/>
       <w:r>
         <w:t>Your screens</w:t>
       </w:r>
@@ -3396,7 +3396,7 @@
           <w:left w:w="10" w:type="dxa"/>
           <w:right w:w="10" w:type="dxa"/>
         </w:tblCellMar>
-        <w:tblLook w:val="0000" w:firstRow="0" w:lastRow="0" w:firstColumn="0" w:lastColumn="0" w:noHBand="0" w:noVBand="0"/>
+        <w:tblLook w:val="04A0" w:firstRow="1" w:lastRow="0" w:firstColumn="1" w:lastColumn="0" w:noHBand="0" w:noVBand="1"/>
       </w:tblPr>
       <w:tblGrid>
         <w:gridCol w:w="2824"/>
@@ -3650,7 +3650,7 @@
       <w:pPr>
         <w:pStyle w:val="Heading2"/>
       </w:pPr>
-      <w:bookmarkStart w:id="5" w:name="_Toc240923461"/>
+      <w:bookmarkStart w:id="5" w:name="_Toc240960981"/>
       <w:r>
         <w:t>Changing your password</w:t>
       </w:r>
@@ -3733,7 +3733,7 @@
           <w:noProof/>
         </w:rPr>
         <w:drawing>
-          <wp:inline distT="0" distB="0" distL="0" distR="0" wp14:anchorId="3A943A4A" wp14:editId="638CF588">
+          <wp:inline distT="0" distB="0" distL="0" distR="0" wp14:anchorId="22A19A77" wp14:editId="2CAF9E86">
             <wp:extent cx="5334000" cy="2171700"/>
             <wp:effectExtent l="0" t="0" r="0" b="0"/>
             <wp:docPr id="3" name="adm_account.jpg" descr="Change Password screen." title="Change Password screen."/>
@@ -3821,7 +3821,7 @@
         <w:pStyle w:val="Heading1"/>
         <w:pageBreakBefore/>
       </w:pPr>
-      <w:bookmarkStart w:id="6" w:name="_Toc240923462"/>
+      <w:bookmarkStart w:id="6" w:name="_Toc240960982"/>
       <w:r>
         <w:lastRenderedPageBreak/>
         <w:t>3. Your routine</w:t>
@@ -3851,7 +3851,7 @@
           <w:left w:w="10" w:type="dxa"/>
           <w:right w:w="10" w:type="dxa"/>
         </w:tblCellMar>
-        <w:tblLook w:val="0000" w:firstRow="0" w:lastRow="0" w:firstColumn="0" w:lastColumn="0" w:noHBand="0" w:noVBand="0"/>
+        <w:tblLook w:val="04A0" w:firstRow="1" w:lastRow="0" w:firstColumn="1" w:lastColumn="0" w:noHBand="0" w:noVBand="1"/>
       </w:tblPr>
       <w:tblGrid>
         <w:gridCol w:w="2071"/>
@@ -4165,7 +4165,7 @@
         <w:pStyle w:val="Heading1"/>
         <w:pageBreakBefore/>
       </w:pPr>
-      <w:bookmarkStart w:id="7" w:name="_Toc240923463"/>
+      <w:bookmarkStart w:id="7" w:name="_Toc240960983"/>
       <w:r>
         <w:lastRenderedPageBreak/>
         <w:t>4. Step-by-step tasks</w:t>
@@ -4176,7 +4176,7 @@
       <w:pPr>
         <w:pStyle w:val="Heading2"/>
       </w:pPr>
-      <w:bookmarkStart w:id="8" w:name="_Toc240923464"/>
+      <w:bookmarkStart w:id="8" w:name="_Toc240960984"/>
       <w:r>
         <w:t>4.1 Finding your cases</w:t>
       </w:r>
@@ -4216,7 +4216,7 @@
           <w:noProof/>
         </w:rPr>
         <w:drawing>
-          <wp:inline distT="0" distB="0" distL="0" distR="0" wp14:anchorId="31B45BA4" wp14:editId="6F2C785E">
+          <wp:inline distT="0" distB="0" distL="0" distR="0" wp14:anchorId="6861459B" wp14:editId="76B83DB9">
             <wp:extent cx="5334000" cy="3333750"/>
             <wp:effectExtent l="0" t="0" r="0" b="0"/>
             <wp:docPr id="4" name="cra_register.jpg" descr="Main-400 Register for a Contact RA." title="Main-400 Register for a Contact RA."/>
@@ -4346,7 +4346,7 @@
       <w:pPr>
         <w:pStyle w:val="Heading2"/>
       </w:pPr>
-      <w:bookmarkStart w:id="9" w:name="_Toc240923465"/>
+      <w:bookmarkStart w:id="9" w:name="_Toc240960985"/>
       <w:r>
         <w:t>4.2 Recording the respondent and their contact details</w:t>
       </w:r>
@@ -4488,7 +4488,7 @@
         </w:rPr>
         <w:lastRenderedPageBreak/>
         <w:drawing>
-          <wp:inline distT="0" distB="0" distL="0" distR="0" wp14:anchorId="1812AD87" wp14:editId="1F97E5CB">
+          <wp:inline distT="0" distB="0" distL="0" distR="0" wp14:anchorId="1524CA10" wp14:editId="3F6871FF">
             <wp:extent cx="5334000" cy="2114550"/>
             <wp:effectExtent l="0" t="0" r="0" b="0"/>
             <wp:docPr id="5" name="adm_case_add_person.jpg" descr="Adding a person to a case." title="Adding a person to a case."/>
@@ -4692,7 +4692,7 @@
           <w:left w:w="10" w:type="dxa"/>
           <w:right w:w="10" w:type="dxa"/>
         </w:tblCellMar>
-        <w:tblLook w:val="0000" w:firstRow="0" w:lastRow="0" w:firstColumn="0" w:lastColumn="0" w:noHBand="0" w:noVBand="0"/>
+        <w:tblLook w:val="04A0" w:firstRow="1" w:lastRow="0" w:firstColumn="1" w:lastColumn="0" w:noHBand="0" w:noVBand="1"/>
       </w:tblPr>
       <w:tblGrid>
         <w:gridCol w:w="9412"/>
@@ -4751,7 +4751,7 @@
       <w:pPr>
         <w:pStyle w:val="Heading2"/>
       </w:pPr>
-      <w:bookmarkStart w:id="10" w:name="_Toc240923466"/>
+      <w:bookmarkStart w:id="10" w:name="_Toc240960986"/>
       <w:r>
         <w:t>4.3 Sending an invitation</w:t>
       </w:r>
@@ -4864,7 +4864,7 @@
           <w:noProof/>
         </w:rPr>
         <w:drawing>
-          <wp:inline distT="0" distB="0" distL="0" distR="0" wp14:anchorId="215756BE" wp14:editId="2EA78121">
+          <wp:inline distT="0" distB="0" distL="0" distR="0" wp14:anchorId="24EA2798" wp14:editId="45FDB188">
             <wp:extent cx="5334000" cy="1143000"/>
             <wp:effectExtent l="0" t="0" r="0" b="0"/>
             <wp:docPr id="6" name="cra_case_invitations_before.jpg" descr="Invitations panel before sending, with the history of earlier invitations." title="Invitations panel before sending, with the history of earlier invitations."/>
@@ -4994,7 +4994,7 @@
         </w:rPr>
         <w:lastRenderedPageBreak/>
         <w:drawing>
-          <wp:inline distT="0" distB="0" distL="0" distR="0" wp14:anchorId="6B119B1D" wp14:editId="1D78965B">
+          <wp:inline distT="0" distB="0" distL="0" distR="0" wp14:anchorId="30909AE7" wp14:editId="36936A5B">
             <wp:extent cx="5334000" cy="2152650"/>
             <wp:effectExtent l="0" t="0" r="0" b="0"/>
             <wp:docPr id="7" name="cra_case_invitation_sent.jpg" descr="The link, manual code and ready-written messages are shown once, with a send button for each channel." title="The link, manual code and ready-written messages are shown once, with a send button for each channel."/>
@@ -5248,7 +5248,7 @@
           <w:left w:w="10" w:type="dxa"/>
           <w:right w:w="10" w:type="dxa"/>
         </w:tblCellMar>
-        <w:tblLook w:val="0000" w:firstRow="0" w:lastRow="0" w:firstColumn="0" w:lastColumn="0" w:noHBand="0" w:noVBand="0"/>
+        <w:tblLook w:val="04A0" w:firstRow="1" w:lastRow="0" w:firstColumn="1" w:lastColumn="0" w:noHBand="0" w:noVBand="1"/>
       </w:tblPr>
       <w:tblGrid>
         <w:gridCol w:w="9412"/>
@@ -5377,7 +5377,7 @@
       <w:pPr>
         <w:pStyle w:val="Heading2"/>
       </w:pPr>
-      <w:bookmarkStart w:id="11" w:name="_Toc240923467"/>
+      <w:bookmarkStart w:id="11" w:name="_Toc240960987"/>
       <w:r>
         <w:t>4.4 Logging a contact attempt</w:t>
       </w:r>
@@ -5436,7 +5436,7 @@
         </w:rPr>
         <w:lastRenderedPageBreak/>
         <w:drawing>
-          <wp:inline distT="0" distB="0" distL="0" distR="0" wp14:anchorId="362CED69" wp14:editId="749CB281">
+          <wp:inline distT="0" distB="0" distL="0" distR="0" wp14:anchorId="5064081D" wp14:editId="28981F52">
             <wp:extent cx="5334000" cy="1343025"/>
             <wp:effectExtent l="0" t="0" r="0" b="0"/>
             <wp:docPr id="8" name="adm_case_timeline.jpg" descr="Contact timeline and the form for logging an attempt." title="Contact timeline and the form for logging an attempt."/>
@@ -5579,7 +5579,7 @@
       <w:pPr>
         <w:pStyle w:val="Heading2"/>
       </w:pPr>
-      <w:bookmarkStart w:id="12" w:name="_Toc240923468"/>
+      <w:bookmarkStart w:id="12" w:name="_Toc240960988"/>
       <w:r>
         <w:t>4.5 Sending follow-up reminders</w:t>
       </w:r>
@@ -5647,7 +5647,7 @@
           <w:noProof/>
         </w:rPr>
         <w:drawing>
-          <wp:inline distT="0" distB="0" distL="0" distR="0" wp14:anchorId="3A78E524" wp14:editId="4AFB6DAB">
+          <wp:inline distT="0" distB="0" distL="0" distR="0" wp14:anchorId="6EF65E02" wp14:editId="7C816F07">
             <wp:extent cx="5334000" cy="3333750"/>
             <wp:effectExtent l="0" t="0" r="0" b="0"/>
             <wp:docPr id="9" name="cra_follow_ups.jpg" descr="Follow-ups due. Contact RAs see only their own cases." title="Follow-ups due. Contact RAs see only their own cases."/>
@@ -5798,7 +5798,7 @@
           <w:left w:w="10" w:type="dxa"/>
           <w:right w:w="10" w:type="dxa"/>
         </w:tblCellMar>
-        <w:tblLook w:val="0000" w:firstRow="0" w:lastRow="0" w:firstColumn="0" w:lastColumn="0" w:noHBand="0" w:noVBand="0"/>
+        <w:tblLook w:val="04A0" w:firstRow="1" w:lastRow="0" w:firstColumn="1" w:lastColumn="0" w:noHBand="0" w:noVBand="1"/>
       </w:tblPr>
       <w:tblGrid>
         <w:gridCol w:w="9412"/>
@@ -5874,7 +5874,7 @@
       <w:pPr>
         <w:pStyle w:val="Heading2"/>
       </w:pPr>
-      <w:bookmarkStart w:id="13" w:name="_Toc240923469"/>
+      <w:bookmarkStart w:id="13" w:name="_Toc240960989"/>
       <w:r>
         <w:t>4.6 Managing appointments</w:t>
       </w:r>
@@ -5914,7 +5914,7 @@
           <w:noProof/>
         </w:rPr>
         <w:drawing>
-          <wp:inline distT="0" distB="0" distL="0" distR="0" wp14:anchorId="2AAB1FED" wp14:editId="01F482AB">
+          <wp:inline distT="0" distB="0" distL="0" distR="0" wp14:anchorId="0C8D6CF0" wp14:editId="2898DD60">
             <wp:extent cx="5334000" cy="2667000"/>
             <wp:effectExtent l="0" t="0" r="0" b="0"/>
             <wp:docPr id="10" name="cra_appointments.jpg" descr="Appointment Queue." title="Appointment Queue."/>
@@ -6097,7 +6097,7 @@
       <w:pPr>
         <w:pStyle w:val="Heading2"/>
       </w:pPr>
-      <w:bookmarkStart w:id="14" w:name="_Toc240923470"/>
+      <w:bookmarkStart w:id="14" w:name="_Toc240960990"/>
       <w:r>
         <w:t>4.7 Phone, WhatsApp-call or face-to-face administration</w:t>
       </w:r>
@@ -6226,7 +6226,7 @@
           <w:left w:w="10" w:type="dxa"/>
           <w:right w:w="10" w:type="dxa"/>
         </w:tblCellMar>
-        <w:tblLook w:val="0000" w:firstRow="0" w:lastRow="0" w:firstColumn="0" w:lastColumn="0" w:noHBand="0" w:noVBand="0"/>
+        <w:tblLook w:val="04A0" w:firstRow="1" w:lastRow="0" w:firstColumn="1" w:lastColumn="0" w:noHBand="0" w:noVBand="1"/>
       </w:tblPr>
       <w:tblGrid>
         <w:gridCol w:w="941"/>
@@ -6825,7 +6825,7 @@
       <w:pPr>
         <w:pStyle w:val="Heading2"/>
       </w:pPr>
-      <w:bookmarkStart w:id="15" w:name="_Toc240923471"/>
+      <w:bookmarkStart w:id="15" w:name="_Toc240960991"/>
       <w:r>
         <w:t>4.8 Verifying a profile with the respondent, and reconciling it afterwards</w:t>
       </w:r>
@@ -6914,7 +6914,7 @@
         </w:rPr>
         <w:lastRenderedPageBreak/>
         <w:drawing>
-          <wp:inline distT="0" distB="0" distL="0" distR="0" wp14:anchorId="1C459D1C" wp14:editId="35A8FD7D">
+          <wp:inline distT="0" distB="0" distL="0" distR="0" wp14:anchorId="0B716978" wp14:editId="18E7DFE9">
             <wp:extent cx="4752975" cy="4953000"/>
             <wp:effectExtent l="0" t="0" r="0" b="0"/>
             <wp:docPr id="11" name="proit_interview_sheet.jpg" descr="The interview sheet: confirm what is public, ask what is not." title="The interview sheet: confirm what is public, ask what is not."/>
@@ -7179,7 +7179,7 @@
         </w:rPr>
         <w:lastRenderedPageBreak/>
         <w:drawing>
-          <wp:inline distT="0" distB="0" distL="0" distR="0" wp14:anchorId="2F116560" wp14:editId="496AD9DC">
+          <wp:inline distT="0" distB="0" distL="0" distR="0" wp14:anchorId="1285B3C8" wp14:editId="2E4EB3BC">
             <wp:extent cx="5334000" cy="1152525"/>
             <wp:effectExtent l="0" t="0" r="0" b="0"/>
             <wp:docPr id="12" name="proit_reconcile.jpg" descr="Reconciling a corrected fact: the three values stay separate." title="Reconciling a corrected fact: the three values stay separate."/>
@@ -7330,7 +7330,7 @@
           <w:left w:w="10" w:type="dxa"/>
           <w:right w:w="10" w:type="dxa"/>
         </w:tblCellMar>
-        <w:tblLook w:val="0000" w:firstRow="0" w:lastRow="0" w:firstColumn="0" w:lastColumn="0" w:noHBand="0" w:noVBand="0"/>
+        <w:tblLook w:val="04A0" w:firstRow="1" w:lastRow="0" w:firstColumn="1" w:lastColumn="0" w:noHBand="0" w:noVBand="1"/>
       </w:tblPr>
       <w:tblGrid>
         <w:gridCol w:w="9412"/>
@@ -7417,7 +7417,7 @@
       <w:pPr>
         <w:pStyle w:val="Heading2"/>
       </w:pPr>
-      <w:bookmarkStart w:id="16" w:name="_Toc240923472"/>
+      <w:bookmarkStart w:id="16" w:name="_Toc240960992"/>
       <w:r>
         <w:t>4.9 When the person is not the right respondent</w:t>
       </w:r>
@@ -7501,7 +7501,7 @@
       <w:pPr>
         <w:pStyle w:val="Heading2"/>
       </w:pPr>
-      <w:bookmarkStart w:id="17" w:name="_Toc240923473"/>
+      <w:bookmarkStart w:id="17" w:name="_Toc240960993"/>
       <w:r>
         <w:t>4.10 When someone refuses or asks to withdraw</w:t>
       </w:r>
@@ -7578,7 +7578,7 @@
       <w:pPr>
         <w:pStyle w:val="Heading2"/>
       </w:pPr>
-      <w:bookmarkStart w:id="18" w:name="_Toc240923474"/>
+      <w:bookmarkStart w:id="18" w:name="_Toc240960994"/>
       <w:r>
         <w:t>4.11 What to say to a respondent</w:t>
       </w:r>
@@ -7660,7 +7660,7 @@
         <w:pStyle w:val="Heading1"/>
         <w:pageBreakBefore/>
       </w:pPr>
-      <w:bookmarkStart w:id="19" w:name="_Toc240923475"/>
+      <w:bookmarkStart w:id="19" w:name="_Toc240960995"/>
       <w:r>
         <w:lastRenderedPageBreak/>
         <w:t>5. Rules you must follow</w:t>
@@ -7824,7 +7824,7 @@
         <w:pStyle w:val="Heading1"/>
         <w:pageBreakBefore/>
       </w:pPr>
-      <w:bookmarkStart w:id="20" w:name="_Toc240923476"/>
+      <w:bookmarkStart w:id="20" w:name="_Toc240960996"/>
       <w:r>
         <w:lastRenderedPageBreak/>
         <w:t>6. Troubleshooting</w:t>
@@ -7846,7 +7846,7 @@
           <w:left w:w="10" w:type="dxa"/>
           <w:right w:w="10" w:type="dxa"/>
         </w:tblCellMar>
-        <w:tblLook w:val="0000" w:firstRow="0" w:lastRow="0" w:firstColumn="0" w:lastColumn="0" w:noHBand="0" w:noVBand="0"/>
+        <w:tblLook w:val="04A0" w:firstRow="1" w:lastRow="0" w:firstColumn="1" w:lastColumn="0" w:noHBand="0" w:noVBand="1"/>
       </w:tblPr>
       <w:tblGrid>
         <w:gridCol w:w="2635"/>
@@ -9014,7 +9014,7 @@
         <w:pStyle w:val="Heading1"/>
         <w:pageBreakBefore/>
       </w:pPr>
-      <w:bookmarkStart w:id="21" w:name="_Toc240923477"/>
+      <w:bookmarkStart w:id="21" w:name="_Toc240960997"/>
       <w:r>
         <w:lastRenderedPageBreak/>
         <w:t>7. Quick reference</w:t>
@@ -9036,7 +9036,7 @@
           <w:left w:w="10" w:type="dxa"/>
           <w:right w:w="10" w:type="dxa"/>
         </w:tblCellMar>
-        <w:tblLook w:val="0000" w:firstRow="0" w:lastRow="0" w:firstColumn="0" w:lastColumn="0" w:noHBand="0" w:noVBand="0"/>
+        <w:tblLook w:val="04A0" w:firstRow="1" w:lastRow="0" w:firstColumn="1" w:lastColumn="0" w:noHBand="0" w:noVBand="1"/>
       </w:tblPr>
       <w:tblGrid>
         <w:gridCol w:w="2824"/>
@@ -9413,7 +9413,7 @@
         <w:pStyle w:val="Heading1"/>
         <w:pageBreakBefore/>
       </w:pPr>
-      <w:bookmarkStart w:id="22" w:name="_Toc240923478"/>
+      <w:bookmarkStart w:id="22" w:name="_Toc240960998"/>
       <w:r>
         <w:lastRenderedPageBreak/>
         <w:t>8. Every screen and button for your role</w:t>
@@ -9443,7 +9443,7 @@
           <w:left w:w="10" w:type="dxa"/>
           <w:right w:w="10" w:type="dxa"/>
         </w:tblCellMar>
-        <w:tblLook w:val="0000" w:firstRow="0" w:lastRow="0" w:firstColumn="0" w:lastColumn="0" w:noHBand="0" w:noVBand="0"/>
+        <w:tblLook w:val="04A0" w:firstRow="1" w:lastRow="0" w:firstColumn="1" w:lastColumn="0" w:noHBand="0" w:noVBand="1"/>
       </w:tblPr>
       <w:tblGrid>
         <w:gridCol w:w="9412"/>
@@ -9527,7 +9527,7 @@
       <w:pPr>
         <w:pStyle w:val="Heading2"/>
       </w:pPr>
-      <w:bookmarkStart w:id="23" w:name="_Toc240923479"/>
+      <w:bookmarkStart w:id="23" w:name="_Toc240960999"/>
       <w:r>
         <w:t>8.1 Sign in</w:t>
       </w:r>
@@ -9590,7 +9590,7 @@
           <w:left w:w="10" w:type="dxa"/>
           <w:right w:w="10" w:type="dxa"/>
         </w:tblCellMar>
-        <w:tblLook w:val="0000" w:firstRow="0" w:lastRow="0" w:firstColumn="0" w:lastColumn="0" w:noHBand="0" w:noVBand="0"/>
+        <w:tblLook w:val="04A0" w:firstRow="1" w:lastRow="0" w:firstColumn="1" w:lastColumn="0" w:noHBand="0" w:noVBand="1"/>
       </w:tblPr>
       <w:tblGrid>
         <w:gridCol w:w="1882"/>
@@ -10040,7 +10040,7 @@
       <w:pPr>
         <w:pStyle w:val="Heading2"/>
       </w:pPr>
-      <w:bookmarkStart w:id="24" w:name="_Toc240923480"/>
+      <w:bookmarkStart w:id="24" w:name="_Toc240961000"/>
       <w:r>
         <w:t>8.2 The header and menu bar (every screen)</w:t>
       </w:r>
@@ -10103,7 +10103,7 @@
           <w:left w:w="10" w:type="dxa"/>
           <w:right w:w="10" w:type="dxa"/>
         </w:tblCellMar>
-        <w:tblLook w:val="0000" w:firstRow="0" w:lastRow="0" w:firstColumn="0" w:lastColumn="0" w:noHBand="0" w:noVBand="0"/>
+        <w:tblLook w:val="04A0" w:firstRow="1" w:lastRow="0" w:firstColumn="1" w:lastColumn="0" w:noHBand="0" w:noVBand="1"/>
       </w:tblPr>
       <w:tblGrid>
         <w:gridCol w:w="1882"/>
@@ -10764,7 +10764,7 @@
       <w:pPr>
         <w:pStyle w:val="Heading2"/>
       </w:pPr>
-      <w:bookmarkStart w:id="25" w:name="_Toc240923481"/>
+      <w:bookmarkStart w:id="25" w:name="_Toc240961001"/>
       <w:r>
         <w:t>8.3 Change Password</w:t>
       </w:r>
@@ -10827,7 +10827,7 @@
           <w:left w:w="10" w:type="dxa"/>
           <w:right w:w="10" w:type="dxa"/>
         </w:tblCellMar>
-        <w:tblLook w:val="0000" w:firstRow="0" w:lastRow="0" w:firstColumn="0" w:lastColumn="0" w:noHBand="0" w:noVBand="0"/>
+        <w:tblLook w:val="04A0" w:firstRow="1" w:lastRow="0" w:firstColumn="1" w:lastColumn="0" w:noHBand="0" w:noVBand="1"/>
       </w:tblPr>
       <w:tblGrid>
         <w:gridCol w:w="1882"/>
@@ -11384,7 +11384,7 @@
       <w:pPr>
         <w:pStyle w:val="Heading2"/>
       </w:pPr>
-      <w:bookmarkStart w:id="26" w:name="_Toc240923482"/>
+      <w:bookmarkStart w:id="26" w:name="_Toc240961002"/>
       <w:r>
         <w:t>8.4 Main-400 Register (and Reserve)</w:t>
       </w:r>
@@ -11447,7 +11447,7 @@
           <w:left w:w="10" w:type="dxa"/>
           <w:right w:w="10" w:type="dxa"/>
         </w:tblCellMar>
-        <w:tblLook w:val="0000" w:firstRow="0" w:lastRow="0" w:firstColumn="0" w:lastColumn="0" w:noHBand="0" w:noVBand="0"/>
+        <w:tblLook w:val="04A0" w:firstRow="1" w:lastRow="0" w:firstColumn="1" w:lastColumn="0" w:noHBand="0" w:noVBand="1"/>
       </w:tblPr>
       <w:tblGrid>
         <w:gridCol w:w="1882"/>
@@ -12005,7 +12005,7 @@
       <w:pPr>
         <w:pStyle w:val="Heading2"/>
       </w:pPr>
-      <w:bookmarkStart w:id="27" w:name="_Toc240923483"/>
+      <w:bookmarkStart w:id="27" w:name="_Toc240961003"/>
       <w:r>
         <w:t>8.5 Case page</w:t>
       </w:r>
@@ -12068,7 +12068,7 @@
           <w:left w:w="10" w:type="dxa"/>
           <w:right w:w="10" w:type="dxa"/>
         </w:tblCellMar>
-        <w:tblLook w:val="0000" w:firstRow="0" w:lastRow="0" w:firstColumn="0" w:lastColumn="0" w:noHBand="0" w:noVBand="0"/>
+        <w:tblLook w:val="04A0" w:firstRow="1" w:lastRow="0" w:firstColumn="1" w:lastColumn="0" w:noHBand="0" w:noVBand="1"/>
       </w:tblPr>
       <w:tblGrid>
         <w:gridCol w:w="1882"/>
@@ -13359,7 +13359,7 @@
       <w:pPr>
         <w:pStyle w:val="Heading2"/>
       </w:pPr>
-      <w:bookmarkStart w:id="28" w:name="_Toc240923484"/>
+      <w:bookmarkStart w:id="28" w:name="_Toc240961004"/>
       <w:r>
         <w:t>8.6 Interview sheet (verifying a locked profile)</w:t>
       </w:r>
@@ -13422,7 +13422,7 @@
           <w:left w:w="10" w:type="dxa"/>
           <w:right w:w="10" w:type="dxa"/>
         </w:tblCellMar>
-        <w:tblLook w:val="0000" w:firstRow="0" w:lastRow="0" w:firstColumn="0" w:lastColumn="0" w:noHBand="0" w:noVBand="0"/>
+        <w:tblLook w:val="04A0" w:firstRow="1" w:lastRow="0" w:firstColumn="1" w:lastColumn="0" w:noHBand="0" w:noVBand="1"/>
       </w:tblPr>
       <w:tblGrid>
         <w:gridCol w:w="1882"/>
@@ -14400,7 +14400,7 @@
       <w:pPr>
         <w:pStyle w:val="Heading2"/>
       </w:pPr>
-      <w:bookmarkStart w:id="29" w:name="_Toc240923485"/>
+      <w:bookmarkStart w:id="29" w:name="_Toc240961005"/>
       <w:r>
         <w:t>8.7 Appointment Queue</w:t>
       </w:r>
@@ -14463,7 +14463,7 @@
           <w:left w:w="10" w:type="dxa"/>
           <w:right w:w="10" w:type="dxa"/>
         </w:tblCellMar>
-        <w:tblLook w:val="0000" w:firstRow="0" w:lastRow="0" w:firstColumn="0" w:lastColumn="0" w:noHBand="0" w:noVBand="0"/>
+        <w:tblLook w:val="04A0" w:firstRow="1" w:lastRow="0" w:firstColumn="1" w:lastColumn="0" w:noHBand="0" w:noVBand="1"/>
       </w:tblPr>
       <w:tblGrid>
         <w:gridCol w:w="1882"/>
@@ -15020,7 +15020,7 @@
       <w:pPr>
         <w:pStyle w:val="Heading2"/>
       </w:pPr>
-      <w:bookmarkStart w:id="30" w:name="_Toc240923486"/>
+      <w:bookmarkStart w:id="30" w:name="_Toc240961006"/>
       <w:r>
         <w:lastRenderedPageBreak/>
         <w:t>8.8 Follow-ups due</w:t>
@@ -15084,7 +15084,7 @@
           <w:left w:w="10" w:type="dxa"/>
           <w:right w:w="10" w:type="dxa"/>
         </w:tblCellMar>
-        <w:tblLook w:val="0000" w:firstRow="0" w:lastRow="0" w:firstColumn="0" w:lastColumn="0" w:noHBand="0" w:noVBand="0"/>
+        <w:tblLook w:val="04A0" w:firstRow="1" w:lastRow="0" w:firstColumn="1" w:lastColumn="0" w:noHBand="0" w:noVBand="1"/>
       </w:tblPr>
       <w:tblGrid>
         <w:gridCol w:w="1882"/>
@@ -15578,7 +15578,7 @@
         <w:sz w:val="16"/>
         <w:szCs w:val="16"/>
       </w:rPr>
-      <w:t>Version 1.8 · 21 September 2026</w:t>
+      <w:t>Version 1.9 · 22 September 2026</w:t>
     </w:r>
     <w:r>
       <w:rPr>
@@ -15751,10 +15751,10 @@
 <file path=word/numbering.xml><?xml version="1.0" encoding="utf-8"?>
 <w:numbering xmlns:wpc="http://schemas.microsoft.com/office/word/2010/wordprocessingCanvas" xmlns:cx="http://schemas.microsoft.com/office/drawing/2014/chartex" xmlns:cx1="http://schemas.microsoft.com/office/drawing/2015/9/8/chartex" xmlns:cx2="http://schemas.microsoft.com/office/drawing/2015/10/21/chartex" xmlns:cx3="http://schemas.microsoft.com/office/drawing/2016/5/9/chartex" xmlns:cx4="http://schemas.microsoft.com/office/drawing/2016/5/10/chartex" xmlns:cx5="http://schemas.microsoft.com/office/drawing/2016/5/11/chartex" xmlns:cx6="http://schemas.microsoft.com/office/drawing/2016/5/12/chartex" xmlns:cx7="http://schemas.microsoft.com/office/drawing/2016/5/13/chartex" xmlns:cx8="http://schemas.microsoft.com/office/drawing/2016/5/14/chartex" xmlns:mc="http://schemas.openxmlformats.org/markup-compatibility/2006" xmlns:aink="http://schemas.microsoft.com/office/drawing/2016/ink" xmlns:am3d="http://schemas.microsoft.com/office/drawing/2017/model3d" xmlns:o="urn:schemas-microsoft-com:office:office" xmlns:oel="http://schemas.microsoft.com/office/2019/extlst" xmlns:r="http://schemas.openxmlformats.org/officeDocument/2006/relationships" xmlns:m="http://schemas.openxmlformats.org/officeDocument/2006/math" xmlns:v="urn:schemas-microsoft-com:vml" xmlns:wp14="http://schemas.microsoft.com/office/word/2010/wordprocessingDrawing" xmlns:wp="http://schemas.openxmlformats.org/drawingml/2006/wordprocessingDrawing" xmlns:w10="urn:schemas-microsoft-com:office:word" xmlns:w="http://schemas.openxmlformats.org/wordprocessingml/2006/main" xmlns:w14="http://schemas.microsoft.com/office/word/2010/wordml" xmlns:w15="http://schemas.microsoft.com/office/word/2012/wordml" xmlns:w16cex="http://schemas.microsoft.com/office/word/2018/wordml/cex" xmlns:w16cid="http://schemas.microsoft.com/office/word/2016/wordml/cid" xmlns:w16="http://schemas.microsoft.com/office/word/2018/wordml" xmlns:w16sdtdh="http://schemas.microsoft.com/office/word/2020/wordml/sdtdatahash" xmlns:w16se="http://schemas.microsoft.com/office/word/2015/wordml/symex" xmlns:wpg="http://schemas.microsoft.com/office/word/2010/wordprocessingGroup" xmlns:wpi="http://schemas.microsoft.com/office/word/2010/wordprocessingInk" xmlns:wne="http://schemas.microsoft.com/office/word/2006/wordml" xmlns:wps="http://schemas.microsoft.com/office/word/2010/wordprocessingShape" mc:Ignorable="w14 w15 w16se w16cid w16 w16cex w16sdtdh wp14">
   <w:abstractNum w:abstractNumId="0" w15:restartNumberingAfterBreak="0">
-    <w:nsid w:val="014B3B8A"/>
+    <w:nsid w:val="10566017"/>
     <w:multiLevelType w:val="hybridMultilevel"/>
-    <w:tmpl w:val="A5960D00"/>
-    <w:lvl w:ilvl="0" w:tplc="3CB092AA">
+    <w:tmpl w:val="4D202384"/>
+    <w:lvl w:ilvl="0" w:tplc="C2FE46D6">
       <w:start w:val="1"/>
       <w:numFmt w:val="decimal"/>
       <w:lvlText w:val="%1."/>
@@ -15768,52 +15768,52 @@
         <w:color w:val="A67C27"/>
       </w:rPr>
     </w:lvl>
-    <w:lvl w:ilvl="1" w:tplc="093817A8">
+    <w:lvl w:ilvl="1" w:tplc="D57A4C6C">
       <w:numFmt w:val="decimal"/>
       <w:lvlText w:val=""/>
       <w:lvlJc w:val="left"/>
     </w:lvl>
-    <w:lvl w:ilvl="2" w:tplc="FC7CEABC">
+    <w:lvl w:ilvl="2" w:tplc="1CA2BEFA">
       <w:numFmt w:val="decimal"/>
       <w:lvlText w:val=""/>
       <w:lvlJc w:val="left"/>
     </w:lvl>
-    <w:lvl w:ilvl="3" w:tplc="B10CA4B6">
+    <w:lvl w:ilvl="3" w:tplc="FED849BC">
       <w:numFmt w:val="decimal"/>
       <w:lvlText w:val=""/>
       <w:lvlJc w:val="left"/>
     </w:lvl>
-    <w:lvl w:ilvl="4" w:tplc="7FDCA0D8">
+    <w:lvl w:ilvl="4" w:tplc="3ED49AB6">
       <w:numFmt w:val="decimal"/>
       <w:lvlText w:val=""/>
       <w:lvlJc w:val="left"/>
     </w:lvl>
-    <w:lvl w:ilvl="5" w:tplc="FEEAE8E0">
+    <w:lvl w:ilvl="5" w:tplc="DB6A149A">
       <w:numFmt w:val="decimal"/>
       <w:lvlText w:val=""/>
       <w:lvlJc w:val="left"/>
     </w:lvl>
-    <w:lvl w:ilvl="6" w:tplc="77324E4E">
+    <w:lvl w:ilvl="6" w:tplc="C1C8BC04">
       <w:numFmt w:val="decimal"/>
       <w:lvlText w:val=""/>
       <w:lvlJc w:val="left"/>
     </w:lvl>
-    <w:lvl w:ilvl="7" w:tplc="9586D552">
+    <w:lvl w:ilvl="7" w:tplc="6BD67BA0">
       <w:numFmt w:val="decimal"/>
       <w:lvlText w:val=""/>
       <w:lvlJc w:val="left"/>
     </w:lvl>
-    <w:lvl w:ilvl="8" w:tplc="21425F82">
+    <w:lvl w:ilvl="8" w:tplc="0F629E00">
       <w:numFmt w:val="decimal"/>
       <w:lvlText w:val=""/>
       <w:lvlJc w:val="left"/>
     </w:lvl>
   </w:abstractNum>
   <w:abstractNum w:abstractNumId="1" w15:restartNumberingAfterBreak="0">
-    <w:nsid w:val="01A12C76"/>
+    <w:nsid w:val="13AE3318"/>
     <w:multiLevelType w:val="hybridMultilevel"/>
-    <w:tmpl w:val="D63AE764"/>
-    <w:lvl w:ilvl="0" w:tplc="8632C4AA">
+    <w:tmpl w:val="B7527DD2"/>
+    <w:lvl w:ilvl="0" w:tplc="83B410F8">
       <w:start w:val="1"/>
       <w:numFmt w:val="decimal"/>
       <w:lvlText w:val="%1."/>
@@ -15827,52 +15827,52 @@
         <w:color w:val="A67C27"/>
       </w:rPr>
     </w:lvl>
-    <w:lvl w:ilvl="1" w:tplc="34981216">
+    <w:lvl w:ilvl="1" w:tplc="38E405F0">
       <w:numFmt w:val="decimal"/>
       <w:lvlText w:val=""/>
       <w:lvlJc w:val="left"/>
     </w:lvl>
-    <w:lvl w:ilvl="2" w:tplc="2F041588">
+    <w:lvl w:ilvl="2" w:tplc="48E872D0">
       <w:numFmt w:val="decimal"/>
       <w:lvlText w:val=""/>
       <w:lvlJc w:val="left"/>
     </w:lvl>
-    <w:lvl w:ilvl="3" w:tplc="5694F3B6">
+    <w:lvl w:ilvl="3" w:tplc="0128AE98">
       <w:numFmt w:val="decimal"/>
       <w:lvlText w:val=""/>
       <w:lvlJc w:val="left"/>
     </w:lvl>
-    <w:lvl w:ilvl="4" w:tplc="263C43C2">
+    <w:lvl w:ilvl="4" w:tplc="98B01660">
       <w:numFmt w:val="decimal"/>
       <w:lvlText w:val=""/>
       <w:lvlJc w:val="left"/>
     </w:lvl>
-    <w:lvl w:ilvl="5" w:tplc="C556007E">
+    <w:lvl w:ilvl="5" w:tplc="A97A1996">
       <w:numFmt w:val="decimal"/>
       <w:lvlText w:val=""/>
       <w:lvlJc w:val="left"/>
     </w:lvl>
-    <w:lvl w:ilvl="6" w:tplc="1CD4368A">
+    <w:lvl w:ilvl="6" w:tplc="E166821A">
       <w:numFmt w:val="decimal"/>
       <w:lvlText w:val=""/>
       <w:lvlJc w:val="left"/>
     </w:lvl>
-    <w:lvl w:ilvl="7" w:tplc="C4323A60">
+    <w:lvl w:ilvl="7" w:tplc="A9B4D84C">
       <w:numFmt w:val="decimal"/>
       <w:lvlText w:val=""/>
       <w:lvlJc w:val="left"/>
     </w:lvl>
-    <w:lvl w:ilvl="8" w:tplc="FEDE1832">
+    <w:lvl w:ilvl="8" w:tplc="6B2851F4">
       <w:numFmt w:val="decimal"/>
       <w:lvlText w:val=""/>
       <w:lvlJc w:val="left"/>
     </w:lvl>
   </w:abstractNum>
   <w:abstractNum w:abstractNumId="2" w15:restartNumberingAfterBreak="0">
-    <w:nsid w:val="0C7B7233"/>
+    <w:nsid w:val="142D392C"/>
     <w:multiLevelType w:val="hybridMultilevel"/>
-    <w:tmpl w:val="DBD28B0E"/>
-    <w:lvl w:ilvl="0" w:tplc="3060585E">
+    <w:tmpl w:val="12243C2E"/>
+    <w:lvl w:ilvl="0" w:tplc="31D87C04">
       <w:start w:val="1"/>
       <w:numFmt w:val="decimal"/>
       <w:lvlText w:val="%1."/>
@@ -15886,52 +15886,196 @@
         <w:color w:val="A67C27"/>
       </w:rPr>
     </w:lvl>
-    <w:lvl w:ilvl="1" w:tplc="7F2638D2">
+    <w:lvl w:ilvl="1" w:tplc="2332B884">
       <w:numFmt w:val="decimal"/>
       <w:lvlText w:val=""/>
       <w:lvlJc w:val="left"/>
     </w:lvl>
-    <w:lvl w:ilvl="2" w:tplc="1D803DA6">
+    <w:lvl w:ilvl="2" w:tplc="5290B4A6">
       <w:numFmt w:val="decimal"/>
       <w:lvlText w:val=""/>
       <w:lvlJc w:val="left"/>
     </w:lvl>
-    <w:lvl w:ilvl="3" w:tplc="9156F41E">
+    <w:lvl w:ilvl="3" w:tplc="F34082A4">
       <w:numFmt w:val="decimal"/>
       <w:lvlText w:val=""/>
       <w:lvlJc w:val="left"/>
     </w:lvl>
-    <w:lvl w:ilvl="4" w:tplc="D174F24C">
+    <w:lvl w:ilvl="4" w:tplc="5518E220">
       <w:numFmt w:val="decimal"/>
       <w:lvlText w:val=""/>
       <w:lvlJc w:val="left"/>
     </w:lvl>
-    <w:lvl w:ilvl="5" w:tplc="D180C066">
+    <w:lvl w:ilvl="5" w:tplc="72B873EC">
       <w:numFmt w:val="decimal"/>
       <w:lvlText w:val=""/>
       <w:lvlJc w:val="left"/>
     </w:lvl>
-    <w:lvl w:ilvl="6" w:tplc="79761268">
+    <w:lvl w:ilvl="6" w:tplc="B666E608">
       <w:numFmt w:val="decimal"/>
       <w:lvlText w:val=""/>
       <w:lvlJc w:val="left"/>
     </w:lvl>
-    <w:lvl w:ilvl="7" w:tplc="71E6EBF0">
+    <w:lvl w:ilvl="7" w:tplc="64F6CB94">
       <w:numFmt w:val="decimal"/>
       <w:lvlText w:val=""/>
       <w:lvlJc w:val="left"/>
     </w:lvl>
-    <w:lvl w:ilvl="8" w:tplc="D5EEAB40">
+    <w:lvl w:ilvl="8" w:tplc="9BE64850">
       <w:numFmt w:val="decimal"/>
       <w:lvlText w:val=""/>
       <w:lvlJc w:val="left"/>
     </w:lvl>
   </w:abstractNum>
   <w:abstractNum w:abstractNumId="3" w15:restartNumberingAfterBreak="0">
-    <w:nsid w:val="0FBD77FD"/>
+    <w:nsid w:val="24644713"/>
     <w:multiLevelType w:val="hybridMultilevel"/>
-    <w:tmpl w:val="F3B4E3F8"/>
-    <w:lvl w:ilvl="0" w:tplc="55C25AF4">
+    <w:tmpl w:val="EEF853D2"/>
+    <w:lvl w:ilvl="0" w:tplc="301E33CA">
+      <w:start w:val="1"/>
+      <w:numFmt w:val="bullet"/>
+      <w:lvlText w:val="•"/>
+      <w:lvlJc w:val="left"/>
+      <w:pPr>
+        <w:ind w:left="460" w:hanging="280"/>
+      </w:pPr>
+    </w:lvl>
+    <w:lvl w:ilvl="1" w:tplc="3F96E476">
+      <w:start w:val="1"/>
+      <w:numFmt w:val="bullet"/>
+      <w:lvlText w:val="–"/>
+      <w:lvlJc w:val="left"/>
+      <w:pPr>
+        <w:ind w:left="900" w:hanging="280"/>
+      </w:pPr>
+    </w:lvl>
+    <w:lvl w:ilvl="2" w:tplc="08506228">
+      <w:numFmt w:val="decimal"/>
+      <w:lvlText w:val=""/>
+      <w:lvlJc w:val="left"/>
+    </w:lvl>
+    <w:lvl w:ilvl="3" w:tplc="0C988750">
+      <w:numFmt w:val="decimal"/>
+      <w:lvlText w:val=""/>
+      <w:lvlJc w:val="left"/>
+    </w:lvl>
+    <w:lvl w:ilvl="4" w:tplc="7E2AB98E">
+      <w:numFmt w:val="decimal"/>
+      <w:lvlText w:val=""/>
+      <w:lvlJc w:val="left"/>
+    </w:lvl>
+    <w:lvl w:ilvl="5" w:tplc="2AC426F0">
+      <w:numFmt w:val="decimal"/>
+      <w:lvlText w:val=""/>
+      <w:lvlJc w:val="left"/>
+    </w:lvl>
+    <w:lvl w:ilvl="6" w:tplc="4036C6A6">
+      <w:numFmt w:val="decimal"/>
+      <w:lvlText w:val=""/>
+      <w:lvlJc w:val="left"/>
+    </w:lvl>
+    <w:lvl w:ilvl="7" w:tplc="4F503A8A">
+      <w:numFmt w:val="decimal"/>
+      <w:lvlText w:val=""/>
+      <w:lvlJc w:val="left"/>
+    </w:lvl>
+    <w:lvl w:ilvl="8" w:tplc="42B2FAF0">
+      <w:numFmt w:val="decimal"/>
+      <w:lvlText w:val=""/>
+      <w:lvlJc w:val="left"/>
+    </w:lvl>
+  </w:abstractNum>
+  <w:abstractNum w:abstractNumId="4" w15:restartNumberingAfterBreak="0">
+    <w:nsid w:val="25B26A39"/>
+    <w:multiLevelType w:val="hybridMultilevel"/>
+    <w:tmpl w:val="9BD0077E"/>
+    <w:lvl w:ilvl="0" w:tplc="D9AC1806">
+      <w:start w:val="1"/>
+      <w:numFmt w:val="bullet"/>
+      <w:lvlText w:val="●"/>
+      <w:lvlJc w:val="left"/>
+      <w:pPr>
+        <w:ind w:left="720" w:hanging="360"/>
+      </w:pPr>
+    </w:lvl>
+    <w:lvl w:ilvl="1" w:tplc="0F84A746">
+      <w:start w:val="1"/>
+      <w:numFmt w:val="bullet"/>
+      <w:lvlText w:val="○"/>
+      <w:lvlJc w:val="left"/>
+      <w:pPr>
+        <w:ind w:left="1440" w:hanging="360"/>
+      </w:pPr>
+    </w:lvl>
+    <w:lvl w:ilvl="2" w:tplc="C9AC482C">
+      <w:start w:val="1"/>
+      <w:numFmt w:val="bullet"/>
+      <w:lvlText w:val="■"/>
+      <w:lvlJc w:val="left"/>
+      <w:pPr>
+        <w:ind w:left="2160" w:hanging="360"/>
+      </w:pPr>
+    </w:lvl>
+    <w:lvl w:ilvl="3" w:tplc="40E60F32">
+      <w:start w:val="1"/>
+      <w:numFmt w:val="bullet"/>
+      <w:lvlText w:val="●"/>
+      <w:lvlJc w:val="left"/>
+      <w:pPr>
+        <w:ind w:left="2880" w:hanging="360"/>
+      </w:pPr>
+    </w:lvl>
+    <w:lvl w:ilvl="4" w:tplc="5F0CE80A">
+      <w:start w:val="1"/>
+      <w:numFmt w:val="bullet"/>
+      <w:lvlText w:val="○"/>
+      <w:lvlJc w:val="left"/>
+      <w:pPr>
+        <w:ind w:left="3600" w:hanging="360"/>
+      </w:pPr>
+    </w:lvl>
+    <w:lvl w:ilvl="5" w:tplc="73C6E088">
+      <w:start w:val="1"/>
+      <w:numFmt w:val="bullet"/>
+      <w:lvlText w:val="■"/>
+      <w:lvlJc w:val="left"/>
+      <w:pPr>
+        <w:ind w:left="4320" w:hanging="360"/>
+      </w:pPr>
+    </w:lvl>
+    <w:lvl w:ilvl="6" w:tplc="81B20F0C">
+      <w:start w:val="1"/>
+      <w:numFmt w:val="bullet"/>
+      <w:lvlText w:val="●"/>
+      <w:lvlJc w:val="left"/>
+      <w:pPr>
+        <w:ind w:left="5040" w:hanging="360"/>
+      </w:pPr>
+    </w:lvl>
+    <w:lvl w:ilvl="7" w:tplc="C5FE1C7A">
+      <w:start w:val="1"/>
+      <w:numFmt w:val="bullet"/>
+      <w:lvlText w:val="●"/>
+      <w:lvlJc w:val="left"/>
+      <w:pPr>
+        <w:ind w:left="5760" w:hanging="360"/>
+      </w:pPr>
+    </w:lvl>
+    <w:lvl w:ilvl="8" w:tplc="DA42B444">
+      <w:start w:val="1"/>
+      <w:numFmt w:val="bullet"/>
+      <w:lvlText w:val="●"/>
+      <w:lvlJc w:val="left"/>
+      <w:pPr>
+        <w:ind w:left="6480" w:hanging="360"/>
+      </w:pPr>
+    </w:lvl>
+  </w:abstractNum>
+  <w:abstractNum w:abstractNumId="5" w15:restartNumberingAfterBreak="0">
+    <w:nsid w:val="2D90234C"/>
+    <w:multiLevelType w:val="hybridMultilevel"/>
+    <w:tmpl w:val="82DA78F2"/>
+    <w:lvl w:ilvl="0" w:tplc="50064624">
       <w:start w:val="1"/>
       <w:numFmt w:val="decimal"/>
       <w:lvlText w:val="%1."/>
@@ -15945,52 +16089,52 @@
         <w:color w:val="A67C27"/>
       </w:rPr>
     </w:lvl>
-    <w:lvl w:ilvl="1" w:tplc="CF4AFCAE">
+    <w:lvl w:ilvl="1" w:tplc="33DAB3BC">
       <w:numFmt w:val="decimal"/>
       <w:lvlText w:val=""/>
       <w:lvlJc w:val="left"/>
     </w:lvl>
-    <w:lvl w:ilvl="2" w:tplc="2A3496C2">
+    <w:lvl w:ilvl="2" w:tplc="B85E5DD4">
       <w:numFmt w:val="decimal"/>
       <w:lvlText w:val=""/>
       <w:lvlJc w:val="left"/>
     </w:lvl>
-    <w:lvl w:ilvl="3" w:tplc="FB6C1E98">
+    <w:lvl w:ilvl="3" w:tplc="20B40E5E">
       <w:numFmt w:val="decimal"/>
       <w:lvlText w:val=""/>
       <w:lvlJc w:val="left"/>
     </w:lvl>
-    <w:lvl w:ilvl="4" w:tplc="2FAE6C22">
+    <w:lvl w:ilvl="4" w:tplc="8314013A">
       <w:numFmt w:val="decimal"/>
       <w:lvlText w:val=""/>
       <w:lvlJc w:val="left"/>
     </w:lvl>
-    <w:lvl w:ilvl="5" w:tplc="E10AB7BC">
+    <w:lvl w:ilvl="5" w:tplc="6DB412D8">
       <w:numFmt w:val="decimal"/>
       <w:lvlText w:val=""/>
       <w:lvlJc w:val="left"/>
     </w:lvl>
-    <w:lvl w:ilvl="6" w:tplc="455063A2">
+    <w:lvl w:ilvl="6" w:tplc="6F0ED5F0">
       <w:numFmt w:val="decimal"/>
       <w:lvlText w:val=""/>
       <w:lvlJc w:val="left"/>
     </w:lvl>
-    <w:lvl w:ilvl="7" w:tplc="95CC42C4">
+    <w:lvl w:ilvl="7" w:tplc="F760C77E">
       <w:numFmt w:val="decimal"/>
       <w:lvlText w:val=""/>
       <w:lvlJc w:val="left"/>
     </w:lvl>
-    <w:lvl w:ilvl="8" w:tplc="A91E7F7A">
+    <w:lvl w:ilvl="8" w:tplc="D7F44E1C">
       <w:numFmt w:val="decimal"/>
       <w:lvlText w:val=""/>
       <w:lvlJc w:val="left"/>
     </w:lvl>
   </w:abstractNum>
-  <w:abstractNum w:abstractNumId="4" w15:restartNumberingAfterBreak="0">
-    <w:nsid w:val="1F1F1328"/>
+  <w:abstractNum w:abstractNumId="6" w15:restartNumberingAfterBreak="0">
+    <w:nsid w:val="32F65616"/>
     <w:multiLevelType w:val="hybridMultilevel"/>
-    <w:tmpl w:val="57801EF4"/>
-    <w:lvl w:ilvl="0" w:tplc="CDFA9E70">
+    <w:tmpl w:val="8BB8831E"/>
+    <w:lvl w:ilvl="0" w:tplc="81529E14">
       <w:start w:val="1"/>
       <w:numFmt w:val="decimal"/>
       <w:lvlText w:val="%1."/>
@@ -16004,52 +16148,52 @@
         <w:color w:val="A67C27"/>
       </w:rPr>
     </w:lvl>
-    <w:lvl w:ilvl="1" w:tplc="9FAE55E8">
+    <w:lvl w:ilvl="1" w:tplc="0CC89C86">
       <w:numFmt w:val="decimal"/>
       <w:lvlText w:val=""/>
       <w:lvlJc w:val="left"/>
     </w:lvl>
-    <w:lvl w:ilvl="2" w:tplc="FA6A6A40">
+    <w:lvl w:ilvl="2" w:tplc="3ED4B71A">
       <w:numFmt w:val="decimal"/>
       <w:lvlText w:val=""/>
       <w:lvlJc w:val="left"/>
     </w:lvl>
-    <w:lvl w:ilvl="3" w:tplc="8FA41B0C">
+    <w:lvl w:ilvl="3" w:tplc="E4C29760">
       <w:numFmt w:val="decimal"/>
       <w:lvlText w:val=""/>
       <w:lvlJc w:val="left"/>
     </w:lvl>
-    <w:lvl w:ilvl="4" w:tplc="0CE27828">
+    <w:lvl w:ilvl="4" w:tplc="E03E35AA">
       <w:numFmt w:val="decimal"/>
       <w:lvlText w:val=""/>
       <w:lvlJc w:val="left"/>
     </w:lvl>
-    <w:lvl w:ilvl="5" w:tplc="0736E0EA">
+    <w:lvl w:ilvl="5" w:tplc="3296F1AA">
       <w:numFmt w:val="decimal"/>
       <w:lvlText w:val=""/>
       <w:lvlJc w:val="left"/>
     </w:lvl>
-    <w:lvl w:ilvl="6" w:tplc="ED58D296">
+    <w:lvl w:ilvl="6" w:tplc="C6928D5E">
       <w:numFmt w:val="decimal"/>
       <w:lvlText w:val=""/>
       <w:lvlJc w:val="left"/>
     </w:lvl>
-    <w:lvl w:ilvl="7" w:tplc="83A4A4F8">
+    <w:lvl w:ilvl="7" w:tplc="B95A3550">
       <w:numFmt w:val="decimal"/>
       <w:lvlText w:val=""/>
       <w:lvlJc w:val="left"/>
     </w:lvl>
-    <w:lvl w:ilvl="8" w:tplc="60E22398">
+    <w:lvl w:ilvl="8" w:tplc="A0C2A4BA">
       <w:numFmt w:val="decimal"/>
       <w:lvlText w:val=""/>
       <w:lvlJc w:val="left"/>
     </w:lvl>
   </w:abstractNum>
-  <w:abstractNum w:abstractNumId="5" w15:restartNumberingAfterBreak="0">
-    <w:nsid w:val="1FE2505A"/>
+  <w:abstractNum w:abstractNumId="7" w15:restartNumberingAfterBreak="0">
+    <w:nsid w:val="38C34B95"/>
     <w:multiLevelType w:val="hybridMultilevel"/>
-    <w:tmpl w:val="A4889AFA"/>
-    <w:lvl w:ilvl="0" w:tplc="D07E2444">
+    <w:tmpl w:val="90520520"/>
+    <w:lvl w:ilvl="0" w:tplc="0814423C">
       <w:start w:val="1"/>
       <w:numFmt w:val="decimal"/>
       <w:lvlText w:val="%1."/>
@@ -16063,52 +16207,52 @@
         <w:color w:val="A67C27"/>
       </w:rPr>
     </w:lvl>
-    <w:lvl w:ilvl="1" w:tplc="D10C75BC">
+    <w:lvl w:ilvl="1" w:tplc="5AE436E2">
       <w:numFmt w:val="decimal"/>
       <w:lvlText w:val=""/>
       <w:lvlJc w:val="left"/>
     </w:lvl>
-    <w:lvl w:ilvl="2" w:tplc="2312CF82">
+    <w:lvl w:ilvl="2" w:tplc="D3C6F3A2">
       <w:numFmt w:val="decimal"/>
       <w:lvlText w:val=""/>
       <w:lvlJc w:val="left"/>
     </w:lvl>
-    <w:lvl w:ilvl="3" w:tplc="2B3ABD60">
+    <w:lvl w:ilvl="3" w:tplc="3AE49CA6">
       <w:numFmt w:val="decimal"/>
       <w:lvlText w:val=""/>
       <w:lvlJc w:val="left"/>
     </w:lvl>
-    <w:lvl w:ilvl="4" w:tplc="8BE41508">
+    <w:lvl w:ilvl="4" w:tplc="FBBA9206">
       <w:numFmt w:val="decimal"/>
       <w:lvlText w:val=""/>
       <w:lvlJc w:val="left"/>
     </w:lvl>
-    <w:lvl w:ilvl="5" w:tplc="32681B64">
+    <w:lvl w:ilvl="5" w:tplc="8F624592">
       <w:numFmt w:val="decimal"/>
       <w:lvlText w:val=""/>
       <w:lvlJc w:val="left"/>
     </w:lvl>
-    <w:lvl w:ilvl="6" w:tplc="0CBABCDC">
+    <w:lvl w:ilvl="6" w:tplc="7C6E2564">
       <w:numFmt w:val="decimal"/>
       <w:lvlText w:val=""/>
       <w:lvlJc w:val="left"/>
     </w:lvl>
-    <w:lvl w:ilvl="7" w:tplc="E40E7962">
+    <w:lvl w:ilvl="7" w:tplc="F20E8274">
       <w:numFmt w:val="decimal"/>
       <w:lvlText w:val=""/>
       <w:lvlJc w:val="left"/>
     </w:lvl>
-    <w:lvl w:ilvl="8" w:tplc="4B1E31A0">
+    <w:lvl w:ilvl="8" w:tplc="0F72F646">
       <w:numFmt w:val="decimal"/>
       <w:lvlText w:val=""/>
       <w:lvlJc w:val="left"/>
     </w:lvl>
   </w:abstractNum>
-  <w:abstractNum w:abstractNumId="6" w15:restartNumberingAfterBreak="0">
-    <w:nsid w:val="28E50EFF"/>
+  <w:abstractNum w:abstractNumId="8" w15:restartNumberingAfterBreak="0">
+    <w:nsid w:val="64E91734"/>
     <w:multiLevelType w:val="hybridMultilevel"/>
-    <w:tmpl w:val="056C60EA"/>
-    <w:lvl w:ilvl="0" w:tplc="8E3E593C">
+    <w:tmpl w:val="B7945C1E"/>
+    <w:lvl w:ilvl="0" w:tplc="4008BCC8">
       <w:start w:val="1"/>
       <w:numFmt w:val="decimal"/>
       <w:lvlText w:val="%1."/>
@@ -16122,52 +16266,52 @@
         <w:color w:val="A67C27"/>
       </w:rPr>
     </w:lvl>
-    <w:lvl w:ilvl="1" w:tplc="E61C5A60">
+    <w:lvl w:ilvl="1" w:tplc="F8882598">
       <w:numFmt w:val="decimal"/>
       <w:lvlText w:val=""/>
       <w:lvlJc w:val="left"/>
     </w:lvl>
-    <w:lvl w:ilvl="2" w:tplc="ABB27F1E">
+    <w:lvl w:ilvl="2" w:tplc="BD8C4642">
       <w:numFmt w:val="decimal"/>
       <w:lvlText w:val=""/>
       <w:lvlJc w:val="left"/>
     </w:lvl>
-    <w:lvl w:ilvl="3" w:tplc="48D8EAF0">
+    <w:lvl w:ilvl="3" w:tplc="A38CD146">
       <w:numFmt w:val="decimal"/>
       <w:lvlText w:val=""/>
       <w:lvlJc w:val="left"/>
     </w:lvl>
-    <w:lvl w:ilvl="4" w:tplc="A5B0D6FC">
+    <w:lvl w:ilvl="4" w:tplc="E520A7F0">
       <w:numFmt w:val="decimal"/>
       <w:lvlText w:val=""/>
       <w:lvlJc w:val="left"/>
     </w:lvl>
-    <w:lvl w:ilvl="5" w:tplc="1FA68C48">
+    <w:lvl w:ilvl="5" w:tplc="10D8A66C">
       <w:numFmt w:val="decimal"/>
       <w:lvlText w:val=""/>
       <w:lvlJc w:val="left"/>
     </w:lvl>
-    <w:lvl w:ilvl="6" w:tplc="340AE31E">
+    <w:lvl w:ilvl="6" w:tplc="0BAAC8A8">
       <w:numFmt w:val="decimal"/>
       <w:lvlText w:val=""/>
       <w:lvlJc w:val="left"/>
     </w:lvl>
-    <w:lvl w:ilvl="7" w:tplc="90021332">
+    <w:lvl w:ilvl="7" w:tplc="659CA50E">
       <w:numFmt w:val="decimal"/>
       <w:lvlText w:val=""/>
       <w:lvlJc w:val="left"/>
     </w:lvl>
-    <w:lvl w:ilvl="8" w:tplc="EDA21EDA">
+    <w:lvl w:ilvl="8" w:tplc="7AB25E02">
       <w:numFmt w:val="decimal"/>
       <w:lvlText w:val=""/>
       <w:lvlJc w:val="left"/>
     </w:lvl>
   </w:abstractNum>
-  <w:abstractNum w:abstractNumId="7" w15:restartNumberingAfterBreak="0">
-    <w:nsid w:val="3C571004"/>
+  <w:abstractNum w:abstractNumId="9" w15:restartNumberingAfterBreak="0">
+    <w:nsid w:val="6A2029F1"/>
     <w:multiLevelType w:val="hybridMultilevel"/>
-    <w:tmpl w:val="5A749634"/>
-    <w:lvl w:ilvl="0" w:tplc="F432C1A6">
+    <w:tmpl w:val="9CA88180"/>
+    <w:lvl w:ilvl="0" w:tplc="6F98755A">
       <w:start w:val="1"/>
       <w:numFmt w:val="decimal"/>
       <w:lvlText w:val="%1."/>
@@ -16181,52 +16325,52 @@
         <w:color w:val="A67C27"/>
       </w:rPr>
     </w:lvl>
-    <w:lvl w:ilvl="1" w:tplc="B888EF6E">
+    <w:lvl w:ilvl="1" w:tplc="916A0224">
       <w:numFmt w:val="decimal"/>
       <w:lvlText w:val=""/>
       <w:lvlJc w:val="left"/>
     </w:lvl>
-    <w:lvl w:ilvl="2" w:tplc="E6DE5C64">
+    <w:lvl w:ilvl="2" w:tplc="9092DB5C">
       <w:numFmt w:val="decimal"/>
       <w:lvlText w:val=""/>
       <w:lvlJc w:val="left"/>
     </w:lvl>
-    <w:lvl w:ilvl="3" w:tplc="FE06E536">
+    <w:lvl w:ilvl="3" w:tplc="1CFC4F94">
       <w:numFmt w:val="decimal"/>
       <w:lvlText w:val=""/>
       <w:lvlJc w:val="left"/>
     </w:lvl>
-    <w:lvl w:ilvl="4" w:tplc="FC6EC0CE">
+    <w:lvl w:ilvl="4" w:tplc="485EC748">
       <w:numFmt w:val="decimal"/>
       <w:lvlText w:val=""/>
       <w:lvlJc w:val="left"/>
     </w:lvl>
-    <w:lvl w:ilvl="5" w:tplc="55ECA8FE">
+    <w:lvl w:ilvl="5" w:tplc="BB8A1CCA">
       <w:numFmt w:val="decimal"/>
       <w:lvlText w:val=""/>
       <w:lvlJc w:val="left"/>
     </w:lvl>
-    <w:lvl w:ilvl="6" w:tplc="AECA1712">
+    <w:lvl w:ilvl="6" w:tplc="C0AE6D0C">
       <w:numFmt w:val="decimal"/>
       <w:lvlText w:val=""/>
       <w:lvlJc w:val="left"/>
     </w:lvl>
-    <w:lvl w:ilvl="7" w:tplc="6F521706">
+    <w:lvl w:ilvl="7" w:tplc="F46460FA">
       <w:numFmt w:val="decimal"/>
       <w:lvlText w:val=""/>
       <w:lvlJc w:val="left"/>
     </w:lvl>
-    <w:lvl w:ilvl="8" w:tplc="A0BAA118">
+    <w:lvl w:ilvl="8" w:tplc="F5BE1FAE">
       <w:numFmt w:val="decimal"/>
       <w:lvlText w:val=""/>
       <w:lvlJc w:val="left"/>
     </w:lvl>
   </w:abstractNum>
-  <w:abstractNum w:abstractNumId="8" w15:restartNumberingAfterBreak="0">
-    <w:nsid w:val="577A2BEA"/>
+  <w:abstractNum w:abstractNumId="10" w15:restartNumberingAfterBreak="0">
+    <w:nsid w:val="6B864AB5"/>
     <w:multiLevelType w:val="hybridMultilevel"/>
-    <w:tmpl w:val="C130C8C6"/>
-    <w:lvl w:ilvl="0" w:tplc="F6A010C8">
+    <w:tmpl w:val="7F5444FA"/>
+    <w:lvl w:ilvl="0" w:tplc="8068899E">
       <w:start w:val="1"/>
       <w:numFmt w:val="decimal"/>
       <w:lvlText w:val="%1."/>
@@ -16240,52 +16384,52 @@
         <w:color w:val="A67C27"/>
       </w:rPr>
     </w:lvl>
-    <w:lvl w:ilvl="1" w:tplc="3F46F100">
+    <w:lvl w:ilvl="1" w:tplc="DF30D934">
       <w:numFmt w:val="decimal"/>
       <w:lvlText w:val=""/>
       <w:lvlJc w:val="left"/>
     </w:lvl>
-    <w:lvl w:ilvl="2" w:tplc="2778A5E6">
+    <w:lvl w:ilvl="2" w:tplc="2EB073E4">
       <w:numFmt w:val="decimal"/>
       <w:lvlText w:val=""/>
       <w:lvlJc w:val="left"/>
     </w:lvl>
-    <w:lvl w:ilvl="3" w:tplc="E034EC02">
+    <w:lvl w:ilvl="3" w:tplc="74042184">
       <w:numFmt w:val="decimal"/>
       <w:lvlText w:val=""/>
       <w:lvlJc w:val="left"/>
     </w:lvl>
-    <w:lvl w:ilvl="4" w:tplc="9F7A9424">
+    <w:lvl w:ilvl="4" w:tplc="337A56FA">
       <w:numFmt w:val="decimal"/>
       <w:lvlText w:val=""/>
       <w:lvlJc w:val="left"/>
     </w:lvl>
-    <w:lvl w:ilvl="5" w:tplc="A926A216">
+    <w:lvl w:ilvl="5" w:tplc="38CA08E2">
       <w:numFmt w:val="decimal"/>
       <w:lvlText w:val=""/>
       <w:lvlJc w:val="left"/>
     </w:lvl>
-    <w:lvl w:ilvl="6" w:tplc="D6AE5A08">
+    <w:lvl w:ilvl="6" w:tplc="25BAC042">
       <w:numFmt w:val="decimal"/>
       <w:lvlText w:val=""/>
       <w:lvlJc w:val="left"/>
     </w:lvl>
-    <w:lvl w:ilvl="7" w:tplc="44049E92">
+    <w:lvl w:ilvl="7" w:tplc="4F3E66B0">
       <w:numFmt w:val="decimal"/>
       <w:lvlText w:val=""/>
       <w:lvlJc w:val="left"/>
     </w:lvl>
-    <w:lvl w:ilvl="8" w:tplc="DD76A71E">
+    <w:lvl w:ilvl="8" w:tplc="0AA267CC">
       <w:numFmt w:val="decimal"/>
       <w:lvlText w:val=""/>
       <w:lvlJc w:val="left"/>
     </w:lvl>
   </w:abstractNum>
-  <w:abstractNum w:abstractNumId="9" w15:restartNumberingAfterBreak="0">
-    <w:nsid w:val="598050CE"/>
+  <w:abstractNum w:abstractNumId="11" w15:restartNumberingAfterBreak="0">
+    <w:nsid w:val="6F4E6616"/>
     <w:multiLevelType w:val="hybridMultilevel"/>
-    <w:tmpl w:val="8384E52C"/>
-    <w:lvl w:ilvl="0" w:tplc="4418B11C">
+    <w:tmpl w:val="483A46DE"/>
+    <w:lvl w:ilvl="0" w:tplc="3E64ED68">
       <w:start w:val="1"/>
       <w:numFmt w:val="decimal"/>
       <w:lvlText w:val="%1."/>
@@ -16299,52 +16443,52 @@
         <w:color w:val="A67C27"/>
       </w:rPr>
     </w:lvl>
-    <w:lvl w:ilvl="1" w:tplc="306AB45E">
+    <w:lvl w:ilvl="1" w:tplc="6FC42C88">
       <w:numFmt w:val="decimal"/>
       <w:lvlText w:val=""/>
       <w:lvlJc w:val="left"/>
     </w:lvl>
-    <w:lvl w:ilvl="2" w:tplc="18FCFB0E">
+    <w:lvl w:ilvl="2" w:tplc="BE6E2D72">
       <w:numFmt w:val="decimal"/>
       <w:lvlText w:val=""/>
       <w:lvlJc w:val="left"/>
     </w:lvl>
-    <w:lvl w:ilvl="3" w:tplc="0F6E566E">
+    <w:lvl w:ilvl="3" w:tplc="EF9CE40C">
       <w:numFmt w:val="decimal"/>
       <w:lvlText w:val=""/>
       <w:lvlJc w:val="left"/>
     </w:lvl>
-    <w:lvl w:ilvl="4" w:tplc="34FADD7E">
+    <w:lvl w:ilvl="4" w:tplc="20E444E8">
       <w:numFmt w:val="decimal"/>
       <w:lvlText w:val=""/>
       <w:lvlJc w:val="left"/>
     </w:lvl>
-    <w:lvl w:ilvl="5" w:tplc="AE6632E0">
+    <w:lvl w:ilvl="5" w:tplc="D6C60538">
       <w:numFmt w:val="decimal"/>
       <w:lvlText w:val=""/>
       <w:lvlJc w:val="left"/>
     </w:lvl>
-    <w:lvl w:ilvl="6" w:tplc="20222F66">
+    <w:lvl w:ilvl="6" w:tplc="707EFA5E">
       <w:numFmt w:val="decimal"/>
       <w:lvlText w:val=""/>
       <w:lvlJc w:val="left"/>
     </w:lvl>
-    <w:lvl w:ilvl="7" w:tplc="E90E50EE">
+    <w:lvl w:ilvl="7" w:tplc="7CEA9394">
       <w:numFmt w:val="decimal"/>
       <w:lvlText w:val=""/>
       <w:lvlJc w:val="left"/>
     </w:lvl>
-    <w:lvl w:ilvl="8" w:tplc="22DCBD0C">
+    <w:lvl w:ilvl="8" w:tplc="367ECB3A">
       <w:numFmt w:val="decimal"/>
       <w:lvlText w:val=""/>
       <w:lvlJc w:val="left"/>
     </w:lvl>
   </w:abstractNum>
-  <w:abstractNum w:abstractNumId="10" w15:restartNumberingAfterBreak="0">
-    <w:nsid w:val="5A953CDA"/>
+  <w:abstractNum w:abstractNumId="12" w15:restartNumberingAfterBreak="0">
+    <w:nsid w:val="71A6501C"/>
     <w:multiLevelType w:val="hybridMultilevel"/>
-    <w:tmpl w:val="576411DC"/>
-    <w:lvl w:ilvl="0" w:tplc="91CA9C8A">
+    <w:tmpl w:val="1FB26168"/>
+    <w:lvl w:ilvl="0" w:tplc="5EF2DDA8">
       <w:start w:val="1"/>
       <w:numFmt w:val="decimal"/>
       <w:lvlText w:val="%1."/>
@@ -16358,110 +16502,52 @@
         <w:color w:val="A67C27"/>
       </w:rPr>
     </w:lvl>
-    <w:lvl w:ilvl="1" w:tplc="DEDC253E">
+    <w:lvl w:ilvl="1" w:tplc="05421B66">
       <w:numFmt w:val="decimal"/>
       <w:lvlText w:val=""/>
       <w:lvlJc w:val="left"/>
     </w:lvl>
-    <w:lvl w:ilvl="2" w:tplc="0DEEA566">
+    <w:lvl w:ilvl="2" w:tplc="7DD6FE42">
       <w:numFmt w:val="decimal"/>
       <w:lvlText w:val=""/>
       <w:lvlJc w:val="left"/>
     </w:lvl>
-    <w:lvl w:ilvl="3" w:tplc="E8406DD4">
+    <w:lvl w:ilvl="3" w:tplc="D9CE3F3C">
       <w:numFmt w:val="decimal"/>
       <w:lvlText w:val=""/>
       <w:lvlJc w:val="left"/>
     </w:lvl>
-    <w:lvl w:ilvl="4" w:tplc="D70C70B6">
+    <w:lvl w:ilvl="4" w:tplc="73D2B70C">
       <w:numFmt w:val="decimal"/>
       <w:lvlText w:val=""/>
       <w:lvlJc w:val="left"/>
     </w:lvl>
-    <w:lvl w:ilvl="5" w:tplc="83888074">
+    <w:lvl w:ilvl="5" w:tplc="E8AA82D4">
       <w:numFmt w:val="decimal"/>
       <w:lvlText w:val=""/>
       <w:lvlJc w:val="left"/>
     </w:lvl>
-    <w:lvl w:ilvl="6" w:tplc="421CA208">
+    <w:lvl w:ilvl="6" w:tplc="9EE6552E">
       <w:numFmt w:val="decimal"/>
       <w:lvlText w:val=""/>
       <w:lvlJc w:val="left"/>
     </w:lvl>
-    <w:lvl w:ilvl="7" w:tplc="81E24F3A">
+    <w:lvl w:ilvl="7" w:tplc="2E9ECD10">
       <w:numFmt w:val="decimal"/>
       <w:lvlText w:val=""/>
       <w:lvlJc w:val="left"/>
     </w:lvl>
-    <w:lvl w:ilvl="8" w:tplc="CEE605EC">
+    <w:lvl w:ilvl="8" w:tplc="8C3A21E4">
       <w:numFmt w:val="decimal"/>
       <w:lvlText w:val=""/>
       <w:lvlJc w:val="left"/>
     </w:lvl>
   </w:abstractNum>
-  <w:abstractNum w:abstractNumId="11" w15:restartNumberingAfterBreak="0">
-    <w:nsid w:val="5C84793B"/>
+  <w:abstractNum w:abstractNumId="13" w15:restartNumberingAfterBreak="0">
+    <w:nsid w:val="7BA24142"/>
     <w:multiLevelType w:val="hybridMultilevel"/>
-    <w:tmpl w:val="4ADC284E"/>
-    <w:lvl w:ilvl="0" w:tplc="89F02060">
-      <w:start w:val="1"/>
-      <w:numFmt w:val="bullet"/>
-      <w:lvlText w:val="•"/>
-      <w:lvlJc w:val="left"/>
-      <w:pPr>
-        <w:ind w:left="460" w:hanging="280"/>
-      </w:pPr>
-    </w:lvl>
-    <w:lvl w:ilvl="1" w:tplc="6E7E3532">
-      <w:start w:val="1"/>
-      <w:numFmt w:val="bullet"/>
-      <w:lvlText w:val="–"/>
-      <w:lvlJc w:val="left"/>
-      <w:pPr>
-        <w:ind w:left="900" w:hanging="280"/>
-      </w:pPr>
-    </w:lvl>
-    <w:lvl w:ilvl="2" w:tplc="44B2B4CE">
-      <w:numFmt w:val="decimal"/>
-      <w:lvlText w:val=""/>
-      <w:lvlJc w:val="left"/>
-    </w:lvl>
-    <w:lvl w:ilvl="3" w:tplc="BB8099AC">
-      <w:numFmt w:val="decimal"/>
-      <w:lvlText w:val=""/>
-      <w:lvlJc w:val="left"/>
-    </w:lvl>
-    <w:lvl w:ilvl="4" w:tplc="FF645722">
-      <w:numFmt w:val="decimal"/>
-      <w:lvlText w:val=""/>
-      <w:lvlJc w:val="left"/>
-    </w:lvl>
-    <w:lvl w:ilvl="5" w:tplc="0C6E3C40">
-      <w:numFmt w:val="decimal"/>
-      <w:lvlText w:val=""/>
-      <w:lvlJc w:val="left"/>
-    </w:lvl>
-    <w:lvl w:ilvl="6" w:tplc="C2FCE42E">
-      <w:numFmt w:val="decimal"/>
-      <w:lvlText w:val=""/>
-      <w:lvlJc w:val="left"/>
-    </w:lvl>
-    <w:lvl w:ilvl="7" w:tplc="4EE2AAA6">
-      <w:numFmt w:val="decimal"/>
-      <w:lvlText w:val=""/>
-      <w:lvlJc w:val="left"/>
-    </w:lvl>
-    <w:lvl w:ilvl="8" w:tplc="3FE48144">
-      <w:numFmt w:val="decimal"/>
-      <w:lvlText w:val=""/>
-      <w:lvlJc w:val="left"/>
-    </w:lvl>
-  </w:abstractNum>
-  <w:abstractNum w:abstractNumId="12" w15:restartNumberingAfterBreak="0">
-    <w:nsid w:val="633C4CE9"/>
-    <w:multiLevelType w:val="hybridMultilevel"/>
-    <w:tmpl w:val="BCA6CBFC"/>
-    <w:lvl w:ilvl="0" w:tplc="00B80D4A">
+    <w:tmpl w:val="74CA0AF4"/>
+    <w:lvl w:ilvl="0" w:tplc="6D2A6E7E">
       <w:start w:val="1"/>
       <w:numFmt w:val="decimal"/>
       <w:lvlText w:val="%1."/>
@@ -16475,213 +16561,127 @@
         <w:color w:val="A67C27"/>
       </w:rPr>
     </w:lvl>
-    <w:lvl w:ilvl="1" w:tplc="242E62B6">
+    <w:lvl w:ilvl="1" w:tplc="7220CAC6">
       <w:numFmt w:val="decimal"/>
       <w:lvlText w:val=""/>
       <w:lvlJc w:val="left"/>
     </w:lvl>
-    <w:lvl w:ilvl="2" w:tplc="5B9C03D2">
+    <w:lvl w:ilvl="2" w:tplc="CA7EC6E4">
       <w:numFmt w:val="decimal"/>
       <w:lvlText w:val=""/>
       <w:lvlJc w:val="left"/>
     </w:lvl>
-    <w:lvl w:ilvl="3" w:tplc="C6DEC786">
+    <w:lvl w:ilvl="3" w:tplc="D71601D4">
       <w:numFmt w:val="decimal"/>
       <w:lvlText w:val=""/>
       <w:lvlJc w:val="left"/>
     </w:lvl>
-    <w:lvl w:ilvl="4" w:tplc="FBD26720">
+    <w:lvl w:ilvl="4" w:tplc="7AAA5FFE">
       <w:numFmt w:val="decimal"/>
       <w:lvlText w:val=""/>
       <w:lvlJc w:val="left"/>
     </w:lvl>
-    <w:lvl w:ilvl="5" w:tplc="A94C5170">
+    <w:lvl w:ilvl="5" w:tplc="FAC60C8C">
       <w:numFmt w:val="decimal"/>
       <w:lvlText w:val=""/>
       <w:lvlJc w:val="left"/>
     </w:lvl>
-    <w:lvl w:ilvl="6" w:tplc="C0F4C0DC">
+    <w:lvl w:ilvl="6" w:tplc="A24E021C">
       <w:numFmt w:val="decimal"/>
       <w:lvlText w:val=""/>
       <w:lvlJc w:val="left"/>
     </w:lvl>
-    <w:lvl w:ilvl="7" w:tplc="393E64EC">
+    <w:lvl w:ilvl="7" w:tplc="460C943E">
       <w:numFmt w:val="decimal"/>
       <w:lvlText w:val=""/>
       <w:lvlJc w:val="left"/>
     </w:lvl>
-    <w:lvl w:ilvl="8" w:tplc="4148C774">
+    <w:lvl w:ilvl="8" w:tplc="8F728E60">
       <w:numFmt w:val="decimal"/>
       <w:lvlText w:val=""/>
       <w:lvlJc w:val="left"/>
     </w:lvl>
   </w:abstractNum>
-  <w:abstractNum w:abstractNumId="13" w15:restartNumberingAfterBreak="0">
-    <w:nsid w:val="654A04ED"/>
-    <w:multiLevelType w:val="hybridMultilevel"/>
-    <w:tmpl w:val="3A8426D2"/>
-    <w:lvl w:ilvl="0" w:tplc="AA66B656">
-      <w:start w:val="1"/>
-      <w:numFmt w:val="bullet"/>
-      <w:lvlText w:val="●"/>
-      <w:lvlJc w:val="left"/>
-      <w:pPr>
-        <w:ind w:left="720" w:hanging="360"/>
-      </w:pPr>
-    </w:lvl>
-    <w:lvl w:ilvl="1" w:tplc="6E38FDBA">
-      <w:start w:val="1"/>
-      <w:numFmt w:val="bullet"/>
-      <w:lvlText w:val="○"/>
-      <w:lvlJc w:val="left"/>
-      <w:pPr>
-        <w:ind w:left="1440" w:hanging="360"/>
-      </w:pPr>
-    </w:lvl>
-    <w:lvl w:ilvl="2" w:tplc="7C5C36B6">
-      <w:start w:val="1"/>
-      <w:numFmt w:val="bullet"/>
-      <w:lvlText w:val="■"/>
-      <w:lvlJc w:val="left"/>
-      <w:pPr>
-        <w:ind w:left="2160" w:hanging="360"/>
-      </w:pPr>
-    </w:lvl>
-    <w:lvl w:ilvl="3" w:tplc="3D1013B0">
-      <w:start w:val="1"/>
-      <w:numFmt w:val="bullet"/>
-      <w:lvlText w:val="●"/>
-      <w:lvlJc w:val="left"/>
-      <w:pPr>
-        <w:ind w:left="2880" w:hanging="360"/>
-      </w:pPr>
-    </w:lvl>
-    <w:lvl w:ilvl="4" w:tplc="CBCCCABE">
-      <w:start w:val="1"/>
-      <w:numFmt w:val="bullet"/>
-      <w:lvlText w:val="○"/>
-      <w:lvlJc w:val="left"/>
-      <w:pPr>
-        <w:ind w:left="3600" w:hanging="360"/>
-      </w:pPr>
-    </w:lvl>
-    <w:lvl w:ilvl="5" w:tplc="6DF014A6">
-      <w:start w:val="1"/>
-      <w:numFmt w:val="bullet"/>
-      <w:lvlText w:val="■"/>
-      <w:lvlJc w:val="left"/>
-      <w:pPr>
-        <w:ind w:left="4320" w:hanging="360"/>
-      </w:pPr>
-    </w:lvl>
-    <w:lvl w:ilvl="6" w:tplc="8C52CF7E">
-      <w:start w:val="1"/>
-      <w:numFmt w:val="bullet"/>
-      <w:lvlText w:val="●"/>
-      <w:lvlJc w:val="left"/>
-      <w:pPr>
-        <w:ind w:left="5040" w:hanging="360"/>
-      </w:pPr>
-    </w:lvl>
-    <w:lvl w:ilvl="7" w:tplc="97D6626E">
-      <w:start w:val="1"/>
-      <w:numFmt w:val="bullet"/>
-      <w:lvlText w:val="●"/>
-      <w:lvlJc w:val="left"/>
-      <w:pPr>
-        <w:ind w:left="5760" w:hanging="360"/>
-      </w:pPr>
-    </w:lvl>
-    <w:lvl w:ilvl="8" w:tplc="74880E18">
-      <w:start w:val="1"/>
-      <w:numFmt w:val="bullet"/>
-      <w:lvlText w:val="●"/>
-      <w:lvlJc w:val="left"/>
-      <w:pPr>
-        <w:ind w:left="6480" w:hanging="360"/>
-      </w:pPr>
-    </w:lvl>
-  </w:abstractNum>
-  <w:num w:numId="1" w16cid:durableId="1360277460">
+  <w:num w:numId="1" w16cid:durableId="1775319273">
+    <w:abstractNumId w:val="4"/>
+    <w:lvlOverride w:ilvl="0">
+      <w:startOverride w:val="1"/>
+    </w:lvlOverride>
+  </w:num>
+  <w:num w:numId="2" w16cid:durableId="1688285653">
+    <w:abstractNumId w:val="3"/>
+    <w:lvlOverride w:ilvl="0">
+      <w:startOverride w:val="1"/>
+    </w:lvlOverride>
+  </w:num>
+  <w:num w:numId="3" w16cid:durableId="74514907">
     <w:abstractNumId w:val="13"/>
     <w:lvlOverride w:ilvl="0">
       <w:startOverride w:val="1"/>
     </w:lvlOverride>
   </w:num>
-  <w:num w:numId="2" w16cid:durableId="1895004285">
+  <w:num w:numId="4" w16cid:durableId="1926766690">
+    <w:abstractNumId w:val="5"/>
+    <w:lvlOverride w:ilvl="0">
+      <w:startOverride w:val="1"/>
+    </w:lvlOverride>
+  </w:num>
+  <w:num w:numId="5" w16cid:durableId="512037726">
+    <w:abstractNumId w:val="9"/>
+    <w:lvlOverride w:ilvl="0">
+      <w:startOverride w:val="1"/>
+    </w:lvlOverride>
+  </w:num>
+  <w:num w:numId="6" w16cid:durableId="2121367449">
+    <w:abstractNumId w:val="6"/>
+    <w:lvlOverride w:ilvl="0">
+      <w:startOverride w:val="1"/>
+    </w:lvlOverride>
+  </w:num>
+  <w:num w:numId="7" w16cid:durableId="1981886435">
+    <w:abstractNumId w:val="8"/>
+    <w:lvlOverride w:ilvl="0">
+      <w:startOverride w:val="1"/>
+    </w:lvlOverride>
+  </w:num>
+  <w:num w:numId="8" w16cid:durableId="638649799">
     <w:abstractNumId w:val="11"/>
     <w:lvlOverride w:ilvl="0">
       <w:startOverride w:val="1"/>
     </w:lvlOverride>
   </w:num>
-  <w:num w:numId="3" w16cid:durableId="2047363257">
+  <w:num w:numId="9" w16cid:durableId="1293243140">
+    <w:abstractNumId w:val="1"/>
+    <w:lvlOverride w:ilvl="0">
+      <w:startOverride w:val="1"/>
+    </w:lvlOverride>
+  </w:num>
+  <w:num w:numId="10" w16cid:durableId="106782148">
     <w:abstractNumId w:val="7"/>
     <w:lvlOverride w:ilvl="0">
       <w:startOverride w:val="1"/>
     </w:lvlOverride>
   </w:num>
-  <w:num w:numId="4" w16cid:durableId="512302617">
-    <w:abstractNumId w:val="4"/>
+  <w:num w:numId="11" w16cid:durableId="1789472160">
+    <w:abstractNumId w:val="10"/>
     <w:lvlOverride w:ilvl="0">
       <w:startOverride w:val="1"/>
     </w:lvlOverride>
   </w:num>
-  <w:num w:numId="5" w16cid:durableId="776292613">
-    <w:abstractNumId w:val="6"/>
-    <w:lvlOverride w:ilvl="0">
-      <w:startOverride w:val="1"/>
-    </w:lvlOverride>
-  </w:num>
-  <w:num w:numId="6" w16cid:durableId="1225025387">
-    <w:abstractNumId w:val="0"/>
-    <w:lvlOverride w:ilvl="0">
-      <w:startOverride w:val="1"/>
-    </w:lvlOverride>
-  </w:num>
-  <w:num w:numId="7" w16cid:durableId="1303078353">
-    <w:abstractNumId w:val="1"/>
-    <w:lvlOverride w:ilvl="0">
-      <w:startOverride w:val="1"/>
-    </w:lvlOverride>
-  </w:num>
-  <w:num w:numId="8" w16cid:durableId="752582550">
-    <w:abstractNumId w:val="5"/>
-    <w:lvlOverride w:ilvl="0">
-      <w:startOverride w:val="1"/>
-    </w:lvlOverride>
-  </w:num>
-  <w:num w:numId="9" w16cid:durableId="96484186">
-    <w:abstractNumId w:val="3"/>
-    <w:lvlOverride w:ilvl="0">
-      <w:startOverride w:val="1"/>
-    </w:lvlOverride>
-  </w:num>
-  <w:num w:numId="10" w16cid:durableId="771902772">
-    <w:abstractNumId w:val="8"/>
-    <w:lvlOverride w:ilvl="0">
-      <w:startOverride w:val="1"/>
-    </w:lvlOverride>
-  </w:num>
-  <w:num w:numId="11" w16cid:durableId="1841655053">
-    <w:abstractNumId w:val="9"/>
-    <w:lvlOverride w:ilvl="0">
-      <w:startOverride w:val="1"/>
-    </w:lvlOverride>
-  </w:num>
-  <w:num w:numId="12" w16cid:durableId="1572085045">
+  <w:num w:numId="12" w16cid:durableId="1558392384">
     <w:abstractNumId w:val="2"/>
     <w:lvlOverride w:ilvl="0">
       <w:startOverride w:val="1"/>
     </w:lvlOverride>
   </w:num>
-  <w:num w:numId="13" w16cid:durableId="1226915953">
+  <w:num w:numId="13" w16cid:durableId="620306628">
     <w:abstractNumId w:val="12"/>
     <w:lvlOverride w:ilvl="0">
       <w:startOverride w:val="1"/>
     </w:lvlOverride>
   </w:num>
-  <w:num w:numId="14" w16cid:durableId="75563939">
-    <w:abstractNumId w:val="10"/>
+  <w:num w:numId="14" w16cid:durableId="953554632">
+    <w:abstractNumId w:val="0"/>
     <w:lvlOverride w:ilvl="0">
       <w:startOverride w:val="1"/>
     </w:lvlOverride>
@@ -17306,7 +17306,7 @@
     <w:autoRedefine/>
     <w:uiPriority w:val="39"/>
     <w:unhideWhenUsed/>
-    <w:rsid w:val="001A58FD"/>
+    <w:rsid w:val="004A0273"/>
     <w:pPr>
       <w:spacing w:after="100"/>
     </w:pPr>
@@ -17318,7 +17318,7 @@
     <w:autoRedefine/>
     <w:uiPriority w:val="39"/>
     <w:unhideWhenUsed/>
-    <w:rsid w:val="001A58FD"/>
+    <w:rsid w:val="004A0273"/>
     <w:pPr>
       <w:spacing w:after="100"/>
       <w:ind w:left="210"/>

--- a/docs/manuals/Role_Guide_3_Contact_RA.docx
+++ b/docs/manuals/Role_Guide_3_Contact_RA.docx
@@ -412,7 +412,7 @@
                 <w:sz w:val="19"/>
                 <w:szCs w:val="19"/>
               </w:rPr>
-              <w:t>0773943709 · abffst.research.cut@gmail.com</w:t>
+              <w:t>0773943709 · abffst.research@gmail.com</w:t>
             </w:r>
           </w:p>
         </w:tc>
@@ -469,7 +469,7 @@
                 <w:sz w:val="19"/>
                 <w:szCs w:val="19"/>
               </w:rPr>
-              <w:t>Version 1.9 · 22 September 2026</w:t>
+              <w:t>Version 1.10 · 22 September 2026</w:t>
             </w:r>
           </w:p>
         </w:tc>
@@ -538,7 +538,7 @@
     <w:sdt>
       <w:sdtPr>
         <w:alias w:val="Contents"/>
-        <w:id w:val="1136531977"/>
+        <w:id w:val="1937939248"/>
       </w:sdtPr>
       <w:sdtEndPr/>
       <w:sdtContent>
@@ -567,7 +567,7 @@
           <w:r>
             <w:fldChar w:fldCharType="separate"/>
           </w:r>
-          <w:hyperlink w:anchor="_Toc240960976" w:history="1">
+          <w:hyperlink w:anchor="_Toc240976006" w:history="1">
             <w:r>
               <w:rPr>
                 <w:rStyle w:val="Hyperlink"/>
@@ -591,7 +591,7 @@
               <w:rPr>
                 <w:noProof/>
               </w:rPr>
-              <w:instrText xml:space="preserve"> PAGEREF _Toc240960976 \h </w:instrText>
+              <w:instrText xml:space="preserve"> PAGEREF _Toc240976006 \h </w:instrText>
             </w:r>
             <w:r>
               <w:rPr>
@@ -634,7 +634,7 @@
               <w14:ligatures w14:val="standardContextual"/>
             </w:rPr>
           </w:pPr>
-          <w:hyperlink w:anchor="_Toc240960977" w:history="1">
+          <w:hyperlink w:anchor="_Toc240976007" w:history="1">
             <w:r>
               <w:rPr>
                 <w:rStyle w:val="Hyperlink"/>
@@ -658,7 +658,7 @@
               <w:rPr>
                 <w:noProof/>
               </w:rPr>
-              <w:instrText xml:space="preserve"> PAGEREF _Toc240960977 \h </w:instrText>
+              <w:instrText xml:space="preserve"> PAGEREF _Toc240976007 \h </w:instrText>
             </w:r>
             <w:r>
               <w:rPr>
@@ -701,7 +701,7 @@
               <w14:ligatures w14:val="standardContextual"/>
             </w:rPr>
           </w:pPr>
-          <w:hyperlink w:anchor="_Toc240960978" w:history="1">
+          <w:hyperlink w:anchor="_Toc240976008" w:history="1">
             <w:r>
               <w:rPr>
                 <w:rStyle w:val="Hyperlink"/>
@@ -725,7 +725,7 @@
               <w:rPr>
                 <w:noProof/>
               </w:rPr>
-              <w:instrText xml:space="preserve"> PAGEREF _Toc240960978 \h </w:instrText>
+              <w:instrText xml:space="preserve"> PAGEREF _Toc240976008 \h </w:instrText>
             </w:r>
             <w:r>
               <w:rPr>
@@ -768,7 +768,7 @@
               <w14:ligatures w14:val="standardContextual"/>
             </w:rPr>
           </w:pPr>
-          <w:hyperlink w:anchor="_Toc240960979" w:history="1">
+          <w:hyperlink w:anchor="_Toc240976009" w:history="1">
             <w:r>
               <w:rPr>
                 <w:rStyle w:val="Hyperlink"/>
@@ -792,7 +792,7 @@
               <w:rPr>
                 <w:noProof/>
               </w:rPr>
-              <w:instrText xml:space="preserve"> PAGEREF _Toc240960979 \h </w:instrText>
+              <w:instrText xml:space="preserve"> PAGEREF _Toc240976009 \h </w:instrText>
             </w:r>
             <w:r>
               <w:rPr>
@@ -835,7 +835,7 @@
               <w14:ligatures w14:val="standardContextual"/>
             </w:rPr>
           </w:pPr>
-          <w:hyperlink w:anchor="_Toc240960980" w:history="1">
+          <w:hyperlink w:anchor="_Toc240976010" w:history="1">
             <w:r>
               <w:rPr>
                 <w:rStyle w:val="Hyperlink"/>
@@ -859,7 +859,7 @@
               <w:rPr>
                 <w:noProof/>
               </w:rPr>
-              <w:instrText xml:space="preserve"> PAGEREF _Toc240960980 \h </w:instrText>
+              <w:instrText xml:space="preserve"> PAGEREF _Toc240976010 \h </w:instrText>
             </w:r>
             <w:r>
               <w:rPr>
@@ -902,7 +902,7 @@
               <w14:ligatures w14:val="standardContextual"/>
             </w:rPr>
           </w:pPr>
-          <w:hyperlink w:anchor="_Toc240960981" w:history="1">
+          <w:hyperlink w:anchor="_Toc240976011" w:history="1">
             <w:r>
               <w:rPr>
                 <w:rStyle w:val="Hyperlink"/>
@@ -926,7 +926,7 @@
               <w:rPr>
                 <w:noProof/>
               </w:rPr>
-              <w:instrText xml:space="preserve"> PAGEREF _Toc240960981 \h </w:instrText>
+              <w:instrText xml:space="preserve"> PAGEREF _Toc240976011 \h </w:instrText>
             </w:r>
             <w:r>
               <w:rPr>
@@ -969,7 +969,7 @@
               <w14:ligatures w14:val="standardContextual"/>
             </w:rPr>
           </w:pPr>
-          <w:hyperlink w:anchor="_Toc240960982" w:history="1">
+          <w:hyperlink w:anchor="_Toc240976012" w:history="1">
             <w:r>
               <w:rPr>
                 <w:rStyle w:val="Hyperlink"/>
@@ -993,7 +993,7 @@
               <w:rPr>
                 <w:noProof/>
               </w:rPr>
-              <w:instrText xml:space="preserve"> PAGEREF _Toc240960982 \h </w:instrText>
+              <w:instrText xml:space="preserve"> PAGEREF _Toc240976012 \h </w:instrText>
             </w:r>
             <w:r>
               <w:rPr>
@@ -1036,7 +1036,7 @@
               <w14:ligatures w14:val="standardContextual"/>
             </w:rPr>
           </w:pPr>
-          <w:hyperlink w:anchor="_Toc240960983" w:history="1">
+          <w:hyperlink w:anchor="_Toc240976013" w:history="1">
             <w:r>
               <w:rPr>
                 <w:rStyle w:val="Hyperlink"/>
@@ -1060,7 +1060,7 @@
               <w:rPr>
                 <w:noProof/>
               </w:rPr>
-              <w:instrText xml:space="preserve"> PAGEREF _Toc240960983 \h </w:instrText>
+              <w:instrText xml:space="preserve"> PAGEREF _Toc240976013 \h </w:instrText>
             </w:r>
             <w:r>
               <w:rPr>
@@ -1103,7 +1103,7 @@
               <w14:ligatures w14:val="standardContextual"/>
             </w:rPr>
           </w:pPr>
-          <w:hyperlink w:anchor="_Toc240960984" w:history="1">
+          <w:hyperlink w:anchor="_Toc240976014" w:history="1">
             <w:r>
               <w:rPr>
                 <w:rStyle w:val="Hyperlink"/>
@@ -1127,7 +1127,7 @@
               <w:rPr>
                 <w:noProof/>
               </w:rPr>
-              <w:instrText xml:space="preserve"> PAGEREF _Toc240960984 \h </w:instrText>
+              <w:instrText xml:space="preserve"> PAGEREF _Toc240976014 \h </w:instrText>
             </w:r>
             <w:r>
               <w:rPr>
@@ -1170,7 +1170,7 @@
               <w14:ligatures w14:val="standardContextual"/>
             </w:rPr>
           </w:pPr>
-          <w:hyperlink w:anchor="_Toc240960985" w:history="1">
+          <w:hyperlink w:anchor="_Toc240976015" w:history="1">
             <w:r>
               <w:rPr>
                 <w:rStyle w:val="Hyperlink"/>
@@ -1194,7 +1194,7 @@
               <w:rPr>
                 <w:noProof/>
               </w:rPr>
-              <w:instrText xml:space="preserve"> PAGEREF _Toc240960985 \h </w:instrText>
+              <w:instrText xml:space="preserve"> PAGEREF _Toc240976015 \h </w:instrText>
             </w:r>
             <w:r>
               <w:rPr>
@@ -1237,7 +1237,7 @@
               <w14:ligatures w14:val="standardContextual"/>
             </w:rPr>
           </w:pPr>
-          <w:hyperlink w:anchor="_Toc240960986" w:history="1">
+          <w:hyperlink w:anchor="_Toc240976016" w:history="1">
             <w:r>
               <w:rPr>
                 <w:rStyle w:val="Hyperlink"/>
@@ -1261,7 +1261,7 @@
               <w:rPr>
                 <w:noProof/>
               </w:rPr>
-              <w:instrText xml:space="preserve"> PAGEREF _Toc240960986 \h </w:instrText>
+              <w:instrText xml:space="preserve"> PAGEREF _Toc240976016 \h </w:instrText>
             </w:r>
             <w:r>
               <w:rPr>
@@ -1304,7 +1304,7 @@
               <w14:ligatures w14:val="standardContextual"/>
             </w:rPr>
           </w:pPr>
-          <w:hyperlink w:anchor="_Toc240960987" w:history="1">
+          <w:hyperlink w:anchor="_Toc240976017" w:history="1">
             <w:r>
               <w:rPr>
                 <w:rStyle w:val="Hyperlink"/>
@@ -1328,7 +1328,7 @@
               <w:rPr>
                 <w:noProof/>
               </w:rPr>
-              <w:instrText xml:space="preserve"> PAGEREF _Toc240960987 \h </w:instrText>
+              <w:instrText xml:space="preserve"> PAGEREF _Toc240976017 \h </w:instrText>
             </w:r>
             <w:r>
               <w:rPr>
@@ -1371,7 +1371,7 @@
               <w14:ligatures w14:val="standardContextual"/>
             </w:rPr>
           </w:pPr>
-          <w:hyperlink w:anchor="_Toc240960988" w:history="1">
+          <w:hyperlink w:anchor="_Toc240976018" w:history="1">
             <w:r>
               <w:rPr>
                 <w:rStyle w:val="Hyperlink"/>
@@ -1395,7 +1395,7 @@
               <w:rPr>
                 <w:noProof/>
               </w:rPr>
-              <w:instrText xml:space="preserve"> PAGEREF _Toc240960988 \h </w:instrText>
+              <w:instrText xml:space="preserve"> PAGEREF _Toc240976018 \h </w:instrText>
             </w:r>
             <w:r>
               <w:rPr>
@@ -1438,7 +1438,7 @@
               <w14:ligatures w14:val="standardContextual"/>
             </w:rPr>
           </w:pPr>
-          <w:hyperlink w:anchor="_Toc240960989" w:history="1">
+          <w:hyperlink w:anchor="_Toc240976019" w:history="1">
             <w:r>
               <w:rPr>
                 <w:rStyle w:val="Hyperlink"/>
@@ -1462,7 +1462,7 @@
               <w:rPr>
                 <w:noProof/>
               </w:rPr>
-              <w:instrText xml:space="preserve"> PAGEREF _Toc240960989 \h </w:instrText>
+              <w:instrText xml:space="preserve"> PAGEREF _Toc240976019 \h </w:instrText>
             </w:r>
             <w:r>
               <w:rPr>
@@ -1505,7 +1505,7 @@
               <w14:ligatures w14:val="standardContextual"/>
             </w:rPr>
           </w:pPr>
-          <w:hyperlink w:anchor="_Toc240960990" w:history="1">
+          <w:hyperlink w:anchor="_Toc240976020" w:history="1">
             <w:r>
               <w:rPr>
                 <w:rStyle w:val="Hyperlink"/>
@@ -1529,7 +1529,7 @@
               <w:rPr>
                 <w:noProof/>
               </w:rPr>
-              <w:instrText xml:space="preserve"> PAGEREF _Toc240960990 \h </w:instrText>
+              <w:instrText xml:space="preserve"> PAGEREF _Toc240976020 \h </w:instrText>
             </w:r>
             <w:r>
               <w:rPr>
@@ -1572,7 +1572,7 @@
               <w14:ligatures w14:val="standardContextual"/>
             </w:rPr>
           </w:pPr>
-          <w:hyperlink w:anchor="_Toc240960991" w:history="1">
+          <w:hyperlink w:anchor="_Toc240976021" w:history="1">
             <w:r>
               <w:rPr>
                 <w:rStyle w:val="Hyperlink"/>
@@ -1596,7 +1596,7 @@
               <w:rPr>
                 <w:noProof/>
               </w:rPr>
-              <w:instrText xml:space="preserve"> PAGEREF _Toc240960991 \h </w:instrText>
+              <w:instrText xml:space="preserve"> PAGEREF _Toc240976021 \h </w:instrText>
             </w:r>
             <w:r>
               <w:rPr>
@@ -1639,7 +1639,7 @@
               <w14:ligatures w14:val="standardContextual"/>
             </w:rPr>
           </w:pPr>
-          <w:hyperlink w:anchor="_Toc240960992" w:history="1">
+          <w:hyperlink w:anchor="_Toc240976022" w:history="1">
             <w:r>
               <w:rPr>
                 <w:rStyle w:val="Hyperlink"/>
@@ -1663,7 +1663,7 @@
               <w:rPr>
                 <w:noProof/>
               </w:rPr>
-              <w:instrText xml:space="preserve"> PAGEREF _Toc240960992 \h </w:instrText>
+              <w:instrText xml:space="preserve"> PAGEREF _Toc240976022 \h </w:instrText>
             </w:r>
             <w:r>
               <w:rPr>
@@ -1706,7 +1706,7 @@
               <w14:ligatures w14:val="standardContextual"/>
             </w:rPr>
           </w:pPr>
-          <w:hyperlink w:anchor="_Toc240960993" w:history="1">
+          <w:hyperlink w:anchor="_Toc240976023" w:history="1">
             <w:r>
               <w:rPr>
                 <w:rStyle w:val="Hyperlink"/>
@@ -1730,7 +1730,7 @@
               <w:rPr>
                 <w:noProof/>
               </w:rPr>
-              <w:instrText xml:space="preserve"> PAGEREF _Toc240960993 \h </w:instrText>
+              <w:instrText xml:space="preserve"> PAGEREF _Toc240976023 \h </w:instrText>
             </w:r>
             <w:r>
               <w:rPr>
@@ -1773,7 +1773,7 @@
               <w14:ligatures w14:val="standardContextual"/>
             </w:rPr>
           </w:pPr>
-          <w:hyperlink w:anchor="_Toc240960994" w:history="1">
+          <w:hyperlink w:anchor="_Toc240976024" w:history="1">
             <w:r>
               <w:rPr>
                 <w:rStyle w:val="Hyperlink"/>
@@ -1797,7 +1797,7 @@
               <w:rPr>
                 <w:noProof/>
               </w:rPr>
-              <w:instrText xml:space="preserve"> PAGEREF _Toc240960994 \h </w:instrText>
+              <w:instrText xml:space="preserve"> PAGEREF _Toc240976024 \h </w:instrText>
             </w:r>
             <w:r>
               <w:rPr>
@@ -1840,7 +1840,7 @@
               <w14:ligatures w14:val="standardContextual"/>
             </w:rPr>
           </w:pPr>
-          <w:hyperlink w:anchor="_Toc240960995" w:history="1">
+          <w:hyperlink w:anchor="_Toc240976025" w:history="1">
             <w:r>
               <w:rPr>
                 <w:rStyle w:val="Hyperlink"/>
@@ -1864,7 +1864,7 @@
               <w:rPr>
                 <w:noProof/>
               </w:rPr>
-              <w:instrText xml:space="preserve"> PAGEREF _Toc240960995 \h </w:instrText>
+              <w:instrText xml:space="preserve"> PAGEREF _Toc240976025 \h </w:instrText>
             </w:r>
             <w:r>
               <w:rPr>
@@ -1907,7 +1907,7 @@
               <w14:ligatures w14:val="standardContextual"/>
             </w:rPr>
           </w:pPr>
-          <w:hyperlink w:anchor="_Toc240960996" w:history="1">
+          <w:hyperlink w:anchor="_Toc240976026" w:history="1">
             <w:r>
               <w:rPr>
                 <w:rStyle w:val="Hyperlink"/>
@@ -1931,7 +1931,7 @@
               <w:rPr>
                 <w:noProof/>
               </w:rPr>
-              <w:instrText xml:space="preserve"> PAGEREF _Toc240960996 \h </w:instrText>
+              <w:instrText xml:space="preserve"> PAGEREF _Toc240976026 \h </w:instrText>
             </w:r>
             <w:r>
               <w:rPr>
@@ -1974,7 +1974,7 @@
               <w14:ligatures w14:val="standardContextual"/>
             </w:rPr>
           </w:pPr>
-          <w:hyperlink w:anchor="_Toc240960997" w:history="1">
+          <w:hyperlink w:anchor="_Toc240976027" w:history="1">
             <w:r>
               <w:rPr>
                 <w:rStyle w:val="Hyperlink"/>
@@ -1998,7 +1998,7 @@
               <w:rPr>
                 <w:noProof/>
               </w:rPr>
-              <w:instrText xml:space="preserve"> PAGEREF _Toc240960997 \h </w:instrText>
+              <w:instrText xml:space="preserve"> PAGEREF _Toc240976027 \h </w:instrText>
             </w:r>
             <w:r>
               <w:rPr>
@@ -2041,7 +2041,7 @@
               <w14:ligatures w14:val="standardContextual"/>
             </w:rPr>
           </w:pPr>
-          <w:hyperlink w:anchor="_Toc240960998" w:history="1">
+          <w:hyperlink w:anchor="_Toc240976028" w:history="1">
             <w:r>
               <w:rPr>
                 <w:rStyle w:val="Hyperlink"/>
@@ -2065,7 +2065,7 @@
               <w:rPr>
                 <w:noProof/>
               </w:rPr>
-              <w:instrText xml:space="preserve"> PAGEREF _Toc240960998 \h </w:instrText>
+              <w:instrText xml:space="preserve"> PAGEREF _Toc240976028 \h </w:instrText>
             </w:r>
             <w:r>
               <w:rPr>
@@ -2108,7 +2108,7 @@
               <w14:ligatures w14:val="standardContextual"/>
             </w:rPr>
           </w:pPr>
-          <w:hyperlink w:anchor="_Toc240960999" w:history="1">
+          <w:hyperlink w:anchor="_Toc240976029" w:history="1">
             <w:r>
               <w:rPr>
                 <w:rStyle w:val="Hyperlink"/>
@@ -2132,7 +2132,7 @@
               <w:rPr>
                 <w:noProof/>
               </w:rPr>
-              <w:instrText xml:space="preserve"> PAGEREF _Toc240960999 \h </w:instrText>
+              <w:instrText xml:space="preserve"> PAGEREF _Toc240976029 \h </w:instrText>
             </w:r>
             <w:r>
               <w:rPr>
@@ -2175,7 +2175,7 @@
               <w14:ligatures w14:val="standardContextual"/>
             </w:rPr>
           </w:pPr>
-          <w:hyperlink w:anchor="_Toc240961000" w:history="1">
+          <w:hyperlink w:anchor="_Toc240976030" w:history="1">
             <w:r>
               <w:rPr>
                 <w:rStyle w:val="Hyperlink"/>
@@ -2199,7 +2199,7 @@
               <w:rPr>
                 <w:noProof/>
               </w:rPr>
-              <w:instrText xml:space="preserve"> PAGEREF _Toc240961000 \h </w:instrText>
+              <w:instrText xml:space="preserve"> PAGEREF _Toc240976030 \h </w:instrText>
             </w:r>
             <w:r>
               <w:rPr>
@@ -2242,7 +2242,7 @@
               <w14:ligatures w14:val="standardContextual"/>
             </w:rPr>
           </w:pPr>
-          <w:hyperlink w:anchor="_Toc240961001" w:history="1">
+          <w:hyperlink w:anchor="_Toc240976031" w:history="1">
             <w:r>
               <w:rPr>
                 <w:rStyle w:val="Hyperlink"/>
@@ -2266,7 +2266,7 @@
               <w:rPr>
                 <w:noProof/>
               </w:rPr>
-              <w:instrText xml:space="preserve"> PAGEREF _Toc240961001 \h </w:instrText>
+              <w:instrText xml:space="preserve"> PAGEREF _Toc240976031 \h </w:instrText>
             </w:r>
             <w:r>
               <w:rPr>
@@ -2309,7 +2309,7 @@
               <w14:ligatures w14:val="standardContextual"/>
             </w:rPr>
           </w:pPr>
-          <w:hyperlink w:anchor="_Toc240961002" w:history="1">
+          <w:hyperlink w:anchor="_Toc240976032" w:history="1">
             <w:r>
               <w:rPr>
                 <w:rStyle w:val="Hyperlink"/>
@@ -2333,7 +2333,7 @@
               <w:rPr>
                 <w:noProof/>
               </w:rPr>
-              <w:instrText xml:space="preserve"> PAGEREF _Toc240961002 \h </w:instrText>
+              <w:instrText xml:space="preserve"> PAGEREF _Toc240976032 \h </w:instrText>
             </w:r>
             <w:r>
               <w:rPr>
@@ -2376,7 +2376,7 @@
               <w14:ligatures w14:val="standardContextual"/>
             </w:rPr>
           </w:pPr>
-          <w:hyperlink w:anchor="_Toc240961003" w:history="1">
+          <w:hyperlink w:anchor="_Toc240976033" w:history="1">
             <w:r>
               <w:rPr>
                 <w:rStyle w:val="Hyperlink"/>
@@ -2400,7 +2400,7 @@
               <w:rPr>
                 <w:noProof/>
               </w:rPr>
-              <w:instrText xml:space="preserve"> PAGEREF _Toc240961003 \h </w:instrText>
+              <w:instrText xml:space="preserve"> PAGEREF _Toc240976033 \h </w:instrText>
             </w:r>
             <w:r>
               <w:rPr>
@@ -2443,7 +2443,7 @@
               <w14:ligatures w14:val="standardContextual"/>
             </w:rPr>
           </w:pPr>
-          <w:hyperlink w:anchor="_Toc240961004" w:history="1">
+          <w:hyperlink w:anchor="_Toc240976034" w:history="1">
             <w:r>
               <w:rPr>
                 <w:rStyle w:val="Hyperlink"/>
@@ -2467,7 +2467,7 @@
               <w:rPr>
                 <w:noProof/>
               </w:rPr>
-              <w:instrText xml:space="preserve"> PAGEREF _Toc240961004 \h </w:instrText>
+              <w:instrText xml:space="preserve"> PAGEREF _Toc240976034 \h </w:instrText>
             </w:r>
             <w:r>
               <w:rPr>
@@ -2510,7 +2510,7 @@
               <w14:ligatures w14:val="standardContextual"/>
             </w:rPr>
           </w:pPr>
-          <w:hyperlink w:anchor="_Toc240961005" w:history="1">
+          <w:hyperlink w:anchor="_Toc240976035" w:history="1">
             <w:r>
               <w:rPr>
                 <w:rStyle w:val="Hyperlink"/>
@@ -2534,7 +2534,7 @@
               <w:rPr>
                 <w:noProof/>
               </w:rPr>
-              <w:instrText xml:space="preserve"> PAGEREF _Toc240961005 \h </w:instrText>
+              <w:instrText xml:space="preserve"> PAGEREF _Toc240976035 \h </w:instrText>
             </w:r>
             <w:r>
               <w:rPr>
@@ -2577,7 +2577,7 @@
               <w14:ligatures w14:val="standardContextual"/>
             </w:rPr>
           </w:pPr>
-          <w:hyperlink w:anchor="_Toc240961006" w:history="1">
+          <w:hyperlink w:anchor="_Toc240976036" w:history="1">
             <w:r>
               <w:rPr>
                 <w:rStyle w:val="Hyperlink"/>
@@ -2601,7 +2601,7 @@
               <w:rPr>
                 <w:noProof/>
               </w:rPr>
-              <w:instrText xml:space="preserve"> PAGEREF _Toc240961006 \h </w:instrText>
+              <w:instrText xml:space="preserve"> PAGEREF _Toc240976036 \h </w:instrText>
             </w:r>
             <w:r>
               <w:rPr>
@@ -2640,7 +2640,7 @@
         <w:pStyle w:val="Heading1"/>
         <w:pageBreakBefore/>
       </w:pPr>
-      <w:bookmarkStart w:id="0" w:name="_Toc240960976"/>
+      <w:bookmarkStart w:id="0" w:name="_Toc240976006"/>
       <w:r>
         <w:lastRenderedPageBreak/>
         <w:t>1. Your role at a glance</w:t>
@@ -2860,7 +2860,7 @@
         <w:pStyle w:val="Heading1"/>
         <w:pageBreakBefore/>
       </w:pPr>
-      <w:bookmarkStart w:id="1" w:name="_Toc240960977"/>
+      <w:bookmarkStart w:id="1" w:name="_Toc240976007"/>
       <w:r>
         <w:lastRenderedPageBreak/>
         <w:t>2. Signing in and your screens</w:t>
@@ -2871,7 +2871,7 @@
       <w:pPr>
         <w:pStyle w:val="Heading2"/>
       </w:pPr>
-      <w:bookmarkStart w:id="2" w:name="_Toc240960978"/>
+      <w:bookmarkStart w:id="2" w:name="_Toc240976008"/>
       <w:r>
         <w:t>Signing in</w:t>
       </w:r>
@@ -2954,7 +2954,7 @@
           <w:noProof/>
         </w:rPr>
         <w:drawing>
-          <wp:inline distT="0" distB="0" distL="0" distR="0" wp14:anchorId="7479717F" wp14:editId="7204023B">
+          <wp:inline distT="0" distB="0" distL="0" distR="0" wp14:anchorId="1DFADFC9" wp14:editId="3C67DB44">
             <wp:extent cx="5334000" cy="2333625"/>
             <wp:effectExtent l="0" t="0" r="0" b="0"/>
             <wp:docPr id="1" name="adm_login.jpg" descr="The sign-in screen for all internal staff." title="The sign-in screen for all internal staff."/>
@@ -3121,7 +3121,7 @@
       <w:pPr>
         <w:pStyle w:val="Heading2"/>
       </w:pPr>
-      <w:bookmarkStart w:id="3" w:name="_Toc240960979"/>
+      <w:bookmarkStart w:id="3" w:name="_Toc240976009"/>
       <w:r>
         <w:t>Finding your way around</w:t>
       </w:r>
@@ -3306,7 +3306,7 @@
         </w:rPr>
         <w:lastRenderedPageBreak/>
         <w:drawing>
-          <wp:inline distT="0" distB="0" distL="0" distR="0" wp14:anchorId="1ED67D42" wp14:editId="25900F24">
+          <wp:inline distT="0" distB="0" distL="0" distR="0" wp14:anchorId="775390D9" wp14:editId="5BE8CA2B">
             <wp:extent cx="5715000" cy="1876425"/>
             <wp:effectExtent l="0" t="0" r="0" b="0"/>
             <wp:docPr id="2" name="adm_not_your_role.jpg" descr="Opening a screen outside your role (for example from an old bookmark) shows this card instead of the screen." title="Opening a screen outside your role (for example from an old bookmark) shows this card instead of the screen."/>
@@ -3375,7 +3375,7 @@
       <w:pPr>
         <w:pStyle w:val="Heading2"/>
       </w:pPr>
-      <w:bookmarkStart w:id="4" w:name="_Toc240960980"/>
+      <w:bookmarkStart w:id="4" w:name="_Toc240976010"/>
       <w:r>
         <w:t>Your screens</w:t>
       </w:r>
@@ -3650,7 +3650,7 @@
       <w:pPr>
         <w:pStyle w:val="Heading2"/>
       </w:pPr>
-      <w:bookmarkStart w:id="5" w:name="_Toc240960981"/>
+      <w:bookmarkStart w:id="5" w:name="_Toc240976011"/>
       <w:r>
         <w:t>Changing your password</w:t>
       </w:r>
@@ -3733,7 +3733,7 @@
           <w:noProof/>
         </w:rPr>
         <w:drawing>
-          <wp:inline distT="0" distB="0" distL="0" distR="0" wp14:anchorId="22A19A77" wp14:editId="2CAF9E86">
+          <wp:inline distT="0" distB="0" distL="0" distR="0" wp14:anchorId="0CA0BED9" wp14:editId="0DC63B8A">
             <wp:extent cx="5334000" cy="2171700"/>
             <wp:effectExtent l="0" t="0" r="0" b="0"/>
             <wp:docPr id="3" name="adm_account.jpg" descr="Change Password screen." title="Change Password screen."/>
@@ -3821,7 +3821,7 @@
         <w:pStyle w:val="Heading1"/>
         <w:pageBreakBefore/>
       </w:pPr>
-      <w:bookmarkStart w:id="6" w:name="_Toc240960982"/>
+      <w:bookmarkStart w:id="6" w:name="_Toc240976012"/>
       <w:r>
         <w:lastRenderedPageBreak/>
         <w:t>3. Your routine</w:t>
@@ -4165,7 +4165,7 @@
         <w:pStyle w:val="Heading1"/>
         <w:pageBreakBefore/>
       </w:pPr>
-      <w:bookmarkStart w:id="7" w:name="_Toc240960983"/>
+      <w:bookmarkStart w:id="7" w:name="_Toc240976013"/>
       <w:r>
         <w:lastRenderedPageBreak/>
         <w:t>4. Step-by-step tasks</w:t>
@@ -4176,7 +4176,7 @@
       <w:pPr>
         <w:pStyle w:val="Heading2"/>
       </w:pPr>
-      <w:bookmarkStart w:id="8" w:name="_Toc240960984"/>
+      <w:bookmarkStart w:id="8" w:name="_Toc240976014"/>
       <w:r>
         <w:t>4.1 Finding your cases</w:t>
       </w:r>
@@ -4216,7 +4216,7 @@
           <w:noProof/>
         </w:rPr>
         <w:drawing>
-          <wp:inline distT="0" distB="0" distL="0" distR="0" wp14:anchorId="6861459B" wp14:editId="76B83DB9">
+          <wp:inline distT="0" distB="0" distL="0" distR="0" wp14:anchorId="08E6D329" wp14:editId="1A3F7DF3">
             <wp:extent cx="5334000" cy="3333750"/>
             <wp:effectExtent l="0" t="0" r="0" b="0"/>
             <wp:docPr id="4" name="cra_register.jpg" descr="Main-400 Register for a Contact RA." title="Main-400 Register for a Contact RA."/>
@@ -4346,7 +4346,7 @@
       <w:pPr>
         <w:pStyle w:val="Heading2"/>
       </w:pPr>
-      <w:bookmarkStart w:id="9" w:name="_Toc240960985"/>
+      <w:bookmarkStart w:id="9" w:name="_Toc240976015"/>
       <w:r>
         <w:t>4.2 Recording the respondent and their contact details</w:t>
       </w:r>
@@ -4488,7 +4488,7 @@
         </w:rPr>
         <w:lastRenderedPageBreak/>
         <w:drawing>
-          <wp:inline distT="0" distB="0" distL="0" distR="0" wp14:anchorId="1524CA10" wp14:editId="3F6871FF">
+          <wp:inline distT="0" distB="0" distL="0" distR="0" wp14:anchorId="10CF93A5" wp14:editId="065FD58B">
             <wp:extent cx="5334000" cy="2114550"/>
             <wp:effectExtent l="0" t="0" r="0" b="0"/>
             <wp:docPr id="5" name="adm_case_add_person.jpg" descr="Adding a person to a case." title="Adding a person to a case."/>
@@ -4751,7 +4751,7 @@
       <w:pPr>
         <w:pStyle w:val="Heading2"/>
       </w:pPr>
-      <w:bookmarkStart w:id="10" w:name="_Toc240960986"/>
+      <w:bookmarkStart w:id="10" w:name="_Toc240976016"/>
       <w:r>
         <w:t>4.3 Sending an invitation</w:t>
       </w:r>
@@ -4864,7 +4864,7 @@
           <w:noProof/>
         </w:rPr>
         <w:drawing>
-          <wp:inline distT="0" distB="0" distL="0" distR="0" wp14:anchorId="24EA2798" wp14:editId="45FDB188">
+          <wp:inline distT="0" distB="0" distL="0" distR="0" wp14:anchorId="258FFC9B" wp14:editId="1FDA883F">
             <wp:extent cx="5334000" cy="1143000"/>
             <wp:effectExtent l="0" t="0" r="0" b="0"/>
             <wp:docPr id="6" name="cra_case_invitations_before.jpg" descr="Invitations panel before sending, with the history of earlier invitations." title="Invitations panel before sending, with the history of earlier invitations."/>
@@ -4994,7 +4994,7 @@
         </w:rPr>
         <w:lastRenderedPageBreak/>
         <w:drawing>
-          <wp:inline distT="0" distB="0" distL="0" distR="0" wp14:anchorId="30909AE7" wp14:editId="36936A5B">
+          <wp:inline distT="0" distB="0" distL="0" distR="0" wp14:anchorId="1DA9ACBC" wp14:editId="11546597">
             <wp:extent cx="5334000" cy="2152650"/>
             <wp:effectExtent l="0" t="0" r="0" b="0"/>
             <wp:docPr id="7" name="cra_case_invitation_sent.jpg" descr="The link, manual code and ready-written messages are shown once, with a send button for each channel." title="The link, manual code and ready-written messages are shown once, with a send button for each channel."/>
@@ -5129,7 +5129,7 @@
         <w:t>Email from study address</w:t>
       </w:r>
       <w:r>
-        <w:t xml:space="preserve"> sends the email from abffst.research.cut@gmail.com to the respondent's email on file; replies go to the study inbox. The email is recorded in the audit log.</w:t>
+        <w:t xml:space="preserve"> sends the email from abffst.research@gmail.com to the respondent's email on file; replies go to the study inbox. The email is recorded in the audit log.</w:t>
       </w:r>
     </w:p>
     <w:p>
@@ -5377,7 +5377,7 @@
       <w:pPr>
         <w:pStyle w:val="Heading2"/>
       </w:pPr>
-      <w:bookmarkStart w:id="11" w:name="_Toc240960987"/>
+      <w:bookmarkStart w:id="11" w:name="_Toc240976017"/>
       <w:r>
         <w:t>4.4 Logging a contact attempt</w:t>
       </w:r>
@@ -5436,7 +5436,7 @@
         </w:rPr>
         <w:lastRenderedPageBreak/>
         <w:drawing>
-          <wp:inline distT="0" distB="0" distL="0" distR="0" wp14:anchorId="5064081D" wp14:editId="28981F52">
+          <wp:inline distT="0" distB="0" distL="0" distR="0" wp14:anchorId="6DCA1BA8" wp14:editId="7D93F902">
             <wp:extent cx="5334000" cy="1343025"/>
             <wp:effectExtent l="0" t="0" r="0" b="0"/>
             <wp:docPr id="8" name="adm_case_timeline.jpg" descr="Contact timeline and the form for logging an attempt." title="Contact timeline and the form for logging an attempt."/>
@@ -5579,7 +5579,7 @@
       <w:pPr>
         <w:pStyle w:val="Heading2"/>
       </w:pPr>
-      <w:bookmarkStart w:id="12" w:name="_Toc240960988"/>
+      <w:bookmarkStart w:id="12" w:name="_Toc240976018"/>
       <w:r>
         <w:t>4.5 Sending follow-up reminders</w:t>
       </w:r>
@@ -5647,7 +5647,7 @@
           <w:noProof/>
         </w:rPr>
         <w:drawing>
-          <wp:inline distT="0" distB="0" distL="0" distR="0" wp14:anchorId="6EF65E02" wp14:editId="7C816F07">
+          <wp:inline distT="0" distB="0" distL="0" distR="0" wp14:anchorId="30C4C108" wp14:editId="072E1AC3">
             <wp:extent cx="5334000" cy="3333750"/>
             <wp:effectExtent l="0" t="0" r="0" b="0"/>
             <wp:docPr id="9" name="cra_follow_ups.jpg" descr="Follow-ups due. Contact RAs see only their own cases." title="Follow-ups due. Contact RAs see only their own cases."/>
@@ -5874,7 +5874,7 @@
       <w:pPr>
         <w:pStyle w:val="Heading2"/>
       </w:pPr>
-      <w:bookmarkStart w:id="13" w:name="_Toc240960989"/>
+      <w:bookmarkStart w:id="13" w:name="_Toc240976019"/>
       <w:r>
         <w:t>4.6 Managing appointments</w:t>
       </w:r>
@@ -5914,7 +5914,7 @@
           <w:noProof/>
         </w:rPr>
         <w:drawing>
-          <wp:inline distT="0" distB="0" distL="0" distR="0" wp14:anchorId="0C8D6CF0" wp14:editId="2898DD60">
+          <wp:inline distT="0" distB="0" distL="0" distR="0" wp14:anchorId="0EC56FED" wp14:editId="47639CB5">
             <wp:extent cx="5334000" cy="2667000"/>
             <wp:effectExtent l="0" t="0" r="0" b="0"/>
             <wp:docPr id="10" name="cra_appointments.jpg" descr="Appointment Queue." title="Appointment Queue."/>
@@ -6097,7 +6097,7 @@
       <w:pPr>
         <w:pStyle w:val="Heading2"/>
       </w:pPr>
-      <w:bookmarkStart w:id="14" w:name="_Toc240960990"/>
+      <w:bookmarkStart w:id="14" w:name="_Toc240976020"/>
       <w:r>
         <w:t>4.7 Phone, WhatsApp-call or face-to-face administration</w:t>
       </w:r>
@@ -6825,7 +6825,7 @@
       <w:pPr>
         <w:pStyle w:val="Heading2"/>
       </w:pPr>
-      <w:bookmarkStart w:id="15" w:name="_Toc240960991"/>
+      <w:bookmarkStart w:id="15" w:name="_Toc240976021"/>
       <w:r>
         <w:t>4.8 Verifying a profile with the respondent, and reconciling it afterwards</w:t>
       </w:r>
@@ -6914,7 +6914,7 @@
         </w:rPr>
         <w:lastRenderedPageBreak/>
         <w:drawing>
-          <wp:inline distT="0" distB="0" distL="0" distR="0" wp14:anchorId="0B716978" wp14:editId="18E7DFE9">
+          <wp:inline distT="0" distB="0" distL="0" distR="0" wp14:anchorId="537F9BC7" wp14:editId="6187FAD5">
             <wp:extent cx="4752975" cy="4953000"/>
             <wp:effectExtent l="0" t="0" r="0" b="0"/>
             <wp:docPr id="11" name="proit_interview_sheet.jpg" descr="The interview sheet: confirm what is public, ask what is not." title="The interview sheet: confirm what is public, ask what is not."/>
@@ -7179,7 +7179,7 @@
         </w:rPr>
         <w:lastRenderedPageBreak/>
         <w:drawing>
-          <wp:inline distT="0" distB="0" distL="0" distR="0" wp14:anchorId="1285B3C8" wp14:editId="2E4EB3BC">
+          <wp:inline distT="0" distB="0" distL="0" distR="0" wp14:anchorId="38AE998B" wp14:editId="1D452D02">
             <wp:extent cx="5334000" cy="1152525"/>
             <wp:effectExtent l="0" t="0" r="0" b="0"/>
             <wp:docPr id="12" name="proit_reconcile.jpg" descr="Reconciling a corrected fact: the three values stay separate." title="Reconciling a corrected fact: the three values stay separate."/>
@@ -7417,7 +7417,7 @@
       <w:pPr>
         <w:pStyle w:val="Heading2"/>
       </w:pPr>
-      <w:bookmarkStart w:id="16" w:name="_Toc240960992"/>
+      <w:bookmarkStart w:id="16" w:name="_Toc240976022"/>
       <w:r>
         <w:t>4.9 When the person is not the right respondent</w:t>
       </w:r>
@@ -7501,7 +7501,7 @@
       <w:pPr>
         <w:pStyle w:val="Heading2"/>
       </w:pPr>
-      <w:bookmarkStart w:id="17" w:name="_Toc240960993"/>
+      <w:bookmarkStart w:id="17" w:name="_Toc240976023"/>
       <w:r>
         <w:t>4.10 When someone refuses or asks to withdraw</w:t>
       </w:r>
@@ -7578,7 +7578,7 @@
       <w:pPr>
         <w:pStyle w:val="Heading2"/>
       </w:pPr>
-      <w:bookmarkStart w:id="18" w:name="_Toc240960994"/>
+      <w:bookmarkStart w:id="18" w:name="_Toc240976024"/>
       <w:r>
         <w:t>4.11 What to say to a respondent</w:t>
       </w:r>
@@ -7647,7 +7647,7 @@
         <w:spacing w:after="60" w:line="276" w:lineRule="auto"/>
       </w:pPr>
       <w:r>
-        <w:t>Questions: Happyson Saina, 0773943709, abffst.research.cut@gmail.com.</w:t>
+        <w:t>Questions: Happyson Saina, 0773943709, abffst.research@gmail.com.</w:t>
       </w:r>
     </w:p>
     <w:p>
@@ -7660,7 +7660,7 @@
         <w:pStyle w:val="Heading1"/>
         <w:pageBreakBefore/>
       </w:pPr>
-      <w:bookmarkStart w:id="19" w:name="_Toc240960995"/>
+      <w:bookmarkStart w:id="19" w:name="_Toc240976025"/>
       <w:r>
         <w:lastRenderedPageBreak/>
         <w:t>5. Rules you must follow</w:t>
@@ -7824,7 +7824,7 @@
         <w:pStyle w:val="Heading1"/>
         <w:pageBreakBefore/>
       </w:pPr>
-      <w:bookmarkStart w:id="20" w:name="_Toc240960996"/>
+      <w:bookmarkStart w:id="20" w:name="_Toc240976026"/>
       <w:r>
         <w:lastRenderedPageBreak/>
         <w:t>6. Troubleshooting</w:t>
@@ -9014,7 +9014,7 @@
         <w:pStyle w:val="Heading1"/>
         <w:pageBreakBefore/>
       </w:pPr>
-      <w:bookmarkStart w:id="21" w:name="_Toc240960997"/>
+      <w:bookmarkStart w:id="21" w:name="_Toc240976027"/>
       <w:r>
         <w:lastRenderedPageBreak/>
         <w:t>7. Quick reference</w:t>
@@ -9397,7 +9397,7 @@
                 <w:sz w:val="19"/>
                 <w:szCs w:val="19"/>
               </w:rPr>
-              <w:t>Field Coordinator; PI: Happyson Saina, 0773943709, abffst.research.cut@gmail.com</w:t>
+              <w:t>Field Coordinator; PI: Happyson Saina, 0773943709, abffst.research@gmail.com</w:t>
             </w:r>
           </w:p>
         </w:tc>
@@ -9413,7 +9413,7 @@
         <w:pStyle w:val="Heading1"/>
         <w:pageBreakBefore/>
       </w:pPr>
-      <w:bookmarkStart w:id="22" w:name="_Toc240960998"/>
+      <w:bookmarkStart w:id="22" w:name="_Toc240976028"/>
       <w:r>
         <w:lastRenderedPageBreak/>
         <w:t>8. Every screen and button for your role</w:t>
@@ -9527,7 +9527,7 @@
       <w:pPr>
         <w:pStyle w:val="Heading2"/>
       </w:pPr>
-      <w:bookmarkStart w:id="23" w:name="_Toc240960999"/>
+      <w:bookmarkStart w:id="23" w:name="_Toc240976029"/>
       <w:r>
         <w:t>8.1 Sign in</w:t>
       </w:r>
@@ -10040,7 +10040,7 @@
       <w:pPr>
         <w:pStyle w:val="Heading2"/>
       </w:pPr>
-      <w:bookmarkStart w:id="24" w:name="_Toc240961000"/>
+      <w:bookmarkStart w:id="24" w:name="_Toc240976030"/>
       <w:r>
         <w:t>8.2 The header and menu bar (every screen)</w:t>
       </w:r>
@@ -10764,7 +10764,7 @@
       <w:pPr>
         <w:pStyle w:val="Heading2"/>
       </w:pPr>
-      <w:bookmarkStart w:id="25" w:name="_Toc240961001"/>
+      <w:bookmarkStart w:id="25" w:name="_Toc240976031"/>
       <w:r>
         <w:t>8.3 Change Password</w:t>
       </w:r>
@@ -11384,7 +11384,7 @@
       <w:pPr>
         <w:pStyle w:val="Heading2"/>
       </w:pPr>
-      <w:bookmarkStart w:id="26" w:name="_Toc240961002"/>
+      <w:bookmarkStart w:id="26" w:name="_Toc240976032"/>
       <w:r>
         <w:t>8.4 Main-400 Register (and Reserve)</w:t>
       </w:r>
@@ -12005,7 +12005,7 @@
       <w:pPr>
         <w:pStyle w:val="Heading2"/>
       </w:pPr>
-      <w:bookmarkStart w:id="27" w:name="_Toc240961003"/>
+      <w:bookmarkStart w:id="27" w:name="_Toc240976033"/>
       <w:r>
         <w:t>8.5 Case page</w:t>
       </w:r>
@@ -13359,7 +13359,7 @@
       <w:pPr>
         <w:pStyle w:val="Heading2"/>
       </w:pPr>
-      <w:bookmarkStart w:id="28" w:name="_Toc240961004"/>
+      <w:bookmarkStart w:id="28" w:name="_Toc240976034"/>
       <w:r>
         <w:t>8.6 Interview sheet (verifying a locked profile)</w:t>
       </w:r>
@@ -14400,7 +14400,7 @@
       <w:pPr>
         <w:pStyle w:val="Heading2"/>
       </w:pPr>
-      <w:bookmarkStart w:id="29" w:name="_Toc240961005"/>
+      <w:bookmarkStart w:id="29" w:name="_Toc240976035"/>
       <w:r>
         <w:t>8.7 Appointment Queue</w:t>
       </w:r>
@@ -15020,7 +15020,7 @@
       <w:pPr>
         <w:pStyle w:val="Heading2"/>
       </w:pPr>
-      <w:bookmarkStart w:id="30" w:name="_Toc240961006"/>
+      <w:bookmarkStart w:id="30" w:name="_Toc240976036"/>
       <w:r>
         <w:lastRenderedPageBreak/>
         <w:t>8.8 Follow-ups due</w:t>
@@ -15578,7 +15578,7 @@
         <w:sz w:val="16"/>
         <w:szCs w:val="16"/>
       </w:rPr>
-      <w:t>Version 1.9 · 22 September 2026</w:t>
+      <w:t>Version 1.10 · 22 September 2026</w:t>
     </w:r>
     <w:r>
       <w:rPr>
@@ -15751,10 +15751,10 @@
 <file path=word/numbering.xml><?xml version="1.0" encoding="utf-8"?>
 <w:numbering xmlns:wpc="http://schemas.microsoft.com/office/word/2010/wordprocessingCanvas" xmlns:cx="http://schemas.microsoft.com/office/drawing/2014/chartex" xmlns:cx1="http://schemas.microsoft.com/office/drawing/2015/9/8/chartex" xmlns:cx2="http://schemas.microsoft.com/office/drawing/2015/10/21/chartex" xmlns:cx3="http://schemas.microsoft.com/office/drawing/2016/5/9/chartex" xmlns:cx4="http://schemas.microsoft.com/office/drawing/2016/5/10/chartex" xmlns:cx5="http://schemas.microsoft.com/office/drawing/2016/5/11/chartex" xmlns:cx6="http://schemas.microsoft.com/office/drawing/2016/5/12/chartex" xmlns:cx7="http://schemas.microsoft.com/office/drawing/2016/5/13/chartex" xmlns:cx8="http://schemas.microsoft.com/office/drawing/2016/5/14/chartex" xmlns:mc="http://schemas.openxmlformats.org/markup-compatibility/2006" xmlns:aink="http://schemas.microsoft.com/office/drawing/2016/ink" xmlns:am3d="http://schemas.microsoft.com/office/drawing/2017/model3d" xmlns:o="urn:schemas-microsoft-com:office:office" xmlns:oel="http://schemas.microsoft.com/office/2019/extlst" xmlns:r="http://schemas.openxmlformats.org/officeDocument/2006/relationships" xmlns:m="http://schemas.openxmlformats.org/officeDocument/2006/math" xmlns:v="urn:schemas-microsoft-com:vml" xmlns:wp14="http://schemas.microsoft.com/office/word/2010/wordprocessingDrawing" xmlns:wp="http://schemas.openxmlformats.org/drawingml/2006/wordprocessingDrawing" xmlns:w10="urn:schemas-microsoft-com:office:word" xmlns:w="http://schemas.openxmlformats.org/wordprocessingml/2006/main" xmlns:w14="http://schemas.microsoft.com/office/word/2010/wordml" xmlns:w15="http://schemas.microsoft.com/office/word/2012/wordml" xmlns:w16cex="http://schemas.microsoft.com/office/word/2018/wordml/cex" xmlns:w16cid="http://schemas.microsoft.com/office/word/2016/wordml/cid" xmlns:w16="http://schemas.microsoft.com/office/word/2018/wordml" xmlns:w16sdtdh="http://schemas.microsoft.com/office/word/2020/wordml/sdtdatahash" xmlns:w16se="http://schemas.microsoft.com/office/word/2015/wordml/symex" xmlns:wpg="http://schemas.microsoft.com/office/word/2010/wordprocessingGroup" xmlns:wpi="http://schemas.microsoft.com/office/word/2010/wordprocessingInk" xmlns:wne="http://schemas.microsoft.com/office/word/2006/wordml" xmlns:wps="http://schemas.microsoft.com/office/word/2010/wordprocessingShape" mc:Ignorable="w14 w15 w16se w16cid w16 w16cex w16sdtdh wp14">
   <w:abstractNum w:abstractNumId="0" w15:restartNumberingAfterBreak="0">
-    <w:nsid w:val="10566017"/>
+    <w:nsid w:val="04346502"/>
     <w:multiLevelType w:val="hybridMultilevel"/>
-    <w:tmpl w:val="4D202384"/>
-    <w:lvl w:ilvl="0" w:tplc="C2FE46D6">
+    <w:tmpl w:val="9962DD14"/>
+    <w:lvl w:ilvl="0" w:tplc="E1DE8F50">
       <w:start w:val="1"/>
       <w:numFmt w:val="decimal"/>
       <w:lvlText w:val="%1."/>
@@ -15768,52 +15768,196 @@
         <w:color w:val="A67C27"/>
       </w:rPr>
     </w:lvl>
-    <w:lvl w:ilvl="1" w:tplc="D57A4C6C">
+    <w:lvl w:ilvl="1" w:tplc="98A454B6">
       <w:numFmt w:val="decimal"/>
       <w:lvlText w:val=""/>
       <w:lvlJc w:val="left"/>
     </w:lvl>
-    <w:lvl w:ilvl="2" w:tplc="1CA2BEFA">
+    <w:lvl w:ilvl="2" w:tplc="5F023D9E">
       <w:numFmt w:val="decimal"/>
       <w:lvlText w:val=""/>
       <w:lvlJc w:val="left"/>
     </w:lvl>
-    <w:lvl w:ilvl="3" w:tplc="FED849BC">
+    <w:lvl w:ilvl="3" w:tplc="6164CEFA">
       <w:numFmt w:val="decimal"/>
       <w:lvlText w:val=""/>
       <w:lvlJc w:val="left"/>
     </w:lvl>
-    <w:lvl w:ilvl="4" w:tplc="3ED49AB6">
+    <w:lvl w:ilvl="4" w:tplc="0CE28070">
       <w:numFmt w:val="decimal"/>
       <w:lvlText w:val=""/>
       <w:lvlJc w:val="left"/>
     </w:lvl>
-    <w:lvl w:ilvl="5" w:tplc="DB6A149A">
+    <w:lvl w:ilvl="5" w:tplc="B05E9C78">
       <w:numFmt w:val="decimal"/>
       <w:lvlText w:val=""/>
       <w:lvlJc w:val="left"/>
     </w:lvl>
-    <w:lvl w:ilvl="6" w:tplc="C1C8BC04">
+    <w:lvl w:ilvl="6" w:tplc="19B0FA0C">
       <w:numFmt w:val="decimal"/>
       <w:lvlText w:val=""/>
       <w:lvlJc w:val="left"/>
     </w:lvl>
-    <w:lvl w:ilvl="7" w:tplc="6BD67BA0">
+    <w:lvl w:ilvl="7" w:tplc="2E06F74A">
       <w:numFmt w:val="decimal"/>
       <w:lvlText w:val=""/>
       <w:lvlJc w:val="left"/>
     </w:lvl>
-    <w:lvl w:ilvl="8" w:tplc="0F629E00">
+    <w:lvl w:ilvl="8" w:tplc="526C4DE8">
       <w:numFmt w:val="decimal"/>
       <w:lvlText w:val=""/>
       <w:lvlJc w:val="left"/>
     </w:lvl>
   </w:abstractNum>
   <w:abstractNum w:abstractNumId="1" w15:restartNumberingAfterBreak="0">
-    <w:nsid w:val="13AE3318"/>
+    <w:nsid w:val="09843028"/>
     <w:multiLevelType w:val="hybridMultilevel"/>
-    <w:tmpl w:val="B7527DD2"/>
-    <w:lvl w:ilvl="0" w:tplc="83B410F8">
+    <w:tmpl w:val="331C1E9A"/>
+    <w:lvl w:ilvl="0" w:tplc="792E372C">
+      <w:start w:val="1"/>
+      <w:numFmt w:val="bullet"/>
+      <w:lvlText w:val="●"/>
+      <w:lvlJc w:val="left"/>
+      <w:pPr>
+        <w:ind w:left="720" w:hanging="360"/>
+      </w:pPr>
+    </w:lvl>
+    <w:lvl w:ilvl="1" w:tplc="EA78B3FE">
+      <w:start w:val="1"/>
+      <w:numFmt w:val="bullet"/>
+      <w:lvlText w:val="○"/>
+      <w:lvlJc w:val="left"/>
+      <w:pPr>
+        <w:ind w:left="1440" w:hanging="360"/>
+      </w:pPr>
+    </w:lvl>
+    <w:lvl w:ilvl="2" w:tplc="9DD434B8">
+      <w:start w:val="1"/>
+      <w:numFmt w:val="bullet"/>
+      <w:lvlText w:val="■"/>
+      <w:lvlJc w:val="left"/>
+      <w:pPr>
+        <w:ind w:left="2160" w:hanging="360"/>
+      </w:pPr>
+    </w:lvl>
+    <w:lvl w:ilvl="3" w:tplc="BDCCDFD2">
+      <w:start w:val="1"/>
+      <w:numFmt w:val="bullet"/>
+      <w:lvlText w:val="●"/>
+      <w:lvlJc w:val="left"/>
+      <w:pPr>
+        <w:ind w:left="2880" w:hanging="360"/>
+      </w:pPr>
+    </w:lvl>
+    <w:lvl w:ilvl="4" w:tplc="F6A26428">
+      <w:start w:val="1"/>
+      <w:numFmt w:val="bullet"/>
+      <w:lvlText w:val="○"/>
+      <w:lvlJc w:val="left"/>
+      <w:pPr>
+        <w:ind w:left="3600" w:hanging="360"/>
+      </w:pPr>
+    </w:lvl>
+    <w:lvl w:ilvl="5" w:tplc="B14E6E62">
+      <w:start w:val="1"/>
+      <w:numFmt w:val="bullet"/>
+      <w:lvlText w:val="■"/>
+      <w:lvlJc w:val="left"/>
+      <w:pPr>
+        <w:ind w:left="4320" w:hanging="360"/>
+      </w:pPr>
+    </w:lvl>
+    <w:lvl w:ilvl="6" w:tplc="3BFEFD42">
+      <w:start w:val="1"/>
+      <w:numFmt w:val="bullet"/>
+      <w:lvlText w:val="●"/>
+      <w:lvlJc w:val="left"/>
+      <w:pPr>
+        <w:ind w:left="5040" w:hanging="360"/>
+      </w:pPr>
+    </w:lvl>
+    <w:lvl w:ilvl="7" w:tplc="6AE8DDC0">
+      <w:start w:val="1"/>
+      <w:numFmt w:val="bullet"/>
+      <w:lvlText w:val="●"/>
+      <w:lvlJc w:val="left"/>
+      <w:pPr>
+        <w:ind w:left="5760" w:hanging="360"/>
+      </w:pPr>
+    </w:lvl>
+    <w:lvl w:ilvl="8" w:tplc="8D580AA8">
+      <w:start w:val="1"/>
+      <w:numFmt w:val="bullet"/>
+      <w:lvlText w:val="●"/>
+      <w:lvlJc w:val="left"/>
+      <w:pPr>
+        <w:ind w:left="6480" w:hanging="360"/>
+      </w:pPr>
+    </w:lvl>
+  </w:abstractNum>
+  <w:abstractNum w:abstractNumId="2" w15:restartNumberingAfterBreak="0">
+    <w:nsid w:val="120629D5"/>
+    <w:multiLevelType w:val="hybridMultilevel"/>
+    <w:tmpl w:val="2EE0B210"/>
+    <w:lvl w:ilvl="0" w:tplc="B8566D30">
+      <w:start w:val="1"/>
+      <w:numFmt w:val="bullet"/>
+      <w:lvlText w:val="•"/>
+      <w:lvlJc w:val="left"/>
+      <w:pPr>
+        <w:ind w:left="460" w:hanging="280"/>
+      </w:pPr>
+    </w:lvl>
+    <w:lvl w:ilvl="1" w:tplc="3BF47300">
+      <w:start w:val="1"/>
+      <w:numFmt w:val="bullet"/>
+      <w:lvlText w:val="–"/>
+      <w:lvlJc w:val="left"/>
+      <w:pPr>
+        <w:ind w:left="900" w:hanging="280"/>
+      </w:pPr>
+    </w:lvl>
+    <w:lvl w:ilvl="2" w:tplc="30268C78">
+      <w:numFmt w:val="decimal"/>
+      <w:lvlText w:val=""/>
+      <w:lvlJc w:val="left"/>
+    </w:lvl>
+    <w:lvl w:ilvl="3" w:tplc="661226D8">
+      <w:numFmt w:val="decimal"/>
+      <w:lvlText w:val=""/>
+      <w:lvlJc w:val="left"/>
+    </w:lvl>
+    <w:lvl w:ilvl="4" w:tplc="717C2F50">
+      <w:numFmt w:val="decimal"/>
+      <w:lvlText w:val=""/>
+      <w:lvlJc w:val="left"/>
+    </w:lvl>
+    <w:lvl w:ilvl="5" w:tplc="7458BB7E">
+      <w:numFmt w:val="decimal"/>
+      <w:lvlText w:val=""/>
+      <w:lvlJc w:val="left"/>
+    </w:lvl>
+    <w:lvl w:ilvl="6" w:tplc="41C69D10">
+      <w:numFmt w:val="decimal"/>
+      <w:lvlText w:val=""/>
+      <w:lvlJc w:val="left"/>
+    </w:lvl>
+    <w:lvl w:ilvl="7" w:tplc="F432D342">
+      <w:numFmt w:val="decimal"/>
+      <w:lvlText w:val=""/>
+      <w:lvlJc w:val="left"/>
+    </w:lvl>
+    <w:lvl w:ilvl="8" w:tplc="3990BD6E">
+      <w:numFmt w:val="decimal"/>
+      <w:lvlText w:val=""/>
+      <w:lvlJc w:val="left"/>
+    </w:lvl>
+  </w:abstractNum>
+  <w:abstractNum w:abstractNumId="3" w15:restartNumberingAfterBreak="0">
+    <w:nsid w:val="306006CE"/>
+    <w:multiLevelType w:val="hybridMultilevel"/>
+    <w:tmpl w:val="99EC5EF8"/>
+    <w:lvl w:ilvl="0" w:tplc="BDB2F0DA">
       <w:start w:val="1"/>
       <w:numFmt w:val="decimal"/>
       <w:lvlText w:val="%1."/>
@@ -15827,52 +15971,52 @@
         <w:color w:val="A67C27"/>
       </w:rPr>
     </w:lvl>
-    <w:lvl w:ilvl="1" w:tplc="38E405F0">
+    <w:lvl w:ilvl="1" w:tplc="7A4056DA">
       <w:numFmt w:val="decimal"/>
       <w:lvlText w:val=""/>
       <w:lvlJc w:val="left"/>
     </w:lvl>
-    <w:lvl w:ilvl="2" w:tplc="48E872D0">
+    <w:lvl w:ilvl="2" w:tplc="4CD4D9B0">
       <w:numFmt w:val="decimal"/>
       <w:lvlText w:val=""/>
       <w:lvlJc w:val="left"/>
     </w:lvl>
-    <w:lvl w:ilvl="3" w:tplc="0128AE98">
+    <w:lvl w:ilvl="3" w:tplc="D5A251B4">
       <w:numFmt w:val="decimal"/>
       <w:lvlText w:val=""/>
       <w:lvlJc w:val="left"/>
     </w:lvl>
-    <w:lvl w:ilvl="4" w:tplc="98B01660">
+    <w:lvl w:ilvl="4" w:tplc="CEB21000">
       <w:numFmt w:val="decimal"/>
       <w:lvlText w:val=""/>
       <w:lvlJc w:val="left"/>
     </w:lvl>
-    <w:lvl w:ilvl="5" w:tplc="A97A1996">
+    <w:lvl w:ilvl="5" w:tplc="4B7E8D94">
       <w:numFmt w:val="decimal"/>
       <w:lvlText w:val=""/>
       <w:lvlJc w:val="left"/>
     </w:lvl>
-    <w:lvl w:ilvl="6" w:tplc="E166821A">
+    <w:lvl w:ilvl="6" w:tplc="03CE65B4">
       <w:numFmt w:val="decimal"/>
       <w:lvlText w:val=""/>
       <w:lvlJc w:val="left"/>
     </w:lvl>
-    <w:lvl w:ilvl="7" w:tplc="A9B4D84C">
+    <w:lvl w:ilvl="7" w:tplc="0E74BD2A">
       <w:numFmt w:val="decimal"/>
       <w:lvlText w:val=""/>
       <w:lvlJc w:val="left"/>
     </w:lvl>
-    <w:lvl w:ilvl="8" w:tplc="6B2851F4">
+    <w:lvl w:ilvl="8" w:tplc="7DB63896">
       <w:numFmt w:val="decimal"/>
       <w:lvlText w:val=""/>
       <w:lvlJc w:val="left"/>
     </w:lvl>
   </w:abstractNum>
-  <w:abstractNum w:abstractNumId="2" w15:restartNumberingAfterBreak="0">
-    <w:nsid w:val="142D392C"/>
+  <w:abstractNum w:abstractNumId="4" w15:restartNumberingAfterBreak="0">
+    <w:nsid w:val="3DDF57C8"/>
     <w:multiLevelType w:val="hybridMultilevel"/>
-    <w:tmpl w:val="12243C2E"/>
-    <w:lvl w:ilvl="0" w:tplc="31D87C04">
+    <w:tmpl w:val="9D1CB6AE"/>
+    <w:lvl w:ilvl="0" w:tplc="BE82103C">
       <w:start w:val="1"/>
       <w:numFmt w:val="decimal"/>
       <w:lvlText w:val="%1."/>
@@ -15886,196 +16030,52 @@
         <w:color w:val="A67C27"/>
       </w:rPr>
     </w:lvl>
-    <w:lvl w:ilvl="1" w:tplc="2332B884">
+    <w:lvl w:ilvl="1" w:tplc="361405CC">
       <w:numFmt w:val="decimal"/>
       <w:lvlText w:val=""/>
       <w:lvlJc w:val="left"/>
     </w:lvl>
-    <w:lvl w:ilvl="2" w:tplc="5290B4A6">
+    <w:lvl w:ilvl="2" w:tplc="9BEE7C6C">
       <w:numFmt w:val="decimal"/>
       <w:lvlText w:val=""/>
       <w:lvlJc w:val="left"/>
     </w:lvl>
-    <w:lvl w:ilvl="3" w:tplc="F34082A4">
+    <w:lvl w:ilvl="3" w:tplc="A052DD8C">
       <w:numFmt w:val="decimal"/>
       <w:lvlText w:val=""/>
       <w:lvlJc w:val="left"/>
     </w:lvl>
-    <w:lvl w:ilvl="4" w:tplc="5518E220">
+    <w:lvl w:ilvl="4" w:tplc="071E53C0">
       <w:numFmt w:val="decimal"/>
       <w:lvlText w:val=""/>
       <w:lvlJc w:val="left"/>
     </w:lvl>
-    <w:lvl w:ilvl="5" w:tplc="72B873EC">
+    <w:lvl w:ilvl="5" w:tplc="406CD5C6">
       <w:numFmt w:val="decimal"/>
       <w:lvlText w:val=""/>
       <w:lvlJc w:val="left"/>
     </w:lvl>
-    <w:lvl w:ilvl="6" w:tplc="B666E608">
+    <w:lvl w:ilvl="6" w:tplc="A3601E94">
       <w:numFmt w:val="decimal"/>
       <w:lvlText w:val=""/>
       <w:lvlJc w:val="left"/>
     </w:lvl>
-    <w:lvl w:ilvl="7" w:tplc="64F6CB94">
+    <w:lvl w:ilvl="7" w:tplc="5CB27150">
       <w:numFmt w:val="decimal"/>
       <w:lvlText w:val=""/>
       <w:lvlJc w:val="left"/>
     </w:lvl>
-    <w:lvl w:ilvl="8" w:tplc="9BE64850">
+    <w:lvl w:ilvl="8" w:tplc="A4CE08A6">
       <w:numFmt w:val="decimal"/>
       <w:lvlText w:val=""/>
       <w:lvlJc w:val="left"/>
     </w:lvl>
   </w:abstractNum>
-  <w:abstractNum w:abstractNumId="3" w15:restartNumberingAfterBreak="0">
-    <w:nsid w:val="24644713"/>
+  <w:abstractNum w:abstractNumId="5" w15:restartNumberingAfterBreak="0">
+    <w:nsid w:val="44BD3A8D"/>
     <w:multiLevelType w:val="hybridMultilevel"/>
-    <w:tmpl w:val="EEF853D2"/>
-    <w:lvl w:ilvl="0" w:tplc="301E33CA">
-      <w:start w:val="1"/>
-      <w:numFmt w:val="bullet"/>
-      <w:lvlText w:val="•"/>
-      <w:lvlJc w:val="left"/>
-      <w:pPr>
-        <w:ind w:left="460" w:hanging="280"/>
-      </w:pPr>
-    </w:lvl>
-    <w:lvl w:ilvl="1" w:tplc="3F96E476">
-      <w:start w:val="1"/>
-      <w:numFmt w:val="bullet"/>
-      <w:lvlText w:val="–"/>
-      <w:lvlJc w:val="left"/>
-      <w:pPr>
-        <w:ind w:left="900" w:hanging="280"/>
-      </w:pPr>
-    </w:lvl>
-    <w:lvl w:ilvl="2" w:tplc="08506228">
-      <w:numFmt w:val="decimal"/>
-      <w:lvlText w:val=""/>
-      <w:lvlJc w:val="left"/>
-    </w:lvl>
-    <w:lvl w:ilvl="3" w:tplc="0C988750">
-      <w:numFmt w:val="decimal"/>
-      <w:lvlText w:val=""/>
-      <w:lvlJc w:val="left"/>
-    </w:lvl>
-    <w:lvl w:ilvl="4" w:tplc="7E2AB98E">
-      <w:numFmt w:val="decimal"/>
-      <w:lvlText w:val=""/>
-      <w:lvlJc w:val="left"/>
-    </w:lvl>
-    <w:lvl w:ilvl="5" w:tplc="2AC426F0">
-      <w:numFmt w:val="decimal"/>
-      <w:lvlText w:val=""/>
-      <w:lvlJc w:val="left"/>
-    </w:lvl>
-    <w:lvl w:ilvl="6" w:tplc="4036C6A6">
-      <w:numFmt w:val="decimal"/>
-      <w:lvlText w:val=""/>
-      <w:lvlJc w:val="left"/>
-    </w:lvl>
-    <w:lvl w:ilvl="7" w:tplc="4F503A8A">
-      <w:numFmt w:val="decimal"/>
-      <w:lvlText w:val=""/>
-      <w:lvlJc w:val="left"/>
-    </w:lvl>
-    <w:lvl w:ilvl="8" w:tplc="42B2FAF0">
-      <w:numFmt w:val="decimal"/>
-      <w:lvlText w:val=""/>
-      <w:lvlJc w:val="left"/>
-    </w:lvl>
-  </w:abstractNum>
-  <w:abstractNum w:abstractNumId="4" w15:restartNumberingAfterBreak="0">
-    <w:nsid w:val="25B26A39"/>
-    <w:multiLevelType w:val="hybridMultilevel"/>
-    <w:tmpl w:val="9BD0077E"/>
-    <w:lvl w:ilvl="0" w:tplc="D9AC1806">
-      <w:start w:val="1"/>
-      <w:numFmt w:val="bullet"/>
-      <w:lvlText w:val="●"/>
-      <w:lvlJc w:val="left"/>
-      <w:pPr>
-        <w:ind w:left="720" w:hanging="360"/>
-      </w:pPr>
-    </w:lvl>
-    <w:lvl w:ilvl="1" w:tplc="0F84A746">
-      <w:start w:val="1"/>
-      <w:numFmt w:val="bullet"/>
-      <w:lvlText w:val="○"/>
-      <w:lvlJc w:val="left"/>
-      <w:pPr>
-        <w:ind w:left="1440" w:hanging="360"/>
-      </w:pPr>
-    </w:lvl>
-    <w:lvl w:ilvl="2" w:tplc="C9AC482C">
-      <w:start w:val="1"/>
-      <w:numFmt w:val="bullet"/>
-      <w:lvlText w:val="■"/>
-      <w:lvlJc w:val="left"/>
-      <w:pPr>
-        <w:ind w:left="2160" w:hanging="360"/>
-      </w:pPr>
-    </w:lvl>
-    <w:lvl w:ilvl="3" w:tplc="40E60F32">
-      <w:start w:val="1"/>
-      <w:numFmt w:val="bullet"/>
-      <w:lvlText w:val="●"/>
-      <w:lvlJc w:val="left"/>
-      <w:pPr>
-        <w:ind w:left="2880" w:hanging="360"/>
-      </w:pPr>
-    </w:lvl>
-    <w:lvl w:ilvl="4" w:tplc="5F0CE80A">
-      <w:start w:val="1"/>
-      <w:numFmt w:val="bullet"/>
-      <w:lvlText w:val="○"/>
-      <w:lvlJc w:val="left"/>
-      <w:pPr>
-        <w:ind w:left="3600" w:hanging="360"/>
-      </w:pPr>
-    </w:lvl>
-    <w:lvl w:ilvl="5" w:tplc="73C6E088">
-      <w:start w:val="1"/>
-      <w:numFmt w:val="bullet"/>
-      <w:lvlText w:val="■"/>
-      <w:lvlJc w:val="left"/>
-      <w:pPr>
-        <w:ind w:left="4320" w:hanging="360"/>
-      </w:pPr>
-    </w:lvl>
-    <w:lvl w:ilvl="6" w:tplc="81B20F0C">
-      <w:start w:val="1"/>
-      <w:numFmt w:val="bullet"/>
-      <w:lvlText w:val="●"/>
-      <w:lvlJc w:val="left"/>
-      <w:pPr>
-        <w:ind w:left="5040" w:hanging="360"/>
-      </w:pPr>
-    </w:lvl>
-    <w:lvl w:ilvl="7" w:tplc="C5FE1C7A">
-      <w:start w:val="1"/>
-      <w:numFmt w:val="bullet"/>
-      <w:lvlText w:val="●"/>
-      <w:lvlJc w:val="left"/>
-      <w:pPr>
-        <w:ind w:left="5760" w:hanging="360"/>
-      </w:pPr>
-    </w:lvl>
-    <w:lvl w:ilvl="8" w:tplc="DA42B444">
-      <w:start w:val="1"/>
-      <w:numFmt w:val="bullet"/>
-      <w:lvlText w:val="●"/>
-      <w:lvlJc w:val="left"/>
-      <w:pPr>
-        <w:ind w:left="6480" w:hanging="360"/>
-      </w:pPr>
-    </w:lvl>
-  </w:abstractNum>
-  <w:abstractNum w:abstractNumId="5" w15:restartNumberingAfterBreak="0">
-    <w:nsid w:val="2D90234C"/>
-    <w:multiLevelType w:val="hybridMultilevel"/>
-    <w:tmpl w:val="82DA78F2"/>
-    <w:lvl w:ilvl="0" w:tplc="50064624">
+    <w:tmpl w:val="EF9AAE0C"/>
+    <w:lvl w:ilvl="0" w:tplc="B88E8FE0">
       <w:start w:val="1"/>
       <w:numFmt w:val="decimal"/>
       <w:lvlText w:val="%1."/>
@@ -16089,52 +16089,52 @@
         <w:color w:val="A67C27"/>
       </w:rPr>
     </w:lvl>
-    <w:lvl w:ilvl="1" w:tplc="33DAB3BC">
+    <w:lvl w:ilvl="1" w:tplc="FE56D244">
       <w:numFmt w:val="decimal"/>
       <w:lvlText w:val=""/>
       <w:lvlJc w:val="left"/>
     </w:lvl>
-    <w:lvl w:ilvl="2" w:tplc="B85E5DD4">
+    <w:lvl w:ilvl="2" w:tplc="3988747A">
       <w:numFmt w:val="decimal"/>
       <w:lvlText w:val=""/>
       <w:lvlJc w:val="left"/>
     </w:lvl>
-    <w:lvl w:ilvl="3" w:tplc="20B40E5E">
+    <w:lvl w:ilvl="3" w:tplc="CE1E02E4">
       <w:numFmt w:val="decimal"/>
       <w:lvlText w:val=""/>
       <w:lvlJc w:val="left"/>
     </w:lvl>
-    <w:lvl w:ilvl="4" w:tplc="8314013A">
+    <w:lvl w:ilvl="4" w:tplc="4EA22F0E">
       <w:numFmt w:val="decimal"/>
       <w:lvlText w:val=""/>
       <w:lvlJc w:val="left"/>
     </w:lvl>
-    <w:lvl w:ilvl="5" w:tplc="6DB412D8">
+    <w:lvl w:ilvl="5" w:tplc="A7888C76">
       <w:numFmt w:val="decimal"/>
       <w:lvlText w:val=""/>
       <w:lvlJc w:val="left"/>
     </w:lvl>
-    <w:lvl w:ilvl="6" w:tplc="6F0ED5F0">
+    <w:lvl w:ilvl="6" w:tplc="139CC44E">
       <w:numFmt w:val="decimal"/>
       <w:lvlText w:val=""/>
       <w:lvlJc w:val="left"/>
     </w:lvl>
-    <w:lvl w:ilvl="7" w:tplc="F760C77E">
+    <w:lvl w:ilvl="7" w:tplc="7FE86D82">
       <w:numFmt w:val="decimal"/>
       <w:lvlText w:val=""/>
       <w:lvlJc w:val="left"/>
     </w:lvl>
-    <w:lvl w:ilvl="8" w:tplc="D7F44E1C">
+    <w:lvl w:ilvl="8" w:tplc="A7029E98">
       <w:numFmt w:val="decimal"/>
       <w:lvlText w:val=""/>
       <w:lvlJc w:val="left"/>
     </w:lvl>
   </w:abstractNum>
   <w:abstractNum w:abstractNumId="6" w15:restartNumberingAfterBreak="0">
-    <w:nsid w:val="32F65616"/>
+    <w:nsid w:val="46B12831"/>
     <w:multiLevelType w:val="hybridMultilevel"/>
-    <w:tmpl w:val="8BB8831E"/>
-    <w:lvl w:ilvl="0" w:tplc="81529E14">
+    <w:tmpl w:val="3404F548"/>
+    <w:lvl w:ilvl="0" w:tplc="7212B48E">
       <w:start w:val="1"/>
       <w:numFmt w:val="decimal"/>
       <w:lvlText w:val="%1."/>
@@ -16148,52 +16148,52 @@
         <w:color w:val="A67C27"/>
       </w:rPr>
     </w:lvl>
-    <w:lvl w:ilvl="1" w:tplc="0CC89C86">
+    <w:lvl w:ilvl="1" w:tplc="614AF102">
       <w:numFmt w:val="decimal"/>
       <w:lvlText w:val=""/>
       <w:lvlJc w:val="left"/>
     </w:lvl>
-    <w:lvl w:ilvl="2" w:tplc="3ED4B71A">
+    <w:lvl w:ilvl="2" w:tplc="9536C7DC">
       <w:numFmt w:val="decimal"/>
       <w:lvlText w:val=""/>
       <w:lvlJc w:val="left"/>
     </w:lvl>
-    <w:lvl w:ilvl="3" w:tplc="E4C29760">
+    <w:lvl w:ilvl="3" w:tplc="F10AA6F4">
       <w:numFmt w:val="decimal"/>
       <w:lvlText w:val=""/>
       <w:lvlJc w:val="left"/>
     </w:lvl>
-    <w:lvl w:ilvl="4" w:tplc="E03E35AA">
+    <w:lvl w:ilvl="4" w:tplc="741E3132">
       <w:numFmt w:val="decimal"/>
       <w:lvlText w:val=""/>
       <w:lvlJc w:val="left"/>
     </w:lvl>
-    <w:lvl w:ilvl="5" w:tplc="3296F1AA">
+    <w:lvl w:ilvl="5" w:tplc="C8749690">
       <w:numFmt w:val="decimal"/>
       <w:lvlText w:val=""/>
       <w:lvlJc w:val="left"/>
     </w:lvl>
-    <w:lvl w:ilvl="6" w:tplc="C6928D5E">
+    <w:lvl w:ilvl="6" w:tplc="B3F097C4">
       <w:numFmt w:val="decimal"/>
       <w:lvlText w:val=""/>
       <w:lvlJc w:val="left"/>
     </w:lvl>
-    <w:lvl w:ilvl="7" w:tplc="B95A3550">
+    <w:lvl w:ilvl="7" w:tplc="D04EFB24">
       <w:numFmt w:val="decimal"/>
       <w:lvlText w:val=""/>
       <w:lvlJc w:val="left"/>
     </w:lvl>
-    <w:lvl w:ilvl="8" w:tplc="A0C2A4BA">
+    <w:lvl w:ilvl="8" w:tplc="1E589F8A">
       <w:numFmt w:val="decimal"/>
       <w:lvlText w:val=""/>
       <w:lvlJc w:val="left"/>
     </w:lvl>
   </w:abstractNum>
   <w:abstractNum w:abstractNumId="7" w15:restartNumberingAfterBreak="0">
-    <w:nsid w:val="38C34B95"/>
+    <w:nsid w:val="5334295A"/>
     <w:multiLevelType w:val="hybridMultilevel"/>
-    <w:tmpl w:val="90520520"/>
-    <w:lvl w:ilvl="0" w:tplc="0814423C">
+    <w:tmpl w:val="403CA280"/>
+    <w:lvl w:ilvl="0" w:tplc="8F4CC520">
       <w:start w:val="1"/>
       <w:numFmt w:val="decimal"/>
       <w:lvlText w:val="%1."/>
@@ -16207,52 +16207,52 @@
         <w:color w:val="A67C27"/>
       </w:rPr>
     </w:lvl>
-    <w:lvl w:ilvl="1" w:tplc="5AE436E2">
+    <w:lvl w:ilvl="1" w:tplc="1250E9B2">
       <w:numFmt w:val="decimal"/>
       <w:lvlText w:val=""/>
       <w:lvlJc w:val="left"/>
     </w:lvl>
-    <w:lvl w:ilvl="2" w:tplc="D3C6F3A2">
+    <w:lvl w:ilvl="2" w:tplc="E828DE24">
       <w:numFmt w:val="decimal"/>
       <w:lvlText w:val=""/>
       <w:lvlJc w:val="left"/>
     </w:lvl>
-    <w:lvl w:ilvl="3" w:tplc="3AE49CA6">
+    <w:lvl w:ilvl="3" w:tplc="C4B84A2A">
       <w:numFmt w:val="decimal"/>
       <w:lvlText w:val=""/>
       <w:lvlJc w:val="left"/>
     </w:lvl>
-    <w:lvl w:ilvl="4" w:tplc="FBBA9206">
+    <w:lvl w:ilvl="4" w:tplc="79D432D6">
       <w:numFmt w:val="decimal"/>
       <w:lvlText w:val=""/>
       <w:lvlJc w:val="left"/>
     </w:lvl>
-    <w:lvl w:ilvl="5" w:tplc="8F624592">
+    <w:lvl w:ilvl="5" w:tplc="86E47982">
       <w:numFmt w:val="decimal"/>
       <w:lvlText w:val=""/>
       <w:lvlJc w:val="left"/>
     </w:lvl>
-    <w:lvl w:ilvl="6" w:tplc="7C6E2564">
+    <w:lvl w:ilvl="6" w:tplc="06E84800">
       <w:numFmt w:val="decimal"/>
       <w:lvlText w:val=""/>
       <w:lvlJc w:val="left"/>
     </w:lvl>
-    <w:lvl w:ilvl="7" w:tplc="F20E8274">
+    <w:lvl w:ilvl="7" w:tplc="995CDB9C">
       <w:numFmt w:val="decimal"/>
       <w:lvlText w:val=""/>
       <w:lvlJc w:val="left"/>
     </w:lvl>
-    <w:lvl w:ilvl="8" w:tplc="0F72F646">
+    <w:lvl w:ilvl="8" w:tplc="A9467E0C">
       <w:numFmt w:val="decimal"/>
       <w:lvlText w:val=""/>
       <w:lvlJc w:val="left"/>
     </w:lvl>
   </w:abstractNum>
   <w:abstractNum w:abstractNumId="8" w15:restartNumberingAfterBreak="0">
-    <w:nsid w:val="64E91734"/>
+    <w:nsid w:val="5A203663"/>
     <w:multiLevelType w:val="hybridMultilevel"/>
-    <w:tmpl w:val="B7945C1E"/>
-    <w:lvl w:ilvl="0" w:tplc="4008BCC8">
+    <w:tmpl w:val="5022B9C4"/>
+    <w:lvl w:ilvl="0" w:tplc="3D6E2514">
       <w:start w:val="1"/>
       <w:numFmt w:val="decimal"/>
       <w:lvlText w:val="%1."/>
@@ -16266,52 +16266,52 @@
         <w:color w:val="A67C27"/>
       </w:rPr>
     </w:lvl>
-    <w:lvl w:ilvl="1" w:tplc="F8882598">
+    <w:lvl w:ilvl="1" w:tplc="B43CFF2A">
       <w:numFmt w:val="decimal"/>
       <w:lvlText w:val=""/>
       <w:lvlJc w:val="left"/>
     </w:lvl>
-    <w:lvl w:ilvl="2" w:tplc="BD8C4642">
+    <w:lvl w:ilvl="2" w:tplc="B5F86E62">
       <w:numFmt w:val="decimal"/>
       <w:lvlText w:val=""/>
       <w:lvlJc w:val="left"/>
     </w:lvl>
-    <w:lvl w:ilvl="3" w:tplc="A38CD146">
+    <w:lvl w:ilvl="3" w:tplc="173CD700">
       <w:numFmt w:val="decimal"/>
       <w:lvlText w:val=""/>
       <w:lvlJc w:val="left"/>
     </w:lvl>
-    <w:lvl w:ilvl="4" w:tplc="E520A7F0">
+    <w:lvl w:ilvl="4" w:tplc="A03C96C8">
       <w:numFmt w:val="decimal"/>
       <w:lvlText w:val=""/>
       <w:lvlJc w:val="left"/>
     </w:lvl>
-    <w:lvl w:ilvl="5" w:tplc="10D8A66C">
+    <w:lvl w:ilvl="5" w:tplc="165E9648">
       <w:numFmt w:val="decimal"/>
       <w:lvlText w:val=""/>
       <w:lvlJc w:val="left"/>
     </w:lvl>
-    <w:lvl w:ilvl="6" w:tplc="0BAAC8A8">
+    <w:lvl w:ilvl="6" w:tplc="F3129718">
       <w:numFmt w:val="decimal"/>
       <w:lvlText w:val=""/>
       <w:lvlJc w:val="left"/>
     </w:lvl>
-    <w:lvl w:ilvl="7" w:tplc="659CA50E">
+    <w:lvl w:ilvl="7" w:tplc="22EC280E">
       <w:numFmt w:val="decimal"/>
       <w:lvlText w:val=""/>
       <w:lvlJc w:val="left"/>
     </w:lvl>
-    <w:lvl w:ilvl="8" w:tplc="7AB25E02">
+    <w:lvl w:ilvl="8" w:tplc="0908FAAC">
       <w:numFmt w:val="decimal"/>
       <w:lvlText w:val=""/>
       <w:lvlJc w:val="left"/>
     </w:lvl>
   </w:abstractNum>
   <w:abstractNum w:abstractNumId="9" w15:restartNumberingAfterBreak="0">
-    <w:nsid w:val="6A2029F1"/>
+    <w:nsid w:val="5B4B204B"/>
     <w:multiLevelType w:val="hybridMultilevel"/>
-    <w:tmpl w:val="9CA88180"/>
-    <w:lvl w:ilvl="0" w:tplc="6F98755A">
+    <w:tmpl w:val="31BC746C"/>
+    <w:lvl w:ilvl="0" w:tplc="DCA8A134">
       <w:start w:val="1"/>
       <w:numFmt w:val="decimal"/>
       <w:lvlText w:val="%1."/>
@@ -16325,52 +16325,52 @@
         <w:color w:val="A67C27"/>
       </w:rPr>
     </w:lvl>
-    <w:lvl w:ilvl="1" w:tplc="916A0224">
+    <w:lvl w:ilvl="1" w:tplc="D654EDF8">
       <w:numFmt w:val="decimal"/>
       <w:lvlText w:val=""/>
       <w:lvlJc w:val="left"/>
     </w:lvl>
-    <w:lvl w:ilvl="2" w:tplc="9092DB5C">
+    <w:lvl w:ilvl="2" w:tplc="DCD44818">
       <w:numFmt w:val="decimal"/>
       <w:lvlText w:val=""/>
       <w:lvlJc w:val="left"/>
     </w:lvl>
-    <w:lvl w:ilvl="3" w:tplc="1CFC4F94">
+    <w:lvl w:ilvl="3" w:tplc="0EDC5A76">
       <w:numFmt w:val="decimal"/>
       <w:lvlText w:val=""/>
       <w:lvlJc w:val="left"/>
     </w:lvl>
-    <w:lvl w:ilvl="4" w:tplc="485EC748">
+    <w:lvl w:ilvl="4" w:tplc="CE3C7810">
       <w:numFmt w:val="decimal"/>
       <w:lvlText w:val=""/>
       <w:lvlJc w:val="left"/>
     </w:lvl>
-    <w:lvl w:ilvl="5" w:tplc="BB8A1CCA">
+    <w:lvl w:ilvl="5" w:tplc="6922C284">
       <w:numFmt w:val="decimal"/>
       <w:lvlText w:val=""/>
       <w:lvlJc w:val="left"/>
     </w:lvl>
-    <w:lvl w:ilvl="6" w:tplc="C0AE6D0C">
+    <w:lvl w:ilvl="6" w:tplc="DFEE6FD4">
       <w:numFmt w:val="decimal"/>
       <w:lvlText w:val=""/>
       <w:lvlJc w:val="left"/>
     </w:lvl>
-    <w:lvl w:ilvl="7" w:tplc="F46460FA">
+    <w:lvl w:ilvl="7" w:tplc="B78033C8">
       <w:numFmt w:val="decimal"/>
       <w:lvlText w:val=""/>
       <w:lvlJc w:val="left"/>
     </w:lvl>
-    <w:lvl w:ilvl="8" w:tplc="F5BE1FAE">
+    <w:lvl w:ilvl="8" w:tplc="CA56FBDC">
       <w:numFmt w:val="decimal"/>
       <w:lvlText w:val=""/>
       <w:lvlJc w:val="left"/>
     </w:lvl>
   </w:abstractNum>
   <w:abstractNum w:abstractNumId="10" w15:restartNumberingAfterBreak="0">
-    <w:nsid w:val="6B864AB5"/>
+    <w:nsid w:val="5F952405"/>
     <w:multiLevelType w:val="hybridMultilevel"/>
-    <w:tmpl w:val="7F5444FA"/>
-    <w:lvl w:ilvl="0" w:tplc="8068899E">
+    <w:tmpl w:val="2F228C38"/>
+    <w:lvl w:ilvl="0" w:tplc="B9FEEE0E">
       <w:start w:val="1"/>
       <w:numFmt w:val="decimal"/>
       <w:lvlText w:val="%1."/>
@@ -16384,52 +16384,52 @@
         <w:color w:val="A67C27"/>
       </w:rPr>
     </w:lvl>
-    <w:lvl w:ilvl="1" w:tplc="DF30D934">
+    <w:lvl w:ilvl="1" w:tplc="21704104">
       <w:numFmt w:val="decimal"/>
       <w:lvlText w:val=""/>
       <w:lvlJc w:val="left"/>
     </w:lvl>
-    <w:lvl w:ilvl="2" w:tplc="2EB073E4">
+    <w:lvl w:ilvl="2" w:tplc="898AEF86">
       <w:numFmt w:val="decimal"/>
       <w:lvlText w:val=""/>
       <w:lvlJc w:val="left"/>
     </w:lvl>
-    <w:lvl w:ilvl="3" w:tplc="74042184">
+    <w:lvl w:ilvl="3" w:tplc="7AEABE88">
       <w:numFmt w:val="decimal"/>
       <w:lvlText w:val=""/>
       <w:lvlJc w:val="left"/>
     </w:lvl>
-    <w:lvl w:ilvl="4" w:tplc="337A56FA">
+    <w:lvl w:ilvl="4" w:tplc="14DCB7DC">
       <w:numFmt w:val="decimal"/>
       <w:lvlText w:val=""/>
       <w:lvlJc w:val="left"/>
     </w:lvl>
-    <w:lvl w:ilvl="5" w:tplc="38CA08E2">
+    <w:lvl w:ilvl="5" w:tplc="0034129A">
       <w:numFmt w:val="decimal"/>
       <w:lvlText w:val=""/>
       <w:lvlJc w:val="left"/>
     </w:lvl>
-    <w:lvl w:ilvl="6" w:tplc="25BAC042">
+    <w:lvl w:ilvl="6" w:tplc="0A829F9A">
       <w:numFmt w:val="decimal"/>
       <w:lvlText w:val=""/>
       <w:lvlJc w:val="left"/>
     </w:lvl>
-    <w:lvl w:ilvl="7" w:tplc="4F3E66B0">
+    <w:lvl w:ilvl="7" w:tplc="400C8C68">
       <w:numFmt w:val="decimal"/>
       <w:lvlText w:val=""/>
       <w:lvlJc w:val="left"/>
     </w:lvl>
-    <w:lvl w:ilvl="8" w:tplc="0AA267CC">
+    <w:lvl w:ilvl="8" w:tplc="D64CD622">
       <w:numFmt w:val="decimal"/>
       <w:lvlText w:val=""/>
       <w:lvlJc w:val="left"/>
     </w:lvl>
   </w:abstractNum>
   <w:abstractNum w:abstractNumId="11" w15:restartNumberingAfterBreak="0">
-    <w:nsid w:val="6F4E6616"/>
+    <w:nsid w:val="69CC117F"/>
     <w:multiLevelType w:val="hybridMultilevel"/>
-    <w:tmpl w:val="483A46DE"/>
-    <w:lvl w:ilvl="0" w:tplc="3E64ED68">
+    <w:tmpl w:val="C308A0AA"/>
+    <w:lvl w:ilvl="0" w:tplc="33746116">
       <w:start w:val="1"/>
       <w:numFmt w:val="decimal"/>
       <w:lvlText w:val="%1."/>
@@ -16443,52 +16443,52 @@
         <w:color w:val="A67C27"/>
       </w:rPr>
     </w:lvl>
-    <w:lvl w:ilvl="1" w:tplc="6FC42C88">
+    <w:lvl w:ilvl="1" w:tplc="20641E0A">
       <w:numFmt w:val="decimal"/>
       <w:lvlText w:val=""/>
       <w:lvlJc w:val="left"/>
     </w:lvl>
-    <w:lvl w:ilvl="2" w:tplc="BE6E2D72">
+    <w:lvl w:ilvl="2" w:tplc="AE3E0466">
       <w:numFmt w:val="decimal"/>
       <w:lvlText w:val=""/>
       <w:lvlJc w:val="left"/>
     </w:lvl>
-    <w:lvl w:ilvl="3" w:tplc="EF9CE40C">
+    <w:lvl w:ilvl="3" w:tplc="219849B4">
       <w:numFmt w:val="decimal"/>
       <w:lvlText w:val=""/>
       <w:lvlJc w:val="left"/>
     </w:lvl>
-    <w:lvl w:ilvl="4" w:tplc="20E444E8">
+    <w:lvl w:ilvl="4" w:tplc="F872F054">
       <w:numFmt w:val="decimal"/>
       <w:lvlText w:val=""/>
       <w:lvlJc w:val="left"/>
     </w:lvl>
-    <w:lvl w:ilvl="5" w:tplc="D6C60538">
+    <w:lvl w:ilvl="5" w:tplc="6EC29178">
       <w:numFmt w:val="decimal"/>
       <w:lvlText w:val=""/>
       <w:lvlJc w:val="left"/>
     </w:lvl>
-    <w:lvl w:ilvl="6" w:tplc="707EFA5E">
+    <w:lvl w:ilvl="6" w:tplc="4E745116">
       <w:numFmt w:val="decimal"/>
       <w:lvlText w:val=""/>
       <w:lvlJc w:val="left"/>
     </w:lvl>
-    <w:lvl w:ilvl="7" w:tplc="7CEA9394">
+    <w:lvl w:ilvl="7" w:tplc="210E94C6">
       <w:numFmt w:val="decimal"/>
       <w:lvlText w:val=""/>
       <w:lvlJc w:val="left"/>
     </w:lvl>
-    <w:lvl w:ilvl="8" w:tplc="367ECB3A">
+    <w:lvl w:ilvl="8" w:tplc="D532A19A">
       <w:numFmt w:val="decimal"/>
       <w:lvlText w:val=""/>
       <w:lvlJc w:val="left"/>
     </w:lvl>
   </w:abstractNum>
   <w:abstractNum w:abstractNumId="12" w15:restartNumberingAfterBreak="0">
-    <w:nsid w:val="71A6501C"/>
+    <w:nsid w:val="6D911F1D"/>
     <w:multiLevelType w:val="hybridMultilevel"/>
-    <w:tmpl w:val="1FB26168"/>
-    <w:lvl w:ilvl="0" w:tplc="5EF2DDA8">
+    <w:tmpl w:val="9F449992"/>
+    <w:lvl w:ilvl="0" w:tplc="FA203EB4">
       <w:start w:val="1"/>
       <w:numFmt w:val="decimal"/>
       <w:lvlText w:val="%1."/>
@@ -16502,52 +16502,52 @@
         <w:color w:val="A67C27"/>
       </w:rPr>
     </w:lvl>
-    <w:lvl w:ilvl="1" w:tplc="05421B66">
+    <w:lvl w:ilvl="1" w:tplc="07AA416A">
       <w:numFmt w:val="decimal"/>
       <w:lvlText w:val=""/>
       <w:lvlJc w:val="left"/>
     </w:lvl>
-    <w:lvl w:ilvl="2" w:tplc="7DD6FE42">
+    <w:lvl w:ilvl="2" w:tplc="FE3A7970">
       <w:numFmt w:val="decimal"/>
       <w:lvlText w:val=""/>
       <w:lvlJc w:val="left"/>
     </w:lvl>
-    <w:lvl w:ilvl="3" w:tplc="D9CE3F3C">
+    <w:lvl w:ilvl="3" w:tplc="4218F3C8">
       <w:numFmt w:val="decimal"/>
       <w:lvlText w:val=""/>
       <w:lvlJc w:val="left"/>
     </w:lvl>
-    <w:lvl w:ilvl="4" w:tplc="73D2B70C">
+    <w:lvl w:ilvl="4" w:tplc="C21C43DA">
       <w:numFmt w:val="decimal"/>
       <w:lvlText w:val=""/>
       <w:lvlJc w:val="left"/>
     </w:lvl>
-    <w:lvl w:ilvl="5" w:tplc="E8AA82D4">
+    <w:lvl w:ilvl="5" w:tplc="8638B606">
       <w:numFmt w:val="decimal"/>
       <w:lvlText w:val=""/>
       <w:lvlJc w:val="left"/>
     </w:lvl>
-    <w:lvl w:ilvl="6" w:tplc="9EE6552E">
+    <w:lvl w:ilvl="6" w:tplc="82D0F57C">
       <w:numFmt w:val="decimal"/>
       <w:lvlText w:val=""/>
       <w:lvlJc w:val="left"/>
     </w:lvl>
-    <w:lvl w:ilvl="7" w:tplc="2E9ECD10">
+    <w:lvl w:ilvl="7" w:tplc="1EC01A5A">
       <w:numFmt w:val="decimal"/>
       <w:lvlText w:val=""/>
       <w:lvlJc w:val="left"/>
     </w:lvl>
-    <w:lvl w:ilvl="8" w:tplc="8C3A21E4">
+    <w:lvl w:ilvl="8" w:tplc="5FBE4FF2">
       <w:numFmt w:val="decimal"/>
       <w:lvlText w:val=""/>
       <w:lvlJc w:val="left"/>
     </w:lvl>
   </w:abstractNum>
   <w:abstractNum w:abstractNumId="13" w15:restartNumberingAfterBreak="0">
-    <w:nsid w:val="7BA24142"/>
+    <w:nsid w:val="6E0E5669"/>
     <w:multiLevelType w:val="hybridMultilevel"/>
-    <w:tmpl w:val="74CA0AF4"/>
-    <w:lvl w:ilvl="0" w:tplc="6D2A6E7E">
+    <w:tmpl w:val="770EFA00"/>
+    <w:lvl w:ilvl="0" w:tplc="73EC9D60">
       <w:start w:val="1"/>
       <w:numFmt w:val="decimal"/>
       <w:lvlText w:val="%1."/>
@@ -16561,127 +16561,127 @@
         <w:color w:val="A67C27"/>
       </w:rPr>
     </w:lvl>
-    <w:lvl w:ilvl="1" w:tplc="7220CAC6">
+    <w:lvl w:ilvl="1" w:tplc="E7649070">
       <w:numFmt w:val="decimal"/>
       <w:lvlText w:val=""/>
       <w:lvlJc w:val="left"/>
     </w:lvl>
-    <w:lvl w:ilvl="2" w:tplc="CA7EC6E4">
+    <w:lvl w:ilvl="2" w:tplc="964EBAEA">
       <w:numFmt w:val="decimal"/>
       <w:lvlText w:val=""/>
       <w:lvlJc w:val="left"/>
     </w:lvl>
-    <w:lvl w:ilvl="3" w:tplc="D71601D4">
+    <w:lvl w:ilvl="3" w:tplc="1EA4E020">
       <w:numFmt w:val="decimal"/>
       <w:lvlText w:val=""/>
       <w:lvlJc w:val="left"/>
     </w:lvl>
-    <w:lvl w:ilvl="4" w:tplc="7AAA5FFE">
+    <w:lvl w:ilvl="4" w:tplc="A7E47FF4">
       <w:numFmt w:val="decimal"/>
       <w:lvlText w:val=""/>
       <w:lvlJc w:val="left"/>
     </w:lvl>
-    <w:lvl w:ilvl="5" w:tplc="FAC60C8C">
+    <w:lvl w:ilvl="5" w:tplc="507AB840">
       <w:numFmt w:val="decimal"/>
       <w:lvlText w:val=""/>
       <w:lvlJc w:val="left"/>
     </w:lvl>
-    <w:lvl w:ilvl="6" w:tplc="A24E021C">
+    <w:lvl w:ilvl="6" w:tplc="153C176A">
       <w:numFmt w:val="decimal"/>
       <w:lvlText w:val=""/>
       <w:lvlJc w:val="left"/>
     </w:lvl>
-    <w:lvl w:ilvl="7" w:tplc="460C943E">
+    <w:lvl w:ilvl="7" w:tplc="9AEE2744">
       <w:numFmt w:val="decimal"/>
       <w:lvlText w:val=""/>
       <w:lvlJc w:val="left"/>
     </w:lvl>
-    <w:lvl w:ilvl="8" w:tplc="8F728E60">
+    <w:lvl w:ilvl="8" w:tplc="D6B0A646">
       <w:numFmt w:val="decimal"/>
       <w:lvlText w:val=""/>
       <w:lvlJc w:val="left"/>
     </w:lvl>
   </w:abstractNum>
-  <w:num w:numId="1" w16cid:durableId="1775319273">
-    <w:abstractNumId w:val="4"/>
+  <w:num w:numId="1" w16cid:durableId="740173627">
+    <w:abstractNumId w:val="1"/>
     <w:lvlOverride w:ilvl="0">
       <w:startOverride w:val="1"/>
     </w:lvlOverride>
   </w:num>
-  <w:num w:numId="2" w16cid:durableId="1688285653">
+  <w:num w:numId="2" w16cid:durableId="991980287">
+    <w:abstractNumId w:val="2"/>
+    <w:lvlOverride w:ilvl="0">
+      <w:startOverride w:val="1"/>
+    </w:lvlOverride>
+  </w:num>
+  <w:num w:numId="3" w16cid:durableId="438138391">
+    <w:abstractNumId w:val="8"/>
+    <w:lvlOverride w:ilvl="0">
+      <w:startOverride w:val="1"/>
+    </w:lvlOverride>
+  </w:num>
+  <w:num w:numId="4" w16cid:durableId="938489077">
+    <w:abstractNumId w:val="9"/>
+    <w:lvlOverride w:ilvl="0">
+      <w:startOverride w:val="1"/>
+    </w:lvlOverride>
+  </w:num>
+  <w:num w:numId="5" w16cid:durableId="460734230">
     <w:abstractNumId w:val="3"/>
     <w:lvlOverride w:ilvl="0">
       <w:startOverride w:val="1"/>
     </w:lvlOverride>
   </w:num>
-  <w:num w:numId="3" w16cid:durableId="74514907">
+  <w:num w:numId="6" w16cid:durableId="1149439745">
+    <w:abstractNumId w:val="6"/>
+    <w:lvlOverride w:ilvl="0">
+      <w:startOverride w:val="1"/>
+    </w:lvlOverride>
+  </w:num>
+  <w:num w:numId="7" w16cid:durableId="1684018338">
+    <w:abstractNumId w:val="11"/>
+    <w:lvlOverride w:ilvl="0">
+      <w:startOverride w:val="1"/>
+    </w:lvlOverride>
+  </w:num>
+  <w:num w:numId="8" w16cid:durableId="813915100">
+    <w:abstractNumId w:val="5"/>
+    <w:lvlOverride w:ilvl="0">
+      <w:startOverride w:val="1"/>
+    </w:lvlOverride>
+  </w:num>
+  <w:num w:numId="9" w16cid:durableId="1966816393">
     <w:abstractNumId w:val="13"/>
     <w:lvlOverride w:ilvl="0">
       <w:startOverride w:val="1"/>
     </w:lvlOverride>
   </w:num>
-  <w:num w:numId="4" w16cid:durableId="1926766690">
-    <w:abstractNumId w:val="5"/>
+  <w:num w:numId="10" w16cid:durableId="1329989550">
+    <w:abstractNumId w:val="12"/>
     <w:lvlOverride w:ilvl="0">
       <w:startOverride w:val="1"/>
     </w:lvlOverride>
   </w:num>
-  <w:num w:numId="5" w16cid:durableId="512037726">
-    <w:abstractNumId w:val="9"/>
-    <w:lvlOverride w:ilvl="0">
-      <w:startOverride w:val="1"/>
-    </w:lvlOverride>
-  </w:num>
-  <w:num w:numId="6" w16cid:durableId="2121367449">
-    <w:abstractNumId w:val="6"/>
-    <w:lvlOverride w:ilvl="0">
-      <w:startOverride w:val="1"/>
-    </w:lvlOverride>
-  </w:num>
-  <w:num w:numId="7" w16cid:durableId="1981886435">
-    <w:abstractNumId w:val="8"/>
-    <w:lvlOverride w:ilvl="0">
-      <w:startOverride w:val="1"/>
-    </w:lvlOverride>
-  </w:num>
-  <w:num w:numId="8" w16cid:durableId="638649799">
-    <w:abstractNumId w:val="11"/>
-    <w:lvlOverride w:ilvl="0">
-      <w:startOverride w:val="1"/>
-    </w:lvlOverride>
-  </w:num>
-  <w:num w:numId="9" w16cid:durableId="1293243140">
-    <w:abstractNumId w:val="1"/>
-    <w:lvlOverride w:ilvl="0">
-      <w:startOverride w:val="1"/>
-    </w:lvlOverride>
-  </w:num>
-  <w:num w:numId="10" w16cid:durableId="106782148">
+  <w:num w:numId="11" w16cid:durableId="1138381559">
     <w:abstractNumId w:val="7"/>
     <w:lvlOverride w:ilvl="0">
       <w:startOverride w:val="1"/>
     </w:lvlOverride>
   </w:num>
-  <w:num w:numId="11" w16cid:durableId="1789472160">
+  <w:num w:numId="12" w16cid:durableId="386536546">
     <w:abstractNumId w:val="10"/>
     <w:lvlOverride w:ilvl="0">
       <w:startOverride w:val="1"/>
     </w:lvlOverride>
   </w:num>
-  <w:num w:numId="12" w16cid:durableId="1558392384">
-    <w:abstractNumId w:val="2"/>
+  <w:num w:numId="13" w16cid:durableId="1851873671">
+    <w:abstractNumId w:val="0"/>
     <w:lvlOverride w:ilvl="0">
       <w:startOverride w:val="1"/>
     </w:lvlOverride>
   </w:num>
-  <w:num w:numId="13" w16cid:durableId="620306628">
-    <w:abstractNumId w:val="12"/>
-    <w:lvlOverride w:ilvl="0">
-      <w:startOverride w:val="1"/>
-    </w:lvlOverride>
-  </w:num>
-  <w:num w:numId="14" w16cid:durableId="953554632">
-    <w:abstractNumId w:val="0"/>
+  <w:num w:numId="14" w16cid:durableId="1422142121">
+    <w:abstractNumId w:val="4"/>
     <w:lvlOverride w:ilvl="0">
       <w:startOverride w:val="1"/>
     </w:lvlOverride>
@@ -17306,7 +17306,7 @@
     <w:autoRedefine/>
     <w:uiPriority w:val="39"/>
     <w:unhideWhenUsed/>
-    <w:rsid w:val="004A0273"/>
+    <w:rsid w:val="003E698F"/>
     <w:pPr>
       <w:spacing w:after="100"/>
     </w:pPr>
@@ -17318,7 +17318,7 @@
     <w:autoRedefine/>
     <w:uiPriority w:val="39"/>
     <w:unhideWhenUsed/>
-    <w:rsid w:val="004A0273"/>
+    <w:rsid w:val="003E698F"/>
     <w:pPr>
       <w:spacing w:after="100"/>
       <w:ind w:left="210"/>

--- a/docs/manuals/Role_Guide_3_Contact_RA.docx
+++ b/docs/manuals/Role_Guide_3_Contact_RA.docx
@@ -469,7 +469,7 @@
                 <w:sz w:val="19"/>
                 <w:szCs w:val="19"/>
               </w:rPr>
-              <w:t>Version 1.10 · 22 September 2026</w:t>
+              <w:t>Version 1.11 · 28 September 2026</w:t>
             </w:r>
           </w:p>
         </w:tc>
@@ -538,7 +538,7 @@
     <w:sdt>
       <w:sdtPr>
         <w:alias w:val="Contents"/>
-        <w:id w:val="1937939248"/>
+        <w:id w:val="-897209280"/>
       </w:sdtPr>
       <w:sdtEndPr/>
       <w:sdtContent>
@@ -567,7 +567,7 @@
           <w:r>
             <w:fldChar w:fldCharType="separate"/>
           </w:r>
-          <w:hyperlink w:anchor="_Toc240976006" w:history="1">
+          <w:hyperlink w:anchor="_Toc241490946" w:history="1">
             <w:r>
               <w:rPr>
                 <w:rStyle w:val="Hyperlink"/>
@@ -591,7 +591,7 @@
               <w:rPr>
                 <w:noProof/>
               </w:rPr>
-              <w:instrText xml:space="preserve"> PAGEREF _Toc240976006 \h </w:instrText>
+              <w:instrText xml:space="preserve"> PAGEREF _Toc241490946 \h </w:instrText>
             </w:r>
             <w:r>
               <w:rPr>
@@ -634,7 +634,7 @@
               <w14:ligatures w14:val="standardContextual"/>
             </w:rPr>
           </w:pPr>
-          <w:hyperlink w:anchor="_Toc240976007" w:history="1">
+          <w:hyperlink w:anchor="_Toc241490947" w:history="1">
             <w:r>
               <w:rPr>
                 <w:rStyle w:val="Hyperlink"/>
@@ -658,7 +658,7 @@
               <w:rPr>
                 <w:noProof/>
               </w:rPr>
-              <w:instrText xml:space="preserve"> PAGEREF _Toc240976007 \h </w:instrText>
+              <w:instrText xml:space="preserve"> PAGEREF _Toc241490947 \h </w:instrText>
             </w:r>
             <w:r>
               <w:rPr>
@@ -701,7 +701,7 @@
               <w14:ligatures w14:val="standardContextual"/>
             </w:rPr>
           </w:pPr>
-          <w:hyperlink w:anchor="_Toc240976008" w:history="1">
+          <w:hyperlink w:anchor="_Toc241490948" w:history="1">
             <w:r>
               <w:rPr>
                 <w:rStyle w:val="Hyperlink"/>
@@ -725,7 +725,7 @@
               <w:rPr>
                 <w:noProof/>
               </w:rPr>
-              <w:instrText xml:space="preserve"> PAGEREF _Toc240976008 \h </w:instrText>
+              <w:instrText xml:space="preserve"> PAGEREF _Toc241490948 \h </w:instrText>
             </w:r>
             <w:r>
               <w:rPr>
@@ -768,7 +768,7 @@
               <w14:ligatures w14:val="standardContextual"/>
             </w:rPr>
           </w:pPr>
-          <w:hyperlink w:anchor="_Toc240976009" w:history="1">
+          <w:hyperlink w:anchor="_Toc241490949" w:history="1">
             <w:r>
               <w:rPr>
                 <w:rStyle w:val="Hyperlink"/>
@@ -792,7 +792,7 @@
               <w:rPr>
                 <w:noProof/>
               </w:rPr>
-              <w:instrText xml:space="preserve"> PAGEREF _Toc240976009 \h </w:instrText>
+              <w:instrText xml:space="preserve"> PAGEREF _Toc241490949 \h </w:instrText>
             </w:r>
             <w:r>
               <w:rPr>
@@ -835,7 +835,7 @@
               <w14:ligatures w14:val="standardContextual"/>
             </w:rPr>
           </w:pPr>
-          <w:hyperlink w:anchor="_Toc240976010" w:history="1">
+          <w:hyperlink w:anchor="_Toc241490950" w:history="1">
             <w:r>
               <w:rPr>
                 <w:rStyle w:val="Hyperlink"/>
@@ -859,7 +859,7 @@
               <w:rPr>
                 <w:noProof/>
               </w:rPr>
-              <w:instrText xml:space="preserve"> PAGEREF _Toc240976010 \h </w:instrText>
+              <w:instrText xml:space="preserve"> PAGEREF _Toc241490950 \h </w:instrText>
             </w:r>
             <w:r>
               <w:rPr>
@@ -902,7 +902,7 @@
               <w14:ligatures w14:val="standardContextual"/>
             </w:rPr>
           </w:pPr>
-          <w:hyperlink w:anchor="_Toc240976011" w:history="1">
+          <w:hyperlink w:anchor="_Toc241490951" w:history="1">
             <w:r>
               <w:rPr>
                 <w:rStyle w:val="Hyperlink"/>
@@ -926,7 +926,7 @@
               <w:rPr>
                 <w:noProof/>
               </w:rPr>
-              <w:instrText xml:space="preserve"> PAGEREF _Toc240976011 \h </w:instrText>
+              <w:instrText xml:space="preserve"> PAGEREF _Toc241490951 \h </w:instrText>
             </w:r>
             <w:r>
               <w:rPr>
@@ -969,7 +969,7 @@
               <w14:ligatures w14:val="standardContextual"/>
             </w:rPr>
           </w:pPr>
-          <w:hyperlink w:anchor="_Toc240976012" w:history="1">
+          <w:hyperlink w:anchor="_Toc241490952" w:history="1">
             <w:r>
               <w:rPr>
                 <w:rStyle w:val="Hyperlink"/>
@@ -993,7 +993,7 @@
               <w:rPr>
                 <w:noProof/>
               </w:rPr>
-              <w:instrText xml:space="preserve"> PAGEREF _Toc240976012 \h </w:instrText>
+              <w:instrText xml:space="preserve"> PAGEREF _Toc241490952 \h </w:instrText>
             </w:r>
             <w:r>
               <w:rPr>
@@ -1036,7 +1036,7 @@
               <w14:ligatures w14:val="standardContextual"/>
             </w:rPr>
           </w:pPr>
-          <w:hyperlink w:anchor="_Toc240976013" w:history="1">
+          <w:hyperlink w:anchor="_Toc241490953" w:history="1">
             <w:r>
               <w:rPr>
                 <w:rStyle w:val="Hyperlink"/>
@@ -1060,7 +1060,7 @@
               <w:rPr>
                 <w:noProof/>
               </w:rPr>
-              <w:instrText xml:space="preserve"> PAGEREF _Toc240976013 \h </w:instrText>
+              <w:instrText xml:space="preserve"> PAGEREF _Toc241490953 \h </w:instrText>
             </w:r>
             <w:r>
               <w:rPr>
@@ -1103,7 +1103,7 @@
               <w14:ligatures w14:val="standardContextual"/>
             </w:rPr>
           </w:pPr>
-          <w:hyperlink w:anchor="_Toc240976014" w:history="1">
+          <w:hyperlink w:anchor="_Toc241490954" w:history="1">
             <w:r>
               <w:rPr>
                 <w:rStyle w:val="Hyperlink"/>
@@ -1127,7 +1127,7 @@
               <w:rPr>
                 <w:noProof/>
               </w:rPr>
-              <w:instrText xml:space="preserve"> PAGEREF _Toc240976014 \h </w:instrText>
+              <w:instrText xml:space="preserve"> PAGEREF _Toc241490954 \h </w:instrText>
             </w:r>
             <w:r>
               <w:rPr>
@@ -1170,7 +1170,7 @@
               <w14:ligatures w14:val="standardContextual"/>
             </w:rPr>
           </w:pPr>
-          <w:hyperlink w:anchor="_Toc240976015" w:history="1">
+          <w:hyperlink w:anchor="_Toc241490955" w:history="1">
             <w:r>
               <w:rPr>
                 <w:rStyle w:val="Hyperlink"/>
@@ -1194,7 +1194,7 @@
               <w:rPr>
                 <w:noProof/>
               </w:rPr>
-              <w:instrText xml:space="preserve"> PAGEREF _Toc240976015 \h </w:instrText>
+              <w:instrText xml:space="preserve"> PAGEREF _Toc241490955 \h </w:instrText>
             </w:r>
             <w:r>
               <w:rPr>
@@ -1237,7 +1237,7 @@
               <w14:ligatures w14:val="standardContextual"/>
             </w:rPr>
           </w:pPr>
-          <w:hyperlink w:anchor="_Toc240976016" w:history="1">
+          <w:hyperlink w:anchor="_Toc241490956" w:history="1">
             <w:r>
               <w:rPr>
                 <w:rStyle w:val="Hyperlink"/>
@@ -1261,7 +1261,7 @@
               <w:rPr>
                 <w:noProof/>
               </w:rPr>
-              <w:instrText xml:space="preserve"> PAGEREF _Toc240976016 \h </w:instrText>
+              <w:instrText xml:space="preserve"> PAGEREF _Toc241490956 \h </w:instrText>
             </w:r>
             <w:r>
               <w:rPr>
@@ -1304,7 +1304,7 @@
               <w14:ligatures w14:val="standardContextual"/>
             </w:rPr>
           </w:pPr>
-          <w:hyperlink w:anchor="_Toc240976017" w:history="1">
+          <w:hyperlink w:anchor="_Toc241490957" w:history="1">
             <w:r>
               <w:rPr>
                 <w:rStyle w:val="Hyperlink"/>
@@ -1328,7 +1328,7 @@
               <w:rPr>
                 <w:noProof/>
               </w:rPr>
-              <w:instrText xml:space="preserve"> PAGEREF _Toc240976017 \h </w:instrText>
+              <w:instrText xml:space="preserve"> PAGEREF _Toc241490957 \h </w:instrText>
             </w:r>
             <w:r>
               <w:rPr>
@@ -1371,7 +1371,7 @@
               <w14:ligatures w14:val="standardContextual"/>
             </w:rPr>
           </w:pPr>
-          <w:hyperlink w:anchor="_Toc240976018" w:history="1">
+          <w:hyperlink w:anchor="_Toc241490958" w:history="1">
             <w:r>
               <w:rPr>
                 <w:rStyle w:val="Hyperlink"/>
@@ -1395,7 +1395,7 @@
               <w:rPr>
                 <w:noProof/>
               </w:rPr>
-              <w:instrText xml:space="preserve"> PAGEREF _Toc240976018 \h </w:instrText>
+              <w:instrText xml:space="preserve"> PAGEREF _Toc241490958 \h </w:instrText>
             </w:r>
             <w:r>
               <w:rPr>
@@ -1438,7 +1438,7 @@
               <w14:ligatures w14:val="standardContextual"/>
             </w:rPr>
           </w:pPr>
-          <w:hyperlink w:anchor="_Toc240976019" w:history="1">
+          <w:hyperlink w:anchor="_Toc241490959" w:history="1">
             <w:r>
               <w:rPr>
                 <w:rStyle w:val="Hyperlink"/>
@@ -1462,7 +1462,7 @@
               <w:rPr>
                 <w:noProof/>
               </w:rPr>
-              <w:instrText xml:space="preserve"> PAGEREF _Toc240976019 \h </w:instrText>
+              <w:instrText xml:space="preserve"> PAGEREF _Toc241490959 \h </w:instrText>
             </w:r>
             <w:r>
               <w:rPr>
@@ -1505,7 +1505,7 @@
               <w14:ligatures w14:val="standardContextual"/>
             </w:rPr>
           </w:pPr>
-          <w:hyperlink w:anchor="_Toc240976020" w:history="1">
+          <w:hyperlink w:anchor="_Toc241490960" w:history="1">
             <w:r>
               <w:rPr>
                 <w:rStyle w:val="Hyperlink"/>
@@ -1529,7 +1529,7 @@
               <w:rPr>
                 <w:noProof/>
               </w:rPr>
-              <w:instrText xml:space="preserve"> PAGEREF _Toc240976020 \h </w:instrText>
+              <w:instrText xml:space="preserve"> PAGEREF _Toc241490960 \h </w:instrText>
             </w:r>
             <w:r>
               <w:rPr>
@@ -1572,7 +1572,7 @@
               <w14:ligatures w14:val="standardContextual"/>
             </w:rPr>
           </w:pPr>
-          <w:hyperlink w:anchor="_Toc240976021" w:history="1">
+          <w:hyperlink w:anchor="_Toc241490961" w:history="1">
             <w:r>
               <w:rPr>
                 <w:rStyle w:val="Hyperlink"/>
@@ -1596,7 +1596,7 @@
               <w:rPr>
                 <w:noProof/>
               </w:rPr>
-              <w:instrText xml:space="preserve"> PAGEREF _Toc240976021 \h </w:instrText>
+              <w:instrText xml:space="preserve"> PAGEREF _Toc241490961 \h </w:instrText>
             </w:r>
             <w:r>
               <w:rPr>
@@ -1639,7 +1639,7 @@
               <w14:ligatures w14:val="standardContextual"/>
             </w:rPr>
           </w:pPr>
-          <w:hyperlink w:anchor="_Toc240976022" w:history="1">
+          <w:hyperlink w:anchor="_Toc241490962" w:history="1">
             <w:r>
               <w:rPr>
                 <w:rStyle w:val="Hyperlink"/>
@@ -1663,7 +1663,7 @@
               <w:rPr>
                 <w:noProof/>
               </w:rPr>
-              <w:instrText xml:space="preserve"> PAGEREF _Toc240976022 \h </w:instrText>
+              <w:instrText xml:space="preserve"> PAGEREF _Toc241490962 \h </w:instrText>
             </w:r>
             <w:r>
               <w:rPr>
@@ -1706,7 +1706,7 @@
               <w14:ligatures w14:val="standardContextual"/>
             </w:rPr>
           </w:pPr>
-          <w:hyperlink w:anchor="_Toc240976023" w:history="1">
+          <w:hyperlink w:anchor="_Toc241490963" w:history="1">
             <w:r>
               <w:rPr>
                 <w:rStyle w:val="Hyperlink"/>
@@ -1730,7 +1730,7 @@
               <w:rPr>
                 <w:noProof/>
               </w:rPr>
-              <w:instrText xml:space="preserve"> PAGEREF _Toc240976023 \h </w:instrText>
+              <w:instrText xml:space="preserve"> PAGEREF _Toc241490963 \h </w:instrText>
             </w:r>
             <w:r>
               <w:rPr>
@@ -1773,7 +1773,7 @@
               <w14:ligatures w14:val="standardContextual"/>
             </w:rPr>
           </w:pPr>
-          <w:hyperlink w:anchor="_Toc240976024" w:history="1">
+          <w:hyperlink w:anchor="_Toc241490964" w:history="1">
             <w:r>
               <w:rPr>
                 <w:rStyle w:val="Hyperlink"/>
@@ -1797,7 +1797,7 @@
               <w:rPr>
                 <w:noProof/>
               </w:rPr>
-              <w:instrText xml:space="preserve"> PAGEREF _Toc240976024 \h </w:instrText>
+              <w:instrText xml:space="preserve"> PAGEREF _Toc241490964 \h </w:instrText>
             </w:r>
             <w:r>
               <w:rPr>
@@ -1840,7 +1840,7 @@
               <w14:ligatures w14:val="standardContextual"/>
             </w:rPr>
           </w:pPr>
-          <w:hyperlink w:anchor="_Toc240976025" w:history="1">
+          <w:hyperlink w:anchor="_Toc241490965" w:history="1">
             <w:r>
               <w:rPr>
                 <w:rStyle w:val="Hyperlink"/>
@@ -1864,7 +1864,7 @@
               <w:rPr>
                 <w:noProof/>
               </w:rPr>
-              <w:instrText xml:space="preserve"> PAGEREF _Toc240976025 \h </w:instrText>
+              <w:instrText xml:space="preserve"> PAGEREF _Toc241490965 \h </w:instrText>
             </w:r>
             <w:r>
               <w:rPr>
@@ -1907,7 +1907,7 @@
               <w14:ligatures w14:val="standardContextual"/>
             </w:rPr>
           </w:pPr>
-          <w:hyperlink w:anchor="_Toc240976026" w:history="1">
+          <w:hyperlink w:anchor="_Toc241490966" w:history="1">
             <w:r>
               <w:rPr>
                 <w:rStyle w:val="Hyperlink"/>
@@ -1931,7 +1931,7 @@
               <w:rPr>
                 <w:noProof/>
               </w:rPr>
-              <w:instrText xml:space="preserve"> PAGEREF _Toc240976026 \h </w:instrText>
+              <w:instrText xml:space="preserve"> PAGEREF _Toc241490966 \h </w:instrText>
             </w:r>
             <w:r>
               <w:rPr>
@@ -1974,7 +1974,7 @@
               <w14:ligatures w14:val="standardContextual"/>
             </w:rPr>
           </w:pPr>
-          <w:hyperlink w:anchor="_Toc240976027" w:history="1">
+          <w:hyperlink w:anchor="_Toc241490967" w:history="1">
             <w:r>
               <w:rPr>
                 <w:rStyle w:val="Hyperlink"/>
@@ -1998,7 +1998,7 @@
               <w:rPr>
                 <w:noProof/>
               </w:rPr>
-              <w:instrText xml:space="preserve"> PAGEREF _Toc240976027 \h </w:instrText>
+              <w:instrText xml:space="preserve"> PAGEREF _Toc241490967 \h </w:instrText>
             </w:r>
             <w:r>
               <w:rPr>
@@ -2041,7 +2041,7 @@
               <w14:ligatures w14:val="standardContextual"/>
             </w:rPr>
           </w:pPr>
-          <w:hyperlink w:anchor="_Toc240976028" w:history="1">
+          <w:hyperlink w:anchor="_Toc241490968" w:history="1">
             <w:r>
               <w:rPr>
                 <w:rStyle w:val="Hyperlink"/>
@@ -2065,7 +2065,7 @@
               <w:rPr>
                 <w:noProof/>
               </w:rPr>
-              <w:instrText xml:space="preserve"> PAGEREF _Toc240976028 \h </w:instrText>
+              <w:instrText xml:space="preserve"> PAGEREF _Toc241490968 \h </w:instrText>
             </w:r>
             <w:r>
               <w:rPr>
@@ -2108,7 +2108,7 @@
               <w14:ligatures w14:val="standardContextual"/>
             </w:rPr>
           </w:pPr>
-          <w:hyperlink w:anchor="_Toc240976029" w:history="1">
+          <w:hyperlink w:anchor="_Toc241490969" w:history="1">
             <w:r>
               <w:rPr>
                 <w:rStyle w:val="Hyperlink"/>
@@ -2132,7 +2132,7 @@
               <w:rPr>
                 <w:noProof/>
               </w:rPr>
-              <w:instrText xml:space="preserve"> PAGEREF _Toc240976029 \h </w:instrText>
+              <w:instrText xml:space="preserve"> PAGEREF _Toc241490969 \h </w:instrText>
             </w:r>
             <w:r>
               <w:rPr>
@@ -2175,7 +2175,7 @@
               <w14:ligatures w14:val="standardContextual"/>
             </w:rPr>
           </w:pPr>
-          <w:hyperlink w:anchor="_Toc240976030" w:history="1">
+          <w:hyperlink w:anchor="_Toc241490970" w:history="1">
             <w:r>
               <w:rPr>
                 <w:rStyle w:val="Hyperlink"/>
@@ -2199,7 +2199,7 @@
               <w:rPr>
                 <w:noProof/>
               </w:rPr>
-              <w:instrText xml:space="preserve"> PAGEREF _Toc240976030 \h </w:instrText>
+              <w:instrText xml:space="preserve"> PAGEREF _Toc241490970 \h </w:instrText>
             </w:r>
             <w:r>
               <w:rPr>
@@ -2242,7 +2242,7 @@
               <w14:ligatures w14:val="standardContextual"/>
             </w:rPr>
           </w:pPr>
-          <w:hyperlink w:anchor="_Toc240976031" w:history="1">
+          <w:hyperlink w:anchor="_Toc241490971" w:history="1">
             <w:r>
               <w:rPr>
                 <w:rStyle w:val="Hyperlink"/>
@@ -2266,7 +2266,7 @@
               <w:rPr>
                 <w:noProof/>
               </w:rPr>
-              <w:instrText xml:space="preserve"> PAGEREF _Toc240976031 \h </w:instrText>
+              <w:instrText xml:space="preserve"> PAGEREF _Toc241490971 \h </w:instrText>
             </w:r>
             <w:r>
               <w:rPr>
@@ -2309,7 +2309,7 @@
               <w14:ligatures w14:val="standardContextual"/>
             </w:rPr>
           </w:pPr>
-          <w:hyperlink w:anchor="_Toc240976032" w:history="1">
+          <w:hyperlink w:anchor="_Toc241490972" w:history="1">
             <w:r>
               <w:rPr>
                 <w:rStyle w:val="Hyperlink"/>
@@ -2333,7 +2333,7 @@
               <w:rPr>
                 <w:noProof/>
               </w:rPr>
-              <w:instrText xml:space="preserve"> PAGEREF _Toc240976032 \h </w:instrText>
+              <w:instrText xml:space="preserve"> PAGEREF _Toc241490972 \h </w:instrText>
             </w:r>
             <w:r>
               <w:rPr>
@@ -2376,7 +2376,7 @@
               <w14:ligatures w14:val="standardContextual"/>
             </w:rPr>
           </w:pPr>
-          <w:hyperlink w:anchor="_Toc240976033" w:history="1">
+          <w:hyperlink w:anchor="_Toc241490973" w:history="1">
             <w:r>
               <w:rPr>
                 <w:rStyle w:val="Hyperlink"/>
@@ -2400,7 +2400,7 @@
               <w:rPr>
                 <w:noProof/>
               </w:rPr>
-              <w:instrText xml:space="preserve"> PAGEREF _Toc240976033 \h </w:instrText>
+              <w:instrText xml:space="preserve"> PAGEREF _Toc241490973 \h </w:instrText>
             </w:r>
             <w:r>
               <w:rPr>
@@ -2443,7 +2443,7 @@
               <w14:ligatures w14:val="standardContextual"/>
             </w:rPr>
           </w:pPr>
-          <w:hyperlink w:anchor="_Toc240976034" w:history="1">
+          <w:hyperlink w:anchor="_Toc241490974" w:history="1">
             <w:r>
               <w:rPr>
                 <w:rStyle w:val="Hyperlink"/>
@@ -2467,7 +2467,7 @@
               <w:rPr>
                 <w:noProof/>
               </w:rPr>
-              <w:instrText xml:space="preserve"> PAGEREF _Toc240976034 \h </w:instrText>
+              <w:instrText xml:space="preserve"> PAGEREF _Toc241490974 \h </w:instrText>
             </w:r>
             <w:r>
               <w:rPr>
@@ -2510,7 +2510,7 @@
               <w14:ligatures w14:val="standardContextual"/>
             </w:rPr>
           </w:pPr>
-          <w:hyperlink w:anchor="_Toc240976035" w:history="1">
+          <w:hyperlink w:anchor="_Toc241490975" w:history="1">
             <w:r>
               <w:rPr>
                 <w:rStyle w:val="Hyperlink"/>
@@ -2534,7 +2534,7 @@
               <w:rPr>
                 <w:noProof/>
               </w:rPr>
-              <w:instrText xml:space="preserve"> PAGEREF _Toc240976035 \h </w:instrText>
+              <w:instrText xml:space="preserve"> PAGEREF _Toc241490975 \h </w:instrText>
             </w:r>
             <w:r>
               <w:rPr>
@@ -2577,7 +2577,7 @@
               <w14:ligatures w14:val="standardContextual"/>
             </w:rPr>
           </w:pPr>
-          <w:hyperlink w:anchor="_Toc240976036" w:history="1">
+          <w:hyperlink w:anchor="_Toc241490976" w:history="1">
             <w:r>
               <w:rPr>
                 <w:rStyle w:val="Hyperlink"/>
@@ -2601,7 +2601,7 @@
               <w:rPr>
                 <w:noProof/>
               </w:rPr>
-              <w:instrText xml:space="preserve"> PAGEREF _Toc240976036 \h </w:instrText>
+              <w:instrText xml:space="preserve"> PAGEREF _Toc241490976 \h </w:instrText>
             </w:r>
             <w:r>
               <w:rPr>
@@ -2640,7 +2640,7 @@
         <w:pStyle w:val="Heading1"/>
         <w:pageBreakBefore/>
       </w:pPr>
-      <w:bookmarkStart w:id="0" w:name="_Toc240976006"/>
+      <w:bookmarkStart w:id="0" w:name="_Toc241490946"/>
       <w:r>
         <w:lastRenderedPageBreak/>
         <w:t>1. Your role at a glance</w:t>
@@ -2860,7 +2860,7 @@
         <w:pStyle w:val="Heading1"/>
         <w:pageBreakBefore/>
       </w:pPr>
-      <w:bookmarkStart w:id="1" w:name="_Toc240976007"/>
+      <w:bookmarkStart w:id="1" w:name="_Toc241490947"/>
       <w:r>
         <w:lastRenderedPageBreak/>
         <w:t>2. Signing in and your screens</w:t>
@@ -2871,7 +2871,7 @@
       <w:pPr>
         <w:pStyle w:val="Heading2"/>
       </w:pPr>
-      <w:bookmarkStart w:id="2" w:name="_Toc240976008"/>
+      <w:bookmarkStart w:id="2" w:name="_Toc241490948"/>
       <w:r>
         <w:t>Signing in</w:t>
       </w:r>
@@ -2954,7 +2954,7 @@
           <w:noProof/>
         </w:rPr>
         <w:drawing>
-          <wp:inline distT="0" distB="0" distL="0" distR="0" wp14:anchorId="1DFADFC9" wp14:editId="3C67DB44">
+          <wp:inline distT="0" distB="0" distL="0" distR="0" wp14:anchorId="451B56CA" wp14:editId="44DD6889">
             <wp:extent cx="5334000" cy="2333625"/>
             <wp:effectExtent l="0" t="0" r="0" b="0"/>
             <wp:docPr id="1" name="adm_login.jpg" descr="The sign-in screen for all internal staff." title="The sign-in screen for all internal staff."/>
@@ -3121,7 +3121,7 @@
       <w:pPr>
         <w:pStyle w:val="Heading2"/>
       </w:pPr>
-      <w:bookmarkStart w:id="3" w:name="_Toc240976009"/>
+      <w:bookmarkStart w:id="3" w:name="_Toc241490949"/>
       <w:r>
         <w:t>Finding your way around</w:t>
       </w:r>
@@ -3306,7 +3306,7 @@
         </w:rPr>
         <w:lastRenderedPageBreak/>
         <w:drawing>
-          <wp:inline distT="0" distB="0" distL="0" distR="0" wp14:anchorId="775390D9" wp14:editId="5BE8CA2B">
+          <wp:inline distT="0" distB="0" distL="0" distR="0" wp14:anchorId="7D0031D9" wp14:editId="0B85491F">
             <wp:extent cx="5715000" cy="1876425"/>
             <wp:effectExtent l="0" t="0" r="0" b="0"/>
             <wp:docPr id="2" name="adm_not_your_role.jpg" descr="Opening a screen outside your role (for example from an old bookmark) shows this card instead of the screen." title="Opening a screen outside your role (for example from an old bookmark) shows this card instead of the screen."/>
@@ -3375,7 +3375,7 @@
       <w:pPr>
         <w:pStyle w:val="Heading2"/>
       </w:pPr>
-      <w:bookmarkStart w:id="4" w:name="_Toc240976010"/>
+      <w:bookmarkStart w:id="4" w:name="_Toc241490950"/>
       <w:r>
         <w:t>Your screens</w:t>
       </w:r>
@@ -3650,7 +3650,7 @@
       <w:pPr>
         <w:pStyle w:val="Heading2"/>
       </w:pPr>
-      <w:bookmarkStart w:id="5" w:name="_Toc240976011"/>
+      <w:bookmarkStart w:id="5" w:name="_Toc241490951"/>
       <w:r>
         <w:t>Changing your password</w:t>
       </w:r>
@@ -3733,7 +3733,7 @@
           <w:noProof/>
         </w:rPr>
         <w:drawing>
-          <wp:inline distT="0" distB="0" distL="0" distR="0" wp14:anchorId="0CA0BED9" wp14:editId="0DC63B8A">
+          <wp:inline distT="0" distB="0" distL="0" distR="0" wp14:anchorId="1352E456" wp14:editId="6E0E61F3">
             <wp:extent cx="5334000" cy="2171700"/>
             <wp:effectExtent l="0" t="0" r="0" b="0"/>
             <wp:docPr id="3" name="adm_account.jpg" descr="Change Password screen." title="Change Password screen."/>
@@ -3821,7 +3821,7 @@
         <w:pStyle w:val="Heading1"/>
         <w:pageBreakBefore/>
       </w:pPr>
-      <w:bookmarkStart w:id="6" w:name="_Toc240976012"/>
+      <w:bookmarkStart w:id="6" w:name="_Toc241490952"/>
       <w:r>
         <w:lastRenderedPageBreak/>
         <w:t>3. Your routine</w:t>
@@ -4165,7 +4165,7 @@
         <w:pStyle w:val="Heading1"/>
         <w:pageBreakBefore/>
       </w:pPr>
-      <w:bookmarkStart w:id="7" w:name="_Toc240976013"/>
+      <w:bookmarkStart w:id="7" w:name="_Toc241490953"/>
       <w:r>
         <w:lastRenderedPageBreak/>
         <w:t>4. Step-by-step tasks</w:t>
@@ -4176,7 +4176,7 @@
       <w:pPr>
         <w:pStyle w:val="Heading2"/>
       </w:pPr>
-      <w:bookmarkStart w:id="8" w:name="_Toc240976014"/>
+      <w:bookmarkStart w:id="8" w:name="_Toc241490954"/>
       <w:r>
         <w:t>4.1 Finding your cases</w:t>
       </w:r>
@@ -4216,7 +4216,7 @@
           <w:noProof/>
         </w:rPr>
         <w:drawing>
-          <wp:inline distT="0" distB="0" distL="0" distR="0" wp14:anchorId="08E6D329" wp14:editId="1A3F7DF3">
+          <wp:inline distT="0" distB="0" distL="0" distR="0" wp14:anchorId="38D095A6" wp14:editId="3509CA36">
             <wp:extent cx="5334000" cy="3333750"/>
             <wp:effectExtent l="0" t="0" r="0" b="0"/>
             <wp:docPr id="4" name="cra_register.jpg" descr="Main-400 Register for a Contact RA." title="Main-400 Register for a Contact RA."/>
@@ -4346,7 +4346,7 @@
       <w:pPr>
         <w:pStyle w:val="Heading2"/>
       </w:pPr>
-      <w:bookmarkStart w:id="9" w:name="_Toc240976015"/>
+      <w:bookmarkStart w:id="9" w:name="_Toc241490955"/>
       <w:r>
         <w:t>4.2 Recording the respondent and their contact details</w:t>
       </w:r>
@@ -4488,7 +4488,7 @@
         </w:rPr>
         <w:lastRenderedPageBreak/>
         <w:drawing>
-          <wp:inline distT="0" distB="0" distL="0" distR="0" wp14:anchorId="10CF93A5" wp14:editId="065FD58B">
+          <wp:inline distT="0" distB="0" distL="0" distR="0" wp14:anchorId="539F4957" wp14:editId="20CD72A3">
             <wp:extent cx="5334000" cy="2114550"/>
             <wp:effectExtent l="0" t="0" r="0" b="0"/>
             <wp:docPr id="5" name="adm_case_add_person.jpg" descr="Adding a person to a case." title="Adding a person to a case."/>
@@ -4751,7 +4751,7 @@
       <w:pPr>
         <w:pStyle w:val="Heading2"/>
       </w:pPr>
-      <w:bookmarkStart w:id="10" w:name="_Toc240976016"/>
+      <w:bookmarkStart w:id="10" w:name="_Toc241490956"/>
       <w:r>
         <w:t>4.3 Sending an invitation</w:t>
       </w:r>
@@ -4864,7 +4864,7 @@
           <w:noProof/>
         </w:rPr>
         <w:drawing>
-          <wp:inline distT="0" distB="0" distL="0" distR="0" wp14:anchorId="258FFC9B" wp14:editId="1FDA883F">
+          <wp:inline distT="0" distB="0" distL="0" distR="0" wp14:anchorId="04B39D80" wp14:editId="79ADF982">
             <wp:extent cx="5334000" cy="1143000"/>
             <wp:effectExtent l="0" t="0" r="0" b="0"/>
             <wp:docPr id="6" name="cra_case_invitations_before.jpg" descr="Invitations panel before sending, with the history of earlier invitations." title="Invitations panel before sending, with the history of earlier invitations."/>
@@ -4994,7 +4994,7 @@
         </w:rPr>
         <w:lastRenderedPageBreak/>
         <w:drawing>
-          <wp:inline distT="0" distB="0" distL="0" distR="0" wp14:anchorId="1DA9ACBC" wp14:editId="11546597">
+          <wp:inline distT="0" distB="0" distL="0" distR="0" wp14:anchorId="2249F168" wp14:editId="09BEDBF5">
             <wp:extent cx="5334000" cy="2152650"/>
             <wp:effectExtent l="0" t="0" r="0" b="0"/>
             <wp:docPr id="7" name="cra_case_invitation_sent.jpg" descr="The link, manual code and ready-written messages are shown once, with a send button for each channel." title="The link, manual code and ready-written messages are shown once, with a send button for each channel."/>
@@ -5377,7 +5377,7 @@
       <w:pPr>
         <w:pStyle w:val="Heading2"/>
       </w:pPr>
-      <w:bookmarkStart w:id="11" w:name="_Toc240976017"/>
+      <w:bookmarkStart w:id="11" w:name="_Toc241490957"/>
       <w:r>
         <w:t>4.4 Logging a contact attempt</w:t>
       </w:r>
@@ -5436,7 +5436,7 @@
         </w:rPr>
         <w:lastRenderedPageBreak/>
         <w:drawing>
-          <wp:inline distT="0" distB="0" distL="0" distR="0" wp14:anchorId="6DCA1BA8" wp14:editId="7D93F902">
+          <wp:inline distT="0" distB="0" distL="0" distR="0" wp14:anchorId="7A08E9D1" wp14:editId="42FEF062">
             <wp:extent cx="5334000" cy="1343025"/>
             <wp:effectExtent l="0" t="0" r="0" b="0"/>
             <wp:docPr id="8" name="adm_case_timeline.jpg" descr="Contact timeline and the form for logging an attempt." title="Contact timeline and the form for logging an attempt."/>
@@ -5579,7 +5579,7 @@
       <w:pPr>
         <w:pStyle w:val="Heading2"/>
       </w:pPr>
-      <w:bookmarkStart w:id="12" w:name="_Toc240976018"/>
+      <w:bookmarkStart w:id="12" w:name="_Toc241490958"/>
       <w:r>
         <w:t>4.5 Sending follow-up reminders</w:t>
       </w:r>
@@ -5647,7 +5647,7 @@
           <w:noProof/>
         </w:rPr>
         <w:drawing>
-          <wp:inline distT="0" distB="0" distL="0" distR="0" wp14:anchorId="30C4C108" wp14:editId="072E1AC3">
+          <wp:inline distT="0" distB="0" distL="0" distR="0" wp14:anchorId="4958CA60" wp14:editId="6E58987E">
             <wp:extent cx="5334000" cy="3333750"/>
             <wp:effectExtent l="0" t="0" r="0" b="0"/>
             <wp:docPr id="9" name="cra_follow_ups.jpg" descr="Follow-ups due. Contact RAs see only their own cases." title="Follow-ups due. Contact RAs see only their own cases."/>
@@ -5874,7 +5874,7 @@
       <w:pPr>
         <w:pStyle w:val="Heading2"/>
       </w:pPr>
-      <w:bookmarkStart w:id="13" w:name="_Toc240976019"/>
+      <w:bookmarkStart w:id="13" w:name="_Toc241490959"/>
       <w:r>
         <w:t>4.6 Managing appointments</w:t>
       </w:r>
@@ -5914,7 +5914,7 @@
           <w:noProof/>
         </w:rPr>
         <w:drawing>
-          <wp:inline distT="0" distB="0" distL="0" distR="0" wp14:anchorId="0EC56FED" wp14:editId="47639CB5">
+          <wp:inline distT="0" distB="0" distL="0" distR="0" wp14:anchorId="57DF0EE3" wp14:editId="234AF0B6">
             <wp:extent cx="5334000" cy="2667000"/>
             <wp:effectExtent l="0" t="0" r="0" b="0"/>
             <wp:docPr id="10" name="cra_appointments.jpg" descr="Appointment Queue." title="Appointment Queue."/>
@@ -6097,7 +6097,7 @@
       <w:pPr>
         <w:pStyle w:val="Heading2"/>
       </w:pPr>
-      <w:bookmarkStart w:id="14" w:name="_Toc240976020"/>
+      <w:bookmarkStart w:id="14" w:name="_Toc241490960"/>
       <w:r>
         <w:t>4.7 Phone, WhatsApp-call or face-to-face administration</w:t>
       </w:r>
@@ -6825,7 +6825,7 @@
       <w:pPr>
         <w:pStyle w:val="Heading2"/>
       </w:pPr>
-      <w:bookmarkStart w:id="15" w:name="_Toc240976021"/>
+      <w:bookmarkStart w:id="15" w:name="_Toc241490961"/>
       <w:r>
         <w:t>4.8 Verifying a profile with the respondent, and reconciling it afterwards</w:t>
       </w:r>
@@ -6914,7 +6914,7 @@
         </w:rPr>
         <w:lastRenderedPageBreak/>
         <w:drawing>
-          <wp:inline distT="0" distB="0" distL="0" distR="0" wp14:anchorId="537F9BC7" wp14:editId="6187FAD5">
+          <wp:inline distT="0" distB="0" distL="0" distR="0" wp14:anchorId="0D012C38" wp14:editId="010A195E">
             <wp:extent cx="4752975" cy="4953000"/>
             <wp:effectExtent l="0" t="0" r="0" b="0"/>
             <wp:docPr id="11" name="proit_interview_sheet.jpg" descr="The interview sheet: confirm what is public, ask what is not." title="The interview sheet: confirm what is public, ask what is not."/>
@@ -7179,7 +7179,7 @@
         </w:rPr>
         <w:lastRenderedPageBreak/>
         <w:drawing>
-          <wp:inline distT="0" distB="0" distL="0" distR="0" wp14:anchorId="38AE998B" wp14:editId="1D452D02">
+          <wp:inline distT="0" distB="0" distL="0" distR="0" wp14:anchorId="7B7BE763" wp14:editId="5B68C2AA">
             <wp:extent cx="5334000" cy="1152525"/>
             <wp:effectExtent l="0" t="0" r="0" b="0"/>
             <wp:docPr id="12" name="proit_reconcile.jpg" descr="Reconciling a corrected fact: the three values stay separate." title="Reconciling a corrected fact: the three values stay separate."/>
@@ -7417,7 +7417,7 @@
       <w:pPr>
         <w:pStyle w:val="Heading2"/>
       </w:pPr>
-      <w:bookmarkStart w:id="16" w:name="_Toc240976022"/>
+      <w:bookmarkStart w:id="16" w:name="_Toc241490962"/>
       <w:r>
         <w:t>4.9 When the person is not the right respondent</w:t>
       </w:r>
@@ -7501,7 +7501,7 @@
       <w:pPr>
         <w:pStyle w:val="Heading2"/>
       </w:pPr>
-      <w:bookmarkStart w:id="17" w:name="_Toc240976023"/>
+      <w:bookmarkStart w:id="17" w:name="_Toc241490963"/>
       <w:r>
         <w:t>4.10 When someone refuses or asks to withdraw</w:t>
       </w:r>
@@ -7578,7 +7578,7 @@
       <w:pPr>
         <w:pStyle w:val="Heading2"/>
       </w:pPr>
-      <w:bookmarkStart w:id="18" w:name="_Toc240976024"/>
+      <w:bookmarkStart w:id="18" w:name="_Toc241490964"/>
       <w:r>
         <w:t>4.11 What to say to a respondent</w:t>
       </w:r>
@@ -7660,7 +7660,7 @@
         <w:pStyle w:val="Heading1"/>
         <w:pageBreakBefore/>
       </w:pPr>
-      <w:bookmarkStart w:id="19" w:name="_Toc240976025"/>
+      <w:bookmarkStart w:id="19" w:name="_Toc241490965"/>
       <w:r>
         <w:lastRenderedPageBreak/>
         <w:t>5. Rules you must follow</w:t>
@@ -7824,7 +7824,7 @@
         <w:pStyle w:val="Heading1"/>
         <w:pageBreakBefore/>
       </w:pPr>
-      <w:bookmarkStart w:id="20" w:name="_Toc240976026"/>
+      <w:bookmarkStart w:id="20" w:name="_Toc241490966"/>
       <w:r>
         <w:lastRenderedPageBreak/>
         <w:t>6. Troubleshooting</w:t>
@@ -9014,7 +9014,7 @@
         <w:pStyle w:val="Heading1"/>
         <w:pageBreakBefore/>
       </w:pPr>
-      <w:bookmarkStart w:id="21" w:name="_Toc240976027"/>
+      <w:bookmarkStart w:id="21" w:name="_Toc241490967"/>
       <w:r>
         <w:lastRenderedPageBreak/>
         <w:t>7. Quick reference</w:t>
@@ -9413,7 +9413,7 @@
         <w:pStyle w:val="Heading1"/>
         <w:pageBreakBefore/>
       </w:pPr>
-      <w:bookmarkStart w:id="22" w:name="_Toc240976028"/>
+      <w:bookmarkStart w:id="22" w:name="_Toc241490968"/>
       <w:r>
         <w:lastRenderedPageBreak/>
         <w:t>8. Every screen and button for your role</w:t>
@@ -9527,7 +9527,7 @@
       <w:pPr>
         <w:pStyle w:val="Heading2"/>
       </w:pPr>
-      <w:bookmarkStart w:id="23" w:name="_Toc240976029"/>
+      <w:bookmarkStart w:id="23" w:name="_Toc241490969"/>
       <w:r>
         <w:t>8.1 Sign in</w:t>
       </w:r>
@@ -10040,7 +10040,7 @@
       <w:pPr>
         <w:pStyle w:val="Heading2"/>
       </w:pPr>
-      <w:bookmarkStart w:id="24" w:name="_Toc240976030"/>
+      <w:bookmarkStart w:id="24" w:name="_Toc241490970"/>
       <w:r>
         <w:t>8.2 The header and menu bar (every screen)</w:t>
       </w:r>
@@ -10764,7 +10764,7 @@
       <w:pPr>
         <w:pStyle w:val="Heading2"/>
       </w:pPr>
-      <w:bookmarkStart w:id="25" w:name="_Toc240976031"/>
+      <w:bookmarkStart w:id="25" w:name="_Toc241490971"/>
       <w:r>
         <w:t>8.3 Change Password</w:t>
       </w:r>
@@ -11384,7 +11384,7 @@
       <w:pPr>
         <w:pStyle w:val="Heading2"/>
       </w:pPr>
-      <w:bookmarkStart w:id="26" w:name="_Toc240976032"/>
+      <w:bookmarkStart w:id="26" w:name="_Toc241490972"/>
       <w:r>
         <w:t>8.4 Main-400 Register (and Reserve)</w:t>
       </w:r>
@@ -12005,7 +12005,7 @@
       <w:pPr>
         <w:pStyle w:val="Heading2"/>
       </w:pPr>
-      <w:bookmarkStart w:id="27" w:name="_Toc240976033"/>
+      <w:bookmarkStart w:id="27" w:name="_Toc241490973"/>
       <w:r>
         <w:t>8.5 Case page</w:t>
       </w:r>
@@ -13359,7 +13359,7 @@
       <w:pPr>
         <w:pStyle w:val="Heading2"/>
       </w:pPr>
-      <w:bookmarkStart w:id="28" w:name="_Toc240976034"/>
+      <w:bookmarkStart w:id="28" w:name="_Toc241490974"/>
       <w:r>
         <w:t>8.6 Interview sheet (verifying a locked profile)</w:t>
       </w:r>
@@ -14400,7 +14400,7 @@
       <w:pPr>
         <w:pStyle w:val="Heading2"/>
       </w:pPr>
-      <w:bookmarkStart w:id="29" w:name="_Toc240976035"/>
+      <w:bookmarkStart w:id="29" w:name="_Toc241490975"/>
       <w:r>
         <w:t>8.7 Appointment Queue</w:t>
       </w:r>
@@ -15020,7 +15020,7 @@
       <w:pPr>
         <w:pStyle w:val="Heading2"/>
       </w:pPr>
-      <w:bookmarkStart w:id="30" w:name="_Toc240976036"/>
+      <w:bookmarkStart w:id="30" w:name="_Toc241490976"/>
       <w:r>
         <w:lastRenderedPageBreak/>
         <w:t>8.8 Follow-ups due</w:t>
@@ -15578,7 +15578,7 @@
         <w:sz w:val="16"/>
         <w:szCs w:val="16"/>
       </w:rPr>
-      <w:t>Version 1.10 · 22 September 2026</w:t>
+      <w:t>Version 1.11 · 28 September 2026</w:t>
     </w:r>
     <w:r>
       <w:rPr>
@@ -15751,10 +15751,10 @@
 <file path=word/numbering.xml><?xml version="1.0" encoding="utf-8"?>
 <w:numbering xmlns:wpc="http://schemas.microsoft.com/office/word/2010/wordprocessingCanvas" xmlns:cx="http://schemas.microsoft.com/office/drawing/2014/chartex" xmlns:cx1="http://schemas.microsoft.com/office/drawing/2015/9/8/chartex" xmlns:cx2="http://schemas.microsoft.com/office/drawing/2015/10/21/chartex" xmlns:cx3="http://schemas.microsoft.com/office/drawing/2016/5/9/chartex" xmlns:cx4="http://schemas.microsoft.com/office/drawing/2016/5/10/chartex" xmlns:cx5="http://schemas.microsoft.com/office/drawing/2016/5/11/chartex" xmlns:cx6="http://schemas.microsoft.com/office/drawing/2016/5/12/chartex" xmlns:cx7="http://schemas.microsoft.com/office/drawing/2016/5/13/chartex" xmlns:cx8="http://schemas.microsoft.com/office/drawing/2016/5/14/chartex" xmlns:mc="http://schemas.openxmlformats.org/markup-compatibility/2006" xmlns:aink="http://schemas.microsoft.com/office/drawing/2016/ink" xmlns:am3d="http://schemas.microsoft.com/office/drawing/2017/model3d" xmlns:o="urn:schemas-microsoft-com:office:office" xmlns:oel="http://schemas.microsoft.com/office/2019/extlst" xmlns:r="http://schemas.openxmlformats.org/officeDocument/2006/relationships" xmlns:m="http://schemas.openxmlformats.org/officeDocument/2006/math" xmlns:v="urn:schemas-microsoft-com:vml" xmlns:wp14="http://schemas.microsoft.com/office/word/2010/wordprocessingDrawing" xmlns:wp="http://schemas.openxmlformats.org/drawingml/2006/wordprocessingDrawing" xmlns:w10="urn:schemas-microsoft-com:office:word" xmlns:w="http://schemas.openxmlformats.org/wordprocessingml/2006/main" xmlns:w14="http://schemas.microsoft.com/office/word/2010/wordml" xmlns:w15="http://schemas.microsoft.com/office/word/2012/wordml" xmlns:w16cex="http://schemas.microsoft.com/office/word/2018/wordml/cex" xmlns:w16cid="http://schemas.microsoft.com/office/word/2016/wordml/cid" xmlns:w16="http://schemas.microsoft.com/office/word/2018/wordml" xmlns:w16sdtdh="http://schemas.microsoft.com/office/word/2020/wordml/sdtdatahash" xmlns:w16se="http://schemas.microsoft.com/office/word/2015/wordml/symex" xmlns:wpg="http://schemas.microsoft.com/office/word/2010/wordprocessingGroup" xmlns:wpi="http://schemas.microsoft.com/office/word/2010/wordprocessingInk" xmlns:wne="http://schemas.microsoft.com/office/word/2006/wordml" xmlns:wps="http://schemas.microsoft.com/office/word/2010/wordprocessingShape" mc:Ignorable="w14 w15 w16se w16cid w16 w16cex w16sdtdh wp14">
   <w:abstractNum w:abstractNumId="0" w15:restartNumberingAfterBreak="0">
-    <w:nsid w:val="04346502"/>
+    <w:nsid w:val="15A16ACE"/>
     <w:multiLevelType w:val="hybridMultilevel"/>
-    <w:tmpl w:val="9962DD14"/>
-    <w:lvl w:ilvl="0" w:tplc="E1DE8F50">
+    <w:tmpl w:val="76C4B060"/>
+    <w:lvl w:ilvl="0" w:tplc="0A468378">
       <w:start w:val="1"/>
       <w:numFmt w:val="decimal"/>
       <w:lvlText w:val="%1."/>
@@ -15768,196 +15768,228 @@
         <w:color w:val="A67C27"/>
       </w:rPr>
     </w:lvl>
-    <w:lvl w:ilvl="1" w:tplc="98A454B6">
+    <w:lvl w:ilvl="1" w:tplc="14069EDC">
       <w:numFmt w:val="decimal"/>
       <w:lvlText w:val=""/>
       <w:lvlJc w:val="left"/>
     </w:lvl>
-    <w:lvl w:ilvl="2" w:tplc="5F023D9E">
+    <w:lvl w:ilvl="2" w:tplc="09A66E26">
       <w:numFmt w:val="decimal"/>
       <w:lvlText w:val=""/>
       <w:lvlJc w:val="left"/>
     </w:lvl>
-    <w:lvl w:ilvl="3" w:tplc="6164CEFA">
+    <w:lvl w:ilvl="3" w:tplc="15F6FC80">
       <w:numFmt w:val="decimal"/>
       <w:lvlText w:val=""/>
       <w:lvlJc w:val="left"/>
     </w:lvl>
-    <w:lvl w:ilvl="4" w:tplc="0CE28070">
+    <w:lvl w:ilvl="4" w:tplc="7E9A48F0">
       <w:numFmt w:val="decimal"/>
       <w:lvlText w:val=""/>
       <w:lvlJc w:val="left"/>
     </w:lvl>
-    <w:lvl w:ilvl="5" w:tplc="B05E9C78">
+    <w:lvl w:ilvl="5" w:tplc="B68A6062">
       <w:numFmt w:val="decimal"/>
       <w:lvlText w:val=""/>
       <w:lvlJc w:val="left"/>
     </w:lvl>
-    <w:lvl w:ilvl="6" w:tplc="19B0FA0C">
+    <w:lvl w:ilvl="6" w:tplc="E6B415C8">
       <w:numFmt w:val="decimal"/>
       <w:lvlText w:val=""/>
       <w:lvlJc w:val="left"/>
     </w:lvl>
-    <w:lvl w:ilvl="7" w:tplc="2E06F74A">
+    <w:lvl w:ilvl="7" w:tplc="149C0820">
       <w:numFmt w:val="decimal"/>
       <w:lvlText w:val=""/>
       <w:lvlJc w:val="left"/>
     </w:lvl>
-    <w:lvl w:ilvl="8" w:tplc="526C4DE8">
+    <w:lvl w:ilvl="8" w:tplc="2E748AC4">
       <w:numFmt w:val="decimal"/>
       <w:lvlText w:val=""/>
       <w:lvlJc w:val="left"/>
     </w:lvl>
   </w:abstractNum>
   <w:abstractNum w:abstractNumId="1" w15:restartNumberingAfterBreak="0">
-    <w:nsid w:val="09843028"/>
+    <w:nsid w:val="17857C82"/>
     <w:multiLevelType w:val="hybridMultilevel"/>
-    <w:tmpl w:val="331C1E9A"/>
-    <w:lvl w:ilvl="0" w:tplc="792E372C">
+    <w:tmpl w:val="BCD017A6"/>
+    <w:lvl w:ilvl="0" w:tplc="8348EC46">
       <w:start w:val="1"/>
-      <w:numFmt w:val="bullet"/>
-      <w:lvlText w:val="●"/>
+      <w:numFmt w:val="decimal"/>
+      <w:lvlText w:val="%1."/>
       <w:lvlJc w:val="left"/>
       <w:pPr>
-        <w:ind w:left="720" w:hanging="360"/>
-      </w:pPr>
+        <w:ind w:left="460" w:hanging="360"/>
+      </w:pPr>
+      <w:rPr>
+        <w:b/>
+        <w:bCs/>
+        <w:color w:val="A67C27"/>
+      </w:rPr>
     </w:lvl>
-    <w:lvl w:ilvl="1" w:tplc="EA78B3FE">
-      <w:start w:val="1"/>
-      <w:numFmt w:val="bullet"/>
-      <w:lvlText w:val="○"/>
-      <w:lvlJc w:val="left"/>
-      <w:pPr>
-        <w:ind w:left="1440" w:hanging="360"/>
-      </w:pPr>
-    </w:lvl>
-    <w:lvl w:ilvl="2" w:tplc="9DD434B8">
-      <w:start w:val="1"/>
-      <w:numFmt w:val="bullet"/>
-      <w:lvlText w:val="■"/>
-      <w:lvlJc w:val="left"/>
-      <w:pPr>
-        <w:ind w:left="2160" w:hanging="360"/>
-      </w:pPr>
-    </w:lvl>
-    <w:lvl w:ilvl="3" w:tplc="BDCCDFD2">
-      <w:start w:val="1"/>
-      <w:numFmt w:val="bullet"/>
-      <w:lvlText w:val="●"/>
-      <w:lvlJc w:val="left"/>
-      <w:pPr>
-        <w:ind w:left="2880" w:hanging="360"/>
-      </w:pPr>
-    </w:lvl>
-    <w:lvl w:ilvl="4" w:tplc="F6A26428">
-      <w:start w:val="1"/>
-      <w:numFmt w:val="bullet"/>
-      <w:lvlText w:val="○"/>
-      <w:lvlJc w:val="left"/>
-      <w:pPr>
-        <w:ind w:left="3600" w:hanging="360"/>
-      </w:pPr>
-    </w:lvl>
-    <w:lvl w:ilvl="5" w:tplc="B14E6E62">
-      <w:start w:val="1"/>
-      <w:numFmt w:val="bullet"/>
-      <w:lvlText w:val="■"/>
-      <w:lvlJc w:val="left"/>
-      <w:pPr>
-        <w:ind w:left="4320" w:hanging="360"/>
-      </w:pPr>
-    </w:lvl>
-    <w:lvl w:ilvl="6" w:tplc="3BFEFD42">
-      <w:start w:val="1"/>
-      <w:numFmt w:val="bullet"/>
-      <w:lvlText w:val="●"/>
-      <w:lvlJc w:val="left"/>
-      <w:pPr>
-        <w:ind w:left="5040" w:hanging="360"/>
-      </w:pPr>
-    </w:lvl>
-    <w:lvl w:ilvl="7" w:tplc="6AE8DDC0">
-      <w:start w:val="1"/>
-      <w:numFmt w:val="bullet"/>
-      <w:lvlText w:val="●"/>
-      <w:lvlJc w:val="left"/>
-      <w:pPr>
-        <w:ind w:left="5760" w:hanging="360"/>
-      </w:pPr>
-    </w:lvl>
-    <w:lvl w:ilvl="8" w:tplc="8D580AA8">
-      <w:start w:val="1"/>
-      <w:numFmt w:val="bullet"/>
-      <w:lvlText w:val="●"/>
-      <w:lvlJc w:val="left"/>
-      <w:pPr>
-        <w:ind w:left="6480" w:hanging="360"/>
-      </w:pPr>
-    </w:lvl>
-  </w:abstractNum>
-  <w:abstractNum w:abstractNumId="2" w15:restartNumberingAfterBreak="0">
-    <w:nsid w:val="120629D5"/>
-    <w:multiLevelType w:val="hybridMultilevel"/>
-    <w:tmpl w:val="2EE0B210"/>
-    <w:lvl w:ilvl="0" w:tplc="B8566D30">
-      <w:start w:val="1"/>
-      <w:numFmt w:val="bullet"/>
-      <w:lvlText w:val="•"/>
-      <w:lvlJc w:val="left"/>
-      <w:pPr>
-        <w:ind w:left="460" w:hanging="280"/>
-      </w:pPr>
-    </w:lvl>
-    <w:lvl w:ilvl="1" w:tplc="3BF47300">
-      <w:start w:val="1"/>
-      <w:numFmt w:val="bullet"/>
-      <w:lvlText w:val="–"/>
-      <w:lvlJc w:val="left"/>
-      <w:pPr>
-        <w:ind w:left="900" w:hanging="280"/>
-      </w:pPr>
-    </w:lvl>
-    <w:lvl w:ilvl="2" w:tplc="30268C78">
+    <w:lvl w:ilvl="1" w:tplc="BC186FEE">
       <w:numFmt w:val="decimal"/>
       <w:lvlText w:val=""/>
       <w:lvlJc w:val="left"/>
     </w:lvl>
-    <w:lvl w:ilvl="3" w:tplc="661226D8">
+    <w:lvl w:ilvl="2" w:tplc="85A0BC96">
       <w:numFmt w:val="decimal"/>
       <w:lvlText w:val=""/>
       <w:lvlJc w:val="left"/>
     </w:lvl>
-    <w:lvl w:ilvl="4" w:tplc="717C2F50">
+    <w:lvl w:ilvl="3" w:tplc="4CF81E22">
       <w:numFmt w:val="decimal"/>
       <w:lvlText w:val=""/>
       <w:lvlJc w:val="left"/>
     </w:lvl>
-    <w:lvl w:ilvl="5" w:tplc="7458BB7E">
+    <w:lvl w:ilvl="4" w:tplc="429CE2E8">
       <w:numFmt w:val="decimal"/>
       <w:lvlText w:val=""/>
       <w:lvlJc w:val="left"/>
     </w:lvl>
-    <w:lvl w:ilvl="6" w:tplc="41C69D10">
+    <w:lvl w:ilvl="5" w:tplc="7EC26184">
       <w:numFmt w:val="decimal"/>
       <w:lvlText w:val=""/>
       <w:lvlJc w:val="left"/>
     </w:lvl>
-    <w:lvl w:ilvl="7" w:tplc="F432D342">
+    <w:lvl w:ilvl="6" w:tplc="5F1ACF4E">
       <w:numFmt w:val="decimal"/>
       <w:lvlText w:val=""/>
       <w:lvlJc w:val="left"/>
     </w:lvl>
-    <w:lvl w:ilvl="8" w:tplc="3990BD6E">
+    <w:lvl w:ilvl="7" w:tplc="84BA5758">
+      <w:numFmt w:val="decimal"/>
+      <w:lvlText w:val=""/>
+      <w:lvlJc w:val="left"/>
+    </w:lvl>
+    <w:lvl w:ilvl="8" w:tplc="590CBA4A">
+      <w:numFmt w:val="decimal"/>
+      <w:lvlText w:val=""/>
+      <w:lvlJc w:val="left"/>
+    </w:lvl>
+  </w:abstractNum>
+  <w:abstractNum w:abstractNumId="2" w15:restartNumberingAfterBreak="0">
+    <w:nsid w:val="25C072A4"/>
+    <w:multiLevelType w:val="hybridMultilevel"/>
+    <w:tmpl w:val="7890B434"/>
+    <w:lvl w:ilvl="0" w:tplc="9DB47CEE">
+      <w:start w:val="1"/>
+      <w:numFmt w:val="decimal"/>
+      <w:lvlText w:val="%1."/>
+      <w:lvlJc w:val="left"/>
+      <w:pPr>
+        <w:ind w:left="460" w:hanging="360"/>
+      </w:pPr>
+      <w:rPr>
+        <w:b/>
+        <w:bCs/>
+        <w:color w:val="A67C27"/>
+      </w:rPr>
+    </w:lvl>
+    <w:lvl w:ilvl="1" w:tplc="2222CA1C">
+      <w:numFmt w:val="decimal"/>
+      <w:lvlText w:val=""/>
+      <w:lvlJc w:val="left"/>
+    </w:lvl>
+    <w:lvl w:ilvl="2" w:tplc="1D302328">
+      <w:numFmt w:val="decimal"/>
+      <w:lvlText w:val=""/>
+      <w:lvlJc w:val="left"/>
+    </w:lvl>
+    <w:lvl w:ilvl="3" w:tplc="1A7EDD1C">
+      <w:numFmt w:val="decimal"/>
+      <w:lvlText w:val=""/>
+      <w:lvlJc w:val="left"/>
+    </w:lvl>
+    <w:lvl w:ilvl="4" w:tplc="05504E70">
+      <w:numFmt w:val="decimal"/>
+      <w:lvlText w:val=""/>
+      <w:lvlJc w:val="left"/>
+    </w:lvl>
+    <w:lvl w:ilvl="5" w:tplc="A44210DC">
+      <w:numFmt w:val="decimal"/>
+      <w:lvlText w:val=""/>
+      <w:lvlJc w:val="left"/>
+    </w:lvl>
+    <w:lvl w:ilvl="6" w:tplc="39F4ADFA">
+      <w:numFmt w:val="decimal"/>
+      <w:lvlText w:val=""/>
+      <w:lvlJc w:val="left"/>
+    </w:lvl>
+    <w:lvl w:ilvl="7" w:tplc="EF38F154">
+      <w:numFmt w:val="decimal"/>
+      <w:lvlText w:val=""/>
+      <w:lvlJc w:val="left"/>
+    </w:lvl>
+    <w:lvl w:ilvl="8" w:tplc="C76862EA">
       <w:numFmt w:val="decimal"/>
       <w:lvlText w:val=""/>
       <w:lvlJc w:val="left"/>
     </w:lvl>
   </w:abstractNum>
   <w:abstractNum w:abstractNumId="3" w15:restartNumberingAfterBreak="0">
-    <w:nsid w:val="306006CE"/>
+    <w:nsid w:val="267B6FC2"/>
     <w:multiLevelType w:val="hybridMultilevel"/>
-    <w:tmpl w:val="99EC5EF8"/>
-    <w:lvl w:ilvl="0" w:tplc="BDB2F0DA">
+    <w:tmpl w:val="8AAC89AA"/>
+    <w:lvl w:ilvl="0" w:tplc="CEBA665E">
+      <w:start w:val="1"/>
+      <w:numFmt w:val="bullet"/>
+      <w:lvlText w:val="•"/>
+      <w:lvlJc w:val="left"/>
+      <w:pPr>
+        <w:ind w:left="460" w:hanging="280"/>
+      </w:pPr>
+    </w:lvl>
+    <w:lvl w:ilvl="1" w:tplc="9BBCE1FA">
+      <w:start w:val="1"/>
+      <w:numFmt w:val="bullet"/>
+      <w:lvlText w:val="–"/>
+      <w:lvlJc w:val="left"/>
+      <w:pPr>
+        <w:ind w:left="900" w:hanging="280"/>
+      </w:pPr>
+    </w:lvl>
+    <w:lvl w:ilvl="2" w:tplc="BE7AF554">
+      <w:numFmt w:val="decimal"/>
+      <w:lvlText w:val=""/>
+      <w:lvlJc w:val="left"/>
+    </w:lvl>
+    <w:lvl w:ilvl="3" w:tplc="2D9AE5BA">
+      <w:numFmt w:val="decimal"/>
+      <w:lvlText w:val=""/>
+      <w:lvlJc w:val="left"/>
+    </w:lvl>
+    <w:lvl w:ilvl="4" w:tplc="C602DA90">
+      <w:numFmt w:val="decimal"/>
+      <w:lvlText w:val=""/>
+      <w:lvlJc w:val="left"/>
+    </w:lvl>
+    <w:lvl w:ilvl="5" w:tplc="3E8E50BC">
+      <w:numFmt w:val="decimal"/>
+      <w:lvlText w:val=""/>
+      <w:lvlJc w:val="left"/>
+    </w:lvl>
+    <w:lvl w:ilvl="6" w:tplc="AA4E225E">
+      <w:numFmt w:val="decimal"/>
+      <w:lvlText w:val=""/>
+      <w:lvlJc w:val="left"/>
+    </w:lvl>
+    <w:lvl w:ilvl="7" w:tplc="BB263964">
+      <w:numFmt w:val="decimal"/>
+      <w:lvlText w:val=""/>
+      <w:lvlJc w:val="left"/>
+    </w:lvl>
+    <w:lvl w:ilvl="8" w:tplc="1FCEA0A2">
+      <w:numFmt w:val="decimal"/>
+      <w:lvlText w:val=""/>
+      <w:lvlJc w:val="left"/>
+    </w:lvl>
+  </w:abstractNum>
+  <w:abstractNum w:abstractNumId="4" w15:restartNumberingAfterBreak="0">
+    <w:nsid w:val="2728736B"/>
+    <w:multiLevelType w:val="hybridMultilevel"/>
+    <w:tmpl w:val="300467DE"/>
+    <w:lvl w:ilvl="0" w:tplc="33DE4C24">
       <w:start w:val="1"/>
       <w:numFmt w:val="decimal"/>
       <w:lvlText w:val="%1."/>
@@ -15971,52 +16003,138 @@
         <w:color w:val="A67C27"/>
       </w:rPr>
     </w:lvl>
-    <w:lvl w:ilvl="1" w:tplc="7A4056DA">
+    <w:lvl w:ilvl="1" w:tplc="643A6EBA">
       <w:numFmt w:val="decimal"/>
       <w:lvlText w:val=""/>
       <w:lvlJc w:val="left"/>
     </w:lvl>
-    <w:lvl w:ilvl="2" w:tplc="4CD4D9B0">
+    <w:lvl w:ilvl="2" w:tplc="578C0A52">
       <w:numFmt w:val="decimal"/>
       <w:lvlText w:val=""/>
       <w:lvlJc w:val="left"/>
     </w:lvl>
-    <w:lvl w:ilvl="3" w:tplc="D5A251B4">
+    <w:lvl w:ilvl="3" w:tplc="590222E2">
       <w:numFmt w:val="decimal"/>
       <w:lvlText w:val=""/>
       <w:lvlJc w:val="left"/>
     </w:lvl>
-    <w:lvl w:ilvl="4" w:tplc="CEB21000">
+    <w:lvl w:ilvl="4" w:tplc="79E6EC82">
       <w:numFmt w:val="decimal"/>
       <w:lvlText w:val=""/>
       <w:lvlJc w:val="left"/>
     </w:lvl>
-    <w:lvl w:ilvl="5" w:tplc="4B7E8D94">
+    <w:lvl w:ilvl="5" w:tplc="BAEC7520">
       <w:numFmt w:val="decimal"/>
       <w:lvlText w:val=""/>
       <w:lvlJc w:val="left"/>
     </w:lvl>
-    <w:lvl w:ilvl="6" w:tplc="03CE65B4">
+    <w:lvl w:ilvl="6" w:tplc="C568CEE6">
       <w:numFmt w:val="decimal"/>
       <w:lvlText w:val=""/>
       <w:lvlJc w:val="left"/>
     </w:lvl>
-    <w:lvl w:ilvl="7" w:tplc="0E74BD2A">
+    <w:lvl w:ilvl="7" w:tplc="0DF8455E">
       <w:numFmt w:val="decimal"/>
       <w:lvlText w:val=""/>
       <w:lvlJc w:val="left"/>
     </w:lvl>
-    <w:lvl w:ilvl="8" w:tplc="7DB63896">
+    <w:lvl w:ilvl="8" w:tplc="818A0F68">
       <w:numFmt w:val="decimal"/>
       <w:lvlText w:val=""/>
       <w:lvlJc w:val="left"/>
     </w:lvl>
   </w:abstractNum>
-  <w:abstractNum w:abstractNumId="4" w15:restartNumberingAfterBreak="0">
-    <w:nsid w:val="3DDF57C8"/>
+  <w:abstractNum w:abstractNumId="5" w15:restartNumberingAfterBreak="0">
+    <w:nsid w:val="35937696"/>
     <w:multiLevelType w:val="hybridMultilevel"/>
-    <w:tmpl w:val="9D1CB6AE"/>
-    <w:lvl w:ilvl="0" w:tplc="BE82103C">
+    <w:tmpl w:val="541664E4"/>
+    <w:lvl w:ilvl="0" w:tplc="03202270">
+      <w:start w:val="1"/>
+      <w:numFmt w:val="bullet"/>
+      <w:lvlText w:val="●"/>
+      <w:lvlJc w:val="left"/>
+      <w:pPr>
+        <w:ind w:left="720" w:hanging="360"/>
+      </w:pPr>
+    </w:lvl>
+    <w:lvl w:ilvl="1" w:tplc="A7FA8B44">
+      <w:start w:val="1"/>
+      <w:numFmt w:val="bullet"/>
+      <w:lvlText w:val="○"/>
+      <w:lvlJc w:val="left"/>
+      <w:pPr>
+        <w:ind w:left="1440" w:hanging="360"/>
+      </w:pPr>
+    </w:lvl>
+    <w:lvl w:ilvl="2" w:tplc="1AAEE144">
+      <w:start w:val="1"/>
+      <w:numFmt w:val="bullet"/>
+      <w:lvlText w:val="■"/>
+      <w:lvlJc w:val="left"/>
+      <w:pPr>
+        <w:ind w:left="2160" w:hanging="360"/>
+      </w:pPr>
+    </w:lvl>
+    <w:lvl w:ilvl="3" w:tplc="8B326544">
+      <w:start w:val="1"/>
+      <w:numFmt w:val="bullet"/>
+      <w:lvlText w:val="●"/>
+      <w:lvlJc w:val="left"/>
+      <w:pPr>
+        <w:ind w:left="2880" w:hanging="360"/>
+      </w:pPr>
+    </w:lvl>
+    <w:lvl w:ilvl="4" w:tplc="4150E7DE">
+      <w:start w:val="1"/>
+      <w:numFmt w:val="bullet"/>
+      <w:lvlText w:val="○"/>
+      <w:lvlJc w:val="left"/>
+      <w:pPr>
+        <w:ind w:left="3600" w:hanging="360"/>
+      </w:pPr>
+    </w:lvl>
+    <w:lvl w:ilvl="5" w:tplc="D82A4F38">
+      <w:start w:val="1"/>
+      <w:numFmt w:val="bullet"/>
+      <w:lvlText w:val="■"/>
+      <w:lvlJc w:val="left"/>
+      <w:pPr>
+        <w:ind w:left="4320" w:hanging="360"/>
+      </w:pPr>
+    </w:lvl>
+    <w:lvl w:ilvl="6" w:tplc="8F08A4D2">
+      <w:start w:val="1"/>
+      <w:numFmt w:val="bullet"/>
+      <w:lvlText w:val="●"/>
+      <w:lvlJc w:val="left"/>
+      <w:pPr>
+        <w:ind w:left="5040" w:hanging="360"/>
+      </w:pPr>
+    </w:lvl>
+    <w:lvl w:ilvl="7" w:tplc="A1D60352">
+      <w:start w:val="1"/>
+      <w:numFmt w:val="bullet"/>
+      <w:lvlText w:val="●"/>
+      <w:lvlJc w:val="left"/>
+      <w:pPr>
+        <w:ind w:left="5760" w:hanging="360"/>
+      </w:pPr>
+    </w:lvl>
+    <w:lvl w:ilvl="8" w:tplc="BB24F4A4">
+      <w:start w:val="1"/>
+      <w:numFmt w:val="bullet"/>
+      <w:lvlText w:val="●"/>
+      <w:lvlJc w:val="left"/>
+      <w:pPr>
+        <w:ind w:left="6480" w:hanging="360"/>
+      </w:pPr>
+    </w:lvl>
+  </w:abstractNum>
+  <w:abstractNum w:abstractNumId="6" w15:restartNumberingAfterBreak="0">
+    <w:nsid w:val="36A52608"/>
+    <w:multiLevelType w:val="hybridMultilevel"/>
+    <w:tmpl w:val="8BD25CFE"/>
+    <w:lvl w:ilvl="0" w:tplc="EA2AEC54">
       <w:start w:val="1"/>
       <w:numFmt w:val="decimal"/>
       <w:lvlText w:val="%1."/>
@@ -16030,52 +16148,52 @@
         <w:color w:val="A67C27"/>
       </w:rPr>
     </w:lvl>
-    <w:lvl w:ilvl="1" w:tplc="361405CC">
+    <w:lvl w:ilvl="1" w:tplc="D8B2D4A2">
       <w:numFmt w:val="decimal"/>
       <w:lvlText w:val=""/>
       <w:lvlJc w:val="left"/>
     </w:lvl>
-    <w:lvl w:ilvl="2" w:tplc="9BEE7C6C">
+    <w:lvl w:ilvl="2" w:tplc="DAAECB60">
       <w:numFmt w:val="decimal"/>
       <w:lvlText w:val=""/>
       <w:lvlJc w:val="left"/>
     </w:lvl>
-    <w:lvl w:ilvl="3" w:tplc="A052DD8C">
+    <w:lvl w:ilvl="3" w:tplc="CB785B4E">
       <w:numFmt w:val="decimal"/>
       <w:lvlText w:val=""/>
       <w:lvlJc w:val="left"/>
     </w:lvl>
-    <w:lvl w:ilvl="4" w:tplc="071E53C0">
+    <w:lvl w:ilvl="4" w:tplc="5B261EA0">
       <w:numFmt w:val="decimal"/>
       <w:lvlText w:val=""/>
       <w:lvlJc w:val="left"/>
     </w:lvl>
-    <w:lvl w:ilvl="5" w:tplc="406CD5C6">
+    <w:lvl w:ilvl="5" w:tplc="285A90B4">
       <w:numFmt w:val="decimal"/>
       <w:lvlText w:val=""/>
       <w:lvlJc w:val="left"/>
     </w:lvl>
-    <w:lvl w:ilvl="6" w:tplc="A3601E94">
+    <w:lvl w:ilvl="6" w:tplc="E8ACD0C2">
       <w:numFmt w:val="decimal"/>
       <w:lvlText w:val=""/>
       <w:lvlJc w:val="left"/>
     </w:lvl>
-    <w:lvl w:ilvl="7" w:tplc="5CB27150">
+    <w:lvl w:ilvl="7" w:tplc="2FA0543C">
       <w:numFmt w:val="decimal"/>
       <w:lvlText w:val=""/>
       <w:lvlJc w:val="left"/>
     </w:lvl>
-    <w:lvl w:ilvl="8" w:tplc="A4CE08A6">
+    <w:lvl w:ilvl="8" w:tplc="ECDC3AEE">
       <w:numFmt w:val="decimal"/>
       <w:lvlText w:val=""/>
       <w:lvlJc w:val="left"/>
     </w:lvl>
   </w:abstractNum>
-  <w:abstractNum w:abstractNumId="5" w15:restartNumberingAfterBreak="0">
-    <w:nsid w:val="44BD3A8D"/>
+  <w:abstractNum w:abstractNumId="7" w15:restartNumberingAfterBreak="0">
+    <w:nsid w:val="4F9E1CA8"/>
     <w:multiLevelType w:val="hybridMultilevel"/>
-    <w:tmpl w:val="EF9AAE0C"/>
-    <w:lvl w:ilvl="0" w:tplc="B88E8FE0">
+    <w:tmpl w:val="193A4E7C"/>
+    <w:lvl w:ilvl="0" w:tplc="3EBADDB4">
       <w:start w:val="1"/>
       <w:numFmt w:val="decimal"/>
       <w:lvlText w:val="%1."/>
@@ -16089,52 +16207,52 @@
         <w:color w:val="A67C27"/>
       </w:rPr>
     </w:lvl>
-    <w:lvl w:ilvl="1" w:tplc="FE56D244">
+    <w:lvl w:ilvl="1" w:tplc="CF7EAE16">
       <w:numFmt w:val="decimal"/>
       <w:lvlText w:val=""/>
       <w:lvlJc w:val="left"/>
     </w:lvl>
-    <w:lvl w:ilvl="2" w:tplc="3988747A">
+    <w:lvl w:ilvl="2" w:tplc="0A584920">
       <w:numFmt w:val="decimal"/>
       <w:lvlText w:val=""/>
       <w:lvlJc w:val="left"/>
     </w:lvl>
-    <w:lvl w:ilvl="3" w:tplc="CE1E02E4">
+    <w:lvl w:ilvl="3" w:tplc="D31A4B3A">
       <w:numFmt w:val="decimal"/>
       <w:lvlText w:val=""/>
       <w:lvlJc w:val="left"/>
     </w:lvl>
-    <w:lvl w:ilvl="4" w:tplc="4EA22F0E">
+    <w:lvl w:ilvl="4" w:tplc="793EE552">
       <w:numFmt w:val="decimal"/>
       <w:lvlText w:val=""/>
       <w:lvlJc w:val="left"/>
     </w:lvl>
-    <w:lvl w:ilvl="5" w:tplc="A7888C76">
+    <w:lvl w:ilvl="5" w:tplc="0E4019A4">
       <w:numFmt w:val="decimal"/>
       <w:lvlText w:val=""/>
       <w:lvlJc w:val="left"/>
     </w:lvl>
-    <w:lvl w:ilvl="6" w:tplc="139CC44E">
+    <w:lvl w:ilvl="6" w:tplc="E814C700">
       <w:numFmt w:val="decimal"/>
       <w:lvlText w:val=""/>
       <w:lvlJc w:val="left"/>
     </w:lvl>
-    <w:lvl w:ilvl="7" w:tplc="7FE86D82">
+    <w:lvl w:ilvl="7" w:tplc="0436E102">
       <w:numFmt w:val="decimal"/>
       <w:lvlText w:val=""/>
       <w:lvlJc w:val="left"/>
     </w:lvl>
-    <w:lvl w:ilvl="8" w:tplc="A7029E98">
+    <w:lvl w:ilvl="8" w:tplc="8CF86D64">
       <w:numFmt w:val="decimal"/>
       <w:lvlText w:val=""/>
       <w:lvlJc w:val="left"/>
     </w:lvl>
   </w:abstractNum>
-  <w:abstractNum w:abstractNumId="6" w15:restartNumberingAfterBreak="0">
-    <w:nsid w:val="46B12831"/>
+  <w:abstractNum w:abstractNumId="8" w15:restartNumberingAfterBreak="0">
+    <w:nsid w:val="61ED1864"/>
     <w:multiLevelType w:val="hybridMultilevel"/>
-    <w:tmpl w:val="3404F548"/>
-    <w:lvl w:ilvl="0" w:tplc="7212B48E">
+    <w:tmpl w:val="F9B8CF12"/>
+    <w:lvl w:ilvl="0" w:tplc="8208D0B0">
       <w:start w:val="1"/>
       <w:numFmt w:val="decimal"/>
       <w:lvlText w:val="%1."/>
@@ -16148,52 +16266,52 @@
         <w:color w:val="A67C27"/>
       </w:rPr>
     </w:lvl>
-    <w:lvl w:ilvl="1" w:tplc="614AF102">
+    <w:lvl w:ilvl="1" w:tplc="8160B278">
       <w:numFmt w:val="decimal"/>
       <w:lvlText w:val=""/>
       <w:lvlJc w:val="left"/>
     </w:lvl>
-    <w:lvl w:ilvl="2" w:tplc="9536C7DC">
+    <w:lvl w:ilvl="2" w:tplc="200834A6">
       <w:numFmt w:val="decimal"/>
       <w:lvlText w:val=""/>
       <w:lvlJc w:val="left"/>
     </w:lvl>
-    <w:lvl w:ilvl="3" w:tplc="F10AA6F4">
+    <w:lvl w:ilvl="3" w:tplc="154418F8">
       <w:numFmt w:val="decimal"/>
       <w:lvlText w:val=""/>
       <w:lvlJc w:val="left"/>
     </w:lvl>
-    <w:lvl w:ilvl="4" w:tplc="741E3132">
+    <w:lvl w:ilvl="4" w:tplc="6546C3D2">
       <w:numFmt w:val="decimal"/>
       <w:lvlText w:val=""/>
       <w:lvlJc w:val="left"/>
     </w:lvl>
-    <w:lvl w:ilvl="5" w:tplc="C8749690">
+    <w:lvl w:ilvl="5" w:tplc="E9120310">
       <w:numFmt w:val="decimal"/>
       <w:lvlText w:val=""/>
       <w:lvlJc w:val="left"/>
     </w:lvl>
-    <w:lvl w:ilvl="6" w:tplc="B3F097C4">
+    <w:lvl w:ilvl="6" w:tplc="C5DE7374">
       <w:numFmt w:val="decimal"/>
       <w:lvlText w:val=""/>
       <w:lvlJc w:val="left"/>
     </w:lvl>
-    <w:lvl w:ilvl="7" w:tplc="D04EFB24">
+    <w:lvl w:ilvl="7" w:tplc="AD205ABE">
       <w:numFmt w:val="decimal"/>
       <w:lvlText w:val=""/>
       <w:lvlJc w:val="left"/>
     </w:lvl>
-    <w:lvl w:ilvl="8" w:tplc="1E589F8A">
+    <w:lvl w:ilvl="8" w:tplc="A6FCC4D8">
       <w:numFmt w:val="decimal"/>
       <w:lvlText w:val=""/>
       <w:lvlJc w:val="left"/>
     </w:lvl>
   </w:abstractNum>
-  <w:abstractNum w:abstractNumId="7" w15:restartNumberingAfterBreak="0">
-    <w:nsid w:val="5334295A"/>
+  <w:abstractNum w:abstractNumId="9" w15:restartNumberingAfterBreak="0">
+    <w:nsid w:val="635E5175"/>
     <w:multiLevelType w:val="hybridMultilevel"/>
-    <w:tmpl w:val="403CA280"/>
-    <w:lvl w:ilvl="0" w:tplc="8F4CC520">
+    <w:tmpl w:val="63FAD57A"/>
+    <w:lvl w:ilvl="0" w:tplc="6BBEC532">
       <w:start w:val="1"/>
       <w:numFmt w:val="decimal"/>
       <w:lvlText w:val="%1."/>
@@ -16207,52 +16325,52 @@
         <w:color w:val="A67C27"/>
       </w:rPr>
     </w:lvl>
-    <w:lvl w:ilvl="1" w:tplc="1250E9B2">
+    <w:lvl w:ilvl="1" w:tplc="C39E18D2">
       <w:numFmt w:val="decimal"/>
       <w:lvlText w:val=""/>
       <w:lvlJc w:val="left"/>
     </w:lvl>
-    <w:lvl w:ilvl="2" w:tplc="E828DE24">
+    <w:lvl w:ilvl="2" w:tplc="93F0FF70">
       <w:numFmt w:val="decimal"/>
       <w:lvlText w:val=""/>
       <w:lvlJc w:val="left"/>
     </w:lvl>
-    <w:lvl w:ilvl="3" w:tplc="C4B84A2A">
+    <w:lvl w:ilvl="3" w:tplc="F0661452">
       <w:numFmt w:val="decimal"/>
       <w:lvlText w:val=""/>
       <w:lvlJc w:val="left"/>
     </w:lvl>
-    <w:lvl w:ilvl="4" w:tplc="79D432D6">
+    <w:lvl w:ilvl="4" w:tplc="EA1277DC">
       <w:numFmt w:val="decimal"/>
       <w:lvlText w:val=""/>
       <w:lvlJc w:val="left"/>
     </w:lvl>
-    <w:lvl w:ilvl="5" w:tplc="86E47982">
+    <w:lvl w:ilvl="5" w:tplc="B5806CB0">
       <w:numFmt w:val="decimal"/>
       <w:lvlText w:val=""/>
       <w:lvlJc w:val="left"/>
     </w:lvl>
-    <w:lvl w:ilvl="6" w:tplc="06E84800">
+    <w:lvl w:ilvl="6" w:tplc="3198DE06">
       <w:numFmt w:val="decimal"/>
       <w:lvlText w:val=""/>
       <w:lvlJc w:val="left"/>
     </w:lvl>
-    <w:lvl w:ilvl="7" w:tplc="995CDB9C">
+    <w:lvl w:ilvl="7" w:tplc="23C6D90C">
       <w:numFmt w:val="decimal"/>
       <w:lvlText w:val=""/>
       <w:lvlJc w:val="left"/>
     </w:lvl>
-    <w:lvl w:ilvl="8" w:tplc="A9467E0C">
+    <w:lvl w:ilvl="8" w:tplc="2272FB76">
       <w:numFmt w:val="decimal"/>
       <w:lvlText w:val=""/>
       <w:lvlJc w:val="left"/>
     </w:lvl>
   </w:abstractNum>
-  <w:abstractNum w:abstractNumId="8" w15:restartNumberingAfterBreak="0">
-    <w:nsid w:val="5A203663"/>
+  <w:abstractNum w:abstractNumId="10" w15:restartNumberingAfterBreak="0">
+    <w:nsid w:val="64A30049"/>
     <w:multiLevelType w:val="hybridMultilevel"/>
-    <w:tmpl w:val="5022B9C4"/>
-    <w:lvl w:ilvl="0" w:tplc="3D6E2514">
+    <w:tmpl w:val="58DA163E"/>
+    <w:lvl w:ilvl="0" w:tplc="B9B6F274">
       <w:start w:val="1"/>
       <w:numFmt w:val="decimal"/>
       <w:lvlText w:val="%1."/>
@@ -16266,52 +16384,52 @@
         <w:color w:val="A67C27"/>
       </w:rPr>
     </w:lvl>
-    <w:lvl w:ilvl="1" w:tplc="B43CFF2A">
+    <w:lvl w:ilvl="1" w:tplc="D4265BDC">
       <w:numFmt w:val="decimal"/>
       <w:lvlText w:val=""/>
       <w:lvlJc w:val="left"/>
     </w:lvl>
-    <w:lvl w:ilvl="2" w:tplc="B5F86E62">
+    <w:lvl w:ilvl="2" w:tplc="940E4472">
       <w:numFmt w:val="decimal"/>
       <w:lvlText w:val=""/>
       <w:lvlJc w:val="left"/>
     </w:lvl>
-    <w:lvl w:ilvl="3" w:tplc="173CD700">
+    <w:lvl w:ilvl="3" w:tplc="4F72317A">
       <w:numFmt w:val="decimal"/>
       <w:lvlText w:val=""/>
       <w:lvlJc w:val="left"/>
     </w:lvl>
-    <w:lvl w:ilvl="4" w:tplc="A03C96C8">
+    <w:lvl w:ilvl="4" w:tplc="7FD8F256">
       <w:numFmt w:val="decimal"/>
       <w:lvlText w:val=""/>
       <w:lvlJc w:val="left"/>
     </w:lvl>
-    <w:lvl w:ilvl="5" w:tplc="165E9648">
+    <w:lvl w:ilvl="5" w:tplc="7570C1B8">
       <w:numFmt w:val="decimal"/>
       <w:lvlText w:val=""/>
       <w:lvlJc w:val="left"/>
     </w:lvl>
-    <w:lvl w:ilvl="6" w:tplc="F3129718">
+    <w:lvl w:ilvl="6" w:tplc="37F63BFC">
       <w:numFmt w:val="decimal"/>
       <w:lvlText w:val=""/>
       <w:lvlJc w:val="left"/>
     </w:lvl>
-    <w:lvl w:ilvl="7" w:tplc="22EC280E">
+    <w:lvl w:ilvl="7" w:tplc="C5DC14BC">
       <w:numFmt w:val="decimal"/>
       <w:lvlText w:val=""/>
       <w:lvlJc w:val="left"/>
     </w:lvl>
-    <w:lvl w:ilvl="8" w:tplc="0908FAAC">
+    <w:lvl w:ilvl="8" w:tplc="DCD459B6">
       <w:numFmt w:val="decimal"/>
       <w:lvlText w:val=""/>
       <w:lvlJc w:val="left"/>
     </w:lvl>
   </w:abstractNum>
-  <w:abstractNum w:abstractNumId="9" w15:restartNumberingAfterBreak="0">
-    <w:nsid w:val="5B4B204B"/>
+  <w:abstractNum w:abstractNumId="11" w15:restartNumberingAfterBreak="0">
+    <w:nsid w:val="684D1CD2"/>
     <w:multiLevelType w:val="hybridMultilevel"/>
-    <w:tmpl w:val="31BC746C"/>
-    <w:lvl w:ilvl="0" w:tplc="DCA8A134">
+    <w:tmpl w:val="9F622354"/>
+    <w:lvl w:ilvl="0" w:tplc="A72013A4">
       <w:start w:val="1"/>
       <w:numFmt w:val="decimal"/>
       <w:lvlText w:val="%1."/>
@@ -16325,52 +16443,52 @@
         <w:color w:val="A67C27"/>
       </w:rPr>
     </w:lvl>
-    <w:lvl w:ilvl="1" w:tplc="D654EDF8">
+    <w:lvl w:ilvl="1" w:tplc="FF3A14FE">
       <w:numFmt w:val="decimal"/>
       <w:lvlText w:val=""/>
       <w:lvlJc w:val="left"/>
     </w:lvl>
-    <w:lvl w:ilvl="2" w:tplc="DCD44818">
+    <w:lvl w:ilvl="2" w:tplc="AD84192C">
       <w:numFmt w:val="decimal"/>
       <w:lvlText w:val=""/>
       <w:lvlJc w:val="left"/>
     </w:lvl>
-    <w:lvl w:ilvl="3" w:tplc="0EDC5A76">
+    <w:lvl w:ilvl="3" w:tplc="FDD2FA32">
       <w:numFmt w:val="decimal"/>
       <w:lvlText w:val=""/>
       <w:lvlJc w:val="left"/>
     </w:lvl>
-    <w:lvl w:ilvl="4" w:tplc="CE3C7810">
+    <w:lvl w:ilvl="4" w:tplc="FBF4634E">
       <w:numFmt w:val="decimal"/>
       <w:lvlText w:val=""/>
       <w:lvlJc w:val="left"/>
     </w:lvl>
-    <w:lvl w:ilvl="5" w:tplc="6922C284">
+    <w:lvl w:ilvl="5" w:tplc="175C7D2E">
       <w:numFmt w:val="decimal"/>
       <w:lvlText w:val=""/>
       <w:lvlJc w:val="left"/>
     </w:lvl>
-    <w:lvl w:ilvl="6" w:tplc="DFEE6FD4">
+    <w:lvl w:ilvl="6" w:tplc="E7D6A3CE">
       <w:numFmt w:val="decimal"/>
       <w:lvlText w:val=""/>
       <w:lvlJc w:val="left"/>
     </w:lvl>
-    <w:lvl w:ilvl="7" w:tplc="B78033C8">
+    <w:lvl w:ilvl="7" w:tplc="914227E8">
       <w:numFmt w:val="decimal"/>
       <w:lvlText w:val=""/>
       <w:lvlJc w:val="left"/>
     </w:lvl>
-    <w:lvl w:ilvl="8" w:tplc="CA56FBDC">
+    <w:lvl w:ilvl="8" w:tplc="330EF844">
       <w:numFmt w:val="decimal"/>
       <w:lvlText w:val=""/>
       <w:lvlJc w:val="left"/>
     </w:lvl>
   </w:abstractNum>
-  <w:abstractNum w:abstractNumId="10" w15:restartNumberingAfterBreak="0">
-    <w:nsid w:val="5F952405"/>
+  <w:abstractNum w:abstractNumId="12" w15:restartNumberingAfterBreak="0">
+    <w:nsid w:val="6D1920EC"/>
     <w:multiLevelType w:val="hybridMultilevel"/>
-    <w:tmpl w:val="2F228C38"/>
-    <w:lvl w:ilvl="0" w:tplc="B9FEEE0E">
+    <w:tmpl w:val="4A086D34"/>
+    <w:lvl w:ilvl="0" w:tplc="D3B2EA4A">
       <w:start w:val="1"/>
       <w:numFmt w:val="decimal"/>
       <w:lvlText w:val="%1."/>
@@ -16384,52 +16502,52 @@
         <w:color w:val="A67C27"/>
       </w:rPr>
     </w:lvl>
-    <w:lvl w:ilvl="1" w:tplc="21704104">
+    <w:lvl w:ilvl="1" w:tplc="9AF04DDC">
       <w:numFmt w:val="decimal"/>
       <w:lvlText w:val=""/>
       <w:lvlJc w:val="left"/>
     </w:lvl>
-    <w:lvl w:ilvl="2" w:tplc="898AEF86">
+    <w:lvl w:ilvl="2" w:tplc="6F0E088E">
       <w:numFmt w:val="decimal"/>
       <w:lvlText w:val=""/>
       <w:lvlJc w:val="left"/>
     </w:lvl>
-    <w:lvl w:ilvl="3" w:tplc="7AEABE88">
+    <w:lvl w:ilvl="3" w:tplc="797E68FC">
       <w:numFmt w:val="decimal"/>
       <w:lvlText w:val=""/>
       <w:lvlJc w:val="left"/>
     </w:lvl>
-    <w:lvl w:ilvl="4" w:tplc="14DCB7DC">
+    <w:lvl w:ilvl="4" w:tplc="E95ADCE2">
       <w:numFmt w:val="decimal"/>
       <w:lvlText w:val=""/>
       <w:lvlJc w:val="left"/>
     </w:lvl>
-    <w:lvl w:ilvl="5" w:tplc="0034129A">
+    <w:lvl w:ilvl="5" w:tplc="5F022488">
       <w:numFmt w:val="decimal"/>
       <w:lvlText w:val=""/>
       <w:lvlJc w:val="left"/>
     </w:lvl>
-    <w:lvl w:ilvl="6" w:tplc="0A829F9A">
+    <w:lvl w:ilvl="6" w:tplc="E2AED352">
       <w:numFmt w:val="decimal"/>
       <w:lvlText w:val=""/>
       <w:lvlJc w:val="left"/>
     </w:lvl>
-    <w:lvl w:ilvl="7" w:tplc="400C8C68">
+    <w:lvl w:ilvl="7" w:tplc="72C6B09E">
       <w:numFmt w:val="decimal"/>
       <w:lvlText w:val=""/>
       <w:lvlJc w:val="left"/>
     </w:lvl>
-    <w:lvl w:ilvl="8" w:tplc="D64CD622">
+    <w:lvl w:ilvl="8" w:tplc="33FA50E8">
       <w:numFmt w:val="decimal"/>
       <w:lvlText w:val=""/>
       <w:lvlJc w:val="left"/>
     </w:lvl>
   </w:abstractNum>
-  <w:abstractNum w:abstractNumId="11" w15:restartNumberingAfterBreak="0">
-    <w:nsid w:val="69CC117F"/>
+  <w:abstractNum w:abstractNumId="13" w15:restartNumberingAfterBreak="0">
+    <w:nsid w:val="7F0949EB"/>
     <w:multiLevelType w:val="hybridMultilevel"/>
-    <w:tmpl w:val="C308A0AA"/>
-    <w:lvl w:ilvl="0" w:tplc="33746116">
+    <w:tmpl w:val="E6DABEC2"/>
+    <w:lvl w:ilvl="0" w:tplc="A7F02EF8">
       <w:start w:val="1"/>
       <w:numFmt w:val="decimal"/>
       <w:lvlText w:val="%1."/>
@@ -16443,245 +16561,127 @@
         <w:color w:val="A67C27"/>
       </w:rPr>
     </w:lvl>
-    <w:lvl w:ilvl="1" w:tplc="20641E0A">
+    <w:lvl w:ilvl="1" w:tplc="27BA614E">
       <w:numFmt w:val="decimal"/>
       <w:lvlText w:val=""/>
       <w:lvlJc w:val="left"/>
     </w:lvl>
-    <w:lvl w:ilvl="2" w:tplc="AE3E0466">
+    <w:lvl w:ilvl="2" w:tplc="6FC8E490">
       <w:numFmt w:val="decimal"/>
       <w:lvlText w:val=""/>
       <w:lvlJc w:val="left"/>
     </w:lvl>
-    <w:lvl w:ilvl="3" w:tplc="219849B4">
+    <w:lvl w:ilvl="3" w:tplc="E85C8D74">
       <w:numFmt w:val="decimal"/>
       <w:lvlText w:val=""/>
       <w:lvlJc w:val="left"/>
     </w:lvl>
-    <w:lvl w:ilvl="4" w:tplc="F872F054">
+    <w:lvl w:ilvl="4" w:tplc="30B4B8EE">
       <w:numFmt w:val="decimal"/>
       <w:lvlText w:val=""/>
       <w:lvlJc w:val="left"/>
     </w:lvl>
-    <w:lvl w:ilvl="5" w:tplc="6EC29178">
+    <w:lvl w:ilvl="5" w:tplc="FA0EA196">
       <w:numFmt w:val="decimal"/>
       <w:lvlText w:val=""/>
       <w:lvlJc w:val="left"/>
     </w:lvl>
-    <w:lvl w:ilvl="6" w:tplc="4E745116">
+    <w:lvl w:ilvl="6" w:tplc="8A16EB08">
       <w:numFmt w:val="decimal"/>
       <w:lvlText w:val=""/>
       <w:lvlJc w:val="left"/>
     </w:lvl>
-    <w:lvl w:ilvl="7" w:tplc="210E94C6">
+    <w:lvl w:ilvl="7" w:tplc="118A3B24">
       <w:numFmt w:val="decimal"/>
       <w:lvlText w:val=""/>
       <w:lvlJc w:val="left"/>
     </w:lvl>
-    <w:lvl w:ilvl="8" w:tplc="D532A19A">
+    <w:lvl w:ilvl="8" w:tplc="2538595C">
       <w:numFmt w:val="decimal"/>
       <w:lvlText w:val=""/>
       <w:lvlJc w:val="left"/>
     </w:lvl>
   </w:abstractNum>
-  <w:abstractNum w:abstractNumId="12" w15:restartNumberingAfterBreak="0">
-    <w:nsid w:val="6D911F1D"/>
-    <w:multiLevelType w:val="hybridMultilevel"/>
-    <w:tmpl w:val="9F449992"/>
-    <w:lvl w:ilvl="0" w:tplc="FA203EB4">
-      <w:start w:val="1"/>
-      <w:numFmt w:val="decimal"/>
-      <w:lvlText w:val="%1."/>
-      <w:lvlJc w:val="left"/>
-      <w:pPr>
-        <w:ind w:left="460" w:hanging="360"/>
-      </w:pPr>
-      <w:rPr>
-        <w:b/>
-        <w:bCs/>
-        <w:color w:val="A67C27"/>
-      </w:rPr>
-    </w:lvl>
-    <w:lvl w:ilvl="1" w:tplc="07AA416A">
-      <w:numFmt w:val="decimal"/>
-      <w:lvlText w:val=""/>
-      <w:lvlJc w:val="left"/>
-    </w:lvl>
-    <w:lvl w:ilvl="2" w:tplc="FE3A7970">
-      <w:numFmt w:val="decimal"/>
-      <w:lvlText w:val=""/>
-      <w:lvlJc w:val="left"/>
-    </w:lvl>
-    <w:lvl w:ilvl="3" w:tplc="4218F3C8">
-      <w:numFmt w:val="decimal"/>
-      <w:lvlText w:val=""/>
-      <w:lvlJc w:val="left"/>
-    </w:lvl>
-    <w:lvl w:ilvl="4" w:tplc="C21C43DA">
-      <w:numFmt w:val="decimal"/>
-      <w:lvlText w:val=""/>
-      <w:lvlJc w:val="left"/>
-    </w:lvl>
-    <w:lvl w:ilvl="5" w:tplc="8638B606">
-      <w:numFmt w:val="decimal"/>
-      <w:lvlText w:val=""/>
-      <w:lvlJc w:val="left"/>
-    </w:lvl>
-    <w:lvl w:ilvl="6" w:tplc="82D0F57C">
-      <w:numFmt w:val="decimal"/>
-      <w:lvlText w:val=""/>
-      <w:lvlJc w:val="left"/>
-    </w:lvl>
-    <w:lvl w:ilvl="7" w:tplc="1EC01A5A">
-      <w:numFmt w:val="decimal"/>
-      <w:lvlText w:val=""/>
-      <w:lvlJc w:val="left"/>
-    </w:lvl>
-    <w:lvl w:ilvl="8" w:tplc="5FBE4FF2">
-      <w:numFmt w:val="decimal"/>
-      <w:lvlText w:val=""/>
-      <w:lvlJc w:val="left"/>
-    </w:lvl>
-  </w:abstractNum>
-  <w:abstractNum w:abstractNumId="13" w15:restartNumberingAfterBreak="0">
-    <w:nsid w:val="6E0E5669"/>
-    <w:multiLevelType w:val="hybridMultilevel"/>
-    <w:tmpl w:val="770EFA00"/>
-    <w:lvl w:ilvl="0" w:tplc="73EC9D60">
-      <w:start w:val="1"/>
-      <w:numFmt w:val="decimal"/>
-      <w:lvlText w:val="%1."/>
-      <w:lvlJc w:val="left"/>
-      <w:pPr>
-        <w:ind w:left="460" w:hanging="360"/>
-      </w:pPr>
-      <w:rPr>
-        <w:b/>
-        <w:bCs/>
-        <w:color w:val="A67C27"/>
-      </w:rPr>
-    </w:lvl>
-    <w:lvl w:ilvl="1" w:tplc="E7649070">
-      <w:numFmt w:val="decimal"/>
-      <w:lvlText w:val=""/>
-      <w:lvlJc w:val="left"/>
-    </w:lvl>
-    <w:lvl w:ilvl="2" w:tplc="964EBAEA">
-      <w:numFmt w:val="decimal"/>
-      <w:lvlText w:val=""/>
-      <w:lvlJc w:val="left"/>
-    </w:lvl>
-    <w:lvl w:ilvl="3" w:tplc="1EA4E020">
-      <w:numFmt w:val="decimal"/>
-      <w:lvlText w:val=""/>
-      <w:lvlJc w:val="left"/>
-    </w:lvl>
-    <w:lvl w:ilvl="4" w:tplc="A7E47FF4">
-      <w:numFmt w:val="decimal"/>
-      <w:lvlText w:val=""/>
-      <w:lvlJc w:val="left"/>
-    </w:lvl>
-    <w:lvl w:ilvl="5" w:tplc="507AB840">
-      <w:numFmt w:val="decimal"/>
-      <w:lvlText w:val=""/>
-      <w:lvlJc w:val="left"/>
-    </w:lvl>
-    <w:lvl w:ilvl="6" w:tplc="153C176A">
-      <w:numFmt w:val="decimal"/>
-      <w:lvlText w:val=""/>
-      <w:lvlJc w:val="left"/>
-    </w:lvl>
-    <w:lvl w:ilvl="7" w:tplc="9AEE2744">
-      <w:numFmt w:val="decimal"/>
-      <w:lvlText w:val=""/>
-      <w:lvlJc w:val="left"/>
-    </w:lvl>
-    <w:lvl w:ilvl="8" w:tplc="D6B0A646">
-      <w:numFmt w:val="decimal"/>
-      <w:lvlText w:val=""/>
-      <w:lvlJc w:val="left"/>
-    </w:lvl>
-  </w:abstractNum>
-  <w:num w:numId="1" w16cid:durableId="740173627">
+  <w:num w:numId="1" w16cid:durableId="1586065954">
+    <w:abstractNumId w:val="5"/>
+    <w:lvlOverride w:ilvl="0">
+      <w:startOverride w:val="1"/>
+    </w:lvlOverride>
+  </w:num>
+  <w:num w:numId="2" w16cid:durableId="51584679">
+    <w:abstractNumId w:val="3"/>
+    <w:lvlOverride w:ilvl="0">
+      <w:startOverride w:val="1"/>
+    </w:lvlOverride>
+  </w:num>
+  <w:num w:numId="3" w16cid:durableId="1535385159">
+    <w:abstractNumId w:val="10"/>
+    <w:lvlOverride w:ilvl="0">
+      <w:startOverride w:val="1"/>
+    </w:lvlOverride>
+  </w:num>
+  <w:num w:numId="4" w16cid:durableId="880089403">
+    <w:abstractNumId w:val="13"/>
+    <w:lvlOverride w:ilvl="0">
+      <w:startOverride w:val="1"/>
+    </w:lvlOverride>
+  </w:num>
+  <w:num w:numId="5" w16cid:durableId="1466048339">
+    <w:abstractNumId w:val="9"/>
+    <w:lvlOverride w:ilvl="0">
+      <w:startOverride w:val="1"/>
+    </w:lvlOverride>
+  </w:num>
+  <w:num w:numId="6" w16cid:durableId="1228689172">
+    <w:abstractNumId w:val="2"/>
+    <w:lvlOverride w:ilvl="0">
+      <w:startOverride w:val="1"/>
+    </w:lvlOverride>
+  </w:num>
+  <w:num w:numId="7" w16cid:durableId="1698310996">
+    <w:abstractNumId w:val="12"/>
+    <w:lvlOverride w:ilvl="0">
+      <w:startOverride w:val="1"/>
+    </w:lvlOverride>
+  </w:num>
+  <w:num w:numId="8" w16cid:durableId="333343713">
+    <w:abstractNumId w:val="0"/>
+    <w:lvlOverride w:ilvl="0">
+      <w:startOverride w:val="1"/>
+    </w:lvlOverride>
+  </w:num>
+  <w:num w:numId="9" w16cid:durableId="2046906005">
     <w:abstractNumId w:val="1"/>
     <w:lvlOverride w:ilvl="0">
       <w:startOverride w:val="1"/>
     </w:lvlOverride>
   </w:num>
-  <w:num w:numId="2" w16cid:durableId="991980287">
-    <w:abstractNumId w:val="2"/>
-    <w:lvlOverride w:ilvl="0">
-      <w:startOverride w:val="1"/>
-    </w:lvlOverride>
-  </w:num>
-  <w:num w:numId="3" w16cid:durableId="438138391">
-    <w:abstractNumId w:val="8"/>
-    <w:lvlOverride w:ilvl="0">
-      <w:startOverride w:val="1"/>
-    </w:lvlOverride>
-  </w:num>
-  <w:num w:numId="4" w16cid:durableId="938489077">
-    <w:abstractNumId w:val="9"/>
-    <w:lvlOverride w:ilvl="0">
-      <w:startOverride w:val="1"/>
-    </w:lvlOverride>
-  </w:num>
-  <w:num w:numId="5" w16cid:durableId="460734230">
-    <w:abstractNumId w:val="3"/>
-    <w:lvlOverride w:ilvl="0">
-      <w:startOverride w:val="1"/>
-    </w:lvlOverride>
-  </w:num>
-  <w:num w:numId="6" w16cid:durableId="1149439745">
+  <w:num w:numId="10" w16cid:durableId="125437623">
     <w:abstractNumId w:val="6"/>
     <w:lvlOverride w:ilvl="0">
       <w:startOverride w:val="1"/>
     </w:lvlOverride>
   </w:num>
-  <w:num w:numId="7" w16cid:durableId="1684018338">
+  <w:num w:numId="11" w16cid:durableId="1924100461">
+    <w:abstractNumId w:val="7"/>
+    <w:lvlOverride w:ilvl="0">
+      <w:startOverride w:val="1"/>
+    </w:lvlOverride>
+  </w:num>
+  <w:num w:numId="12" w16cid:durableId="570430918">
+    <w:abstractNumId w:val="4"/>
+    <w:lvlOverride w:ilvl="0">
+      <w:startOverride w:val="1"/>
+    </w:lvlOverride>
+  </w:num>
+  <w:num w:numId="13" w16cid:durableId="1904635565">
     <w:abstractNumId w:val="11"/>
     <w:lvlOverride w:ilvl="0">
       <w:startOverride w:val="1"/>
     </w:lvlOverride>
   </w:num>
-  <w:num w:numId="8" w16cid:durableId="813915100">
-    <w:abstractNumId w:val="5"/>
-    <w:lvlOverride w:ilvl="0">
-      <w:startOverride w:val="1"/>
-    </w:lvlOverride>
-  </w:num>
-  <w:num w:numId="9" w16cid:durableId="1966816393">
-    <w:abstractNumId w:val="13"/>
-    <w:lvlOverride w:ilvl="0">
-      <w:startOverride w:val="1"/>
-    </w:lvlOverride>
-  </w:num>
-  <w:num w:numId="10" w16cid:durableId="1329989550">
-    <w:abstractNumId w:val="12"/>
-    <w:lvlOverride w:ilvl="0">
-      <w:startOverride w:val="1"/>
-    </w:lvlOverride>
-  </w:num>
-  <w:num w:numId="11" w16cid:durableId="1138381559">
-    <w:abstractNumId w:val="7"/>
-    <w:lvlOverride w:ilvl="0">
-      <w:startOverride w:val="1"/>
-    </w:lvlOverride>
-  </w:num>
-  <w:num w:numId="12" w16cid:durableId="386536546">
-    <w:abstractNumId w:val="10"/>
-    <w:lvlOverride w:ilvl="0">
-      <w:startOverride w:val="1"/>
-    </w:lvlOverride>
-  </w:num>
-  <w:num w:numId="13" w16cid:durableId="1851873671">
-    <w:abstractNumId w:val="0"/>
-    <w:lvlOverride w:ilvl="0">
-      <w:startOverride w:val="1"/>
-    </w:lvlOverride>
-  </w:num>
-  <w:num w:numId="14" w16cid:durableId="1422142121">
-    <w:abstractNumId w:val="4"/>
+  <w:num w:numId="14" w16cid:durableId="1208182212">
+    <w:abstractNumId w:val="8"/>
     <w:lvlOverride w:ilvl="0">
       <w:startOverride w:val="1"/>
     </w:lvlOverride>
@@ -17306,7 +17306,7 @@
     <w:autoRedefine/>
     <w:uiPriority w:val="39"/>
     <w:unhideWhenUsed/>
-    <w:rsid w:val="003E698F"/>
+    <w:rsid w:val="0022046E"/>
     <w:pPr>
       <w:spacing w:after="100"/>
     </w:pPr>
@@ -17318,7 +17318,7 @@
     <w:autoRedefine/>
     <w:uiPriority w:val="39"/>
     <w:unhideWhenUsed/>
-    <w:rsid w:val="003E698F"/>
+    <w:rsid w:val="0022046E"/>
     <w:pPr>
       <w:spacing w:after="100"/>
       <w:ind w:left="210"/>

--- a/docs/manuals/Role_Guide_3_Contact_RA.docx
+++ b/docs/manuals/Role_Guide_3_Contact_RA.docx
@@ -469,7 +469,7 @@
                 <w:sz w:val="19"/>
                 <w:szCs w:val="19"/>
               </w:rPr>
-              <w:t>Version 1.11 · 28 September 2026</w:t>
+              <w:t>Version 1.12 · 28 September 2026</w:t>
             </w:r>
           </w:p>
         </w:tc>
@@ -538,7 +538,7 @@
     <w:sdt>
       <w:sdtPr>
         <w:alias w:val="Contents"/>
-        <w:id w:val="-897209280"/>
+        <w:id w:val="746856853"/>
       </w:sdtPr>
       <w:sdtEndPr/>
       <w:sdtContent>
@@ -567,7 +567,7 @@
           <w:r>
             <w:fldChar w:fldCharType="separate"/>
           </w:r>
-          <w:hyperlink w:anchor="_Toc241490946" w:history="1">
+          <w:hyperlink w:anchor="_Toc241492367" w:history="1">
             <w:r>
               <w:rPr>
                 <w:rStyle w:val="Hyperlink"/>
@@ -591,7 +591,7 @@
               <w:rPr>
                 <w:noProof/>
               </w:rPr>
-              <w:instrText xml:space="preserve"> PAGEREF _Toc241490946 \h </w:instrText>
+              <w:instrText xml:space="preserve"> PAGEREF _Toc241492367 \h </w:instrText>
             </w:r>
             <w:r>
               <w:rPr>
@@ -634,7 +634,7 @@
               <w14:ligatures w14:val="standardContextual"/>
             </w:rPr>
           </w:pPr>
-          <w:hyperlink w:anchor="_Toc241490947" w:history="1">
+          <w:hyperlink w:anchor="_Toc241492368" w:history="1">
             <w:r>
               <w:rPr>
                 <w:rStyle w:val="Hyperlink"/>
@@ -658,7 +658,7 @@
               <w:rPr>
                 <w:noProof/>
               </w:rPr>
-              <w:instrText xml:space="preserve"> PAGEREF _Toc241490947 \h </w:instrText>
+              <w:instrText xml:space="preserve"> PAGEREF _Toc241492368 \h </w:instrText>
             </w:r>
             <w:r>
               <w:rPr>
@@ -701,7 +701,7 @@
               <w14:ligatures w14:val="standardContextual"/>
             </w:rPr>
           </w:pPr>
-          <w:hyperlink w:anchor="_Toc241490948" w:history="1">
+          <w:hyperlink w:anchor="_Toc241492369" w:history="1">
             <w:r>
               <w:rPr>
                 <w:rStyle w:val="Hyperlink"/>
@@ -725,7 +725,7 @@
               <w:rPr>
                 <w:noProof/>
               </w:rPr>
-              <w:instrText xml:space="preserve"> PAGEREF _Toc241490948 \h </w:instrText>
+              <w:instrText xml:space="preserve"> PAGEREF _Toc241492369 \h </w:instrText>
             </w:r>
             <w:r>
               <w:rPr>
@@ -768,7 +768,7 @@
               <w14:ligatures w14:val="standardContextual"/>
             </w:rPr>
           </w:pPr>
-          <w:hyperlink w:anchor="_Toc241490949" w:history="1">
+          <w:hyperlink w:anchor="_Toc241492370" w:history="1">
             <w:r>
               <w:rPr>
                 <w:rStyle w:val="Hyperlink"/>
@@ -792,7 +792,7 @@
               <w:rPr>
                 <w:noProof/>
               </w:rPr>
-              <w:instrText xml:space="preserve"> PAGEREF _Toc241490949 \h </w:instrText>
+              <w:instrText xml:space="preserve"> PAGEREF _Toc241492370 \h </w:instrText>
             </w:r>
             <w:r>
               <w:rPr>
@@ -835,7 +835,7 @@
               <w14:ligatures w14:val="standardContextual"/>
             </w:rPr>
           </w:pPr>
-          <w:hyperlink w:anchor="_Toc241490950" w:history="1">
+          <w:hyperlink w:anchor="_Toc241492371" w:history="1">
             <w:r>
               <w:rPr>
                 <w:rStyle w:val="Hyperlink"/>
@@ -859,7 +859,7 @@
               <w:rPr>
                 <w:noProof/>
               </w:rPr>
-              <w:instrText xml:space="preserve"> PAGEREF _Toc241490950 \h </w:instrText>
+              <w:instrText xml:space="preserve"> PAGEREF _Toc241492371 \h </w:instrText>
             </w:r>
             <w:r>
               <w:rPr>
@@ -902,7 +902,7 @@
               <w14:ligatures w14:val="standardContextual"/>
             </w:rPr>
           </w:pPr>
-          <w:hyperlink w:anchor="_Toc241490951" w:history="1">
+          <w:hyperlink w:anchor="_Toc241492372" w:history="1">
             <w:r>
               <w:rPr>
                 <w:rStyle w:val="Hyperlink"/>
@@ -926,7 +926,7 @@
               <w:rPr>
                 <w:noProof/>
               </w:rPr>
-              <w:instrText xml:space="preserve"> PAGEREF _Toc241490951 \h </w:instrText>
+              <w:instrText xml:space="preserve"> PAGEREF _Toc241492372 \h </w:instrText>
             </w:r>
             <w:r>
               <w:rPr>
@@ -969,7 +969,7 @@
               <w14:ligatures w14:val="standardContextual"/>
             </w:rPr>
           </w:pPr>
-          <w:hyperlink w:anchor="_Toc241490952" w:history="1">
+          <w:hyperlink w:anchor="_Toc241492373" w:history="1">
             <w:r>
               <w:rPr>
                 <w:rStyle w:val="Hyperlink"/>
@@ -993,7 +993,7 @@
               <w:rPr>
                 <w:noProof/>
               </w:rPr>
-              <w:instrText xml:space="preserve"> PAGEREF _Toc241490952 \h </w:instrText>
+              <w:instrText xml:space="preserve"> PAGEREF _Toc241492373 \h </w:instrText>
             </w:r>
             <w:r>
               <w:rPr>
@@ -1036,7 +1036,7 @@
               <w14:ligatures w14:val="standardContextual"/>
             </w:rPr>
           </w:pPr>
-          <w:hyperlink w:anchor="_Toc241490953" w:history="1">
+          <w:hyperlink w:anchor="_Toc241492374" w:history="1">
             <w:r>
               <w:rPr>
                 <w:rStyle w:val="Hyperlink"/>
@@ -1060,7 +1060,7 @@
               <w:rPr>
                 <w:noProof/>
               </w:rPr>
-              <w:instrText xml:space="preserve"> PAGEREF _Toc241490953 \h </w:instrText>
+              <w:instrText xml:space="preserve"> PAGEREF _Toc241492374 \h </w:instrText>
             </w:r>
             <w:r>
               <w:rPr>
@@ -1103,7 +1103,7 @@
               <w14:ligatures w14:val="standardContextual"/>
             </w:rPr>
           </w:pPr>
-          <w:hyperlink w:anchor="_Toc241490954" w:history="1">
+          <w:hyperlink w:anchor="_Toc241492375" w:history="1">
             <w:r>
               <w:rPr>
                 <w:rStyle w:val="Hyperlink"/>
@@ -1127,7 +1127,7 @@
               <w:rPr>
                 <w:noProof/>
               </w:rPr>
-              <w:instrText xml:space="preserve"> PAGEREF _Toc241490954 \h </w:instrText>
+              <w:instrText xml:space="preserve"> PAGEREF _Toc241492375 \h </w:instrText>
             </w:r>
             <w:r>
               <w:rPr>
@@ -1170,7 +1170,7 @@
               <w14:ligatures w14:val="standardContextual"/>
             </w:rPr>
           </w:pPr>
-          <w:hyperlink w:anchor="_Toc241490955" w:history="1">
+          <w:hyperlink w:anchor="_Toc241492376" w:history="1">
             <w:r>
               <w:rPr>
                 <w:rStyle w:val="Hyperlink"/>
@@ -1194,7 +1194,7 @@
               <w:rPr>
                 <w:noProof/>
               </w:rPr>
-              <w:instrText xml:space="preserve"> PAGEREF _Toc241490955 \h </w:instrText>
+              <w:instrText xml:space="preserve"> PAGEREF _Toc241492376 \h </w:instrText>
             </w:r>
             <w:r>
               <w:rPr>
@@ -1237,7 +1237,7 @@
               <w14:ligatures w14:val="standardContextual"/>
             </w:rPr>
           </w:pPr>
-          <w:hyperlink w:anchor="_Toc241490956" w:history="1">
+          <w:hyperlink w:anchor="_Toc241492377" w:history="1">
             <w:r>
               <w:rPr>
                 <w:rStyle w:val="Hyperlink"/>
@@ -1261,7 +1261,7 @@
               <w:rPr>
                 <w:noProof/>
               </w:rPr>
-              <w:instrText xml:space="preserve"> PAGEREF _Toc241490956 \h </w:instrText>
+              <w:instrText xml:space="preserve"> PAGEREF _Toc241492377 \h </w:instrText>
             </w:r>
             <w:r>
               <w:rPr>
@@ -1304,7 +1304,7 @@
               <w14:ligatures w14:val="standardContextual"/>
             </w:rPr>
           </w:pPr>
-          <w:hyperlink w:anchor="_Toc241490957" w:history="1">
+          <w:hyperlink w:anchor="_Toc241492378" w:history="1">
             <w:r>
               <w:rPr>
                 <w:rStyle w:val="Hyperlink"/>
@@ -1328,7 +1328,7 @@
               <w:rPr>
                 <w:noProof/>
               </w:rPr>
-              <w:instrText xml:space="preserve"> PAGEREF _Toc241490957 \h </w:instrText>
+              <w:instrText xml:space="preserve"> PAGEREF _Toc241492378 \h </w:instrText>
             </w:r>
             <w:r>
               <w:rPr>
@@ -1371,7 +1371,7 @@
               <w14:ligatures w14:val="standardContextual"/>
             </w:rPr>
           </w:pPr>
-          <w:hyperlink w:anchor="_Toc241490958" w:history="1">
+          <w:hyperlink w:anchor="_Toc241492379" w:history="1">
             <w:r>
               <w:rPr>
                 <w:rStyle w:val="Hyperlink"/>
@@ -1395,7 +1395,7 @@
               <w:rPr>
                 <w:noProof/>
               </w:rPr>
-              <w:instrText xml:space="preserve"> PAGEREF _Toc241490958 \h </w:instrText>
+              <w:instrText xml:space="preserve"> PAGEREF _Toc241492379 \h </w:instrText>
             </w:r>
             <w:r>
               <w:rPr>
@@ -1438,7 +1438,7 @@
               <w14:ligatures w14:val="standardContextual"/>
             </w:rPr>
           </w:pPr>
-          <w:hyperlink w:anchor="_Toc241490959" w:history="1">
+          <w:hyperlink w:anchor="_Toc241492380" w:history="1">
             <w:r>
               <w:rPr>
                 <w:rStyle w:val="Hyperlink"/>
@@ -1462,7 +1462,7 @@
               <w:rPr>
                 <w:noProof/>
               </w:rPr>
-              <w:instrText xml:space="preserve"> PAGEREF _Toc241490959 \h </w:instrText>
+              <w:instrText xml:space="preserve"> PAGEREF _Toc241492380 \h </w:instrText>
             </w:r>
             <w:r>
               <w:rPr>
@@ -1505,7 +1505,7 @@
               <w14:ligatures w14:val="standardContextual"/>
             </w:rPr>
           </w:pPr>
-          <w:hyperlink w:anchor="_Toc241490960" w:history="1">
+          <w:hyperlink w:anchor="_Toc241492381" w:history="1">
             <w:r>
               <w:rPr>
                 <w:rStyle w:val="Hyperlink"/>
@@ -1529,7 +1529,7 @@
               <w:rPr>
                 <w:noProof/>
               </w:rPr>
-              <w:instrText xml:space="preserve"> PAGEREF _Toc241490960 \h </w:instrText>
+              <w:instrText xml:space="preserve"> PAGEREF _Toc241492381 \h </w:instrText>
             </w:r>
             <w:r>
               <w:rPr>
@@ -1572,7 +1572,7 @@
               <w14:ligatures w14:val="standardContextual"/>
             </w:rPr>
           </w:pPr>
-          <w:hyperlink w:anchor="_Toc241490961" w:history="1">
+          <w:hyperlink w:anchor="_Toc241492382" w:history="1">
             <w:r>
               <w:rPr>
                 <w:rStyle w:val="Hyperlink"/>
@@ -1596,7 +1596,7 @@
               <w:rPr>
                 <w:noProof/>
               </w:rPr>
-              <w:instrText xml:space="preserve"> PAGEREF _Toc241490961 \h </w:instrText>
+              <w:instrText xml:space="preserve"> PAGEREF _Toc241492382 \h </w:instrText>
             </w:r>
             <w:r>
               <w:rPr>
@@ -1639,7 +1639,7 @@
               <w14:ligatures w14:val="standardContextual"/>
             </w:rPr>
           </w:pPr>
-          <w:hyperlink w:anchor="_Toc241490962" w:history="1">
+          <w:hyperlink w:anchor="_Toc241492383" w:history="1">
             <w:r>
               <w:rPr>
                 <w:rStyle w:val="Hyperlink"/>
@@ -1663,7 +1663,7 @@
               <w:rPr>
                 <w:noProof/>
               </w:rPr>
-              <w:instrText xml:space="preserve"> PAGEREF _Toc241490962 \h </w:instrText>
+              <w:instrText xml:space="preserve"> PAGEREF _Toc241492383 \h </w:instrText>
             </w:r>
             <w:r>
               <w:rPr>
@@ -1706,7 +1706,7 @@
               <w14:ligatures w14:val="standardContextual"/>
             </w:rPr>
           </w:pPr>
-          <w:hyperlink w:anchor="_Toc241490963" w:history="1">
+          <w:hyperlink w:anchor="_Toc241492384" w:history="1">
             <w:r>
               <w:rPr>
                 <w:rStyle w:val="Hyperlink"/>
@@ -1730,7 +1730,7 @@
               <w:rPr>
                 <w:noProof/>
               </w:rPr>
-              <w:instrText xml:space="preserve"> PAGEREF _Toc241490963 \h </w:instrText>
+              <w:instrText xml:space="preserve"> PAGEREF _Toc241492384 \h </w:instrText>
             </w:r>
             <w:r>
               <w:rPr>
@@ -1773,7 +1773,7 @@
               <w14:ligatures w14:val="standardContextual"/>
             </w:rPr>
           </w:pPr>
-          <w:hyperlink w:anchor="_Toc241490964" w:history="1">
+          <w:hyperlink w:anchor="_Toc241492385" w:history="1">
             <w:r>
               <w:rPr>
                 <w:rStyle w:val="Hyperlink"/>
@@ -1797,7 +1797,7 @@
               <w:rPr>
                 <w:noProof/>
               </w:rPr>
-              <w:instrText xml:space="preserve"> PAGEREF _Toc241490964 \h </w:instrText>
+              <w:instrText xml:space="preserve"> PAGEREF _Toc241492385 \h </w:instrText>
             </w:r>
             <w:r>
               <w:rPr>
@@ -1840,7 +1840,7 @@
               <w14:ligatures w14:val="standardContextual"/>
             </w:rPr>
           </w:pPr>
-          <w:hyperlink w:anchor="_Toc241490965" w:history="1">
+          <w:hyperlink w:anchor="_Toc241492386" w:history="1">
             <w:r>
               <w:rPr>
                 <w:rStyle w:val="Hyperlink"/>
@@ -1864,7 +1864,7 @@
               <w:rPr>
                 <w:noProof/>
               </w:rPr>
-              <w:instrText xml:space="preserve"> PAGEREF _Toc241490965 \h </w:instrText>
+              <w:instrText xml:space="preserve"> PAGEREF _Toc241492386 \h </w:instrText>
             </w:r>
             <w:r>
               <w:rPr>
@@ -1907,7 +1907,7 @@
               <w14:ligatures w14:val="standardContextual"/>
             </w:rPr>
           </w:pPr>
-          <w:hyperlink w:anchor="_Toc241490966" w:history="1">
+          <w:hyperlink w:anchor="_Toc241492387" w:history="1">
             <w:r>
               <w:rPr>
                 <w:rStyle w:val="Hyperlink"/>
@@ -1931,7 +1931,7 @@
               <w:rPr>
                 <w:noProof/>
               </w:rPr>
-              <w:instrText xml:space="preserve"> PAGEREF _Toc241490966 \h </w:instrText>
+              <w:instrText xml:space="preserve"> PAGEREF _Toc241492387 \h </w:instrText>
             </w:r>
             <w:r>
               <w:rPr>
@@ -1974,7 +1974,7 @@
               <w14:ligatures w14:val="standardContextual"/>
             </w:rPr>
           </w:pPr>
-          <w:hyperlink w:anchor="_Toc241490967" w:history="1">
+          <w:hyperlink w:anchor="_Toc241492388" w:history="1">
             <w:r>
               <w:rPr>
                 <w:rStyle w:val="Hyperlink"/>
@@ -1998,7 +1998,7 @@
               <w:rPr>
                 <w:noProof/>
               </w:rPr>
-              <w:instrText xml:space="preserve"> PAGEREF _Toc241490967 \h </w:instrText>
+              <w:instrText xml:space="preserve"> PAGEREF _Toc241492388 \h </w:instrText>
             </w:r>
             <w:r>
               <w:rPr>
@@ -2041,7 +2041,7 @@
               <w14:ligatures w14:val="standardContextual"/>
             </w:rPr>
           </w:pPr>
-          <w:hyperlink w:anchor="_Toc241490968" w:history="1">
+          <w:hyperlink w:anchor="_Toc241492389" w:history="1">
             <w:r>
               <w:rPr>
                 <w:rStyle w:val="Hyperlink"/>
@@ -2065,7 +2065,7 @@
               <w:rPr>
                 <w:noProof/>
               </w:rPr>
-              <w:instrText xml:space="preserve"> PAGEREF _Toc241490968 \h </w:instrText>
+              <w:instrText xml:space="preserve"> PAGEREF _Toc241492389 \h </w:instrText>
             </w:r>
             <w:r>
               <w:rPr>
@@ -2108,7 +2108,7 @@
               <w14:ligatures w14:val="standardContextual"/>
             </w:rPr>
           </w:pPr>
-          <w:hyperlink w:anchor="_Toc241490969" w:history="1">
+          <w:hyperlink w:anchor="_Toc241492390" w:history="1">
             <w:r>
               <w:rPr>
                 <w:rStyle w:val="Hyperlink"/>
@@ -2132,7 +2132,7 @@
               <w:rPr>
                 <w:noProof/>
               </w:rPr>
-              <w:instrText xml:space="preserve"> PAGEREF _Toc241490969 \h </w:instrText>
+              <w:instrText xml:space="preserve"> PAGEREF _Toc241492390 \h </w:instrText>
             </w:r>
             <w:r>
               <w:rPr>
@@ -2175,7 +2175,7 @@
               <w14:ligatures w14:val="standardContextual"/>
             </w:rPr>
           </w:pPr>
-          <w:hyperlink w:anchor="_Toc241490970" w:history="1">
+          <w:hyperlink w:anchor="_Toc241492391" w:history="1">
             <w:r>
               <w:rPr>
                 <w:rStyle w:val="Hyperlink"/>
@@ -2199,7 +2199,7 @@
               <w:rPr>
                 <w:noProof/>
               </w:rPr>
-              <w:instrText xml:space="preserve"> PAGEREF _Toc241490970 \h </w:instrText>
+              <w:instrText xml:space="preserve"> PAGEREF _Toc241492391 \h </w:instrText>
             </w:r>
             <w:r>
               <w:rPr>
@@ -2242,7 +2242,7 @@
               <w14:ligatures w14:val="standardContextual"/>
             </w:rPr>
           </w:pPr>
-          <w:hyperlink w:anchor="_Toc241490971" w:history="1">
+          <w:hyperlink w:anchor="_Toc241492392" w:history="1">
             <w:r>
               <w:rPr>
                 <w:rStyle w:val="Hyperlink"/>
@@ -2266,7 +2266,7 @@
               <w:rPr>
                 <w:noProof/>
               </w:rPr>
-              <w:instrText xml:space="preserve"> PAGEREF _Toc241490971 \h </w:instrText>
+              <w:instrText xml:space="preserve"> PAGEREF _Toc241492392 \h </w:instrText>
             </w:r>
             <w:r>
               <w:rPr>
@@ -2309,7 +2309,7 @@
               <w14:ligatures w14:val="standardContextual"/>
             </w:rPr>
           </w:pPr>
-          <w:hyperlink w:anchor="_Toc241490972" w:history="1">
+          <w:hyperlink w:anchor="_Toc241492393" w:history="1">
             <w:r>
               <w:rPr>
                 <w:rStyle w:val="Hyperlink"/>
@@ -2333,7 +2333,7 @@
               <w:rPr>
                 <w:noProof/>
               </w:rPr>
-              <w:instrText xml:space="preserve"> PAGEREF _Toc241490972 \h </w:instrText>
+              <w:instrText xml:space="preserve"> PAGEREF _Toc241492393 \h </w:instrText>
             </w:r>
             <w:r>
               <w:rPr>
@@ -2376,7 +2376,7 @@
               <w14:ligatures w14:val="standardContextual"/>
             </w:rPr>
           </w:pPr>
-          <w:hyperlink w:anchor="_Toc241490973" w:history="1">
+          <w:hyperlink w:anchor="_Toc241492394" w:history="1">
             <w:r>
               <w:rPr>
                 <w:rStyle w:val="Hyperlink"/>
@@ -2400,7 +2400,7 @@
               <w:rPr>
                 <w:noProof/>
               </w:rPr>
-              <w:instrText xml:space="preserve"> PAGEREF _Toc241490973 \h </w:instrText>
+              <w:instrText xml:space="preserve"> PAGEREF _Toc241492394 \h </w:instrText>
             </w:r>
             <w:r>
               <w:rPr>
@@ -2443,7 +2443,7 @@
               <w14:ligatures w14:val="standardContextual"/>
             </w:rPr>
           </w:pPr>
-          <w:hyperlink w:anchor="_Toc241490974" w:history="1">
+          <w:hyperlink w:anchor="_Toc241492395" w:history="1">
             <w:r>
               <w:rPr>
                 <w:rStyle w:val="Hyperlink"/>
@@ -2467,7 +2467,7 @@
               <w:rPr>
                 <w:noProof/>
               </w:rPr>
-              <w:instrText xml:space="preserve"> PAGEREF _Toc241490974 \h </w:instrText>
+              <w:instrText xml:space="preserve"> PAGEREF _Toc241492395 \h </w:instrText>
             </w:r>
             <w:r>
               <w:rPr>
@@ -2510,7 +2510,7 @@
               <w14:ligatures w14:val="standardContextual"/>
             </w:rPr>
           </w:pPr>
-          <w:hyperlink w:anchor="_Toc241490975" w:history="1">
+          <w:hyperlink w:anchor="_Toc241492396" w:history="1">
             <w:r>
               <w:rPr>
                 <w:rStyle w:val="Hyperlink"/>
@@ -2534,7 +2534,7 @@
               <w:rPr>
                 <w:noProof/>
               </w:rPr>
-              <w:instrText xml:space="preserve"> PAGEREF _Toc241490975 \h </w:instrText>
+              <w:instrText xml:space="preserve"> PAGEREF _Toc241492396 \h </w:instrText>
             </w:r>
             <w:r>
               <w:rPr>
@@ -2577,7 +2577,7 @@
               <w14:ligatures w14:val="standardContextual"/>
             </w:rPr>
           </w:pPr>
-          <w:hyperlink w:anchor="_Toc241490976" w:history="1">
+          <w:hyperlink w:anchor="_Toc241492397" w:history="1">
             <w:r>
               <w:rPr>
                 <w:rStyle w:val="Hyperlink"/>
@@ -2601,7 +2601,7 @@
               <w:rPr>
                 <w:noProof/>
               </w:rPr>
-              <w:instrText xml:space="preserve"> PAGEREF _Toc241490976 \h </w:instrText>
+              <w:instrText xml:space="preserve"> PAGEREF _Toc241492397 \h </w:instrText>
             </w:r>
             <w:r>
               <w:rPr>
@@ -2640,7 +2640,7 @@
         <w:pStyle w:val="Heading1"/>
         <w:pageBreakBefore/>
       </w:pPr>
-      <w:bookmarkStart w:id="0" w:name="_Toc241490946"/>
+      <w:bookmarkStart w:id="0" w:name="_Toc241492367"/>
       <w:r>
         <w:lastRenderedPageBreak/>
         <w:t>1. Your role at a glance</w:t>
@@ -2860,7 +2860,7 @@
         <w:pStyle w:val="Heading1"/>
         <w:pageBreakBefore/>
       </w:pPr>
-      <w:bookmarkStart w:id="1" w:name="_Toc241490947"/>
+      <w:bookmarkStart w:id="1" w:name="_Toc241492368"/>
       <w:r>
         <w:lastRenderedPageBreak/>
         <w:t>2. Signing in and your screens</w:t>
@@ -2871,7 +2871,7 @@
       <w:pPr>
         <w:pStyle w:val="Heading2"/>
       </w:pPr>
-      <w:bookmarkStart w:id="2" w:name="_Toc241490948"/>
+      <w:bookmarkStart w:id="2" w:name="_Toc241492369"/>
       <w:r>
         <w:t>Signing in</w:t>
       </w:r>
@@ -2954,7 +2954,7 @@
           <w:noProof/>
         </w:rPr>
         <w:drawing>
-          <wp:inline distT="0" distB="0" distL="0" distR="0" wp14:anchorId="451B56CA" wp14:editId="44DD6889">
+          <wp:inline distT="0" distB="0" distL="0" distR="0" wp14:anchorId="37B3A5F3" wp14:editId="01F21D38">
             <wp:extent cx="5334000" cy="2333625"/>
             <wp:effectExtent l="0" t="0" r="0" b="0"/>
             <wp:docPr id="1" name="adm_login.jpg" descr="The sign-in screen for all internal staff." title="The sign-in screen for all internal staff."/>
@@ -3121,7 +3121,7 @@
       <w:pPr>
         <w:pStyle w:val="Heading2"/>
       </w:pPr>
-      <w:bookmarkStart w:id="3" w:name="_Toc241490949"/>
+      <w:bookmarkStart w:id="3" w:name="_Toc241492370"/>
       <w:r>
         <w:t>Finding your way around</w:t>
       </w:r>
@@ -3306,7 +3306,7 @@
         </w:rPr>
         <w:lastRenderedPageBreak/>
         <w:drawing>
-          <wp:inline distT="0" distB="0" distL="0" distR="0" wp14:anchorId="7D0031D9" wp14:editId="0B85491F">
+          <wp:inline distT="0" distB="0" distL="0" distR="0" wp14:anchorId="40579AD3" wp14:editId="7BDB744E">
             <wp:extent cx="5715000" cy="1876425"/>
             <wp:effectExtent l="0" t="0" r="0" b="0"/>
             <wp:docPr id="2" name="adm_not_your_role.jpg" descr="Opening a screen outside your role (for example from an old bookmark) shows this card instead of the screen." title="Opening a screen outside your role (for example from an old bookmark) shows this card instead of the screen."/>
@@ -3375,7 +3375,7 @@
       <w:pPr>
         <w:pStyle w:val="Heading2"/>
       </w:pPr>
-      <w:bookmarkStart w:id="4" w:name="_Toc241490950"/>
+      <w:bookmarkStart w:id="4" w:name="_Toc241492371"/>
       <w:r>
         <w:t>Your screens</w:t>
       </w:r>
@@ -3650,7 +3650,7 @@
       <w:pPr>
         <w:pStyle w:val="Heading2"/>
       </w:pPr>
-      <w:bookmarkStart w:id="5" w:name="_Toc241490951"/>
+      <w:bookmarkStart w:id="5" w:name="_Toc241492372"/>
       <w:r>
         <w:t>Changing your password</w:t>
       </w:r>
@@ -3733,7 +3733,7 @@
           <w:noProof/>
         </w:rPr>
         <w:drawing>
-          <wp:inline distT="0" distB="0" distL="0" distR="0" wp14:anchorId="1352E456" wp14:editId="6E0E61F3">
+          <wp:inline distT="0" distB="0" distL="0" distR="0" wp14:anchorId="2D09DB82" wp14:editId="6E36D7C6">
             <wp:extent cx="5334000" cy="2171700"/>
             <wp:effectExtent l="0" t="0" r="0" b="0"/>
             <wp:docPr id="3" name="adm_account.jpg" descr="Change Password screen." title="Change Password screen."/>
@@ -3821,7 +3821,7 @@
         <w:pStyle w:val="Heading1"/>
         <w:pageBreakBefore/>
       </w:pPr>
-      <w:bookmarkStart w:id="6" w:name="_Toc241490952"/>
+      <w:bookmarkStart w:id="6" w:name="_Toc241492373"/>
       <w:r>
         <w:lastRenderedPageBreak/>
         <w:t>3. Your routine</w:t>
@@ -4165,7 +4165,7 @@
         <w:pStyle w:val="Heading1"/>
         <w:pageBreakBefore/>
       </w:pPr>
-      <w:bookmarkStart w:id="7" w:name="_Toc241490953"/>
+      <w:bookmarkStart w:id="7" w:name="_Toc241492374"/>
       <w:r>
         <w:lastRenderedPageBreak/>
         <w:t>4. Step-by-step tasks</w:t>
@@ -4176,7 +4176,7 @@
       <w:pPr>
         <w:pStyle w:val="Heading2"/>
       </w:pPr>
-      <w:bookmarkStart w:id="8" w:name="_Toc241490954"/>
+      <w:bookmarkStart w:id="8" w:name="_Toc241492375"/>
       <w:r>
         <w:t>4.1 Finding your cases</w:t>
       </w:r>
@@ -4216,7 +4216,7 @@
           <w:noProof/>
         </w:rPr>
         <w:drawing>
-          <wp:inline distT="0" distB="0" distL="0" distR="0" wp14:anchorId="38D095A6" wp14:editId="3509CA36">
+          <wp:inline distT="0" distB="0" distL="0" distR="0" wp14:anchorId="4900C70F" wp14:editId="3DE1554E">
             <wp:extent cx="5334000" cy="3333750"/>
             <wp:effectExtent l="0" t="0" r="0" b="0"/>
             <wp:docPr id="4" name="cra_register.jpg" descr="Main-400 Register for a Contact RA." title="Main-400 Register for a Contact RA."/>
@@ -4346,7 +4346,7 @@
       <w:pPr>
         <w:pStyle w:val="Heading2"/>
       </w:pPr>
-      <w:bookmarkStart w:id="9" w:name="_Toc241490955"/>
+      <w:bookmarkStart w:id="9" w:name="_Toc241492376"/>
       <w:r>
         <w:t>4.2 Recording the respondent and their contact details</w:t>
       </w:r>
@@ -4488,7 +4488,7 @@
         </w:rPr>
         <w:lastRenderedPageBreak/>
         <w:drawing>
-          <wp:inline distT="0" distB="0" distL="0" distR="0" wp14:anchorId="539F4957" wp14:editId="20CD72A3">
+          <wp:inline distT="0" distB="0" distL="0" distR="0" wp14:anchorId="0892566C" wp14:editId="710A32D7">
             <wp:extent cx="5334000" cy="2114550"/>
             <wp:effectExtent l="0" t="0" r="0" b="0"/>
             <wp:docPr id="5" name="adm_case_add_person.jpg" descr="Adding a person to a case." title="Adding a person to a case."/>
@@ -4751,7 +4751,7 @@
       <w:pPr>
         <w:pStyle w:val="Heading2"/>
       </w:pPr>
-      <w:bookmarkStart w:id="10" w:name="_Toc241490956"/>
+      <w:bookmarkStart w:id="10" w:name="_Toc241492377"/>
       <w:r>
         <w:t>4.3 Sending an invitation</w:t>
       </w:r>
@@ -4864,7 +4864,7 @@
           <w:noProof/>
         </w:rPr>
         <w:drawing>
-          <wp:inline distT="0" distB="0" distL="0" distR="0" wp14:anchorId="04B39D80" wp14:editId="79ADF982">
+          <wp:inline distT="0" distB="0" distL="0" distR="0" wp14:anchorId="2F4D587E" wp14:editId="4548B350">
             <wp:extent cx="5334000" cy="1143000"/>
             <wp:effectExtent l="0" t="0" r="0" b="0"/>
             <wp:docPr id="6" name="cra_case_invitations_before.jpg" descr="Invitations panel before sending, with the history of earlier invitations." title="Invitations panel before sending, with the history of earlier invitations."/>
@@ -4994,7 +4994,7 @@
         </w:rPr>
         <w:lastRenderedPageBreak/>
         <w:drawing>
-          <wp:inline distT="0" distB="0" distL="0" distR="0" wp14:anchorId="2249F168" wp14:editId="09BEDBF5">
+          <wp:inline distT="0" distB="0" distL="0" distR="0" wp14:anchorId="1113E03A" wp14:editId="428DD495">
             <wp:extent cx="5334000" cy="2152650"/>
             <wp:effectExtent l="0" t="0" r="0" b="0"/>
             <wp:docPr id="7" name="cra_case_invitation_sent.jpg" descr="The link, manual code and ready-written messages are shown once, with a send button for each channel." title="The link, manual code and ready-written messages are shown once, with a send button for each channel."/>
@@ -5377,7 +5377,7 @@
       <w:pPr>
         <w:pStyle w:val="Heading2"/>
       </w:pPr>
-      <w:bookmarkStart w:id="11" w:name="_Toc241490957"/>
+      <w:bookmarkStart w:id="11" w:name="_Toc241492378"/>
       <w:r>
         <w:t>4.4 Logging a contact attempt</w:t>
       </w:r>
@@ -5436,7 +5436,7 @@
         </w:rPr>
         <w:lastRenderedPageBreak/>
         <w:drawing>
-          <wp:inline distT="0" distB="0" distL="0" distR="0" wp14:anchorId="7A08E9D1" wp14:editId="42FEF062">
+          <wp:inline distT="0" distB="0" distL="0" distR="0" wp14:anchorId="562124DB" wp14:editId="508FBF66">
             <wp:extent cx="5334000" cy="1343025"/>
             <wp:effectExtent l="0" t="0" r="0" b="0"/>
             <wp:docPr id="8" name="adm_case_timeline.jpg" descr="Contact timeline and the form for logging an attempt." title="Contact timeline and the form for logging an attempt."/>
@@ -5579,7 +5579,7 @@
       <w:pPr>
         <w:pStyle w:val="Heading2"/>
       </w:pPr>
-      <w:bookmarkStart w:id="12" w:name="_Toc241490958"/>
+      <w:bookmarkStart w:id="12" w:name="_Toc241492379"/>
       <w:r>
         <w:t>4.5 Sending follow-up reminders</w:t>
       </w:r>
@@ -5647,7 +5647,7 @@
           <w:noProof/>
         </w:rPr>
         <w:drawing>
-          <wp:inline distT="0" distB="0" distL="0" distR="0" wp14:anchorId="4958CA60" wp14:editId="6E58987E">
+          <wp:inline distT="0" distB="0" distL="0" distR="0" wp14:anchorId="35AE7DBA" wp14:editId="021A21F7">
             <wp:extent cx="5334000" cy="3333750"/>
             <wp:effectExtent l="0" t="0" r="0" b="0"/>
             <wp:docPr id="9" name="cra_follow_ups.jpg" descr="Follow-ups due. Contact RAs see only their own cases." title="Follow-ups due. Contact RAs see only their own cases."/>
@@ -5874,7 +5874,7 @@
       <w:pPr>
         <w:pStyle w:val="Heading2"/>
       </w:pPr>
-      <w:bookmarkStart w:id="13" w:name="_Toc241490959"/>
+      <w:bookmarkStart w:id="13" w:name="_Toc241492380"/>
       <w:r>
         <w:t>4.6 Managing appointments</w:t>
       </w:r>
@@ -5914,7 +5914,7 @@
           <w:noProof/>
         </w:rPr>
         <w:drawing>
-          <wp:inline distT="0" distB="0" distL="0" distR="0" wp14:anchorId="57DF0EE3" wp14:editId="234AF0B6">
+          <wp:inline distT="0" distB="0" distL="0" distR="0" wp14:anchorId="3F95A898" wp14:editId="6B719AF9">
             <wp:extent cx="5334000" cy="2667000"/>
             <wp:effectExtent l="0" t="0" r="0" b="0"/>
             <wp:docPr id="10" name="cra_appointments.jpg" descr="Appointment Queue." title="Appointment Queue."/>
@@ -6097,7 +6097,7 @@
       <w:pPr>
         <w:pStyle w:val="Heading2"/>
       </w:pPr>
-      <w:bookmarkStart w:id="14" w:name="_Toc241490960"/>
+      <w:bookmarkStart w:id="14" w:name="_Toc241492381"/>
       <w:r>
         <w:t>4.7 Phone, WhatsApp-call or face-to-face administration</w:t>
       </w:r>
@@ -6144,7 +6144,7 @@
         <w:spacing w:after="80" w:line="276" w:lineRule="auto"/>
       </w:pPr>
       <w:r>
-        <w:t>At the start of the call, confirm the organisation and the person's role, read or summarise the Participant Information Sheet (v1.3) and ask for consent. Stop if they decline.</w:t>
+        <w:t>At the start of the call, confirm the organisation and the person's role, read or summarise the Participant Information Sheet (v1.5) and ask for consent. Stop if they decline.</w:t>
       </w:r>
     </w:p>
     <w:p>
@@ -6825,7 +6825,7 @@
       <w:pPr>
         <w:pStyle w:val="Heading2"/>
       </w:pPr>
-      <w:bookmarkStart w:id="15" w:name="_Toc241490961"/>
+      <w:bookmarkStart w:id="15" w:name="_Toc241492382"/>
       <w:r>
         <w:t>4.8 Verifying a profile with the respondent, and reconciling it afterwards</w:t>
       </w:r>
@@ -6914,7 +6914,7 @@
         </w:rPr>
         <w:lastRenderedPageBreak/>
         <w:drawing>
-          <wp:inline distT="0" distB="0" distL="0" distR="0" wp14:anchorId="0D012C38" wp14:editId="010A195E">
+          <wp:inline distT="0" distB="0" distL="0" distR="0" wp14:anchorId="00532571" wp14:editId="10D01195">
             <wp:extent cx="4752975" cy="4953000"/>
             <wp:effectExtent l="0" t="0" r="0" b="0"/>
             <wp:docPr id="11" name="proit_interview_sheet.jpg" descr="The interview sheet: confirm what is public, ask what is not." title="The interview sheet: confirm what is public, ask what is not."/>
@@ -7179,7 +7179,7 @@
         </w:rPr>
         <w:lastRenderedPageBreak/>
         <w:drawing>
-          <wp:inline distT="0" distB="0" distL="0" distR="0" wp14:anchorId="7B7BE763" wp14:editId="5B68C2AA">
+          <wp:inline distT="0" distB="0" distL="0" distR="0" wp14:anchorId="193F3715" wp14:editId="2930DA15">
             <wp:extent cx="5334000" cy="1152525"/>
             <wp:effectExtent l="0" t="0" r="0" b="0"/>
             <wp:docPr id="12" name="proit_reconcile.jpg" descr="Reconciling a corrected fact: the three values stay separate." title="Reconciling a corrected fact: the three values stay separate."/>
@@ -7417,7 +7417,7 @@
       <w:pPr>
         <w:pStyle w:val="Heading2"/>
       </w:pPr>
-      <w:bookmarkStart w:id="16" w:name="_Toc241490962"/>
+      <w:bookmarkStart w:id="16" w:name="_Toc241492383"/>
       <w:r>
         <w:t>4.9 When the person is not the right respondent</w:t>
       </w:r>
@@ -7501,7 +7501,7 @@
       <w:pPr>
         <w:pStyle w:val="Heading2"/>
       </w:pPr>
-      <w:bookmarkStart w:id="17" w:name="_Toc241490963"/>
+      <w:bookmarkStart w:id="17" w:name="_Toc241492384"/>
       <w:r>
         <w:t>4.10 When someone refuses or asks to withdraw</w:t>
       </w:r>
@@ -7578,7 +7578,7 @@
       <w:pPr>
         <w:pStyle w:val="Heading2"/>
       </w:pPr>
-      <w:bookmarkStart w:id="18" w:name="_Toc241490964"/>
+      <w:bookmarkStart w:id="18" w:name="_Toc241492385"/>
       <w:r>
         <w:t>4.11 What to say to a respondent</w:t>
       </w:r>
@@ -7660,7 +7660,7 @@
         <w:pStyle w:val="Heading1"/>
         <w:pageBreakBefore/>
       </w:pPr>
-      <w:bookmarkStart w:id="19" w:name="_Toc241490965"/>
+      <w:bookmarkStart w:id="19" w:name="_Toc241492386"/>
       <w:r>
         <w:lastRenderedPageBreak/>
         <w:t>5. Rules you must follow</w:t>
@@ -7824,7 +7824,7 @@
         <w:pStyle w:val="Heading1"/>
         <w:pageBreakBefore/>
       </w:pPr>
-      <w:bookmarkStart w:id="20" w:name="_Toc241490966"/>
+      <w:bookmarkStart w:id="20" w:name="_Toc241492387"/>
       <w:r>
         <w:lastRenderedPageBreak/>
         <w:t>6. Troubleshooting</w:t>
@@ -9014,7 +9014,7 @@
         <w:pStyle w:val="Heading1"/>
         <w:pageBreakBefore/>
       </w:pPr>
-      <w:bookmarkStart w:id="21" w:name="_Toc241490967"/>
+      <w:bookmarkStart w:id="21" w:name="_Toc241492388"/>
       <w:r>
         <w:lastRenderedPageBreak/>
         <w:t>7. Quick reference</w:t>
@@ -9413,7 +9413,7 @@
         <w:pStyle w:val="Heading1"/>
         <w:pageBreakBefore/>
       </w:pPr>
-      <w:bookmarkStart w:id="22" w:name="_Toc241490968"/>
+      <w:bookmarkStart w:id="22" w:name="_Toc241492389"/>
       <w:r>
         <w:lastRenderedPageBreak/>
         <w:t>8. Every screen and button for your role</w:t>
@@ -9527,7 +9527,7 @@
       <w:pPr>
         <w:pStyle w:val="Heading2"/>
       </w:pPr>
-      <w:bookmarkStart w:id="23" w:name="_Toc241490969"/>
+      <w:bookmarkStart w:id="23" w:name="_Toc241492390"/>
       <w:r>
         <w:t>8.1 Sign in</w:t>
       </w:r>
@@ -10040,7 +10040,7 @@
       <w:pPr>
         <w:pStyle w:val="Heading2"/>
       </w:pPr>
-      <w:bookmarkStart w:id="24" w:name="_Toc241490970"/>
+      <w:bookmarkStart w:id="24" w:name="_Toc241492391"/>
       <w:r>
         <w:t>8.2 The header and menu bar (every screen)</w:t>
       </w:r>
@@ -10764,7 +10764,7 @@
       <w:pPr>
         <w:pStyle w:val="Heading2"/>
       </w:pPr>
-      <w:bookmarkStart w:id="25" w:name="_Toc241490971"/>
+      <w:bookmarkStart w:id="25" w:name="_Toc241492392"/>
       <w:r>
         <w:t>8.3 Change Password</w:t>
       </w:r>
@@ -11384,7 +11384,7 @@
       <w:pPr>
         <w:pStyle w:val="Heading2"/>
       </w:pPr>
-      <w:bookmarkStart w:id="26" w:name="_Toc241490972"/>
+      <w:bookmarkStart w:id="26" w:name="_Toc241492393"/>
       <w:r>
         <w:t>8.4 Main-400 Register (and Reserve)</w:t>
       </w:r>
@@ -12005,7 +12005,7 @@
       <w:pPr>
         <w:pStyle w:val="Heading2"/>
       </w:pPr>
-      <w:bookmarkStart w:id="27" w:name="_Toc241490973"/>
+      <w:bookmarkStart w:id="27" w:name="_Toc241492394"/>
       <w:r>
         <w:t>8.5 Case page</w:t>
       </w:r>
@@ -13359,7 +13359,7 @@
       <w:pPr>
         <w:pStyle w:val="Heading2"/>
       </w:pPr>
-      <w:bookmarkStart w:id="28" w:name="_Toc241490974"/>
+      <w:bookmarkStart w:id="28" w:name="_Toc241492395"/>
       <w:r>
         <w:t>8.6 Interview sheet (verifying a locked profile)</w:t>
       </w:r>
@@ -14400,7 +14400,7 @@
       <w:pPr>
         <w:pStyle w:val="Heading2"/>
       </w:pPr>
-      <w:bookmarkStart w:id="29" w:name="_Toc241490975"/>
+      <w:bookmarkStart w:id="29" w:name="_Toc241492396"/>
       <w:r>
         <w:t>8.7 Appointment Queue</w:t>
       </w:r>
@@ -15020,7 +15020,7 @@
       <w:pPr>
         <w:pStyle w:val="Heading2"/>
       </w:pPr>
-      <w:bookmarkStart w:id="30" w:name="_Toc241490976"/>
+      <w:bookmarkStart w:id="30" w:name="_Toc241492397"/>
       <w:r>
         <w:lastRenderedPageBreak/>
         <w:t>8.8 Follow-ups due</w:t>
@@ -15578,7 +15578,7 @@
         <w:sz w:val="16"/>
         <w:szCs w:val="16"/>
       </w:rPr>
-      <w:t>Version 1.11 · 28 September 2026</w:t>
+      <w:t>Version 1.12 · 28 September 2026</w:t>
     </w:r>
     <w:r>
       <w:rPr>
@@ -15751,10 +15751,10 @@
 <file path=word/numbering.xml><?xml version="1.0" encoding="utf-8"?>
 <w:numbering xmlns:wpc="http://schemas.microsoft.com/office/word/2010/wordprocessingCanvas" xmlns:cx="http://schemas.microsoft.com/office/drawing/2014/chartex" xmlns:cx1="http://schemas.microsoft.com/office/drawing/2015/9/8/chartex" xmlns:cx2="http://schemas.microsoft.com/office/drawing/2015/10/21/chartex" xmlns:cx3="http://schemas.microsoft.com/office/drawing/2016/5/9/chartex" xmlns:cx4="http://schemas.microsoft.com/office/drawing/2016/5/10/chartex" xmlns:cx5="http://schemas.microsoft.com/office/drawing/2016/5/11/chartex" xmlns:cx6="http://schemas.microsoft.com/office/drawing/2016/5/12/chartex" xmlns:cx7="http://schemas.microsoft.com/office/drawing/2016/5/13/chartex" xmlns:cx8="http://schemas.microsoft.com/office/drawing/2016/5/14/chartex" xmlns:mc="http://schemas.openxmlformats.org/markup-compatibility/2006" xmlns:aink="http://schemas.microsoft.com/office/drawing/2016/ink" xmlns:am3d="http://schemas.microsoft.com/office/drawing/2017/model3d" xmlns:o="urn:schemas-microsoft-com:office:office" xmlns:oel="http://schemas.microsoft.com/office/2019/extlst" xmlns:r="http://schemas.openxmlformats.org/officeDocument/2006/relationships" xmlns:m="http://schemas.openxmlformats.org/officeDocument/2006/math" xmlns:v="urn:schemas-microsoft-com:vml" xmlns:wp14="http://schemas.microsoft.com/office/word/2010/wordprocessingDrawing" xmlns:wp="http://schemas.openxmlformats.org/drawingml/2006/wordprocessingDrawing" xmlns:w10="urn:schemas-microsoft-com:office:word" xmlns:w="http://schemas.openxmlformats.org/wordprocessingml/2006/main" xmlns:w14="http://schemas.microsoft.com/office/word/2010/wordml" xmlns:w15="http://schemas.microsoft.com/office/word/2012/wordml" xmlns:w16cex="http://schemas.microsoft.com/office/word/2018/wordml/cex" xmlns:w16cid="http://schemas.microsoft.com/office/word/2016/wordml/cid" xmlns:w16="http://schemas.microsoft.com/office/word/2018/wordml" xmlns:w16sdtdh="http://schemas.microsoft.com/office/word/2020/wordml/sdtdatahash" xmlns:w16se="http://schemas.microsoft.com/office/word/2015/wordml/symex" xmlns:wpg="http://schemas.microsoft.com/office/word/2010/wordprocessingGroup" xmlns:wpi="http://schemas.microsoft.com/office/word/2010/wordprocessingInk" xmlns:wne="http://schemas.microsoft.com/office/word/2006/wordml" xmlns:wps="http://schemas.microsoft.com/office/word/2010/wordprocessingShape" mc:Ignorable="w14 w15 w16se w16cid w16 w16cex w16sdtdh wp14">
   <w:abstractNum w:abstractNumId="0" w15:restartNumberingAfterBreak="0">
-    <w:nsid w:val="15A16ACE"/>
+    <w:nsid w:val="0B0A3BF7"/>
     <w:multiLevelType w:val="hybridMultilevel"/>
-    <w:tmpl w:val="76C4B060"/>
-    <w:lvl w:ilvl="0" w:tplc="0A468378">
+    <w:tmpl w:val="7B0ACE9A"/>
+    <w:lvl w:ilvl="0" w:tplc="A3CE8096">
       <w:start w:val="1"/>
       <w:numFmt w:val="decimal"/>
       <w:lvlText w:val="%1."/>
@@ -15768,52 +15768,52 @@
         <w:color w:val="A67C27"/>
       </w:rPr>
     </w:lvl>
-    <w:lvl w:ilvl="1" w:tplc="14069EDC">
+    <w:lvl w:ilvl="1" w:tplc="883CE19E">
       <w:numFmt w:val="decimal"/>
       <w:lvlText w:val=""/>
       <w:lvlJc w:val="left"/>
     </w:lvl>
-    <w:lvl w:ilvl="2" w:tplc="09A66E26">
+    <w:lvl w:ilvl="2" w:tplc="FCDC1A24">
       <w:numFmt w:val="decimal"/>
       <w:lvlText w:val=""/>
       <w:lvlJc w:val="left"/>
     </w:lvl>
-    <w:lvl w:ilvl="3" w:tplc="15F6FC80">
+    <w:lvl w:ilvl="3" w:tplc="4F1EC4C6">
       <w:numFmt w:val="decimal"/>
       <w:lvlText w:val=""/>
       <w:lvlJc w:val="left"/>
     </w:lvl>
-    <w:lvl w:ilvl="4" w:tplc="7E9A48F0">
+    <w:lvl w:ilvl="4" w:tplc="92B80B9A">
       <w:numFmt w:val="decimal"/>
       <w:lvlText w:val=""/>
       <w:lvlJc w:val="left"/>
     </w:lvl>
-    <w:lvl w:ilvl="5" w:tplc="B68A6062">
+    <w:lvl w:ilvl="5" w:tplc="7EFADAFC">
       <w:numFmt w:val="decimal"/>
       <w:lvlText w:val=""/>
       <w:lvlJc w:val="left"/>
     </w:lvl>
-    <w:lvl w:ilvl="6" w:tplc="E6B415C8">
+    <w:lvl w:ilvl="6" w:tplc="B0122574">
       <w:numFmt w:val="decimal"/>
       <w:lvlText w:val=""/>
       <w:lvlJc w:val="left"/>
     </w:lvl>
-    <w:lvl w:ilvl="7" w:tplc="149C0820">
+    <w:lvl w:ilvl="7" w:tplc="5712DA06">
       <w:numFmt w:val="decimal"/>
       <w:lvlText w:val=""/>
       <w:lvlJc w:val="left"/>
     </w:lvl>
-    <w:lvl w:ilvl="8" w:tplc="2E748AC4">
+    <w:lvl w:ilvl="8" w:tplc="A8BE16D6">
       <w:numFmt w:val="decimal"/>
       <w:lvlText w:val=""/>
       <w:lvlJc w:val="left"/>
     </w:lvl>
   </w:abstractNum>
   <w:abstractNum w:abstractNumId="1" w15:restartNumberingAfterBreak="0">
-    <w:nsid w:val="17857C82"/>
+    <w:nsid w:val="129A3ED1"/>
     <w:multiLevelType w:val="hybridMultilevel"/>
-    <w:tmpl w:val="BCD017A6"/>
-    <w:lvl w:ilvl="0" w:tplc="8348EC46">
+    <w:tmpl w:val="28CED68A"/>
+    <w:lvl w:ilvl="0" w:tplc="1366870A">
       <w:start w:val="1"/>
       <w:numFmt w:val="decimal"/>
       <w:lvlText w:val="%1."/>
@@ -15827,52 +15827,110 @@
         <w:color w:val="A67C27"/>
       </w:rPr>
     </w:lvl>
-    <w:lvl w:ilvl="1" w:tplc="BC186FEE">
+    <w:lvl w:ilvl="1" w:tplc="13AE6C5A">
       <w:numFmt w:val="decimal"/>
       <w:lvlText w:val=""/>
       <w:lvlJc w:val="left"/>
     </w:lvl>
-    <w:lvl w:ilvl="2" w:tplc="85A0BC96">
+    <w:lvl w:ilvl="2" w:tplc="27F2CF74">
       <w:numFmt w:val="decimal"/>
       <w:lvlText w:val=""/>
       <w:lvlJc w:val="left"/>
     </w:lvl>
-    <w:lvl w:ilvl="3" w:tplc="4CF81E22">
+    <w:lvl w:ilvl="3" w:tplc="21BC7738">
       <w:numFmt w:val="decimal"/>
       <w:lvlText w:val=""/>
       <w:lvlJc w:val="left"/>
     </w:lvl>
-    <w:lvl w:ilvl="4" w:tplc="429CE2E8">
+    <w:lvl w:ilvl="4" w:tplc="45483A7A">
       <w:numFmt w:val="decimal"/>
       <w:lvlText w:val=""/>
       <w:lvlJc w:val="left"/>
     </w:lvl>
-    <w:lvl w:ilvl="5" w:tplc="7EC26184">
+    <w:lvl w:ilvl="5" w:tplc="C52C9E5E">
       <w:numFmt w:val="decimal"/>
       <w:lvlText w:val=""/>
       <w:lvlJc w:val="left"/>
     </w:lvl>
-    <w:lvl w:ilvl="6" w:tplc="5F1ACF4E">
+    <w:lvl w:ilvl="6" w:tplc="E3A4AF1E">
       <w:numFmt w:val="decimal"/>
       <w:lvlText w:val=""/>
       <w:lvlJc w:val="left"/>
     </w:lvl>
-    <w:lvl w:ilvl="7" w:tplc="84BA5758">
+    <w:lvl w:ilvl="7" w:tplc="BBEAAFC2">
       <w:numFmt w:val="decimal"/>
       <w:lvlText w:val=""/>
       <w:lvlJc w:val="left"/>
     </w:lvl>
-    <w:lvl w:ilvl="8" w:tplc="590CBA4A">
+    <w:lvl w:ilvl="8" w:tplc="2AE28E42">
       <w:numFmt w:val="decimal"/>
       <w:lvlText w:val=""/>
       <w:lvlJc w:val="left"/>
     </w:lvl>
   </w:abstractNum>
   <w:abstractNum w:abstractNumId="2" w15:restartNumberingAfterBreak="0">
-    <w:nsid w:val="25C072A4"/>
+    <w:nsid w:val="17066CA4"/>
     <w:multiLevelType w:val="hybridMultilevel"/>
-    <w:tmpl w:val="7890B434"/>
-    <w:lvl w:ilvl="0" w:tplc="9DB47CEE">
+    <w:tmpl w:val="4A727356"/>
+    <w:lvl w:ilvl="0" w:tplc="35B4BB18">
+      <w:start w:val="1"/>
+      <w:numFmt w:val="bullet"/>
+      <w:lvlText w:val="•"/>
+      <w:lvlJc w:val="left"/>
+      <w:pPr>
+        <w:ind w:left="460" w:hanging="280"/>
+      </w:pPr>
+    </w:lvl>
+    <w:lvl w:ilvl="1" w:tplc="FDDA5B86">
+      <w:start w:val="1"/>
+      <w:numFmt w:val="bullet"/>
+      <w:lvlText w:val="–"/>
+      <w:lvlJc w:val="left"/>
+      <w:pPr>
+        <w:ind w:left="900" w:hanging="280"/>
+      </w:pPr>
+    </w:lvl>
+    <w:lvl w:ilvl="2" w:tplc="A3ACA0D2">
+      <w:numFmt w:val="decimal"/>
+      <w:lvlText w:val=""/>
+      <w:lvlJc w:val="left"/>
+    </w:lvl>
+    <w:lvl w:ilvl="3" w:tplc="29D2D1E0">
+      <w:numFmt w:val="decimal"/>
+      <w:lvlText w:val=""/>
+      <w:lvlJc w:val="left"/>
+    </w:lvl>
+    <w:lvl w:ilvl="4" w:tplc="0B787EF8">
+      <w:numFmt w:val="decimal"/>
+      <w:lvlText w:val=""/>
+      <w:lvlJc w:val="left"/>
+    </w:lvl>
+    <w:lvl w:ilvl="5" w:tplc="6ACA4630">
+      <w:numFmt w:val="decimal"/>
+      <w:lvlText w:val=""/>
+      <w:lvlJc w:val="left"/>
+    </w:lvl>
+    <w:lvl w:ilvl="6" w:tplc="FB02010A">
+      <w:numFmt w:val="decimal"/>
+      <w:lvlText w:val=""/>
+      <w:lvlJc w:val="left"/>
+    </w:lvl>
+    <w:lvl w:ilvl="7" w:tplc="35D24272">
+      <w:numFmt w:val="decimal"/>
+      <w:lvlText w:val=""/>
+      <w:lvlJc w:val="left"/>
+    </w:lvl>
+    <w:lvl w:ilvl="8" w:tplc="5C7EBA50">
+      <w:numFmt w:val="decimal"/>
+      <w:lvlText w:val=""/>
+      <w:lvlJc w:val="left"/>
+    </w:lvl>
+  </w:abstractNum>
+  <w:abstractNum w:abstractNumId="3" w15:restartNumberingAfterBreak="0">
+    <w:nsid w:val="1F077F1E"/>
+    <w:multiLevelType w:val="hybridMultilevel"/>
+    <w:tmpl w:val="CCF8C81E"/>
+    <w:lvl w:ilvl="0" w:tplc="B4FCDD12">
       <w:start w:val="1"/>
       <w:numFmt w:val="decimal"/>
       <w:lvlText w:val="%1."/>
@@ -15886,110 +15944,52 @@
         <w:color w:val="A67C27"/>
       </w:rPr>
     </w:lvl>
-    <w:lvl w:ilvl="1" w:tplc="2222CA1C">
+    <w:lvl w:ilvl="1" w:tplc="A1CEE6C8">
       <w:numFmt w:val="decimal"/>
       <w:lvlText w:val=""/>
       <w:lvlJc w:val="left"/>
     </w:lvl>
-    <w:lvl w:ilvl="2" w:tplc="1D302328">
+    <w:lvl w:ilvl="2" w:tplc="19F8AB6A">
       <w:numFmt w:val="decimal"/>
       <w:lvlText w:val=""/>
       <w:lvlJc w:val="left"/>
     </w:lvl>
-    <w:lvl w:ilvl="3" w:tplc="1A7EDD1C">
+    <w:lvl w:ilvl="3" w:tplc="B79C777C">
       <w:numFmt w:val="decimal"/>
       <w:lvlText w:val=""/>
       <w:lvlJc w:val="left"/>
     </w:lvl>
-    <w:lvl w:ilvl="4" w:tplc="05504E70">
+    <w:lvl w:ilvl="4" w:tplc="657807F2">
       <w:numFmt w:val="decimal"/>
       <w:lvlText w:val=""/>
       <w:lvlJc w:val="left"/>
     </w:lvl>
-    <w:lvl w:ilvl="5" w:tplc="A44210DC">
+    <w:lvl w:ilvl="5" w:tplc="1A92DC28">
       <w:numFmt w:val="decimal"/>
       <w:lvlText w:val=""/>
       <w:lvlJc w:val="left"/>
     </w:lvl>
-    <w:lvl w:ilvl="6" w:tplc="39F4ADFA">
+    <w:lvl w:ilvl="6" w:tplc="AE7EAD6A">
       <w:numFmt w:val="decimal"/>
       <w:lvlText w:val=""/>
       <w:lvlJc w:val="left"/>
     </w:lvl>
-    <w:lvl w:ilvl="7" w:tplc="EF38F154">
+    <w:lvl w:ilvl="7" w:tplc="288493F0">
       <w:numFmt w:val="decimal"/>
       <w:lvlText w:val=""/>
       <w:lvlJc w:val="left"/>
     </w:lvl>
-    <w:lvl w:ilvl="8" w:tplc="C76862EA">
-      <w:numFmt w:val="decimal"/>
-      <w:lvlText w:val=""/>
-      <w:lvlJc w:val="left"/>
-    </w:lvl>
-  </w:abstractNum>
-  <w:abstractNum w:abstractNumId="3" w15:restartNumberingAfterBreak="0">
-    <w:nsid w:val="267B6FC2"/>
-    <w:multiLevelType w:val="hybridMultilevel"/>
-    <w:tmpl w:val="8AAC89AA"/>
-    <w:lvl w:ilvl="0" w:tplc="CEBA665E">
-      <w:start w:val="1"/>
-      <w:numFmt w:val="bullet"/>
-      <w:lvlText w:val="•"/>
-      <w:lvlJc w:val="left"/>
-      <w:pPr>
-        <w:ind w:left="460" w:hanging="280"/>
-      </w:pPr>
-    </w:lvl>
-    <w:lvl w:ilvl="1" w:tplc="9BBCE1FA">
-      <w:start w:val="1"/>
-      <w:numFmt w:val="bullet"/>
-      <w:lvlText w:val="–"/>
-      <w:lvlJc w:val="left"/>
-      <w:pPr>
-        <w:ind w:left="900" w:hanging="280"/>
-      </w:pPr>
-    </w:lvl>
-    <w:lvl w:ilvl="2" w:tplc="BE7AF554">
-      <w:numFmt w:val="decimal"/>
-      <w:lvlText w:val=""/>
-      <w:lvlJc w:val="left"/>
-    </w:lvl>
-    <w:lvl w:ilvl="3" w:tplc="2D9AE5BA">
-      <w:numFmt w:val="decimal"/>
-      <w:lvlText w:val=""/>
-      <w:lvlJc w:val="left"/>
-    </w:lvl>
-    <w:lvl w:ilvl="4" w:tplc="C602DA90">
-      <w:numFmt w:val="decimal"/>
-      <w:lvlText w:val=""/>
-      <w:lvlJc w:val="left"/>
-    </w:lvl>
-    <w:lvl w:ilvl="5" w:tplc="3E8E50BC">
-      <w:numFmt w:val="decimal"/>
-      <w:lvlText w:val=""/>
-      <w:lvlJc w:val="left"/>
-    </w:lvl>
-    <w:lvl w:ilvl="6" w:tplc="AA4E225E">
-      <w:numFmt w:val="decimal"/>
-      <w:lvlText w:val=""/>
-      <w:lvlJc w:val="left"/>
-    </w:lvl>
-    <w:lvl w:ilvl="7" w:tplc="BB263964">
-      <w:numFmt w:val="decimal"/>
-      <w:lvlText w:val=""/>
-      <w:lvlJc w:val="left"/>
-    </w:lvl>
-    <w:lvl w:ilvl="8" w:tplc="1FCEA0A2">
+    <w:lvl w:ilvl="8" w:tplc="C4A6A506">
       <w:numFmt w:val="decimal"/>
       <w:lvlText w:val=""/>
       <w:lvlJc w:val="left"/>
     </w:lvl>
   </w:abstractNum>
   <w:abstractNum w:abstractNumId="4" w15:restartNumberingAfterBreak="0">
-    <w:nsid w:val="2728736B"/>
+    <w:nsid w:val="21056897"/>
     <w:multiLevelType w:val="hybridMultilevel"/>
-    <w:tmpl w:val="300467DE"/>
-    <w:lvl w:ilvl="0" w:tplc="33DE4C24">
+    <w:tmpl w:val="6458E3E6"/>
+    <w:lvl w:ilvl="0" w:tplc="A0080468">
       <w:start w:val="1"/>
       <w:numFmt w:val="decimal"/>
       <w:lvlText w:val="%1."/>
@@ -16003,138 +16003,52 @@
         <w:color w:val="A67C27"/>
       </w:rPr>
     </w:lvl>
-    <w:lvl w:ilvl="1" w:tplc="643A6EBA">
+    <w:lvl w:ilvl="1" w:tplc="566E1728">
       <w:numFmt w:val="decimal"/>
       <w:lvlText w:val=""/>
       <w:lvlJc w:val="left"/>
     </w:lvl>
-    <w:lvl w:ilvl="2" w:tplc="578C0A52">
+    <w:lvl w:ilvl="2" w:tplc="C06A2364">
       <w:numFmt w:val="decimal"/>
       <w:lvlText w:val=""/>
       <w:lvlJc w:val="left"/>
     </w:lvl>
-    <w:lvl w:ilvl="3" w:tplc="590222E2">
+    <w:lvl w:ilvl="3" w:tplc="01A80A36">
       <w:numFmt w:val="decimal"/>
       <w:lvlText w:val=""/>
       <w:lvlJc w:val="left"/>
     </w:lvl>
-    <w:lvl w:ilvl="4" w:tplc="79E6EC82">
+    <w:lvl w:ilvl="4" w:tplc="339A2360">
       <w:numFmt w:val="decimal"/>
       <w:lvlText w:val=""/>
       <w:lvlJc w:val="left"/>
     </w:lvl>
-    <w:lvl w:ilvl="5" w:tplc="BAEC7520">
+    <w:lvl w:ilvl="5" w:tplc="807ED0B0">
       <w:numFmt w:val="decimal"/>
       <w:lvlText w:val=""/>
       <w:lvlJc w:val="left"/>
     </w:lvl>
-    <w:lvl w:ilvl="6" w:tplc="C568CEE6">
+    <w:lvl w:ilvl="6" w:tplc="80F48CA2">
       <w:numFmt w:val="decimal"/>
       <w:lvlText w:val=""/>
       <w:lvlJc w:val="left"/>
     </w:lvl>
-    <w:lvl w:ilvl="7" w:tplc="0DF8455E">
+    <w:lvl w:ilvl="7" w:tplc="89842DC8">
       <w:numFmt w:val="decimal"/>
       <w:lvlText w:val=""/>
       <w:lvlJc w:val="left"/>
     </w:lvl>
-    <w:lvl w:ilvl="8" w:tplc="818A0F68">
+    <w:lvl w:ilvl="8" w:tplc="E1E6C1F4">
       <w:numFmt w:val="decimal"/>
       <w:lvlText w:val=""/>
       <w:lvlJc w:val="left"/>
     </w:lvl>
   </w:abstractNum>
   <w:abstractNum w:abstractNumId="5" w15:restartNumberingAfterBreak="0">
-    <w:nsid w:val="35937696"/>
+    <w:nsid w:val="37A451C6"/>
     <w:multiLevelType w:val="hybridMultilevel"/>
-    <w:tmpl w:val="541664E4"/>
-    <w:lvl w:ilvl="0" w:tplc="03202270">
-      <w:start w:val="1"/>
-      <w:numFmt w:val="bullet"/>
-      <w:lvlText w:val="●"/>
-      <w:lvlJc w:val="left"/>
-      <w:pPr>
-        <w:ind w:left="720" w:hanging="360"/>
-      </w:pPr>
-    </w:lvl>
-    <w:lvl w:ilvl="1" w:tplc="A7FA8B44">
-      <w:start w:val="1"/>
-      <w:numFmt w:val="bullet"/>
-      <w:lvlText w:val="○"/>
-      <w:lvlJc w:val="left"/>
-      <w:pPr>
-        <w:ind w:left="1440" w:hanging="360"/>
-      </w:pPr>
-    </w:lvl>
-    <w:lvl w:ilvl="2" w:tplc="1AAEE144">
-      <w:start w:val="1"/>
-      <w:numFmt w:val="bullet"/>
-      <w:lvlText w:val="■"/>
-      <w:lvlJc w:val="left"/>
-      <w:pPr>
-        <w:ind w:left="2160" w:hanging="360"/>
-      </w:pPr>
-    </w:lvl>
-    <w:lvl w:ilvl="3" w:tplc="8B326544">
-      <w:start w:val="1"/>
-      <w:numFmt w:val="bullet"/>
-      <w:lvlText w:val="●"/>
-      <w:lvlJc w:val="left"/>
-      <w:pPr>
-        <w:ind w:left="2880" w:hanging="360"/>
-      </w:pPr>
-    </w:lvl>
-    <w:lvl w:ilvl="4" w:tplc="4150E7DE">
-      <w:start w:val="1"/>
-      <w:numFmt w:val="bullet"/>
-      <w:lvlText w:val="○"/>
-      <w:lvlJc w:val="left"/>
-      <w:pPr>
-        <w:ind w:left="3600" w:hanging="360"/>
-      </w:pPr>
-    </w:lvl>
-    <w:lvl w:ilvl="5" w:tplc="D82A4F38">
-      <w:start w:val="1"/>
-      <w:numFmt w:val="bullet"/>
-      <w:lvlText w:val="■"/>
-      <w:lvlJc w:val="left"/>
-      <w:pPr>
-        <w:ind w:left="4320" w:hanging="360"/>
-      </w:pPr>
-    </w:lvl>
-    <w:lvl w:ilvl="6" w:tplc="8F08A4D2">
-      <w:start w:val="1"/>
-      <w:numFmt w:val="bullet"/>
-      <w:lvlText w:val="●"/>
-      <w:lvlJc w:val="left"/>
-      <w:pPr>
-        <w:ind w:left="5040" w:hanging="360"/>
-      </w:pPr>
-    </w:lvl>
-    <w:lvl w:ilvl="7" w:tplc="A1D60352">
-      <w:start w:val="1"/>
-      <w:numFmt w:val="bullet"/>
-      <w:lvlText w:val="●"/>
-      <w:lvlJc w:val="left"/>
-      <w:pPr>
-        <w:ind w:left="5760" w:hanging="360"/>
-      </w:pPr>
-    </w:lvl>
-    <w:lvl w:ilvl="8" w:tplc="BB24F4A4">
-      <w:start w:val="1"/>
-      <w:numFmt w:val="bullet"/>
-      <w:lvlText w:val="●"/>
-      <w:lvlJc w:val="left"/>
-      <w:pPr>
-        <w:ind w:left="6480" w:hanging="360"/>
-      </w:pPr>
-    </w:lvl>
-  </w:abstractNum>
-  <w:abstractNum w:abstractNumId="6" w15:restartNumberingAfterBreak="0">
-    <w:nsid w:val="36A52608"/>
-    <w:multiLevelType w:val="hybridMultilevel"/>
-    <w:tmpl w:val="8BD25CFE"/>
-    <w:lvl w:ilvl="0" w:tplc="EA2AEC54">
+    <w:tmpl w:val="C606529E"/>
+    <w:lvl w:ilvl="0" w:tplc="03F424E2">
       <w:start w:val="1"/>
       <w:numFmt w:val="decimal"/>
       <w:lvlText w:val="%1."/>
@@ -16148,52 +16062,111 @@
         <w:color w:val="A67C27"/>
       </w:rPr>
     </w:lvl>
-    <w:lvl w:ilvl="1" w:tplc="D8B2D4A2">
+    <w:lvl w:ilvl="1" w:tplc="76B4551C">
       <w:numFmt w:val="decimal"/>
       <w:lvlText w:val=""/>
       <w:lvlJc w:val="left"/>
     </w:lvl>
-    <w:lvl w:ilvl="2" w:tplc="DAAECB60">
+    <w:lvl w:ilvl="2" w:tplc="8F844DC6">
       <w:numFmt w:val="decimal"/>
       <w:lvlText w:val=""/>
       <w:lvlJc w:val="left"/>
     </w:lvl>
-    <w:lvl w:ilvl="3" w:tplc="CB785B4E">
+    <w:lvl w:ilvl="3" w:tplc="094E5846">
       <w:numFmt w:val="decimal"/>
       <w:lvlText w:val=""/>
       <w:lvlJc w:val="left"/>
     </w:lvl>
-    <w:lvl w:ilvl="4" w:tplc="5B261EA0">
+    <w:lvl w:ilvl="4" w:tplc="E7AA1948">
       <w:numFmt w:val="decimal"/>
       <w:lvlText w:val=""/>
       <w:lvlJc w:val="left"/>
     </w:lvl>
-    <w:lvl w:ilvl="5" w:tplc="285A90B4">
+    <w:lvl w:ilvl="5" w:tplc="51522CA6">
       <w:numFmt w:val="decimal"/>
       <w:lvlText w:val=""/>
       <w:lvlJc w:val="left"/>
     </w:lvl>
-    <w:lvl w:ilvl="6" w:tplc="E8ACD0C2">
+    <w:lvl w:ilvl="6" w:tplc="23CA58C4">
       <w:numFmt w:val="decimal"/>
       <w:lvlText w:val=""/>
       <w:lvlJc w:val="left"/>
     </w:lvl>
-    <w:lvl w:ilvl="7" w:tplc="2FA0543C">
+    <w:lvl w:ilvl="7" w:tplc="C018D918">
       <w:numFmt w:val="decimal"/>
       <w:lvlText w:val=""/>
       <w:lvlJc w:val="left"/>
     </w:lvl>
-    <w:lvl w:ilvl="8" w:tplc="ECDC3AEE">
+    <w:lvl w:ilvl="8" w:tplc="0372664A">
+      <w:numFmt w:val="decimal"/>
+      <w:lvlText w:val=""/>
+      <w:lvlJc w:val="left"/>
+    </w:lvl>
+  </w:abstractNum>
+  <w:abstractNum w:abstractNumId="6" w15:restartNumberingAfterBreak="0">
+    <w:nsid w:val="3D9D6BAC"/>
+    <w:multiLevelType w:val="hybridMultilevel"/>
+    <w:tmpl w:val="DF1A7470"/>
+    <w:lvl w:ilvl="0" w:tplc="50ECC8DE">
+      <w:start w:val="1"/>
+      <w:numFmt w:val="decimal"/>
+      <w:lvlText w:val="%1."/>
+      <w:lvlJc w:val="left"/>
+      <w:pPr>
+        <w:ind w:left="460" w:hanging="360"/>
+      </w:pPr>
+      <w:rPr>
+        <w:b/>
+        <w:bCs/>
+        <w:color w:val="A67C27"/>
+      </w:rPr>
+    </w:lvl>
+    <w:lvl w:ilvl="1" w:tplc="AB1A83A2">
+      <w:numFmt w:val="decimal"/>
+      <w:lvlText w:val=""/>
+      <w:lvlJc w:val="left"/>
+    </w:lvl>
+    <w:lvl w:ilvl="2" w:tplc="5AB8B164">
+      <w:numFmt w:val="decimal"/>
+      <w:lvlText w:val=""/>
+      <w:lvlJc w:val="left"/>
+    </w:lvl>
+    <w:lvl w:ilvl="3" w:tplc="BE869288">
+      <w:numFmt w:val="decimal"/>
+      <w:lvlText w:val=""/>
+      <w:lvlJc w:val="left"/>
+    </w:lvl>
+    <w:lvl w:ilvl="4" w:tplc="011014AA">
+      <w:numFmt w:val="decimal"/>
+      <w:lvlText w:val=""/>
+      <w:lvlJc w:val="left"/>
+    </w:lvl>
+    <w:lvl w:ilvl="5" w:tplc="0DEEDFD4">
+      <w:numFmt w:val="decimal"/>
+      <w:lvlText w:val=""/>
+      <w:lvlJc w:val="left"/>
+    </w:lvl>
+    <w:lvl w:ilvl="6" w:tplc="58B20D76">
+      <w:numFmt w:val="decimal"/>
+      <w:lvlText w:val=""/>
+      <w:lvlJc w:val="left"/>
+    </w:lvl>
+    <w:lvl w:ilvl="7" w:tplc="DED65AC6">
+      <w:numFmt w:val="decimal"/>
+      <w:lvlText w:val=""/>
+      <w:lvlJc w:val="left"/>
+    </w:lvl>
+    <w:lvl w:ilvl="8" w:tplc="E848A1A4">
       <w:numFmt w:val="decimal"/>
       <w:lvlText w:val=""/>
       <w:lvlJc w:val="left"/>
     </w:lvl>
   </w:abstractNum>
   <w:abstractNum w:abstractNumId="7" w15:restartNumberingAfterBreak="0">
-    <w:nsid w:val="4F9E1CA8"/>
+    <w:nsid w:val="3FD17F55"/>
     <w:multiLevelType w:val="hybridMultilevel"/>
-    <w:tmpl w:val="193A4E7C"/>
-    <w:lvl w:ilvl="0" w:tplc="3EBADDB4">
+    <w:tmpl w:val="75CED88E"/>
+    <w:lvl w:ilvl="0" w:tplc="41941B3A">
       <w:start w:val="1"/>
       <w:numFmt w:val="decimal"/>
       <w:lvlText w:val="%1."/>
@@ -16207,52 +16180,52 @@
         <w:color w:val="A67C27"/>
       </w:rPr>
     </w:lvl>
-    <w:lvl w:ilvl="1" w:tplc="CF7EAE16">
+    <w:lvl w:ilvl="1" w:tplc="CF40502C">
       <w:numFmt w:val="decimal"/>
       <w:lvlText w:val=""/>
       <w:lvlJc w:val="left"/>
     </w:lvl>
-    <w:lvl w:ilvl="2" w:tplc="0A584920">
+    <w:lvl w:ilvl="2" w:tplc="043CCF0E">
       <w:numFmt w:val="decimal"/>
       <w:lvlText w:val=""/>
       <w:lvlJc w:val="left"/>
     </w:lvl>
-    <w:lvl w:ilvl="3" w:tplc="D31A4B3A">
+    <w:lvl w:ilvl="3" w:tplc="FAC4C444">
       <w:numFmt w:val="decimal"/>
       <w:lvlText w:val=""/>
       <w:lvlJc w:val="left"/>
     </w:lvl>
-    <w:lvl w:ilvl="4" w:tplc="793EE552">
+    <w:lvl w:ilvl="4" w:tplc="F8C2C0EE">
       <w:numFmt w:val="decimal"/>
       <w:lvlText w:val=""/>
       <w:lvlJc w:val="left"/>
     </w:lvl>
-    <w:lvl w:ilvl="5" w:tplc="0E4019A4">
+    <w:lvl w:ilvl="5" w:tplc="F6EAF928">
       <w:numFmt w:val="decimal"/>
       <w:lvlText w:val=""/>
       <w:lvlJc w:val="left"/>
     </w:lvl>
-    <w:lvl w:ilvl="6" w:tplc="E814C700">
+    <w:lvl w:ilvl="6" w:tplc="0D0CF490">
       <w:numFmt w:val="decimal"/>
       <w:lvlText w:val=""/>
       <w:lvlJc w:val="left"/>
     </w:lvl>
-    <w:lvl w:ilvl="7" w:tplc="0436E102">
+    <w:lvl w:ilvl="7" w:tplc="E4681F22">
       <w:numFmt w:val="decimal"/>
       <w:lvlText w:val=""/>
       <w:lvlJc w:val="left"/>
     </w:lvl>
-    <w:lvl w:ilvl="8" w:tplc="8CF86D64">
+    <w:lvl w:ilvl="8" w:tplc="C4BE2BD2">
       <w:numFmt w:val="decimal"/>
       <w:lvlText w:val=""/>
       <w:lvlJc w:val="left"/>
     </w:lvl>
   </w:abstractNum>
   <w:abstractNum w:abstractNumId="8" w15:restartNumberingAfterBreak="0">
-    <w:nsid w:val="61ED1864"/>
+    <w:nsid w:val="5B4A0070"/>
     <w:multiLevelType w:val="hybridMultilevel"/>
-    <w:tmpl w:val="F9B8CF12"/>
-    <w:lvl w:ilvl="0" w:tplc="8208D0B0">
+    <w:tmpl w:val="DEB44F0A"/>
+    <w:lvl w:ilvl="0" w:tplc="BE9C0B56">
       <w:start w:val="1"/>
       <w:numFmt w:val="decimal"/>
       <w:lvlText w:val="%1."/>
@@ -16266,52 +16239,52 @@
         <w:color w:val="A67C27"/>
       </w:rPr>
     </w:lvl>
-    <w:lvl w:ilvl="1" w:tplc="8160B278">
+    <w:lvl w:ilvl="1" w:tplc="63EA9E2A">
       <w:numFmt w:val="decimal"/>
       <w:lvlText w:val=""/>
       <w:lvlJc w:val="left"/>
     </w:lvl>
-    <w:lvl w:ilvl="2" w:tplc="200834A6">
+    <w:lvl w:ilvl="2" w:tplc="192C1CFE">
       <w:numFmt w:val="decimal"/>
       <w:lvlText w:val=""/>
       <w:lvlJc w:val="left"/>
     </w:lvl>
-    <w:lvl w:ilvl="3" w:tplc="154418F8">
+    <w:lvl w:ilvl="3" w:tplc="B4A820DA">
       <w:numFmt w:val="decimal"/>
       <w:lvlText w:val=""/>
       <w:lvlJc w:val="left"/>
     </w:lvl>
-    <w:lvl w:ilvl="4" w:tplc="6546C3D2">
+    <w:lvl w:ilvl="4" w:tplc="A7AC0AE2">
       <w:numFmt w:val="decimal"/>
       <w:lvlText w:val=""/>
       <w:lvlJc w:val="left"/>
     </w:lvl>
-    <w:lvl w:ilvl="5" w:tplc="E9120310">
+    <w:lvl w:ilvl="5" w:tplc="CC741ACC">
       <w:numFmt w:val="decimal"/>
       <w:lvlText w:val=""/>
       <w:lvlJc w:val="left"/>
     </w:lvl>
-    <w:lvl w:ilvl="6" w:tplc="C5DE7374">
+    <w:lvl w:ilvl="6" w:tplc="5A840606">
       <w:numFmt w:val="decimal"/>
       <w:lvlText w:val=""/>
       <w:lvlJc w:val="left"/>
     </w:lvl>
-    <w:lvl w:ilvl="7" w:tplc="AD205ABE">
+    <w:lvl w:ilvl="7" w:tplc="58BA38AA">
       <w:numFmt w:val="decimal"/>
       <w:lvlText w:val=""/>
       <w:lvlJc w:val="left"/>
     </w:lvl>
-    <w:lvl w:ilvl="8" w:tplc="A6FCC4D8">
+    <w:lvl w:ilvl="8" w:tplc="308CC818">
       <w:numFmt w:val="decimal"/>
       <w:lvlText w:val=""/>
       <w:lvlJc w:val="left"/>
     </w:lvl>
   </w:abstractNum>
   <w:abstractNum w:abstractNumId="9" w15:restartNumberingAfterBreak="0">
-    <w:nsid w:val="635E5175"/>
+    <w:nsid w:val="609171E0"/>
     <w:multiLevelType w:val="hybridMultilevel"/>
-    <w:tmpl w:val="63FAD57A"/>
-    <w:lvl w:ilvl="0" w:tplc="6BBEC532">
+    <w:tmpl w:val="ED3E0B72"/>
+    <w:lvl w:ilvl="0" w:tplc="82EC32FA">
       <w:start w:val="1"/>
       <w:numFmt w:val="decimal"/>
       <w:lvlText w:val="%1."/>
@@ -16325,52 +16298,138 @@
         <w:color w:val="A67C27"/>
       </w:rPr>
     </w:lvl>
-    <w:lvl w:ilvl="1" w:tplc="C39E18D2">
+    <w:lvl w:ilvl="1" w:tplc="2F402E40">
       <w:numFmt w:val="decimal"/>
       <w:lvlText w:val=""/>
       <w:lvlJc w:val="left"/>
     </w:lvl>
-    <w:lvl w:ilvl="2" w:tplc="93F0FF70">
+    <w:lvl w:ilvl="2" w:tplc="D0A24E2A">
       <w:numFmt w:val="decimal"/>
       <w:lvlText w:val=""/>
       <w:lvlJc w:val="left"/>
     </w:lvl>
-    <w:lvl w:ilvl="3" w:tplc="F0661452">
+    <w:lvl w:ilvl="3" w:tplc="0568B55C">
       <w:numFmt w:val="decimal"/>
       <w:lvlText w:val=""/>
       <w:lvlJc w:val="left"/>
     </w:lvl>
-    <w:lvl w:ilvl="4" w:tplc="EA1277DC">
+    <w:lvl w:ilvl="4" w:tplc="FD925252">
       <w:numFmt w:val="decimal"/>
       <w:lvlText w:val=""/>
       <w:lvlJc w:val="left"/>
     </w:lvl>
-    <w:lvl w:ilvl="5" w:tplc="B5806CB0">
+    <w:lvl w:ilvl="5" w:tplc="6A9EA92C">
       <w:numFmt w:val="decimal"/>
       <w:lvlText w:val=""/>
       <w:lvlJc w:val="left"/>
     </w:lvl>
-    <w:lvl w:ilvl="6" w:tplc="3198DE06">
+    <w:lvl w:ilvl="6" w:tplc="8B0249D4">
       <w:numFmt w:val="decimal"/>
       <w:lvlText w:val=""/>
       <w:lvlJc w:val="left"/>
     </w:lvl>
-    <w:lvl w:ilvl="7" w:tplc="23C6D90C">
+    <w:lvl w:ilvl="7" w:tplc="B15A67EE">
       <w:numFmt w:val="decimal"/>
       <w:lvlText w:val=""/>
       <w:lvlJc w:val="left"/>
     </w:lvl>
-    <w:lvl w:ilvl="8" w:tplc="2272FB76">
+    <w:lvl w:ilvl="8" w:tplc="88C43C2C">
       <w:numFmt w:val="decimal"/>
       <w:lvlText w:val=""/>
       <w:lvlJc w:val="left"/>
     </w:lvl>
   </w:abstractNum>
   <w:abstractNum w:abstractNumId="10" w15:restartNumberingAfterBreak="0">
-    <w:nsid w:val="64A30049"/>
+    <w:nsid w:val="628855BF"/>
     <w:multiLevelType w:val="hybridMultilevel"/>
-    <w:tmpl w:val="58DA163E"/>
-    <w:lvl w:ilvl="0" w:tplc="B9B6F274">
+    <w:tmpl w:val="7B3E9902"/>
+    <w:lvl w:ilvl="0" w:tplc="68EECC0C">
+      <w:start w:val="1"/>
+      <w:numFmt w:val="bullet"/>
+      <w:lvlText w:val="●"/>
+      <w:lvlJc w:val="left"/>
+      <w:pPr>
+        <w:ind w:left="720" w:hanging="360"/>
+      </w:pPr>
+    </w:lvl>
+    <w:lvl w:ilvl="1" w:tplc="6BBA306E">
+      <w:start w:val="1"/>
+      <w:numFmt w:val="bullet"/>
+      <w:lvlText w:val="○"/>
+      <w:lvlJc w:val="left"/>
+      <w:pPr>
+        <w:ind w:left="1440" w:hanging="360"/>
+      </w:pPr>
+    </w:lvl>
+    <w:lvl w:ilvl="2" w:tplc="55D64A36">
+      <w:start w:val="1"/>
+      <w:numFmt w:val="bullet"/>
+      <w:lvlText w:val="■"/>
+      <w:lvlJc w:val="left"/>
+      <w:pPr>
+        <w:ind w:left="2160" w:hanging="360"/>
+      </w:pPr>
+    </w:lvl>
+    <w:lvl w:ilvl="3" w:tplc="77EC261A">
+      <w:start w:val="1"/>
+      <w:numFmt w:val="bullet"/>
+      <w:lvlText w:val="●"/>
+      <w:lvlJc w:val="left"/>
+      <w:pPr>
+        <w:ind w:left="2880" w:hanging="360"/>
+      </w:pPr>
+    </w:lvl>
+    <w:lvl w:ilvl="4" w:tplc="36560F02">
+      <w:start w:val="1"/>
+      <w:numFmt w:val="bullet"/>
+      <w:lvlText w:val="○"/>
+      <w:lvlJc w:val="left"/>
+      <w:pPr>
+        <w:ind w:left="3600" w:hanging="360"/>
+      </w:pPr>
+    </w:lvl>
+    <w:lvl w:ilvl="5" w:tplc="228A6B62">
+      <w:start w:val="1"/>
+      <w:numFmt w:val="bullet"/>
+      <w:lvlText w:val="■"/>
+      <w:lvlJc w:val="left"/>
+      <w:pPr>
+        <w:ind w:left="4320" w:hanging="360"/>
+      </w:pPr>
+    </w:lvl>
+    <w:lvl w:ilvl="6" w:tplc="22C0A9DE">
+      <w:start w:val="1"/>
+      <w:numFmt w:val="bullet"/>
+      <w:lvlText w:val="●"/>
+      <w:lvlJc w:val="left"/>
+      <w:pPr>
+        <w:ind w:left="5040" w:hanging="360"/>
+      </w:pPr>
+    </w:lvl>
+    <w:lvl w:ilvl="7" w:tplc="4E50BACC">
+      <w:start w:val="1"/>
+      <w:numFmt w:val="bullet"/>
+      <w:lvlText w:val="●"/>
+      <w:lvlJc w:val="left"/>
+      <w:pPr>
+        <w:ind w:left="5760" w:hanging="360"/>
+      </w:pPr>
+    </w:lvl>
+    <w:lvl w:ilvl="8" w:tplc="B714F570">
+      <w:start w:val="1"/>
+      <w:numFmt w:val="bullet"/>
+      <w:lvlText w:val="●"/>
+      <w:lvlJc w:val="left"/>
+      <w:pPr>
+        <w:ind w:left="6480" w:hanging="360"/>
+      </w:pPr>
+    </w:lvl>
+  </w:abstractNum>
+  <w:abstractNum w:abstractNumId="11" w15:restartNumberingAfterBreak="0">
+    <w:nsid w:val="685D11DE"/>
+    <w:multiLevelType w:val="hybridMultilevel"/>
+    <w:tmpl w:val="66B25774"/>
+    <w:lvl w:ilvl="0" w:tplc="5DD41478">
       <w:start w:val="1"/>
       <w:numFmt w:val="decimal"/>
       <w:lvlText w:val="%1."/>
@@ -16384,52 +16443,52 @@
         <w:color w:val="A67C27"/>
       </w:rPr>
     </w:lvl>
-    <w:lvl w:ilvl="1" w:tplc="D4265BDC">
+    <w:lvl w:ilvl="1" w:tplc="94C0F3D0">
       <w:numFmt w:val="decimal"/>
       <w:lvlText w:val=""/>
       <w:lvlJc w:val="left"/>
     </w:lvl>
-    <w:lvl w:ilvl="2" w:tplc="940E4472">
+    <w:lvl w:ilvl="2" w:tplc="1130E472">
       <w:numFmt w:val="decimal"/>
       <w:lvlText w:val=""/>
       <w:lvlJc w:val="left"/>
     </w:lvl>
-    <w:lvl w:ilvl="3" w:tplc="4F72317A">
+    <w:lvl w:ilvl="3" w:tplc="7D6E6950">
       <w:numFmt w:val="decimal"/>
       <w:lvlText w:val=""/>
       <w:lvlJc w:val="left"/>
     </w:lvl>
-    <w:lvl w:ilvl="4" w:tplc="7FD8F256">
+    <w:lvl w:ilvl="4" w:tplc="BB008A64">
       <w:numFmt w:val="decimal"/>
       <w:lvlText w:val=""/>
       <w:lvlJc w:val="left"/>
     </w:lvl>
-    <w:lvl w:ilvl="5" w:tplc="7570C1B8">
+    <w:lvl w:ilvl="5" w:tplc="98E62284">
       <w:numFmt w:val="decimal"/>
       <w:lvlText w:val=""/>
       <w:lvlJc w:val="left"/>
     </w:lvl>
-    <w:lvl w:ilvl="6" w:tplc="37F63BFC">
+    <w:lvl w:ilvl="6" w:tplc="7E16A846">
       <w:numFmt w:val="decimal"/>
       <w:lvlText w:val=""/>
       <w:lvlJc w:val="left"/>
     </w:lvl>
-    <w:lvl w:ilvl="7" w:tplc="C5DC14BC">
+    <w:lvl w:ilvl="7" w:tplc="02CED152">
       <w:numFmt w:val="decimal"/>
       <w:lvlText w:val=""/>
       <w:lvlJc w:val="left"/>
     </w:lvl>
-    <w:lvl w:ilvl="8" w:tplc="DCD459B6">
+    <w:lvl w:ilvl="8" w:tplc="EDAEEB66">
       <w:numFmt w:val="decimal"/>
       <w:lvlText w:val=""/>
       <w:lvlJc w:val="left"/>
     </w:lvl>
   </w:abstractNum>
-  <w:abstractNum w:abstractNumId="11" w15:restartNumberingAfterBreak="0">
-    <w:nsid w:val="684D1CD2"/>
+  <w:abstractNum w:abstractNumId="12" w15:restartNumberingAfterBreak="0">
+    <w:nsid w:val="69A94AC3"/>
     <w:multiLevelType w:val="hybridMultilevel"/>
-    <w:tmpl w:val="9F622354"/>
-    <w:lvl w:ilvl="0" w:tplc="A72013A4">
+    <w:tmpl w:val="E1DA124C"/>
+    <w:lvl w:ilvl="0" w:tplc="4CD64292">
       <w:start w:val="1"/>
       <w:numFmt w:val="decimal"/>
       <w:lvlText w:val="%1."/>
@@ -16443,52 +16502,52 @@
         <w:color w:val="A67C27"/>
       </w:rPr>
     </w:lvl>
-    <w:lvl w:ilvl="1" w:tplc="FF3A14FE">
+    <w:lvl w:ilvl="1" w:tplc="51C6A2B2">
       <w:numFmt w:val="decimal"/>
       <w:lvlText w:val=""/>
       <w:lvlJc w:val="left"/>
     </w:lvl>
-    <w:lvl w:ilvl="2" w:tplc="AD84192C">
+    <w:lvl w:ilvl="2" w:tplc="222443B2">
       <w:numFmt w:val="decimal"/>
       <w:lvlText w:val=""/>
       <w:lvlJc w:val="left"/>
     </w:lvl>
-    <w:lvl w:ilvl="3" w:tplc="FDD2FA32">
+    <w:lvl w:ilvl="3" w:tplc="798A29CE">
       <w:numFmt w:val="decimal"/>
       <w:lvlText w:val=""/>
       <w:lvlJc w:val="left"/>
     </w:lvl>
-    <w:lvl w:ilvl="4" w:tplc="FBF4634E">
+    <w:lvl w:ilvl="4" w:tplc="3384D1FC">
       <w:numFmt w:val="decimal"/>
       <w:lvlText w:val=""/>
       <w:lvlJc w:val="left"/>
     </w:lvl>
-    <w:lvl w:ilvl="5" w:tplc="175C7D2E">
+    <w:lvl w:ilvl="5" w:tplc="4A2039F8">
       <w:numFmt w:val="decimal"/>
       <w:lvlText w:val=""/>
       <w:lvlJc w:val="left"/>
     </w:lvl>
-    <w:lvl w:ilvl="6" w:tplc="E7D6A3CE">
+    <w:lvl w:ilvl="6" w:tplc="2E1444CC">
       <w:numFmt w:val="decimal"/>
       <w:lvlText w:val=""/>
       <w:lvlJc w:val="left"/>
     </w:lvl>
-    <w:lvl w:ilvl="7" w:tplc="914227E8">
+    <w:lvl w:ilvl="7" w:tplc="BA0A8B22">
       <w:numFmt w:val="decimal"/>
       <w:lvlText w:val=""/>
       <w:lvlJc w:val="left"/>
     </w:lvl>
-    <w:lvl w:ilvl="8" w:tplc="330EF844">
+    <w:lvl w:ilvl="8" w:tplc="0C56BB46">
       <w:numFmt w:val="decimal"/>
       <w:lvlText w:val=""/>
       <w:lvlJc w:val="left"/>
     </w:lvl>
   </w:abstractNum>
-  <w:abstractNum w:abstractNumId="12" w15:restartNumberingAfterBreak="0">
-    <w:nsid w:val="6D1920EC"/>
+  <w:abstractNum w:abstractNumId="13" w15:restartNumberingAfterBreak="0">
+    <w:nsid w:val="701F2AC1"/>
     <w:multiLevelType w:val="hybridMultilevel"/>
-    <w:tmpl w:val="4A086D34"/>
-    <w:lvl w:ilvl="0" w:tplc="D3B2EA4A">
+    <w:tmpl w:val="B3487136"/>
+    <w:lvl w:ilvl="0" w:tplc="A5FA1862">
       <w:start w:val="1"/>
       <w:numFmt w:val="decimal"/>
       <w:lvlText w:val="%1."/>
@@ -16502,185 +16561,126 @@
         <w:color w:val="A67C27"/>
       </w:rPr>
     </w:lvl>
-    <w:lvl w:ilvl="1" w:tplc="9AF04DDC">
+    <w:lvl w:ilvl="1" w:tplc="F1B65F40">
       <w:numFmt w:val="decimal"/>
       <w:lvlText w:val=""/>
       <w:lvlJc w:val="left"/>
     </w:lvl>
-    <w:lvl w:ilvl="2" w:tplc="6F0E088E">
+    <w:lvl w:ilvl="2" w:tplc="7A884020">
       <w:numFmt w:val="decimal"/>
       <w:lvlText w:val=""/>
       <w:lvlJc w:val="left"/>
     </w:lvl>
-    <w:lvl w:ilvl="3" w:tplc="797E68FC">
+    <w:lvl w:ilvl="3" w:tplc="8FA2D972">
       <w:numFmt w:val="decimal"/>
       <w:lvlText w:val=""/>
       <w:lvlJc w:val="left"/>
     </w:lvl>
-    <w:lvl w:ilvl="4" w:tplc="E95ADCE2">
+    <w:lvl w:ilvl="4" w:tplc="892E5450">
       <w:numFmt w:val="decimal"/>
       <w:lvlText w:val=""/>
       <w:lvlJc w:val="left"/>
     </w:lvl>
-    <w:lvl w:ilvl="5" w:tplc="5F022488">
+    <w:lvl w:ilvl="5" w:tplc="D0B8A556">
       <w:numFmt w:val="decimal"/>
       <w:lvlText w:val=""/>
       <w:lvlJc w:val="left"/>
     </w:lvl>
-    <w:lvl w:ilvl="6" w:tplc="E2AED352">
+    <w:lvl w:ilvl="6" w:tplc="46D86022">
       <w:numFmt w:val="decimal"/>
       <w:lvlText w:val=""/>
       <w:lvlJc w:val="left"/>
     </w:lvl>
-    <w:lvl w:ilvl="7" w:tplc="72C6B09E">
+    <w:lvl w:ilvl="7" w:tplc="69EE65D6">
       <w:numFmt w:val="decimal"/>
       <w:lvlText w:val=""/>
       <w:lvlJc w:val="left"/>
     </w:lvl>
-    <w:lvl w:ilvl="8" w:tplc="33FA50E8">
+    <w:lvl w:ilvl="8" w:tplc="248EB362">
       <w:numFmt w:val="decimal"/>
       <w:lvlText w:val=""/>
       <w:lvlJc w:val="left"/>
     </w:lvl>
   </w:abstractNum>
-  <w:abstractNum w:abstractNumId="13" w15:restartNumberingAfterBreak="0">
-    <w:nsid w:val="7F0949EB"/>
-    <w:multiLevelType w:val="hybridMultilevel"/>
-    <w:tmpl w:val="E6DABEC2"/>
-    <w:lvl w:ilvl="0" w:tplc="A7F02EF8">
-      <w:start w:val="1"/>
-      <w:numFmt w:val="decimal"/>
-      <w:lvlText w:val="%1."/>
-      <w:lvlJc w:val="left"/>
-      <w:pPr>
-        <w:ind w:left="460" w:hanging="360"/>
-      </w:pPr>
-      <w:rPr>
-        <w:b/>
-        <w:bCs/>
-        <w:color w:val="A67C27"/>
-      </w:rPr>
-    </w:lvl>
-    <w:lvl w:ilvl="1" w:tplc="27BA614E">
-      <w:numFmt w:val="decimal"/>
-      <w:lvlText w:val=""/>
-      <w:lvlJc w:val="left"/>
-    </w:lvl>
-    <w:lvl w:ilvl="2" w:tplc="6FC8E490">
-      <w:numFmt w:val="decimal"/>
-      <w:lvlText w:val=""/>
-      <w:lvlJc w:val="left"/>
-    </w:lvl>
-    <w:lvl w:ilvl="3" w:tplc="E85C8D74">
-      <w:numFmt w:val="decimal"/>
-      <w:lvlText w:val=""/>
-      <w:lvlJc w:val="left"/>
-    </w:lvl>
-    <w:lvl w:ilvl="4" w:tplc="30B4B8EE">
-      <w:numFmt w:val="decimal"/>
-      <w:lvlText w:val=""/>
-      <w:lvlJc w:val="left"/>
-    </w:lvl>
-    <w:lvl w:ilvl="5" w:tplc="FA0EA196">
-      <w:numFmt w:val="decimal"/>
-      <w:lvlText w:val=""/>
-      <w:lvlJc w:val="left"/>
-    </w:lvl>
-    <w:lvl w:ilvl="6" w:tplc="8A16EB08">
-      <w:numFmt w:val="decimal"/>
-      <w:lvlText w:val=""/>
-      <w:lvlJc w:val="left"/>
-    </w:lvl>
-    <w:lvl w:ilvl="7" w:tplc="118A3B24">
-      <w:numFmt w:val="decimal"/>
-      <w:lvlText w:val=""/>
-      <w:lvlJc w:val="left"/>
-    </w:lvl>
-    <w:lvl w:ilvl="8" w:tplc="2538595C">
-      <w:numFmt w:val="decimal"/>
-      <w:lvlText w:val=""/>
-      <w:lvlJc w:val="left"/>
-    </w:lvl>
-  </w:abstractNum>
-  <w:num w:numId="1" w16cid:durableId="1586065954">
+  <w:num w:numId="1" w16cid:durableId="1687101545">
+    <w:abstractNumId w:val="10"/>
+    <w:lvlOverride w:ilvl="0">
+      <w:startOverride w:val="1"/>
+    </w:lvlOverride>
+  </w:num>
+  <w:num w:numId="2" w16cid:durableId="1981376222">
+    <w:abstractNumId w:val="2"/>
+    <w:lvlOverride w:ilvl="0">
+      <w:startOverride w:val="1"/>
+    </w:lvlOverride>
+  </w:num>
+  <w:num w:numId="3" w16cid:durableId="1865242458">
+    <w:abstractNumId w:val="6"/>
+    <w:lvlOverride w:ilvl="0">
+      <w:startOverride w:val="1"/>
+    </w:lvlOverride>
+  </w:num>
+  <w:num w:numId="4" w16cid:durableId="1534608689">
+    <w:abstractNumId w:val="12"/>
+    <w:lvlOverride w:ilvl="0">
+      <w:startOverride w:val="1"/>
+    </w:lvlOverride>
+  </w:num>
+  <w:num w:numId="5" w16cid:durableId="766927117">
+    <w:abstractNumId w:val="13"/>
+    <w:lvlOverride w:ilvl="0">
+      <w:startOverride w:val="1"/>
+    </w:lvlOverride>
+  </w:num>
+  <w:num w:numId="6" w16cid:durableId="312831740">
+    <w:abstractNumId w:val="9"/>
+    <w:lvlOverride w:ilvl="0">
+      <w:startOverride w:val="1"/>
+    </w:lvlOverride>
+  </w:num>
+  <w:num w:numId="7" w16cid:durableId="857767794">
+    <w:abstractNumId w:val="3"/>
+    <w:lvlOverride w:ilvl="0">
+      <w:startOverride w:val="1"/>
+    </w:lvlOverride>
+  </w:num>
+  <w:num w:numId="8" w16cid:durableId="1199971292">
+    <w:abstractNumId w:val="4"/>
+    <w:lvlOverride w:ilvl="0">
+      <w:startOverride w:val="1"/>
+    </w:lvlOverride>
+  </w:num>
+  <w:num w:numId="9" w16cid:durableId="687752275">
+    <w:abstractNumId w:val="1"/>
+    <w:lvlOverride w:ilvl="0">
+      <w:startOverride w:val="1"/>
+    </w:lvlOverride>
+  </w:num>
+  <w:num w:numId="10" w16cid:durableId="2121483051">
     <w:abstractNumId w:val="5"/>
     <w:lvlOverride w:ilvl="0">
       <w:startOverride w:val="1"/>
     </w:lvlOverride>
   </w:num>
-  <w:num w:numId="2" w16cid:durableId="51584679">
-    <w:abstractNumId w:val="3"/>
+  <w:num w:numId="11" w16cid:durableId="457191088">
+    <w:abstractNumId w:val="7"/>
     <w:lvlOverride w:ilvl="0">
       <w:startOverride w:val="1"/>
     </w:lvlOverride>
   </w:num>
-  <w:num w:numId="3" w16cid:durableId="1535385159">
-    <w:abstractNumId w:val="10"/>
+  <w:num w:numId="12" w16cid:durableId="1647666236">
+    <w:abstractNumId w:val="11"/>
     <w:lvlOverride w:ilvl="0">
       <w:startOverride w:val="1"/>
     </w:lvlOverride>
   </w:num>
-  <w:num w:numId="4" w16cid:durableId="880089403">
-    <w:abstractNumId w:val="13"/>
-    <w:lvlOverride w:ilvl="0">
-      <w:startOverride w:val="1"/>
-    </w:lvlOverride>
-  </w:num>
-  <w:num w:numId="5" w16cid:durableId="1466048339">
-    <w:abstractNumId w:val="9"/>
-    <w:lvlOverride w:ilvl="0">
-      <w:startOverride w:val="1"/>
-    </w:lvlOverride>
-  </w:num>
-  <w:num w:numId="6" w16cid:durableId="1228689172">
-    <w:abstractNumId w:val="2"/>
-    <w:lvlOverride w:ilvl="0">
-      <w:startOverride w:val="1"/>
-    </w:lvlOverride>
-  </w:num>
-  <w:num w:numId="7" w16cid:durableId="1698310996">
-    <w:abstractNumId w:val="12"/>
-    <w:lvlOverride w:ilvl="0">
-      <w:startOverride w:val="1"/>
-    </w:lvlOverride>
-  </w:num>
-  <w:num w:numId="8" w16cid:durableId="333343713">
+  <w:num w:numId="13" w16cid:durableId="313721800">
     <w:abstractNumId w:val="0"/>
     <w:lvlOverride w:ilvl="0">
       <w:startOverride w:val="1"/>
     </w:lvlOverride>
   </w:num>
-  <w:num w:numId="9" w16cid:durableId="2046906005">
-    <w:abstractNumId w:val="1"/>
-    <w:lvlOverride w:ilvl="0">
-      <w:startOverride w:val="1"/>
-    </w:lvlOverride>
-  </w:num>
-  <w:num w:numId="10" w16cid:durableId="125437623">
-    <w:abstractNumId w:val="6"/>
-    <w:lvlOverride w:ilvl="0">
-      <w:startOverride w:val="1"/>
-    </w:lvlOverride>
-  </w:num>
-  <w:num w:numId="11" w16cid:durableId="1924100461">
-    <w:abstractNumId w:val="7"/>
-    <w:lvlOverride w:ilvl="0">
-      <w:startOverride w:val="1"/>
-    </w:lvlOverride>
-  </w:num>
-  <w:num w:numId="12" w16cid:durableId="570430918">
-    <w:abstractNumId w:val="4"/>
-    <w:lvlOverride w:ilvl="0">
-      <w:startOverride w:val="1"/>
-    </w:lvlOverride>
-  </w:num>
-  <w:num w:numId="13" w16cid:durableId="1904635565">
-    <w:abstractNumId w:val="11"/>
-    <w:lvlOverride w:ilvl="0">
-      <w:startOverride w:val="1"/>
-    </w:lvlOverride>
-  </w:num>
-  <w:num w:numId="14" w16cid:durableId="1208182212">
+  <w:num w:numId="14" w16cid:durableId="1866863820">
     <w:abstractNumId w:val="8"/>
     <w:lvlOverride w:ilvl="0">
       <w:startOverride w:val="1"/>
@@ -17306,7 +17306,7 @@
     <w:autoRedefine/>
     <w:uiPriority w:val="39"/>
     <w:unhideWhenUsed/>
-    <w:rsid w:val="0022046E"/>
+    <w:rsid w:val="000918F1"/>
     <w:pPr>
       <w:spacing w:after="100"/>
     </w:pPr>
@@ -17318,7 +17318,7 @@
     <w:autoRedefine/>
     <w:uiPriority w:val="39"/>
     <w:unhideWhenUsed/>
-    <w:rsid w:val="0022046E"/>
+    <w:rsid w:val="000918F1"/>
     <w:pPr>
       <w:spacing w:after="100"/>
       <w:ind w:left="210"/>

--- a/docs/manuals/Role_Guide_3_Contact_RA.docx
+++ b/docs/manuals/Role_Guide_3_Contact_RA.docx
@@ -69,7 +69,7 @@
           <w:left w:w="10" w:type="dxa"/>
           <w:right w:w="10" w:type="dxa"/>
         </w:tblCellMar>
-        <w:tblLook w:val="04A0" w:firstRow="1" w:lastRow="0" w:firstColumn="1" w:lastColumn="0" w:noHBand="0" w:noVBand="1"/>
+        <w:tblLook w:val="0000" w:firstRow="0" w:lastRow="0" w:firstColumn="0" w:lastColumn="0" w:noHBand="0" w:noVBand="0"/>
       </w:tblPr>
       <w:tblGrid>
         <w:gridCol w:w="2300"/>
@@ -469,7 +469,7 @@
                 <w:sz w:val="19"/>
                 <w:szCs w:val="19"/>
               </w:rPr>
-              <w:t>Version 1.12 · 28 September 2026</w:t>
+              <w:t>Version 1.13 · 1 October 2026</w:t>
             </w:r>
           </w:p>
         </w:tc>
@@ -538,7 +538,7 @@
     <w:sdt>
       <w:sdtPr>
         <w:alias w:val="Contents"/>
-        <w:id w:val="746856853"/>
+        <w:id w:val="-1389337167"/>
       </w:sdtPr>
       <w:sdtEndPr/>
       <w:sdtContent>
@@ -567,7 +567,7 @@
           <w:r>
             <w:fldChar w:fldCharType="separate"/>
           </w:r>
-          <w:hyperlink w:anchor="_Toc241492367" w:history="1">
+          <w:hyperlink w:anchor="_Toc241726754" w:history="1">
             <w:r>
               <w:rPr>
                 <w:rStyle w:val="Hyperlink"/>
@@ -591,7 +591,7 @@
               <w:rPr>
                 <w:noProof/>
               </w:rPr>
-              <w:instrText xml:space="preserve"> PAGEREF _Toc241492367 \h </w:instrText>
+              <w:instrText xml:space="preserve"> PAGEREF _Toc241726754 \h </w:instrText>
             </w:r>
             <w:r>
               <w:rPr>
@@ -634,7 +634,7 @@
               <w14:ligatures w14:val="standardContextual"/>
             </w:rPr>
           </w:pPr>
-          <w:hyperlink w:anchor="_Toc241492368" w:history="1">
+          <w:hyperlink w:anchor="_Toc241726755" w:history="1">
             <w:r>
               <w:rPr>
                 <w:rStyle w:val="Hyperlink"/>
@@ -658,7 +658,7 @@
               <w:rPr>
                 <w:noProof/>
               </w:rPr>
-              <w:instrText xml:space="preserve"> PAGEREF _Toc241492368 \h </w:instrText>
+              <w:instrText xml:space="preserve"> PAGEREF _Toc241726755 \h </w:instrText>
             </w:r>
             <w:r>
               <w:rPr>
@@ -701,7 +701,7 @@
               <w14:ligatures w14:val="standardContextual"/>
             </w:rPr>
           </w:pPr>
-          <w:hyperlink w:anchor="_Toc241492369" w:history="1">
+          <w:hyperlink w:anchor="_Toc241726756" w:history="1">
             <w:r>
               <w:rPr>
                 <w:rStyle w:val="Hyperlink"/>
@@ -725,7 +725,7 @@
               <w:rPr>
                 <w:noProof/>
               </w:rPr>
-              <w:instrText xml:space="preserve"> PAGEREF _Toc241492369 \h </w:instrText>
+              <w:instrText xml:space="preserve"> PAGEREF _Toc241726756 \h </w:instrText>
             </w:r>
             <w:r>
               <w:rPr>
@@ -768,7 +768,7 @@
               <w14:ligatures w14:val="standardContextual"/>
             </w:rPr>
           </w:pPr>
-          <w:hyperlink w:anchor="_Toc241492370" w:history="1">
+          <w:hyperlink w:anchor="_Toc241726757" w:history="1">
             <w:r>
               <w:rPr>
                 <w:rStyle w:val="Hyperlink"/>
@@ -792,7 +792,7 @@
               <w:rPr>
                 <w:noProof/>
               </w:rPr>
-              <w:instrText xml:space="preserve"> PAGEREF _Toc241492370 \h </w:instrText>
+              <w:instrText xml:space="preserve"> PAGEREF _Toc241726757 \h </w:instrText>
             </w:r>
             <w:r>
               <w:rPr>
@@ -835,7 +835,7 @@
               <w14:ligatures w14:val="standardContextual"/>
             </w:rPr>
           </w:pPr>
-          <w:hyperlink w:anchor="_Toc241492371" w:history="1">
+          <w:hyperlink w:anchor="_Toc241726758" w:history="1">
             <w:r>
               <w:rPr>
                 <w:rStyle w:val="Hyperlink"/>
@@ -859,7 +859,7 @@
               <w:rPr>
                 <w:noProof/>
               </w:rPr>
-              <w:instrText xml:space="preserve"> PAGEREF _Toc241492371 \h </w:instrText>
+              <w:instrText xml:space="preserve"> PAGEREF _Toc241726758 \h </w:instrText>
             </w:r>
             <w:r>
               <w:rPr>
@@ -902,7 +902,7 @@
               <w14:ligatures w14:val="standardContextual"/>
             </w:rPr>
           </w:pPr>
-          <w:hyperlink w:anchor="_Toc241492372" w:history="1">
+          <w:hyperlink w:anchor="_Toc241726759" w:history="1">
             <w:r>
               <w:rPr>
                 <w:rStyle w:val="Hyperlink"/>
@@ -926,7 +926,7 @@
               <w:rPr>
                 <w:noProof/>
               </w:rPr>
-              <w:instrText xml:space="preserve"> PAGEREF _Toc241492372 \h </w:instrText>
+              <w:instrText xml:space="preserve"> PAGEREF _Toc241726759 \h </w:instrText>
             </w:r>
             <w:r>
               <w:rPr>
@@ -969,7 +969,7 @@
               <w14:ligatures w14:val="standardContextual"/>
             </w:rPr>
           </w:pPr>
-          <w:hyperlink w:anchor="_Toc241492373" w:history="1">
+          <w:hyperlink w:anchor="_Toc241726760" w:history="1">
             <w:r>
               <w:rPr>
                 <w:rStyle w:val="Hyperlink"/>
@@ -993,7 +993,7 @@
               <w:rPr>
                 <w:noProof/>
               </w:rPr>
-              <w:instrText xml:space="preserve"> PAGEREF _Toc241492373 \h </w:instrText>
+              <w:instrText xml:space="preserve"> PAGEREF _Toc241726760 \h </w:instrText>
             </w:r>
             <w:r>
               <w:rPr>
@@ -1036,7 +1036,7 @@
               <w14:ligatures w14:val="standardContextual"/>
             </w:rPr>
           </w:pPr>
-          <w:hyperlink w:anchor="_Toc241492374" w:history="1">
+          <w:hyperlink w:anchor="_Toc241726761" w:history="1">
             <w:r>
               <w:rPr>
                 <w:rStyle w:val="Hyperlink"/>
@@ -1060,7 +1060,7 @@
               <w:rPr>
                 <w:noProof/>
               </w:rPr>
-              <w:instrText xml:space="preserve"> PAGEREF _Toc241492374 \h </w:instrText>
+              <w:instrText xml:space="preserve"> PAGEREF _Toc241726761 \h </w:instrText>
             </w:r>
             <w:r>
               <w:rPr>
@@ -1103,7 +1103,7 @@
               <w14:ligatures w14:val="standardContextual"/>
             </w:rPr>
           </w:pPr>
-          <w:hyperlink w:anchor="_Toc241492375" w:history="1">
+          <w:hyperlink w:anchor="_Toc241726762" w:history="1">
             <w:r>
               <w:rPr>
                 <w:rStyle w:val="Hyperlink"/>
@@ -1127,7 +1127,7 @@
               <w:rPr>
                 <w:noProof/>
               </w:rPr>
-              <w:instrText xml:space="preserve"> PAGEREF _Toc241492375 \h </w:instrText>
+              <w:instrText xml:space="preserve"> PAGEREF _Toc241726762 \h </w:instrText>
             </w:r>
             <w:r>
               <w:rPr>
@@ -1170,7 +1170,7 @@
               <w14:ligatures w14:val="standardContextual"/>
             </w:rPr>
           </w:pPr>
-          <w:hyperlink w:anchor="_Toc241492376" w:history="1">
+          <w:hyperlink w:anchor="_Toc241726763" w:history="1">
             <w:r>
               <w:rPr>
                 <w:rStyle w:val="Hyperlink"/>
@@ -1194,7 +1194,7 @@
               <w:rPr>
                 <w:noProof/>
               </w:rPr>
-              <w:instrText xml:space="preserve"> PAGEREF _Toc241492376 \h </w:instrText>
+              <w:instrText xml:space="preserve"> PAGEREF _Toc241726763 \h </w:instrText>
             </w:r>
             <w:r>
               <w:rPr>
@@ -1237,7 +1237,7 @@
               <w14:ligatures w14:val="standardContextual"/>
             </w:rPr>
           </w:pPr>
-          <w:hyperlink w:anchor="_Toc241492377" w:history="1">
+          <w:hyperlink w:anchor="_Toc241726764" w:history="1">
             <w:r>
               <w:rPr>
                 <w:rStyle w:val="Hyperlink"/>
@@ -1261,7 +1261,7 @@
               <w:rPr>
                 <w:noProof/>
               </w:rPr>
-              <w:instrText xml:space="preserve"> PAGEREF _Toc241492377 \h </w:instrText>
+              <w:instrText xml:space="preserve"> PAGEREF _Toc241726764 \h </w:instrText>
             </w:r>
             <w:r>
               <w:rPr>
@@ -1304,7 +1304,7 @@
               <w14:ligatures w14:val="standardContextual"/>
             </w:rPr>
           </w:pPr>
-          <w:hyperlink w:anchor="_Toc241492378" w:history="1">
+          <w:hyperlink w:anchor="_Toc241726765" w:history="1">
             <w:r>
               <w:rPr>
                 <w:rStyle w:val="Hyperlink"/>
@@ -1328,7 +1328,7 @@
               <w:rPr>
                 <w:noProof/>
               </w:rPr>
-              <w:instrText xml:space="preserve"> PAGEREF _Toc241492378 \h </w:instrText>
+              <w:instrText xml:space="preserve"> PAGEREF _Toc241726765 \h </w:instrText>
             </w:r>
             <w:r>
               <w:rPr>
@@ -1371,7 +1371,7 @@
               <w14:ligatures w14:val="standardContextual"/>
             </w:rPr>
           </w:pPr>
-          <w:hyperlink w:anchor="_Toc241492379" w:history="1">
+          <w:hyperlink w:anchor="_Toc241726766" w:history="1">
             <w:r>
               <w:rPr>
                 <w:rStyle w:val="Hyperlink"/>
@@ -1395,7 +1395,7 @@
               <w:rPr>
                 <w:noProof/>
               </w:rPr>
-              <w:instrText xml:space="preserve"> PAGEREF _Toc241492379 \h </w:instrText>
+              <w:instrText xml:space="preserve"> PAGEREF _Toc241726766 \h </w:instrText>
             </w:r>
             <w:r>
               <w:rPr>
@@ -1438,7 +1438,7 @@
               <w14:ligatures w14:val="standardContextual"/>
             </w:rPr>
           </w:pPr>
-          <w:hyperlink w:anchor="_Toc241492380" w:history="1">
+          <w:hyperlink w:anchor="_Toc241726767" w:history="1">
             <w:r>
               <w:rPr>
                 <w:rStyle w:val="Hyperlink"/>
@@ -1462,7 +1462,7 @@
               <w:rPr>
                 <w:noProof/>
               </w:rPr>
-              <w:instrText xml:space="preserve"> PAGEREF _Toc241492380 \h </w:instrText>
+              <w:instrText xml:space="preserve"> PAGEREF _Toc241726767 \h </w:instrText>
             </w:r>
             <w:r>
               <w:rPr>
@@ -1505,7 +1505,7 @@
               <w14:ligatures w14:val="standardContextual"/>
             </w:rPr>
           </w:pPr>
-          <w:hyperlink w:anchor="_Toc241492381" w:history="1">
+          <w:hyperlink w:anchor="_Toc241726768" w:history="1">
             <w:r>
               <w:rPr>
                 <w:rStyle w:val="Hyperlink"/>
@@ -1529,7 +1529,7 @@
               <w:rPr>
                 <w:noProof/>
               </w:rPr>
-              <w:instrText xml:space="preserve"> PAGEREF _Toc241492381 \h </w:instrText>
+              <w:instrText xml:space="preserve"> PAGEREF _Toc241726768 \h </w:instrText>
             </w:r>
             <w:r>
               <w:rPr>
@@ -1572,7 +1572,7 @@
               <w14:ligatures w14:val="standardContextual"/>
             </w:rPr>
           </w:pPr>
-          <w:hyperlink w:anchor="_Toc241492382" w:history="1">
+          <w:hyperlink w:anchor="_Toc241726769" w:history="1">
             <w:r>
               <w:rPr>
                 <w:rStyle w:val="Hyperlink"/>
@@ -1596,7 +1596,7 @@
               <w:rPr>
                 <w:noProof/>
               </w:rPr>
-              <w:instrText xml:space="preserve"> PAGEREF _Toc241492382 \h </w:instrText>
+              <w:instrText xml:space="preserve"> PAGEREF _Toc241726769 \h </w:instrText>
             </w:r>
             <w:r>
               <w:rPr>
@@ -1639,7 +1639,7 @@
               <w14:ligatures w14:val="standardContextual"/>
             </w:rPr>
           </w:pPr>
-          <w:hyperlink w:anchor="_Toc241492383" w:history="1">
+          <w:hyperlink w:anchor="_Toc241726770" w:history="1">
             <w:r>
               <w:rPr>
                 <w:rStyle w:val="Hyperlink"/>
@@ -1663,7 +1663,7 @@
               <w:rPr>
                 <w:noProof/>
               </w:rPr>
-              <w:instrText xml:space="preserve"> PAGEREF _Toc241492383 \h </w:instrText>
+              <w:instrText xml:space="preserve"> PAGEREF _Toc241726770 \h </w:instrText>
             </w:r>
             <w:r>
               <w:rPr>
@@ -1706,7 +1706,7 @@
               <w14:ligatures w14:val="standardContextual"/>
             </w:rPr>
           </w:pPr>
-          <w:hyperlink w:anchor="_Toc241492384" w:history="1">
+          <w:hyperlink w:anchor="_Toc241726771" w:history="1">
             <w:r>
               <w:rPr>
                 <w:rStyle w:val="Hyperlink"/>
@@ -1730,7 +1730,7 @@
               <w:rPr>
                 <w:noProof/>
               </w:rPr>
-              <w:instrText xml:space="preserve"> PAGEREF _Toc241492384 \h </w:instrText>
+              <w:instrText xml:space="preserve"> PAGEREF _Toc241726771 \h </w:instrText>
             </w:r>
             <w:r>
               <w:rPr>
@@ -1773,7 +1773,7 @@
               <w14:ligatures w14:val="standardContextual"/>
             </w:rPr>
           </w:pPr>
-          <w:hyperlink w:anchor="_Toc241492385" w:history="1">
+          <w:hyperlink w:anchor="_Toc241726772" w:history="1">
             <w:r>
               <w:rPr>
                 <w:rStyle w:val="Hyperlink"/>
@@ -1797,7 +1797,7 @@
               <w:rPr>
                 <w:noProof/>
               </w:rPr>
-              <w:instrText xml:space="preserve"> PAGEREF _Toc241492385 \h </w:instrText>
+              <w:instrText xml:space="preserve"> PAGEREF _Toc241726772 \h </w:instrText>
             </w:r>
             <w:r>
               <w:rPr>
@@ -1840,7 +1840,7 @@
               <w14:ligatures w14:val="standardContextual"/>
             </w:rPr>
           </w:pPr>
-          <w:hyperlink w:anchor="_Toc241492386" w:history="1">
+          <w:hyperlink w:anchor="_Toc241726773" w:history="1">
             <w:r>
               <w:rPr>
                 <w:rStyle w:val="Hyperlink"/>
@@ -1864,7 +1864,7 @@
               <w:rPr>
                 <w:noProof/>
               </w:rPr>
-              <w:instrText xml:space="preserve"> PAGEREF _Toc241492386 \h </w:instrText>
+              <w:instrText xml:space="preserve"> PAGEREF _Toc241726773 \h </w:instrText>
             </w:r>
             <w:r>
               <w:rPr>
@@ -1907,7 +1907,7 @@
               <w14:ligatures w14:val="standardContextual"/>
             </w:rPr>
           </w:pPr>
-          <w:hyperlink w:anchor="_Toc241492387" w:history="1">
+          <w:hyperlink w:anchor="_Toc241726774" w:history="1">
             <w:r>
               <w:rPr>
                 <w:rStyle w:val="Hyperlink"/>
@@ -1931,7 +1931,7 @@
               <w:rPr>
                 <w:noProof/>
               </w:rPr>
-              <w:instrText xml:space="preserve"> PAGEREF _Toc241492387 \h </w:instrText>
+              <w:instrText xml:space="preserve"> PAGEREF _Toc241726774 \h </w:instrText>
             </w:r>
             <w:r>
               <w:rPr>
@@ -1974,7 +1974,7 @@
               <w14:ligatures w14:val="standardContextual"/>
             </w:rPr>
           </w:pPr>
-          <w:hyperlink w:anchor="_Toc241492388" w:history="1">
+          <w:hyperlink w:anchor="_Toc241726775" w:history="1">
             <w:r>
               <w:rPr>
                 <w:rStyle w:val="Hyperlink"/>
@@ -1998,7 +1998,7 @@
               <w:rPr>
                 <w:noProof/>
               </w:rPr>
-              <w:instrText xml:space="preserve"> PAGEREF _Toc241492388 \h </w:instrText>
+              <w:instrText xml:space="preserve"> PAGEREF _Toc241726775 \h </w:instrText>
             </w:r>
             <w:r>
               <w:rPr>
@@ -2041,7 +2041,7 @@
               <w14:ligatures w14:val="standardContextual"/>
             </w:rPr>
           </w:pPr>
-          <w:hyperlink w:anchor="_Toc241492389" w:history="1">
+          <w:hyperlink w:anchor="_Toc241726776" w:history="1">
             <w:r>
               <w:rPr>
                 <w:rStyle w:val="Hyperlink"/>
@@ -2065,7 +2065,7 @@
               <w:rPr>
                 <w:noProof/>
               </w:rPr>
-              <w:instrText xml:space="preserve"> PAGEREF _Toc241492389 \h </w:instrText>
+              <w:instrText xml:space="preserve"> PAGEREF _Toc241726776 \h </w:instrText>
             </w:r>
             <w:r>
               <w:rPr>
@@ -2108,7 +2108,7 @@
               <w14:ligatures w14:val="standardContextual"/>
             </w:rPr>
           </w:pPr>
-          <w:hyperlink w:anchor="_Toc241492390" w:history="1">
+          <w:hyperlink w:anchor="_Toc241726777" w:history="1">
             <w:r>
               <w:rPr>
                 <w:rStyle w:val="Hyperlink"/>
@@ -2132,7 +2132,7 @@
               <w:rPr>
                 <w:noProof/>
               </w:rPr>
-              <w:instrText xml:space="preserve"> PAGEREF _Toc241492390 \h </w:instrText>
+              <w:instrText xml:space="preserve"> PAGEREF _Toc241726777 \h </w:instrText>
             </w:r>
             <w:r>
               <w:rPr>
@@ -2175,7 +2175,7 @@
               <w14:ligatures w14:val="standardContextual"/>
             </w:rPr>
           </w:pPr>
-          <w:hyperlink w:anchor="_Toc241492391" w:history="1">
+          <w:hyperlink w:anchor="_Toc241726778" w:history="1">
             <w:r>
               <w:rPr>
                 <w:rStyle w:val="Hyperlink"/>
@@ -2199,7 +2199,7 @@
               <w:rPr>
                 <w:noProof/>
               </w:rPr>
-              <w:instrText xml:space="preserve"> PAGEREF _Toc241492391 \h </w:instrText>
+              <w:instrText xml:space="preserve"> PAGEREF _Toc241726778 \h </w:instrText>
             </w:r>
             <w:r>
               <w:rPr>
@@ -2242,7 +2242,7 @@
               <w14:ligatures w14:val="standardContextual"/>
             </w:rPr>
           </w:pPr>
-          <w:hyperlink w:anchor="_Toc241492392" w:history="1">
+          <w:hyperlink w:anchor="_Toc241726779" w:history="1">
             <w:r>
               <w:rPr>
                 <w:rStyle w:val="Hyperlink"/>
@@ -2266,7 +2266,7 @@
               <w:rPr>
                 <w:noProof/>
               </w:rPr>
-              <w:instrText xml:space="preserve"> PAGEREF _Toc241492392 \h </w:instrText>
+              <w:instrText xml:space="preserve"> PAGEREF _Toc241726779 \h </w:instrText>
             </w:r>
             <w:r>
               <w:rPr>
@@ -2309,7 +2309,7 @@
               <w14:ligatures w14:val="standardContextual"/>
             </w:rPr>
           </w:pPr>
-          <w:hyperlink w:anchor="_Toc241492393" w:history="1">
+          <w:hyperlink w:anchor="_Toc241726780" w:history="1">
             <w:r>
               <w:rPr>
                 <w:rStyle w:val="Hyperlink"/>
@@ -2333,7 +2333,7 @@
               <w:rPr>
                 <w:noProof/>
               </w:rPr>
-              <w:instrText xml:space="preserve"> PAGEREF _Toc241492393 \h </w:instrText>
+              <w:instrText xml:space="preserve"> PAGEREF _Toc241726780 \h </w:instrText>
             </w:r>
             <w:r>
               <w:rPr>
@@ -2376,7 +2376,7 @@
               <w14:ligatures w14:val="standardContextual"/>
             </w:rPr>
           </w:pPr>
-          <w:hyperlink w:anchor="_Toc241492394" w:history="1">
+          <w:hyperlink w:anchor="_Toc241726781" w:history="1">
             <w:r>
               <w:rPr>
                 <w:rStyle w:val="Hyperlink"/>
@@ -2400,7 +2400,7 @@
               <w:rPr>
                 <w:noProof/>
               </w:rPr>
-              <w:instrText xml:space="preserve"> PAGEREF _Toc241492394 \h </w:instrText>
+              <w:instrText xml:space="preserve"> PAGEREF _Toc241726781 \h </w:instrText>
             </w:r>
             <w:r>
               <w:rPr>
@@ -2443,7 +2443,7 @@
               <w14:ligatures w14:val="standardContextual"/>
             </w:rPr>
           </w:pPr>
-          <w:hyperlink w:anchor="_Toc241492395" w:history="1">
+          <w:hyperlink w:anchor="_Toc241726782" w:history="1">
             <w:r>
               <w:rPr>
                 <w:rStyle w:val="Hyperlink"/>
@@ -2467,7 +2467,7 @@
               <w:rPr>
                 <w:noProof/>
               </w:rPr>
-              <w:instrText xml:space="preserve"> PAGEREF _Toc241492395 \h </w:instrText>
+              <w:instrText xml:space="preserve"> PAGEREF _Toc241726782 \h </w:instrText>
             </w:r>
             <w:r>
               <w:rPr>
@@ -2510,7 +2510,7 @@
               <w14:ligatures w14:val="standardContextual"/>
             </w:rPr>
           </w:pPr>
-          <w:hyperlink w:anchor="_Toc241492396" w:history="1">
+          <w:hyperlink w:anchor="_Toc241726783" w:history="1">
             <w:r>
               <w:rPr>
                 <w:rStyle w:val="Hyperlink"/>
@@ -2534,7 +2534,7 @@
               <w:rPr>
                 <w:noProof/>
               </w:rPr>
-              <w:instrText xml:space="preserve"> PAGEREF _Toc241492396 \h </w:instrText>
+              <w:instrText xml:space="preserve"> PAGEREF _Toc241726783 \h </w:instrText>
             </w:r>
             <w:r>
               <w:rPr>
@@ -2577,7 +2577,7 @@
               <w14:ligatures w14:val="standardContextual"/>
             </w:rPr>
           </w:pPr>
-          <w:hyperlink w:anchor="_Toc241492397" w:history="1">
+          <w:hyperlink w:anchor="_Toc241726784" w:history="1">
             <w:r>
               <w:rPr>
                 <w:rStyle w:val="Hyperlink"/>
@@ -2601,7 +2601,7 @@
               <w:rPr>
                 <w:noProof/>
               </w:rPr>
-              <w:instrText xml:space="preserve"> PAGEREF _Toc241492397 \h </w:instrText>
+              <w:instrText xml:space="preserve"> PAGEREF _Toc241726784 \h </w:instrText>
             </w:r>
             <w:r>
               <w:rPr>
@@ -2640,7 +2640,7 @@
         <w:pStyle w:val="Heading1"/>
         <w:pageBreakBefore/>
       </w:pPr>
-      <w:bookmarkStart w:id="0" w:name="_Toc241492367"/>
+      <w:bookmarkStart w:id="0" w:name="_Toc241726754"/>
       <w:r>
         <w:lastRenderedPageBreak/>
         <w:t>1. Your role at a glance</w:t>
@@ -2800,7 +2800,7 @@
           <w:left w:w="10" w:type="dxa"/>
           <w:right w:w="10" w:type="dxa"/>
         </w:tblCellMar>
-        <w:tblLook w:val="04A0" w:firstRow="1" w:lastRow="0" w:firstColumn="1" w:lastColumn="0" w:noHBand="0" w:noVBand="1"/>
+        <w:tblLook w:val="0000" w:firstRow="0" w:lastRow="0" w:firstColumn="0" w:lastColumn="0" w:noHBand="0" w:noVBand="0"/>
       </w:tblPr>
       <w:tblGrid>
         <w:gridCol w:w="9412"/>
@@ -2860,7 +2860,7 @@
         <w:pStyle w:val="Heading1"/>
         <w:pageBreakBefore/>
       </w:pPr>
-      <w:bookmarkStart w:id="1" w:name="_Toc241492368"/>
+      <w:bookmarkStart w:id="1" w:name="_Toc241726755"/>
       <w:r>
         <w:lastRenderedPageBreak/>
         <w:t>2. Signing in and your screens</w:t>
@@ -2871,7 +2871,7 @@
       <w:pPr>
         <w:pStyle w:val="Heading2"/>
       </w:pPr>
-      <w:bookmarkStart w:id="2" w:name="_Toc241492369"/>
+      <w:bookmarkStart w:id="2" w:name="_Toc241726756"/>
       <w:r>
         <w:t>Signing in</w:t>
       </w:r>
@@ -2954,7 +2954,7 @@
           <w:noProof/>
         </w:rPr>
         <w:drawing>
-          <wp:inline distT="0" distB="0" distL="0" distR="0" wp14:anchorId="37B3A5F3" wp14:editId="01F21D38">
+          <wp:inline distT="0" distB="0" distL="0" distR="0" wp14:anchorId="76E05040" wp14:editId="16738DAE">
             <wp:extent cx="5334000" cy="2333625"/>
             <wp:effectExtent l="0" t="0" r="0" b="0"/>
             <wp:docPr id="1" name="adm_login.jpg" descr="The sign-in screen for all internal staff." title="The sign-in screen for all internal staff."/>
@@ -3062,7 +3062,7 @@
           <w:left w:w="10" w:type="dxa"/>
           <w:right w:w="10" w:type="dxa"/>
         </w:tblCellMar>
-        <w:tblLook w:val="04A0" w:firstRow="1" w:lastRow="0" w:firstColumn="1" w:lastColumn="0" w:noHBand="0" w:noVBand="1"/>
+        <w:tblLook w:val="0000" w:firstRow="0" w:lastRow="0" w:firstColumn="0" w:lastColumn="0" w:noHBand="0" w:noVBand="0"/>
       </w:tblPr>
       <w:tblGrid>
         <w:gridCol w:w="9412"/>
@@ -3121,7 +3121,7 @@
       <w:pPr>
         <w:pStyle w:val="Heading2"/>
       </w:pPr>
-      <w:bookmarkStart w:id="3" w:name="_Toc241492370"/>
+      <w:bookmarkStart w:id="3" w:name="_Toc241726757"/>
       <w:r>
         <w:t>Finding your way around</w:t>
       </w:r>
@@ -3306,7 +3306,7 @@
         </w:rPr>
         <w:lastRenderedPageBreak/>
         <w:drawing>
-          <wp:inline distT="0" distB="0" distL="0" distR="0" wp14:anchorId="40579AD3" wp14:editId="7BDB744E">
+          <wp:inline distT="0" distB="0" distL="0" distR="0" wp14:anchorId="6A0F0B60" wp14:editId="5E34406F">
             <wp:extent cx="5715000" cy="1876425"/>
             <wp:effectExtent l="0" t="0" r="0" b="0"/>
             <wp:docPr id="2" name="adm_not_your_role.jpg" descr="Opening a screen outside your role (for example from an old bookmark) shows this card instead of the screen." title="Opening a screen outside your role (for example from an old bookmark) shows this card instead of the screen."/>
@@ -3375,7 +3375,7 @@
       <w:pPr>
         <w:pStyle w:val="Heading2"/>
       </w:pPr>
-      <w:bookmarkStart w:id="4" w:name="_Toc241492371"/>
+      <w:bookmarkStart w:id="4" w:name="_Toc241726758"/>
       <w:r>
         <w:t>Your screens</w:t>
       </w:r>
@@ -3396,7 +3396,7 @@
           <w:left w:w="10" w:type="dxa"/>
           <w:right w:w="10" w:type="dxa"/>
         </w:tblCellMar>
-        <w:tblLook w:val="04A0" w:firstRow="1" w:lastRow="0" w:firstColumn="1" w:lastColumn="0" w:noHBand="0" w:noVBand="1"/>
+        <w:tblLook w:val="0000" w:firstRow="0" w:lastRow="0" w:firstColumn="0" w:lastColumn="0" w:noHBand="0" w:noVBand="0"/>
       </w:tblPr>
       <w:tblGrid>
         <w:gridCol w:w="2824"/>
@@ -3650,7 +3650,7 @@
       <w:pPr>
         <w:pStyle w:val="Heading2"/>
       </w:pPr>
-      <w:bookmarkStart w:id="5" w:name="_Toc241492372"/>
+      <w:bookmarkStart w:id="5" w:name="_Toc241726759"/>
       <w:r>
         <w:t>Changing your password</w:t>
       </w:r>
@@ -3733,7 +3733,7 @@
           <w:noProof/>
         </w:rPr>
         <w:drawing>
-          <wp:inline distT="0" distB="0" distL="0" distR="0" wp14:anchorId="2D09DB82" wp14:editId="6E36D7C6">
+          <wp:inline distT="0" distB="0" distL="0" distR="0" wp14:anchorId="1598C502" wp14:editId="20CA99AC">
             <wp:extent cx="5334000" cy="2171700"/>
             <wp:effectExtent l="0" t="0" r="0" b="0"/>
             <wp:docPr id="3" name="adm_account.jpg" descr="Change Password screen." title="Change Password screen."/>
@@ -3821,7 +3821,7 @@
         <w:pStyle w:val="Heading1"/>
         <w:pageBreakBefore/>
       </w:pPr>
-      <w:bookmarkStart w:id="6" w:name="_Toc241492373"/>
+      <w:bookmarkStart w:id="6" w:name="_Toc241726760"/>
       <w:r>
         <w:lastRenderedPageBreak/>
         <w:t>3. Your routine</w:t>
@@ -3851,7 +3851,7 @@
           <w:left w:w="10" w:type="dxa"/>
           <w:right w:w="10" w:type="dxa"/>
         </w:tblCellMar>
-        <w:tblLook w:val="04A0" w:firstRow="1" w:lastRow="0" w:firstColumn="1" w:lastColumn="0" w:noHBand="0" w:noVBand="1"/>
+        <w:tblLook w:val="0000" w:firstRow="0" w:lastRow="0" w:firstColumn="0" w:lastColumn="0" w:noHBand="0" w:noVBand="0"/>
       </w:tblPr>
       <w:tblGrid>
         <w:gridCol w:w="2071"/>
@@ -4165,7 +4165,7 @@
         <w:pStyle w:val="Heading1"/>
         <w:pageBreakBefore/>
       </w:pPr>
-      <w:bookmarkStart w:id="7" w:name="_Toc241492374"/>
+      <w:bookmarkStart w:id="7" w:name="_Toc241726761"/>
       <w:r>
         <w:lastRenderedPageBreak/>
         <w:t>4. Step-by-step tasks</w:t>
@@ -4176,7 +4176,7 @@
       <w:pPr>
         <w:pStyle w:val="Heading2"/>
       </w:pPr>
-      <w:bookmarkStart w:id="8" w:name="_Toc241492375"/>
+      <w:bookmarkStart w:id="8" w:name="_Toc241726762"/>
       <w:r>
         <w:t>4.1 Finding your cases</w:t>
       </w:r>
@@ -4216,7 +4216,7 @@
           <w:noProof/>
         </w:rPr>
         <w:drawing>
-          <wp:inline distT="0" distB="0" distL="0" distR="0" wp14:anchorId="4900C70F" wp14:editId="3DE1554E">
+          <wp:inline distT="0" distB="0" distL="0" distR="0" wp14:anchorId="17761AF4" wp14:editId="28F4B059">
             <wp:extent cx="5334000" cy="3333750"/>
             <wp:effectExtent l="0" t="0" r="0" b="0"/>
             <wp:docPr id="4" name="cra_register.jpg" descr="Main-400 Register for a Contact RA." title="Main-400 Register for a Contact RA."/>
@@ -4346,7 +4346,7 @@
       <w:pPr>
         <w:pStyle w:val="Heading2"/>
       </w:pPr>
-      <w:bookmarkStart w:id="9" w:name="_Toc241492376"/>
+      <w:bookmarkStart w:id="9" w:name="_Toc241726763"/>
       <w:r>
         <w:t>4.2 Recording the respondent and their contact details</w:t>
       </w:r>
@@ -4488,7 +4488,7 @@
         </w:rPr>
         <w:lastRenderedPageBreak/>
         <w:drawing>
-          <wp:inline distT="0" distB="0" distL="0" distR="0" wp14:anchorId="0892566C" wp14:editId="710A32D7">
+          <wp:inline distT="0" distB="0" distL="0" distR="0" wp14:anchorId="4E1E1887" wp14:editId="739FD6D8">
             <wp:extent cx="5334000" cy="2114550"/>
             <wp:effectExtent l="0" t="0" r="0" b="0"/>
             <wp:docPr id="5" name="adm_case_add_person.jpg" descr="Adding a person to a case." title="Adding a person to a case."/>
@@ -4692,7 +4692,7 @@
           <w:left w:w="10" w:type="dxa"/>
           <w:right w:w="10" w:type="dxa"/>
         </w:tblCellMar>
-        <w:tblLook w:val="04A0" w:firstRow="1" w:lastRow="0" w:firstColumn="1" w:lastColumn="0" w:noHBand="0" w:noVBand="1"/>
+        <w:tblLook w:val="0000" w:firstRow="0" w:lastRow="0" w:firstColumn="0" w:lastColumn="0" w:noHBand="0" w:noVBand="0"/>
       </w:tblPr>
       <w:tblGrid>
         <w:gridCol w:w="9412"/>
@@ -4751,7 +4751,7 @@
       <w:pPr>
         <w:pStyle w:val="Heading2"/>
       </w:pPr>
-      <w:bookmarkStart w:id="10" w:name="_Toc241492377"/>
+      <w:bookmarkStart w:id="10" w:name="_Toc241726764"/>
       <w:r>
         <w:t>4.3 Sending an invitation</w:t>
       </w:r>
@@ -4864,7 +4864,7 @@
           <w:noProof/>
         </w:rPr>
         <w:drawing>
-          <wp:inline distT="0" distB="0" distL="0" distR="0" wp14:anchorId="2F4D587E" wp14:editId="4548B350">
+          <wp:inline distT="0" distB="0" distL="0" distR="0" wp14:anchorId="56021A92" wp14:editId="29C247DB">
             <wp:extent cx="5334000" cy="1143000"/>
             <wp:effectExtent l="0" t="0" r="0" b="0"/>
             <wp:docPr id="6" name="cra_case_invitations_before.jpg" descr="Invitations panel before sending, with the history of earlier invitations." title="Invitations panel before sending, with the history of earlier invitations."/>
@@ -4994,7 +4994,7 @@
         </w:rPr>
         <w:lastRenderedPageBreak/>
         <w:drawing>
-          <wp:inline distT="0" distB="0" distL="0" distR="0" wp14:anchorId="1113E03A" wp14:editId="428DD495">
+          <wp:inline distT="0" distB="0" distL="0" distR="0" wp14:anchorId="1D4B56DB" wp14:editId="6E4FCF2C">
             <wp:extent cx="5334000" cy="2152650"/>
             <wp:effectExtent l="0" t="0" r="0" b="0"/>
             <wp:docPr id="7" name="cra_case_invitation_sent.jpg" descr="The link, manual code and ready-written messages are shown once, with a send button for each channel." title="The link, manual code and ready-written messages are shown once, with a send button for each channel."/>
@@ -5248,7 +5248,7 @@
           <w:left w:w="10" w:type="dxa"/>
           <w:right w:w="10" w:type="dxa"/>
         </w:tblCellMar>
-        <w:tblLook w:val="04A0" w:firstRow="1" w:lastRow="0" w:firstColumn="1" w:lastColumn="0" w:noHBand="0" w:noVBand="1"/>
+        <w:tblLook w:val="0000" w:firstRow="0" w:lastRow="0" w:firstColumn="0" w:lastColumn="0" w:noHBand="0" w:noVBand="0"/>
       </w:tblPr>
       <w:tblGrid>
         <w:gridCol w:w="9412"/>
@@ -5377,7 +5377,7 @@
       <w:pPr>
         <w:pStyle w:val="Heading2"/>
       </w:pPr>
-      <w:bookmarkStart w:id="11" w:name="_Toc241492378"/>
+      <w:bookmarkStart w:id="11" w:name="_Toc241726765"/>
       <w:r>
         <w:t>4.4 Logging a contact attempt</w:t>
       </w:r>
@@ -5436,7 +5436,7 @@
         </w:rPr>
         <w:lastRenderedPageBreak/>
         <w:drawing>
-          <wp:inline distT="0" distB="0" distL="0" distR="0" wp14:anchorId="562124DB" wp14:editId="508FBF66">
+          <wp:inline distT="0" distB="0" distL="0" distR="0" wp14:anchorId="06CBACFF" wp14:editId="4EB8563A">
             <wp:extent cx="5334000" cy="1343025"/>
             <wp:effectExtent l="0" t="0" r="0" b="0"/>
             <wp:docPr id="8" name="adm_case_timeline.jpg" descr="Contact timeline and the form for logging an attempt." title="Contact timeline and the form for logging an attempt."/>
@@ -5579,7 +5579,7 @@
       <w:pPr>
         <w:pStyle w:val="Heading2"/>
       </w:pPr>
-      <w:bookmarkStart w:id="12" w:name="_Toc241492379"/>
+      <w:bookmarkStart w:id="12" w:name="_Toc241726766"/>
       <w:r>
         <w:t>4.5 Sending follow-up reminders</w:t>
       </w:r>
@@ -5647,7 +5647,7 @@
           <w:noProof/>
         </w:rPr>
         <w:drawing>
-          <wp:inline distT="0" distB="0" distL="0" distR="0" wp14:anchorId="35AE7DBA" wp14:editId="021A21F7">
+          <wp:inline distT="0" distB="0" distL="0" distR="0" wp14:anchorId="10D0D3A1" wp14:editId="365371D3">
             <wp:extent cx="5334000" cy="3333750"/>
             <wp:effectExtent l="0" t="0" r="0" b="0"/>
             <wp:docPr id="9" name="cra_follow_ups.jpg" descr="Follow-ups due. Contact RAs see only their own cases." title="Follow-ups due. Contact RAs see only their own cases."/>
@@ -5798,7 +5798,7 @@
           <w:left w:w="10" w:type="dxa"/>
           <w:right w:w="10" w:type="dxa"/>
         </w:tblCellMar>
-        <w:tblLook w:val="04A0" w:firstRow="1" w:lastRow="0" w:firstColumn="1" w:lastColumn="0" w:noHBand="0" w:noVBand="1"/>
+        <w:tblLook w:val="0000" w:firstRow="0" w:lastRow="0" w:firstColumn="0" w:lastColumn="0" w:noHBand="0" w:noVBand="0"/>
       </w:tblPr>
       <w:tblGrid>
         <w:gridCol w:w="9412"/>
@@ -5874,7 +5874,7 @@
       <w:pPr>
         <w:pStyle w:val="Heading2"/>
       </w:pPr>
-      <w:bookmarkStart w:id="13" w:name="_Toc241492380"/>
+      <w:bookmarkStart w:id="13" w:name="_Toc241726767"/>
       <w:r>
         <w:t>4.6 Managing appointments</w:t>
       </w:r>
@@ -5914,7 +5914,7 @@
           <w:noProof/>
         </w:rPr>
         <w:drawing>
-          <wp:inline distT="0" distB="0" distL="0" distR="0" wp14:anchorId="3F95A898" wp14:editId="6B719AF9">
+          <wp:inline distT="0" distB="0" distL="0" distR="0" wp14:anchorId="3A42772E" wp14:editId="22E2FD26">
             <wp:extent cx="5334000" cy="2667000"/>
             <wp:effectExtent l="0" t="0" r="0" b="0"/>
             <wp:docPr id="10" name="cra_appointments.jpg" descr="Appointment Queue." title="Appointment Queue."/>
@@ -6097,7 +6097,7 @@
       <w:pPr>
         <w:pStyle w:val="Heading2"/>
       </w:pPr>
-      <w:bookmarkStart w:id="14" w:name="_Toc241492381"/>
+      <w:bookmarkStart w:id="14" w:name="_Toc241726768"/>
       <w:r>
         <w:t>4.7 Phone, WhatsApp-call or face-to-face administration</w:t>
       </w:r>
@@ -6226,7 +6226,7 @@
           <w:left w:w="10" w:type="dxa"/>
           <w:right w:w="10" w:type="dxa"/>
         </w:tblCellMar>
-        <w:tblLook w:val="04A0" w:firstRow="1" w:lastRow="0" w:firstColumn="1" w:lastColumn="0" w:noHBand="0" w:noVBand="1"/>
+        <w:tblLook w:val="0000" w:firstRow="0" w:lastRow="0" w:firstColumn="0" w:lastColumn="0" w:noHBand="0" w:noVBand="0"/>
       </w:tblPr>
       <w:tblGrid>
         <w:gridCol w:w="941"/>
@@ -6825,7 +6825,7 @@
       <w:pPr>
         <w:pStyle w:val="Heading2"/>
       </w:pPr>
-      <w:bookmarkStart w:id="15" w:name="_Toc241492382"/>
+      <w:bookmarkStart w:id="15" w:name="_Toc241726769"/>
       <w:r>
         <w:t>4.8 Verifying a profile with the respondent, and reconciling it afterwards</w:t>
       </w:r>
@@ -6914,7 +6914,7 @@
         </w:rPr>
         <w:lastRenderedPageBreak/>
         <w:drawing>
-          <wp:inline distT="0" distB="0" distL="0" distR="0" wp14:anchorId="00532571" wp14:editId="10D01195">
+          <wp:inline distT="0" distB="0" distL="0" distR="0" wp14:anchorId="791661AF" wp14:editId="6AAE7055">
             <wp:extent cx="4752975" cy="4953000"/>
             <wp:effectExtent l="0" t="0" r="0" b="0"/>
             <wp:docPr id="11" name="proit_interview_sheet.jpg" descr="The interview sheet: confirm what is public, ask what is not." title="The interview sheet: confirm what is public, ask what is not."/>
@@ -7179,7 +7179,7 @@
         </w:rPr>
         <w:lastRenderedPageBreak/>
         <w:drawing>
-          <wp:inline distT="0" distB="0" distL="0" distR="0" wp14:anchorId="193F3715" wp14:editId="2930DA15">
+          <wp:inline distT="0" distB="0" distL="0" distR="0" wp14:anchorId="41184D29" wp14:editId="5C550764">
             <wp:extent cx="5334000" cy="1152525"/>
             <wp:effectExtent l="0" t="0" r="0" b="0"/>
             <wp:docPr id="12" name="proit_reconcile.jpg" descr="Reconciling a corrected fact: the three values stay separate." title="Reconciling a corrected fact: the three values stay separate."/>
@@ -7330,7 +7330,7 @@
           <w:left w:w="10" w:type="dxa"/>
           <w:right w:w="10" w:type="dxa"/>
         </w:tblCellMar>
-        <w:tblLook w:val="04A0" w:firstRow="1" w:lastRow="0" w:firstColumn="1" w:lastColumn="0" w:noHBand="0" w:noVBand="1"/>
+        <w:tblLook w:val="0000" w:firstRow="0" w:lastRow="0" w:firstColumn="0" w:lastColumn="0" w:noHBand="0" w:noVBand="0"/>
       </w:tblPr>
       <w:tblGrid>
         <w:gridCol w:w="9412"/>
@@ -7417,7 +7417,7 @@
       <w:pPr>
         <w:pStyle w:val="Heading2"/>
       </w:pPr>
-      <w:bookmarkStart w:id="16" w:name="_Toc241492383"/>
+      <w:bookmarkStart w:id="16" w:name="_Toc241726770"/>
       <w:r>
         <w:t>4.9 When the person is not the right respondent</w:t>
       </w:r>
@@ -7501,7 +7501,7 @@
       <w:pPr>
         <w:pStyle w:val="Heading2"/>
       </w:pPr>
-      <w:bookmarkStart w:id="17" w:name="_Toc241492384"/>
+      <w:bookmarkStart w:id="17" w:name="_Toc241726771"/>
       <w:r>
         <w:t>4.10 When someone refuses or asks to withdraw</w:t>
       </w:r>
@@ -7578,7 +7578,7 @@
       <w:pPr>
         <w:pStyle w:val="Heading2"/>
       </w:pPr>
-      <w:bookmarkStart w:id="18" w:name="_Toc241492385"/>
+      <w:bookmarkStart w:id="18" w:name="_Toc241726772"/>
       <w:r>
         <w:t>4.11 What to say to a respondent</w:t>
       </w:r>
@@ -7660,7 +7660,7 @@
         <w:pStyle w:val="Heading1"/>
         <w:pageBreakBefore/>
       </w:pPr>
-      <w:bookmarkStart w:id="19" w:name="_Toc241492386"/>
+      <w:bookmarkStart w:id="19" w:name="_Toc241726773"/>
       <w:r>
         <w:lastRenderedPageBreak/>
         <w:t>5. Rules you must follow</w:t>
@@ -7824,7 +7824,7 @@
         <w:pStyle w:val="Heading1"/>
         <w:pageBreakBefore/>
       </w:pPr>
-      <w:bookmarkStart w:id="20" w:name="_Toc241492387"/>
+      <w:bookmarkStart w:id="20" w:name="_Toc241726774"/>
       <w:r>
         <w:lastRenderedPageBreak/>
         <w:t>6. Troubleshooting</w:t>
@@ -7846,7 +7846,7 @@
           <w:left w:w="10" w:type="dxa"/>
           <w:right w:w="10" w:type="dxa"/>
         </w:tblCellMar>
-        <w:tblLook w:val="04A0" w:firstRow="1" w:lastRow="0" w:firstColumn="1" w:lastColumn="0" w:noHBand="0" w:noVBand="1"/>
+        <w:tblLook w:val="0000" w:firstRow="0" w:lastRow="0" w:firstColumn="0" w:lastColumn="0" w:noHBand="0" w:noVBand="0"/>
       </w:tblPr>
       <w:tblGrid>
         <w:gridCol w:w="2635"/>
@@ -9014,7 +9014,7 @@
         <w:pStyle w:val="Heading1"/>
         <w:pageBreakBefore/>
       </w:pPr>
-      <w:bookmarkStart w:id="21" w:name="_Toc241492388"/>
+      <w:bookmarkStart w:id="21" w:name="_Toc241726775"/>
       <w:r>
         <w:lastRenderedPageBreak/>
         <w:t>7. Quick reference</w:t>
@@ -9036,7 +9036,7 @@
           <w:left w:w="10" w:type="dxa"/>
           <w:right w:w="10" w:type="dxa"/>
         </w:tblCellMar>
-        <w:tblLook w:val="04A0" w:firstRow="1" w:lastRow="0" w:firstColumn="1" w:lastColumn="0" w:noHBand="0" w:noVBand="1"/>
+        <w:tblLook w:val="0000" w:firstRow="0" w:lastRow="0" w:firstColumn="0" w:lastColumn="0" w:noHBand="0" w:noVBand="0"/>
       </w:tblPr>
       <w:tblGrid>
         <w:gridCol w:w="2824"/>
@@ -9413,7 +9413,7 @@
         <w:pStyle w:val="Heading1"/>
         <w:pageBreakBefore/>
       </w:pPr>
-      <w:bookmarkStart w:id="22" w:name="_Toc241492389"/>
+      <w:bookmarkStart w:id="22" w:name="_Toc241726776"/>
       <w:r>
         <w:lastRenderedPageBreak/>
         <w:t>8. Every screen and button for your role</w:t>
@@ -9443,7 +9443,7 @@
           <w:left w:w="10" w:type="dxa"/>
           <w:right w:w="10" w:type="dxa"/>
         </w:tblCellMar>
-        <w:tblLook w:val="04A0" w:firstRow="1" w:lastRow="0" w:firstColumn="1" w:lastColumn="0" w:noHBand="0" w:noVBand="1"/>
+        <w:tblLook w:val="0000" w:firstRow="0" w:lastRow="0" w:firstColumn="0" w:lastColumn="0" w:noHBand="0" w:noVBand="0"/>
       </w:tblPr>
       <w:tblGrid>
         <w:gridCol w:w="9412"/>
@@ -9527,7 +9527,7 @@
       <w:pPr>
         <w:pStyle w:val="Heading2"/>
       </w:pPr>
-      <w:bookmarkStart w:id="23" w:name="_Toc241492390"/>
+      <w:bookmarkStart w:id="23" w:name="_Toc241726777"/>
       <w:r>
         <w:t>8.1 Sign in</w:t>
       </w:r>
@@ -9590,7 +9590,7 @@
           <w:left w:w="10" w:type="dxa"/>
           <w:right w:w="10" w:type="dxa"/>
         </w:tblCellMar>
-        <w:tblLook w:val="04A0" w:firstRow="1" w:lastRow="0" w:firstColumn="1" w:lastColumn="0" w:noHBand="0" w:noVBand="1"/>
+        <w:tblLook w:val="0000" w:firstRow="0" w:lastRow="0" w:firstColumn="0" w:lastColumn="0" w:noHBand="0" w:noVBand="0"/>
       </w:tblPr>
       <w:tblGrid>
         <w:gridCol w:w="1882"/>
@@ -10040,7 +10040,7 @@
       <w:pPr>
         <w:pStyle w:val="Heading2"/>
       </w:pPr>
-      <w:bookmarkStart w:id="24" w:name="_Toc241492391"/>
+      <w:bookmarkStart w:id="24" w:name="_Toc241726778"/>
       <w:r>
         <w:t>8.2 The header and menu bar (every screen)</w:t>
       </w:r>
@@ -10103,7 +10103,7 @@
           <w:left w:w="10" w:type="dxa"/>
           <w:right w:w="10" w:type="dxa"/>
         </w:tblCellMar>
-        <w:tblLook w:val="04A0" w:firstRow="1" w:lastRow="0" w:firstColumn="1" w:lastColumn="0" w:noHBand="0" w:noVBand="1"/>
+        <w:tblLook w:val="0000" w:firstRow="0" w:lastRow="0" w:firstColumn="0" w:lastColumn="0" w:noHBand="0" w:noVBand="0"/>
       </w:tblPr>
       <w:tblGrid>
         <w:gridCol w:w="1882"/>
@@ -10764,7 +10764,7 @@
       <w:pPr>
         <w:pStyle w:val="Heading2"/>
       </w:pPr>
-      <w:bookmarkStart w:id="25" w:name="_Toc241492392"/>
+      <w:bookmarkStart w:id="25" w:name="_Toc241726779"/>
       <w:r>
         <w:t>8.3 Change Password</w:t>
       </w:r>
@@ -10827,7 +10827,7 @@
           <w:left w:w="10" w:type="dxa"/>
           <w:right w:w="10" w:type="dxa"/>
         </w:tblCellMar>
-        <w:tblLook w:val="04A0" w:firstRow="1" w:lastRow="0" w:firstColumn="1" w:lastColumn="0" w:noHBand="0" w:noVBand="1"/>
+        <w:tblLook w:val="0000" w:firstRow="0" w:lastRow="0" w:firstColumn="0" w:lastColumn="0" w:noHBand="0" w:noVBand="0"/>
       </w:tblPr>
       <w:tblGrid>
         <w:gridCol w:w="1882"/>
@@ -11384,7 +11384,7 @@
       <w:pPr>
         <w:pStyle w:val="Heading2"/>
       </w:pPr>
-      <w:bookmarkStart w:id="26" w:name="_Toc241492393"/>
+      <w:bookmarkStart w:id="26" w:name="_Toc241726780"/>
       <w:r>
         <w:t>8.4 Main-400 Register (and Reserve)</w:t>
       </w:r>
@@ -11447,7 +11447,7 @@
           <w:left w:w="10" w:type="dxa"/>
           <w:right w:w="10" w:type="dxa"/>
         </w:tblCellMar>
-        <w:tblLook w:val="04A0" w:firstRow="1" w:lastRow="0" w:firstColumn="1" w:lastColumn="0" w:noHBand="0" w:noVBand="1"/>
+        <w:tblLook w:val="0000" w:firstRow="0" w:lastRow="0" w:firstColumn="0" w:lastColumn="0" w:noHBand="0" w:noVBand="0"/>
       </w:tblPr>
       <w:tblGrid>
         <w:gridCol w:w="1882"/>
@@ -12005,7 +12005,7 @@
       <w:pPr>
         <w:pStyle w:val="Heading2"/>
       </w:pPr>
-      <w:bookmarkStart w:id="27" w:name="_Toc241492394"/>
+      <w:bookmarkStart w:id="27" w:name="_Toc241726781"/>
       <w:r>
         <w:t>8.5 Case page</w:t>
       </w:r>
@@ -12068,7 +12068,7 @@
           <w:left w:w="10" w:type="dxa"/>
           <w:right w:w="10" w:type="dxa"/>
         </w:tblCellMar>
-        <w:tblLook w:val="04A0" w:firstRow="1" w:lastRow="0" w:firstColumn="1" w:lastColumn="0" w:noHBand="0" w:noVBand="1"/>
+        <w:tblLook w:val="0000" w:firstRow="0" w:lastRow="0" w:firstColumn="0" w:lastColumn="0" w:noHBand="0" w:noVBand="0"/>
       </w:tblPr>
       <w:tblGrid>
         <w:gridCol w:w="1882"/>
@@ -13359,7 +13359,7 @@
       <w:pPr>
         <w:pStyle w:val="Heading2"/>
       </w:pPr>
-      <w:bookmarkStart w:id="28" w:name="_Toc241492395"/>
+      <w:bookmarkStart w:id="28" w:name="_Toc241726782"/>
       <w:r>
         <w:t>8.6 Interview sheet (verifying a locked profile)</w:t>
       </w:r>
@@ -13422,7 +13422,7 @@
           <w:left w:w="10" w:type="dxa"/>
           <w:right w:w="10" w:type="dxa"/>
         </w:tblCellMar>
-        <w:tblLook w:val="04A0" w:firstRow="1" w:lastRow="0" w:firstColumn="1" w:lastColumn="0" w:noHBand="0" w:noVBand="1"/>
+        <w:tblLook w:val="0000" w:firstRow="0" w:lastRow="0" w:firstColumn="0" w:lastColumn="0" w:noHBand="0" w:noVBand="0"/>
       </w:tblPr>
       <w:tblGrid>
         <w:gridCol w:w="1882"/>
@@ -14400,7 +14400,7 @@
       <w:pPr>
         <w:pStyle w:val="Heading2"/>
       </w:pPr>
-      <w:bookmarkStart w:id="29" w:name="_Toc241492396"/>
+      <w:bookmarkStart w:id="29" w:name="_Toc241726783"/>
       <w:r>
         <w:t>8.7 Appointment Queue</w:t>
       </w:r>
@@ -14463,7 +14463,7 @@
           <w:left w:w="10" w:type="dxa"/>
           <w:right w:w="10" w:type="dxa"/>
         </w:tblCellMar>
-        <w:tblLook w:val="04A0" w:firstRow="1" w:lastRow="0" w:firstColumn="1" w:lastColumn="0" w:noHBand="0" w:noVBand="1"/>
+        <w:tblLook w:val="0000" w:firstRow="0" w:lastRow="0" w:firstColumn="0" w:lastColumn="0" w:noHBand="0" w:noVBand="0"/>
       </w:tblPr>
       <w:tblGrid>
         <w:gridCol w:w="1882"/>
@@ -15020,7 +15020,7 @@
       <w:pPr>
         <w:pStyle w:val="Heading2"/>
       </w:pPr>
-      <w:bookmarkStart w:id="30" w:name="_Toc241492397"/>
+      <w:bookmarkStart w:id="30" w:name="_Toc241726784"/>
       <w:r>
         <w:lastRenderedPageBreak/>
         <w:t>8.8 Follow-ups due</w:t>
@@ -15084,7 +15084,7 @@
           <w:left w:w="10" w:type="dxa"/>
           <w:right w:w="10" w:type="dxa"/>
         </w:tblCellMar>
-        <w:tblLook w:val="04A0" w:firstRow="1" w:lastRow="0" w:firstColumn="1" w:lastColumn="0" w:noHBand="0" w:noVBand="1"/>
+        <w:tblLook w:val="0000" w:firstRow="0" w:lastRow="0" w:firstColumn="0" w:lastColumn="0" w:noHBand="0" w:noVBand="0"/>
       </w:tblPr>
       <w:tblGrid>
         <w:gridCol w:w="1882"/>
@@ -15578,7 +15578,7 @@
         <w:sz w:val="16"/>
         <w:szCs w:val="16"/>
       </w:rPr>
-      <w:t>Version 1.12 · 28 September 2026</w:t>
+      <w:t>Version 1.13 · 1 October 2026</w:t>
     </w:r>
     <w:r>
       <w:rPr>
@@ -15751,10 +15751,10 @@
 <file path=word/numbering.xml><?xml version="1.0" encoding="utf-8"?>
 <w:numbering xmlns:wpc="http://schemas.microsoft.com/office/word/2010/wordprocessingCanvas" xmlns:cx="http://schemas.microsoft.com/office/drawing/2014/chartex" xmlns:cx1="http://schemas.microsoft.com/office/drawing/2015/9/8/chartex" xmlns:cx2="http://schemas.microsoft.com/office/drawing/2015/10/21/chartex" xmlns:cx3="http://schemas.microsoft.com/office/drawing/2016/5/9/chartex" xmlns:cx4="http://schemas.microsoft.com/office/drawing/2016/5/10/chartex" xmlns:cx5="http://schemas.microsoft.com/office/drawing/2016/5/11/chartex" xmlns:cx6="http://schemas.microsoft.com/office/drawing/2016/5/12/chartex" xmlns:cx7="http://schemas.microsoft.com/office/drawing/2016/5/13/chartex" xmlns:cx8="http://schemas.microsoft.com/office/drawing/2016/5/14/chartex" xmlns:mc="http://schemas.openxmlformats.org/markup-compatibility/2006" xmlns:aink="http://schemas.microsoft.com/office/drawing/2016/ink" xmlns:am3d="http://schemas.microsoft.com/office/drawing/2017/model3d" xmlns:o="urn:schemas-microsoft-com:office:office" xmlns:oel="http://schemas.microsoft.com/office/2019/extlst" xmlns:r="http://schemas.openxmlformats.org/officeDocument/2006/relationships" xmlns:m="http://schemas.openxmlformats.org/officeDocument/2006/math" xmlns:v="urn:schemas-microsoft-com:vml" xmlns:wp14="http://schemas.microsoft.com/office/word/2010/wordprocessingDrawing" xmlns:wp="http://schemas.openxmlformats.org/drawingml/2006/wordprocessingDrawing" xmlns:w10="urn:schemas-microsoft-com:office:word" xmlns:w="http://schemas.openxmlformats.org/wordprocessingml/2006/main" xmlns:w14="http://schemas.microsoft.com/office/word/2010/wordml" xmlns:w15="http://schemas.microsoft.com/office/word/2012/wordml" xmlns:w16cex="http://schemas.microsoft.com/office/word/2018/wordml/cex" xmlns:w16cid="http://schemas.microsoft.com/office/word/2016/wordml/cid" xmlns:w16="http://schemas.microsoft.com/office/word/2018/wordml" xmlns:w16sdtdh="http://schemas.microsoft.com/office/word/2020/wordml/sdtdatahash" xmlns:w16se="http://schemas.microsoft.com/office/word/2015/wordml/symex" xmlns:wpg="http://schemas.microsoft.com/office/word/2010/wordprocessingGroup" xmlns:wpi="http://schemas.microsoft.com/office/word/2010/wordprocessingInk" xmlns:wne="http://schemas.microsoft.com/office/word/2006/wordml" xmlns:wps="http://schemas.microsoft.com/office/word/2010/wordprocessingShape" mc:Ignorable="w14 w15 w16se w16cid w16 w16cex w16sdtdh wp14">
   <w:abstractNum w:abstractNumId="0" w15:restartNumberingAfterBreak="0">
-    <w:nsid w:val="0B0A3BF7"/>
+    <w:nsid w:val="04137B8B"/>
     <w:multiLevelType w:val="hybridMultilevel"/>
-    <w:tmpl w:val="7B0ACE9A"/>
-    <w:lvl w:ilvl="0" w:tplc="A3CE8096">
+    <w:tmpl w:val="D1646542"/>
+    <w:lvl w:ilvl="0" w:tplc="30B02344">
       <w:start w:val="1"/>
       <w:numFmt w:val="decimal"/>
       <w:lvlText w:val="%1."/>
@@ -15768,52 +15768,52 @@
         <w:color w:val="A67C27"/>
       </w:rPr>
     </w:lvl>
-    <w:lvl w:ilvl="1" w:tplc="883CE19E">
+    <w:lvl w:ilvl="1" w:tplc="33B063C6">
       <w:numFmt w:val="decimal"/>
       <w:lvlText w:val=""/>
       <w:lvlJc w:val="left"/>
     </w:lvl>
-    <w:lvl w:ilvl="2" w:tplc="FCDC1A24">
+    <w:lvl w:ilvl="2" w:tplc="1CD447CE">
       <w:numFmt w:val="decimal"/>
       <w:lvlText w:val=""/>
       <w:lvlJc w:val="left"/>
     </w:lvl>
-    <w:lvl w:ilvl="3" w:tplc="4F1EC4C6">
+    <w:lvl w:ilvl="3" w:tplc="1E785C1A">
       <w:numFmt w:val="decimal"/>
       <w:lvlText w:val=""/>
       <w:lvlJc w:val="left"/>
     </w:lvl>
-    <w:lvl w:ilvl="4" w:tplc="92B80B9A">
+    <w:lvl w:ilvl="4" w:tplc="DA9629EC">
       <w:numFmt w:val="decimal"/>
       <w:lvlText w:val=""/>
       <w:lvlJc w:val="left"/>
     </w:lvl>
-    <w:lvl w:ilvl="5" w:tplc="7EFADAFC">
+    <w:lvl w:ilvl="5" w:tplc="C7C68CEE">
       <w:numFmt w:val="decimal"/>
       <w:lvlText w:val=""/>
       <w:lvlJc w:val="left"/>
     </w:lvl>
-    <w:lvl w:ilvl="6" w:tplc="B0122574">
+    <w:lvl w:ilvl="6" w:tplc="1C5EB106">
       <w:numFmt w:val="decimal"/>
       <w:lvlText w:val=""/>
       <w:lvlJc w:val="left"/>
     </w:lvl>
-    <w:lvl w:ilvl="7" w:tplc="5712DA06">
+    <w:lvl w:ilvl="7" w:tplc="D8E8B8DE">
       <w:numFmt w:val="decimal"/>
       <w:lvlText w:val=""/>
       <w:lvlJc w:val="left"/>
     </w:lvl>
-    <w:lvl w:ilvl="8" w:tplc="A8BE16D6">
+    <w:lvl w:ilvl="8" w:tplc="8CC25E5A">
       <w:numFmt w:val="decimal"/>
       <w:lvlText w:val=""/>
       <w:lvlJc w:val="left"/>
     </w:lvl>
   </w:abstractNum>
   <w:abstractNum w:abstractNumId="1" w15:restartNumberingAfterBreak="0">
-    <w:nsid w:val="129A3ED1"/>
+    <w:nsid w:val="1031654F"/>
     <w:multiLevelType w:val="hybridMultilevel"/>
-    <w:tmpl w:val="28CED68A"/>
-    <w:lvl w:ilvl="0" w:tplc="1366870A">
+    <w:tmpl w:val="AE9C3F5C"/>
+    <w:lvl w:ilvl="0" w:tplc="FED61822">
       <w:start w:val="1"/>
       <w:numFmt w:val="decimal"/>
       <w:lvlText w:val="%1."/>
@@ -15827,110 +15827,111 @@
         <w:color w:val="A67C27"/>
       </w:rPr>
     </w:lvl>
-    <w:lvl w:ilvl="1" w:tplc="13AE6C5A">
+    <w:lvl w:ilvl="1" w:tplc="0FA8EE24">
       <w:numFmt w:val="decimal"/>
       <w:lvlText w:val=""/>
       <w:lvlJc w:val="left"/>
     </w:lvl>
-    <w:lvl w:ilvl="2" w:tplc="27F2CF74">
+    <w:lvl w:ilvl="2" w:tplc="6596900A">
       <w:numFmt w:val="decimal"/>
       <w:lvlText w:val=""/>
       <w:lvlJc w:val="left"/>
     </w:lvl>
-    <w:lvl w:ilvl="3" w:tplc="21BC7738">
+    <w:lvl w:ilvl="3" w:tplc="4BECF88E">
       <w:numFmt w:val="decimal"/>
       <w:lvlText w:val=""/>
       <w:lvlJc w:val="left"/>
     </w:lvl>
-    <w:lvl w:ilvl="4" w:tplc="45483A7A">
+    <w:lvl w:ilvl="4" w:tplc="0C66E1D2">
       <w:numFmt w:val="decimal"/>
       <w:lvlText w:val=""/>
       <w:lvlJc w:val="left"/>
     </w:lvl>
-    <w:lvl w:ilvl="5" w:tplc="C52C9E5E">
+    <w:lvl w:ilvl="5" w:tplc="F878A314">
       <w:numFmt w:val="decimal"/>
       <w:lvlText w:val=""/>
       <w:lvlJc w:val="left"/>
     </w:lvl>
-    <w:lvl w:ilvl="6" w:tplc="E3A4AF1E">
+    <w:lvl w:ilvl="6" w:tplc="C8C0EA9E">
       <w:numFmt w:val="decimal"/>
       <w:lvlText w:val=""/>
       <w:lvlJc w:val="left"/>
     </w:lvl>
-    <w:lvl w:ilvl="7" w:tplc="BBEAAFC2">
+    <w:lvl w:ilvl="7" w:tplc="3BE67AE8">
       <w:numFmt w:val="decimal"/>
       <w:lvlText w:val=""/>
       <w:lvlJc w:val="left"/>
     </w:lvl>
-    <w:lvl w:ilvl="8" w:tplc="2AE28E42">
+    <w:lvl w:ilvl="8" w:tplc="BC70927C">
       <w:numFmt w:val="decimal"/>
       <w:lvlText w:val=""/>
       <w:lvlJc w:val="left"/>
     </w:lvl>
   </w:abstractNum>
   <w:abstractNum w:abstractNumId="2" w15:restartNumberingAfterBreak="0">
-    <w:nsid w:val="17066CA4"/>
+    <w:nsid w:val="19284D10"/>
     <w:multiLevelType w:val="hybridMultilevel"/>
-    <w:tmpl w:val="4A727356"/>
-    <w:lvl w:ilvl="0" w:tplc="35B4BB18">
+    <w:tmpl w:val="44B424AE"/>
+    <w:lvl w:ilvl="0" w:tplc="9CFAB6F4">
       <w:start w:val="1"/>
-      <w:numFmt w:val="bullet"/>
-      <w:lvlText w:val="•"/>
+      <w:numFmt w:val="decimal"/>
+      <w:lvlText w:val="%1."/>
       <w:lvlJc w:val="left"/>
       <w:pPr>
-        <w:ind w:left="460" w:hanging="280"/>
-      </w:pPr>
+        <w:ind w:left="460" w:hanging="360"/>
+      </w:pPr>
+      <w:rPr>
+        <w:b/>
+        <w:bCs/>
+        <w:color w:val="A67C27"/>
+      </w:rPr>
     </w:lvl>
-    <w:lvl w:ilvl="1" w:tplc="FDDA5B86">
-      <w:start w:val="1"/>
-      <w:numFmt w:val="bullet"/>
-      <w:lvlText w:val="–"/>
-      <w:lvlJc w:val="left"/>
-      <w:pPr>
-        <w:ind w:left="900" w:hanging="280"/>
-      </w:pPr>
-    </w:lvl>
-    <w:lvl w:ilvl="2" w:tplc="A3ACA0D2">
+    <w:lvl w:ilvl="1" w:tplc="1D42DD84">
       <w:numFmt w:val="decimal"/>
       <w:lvlText w:val=""/>
       <w:lvlJc w:val="left"/>
     </w:lvl>
-    <w:lvl w:ilvl="3" w:tplc="29D2D1E0">
+    <w:lvl w:ilvl="2" w:tplc="BFBAFB54">
       <w:numFmt w:val="decimal"/>
       <w:lvlText w:val=""/>
       <w:lvlJc w:val="left"/>
     </w:lvl>
-    <w:lvl w:ilvl="4" w:tplc="0B787EF8">
+    <w:lvl w:ilvl="3" w:tplc="879E34E8">
       <w:numFmt w:val="decimal"/>
       <w:lvlText w:val=""/>
       <w:lvlJc w:val="left"/>
     </w:lvl>
-    <w:lvl w:ilvl="5" w:tplc="6ACA4630">
+    <w:lvl w:ilvl="4" w:tplc="1D2CA624">
       <w:numFmt w:val="decimal"/>
       <w:lvlText w:val=""/>
       <w:lvlJc w:val="left"/>
     </w:lvl>
-    <w:lvl w:ilvl="6" w:tplc="FB02010A">
+    <w:lvl w:ilvl="5" w:tplc="404284D6">
       <w:numFmt w:val="decimal"/>
       <w:lvlText w:val=""/>
       <w:lvlJc w:val="left"/>
     </w:lvl>
-    <w:lvl w:ilvl="7" w:tplc="35D24272">
+    <w:lvl w:ilvl="6" w:tplc="68808B68">
       <w:numFmt w:val="decimal"/>
       <w:lvlText w:val=""/>
       <w:lvlJc w:val="left"/>
     </w:lvl>
-    <w:lvl w:ilvl="8" w:tplc="5C7EBA50">
+    <w:lvl w:ilvl="7" w:tplc="AFD4E57A">
+      <w:numFmt w:val="decimal"/>
+      <w:lvlText w:val=""/>
+      <w:lvlJc w:val="left"/>
+    </w:lvl>
+    <w:lvl w:ilvl="8" w:tplc="1DACB002">
       <w:numFmt w:val="decimal"/>
       <w:lvlText w:val=""/>
       <w:lvlJc w:val="left"/>
     </w:lvl>
   </w:abstractNum>
   <w:abstractNum w:abstractNumId="3" w15:restartNumberingAfterBreak="0">
-    <w:nsid w:val="1F077F1E"/>
+    <w:nsid w:val="1F786AC3"/>
     <w:multiLevelType w:val="hybridMultilevel"/>
-    <w:tmpl w:val="CCF8C81E"/>
-    <w:lvl w:ilvl="0" w:tplc="B4FCDD12">
+    <w:tmpl w:val="ECCE37A0"/>
+    <w:lvl w:ilvl="0" w:tplc="758CE854">
       <w:start w:val="1"/>
       <w:numFmt w:val="decimal"/>
       <w:lvlText w:val="%1."/>
@@ -15944,52 +15945,52 @@
         <w:color w:val="A67C27"/>
       </w:rPr>
     </w:lvl>
-    <w:lvl w:ilvl="1" w:tplc="A1CEE6C8">
+    <w:lvl w:ilvl="1" w:tplc="9A96DDDE">
       <w:numFmt w:val="decimal"/>
       <w:lvlText w:val=""/>
       <w:lvlJc w:val="left"/>
     </w:lvl>
-    <w:lvl w:ilvl="2" w:tplc="19F8AB6A">
+    <w:lvl w:ilvl="2" w:tplc="3012A928">
       <w:numFmt w:val="decimal"/>
       <w:lvlText w:val=""/>
       <w:lvlJc w:val="left"/>
     </w:lvl>
-    <w:lvl w:ilvl="3" w:tplc="B79C777C">
+    <w:lvl w:ilvl="3" w:tplc="0CDEF66A">
       <w:numFmt w:val="decimal"/>
       <w:lvlText w:val=""/>
       <w:lvlJc w:val="left"/>
     </w:lvl>
-    <w:lvl w:ilvl="4" w:tplc="657807F2">
+    <w:lvl w:ilvl="4" w:tplc="F0EE8F4E">
       <w:numFmt w:val="decimal"/>
       <w:lvlText w:val=""/>
       <w:lvlJc w:val="left"/>
     </w:lvl>
-    <w:lvl w:ilvl="5" w:tplc="1A92DC28">
+    <w:lvl w:ilvl="5" w:tplc="114AA300">
       <w:numFmt w:val="decimal"/>
       <w:lvlText w:val=""/>
       <w:lvlJc w:val="left"/>
     </w:lvl>
-    <w:lvl w:ilvl="6" w:tplc="AE7EAD6A">
+    <w:lvl w:ilvl="6" w:tplc="BD9EFBD2">
       <w:numFmt w:val="decimal"/>
       <w:lvlText w:val=""/>
       <w:lvlJc w:val="left"/>
     </w:lvl>
-    <w:lvl w:ilvl="7" w:tplc="288493F0">
+    <w:lvl w:ilvl="7" w:tplc="3D5A0B82">
       <w:numFmt w:val="decimal"/>
       <w:lvlText w:val=""/>
       <w:lvlJc w:val="left"/>
     </w:lvl>
-    <w:lvl w:ilvl="8" w:tplc="C4A6A506">
+    <w:lvl w:ilvl="8" w:tplc="BB041C12">
       <w:numFmt w:val="decimal"/>
       <w:lvlText w:val=""/>
       <w:lvlJc w:val="left"/>
     </w:lvl>
   </w:abstractNum>
   <w:abstractNum w:abstractNumId="4" w15:restartNumberingAfterBreak="0">
-    <w:nsid w:val="21056897"/>
+    <w:nsid w:val="2B8D7313"/>
     <w:multiLevelType w:val="hybridMultilevel"/>
-    <w:tmpl w:val="6458E3E6"/>
-    <w:lvl w:ilvl="0" w:tplc="A0080468">
+    <w:tmpl w:val="FC84179C"/>
+    <w:lvl w:ilvl="0" w:tplc="3724A8DC">
       <w:start w:val="1"/>
       <w:numFmt w:val="decimal"/>
       <w:lvlText w:val="%1."/>
@@ -16003,52 +16004,52 @@
         <w:color w:val="A67C27"/>
       </w:rPr>
     </w:lvl>
-    <w:lvl w:ilvl="1" w:tplc="566E1728">
+    <w:lvl w:ilvl="1" w:tplc="88E2F0BA">
       <w:numFmt w:val="decimal"/>
       <w:lvlText w:val=""/>
       <w:lvlJc w:val="left"/>
     </w:lvl>
-    <w:lvl w:ilvl="2" w:tplc="C06A2364">
+    <w:lvl w:ilvl="2" w:tplc="D2745D0A">
       <w:numFmt w:val="decimal"/>
       <w:lvlText w:val=""/>
       <w:lvlJc w:val="left"/>
     </w:lvl>
-    <w:lvl w:ilvl="3" w:tplc="01A80A36">
+    <w:lvl w:ilvl="3" w:tplc="C4F0A1AA">
       <w:numFmt w:val="decimal"/>
       <w:lvlText w:val=""/>
       <w:lvlJc w:val="left"/>
     </w:lvl>
-    <w:lvl w:ilvl="4" w:tplc="339A2360">
+    <w:lvl w:ilvl="4" w:tplc="793EE454">
       <w:numFmt w:val="decimal"/>
       <w:lvlText w:val=""/>
       <w:lvlJc w:val="left"/>
     </w:lvl>
-    <w:lvl w:ilvl="5" w:tplc="807ED0B0">
+    <w:lvl w:ilvl="5" w:tplc="0F30EF64">
       <w:numFmt w:val="decimal"/>
       <w:lvlText w:val=""/>
       <w:lvlJc w:val="left"/>
     </w:lvl>
-    <w:lvl w:ilvl="6" w:tplc="80F48CA2">
+    <w:lvl w:ilvl="6" w:tplc="65E8E5C2">
       <w:numFmt w:val="decimal"/>
       <w:lvlText w:val=""/>
       <w:lvlJc w:val="left"/>
     </w:lvl>
-    <w:lvl w:ilvl="7" w:tplc="89842DC8">
+    <w:lvl w:ilvl="7" w:tplc="F502062E">
       <w:numFmt w:val="decimal"/>
       <w:lvlText w:val=""/>
       <w:lvlJc w:val="left"/>
     </w:lvl>
-    <w:lvl w:ilvl="8" w:tplc="E1E6C1F4">
+    <w:lvl w:ilvl="8" w:tplc="86A61060">
       <w:numFmt w:val="decimal"/>
       <w:lvlText w:val=""/>
       <w:lvlJc w:val="left"/>
     </w:lvl>
   </w:abstractNum>
   <w:abstractNum w:abstractNumId="5" w15:restartNumberingAfterBreak="0">
-    <w:nsid w:val="37A451C6"/>
+    <w:nsid w:val="2ECE4C74"/>
     <w:multiLevelType w:val="hybridMultilevel"/>
-    <w:tmpl w:val="C606529E"/>
-    <w:lvl w:ilvl="0" w:tplc="03F424E2">
+    <w:tmpl w:val="A6C69CA4"/>
+    <w:lvl w:ilvl="0" w:tplc="C590C71C">
       <w:start w:val="1"/>
       <w:numFmt w:val="decimal"/>
       <w:lvlText w:val="%1."/>
@@ -16062,52 +16063,52 @@
         <w:color w:val="A67C27"/>
       </w:rPr>
     </w:lvl>
-    <w:lvl w:ilvl="1" w:tplc="76B4551C">
+    <w:lvl w:ilvl="1" w:tplc="1DC2F7B2">
       <w:numFmt w:val="decimal"/>
       <w:lvlText w:val=""/>
       <w:lvlJc w:val="left"/>
     </w:lvl>
-    <w:lvl w:ilvl="2" w:tplc="8F844DC6">
+    <w:lvl w:ilvl="2" w:tplc="1F5A17AC">
       <w:numFmt w:val="decimal"/>
       <w:lvlText w:val=""/>
       <w:lvlJc w:val="left"/>
     </w:lvl>
-    <w:lvl w:ilvl="3" w:tplc="094E5846">
+    <w:lvl w:ilvl="3" w:tplc="926818EE">
       <w:numFmt w:val="decimal"/>
       <w:lvlText w:val=""/>
       <w:lvlJc w:val="left"/>
     </w:lvl>
-    <w:lvl w:ilvl="4" w:tplc="E7AA1948">
+    <w:lvl w:ilvl="4" w:tplc="A8BCB7AA">
       <w:numFmt w:val="decimal"/>
       <w:lvlText w:val=""/>
       <w:lvlJc w:val="left"/>
     </w:lvl>
-    <w:lvl w:ilvl="5" w:tplc="51522CA6">
+    <w:lvl w:ilvl="5" w:tplc="72EC42BA">
       <w:numFmt w:val="decimal"/>
       <w:lvlText w:val=""/>
       <w:lvlJc w:val="left"/>
     </w:lvl>
-    <w:lvl w:ilvl="6" w:tplc="23CA58C4">
+    <w:lvl w:ilvl="6" w:tplc="649E6776">
       <w:numFmt w:val="decimal"/>
       <w:lvlText w:val=""/>
       <w:lvlJc w:val="left"/>
     </w:lvl>
-    <w:lvl w:ilvl="7" w:tplc="C018D918">
+    <w:lvl w:ilvl="7" w:tplc="A918919C">
       <w:numFmt w:val="decimal"/>
       <w:lvlText w:val=""/>
       <w:lvlJc w:val="left"/>
     </w:lvl>
-    <w:lvl w:ilvl="8" w:tplc="0372664A">
+    <w:lvl w:ilvl="8" w:tplc="B4CEB230">
       <w:numFmt w:val="decimal"/>
       <w:lvlText w:val=""/>
       <w:lvlJc w:val="left"/>
     </w:lvl>
   </w:abstractNum>
   <w:abstractNum w:abstractNumId="6" w15:restartNumberingAfterBreak="0">
-    <w:nsid w:val="3D9D6BAC"/>
+    <w:nsid w:val="3F5A2567"/>
     <w:multiLevelType w:val="hybridMultilevel"/>
-    <w:tmpl w:val="DF1A7470"/>
-    <w:lvl w:ilvl="0" w:tplc="50ECC8DE">
+    <w:tmpl w:val="0D7489D0"/>
+    <w:lvl w:ilvl="0" w:tplc="7EA28BF8">
       <w:start w:val="1"/>
       <w:numFmt w:val="decimal"/>
       <w:lvlText w:val="%1."/>
@@ -16121,52 +16122,52 @@
         <w:color w:val="A67C27"/>
       </w:rPr>
     </w:lvl>
-    <w:lvl w:ilvl="1" w:tplc="AB1A83A2">
+    <w:lvl w:ilvl="1" w:tplc="368028B4">
       <w:numFmt w:val="decimal"/>
       <w:lvlText w:val=""/>
       <w:lvlJc w:val="left"/>
     </w:lvl>
-    <w:lvl w:ilvl="2" w:tplc="5AB8B164">
+    <w:lvl w:ilvl="2" w:tplc="D4E019EE">
       <w:numFmt w:val="decimal"/>
       <w:lvlText w:val=""/>
       <w:lvlJc w:val="left"/>
     </w:lvl>
-    <w:lvl w:ilvl="3" w:tplc="BE869288">
+    <w:lvl w:ilvl="3" w:tplc="2F74C748">
       <w:numFmt w:val="decimal"/>
       <w:lvlText w:val=""/>
       <w:lvlJc w:val="left"/>
     </w:lvl>
-    <w:lvl w:ilvl="4" w:tplc="011014AA">
+    <w:lvl w:ilvl="4" w:tplc="BCEC62EA">
       <w:numFmt w:val="decimal"/>
       <w:lvlText w:val=""/>
       <w:lvlJc w:val="left"/>
     </w:lvl>
-    <w:lvl w:ilvl="5" w:tplc="0DEEDFD4">
+    <w:lvl w:ilvl="5" w:tplc="30605BDA">
       <w:numFmt w:val="decimal"/>
       <w:lvlText w:val=""/>
       <w:lvlJc w:val="left"/>
     </w:lvl>
-    <w:lvl w:ilvl="6" w:tplc="58B20D76">
+    <w:lvl w:ilvl="6" w:tplc="10E8DF2A">
       <w:numFmt w:val="decimal"/>
       <w:lvlText w:val=""/>
       <w:lvlJc w:val="left"/>
     </w:lvl>
-    <w:lvl w:ilvl="7" w:tplc="DED65AC6">
+    <w:lvl w:ilvl="7" w:tplc="E1A07C78">
       <w:numFmt w:val="decimal"/>
       <w:lvlText w:val=""/>
       <w:lvlJc w:val="left"/>
     </w:lvl>
-    <w:lvl w:ilvl="8" w:tplc="E848A1A4">
+    <w:lvl w:ilvl="8" w:tplc="6A800B82">
       <w:numFmt w:val="decimal"/>
       <w:lvlText w:val=""/>
       <w:lvlJc w:val="left"/>
     </w:lvl>
   </w:abstractNum>
   <w:abstractNum w:abstractNumId="7" w15:restartNumberingAfterBreak="0">
-    <w:nsid w:val="3FD17F55"/>
+    <w:nsid w:val="586159E8"/>
     <w:multiLevelType w:val="hybridMultilevel"/>
-    <w:tmpl w:val="75CED88E"/>
-    <w:lvl w:ilvl="0" w:tplc="41941B3A">
+    <w:tmpl w:val="DDFCBF30"/>
+    <w:lvl w:ilvl="0" w:tplc="4A3C5AE2">
       <w:start w:val="1"/>
       <w:numFmt w:val="decimal"/>
       <w:lvlText w:val="%1."/>
@@ -16180,52 +16181,52 @@
         <w:color w:val="A67C27"/>
       </w:rPr>
     </w:lvl>
-    <w:lvl w:ilvl="1" w:tplc="CF40502C">
+    <w:lvl w:ilvl="1" w:tplc="E63AF9CA">
       <w:numFmt w:val="decimal"/>
       <w:lvlText w:val=""/>
       <w:lvlJc w:val="left"/>
     </w:lvl>
-    <w:lvl w:ilvl="2" w:tplc="043CCF0E">
+    <w:lvl w:ilvl="2" w:tplc="5246B874">
       <w:numFmt w:val="decimal"/>
       <w:lvlText w:val=""/>
       <w:lvlJc w:val="left"/>
     </w:lvl>
-    <w:lvl w:ilvl="3" w:tplc="FAC4C444">
+    <w:lvl w:ilvl="3" w:tplc="BD48F012">
       <w:numFmt w:val="decimal"/>
       <w:lvlText w:val=""/>
       <w:lvlJc w:val="left"/>
     </w:lvl>
-    <w:lvl w:ilvl="4" w:tplc="F8C2C0EE">
+    <w:lvl w:ilvl="4" w:tplc="6D6ADA96">
       <w:numFmt w:val="decimal"/>
       <w:lvlText w:val=""/>
       <w:lvlJc w:val="left"/>
     </w:lvl>
-    <w:lvl w:ilvl="5" w:tplc="F6EAF928">
+    <w:lvl w:ilvl="5" w:tplc="6BFABFD8">
       <w:numFmt w:val="decimal"/>
       <w:lvlText w:val=""/>
       <w:lvlJc w:val="left"/>
     </w:lvl>
-    <w:lvl w:ilvl="6" w:tplc="0D0CF490">
+    <w:lvl w:ilvl="6" w:tplc="66400DD8">
       <w:numFmt w:val="decimal"/>
       <w:lvlText w:val=""/>
       <w:lvlJc w:val="left"/>
     </w:lvl>
-    <w:lvl w:ilvl="7" w:tplc="E4681F22">
+    <w:lvl w:ilvl="7" w:tplc="6E46F7BA">
       <w:numFmt w:val="decimal"/>
       <w:lvlText w:val=""/>
       <w:lvlJc w:val="left"/>
     </w:lvl>
-    <w:lvl w:ilvl="8" w:tplc="C4BE2BD2">
+    <w:lvl w:ilvl="8" w:tplc="540846D2">
       <w:numFmt w:val="decimal"/>
       <w:lvlText w:val=""/>
       <w:lvlJc w:val="left"/>
     </w:lvl>
   </w:abstractNum>
   <w:abstractNum w:abstractNumId="8" w15:restartNumberingAfterBreak="0">
-    <w:nsid w:val="5B4A0070"/>
+    <w:nsid w:val="67631041"/>
     <w:multiLevelType w:val="hybridMultilevel"/>
-    <w:tmpl w:val="DEB44F0A"/>
-    <w:lvl w:ilvl="0" w:tplc="BE9C0B56">
+    <w:tmpl w:val="6EC4DEF0"/>
+    <w:lvl w:ilvl="0" w:tplc="2DE626DA">
       <w:start w:val="1"/>
       <w:numFmt w:val="decimal"/>
       <w:lvlText w:val="%1."/>
@@ -16239,52 +16240,52 @@
         <w:color w:val="A67C27"/>
       </w:rPr>
     </w:lvl>
-    <w:lvl w:ilvl="1" w:tplc="63EA9E2A">
+    <w:lvl w:ilvl="1" w:tplc="D91EDE06">
       <w:numFmt w:val="decimal"/>
       <w:lvlText w:val=""/>
       <w:lvlJc w:val="left"/>
     </w:lvl>
-    <w:lvl w:ilvl="2" w:tplc="192C1CFE">
+    <w:lvl w:ilvl="2" w:tplc="297240D6">
       <w:numFmt w:val="decimal"/>
       <w:lvlText w:val=""/>
       <w:lvlJc w:val="left"/>
     </w:lvl>
-    <w:lvl w:ilvl="3" w:tplc="B4A820DA">
+    <w:lvl w:ilvl="3" w:tplc="D2DA90A8">
       <w:numFmt w:val="decimal"/>
       <w:lvlText w:val=""/>
       <w:lvlJc w:val="left"/>
     </w:lvl>
-    <w:lvl w:ilvl="4" w:tplc="A7AC0AE2">
+    <w:lvl w:ilvl="4" w:tplc="E70AF790">
       <w:numFmt w:val="decimal"/>
       <w:lvlText w:val=""/>
       <w:lvlJc w:val="left"/>
     </w:lvl>
-    <w:lvl w:ilvl="5" w:tplc="CC741ACC">
+    <w:lvl w:ilvl="5" w:tplc="FA24F55E">
       <w:numFmt w:val="decimal"/>
       <w:lvlText w:val=""/>
       <w:lvlJc w:val="left"/>
     </w:lvl>
-    <w:lvl w:ilvl="6" w:tplc="5A840606">
+    <w:lvl w:ilvl="6" w:tplc="BCC098BE">
       <w:numFmt w:val="decimal"/>
       <w:lvlText w:val=""/>
       <w:lvlJc w:val="left"/>
     </w:lvl>
-    <w:lvl w:ilvl="7" w:tplc="58BA38AA">
+    <w:lvl w:ilvl="7" w:tplc="51A0D7A4">
       <w:numFmt w:val="decimal"/>
       <w:lvlText w:val=""/>
       <w:lvlJc w:val="left"/>
     </w:lvl>
-    <w:lvl w:ilvl="8" w:tplc="308CC818">
+    <w:lvl w:ilvl="8" w:tplc="63B0C5B4">
       <w:numFmt w:val="decimal"/>
       <w:lvlText w:val=""/>
       <w:lvlJc w:val="left"/>
     </w:lvl>
   </w:abstractNum>
   <w:abstractNum w:abstractNumId="9" w15:restartNumberingAfterBreak="0">
-    <w:nsid w:val="609171E0"/>
+    <w:nsid w:val="6AFA3A8B"/>
     <w:multiLevelType w:val="hybridMultilevel"/>
-    <w:tmpl w:val="ED3E0B72"/>
-    <w:lvl w:ilvl="0" w:tplc="82EC32FA">
+    <w:tmpl w:val="2D78C88A"/>
+    <w:lvl w:ilvl="0" w:tplc="F96431C6">
       <w:start w:val="1"/>
       <w:numFmt w:val="decimal"/>
       <w:lvlText w:val="%1."/>
@@ -16298,138 +16299,52 @@
         <w:color w:val="A67C27"/>
       </w:rPr>
     </w:lvl>
-    <w:lvl w:ilvl="1" w:tplc="2F402E40">
+    <w:lvl w:ilvl="1" w:tplc="E072F47A">
       <w:numFmt w:val="decimal"/>
       <w:lvlText w:val=""/>
       <w:lvlJc w:val="left"/>
     </w:lvl>
-    <w:lvl w:ilvl="2" w:tplc="D0A24E2A">
+    <w:lvl w:ilvl="2" w:tplc="996AF9A8">
       <w:numFmt w:val="decimal"/>
       <w:lvlText w:val=""/>
       <w:lvlJc w:val="left"/>
     </w:lvl>
-    <w:lvl w:ilvl="3" w:tplc="0568B55C">
+    <w:lvl w:ilvl="3" w:tplc="3962EE10">
       <w:numFmt w:val="decimal"/>
       <w:lvlText w:val=""/>
       <w:lvlJc w:val="left"/>
     </w:lvl>
-    <w:lvl w:ilvl="4" w:tplc="FD925252">
+    <w:lvl w:ilvl="4" w:tplc="924ABEEC">
       <w:numFmt w:val="decimal"/>
       <w:lvlText w:val=""/>
       <w:lvlJc w:val="left"/>
     </w:lvl>
-    <w:lvl w:ilvl="5" w:tplc="6A9EA92C">
+    <w:lvl w:ilvl="5" w:tplc="010A1E34">
       <w:numFmt w:val="decimal"/>
       <w:lvlText w:val=""/>
       <w:lvlJc w:val="left"/>
     </w:lvl>
-    <w:lvl w:ilvl="6" w:tplc="8B0249D4">
+    <w:lvl w:ilvl="6" w:tplc="39FA73F2">
       <w:numFmt w:val="decimal"/>
       <w:lvlText w:val=""/>
       <w:lvlJc w:val="left"/>
     </w:lvl>
-    <w:lvl w:ilvl="7" w:tplc="B15A67EE">
+    <w:lvl w:ilvl="7" w:tplc="6F6E528C">
       <w:numFmt w:val="decimal"/>
       <w:lvlText w:val=""/>
       <w:lvlJc w:val="left"/>
     </w:lvl>
-    <w:lvl w:ilvl="8" w:tplc="88C43C2C">
+    <w:lvl w:ilvl="8" w:tplc="1B1A1810">
       <w:numFmt w:val="decimal"/>
       <w:lvlText w:val=""/>
       <w:lvlJc w:val="left"/>
     </w:lvl>
   </w:abstractNum>
   <w:abstractNum w:abstractNumId="10" w15:restartNumberingAfterBreak="0">
-    <w:nsid w:val="628855BF"/>
+    <w:nsid w:val="6CCB0249"/>
     <w:multiLevelType w:val="hybridMultilevel"/>
-    <w:tmpl w:val="7B3E9902"/>
-    <w:lvl w:ilvl="0" w:tplc="68EECC0C">
-      <w:start w:val="1"/>
-      <w:numFmt w:val="bullet"/>
-      <w:lvlText w:val="●"/>
-      <w:lvlJc w:val="left"/>
-      <w:pPr>
-        <w:ind w:left="720" w:hanging="360"/>
-      </w:pPr>
-    </w:lvl>
-    <w:lvl w:ilvl="1" w:tplc="6BBA306E">
-      <w:start w:val="1"/>
-      <w:numFmt w:val="bullet"/>
-      <w:lvlText w:val="○"/>
-      <w:lvlJc w:val="left"/>
-      <w:pPr>
-        <w:ind w:left="1440" w:hanging="360"/>
-      </w:pPr>
-    </w:lvl>
-    <w:lvl w:ilvl="2" w:tplc="55D64A36">
-      <w:start w:val="1"/>
-      <w:numFmt w:val="bullet"/>
-      <w:lvlText w:val="■"/>
-      <w:lvlJc w:val="left"/>
-      <w:pPr>
-        <w:ind w:left="2160" w:hanging="360"/>
-      </w:pPr>
-    </w:lvl>
-    <w:lvl w:ilvl="3" w:tplc="77EC261A">
-      <w:start w:val="1"/>
-      <w:numFmt w:val="bullet"/>
-      <w:lvlText w:val="●"/>
-      <w:lvlJc w:val="left"/>
-      <w:pPr>
-        <w:ind w:left="2880" w:hanging="360"/>
-      </w:pPr>
-    </w:lvl>
-    <w:lvl w:ilvl="4" w:tplc="36560F02">
-      <w:start w:val="1"/>
-      <w:numFmt w:val="bullet"/>
-      <w:lvlText w:val="○"/>
-      <w:lvlJc w:val="left"/>
-      <w:pPr>
-        <w:ind w:left="3600" w:hanging="360"/>
-      </w:pPr>
-    </w:lvl>
-    <w:lvl w:ilvl="5" w:tplc="228A6B62">
-      <w:start w:val="1"/>
-      <w:numFmt w:val="bullet"/>
-      <w:lvlText w:val="■"/>
-      <w:lvlJc w:val="left"/>
-      <w:pPr>
-        <w:ind w:left="4320" w:hanging="360"/>
-      </w:pPr>
-    </w:lvl>
-    <w:lvl w:ilvl="6" w:tplc="22C0A9DE">
-      <w:start w:val="1"/>
-      <w:numFmt w:val="bullet"/>
-      <w:lvlText w:val="●"/>
-      <w:lvlJc w:val="left"/>
-      <w:pPr>
-        <w:ind w:left="5040" w:hanging="360"/>
-      </w:pPr>
-    </w:lvl>
-    <w:lvl w:ilvl="7" w:tplc="4E50BACC">
-      <w:start w:val="1"/>
-      <w:numFmt w:val="bullet"/>
-      <w:lvlText w:val="●"/>
-      <w:lvlJc w:val="left"/>
-      <w:pPr>
-        <w:ind w:left="5760" w:hanging="360"/>
-      </w:pPr>
-    </w:lvl>
-    <w:lvl w:ilvl="8" w:tplc="B714F570">
-      <w:start w:val="1"/>
-      <w:numFmt w:val="bullet"/>
-      <w:lvlText w:val="●"/>
-      <w:lvlJc w:val="left"/>
-      <w:pPr>
-        <w:ind w:left="6480" w:hanging="360"/>
-      </w:pPr>
-    </w:lvl>
-  </w:abstractNum>
-  <w:abstractNum w:abstractNumId="11" w15:restartNumberingAfterBreak="0">
-    <w:nsid w:val="685D11DE"/>
-    <w:multiLevelType w:val="hybridMultilevel"/>
-    <w:tmpl w:val="66B25774"/>
-    <w:lvl w:ilvl="0" w:tplc="5DD41478">
+    <w:tmpl w:val="AD007892"/>
+    <w:lvl w:ilvl="0" w:tplc="EAB6CED4">
       <w:start w:val="1"/>
       <w:numFmt w:val="decimal"/>
       <w:lvlText w:val="%1."/>
@@ -16443,52 +16358,196 @@
         <w:color w:val="A67C27"/>
       </w:rPr>
     </w:lvl>
-    <w:lvl w:ilvl="1" w:tplc="94C0F3D0">
+    <w:lvl w:ilvl="1" w:tplc="412226CC">
       <w:numFmt w:val="decimal"/>
       <w:lvlText w:val=""/>
       <w:lvlJc w:val="left"/>
     </w:lvl>
-    <w:lvl w:ilvl="2" w:tplc="1130E472">
+    <w:lvl w:ilvl="2" w:tplc="DFA07A42">
       <w:numFmt w:val="decimal"/>
       <w:lvlText w:val=""/>
       <w:lvlJc w:val="left"/>
     </w:lvl>
-    <w:lvl w:ilvl="3" w:tplc="7D6E6950">
+    <w:lvl w:ilvl="3" w:tplc="991A0E92">
       <w:numFmt w:val="decimal"/>
       <w:lvlText w:val=""/>
       <w:lvlJc w:val="left"/>
     </w:lvl>
-    <w:lvl w:ilvl="4" w:tplc="BB008A64">
+    <w:lvl w:ilvl="4" w:tplc="33CC6132">
       <w:numFmt w:val="decimal"/>
       <w:lvlText w:val=""/>
       <w:lvlJc w:val="left"/>
     </w:lvl>
-    <w:lvl w:ilvl="5" w:tplc="98E62284">
+    <w:lvl w:ilvl="5" w:tplc="3718FDA8">
       <w:numFmt w:val="decimal"/>
       <w:lvlText w:val=""/>
       <w:lvlJc w:val="left"/>
     </w:lvl>
-    <w:lvl w:ilvl="6" w:tplc="7E16A846">
+    <w:lvl w:ilvl="6" w:tplc="BF3E63B2">
       <w:numFmt w:val="decimal"/>
       <w:lvlText w:val=""/>
       <w:lvlJc w:val="left"/>
     </w:lvl>
-    <w:lvl w:ilvl="7" w:tplc="02CED152">
+    <w:lvl w:ilvl="7" w:tplc="0CF2FA16">
       <w:numFmt w:val="decimal"/>
       <w:lvlText w:val=""/>
       <w:lvlJc w:val="left"/>
     </w:lvl>
-    <w:lvl w:ilvl="8" w:tplc="EDAEEB66">
+    <w:lvl w:ilvl="8" w:tplc="D50CECE4">
       <w:numFmt w:val="decimal"/>
       <w:lvlText w:val=""/>
       <w:lvlJc w:val="left"/>
     </w:lvl>
   </w:abstractNum>
+  <w:abstractNum w:abstractNumId="11" w15:restartNumberingAfterBreak="0">
+    <w:nsid w:val="6EDE1889"/>
+    <w:multiLevelType w:val="hybridMultilevel"/>
+    <w:tmpl w:val="DF8EC4FC"/>
+    <w:lvl w:ilvl="0" w:tplc="A9467CBE">
+      <w:start w:val="1"/>
+      <w:numFmt w:val="bullet"/>
+      <w:lvlText w:val="●"/>
+      <w:lvlJc w:val="left"/>
+      <w:pPr>
+        <w:ind w:left="720" w:hanging="360"/>
+      </w:pPr>
+    </w:lvl>
+    <w:lvl w:ilvl="1" w:tplc="17D82DB8">
+      <w:start w:val="1"/>
+      <w:numFmt w:val="bullet"/>
+      <w:lvlText w:val="○"/>
+      <w:lvlJc w:val="left"/>
+      <w:pPr>
+        <w:ind w:left="1440" w:hanging="360"/>
+      </w:pPr>
+    </w:lvl>
+    <w:lvl w:ilvl="2" w:tplc="6354218A">
+      <w:start w:val="1"/>
+      <w:numFmt w:val="bullet"/>
+      <w:lvlText w:val="■"/>
+      <w:lvlJc w:val="left"/>
+      <w:pPr>
+        <w:ind w:left="2160" w:hanging="360"/>
+      </w:pPr>
+    </w:lvl>
+    <w:lvl w:ilvl="3" w:tplc="EC5E80D2">
+      <w:start w:val="1"/>
+      <w:numFmt w:val="bullet"/>
+      <w:lvlText w:val="●"/>
+      <w:lvlJc w:val="left"/>
+      <w:pPr>
+        <w:ind w:left="2880" w:hanging="360"/>
+      </w:pPr>
+    </w:lvl>
+    <w:lvl w:ilvl="4" w:tplc="5CF824C0">
+      <w:start w:val="1"/>
+      <w:numFmt w:val="bullet"/>
+      <w:lvlText w:val="○"/>
+      <w:lvlJc w:val="left"/>
+      <w:pPr>
+        <w:ind w:left="3600" w:hanging="360"/>
+      </w:pPr>
+    </w:lvl>
+    <w:lvl w:ilvl="5" w:tplc="2202106A">
+      <w:start w:val="1"/>
+      <w:numFmt w:val="bullet"/>
+      <w:lvlText w:val="■"/>
+      <w:lvlJc w:val="left"/>
+      <w:pPr>
+        <w:ind w:left="4320" w:hanging="360"/>
+      </w:pPr>
+    </w:lvl>
+    <w:lvl w:ilvl="6" w:tplc="34807188">
+      <w:start w:val="1"/>
+      <w:numFmt w:val="bullet"/>
+      <w:lvlText w:val="●"/>
+      <w:lvlJc w:val="left"/>
+      <w:pPr>
+        <w:ind w:left="5040" w:hanging="360"/>
+      </w:pPr>
+    </w:lvl>
+    <w:lvl w:ilvl="7" w:tplc="E7846E9C">
+      <w:start w:val="1"/>
+      <w:numFmt w:val="bullet"/>
+      <w:lvlText w:val="●"/>
+      <w:lvlJc w:val="left"/>
+      <w:pPr>
+        <w:ind w:left="5760" w:hanging="360"/>
+      </w:pPr>
+    </w:lvl>
+    <w:lvl w:ilvl="8" w:tplc="D93AFF86">
+      <w:start w:val="1"/>
+      <w:numFmt w:val="bullet"/>
+      <w:lvlText w:val="●"/>
+      <w:lvlJc w:val="left"/>
+      <w:pPr>
+        <w:ind w:left="6480" w:hanging="360"/>
+      </w:pPr>
+    </w:lvl>
+  </w:abstractNum>
   <w:abstractNum w:abstractNumId="12" w15:restartNumberingAfterBreak="0">
-    <w:nsid w:val="69A94AC3"/>
+    <w:nsid w:val="76172D03"/>
     <w:multiLevelType w:val="hybridMultilevel"/>
-    <w:tmpl w:val="E1DA124C"/>
-    <w:lvl w:ilvl="0" w:tplc="4CD64292">
+    <w:tmpl w:val="08B460F2"/>
+    <w:lvl w:ilvl="0" w:tplc="B768C002">
+      <w:start w:val="1"/>
+      <w:numFmt w:val="bullet"/>
+      <w:lvlText w:val="•"/>
+      <w:lvlJc w:val="left"/>
+      <w:pPr>
+        <w:ind w:left="460" w:hanging="280"/>
+      </w:pPr>
+    </w:lvl>
+    <w:lvl w:ilvl="1" w:tplc="A9A0E924">
+      <w:start w:val="1"/>
+      <w:numFmt w:val="bullet"/>
+      <w:lvlText w:val="–"/>
+      <w:lvlJc w:val="left"/>
+      <w:pPr>
+        <w:ind w:left="900" w:hanging="280"/>
+      </w:pPr>
+    </w:lvl>
+    <w:lvl w:ilvl="2" w:tplc="CC7893FC">
+      <w:numFmt w:val="decimal"/>
+      <w:lvlText w:val=""/>
+      <w:lvlJc w:val="left"/>
+    </w:lvl>
+    <w:lvl w:ilvl="3" w:tplc="A0A0BB24">
+      <w:numFmt w:val="decimal"/>
+      <w:lvlText w:val=""/>
+      <w:lvlJc w:val="left"/>
+    </w:lvl>
+    <w:lvl w:ilvl="4" w:tplc="094E3F2A">
+      <w:numFmt w:val="decimal"/>
+      <w:lvlText w:val=""/>
+      <w:lvlJc w:val="left"/>
+    </w:lvl>
+    <w:lvl w:ilvl="5" w:tplc="BC72E3B2">
+      <w:numFmt w:val="decimal"/>
+      <w:lvlText w:val=""/>
+      <w:lvlJc w:val="left"/>
+    </w:lvl>
+    <w:lvl w:ilvl="6" w:tplc="C73A8FC4">
+      <w:numFmt w:val="decimal"/>
+      <w:lvlText w:val=""/>
+      <w:lvlJc w:val="left"/>
+    </w:lvl>
+    <w:lvl w:ilvl="7" w:tplc="F874300E">
+      <w:numFmt w:val="decimal"/>
+      <w:lvlText w:val=""/>
+      <w:lvlJc w:val="left"/>
+    </w:lvl>
+    <w:lvl w:ilvl="8" w:tplc="F4DEAE5E">
+      <w:numFmt w:val="decimal"/>
+      <w:lvlText w:val=""/>
+      <w:lvlJc w:val="left"/>
+    </w:lvl>
+  </w:abstractNum>
+  <w:abstractNum w:abstractNumId="13" w15:restartNumberingAfterBreak="0">
+    <w:nsid w:val="76777CAE"/>
+    <w:multiLevelType w:val="hybridMultilevel"/>
+    <w:tmpl w:val="FA2CFEC4"/>
+    <w:lvl w:ilvl="0" w:tplc="454608F8">
       <w:start w:val="1"/>
       <w:numFmt w:val="decimal"/>
       <w:lvlText w:val="%1."/>
@@ -16502,186 +16561,127 @@
         <w:color w:val="A67C27"/>
       </w:rPr>
     </w:lvl>
-    <w:lvl w:ilvl="1" w:tplc="51C6A2B2">
+    <w:lvl w:ilvl="1" w:tplc="557A8D12">
       <w:numFmt w:val="decimal"/>
       <w:lvlText w:val=""/>
       <w:lvlJc w:val="left"/>
     </w:lvl>
-    <w:lvl w:ilvl="2" w:tplc="222443B2">
+    <w:lvl w:ilvl="2" w:tplc="6FCE9706">
       <w:numFmt w:val="decimal"/>
       <w:lvlText w:val=""/>
       <w:lvlJc w:val="left"/>
     </w:lvl>
-    <w:lvl w:ilvl="3" w:tplc="798A29CE">
+    <w:lvl w:ilvl="3" w:tplc="5E7E9B40">
       <w:numFmt w:val="decimal"/>
       <w:lvlText w:val=""/>
       <w:lvlJc w:val="left"/>
     </w:lvl>
-    <w:lvl w:ilvl="4" w:tplc="3384D1FC">
+    <w:lvl w:ilvl="4" w:tplc="906E5AB6">
       <w:numFmt w:val="decimal"/>
       <w:lvlText w:val=""/>
       <w:lvlJc w:val="left"/>
     </w:lvl>
-    <w:lvl w:ilvl="5" w:tplc="4A2039F8">
+    <w:lvl w:ilvl="5" w:tplc="607CDA30">
       <w:numFmt w:val="decimal"/>
       <w:lvlText w:val=""/>
       <w:lvlJc w:val="left"/>
     </w:lvl>
-    <w:lvl w:ilvl="6" w:tplc="2E1444CC">
+    <w:lvl w:ilvl="6" w:tplc="EFE6DCE2">
       <w:numFmt w:val="decimal"/>
       <w:lvlText w:val=""/>
       <w:lvlJc w:val="left"/>
     </w:lvl>
-    <w:lvl w:ilvl="7" w:tplc="BA0A8B22">
+    <w:lvl w:ilvl="7" w:tplc="874A8DA6">
       <w:numFmt w:val="decimal"/>
       <w:lvlText w:val=""/>
       <w:lvlJc w:val="left"/>
     </w:lvl>
-    <w:lvl w:ilvl="8" w:tplc="0C56BB46">
+    <w:lvl w:ilvl="8" w:tplc="AD10CCAE">
       <w:numFmt w:val="decimal"/>
       <w:lvlText w:val=""/>
       <w:lvlJc w:val="left"/>
     </w:lvl>
   </w:abstractNum>
-  <w:abstractNum w:abstractNumId="13" w15:restartNumberingAfterBreak="0">
-    <w:nsid w:val="701F2AC1"/>
-    <w:multiLevelType w:val="hybridMultilevel"/>
-    <w:tmpl w:val="B3487136"/>
-    <w:lvl w:ilvl="0" w:tplc="A5FA1862">
-      <w:start w:val="1"/>
-      <w:numFmt w:val="decimal"/>
-      <w:lvlText w:val="%1."/>
-      <w:lvlJc w:val="left"/>
-      <w:pPr>
-        <w:ind w:left="460" w:hanging="360"/>
-      </w:pPr>
-      <w:rPr>
-        <w:b/>
-        <w:bCs/>
-        <w:color w:val="A67C27"/>
-      </w:rPr>
-    </w:lvl>
-    <w:lvl w:ilvl="1" w:tplc="F1B65F40">
-      <w:numFmt w:val="decimal"/>
-      <w:lvlText w:val=""/>
-      <w:lvlJc w:val="left"/>
-    </w:lvl>
-    <w:lvl w:ilvl="2" w:tplc="7A884020">
-      <w:numFmt w:val="decimal"/>
-      <w:lvlText w:val=""/>
-      <w:lvlJc w:val="left"/>
-    </w:lvl>
-    <w:lvl w:ilvl="3" w:tplc="8FA2D972">
-      <w:numFmt w:val="decimal"/>
-      <w:lvlText w:val=""/>
-      <w:lvlJc w:val="left"/>
-    </w:lvl>
-    <w:lvl w:ilvl="4" w:tplc="892E5450">
-      <w:numFmt w:val="decimal"/>
-      <w:lvlText w:val=""/>
-      <w:lvlJc w:val="left"/>
-    </w:lvl>
-    <w:lvl w:ilvl="5" w:tplc="D0B8A556">
-      <w:numFmt w:val="decimal"/>
-      <w:lvlText w:val=""/>
-      <w:lvlJc w:val="left"/>
-    </w:lvl>
-    <w:lvl w:ilvl="6" w:tplc="46D86022">
-      <w:numFmt w:val="decimal"/>
-      <w:lvlText w:val=""/>
-      <w:lvlJc w:val="left"/>
-    </w:lvl>
-    <w:lvl w:ilvl="7" w:tplc="69EE65D6">
-      <w:numFmt w:val="decimal"/>
-      <w:lvlText w:val=""/>
-      <w:lvlJc w:val="left"/>
-    </w:lvl>
-    <w:lvl w:ilvl="8" w:tplc="248EB362">
-      <w:numFmt w:val="decimal"/>
-      <w:lvlText w:val=""/>
-      <w:lvlJc w:val="left"/>
-    </w:lvl>
-  </w:abstractNum>
-  <w:num w:numId="1" w16cid:durableId="1687101545">
+  <w:num w:numId="1" w16cid:durableId="2133598559">
+    <w:abstractNumId w:val="11"/>
+    <w:lvlOverride w:ilvl="0">
+      <w:startOverride w:val="1"/>
+    </w:lvlOverride>
+  </w:num>
+  <w:num w:numId="2" w16cid:durableId="414863011">
+    <w:abstractNumId w:val="12"/>
+    <w:lvlOverride w:ilvl="0">
+      <w:startOverride w:val="1"/>
+    </w:lvlOverride>
+  </w:num>
+  <w:num w:numId="3" w16cid:durableId="253632496">
+    <w:abstractNumId w:val="13"/>
+    <w:lvlOverride w:ilvl="0">
+      <w:startOverride w:val="1"/>
+    </w:lvlOverride>
+  </w:num>
+  <w:num w:numId="4" w16cid:durableId="2116903686">
     <w:abstractNumId w:val="10"/>
     <w:lvlOverride w:ilvl="0">
       <w:startOverride w:val="1"/>
     </w:lvlOverride>
   </w:num>
-  <w:num w:numId="2" w16cid:durableId="1981376222">
+  <w:num w:numId="5" w16cid:durableId="562641932">
+    <w:abstractNumId w:val="4"/>
+    <w:lvlOverride w:ilvl="0">
+      <w:startOverride w:val="1"/>
+    </w:lvlOverride>
+  </w:num>
+  <w:num w:numId="6" w16cid:durableId="1445075974">
+    <w:abstractNumId w:val="3"/>
+    <w:lvlOverride w:ilvl="0">
+      <w:startOverride w:val="1"/>
+    </w:lvlOverride>
+  </w:num>
+  <w:num w:numId="7" w16cid:durableId="138964509">
+    <w:abstractNumId w:val="9"/>
+    <w:lvlOverride w:ilvl="0">
+      <w:startOverride w:val="1"/>
+    </w:lvlOverride>
+  </w:num>
+  <w:num w:numId="8" w16cid:durableId="1080523959">
+    <w:abstractNumId w:val="1"/>
+    <w:lvlOverride w:ilvl="0">
+      <w:startOverride w:val="1"/>
+    </w:lvlOverride>
+  </w:num>
+  <w:num w:numId="9" w16cid:durableId="1464615892">
+    <w:abstractNumId w:val="7"/>
+    <w:lvlOverride w:ilvl="0">
+      <w:startOverride w:val="1"/>
+    </w:lvlOverride>
+  </w:num>
+  <w:num w:numId="10" w16cid:durableId="1394960314">
     <w:abstractNumId w:val="2"/>
     <w:lvlOverride w:ilvl="0">
       <w:startOverride w:val="1"/>
     </w:lvlOverride>
   </w:num>
-  <w:num w:numId="3" w16cid:durableId="1865242458">
+  <w:num w:numId="11" w16cid:durableId="1974168021">
+    <w:abstractNumId w:val="8"/>
+    <w:lvlOverride w:ilvl="0">
+      <w:startOverride w:val="1"/>
+    </w:lvlOverride>
+  </w:num>
+  <w:num w:numId="12" w16cid:durableId="88502408">
     <w:abstractNumId w:val="6"/>
     <w:lvlOverride w:ilvl="0">
       <w:startOverride w:val="1"/>
     </w:lvlOverride>
   </w:num>
-  <w:num w:numId="4" w16cid:durableId="1534608689">
-    <w:abstractNumId w:val="12"/>
-    <w:lvlOverride w:ilvl="0">
-      <w:startOverride w:val="1"/>
-    </w:lvlOverride>
-  </w:num>
-  <w:num w:numId="5" w16cid:durableId="766927117">
-    <w:abstractNumId w:val="13"/>
-    <w:lvlOverride w:ilvl="0">
-      <w:startOverride w:val="1"/>
-    </w:lvlOverride>
-  </w:num>
-  <w:num w:numId="6" w16cid:durableId="312831740">
-    <w:abstractNumId w:val="9"/>
-    <w:lvlOverride w:ilvl="0">
-      <w:startOverride w:val="1"/>
-    </w:lvlOverride>
-  </w:num>
-  <w:num w:numId="7" w16cid:durableId="857767794">
-    <w:abstractNumId w:val="3"/>
-    <w:lvlOverride w:ilvl="0">
-      <w:startOverride w:val="1"/>
-    </w:lvlOverride>
-  </w:num>
-  <w:num w:numId="8" w16cid:durableId="1199971292">
-    <w:abstractNumId w:val="4"/>
-    <w:lvlOverride w:ilvl="0">
-      <w:startOverride w:val="1"/>
-    </w:lvlOverride>
-  </w:num>
-  <w:num w:numId="9" w16cid:durableId="687752275">
-    <w:abstractNumId w:val="1"/>
-    <w:lvlOverride w:ilvl="0">
-      <w:startOverride w:val="1"/>
-    </w:lvlOverride>
-  </w:num>
-  <w:num w:numId="10" w16cid:durableId="2121483051">
+  <w:num w:numId="13" w16cid:durableId="1363088103">
     <w:abstractNumId w:val="5"/>
     <w:lvlOverride w:ilvl="0">
       <w:startOverride w:val="1"/>
     </w:lvlOverride>
   </w:num>
-  <w:num w:numId="11" w16cid:durableId="457191088">
-    <w:abstractNumId w:val="7"/>
-    <w:lvlOverride w:ilvl="0">
-      <w:startOverride w:val="1"/>
-    </w:lvlOverride>
-  </w:num>
-  <w:num w:numId="12" w16cid:durableId="1647666236">
-    <w:abstractNumId w:val="11"/>
-    <w:lvlOverride w:ilvl="0">
-      <w:startOverride w:val="1"/>
-    </w:lvlOverride>
-  </w:num>
-  <w:num w:numId="13" w16cid:durableId="313721800">
+  <w:num w:numId="14" w16cid:durableId="149904492">
     <w:abstractNumId w:val="0"/>
-    <w:lvlOverride w:ilvl="0">
-      <w:startOverride w:val="1"/>
-    </w:lvlOverride>
-  </w:num>
-  <w:num w:numId="14" w16cid:durableId="1866863820">
-    <w:abstractNumId w:val="8"/>
     <w:lvlOverride w:ilvl="0">
       <w:startOverride w:val="1"/>
     </w:lvlOverride>
@@ -17306,7 +17306,7 @@
     <w:autoRedefine/>
     <w:uiPriority w:val="39"/>
     <w:unhideWhenUsed/>
-    <w:rsid w:val="000918F1"/>
+    <w:rsid w:val="00C57D8A"/>
     <w:pPr>
       <w:spacing w:after="100"/>
     </w:pPr>
@@ -17318,7 +17318,7 @@
     <w:autoRedefine/>
     <w:uiPriority w:val="39"/>
     <w:unhideWhenUsed/>
-    <w:rsid w:val="000918F1"/>
+    <w:rsid w:val="00C57D8A"/>
     <w:pPr>
       <w:spacing w:after="100"/>
       <w:ind w:left="210"/>

--- a/docs/manuals/Role_Guide_3_Contact_RA.docx
+++ b/docs/manuals/Role_Guide_3_Contact_RA.docx
@@ -69,7 +69,7 @@
           <w:left w:w="10" w:type="dxa"/>
           <w:right w:w="10" w:type="dxa"/>
         </w:tblCellMar>
-        <w:tblLook w:val="0000" w:firstRow="0" w:lastRow="0" w:firstColumn="0" w:lastColumn="0" w:noHBand="0" w:noVBand="0"/>
+        <w:tblLook w:val="04A0" w:firstRow="1" w:lastRow="0" w:firstColumn="1" w:lastColumn="0" w:noHBand="0" w:noVBand="1"/>
       </w:tblPr>
       <w:tblGrid>
         <w:gridCol w:w="2300"/>
@@ -469,7 +469,7 @@
                 <w:sz w:val="19"/>
                 <w:szCs w:val="19"/>
               </w:rPr>
-              <w:t>Version 1.13 · 1 October 2026</w:t>
+              <w:t>Version 1.14 · 1 October 2026</w:t>
             </w:r>
           </w:p>
         </w:tc>
@@ -538,7 +538,7 @@
     <w:sdt>
       <w:sdtPr>
         <w:alias w:val="Contents"/>
-        <w:id w:val="-1389337167"/>
+        <w:id w:val="-1288736063"/>
       </w:sdtPr>
       <w:sdtEndPr/>
       <w:sdtContent>
@@ -567,7 +567,7 @@
           <w:r>
             <w:fldChar w:fldCharType="separate"/>
           </w:r>
-          <w:hyperlink w:anchor="_Toc241726754" w:history="1">
+          <w:hyperlink w:anchor="_Toc241780670" w:history="1">
             <w:r>
               <w:rPr>
                 <w:rStyle w:val="Hyperlink"/>
@@ -591,7 +591,7 @@
               <w:rPr>
                 <w:noProof/>
               </w:rPr>
-              <w:instrText xml:space="preserve"> PAGEREF _Toc241726754 \h </w:instrText>
+              <w:instrText xml:space="preserve"> PAGEREF _Toc241780670 \h </w:instrText>
             </w:r>
             <w:r>
               <w:rPr>
@@ -634,7 +634,7 @@
               <w14:ligatures w14:val="standardContextual"/>
             </w:rPr>
           </w:pPr>
-          <w:hyperlink w:anchor="_Toc241726755" w:history="1">
+          <w:hyperlink w:anchor="_Toc241780671" w:history="1">
             <w:r>
               <w:rPr>
                 <w:rStyle w:val="Hyperlink"/>
@@ -658,7 +658,7 @@
               <w:rPr>
                 <w:noProof/>
               </w:rPr>
-              <w:instrText xml:space="preserve"> PAGEREF _Toc241726755 \h </w:instrText>
+              <w:instrText xml:space="preserve"> PAGEREF _Toc241780671 \h </w:instrText>
             </w:r>
             <w:r>
               <w:rPr>
@@ -701,7 +701,7 @@
               <w14:ligatures w14:val="standardContextual"/>
             </w:rPr>
           </w:pPr>
-          <w:hyperlink w:anchor="_Toc241726756" w:history="1">
+          <w:hyperlink w:anchor="_Toc241780672" w:history="1">
             <w:r>
               <w:rPr>
                 <w:rStyle w:val="Hyperlink"/>
@@ -725,7 +725,7 @@
               <w:rPr>
                 <w:noProof/>
               </w:rPr>
-              <w:instrText xml:space="preserve"> PAGEREF _Toc241726756 \h </w:instrText>
+              <w:instrText xml:space="preserve"> PAGEREF _Toc241780672 \h </w:instrText>
             </w:r>
             <w:r>
               <w:rPr>
@@ -768,7 +768,7 @@
               <w14:ligatures w14:val="standardContextual"/>
             </w:rPr>
           </w:pPr>
-          <w:hyperlink w:anchor="_Toc241726757" w:history="1">
+          <w:hyperlink w:anchor="_Toc241780673" w:history="1">
             <w:r>
               <w:rPr>
                 <w:rStyle w:val="Hyperlink"/>
@@ -792,7 +792,7 @@
               <w:rPr>
                 <w:noProof/>
               </w:rPr>
-              <w:instrText xml:space="preserve"> PAGEREF _Toc241726757 \h </w:instrText>
+              <w:instrText xml:space="preserve"> PAGEREF _Toc241780673 \h </w:instrText>
             </w:r>
             <w:r>
               <w:rPr>
@@ -835,7 +835,7 @@
               <w14:ligatures w14:val="standardContextual"/>
             </w:rPr>
           </w:pPr>
-          <w:hyperlink w:anchor="_Toc241726758" w:history="1">
+          <w:hyperlink w:anchor="_Toc241780674" w:history="1">
             <w:r>
               <w:rPr>
                 <w:rStyle w:val="Hyperlink"/>
@@ -859,7 +859,7 @@
               <w:rPr>
                 <w:noProof/>
               </w:rPr>
-              <w:instrText xml:space="preserve"> PAGEREF _Toc241726758 \h </w:instrText>
+              <w:instrText xml:space="preserve"> PAGEREF _Toc241780674 \h </w:instrText>
             </w:r>
             <w:r>
               <w:rPr>
@@ -902,7 +902,7 @@
               <w14:ligatures w14:val="standardContextual"/>
             </w:rPr>
           </w:pPr>
-          <w:hyperlink w:anchor="_Toc241726759" w:history="1">
+          <w:hyperlink w:anchor="_Toc241780675" w:history="1">
             <w:r>
               <w:rPr>
                 <w:rStyle w:val="Hyperlink"/>
@@ -926,7 +926,7 @@
               <w:rPr>
                 <w:noProof/>
               </w:rPr>
-              <w:instrText xml:space="preserve"> PAGEREF _Toc241726759 \h </w:instrText>
+              <w:instrText xml:space="preserve"> PAGEREF _Toc241780675 \h </w:instrText>
             </w:r>
             <w:r>
               <w:rPr>
@@ -969,7 +969,7 @@
               <w14:ligatures w14:val="standardContextual"/>
             </w:rPr>
           </w:pPr>
-          <w:hyperlink w:anchor="_Toc241726760" w:history="1">
+          <w:hyperlink w:anchor="_Toc241780676" w:history="1">
             <w:r>
               <w:rPr>
                 <w:rStyle w:val="Hyperlink"/>
@@ -993,7 +993,7 @@
               <w:rPr>
                 <w:noProof/>
               </w:rPr>
-              <w:instrText xml:space="preserve"> PAGEREF _Toc241726760 \h </w:instrText>
+              <w:instrText xml:space="preserve"> PAGEREF _Toc241780676 \h </w:instrText>
             </w:r>
             <w:r>
               <w:rPr>
@@ -1036,7 +1036,7 @@
               <w14:ligatures w14:val="standardContextual"/>
             </w:rPr>
           </w:pPr>
-          <w:hyperlink w:anchor="_Toc241726761" w:history="1">
+          <w:hyperlink w:anchor="_Toc241780677" w:history="1">
             <w:r>
               <w:rPr>
                 <w:rStyle w:val="Hyperlink"/>
@@ -1060,7 +1060,7 @@
               <w:rPr>
                 <w:noProof/>
               </w:rPr>
-              <w:instrText xml:space="preserve"> PAGEREF _Toc241726761 \h </w:instrText>
+              <w:instrText xml:space="preserve"> PAGEREF _Toc241780677 \h </w:instrText>
             </w:r>
             <w:r>
               <w:rPr>
@@ -1103,7 +1103,7 @@
               <w14:ligatures w14:val="standardContextual"/>
             </w:rPr>
           </w:pPr>
-          <w:hyperlink w:anchor="_Toc241726762" w:history="1">
+          <w:hyperlink w:anchor="_Toc241780678" w:history="1">
             <w:r>
               <w:rPr>
                 <w:rStyle w:val="Hyperlink"/>
@@ -1127,7 +1127,7 @@
               <w:rPr>
                 <w:noProof/>
               </w:rPr>
-              <w:instrText xml:space="preserve"> PAGEREF _Toc241726762 \h </w:instrText>
+              <w:instrText xml:space="preserve"> PAGEREF _Toc241780678 \h </w:instrText>
             </w:r>
             <w:r>
               <w:rPr>
@@ -1170,7 +1170,7 @@
               <w14:ligatures w14:val="standardContextual"/>
             </w:rPr>
           </w:pPr>
-          <w:hyperlink w:anchor="_Toc241726763" w:history="1">
+          <w:hyperlink w:anchor="_Toc241780679" w:history="1">
             <w:r>
               <w:rPr>
                 <w:rStyle w:val="Hyperlink"/>
@@ -1194,7 +1194,7 @@
               <w:rPr>
                 <w:noProof/>
               </w:rPr>
-              <w:instrText xml:space="preserve"> PAGEREF _Toc241726763 \h </w:instrText>
+              <w:instrText xml:space="preserve"> PAGEREF _Toc241780679 \h </w:instrText>
             </w:r>
             <w:r>
               <w:rPr>
@@ -1237,7 +1237,7 @@
               <w14:ligatures w14:val="standardContextual"/>
             </w:rPr>
           </w:pPr>
-          <w:hyperlink w:anchor="_Toc241726764" w:history="1">
+          <w:hyperlink w:anchor="_Toc241780680" w:history="1">
             <w:r>
               <w:rPr>
                 <w:rStyle w:val="Hyperlink"/>
@@ -1261,7 +1261,7 @@
               <w:rPr>
                 <w:noProof/>
               </w:rPr>
-              <w:instrText xml:space="preserve"> PAGEREF _Toc241726764 \h </w:instrText>
+              <w:instrText xml:space="preserve"> PAGEREF _Toc241780680 \h </w:instrText>
             </w:r>
             <w:r>
               <w:rPr>
@@ -1304,7 +1304,7 @@
               <w14:ligatures w14:val="standardContextual"/>
             </w:rPr>
           </w:pPr>
-          <w:hyperlink w:anchor="_Toc241726765" w:history="1">
+          <w:hyperlink w:anchor="_Toc241780681" w:history="1">
             <w:r>
               <w:rPr>
                 <w:rStyle w:val="Hyperlink"/>
@@ -1328,7 +1328,7 @@
               <w:rPr>
                 <w:noProof/>
               </w:rPr>
-              <w:instrText xml:space="preserve"> PAGEREF _Toc241726765 \h </w:instrText>
+              <w:instrText xml:space="preserve"> PAGEREF _Toc241780681 \h </w:instrText>
             </w:r>
             <w:r>
               <w:rPr>
@@ -1371,7 +1371,7 @@
               <w14:ligatures w14:val="standardContextual"/>
             </w:rPr>
           </w:pPr>
-          <w:hyperlink w:anchor="_Toc241726766" w:history="1">
+          <w:hyperlink w:anchor="_Toc241780682" w:history="1">
             <w:r>
               <w:rPr>
                 <w:rStyle w:val="Hyperlink"/>
@@ -1395,7 +1395,7 @@
               <w:rPr>
                 <w:noProof/>
               </w:rPr>
-              <w:instrText xml:space="preserve"> PAGEREF _Toc241726766 \h </w:instrText>
+              <w:instrText xml:space="preserve"> PAGEREF _Toc241780682 \h </w:instrText>
             </w:r>
             <w:r>
               <w:rPr>
@@ -1438,7 +1438,7 @@
               <w14:ligatures w14:val="standardContextual"/>
             </w:rPr>
           </w:pPr>
-          <w:hyperlink w:anchor="_Toc241726767" w:history="1">
+          <w:hyperlink w:anchor="_Toc241780683" w:history="1">
             <w:r>
               <w:rPr>
                 <w:rStyle w:val="Hyperlink"/>
@@ -1462,7 +1462,7 @@
               <w:rPr>
                 <w:noProof/>
               </w:rPr>
-              <w:instrText xml:space="preserve"> PAGEREF _Toc241726767 \h </w:instrText>
+              <w:instrText xml:space="preserve"> PAGEREF _Toc241780683 \h </w:instrText>
             </w:r>
             <w:r>
               <w:rPr>
@@ -1505,7 +1505,7 @@
               <w14:ligatures w14:val="standardContextual"/>
             </w:rPr>
           </w:pPr>
-          <w:hyperlink w:anchor="_Toc241726768" w:history="1">
+          <w:hyperlink w:anchor="_Toc241780684" w:history="1">
             <w:r>
               <w:rPr>
                 <w:rStyle w:val="Hyperlink"/>
@@ -1529,7 +1529,7 @@
               <w:rPr>
                 <w:noProof/>
               </w:rPr>
-              <w:instrText xml:space="preserve"> PAGEREF _Toc241726768 \h </w:instrText>
+              <w:instrText xml:space="preserve"> PAGEREF _Toc241780684 \h </w:instrText>
             </w:r>
             <w:r>
               <w:rPr>
@@ -1572,7 +1572,7 @@
               <w14:ligatures w14:val="standardContextual"/>
             </w:rPr>
           </w:pPr>
-          <w:hyperlink w:anchor="_Toc241726769" w:history="1">
+          <w:hyperlink w:anchor="_Toc241780685" w:history="1">
             <w:r>
               <w:rPr>
                 <w:rStyle w:val="Hyperlink"/>
@@ -1596,7 +1596,7 @@
               <w:rPr>
                 <w:noProof/>
               </w:rPr>
-              <w:instrText xml:space="preserve"> PAGEREF _Toc241726769 \h </w:instrText>
+              <w:instrText xml:space="preserve"> PAGEREF _Toc241780685 \h </w:instrText>
             </w:r>
             <w:r>
               <w:rPr>
@@ -1639,7 +1639,7 @@
               <w14:ligatures w14:val="standardContextual"/>
             </w:rPr>
           </w:pPr>
-          <w:hyperlink w:anchor="_Toc241726770" w:history="1">
+          <w:hyperlink w:anchor="_Toc241780686" w:history="1">
             <w:r>
               <w:rPr>
                 <w:rStyle w:val="Hyperlink"/>
@@ -1663,7 +1663,7 @@
               <w:rPr>
                 <w:noProof/>
               </w:rPr>
-              <w:instrText xml:space="preserve"> PAGEREF _Toc241726770 \h </w:instrText>
+              <w:instrText xml:space="preserve"> PAGEREF _Toc241780686 \h </w:instrText>
             </w:r>
             <w:r>
               <w:rPr>
@@ -1706,7 +1706,7 @@
               <w14:ligatures w14:val="standardContextual"/>
             </w:rPr>
           </w:pPr>
-          <w:hyperlink w:anchor="_Toc241726771" w:history="1">
+          <w:hyperlink w:anchor="_Toc241780687" w:history="1">
             <w:r>
               <w:rPr>
                 <w:rStyle w:val="Hyperlink"/>
@@ -1730,7 +1730,7 @@
               <w:rPr>
                 <w:noProof/>
               </w:rPr>
-              <w:instrText xml:space="preserve"> PAGEREF _Toc241726771 \h </w:instrText>
+              <w:instrText xml:space="preserve"> PAGEREF _Toc241780687 \h </w:instrText>
             </w:r>
             <w:r>
               <w:rPr>
@@ -1773,7 +1773,7 @@
               <w14:ligatures w14:val="standardContextual"/>
             </w:rPr>
           </w:pPr>
-          <w:hyperlink w:anchor="_Toc241726772" w:history="1">
+          <w:hyperlink w:anchor="_Toc241780688" w:history="1">
             <w:r>
               <w:rPr>
                 <w:rStyle w:val="Hyperlink"/>
@@ -1797,7 +1797,7 @@
               <w:rPr>
                 <w:noProof/>
               </w:rPr>
-              <w:instrText xml:space="preserve"> PAGEREF _Toc241726772 \h </w:instrText>
+              <w:instrText xml:space="preserve"> PAGEREF _Toc241780688 \h </w:instrText>
             </w:r>
             <w:r>
               <w:rPr>
@@ -1840,7 +1840,7 @@
               <w14:ligatures w14:val="standardContextual"/>
             </w:rPr>
           </w:pPr>
-          <w:hyperlink w:anchor="_Toc241726773" w:history="1">
+          <w:hyperlink w:anchor="_Toc241780689" w:history="1">
             <w:r>
               <w:rPr>
                 <w:rStyle w:val="Hyperlink"/>
@@ -1864,7 +1864,7 @@
               <w:rPr>
                 <w:noProof/>
               </w:rPr>
-              <w:instrText xml:space="preserve"> PAGEREF _Toc241726773 \h </w:instrText>
+              <w:instrText xml:space="preserve"> PAGEREF _Toc241780689 \h </w:instrText>
             </w:r>
             <w:r>
               <w:rPr>
@@ -1907,7 +1907,7 @@
               <w14:ligatures w14:val="standardContextual"/>
             </w:rPr>
           </w:pPr>
-          <w:hyperlink w:anchor="_Toc241726774" w:history="1">
+          <w:hyperlink w:anchor="_Toc241780690" w:history="1">
             <w:r>
               <w:rPr>
                 <w:rStyle w:val="Hyperlink"/>
@@ -1931,7 +1931,7 @@
               <w:rPr>
                 <w:noProof/>
               </w:rPr>
-              <w:instrText xml:space="preserve"> PAGEREF _Toc241726774 \h </w:instrText>
+              <w:instrText xml:space="preserve"> PAGEREF _Toc241780690 \h </w:instrText>
             </w:r>
             <w:r>
               <w:rPr>
@@ -1974,7 +1974,7 @@
               <w14:ligatures w14:val="standardContextual"/>
             </w:rPr>
           </w:pPr>
-          <w:hyperlink w:anchor="_Toc241726775" w:history="1">
+          <w:hyperlink w:anchor="_Toc241780691" w:history="1">
             <w:r>
               <w:rPr>
                 <w:rStyle w:val="Hyperlink"/>
@@ -1998,7 +1998,7 @@
               <w:rPr>
                 <w:noProof/>
               </w:rPr>
-              <w:instrText xml:space="preserve"> PAGEREF _Toc241726775 \h </w:instrText>
+              <w:instrText xml:space="preserve"> PAGEREF _Toc241780691 \h </w:instrText>
             </w:r>
             <w:r>
               <w:rPr>
@@ -2041,7 +2041,7 @@
               <w14:ligatures w14:val="standardContextual"/>
             </w:rPr>
           </w:pPr>
-          <w:hyperlink w:anchor="_Toc241726776" w:history="1">
+          <w:hyperlink w:anchor="_Toc241780692" w:history="1">
             <w:r>
               <w:rPr>
                 <w:rStyle w:val="Hyperlink"/>
@@ -2065,7 +2065,7 @@
               <w:rPr>
                 <w:noProof/>
               </w:rPr>
-              <w:instrText xml:space="preserve"> PAGEREF _Toc241726776 \h </w:instrText>
+              <w:instrText xml:space="preserve"> PAGEREF _Toc241780692 \h </w:instrText>
             </w:r>
             <w:r>
               <w:rPr>
@@ -2108,7 +2108,7 @@
               <w14:ligatures w14:val="standardContextual"/>
             </w:rPr>
           </w:pPr>
-          <w:hyperlink w:anchor="_Toc241726777" w:history="1">
+          <w:hyperlink w:anchor="_Toc241780693" w:history="1">
             <w:r>
               <w:rPr>
                 <w:rStyle w:val="Hyperlink"/>
@@ -2132,7 +2132,7 @@
               <w:rPr>
                 <w:noProof/>
               </w:rPr>
-              <w:instrText xml:space="preserve"> PAGEREF _Toc241726777 \h </w:instrText>
+              <w:instrText xml:space="preserve"> PAGEREF _Toc241780693 \h </w:instrText>
             </w:r>
             <w:r>
               <w:rPr>
@@ -2175,7 +2175,7 @@
               <w14:ligatures w14:val="standardContextual"/>
             </w:rPr>
           </w:pPr>
-          <w:hyperlink w:anchor="_Toc241726778" w:history="1">
+          <w:hyperlink w:anchor="_Toc241780694" w:history="1">
             <w:r>
               <w:rPr>
                 <w:rStyle w:val="Hyperlink"/>
@@ -2199,7 +2199,7 @@
               <w:rPr>
                 <w:noProof/>
               </w:rPr>
-              <w:instrText xml:space="preserve"> PAGEREF _Toc241726778 \h </w:instrText>
+              <w:instrText xml:space="preserve"> PAGEREF _Toc241780694 \h </w:instrText>
             </w:r>
             <w:r>
               <w:rPr>
@@ -2242,7 +2242,7 @@
               <w14:ligatures w14:val="standardContextual"/>
             </w:rPr>
           </w:pPr>
-          <w:hyperlink w:anchor="_Toc241726779" w:history="1">
+          <w:hyperlink w:anchor="_Toc241780695" w:history="1">
             <w:r>
               <w:rPr>
                 <w:rStyle w:val="Hyperlink"/>
@@ -2266,7 +2266,7 @@
               <w:rPr>
                 <w:noProof/>
               </w:rPr>
-              <w:instrText xml:space="preserve"> PAGEREF _Toc241726779 \h </w:instrText>
+              <w:instrText xml:space="preserve"> PAGEREF _Toc241780695 \h </w:instrText>
             </w:r>
             <w:r>
               <w:rPr>
@@ -2309,7 +2309,7 @@
               <w14:ligatures w14:val="standardContextual"/>
             </w:rPr>
           </w:pPr>
-          <w:hyperlink w:anchor="_Toc241726780" w:history="1">
+          <w:hyperlink w:anchor="_Toc241780696" w:history="1">
             <w:r>
               <w:rPr>
                 <w:rStyle w:val="Hyperlink"/>
@@ -2333,7 +2333,7 @@
               <w:rPr>
                 <w:noProof/>
               </w:rPr>
-              <w:instrText xml:space="preserve"> PAGEREF _Toc241726780 \h </w:instrText>
+              <w:instrText xml:space="preserve"> PAGEREF _Toc241780696 \h </w:instrText>
             </w:r>
             <w:r>
               <w:rPr>
@@ -2376,7 +2376,7 @@
               <w14:ligatures w14:val="standardContextual"/>
             </w:rPr>
           </w:pPr>
-          <w:hyperlink w:anchor="_Toc241726781" w:history="1">
+          <w:hyperlink w:anchor="_Toc241780697" w:history="1">
             <w:r>
               <w:rPr>
                 <w:rStyle w:val="Hyperlink"/>
@@ -2400,7 +2400,7 @@
               <w:rPr>
                 <w:noProof/>
               </w:rPr>
-              <w:instrText xml:space="preserve"> PAGEREF _Toc241726781 \h </w:instrText>
+              <w:instrText xml:space="preserve"> PAGEREF _Toc241780697 \h </w:instrText>
             </w:r>
             <w:r>
               <w:rPr>
@@ -2443,7 +2443,7 @@
               <w14:ligatures w14:val="standardContextual"/>
             </w:rPr>
           </w:pPr>
-          <w:hyperlink w:anchor="_Toc241726782" w:history="1">
+          <w:hyperlink w:anchor="_Toc241780698" w:history="1">
             <w:r>
               <w:rPr>
                 <w:rStyle w:val="Hyperlink"/>
@@ -2467,7 +2467,7 @@
               <w:rPr>
                 <w:noProof/>
               </w:rPr>
-              <w:instrText xml:space="preserve"> PAGEREF _Toc241726782 \h </w:instrText>
+              <w:instrText xml:space="preserve"> PAGEREF _Toc241780698 \h </w:instrText>
             </w:r>
             <w:r>
               <w:rPr>
@@ -2510,7 +2510,7 @@
               <w14:ligatures w14:val="standardContextual"/>
             </w:rPr>
           </w:pPr>
-          <w:hyperlink w:anchor="_Toc241726783" w:history="1">
+          <w:hyperlink w:anchor="_Toc241780699" w:history="1">
             <w:r>
               <w:rPr>
                 <w:rStyle w:val="Hyperlink"/>
@@ -2534,7 +2534,7 @@
               <w:rPr>
                 <w:noProof/>
               </w:rPr>
-              <w:instrText xml:space="preserve"> PAGEREF _Toc241726783 \h </w:instrText>
+              <w:instrText xml:space="preserve"> PAGEREF _Toc241780699 \h </w:instrText>
             </w:r>
             <w:r>
               <w:rPr>
@@ -2577,7 +2577,7 @@
               <w14:ligatures w14:val="standardContextual"/>
             </w:rPr>
           </w:pPr>
-          <w:hyperlink w:anchor="_Toc241726784" w:history="1">
+          <w:hyperlink w:anchor="_Toc241780700" w:history="1">
             <w:r>
               <w:rPr>
                 <w:rStyle w:val="Hyperlink"/>
@@ -2601,7 +2601,7 @@
               <w:rPr>
                 <w:noProof/>
               </w:rPr>
-              <w:instrText xml:space="preserve"> PAGEREF _Toc241726784 \h </w:instrText>
+              <w:instrText xml:space="preserve"> PAGEREF _Toc241780700 \h </w:instrText>
             </w:r>
             <w:r>
               <w:rPr>
@@ -2640,7 +2640,7 @@
         <w:pStyle w:val="Heading1"/>
         <w:pageBreakBefore/>
       </w:pPr>
-      <w:bookmarkStart w:id="0" w:name="_Toc241726754"/>
+      <w:bookmarkStart w:id="0" w:name="_Toc241780670"/>
       <w:r>
         <w:lastRenderedPageBreak/>
         <w:t>1. Your role at a glance</w:t>
@@ -2800,7 +2800,7 @@
           <w:left w:w="10" w:type="dxa"/>
           <w:right w:w="10" w:type="dxa"/>
         </w:tblCellMar>
-        <w:tblLook w:val="0000" w:firstRow="0" w:lastRow="0" w:firstColumn="0" w:lastColumn="0" w:noHBand="0" w:noVBand="0"/>
+        <w:tblLook w:val="04A0" w:firstRow="1" w:lastRow="0" w:firstColumn="1" w:lastColumn="0" w:noHBand="0" w:noVBand="1"/>
       </w:tblPr>
       <w:tblGrid>
         <w:gridCol w:w="9412"/>
@@ -2860,7 +2860,7 @@
         <w:pStyle w:val="Heading1"/>
         <w:pageBreakBefore/>
       </w:pPr>
-      <w:bookmarkStart w:id="1" w:name="_Toc241726755"/>
+      <w:bookmarkStart w:id="1" w:name="_Toc241780671"/>
       <w:r>
         <w:lastRenderedPageBreak/>
         <w:t>2. Signing in and your screens</w:t>
@@ -2871,7 +2871,7 @@
       <w:pPr>
         <w:pStyle w:val="Heading2"/>
       </w:pPr>
-      <w:bookmarkStart w:id="2" w:name="_Toc241726756"/>
+      <w:bookmarkStart w:id="2" w:name="_Toc241780672"/>
       <w:r>
         <w:t>Signing in</w:t>
       </w:r>
@@ -2954,7 +2954,7 @@
           <w:noProof/>
         </w:rPr>
         <w:drawing>
-          <wp:inline distT="0" distB="0" distL="0" distR="0" wp14:anchorId="76E05040" wp14:editId="16738DAE">
+          <wp:inline distT="0" distB="0" distL="0" distR="0" wp14:anchorId="348DD3E1" wp14:editId="4006270B">
             <wp:extent cx="5334000" cy="2333625"/>
             <wp:effectExtent l="0" t="0" r="0" b="0"/>
             <wp:docPr id="1" name="adm_login.jpg" descr="The sign-in screen for all internal staff." title="The sign-in screen for all internal staff."/>
@@ -3062,7 +3062,7 @@
           <w:left w:w="10" w:type="dxa"/>
           <w:right w:w="10" w:type="dxa"/>
         </w:tblCellMar>
-        <w:tblLook w:val="0000" w:firstRow="0" w:lastRow="0" w:firstColumn="0" w:lastColumn="0" w:noHBand="0" w:noVBand="0"/>
+        <w:tblLook w:val="04A0" w:firstRow="1" w:lastRow="0" w:firstColumn="1" w:lastColumn="0" w:noHBand="0" w:noVBand="1"/>
       </w:tblPr>
       <w:tblGrid>
         <w:gridCol w:w="9412"/>
@@ -3121,7 +3121,7 @@
       <w:pPr>
         <w:pStyle w:val="Heading2"/>
       </w:pPr>
-      <w:bookmarkStart w:id="3" w:name="_Toc241726757"/>
+      <w:bookmarkStart w:id="3" w:name="_Toc241780673"/>
       <w:r>
         <w:t>Finding your way around</w:t>
       </w:r>
@@ -3306,7 +3306,7 @@
         </w:rPr>
         <w:lastRenderedPageBreak/>
         <w:drawing>
-          <wp:inline distT="0" distB="0" distL="0" distR="0" wp14:anchorId="6A0F0B60" wp14:editId="5E34406F">
+          <wp:inline distT="0" distB="0" distL="0" distR="0" wp14:anchorId="4714B5B3" wp14:editId="008B72AA">
             <wp:extent cx="5715000" cy="1876425"/>
             <wp:effectExtent l="0" t="0" r="0" b="0"/>
             <wp:docPr id="2" name="adm_not_your_role.jpg" descr="Opening a screen outside your role (for example from an old bookmark) shows this card instead of the screen." title="Opening a screen outside your role (for example from an old bookmark) shows this card instead of the screen."/>
@@ -3375,7 +3375,7 @@
       <w:pPr>
         <w:pStyle w:val="Heading2"/>
       </w:pPr>
-      <w:bookmarkStart w:id="4" w:name="_Toc241726758"/>
+      <w:bookmarkStart w:id="4" w:name="_Toc241780674"/>
       <w:r>
         <w:t>Your screens</w:t>
       </w:r>
@@ -3396,7 +3396,7 @@
           <w:left w:w="10" w:type="dxa"/>
           <w:right w:w="10" w:type="dxa"/>
         </w:tblCellMar>
-        <w:tblLook w:val="0000" w:firstRow="0" w:lastRow="0" w:firstColumn="0" w:lastColumn="0" w:noHBand="0" w:noVBand="0"/>
+        <w:tblLook w:val="04A0" w:firstRow="1" w:lastRow="0" w:firstColumn="1" w:lastColumn="0" w:noHBand="0" w:noVBand="1"/>
       </w:tblPr>
       <w:tblGrid>
         <w:gridCol w:w="2824"/>
@@ -3650,7 +3650,7 @@
       <w:pPr>
         <w:pStyle w:val="Heading2"/>
       </w:pPr>
-      <w:bookmarkStart w:id="5" w:name="_Toc241726759"/>
+      <w:bookmarkStart w:id="5" w:name="_Toc241780675"/>
       <w:r>
         <w:t>Changing your password</w:t>
       </w:r>
@@ -3733,7 +3733,7 @@
           <w:noProof/>
         </w:rPr>
         <w:drawing>
-          <wp:inline distT="0" distB="0" distL="0" distR="0" wp14:anchorId="1598C502" wp14:editId="20CA99AC">
+          <wp:inline distT="0" distB="0" distL="0" distR="0" wp14:anchorId="00BAA70C" wp14:editId="13A72F2F">
             <wp:extent cx="5334000" cy="2171700"/>
             <wp:effectExtent l="0" t="0" r="0" b="0"/>
             <wp:docPr id="3" name="adm_account.jpg" descr="Change Password screen." title="Change Password screen."/>
@@ -3821,7 +3821,7 @@
         <w:pStyle w:val="Heading1"/>
         <w:pageBreakBefore/>
       </w:pPr>
-      <w:bookmarkStart w:id="6" w:name="_Toc241726760"/>
+      <w:bookmarkStart w:id="6" w:name="_Toc241780676"/>
       <w:r>
         <w:lastRenderedPageBreak/>
         <w:t>3. Your routine</w:t>
@@ -3851,7 +3851,7 @@
           <w:left w:w="10" w:type="dxa"/>
           <w:right w:w="10" w:type="dxa"/>
         </w:tblCellMar>
-        <w:tblLook w:val="0000" w:firstRow="0" w:lastRow="0" w:firstColumn="0" w:lastColumn="0" w:noHBand="0" w:noVBand="0"/>
+        <w:tblLook w:val="04A0" w:firstRow="1" w:lastRow="0" w:firstColumn="1" w:lastColumn="0" w:noHBand="0" w:noVBand="1"/>
       </w:tblPr>
       <w:tblGrid>
         <w:gridCol w:w="2071"/>
@@ -4165,7 +4165,7 @@
         <w:pStyle w:val="Heading1"/>
         <w:pageBreakBefore/>
       </w:pPr>
-      <w:bookmarkStart w:id="7" w:name="_Toc241726761"/>
+      <w:bookmarkStart w:id="7" w:name="_Toc241780677"/>
       <w:r>
         <w:lastRenderedPageBreak/>
         <w:t>4. Step-by-step tasks</w:t>
@@ -4176,7 +4176,7 @@
       <w:pPr>
         <w:pStyle w:val="Heading2"/>
       </w:pPr>
-      <w:bookmarkStart w:id="8" w:name="_Toc241726762"/>
+      <w:bookmarkStart w:id="8" w:name="_Toc241780678"/>
       <w:r>
         <w:t>4.1 Finding your cases</w:t>
       </w:r>
@@ -4216,7 +4216,7 @@
           <w:noProof/>
         </w:rPr>
         <w:drawing>
-          <wp:inline distT="0" distB="0" distL="0" distR="0" wp14:anchorId="17761AF4" wp14:editId="28F4B059">
+          <wp:inline distT="0" distB="0" distL="0" distR="0" wp14:anchorId="0FC9E96A" wp14:editId="500C4FB3">
             <wp:extent cx="5334000" cy="3333750"/>
             <wp:effectExtent l="0" t="0" r="0" b="0"/>
             <wp:docPr id="4" name="cra_register.jpg" descr="Main-400 Register for a Contact RA." title="Main-400 Register for a Contact RA."/>
@@ -4346,7 +4346,7 @@
       <w:pPr>
         <w:pStyle w:val="Heading2"/>
       </w:pPr>
-      <w:bookmarkStart w:id="9" w:name="_Toc241726763"/>
+      <w:bookmarkStart w:id="9" w:name="_Toc241780679"/>
       <w:r>
         <w:t>4.2 Recording the respondent and their contact details</w:t>
       </w:r>
@@ -4488,7 +4488,7 @@
         </w:rPr>
         <w:lastRenderedPageBreak/>
         <w:drawing>
-          <wp:inline distT="0" distB="0" distL="0" distR="0" wp14:anchorId="4E1E1887" wp14:editId="739FD6D8">
+          <wp:inline distT="0" distB="0" distL="0" distR="0" wp14:anchorId="035A7377" wp14:editId="400C478A">
             <wp:extent cx="5334000" cy="2114550"/>
             <wp:effectExtent l="0" t="0" r="0" b="0"/>
             <wp:docPr id="5" name="adm_case_add_person.jpg" descr="Adding a person to a case." title="Adding a person to a case."/>
@@ -4692,7 +4692,7 @@
           <w:left w:w="10" w:type="dxa"/>
           <w:right w:w="10" w:type="dxa"/>
         </w:tblCellMar>
-        <w:tblLook w:val="0000" w:firstRow="0" w:lastRow="0" w:firstColumn="0" w:lastColumn="0" w:noHBand="0" w:noVBand="0"/>
+        <w:tblLook w:val="04A0" w:firstRow="1" w:lastRow="0" w:firstColumn="1" w:lastColumn="0" w:noHBand="0" w:noVBand="1"/>
       </w:tblPr>
       <w:tblGrid>
         <w:gridCol w:w="9412"/>
@@ -4751,7 +4751,7 @@
       <w:pPr>
         <w:pStyle w:val="Heading2"/>
       </w:pPr>
-      <w:bookmarkStart w:id="10" w:name="_Toc241726764"/>
+      <w:bookmarkStart w:id="10" w:name="_Toc241780680"/>
       <w:r>
         <w:t>4.3 Sending an invitation</w:t>
       </w:r>
@@ -4864,7 +4864,7 @@
           <w:noProof/>
         </w:rPr>
         <w:drawing>
-          <wp:inline distT="0" distB="0" distL="0" distR="0" wp14:anchorId="56021A92" wp14:editId="29C247DB">
+          <wp:inline distT="0" distB="0" distL="0" distR="0" wp14:anchorId="32215286" wp14:editId="4367ACE8">
             <wp:extent cx="5334000" cy="1143000"/>
             <wp:effectExtent l="0" t="0" r="0" b="0"/>
             <wp:docPr id="6" name="cra_case_invitations_before.jpg" descr="Invitations panel before sending, with the history of earlier invitations." title="Invitations panel before sending, with the history of earlier invitations."/>
@@ -4994,7 +4994,7 @@
         </w:rPr>
         <w:lastRenderedPageBreak/>
         <w:drawing>
-          <wp:inline distT="0" distB="0" distL="0" distR="0" wp14:anchorId="1D4B56DB" wp14:editId="6E4FCF2C">
+          <wp:inline distT="0" distB="0" distL="0" distR="0" wp14:anchorId="7B610C08" wp14:editId="5517813F">
             <wp:extent cx="5334000" cy="2152650"/>
             <wp:effectExtent l="0" t="0" r="0" b="0"/>
             <wp:docPr id="7" name="cra_case_invitation_sent.jpg" descr="The link, manual code and ready-written messages are shown once, with a send button for each channel." title="The link, manual code and ready-written messages are shown once, with a send button for each channel."/>
@@ -5248,7 +5248,7 @@
           <w:left w:w="10" w:type="dxa"/>
           <w:right w:w="10" w:type="dxa"/>
         </w:tblCellMar>
-        <w:tblLook w:val="0000" w:firstRow="0" w:lastRow="0" w:firstColumn="0" w:lastColumn="0" w:noHBand="0" w:noVBand="0"/>
+        <w:tblLook w:val="04A0" w:firstRow="1" w:lastRow="0" w:firstColumn="1" w:lastColumn="0" w:noHBand="0" w:noVBand="1"/>
       </w:tblPr>
       <w:tblGrid>
         <w:gridCol w:w="9412"/>
@@ -5377,7 +5377,7 @@
       <w:pPr>
         <w:pStyle w:val="Heading2"/>
       </w:pPr>
-      <w:bookmarkStart w:id="11" w:name="_Toc241726765"/>
+      <w:bookmarkStart w:id="11" w:name="_Toc241780681"/>
       <w:r>
         <w:t>4.4 Logging a contact attempt</w:t>
       </w:r>
@@ -5436,7 +5436,7 @@
         </w:rPr>
         <w:lastRenderedPageBreak/>
         <w:drawing>
-          <wp:inline distT="0" distB="0" distL="0" distR="0" wp14:anchorId="06CBACFF" wp14:editId="4EB8563A">
+          <wp:inline distT="0" distB="0" distL="0" distR="0" wp14:anchorId="01C62EEC" wp14:editId="2B02CFD4">
             <wp:extent cx="5334000" cy="1343025"/>
             <wp:effectExtent l="0" t="0" r="0" b="0"/>
             <wp:docPr id="8" name="adm_case_timeline.jpg" descr="Contact timeline and the form for logging an attempt." title="Contact timeline and the form for logging an attempt."/>
@@ -5579,7 +5579,7 @@
       <w:pPr>
         <w:pStyle w:val="Heading2"/>
       </w:pPr>
-      <w:bookmarkStart w:id="12" w:name="_Toc241726766"/>
+      <w:bookmarkStart w:id="12" w:name="_Toc241780682"/>
       <w:r>
         <w:t>4.5 Sending follow-up reminders</w:t>
       </w:r>
@@ -5647,7 +5647,7 @@
           <w:noProof/>
         </w:rPr>
         <w:drawing>
-          <wp:inline distT="0" distB="0" distL="0" distR="0" wp14:anchorId="10D0D3A1" wp14:editId="365371D3">
+          <wp:inline distT="0" distB="0" distL="0" distR="0" wp14:anchorId="25EBC56C" wp14:editId="61017CB3">
             <wp:extent cx="5334000" cy="3333750"/>
             <wp:effectExtent l="0" t="0" r="0" b="0"/>
             <wp:docPr id="9" name="cra_follow_ups.jpg" descr="Follow-ups due. Contact RAs see only their own cases." title="Follow-ups due. Contact RAs see only their own cases."/>
@@ -5798,7 +5798,7 @@
           <w:left w:w="10" w:type="dxa"/>
           <w:right w:w="10" w:type="dxa"/>
         </w:tblCellMar>
-        <w:tblLook w:val="0000" w:firstRow="0" w:lastRow="0" w:firstColumn="0" w:lastColumn="0" w:noHBand="0" w:noVBand="0"/>
+        <w:tblLook w:val="04A0" w:firstRow="1" w:lastRow="0" w:firstColumn="1" w:lastColumn="0" w:noHBand="0" w:noVBand="1"/>
       </w:tblPr>
       <w:tblGrid>
         <w:gridCol w:w="9412"/>
@@ -5874,7 +5874,7 @@
       <w:pPr>
         <w:pStyle w:val="Heading2"/>
       </w:pPr>
-      <w:bookmarkStart w:id="13" w:name="_Toc241726767"/>
+      <w:bookmarkStart w:id="13" w:name="_Toc241780683"/>
       <w:r>
         <w:t>4.6 Managing appointments</w:t>
       </w:r>
@@ -5914,7 +5914,7 @@
           <w:noProof/>
         </w:rPr>
         <w:drawing>
-          <wp:inline distT="0" distB="0" distL="0" distR="0" wp14:anchorId="3A42772E" wp14:editId="22E2FD26">
+          <wp:inline distT="0" distB="0" distL="0" distR="0" wp14:anchorId="1119CF46" wp14:editId="263167A7">
             <wp:extent cx="5334000" cy="2667000"/>
             <wp:effectExtent l="0" t="0" r="0" b="0"/>
             <wp:docPr id="10" name="cra_appointments.jpg" descr="Appointment Queue." title="Appointment Queue."/>
@@ -6097,7 +6097,7 @@
       <w:pPr>
         <w:pStyle w:val="Heading2"/>
       </w:pPr>
-      <w:bookmarkStart w:id="14" w:name="_Toc241726768"/>
+      <w:bookmarkStart w:id="14" w:name="_Toc241780684"/>
       <w:r>
         <w:t>4.7 Phone, WhatsApp-call or face-to-face administration</w:t>
       </w:r>
@@ -6226,7 +6226,7 @@
           <w:left w:w="10" w:type="dxa"/>
           <w:right w:w="10" w:type="dxa"/>
         </w:tblCellMar>
-        <w:tblLook w:val="0000" w:firstRow="0" w:lastRow="0" w:firstColumn="0" w:lastColumn="0" w:noHBand="0" w:noVBand="0"/>
+        <w:tblLook w:val="04A0" w:firstRow="1" w:lastRow="0" w:firstColumn="1" w:lastColumn="0" w:noHBand="0" w:noVBand="1"/>
       </w:tblPr>
       <w:tblGrid>
         <w:gridCol w:w="941"/>
@@ -6825,7 +6825,7 @@
       <w:pPr>
         <w:pStyle w:val="Heading2"/>
       </w:pPr>
-      <w:bookmarkStart w:id="15" w:name="_Toc241726769"/>
+      <w:bookmarkStart w:id="15" w:name="_Toc241780685"/>
       <w:r>
         <w:t>4.8 Verifying a profile with the respondent, and reconciling it afterwards</w:t>
       </w:r>
@@ -6914,7 +6914,7 @@
         </w:rPr>
         <w:lastRenderedPageBreak/>
         <w:drawing>
-          <wp:inline distT="0" distB="0" distL="0" distR="0" wp14:anchorId="791661AF" wp14:editId="6AAE7055">
+          <wp:inline distT="0" distB="0" distL="0" distR="0" wp14:anchorId="5062467C" wp14:editId="6536F490">
             <wp:extent cx="4752975" cy="4953000"/>
             <wp:effectExtent l="0" t="0" r="0" b="0"/>
             <wp:docPr id="11" name="proit_interview_sheet.jpg" descr="The interview sheet: confirm what is public, ask what is not." title="The interview sheet: confirm what is public, ask what is not."/>
@@ -7179,7 +7179,7 @@
         </w:rPr>
         <w:lastRenderedPageBreak/>
         <w:drawing>
-          <wp:inline distT="0" distB="0" distL="0" distR="0" wp14:anchorId="41184D29" wp14:editId="5C550764">
+          <wp:inline distT="0" distB="0" distL="0" distR="0" wp14:anchorId="08511946" wp14:editId="2A43478E">
             <wp:extent cx="5334000" cy="1152525"/>
             <wp:effectExtent l="0" t="0" r="0" b="0"/>
             <wp:docPr id="12" name="proit_reconcile.jpg" descr="Reconciling a corrected fact: the three values stay separate." title="Reconciling a corrected fact: the three values stay separate."/>
@@ -7330,7 +7330,7 @@
           <w:left w:w="10" w:type="dxa"/>
           <w:right w:w="10" w:type="dxa"/>
         </w:tblCellMar>
-        <w:tblLook w:val="0000" w:firstRow="0" w:lastRow="0" w:firstColumn="0" w:lastColumn="0" w:noHBand="0" w:noVBand="0"/>
+        <w:tblLook w:val="04A0" w:firstRow="1" w:lastRow="0" w:firstColumn="1" w:lastColumn="0" w:noHBand="0" w:noVBand="1"/>
       </w:tblPr>
       <w:tblGrid>
         <w:gridCol w:w="9412"/>
@@ -7417,7 +7417,7 @@
       <w:pPr>
         <w:pStyle w:val="Heading2"/>
       </w:pPr>
-      <w:bookmarkStart w:id="16" w:name="_Toc241726770"/>
+      <w:bookmarkStart w:id="16" w:name="_Toc241780686"/>
       <w:r>
         <w:t>4.9 When the person is not the right respondent</w:t>
       </w:r>
@@ -7501,7 +7501,7 @@
       <w:pPr>
         <w:pStyle w:val="Heading2"/>
       </w:pPr>
-      <w:bookmarkStart w:id="17" w:name="_Toc241726771"/>
+      <w:bookmarkStart w:id="17" w:name="_Toc241780687"/>
       <w:r>
         <w:t>4.10 When someone refuses or asks to withdraw</w:t>
       </w:r>
@@ -7578,7 +7578,7 @@
       <w:pPr>
         <w:pStyle w:val="Heading2"/>
       </w:pPr>
-      <w:bookmarkStart w:id="18" w:name="_Toc241726772"/>
+      <w:bookmarkStart w:id="18" w:name="_Toc241780688"/>
       <w:r>
         <w:t>4.11 What to say to a respondent</w:t>
       </w:r>
@@ -7660,7 +7660,7 @@
         <w:pStyle w:val="Heading1"/>
         <w:pageBreakBefore/>
       </w:pPr>
-      <w:bookmarkStart w:id="19" w:name="_Toc241726773"/>
+      <w:bookmarkStart w:id="19" w:name="_Toc241780689"/>
       <w:r>
         <w:lastRenderedPageBreak/>
         <w:t>5. Rules you must follow</w:t>
@@ -7824,7 +7824,7 @@
         <w:pStyle w:val="Heading1"/>
         <w:pageBreakBefore/>
       </w:pPr>
-      <w:bookmarkStart w:id="20" w:name="_Toc241726774"/>
+      <w:bookmarkStart w:id="20" w:name="_Toc241780690"/>
       <w:r>
         <w:lastRenderedPageBreak/>
         <w:t>6. Troubleshooting</w:t>
@@ -7846,7 +7846,7 @@
           <w:left w:w="10" w:type="dxa"/>
           <w:right w:w="10" w:type="dxa"/>
         </w:tblCellMar>
-        <w:tblLook w:val="0000" w:firstRow="0" w:lastRow="0" w:firstColumn="0" w:lastColumn="0" w:noHBand="0" w:noVBand="0"/>
+        <w:tblLook w:val="04A0" w:firstRow="1" w:lastRow="0" w:firstColumn="1" w:lastColumn="0" w:noHBand="0" w:noVBand="1"/>
       </w:tblPr>
       <w:tblGrid>
         <w:gridCol w:w="2635"/>
@@ -9014,7 +9014,7 @@
         <w:pStyle w:val="Heading1"/>
         <w:pageBreakBefore/>
       </w:pPr>
-      <w:bookmarkStart w:id="21" w:name="_Toc241726775"/>
+      <w:bookmarkStart w:id="21" w:name="_Toc241780691"/>
       <w:r>
         <w:lastRenderedPageBreak/>
         <w:t>7. Quick reference</w:t>
@@ -9036,7 +9036,7 @@
           <w:left w:w="10" w:type="dxa"/>
           <w:right w:w="10" w:type="dxa"/>
         </w:tblCellMar>
-        <w:tblLook w:val="0000" w:firstRow="0" w:lastRow="0" w:firstColumn="0" w:lastColumn="0" w:noHBand="0" w:noVBand="0"/>
+        <w:tblLook w:val="04A0" w:firstRow="1" w:lastRow="0" w:firstColumn="1" w:lastColumn="0" w:noHBand="0" w:noVBand="1"/>
       </w:tblPr>
       <w:tblGrid>
         <w:gridCol w:w="2824"/>
@@ -9413,7 +9413,7 @@
         <w:pStyle w:val="Heading1"/>
         <w:pageBreakBefore/>
       </w:pPr>
-      <w:bookmarkStart w:id="22" w:name="_Toc241726776"/>
+      <w:bookmarkStart w:id="22" w:name="_Toc241780692"/>
       <w:r>
         <w:lastRenderedPageBreak/>
         <w:t>8. Every screen and button for your role</w:t>
@@ -9443,7 +9443,7 @@
           <w:left w:w="10" w:type="dxa"/>
           <w:right w:w="10" w:type="dxa"/>
         </w:tblCellMar>
-        <w:tblLook w:val="0000" w:firstRow="0" w:lastRow="0" w:firstColumn="0" w:lastColumn="0" w:noHBand="0" w:noVBand="0"/>
+        <w:tblLook w:val="04A0" w:firstRow="1" w:lastRow="0" w:firstColumn="1" w:lastColumn="0" w:noHBand="0" w:noVBand="1"/>
       </w:tblPr>
       <w:tblGrid>
         <w:gridCol w:w="9412"/>
@@ -9527,7 +9527,7 @@
       <w:pPr>
         <w:pStyle w:val="Heading2"/>
       </w:pPr>
-      <w:bookmarkStart w:id="23" w:name="_Toc241726777"/>
+      <w:bookmarkStart w:id="23" w:name="_Toc241780693"/>
       <w:r>
         <w:t>8.1 Sign in</w:t>
       </w:r>
@@ -9590,7 +9590,7 @@
           <w:left w:w="10" w:type="dxa"/>
           <w:right w:w="10" w:type="dxa"/>
         </w:tblCellMar>
-        <w:tblLook w:val="0000" w:firstRow="0" w:lastRow="0" w:firstColumn="0" w:lastColumn="0" w:noHBand="0" w:noVBand="0"/>
+        <w:tblLook w:val="04A0" w:firstRow="1" w:lastRow="0" w:firstColumn="1" w:lastColumn="0" w:noHBand="0" w:noVBand="1"/>
       </w:tblPr>
       <w:tblGrid>
         <w:gridCol w:w="1882"/>
@@ -10040,7 +10040,7 @@
       <w:pPr>
         <w:pStyle w:val="Heading2"/>
       </w:pPr>
-      <w:bookmarkStart w:id="24" w:name="_Toc241726778"/>
+      <w:bookmarkStart w:id="24" w:name="_Toc241780694"/>
       <w:r>
         <w:t>8.2 The header and menu bar (every screen)</w:t>
       </w:r>
@@ -10103,7 +10103,7 @@
           <w:left w:w="10" w:type="dxa"/>
           <w:right w:w="10" w:type="dxa"/>
         </w:tblCellMar>
-        <w:tblLook w:val="0000" w:firstRow="0" w:lastRow="0" w:firstColumn="0" w:lastColumn="0" w:noHBand="0" w:noVBand="0"/>
+        <w:tblLook w:val="04A0" w:firstRow="1" w:lastRow="0" w:firstColumn="1" w:lastColumn="0" w:noHBand="0" w:noVBand="1"/>
       </w:tblPr>
       <w:tblGrid>
         <w:gridCol w:w="1882"/>
@@ -10764,7 +10764,7 @@
       <w:pPr>
         <w:pStyle w:val="Heading2"/>
       </w:pPr>
-      <w:bookmarkStart w:id="25" w:name="_Toc241726779"/>
+      <w:bookmarkStart w:id="25" w:name="_Toc241780695"/>
       <w:r>
         <w:t>8.3 Change Password</w:t>
       </w:r>
@@ -10827,7 +10827,7 @@
           <w:left w:w="10" w:type="dxa"/>
           <w:right w:w="10" w:type="dxa"/>
         </w:tblCellMar>
-        <w:tblLook w:val="0000" w:firstRow="0" w:lastRow="0" w:firstColumn="0" w:lastColumn="0" w:noHBand="0" w:noVBand="0"/>
+        <w:tblLook w:val="04A0" w:firstRow="1" w:lastRow="0" w:firstColumn="1" w:lastColumn="0" w:noHBand="0" w:noVBand="1"/>
       </w:tblPr>
       <w:tblGrid>
         <w:gridCol w:w="1882"/>
@@ -11384,7 +11384,7 @@
       <w:pPr>
         <w:pStyle w:val="Heading2"/>
       </w:pPr>
-      <w:bookmarkStart w:id="26" w:name="_Toc241726780"/>
+      <w:bookmarkStart w:id="26" w:name="_Toc241780696"/>
       <w:r>
         <w:t>8.4 Main-400 Register (and Reserve)</w:t>
       </w:r>
@@ -11447,7 +11447,7 @@
           <w:left w:w="10" w:type="dxa"/>
           <w:right w:w="10" w:type="dxa"/>
         </w:tblCellMar>
-        <w:tblLook w:val="0000" w:firstRow="0" w:lastRow="0" w:firstColumn="0" w:lastColumn="0" w:noHBand="0" w:noVBand="0"/>
+        <w:tblLook w:val="04A0" w:firstRow="1" w:lastRow="0" w:firstColumn="1" w:lastColumn="0" w:noHBand="0" w:noVBand="1"/>
       </w:tblPr>
       <w:tblGrid>
         <w:gridCol w:w="1882"/>
@@ -12005,7 +12005,7 @@
       <w:pPr>
         <w:pStyle w:val="Heading2"/>
       </w:pPr>
-      <w:bookmarkStart w:id="27" w:name="_Toc241726781"/>
+      <w:bookmarkStart w:id="27" w:name="_Toc241780697"/>
       <w:r>
         <w:t>8.5 Case page</w:t>
       </w:r>
@@ -12068,7 +12068,7 @@
           <w:left w:w="10" w:type="dxa"/>
           <w:right w:w="10" w:type="dxa"/>
         </w:tblCellMar>
-        <w:tblLook w:val="0000" w:firstRow="0" w:lastRow="0" w:firstColumn="0" w:lastColumn="0" w:noHBand="0" w:noVBand="0"/>
+        <w:tblLook w:val="04A0" w:firstRow="1" w:lastRow="0" w:firstColumn="1" w:lastColumn="0" w:noHBand="0" w:noVBand="1"/>
       </w:tblPr>
       <w:tblGrid>
         <w:gridCol w:w="1882"/>
@@ -13359,7 +13359,7 @@
       <w:pPr>
         <w:pStyle w:val="Heading2"/>
       </w:pPr>
-      <w:bookmarkStart w:id="28" w:name="_Toc241726782"/>
+      <w:bookmarkStart w:id="28" w:name="_Toc241780698"/>
       <w:r>
         <w:t>8.6 Interview sheet (verifying a locked profile)</w:t>
       </w:r>
@@ -13422,7 +13422,7 @@
           <w:left w:w="10" w:type="dxa"/>
           <w:right w:w="10" w:type="dxa"/>
         </w:tblCellMar>
-        <w:tblLook w:val="0000" w:firstRow="0" w:lastRow="0" w:firstColumn="0" w:lastColumn="0" w:noHBand="0" w:noVBand="0"/>
+        <w:tblLook w:val="04A0" w:firstRow="1" w:lastRow="0" w:firstColumn="1" w:lastColumn="0" w:noHBand="0" w:noVBand="1"/>
       </w:tblPr>
       <w:tblGrid>
         <w:gridCol w:w="1882"/>
@@ -14400,7 +14400,7 @@
       <w:pPr>
         <w:pStyle w:val="Heading2"/>
       </w:pPr>
-      <w:bookmarkStart w:id="29" w:name="_Toc241726783"/>
+      <w:bookmarkStart w:id="29" w:name="_Toc241780699"/>
       <w:r>
         <w:t>8.7 Appointment Queue</w:t>
       </w:r>
@@ -14463,7 +14463,7 @@
           <w:left w:w="10" w:type="dxa"/>
           <w:right w:w="10" w:type="dxa"/>
         </w:tblCellMar>
-        <w:tblLook w:val="0000" w:firstRow="0" w:lastRow="0" w:firstColumn="0" w:lastColumn="0" w:noHBand="0" w:noVBand="0"/>
+        <w:tblLook w:val="04A0" w:firstRow="1" w:lastRow="0" w:firstColumn="1" w:lastColumn="0" w:noHBand="0" w:noVBand="1"/>
       </w:tblPr>
       <w:tblGrid>
         <w:gridCol w:w="1882"/>
@@ -15020,7 +15020,7 @@
       <w:pPr>
         <w:pStyle w:val="Heading2"/>
       </w:pPr>
-      <w:bookmarkStart w:id="30" w:name="_Toc241726784"/>
+      <w:bookmarkStart w:id="30" w:name="_Toc241780700"/>
       <w:r>
         <w:lastRenderedPageBreak/>
         <w:t>8.8 Follow-ups due</w:t>
@@ -15084,7 +15084,7 @@
           <w:left w:w="10" w:type="dxa"/>
           <w:right w:w="10" w:type="dxa"/>
         </w:tblCellMar>
-        <w:tblLook w:val="0000" w:firstRow="0" w:lastRow="0" w:firstColumn="0" w:lastColumn="0" w:noHBand="0" w:noVBand="0"/>
+        <w:tblLook w:val="04A0" w:firstRow="1" w:lastRow="0" w:firstColumn="1" w:lastColumn="0" w:noHBand="0" w:noVBand="1"/>
       </w:tblPr>
       <w:tblGrid>
         <w:gridCol w:w="1882"/>
@@ -15578,7 +15578,7 @@
         <w:sz w:val="16"/>
         <w:szCs w:val="16"/>
       </w:rPr>
-      <w:t>Version 1.13 · 1 October 2026</w:t>
+      <w:t>Version 1.14 · 1 October 2026</w:t>
     </w:r>
     <w:r>
       <w:rPr>
@@ -15751,10 +15751,10 @@
 <file path=word/numbering.xml><?xml version="1.0" encoding="utf-8"?>
 <w:numbering xmlns:wpc="http://schemas.microsoft.com/office/word/2010/wordprocessingCanvas" xmlns:cx="http://schemas.microsoft.com/office/drawing/2014/chartex" xmlns:cx1="http://schemas.microsoft.com/office/drawing/2015/9/8/chartex" xmlns:cx2="http://schemas.microsoft.com/office/drawing/2015/10/21/chartex" xmlns:cx3="http://schemas.microsoft.com/office/drawing/2016/5/9/chartex" xmlns:cx4="http://schemas.microsoft.com/office/drawing/2016/5/10/chartex" xmlns:cx5="http://schemas.microsoft.com/office/drawing/2016/5/11/chartex" xmlns:cx6="http://schemas.microsoft.com/office/drawing/2016/5/12/chartex" xmlns:cx7="http://schemas.microsoft.com/office/drawing/2016/5/13/chartex" xmlns:cx8="http://schemas.microsoft.com/office/drawing/2016/5/14/chartex" xmlns:mc="http://schemas.openxmlformats.org/markup-compatibility/2006" xmlns:aink="http://schemas.microsoft.com/office/drawing/2016/ink" xmlns:am3d="http://schemas.microsoft.com/office/drawing/2017/model3d" xmlns:o="urn:schemas-microsoft-com:office:office" xmlns:oel="http://schemas.microsoft.com/office/2019/extlst" xmlns:r="http://schemas.openxmlformats.org/officeDocument/2006/relationships" xmlns:m="http://schemas.openxmlformats.org/officeDocument/2006/math" xmlns:v="urn:schemas-microsoft-com:vml" xmlns:wp14="http://schemas.microsoft.com/office/word/2010/wordprocessingDrawing" xmlns:wp="http://schemas.openxmlformats.org/drawingml/2006/wordprocessingDrawing" xmlns:w10="urn:schemas-microsoft-com:office:word" xmlns:w="http://schemas.openxmlformats.org/wordprocessingml/2006/main" xmlns:w14="http://schemas.microsoft.com/office/word/2010/wordml" xmlns:w15="http://schemas.microsoft.com/office/word/2012/wordml" xmlns:w16cex="http://schemas.microsoft.com/office/word/2018/wordml/cex" xmlns:w16cid="http://schemas.microsoft.com/office/word/2016/wordml/cid" xmlns:w16="http://schemas.microsoft.com/office/word/2018/wordml" xmlns:w16sdtdh="http://schemas.microsoft.com/office/word/2020/wordml/sdtdatahash" xmlns:w16se="http://schemas.microsoft.com/office/word/2015/wordml/symex" xmlns:wpg="http://schemas.microsoft.com/office/word/2010/wordprocessingGroup" xmlns:wpi="http://schemas.microsoft.com/office/word/2010/wordprocessingInk" xmlns:wne="http://schemas.microsoft.com/office/word/2006/wordml" xmlns:wps="http://schemas.microsoft.com/office/word/2010/wordprocessingShape" mc:Ignorable="w14 w15 w16se w16cid w16 w16cex w16sdtdh wp14">
   <w:abstractNum w:abstractNumId="0" w15:restartNumberingAfterBreak="0">
-    <w:nsid w:val="04137B8B"/>
+    <w:nsid w:val="05D62423"/>
     <w:multiLevelType w:val="hybridMultilevel"/>
-    <w:tmpl w:val="D1646542"/>
-    <w:lvl w:ilvl="0" w:tplc="30B02344">
+    <w:tmpl w:val="F4A4E4CE"/>
+    <w:lvl w:ilvl="0" w:tplc="6276A77A">
       <w:start w:val="1"/>
       <w:numFmt w:val="decimal"/>
       <w:lvlText w:val="%1."/>
@@ -15768,52 +15768,52 @@
         <w:color w:val="A67C27"/>
       </w:rPr>
     </w:lvl>
-    <w:lvl w:ilvl="1" w:tplc="33B063C6">
+    <w:lvl w:ilvl="1" w:tplc="90940116">
       <w:numFmt w:val="decimal"/>
       <w:lvlText w:val=""/>
       <w:lvlJc w:val="left"/>
     </w:lvl>
-    <w:lvl w:ilvl="2" w:tplc="1CD447CE">
+    <w:lvl w:ilvl="2" w:tplc="0246AD7C">
       <w:numFmt w:val="decimal"/>
       <w:lvlText w:val=""/>
       <w:lvlJc w:val="left"/>
     </w:lvl>
-    <w:lvl w:ilvl="3" w:tplc="1E785C1A">
+    <w:lvl w:ilvl="3" w:tplc="0EF416DA">
       <w:numFmt w:val="decimal"/>
       <w:lvlText w:val=""/>
       <w:lvlJc w:val="left"/>
     </w:lvl>
-    <w:lvl w:ilvl="4" w:tplc="DA9629EC">
+    <w:lvl w:ilvl="4" w:tplc="0B228AB6">
       <w:numFmt w:val="decimal"/>
       <w:lvlText w:val=""/>
       <w:lvlJc w:val="left"/>
     </w:lvl>
-    <w:lvl w:ilvl="5" w:tplc="C7C68CEE">
+    <w:lvl w:ilvl="5" w:tplc="E52EB450">
       <w:numFmt w:val="decimal"/>
       <w:lvlText w:val=""/>
       <w:lvlJc w:val="left"/>
     </w:lvl>
-    <w:lvl w:ilvl="6" w:tplc="1C5EB106">
+    <w:lvl w:ilvl="6" w:tplc="E772AB0C">
       <w:numFmt w:val="decimal"/>
       <w:lvlText w:val=""/>
       <w:lvlJc w:val="left"/>
     </w:lvl>
-    <w:lvl w:ilvl="7" w:tplc="D8E8B8DE">
+    <w:lvl w:ilvl="7" w:tplc="7AB8571E">
       <w:numFmt w:val="decimal"/>
       <w:lvlText w:val=""/>
       <w:lvlJc w:val="left"/>
     </w:lvl>
-    <w:lvl w:ilvl="8" w:tplc="8CC25E5A">
+    <w:lvl w:ilvl="8" w:tplc="8A82377E">
       <w:numFmt w:val="decimal"/>
       <w:lvlText w:val=""/>
       <w:lvlJc w:val="left"/>
     </w:lvl>
   </w:abstractNum>
   <w:abstractNum w:abstractNumId="1" w15:restartNumberingAfterBreak="0">
-    <w:nsid w:val="1031654F"/>
+    <w:nsid w:val="143860F1"/>
     <w:multiLevelType w:val="hybridMultilevel"/>
-    <w:tmpl w:val="AE9C3F5C"/>
-    <w:lvl w:ilvl="0" w:tplc="FED61822">
+    <w:tmpl w:val="85E04E22"/>
+    <w:lvl w:ilvl="0" w:tplc="E80CC3C6">
       <w:start w:val="1"/>
       <w:numFmt w:val="decimal"/>
       <w:lvlText w:val="%1."/>
@@ -15827,52 +15827,52 @@
         <w:color w:val="A67C27"/>
       </w:rPr>
     </w:lvl>
-    <w:lvl w:ilvl="1" w:tplc="0FA8EE24">
+    <w:lvl w:ilvl="1" w:tplc="1E7A86FA">
       <w:numFmt w:val="decimal"/>
       <w:lvlText w:val=""/>
       <w:lvlJc w:val="left"/>
     </w:lvl>
-    <w:lvl w:ilvl="2" w:tplc="6596900A">
+    <w:lvl w:ilvl="2" w:tplc="BD9814DA">
       <w:numFmt w:val="decimal"/>
       <w:lvlText w:val=""/>
       <w:lvlJc w:val="left"/>
     </w:lvl>
-    <w:lvl w:ilvl="3" w:tplc="4BECF88E">
+    <w:lvl w:ilvl="3" w:tplc="7644A75A">
       <w:numFmt w:val="decimal"/>
       <w:lvlText w:val=""/>
       <w:lvlJc w:val="left"/>
     </w:lvl>
-    <w:lvl w:ilvl="4" w:tplc="0C66E1D2">
+    <w:lvl w:ilvl="4" w:tplc="B85AFD8A">
       <w:numFmt w:val="decimal"/>
       <w:lvlText w:val=""/>
       <w:lvlJc w:val="left"/>
     </w:lvl>
-    <w:lvl w:ilvl="5" w:tplc="F878A314">
+    <w:lvl w:ilvl="5" w:tplc="5502C2FA">
       <w:numFmt w:val="decimal"/>
       <w:lvlText w:val=""/>
       <w:lvlJc w:val="left"/>
     </w:lvl>
-    <w:lvl w:ilvl="6" w:tplc="C8C0EA9E">
+    <w:lvl w:ilvl="6" w:tplc="6BF89862">
       <w:numFmt w:val="decimal"/>
       <w:lvlText w:val=""/>
       <w:lvlJc w:val="left"/>
     </w:lvl>
-    <w:lvl w:ilvl="7" w:tplc="3BE67AE8">
+    <w:lvl w:ilvl="7" w:tplc="61963096">
       <w:numFmt w:val="decimal"/>
       <w:lvlText w:val=""/>
       <w:lvlJc w:val="left"/>
     </w:lvl>
-    <w:lvl w:ilvl="8" w:tplc="BC70927C">
+    <w:lvl w:ilvl="8" w:tplc="382ECCC0">
       <w:numFmt w:val="decimal"/>
       <w:lvlText w:val=""/>
       <w:lvlJc w:val="left"/>
     </w:lvl>
   </w:abstractNum>
   <w:abstractNum w:abstractNumId="2" w15:restartNumberingAfterBreak="0">
-    <w:nsid w:val="19284D10"/>
+    <w:nsid w:val="226E7E4E"/>
     <w:multiLevelType w:val="hybridMultilevel"/>
-    <w:tmpl w:val="44B424AE"/>
-    <w:lvl w:ilvl="0" w:tplc="9CFAB6F4">
+    <w:tmpl w:val="9092CD3A"/>
+    <w:lvl w:ilvl="0" w:tplc="D752DC3A">
       <w:start w:val="1"/>
       <w:numFmt w:val="decimal"/>
       <w:lvlText w:val="%1."/>
@@ -15886,52 +15886,52 @@
         <w:color w:val="A67C27"/>
       </w:rPr>
     </w:lvl>
-    <w:lvl w:ilvl="1" w:tplc="1D42DD84">
+    <w:lvl w:ilvl="1" w:tplc="2898A746">
       <w:numFmt w:val="decimal"/>
       <w:lvlText w:val=""/>
       <w:lvlJc w:val="left"/>
     </w:lvl>
-    <w:lvl w:ilvl="2" w:tplc="BFBAFB54">
+    <w:lvl w:ilvl="2" w:tplc="D6B438F8">
       <w:numFmt w:val="decimal"/>
       <w:lvlText w:val=""/>
       <w:lvlJc w:val="left"/>
     </w:lvl>
-    <w:lvl w:ilvl="3" w:tplc="879E34E8">
+    <w:lvl w:ilvl="3" w:tplc="E0D8831A">
       <w:numFmt w:val="decimal"/>
       <w:lvlText w:val=""/>
       <w:lvlJc w:val="left"/>
     </w:lvl>
-    <w:lvl w:ilvl="4" w:tplc="1D2CA624">
+    <w:lvl w:ilvl="4" w:tplc="DCF43724">
       <w:numFmt w:val="decimal"/>
       <w:lvlText w:val=""/>
       <w:lvlJc w:val="left"/>
     </w:lvl>
-    <w:lvl w:ilvl="5" w:tplc="404284D6">
+    <w:lvl w:ilvl="5" w:tplc="DDAA53F8">
       <w:numFmt w:val="decimal"/>
       <w:lvlText w:val=""/>
       <w:lvlJc w:val="left"/>
     </w:lvl>
-    <w:lvl w:ilvl="6" w:tplc="68808B68">
+    <w:lvl w:ilvl="6" w:tplc="E3B8944E">
       <w:numFmt w:val="decimal"/>
       <w:lvlText w:val=""/>
       <w:lvlJc w:val="left"/>
     </w:lvl>
-    <w:lvl w:ilvl="7" w:tplc="AFD4E57A">
+    <w:lvl w:ilvl="7" w:tplc="E42AD35A">
       <w:numFmt w:val="decimal"/>
       <w:lvlText w:val=""/>
       <w:lvlJc w:val="left"/>
     </w:lvl>
-    <w:lvl w:ilvl="8" w:tplc="1DACB002">
+    <w:lvl w:ilvl="8" w:tplc="9EC6995E">
       <w:numFmt w:val="decimal"/>
       <w:lvlText w:val=""/>
       <w:lvlJc w:val="left"/>
     </w:lvl>
   </w:abstractNum>
   <w:abstractNum w:abstractNumId="3" w15:restartNumberingAfterBreak="0">
-    <w:nsid w:val="1F786AC3"/>
+    <w:nsid w:val="28951FAF"/>
     <w:multiLevelType w:val="hybridMultilevel"/>
-    <w:tmpl w:val="ECCE37A0"/>
-    <w:lvl w:ilvl="0" w:tplc="758CE854">
+    <w:tmpl w:val="6F4E826C"/>
+    <w:lvl w:ilvl="0" w:tplc="01F2FF00">
       <w:start w:val="1"/>
       <w:numFmt w:val="decimal"/>
       <w:lvlText w:val="%1."/>
@@ -15945,52 +15945,52 @@
         <w:color w:val="A67C27"/>
       </w:rPr>
     </w:lvl>
-    <w:lvl w:ilvl="1" w:tplc="9A96DDDE">
+    <w:lvl w:ilvl="1" w:tplc="5B8C98E6">
       <w:numFmt w:val="decimal"/>
       <w:lvlText w:val=""/>
       <w:lvlJc w:val="left"/>
     </w:lvl>
-    <w:lvl w:ilvl="2" w:tplc="3012A928">
+    <w:lvl w:ilvl="2" w:tplc="2F96FAC0">
       <w:numFmt w:val="decimal"/>
       <w:lvlText w:val=""/>
       <w:lvlJc w:val="left"/>
     </w:lvl>
-    <w:lvl w:ilvl="3" w:tplc="0CDEF66A">
+    <w:lvl w:ilvl="3" w:tplc="3982AC74">
       <w:numFmt w:val="decimal"/>
       <w:lvlText w:val=""/>
       <w:lvlJc w:val="left"/>
     </w:lvl>
-    <w:lvl w:ilvl="4" w:tplc="F0EE8F4E">
+    <w:lvl w:ilvl="4" w:tplc="498CF972">
       <w:numFmt w:val="decimal"/>
       <w:lvlText w:val=""/>
       <w:lvlJc w:val="left"/>
     </w:lvl>
-    <w:lvl w:ilvl="5" w:tplc="114AA300">
+    <w:lvl w:ilvl="5" w:tplc="20B086BA">
       <w:numFmt w:val="decimal"/>
       <w:lvlText w:val=""/>
       <w:lvlJc w:val="left"/>
     </w:lvl>
-    <w:lvl w:ilvl="6" w:tplc="BD9EFBD2">
+    <w:lvl w:ilvl="6" w:tplc="1D746EFE">
       <w:numFmt w:val="decimal"/>
       <w:lvlText w:val=""/>
       <w:lvlJc w:val="left"/>
     </w:lvl>
-    <w:lvl w:ilvl="7" w:tplc="3D5A0B82">
+    <w:lvl w:ilvl="7" w:tplc="7DA0FC26">
       <w:numFmt w:val="decimal"/>
       <w:lvlText w:val=""/>
       <w:lvlJc w:val="left"/>
     </w:lvl>
-    <w:lvl w:ilvl="8" w:tplc="BB041C12">
+    <w:lvl w:ilvl="8" w:tplc="FA202392">
       <w:numFmt w:val="decimal"/>
       <w:lvlText w:val=""/>
       <w:lvlJc w:val="left"/>
     </w:lvl>
   </w:abstractNum>
   <w:abstractNum w:abstractNumId="4" w15:restartNumberingAfterBreak="0">
-    <w:nsid w:val="2B8D7313"/>
+    <w:nsid w:val="2C57300C"/>
     <w:multiLevelType w:val="hybridMultilevel"/>
-    <w:tmpl w:val="FC84179C"/>
-    <w:lvl w:ilvl="0" w:tplc="3724A8DC">
+    <w:tmpl w:val="FCEC8448"/>
+    <w:lvl w:ilvl="0" w:tplc="209A3FE6">
       <w:start w:val="1"/>
       <w:numFmt w:val="decimal"/>
       <w:lvlText w:val="%1."/>
@@ -16004,52 +16004,52 @@
         <w:color w:val="A67C27"/>
       </w:rPr>
     </w:lvl>
-    <w:lvl w:ilvl="1" w:tplc="88E2F0BA">
+    <w:lvl w:ilvl="1" w:tplc="B1CEB0EA">
       <w:numFmt w:val="decimal"/>
       <w:lvlText w:val=""/>
       <w:lvlJc w:val="left"/>
     </w:lvl>
-    <w:lvl w:ilvl="2" w:tplc="D2745D0A">
+    <w:lvl w:ilvl="2" w:tplc="B89A9436">
       <w:numFmt w:val="decimal"/>
       <w:lvlText w:val=""/>
       <w:lvlJc w:val="left"/>
     </w:lvl>
-    <w:lvl w:ilvl="3" w:tplc="C4F0A1AA">
+    <w:lvl w:ilvl="3" w:tplc="454AB2FE">
       <w:numFmt w:val="decimal"/>
       <w:lvlText w:val=""/>
       <w:lvlJc w:val="left"/>
     </w:lvl>
-    <w:lvl w:ilvl="4" w:tplc="793EE454">
+    <w:lvl w:ilvl="4" w:tplc="49047636">
       <w:numFmt w:val="decimal"/>
       <w:lvlText w:val=""/>
       <w:lvlJc w:val="left"/>
     </w:lvl>
-    <w:lvl w:ilvl="5" w:tplc="0F30EF64">
+    <w:lvl w:ilvl="5" w:tplc="88C201AC">
       <w:numFmt w:val="decimal"/>
       <w:lvlText w:val=""/>
       <w:lvlJc w:val="left"/>
     </w:lvl>
-    <w:lvl w:ilvl="6" w:tplc="65E8E5C2">
+    <w:lvl w:ilvl="6" w:tplc="65E22F0E">
       <w:numFmt w:val="decimal"/>
       <w:lvlText w:val=""/>
       <w:lvlJc w:val="left"/>
     </w:lvl>
-    <w:lvl w:ilvl="7" w:tplc="F502062E">
+    <w:lvl w:ilvl="7" w:tplc="89B2EB88">
       <w:numFmt w:val="decimal"/>
       <w:lvlText w:val=""/>
       <w:lvlJc w:val="left"/>
     </w:lvl>
-    <w:lvl w:ilvl="8" w:tplc="86A61060">
+    <w:lvl w:ilvl="8" w:tplc="8006CFEE">
       <w:numFmt w:val="decimal"/>
       <w:lvlText w:val=""/>
       <w:lvlJc w:val="left"/>
     </w:lvl>
   </w:abstractNum>
   <w:abstractNum w:abstractNumId="5" w15:restartNumberingAfterBreak="0">
-    <w:nsid w:val="2ECE4C74"/>
+    <w:nsid w:val="3D5E6F6E"/>
     <w:multiLevelType w:val="hybridMultilevel"/>
-    <w:tmpl w:val="A6C69CA4"/>
-    <w:lvl w:ilvl="0" w:tplc="C590C71C">
+    <w:tmpl w:val="3AA416BE"/>
+    <w:lvl w:ilvl="0" w:tplc="BD482D92">
       <w:start w:val="1"/>
       <w:numFmt w:val="decimal"/>
       <w:lvlText w:val="%1."/>
@@ -16063,52 +16063,52 @@
         <w:color w:val="A67C27"/>
       </w:rPr>
     </w:lvl>
-    <w:lvl w:ilvl="1" w:tplc="1DC2F7B2">
+    <w:lvl w:ilvl="1" w:tplc="B56A4102">
       <w:numFmt w:val="decimal"/>
       <w:lvlText w:val=""/>
       <w:lvlJc w:val="left"/>
     </w:lvl>
-    <w:lvl w:ilvl="2" w:tplc="1F5A17AC">
+    <w:lvl w:ilvl="2" w:tplc="33E0A3EC">
       <w:numFmt w:val="decimal"/>
       <w:lvlText w:val=""/>
       <w:lvlJc w:val="left"/>
     </w:lvl>
-    <w:lvl w:ilvl="3" w:tplc="926818EE">
+    <w:lvl w:ilvl="3" w:tplc="10C804CA">
       <w:numFmt w:val="decimal"/>
       <w:lvlText w:val=""/>
       <w:lvlJc w:val="left"/>
     </w:lvl>
-    <w:lvl w:ilvl="4" w:tplc="A8BCB7AA">
+    <w:lvl w:ilvl="4" w:tplc="1714A3D4">
       <w:numFmt w:val="decimal"/>
       <w:lvlText w:val=""/>
       <w:lvlJc w:val="left"/>
     </w:lvl>
-    <w:lvl w:ilvl="5" w:tplc="72EC42BA">
+    <w:lvl w:ilvl="5" w:tplc="A1CA6A7E">
       <w:numFmt w:val="decimal"/>
       <w:lvlText w:val=""/>
       <w:lvlJc w:val="left"/>
     </w:lvl>
-    <w:lvl w:ilvl="6" w:tplc="649E6776">
+    <w:lvl w:ilvl="6" w:tplc="FE7EAC7C">
       <w:numFmt w:val="decimal"/>
       <w:lvlText w:val=""/>
       <w:lvlJc w:val="left"/>
     </w:lvl>
-    <w:lvl w:ilvl="7" w:tplc="A918919C">
+    <w:lvl w:ilvl="7" w:tplc="93EC37E4">
       <w:numFmt w:val="decimal"/>
       <w:lvlText w:val=""/>
       <w:lvlJc w:val="left"/>
     </w:lvl>
-    <w:lvl w:ilvl="8" w:tplc="B4CEB230">
+    <w:lvl w:ilvl="8" w:tplc="9FB2F714">
       <w:numFmt w:val="decimal"/>
       <w:lvlText w:val=""/>
       <w:lvlJc w:val="left"/>
     </w:lvl>
   </w:abstractNum>
   <w:abstractNum w:abstractNumId="6" w15:restartNumberingAfterBreak="0">
-    <w:nsid w:val="3F5A2567"/>
+    <w:nsid w:val="43FE17B2"/>
     <w:multiLevelType w:val="hybridMultilevel"/>
-    <w:tmpl w:val="0D7489D0"/>
-    <w:lvl w:ilvl="0" w:tplc="7EA28BF8">
+    <w:tmpl w:val="7BDC3A76"/>
+    <w:lvl w:ilvl="0" w:tplc="3A369520">
       <w:start w:val="1"/>
       <w:numFmt w:val="decimal"/>
       <w:lvlText w:val="%1."/>
@@ -16122,52 +16122,196 @@
         <w:color w:val="A67C27"/>
       </w:rPr>
     </w:lvl>
-    <w:lvl w:ilvl="1" w:tplc="368028B4">
+    <w:lvl w:ilvl="1" w:tplc="675ED710">
       <w:numFmt w:val="decimal"/>
       <w:lvlText w:val=""/>
       <w:lvlJc w:val="left"/>
     </w:lvl>
-    <w:lvl w:ilvl="2" w:tplc="D4E019EE">
+    <w:lvl w:ilvl="2" w:tplc="113C7A10">
       <w:numFmt w:val="decimal"/>
       <w:lvlText w:val=""/>
       <w:lvlJc w:val="left"/>
     </w:lvl>
-    <w:lvl w:ilvl="3" w:tplc="2F74C748">
+    <w:lvl w:ilvl="3" w:tplc="5C6AE05E">
       <w:numFmt w:val="decimal"/>
       <w:lvlText w:val=""/>
       <w:lvlJc w:val="left"/>
     </w:lvl>
-    <w:lvl w:ilvl="4" w:tplc="BCEC62EA">
+    <w:lvl w:ilvl="4" w:tplc="07FE1CDE">
       <w:numFmt w:val="decimal"/>
       <w:lvlText w:val=""/>
       <w:lvlJc w:val="left"/>
     </w:lvl>
-    <w:lvl w:ilvl="5" w:tplc="30605BDA">
+    <w:lvl w:ilvl="5" w:tplc="C778F636">
       <w:numFmt w:val="decimal"/>
       <w:lvlText w:val=""/>
       <w:lvlJc w:val="left"/>
     </w:lvl>
-    <w:lvl w:ilvl="6" w:tplc="10E8DF2A">
+    <w:lvl w:ilvl="6" w:tplc="FB2EB898">
       <w:numFmt w:val="decimal"/>
       <w:lvlText w:val=""/>
       <w:lvlJc w:val="left"/>
     </w:lvl>
-    <w:lvl w:ilvl="7" w:tplc="E1A07C78">
+    <w:lvl w:ilvl="7" w:tplc="40849186">
       <w:numFmt w:val="decimal"/>
       <w:lvlText w:val=""/>
       <w:lvlJc w:val="left"/>
     </w:lvl>
-    <w:lvl w:ilvl="8" w:tplc="6A800B82">
+    <w:lvl w:ilvl="8" w:tplc="5F9A3606">
       <w:numFmt w:val="decimal"/>
       <w:lvlText w:val=""/>
       <w:lvlJc w:val="left"/>
     </w:lvl>
   </w:abstractNum>
   <w:abstractNum w:abstractNumId="7" w15:restartNumberingAfterBreak="0">
-    <w:nsid w:val="586159E8"/>
+    <w:nsid w:val="49516FDE"/>
     <w:multiLevelType w:val="hybridMultilevel"/>
-    <w:tmpl w:val="DDFCBF30"/>
-    <w:lvl w:ilvl="0" w:tplc="4A3C5AE2">
+    <w:tmpl w:val="ACB2CBF0"/>
+    <w:lvl w:ilvl="0" w:tplc="5D5C293C">
+      <w:start w:val="1"/>
+      <w:numFmt w:val="bullet"/>
+      <w:lvlText w:val="●"/>
+      <w:lvlJc w:val="left"/>
+      <w:pPr>
+        <w:ind w:left="720" w:hanging="360"/>
+      </w:pPr>
+    </w:lvl>
+    <w:lvl w:ilvl="1" w:tplc="643CC6F6">
+      <w:start w:val="1"/>
+      <w:numFmt w:val="bullet"/>
+      <w:lvlText w:val="○"/>
+      <w:lvlJc w:val="left"/>
+      <w:pPr>
+        <w:ind w:left="1440" w:hanging="360"/>
+      </w:pPr>
+    </w:lvl>
+    <w:lvl w:ilvl="2" w:tplc="51BE34E4">
+      <w:start w:val="1"/>
+      <w:numFmt w:val="bullet"/>
+      <w:lvlText w:val="■"/>
+      <w:lvlJc w:val="left"/>
+      <w:pPr>
+        <w:ind w:left="2160" w:hanging="360"/>
+      </w:pPr>
+    </w:lvl>
+    <w:lvl w:ilvl="3" w:tplc="84820754">
+      <w:start w:val="1"/>
+      <w:numFmt w:val="bullet"/>
+      <w:lvlText w:val="●"/>
+      <w:lvlJc w:val="left"/>
+      <w:pPr>
+        <w:ind w:left="2880" w:hanging="360"/>
+      </w:pPr>
+    </w:lvl>
+    <w:lvl w:ilvl="4" w:tplc="7506023E">
+      <w:start w:val="1"/>
+      <w:numFmt w:val="bullet"/>
+      <w:lvlText w:val="○"/>
+      <w:lvlJc w:val="left"/>
+      <w:pPr>
+        <w:ind w:left="3600" w:hanging="360"/>
+      </w:pPr>
+    </w:lvl>
+    <w:lvl w:ilvl="5" w:tplc="6660D452">
+      <w:start w:val="1"/>
+      <w:numFmt w:val="bullet"/>
+      <w:lvlText w:val="■"/>
+      <w:lvlJc w:val="left"/>
+      <w:pPr>
+        <w:ind w:left="4320" w:hanging="360"/>
+      </w:pPr>
+    </w:lvl>
+    <w:lvl w:ilvl="6" w:tplc="02028166">
+      <w:start w:val="1"/>
+      <w:numFmt w:val="bullet"/>
+      <w:lvlText w:val="●"/>
+      <w:lvlJc w:val="left"/>
+      <w:pPr>
+        <w:ind w:left="5040" w:hanging="360"/>
+      </w:pPr>
+    </w:lvl>
+    <w:lvl w:ilvl="7" w:tplc="AA0ABEB0">
+      <w:start w:val="1"/>
+      <w:numFmt w:val="bullet"/>
+      <w:lvlText w:val="●"/>
+      <w:lvlJc w:val="left"/>
+      <w:pPr>
+        <w:ind w:left="5760" w:hanging="360"/>
+      </w:pPr>
+    </w:lvl>
+    <w:lvl w:ilvl="8" w:tplc="DE54DCA4">
+      <w:start w:val="1"/>
+      <w:numFmt w:val="bullet"/>
+      <w:lvlText w:val="●"/>
+      <w:lvlJc w:val="left"/>
+      <w:pPr>
+        <w:ind w:left="6480" w:hanging="360"/>
+      </w:pPr>
+    </w:lvl>
+  </w:abstractNum>
+  <w:abstractNum w:abstractNumId="8" w15:restartNumberingAfterBreak="0">
+    <w:nsid w:val="4E66631E"/>
+    <w:multiLevelType w:val="hybridMultilevel"/>
+    <w:tmpl w:val="699C0A64"/>
+    <w:lvl w:ilvl="0" w:tplc="1270B138">
+      <w:start w:val="1"/>
+      <w:numFmt w:val="bullet"/>
+      <w:lvlText w:val="•"/>
+      <w:lvlJc w:val="left"/>
+      <w:pPr>
+        <w:ind w:left="460" w:hanging="280"/>
+      </w:pPr>
+    </w:lvl>
+    <w:lvl w:ilvl="1" w:tplc="3C1A08BE">
+      <w:start w:val="1"/>
+      <w:numFmt w:val="bullet"/>
+      <w:lvlText w:val="–"/>
+      <w:lvlJc w:val="left"/>
+      <w:pPr>
+        <w:ind w:left="900" w:hanging="280"/>
+      </w:pPr>
+    </w:lvl>
+    <w:lvl w:ilvl="2" w:tplc="B26C4876">
+      <w:numFmt w:val="decimal"/>
+      <w:lvlText w:val=""/>
+      <w:lvlJc w:val="left"/>
+    </w:lvl>
+    <w:lvl w:ilvl="3" w:tplc="4C444C8A">
+      <w:numFmt w:val="decimal"/>
+      <w:lvlText w:val=""/>
+      <w:lvlJc w:val="left"/>
+    </w:lvl>
+    <w:lvl w:ilvl="4" w:tplc="BEC2AF6E">
+      <w:numFmt w:val="decimal"/>
+      <w:lvlText w:val=""/>
+      <w:lvlJc w:val="left"/>
+    </w:lvl>
+    <w:lvl w:ilvl="5" w:tplc="8B884596">
+      <w:numFmt w:val="decimal"/>
+      <w:lvlText w:val=""/>
+      <w:lvlJc w:val="left"/>
+    </w:lvl>
+    <w:lvl w:ilvl="6" w:tplc="E430AD98">
+      <w:numFmt w:val="decimal"/>
+      <w:lvlText w:val=""/>
+      <w:lvlJc w:val="left"/>
+    </w:lvl>
+    <w:lvl w:ilvl="7" w:tplc="46B27964">
+      <w:numFmt w:val="decimal"/>
+      <w:lvlText w:val=""/>
+      <w:lvlJc w:val="left"/>
+    </w:lvl>
+    <w:lvl w:ilvl="8" w:tplc="5F9C43D8">
+      <w:numFmt w:val="decimal"/>
+      <w:lvlText w:val=""/>
+      <w:lvlJc w:val="left"/>
+    </w:lvl>
+  </w:abstractNum>
+  <w:abstractNum w:abstractNumId="9" w15:restartNumberingAfterBreak="0">
+    <w:nsid w:val="59457487"/>
+    <w:multiLevelType w:val="hybridMultilevel"/>
+    <w:tmpl w:val="705CF290"/>
+    <w:lvl w:ilvl="0" w:tplc="284427A4">
       <w:start w:val="1"/>
       <w:numFmt w:val="decimal"/>
       <w:lvlText w:val="%1."/>
@@ -16181,52 +16325,52 @@
         <w:color w:val="A67C27"/>
       </w:rPr>
     </w:lvl>
-    <w:lvl w:ilvl="1" w:tplc="E63AF9CA">
+    <w:lvl w:ilvl="1" w:tplc="287C92F0">
       <w:numFmt w:val="decimal"/>
       <w:lvlText w:val=""/>
       <w:lvlJc w:val="left"/>
     </w:lvl>
-    <w:lvl w:ilvl="2" w:tplc="5246B874">
+    <w:lvl w:ilvl="2" w:tplc="6F20BCAC">
       <w:numFmt w:val="decimal"/>
       <w:lvlText w:val=""/>
       <w:lvlJc w:val="left"/>
     </w:lvl>
-    <w:lvl w:ilvl="3" w:tplc="BD48F012">
+    <w:lvl w:ilvl="3" w:tplc="924E43D0">
       <w:numFmt w:val="decimal"/>
       <w:lvlText w:val=""/>
       <w:lvlJc w:val="left"/>
     </w:lvl>
-    <w:lvl w:ilvl="4" w:tplc="6D6ADA96">
+    <w:lvl w:ilvl="4" w:tplc="D51401E4">
       <w:numFmt w:val="decimal"/>
       <w:lvlText w:val=""/>
       <w:lvlJc w:val="left"/>
     </w:lvl>
-    <w:lvl w:ilvl="5" w:tplc="6BFABFD8">
+    <w:lvl w:ilvl="5" w:tplc="EDCC60BE">
       <w:numFmt w:val="decimal"/>
       <w:lvlText w:val=""/>
       <w:lvlJc w:val="left"/>
     </w:lvl>
-    <w:lvl w:ilvl="6" w:tplc="66400DD8">
+    <w:lvl w:ilvl="6" w:tplc="EAD8F26C">
       <w:numFmt w:val="decimal"/>
       <w:lvlText w:val=""/>
       <w:lvlJc w:val="left"/>
     </w:lvl>
-    <w:lvl w:ilvl="7" w:tplc="6E46F7BA">
+    <w:lvl w:ilvl="7" w:tplc="B7C8123C">
       <w:numFmt w:val="decimal"/>
       <w:lvlText w:val=""/>
       <w:lvlJc w:val="left"/>
     </w:lvl>
-    <w:lvl w:ilvl="8" w:tplc="540846D2">
+    <w:lvl w:ilvl="8" w:tplc="055CE53A">
       <w:numFmt w:val="decimal"/>
       <w:lvlText w:val=""/>
       <w:lvlJc w:val="left"/>
     </w:lvl>
   </w:abstractNum>
-  <w:abstractNum w:abstractNumId="8" w15:restartNumberingAfterBreak="0">
-    <w:nsid w:val="67631041"/>
+  <w:abstractNum w:abstractNumId="10" w15:restartNumberingAfterBreak="0">
+    <w:nsid w:val="5C2842BA"/>
     <w:multiLevelType w:val="hybridMultilevel"/>
-    <w:tmpl w:val="6EC4DEF0"/>
-    <w:lvl w:ilvl="0" w:tplc="2DE626DA">
+    <w:tmpl w:val="4482BFDA"/>
+    <w:lvl w:ilvl="0" w:tplc="A420CD4C">
       <w:start w:val="1"/>
       <w:numFmt w:val="decimal"/>
       <w:lvlText w:val="%1."/>
@@ -16240,52 +16384,52 @@
         <w:color w:val="A67C27"/>
       </w:rPr>
     </w:lvl>
-    <w:lvl w:ilvl="1" w:tplc="D91EDE06">
+    <w:lvl w:ilvl="1" w:tplc="5068F65E">
       <w:numFmt w:val="decimal"/>
       <w:lvlText w:val=""/>
       <w:lvlJc w:val="left"/>
     </w:lvl>
-    <w:lvl w:ilvl="2" w:tplc="297240D6">
+    <w:lvl w:ilvl="2" w:tplc="FD402928">
       <w:numFmt w:val="decimal"/>
       <w:lvlText w:val=""/>
       <w:lvlJc w:val="left"/>
     </w:lvl>
-    <w:lvl w:ilvl="3" w:tplc="D2DA90A8">
+    <w:lvl w:ilvl="3" w:tplc="6AAA6E64">
       <w:numFmt w:val="decimal"/>
       <w:lvlText w:val=""/>
       <w:lvlJc w:val="left"/>
     </w:lvl>
-    <w:lvl w:ilvl="4" w:tplc="E70AF790">
+    <w:lvl w:ilvl="4" w:tplc="869C99BA">
       <w:numFmt w:val="decimal"/>
       <w:lvlText w:val=""/>
       <w:lvlJc w:val="left"/>
     </w:lvl>
-    <w:lvl w:ilvl="5" w:tplc="FA24F55E">
+    <w:lvl w:ilvl="5" w:tplc="23BEA2D2">
       <w:numFmt w:val="decimal"/>
       <w:lvlText w:val=""/>
       <w:lvlJc w:val="left"/>
     </w:lvl>
-    <w:lvl w:ilvl="6" w:tplc="BCC098BE">
+    <w:lvl w:ilvl="6" w:tplc="D4F204E2">
       <w:numFmt w:val="decimal"/>
       <w:lvlText w:val=""/>
       <w:lvlJc w:val="left"/>
     </w:lvl>
-    <w:lvl w:ilvl="7" w:tplc="51A0D7A4">
+    <w:lvl w:ilvl="7" w:tplc="C5A26DC0">
       <w:numFmt w:val="decimal"/>
       <w:lvlText w:val=""/>
       <w:lvlJc w:val="left"/>
     </w:lvl>
-    <w:lvl w:ilvl="8" w:tplc="63B0C5B4">
+    <w:lvl w:ilvl="8" w:tplc="DE3C4EAE">
       <w:numFmt w:val="decimal"/>
       <w:lvlText w:val=""/>
       <w:lvlJc w:val="left"/>
     </w:lvl>
   </w:abstractNum>
-  <w:abstractNum w:abstractNumId="9" w15:restartNumberingAfterBreak="0">
-    <w:nsid w:val="6AFA3A8B"/>
+  <w:abstractNum w:abstractNumId="11" w15:restartNumberingAfterBreak="0">
+    <w:nsid w:val="5FC67D87"/>
     <w:multiLevelType w:val="hybridMultilevel"/>
-    <w:tmpl w:val="2D78C88A"/>
-    <w:lvl w:ilvl="0" w:tplc="F96431C6">
+    <w:tmpl w:val="003EACF6"/>
+    <w:lvl w:ilvl="0" w:tplc="ED30DEFC">
       <w:start w:val="1"/>
       <w:numFmt w:val="decimal"/>
       <w:lvlText w:val="%1."/>
@@ -16299,52 +16443,52 @@
         <w:color w:val="A67C27"/>
       </w:rPr>
     </w:lvl>
-    <w:lvl w:ilvl="1" w:tplc="E072F47A">
+    <w:lvl w:ilvl="1" w:tplc="E320C856">
       <w:numFmt w:val="decimal"/>
       <w:lvlText w:val=""/>
       <w:lvlJc w:val="left"/>
     </w:lvl>
-    <w:lvl w:ilvl="2" w:tplc="996AF9A8">
+    <w:lvl w:ilvl="2" w:tplc="2CCC01DC">
       <w:numFmt w:val="decimal"/>
       <w:lvlText w:val=""/>
       <w:lvlJc w:val="left"/>
     </w:lvl>
-    <w:lvl w:ilvl="3" w:tplc="3962EE10">
+    <w:lvl w:ilvl="3" w:tplc="CF0692B8">
       <w:numFmt w:val="decimal"/>
       <w:lvlText w:val=""/>
       <w:lvlJc w:val="left"/>
     </w:lvl>
-    <w:lvl w:ilvl="4" w:tplc="924ABEEC">
+    <w:lvl w:ilvl="4" w:tplc="0EFA073E">
       <w:numFmt w:val="decimal"/>
       <w:lvlText w:val=""/>
       <w:lvlJc w:val="left"/>
     </w:lvl>
-    <w:lvl w:ilvl="5" w:tplc="010A1E34">
+    <w:lvl w:ilvl="5" w:tplc="50E4A898">
       <w:numFmt w:val="decimal"/>
       <w:lvlText w:val=""/>
       <w:lvlJc w:val="left"/>
     </w:lvl>
-    <w:lvl w:ilvl="6" w:tplc="39FA73F2">
+    <w:lvl w:ilvl="6" w:tplc="438CC136">
       <w:numFmt w:val="decimal"/>
       <w:lvlText w:val=""/>
       <w:lvlJc w:val="left"/>
     </w:lvl>
-    <w:lvl w:ilvl="7" w:tplc="6F6E528C">
+    <w:lvl w:ilvl="7" w:tplc="E9145AFC">
       <w:numFmt w:val="decimal"/>
       <w:lvlText w:val=""/>
       <w:lvlJc w:val="left"/>
     </w:lvl>
-    <w:lvl w:ilvl="8" w:tplc="1B1A1810">
+    <w:lvl w:ilvl="8" w:tplc="FFBEBE54">
       <w:numFmt w:val="decimal"/>
       <w:lvlText w:val=""/>
       <w:lvlJc w:val="left"/>
     </w:lvl>
   </w:abstractNum>
-  <w:abstractNum w:abstractNumId="10" w15:restartNumberingAfterBreak="0">
-    <w:nsid w:val="6CCB0249"/>
+  <w:abstractNum w:abstractNumId="12" w15:restartNumberingAfterBreak="0">
+    <w:nsid w:val="6D245EFA"/>
     <w:multiLevelType w:val="hybridMultilevel"/>
-    <w:tmpl w:val="AD007892"/>
-    <w:lvl w:ilvl="0" w:tplc="EAB6CED4">
+    <w:tmpl w:val="AE405E3C"/>
+    <w:lvl w:ilvl="0" w:tplc="9D6498B6">
       <w:start w:val="1"/>
       <w:numFmt w:val="decimal"/>
       <w:lvlText w:val="%1."/>
@@ -16358,196 +16502,52 @@
         <w:color w:val="A67C27"/>
       </w:rPr>
     </w:lvl>
-    <w:lvl w:ilvl="1" w:tplc="412226CC">
+    <w:lvl w:ilvl="1" w:tplc="1EEC8970">
       <w:numFmt w:val="decimal"/>
       <w:lvlText w:val=""/>
       <w:lvlJc w:val="left"/>
     </w:lvl>
-    <w:lvl w:ilvl="2" w:tplc="DFA07A42">
+    <w:lvl w:ilvl="2" w:tplc="198A45A8">
       <w:numFmt w:val="decimal"/>
       <w:lvlText w:val=""/>
       <w:lvlJc w:val="left"/>
     </w:lvl>
-    <w:lvl w:ilvl="3" w:tplc="991A0E92">
+    <w:lvl w:ilvl="3" w:tplc="A3A09F7A">
       <w:numFmt w:val="decimal"/>
       <w:lvlText w:val=""/>
       <w:lvlJc w:val="left"/>
     </w:lvl>
-    <w:lvl w:ilvl="4" w:tplc="33CC6132">
+    <w:lvl w:ilvl="4" w:tplc="8FD0B902">
       <w:numFmt w:val="decimal"/>
       <w:lvlText w:val=""/>
       <w:lvlJc w:val="left"/>
     </w:lvl>
-    <w:lvl w:ilvl="5" w:tplc="3718FDA8">
+    <w:lvl w:ilvl="5" w:tplc="287C8E32">
       <w:numFmt w:val="decimal"/>
       <w:lvlText w:val=""/>
       <w:lvlJc w:val="left"/>
     </w:lvl>
-    <w:lvl w:ilvl="6" w:tplc="BF3E63B2">
+    <w:lvl w:ilvl="6" w:tplc="91C49360">
       <w:numFmt w:val="decimal"/>
       <w:lvlText w:val=""/>
       <w:lvlJc w:val="left"/>
     </w:lvl>
-    <w:lvl w:ilvl="7" w:tplc="0CF2FA16">
+    <w:lvl w:ilvl="7" w:tplc="37FAD400">
       <w:numFmt w:val="decimal"/>
       <w:lvlText w:val=""/>
       <w:lvlJc w:val="left"/>
     </w:lvl>
-    <w:lvl w:ilvl="8" w:tplc="D50CECE4">
-      <w:numFmt w:val="decimal"/>
-      <w:lvlText w:val=""/>
-      <w:lvlJc w:val="left"/>
-    </w:lvl>
-  </w:abstractNum>
-  <w:abstractNum w:abstractNumId="11" w15:restartNumberingAfterBreak="0">
-    <w:nsid w:val="6EDE1889"/>
-    <w:multiLevelType w:val="hybridMultilevel"/>
-    <w:tmpl w:val="DF8EC4FC"/>
-    <w:lvl w:ilvl="0" w:tplc="A9467CBE">
-      <w:start w:val="1"/>
-      <w:numFmt w:val="bullet"/>
-      <w:lvlText w:val="●"/>
-      <w:lvlJc w:val="left"/>
-      <w:pPr>
-        <w:ind w:left="720" w:hanging="360"/>
-      </w:pPr>
-    </w:lvl>
-    <w:lvl w:ilvl="1" w:tplc="17D82DB8">
-      <w:start w:val="1"/>
-      <w:numFmt w:val="bullet"/>
-      <w:lvlText w:val="○"/>
-      <w:lvlJc w:val="left"/>
-      <w:pPr>
-        <w:ind w:left="1440" w:hanging="360"/>
-      </w:pPr>
-    </w:lvl>
-    <w:lvl w:ilvl="2" w:tplc="6354218A">
-      <w:start w:val="1"/>
-      <w:numFmt w:val="bullet"/>
-      <w:lvlText w:val="■"/>
-      <w:lvlJc w:val="left"/>
-      <w:pPr>
-        <w:ind w:left="2160" w:hanging="360"/>
-      </w:pPr>
-    </w:lvl>
-    <w:lvl w:ilvl="3" w:tplc="EC5E80D2">
-      <w:start w:val="1"/>
-      <w:numFmt w:val="bullet"/>
-      <w:lvlText w:val="●"/>
-      <w:lvlJc w:val="left"/>
-      <w:pPr>
-        <w:ind w:left="2880" w:hanging="360"/>
-      </w:pPr>
-    </w:lvl>
-    <w:lvl w:ilvl="4" w:tplc="5CF824C0">
-      <w:start w:val="1"/>
-      <w:numFmt w:val="bullet"/>
-      <w:lvlText w:val="○"/>
-      <w:lvlJc w:val="left"/>
-      <w:pPr>
-        <w:ind w:left="3600" w:hanging="360"/>
-      </w:pPr>
-    </w:lvl>
-    <w:lvl w:ilvl="5" w:tplc="2202106A">
-      <w:start w:val="1"/>
-      <w:numFmt w:val="bullet"/>
-      <w:lvlText w:val="■"/>
-      <w:lvlJc w:val="left"/>
-      <w:pPr>
-        <w:ind w:left="4320" w:hanging="360"/>
-      </w:pPr>
-    </w:lvl>
-    <w:lvl w:ilvl="6" w:tplc="34807188">
-      <w:start w:val="1"/>
-      <w:numFmt w:val="bullet"/>
-      <w:lvlText w:val="●"/>
-      <w:lvlJc w:val="left"/>
-      <w:pPr>
-        <w:ind w:left="5040" w:hanging="360"/>
-      </w:pPr>
-    </w:lvl>
-    <w:lvl w:ilvl="7" w:tplc="E7846E9C">
-      <w:start w:val="1"/>
-      <w:numFmt w:val="bullet"/>
-      <w:lvlText w:val="●"/>
-      <w:lvlJc w:val="left"/>
-      <w:pPr>
-        <w:ind w:left="5760" w:hanging="360"/>
-      </w:pPr>
-    </w:lvl>
-    <w:lvl w:ilvl="8" w:tplc="D93AFF86">
-      <w:start w:val="1"/>
-      <w:numFmt w:val="bullet"/>
-      <w:lvlText w:val="●"/>
-      <w:lvlJc w:val="left"/>
-      <w:pPr>
-        <w:ind w:left="6480" w:hanging="360"/>
-      </w:pPr>
-    </w:lvl>
-  </w:abstractNum>
-  <w:abstractNum w:abstractNumId="12" w15:restartNumberingAfterBreak="0">
-    <w:nsid w:val="76172D03"/>
-    <w:multiLevelType w:val="hybridMultilevel"/>
-    <w:tmpl w:val="08B460F2"/>
-    <w:lvl w:ilvl="0" w:tplc="B768C002">
-      <w:start w:val="1"/>
-      <w:numFmt w:val="bullet"/>
-      <w:lvlText w:val="•"/>
-      <w:lvlJc w:val="left"/>
-      <w:pPr>
-        <w:ind w:left="460" w:hanging="280"/>
-      </w:pPr>
-    </w:lvl>
-    <w:lvl w:ilvl="1" w:tplc="A9A0E924">
-      <w:start w:val="1"/>
-      <w:numFmt w:val="bullet"/>
-      <w:lvlText w:val="–"/>
-      <w:lvlJc w:val="left"/>
-      <w:pPr>
-        <w:ind w:left="900" w:hanging="280"/>
-      </w:pPr>
-    </w:lvl>
-    <w:lvl w:ilvl="2" w:tplc="CC7893FC">
-      <w:numFmt w:val="decimal"/>
-      <w:lvlText w:val=""/>
-      <w:lvlJc w:val="left"/>
-    </w:lvl>
-    <w:lvl w:ilvl="3" w:tplc="A0A0BB24">
-      <w:numFmt w:val="decimal"/>
-      <w:lvlText w:val=""/>
-      <w:lvlJc w:val="left"/>
-    </w:lvl>
-    <w:lvl w:ilvl="4" w:tplc="094E3F2A">
-      <w:numFmt w:val="decimal"/>
-      <w:lvlText w:val=""/>
-      <w:lvlJc w:val="left"/>
-    </w:lvl>
-    <w:lvl w:ilvl="5" w:tplc="BC72E3B2">
-      <w:numFmt w:val="decimal"/>
-      <w:lvlText w:val=""/>
-      <w:lvlJc w:val="left"/>
-    </w:lvl>
-    <w:lvl w:ilvl="6" w:tplc="C73A8FC4">
-      <w:numFmt w:val="decimal"/>
-      <w:lvlText w:val=""/>
-      <w:lvlJc w:val="left"/>
-    </w:lvl>
-    <w:lvl w:ilvl="7" w:tplc="F874300E">
-      <w:numFmt w:val="decimal"/>
-      <w:lvlText w:val=""/>
-      <w:lvlJc w:val="left"/>
-    </w:lvl>
-    <w:lvl w:ilvl="8" w:tplc="F4DEAE5E">
+    <w:lvl w:ilvl="8" w:tplc="BB80B45C">
       <w:numFmt w:val="decimal"/>
       <w:lvlText w:val=""/>
       <w:lvlJc w:val="left"/>
     </w:lvl>
   </w:abstractNum>
   <w:abstractNum w:abstractNumId="13" w15:restartNumberingAfterBreak="0">
-    <w:nsid w:val="76777CAE"/>
+    <w:nsid w:val="708E35C2"/>
     <w:multiLevelType w:val="hybridMultilevel"/>
-    <w:tmpl w:val="FA2CFEC4"/>
-    <w:lvl w:ilvl="0" w:tplc="454608F8">
+    <w:tmpl w:val="340C1508"/>
+    <w:lvl w:ilvl="0" w:tplc="123E4F3E">
       <w:start w:val="1"/>
       <w:numFmt w:val="decimal"/>
       <w:lvlText w:val="%1."/>
@@ -16561,127 +16561,127 @@
         <w:color w:val="A67C27"/>
       </w:rPr>
     </w:lvl>
-    <w:lvl w:ilvl="1" w:tplc="557A8D12">
+    <w:lvl w:ilvl="1" w:tplc="898E99FA">
       <w:numFmt w:val="decimal"/>
       <w:lvlText w:val=""/>
       <w:lvlJc w:val="left"/>
     </w:lvl>
-    <w:lvl w:ilvl="2" w:tplc="6FCE9706">
+    <w:lvl w:ilvl="2" w:tplc="AF5E3D9E">
       <w:numFmt w:val="decimal"/>
       <w:lvlText w:val=""/>
       <w:lvlJc w:val="left"/>
     </w:lvl>
-    <w:lvl w:ilvl="3" w:tplc="5E7E9B40">
+    <w:lvl w:ilvl="3" w:tplc="47B2C948">
       <w:numFmt w:val="decimal"/>
       <w:lvlText w:val=""/>
       <w:lvlJc w:val="left"/>
     </w:lvl>
-    <w:lvl w:ilvl="4" w:tplc="906E5AB6">
+    <w:lvl w:ilvl="4" w:tplc="8218538C">
       <w:numFmt w:val="decimal"/>
       <w:lvlText w:val=""/>
       <w:lvlJc w:val="left"/>
     </w:lvl>
-    <w:lvl w:ilvl="5" w:tplc="607CDA30">
+    <w:lvl w:ilvl="5" w:tplc="7E84353C">
       <w:numFmt w:val="decimal"/>
       <w:lvlText w:val=""/>
       <w:lvlJc w:val="left"/>
     </w:lvl>
-    <w:lvl w:ilvl="6" w:tplc="EFE6DCE2">
+    <w:lvl w:ilvl="6" w:tplc="8A5ECEF6">
       <w:numFmt w:val="decimal"/>
       <w:lvlText w:val=""/>
       <w:lvlJc w:val="left"/>
     </w:lvl>
-    <w:lvl w:ilvl="7" w:tplc="874A8DA6">
+    <w:lvl w:ilvl="7" w:tplc="41DAC39C">
       <w:numFmt w:val="decimal"/>
       <w:lvlText w:val=""/>
       <w:lvlJc w:val="left"/>
     </w:lvl>
-    <w:lvl w:ilvl="8" w:tplc="AD10CCAE">
+    <w:lvl w:ilvl="8" w:tplc="D6C26DD0">
       <w:numFmt w:val="decimal"/>
       <w:lvlText w:val=""/>
       <w:lvlJc w:val="left"/>
     </w:lvl>
   </w:abstractNum>
-  <w:num w:numId="1" w16cid:durableId="2133598559">
+  <w:num w:numId="1" w16cid:durableId="997463118">
+    <w:abstractNumId w:val="7"/>
+    <w:lvlOverride w:ilvl="0">
+      <w:startOverride w:val="1"/>
+    </w:lvlOverride>
+  </w:num>
+  <w:num w:numId="2" w16cid:durableId="132797022">
+    <w:abstractNumId w:val="8"/>
+    <w:lvlOverride w:ilvl="0">
+      <w:startOverride w:val="1"/>
+    </w:lvlOverride>
+  </w:num>
+  <w:num w:numId="3" w16cid:durableId="1812403604">
+    <w:abstractNumId w:val="3"/>
+    <w:lvlOverride w:ilvl="0">
+      <w:startOverride w:val="1"/>
+    </w:lvlOverride>
+  </w:num>
+  <w:num w:numId="4" w16cid:durableId="1816675050">
+    <w:abstractNumId w:val="5"/>
+    <w:lvlOverride w:ilvl="0">
+      <w:startOverride w:val="1"/>
+    </w:lvlOverride>
+  </w:num>
+  <w:num w:numId="5" w16cid:durableId="532232516">
+    <w:abstractNumId w:val="9"/>
+    <w:lvlOverride w:ilvl="0">
+      <w:startOverride w:val="1"/>
+    </w:lvlOverride>
+  </w:num>
+  <w:num w:numId="6" w16cid:durableId="1014573965">
+    <w:abstractNumId w:val="6"/>
+    <w:lvlOverride w:ilvl="0">
+      <w:startOverride w:val="1"/>
+    </w:lvlOverride>
+  </w:num>
+  <w:num w:numId="7" w16cid:durableId="1492673984">
+    <w:abstractNumId w:val="0"/>
+    <w:lvlOverride w:ilvl="0">
+      <w:startOverride w:val="1"/>
+    </w:lvlOverride>
+  </w:num>
+  <w:num w:numId="8" w16cid:durableId="661737876">
+    <w:abstractNumId w:val="4"/>
+    <w:lvlOverride w:ilvl="0">
+      <w:startOverride w:val="1"/>
+    </w:lvlOverride>
+  </w:num>
+  <w:num w:numId="9" w16cid:durableId="2141221386">
+    <w:abstractNumId w:val="12"/>
+    <w:lvlOverride w:ilvl="0">
+      <w:startOverride w:val="1"/>
+    </w:lvlOverride>
+  </w:num>
+  <w:num w:numId="10" w16cid:durableId="1807889223">
+    <w:abstractNumId w:val="10"/>
+    <w:lvlOverride w:ilvl="0">
+      <w:startOverride w:val="1"/>
+    </w:lvlOverride>
+  </w:num>
+  <w:num w:numId="11" w16cid:durableId="1305961710">
     <w:abstractNumId w:val="11"/>
     <w:lvlOverride w:ilvl="0">
       <w:startOverride w:val="1"/>
     </w:lvlOverride>
   </w:num>
-  <w:num w:numId="2" w16cid:durableId="414863011">
-    <w:abstractNumId w:val="12"/>
-    <w:lvlOverride w:ilvl="0">
-      <w:startOverride w:val="1"/>
-    </w:lvlOverride>
-  </w:num>
-  <w:num w:numId="3" w16cid:durableId="253632496">
+  <w:num w:numId="12" w16cid:durableId="1687630605">
     <w:abstractNumId w:val="13"/>
     <w:lvlOverride w:ilvl="0">
       <w:startOverride w:val="1"/>
     </w:lvlOverride>
   </w:num>
-  <w:num w:numId="4" w16cid:durableId="2116903686">
-    <w:abstractNumId w:val="10"/>
-    <w:lvlOverride w:ilvl="0">
-      <w:startOverride w:val="1"/>
-    </w:lvlOverride>
-  </w:num>
-  <w:num w:numId="5" w16cid:durableId="562641932">
-    <w:abstractNumId w:val="4"/>
-    <w:lvlOverride w:ilvl="0">
-      <w:startOverride w:val="1"/>
-    </w:lvlOverride>
-  </w:num>
-  <w:num w:numId="6" w16cid:durableId="1445075974">
-    <w:abstractNumId w:val="3"/>
-    <w:lvlOverride w:ilvl="0">
-      <w:startOverride w:val="1"/>
-    </w:lvlOverride>
-  </w:num>
-  <w:num w:numId="7" w16cid:durableId="138964509">
-    <w:abstractNumId w:val="9"/>
-    <w:lvlOverride w:ilvl="0">
-      <w:startOverride w:val="1"/>
-    </w:lvlOverride>
-  </w:num>
-  <w:num w:numId="8" w16cid:durableId="1080523959">
+  <w:num w:numId="13" w16cid:durableId="1807166650">
     <w:abstractNumId w:val="1"/>
     <w:lvlOverride w:ilvl="0">
       <w:startOverride w:val="1"/>
     </w:lvlOverride>
   </w:num>
-  <w:num w:numId="9" w16cid:durableId="1464615892">
-    <w:abstractNumId w:val="7"/>
-    <w:lvlOverride w:ilvl="0">
-      <w:startOverride w:val="1"/>
-    </w:lvlOverride>
-  </w:num>
-  <w:num w:numId="10" w16cid:durableId="1394960314">
+  <w:num w:numId="14" w16cid:durableId="277495712">
     <w:abstractNumId w:val="2"/>
-    <w:lvlOverride w:ilvl="0">
-      <w:startOverride w:val="1"/>
-    </w:lvlOverride>
-  </w:num>
-  <w:num w:numId="11" w16cid:durableId="1974168021">
-    <w:abstractNumId w:val="8"/>
-    <w:lvlOverride w:ilvl="0">
-      <w:startOverride w:val="1"/>
-    </w:lvlOverride>
-  </w:num>
-  <w:num w:numId="12" w16cid:durableId="88502408">
-    <w:abstractNumId w:val="6"/>
-    <w:lvlOverride w:ilvl="0">
-      <w:startOverride w:val="1"/>
-    </w:lvlOverride>
-  </w:num>
-  <w:num w:numId="13" w16cid:durableId="1363088103">
-    <w:abstractNumId w:val="5"/>
-    <w:lvlOverride w:ilvl="0">
-      <w:startOverride w:val="1"/>
-    </w:lvlOverride>
-  </w:num>
-  <w:num w:numId="14" w16cid:durableId="149904492">
-    <w:abstractNumId w:val="0"/>
     <w:lvlOverride w:ilvl="0">
       <w:startOverride w:val="1"/>
     </w:lvlOverride>
@@ -17306,7 +17306,7 @@
     <w:autoRedefine/>
     <w:uiPriority w:val="39"/>
     <w:unhideWhenUsed/>
-    <w:rsid w:val="00C57D8A"/>
+    <w:rsid w:val="0077726B"/>
     <w:pPr>
       <w:spacing w:after="100"/>
     </w:pPr>
@@ -17318,7 +17318,7 @@
     <w:autoRedefine/>
     <w:uiPriority w:val="39"/>
     <w:unhideWhenUsed/>
-    <w:rsid w:val="00C57D8A"/>
+    <w:rsid w:val="0077726B"/>
     <w:pPr>
       <w:spacing w:after="100"/>
       <w:ind w:left="210"/>

--- a/docs/manuals/Role_Guide_3_Contact_RA.docx
+++ b/docs/manuals/Role_Guide_3_Contact_RA.docx
@@ -69,7 +69,7 @@
           <w:left w:w="10" w:type="dxa"/>
           <w:right w:w="10" w:type="dxa"/>
         </w:tblCellMar>
-        <w:tblLook w:val="04A0" w:firstRow="1" w:lastRow="0" w:firstColumn="1" w:lastColumn="0" w:noHBand="0" w:noVBand="1"/>
+        <w:tblLook w:val="0000" w:firstRow="0" w:lastRow="0" w:firstColumn="0" w:lastColumn="0" w:noHBand="0" w:noVBand="0"/>
       </w:tblPr>
       <w:tblGrid>
         <w:gridCol w:w="2300"/>
@@ -469,7 +469,7 @@
                 <w:sz w:val="19"/>
                 <w:szCs w:val="19"/>
               </w:rPr>
-              <w:t>Version 1.14 · 1 October 2026</w:t>
+              <w:t>Version 1.15 · 1 October 2026</w:t>
             </w:r>
           </w:p>
         </w:tc>
@@ -538,7 +538,7 @@
     <w:sdt>
       <w:sdtPr>
         <w:alias w:val="Contents"/>
-        <w:id w:val="-1288736063"/>
+        <w:id w:val="-1907302690"/>
       </w:sdtPr>
       <w:sdtEndPr/>
       <w:sdtContent>
@@ -567,7 +567,7 @@
           <w:r>
             <w:fldChar w:fldCharType="separate"/>
           </w:r>
-          <w:hyperlink w:anchor="_Toc241780670" w:history="1">
+          <w:hyperlink w:anchor="_Toc241781735" w:history="1">
             <w:r>
               <w:rPr>
                 <w:rStyle w:val="Hyperlink"/>
@@ -591,7 +591,7 @@
               <w:rPr>
                 <w:noProof/>
               </w:rPr>
-              <w:instrText xml:space="preserve"> PAGEREF _Toc241780670 \h </w:instrText>
+              <w:instrText xml:space="preserve"> PAGEREF _Toc241781735 \h </w:instrText>
             </w:r>
             <w:r>
               <w:rPr>
@@ -634,7 +634,7 @@
               <w14:ligatures w14:val="standardContextual"/>
             </w:rPr>
           </w:pPr>
-          <w:hyperlink w:anchor="_Toc241780671" w:history="1">
+          <w:hyperlink w:anchor="_Toc241781736" w:history="1">
             <w:r>
               <w:rPr>
                 <w:rStyle w:val="Hyperlink"/>
@@ -658,7 +658,7 @@
               <w:rPr>
                 <w:noProof/>
               </w:rPr>
-              <w:instrText xml:space="preserve"> PAGEREF _Toc241780671 \h </w:instrText>
+              <w:instrText xml:space="preserve"> PAGEREF _Toc241781736 \h </w:instrText>
             </w:r>
             <w:r>
               <w:rPr>
@@ -701,7 +701,7 @@
               <w14:ligatures w14:val="standardContextual"/>
             </w:rPr>
           </w:pPr>
-          <w:hyperlink w:anchor="_Toc241780672" w:history="1">
+          <w:hyperlink w:anchor="_Toc241781737" w:history="1">
             <w:r>
               <w:rPr>
                 <w:rStyle w:val="Hyperlink"/>
@@ -725,7 +725,7 @@
               <w:rPr>
                 <w:noProof/>
               </w:rPr>
-              <w:instrText xml:space="preserve"> PAGEREF _Toc241780672 \h </w:instrText>
+              <w:instrText xml:space="preserve"> PAGEREF _Toc241781737 \h </w:instrText>
             </w:r>
             <w:r>
               <w:rPr>
@@ -768,7 +768,7 @@
               <w14:ligatures w14:val="standardContextual"/>
             </w:rPr>
           </w:pPr>
-          <w:hyperlink w:anchor="_Toc241780673" w:history="1">
+          <w:hyperlink w:anchor="_Toc241781738" w:history="1">
             <w:r>
               <w:rPr>
                 <w:rStyle w:val="Hyperlink"/>
@@ -792,7 +792,7 @@
               <w:rPr>
                 <w:noProof/>
               </w:rPr>
-              <w:instrText xml:space="preserve"> PAGEREF _Toc241780673 \h </w:instrText>
+              <w:instrText xml:space="preserve"> PAGEREF _Toc241781738 \h </w:instrText>
             </w:r>
             <w:r>
               <w:rPr>
@@ -835,7 +835,7 @@
               <w14:ligatures w14:val="standardContextual"/>
             </w:rPr>
           </w:pPr>
-          <w:hyperlink w:anchor="_Toc241780674" w:history="1">
+          <w:hyperlink w:anchor="_Toc241781739" w:history="1">
             <w:r>
               <w:rPr>
                 <w:rStyle w:val="Hyperlink"/>
@@ -859,7 +859,7 @@
               <w:rPr>
                 <w:noProof/>
               </w:rPr>
-              <w:instrText xml:space="preserve"> PAGEREF _Toc241780674 \h </w:instrText>
+              <w:instrText xml:space="preserve"> PAGEREF _Toc241781739 \h </w:instrText>
             </w:r>
             <w:r>
               <w:rPr>
@@ -902,7 +902,7 @@
               <w14:ligatures w14:val="standardContextual"/>
             </w:rPr>
           </w:pPr>
-          <w:hyperlink w:anchor="_Toc241780675" w:history="1">
+          <w:hyperlink w:anchor="_Toc241781740" w:history="1">
             <w:r>
               <w:rPr>
                 <w:rStyle w:val="Hyperlink"/>
@@ -926,7 +926,7 @@
               <w:rPr>
                 <w:noProof/>
               </w:rPr>
-              <w:instrText xml:space="preserve"> PAGEREF _Toc241780675 \h </w:instrText>
+              <w:instrText xml:space="preserve"> PAGEREF _Toc241781740 \h </w:instrText>
             </w:r>
             <w:r>
               <w:rPr>
@@ -969,7 +969,7 @@
               <w14:ligatures w14:val="standardContextual"/>
             </w:rPr>
           </w:pPr>
-          <w:hyperlink w:anchor="_Toc241780676" w:history="1">
+          <w:hyperlink w:anchor="_Toc241781741" w:history="1">
             <w:r>
               <w:rPr>
                 <w:rStyle w:val="Hyperlink"/>
@@ -993,7 +993,7 @@
               <w:rPr>
                 <w:noProof/>
               </w:rPr>
-              <w:instrText xml:space="preserve"> PAGEREF _Toc241780676 \h </w:instrText>
+              <w:instrText xml:space="preserve"> PAGEREF _Toc241781741 \h </w:instrText>
             </w:r>
             <w:r>
               <w:rPr>
@@ -1036,7 +1036,7 @@
               <w14:ligatures w14:val="standardContextual"/>
             </w:rPr>
           </w:pPr>
-          <w:hyperlink w:anchor="_Toc241780677" w:history="1">
+          <w:hyperlink w:anchor="_Toc241781742" w:history="1">
             <w:r>
               <w:rPr>
                 <w:rStyle w:val="Hyperlink"/>
@@ -1060,7 +1060,7 @@
               <w:rPr>
                 <w:noProof/>
               </w:rPr>
-              <w:instrText xml:space="preserve"> PAGEREF _Toc241780677 \h </w:instrText>
+              <w:instrText xml:space="preserve"> PAGEREF _Toc241781742 \h </w:instrText>
             </w:r>
             <w:r>
               <w:rPr>
@@ -1103,7 +1103,7 @@
               <w14:ligatures w14:val="standardContextual"/>
             </w:rPr>
           </w:pPr>
-          <w:hyperlink w:anchor="_Toc241780678" w:history="1">
+          <w:hyperlink w:anchor="_Toc241781743" w:history="1">
             <w:r>
               <w:rPr>
                 <w:rStyle w:val="Hyperlink"/>
@@ -1127,7 +1127,7 @@
               <w:rPr>
                 <w:noProof/>
               </w:rPr>
-              <w:instrText xml:space="preserve"> PAGEREF _Toc241780678 \h </w:instrText>
+              <w:instrText xml:space="preserve"> PAGEREF _Toc241781743 \h </w:instrText>
             </w:r>
             <w:r>
               <w:rPr>
@@ -1170,7 +1170,7 @@
               <w14:ligatures w14:val="standardContextual"/>
             </w:rPr>
           </w:pPr>
-          <w:hyperlink w:anchor="_Toc241780679" w:history="1">
+          <w:hyperlink w:anchor="_Toc241781744" w:history="1">
             <w:r>
               <w:rPr>
                 <w:rStyle w:val="Hyperlink"/>
@@ -1194,7 +1194,7 @@
               <w:rPr>
                 <w:noProof/>
               </w:rPr>
-              <w:instrText xml:space="preserve"> PAGEREF _Toc241780679 \h </w:instrText>
+              <w:instrText xml:space="preserve"> PAGEREF _Toc241781744 \h </w:instrText>
             </w:r>
             <w:r>
               <w:rPr>
@@ -1237,7 +1237,7 @@
               <w14:ligatures w14:val="standardContextual"/>
             </w:rPr>
           </w:pPr>
-          <w:hyperlink w:anchor="_Toc241780680" w:history="1">
+          <w:hyperlink w:anchor="_Toc241781745" w:history="1">
             <w:r>
               <w:rPr>
                 <w:rStyle w:val="Hyperlink"/>
@@ -1261,7 +1261,7 @@
               <w:rPr>
                 <w:noProof/>
               </w:rPr>
-              <w:instrText xml:space="preserve"> PAGEREF _Toc241780680 \h </w:instrText>
+              <w:instrText xml:space="preserve"> PAGEREF _Toc241781745 \h </w:instrText>
             </w:r>
             <w:r>
               <w:rPr>
@@ -1304,7 +1304,7 @@
               <w14:ligatures w14:val="standardContextual"/>
             </w:rPr>
           </w:pPr>
-          <w:hyperlink w:anchor="_Toc241780681" w:history="1">
+          <w:hyperlink w:anchor="_Toc241781746" w:history="1">
             <w:r>
               <w:rPr>
                 <w:rStyle w:val="Hyperlink"/>
@@ -1328,7 +1328,7 @@
               <w:rPr>
                 <w:noProof/>
               </w:rPr>
-              <w:instrText xml:space="preserve"> PAGEREF _Toc241780681 \h </w:instrText>
+              <w:instrText xml:space="preserve"> PAGEREF _Toc241781746 \h </w:instrText>
             </w:r>
             <w:r>
               <w:rPr>
@@ -1371,7 +1371,7 @@
               <w14:ligatures w14:val="standardContextual"/>
             </w:rPr>
           </w:pPr>
-          <w:hyperlink w:anchor="_Toc241780682" w:history="1">
+          <w:hyperlink w:anchor="_Toc241781747" w:history="1">
             <w:r>
               <w:rPr>
                 <w:rStyle w:val="Hyperlink"/>
@@ -1395,7 +1395,7 @@
               <w:rPr>
                 <w:noProof/>
               </w:rPr>
-              <w:instrText xml:space="preserve"> PAGEREF _Toc241780682 \h </w:instrText>
+              <w:instrText xml:space="preserve"> PAGEREF _Toc241781747 \h </w:instrText>
             </w:r>
             <w:r>
               <w:rPr>
@@ -1438,7 +1438,7 @@
               <w14:ligatures w14:val="standardContextual"/>
             </w:rPr>
           </w:pPr>
-          <w:hyperlink w:anchor="_Toc241780683" w:history="1">
+          <w:hyperlink w:anchor="_Toc241781748" w:history="1">
             <w:r>
               <w:rPr>
                 <w:rStyle w:val="Hyperlink"/>
@@ -1462,7 +1462,7 @@
               <w:rPr>
                 <w:noProof/>
               </w:rPr>
-              <w:instrText xml:space="preserve"> PAGEREF _Toc241780683 \h </w:instrText>
+              <w:instrText xml:space="preserve"> PAGEREF _Toc241781748 \h </w:instrText>
             </w:r>
             <w:r>
               <w:rPr>
@@ -1505,7 +1505,7 @@
               <w14:ligatures w14:val="standardContextual"/>
             </w:rPr>
           </w:pPr>
-          <w:hyperlink w:anchor="_Toc241780684" w:history="1">
+          <w:hyperlink w:anchor="_Toc241781749" w:history="1">
             <w:r>
               <w:rPr>
                 <w:rStyle w:val="Hyperlink"/>
@@ -1529,7 +1529,7 @@
               <w:rPr>
                 <w:noProof/>
               </w:rPr>
-              <w:instrText xml:space="preserve"> PAGEREF _Toc241780684 \h </w:instrText>
+              <w:instrText xml:space="preserve"> PAGEREF _Toc241781749 \h </w:instrText>
             </w:r>
             <w:r>
               <w:rPr>
@@ -1572,7 +1572,7 @@
               <w14:ligatures w14:val="standardContextual"/>
             </w:rPr>
           </w:pPr>
-          <w:hyperlink w:anchor="_Toc241780685" w:history="1">
+          <w:hyperlink w:anchor="_Toc241781750" w:history="1">
             <w:r>
               <w:rPr>
                 <w:rStyle w:val="Hyperlink"/>
@@ -1596,7 +1596,7 @@
               <w:rPr>
                 <w:noProof/>
               </w:rPr>
-              <w:instrText xml:space="preserve"> PAGEREF _Toc241780685 \h </w:instrText>
+              <w:instrText xml:space="preserve"> PAGEREF _Toc241781750 \h </w:instrText>
             </w:r>
             <w:r>
               <w:rPr>
@@ -1639,7 +1639,7 @@
               <w14:ligatures w14:val="standardContextual"/>
             </w:rPr>
           </w:pPr>
-          <w:hyperlink w:anchor="_Toc241780686" w:history="1">
+          <w:hyperlink w:anchor="_Toc241781751" w:history="1">
             <w:r>
               <w:rPr>
                 <w:rStyle w:val="Hyperlink"/>
@@ -1663,7 +1663,7 @@
               <w:rPr>
                 <w:noProof/>
               </w:rPr>
-              <w:instrText xml:space="preserve"> PAGEREF _Toc241780686 \h </w:instrText>
+              <w:instrText xml:space="preserve"> PAGEREF _Toc241781751 \h </w:instrText>
             </w:r>
             <w:r>
               <w:rPr>
@@ -1706,7 +1706,7 @@
               <w14:ligatures w14:val="standardContextual"/>
             </w:rPr>
           </w:pPr>
-          <w:hyperlink w:anchor="_Toc241780687" w:history="1">
+          <w:hyperlink w:anchor="_Toc241781752" w:history="1">
             <w:r>
               <w:rPr>
                 <w:rStyle w:val="Hyperlink"/>
@@ -1730,7 +1730,7 @@
               <w:rPr>
                 <w:noProof/>
               </w:rPr>
-              <w:instrText xml:space="preserve"> PAGEREF _Toc241780687 \h </w:instrText>
+              <w:instrText xml:space="preserve"> PAGEREF _Toc241781752 \h </w:instrText>
             </w:r>
             <w:r>
               <w:rPr>
@@ -1773,7 +1773,7 @@
               <w14:ligatures w14:val="standardContextual"/>
             </w:rPr>
           </w:pPr>
-          <w:hyperlink w:anchor="_Toc241780688" w:history="1">
+          <w:hyperlink w:anchor="_Toc241781753" w:history="1">
             <w:r>
               <w:rPr>
                 <w:rStyle w:val="Hyperlink"/>
@@ -1797,7 +1797,7 @@
               <w:rPr>
                 <w:noProof/>
               </w:rPr>
-              <w:instrText xml:space="preserve"> PAGEREF _Toc241780688 \h </w:instrText>
+              <w:instrText xml:space="preserve"> PAGEREF _Toc241781753 \h </w:instrText>
             </w:r>
             <w:r>
               <w:rPr>
@@ -1840,7 +1840,7 @@
               <w14:ligatures w14:val="standardContextual"/>
             </w:rPr>
           </w:pPr>
-          <w:hyperlink w:anchor="_Toc241780689" w:history="1">
+          <w:hyperlink w:anchor="_Toc241781754" w:history="1">
             <w:r>
               <w:rPr>
                 <w:rStyle w:val="Hyperlink"/>
@@ -1864,7 +1864,7 @@
               <w:rPr>
                 <w:noProof/>
               </w:rPr>
-              <w:instrText xml:space="preserve"> PAGEREF _Toc241780689 \h </w:instrText>
+              <w:instrText xml:space="preserve"> PAGEREF _Toc241781754 \h </w:instrText>
             </w:r>
             <w:r>
               <w:rPr>
@@ -1907,7 +1907,7 @@
               <w14:ligatures w14:val="standardContextual"/>
             </w:rPr>
           </w:pPr>
-          <w:hyperlink w:anchor="_Toc241780690" w:history="1">
+          <w:hyperlink w:anchor="_Toc241781755" w:history="1">
             <w:r>
               <w:rPr>
                 <w:rStyle w:val="Hyperlink"/>
@@ -1931,7 +1931,7 @@
               <w:rPr>
                 <w:noProof/>
               </w:rPr>
-              <w:instrText xml:space="preserve"> PAGEREF _Toc241780690 \h </w:instrText>
+              <w:instrText xml:space="preserve"> PAGEREF _Toc241781755 \h </w:instrText>
             </w:r>
             <w:r>
               <w:rPr>
@@ -1974,7 +1974,7 @@
               <w14:ligatures w14:val="standardContextual"/>
             </w:rPr>
           </w:pPr>
-          <w:hyperlink w:anchor="_Toc241780691" w:history="1">
+          <w:hyperlink w:anchor="_Toc241781756" w:history="1">
             <w:r>
               <w:rPr>
                 <w:rStyle w:val="Hyperlink"/>
@@ -1998,7 +1998,7 @@
               <w:rPr>
                 <w:noProof/>
               </w:rPr>
-              <w:instrText xml:space="preserve"> PAGEREF _Toc241780691 \h </w:instrText>
+              <w:instrText xml:space="preserve"> PAGEREF _Toc241781756 \h </w:instrText>
             </w:r>
             <w:r>
               <w:rPr>
@@ -2041,7 +2041,7 @@
               <w14:ligatures w14:val="standardContextual"/>
             </w:rPr>
           </w:pPr>
-          <w:hyperlink w:anchor="_Toc241780692" w:history="1">
+          <w:hyperlink w:anchor="_Toc241781757" w:history="1">
             <w:r>
               <w:rPr>
                 <w:rStyle w:val="Hyperlink"/>
@@ -2065,7 +2065,7 @@
               <w:rPr>
                 <w:noProof/>
               </w:rPr>
-              <w:instrText xml:space="preserve"> PAGEREF _Toc241780692 \h </w:instrText>
+              <w:instrText xml:space="preserve"> PAGEREF _Toc241781757 \h </w:instrText>
             </w:r>
             <w:r>
               <w:rPr>
@@ -2108,7 +2108,7 @@
               <w14:ligatures w14:val="standardContextual"/>
             </w:rPr>
           </w:pPr>
-          <w:hyperlink w:anchor="_Toc241780693" w:history="1">
+          <w:hyperlink w:anchor="_Toc241781758" w:history="1">
             <w:r>
               <w:rPr>
                 <w:rStyle w:val="Hyperlink"/>
@@ -2132,7 +2132,7 @@
               <w:rPr>
                 <w:noProof/>
               </w:rPr>
-              <w:instrText xml:space="preserve"> PAGEREF _Toc241780693 \h </w:instrText>
+              <w:instrText xml:space="preserve"> PAGEREF _Toc241781758 \h </w:instrText>
             </w:r>
             <w:r>
               <w:rPr>
@@ -2175,7 +2175,7 @@
               <w14:ligatures w14:val="standardContextual"/>
             </w:rPr>
           </w:pPr>
-          <w:hyperlink w:anchor="_Toc241780694" w:history="1">
+          <w:hyperlink w:anchor="_Toc241781759" w:history="1">
             <w:r>
               <w:rPr>
                 <w:rStyle w:val="Hyperlink"/>
@@ -2199,7 +2199,7 @@
               <w:rPr>
                 <w:noProof/>
               </w:rPr>
-              <w:instrText xml:space="preserve"> PAGEREF _Toc241780694 \h </w:instrText>
+              <w:instrText xml:space="preserve"> PAGEREF _Toc241781759 \h </w:instrText>
             </w:r>
             <w:r>
               <w:rPr>
@@ -2242,7 +2242,7 @@
               <w14:ligatures w14:val="standardContextual"/>
             </w:rPr>
           </w:pPr>
-          <w:hyperlink w:anchor="_Toc241780695" w:history="1">
+          <w:hyperlink w:anchor="_Toc241781760" w:history="1">
             <w:r>
               <w:rPr>
                 <w:rStyle w:val="Hyperlink"/>
@@ -2266,7 +2266,7 @@
               <w:rPr>
                 <w:noProof/>
               </w:rPr>
-              <w:instrText xml:space="preserve"> PAGEREF _Toc241780695 \h </w:instrText>
+              <w:instrText xml:space="preserve"> PAGEREF _Toc241781760 \h </w:instrText>
             </w:r>
             <w:r>
               <w:rPr>
@@ -2309,7 +2309,7 @@
               <w14:ligatures w14:val="standardContextual"/>
             </w:rPr>
           </w:pPr>
-          <w:hyperlink w:anchor="_Toc241780696" w:history="1">
+          <w:hyperlink w:anchor="_Toc241781761" w:history="1">
             <w:r>
               <w:rPr>
                 <w:rStyle w:val="Hyperlink"/>
@@ -2333,7 +2333,7 @@
               <w:rPr>
                 <w:noProof/>
               </w:rPr>
-              <w:instrText xml:space="preserve"> PAGEREF _Toc241780696 \h </w:instrText>
+              <w:instrText xml:space="preserve"> PAGEREF _Toc241781761 \h </w:instrText>
             </w:r>
             <w:r>
               <w:rPr>
@@ -2376,7 +2376,7 @@
               <w14:ligatures w14:val="standardContextual"/>
             </w:rPr>
           </w:pPr>
-          <w:hyperlink w:anchor="_Toc241780697" w:history="1">
+          <w:hyperlink w:anchor="_Toc241781762" w:history="1">
             <w:r>
               <w:rPr>
                 <w:rStyle w:val="Hyperlink"/>
@@ -2400,7 +2400,7 @@
               <w:rPr>
                 <w:noProof/>
               </w:rPr>
-              <w:instrText xml:space="preserve"> PAGEREF _Toc241780697 \h </w:instrText>
+              <w:instrText xml:space="preserve"> PAGEREF _Toc241781762 \h </w:instrText>
             </w:r>
             <w:r>
               <w:rPr>
@@ -2443,7 +2443,7 @@
               <w14:ligatures w14:val="standardContextual"/>
             </w:rPr>
           </w:pPr>
-          <w:hyperlink w:anchor="_Toc241780698" w:history="1">
+          <w:hyperlink w:anchor="_Toc241781763" w:history="1">
             <w:r>
               <w:rPr>
                 <w:rStyle w:val="Hyperlink"/>
@@ -2467,7 +2467,7 @@
               <w:rPr>
                 <w:noProof/>
               </w:rPr>
-              <w:instrText xml:space="preserve"> PAGEREF _Toc241780698 \h </w:instrText>
+              <w:instrText xml:space="preserve"> PAGEREF _Toc241781763 \h </w:instrText>
             </w:r>
             <w:r>
               <w:rPr>
@@ -2510,7 +2510,7 @@
               <w14:ligatures w14:val="standardContextual"/>
             </w:rPr>
           </w:pPr>
-          <w:hyperlink w:anchor="_Toc241780699" w:history="1">
+          <w:hyperlink w:anchor="_Toc241781764" w:history="1">
             <w:r>
               <w:rPr>
                 <w:rStyle w:val="Hyperlink"/>
@@ -2534,7 +2534,7 @@
               <w:rPr>
                 <w:noProof/>
               </w:rPr>
-              <w:instrText xml:space="preserve"> PAGEREF _Toc241780699 \h </w:instrText>
+              <w:instrText xml:space="preserve"> PAGEREF _Toc241781764 \h </w:instrText>
             </w:r>
             <w:r>
               <w:rPr>
@@ -2577,7 +2577,7 @@
               <w14:ligatures w14:val="standardContextual"/>
             </w:rPr>
           </w:pPr>
-          <w:hyperlink w:anchor="_Toc241780700" w:history="1">
+          <w:hyperlink w:anchor="_Toc241781765" w:history="1">
             <w:r>
               <w:rPr>
                 <w:rStyle w:val="Hyperlink"/>
@@ -2601,7 +2601,7 @@
               <w:rPr>
                 <w:noProof/>
               </w:rPr>
-              <w:instrText xml:space="preserve"> PAGEREF _Toc241780700 \h </w:instrText>
+              <w:instrText xml:space="preserve"> PAGEREF _Toc241781765 \h </w:instrText>
             </w:r>
             <w:r>
               <w:rPr>
@@ -2640,7 +2640,7 @@
         <w:pStyle w:val="Heading1"/>
         <w:pageBreakBefore/>
       </w:pPr>
-      <w:bookmarkStart w:id="0" w:name="_Toc241780670"/>
+      <w:bookmarkStart w:id="0" w:name="_Toc241781735"/>
       <w:r>
         <w:lastRenderedPageBreak/>
         <w:t>1. Your role at a glance</w:t>
@@ -2800,7 +2800,7 @@
           <w:left w:w="10" w:type="dxa"/>
           <w:right w:w="10" w:type="dxa"/>
         </w:tblCellMar>
-        <w:tblLook w:val="04A0" w:firstRow="1" w:lastRow="0" w:firstColumn="1" w:lastColumn="0" w:noHBand="0" w:noVBand="1"/>
+        <w:tblLook w:val="0000" w:firstRow="0" w:lastRow="0" w:firstColumn="0" w:lastColumn="0" w:noHBand="0" w:noVBand="0"/>
       </w:tblPr>
       <w:tblGrid>
         <w:gridCol w:w="9412"/>
@@ -2860,7 +2860,7 @@
         <w:pStyle w:val="Heading1"/>
         <w:pageBreakBefore/>
       </w:pPr>
-      <w:bookmarkStart w:id="1" w:name="_Toc241780671"/>
+      <w:bookmarkStart w:id="1" w:name="_Toc241781736"/>
       <w:r>
         <w:lastRenderedPageBreak/>
         <w:t>2. Signing in and your screens</w:t>
@@ -2871,7 +2871,7 @@
       <w:pPr>
         <w:pStyle w:val="Heading2"/>
       </w:pPr>
-      <w:bookmarkStart w:id="2" w:name="_Toc241780672"/>
+      <w:bookmarkStart w:id="2" w:name="_Toc241781737"/>
       <w:r>
         <w:t>Signing in</w:t>
       </w:r>
@@ -2954,7 +2954,7 @@
           <w:noProof/>
         </w:rPr>
         <w:drawing>
-          <wp:inline distT="0" distB="0" distL="0" distR="0" wp14:anchorId="348DD3E1" wp14:editId="4006270B">
+          <wp:inline distT="0" distB="0" distL="0" distR="0" wp14:anchorId="659394DD" wp14:editId="69C2D9F2">
             <wp:extent cx="5334000" cy="2333625"/>
             <wp:effectExtent l="0" t="0" r="0" b="0"/>
             <wp:docPr id="1" name="adm_login.jpg" descr="The sign-in screen for all internal staff." title="The sign-in screen for all internal staff."/>
@@ -3062,7 +3062,7 @@
           <w:left w:w="10" w:type="dxa"/>
           <w:right w:w="10" w:type="dxa"/>
         </w:tblCellMar>
-        <w:tblLook w:val="04A0" w:firstRow="1" w:lastRow="0" w:firstColumn="1" w:lastColumn="0" w:noHBand="0" w:noVBand="1"/>
+        <w:tblLook w:val="0000" w:firstRow="0" w:lastRow="0" w:firstColumn="0" w:lastColumn="0" w:noHBand="0" w:noVBand="0"/>
       </w:tblPr>
       <w:tblGrid>
         <w:gridCol w:w="9412"/>
@@ -3121,7 +3121,7 @@
       <w:pPr>
         <w:pStyle w:val="Heading2"/>
       </w:pPr>
-      <w:bookmarkStart w:id="3" w:name="_Toc241780673"/>
+      <w:bookmarkStart w:id="3" w:name="_Toc241781738"/>
       <w:r>
         <w:t>Finding your way around</w:t>
       </w:r>
@@ -3306,7 +3306,7 @@
         </w:rPr>
         <w:lastRenderedPageBreak/>
         <w:drawing>
-          <wp:inline distT="0" distB="0" distL="0" distR="0" wp14:anchorId="4714B5B3" wp14:editId="008B72AA">
+          <wp:inline distT="0" distB="0" distL="0" distR="0" wp14:anchorId="732FF5D3" wp14:editId="11F6827C">
             <wp:extent cx="5715000" cy="1876425"/>
             <wp:effectExtent l="0" t="0" r="0" b="0"/>
             <wp:docPr id="2" name="adm_not_your_role.jpg" descr="Opening a screen outside your role (for example from an old bookmark) shows this card instead of the screen." title="Opening a screen outside your role (for example from an old bookmark) shows this card instead of the screen."/>
@@ -3375,7 +3375,7 @@
       <w:pPr>
         <w:pStyle w:val="Heading2"/>
       </w:pPr>
-      <w:bookmarkStart w:id="4" w:name="_Toc241780674"/>
+      <w:bookmarkStart w:id="4" w:name="_Toc241781739"/>
       <w:r>
         <w:t>Your screens</w:t>
       </w:r>
@@ -3396,7 +3396,7 @@
           <w:left w:w="10" w:type="dxa"/>
           <w:right w:w="10" w:type="dxa"/>
         </w:tblCellMar>
-        <w:tblLook w:val="04A0" w:firstRow="1" w:lastRow="0" w:firstColumn="1" w:lastColumn="0" w:noHBand="0" w:noVBand="1"/>
+        <w:tblLook w:val="0000" w:firstRow="0" w:lastRow="0" w:firstColumn="0" w:lastColumn="0" w:noHBand="0" w:noVBand="0"/>
       </w:tblPr>
       <w:tblGrid>
         <w:gridCol w:w="2824"/>
@@ -3650,7 +3650,7 @@
       <w:pPr>
         <w:pStyle w:val="Heading2"/>
       </w:pPr>
-      <w:bookmarkStart w:id="5" w:name="_Toc241780675"/>
+      <w:bookmarkStart w:id="5" w:name="_Toc241781740"/>
       <w:r>
         <w:t>Changing your password</w:t>
       </w:r>
@@ -3733,7 +3733,7 @@
           <w:noProof/>
         </w:rPr>
         <w:drawing>
-          <wp:inline distT="0" distB="0" distL="0" distR="0" wp14:anchorId="00BAA70C" wp14:editId="13A72F2F">
+          <wp:inline distT="0" distB="0" distL="0" distR="0" wp14:anchorId="38F89900" wp14:editId="3412798E">
             <wp:extent cx="5334000" cy="2171700"/>
             <wp:effectExtent l="0" t="0" r="0" b="0"/>
             <wp:docPr id="3" name="adm_account.jpg" descr="Change Password screen." title="Change Password screen."/>
@@ -3821,7 +3821,7 @@
         <w:pStyle w:val="Heading1"/>
         <w:pageBreakBefore/>
       </w:pPr>
-      <w:bookmarkStart w:id="6" w:name="_Toc241780676"/>
+      <w:bookmarkStart w:id="6" w:name="_Toc241781741"/>
       <w:r>
         <w:lastRenderedPageBreak/>
         <w:t>3. Your routine</w:t>
@@ -3851,7 +3851,7 @@
           <w:left w:w="10" w:type="dxa"/>
           <w:right w:w="10" w:type="dxa"/>
         </w:tblCellMar>
-        <w:tblLook w:val="04A0" w:firstRow="1" w:lastRow="0" w:firstColumn="1" w:lastColumn="0" w:noHBand="0" w:noVBand="1"/>
+        <w:tblLook w:val="0000" w:firstRow="0" w:lastRow="0" w:firstColumn="0" w:lastColumn="0" w:noHBand="0" w:noVBand="0"/>
       </w:tblPr>
       <w:tblGrid>
         <w:gridCol w:w="2071"/>
@@ -4165,7 +4165,7 @@
         <w:pStyle w:val="Heading1"/>
         <w:pageBreakBefore/>
       </w:pPr>
-      <w:bookmarkStart w:id="7" w:name="_Toc241780677"/>
+      <w:bookmarkStart w:id="7" w:name="_Toc241781742"/>
       <w:r>
         <w:lastRenderedPageBreak/>
         <w:t>4. Step-by-step tasks</w:t>
@@ -4176,7 +4176,7 @@
       <w:pPr>
         <w:pStyle w:val="Heading2"/>
       </w:pPr>
-      <w:bookmarkStart w:id="8" w:name="_Toc241780678"/>
+      <w:bookmarkStart w:id="8" w:name="_Toc241781743"/>
       <w:r>
         <w:t>4.1 Finding your cases</w:t>
       </w:r>
@@ -4216,7 +4216,7 @@
           <w:noProof/>
         </w:rPr>
         <w:drawing>
-          <wp:inline distT="0" distB="0" distL="0" distR="0" wp14:anchorId="0FC9E96A" wp14:editId="500C4FB3">
+          <wp:inline distT="0" distB="0" distL="0" distR="0" wp14:anchorId="43CE0D49" wp14:editId="52E0750C">
             <wp:extent cx="5334000" cy="3333750"/>
             <wp:effectExtent l="0" t="0" r="0" b="0"/>
             <wp:docPr id="4" name="cra_register.jpg" descr="Main-400 Register for a Contact RA." title="Main-400 Register for a Contact RA."/>
@@ -4346,7 +4346,7 @@
       <w:pPr>
         <w:pStyle w:val="Heading2"/>
       </w:pPr>
-      <w:bookmarkStart w:id="9" w:name="_Toc241780679"/>
+      <w:bookmarkStart w:id="9" w:name="_Toc241781744"/>
       <w:r>
         <w:t>4.2 Recording the respondent and their contact details</w:t>
       </w:r>
@@ -4488,7 +4488,7 @@
         </w:rPr>
         <w:lastRenderedPageBreak/>
         <w:drawing>
-          <wp:inline distT="0" distB="0" distL="0" distR="0" wp14:anchorId="035A7377" wp14:editId="400C478A">
+          <wp:inline distT="0" distB="0" distL="0" distR="0" wp14:anchorId="07F72ACC" wp14:editId="30319AFE">
             <wp:extent cx="5334000" cy="2114550"/>
             <wp:effectExtent l="0" t="0" r="0" b="0"/>
             <wp:docPr id="5" name="adm_case_add_person.jpg" descr="Adding a person to a case." title="Adding a person to a case."/>
@@ -4692,7 +4692,7 @@
           <w:left w:w="10" w:type="dxa"/>
           <w:right w:w="10" w:type="dxa"/>
         </w:tblCellMar>
-        <w:tblLook w:val="04A0" w:firstRow="1" w:lastRow="0" w:firstColumn="1" w:lastColumn="0" w:noHBand="0" w:noVBand="1"/>
+        <w:tblLook w:val="0000" w:firstRow="0" w:lastRow="0" w:firstColumn="0" w:lastColumn="0" w:noHBand="0" w:noVBand="0"/>
       </w:tblPr>
       <w:tblGrid>
         <w:gridCol w:w="9412"/>
@@ -4751,7 +4751,7 @@
       <w:pPr>
         <w:pStyle w:val="Heading2"/>
       </w:pPr>
-      <w:bookmarkStart w:id="10" w:name="_Toc241780680"/>
+      <w:bookmarkStart w:id="10" w:name="_Toc241781745"/>
       <w:r>
         <w:t>4.3 Sending an invitation</w:t>
       </w:r>
@@ -4864,7 +4864,7 @@
           <w:noProof/>
         </w:rPr>
         <w:drawing>
-          <wp:inline distT="0" distB="0" distL="0" distR="0" wp14:anchorId="32215286" wp14:editId="4367ACE8">
+          <wp:inline distT="0" distB="0" distL="0" distR="0" wp14:anchorId="7A13D5AA" wp14:editId="65F8E154">
             <wp:extent cx="5334000" cy="1143000"/>
             <wp:effectExtent l="0" t="0" r="0" b="0"/>
             <wp:docPr id="6" name="cra_case_invitations_before.jpg" descr="Invitations panel before sending, with the history of earlier invitations." title="Invitations panel before sending, with the history of earlier invitations."/>
@@ -4994,7 +4994,7 @@
         </w:rPr>
         <w:lastRenderedPageBreak/>
         <w:drawing>
-          <wp:inline distT="0" distB="0" distL="0" distR="0" wp14:anchorId="7B610C08" wp14:editId="5517813F">
+          <wp:inline distT="0" distB="0" distL="0" distR="0" wp14:anchorId="17E9360D" wp14:editId="68CB3EBA">
             <wp:extent cx="5334000" cy="2152650"/>
             <wp:effectExtent l="0" t="0" r="0" b="0"/>
             <wp:docPr id="7" name="cra_case_invitation_sent.jpg" descr="The link, manual code and ready-written messages are shown once, with a send button for each channel." title="The link, manual code and ready-written messages are shown once, with a send button for each channel."/>
@@ -5248,7 +5248,7 @@
           <w:left w:w="10" w:type="dxa"/>
           <w:right w:w="10" w:type="dxa"/>
         </w:tblCellMar>
-        <w:tblLook w:val="04A0" w:firstRow="1" w:lastRow="0" w:firstColumn="1" w:lastColumn="0" w:noHBand="0" w:noVBand="1"/>
+        <w:tblLook w:val="0000" w:firstRow="0" w:lastRow="0" w:firstColumn="0" w:lastColumn="0" w:noHBand="0" w:noVBand="0"/>
       </w:tblPr>
       <w:tblGrid>
         <w:gridCol w:w="9412"/>
@@ -5377,7 +5377,7 @@
       <w:pPr>
         <w:pStyle w:val="Heading2"/>
       </w:pPr>
-      <w:bookmarkStart w:id="11" w:name="_Toc241780681"/>
+      <w:bookmarkStart w:id="11" w:name="_Toc241781746"/>
       <w:r>
         <w:t>4.4 Logging a contact attempt</w:t>
       </w:r>
@@ -5436,7 +5436,7 @@
         </w:rPr>
         <w:lastRenderedPageBreak/>
         <w:drawing>
-          <wp:inline distT="0" distB="0" distL="0" distR="0" wp14:anchorId="01C62EEC" wp14:editId="2B02CFD4">
+          <wp:inline distT="0" distB="0" distL="0" distR="0" wp14:anchorId="583253A4" wp14:editId="1DBF8DE7">
             <wp:extent cx="5334000" cy="1343025"/>
             <wp:effectExtent l="0" t="0" r="0" b="0"/>
             <wp:docPr id="8" name="adm_case_timeline.jpg" descr="Contact timeline and the form for logging an attempt." title="Contact timeline and the form for logging an attempt."/>
@@ -5579,7 +5579,7 @@
       <w:pPr>
         <w:pStyle w:val="Heading2"/>
       </w:pPr>
-      <w:bookmarkStart w:id="12" w:name="_Toc241780682"/>
+      <w:bookmarkStart w:id="12" w:name="_Toc241781747"/>
       <w:r>
         <w:t>4.5 Sending follow-up reminders</w:t>
       </w:r>
@@ -5647,7 +5647,7 @@
           <w:noProof/>
         </w:rPr>
         <w:drawing>
-          <wp:inline distT="0" distB="0" distL="0" distR="0" wp14:anchorId="25EBC56C" wp14:editId="61017CB3">
+          <wp:inline distT="0" distB="0" distL="0" distR="0" wp14:anchorId="58B389CB" wp14:editId="7ABA1765">
             <wp:extent cx="5334000" cy="3333750"/>
             <wp:effectExtent l="0" t="0" r="0" b="0"/>
             <wp:docPr id="9" name="cra_follow_ups.jpg" descr="Follow-ups due. Contact RAs see only their own cases." title="Follow-ups due. Contact RAs see only their own cases."/>
@@ -5798,7 +5798,7 @@
           <w:left w:w="10" w:type="dxa"/>
           <w:right w:w="10" w:type="dxa"/>
         </w:tblCellMar>
-        <w:tblLook w:val="04A0" w:firstRow="1" w:lastRow="0" w:firstColumn="1" w:lastColumn="0" w:noHBand="0" w:noVBand="1"/>
+        <w:tblLook w:val="0000" w:firstRow="0" w:lastRow="0" w:firstColumn="0" w:lastColumn="0" w:noHBand="0" w:noVBand="0"/>
       </w:tblPr>
       <w:tblGrid>
         <w:gridCol w:w="9412"/>
@@ -5874,7 +5874,7 @@
       <w:pPr>
         <w:pStyle w:val="Heading2"/>
       </w:pPr>
-      <w:bookmarkStart w:id="13" w:name="_Toc241780683"/>
+      <w:bookmarkStart w:id="13" w:name="_Toc241781748"/>
       <w:r>
         <w:t>4.6 Managing appointments</w:t>
       </w:r>
@@ -5914,7 +5914,7 @@
           <w:noProof/>
         </w:rPr>
         <w:drawing>
-          <wp:inline distT="0" distB="0" distL="0" distR="0" wp14:anchorId="1119CF46" wp14:editId="263167A7">
+          <wp:inline distT="0" distB="0" distL="0" distR="0" wp14:anchorId="5020780C" wp14:editId="08AA5607">
             <wp:extent cx="5334000" cy="2667000"/>
             <wp:effectExtent l="0" t="0" r="0" b="0"/>
             <wp:docPr id="10" name="cra_appointments.jpg" descr="Appointment Queue." title="Appointment Queue."/>
@@ -6097,7 +6097,7 @@
       <w:pPr>
         <w:pStyle w:val="Heading2"/>
       </w:pPr>
-      <w:bookmarkStart w:id="14" w:name="_Toc241780684"/>
+      <w:bookmarkStart w:id="14" w:name="_Toc241781749"/>
       <w:r>
         <w:t>4.7 Phone, WhatsApp-call or face-to-face administration</w:t>
       </w:r>
@@ -6226,7 +6226,7 @@
           <w:left w:w="10" w:type="dxa"/>
           <w:right w:w="10" w:type="dxa"/>
         </w:tblCellMar>
-        <w:tblLook w:val="04A0" w:firstRow="1" w:lastRow="0" w:firstColumn="1" w:lastColumn="0" w:noHBand="0" w:noVBand="1"/>
+        <w:tblLook w:val="0000" w:firstRow="0" w:lastRow="0" w:firstColumn="0" w:lastColumn="0" w:noHBand="0" w:noVBand="0"/>
       </w:tblPr>
       <w:tblGrid>
         <w:gridCol w:w="941"/>
@@ -6825,7 +6825,7 @@
       <w:pPr>
         <w:pStyle w:val="Heading2"/>
       </w:pPr>
-      <w:bookmarkStart w:id="15" w:name="_Toc241780685"/>
+      <w:bookmarkStart w:id="15" w:name="_Toc241781750"/>
       <w:r>
         <w:t>4.8 Verifying a profile with the respondent, and reconciling it afterwards</w:t>
       </w:r>
@@ -6914,7 +6914,7 @@
         </w:rPr>
         <w:lastRenderedPageBreak/>
         <w:drawing>
-          <wp:inline distT="0" distB="0" distL="0" distR="0" wp14:anchorId="5062467C" wp14:editId="6536F490">
+          <wp:inline distT="0" distB="0" distL="0" distR="0" wp14:anchorId="09B31314" wp14:editId="35EF9326">
             <wp:extent cx="4752975" cy="4953000"/>
             <wp:effectExtent l="0" t="0" r="0" b="0"/>
             <wp:docPr id="11" name="proit_interview_sheet.jpg" descr="The interview sheet: confirm what is public, ask what is not." title="The interview sheet: confirm what is public, ask what is not."/>
@@ -7179,7 +7179,7 @@
         </w:rPr>
         <w:lastRenderedPageBreak/>
         <w:drawing>
-          <wp:inline distT="0" distB="0" distL="0" distR="0" wp14:anchorId="08511946" wp14:editId="2A43478E">
+          <wp:inline distT="0" distB="0" distL="0" distR="0" wp14:anchorId="42ECEB13" wp14:editId="160322AE">
             <wp:extent cx="5334000" cy="1152525"/>
             <wp:effectExtent l="0" t="0" r="0" b="0"/>
             <wp:docPr id="12" name="proit_reconcile.jpg" descr="Reconciling a corrected fact: the three values stay separate." title="Reconciling a corrected fact: the three values stay separate."/>
@@ -7330,7 +7330,7 @@
           <w:left w:w="10" w:type="dxa"/>
           <w:right w:w="10" w:type="dxa"/>
         </w:tblCellMar>
-        <w:tblLook w:val="04A0" w:firstRow="1" w:lastRow="0" w:firstColumn="1" w:lastColumn="0" w:noHBand="0" w:noVBand="1"/>
+        <w:tblLook w:val="0000" w:firstRow="0" w:lastRow="0" w:firstColumn="0" w:lastColumn="0" w:noHBand="0" w:noVBand="0"/>
       </w:tblPr>
       <w:tblGrid>
         <w:gridCol w:w="9412"/>
@@ -7417,7 +7417,7 @@
       <w:pPr>
         <w:pStyle w:val="Heading2"/>
       </w:pPr>
-      <w:bookmarkStart w:id="16" w:name="_Toc241780686"/>
+      <w:bookmarkStart w:id="16" w:name="_Toc241781751"/>
       <w:r>
         <w:t>4.9 When the person is not the right respondent</w:t>
       </w:r>
@@ -7501,7 +7501,7 @@
       <w:pPr>
         <w:pStyle w:val="Heading2"/>
       </w:pPr>
-      <w:bookmarkStart w:id="17" w:name="_Toc241780687"/>
+      <w:bookmarkStart w:id="17" w:name="_Toc241781752"/>
       <w:r>
         <w:t>4.10 When someone refuses or asks to withdraw</w:t>
       </w:r>
@@ -7578,7 +7578,7 @@
       <w:pPr>
         <w:pStyle w:val="Heading2"/>
       </w:pPr>
-      <w:bookmarkStart w:id="18" w:name="_Toc241780688"/>
+      <w:bookmarkStart w:id="18" w:name="_Toc241781753"/>
       <w:r>
         <w:t>4.11 What to say to a respondent</w:t>
       </w:r>
@@ -7660,7 +7660,7 @@
         <w:pStyle w:val="Heading1"/>
         <w:pageBreakBefore/>
       </w:pPr>
-      <w:bookmarkStart w:id="19" w:name="_Toc241780689"/>
+      <w:bookmarkStart w:id="19" w:name="_Toc241781754"/>
       <w:r>
         <w:lastRenderedPageBreak/>
         <w:t>5. Rules you must follow</w:t>
@@ -7824,7 +7824,7 @@
         <w:pStyle w:val="Heading1"/>
         <w:pageBreakBefore/>
       </w:pPr>
-      <w:bookmarkStart w:id="20" w:name="_Toc241780690"/>
+      <w:bookmarkStart w:id="20" w:name="_Toc241781755"/>
       <w:r>
         <w:lastRenderedPageBreak/>
         <w:t>6. Troubleshooting</w:t>
@@ -7846,7 +7846,7 @@
           <w:left w:w="10" w:type="dxa"/>
           <w:right w:w="10" w:type="dxa"/>
         </w:tblCellMar>
-        <w:tblLook w:val="04A0" w:firstRow="1" w:lastRow="0" w:firstColumn="1" w:lastColumn="0" w:noHBand="0" w:noVBand="1"/>
+        <w:tblLook w:val="0000" w:firstRow="0" w:lastRow="0" w:firstColumn="0" w:lastColumn="0" w:noHBand="0" w:noVBand="0"/>
       </w:tblPr>
       <w:tblGrid>
         <w:gridCol w:w="2635"/>
@@ -9014,7 +9014,7 @@
         <w:pStyle w:val="Heading1"/>
         <w:pageBreakBefore/>
       </w:pPr>
-      <w:bookmarkStart w:id="21" w:name="_Toc241780691"/>
+      <w:bookmarkStart w:id="21" w:name="_Toc241781756"/>
       <w:r>
         <w:lastRenderedPageBreak/>
         <w:t>7. Quick reference</w:t>
@@ -9036,7 +9036,7 @@
           <w:left w:w="10" w:type="dxa"/>
           <w:right w:w="10" w:type="dxa"/>
         </w:tblCellMar>
-        <w:tblLook w:val="04A0" w:firstRow="1" w:lastRow="0" w:firstColumn="1" w:lastColumn="0" w:noHBand="0" w:noVBand="1"/>
+        <w:tblLook w:val="0000" w:firstRow="0" w:lastRow="0" w:firstColumn="0" w:lastColumn="0" w:noHBand="0" w:noVBand="0"/>
       </w:tblPr>
       <w:tblGrid>
         <w:gridCol w:w="2824"/>
@@ -9413,7 +9413,7 @@
         <w:pStyle w:val="Heading1"/>
         <w:pageBreakBefore/>
       </w:pPr>
-      <w:bookmarkStart w:id="22" w:name="_Toc241780692"/>
+      <w:bookmarkStart w:id="22" w:name="_Toc241781757"/>
       <w:r>
         <w:lastRenderedPageBreak/>
         <w:t>8. Every screen and button for your role</w:t>
@@ -9443,7 +9443,7 @@
           <w:left w:w="10" w:type="dxa"/>
           <w:right w:w="10" w:type="dxa"/>
         </w:tblCellMar>
-        <w:tblLook w:val="04A0" w:firstRow="1" w:lastRow="0" w:firstColumn="1" w:lastColumn="0" w:noHBand="0" w:noVBand="1"/>
+        <w:tblLook w:val="0000" w:firstRow="0" w:lastRow="0" w:firstColumn="0" w:lastColumn="0" w:noHBand="0" w:noVBand="0"/>
       </w:tblPr>
       <w:tblGrid>
         <w:gridCol w:w="9412"/>
@@ -9527,7 +9527,7 @@
       <w:pPr>
         <w:pStyle w:val="Heading2"/>
       </w:pPr>
-      <w:bookmarkStart w:id="23" w:name="_Toc241780693"/>
+      <w:bookmarkStart w:id="23" w:name="_Toc241781758"/>
       <w:r>
         <w:t>8.1 Sign in</w:t>
       </w:r>
@@ -9590,7 +9590,7 @@
           <w:left w:w="10" w:type="dxa"/>
           <w:right w:w="10" w:type="dxa"/>
         </w:tblCellMar>
-        <w:tblLook w:val="04A0" w:firstRow="1" w:lastRow="0" w:firstColumn="1" w:lastColumn="0" w:noHBand="0" w:noVBand="1"/>
+        <w:tblLook w:val="0000" w:firstRow="0" w:lastRow="0" w:firstColumn="0" w:lastColumn="0" w:noHBand="0" w:noVBand="0"/>
       </w:tblPr>
       <w:tblGrid>
         <w:gridCol w:w="1882"/>
@@ -10040,7 +10040,7 @@
       <w:pPr>
         <w:pStyle w:val="Heading2"/>
       </w:pPr>
-      <w:bookmarkStart w:id="24" w:name="_Toc241780694"/>
+      <w:bookmarkStart w:id="24" w:name="_Toc241781759"/>
       <w:r>
         <w:t>8.2 The header and menu bar (every screen)</w:t>
       </w:r>
@@ -10103,7 +10103,7 @@
           <w:left w:w="10" w:type="dxa"/>
           <w:right w:w="10" w:type="dxa"/>
         </w:tblCellMar>
-        <w:tblLook w:val="04A0" w:firstRow="1" w:lastRow="0" w:firstColumn="1" w:lastColumn="0" w:noHBand="0" w:noVBand="1"/>
+        <w:tblLook w:val="0000" w:firstRow="0" w:lastRow="0" w:firstColumn="0" w:lastColumn="0" w:noHBand="0" w:noVBand="0"/>
       </w:tblPr>
       <w:tblGrid>
         <w:gridCol w:w="1882"/>
@@ -10764,7 +10764,7 @@
       <w:pPr>
         <w:pStyle w:val="Heading2"/>
       </w:pPr>
-      <w:bookmarkStart w:id="25" w:name="_Toc241780695"/>
+      <w:bookmarkStart w:id="25" w:name="_Toc241781760"/>
       <w:r>
         <w:t>8.3 Change Password</w:t>
       </w:r>
@@ -10827,7 +10827,7 @@
           <w:left w:w="10" w:type="dxa"/>
           <w:right w:w="10" w:type="dxa"/>
         </w:tblCellMar>
-        <w:tblLook w:val="04A0" w:firstRow="1" w:lastRow="0" w:firstColumn="1" w:lastColumn="0" w:noHBand="0" w:noVBand="1"/>
+        <w:tblLook w:val="0000" w:firstRow="0" w:lastRow="0" w:firstColumn="0" w:lastColumn="0" w:noHBand="0" w:noVBand="0"/>
       </w:tblPr>
       <w:tblGrid>
         <w:gridCol w:w="1882"/>
@@ -11384,7 +11384,7 @@
       <w:pPr>
         <w:pStyle w:val="Heading2"/>
       </w:pPr>
-      <w:bookmarkStart w:id="26" w:name="_Toc241780696"/>
+      <w:bookmarkStart w:id="26" w:name="_Toc241781761"/>
       <w:r>
         <w:t>8.4 Main-400 Register (and Reserve)</w:t>
       </w:r>
@@ -11447,7 +11447,7 @@
           <w:left w:w="10" w:type="dxa"/>
           <w:right w:w="10" w:type="dxa"/>
         </w:tblCellMar>
-        <w:tblLook w:val="04A0" w:firstRow="1" w:lastRow="0" w:firstColumn="1" w:lastColumn="0" w:noHBand="0" w:noVBand="1"/>
+        <w:tblLook w:val="0000" w:firstRow="0" w:lastRow="0" w:firstColumn="0" w:lastColumn="0" w:noHBand="0" w:noVBand="0"/>
       </w:tblPr>
       <w:tblGrid>
         <w:gridCol w:w="1882"/>
@@ -12005,7 +12005,7 @@
       <w:pPr>
         <w:pStyle w:val="Heading2"/>
       </w:pPr>
-      <w:bookmarkStart w:id="27" w:name="_Toc241780697"/>
+      <w:bookmarkStart w:id="27" w:name="_Toc241781762"/>
       <w:r>
         <w:t>8.5 Case page</w:t>
       </w:r>
@@ -12068,7 +12068,7 @@
           <w:left w:w="10" w:type="dxa"/>
           <w:right w:w="10" w:type="dxa"/>
         </w:tblCellMar>
-        <w:tblLook w:val="04A0" w:firstRow="1" w:lastRow="0" w:firstColumn="1" w:lastColumn="0" w:noHBand="0" w:noVBand="1"/>
+        <w:tblLook w:val="0000" w:firstRow="0" w:lastRow="0" w:firstColumn="0" w:lastColumn="0" w:noHBand="0" w:noVBand="0"/>
       </w:tblPr>
       <w:tblGrid>
         <w:gridCol w:w="1882"/>
@@ -13359,7 +13359,7 @@
       <w:pPr>
         <w:pStyle w:val="Heading2"/>
       </w:pPr>
-      <w:bookmarkStart w:id="28" w:name="_Toc241780698"/>
+      <w:bookmarkStart w:id="28" w:name="_Toc241781763"/>
       <w:r>
         <w:t>8.6 Interview sheet (verifying a locked profile)</w:t>
       </w:r>
@@ -13422,7 +13422,7 @@
           <w:left w:w="10" w:type="dxa"/>
           <w:right w:w="10" w:type="dxa"/>
         </w:tblCellMar>
-        <w:tblLook w:val="04A0" w:firstRow="1" w:lastRow="0" w:firstColumn="1" w:lastColumn="0" w:noHBand="0" w:noVBand="1"/>
+        <w:tblLook w:val="0000" w:firstRow="0" w:lastRow="0" w:firstColumn="0" w:lastColumn="0" w:noHBand="0" w:noVBand="0"/>
       </w:tblPr>
       <w:tblGrid>
         <w:gridCol w:w="1882"/>
@@ -14400,7 +14400,7 @@
       <w:pPr>
         <w:pStyle w:val="Heading2"/>
       </w:pPr>
-      <w:bookmarkStart w:id="29" w:name="_Toc241780699"/>
+      <w:bookmarkStart w:id="29" w:name="_Toc241781764"/>
       <w:r>
         <w:t>8.7 Appointment Queue</w:t>
       </w:r>
@@ -14463,7 +14463,7 @@
           <w:left w:w="10" w:type="dxa"/>
           <w:right w:w="10" w:type="dxa"/>
         </w:tblCellMar>
-        <w:tblLook w:val="04A0" w:firstRow="1" w:lastRow="0" w:firstColumn="1" w:lastColumn="0" w:noHBand="0" w:noVBand="1"/>
+        <w:tblLook w:val="0000" w:firstRow="0" w:lastRow="0" w:firstColumn="0" w:lastColumn="0" w:noHBand="0" w:noVBand="0"/>
       </w:tblPr>
       <w:tblGrid>
         <w:gridCol w:w="1882"/>
@@ -15020,7 +15020,7 @@
       <w:pPr>
         <w:pStyle w:val="Heading2"/>
       </w:pPr>
-      <w:bookmarkStart w:id="30" w:name="_Toc241780700"/>
+      <w:bookmarkStart w:id="30" w:name="_Toc241781765"/>
       <w:r>
         <w:lastRenderedPageBreak/>
         <w:t>8.8 Follow-ups due</w:t>
@@ -15084,7 +15084,7 @@
           <w:left w:w="10" w:type="dxa"/>
           <w:right w:w="10" w:type="dxa"/>
         </w:tblCellMar>
-        <w:tblLook w:val="04A0" w:firstRow="1" w:lastRow="0" w:firstColumn="1" w:lastColumn="0" w:noHBand="0" w:noVBand="1"/>
+        <w:tblLook w:val="0000" w:firstRow="0" w:lastRow="0" w:firstColumn="0" w:lastColumn="0" w:noHBand="0" w:noVBand="0"/>
       </w:tblPr>
       <w:tblGrid>
         <w:gridCol w:w="1882"/>
@@ -15578,7 +15578,7 @@
         <w:sz w:val="16"/>
         <w:szCs w:val="16"/>
       </w:rPr>
-      <w:t>Version 1.14 · 1 October 2026</w:t>
+      <w:t>Version 1.15 · 1 October 2026</w:t>
     </w:r>
     <w:r>
       <w:rPr>
@@ -15751,10 +15751,10 @@
 <file path=word/numbering.xml><?xml version="1.0" encoding="utf-8"?>
 <w:numbering xmlns:wpc="http://schemas.microsoft.com/office/word/2010/wordprocessingCanvas" xmlns:cx="http://schemas.microsoft.com/office/drawing/2014/chartex" xmlns:cx1="http://schemas.microsoft.com/office/drawing/2015/9/8/chartex" xmlns:cx2="http://schemas.microsoft.com/office/drawing/2015/10/21/chartex" xmlns:cx3="http://schemas.microsoft.com/office/drawing/2016/5/9/chartex" xmlns:cx4="http://schemas.microsoft.com/office/drawing/2016/5/10/chartex" xmlns:cx5="http://schemas.microsoft.com/office/drawing/2016/5/11/chartex" xmlns:cx6="http://schemas.microsoft.com/office/drawing/2016/5/12/chartex" xmlns:cx7="http://schemas.microsoft.com/office/drawing/2016/5/13/chartex" xmlns:cx8="http://schemas.microsoft.com/office/drawing/2016/5/14/chartex" xmlns:mc="http://schemas.openxmlformats.org/markup-compatibility/2006" xmlns:aink="http://schemas.microsoft.com/office/drawing/2016/ink" xmlns:am3d="http://schemas.microsoft.com/office/drawing/2017/model3d" xmlns:o="urn:schemas-microsoft-com:office:office" xmlns:oel="http://schemas.microsoft.com/office/2019/extlst" xmlns:r="http://schemas.openxmlformats.org/officeDocument/2006/relationships" xmlns:m="http://schemas.openxmlformats.org/officeDocument/2006/math" xmlns:v="urn:schemas-microsoft-com:vml" xmlns:wp14="http://schemas.microsoft.com/office/word/2010/wordprocessingDrawing" xmlns:wp="http://schemas.openxmlformats.org/drawingml/2006/wordprocessingDrawing" xmlns:w10="urn:schemas-microsoft-com:office:word" xmlns:w="http://schemas.openxmlformats.org/wordprocessingml/2006/main" xmlns:w14="http://schemas.microsoft.com/office/word/2010/wordml" xmlns:w15="http://schemas.microsoft.com/office/word/2012/wordml" xmlns:w16cex="http://schemas.microsoft.com/office/word/2018/wordml/cex" xmlns:w16cid="http://schemas.microsoft.com/office/word/2016/wordml/cid" xmlns:w16="http://schemas.microsoft.com/office/word/2018/wordml" xmlns:w16sdtdh="http://schemas.microsoft.com/office/word/2020/wordml/sdtdatahash" xmlns:w16se="http://schemas.microsoft.com/office/word/2015/wordml/symex" xmlns:wpg="http://schemas.microsoft.com/office/word/2010/wordprocessingGroup" xmlns:wpi="http://schemas.microsoft.com/office/word/2010/wordprocessingInk" xmlns:wne="http://schemas.microsoft.com/office/word/2006/wordml" xmlns:wps="http://schemas.microsoft.com/office/word/2010/wordprocessingShape" mc:Ignorable="w14 w15 w16se w16cid w16 w16cex w16sdtdh wp14">
   <w:abstractNum w:abstractNumId="0" w15:restartNumberingAfterBreak="0">
-    <w:nsid w:val="05D62423"/>
+    <w:nsid w:val="01DF7195"/>
     <w:multiLevelType w:val="hybridMultilevel"/>
-    <w:tmpl w:val="F4A4E4CE"/>
-    <w:lvl w:ilvl="0" w:tplc="6276A77A">
+    <w:tmpl w:val="465A4D94"/>
+    <w:lvl w:ilvl="0" w:tplc="A67683AE">
       <w:start w:val="1"/>
       <w:numFmt w:val="decimal"/>
       <w:lvlText w:val="%1."/>
@@ -15768,52 +15768,52 @@
         <w:color w:val="A67C27"/>
       </w:rPr>
     </w:lvl>
-    <w:lvl w:ilvl="1" w:tplc="90940116">
+    <w:lvl w:ilvl="1" w:tplc="30941136">
       <w:numFmt w:val="decimal"/>
       <w:lvlText w:val=""/>
       <w:lvlJc w:val="left"/>
     </w:lvl>
-    <w:lvl w:ilvl="2" w:tplc="0246AD7C">
+    <w:lvl w:ilvl="2" w:tplc="8C840F8C">
       <w:numFmt w:val="decimal"/>
       <w:lvlText w:val=""/>
       <w:lvlJc w:val="left"/>
     </w:lvl>
-    <w:lvl w:ilvl="3" w:tplc="0EF416DA">
+    <w:lvl w:ilvl="3" w:tplc="B49E9BBE">
       <w:numFmt w:val="decimal"/>
       <w:lvlText w:val=""/>
       <w:lvlJc w:val="left"/>
     </w:lvl>
-    <w:lvl w:ilvl="4" w:tplc="0B228AB6">
+    <w:lvl w:ilvl="4" w:tplc="5F9C4114">
       <w:numFmt w:val="decimal"/>
       <w:lvlText w:val=""/>
       <w:lvlJc w:val="left"/>
     </w:lvl>
-    <w:lvl w:ilvl="5" w:tplc="E52EB450">
+    <w:lvl w:ilvl="5" w:tplc="1630A71A">
       <w:numFmt w:val="decimal"/>
       <w:lvlText w:val=""/>
       <w:lvlJc w:val="left"/>
     </w:lvl>
-    <w:lvl w:ilvl="6" w:tplc="E772AB0C">
+    <w:lvl w:ilvl="6" w:tplc="44F03EA4">
       <w:numFmt w:val="decimal"/>
       <w:lvlText w:val=""/>
       <w:lvlJc w:val="left"/>
     </w:lvl>
-    <w:lvl w:ilvl="7" w:tplc="7AB8571E">
+    <w:lvl w:ilvl="7" w:tplc="9B4AD50C">
       <w:numFmt w:val="decimal"/>
       <w:lvlText w:val=""/>
       <w:lvlJc w:val="left"/>
     </w:lvl>
-    <w:lvl w:ilvl="8" w:tplc="8A82377E">
+    <w:lvl w:ilvl="8" w:tplc="D82CD184">
       <w:numFmt w:val="decimal"/>
       <w:lvlText w:val=""/>
       <w:lvlJc w:val="left"/>
     </w:lvl>
   </w:abstractNum>
   <w:abstractNum w:abstractNumId="1" w15:restartNumberingAfterBreak="0">
-    <w:nsid w:val="143860F1"/>
+    <w:nsid w:val="02CC6F7F"/>
     <w:multiLevelType w:val="hybridMultilevel"/>
-    <w:tmpl w:val="85E04E22"/>
-    <w:lvl w:ilvl="0" w:tplc="E80CC3C6">
+    <w:tmpl w:val="4916241C"/>
+    <w:lvl w:ilvl="0" w:tplc="C25A8810">
       <w:start w:val="1"/>
       <w:numFmt w:val="decimal"/>
       <w:lvlText w:val="%1."/>
@@ -15827,52 +15827,52 @@
         <w:color w:val="A67C27"/>
       </w:rPr>
     </w:lvl>
-    <w:lvl w:ilvl="1" w:tplc="1E7A86FA">
+    <w:lvl w:ilvl="1" w:tplc="7780FA88">
       <w:numFmt w:val="decimal"/>
       <w:lvlText w:val=""/>
       <w:lvlJc w:val="left"/>
     </w:lvl>
-    <w:lvl w:ilvl="2" w:tplc="BD9814DA">
+    <w:lvl w:ilvl="2" w:tplc="D06C63AA">
       <w:numFmt w:val="decimal"/>
       <w:lvlText w:val=""/>
       <w:lvlJc w:val="left"/>
     </w:lvl>
-    <w:lvl w:ilvl="3" w:tplc="7644A75A">
+    <w:lvl w:ilvl="3" w:tplc="0478CC24">
       <w:numFmt w:val="decimal"/>
       <w:lvlText w:val=""/>
       <w:lvlJc w:val="left"/>
     </w:lvl>
-    <w:lvl w:ilvl="4" w:tplc="B85AFD8A">
+    <w:lvl w:ilvl="4" w:tplc="03AC3B6A">
       <w:numFmt w:val="decimal"/>
       <w:lvlText w:val=""/>
       <w:lvlJc w:val="left"/>
     </w:lvl>
-    <w:lvl w:ilvl="5" w:tplc="5502C2FA">
+    <w:lvl w:ilvl="5" w:tplc="AB04539A">
       <w:numFmt w:val="decimal"/>
       <w:lvlText w:val=""/>
       <w:lvlJc w:val="left"/>
     </w:lvl>
-    <w:lvl w:ilvl="6" w:tplc="6BF89862">
+    <w:lvl w:ilvl="6" w:tplc="BB5E81A2">
       <w:numFmt w:val="decimal"/>
       <w:lvlText w:val=""/>
       <w:lvlJc w:val="left"/>
     </w:lvl>
-    <w:lvl w:ilvl="7" w:tplc="61963096">
+    <w:lvl w:ilvl="7" w:tplc="BAB0AA10">
       <w:numFmt w:val="decimal"/>
       <w:lvlText w:val=""/>
       <w:lvlJc w:val="left"/>
     </w:lvl>
-    <w:lvl w:ilvl="8" w:tplc="382ECCC0">
+    <w:lvl w:ilvl="8" w:tplc="9A6EF1A6">
       <w:numFmt w:val="decimal"/>
       <w:lvlText w:val=""/>
       <w:lvlJc w:val="left"/>
     </w:lvl>
   </w:abstractNum>
   <w:abstractNum w:abstractNumId="2" w15:restartNumberingAfterBreak="0">
-    <w:nsid w:val="226E7E4E"/>
+    <w:nsid w:val="0BB008BF"/>
     <w:multiLevelType w:val="hybridMultilevel"/>
-    <w:tmpl w:val="9092CD3A"/>
-    <w:lvl w:ilvl="0" w:tplc="D752DC3A">
+    <w:tmpl w:val="690423B2"/>
+    <w:lvl w:ilvl="0" w:tplc="DAD22308">
       <w:start w:val="1"/>
       <w:numFmt w:val="decimal"/>
       <w:lvlText w:val="%1."/>
@@ -15886,52 +15886,52 @@
         <w:color w:val="A67C27"/>
       </w:rPr>
     </w:lvl>
-    <w:lvl w:ilvl="1" w:tplc="2898A746">
+    <w:lvl w:ilvl="1" w:tplc="333E3306">
       <w:numFmt w:val="decimal"/>
       <w:lvlText w:val=""/>
       <w:lvlJc w:val="left"/>
     </w:lvl>
-    <w:lvl w:ilvl="2" w:tplc="D6B438F8">
+    <w:lvl w:ilvl="2" w:tplc="B5643A80">
       <w:numFmt w:val="decimal"/>
       <w:lvlText w:val=""/>
       <w:lvlJc w:val="left"/>
     </w:lvl>
-    <w:lvl w:ilvl="3" w:tplc="E0D8831A">
+    <w:lvl w:ilvl="3" w:tplc="BC2C6A20">
       <w:numFmt w:val="decimal"/>
       <w:lvlText w:val=""/>
       <w:lvlJc w:val="left"/>
     </w:lvl>
-    <w:lvl w:ilvl="4" w:tplc="DCF43724">
+    <w:lvl w:ilvl="4" w:tplc="E94A6F1C">
       <w:numFmt w:val="decimal"/>
       <w:lvlText w:val=""/>
       <w:lvlJc w:val="left"/>
     </w:lvl>
-    <w:lvl w:ilvl="5" w:tplc="DDAA53F8">
+    <w:lvl w:ilvl="5" w:tplc="10588552">
       <w:numFmt w:val="decimal"/>
       <w:lvlText w:val=""/>
       <w:lvlJc w:val="left"/>
     </w:lvl>
-    <w:lvl w:ilvl="6" w:tplc="E3B8944E">
+    <w:lvl w:ilvl="6" w:tplc="416EABDC">
       <w:numFmt w:val="decimal"/>
       <w:lvlText w:val=""/>
       <w:lvlJc w:val="left"/>
     </w:lvl>
-    <w:lvl w:ilvl="7" w:tplc="E42AD35A">
+    <w:lvl w:ilvl="7" w:tplc="B1BACA3C">
       <w:numFmt w:val="decimal"/>
       <w:lvlText w:val=""/>
       <w:lvlJc w:val="left"/>
     </w:lvl>
-    <w:lvl w:ilvl="8" w:tplc="9EC6995E">
+    <w:lvl w:ilvl="8" w:tplc="189468E6">
       <w:numFmt w:val="decimal"/>
       <w:lvlText w:val=""/>
       <w:lvlJc w:val="left"/>
     </w:lvl>
   </w:abstractNum>
   <w:abstractNum w:abstractNumId="3" w15:restartNumberingAfterBreak="0">
-    <w:nsid w:val="28951FAF"/>
+    <w:nsid w:val="0F2C35FE"/>
     <w:multiLevelType w:val="hybridMultilevel"/>
-    <w:tmpl w:val="6F4E826C"/>
-    <w:lvl w:ilvl="0" w:tplc="01F2FF00">
+    <w:tmpl w:val="31D4DE6C"/>
+    <w:lvl w:ilvl="0" w:tplc="74C8848E">
       <w:start w:val="1"/>
       <w:numFmt w:val="decimal"/>
       <w:lvlText w:val="%1."/>
@@ -15945,52 +15945,52 @@
         <w:color w:val="A67C27"/>
       </w:rPr>
     </w:lvl>
-    <w:lvl w:ilvl="1" w:tplc="5B8C98E6">
+    <w:lvl w:ilvl="1" w:tplc="BD2E1D9A">
       <w:numFmt w:val="decimal"/>
       <w:lvlText w:val=""/>
       <w:lvlJc w:val="left"/>
     </w:lvl>
-    <w:lvl w:ilvl="2" w:tplc="2F96FAC0">
+    <w:lvl w:ilvl="2" w:tplc="06DA15B0">
       <w:numFmt w:val="decimal"/>
       <w:lvlText w:val=""/>
       <w:lvlJc w:val="left"/>
     </w:lvl>
-    <w:lvl w:ilvl="3" w:tplc="3982AC74">
+    <w:lvl w:ilvl="3" w:tplc="5EDCA8A0">
       <w:numFmt w:val="decimal"/>
       <w:lvlText w:val=""/>
       <w:lvlJc w:val="left"/>
     </w:lvl>
-    <w:lvl w:ilvl="4" w:tplc="498CF972">
+    <w:lvl w:ilvl="4" w:tplc="93406ECC">
       <w:numFmt w:val="decimal"/>
       <w:lvlText w:val=""/>
       <w:lvlJc w:val="left"/>
     </w:lvl>
-    <w:lvl w:ilvl="5" w:tplc="20B086BA">
+    <w:lvl w:ilvl="5" w:tplc="25E66094">
       <w:numFmt w:val="decimal"/>
       <w:lvlText w:val=""/>
       <w:lvlJc w:val="left"/>
     </w:lvl>
-    <w:lvl w:ilvl="6" w:tplc="1D746EFE">
+    <w:lvl w:ilvl="6" w:tplc="97DEB788">
       <w:numFmt w:val="decimal"/>
       <w:lvlText w:val=""/>
       <w:lvlJc w:val="left"/>
     </w:lvl>
-    <w:lvl w:ilvl="7" w:tplc="7DA0FC26">
+    <w:lvl w:ilvl="7" w:tplc="900CC41A">
       <w:numFmt w:val="decimal"/>
       <w:lvlText w:val=""/>
       <w:lvlJc w:val="left"/>
     </w:lvl>
-    <w:lvl w:ilvl="8" w:tplc="FA202392">
+    <w:lvl w:ilvl="8" w:tplc="959021E0">
       <w:numFmt w:val="decimal"/>
       <w:lvlText w:val=""/>
       <w:lvlJc w:val="left"/>
     </w:lvl>
   </w:abstractNum>
   <w:abstractNum w:abstractNumId="4" w15:restartNumberingAfterBreak="0">
-    <w:nsid w:val="2C57300C"/>
+    <w:nsid w:val="10BE0242"/>
     <w:multiLevelType w:val="hybridMultilevel"/>
-    <w:tmpl w:val="FCEC8448"/>
-    <w:lvl w:ilvl="0" w:tplc="209A3FE6">
+    <w:tmpl w:val="AEC41696"/>
+    <w:lvl w:ilvl="0" w:tplc="C8449004">
       <w:start w:val="1"/>
       <w:numFmt w:val="decimal"/>
       <w:lvlText w:val="%1."/>
@@ -16004,52 +16004,52 @@
         <w:color w:val="A67C27"/>
       </w:rPr>
     </w:lvl>
-    <w:lvl w:ilvl="1" w:tplc="B1CEB0EA">
+    <w:lvl w:ilvl="1" w:tplc="4C7A4012">
       <w:numFmt w:val="decimal"/>
       <w:lvlText w:val=""/>
       <w:lvlJc w:val="left"/>
     </w:lvl>
-    <w:lvl w:ilvl="2" w:tplc="B89A9436">
+    <w:lvl w:ilvl="2" w:tplc="5248156A">
       <w:numFmt w:val="decimal"/>
       <w:lvlText w:val=""/>
       <w:lvlJc w:val="left"/>
     </w:lvl>
-    <w:lvl w:ilvl="3" w:tplc="454AB2FE">
+    <w:lvl w:ilvl="3" w:tplc="D5C46BA2">
       <w:numFmt w:val="decimal"/>
       <w:lvlText w:val=""/>
       <w:lvlJc w:val="left"/>
     </w:lvl>
-    <w:lvl w:ilvl="4" w:tplc="49047636">
+    <w:lvl w:ilvl="4" w:tplc="BACC9BEC">
       <w:numFmt w:val="decimal"/>
       <w:lvlText w:val=""/>
       <w:lvlJc w:val="left"/>
     </w:lvl>
-    <w:lvl w:ilvl="5" w:tplc="88C201AC">
+    <w:lvl w:ilvl="5" w:tplc="338017D6">
       <w:numFmt w:val="decimal"/>
       <w:lvlText w:val=""/>
       <w:lvlJc w:val="left"/>
     </w:lvl>
-    <w:lvl w:ilvl="6" w:tplc="65E22F0E">
+    <w:lvl w:ilvl="6" w:tplc="ECF4E17E">
       <w:numFmt w:val="decimal"/>
       <w:lvlText w:val=""/>
       <w:lvlJc w:val="left"/>
     </w:lvl>
-    <w:lvl w:ilvl="7" w:tplc="89B2EB88">
+    <w:lvl w:ilvl="7" w:tplc="568211EE">
       <w:numFmt w:val="decimal"/>
       <w:lvlText w:val=""/>
       <w:lvlJc w:val="left"/>
     </w:lvl>
-    <w:lvl w:ilvl="8" w:tplc="8006CFEE">
+    <w:lvl w:ilvl="8" w:tplc="522E159A">
       <w:numFmt w:val="decimal"/>
       <w:lvlText w:val=""/>
       <w:lvlJc w:val="left"/>
     </w:lvl>
   </w:abstractNum>
   <w:abstractNum w:abstractNumId="5" w15:restartNumberingAfterBreak="0">
-    <w:nsid w:val="3D5E6F6E"/>
+    <w:nsid w:val="18941CA3"/>
     <w:multiLevelType w:val="hybridMultilevel"/>
-    <w:tmpl w:val="3AA416BE"/>
-    <w:lvl w:ilvl="0" w:tplc="BD482D92">
+    <w:tmpl w:val="C2086456"/>
+    <w:lvl w:ilvl="0" w:tplc="8FF40CD0">
       <w:start w:val="1"/>
       <w:numFmt w:val="decimal"/>
       <w:lvlText w:val="%1."/>
@@ -16063,52 +16063,52 @@
         <w:color w:val="A67C27"/>
       </w:rPr>
     </w:lvl>
-    <w:lvl w:ilvl="1" w:tplc="B56A4102">
+    <w:lvl w:ilvl="1" w:tplc="C42C552E">
       <w:numFmt w:val="decimal"/>
       <w:lvlText w:val=""/>
       <w:lvlJc w:val="left"/>
     </w:lvl>
-    <w:lvl w:ilvl="2" w:tplc="33E0A3EC">
+    <w:lvl w:ilvl="2" w:tplc="5AE6927C">
       <w:numFmt w:val="decimal"/>
       <w:lvlText w:val=""/>
       <w:lvlJc w:val="left"/>
     </w:lvl>
-    <w:lvl w:ilvl="3" w:tplc="10C804CA">
+    <w:lvl w:ilvl="3" w:tplc="3F0C0E20">
       <w:numFmt w:val="decimal"/>
       <w:lvlText w:val=""/>
       <w:lvlJc w:val="left"/>
     </w:lvl>
-    <w:lvl w:ilvl="4" w:tplc="1714A3D4">
+    <w:lvl w:ilvl="4" w:tplc="445627C4">
       <w:numFmt w:val="decimal"/>
       <w:lvlText w:val=""/>
       <w:lvlJc w:val="left"/>
     </w:lvl>
-    <w:lvl w:ilvl="5" w:tplc="A1CA6A7E">
+    <w:lvl w:ilvl="5" w:tplc="F1D28496">
       <w:numFmt w:val="decimal"/>
       <w:lvlText w:val=""/>
       <w:lvlJc w:val="left"/>
     </w:lvl>
-    <w:lvl w:ilvl="6" w:tplc="FE7EAC7C">
+    <w:lvl w:ilvl="6" w:tplc="E668B2A8">
       <w:numFmt w:val="decimal"/>
       <w:lvlText w:val=""/>
       <w:lvlJc w:val="left"/>
     </w:lvl>
-    <w:lvl w:ilvl="7" w:tplc="93EC37E4">
+    <w:lvl w:ilvl="7" w:tplc="4CE8AEDA">
       <w:numFmt w:val="decimal"/>
       <w:lvlText w:val=""/>
       <w:lvlJc w:val="left"/>
     </w:lvl>
-    <w:lvl w:ilvl="8" w:tplc="9FB2F714">
+    <w:lvl w:ilvl="8" w:tplc="78280586">
       <w:numFmt w:val="decimal"/>
       <w:lvlText w:val=""/>
       <w:lvlJc w:val="left"/>
     </w:lvl>
   </w:abstractNum>
   <w:abstractNum w:abstractNumId="6" w15:restartNumberingAfterBreak="0">
-    <w:nsid w:val="43FE17B2"/>
+    <w:nsid w:val="189F45E3"/>
     <w:multiLevelType w:val="hybridMultilevel"/>
-    <w:tmpl w:val="7BDC3A76"/>
-    <w:lvl w:ilvl="0" w:tplc="3A369520">
+    <w:tmpl w:val="A62A3066"/>
+    <w:lvl w:ilvl="0" w:tplc="00369218">
       <w:start w:val="1"/>
       <w:numFmt w:val="decimal"/>
       <w:lvlText w:val="%1."/>
@@ -16122,138 +16122,111 @@
         <w:color w:val="A67C27"/>
       </w:rPr>
     </w:lvl>
-    <w:lvl w:ilvl="1" w:tplc="675ED710">
+    <w:lvl w:ilvl="1" w:tplc="2D5A4930">
       <w:numFmt w:val="decimal"/>
       <w:lvlText w:val=""/>
       <w:lvlJc w:val="left"/>
     </w:lvl>
-    <w:lvl w:ilvl="2" w:tplc="113C7A10">
+    <w:lvl w:ilvl="2" w:tplc="1DEC3A0C">
       <w:numFmt w:val="decimal"/>
       <w:lvlText w:val=""/>
       <w:lvlJc w:val="left"/>
     </w:lvl>
-    <w:lvl w:ilvl="3" w:tplc="5C6AE05E">
+    <w:lvl w:ilvl="3" w:tplc="2C926588">
       <w:numFmt w:val="decimal"/>
       <w:lvlText w:val=""/>
       <w:lvlJc w:val="left"/>
     </w:lvl>
-    <w:lvl w:ilvl="4" w:tplc="07FE1CDE">
+    <w:lvl w:ilvl="4" w:tplc="6C044298">
       <w:numFmt w:val="decimal"/>
       <w:lvlText w:val=""/>
       <w:lvlJc w:val="left"/>
     </w:lvl>
-    <w:lvl w:ilvl="5" w:tplc="C778F636">
+    <w:lvl w:ilvl="5" w:tplc="256C1E5A">
       <w:numFmt w:val="decimal"/>
       <w:lvlText w:val=""/>
       <w:lvlJc w:val="left"/>
     </w:lvl>
-    <w:lvl w:ilvl="6" w:tplc="FB2EB898">
+    <w:lvl w:ilvl="6" w:tplc="C0A4E8EE">
       <w:numFmt w:val="decimal"/>
       <w:lvlText w:val=""/>
       <w:lvlJc w:val="left"/>
     </w:lvl>
-    <w:lvl w:ilvl="7" w:tplc="40849186">
+    <w:lvl w:ilvl="7" w:tplc="89EA3936">
       <w:numFmt w:val="decimal"/>
       <w:lvlText w:val=""/>
       <w:lvlJc w:val="left"/>
     </w:lvl>
-    <w:lvl w:ilvl="8" w:tplc="5F9A3606">
+    <w:lvl w:ilvl="8" w:tplc="56D0C9DC">
       <w:numFmt w:val="decimal"/>
       <w:lvlText w:val=""/>
       <w:lvlJc w:val="left"/>
     </w:lvl>
   </w:abstractNum>
   <w:abstractNum w:abstractNumId="7" w15:restartNumberingAfterBreak="0">
-    <w:nsid w:val="49516FDE"/>
+    <w:nsid w:val="18A7633E"/>
     <w:multiLevelType w:val="hybridMultilevel"/>
-    <w:tmpl w:val="ACB2CBF0"/>
-    <w:lvl w:ilvl="0" w:tplc="5D5C293C">
+    <w:tmpl w:val="0016B272"/>
+    <w:lvl w:ilvl="0" w:tplc="54769C22">
       <w:start w:val="1"/>
-      <w:numFmt w:val="bullet"/>
-      <w:lvlText w:val="●"/>
+      <w:numFmt w:val="decimal"/>
+      <w:lvlText w:val="%1."/>
       <w:lvlJc w:val="left"/>
       <w:pPr>
-        <w:ind w:left="720" w:hanging="360"/>
-      </w:pPr>
+        <w:ind w:left="460" w:hanging="360"/>
+      </w:pPr>
+      <w:rPr>
+        <w:b/>
+        <w:bCs/>
+        <w:color w:val="A67C27"/>
+      </w:rPr>
     </w:lvl>
-    <w:lvl w:ilvl="1" w:tplc="643CC6F6">
-      <w:start w:val="1"/>
-      <w:numFmt w:val="bullet"/>
-      <w:lvlText w:val="○"/>
+    <w:lvl w:ilvl="1" w:tplc="46B62226">
+      <w:numFmt w:val="decimal"/>
+      <w:lvlText w:val=""/>
       <w:lvlJc w:val="left"/>
-      <w:pPr>
-        <w:ind w:left="1440" w:hanging="360"/>
-      </w:pPr>
     </w:lvl>
-    <w:lvl w:ilvl="2" w:tplc="51BE34E4">
-      <w:start w:val="1"/>
-      <w:numFmt w:val="bullet"/>
-      <w:lvlText w:val="■"/>
+    <w:lvl w:ilvl="2" w:tplc="61B24F80">
+      <w:numFmt w:val="decimal"/>
+      <w:lvlText w:val=""/>
       <w:lvlJc w:val="left"/>
-      <w:pPr>
-        <w:ind w:left="2160" w:hanging="360"/>
-      </w:pPr>
     </w:lvl>
-    <w:lvl w:ilvl="3" w:tplc="84820754">
-      <w:start w:val="1"/>
-      <w:numFmt w:val="bullet"/>
-      <w:lvlText w:val="●"/>
+    <w:lvl w:ilvl="3" w:tplc="4E625C3C">
+      <w:numFmt w:val="decimal"/>
+      <w:lvlText w:val=""/>
       <w:lvlJc w:val="left"/>
-      <w:pPr>
-        <w:ind w:left="2880" w:hanging="360"/>
-      </w:pPr>
     </w:lvl>
-    <w:lvl w:ilvl="4" w:tplc="7506023E">
-      <w:start w:val="1"/>
-      <w:numFmt w:val="bullet"/>
-      <w:lvlText w:val="○"/>
+    <w:lvl w:ilvl="4" w:tplc="FC18B0B0">
+      <w:numFmt w:val="decimal"/>
+      <w:lvlText w:val=""/>
       <w:lvlJc w:val="left"/>
-      <w:pPr>
-        <w:ind w:left="3600" w:hanging="360"/>
-      </w:pPr>
     </w:lvl>
-    <w:lvl w:ilvl="5" w:tplc="6660D452">
-      <w:start w:val="1"/>
-      <w:numFmt w:val="bullet"/>
-      <w:lvlText w:val="■"/>
+    <w:lvl w:ilvl="5" w:tplc="CFB84234">
+      <w:numFmt w:val="decimal"/>
+      <w:lvlText w:val=""/>
       <w:lvlJc w:val="left"/>
-      <w:pPr>
-        <w:ind w:left="4320" w:hanging="360"/>
-      </w:pPr>
     </w:lvl>
-    <w:lvl w:ilvl="6" w:tplc="02028166">
-      <w:start w:val="1"/>
-      <w:numFmt w:val="bullet"/>
-      <w:lvlText w:val="●"/>
+    <w:lvl w:ilvl="6" w:tplc="2E6E9E22">
+      <w:numFmt w:val="decimal"/>
+      <w:lvlText w:val=""/>
       <w:lvlJc w:val="left"/>
-      <w:pPr>
-        <w:ind w:left="5040" w:hanging="360"/>
-      </w:pPr>
     </w:lvl>
-    <w:lvl w:ilvl="7" w:tplc="AA0ABEB0">
-      <w:start w:val="1"/>
-      <w:numFmt w:val="bullet"/>
-      <w:lvlText w:val="●"/>
+    <w:lvl w:ilvl="7" w:tplc="E9A2A2AC">
+      <w:numFmt w:val="decimal"/>
+      <w:lvlText w:val=""/>
       <w:lvlJc w:val="left"/>
-      <w:pPr>
-        <w:ind w:left="5760" w:hanging="360"/>
-      </w:pPr>
     </w:lvl>
-    <w:lvl w:ilvl="8" w:tplc="DE54DCA4">
-      <w:start w:val="1"/>
-      <w:numFmt w:val="bullet"/>
-      <w:lvlText w:val="●"/>
+    <w:lvl w:ilvl="8" w:tplc="191C8FEC">
+      <w:numFmt w:val="decimal"/>
+      <w:lvlText w:val=""/>
       <w:lvlJc w:val="left"/>
-      <w:pPr>
-        <w:ind w:left="6480" w:hanging="360"/>
-      </w:pPr>
     </w:lvl>
   </w:abstractNum>
   <w:abstractNum w:abstractNumId="8" w15:restartNumberingAfterBreak="0">
-    <w:nsid w:val="4E66631E"/>
+    <w:nsid w:val="2452262F"/>
     <w:multiLevelType w:val="hybridMultilevel"/>
-    <w:tmpl w:val="699C0A64"/>
-    <w:lvl w:ilvl="0" w:tplc="1270B138">
+    <w:tmpl w:val="27648A98"/>
+    <w:lvl w:ilvl="0" w:tplc="90AEC618">
       <w:start w:val="1"/>
       <w:numFmt w:val="bullet"/>
       <w:lvlText w:val="•"/>
@@ -16262,7 +16235,7 @@
         <w:ind w:left="460" w:hanging="280"/>
       </w:pPr>
     </w:lvl>
-    <w:lvl w:ilvl="1" w:tplc="3C1A08BE">
+    <w:lvl w:ilvl="1" w:tplc="32D6AF6E">
       <w:start w:val="1"/>
       <w:numFmt w:val="bullet"/>
       <w:lvlText w:val="–"/>
@@ -16271,47 +16244,133 @@
         <w:ind w:left="900" w:hanging="280"/>
       </w:pPr>
     </w:lvl>
-    <w:lvl w:ilvl="2" w:tplc="B26C4876">
+    <w:lvl w:ilvl="2" w:tplc="A26EFE78">
       <w:numFmt w:val="decimal"/>
       <w:lvlText w:val=""/>
       <w:lvlJc w:val="left"/>
     </w:lvl>
-    <w:lvl w:ilvl="3" w:tplc="4C444C8A">
+    <w:lvl w:ilvl="3" w:tplc="DAF81118">
       <w:numFmt w:val="decimal"/>
       <w:lvlText w:val=""/>
       <w:lvlJc w:val="left"/>
     </w:lvl>
-    <w:lvl w:ilvl="4" w:tplc="BEC2AF6E">
+    <w:lvl w:ilvl="4" w:tplc="41AE4258">
       <w:numFmt w:val="decimal"/>
       <w:lvlText w:val=""/>
       <w:lvlJc w:val="left"/>
     </w:lvl>
-    <w:lvl w:ilvl="5" w:tplc="8B884596">
+    <w:lvl w:ilvl="5" w:tplc="9530C74C">
       <w:numFmt w:val="decimal"/>
       <w:lvlText w:val=""/>
       <w:lvlJc w:val="left"/>
     </w:lvl>
-    <w:lvl w:ilvl="6" w:tplc="E430AD98">
+    <w:lvl w:ilvl="6" w:tplc="2A706710">
       <w:numFmt w:val="decimal"/>
       <w:lvlText w:val=""/>
       <w:lvlJc w:val="left"/>
     </w:lvl>
-    <w:lvl w:ilvl="7" w:tplc="46B27964">
+    <w:lvl w:ilvl="7" w:tplc="3FF6341C">
       <w:numFmt w:val="decimal"/>
       <w:lvlText w:val=""/>
       <w:lvlJc w:val="left"/>
     </w:lvl>
-    <w:lvl w:ilvl="8" w:tplc="5F9C43D8">
+    <w:lvl w:ilvl="8" w:tplc="6018F6D8">
       <w:numFmt w:val="decimal"/>
       <w:lvlText w:val=""/>
       <w:lvlJc w:val="left"/>
     </w:lvl>
   </w:abstractNum>
   <w:abstractNum w:abstractNumId="9" w15:restartNumberingAfterBreak="0">
-    <w:nsid w:val="59457487"/>
+    <w:nsid w:val="2AD14664"/>
     <w:multiLevelType w:val="hybridMultilevel"/>
-    <w:tmpl w:val="705CF290"/>
-    <w:lvl w:ilvl="0" w:tplc="284427A4">
+    <w:tmpl w:val="63369B90"/>
+    <w:lvl w:ilvl="0" w:tplc="74B84E5E">
+      <w:start w:val="1"/>
+      <w:numFmt w:val="bullet"/>
+      <w:lvlText w:val="●"/>
+      <w:lvlJc w:val="left"/>
+      <w:pPr>
+        <w:ind w:left="720" w:hanging="360"/>
+      </w:pPr>
+    </w:lvl>
+    <w:lvl w:ilvl="1" w:tplc="D9043208">
+      <w:start w:val="1"/>
+      <w:numFmt w:val="bullet"/>
+      <w:lvlText w:val="○"/>
+      <w:lvlJc w:val="left"/>
+      <w:pPr>
+        <w:ind w:left="1440" w:hanging="360"/>
+      </w:pPr>
+    </w:lvl>
+    <w:lvl w:ilvl="2" w:tplc="DC1E0444">
+      <w:start w:val="1"/>
+      <w:numFmt w:val="bullet"/>
+      <w:lvlText w:val="■"/>
+      <w:lvlJc w:val="left"/>
+      <w:pPr>
+        <w:ind w:left="2160" w:hanging="360"/>
+      </w:pPr>
+    </w:lvl>
+    <w:lvl w:ilvl="3" w:tplc="28B87678">
+      <w:start w:val="1"/>
+      <w:numFmt w:val="bullet"/>
+      <w:lvlText w:val="●"/>
+      <w:lvlJc w:val="left"/>
+      <w:pPr>
+        <w:ind w:left="2880" w:hanging="360"/>
+      </w:pPr>
+    </w:lvl>
+    <w:lvl w:ilvl="4" w:tplc="7C6E051C">
+      <w:start w:val="1"/>
+      <w:numFmt w:val="bullet"/>
+      <w:lvlText w:val="○"/>
+      <w:lvlJc w:val="left"/>
+      <w:pPr>
+        <w:ind w:left="3600" w:hanging="360"/>
+      </w:pPr>
+    </w:lvl>
+    <w:lvl w:ilvl="5" w:tplc="84F8B0E8">
+      <w:start w:val="1"/>
+      <w:numFmt w:val="bullet"/>
+      <w:lvlText w:val="■"/>
+      <w:lvlJc w:val="left"/>
+      <w:pPr>
+        <w:ind w:left="4320" w:hanging="360"/>
+      </w:pPr>
+    </w:lvl>
+    <w:lvl w:ilvl="6" w:tplc="5C326D70">
+      <w:start w:val="1"/>
+      <w:numFmt w:val="bullet"/>
+      <w:lvlText w:val="●"/>
+      <w:lvlJc w:val="left"/>
+      <w:pPr>
+        <w:ind w:left="5040" w:hanging="360"/>
+      </w:pPr>
+    </w:lvl>
+    <w:lvl w:ilvl="7" w:tplc="EA6840C4">
+      <w:start w:val="1"/>
+      <w:numFmt w:val="bullet"/>
+      <w:lvlText w:val="●"/>
+      <w:lvlJc w:val="left"/>
+      <w:pPr>
+        <w:ind w:left="5760" w:hanging="360"/>
+      </w:pPr>
+    </w:lvl>
+    <w:lvl w:ilvl="8" w:tplc="18AA7814">
+      <w:start w:val="1"/>
+      <w:numFmt w:val="bullet"/>
+      <w:lvlText w:val="●"/>
+      <w:lvlJc w:val="left"/>
+      <w:pPr>
+        <w:ind w:left="6480" w:hanging="360"/>
+      </w:pPr>
+    </w:lvl>
+  </w:abstractNum>
+  <w:abstractNum w:abstractNumId="10" w15:restartNumberingAfterBreak="0">
+    <w:nsid w:val="42236D58"/>
+    <w:multiLevelType w:val="hybridMultilevel"/>
+    <w:tmpl w:val="3628EB0C"/>
+    <w:lvl w:ilvl="0" w:tplc="EA68315E">
       <w:start w:val="1"/>
       <w:numFmt w:val="decimal"/>
       <w:lvlText w:val="%1."/>
@@ -16325,52 +16384,52 @@
         <w:color w:val="A67C27"/>
       </w:rPr>
     </w:lvl>
-    <w:lvl w:ilvl="1" w:tplc="287C92F0">
+    <w:lvl w:ilvl="1" w:tplc="41CCA876">
       <w:numFmt w:val="decimal"/>
       <w:lvlText w:val=""/>
       <w:lvlJc w:val="left"/>
     </w:lvl>
-    <w:lvl w:ilvl="2" w:tplc="6F20BCAC">
+    <w:lvl w:ilvl="2" w:tplc="21783D34">
       <w:numFmt w:val="decimal"/>
       <w:lvlText w:val=""/>
       <w:lvlJc w:val="left"/>
     </w:lvl>
-    <w:lvl w:ilvl="3" w:tplc="924E43D0">
+    <w:lvl w:ilvl="3" w:tplc="6B0AD608">
       <w:numFmt w:val="decimal"/>
       <w:lvlText w:val=""/>
       <w:lvlJc w:val="left"/>
     </w:lvl>
-    <w:lvl w:ilvl="4" w:tplc="D51401E4">
+    <w:lvl w:ilvl="4" w:tplc="9A9CC3B8">
       <w:numFmt w:val="decimal"/>
       <w:lvlText w:val=""/>
       <w:lvlJc w:val="left"/>
     </w:lvl>
-    <w:lvl w:ilvl="5" w:tplc="EDCC60BE">
+    <w:lvl w:ilvl="5" w:tplc="11D20E86">
       <w:numFmt w:val="decimal"/>
       <w:lvlText w:val=""/>
       <w:lvlJc w:val="left"/>
     </w:lvl>
-    <w:lvl w:ilvl="6" w:tplc="EAD8F26C">
+    <w:lvl w:ilvl="6" w:tplc="726AAEDA">
       <w:numFmt w:val="decimal"/>
       <w:lvlText w:val=""/>
       <w:lvlJc w:val="left"/>
     </w:lvl>
-    <w:lvl w:ilvl="7" w:tplc="B7C8123C">
+    <w:lvl w:ilvl="7" w:tplc="977E4C70">
       <w:numFmt w:val="decimal"/>
       <w:lvlText w:val=""/>
       <w:lvlJc w:val="left"/>
     </w:lvl>
-    <w:lvl w:ilvl="8" w:tplc="055CE53A">
+    <w:lvl w:ilvl="8" w:tplc="F064CC0C">
       <w:numFmt w:val="decimal"/>
       <w:lvlText w:val=""/>
       <w:lvlJc w:val="left"/>
     </w:lvl>
   </w:abstractNum>
-  <w:abstractNum w:abstractNumId="10" w15:restartNumberingAfterBreak="0">
-    <w:nsid w:val="5C2842BA"/>
+  <w:abstractNum w:abstractNumId="11" w15:restartNumberingAfterBreak="0">
+    <w:nsid w:val="46975B3C"/>
     <w:multiLevelType w:val="hybridMultilevel"/>
-    <w:tmpl w:val="4482BFDA"/>
-    <w:lvl w:ilvl="0" w:tplc="A420CD4C">
+    <w:tmpl w:val="A296E138"/>
+    <w:lvl w:ilvl="0" w:tplc="DC101180">
       <w:start w:val="1"/>
       <w:numFmt w:val="decimal"/>
       <w:lvlText w:val="%1."/>
@@ -16384,52 +16443,52 @@
         <w:color w:val="A67C27"/>
       </w:rPr>
     </w:lvl>
-    <w:lvl w:ilvl="1" w:tplc="5068F65E">
+    <w:lvl w:ilvl="1" w:tplc="AE34811C">
       <w:numFmt w:val="decimal"/>
       <w:lvlText w:val=""/>
       <w:lvlJc w:val="left"/>
     </w:lvl>
-    <w:lvl w:ilvl="2" w:tplc="FD402928">
+    <w:lvl w:ilvl="2" w:tplc="97DE97E6">
       <w:numFmt w:val="decimal"/>
       <w:lvlText w:val=""/>
       <w:lvlJc w:val="left"/>
     </w:lvl>
-    <w:lvl w:ilvl="3" w:tplc="6AAA6E64">
+    <w:lvl w:ilvl="3" w:tplc="BAB2B6B8">
       <w:numFmt w:val="decimal"/>
       <w:lvlText w:val=""/>
       <w:lvlJc w:val="left"/>
     </w:lvl>
-    <w:lvl w:ilvl="4" w:tplc="869C99BA">
+    <w:lvl w:ilvl="4" w:tplc="63ECDD38">
       <w:numFmt w:val="decimal"/>
       <w:lvlText w:val=""/>
       <w:lvlJc w:val="left"/>
     </w:lvl>
-    <w:lvl w:ilvl="5" w:tplc="23BEA2D2">
+    <w:lvl w:ilvl="5" w:tplc="444C8286">
       <w:numFmt w:val="decimal"/>
       <w:lvlText w:val=""/>
       <w:lvlJc w:val="left"/>
     </w:lvl>
-    <w:lvl w:ilvl="6" w:tplc="D4F204E2">
+    <w:lvl w:ilvl="6" w:tplc="E586D876">
       <w:numFmt w:val="decimal"/>
       <w:lvlText w:val=""/>
       <w:lvlJc w:val="left"/>
     </w:lvl>
-    <w:lvl w:ilvl="7" w:tplc="C5A26DC0">
+    <w:lvl w:ilvl="7" w:tplc="DBC4998C">
       <w:numFmt w:val="decimal"/>
       <w:lvlText w:val=""/>
       <w:lvlJc w:val="left"/>
     </w:lvl>
-    <w:lvl w:ilvl="8" w:tplc="DE3C4EAE">
+    <w:lvl w:ilvl="8" w:tplc="05002858">
       <w:numFmt w:val="decimal"/>
       <w:lvlText w:val=""/>
       <w:lvlJc w:val="left"/>
     </w:lvl>
   </w:abstractNum>
-  <w:abstractNum w:abstractNumId="11" w15:restartNumberingAfterBreak="0">
-    <w:nsid w:val="5FC67D87"/>
+  <w:abstractNum w:abstractNumId="12" w15:restartNumberingAfterBreak="0">
+    <w:nsid w:val="59EA3B45"/>
     <w:multiLevelType w:val="hybridMultilevel"/>
-    <w:tmpl w:val="003EACF6"/>
-    <w:lvl w:ilvl="0" w:tplc="ED30DEFC">
+    <w:tmpl w:val="F934F046"/>
+    <w:lvl w:ilvl="0" w:tplc="4DB45DE4">
       <w:start w:val="1"/>
       <w:numFmt w:val="decimal"/>
       <w:lvlText w:val="%1."/>
@@ -16443,52 +16502,52 @@
         <w:color w:val="A67C27"/>
       </w:rPr>
     </w:lvl>
-    <w:lvl w:ilvl="1" w:tplc="E320C856">
+    <w:lvl w:ilvl="1" w:tplc="4782A42C">
       <w:numFmt w:val="decimal"/>
       <w:lvlText w:val=""/>
       <w:lvlJc w:val="left"/>
     </w:lvl>
-    <w:lvl w:ilvl="2" w:tplc="2CCC01DC">
+    <w:lvl w:ilvl="2" w:tplc="D31A0ED4">
       <w:numFmt w:val="decimal"/>
       <w:lvlText w:val=""/>
       <w:lvlJc w:val="left"/>
     </w:lvl>
-    <w:lvl w:ilvl="3" w:tplc="CF0692B8">
+    <w:lvl w:ilvl="3" w:tplc="4C76C6BE">
       <w:numFmt w:val="decimal"/>
       <w:lvlText w:val=""/>
       <w:lvlJc w:val="left"/>
     </w:lvl>
-    <w:lvl w:ilvl="4" w:tplc="0EFA073E">
+    <w:lvl w:ilvl="4" w:tplc="FD9CF8D6">
       <w:numFmt w:val="decimal"/>
       <w:lvlText w:val=""/>
       <w:lvlJc w:val="left"/>
     </w:lvl>
-    <w:lvl w:ilvl="5" w:tplc="50E4A898">
+    <w:lvl w:ilvl="5" w:tplc="D0C848C6">
       <w:numFmt w:val="decimal"/>
       <w:lvlText w:val=""/>
       <w:lvlJc w:val="left"/>
     </w:lvl>
-    <w:lvl w:ilvl="6" w:tplc="438CC136">
+    <w:lvl w:ilvl="6" w:tplc="451CA758">
       <w:numFmt w:val="decimal"/>
       <w:lvlText w:val=""/>
       <w:lvlJc w:val="left"/>
     </w:lvl>
-    <w:lvl w:ilvl="7" w:tplc="E9145AFC">
+    <w:lvl w:ilvl="7" w:tplc="5BDA4F22">
       <w:numFmt w:val="decimal"/>
       <w:lvlText w:val=""/>
       <w:lvlJc w:val="left"/>
     </w:lvl>
-    <w:lvl w:ilvl="8" w:tplc="FFBEBE54">
+    <w:lvl w:ilvl="8" w:tplc="1E66805A">
       <w:numFmt w:val="decimal"/>
       <w:lvlText w:val=""/>
       <w:lvlJc w:val="left"/>
     </w:lvl>
   </w:abstractNum>
-  <w:abstractNum w:abstractNumId="12" w15:restartNumberingAfterBreak="0">
-    <w:nsid w:val="6D245EFA"/>
+  <w:abstractNum w:abstractNumId="13" w15:restartNumberingAfterBreak="0">
+    <w:nsid w:val="5F4069C1"/>
     <w:multiLevelType w:val="hybridMultilevel"/>
-    <w:tmpl w:val="AE405E3C"/>
-    <w:lvl w:ilvl="0" w:tplc="9D6498B6">
+    <w:tmpl w:val="E1DAE966"/>
+    <w:lvl w:ilvl="0" w:tplc="9586B43E">
       <w:start w:val="1"/>
       <w:numFmt w:val="decimal"/>
       <w:lvlText w:val="%1."/>
@@ -16502,186 +16561,127 @@
         <w:color w:val="A67C27"/>
       </w:rPr>
     </w:lvl>
-    <w:lvl w:ilvl="1" w:tplc="1EEC8970">
+    <w:lvl w:ilvl="1" w:tplc="36549DE2">
       <w:numFmt w:val="decimal"/>
       <w:lvlText w:val=""/>
       <w:lvlJc w:val="left"/>
     </w:lvl>
-    <w:lvl w:ilvl="2" w:tplc="198A45A8">
+    <w:lvl w:ilvl="2" w:tplc="738C4002">
       <w:numFmt w:val="decimal"/>
       <w:lvlText w:val=""/>
       <w:lvlJc w:val="left"/>
     </w:lvl>
-    <w:lvl w:ilvl="3" w:tplc="A3A09F7A">
+    <w:lvl w:ilvl="3" w:tplc="1C58B626">
       <w:numFmt w:val="decimal"/>
       <w:lvlText w:val=""/>
       <w:lvlJc w:val="left"/>
     </w:lvl>
-    <w:lvl w:ilvl="4" w:tplc="8FD0B902">
+    <w:lvl w:ilvl="4" w:tplc="507644B2">
       <w:numFmt w:val="decimal"/>
       <w:lvlText w:val=""/>
       <w:lvlJc w:val="left"/>
     </w:lvl>
-    <w:lvl w:ilvl="5" w:tplc="287C8E32">
+    <w:lvl w:ilvl="5" w:tplc="E5162B70">
       <w:numFmt w:val="decimal"/>
       <w:lvlText w:val=""/>
       <w:lvlJc w:val="left"/>
     </w:lvl>
-    <w:lvl w:ilvl="6" w:tplc="91C49360">
+    <w:lvl w:ilvl="6" w:tplc="E4F29D12">
       <w:numFmt w:val="decimal"/>
       <w:lvlText w:val=""/>
       <w:lvlJc w:val="left"/>
     </w:lvl>
-    <w:lvl w:ilvl="7" w:tplc="37FAD400">
+    <w:lvl w:ilvl="7" w:tplc="4F2A5D94">
       <w:numFmt w:val="decimal"/>
       <w:lvlText w:val=""/>
       <w:lvlJc w:val="left"/>
     </w:lvl>
-    <w:lvl w:ilvl="8" w:tplc="BB80B45C">
+    <w:lvl w:ilvl="8" w:tplc="9042C25A">
       <w:numFmt w:val="decimal"/>
       <w:lvlText w:val=""/>
       <w:lvlJc w:val="left"/>
     </w:lvl>
   </w:abstractNum>
-  <w:abstractNum w:abstractNumId="13" w15:restartNumberingAfterBreak="0">
-    <w:nsid w:val="708E35C2"/>
-    <w:multiLevelType w:val="hybridMultilevel"/>
-    <w:tmpl w:val="340C1508"/>
-    <w:lvl w:ilvl="0" w:tplc="123E4F3E">
-      <w:start w:val="1"/>
-      <w:numFmt w:val="decimal"/>
-      <w:lvlText w:val="%1."/>
-      <w:lvlJc w:val="left"/>
-      <w:pPr>
-        <w:ind w:left="460" w:hanging="360"/>
-      </w:pPr>
-      <w:rPr>
-        <w:b/>
-        <w:bCs/>
-        <w:color w:val="A67C27"/>
-      </w:rPr>
-    </w:lvl>
-    <w:lvl w:ilvl="1" w:tplc="898E99FA">
-      <w:numFmt w:val="decimal"/>
-      <w:lvlText w:val=""/>
-      <w:lvlJc w:val="left"/>
-    </w:lvl>
-    <w:lvl w:ilvl="2" w:tplc="AF5E3D9E">
-      <w:numFmt w:val="decimal"/>
-      <w:lvlText w:val=""/>
-      <w:lvlJc w:val="left"/>
-    </w:lvl>
-    <w:lvl w:ilvl="3" w:tplc="47B2C948">
-      <w:numFmt w:val="decimal"/>
-      <w:lvlText w:val=""/>
-      <w:lvlJc w:val="left"/>
-    </w:lvl>
-    <w:lvl w:ilvl="4" w:tplc="8218538C">
-      <w:numFmt w:val="decimal"/>
-      <w:lvlText w:val=""/>
-      <w:lvlJc w:val="left"/>
-    </w:lvl>
-    <w:lvl w:ilvl="5" w:tplc="7E84353C">
-      <w:numFmt w:val="decimal"/>
-      <w:lvlText w:val=""/>
-      <w:lvlJc w:val="left"/>
-    </w:lvl>
-    <w:lvl w:ilvl="6" w:tplc="8A5ECEF6">
-      <w:numFmt w:val="decimal"/>
-      <w:lvlText w:val=""/>
-      <w:lvlJc w:val="left"/>
-    </w:lvl>
-    <w:lvl w:ilvl="7" w:tplc="41DAC39C">
-      <w:numFmt w:val="decimal"/>
-      <w:lvlText w:val=""/>
-      <w:lvlJc w:val="left"/>
-    </w:lvl>
-    <w:lvl w:ilvl="8" w:tplc="D6C26DD0">
-      <w:numFmt w:val="decimal"/>
-      <w:lvlText w:val=""/>
-      <w:lvlJc w:val="left"/>
-    </w:lvl>
-  </w:abstractNum>
-  <w:num w:numId="1" w16cid:durableId="997463118">
+  <w:num w:numId="1" w16cid:durableId="2031292531">
+    <w:abstractNumId w:val="9"/>
+    <w:lvlOverride w:ilvl="0">
+      <w:startOverride w:val="1"/>
+    </w:lvlOverride>
+  </w:num>
+  <w:num w:numId="2" w16cid:durableId="800224940">
+    <w:abstractNumId w:val="8"/>
+    <w:lvlOverride w:ilvl="0">
+      <w:startOverride w:val="1"/>
+    </w:lvlOverride>
+  </w:num>
+  <w:num w:numId="3" w16cid:durableId="508370266">
+    <w:abstractNumId w:val="10"/>
+    <w:lvlOverride w:ilvl="0">
+      <w:startOverride w:val="1"/>
+    </w:lvlOverride>
+  </w:num>
+  <w:num w:numId="4" w16cid:durableId="1172064951">
+    <w:abstractNumId w:val="13"/>
+    <w:lvlOverride w:ilvl="0">
+      <w:startOverride w:val="1"/>
+    </w:lvlOverride>
+  </w:num>
+  <w:num w:numId="5" w16cid:durableId="281688023">
+    <w:abstractNumId w:val="3"/>
+    <w:lvlOverride w:ilvl="0">
+      <w:startOverride w:val="1"/>
+    </w:lvlOverride>
+  </w:num>
+  <w:num w:numId="6" w16cid:durableId="503327765">
+    <w:abstractNumId w:val="5"/>
+    <w:lvlOverride w:ilvl="0">
+      <w:startOverride w:val="1"/>
+    </w:lvlOverride>
+  </w:num>
+  <w:num w:numId="7" w16cid:durableId="1808818250">
     <w:abstractNumId w:val="7"/>
     <w:lvlOverride w:ilvl="0">
       <w:startOverride w:val="1"/>
     </w:lvlOverride>
   </w:num>
-  <w:num w:numId="2" w16cid:durableId="132797022">
-    <w:abstractNumId w:val="8"/>
+  <w:num w:numId="8" w16cid:durableId="834764544">
+    <w:abstractNumId w:val="2"/>
     <w:lvlOverride w:ilvl="0">
       <w:startOverride w:val="1"/>
     </w:lvlOverride>
   </w:num>
-  <w:num w:numId="3" w16cid:durableId="1812403604">
-    <w:abstractNumId w:val="3"/>
+  <w:num w:numId="9" w16cid:durableId="1137721278">
+    <w:abstractNumId w:val="12"/>
     <w:lvlOverride w:ilvl="0">
       <w:startOverride w:val="1"/>
     </w:lvlOverride>
   </w:num>
-  <w:num w:numId="4" w16cid:durableId="1816675050">
-    <w:abstractNumId w:val="5"/>
-    <w:lvlOverride w:ilvl="0">
-      <w:startOverride w:val="1"/>
-    </w:lvlOverride>
-  </w:num>
-  <w:num w:numId="5" w16cid:durableId="532232516">
-    <w:abstractNumId w:val="9"/>
-    <w:lvlOverride w:ilvl="0">
-      <w:startOverride w:val="1"/>
-    </w:lvlOverride>
-  </w:num>
-  <w:num w:numId="6" w16cid:durableId="1014573965">
+  <w:num w:numId="10" w16cid:durableId="518157504">
     <w:abstractNumId w:val="6"/>
     <w:lvlOverride w:ilvl="0">
       <w:startOverride w:val="1"/>
     </w:lvlOverride>
   </w:num>
-  <w:num w:numId="7" w16cid:durableId="1492673984">
+  <w:num w:numId="11" w16cid:durableId="1869829830">
     <w:abstractNumId w:val="0"/>
     <w:lvlOverride w:ilvl="0">
       <w:startOverride w:val="1"/>
     </w:lvlOverride>
   </w:num>
-  <w:num w:numId="8" w16cid:durableId="661737876">
+  <w:num w:numId="12" w16cid:durableId="28530429">
+    <w:abstractNumId w:val="1"/>
+    <w:lvlOverride w:ilvl="0">
+      <w:startOverride w:val="1"/>
+    </w:lvlOverride>
+  </w:num>
+  <w:num w:numId="13" w16cid:durableId="2013677711">
     <w:abstractNumId w:val="4"/>
     <w:lvlOverride w:ilvl="0">
       <w:startOverride w:val="1"/>
     </w:lvlOverride>
   </w:num>
-  <w:num w:numId="9" w16cid:durableId="2141221386">
-    <w:abstractNumId w:val="12"/>
-    <w:lvlOverride w:ilvl="0">
-      <w:startOverride w:val="1"/>
-    </w:lvlOverride>
-  </w:num>
-  <w:num w:numId="10" w16cid:durableId="1807889223">
-    <w:abstractNumId w:val="10"/>
-    <w:lvlOverride w:ilvl="0">
-      <w:startOverride w:val="1"/>
-    </w:lvlOverride>
-  </w:num>
-  <w:num w:numId="11" w16cid:durableId="1305961710">
+  <w:num w:numId="14" w16cid:durableId="92557096">
     <w:abstractNumId w:val="11"/>
-    <w:lvlOverride w:ilvl="0">
-      <w:startOverride w:val="1"/>
-    </w:lvlOverride>
-  </w:num>
-  <w:num w:numId="12" w16cid:durableId="1687630605">
-    <w:abstractNumId w:val="13"/>
-    <w:lvlOverride w:ilvl="0">
-      <w:startOverride w:val="1"/>
-    </w:lvlOverride>
-  </w:num>
-  <w:num w:numId="13" w16cid:durableId="1807166650">
-    <w:abstractNumId w:val="1"/>
-    <w:lvlOverride w:ilvl="0">
-      <w:startOverride w:val="1"/>
-    </w:lvlOverride>
-  </w:num>
-  <w:num w:numId="14" w16cid:durableId="277495712">
-    <w:abstractNumId w:val="2"/>
     <w:lvlOverride w:ilvl="0">
       <w:startOverride w:val="1"/>
     </w:lvlOverride>
@@ -17306,7 +17306,7 @@
     <w:autoRedefine/>
     <w:uiPriority w:val="39"/>
     <w:unhideWhenUsed/>
-    <w:rsid w:val="0077726B"/>
+    <w:rsid w:val="00F04507"/>
     <w:pPr>
       <w:spacing w:after="100"/>
     </w:pPr>
@@ -17318,7 +17318,7 @@
     <w:autoRedefine/>
     <w:uiPriority w:val="39"/>
     <w:unhideWhenUsed/>
-    <w:rsid w:val="0077726B"/>
+    <w:rsid w:val="00F04507"/>
     <w:pPr>
       <w:spacing w:after="100"/>
       <w:ind w:left="210"/>

--- a/docs/manuals/Role_Guide_3_Contact_RA.docx
+++ b/docs/manuals/Role_Guide_3_Contact_RA.docx
@@ -69,7 +69,7 @@
           <w:left w:w="10" w:type="dxa"/>
           <w:right w:w="10" w:type="dxa"/>
         </w:tblCellMar>
-        <w:tblLook w:val="0000" w:firstRow="0" w:lastRow="0" w:firstColumn="0" w:lastColumn="0" w:noHBand="0" w:noVBand="0"/>
+        <w:tblLook w:val="04A0" w:firstRow="1" w:lastRow="0" w:firstColumn="1" w:lastColumn="0" w:noHBand="0" w:noVBand="1"/>
       </w:tblPr>
       <w:tblGrid>
         <w:gridCol w:w="2300"/>
@@ -469,7 +469,7 @@
                 <w:sz w:val="19"/>
                 <w:szCs w:val="19"/>
               </w:rPr>
-              <w:t>Version 1.15 · 1 October 2026</w:t>
+              <w:t>Version 1.16 · 1 October 2026</w:t>
             </w:r>
           </w:p>
         </w:tc>
@@ -538,7 +538,7 @@
     <w:sdt>
       <w:sdtPr>
         <w:alias w:val="Contents"/>
-        <w:id w:val="-1907302690"/>
+        <w:id w:val="-900822358"/>
       </w:sdtPr>
       <w:sdtEndPr/>
       <w:sdtContent>
@@ -567,7 +567,7 @@
           <w:r>
             <w:fldChar w:fldCharType="separate"/>
           </w:r>
-          <w:hyperlink w:anchor="_Toc241781735" w:history="1">
+          <w:hyperlink w:anchor="_Toc241782263" w:history="1">
             <w:r>
               <w:rPr>
                 <w:rStyle w:val="Hyperlink"/>
@@ -591,7 +591,7 @@
               <w:rPr>
                 <w:noProof/>
               </w:rPr>
-              <w:instrText xml:space="preserve"> PAGEREF _Toc241781735 \h </w:instrText>
+              <w:instrText xml:space="preserve"> PAGEREF _Toc241782263 \h </w:instrText>
             </w:r>
             <w:r>
               <w:rPr>
@@ -634,7 +634,7 @@
               <w14:ligatures w14:val="standardContextual"/>
             </w:rPr>
           </w:pPr>
-          <w:hyperlink w:anchor="_Toc241781736" w:history="1">
+          <w:hyperlink w:anchor="_Toc241782264" w:history="1">
             <w:r>
               <w:rPr>
                 <w:rStyle w:val="Hyperlink"/>
@@ -658,7 +658,7 @@
               <w:rPr>
                 <w:noProof/>
               </w:rPr>
-              <w:instrText xml:space="preserve"> PAGEREF _Toc241781736 \h </w:instrText>
+              <w:instrText xml:space="preserve"> PAGEREF _Toc241782264 \h </w:instrText>
             </w:r>
             <w:r>
               <w:rPr>
@@ -701,7 +701,7 @@
               <w14:ligatures w14:val="standardContextual"/>
             </w:rPr>
           </w:pPr>
-          <w:hyperlink w:anchor="_Toc241781737" w:history="1">
+          <w:hyperlink w:anchor="_Toc241782265" w:history="1">
             <w:r>
               <w:rPr>
                 <w:rStyle w:val="Hyperlink"/>
@@ -725,7 +725,7 @@
               <w:rPr>
                 <w:noProof/>
               </w:rPr>
-              <w:instrText xml:space="preserve"> PAGEREF _Toc241781737 \h </w:instrText>
+              <w:instrText xml:space="preserve"> PAGEREF _Toc241782265 \h </w:instrText>
             </w:r>
             <w:r>
               <w:rPr>
@@ -768,7 +768,7 @@
               <w14:ligatures w14:val="standardContextual"/>
             </w:rPr>
           </w:pPr>
-          <w:hyperlink w:anchor="_Toc241781738" w:history="1">
+          <w:hyperlink w:anchor="_Toc241782266" w:history="1">
             <w:r>
               <w:rPr>
                 <w:rStyle w:val="Hyperlink"/>
@@ -792,7 +792,7 @@
               <w:rPr>
                 <w:noProof/>
               </w:rPr>
-              <w:instrText xml:space="preserve"> PAGEREF _Toc241781738 \h </w:instrText>
+              <w:instrText xml:space="preserve"> PAGEREF _Toc241782266 \h </w:instrText>
             </w:r>
             <w:r>
               <w:rPr>
@@ -835,7 +835,7 @@
               <w14:ligatures w14:val="standardContextual"/>
             </w:rPr>
           </w:pPr>
-          <w:hyperlink w:anchor="_Toc241781739" w:history="1">
+          <w:hyperlink w:anchor="_Toc241782267" w:history="1">
             <w:r>
               <w:rPr>
                 <w:rStyle w:val="Hyperlink"/>
@@ -859,7 +859,7 @@
               <w:rPr>
                 <w:noProof/>
               </w:rPr>
-              <w:instrText xml:space="preserve"> PAGEREF _Toc241781739 \h </w:instrText>
+              <w:instrText xml:space="preserve"> PAGEREF _Toc241782267 \h </w:instrText>
             </w:r>
             <w:r>
               <w:rPr>
@@ -902,7 +902,7 @@
               <w14:ligatures w14:val="standardContextual"/>
             </w:rPr>
           </w:pPr>
-          <w:hyperlink w:anchor="_Toc241781740" w:history="1">
+          <w:hyperlink w:anchor="_Toc241782268" w:history="1">
             <w:r>
               <w:rPr>
                 <w:rStyle w:val="Hyperlink"/>
@@ -926,7 +926,7 @@
               <w:rPr>
                 <w:noProof/>
               </w:rPr>
-              <w:instrText xml:space="preserve"> PAGEREF _Toc241781740 \h </w:instrText>
+              <w:instrText xml:space="preserve"> PAGEREF _Toc241782268 \h </w:instrText>
             </w:r>
             <w:r>
               <w:rPr>
@@ -969,7 +969,7 @@
               <w14:ligatures w14:val="standardContextual"/>
             </w:rPr>
           </w:pPr>
-          <w:hyperlink w:anchor="_Toc241781741" w:history="1">
+          <w:hyperlink w:anchor="_Toc241782269" w:history="1">
             <w:r>
               <w:rPr>
                 <w:rStyle w:val="Hyperlink"/>
@@ -993,7 +993,7 @@
               <w:rPr>
                 <w:noProof/>
               </w:rPr>
-              <w:instrText xml:space="preserve"> PAGEREF _Toc241781741 \h </w:instrText>
+              <w:instrText xml:space="preserve"> PAGEREF _Toc241782269 \h </w:instrText>
             </w:r>
             <w:r>
               <w:rPr>
@@ -1036,7 +1036,7 @@
               <w14:ligatures w14:val="standardContextual"/>
             </w:rPr>
           </w:pPr>
-          <w:hyperlink w:anchor="_Toc241781742" w:history="1">
+          <w:hyperlink w:anchor="_Toc241782270" w:history="1">
             <w:r>
               <w:rPr>
                 <w:rStyle w:val="Hyperlink"/>
@@ -1060,7 +1060,7 @@
               <w:rPr>
                 <w:noProof/>
               </w:rPr>
-              <w:instrText xml:space="preserve"> PAGEREF _Toc241781742 \h </w:instrText>
+              <w:instrText xml:space="preserve"> PAGEREF _Toc241782270 \h </w:instrText>
             </w:r>
             <w:r>
               <w:rPr>
@@ -1103,7 +1103,7 @@
               <w14:ligatures w14:val="standardContextual"/>
             </w:rPr>
           </w:pPr>
-          <w:hyperlink w:anchor="_Toc241781743" w:history="1">
+          <w:hyperlink w:anchor="_Toc241782271" w:history="1">
             <w:r>
               <w:rPr>
                 <w:rStyle w:val="Hyperlink"/>
@@ -1127,7 +1127,7 @@
               <w:rPr>
                 <w:noProof/>
               </w:rPr>
-              <w:instrText xml:space="preserve"> PAGEREF _Toc241781743 \h </w:instrText>
+              <w:instrText xml:space="preserve"> PAGEREF _Toc241782271 \h </w:instrText>
             </w:r>
             <w:r>
               <w:rPr>
@@ -1170,7 +1170,7 @@
               <w14:ligatures w14:val="standardContextual"/>
             </w:rPr>
           </w:pPr>
-          <w:hyperlink w:anchor="_Toc241781744" w:history="1">
+          <w:hyperlink w:anchor="_Toc241782272" w:history="1">
             <w:r>
               <w:rPr>
                 <w:rStyle w:val="Hyperlink"/>
@@ -1194,7 +1194,7 @@
               <w:rPr>
                 <w:noProof/>
               </w:rPr>
-              <w:instrText xml:space="preserve"> PAGEREF _Toc241781744 \h </w:instrText>
+              <w:instrText xml:space="preserve"> PAGEREF _Toc241782272 \h </w:instrText>
             </w:r>
             <w:r>
               <w:rPr>
@@ -1237,7 +1237,7 @@
               <w14:ligatures w14:val="standardContextual"/>
             </w:rPr>
           </w:pPr>
-          <w:hyperlink w:anchor="_Toc241781745" w:history="1">
+          <w:hyperlink w:anchor="_Toc241782273" w:history="1">
             <w:r>
               <w:rPr>
                 <w:rStyle w:val="Hyperlink"/>
@@ -1261,7 +1261,7 @@
               <w:rPr>
                 <w:noProof/>
               </w:rPr>
-              <w:instrText xml:space="preserve"> PAGEREF _Toc241781745 \h </w:instrText>
+              <w:instrText xml:space="preserve"> PAGEREF _Toc241782273 \h </w:instrText>
             </w:r>
             <w:r>
               <w:rPr>
@@ -1304,7 +1304,7 @@
               <w14:ligatures w14:val="standardContextual"/>
             </w:rPr>
           </w:pPr>
-          <w:hyperlink w:anchor="_Toc241781746" w:history="1">
+          <w:hyperlink w:anchor="_Toc241782274" w:history="1">
             <w:r>
               <w:rPr>
                 <w:rStyle w:val="Hyperlink"/>
@@ -1328,7 +1328,7 @@
               <w:rPr>
                 <w:noProof/>
               </w:rPr>
-              <w:instrText xml:space="preserve"> PAGEREF _Toc241781746 \h </w:instrText>
+              <w:instrText xml:space="preserve"> PAGEREF _Toc241782274 \h </w:instrText>
             </w:r>
             <w:r>
               <w:rPr>
@@ -1371,7 +1371,7 @@
               <w14:ligatures w14:val="standardContextual"/>
             </w:rPr>
           </w:pPr>
-          <w:hyperlink w:anchor="_Toc241781747" w:history="1">
+          <w:hyperlink w:anchor="_Toc241782275" w:history="1">
             <w:r>
               <w:rPr>
                 <w:rStyle w:val="Hyperlink"/>
@@ -1395,7 +1395,7 @@
               <w:rPr>
                 <w:noProof/>
               </w:rPr>
-              <w:instrText xml:space="preserve"> PAGEREF _Toc241781747 \h </w:instrText>
+              <w:instrText xml:space="preserve"> PAGEREF _Toc241782275 \h </w:instrText>
             </w:r>
             <w:r>
               <w:rPr>
@@ -1438,7 +1438,7 @@
               <w14:ligatures w14:val="standardContextual"/>
             </w:rPr>
           </w:pPr>
-          <w:hyperlink w:anchor="_Toc241781748" w:history="1">
+          <w:hyperlink w:anchor="_Toc241782276" w:history="1">
             <w:r>
               <w:rPr>
                 <w:rStyle w:val="Hyperlink"/>
@@ -1462,7 +1462,7 @@
               <w:rPr>
                 <w:noProof/>
               </w:rPr>
-              <w:instrText xml:space="preserve"> PAGEREF _Toc241781748 \h </w:instrText>
+              <w:instrText xml:space="preserve"> PAGEREF _Toc241782276 \h </w:instrText>
             </w:r>
             <w:r>
               <w:rPr>
@@ -1505,7 +1505,7 @@
               <w14:ligatures w14:val="standardContextual"/>
             </w:rPr>
           </w:pPr>
-          <w:hyperlink w:anchor="_Toc241781749" w:history="1">
+          <w:hyperlink w:anchor="_Toc241782277" w:history="1">
             <w:r>
               <w:rPr>
                 <w:rStyle w:val="Hyperlink"/>
@@ -1529,7 +1529,7 @@
               <w:rPr>
                 <w:noProof/>
               </w:rPr>
-              <w:instrText xml:space="preserve"> PAGEREF _Toc241781749 \h </w:instrText>
+              <w:instrText xml:space="preserve"> PAGEREF _Toc241782277 \h </w:instrText>
             </w:r>
             <w:r>
               <w:rPr>
@@ -1572,7 +1572,7 @@
               <w14:ligatures w14:val="standardContextual"/>
             </w:rPr>
           </w:pPr>
-          <w:hyperlink w:anchor="_Toc241781750" w:history="1">
+          <w:hyperlink w:anchor="_Toc241782278" w:history="1">
             <w:r>
               <w:rPr>
                 <w:rStyle w:val="Hyperlink"/>
@@ -1596,7 +1596,7 @@
               <w:rPr>
                 <w:noProof/>
               </w:rPr>
-              <w:instrText xml:space="preserve"> PAGEREF _Toc241781750 \h </w:instrText>
+              <w:instrText xml:space="preserve"> PAGEREF _Toc241782278 \h </w:instrText>
             </w:r>
             <w:r>
               <w:rPr>
@@ -1639,7 +1639,7 @@
               <w14:ligatures w14:val="standardContextual"/>
             </w:rPr>
           </w:pPr>
-          <w:hyperlink w:anchor="_Toc241781751" w:history="1">
+          <w:hyperlink w:anchor="_Toc241782279" w:history="1">
             <w:r>
               <w:rPr>
                 <w:rStyle w:val="Hyperlink"/>
@@ -1663,7 +1663,7 @@
               <w:rPr>
                 <w:noProof/>
               </w:rPr>
-              <w:instrText xml:space="preserve"> PAGEREF _Toc241781751 \h </w:instrText>
+              <w:instrText xml:space="preserve"> PAGEREF _Toc241782279 \h </w:instrText>
             </w:r>
             <w:r>
               <w:rPr>
@@ -1706,7 +1706,7 @@
               <w14:ligatures w14:val="standardContextual"/>
             </w:rPr>
           </w:pPr>
-          <w:hyperlink w:anchor="_Toc241781752" w:history="1">
+          <w:hyperlink w:anchor="_Toc241782280" w:history="1">
             <w:r>
               <w:rPr>
                 <w:rStyle w:val="Hyperlink"/>
@@ -1730,7 +1730,7 @@
               <w:rPr>
                 <w:noProof/>
               </w:rPr>
-              <w:instrText xml:space="preserve"> PAGEREF _Toc241781752 \h </w:instrText>
+              <w:instrText xml:space="preserve"> PAGEREF _Toc241782280 \h </w:instrText>
             </w:r>
             <w:r>
               <w:rPr>
@@ -1773,7 +1773,7 @@
               <w14:ligatures w14:val="standardContextual"/>
             </w:rPr>
           </w:pPr>
-          <w:hyperlink w:anchor="_Toc241781753" w:history="1">
+          <w:hyperlink w:anchor="_Toc241782281" w:history="1">
             <w:r>
               <w:rPr>
                 <w:rStyle w:val="Hyperlink"/>
@@ -1797,7 +1797,7 @@
               <w:rPr>
                 <w:noProof/>
               </w:rPr>
-              <w:instrText xml:space="preserve"> PAGEREF _Toc241781753 \h </w:instrText>
+              <w:instrText xml:space="preserve"> PAGEREF _Toc241782281 \h </w:instrText>
             </w:r>
             <w:r>
               <w:rPr>
@@ -1840,7 +1840,7 @@
               <w14:ligatures w14:val="standardContextual"/>
             </w:rPr>
           </w:pPr>
-          <w:hyperlink w:anchor="_Toc241781754" w:history="1">
+          <w:hyperlink w:anchor="_Toc241782282" w:history="1">
             <w:r>
               <w:rPr>
                 <w:rStyle w:val="Hyperlink"/>
@@ -1864,7 +1864,7 @@
               <w:rPr>
                 <w:noProof/>
               </w:rPr>
-              <w:instrText xml:space="preserve"> PAGEREF _Toc241781754 \h </w:instrText>
+              <w:instrText xml:space="preserve"> PAGEREF _Toc241782282 \h </w:instrText>
             </w:r>
             <w:r>
               <w:rPr>
@@ -1907,7 +1907,7 @@
               <w14:ligatures w14:val="standardContextual"/>
             </w:rPr>
           </w:pPr>
-          <w:hyperlink w:anchor="_Toc241781755" w:history="1">
+          <w:hyperlink w:anchor="_Toc241782283" w:history="1">
             <w:r>
               <w:rPr>
                 <w:rStyle w:val="Hyperlink"/>
@@ -1931,7 +1931,7 @@
               <w:rPr>
                 <w:noProof/>
               </w:rPr>
-              <w:instrText xml:space="preserve"> PAGEREF _Toc241781755 \h </w:instrText>
+              <w:instrText xml:space="preserve"> PAGEREF _Toc241782283 \h </w:instrText>
             </w:r>
             <w:r>
               <w:rPr>
@@ -1974,7 +1974,7 @@
               <w14:ligatures w14:val="standardContextual"/>
             </w:rPr>
           </w:pPr>
-          <w:hyperlink w:anchor="_Toc241781756" w:history="1">
+          <w:hyperlink w:anchor="_Toc241782284" w:history="1">
             <w:r>
               <w:rPr>
                 <w:rStyle w:val="Hyperlink"/>
@@ -1998,7 +1998,7 @@
               <w:rPr>
                 <w:noProof/>
               </w:rPr>
-              <w:instrText xml:space="preserve"> PAGEREF _Toc241781756 \h </w:instrText>
+              <w:instrText xml:space="preserve"> PAGEREF _Toc241782284 \h </w:instrText>
             </w:r>
             <w:r>
               <w:rPr>
@@ -2041,7 +2041,7 @@
               <w14:ligatures w14:val="standardContextual"/>
             </w:rPr>
           </w:pPr>
-          <w:hyperlink w:anchor="_Toc241781757" w:history="1">
+          <w:hyperlink w:anchor="_Toc241782285" w:history="1">
             <w:r>
               <w:rPr>
                 <w:rStyle w:val="Hyperlink"/>
@@ -2065,7 +2065,7 @@
               <w:rPr>
                 <w:noProof/>
               </w:rPr>
-              <w:instrText xml:space="preserve"> PAGEREF _Toc241781757 \h </w:instrText>
+              <w:instrText xml:space="preserve"> PAGEREF _Toc241782285 \h </w:instrText>
             </w:r>
             <w:r>
               <w:rPr>
@@ -2108,7 +2108,7 @@
               <w14:ligatures w14:val="standardContextual"/>
             </w:rPr>
           </w:pPr>
-          <w:hyperlink w:anchor="_Toc241781758" w:history="1">
+          <w:hyperlink w:anchor="_Toc241782286" w:history="1">
             <w:r>
               <w:rPr>
                 <w:rStyle w:val="Hyperlink"/>
@@ -2132,7 +2132,7 @@
               <w:rPr>
                 <w:noProof/>
               </w:rPr>
-              <w:instrText xml:space="preserve"> PAGEREF _Toc241781758 \h </w:instrText>
+              <w:instrText xml:space="preserve"> PAGEREF _Toc241782286 \h </w:instrText>
             </w:r>
             <w:r>
               <w:rPr>
@@ -2175,7 +2175,7 @@
               <w14:ligatures w14:val="standardContextual"/>
             </w:rPr>
           </w:pPr>
-          <w:hyperlink w:anchor="_Toc241781759" w:history="1">
+          <w:hyperlink w:anchor="_Toc241782287" w:history="1">
             <w:r>
               <w:rPr>
                 <w:rStyle w:val="Hyperlink"/>
@@ -2199,7 +2199,7 @@
               <w:rPr>
                 <w:noProof/>
               </w:rPr>
-              <w:instrText xml:space="preserve"> PAGEREF _Toc241781759 \h </w:instrText>
+              <w:instrText xml:space="preserve"> PAGEREF _Toc241782287 \h </w:instrText>
             </w:r>
             <w:r>
               <w:rPr>
@@ -2242,7 +2242,7 @@
               <w14:ligatures w14:val="standardContextual"/>
             </w:rPr>
           </w:pPr>
-          <w:hyperlink w:anchor="_Toc241781760" w:history="1">
+          <w:hyperlink w:anchor="_Toc241782288" w:history="1">
             <w:r>
               <w:rPr>
                 <w:rStyle w:val="Hyperlink"/>
@@ -2266,7 +2266,7 @@
               <w:rPr>
                 <w:noProof/>
               </w:rPr>
-              <w:instrText xml:space="preserve"> PAGEREF _Toc241781760 \h </w:instrText>
+              <w:instrText xml:space="preserve"> PAGEREF _Toc241782288 \h </w:instrText>
             </w:r>
             <w:r>
               <w:rPr>
@@ -2309,7 +2309,7 @@
               <w14:ligatures w14:val="standardContextual"/>
             </w:rPr>
           </w:pPr>
-          <w:hyperlink w:anchor="_Toc241781761" w:history="1">
+          <w:hyperlink w:anchor="_Toc241782289" w:history="1">
             <w:r>
               <w:rPr>
                 <w:rStyle w:val="Hyperlink"/>
@@ -2333,7 +2333,7 @@
               <w:rPr>
                 <w:noProof/>
               </w:rPr>
-              <w:instrText xml:space="preserve"> PAGEREF _Toc241781761 \h </w:instrText>
+              <w:instrText xml:space="preserve"> PAGEREF _Toc241782289 \h </w:instrText>
             </w:r>
             <w:r>
               <w:rPr>
@@ -2376,7 +2376,7 @@
               <w14:ligatures w14:val="standardContextual"/>
             </w:rPr>
           </w:pPr>
-          <w:hyperlink w:anchor="_Toc241781762" w:history="1">
+          <w:hyperlink w:anchor="_Toc241782290" w:history="1">
             <w:r>
               <w:rPr>
                 <w:rStyle w:val="Hyperlink"/>
@@ -2400,7 +2400,7 @@
               <w:rPr>
                 <w:noProof/>
               </w:rPr>
-              <w:instrText xml:space="preserve"> PAGEREF _Toc241781762 \h </w:instrText>
+              <w:instrText xml:space="preserve"> PAGEREF _Toc241782290 \h </w:instrText>
             </w:r>
             <w:r>
               <w:rPr>
@@ -2443,7 +2443,7 @@
               <w14:ligatures w14:val="standardContextual"/>
             </w:rPr>
           </w:pPr>
-          <w:hyperlink w:anchor="_Toc241781763" w:history="1">
+          <w:hyperlink w:anchor="_Toc241782291" w:history="1">
             <w:r>
               <w:rPr>
                 <w:rStyle w:val="Hyperlink"/>
@@ -2467,7 +2467,7 @@
               <w:rPr>
                 <w:noProof/>
               </w:rPr>
-              <w:instrText xml:space="preserve"> PAGEREF _Toc241781763 \h </w:instrText>
+              <w:instrText xml:space="preserve"> PAGEREF _Toc241782291 \h </w:instrText>
             </w:r>
             <w:r>
               <w:rPr>
@@ -2510,7 +2510,7 @@
               <w14:ligatures w14:val="standardContextual"/>
             </w:rPr>
           </w:pPr>
-          <w:hyperlink w:anchor="_Toc241781764" w:history="1">
+          <w:hyperlink w:anchor="_Toc241782292" w:history="1">
             <w:r>
               <w:rPr>
                 <w:rStyle w:val="Hyperlink"/>
@@ -2534,7 +2534,7 @@
               <w:rPr>
                 <w:noProof/>
               </w:rPr>
-              <w:instrText xml:space="preserve"> PAGEREF _Toc241781764 \h </w:instrText>
+              <w:instrText xml:space="preserve"> PAGEREF _Toc241782292 \h </w:instrText>
             </w:r>
             <w:r>
               <w:rPr>
@@ -2577,7 +2577,7 @@
               <w14:ligatures w14:val="standardContextual"/>
             </w:rPr>
           </w:pPr>
-          <w:hyperlink w:anchor="_Toc241781765" w:history="1">
+          <w:hyperlink w:anchor="_Toc241782293" w:history="1">
             <w:r>
               <w:rPr>
                 <w:rStyle w:val="Hyperlink"/>
@@ -2601,7 +2601,7 @@
               <w:rPr>
                 <w:noProof/>
               </w:rPr>
-              <w:instrText xml:space="preserve"> PAGEREF _Toc241781765 \h </w:instrText>
+              <w:instrText xml:space="preserve"> PAGEREF _Toc241782293 \h </w:instrText>
             </w:r>
             <w:r>
               <w:rPr>
@@ -2640,7 +2640,7 @@
         <w:pStyle w:val="Heading1"/>
         <w:pageBreakBefore/>
       </w:pPr>
-      <w:bookmarkStart w:id="0" w:name="_Toc241781735"/>
+      <w:bookmarkStart w:id="0" w:name="_Toc241782263"/>
       <w:r>
         <w:lastRenderedPageBreak/>
         <w:t>1. Your role at a glance</w:t>
@@ -2800,7 +2800,7 @@
           <w:left w:w="10" w:type="dxa"/>
           <w:right w:w="10" w:type="dxa"/>
         </w:tblCellMar>
-        <w:tblLook w:val="0000" w:firstRow="0" w:lastRow="0" w:firstColumn="0" w:lastColumn="0" w:noHBand="0" w:noVBand="0"/>
+        <w:tblLook w:val="04A0" w:firstRow="1" w:lastRow="0" w:firstColumn="1" w:lastColumn="0" w:noHBand="0" w:noVBand="1"/>
       </w:tblPr>
       <w:tblGrid>
         <w:gridCol w:w="9412"/>
@@ -2860,7 +2860,7 @@
         <w:pStyle w:val="Heading1"/>
         <w:pageBreakBefore/>
       </w:pPr>
-      <w:bookmarkStart w:id="1" w:name="_Toc241781736"/>
+      <w:bookmarkStart w:id="1" w:name="_Toc241782264"/>
       <w:r>
         <w:lastRenderedPageBreak/>
         <w:t>2. Signing in and your screens</w:t>
@@ -2871,7 +2871,7 @@
       <w:pPr>
         <w:pStyle w:val="Heading2"/>
       </w:pPr>
-      <w:bookmarkStart w:id="2" w:name="_Toc241781737"/>
+      <w:bookmarkStart w:id="2" w:name="_Toc241782265"/>
       <w:r>
         <w:t>Signing in</w:t>
       </w:r>
@@ -2954,7 +2954,7 @@
           <w:noProof/>
         </w:rPr>
         <w:drawing>
-          <wp:inline distT="0" distB="0" distL="0" distR="0" wp14:anchorId="659394DD" wp14:editId="69C2D9F2">
+          <wp:inline distT="0" distB="0" distL="0" distR="0" wp14:anchorId="559D5E67" wp14:editId="113B848A">
             <wp:extent cx="5334000" cy="2333625"/>
             <wp:effectExtent l="0" t="0" r="0" b="0"/>
             <wp:docPr id="1" name="adm_login.jpg" descr="The sign-in screen for all internal staff." title="The sign-in screen for all internal staff."/>
@@ -3062,7 +3062,7 @@
           <w:left w:w="10" w:type="dxa"/>
           <w:right w:w="10" w:type="dxa"/>
         </w:tblCellMar>
-        <w:tblLook w:val="0000" w:firstRow="0" w:lastRow="0" w:firstColumn="0" w:lastColumn="0" w:noHBand="0" w:noVBand="0"/>
+        <w:tblLook w:val="04A0" w:firstRow="1" w:lastRow="0" w:firstColumn="1" w:lastColumn="0" w:noHBand="0" w:noVBand="1"/>
       </w:tblPr>
       <w:tblGrid>
         <w:gridCol w:w="9412"/>
@@ -3121,7 +3121,7 @@
       <w:pPr>
         <w:pStyle w:val="Heading2"/>
       </w:pPr>
-      <w:bookmarkStart w:id="3" w:name="_Toc241781738"/>
+      <w:bookmarkStart w:id="3" w:name="_Toc241782266"/>
       <w:r>
         <w:t>Finding your way around</w:t>
       </w:r>
@@ -3306,7 +3306,7 @@
         </w:rPr>
         <w:lastRenderedPageBreak/>
         <w:drawing>
-          <wp:inline distT="0" distB="0" distL="0" distR="0" wp14:anchorId="732FF5D3" wp14:editId="11F6827C">
+          <wp:inline distT="0" distB="0" distL="0" distR="0" wp14:anchorId="335863EC" wp14:editId="60FE1AA4">
             <wp:extent cx="5715000" cy="1876425"/>
             <wp:effectExtent l="0" t="0" r="0" b="0"/>
             <wp:docPr id="2" name="adm_not_your_role.jpg" descr="Opening a screen outside your role (for example from an old bookmark) shows this card instead of the screen." title="Opening a screen outside your role (for example from an old bookmark) shows this card instead of the screen."/>
@@ -3375,7 +3375,7 @@
       <w:pPr>
         <w:pStyle w:val="Heading2"/>
       </w:pPr>
-      <w:bookmarkStart w:id="4" w:name="_Toc241781739"/>
+      <w:bookmarkStart w:id="4" w:name="_Toc241782267"/>
       <w:r>
         <w:t>Your screens</w:t>
       </w:r>
@@ -3396,7 +3396,7 @@
           <w:left w:w="10" w:type="dxa"/>
           <w:right w:w="10" w:type="dxa"/>
         </w:tblCellMar>
-        <w:tblLook w:val="0000" w:firstRow="0" w:lastRow="0" w:firstColumn="0" w:lastColumn="0" w:noHBand="0" w:noVBand="0"/>
+        <w:tblLook w:val="04A0" w:firstRow="1" w:lastRow="0" w:firstColumn="1" w:lastColumn="0" w:noHBand="0" w:noVBand="1"/>
       </w:tblPr>
       <w:tblGrid>
         <w:gridCol w:w="2824"/>
@@ -3650,7 +3650,7 @@
       <w:pPr>
         <w:pStyle w:val="Heading2"/>
       </w:pPr>
-      <w:bookmarkStart w:id="5" w:name="_Toc241781740"/>
+      <w:bookmarkStart w:id="5" w:name="_Toc241782268"/>
       <w:r>
         <w:t>Changing your password</w:t>
       </w:r>
@@ -3733,7 +3733,7 @@
           <w:noProof/>
         </w:rPr>
         <w:drawing>
-          <wp:inline distT="0" distB="0" distL="0" distR="0" wp14:anchorId="38F89900" wp14:editId="3412798E">
+          <wp:inline distT="0" distB="0" distL="0" distR="0" wp14:anchorId="0F50F17A" wp14:editId="2F4C9E60">
             <wp:extent cx="5334000" cy="2171700"/>
             <wp:effectExtent l="0" t="0" r="0" b="0"/>
             <wp:docPr id="3" name="adm_account.jpg" descr="Change Password screen." title="Change Password screen."/>
@@ -3821,7 +3821,7 @@
         <w:pStyle w:val="Heading1"/>
         <w:pageBreakBefore/>
       </w:pPr>
-      <w:bookmarkStart w:id="6" w:name="_Toc241781741"/>
+      <w:bookmarkStart w:id="6" w:name="_Toc241782269"/>
       <w:r>
         <w:lastRenderedPageBreak/>
         <w:t>3. Your routine</w:t>
@@ -3851,7 +3851,7 @@
           <w:left w:w="10" w:type="dxa"/>
           <w:right w:w="10" w:type="dxa"/>
         </w:tblCellMar>
-        <w:tblLook w:val="0000" w:firstRow="0" w:lastRow="0" w:firstColumn="0" w:lastColumn="0" w:noHBand="0" w:noVBand="0"/>
+        <w:tblLook w:val="04A0" w:firstRow="1" w:lastRow="0" w:firstColumn="1" w:lastColumn="0" w:noHBand="0" w:noVBand="1"/>
       </w:tblPr>
       <w:tblGrid>
         <w:gridCol w:w="2071"/>
@@ -4165,7 +4165,7 @@
         <w:pStyle w:val="Heading1"/>
         <w:pageBreakBefore/>
       </w:pPr>
-      <w:bookmarkStart w:id="7" w:name="_Toc241781742"/>
+      <w:bookmarkStart w:id="7" w:name="_Toc241782270"/>
       <w:r>
         <w:lastRenderedPageBreak/>
         <w:t>4. Step-by-step tasks</w:t>
@@ -4176,7 +4176,7 @@
       <w:pPr>
         <w:pStyle w:val="Heading2"/>
       </w:pPr>
-      <w:bookmarkStart w:id="8" w:name="_Toc241781743"/>
+      <w:bookmarkStart w:id="8" w:name="_Toc241782271"/>
       <w:r>
         <w:t>4.1 Finding your cases</w:t>
       </w:r>
@@ -4216,7 +4216,7 @@
           <w:noProof/>
         </w:rPr>
         <w:drawing>
-          <wp:inline distT="0" distB="0" distL="0" distR="0" wp14:anchorId="43CE0D49" wp14:editId="52E0750C">
+          <wp:inline distT="0" distB="0" distL="0" distR="0" wp14:anchorId="2964A689" wp14:editId="1555B18F">
             <wp:extent cx="5334000" cy="3333750"/>
             <wp:effectExtent l="0" t="0" r="0" b="0"/>
             <wp:docPr id="4" name="cra_register.jpg" descr="Main-400 Register for a Contact RA." title="Main-400 Register for a Contact RA."/>
@@ -4346,7 +4346,7 @@
       <w:pPr>
         <w:pStyle w:val="Heading2"/>
       </w:pPr>
-      <w:bookmarkStart w:id="9" w:name="_Toc241781744"/>
+      <w:bookmarkStart w:id="9" w:name="_Toc241782272"/>
       <w:r>
         <w:t>4.2 Recording the respondent and their contact details</w:t>
       </w:r>
@@ -4488,7 +4488,7 @@
         </w:rPr>
         <w:lastRenderedPageBreak/>
         <w:drawing>
-          <wp:inline distT="0" distB="0" distL="0" distR="0" wp14:anchorId="07F72ACC" wp14:editId="30319AFE">
+          <wp:inline distT="0" distB="0" distL="0" distR="0" wp14:anchorId="138981FC" wp14:editId="1D4C5B85">
             <wp:extent cx="5334000" cy="2114550"/>
             <wp:effectExtent l="0" t="0" r="0" b="0"/>
             <wp:docPr id="5" name="adm_case_add_person.jpg" descr="Adding a person to a case." title="Adding a person to a case."/>
@@ -4692,7 +4692,7 @@
           <w:left w:w="10" w:type="dxa"/>
           <w:right w:w="10" w:type="dxa"/>
         </w:tblCellMar>
-        <w:tblLook w:val="0000" w:firstRow="0" w:lastRow="0" w:firstColumn="0" w:lastColumn="0" w:noHBand="0" w:noVBand="0"/>
+        <w:tblLook w:val="04A0" w:firstRow="1" w:lastRow="0" w:firstColumn="1" w:lastColumn="0" w:noHBand="0" w:noVBand="1"/>
       </w:tblPr>
       <w:tblGrid>
         <w:gridCol w:w="9412"/>
@@ -4751,7 +4751,7 @@
       <w:pPr>
         <w:pStyle w:val="Heading2"/>
       </w:pPr>
-      <w:bookmarkStart w:id="10" w:name="_Toc241781745"/>
+      <w:bookmarkStart w:id="10" w:name="_Toc241782273"/>
       <w:r>
         <w:t>4.3 Sending an invitation</w:t>
       </w:r>
@@ -4864,7 +4864,7 @@
           <w:noProof/>
         </w:rPr>
         <w:drawing>
-          <wp:inline distT="0" distB="0" distL="0" distR="0" wp14:anchorId="7A13D5AA" wp14:editId="65F8E154">
+          <wp:inline distT="0" distB="0" distL="0" distR="0" wp14:anchorId="155FAEEC" wp14:editId="12C650A7">
             <wp:extent cx="5334000" cy="1143000"/>
             <wp:effectExtent l="0" t="0" r="0" b="0"/>
             <wp:docPr id="6" name="cra_case_invitations_before.jpg" descr="Invitations panel before sending, with the history of earlier invitations." title="Invitations panel before sending, with the history of earlier invitations."/>
@@ -4994,7 +4994,7 @@
         </w:rPr>
         <w:lastRenderedPageBreak/>
         <w:drawing>
-          <wp:inline distT="0" distB="0" distL="0" distR="0" wp14:anchorId="17E9360D" wp14:editId="68CB3EBA">
+          <wp:inline distT="0" distB="0" distL="0" distR="0" wp14:anchorId="5D10E3FE" wp14:editId="6C07727E">
             <wp:extent cx="5334000" cy="2152650"/>
             <wp:effectExtent l="0" t="0" r="0" b="0"/>
             <wp:docPr id="7" name="cra_case_invitation_sent.jpg" descr="The link, manual code and ready-written messages are shown once, with a send button for each channel." title="The link, manual code and ready-written messages are shown once, with a send button for each channel."/>
@@ -5248,7 +5248,7 @@
           <w:left w:w="10" w:type="dxa"/>
           <w:right w:w="10" w:type="dxa"/>
         </w:tblCellMar>
-        <w:tblLook w:val="0000" w:firstRow="0" w:lastRow="0" w:firstColumn="0" w:lastColumn="0" w:noHBand="0" w:noVBand="0"/>
+        <w:tblLook w:val="04A0" w:firstRow="1" w:lastRow="0" w:firstColumn="1" w:lastColumn="0" w:noHBand="0" w:noVBand="1"/>
       </w:tblPr>
       <w:tblGrid>
         <w:gridCol w:w="9412"/>
@@ -5377,7 +5377,7 @@
       <w:pPr>
         <w:pStyle w:val="Heading2"/>
       </w:pPr>
-      <w:bookmarkStart w:id="11" w:name="_Toc241781746"/>
+      <w:bookmarkStart w:id="11" w:name="_Toc241782274"/>
       <w:r>
         <w:t>4.4 Logging a contact attempt</w:t>
       </w:r>
@@ -5436,7 +5436,7 @@
         </w:rPr>
         <w:lastRenderedPageBreak/>
         <w:drawing>
-          <wp:inline distT="0" distB="0" distL="0" distR="0" wp14:anchorId="583253A4" wp14:editId="1DBF8DE7">
+          <wp:inline distT="0" distB="0" distL="0" distR="0" wp14:anchorId="74C04933" wp14:editId="0FC52C6E">
             <wp:extent cx="5334000" cy="1343025"/>
             <wp:effectExtent l="0" t="0" r="0" b="0"/>
             <wp:docPr id="8" name="adm_case_timeline.jpg" descr="Contact timeline and the form for logging an attempt." title="Contact timeline and the form for logging an attempt."/>
@@ -5579,7 +5579,7 @@
       <w:pPr>
         <w:pStyle w:val="Heading2"/>
       </w:pPr>
-      <w:bookmarkStart w:id="12" w:name="_Toc241781747"/>
+      <w:bookmarkStart w:id="12" w:name="_Toc241782275"/>
       <w:r>
         <w:t>4.5 Sending follow-up reminders</w:t>
       </w:r>
@@ -5647,7 +5647,7 @@
           <w:noProof/>
         </w:rPr>
         <w:drawing>
-          <wp:inline distT="0" distB="0" distL="0" distR="0" wp14:anchorId="58B389CB" wp14:editId="7ABA1765">
+          <wp:inline distT="0" distB="0" distL="0" distR="0" wp14:anchorId="1A463807" wp14:editId="12E023A3">
             <wp:extent cx="5334000" cy="3333750"/>
             <wp:effectExtent l="0" t="0" r="0" b="0"/>
             <wp:docPr id="9" name="cra_follow_ups.jpg" descr="Follow-ups due. Contact RAs see only their own cases." title="Follow-ups due. Contact RAs see only their own cases."/>
@@ -5798,7 +5798,7 @@
           <w:left w:w="10" w:type="dxa"/>
           <w:right w:w="10" w:type="dxa"/>
         </w:tblCellMar>
-        <w:tblLook w:val="0000" w:firstRow="0" w:lastRow="0" w:firstColumn="0" w:lastColumn="0" w:noHBand="0" w:noVBand="0"/>
+        <w:tblLook w:val="04A0" w:firstRow="1" w:lastRow="0" w:firstColumn="1" w:lastColumn="0" w:noHBand="0" w:noVBand="1"/>
       </w:tblPr>
       <w:tblGrid>
         <w:gridCol w:w="9412"/>
@@ -5874,7 +5874,7 @@
       <w:pPr>
         <w:pStyle w:val="Heading2"/>
       </w:pPr>
-      <w:bookmarkStart w:id="13" w:name="_Toc241781748"/>
+      <w:bookmarkStart w:id="13" w:name="_Toc241782276"/>
       <w:r>
         <w:t>4.6 Managing appointments</w:t>
       </w:r>
@@ -5914,7 +5914,7 @@
           <w:noProof/>
         </w:rPr>
         <w:drawing>
-          <wp:inline distT="0" distB="0" distL="0" distR="0" wp14:anchorId="5020780C" wp14:editId="08AA5607">
+          <wp:inline distT="0" distB="0" distL="0" distR="0" wp14:anchorId="3BC3D571" wp14:editId="62E036DA">
             <wp:extent cx="5334000" cy="2667000"/>
             <wp:effectExtent l="0" t="0" r="0" b="0"/>
             <wp:docPr id="10" name="cra_appointments.jpg" descr="Appointment Queue." title="Appointment Queue."/>
@@ -6097,7 +6097,7 @@
       <w:pPr>
         <w:pStyle w:val="Heading2"/>
       </w:pPr>
-      <w:bookmarkStart w:id="14" w:name="_Toc241781749"/>
+      <w:bookmarkStart w:id="14" w:name="_Toc241782277"/>
       <w:r>
         <w:t>4.7 Phone, WhatsApp-call or face-to-face administration</w:t>
       </w:r>
@@ -6226,7 +6226,7 @@
           <w:left w:w="10" w:type="dxa"/>
           <w:right w:w="10" w:type="dxa"/>
         </w:tblCellMar>
-        <w:tblLook w:val="0000" w:firstRow="0" w:lastRow="0" w:firstColumn="0" w:lastColumn="0" w:noHBand="0" w:noVBand="0"/>
+        <w:tblLook w:val="04A0" w:firstRow="1" w:lastRow="0" w:firstColumn="1" w:lastColumn="0" w:noHBand="0" w:noVBand="1"/>
       </w:tblPr>
       <w:tblGrid>
         <w:gridCol w:w="941"/>
@@ -6825,7 +6825,7 @@
       <w:pPr>
         <w:pStyle w:val="Heading2"/>
       </w:pPr>
-      <w:bookmarkStart w:id="15" w:name="_Toc241781750"/>
+      <w:bookmarkStart w:id="15" w:name="_Toc241782278"/>
       <w:r>
         <w:t>4.8 Verifying a profile with the respondent, and reconciling it afterwards</w:t>
       </w:r>
@@ -6914,7 +6914,7 @@
         </w:rPr>
         <w:lastRenderedPageBreak/>
         <w:drawing>
-          <wp:inline distT="0" distB="0" distL="0" distR="0" wp14:anchorId="09B31314" wp14:editId="35EF9326">
+          <wp:inline distT="0" distB="0" distL="0" distR="0" wp14:anchorId="4EA52B20" wp14:editId="317453FA">
             <wp:extent cx="4752975" cy="4953000"/>
             <wp:effectExtent l="0" t="0" r="0" b="0"/>
             <wp:docPr id="11" name="proit_interview_sheet.jpg" descr="The interview sheet: confirm what is public, ask what is not." title="The interview sheet: confirm what is public, ask what is not."/>
@@ -7179,7 +7179,7 @@
         </w:rPr>
         <w:lastRenderedPageBreak/>
         <w:drawing>
-          <wp:inline distT="0" distB="0" distL="0" distR="0" wp14:anchorId="42ECEB13" wp14:editId="160322AE">
+          <wp:inline distT="0" distB="0" distL="0" distR="0" wp14:anchorId="56C66021" wp14:editId="1362C8AE">
             <wp:extent cx="5334000" cy="1152525"/>
             <wp:effectExtent l="0" t="0" r="0" b="0"/>
             <wp:docPr id="12" name="proit_reconcile.jpg" descr="Reconciling a corrected fact: the three values stay separate." title="Reconciling a corrected fact: the three values stay separate."/>
@@ -7330,7 +7330,7 @@
           <w:left w:w="10" w:type="dxa"/>
           <w:right w:w="10" w:type="dxa"/>
         </w:tblCellMar>
-        <w:tblLook w:val="0000" w:firstRow="0" w:lastRow="0" w:firstColumn="0" w:lastColumn="0" w:noHBand="0" w:noVBand="0"/>
+        <w:tblLook w:val="04A0" w:firstRow="1" w:lastRow="0" w:firstColumn="1" w:lastColumn="0" w:noHBand="0" w:noVBand="1"/>
       </w:tblPr>
       <w:tblGrid>
         <w:gridCol w:w="9412"/>
@@ -7417,7 +7417,7 @@
       <w:pPr>
         <w:pStyle w:val="Heading2"/>
       </w:pPr>
-      <w:bookmarkStart w:id="16" w:name="_Toc241781751"/>
+      <w:bookmarkStart w:id="16" w:name="_Toc241782279"/>
       <w:r>
         <w:t>4.9 When the person is not the right respondent</w:t>
       </w:r>
@@ -7501,7 +7501,7 @@
       <w:pPr>
         <w:pStyle w:val="Heading2"/>
       </w:pPr>
-      <w:bookmarkStart w:id="17" w:name="_Toc241781752"/>
+      <w:bookmarkStart w:id="17" w:name="_Toc241782280"/>
       <w:r>
         <w:t>4.10 When someone refuses or asks to withdraw</w:t>
       </w:r>
@@ -7578,7 +7578,7 @@
       <w:pPr>
         <w:pStyle w:val="Heading2"/>
       </w:pPr>
-      <w:bookmarkStart w:id="18" w:name="_Toc241781753"/>
+      <w:bookmarkStart w:id="18" w:name="_Toc241782281"/>
       <w:r>
         <w:t>4.11 What to say to a respondent</w:t>
       </w:r>
@@ -7660,7 +7660,7 @@
         <w:pStyle w:val="Heading1"/>
         <w:pageBreakBefore/>
       </w:pPr>
-      <w:bookmarkStart w:id="19" w:name="_Toc241781754"/>
+      <w:bookmarkStart w:id="19" w:name="_Toc241782282"/>
       <w:r>
         <w:lastRenderedPageBreak/>
         <w:t>5. Rules you must follow</w:t>
@@ -7824,7 +7824,7 @@
         <w:pStyle w:val="Heading1"/>
         <w:pageBreakBefore/>
       </w:pPr>
-      <w:bookmarkStart w:id="20" w:name="_Toc241781755"/>
+      <w:bookmarkStart w:id="20" w:name="_Toc241782283"/>
       <w:r>
         <w:lastRenderedPageBreak/>
         <w:t>6. Troubleshooting</w:t>
@@ -7846,7 +7846,7 @@
           <w:left w:w="10" w:type="dxa"/>
           <w:right w:w="10" w:type="dxa"/>
         </w:tblCellMar>
-        <w:tblLook w:val="0000" w:firstRow="0" w:lastRow="0" w:firstColumn="0" w:lastColumn="0" w:noHBand="0" w:noVBand="0"/>
+        <w:tblLook w:val="04A0" w:firstRow="1" w:lastRow="0" w:firstColumn="1" w:lastColumn="0" w:noHBand="0" w:noVBand="1"/>
       </w:tblPr>
       <w:tblGrid>
         <w:gridCol w:w="2635"/>
@@ -9014,7 +9014,7 @@
         <w:pStyle w:val="Heading1"/>
         <w:pageBreakBefore/>
       </w:pPr>
-      <w:bookmarkStart w:id="21" w:name="_Toc241781756"/>
+      <w:bookmarkStart w:id="21" w:name="_Toc241782284"/>
       <w:r>
         <w:lastRenderedPageBreak/>
         <w:t>7. Quick reference</w:t>
@@ -9036,7 +9036,7 @@
           <w:left w:w="10" w:type="dxa"/>
           <w:right w:w="10" w:type="dxa"/>
         </w:tblCellMar>
-        <w:tblLook w:val="0000" w:firstRow="0" w:lastRow="0" w:firstColumn="0" w:lastColumn="0" w:noHBand="0" w:noVBand="0"/>
+        <w:tblLook w:val="04A0" w:firstRow="1" w:lastRow="0" w:firstColumn="1" w:lastColumn="0" w:noHBand="0" w:noVBand="1"/>
       </w:tblPr>
       <w:tblGrid>
         <w:gridCol w:w="2824"/>
@@ -9413,7 +9413,7 @@
         <w:pStyle w:val="Heading1"/>
         <w:pageBreakBefore/>
       </w:pPr>
-      <w:bookmarkStart w:id="22" w:name="_Toc241781757"/>
+      <w:bookmarkStart w:id="22" w:name="_Toc241782285"/>
       <w:r>
         <w:lastRenderedPageBreak/>
         <w:t>8. Every screen and button for your role</w:t>
@@ -9443,7 +9443,7 @@
           <w:left w:w="10" w:type="dxa"/>
           <w:right w:w="10" w:type="dxa"/>
         </w:tblCellMar>
-        <w:tblLook w:val="0000" w:firstRow="0" w:lastRow="0" w:firstColumn="0" w:lastColumn="0" w:noHBand="0" w:noVBand="0"/>
+        <w:tblLook w:val="04A0" w:firstRow="1" w:lastRow="0" w:firstColumn="1" w:lastColumn="0" w:noHBand="0" w:noVBand="1"/>
       </w:tblPr>
       <w:tblGrid>
         <w:gridCol w:w="9412"/>
@@ -9527,7 +9527,7 @@
       <w:pPr>
         <w:pStyle w:val="Heading2"/>
       </w:pPr>
-      <w:bookmarkStart w:id="23" w:name="_Toc241781758"/>
+      <w:bookmarkStart w:id="23" w:name="_Toc241782286"/>
       <w:r>
         <w:t>8.1 Sign in</w:t>
       </w:r>
@@ -9590,7 +9590,7 @@
           <w:left w:w="10" w:type="dxa"/>
           <w:right w:w="10" w:type="dxa"/>
         </w:tblCellMar>
-        <w:tblLook w:val="0000" w:firstRow="0" w:lastRow="0" w:firstColumn="0" w:lastColumn="0" w:noHBand="0" w:noVBand="0"/>
+        <w:tblLook w:val="04A0" w:firstRow="1" w:lastRow="0" w:firstColumn="1" w:lastColumn="0" w:noHBand="0" w:noVBand="1"/>
       </w:tblPr>
       <w:tblGrid>
         <w:gridCol w:w="1882"/>
@@ -10040,7 +10040,7 @@
       <w:pPr>
         <w:pStyle w:val="Heading2"/>
       </w:pPr>
-      <w:bookmarkStart w:id="24" w:name="_Toc241781759"/>
+      <w:bookmarkStart w:id="24" w:name="_Toc241782287"/>
       <w:r>
         <w:t>8.2 The header and menu bar (every screen)</w:t>
       </w:r>
@@ -10103,7 +10103,7 @@
           <w:left w:w="10" w:type="dxa"/>
           <w:right w:w="10" w:type="dxa"/>
         </w:tblCellMar>
-        <w:tblLook w:val="0000" w:firstRow="0" w:lastRow="0" w:firstColumn="0" w:lastColumn="0" w:noHBand="0" w:noVBand="0"/>
+        <w:tblLook w:val="04A0" w:firstRow="1" w:lastRow="0" w:firstColumn="1" w:lastColumn="0" w:noHBand="0" w:noVBand="1"/>
       </w:tblPr>
       <w:tblGrid>
         <w:gridCol w:w="1882"/>
@@ -10764,7 +10764,7 @@
       <w:pPr>
         <w:pStyle w:val="Heading2"/>
       </w:pPr>
-      <w:bookmarkStart w:id="25" w:name="_Toc241781760"/>
+      <w:bookmarkStart w:id="25" w:name="_Toc241782288"/>
       <w:r>
         <w:t>8.3 Change Password</w:t>
       </w:r>
@@ -10827,7 +10827,7 @@
           <w:left w:w="10" w:type="dxa"/>
           <w:right w:w="10" w:type="dxa"/>
         </w:tblCellMar>
-        <w:tblLook w:val="0000" w:firstRow="0" w:lastRow="0" w:firstColumn="0" w:lastColumn="0" w:noHBand="0" w:noVBand="0"/>
+        <w:tblLook w:val="04A0" w:firstRow="1" w:lastRow="0" w:firstColumn="1" w:lastColumn="0" w:noHBand="0" w:noVBand="1"/>
       </w:tblPr>
       <w:tblGrid>
         <w:gridCol w:w="1882"/>
@@ -11384,7 +11384,7 @@
       <w:pPr>
         <w:pStyle w:val="Heading2"/>
       </w:pPr>
-      <w:bookmarkStart w:id="26" w:name="_Toc241781761"/>
+      <w:bookmarkStart w:id="26" w:name="_Toc241782289"/>
       <w:r>
         <w:t>8.4 Main-400 Register (and Reserve)</w:t>
       </w:r>
@@ -11447,7 +11447,7 @@
           <w:left w:w="10" w:type="dxa"/>
           <w:right w:w="10" w:type="dxa"/>
         </w:tblCellMar>
-        <w:tblLook w:val="0000" w:firstRow="0" w:lastRow="0" w:firstColumn="0" w:lastColumn="0" w:noHBand="0" w:noVBand="0"/>
+        <w:tblLook w:val="04A0" w:firstRow="1" w:lastRow="0" w:firstColumn="1" w:lastColumn="0" w:noHBand="0" w:noVBand="1"/>
       </w:tblPr>
       <w:tblGrid>
         <w:gridCol w:w="1882"/>
@@ -12005,7 +12005,7 @@
       <w:pPr>
         <w:pStyle w:val="Heading2"/>
       </w:pPr>
-      <w:bookmarkStart w:id="27" w:name="_Toc241781762"/>
+      <w:bookmarkStart w:id="27" w:name="_Toc241782290"/>
       <w:r>
         <w:t>8.5 Case page</w:t>
       </w:r>
@@ -12068,7 +12068,7 @@
           <w:left w:w="10" w:type="dxa"/>
           <w:right w:w="10" w:type="dxa"/>
         </w:tblCellMar>
-        <w:tblLook w:val="0000" w:firstRow="0" w:lastRow="0" w:firstColumn="0" w:lastColumn="0" w:noHBand="0" w:noVBand="0"/>
+        <w:tblLook w:val="04A0" w:firstRow="1" w:lastRow="0" w:firstColumn="1" w:lastColumn="0" w:noHBand="0" w:noVBand="1"/>
       </w:tblPr>
       <w:tblGrid>
         <w:gridCol w:w="1882"/>
@@ -13359,7 +13359,7 @@
       <w:pPr>
         <w:pStyle w:val="Heading2"/>
       </w:pPr>
-      <w:bookmarkStart w:id="28" w:name="_Toc241781763"/>
+      <w:bookmarkStart w:id="28" w:name="_Toc241782291"/>
       <w:r>
         <w:t>8.6 Interview sheet (verifying a locked profile)</w:t>
       </w:r>
@@ -13422,7 +13422,7 @@
           <w:left w:w="10" w:type="dxa"/>
           <w:right w:w="10" w:type="dxa"/>
         </w:tblCellMar>
-        <w:tblLook w:val="0000" w:firstRow="0" w:lastRow="0" w:firstColumn="0" w:lastColumn="0" w:noHBand="0" w:noVBand="0"/>
+        <w:tblLook w:val="04A0" w:firstRow="1" w:lastRow="0" w:firstColumn="1" w:lastColumn="0" w:noHBand="0" w:noVBand="1"/>
       </w:tblPr>
       <w:tblGrid>
         <w:gridCol w:w="1882"/>
@@ -14400,7 +14400,7 @@
       <w:pPr>
         <w:pStyle w:val="Heading2"/>
       </w:pPr>
-      <w:bookmarkStart w:id="29" w:name="_Toc241781764"/>
+      <w:bookmarkStart w:id="29" w:name="_Toc241782292"/>
       <w:r>
         <w:t>8.7 Appointment Queue</w:t>
       </w:r>
@@ -14463,7 +14463,7 @@
           <w:left w:w="10" w:type="dxa"/>
           <w:right w:w="10" w:type="dxa"/>
         </w:tblCellMar>
-        <w:tblLook w:val="0000" w:firstRow="0" w:lastRow="0" w:firstColumn="0" w:lastColumn="0" w:noHBand="0" w:noVBand="0"/>
+        <w:tblLook w:val="04A0" w:firstRow="1" w:lastRow="0" w:firstColumn="1" w:lastColumn="0" w:noHBand="0" w:noVBand="1"/>
       </w:tblPr>
       <w:tblGrid>
         <w:gridCol w:w="1882"/>
@@ -15020,7 +15020,7 @@
       <w:pPr>
         <w:pStyle w:val="Heading2"/>
       </w:pPr>
-      <w:bookmarkStart w:id="30" w:name="_Toc241781765"/>
+      <w:bookmarkStart w:id="30" w:name="_Toc241782293"/>
       <w:r>
         <w:lastRenderedPageBreak/>
         <w:t>8.8 Follow-ups due</w:t>
@@ -15084,7 +15084,7 @@
           <w:left w:w="10" w:type="dxa"/>
           <w:right w:w="10" w:type="dxa"/>
         </w:tblCellMar>
-        <w:tblLook w:val="0000" w:firstRow="0" w:lastRow="0" w:firstColumn="0" w:lastColumn="0" w:noHBand="0" w:noVBand="0"/>
+        <w:tblLook w:val="04A0" w:firstRow="1" w:lastRow="0" w:firstColumn="1" w:lastColumn="0" w:noHBand="0" w:noVBand="1"/>
       </w:tblPr>
       <w:tblGrid>
         <w:gridCol w:w="1882"/>
@@ -15578,7 +15578,7 @@
         <w:sz w:val="16"/>
         <w:szCs w:val="16"/>
       </w:rPr>
-      <w:t>Version 1.15 · 1 October 2026</w:t>
+      <w:t>Version 1.16 · 1 October 2026</w:t>
     </w:r>
     <w:r>
       <w:rPr>
@@ -15751,10 +15751,154 @@
 <file path=word/numbering.xml><?xml version="1.0" encoding="utf-8"?>
 <w:numbering xmlns:wpc="http://schemas.microsoft.com/office/word/2010/wordprocessingCanvas" xmlns:cx="http://schemas.microsoft.com/office/drawing/2014/chartex" xmlns:cx1="http://schemas.microsoft.com/office/drawing/2015/9/8/chartex" xmlns:cx2="http://schemas.microsoft.com/office/drawing/2015/10/21/chartex" xmlns:cx3="http://schemas.microsoft.com/office/drawing/2016/5/9/chartex" xmlns:cx4="http://schemas.microsoft.com/office/drawing/2016/5/10/chartex" xmlns:cx5="http://schemas.microsoft.com/office/drawing/2016/5/11/chartex" xmlns:cx6="http://schemas.microsoft.com/office/drawing/2016/5/12/chartex" xmlns:cx7="http://schemas.microsoft.com/office/drawing/2016/5/13/chartex" xmlns:cx8="http://schemas.microsoft.com/office/drawing/2016/5/14/chartex" xmlns:mc="http://schemas.openxmlformats.org/markup-compatibility/2006" xmlns:aink="http://schemas.microsoft.com/office/drawing/2016/ink" xmlns:am3d="http://schemas.microsoft.com/office/drawing/2017/model3d" xmlns:o="urn:schemas-microsoft-com:office:office" xmlns:oel="http://schemas.microsoft.com/office/2019/extlst" xmlns:r="http://schemas.openxmlformats.org/officeDocument/2006/relationships" xmlns:m="http://schemas.openxmlformats.org/officeDocument/2006/math" xmlns:v="urn:schemas-microsoft-com:vml" xmlns:wp14="http://schemas.microsoft.com/office/word/2010/wordprocessingDrawing" xmlns:wp="http://schemas.openxmlformats.org/drawingml/2006/wordprocessingDrawing" xmlns:w10="urn:schemas-microsoft-com:office:word" xmlns:w="http://schemas.openxmlformats.org/wordprocessingml/2006/main" xmlns:w14="http://schemas.microsoft.com/office/word/2010/wordml" xmlns:w15="http://schemas.microsoft.com/office/word/2012/wordml" xmlns:w16cex="http://schemas.microsoft.com/office/word/2018/wordml/cex" xmlns:w16cid="http://schemas.microsoft.com/office/word/2016/wordml/cid" xmlns:w16="http://schemas.microsoft.com/office/word/2018/wordml" xmlns:w16sdtdh="http://schemas.microsoft.com/office/word/2020/wordml/sdtdatahash" xmlns:w16se="http://schemas.microsoft.com/office/word/2015/wordml/symex" xmlns:wpg="http://schemas.microsoft.com/office/word/2010/wordprocessingGroup" xmlns:wpi="http://schemas.microsoft.com/office/word/2010/wordprocessingInk" xmlns:wne="http://schemas.microsoft.com/office/word/2006/wordml" xmlns:wps="http://schemas.microsoft.com/office/word/2010/wordprocessingShape" mc:Ignorable="w14 w15 w16se w16cid w16 w16cex w16sdtdh wp14">
   <w:abstractNum w:abstractNumId="0" w15:restartNumberingAfterBreak="0">
-    <w:nsid w:val="01DF7195"/>
+    <w:nsid w:val="011B1A8E"/>
     <w:multiLevelType w:val="hybridMultilevel"/>
-    <w:tmpl w:val="465A4D94"/>
-    <w:lvl w:ilvl="0" w:tplc="A67683AE">
+    <w:tmpl w:val="F90CC6E4"/>
+    <w:lvl w:ilvl="0" w:tplc="CA441236">
+      <w:start w:val="1"/>
+      <w:numFmt w:val="bullet"/>
+      <w:lvlText w:val="•"/>
+      <w:lvlJc w:val="left"/>
+      <w:pPr>
+        <w:ind w:left="460" w:hanging="280"/>
+      </w:pPr>
+    </w:lvl>
+    <w:lvl w:ilvl="1" w:tplc="0B62148C">
+      <w:start w:val="1"/>
+      <w:numFmt w:val="bullet"/>
+      <w:lvlText w:val="–"/>
+      <w:lvlJc w:val="left"/>
+      <w:pPr>
+        <w:ind w:left="900" w:hanging="280"/>
+      </w:pPr>
+    </w:lvl>
+    <w:lvl w:ilvl="2" w:tplc="8A661504">
+      <w:numFmt w:val="decimal"/>
+      <w:lvlText w:val=""/>
+      <w:lvlJc w:val="left"/>
+    </w:lvl>
+    <w:lvl w:ilvl="3" w:tplc="8D5A1840">
+      <w:numFmt w:val="decimal"/>
+      <w:lvlText w:val=""/>
+      <w:lvlJc w:val="left"/>
+    </w:lvl>
+    <w:lvl w:ilvl="4" w:tplc="C61A5F4E">
+      <w:numFmt w:val="decimal"/>
+      <w:lvlText w:val=""/>
+      <w:lvlJc w:val="left"/>
+    </w:lvl>
+    <w:lvl w:ilvl="5" w:tplc="9A1C9EBA">
+      <w:numFmt w:val="decimal"/>
+      <w:lvlText w:val=""/>
+      <w:lvlJc w:val="left"/>
+    </w:lvl>
+    <w:lvl w:ilvl="6" w:tplc="BE9281C8">
+      <w:numFmt w:val="decimal"/>
+      <w:lvlText w:val=""/>
+      <w:lvlJc w:val="left"/>
+    </w:lvl>
+    <w:lvl w:ilvl="7" w:tplc="640EC800">
+      <w:numFmt w:val="decimal"/>
+      <w:lvlText w:val=""/>
+      <w:lvlJc w:val="left"/>
+    </w:lvl>
+    <w:lvl w:ilvl="8" w:tplc="1E363FAA">
+      <w:numFmt w:val="decimal"/>
+      <w:lvlText w:val=""/>
+      <w:lvlJc w:val="left"/>
+    </w:lvl>
+  </w:abstractNum>
+  <w:abstractNum w:abstractNumId="1" w15:restartNumberingAfterBreak="0">
+    <w:nsid w:val="02095481"/>
+    <w:multiLevelType w:val="hybridMultilevel"/>
+    <w:tmpl w:val="44AAAA74"/>
+    <w:lvl w:ilvl="0" w:tplc="92CE4EA2">
+      <w:start w:val="1"/>
+      <w:numFmt w:val="bullet"/>
+      <w:lvlText w:val="●"/>
+      <w:lvlJc w:val="left"/>
+      <w:pPr>
+        <w:ind w:left="720" w:hanging="360"/>
+      </w:pPr>
+    </w:lvl>
+    <w:lvl w:ilvl="1" w:tplc="12EC2550">
+      <w:start w:val="1"/>
+      <w:numFmt w:val="bullet"/>
+      <w:lvlText w:val="○"/>
+      <w:lvlJc w:val="left"/>
+      <w:pPr>
+        <w:ind w:left="1440" w:hanging="360"/>
+      </w:pPr>
+    </w:lvl>
+    <w:lvl w:ilvl="2" w:tplc="B6F44786">
+      <w:start w:val="1"/>
+      <w:numFmt w:val="bullet"/>
+      <w:lvlText w:val="■"/>
+      <w:lvlJc w:val="left"/>
+      <w:pPr>
+        <w:ind w:left="2160" w:hanging="360"/>
+      </w:pPr>
+    </w:lvl>
+    <w:lvl w:ilvl="3" w:tplc="3250B268">
+      <w:start w:val="1"/>
+      <w:numFmt w:val="bullet"/>
+      <w:lvlText w:val="●"/>
+      <w:lvlJc w:val="left"/>
+      <w:pPr>
+        <w:ind w:left="2880" w:hanging="360"/>
+      </w:pPr>
+    </w:lvl>
+    <w:lvl w:ilvl="4" w:tplc="CB0E936E">
+      <w:start w:val="1"/>
+      <w:numFmt w:val="bullet"/>
+      <w:lvlText w:val="○"/>
+      <w:lvlJc w:val="left"/>
+      <w:pPr>
+        <w:ind w:left="3600" w:hanging="360"/>
+      </w:pPr>
+    </w:lvl>
+    <w:lvl w:ilvl="5" w:tplc="7DE892E2">
+      <w:start w:val="1"/>
+      <w:numFmt w:val="bullet"/>
+      <w:lvlText w:val="■"/>
+      <w:lvlJc w:val="left"/>
+      <w:pPr>
+        <w:ind w:left="4320" w:hanging="360"/>
+      </w:pPr>
+    </w:lvl>
+    <w:lvl w:ilvl="6" w:tplc="4FD279F2">
+      <w:start w:val="1"/>
+      <w:numFmt w:val="bullet"/>
+      <w:lvlText w:val="●"/>
+      <w:lvlJc w:val="left"/>
+      <w:pPr>
+        <w:ind w:left="5040" w:hanging="360"/>
+      </w:pPr>
+    </w:lvl>
+    <w:lvl w:ilvl="7" w:tplc="CFFED97E">
+      <w:start w:val="1"/>
+      <w:numFmt w:val="bullet"/>
+      <w:lvlText w:val="●"/>
+      <w:lvlJc w:val="left"/>
+      <w:pPr>
+        <w:ind w:left="5760" w:hanging="360"/>
+      </w:pPr>
+    </w:lvl>
+    <w:lvl w:ilvl="8" w:tplc="59DEFEF8">
+      <w:start w:val="1"/>
+      <w:numFmt w:val="bullet"/>
+      <w:lvlText w:val="●"/>
+      <w:lvlJc w:val="left"/>
+      <w:pPr>
+        <w:ind w:left="6480" w:hanging="360"/>
+      </w:pPr>
+    </w:lvl>
+  </w:abstractNum>
+  <w:abstractNum w:abstractNumId="2" w15:restartNumberingAfterBreak="0">
+    <w:nsid w:val="14F77CC7"/>
+    <w:multiLevelType w:val="hybridMultilevel"/>
+    <w:tmpl w:val="5284EB34"/>
+    <w:lvl w:ilvl="0" w:tplc="F0EACB7A">
       <w:start w:val="1"/>
       <w:numFmt w:val="decimal"/>
       <w:lvlText w:val="%1."/>
@@ -15768,52 +15912,52 @@
         <w:color w:val="A67C27"/>
       </w:rPr>
     </w:lvl>
-    <w:lvl w:ilvl="1" w:tplc="30941136">
+    <w:lvl w:ilvl="1" w:tplc="93E8B928">
       <w:numFmt w:val="decimal"/>
       <w:lvlText w:val=""/>
       <w:lvlJc w:val="left"/>
     </w:lvl>
-    <w:lvl w:ilvl="2" w:tplc="8C840F8C">
+    <w:lvl w:ilvl="2" w:tplc="AC62BC22">
       <w:numFmt w:val="decimal"/>
       <w:lvlText w:val=""/>
       <w:lvlJc w:val="left"/>
     </w:lvl>
-    <w:lvl w:ilvl="3" w:tplc="B49E9BBE">
+    <w:lvl w:ilvl="3" w:tplc="07BE445E">
       <w:numFmt w:val="decimal"/>
       <w:lvlText w:val=""/>
       <w:lvlJc w:val="left"/>
     </w:lvl>
-    <w:lvl w:ilvl="4" w:tplc="5F9C4114">
+    <w:lvl w:ilvl="4" w:tplc="47E69336">
       <w:numFmt w:val="decimal"/>
       <w:lvlText w:val=""/>
       <w:lvlJc w:val="left"/>
     </w:lvl>
-    <w:lvl w:ilvl="5" w:tplc="1630A71A">
+    <w:lvl w:ilvl="5" w:tplc="0DE45920">
       <w:numFmt w:val="decimal"/>
       <w:lvlText w:val=""/>
       <w:lvlJc w:val="left"/>
     </w:lvl>
-    <w:lvl w:ilvl="6" w:tplc="44F03EA4">
+    <w:lvl w:ilvl="6" w:tplc="8AF0C160">
       <w:numFmt w:val="decimal"/>
       <w:lvlText w:val=""/>
       <w:lvlJc w:val="left"/>
     </w:lvl>
-    <w:lvl w:ilvl="7" w:tplc="9B4AD50C">
+    <w:lvl w:ilvl="7" w:tplc="005E7AA4">
       <w:numFmt w:val="decimal"/>
       <w:lvlText w:val=""/>
       <w:lvlJc w:val="left"/>
     </w:lvl>
-    <w:lvl w:ilvl="8" w:tplc="D82CD184">
+    <w:lvl w:ilvl="8" w:tplc="7346B872">
       <w:numFmt w:val="decimal"/>
       <w:lvlText w:val=""/>
       <w:lvlJc w:val="left"/>
     </w:lvl>
   </w:abstractNum>
-  <w:abstractNum w:abstractNumId="1" w15:restartNumberingAfterBreak="0">
-    <w:nsid w:val="02CC6F7F"/>
+  <w:abstractNum w:abstractNumId="3" w15:restartNumberingAfterBreak="0">
+    <w:nsid w:val="215611DE"/>
     <w:multiLevelType w:val="hybridMultilevel"/>
-    <w:tmpl w:val="4916241C"/>
-    <w:lvl w:ilvl="0" w:tplc="C25A8810">
+    <w:tmpl w:val="3F6A5A06"/>
+    <w:lvl w:ilvl="0" w:tplc="EE8E3F20">
       <w:start w:val="1"/>
       <w:numFmt w:val="decimal"/>
       <w:lvlText w:val="%1."/>
@@ -15827,52 +15971,52 @@
         <w:color w:val="A67C27"/>
       </w:rPr>
     </w:lvl>
-    <w:lvl w:ilvl="1" w:tplc="7780FA88">
+    <w:lvl w:ilvl="1" w:tplc="411AF7C8">
       <w:numFmt w:val="decimal"/>
       <w:lvlText w:val=""/>
       <w:lvlJc w:val="left"/>
     </w:lvl>
-    <w:lvl w:ilvl="2" w:tplc="D06C63AA">
+    <w:lvl w:ilvl="2" w:tplc="382407C6">
       <w:numFmt w:val="decimal"/>
       <w:lvlText w:val=""/>
       <w:lvlJc w:val="left"/>
     </w:lvl>
-    <w:lvl w:ilvl="3" w:tplc="0478CC24">
+    <w:lvl w:ilvl="3" w:tplc="B8E25A1E">
       <w:numFmt w:val="decimal"/>
       <w:lvlText w:val=""/>
       <w:lvlJc w:val="left"/>
     </w:lvl>
-    <w:lvl w:ilvl="4" w:tplc="03AC3B6A">
+    <w:lvl w:ilvl="4" w:tplc="CCC66166">
       <w:numFmt w:val="decimal"/>
       <w:lvlText w:val=""/>
       <w:lvlJc w:val="left"/>
     </w:lvl>
-    <w:lvl w:ilvl="5" w:tplc="AB04539A">
+    <w:lvl w:ilvl="5" w:tplc="DF8EFDE2">
       <w:numFmt w:val="decimal"/>
       <w:lvlText w:val=""/>
       <w:lvlJc w:val="left"/>
     </w:lvl>
-    <w:lvl w:ilvl="6" w:tplc="BB5E81A2">
+    <w:lvl w:ilvl="6" w:tplc="7E9819D0">
       <w:numFmt w:val="decimal"/>
       <w:lvlText w:val=""/>
       <w:lvlJc w:val="left"/>
     </w:lvl>
-    <w:lvl w:ilvl="7" w:tplc="BAB0AA10">
+    <w:lvl w:ilvl="7" w:tplc="AEE4FEC8">
       <w:numFmt w:val="decimal"/>
       <w:lvlText w:val=""/>
       <w:lvlJc w:val="left"/>
     </w:lvl>
-    <w:lvl w:ilvl="8" w:tplc="9A6EF1A6">
+    <w:lvl w:ilvl="8" w:tplc="E12C12BC">
       <w:numFmt w:val="decimal"/>
       <w:lvlText w:val=""/>
       <w:lvlJc w:val="left"/>
     </w:lvl>
   </w:abstractNum>
-  <w:abstractNum w:abstractNumId="2" w15:restartNumberingAfterBreak="0">
-    <w:nsid w:val="0BB008BF"/>
+  <w:abstractNum w:abstractNumId="4" w15:restartNumberingAfterBreak="0">
+    <w:nsid w:val="2204272F"/>
     <w:multiLevelType w:val="hybridMultilevel"/>
-    <w:tmpl w:val="690423B2"/>
-    <w:lvl w:ilvl="0" w:tplc="DAD22308">
+    <w:tmpl w:val="FEAA64C0"/>
+    <w:lvl w:ilvl="0" w:tplc="85244364">
       <w:start w:val="1"/>
       <w:numFmt w:val="decimal"/>
       <w:lvlText w:val="%1."/>
@@ -15886,52 +16030,52 @@
         <w:color w:val="A67C27"/>
       </w:rPr>
     </w:lvl>
-    <w:lvl w:ilvl="1" w:tplc="333E3306">
+    <w:lvl w:ilvl="1" w:tplc="BA4A206C">
       <w:numFmt w:val="decimal"/>
       <w:lvlText w:val=""/>
       <w:lvlJc w:val="left"/>
     </w:lvl>
-    <w:lvl w:ilvl="2" w:tplc="B5643A80">
+    <w:lvl w:ilvl="2" w:tplc="2CECE8DC">
       <w:numFmt w:val="decimal"/>
       <w:lvlText w:val=""/>
       <w:lvlJc w:val="left"/>
     </w:lvl>
-    <w:lvl w:ilvl="3" w:tplc="BC2C6A20">
+    <w:lvl w:ilvl="3" w:tplc="E878E8AC">
       <w:numFmt w:val="decimal"/>
       <w:lvlText w:val=""/>
       <w:lvlJc w:val="left"/>
     </w:lvl>
-    <w:lvl w:ilvl="4" w:tplc="E94A6F1C">
+    <w:lvl w:ilvl="4" w:tplc="A5567786">
       <w:numFmt w:val="decimal"/>
       <w:lvlText w:val=""/>
       <w:lvlJc w:val="left"/>
     </w:lvl>
-    <w:lvl w:ilvl="5" w:tplc="10588552">
+    <w:lvl w:ilvl="5" w:tplc="BA0619EA">
       <w:numFmt w:val="decimal"/>
       <w:lvlText w:val=""/>
       <w:lvlJc w:val="left"/>
     </w:lvl>
-    <w:lvl w:ilvl="6" w:tplc="416EABDC">
+    <w:lvl w:ilvl="6" w:tplc="9C3C1072">
       <w:numFmt w:val="decimal"/>
       <w:lvlText w:val=""/>
       <w:lvlJc w:val="left"/>
     </w:lvl>
-    <w:lvl w:ilvl="7" w:tplc="B1BACA3C">
+    <w:lvl w:ilvl="7" w:tplc="4F640120">
       <w:numFmt w:val="decimal"/>
       <w:lvlText w:val=""/>
       <w:lvlJc w:val="left"/>
     </w:lvl>
-    <w:lvl w:ilvl="8" w:tplc="189468E6">
+    <w:lvl w:ilvl="8" w:tplc="725C913E">
       <w:numFmt w:val="decimal"/>
       <w:lvlText w:val=""/>
       <w:lvlJc w:val="left"/>
     </w:lvl>
   </w:abstractNum>
-  <w:abstractNum w:abstractNumId="3" w15:restartNumberingAfterBreak="0">
-    <w:nsid w:val="0F2C35FE"/>
+  <w:abstractNum w:abstractNumId="5" w15:restartNumberingAfterBreak="0">
+    <w:nsid w:val="405E24A2"/>
     <w:multiLevelType w:val="hybridMultilevel"/>
-    <w:tmpl w:val="31D4DE6C"/>
-    <w:lvl w:ilvl="0" w:tplc="74C8848E">
+    <w:tmpl w:val="39EC9966"/>
+    <w:lvl w:ilvl="0" w:tplc="668092F4">
       <w:start w:val="1"/>
       <w:numFmt w:val="decimal"/>
       <w:lvlText w:val="%1."/>
@@ -15945,52 +16089,52 @@
         <w:color w:val="A67C27"/>
       </w:rPr>
     </w:lvl>
-    <w:lvl w:ilvl="1" w:tplc="BD2E1D9A">
+    <w:lvl w:ilvl="1" w:tplc="288A78FC">
       <w:numFmt w:val="decimal"/>
       <w:lvlText w:val=""/>
       <w:lvlJc w:val="left"/>
     </w:lvl>
-    <w:lvl w:ilvl="2" w:tplc="06DA15B0">
+    <w:lvl w:ilvl="2" w:tplc="BEF437B4">
       <w:numFmt w:val="decimal"/>
       <w:lvlText w:val=""/>
       <w:lvlJc w:val="left"/>
     </w:lvl>
-    <w:lvl w:ilvl="3" w:tplc="5EDCA8A0">
+    <w:lvl w:ilvl="3" w:tplc="704A3B92">
       <w:numFmt w:val="decimal"/>
       <w:lvlText w:val=""/>
       <w:lvlJc w:val="left"/>
     </w:lvl>
-    <w:lvl w:ilvl="4" w:tplc="93406ECC">
+    <w:lvl w:ilvl="4" w:tplc="B8FA032C">
       <w:numFmt w:val="decimal"/>
       <w:lvlText w:val=""/>
       <w:lvlJc w:val="left"/>
     </w:lvl>
-    <w:lvl w:ilvl="5" w:tplc="25E66094">
+    <w:lvl w:ilvl="5" w:tplc="2F984820">
       <w:numFmt w:val="decimal"/>
       <w:lvlText w:val=""/>
       <w:lvlJc w:val="left"/>
     </w:lvl>
-    <w:lvl w:ilvl="6" w:tplc="97DEB788">
+    <w:lvl w:ilvl="6" w:tplc="532AD3C8">
       <w:numFmt w:val="decimal"/>
       <w:lvlText w:val=""/>
       <w:lvlJc w:val="left"/>
     </w:lvl>
-    <w:lvl w:ilvl="7" w:tplc="900CC41A">
+    <w:lvl w:ilvl="7" w:tplc="23F6DA82">
       <w:numFmt w:val="decimal"/>
       <w:lvlText w:val=""/>
       <w:lvlJc w:val="left"/>
     </w:lvl>
-    <w:lvl w:ilvl="8" w:tplc="959021E0">
+    <w:lvl w:ilvl="8" w:tplc="4B0209B8">
       <w:numFmt w:val="decimal"/>
       <w:lvlText w:val=""/>
       <w:lvlJc w:val="left"/>
     </w:lvl>
   </w:abstractNum>
-  <w:abstractNum w:abstractNumId="4" w15:restartNumberingAfterBreak="0">
-    <w:nsid w:val="10BE0242"/>
+  <w:abstractNum w:abstractNumId="6" w15:restartNumberingAfterBreak="0">
+    <w:nsid w:val="432D4C14"/>
     <w:multiLevelType w:val="hybridMultilevel"/>
-    <w:tmpl w:val="AEC41696"/>
-    <w:lvl w:ilvl="0" w:tplc="C8449004">
+    <w:tmpl w:val="BFE8C3EC"/>
+    <w:lvl w:ilvl="0" w:tplc="E184081E">
       <w:start w:val="1"/>
       <w:numFmt w:val="decimal"/>
       <w:lvlText w:val="%1."/>
@@ -16004,52 +16148,52 @@
         <w:color w:val="A67C27"/>
       </w:rPr>
     </w:lvl>
-    <w:lvl w:ilvl="1" w:tplc="4C7A4012">
+    <w:lvl w:ilvl="1" w:tplc="CF941DB2">
       <w:numFmt w:val="decimal"/>
       <w:lvlText w:val=""/>
       <w:lvlJc w:val="left"/>
     </w:lvl>
-    <w:lvl w:ilvl="2" w:tplc="5248156A">
+    <w:lvl w:ilvl="2" w:tplc="910E5614">
       <w:numFmt w:val="decimal"/>
       <w:lvlText w:val=""/>
       <w:lvlJc w:val="left"/>
     </w:lvl>
-    <w:lvl w:ilvl="3" w:tplc="D5C46BA2">
+    <w:lvl w:ilvl="3" w:tplc="CCBCFEEA">
       <w:numFmt w:val="decimal"/>
       <w:lvlText w:val=""/>
       <w:lvlJc w:val="left"/>
     </w:lvl>
-    <w:lvl w:ilvl="4" w:tplc="BACC9BEC">
+    <w:lvl w:ilvl="4" w:tplc="04E4F52C">
       <w:numFmt w:val="decimal"/>
       <w:lvlText w:val=""/>
       <w:lvlJc w:val="left"/>
     </w:lvl>
-    <w:lvl w:ilvl="5" w:tplc="338017D6">
+    <w:lvl w:ilvl="5" w:tplc="296CA266">
       <w:numFmt w:val="decimal"/>
       <w:lvlText w:val=""/>
       <w:lvlJc w:val="left"/>
     </w:lvl>
-    <w:lvl w:ilvl="6" w:tplc="ECF4E17E">
+    <w:lvl w:ilvl="6" w:tplc="C58E9554">
       <w:numFmt w:val="decimal"/>
       <w:lvlText w:val=""/>
       <w:lvlJc w:val="left"/>
     </w:lvl>
-    <w:lvl w:ilvl="7" w:tplc="568211EE">
+    <w:lvl w:ilvl="7" w:tplc="3C2CD6DE">
       <w:numFmt w:val="decimal"/>
       <w:lvlText w:val=""/>
       <w:lvlJc w:val="left"/>
     </w:lvl>
-    <w:lvl w:ilvl="8" w:tplc="522E159A">
+    <w:lvl w:ilvl="8" w:tplc="BE0C4B42">
       <w:numFmt w:val="decimal"/>
       <w:lvlText w:val=""/>
       <w:lvlJc w:val="left"/>
     </w:lvl>
   </w:abstractNum>
-  <w:abstractNum w:abstractNumId="5" w15:restartNumberingAfterBreak="0">
-    <w:nsid w:val="18941CA3"/>
+  <w:abstractNum w:abstractNumId="7" w15:restartNumberingAfterBreak="0">
+    <w:nsid w:val="5562509F"/>
     <w:multiLevelType w:val="hybridMultilevel"/>
-    <w:tmpl w:val="C2086456"/>
-    <w:lvl w:ilvl="0" w:tplc="8FF40CD0">
+    <w:tmpl w:val="5AF29130"/>
+    <w:lvl w:ilvl="0" w:tplc="66D8C8B2">
       <w:start w:val="1"/>
       <w:numFmt w:val="decimal"/>
       <w:lvlText w:val="%1."/>
@@ -16063,52 +16207,52 @@
         <w:color w:val="A67C27"/>
       </w:rPr>
     </w:lvl>
-    <w:lvl w:ilvl="1" w:tplc="C42C552E">
+    <w:lvl w:ilvl="1" w:tplc="CF627F46">
       <w:numFmt w:val="decimal"/>
       <w:lvlText w:val=""/>
       <w:lvlJc w:val="left"/>
     </w:lvl>
-    <w:lvl w:ilvl="2" w:tplc="5AE6927C">
+    <w:lvl w:ilvl="2" w:tplc="2DE067DA">
       <w:numFmt w:val="decimal"/>
       <w:lvlText w:val=""/>
       <w:lvlJc w:val="left"/>
     </w:lvl>
-    <w:lvl w:ilvl="3" w:tplc="3F0C0E20">
+    <w:lvl w:ilvl="3" w:tplc="B6207904">
       <w:numFmt w:val="decimal"/>
       <w:lvlText w:val=""/>
       <w:lvlJc w:val="left"/>
     </w:lvl>
-    <w:lvl w:ilvl="4" w:tplc="445627C4">
+    <w:lvl w:ilvl="4" w:tplc="12EEA9CA">
       <w:numFmt w:val="decimal"/>
       <w:lvlText w:val=""/>
       <w:lvlJc w:val="left"/>
     </w:lvl>
-    <w:lvl w:ilvl="5" w:tplc="F1D28496">
+    <w:lvl w:ilvl="5" w:tplc="53FA0688">
       <w:numFmt w:val="decimal"/>
       <w:lvlText w:val=""/>
       <w:lvlJc w:val="left"/>
     </w:lvl>
-    <w:lvl w:ilvl="6" w:tplc="E668B2A8">
+    <w:lvl w:ilvl="6" w:tplc="DF40163E">
       <w:numFmt w:val="decimal"/>
       <w:lvlText w:val=""/>
       <w:lvlJc w:val="left"/>
     </w:lvl>
-    <w:lvl w:ilvl="7" w:tplc="4CE8AEDA">
+    <w:lvl w:ilvl="7" w:tplc="C298C77A">
       <w:numFmt w:val="decimal"/>
       <w:lvlText w:val=""/>
       <w:lvlJc w:val="left"/>
     </w:lvl>
-    <w:lvl w:ilvl="8" w:tplc="78280586">
+    <w:lvl w:ilvl="8" w:tplc="0E808BA0">
       <w:numFmt w:val="decimal"/>
       <w:lvlText w:val=""/>
       <w:lvlJc w:val="left"/>
     </w:lvl>
   </w:abstractNum>
-  <w:abstractNum w:abstractNumId="6" w15:restartNumberingAfterBreak="0">
-    <w:nsid w:val="189F45E3"/>
+  <w:abstractNum w:abstractNumId="8" w15:restartNumberingAfterBreak="0">
+    <w:nsid w:val="55AB49FE"/>
     <w:multiLevelType w:val="hybridMultilevel"/>
-    <w:tmpl w:val="A62A3066"/>
-    <w:lvl w:ilvl="0" w:tplc="00369218">
+    <w:tmpl w:val="BAEECB4E"/>
+    <w:lvl w:ilvl="0" w:tplc="FCDC1EF0">
       <w:start w:val="1"/>
       <w:numFmt w:val="decimal"/>
       <w:lvlText w:val="%1."/>
@@ -16122,52 +16266,52 @@
         <w:color w:val="A67C27"/>
       </w:rPr>
     </w:lvl>
-    <w:lvl w:ilvl="1" w:tplc="2D5A4930">
+    <w:lvl w:ilvl="1" w:tplc="2C9EFB40">
       <w:numFmt w:val="decimal"/>
       <w:lvlText w:val=""/>
       <w:lvlJc w:val="left"/>
     </w:lvl>
-    <w:lvl w:ilvl="2" w:tplc="1DEC3A0C">
+    <w:lvl w:ilvl="2" w:tplc="8756678A">
       <w:numFmt w:val="decimal"/>
       <w:lvlText w:val=""/>
       <w:lvlJc w:val="left"/>
     </w:lvl>
-    <w:lvl w:ilvl="3" w:tplc="2C926588">
+    <w:lvl w:ilvl="3" w:tplc="93E0A414">
       <w:numFmt w:val="decimal"/>
       <w:lvlText w:val=""/>
       <w:lvlJc w:val="left"/>
     </w:lvl>
-    <w:lvl w:ilvl="4" w:tplc="6C044298">
+    <w:lvl w:ilvl="4" w:tplc="02B65614">
       <w:numFmt w:val="decimal"/>
       <w:lvlText w:val=""/>
       <w:lvlJc w:val="left"/>
     </w:lvl>
-    <w:lvl w:ilvl="5" w:tplc="256C1E5A">
+    <w:lvl w:ilvl="5" w:tplc="D09C7F7C">
       <w:numFmt w:val="decimal"/>
       <w:lvlText w:val=""/>
       <w:lvlJc w:val="left"/>
     </w:lvl>
-    <w:lvl w:ilvl="6" w:tplc="C0A4E8EE">
+    <w:lvl w:ilvl="6" w:tplc="2A382148">
       <w:numFmt w:val="decimal"/>
       <w:lvlText w:val=""/>
       <w:lvlJc w:val="left"/>
     </w:lvl>
-    <w:lvl w:ilvl="7" w:tplc="89EA3936">
+    <w:lvl w:ilvl="7" w:tplc="4AD8932A">
       <w:numFmt w:val="decimal"/>
       <w:lvlText w:val=""/>
       <w:lvlJc w:val="left"/>
     </w:lvl>
-    <w:lvl w:ilvl="8" w:tplc="56D0C9DC">
+    <w:lvl w:ilvl="8" w:tplc="33EEA2A0">
       <w:numFmt w:val="decimal"/>
       <w:lvlText w:val=""/>
       <w:lvlJc w:val="left"/>
     </w:lvl>
   </w:abstractNum>
-  <w:abstractNum w:abstractNumId="7" w15:restartNumberingAfterBreak="0">
-    <w:nsid w:val="18A7633E"/>
+  <w:abstractNum w:abstractNumId="9" w15:restartNumberingAfterBreak="0">
+    <w:nsid w:val="56D1562A"/>
     <w:multiLevelType w:val="hybridMultilevel"/>
-    <w:tmpl w:val="0016B272"/>
-    <w:lvl w:ilvl="0" w:tplc="54769C22">
+    <w:tmpl w:val="8AA41D6C"/>
+    <w:lvl w:ilvl="0" w:tplc="09C2B0C4">
       <w:start w:val="1"/>
       <w:numFmt w:val="decimal"/>
       <w:lvlText w:val="%1."/>
@@ -16181,196 +16325,52 @@
         <w:color w:val="A67C27"/>
       </w:rPr>
     </w:lvl>
-    <w:lvl w:ilvl="1" w:tplc="46B62226">
+    <w:lvl w:ilvl="1" w:tplc="FE548FD8">
       <w:numFmt w:val="decimal"/>
       <w:lvlText w:val=""/>
       <w:lvlJc w:val="left"/>
     </w:lvl>
-    <w:lvl w:ilvl="2" w:tplc="61B24F80">
+    <w:lvl w:ilvl="2" w:tplc="DFF8B178">
       <w:numFmt w:val="decimal"/>
       <w:lvlText w:val=""/>
       <w:lvlJc w:val="left"/>
     </w:lvl>
-    <w:lvl w:ilvl="3" w:tplc="4E625C3C">
+    <w:lvl w:ilvl="3" w:tplc="B58C2C10">
       <w:numFmt w:val="decimal"/>
       <w:lvlText w:val=""/>
       <w:lvlJc w:val="left"/>
     </w:lvl>
-    <w:lvl w:ilvl="4" w:tplc="FC18B0B0">
+    <w:lvl w:ilvl="4" w:tplc="EBBC17B6">
       <w:numFmt w:val="decimal"/>
       <w:lvlText w:val=""/>
       <w:lvlJc w:val="left"/>
     </w:lvl>
-    <w:lvl w:ilvl="5" w:tplc="CFB84234">
+    <w:lvl w:ilvl="5" w:tplc="E7E4D746">
       <w:numFmt w:val="decimal"/>
       <w:lvlText w:val=""/>
       <w:lvlJc w:val="left"/>
     </w:lvl>
-    <w:lvl w:ilvl="6" w:tplc="2E6E9E22">
+    <w:lvl w:ilvl="6" w:tplc="51441C4E">
       <w:numFmt w:val="decimal"/>
       <w:lvlText w:val=""/>
       <w:lvlJc w:val="left"/>
     </w:lvl>
-    <w:lvl w:ilvl="7" w:tplc="E9A2A2AC">
+    <w:lvl w:ilvl="7" w:tplc="1FFC687E">
       <w:numFmt w:val="decimal"/>
       <w:lvlText w:val=""/>
       <w:lvlJc w:val="left"/>
     </w:lvl>
-    <w:lvl w:ilvl="8" w:tplc="191C8FEC">
+    <w:lvl w:ilvl="8" w:tplc="230C0B3E">
       <w:numFmt w:val="decimal"/>
       <w:lvlText w:val=""/>
       <w:lvlJc w:val="left"/>
     </w:lvl>
   </w:abstractNum>
-  <w:abstractNum w:abstractNumId="8" w15:restartNumberingAfterBreak="0">
-    <w:nsid w:val="2452262F"/>
+  <w:abstractNum w:abstractNumId="10" w15:restartNumberingAfterBreak="0">
+    <w:nsid w:val="5A6E0859"/>
     <w:multiLevelType w:val="hybridMultilevel"/>
-    <w:tmpl w:val="27648A98"/>
-    <w:lvl w:ilvl="0" w:tplc="90AEC618">
-      <w:start w:val="1"/>
-      <w:numFmt w:val="bullet"/>
-      <w:lvlText w:val="•"/>
-      <w:lvlJc w:val="left"/>
-      <w:pPr>
-        <w:ind w:left="460" w:hanging="280"/>
-      </w:pPr>
-    </w:lvl>
-    <w:lvl w:ilvl="1" w:tplc="32D6AF6E">
-      <w:start w:val="1"/>
-      <w:numFmt w:val="bullet"/>
-      <w:lvlText w:val="–"/>
-      <w:lvlJc w:val="left"/>
-      <w:pPr>
-        <w:ind w:left="900" w:hanging="280"/>
-      </w:pPr>
-    </w:lvl>
-    <w:lvl w:ilvl="2" w:tplc="A26EFE78">
-      <w:numFmt w:val="decimal"/>
-      <w:lvlText w:val=""/>
-      <w:lvlJc w:val="left"/>
-    </w:lvl>
-    <w:lvl w:ilvl="3" w:tplc="DAF81118">
-      <w:numFmt w:val="decimal"/>
-      <w:lvlText w:val=""/>
-      <w:lvlJc w:val="left"/>
-    </w:lvl>
-    <w:lvl w:ilvl="4" w:tplc="41AE4258">
-      <w:numFmt w:val="decimal"/>
-      <w:lvlText w:val=""/>
-      <w:lvlJc w:val="left"/>
-    </w:lvl>
-    <w:lvl w:ilvl="5" w:tplc="9530C74C">
-      <w:numFmt w:val="decimal"/>
-      <w:lvlText w:val=""/>
-      <w:lvlJc w:val="left"/>
-    </w:lvl>
-    <w:lvl w:ilvl="6" w:tplc="2A706710">
-      <w:numFmt w:val="decimal"/>
-      <w:lvlText w:val=""/>
-      <w:lvlJc w:val="left"/>
-    </w:lvl>
-    <w:lvl w:ilvl="7" w:tplc="3FF6341C">
-      <w:numFmt w:val="decimal"/>
-      <w:lvlText w:val=""/>
-      <w:lvlJc w:val="left"/>
-    </w:lvl>
-    <w:lvl w:ilvl="8" w:tplc="6018F6D8">
-      <w:numFmt w:val="decimal"/>
-      <w:lvlText w:val=""/>
-      <w:lvlJc w:val="left"/>
-    </w:lvl>
-  </w:abstractNum>
-  <w:abstractNum w:abstractNumId="9" w15:restartNumberingAfterBreak="0">
-    <w:nsid w:val="2AD14664"/>
-    <w:multiLevelType w:val="hybridMultilevel"/>
-    <w:tmpl w:val="63369B90"/>
-    <w:lvl w:ilvl="0" w:tplc="74B84E5E">
-      <w:start w:val="1"/>
-      <w:numFmt w:val="bullet"/>
-      <w:lvlText w:val="●"/>
-      <w:lvlJc w:val="left"/>
-      <w:pPr>
-        <w:ind w:left="720" w:hanging="360"/>
-      </w:pPr>
-    </w:lvl>
-    <w:lvl w:ilvl="1" w:tplc="D9043208">
-      <w:start w:val="1"/>
-      <w:numFmt w:val="bullet"/>
-      <w:lvlText w:val="○"/>
-      <w:lvlJc w:val="left"/>
-      <w:pPr>
-        <w:ind w:left="1440" w:hanging="360"/>
-      </w:pPr>
-    </w:lvl>
-    <w:lvl w:ilvl="2" w:tplc="DC1E0444">
-      <w:start w:val="1"/>
-      <w:numFmt w:val="bullet"/>
-      <w:lvlText w:val="■"/>
-      <w:lvlJc w:val="left"/>
-      <w:pPr>
-        <w:ind w:left="2160" w:hanging="360"/>
-      </w:pPr>
-    </w:lvl>
-    <w:lvl w:ilvl="3" w:tplc="28B87678">
-      <w:start w:val="1"/>
-      <w:numFmt w:val="bullet"/>
-      <w:lvlText w:val="●"/>
-      <w:lvlJc w:val="left"/>
-      <w:pPr>
-        <w:ind w:left="2880" w:hanging="360"/>
-      </w:pPr>
-    </w:lvl>
-    <w:lvl w:ilvl="4" w:tplc="7C6E051C">
-      <w:start w:val="1"/>
-      <w:numFmt w:val="bullet"/>
-      <w:lvlText w:val="○"/>
-      <w:lvlJc w:val="left"/>
-      <w:pPr>
-        <w:ind w:left="3600" w:hanging="360"/>
-      </w:pPr>
-    </w:lvl>
-    <w:lvl w:ilvl="5" w:tplc="84F8B0E8">
-      <w:start w:val="1"/>
-      <w:numFmt w:val="bullet"/>
-      <w:lvlText w:val="■"/>
-      <w:lvlJc w:val="left"/>
-      <w:pPr>
-        <w:ind w:left="4320" w:hanging="360"/>
-      </w:pPr>
-    </w:lvl>
-    <w:lvl w:ilvl="6" w:tplc="5C326D70">
-      <w:start w:val="1"/>
-      <w:numFmt w:val="bullet"/>
-      <w:lvlText w:val="●"/>
-      <w:lvlJc w:val="left"/>
-      <w:pPr>
-        <w:ind w:left="5040" w:hanging="360"/>
-      </w:pPr>
-    </w:lvl>
-    <w:lvl w:ilvl="7" w:tplc="EA6840C4">
-      <w:start w:val="1"/>
-      <w:numFmt w:val="bullet"/>
-      <w:lvlText w:val="●"/>
-      <w:lvlJc w:val="left"/>
-      <w:pPr>
-        <w:ind w:left="5760" w:hanging="360"/>
-      </w:pPr>
-    </w:lvl>
-    <w:lvl w:ilvl="8" w:tplc="18AA7814">
-      <w:start w:val="1"/>
-      <w:numFmt w:val="bullet"/>
-      <w:lvlText w:val="●"/>
-      <w:lvlJc w:val="left"/>
-      <w:pPr>
-        <w:ind w:left="6480" w:hanging="360"/>
-      </w:pPr>
-    </w:lvl>
-  </w:abstractNum>
-  <w:abstractNum w:abstractNumId="10" w15:restartNumberingAfterBreak="0">
-    <w:nsid w:val="42236D58"/>
-    <w:multiLevelType w:val="hybridMultilevel"/>
-    <w:tmpl w:val="3628EB0C"/>
-    <w:lvl w:ilvl="0" w:tplc="EA68315E">
+    <w:tmpl w:val="FC747430"/>
+    <w:lvl w:ilvl="0" w:tplc="C346F3FA">
       <w:start w:val="1"/>
       <w:numFmt w:val="decimal"/>
       <w:lvlText w:val="%1."/>
@@ -16384,52 +16384,52 @@
         <w:color w:val="A67C27"/>
       </w:rPr>
     </w:lvl>
-    <w:lvl w:ilvl="1" w:tplc="41CCA876">
+    <w:lvl w:ilvl="1" w:tplc="3FE2324A">
       <w:numFmt w:val="decimal"/>
       <w:lvlText w:val=""/>
       <w:lvlJc w:val="left"/>
     </w:lvl>
-    <w:lvl w:ilvl="2" w:tplc="21783D34">
+    <w:lvl w:ilvl="2" w:tplc="D19E2688">
       <w:numFmt w:val="decimal"/>
       <w:lvlText w:val=""/>
       <w:lvlJc w:val="left"/>
     </w:lvl>
-    <w:lvl w:ilvl="3" w:tplc="6B0AD608">
+    <w:lvl w:ilvl="3" w:tplc="7B0C2212">
       <w:numFmt w:val="decimal"/>
       <w:lvlText w:val=""/>
       <w:lvlJc w:val="left"/>
     </w:lvl>
-    <w:lvl w:ilvl="4" w:tplc="9A9CC3B8">
+    <w:lvl w:ilvl="4" w:tplc="4D0ADF3E">
       <w:numFmt w:val="decimal"/>
       <w:lvlText w:val=""/>
       <w:lvlJc w:val="left"/>
     </w:lvl>
-    <w:lvl w:ilvl="5" w:tplc="11D20E86">
+    <w:lvl w:ilvl="5" w:tplc="FE1E79C2">
       <w:numFmt w:val="decimal"/>
       <w:lvlText w:val=""/>
       <w:lvlJc w:val="left"/>
     </w:lvl>
-    <w:lvl w:ilvl="6" w:tplc="726AAEDA">
+    <w:lvl w:ilvl="6" w:tplc="8AC87EF8">
       <w:numFmt w:val="decimal"/>
       <w:lvlText w:val=""/>
       <w:lvlJc w:val="left"/>
     </w:lvl>
-    <w:lvl w:ilvl="7" w:tplc="977E4C70">
+    <w:lvl w:ilvl="7" w:tplc="629C866C">
       <w:numFmt w:val="decimal"/>
       <w:lvlText w:val=""/>
       <w:lvlJc w:val="left"/>
     </w:lvl>
-    <w:lvl w:ilvl="8" w:tplc="F064CC0C">
+    <w:lvl w:ilvl="8" w:tplc="51CECE56">
       <w:numFmt w:val="decimal"/>
       <w:lvlText w:val=""/>
       <w:lvlJc w:val="left"/>
     </w:lvl>
   </w:abstractNum>
   <w:abstractNum w:abstractNumId="11" w15:restartNumberingAfterBreak="0">
-    <w:nsid w:val="46975B3C"/>
+    <w:nsid w:val="6557785F"/>
     <w:multiLevelType w:val="hybridMultilevel"/>
-    <w:tmpl w:val="A296E138"/>
-    <w:lvl w:ilvl="0" w:tplc="DC101180">
+    <w:tmpl w:val="3D78999C"/>
+    <w:lvl w:ilvl="0" w:tplc="74E4AD6A">
       <w:start w:val="1"/>
       <w:numFmt w:val="decimal"/>
       <w:lvlText w:val="%1."/>
@@ -16443,52 +16443,52 @@
         <w:color w:val="A67C27"/>
       </w:rPr>
     </w:lvl>
-    <w:lvl w:ilvl="1" w:tplc="AE34811C">
+    <w:lvl w:ilvl="1" w:tplc="2A24289E">
       <w:numFmt w:val="decimal"/>
       <w:lvlText w:val=""/>
       <w:lvlJc w:val="left"/>
     </w:lvl>
-    <w:lvl w:ilvl="2" w:tplc="97DE97E6">
+    <w:lvl w:ilvl="2" w:tplc="B7583CD0">
       <w:numFmt w:val="decimal"/>
       <w:lvlText w:val=""/>
       <w:lvlJc w:val="left"/>
     </w:lvl>
-    <w:lvl w:ilvl="3" w:tplc="BAB2B6B8">
+    <w:lvl w:ilvl="3" w:tplc="643E3636">
       <w:numFmt w:val="decimal"/>
       <w:lvlText w:val=""/>
       <w:lvlJc w:val="left"/>
     </w:lvl>
-    <w:lvl w:ilvl="4" w:tplc="63ECDD38">
+    <w:lvl w:ilvl="4" w:tplc="114262C2">
       <w:numFmt w:val="decimal"/>
       <w:lvlText w:val=""/>
       <w:lvlJc w:val="left"/>
     </w:lvl>
-    <w:lvl w:ilvl="5" w:tplc="444C8286">
+    <w:lvl w:ilvl="5" w:tplc="3F38D018">
       <w:numFmt w:val="decimal"/>
       <w:lvlText w:val=""/>
       <w:lvlJc w:val="left"/>
     </w:lvl>
-    <w:lvl w:ilvl="6" w:tplc="E586D876">
+    <w:lvl w:ilvl="6" w:tplc="C0B6B770">
       <w:numFmt w:val="decimal"/>
       <w:lvlText w:val=""/>
       <w:lvlJc w:val="left"/>
     </w:lvl>
-    <w:lvl w:ilvl="7" w:tplc="DBC4998C">
+    <w:lvl w:ilvl="7" w:tplc="D944A0D4">
       <w:numFmt w:val="decimal"/>
       <w:lvlText w:val=""/>
       <w:lvlJc w:val="left"/>
     </w:lvl>
-    <w:lvl w:ilvl="8" w:tplc="05002858">
+    <w:lvl w:ilvl="8" w:tplc="5A8416F8">
       <w:numFmt w:val="decimal"/>
       <w:lvlText w:val=""/>
       <w:lvlJc w:val="left"/>
     </w:lvl>
   </w:abstractNum>
   <w:abstractNum w:abstractNumId="12" w15:restartNumberingAfterBreak="0">
-    <w:nsid w:val="59EA3B45"/>
+    <w:nsid w:val="68BF24FB"/>
     <w:multiLevelType w:val="hybridMultilevel"/>
-    <w:tmpl w:val="F934F046"/>
-    <w:lvl w:ilvl="0" w:tplc="4DB45DE4">
+    <w:tmpl w:val="D96C9E12"/>
+    <w:lvl w:ilvl="0" w:tplc="83E45692">
       <w:start w:val="1"/>
       <w:numFmt w:val="decimal"/>
       <w:lvlText w:val="%1."/>
@@ -16502,52 +16502,52 @@
         <w:color w:val="A67C27"/>
       </w:rPr>
     </w:lvl>
-    <w:lvl w:ilvl="1" w:tplc="4782A42C">
+    <w:lvl w:ilvl="1" w:tplc="A98046DC">
       <w:numFmt w:val="decimal"/>
       <w:lvlText w:val=""/>
       <w:lvlJc w:val="left"/>
     </w:lvl>
-    <w:lvl w:ilvl="2" w:tplc="D31A0ED4">
+    <w:lvl w:ilvl="2" w:tplc="FBBADA6A">
       <w:numFmt w:val="decimal"/>
       <w:lvlText w:val=""/>
       <w:lvlJc w:val="left"/>
     </w:lvl>
-    <w:lvl w:ilvl="3" w:tplc="4C76C6BE">
+    <w:lvl w:ilvl="3" w:tplc="AE7681C2">
       <w:numFmt w:val="decimal"/>
       <w:lvlText w:val=""/>
       <w:lvlJc w:val="left"/>
     </w:lvl>
-    <w:lvl w:ilvl="4" w:tplc="FD9CF8D6">
+    <w:lvl w:ilvl="4" w:tplc="8D80DF2A">
       <w:numFmt w:val="decimal"/>
       <w:lvlText w:val=""/>
       <w:lvlJc w:val="left"/>
     </w:lvl>
-    <w:lvl w:ilvl="5" w:tplc="D0C848C6">
+    <w:lvl w:ilvl="5" w:tplc="D6B0C3E4">
       <w:numFmt w:val="decimal"/>
       <w:lvlText w:val=""/>
       <w:lvlJc w:val="left"/>
     </w:lvl>
-    <w:lvl w:ilvl="6" w:tplc="451CA758">
+    <w:lvl w:ilvl="6" w:tplc="A5DC70BE">
       <w:numFmt w:val="decimal"/>
       <w:lvlText w:val=""/>
       <w:lvlJc w:val="left"/>
     </w:lvl>
-    <w:lvl w:ilvl="7" w:tplc="5BDA4F22">
+    <w:lvl w:ilvl="7" w:tplc="9C10B79A">
       <w:numFmt w:val="decimal"/>
       <w:lvlText w:val=""/>
       <w:lvlJc w:val="left"/>
     </w:lvl>
-    <w:lvl w:ilvl="8" w:tplc="1E66805A">
+    <w:lvl w:ilvl="8" w:tplc="3EC8FB5A">
       <w:numFmt w:val="decimal"/>
       <w:lvlText w:val=""/>
       <w:lvlJc w:val="left"/>
     </w:lvl>
   </w:abstractNum>
   <w:abstractNum w:abstractNumId="13" w15:restartNumberingAfterBreak="0">
-    <w:nsid w:val="5F4069C1"/>
+    <w:nsid w:val="6D2C085E"/>
     <w:multiLevelType w:val="hybridMultilevel"/>
-    <w:tmpl w:val="E1DAE966"/>
-    <w:lvl w:ilvl="0" w:tplc="9586B43E">
+    <w:tmpl w:val="831C3CA2"/>
+    <w:lvl w:ilvl="0" w:tplc="6D62C7AA">
       <w:start w:val="1"/>
       <w:numFmt w:val="decimal"/>
       <w:lvlText w:val="%1."/>
@@ -16561,127 +16561,127 @@
         <w:color w:val="A67C27"/>
       </w:rPr>
     </w:lvl>
-    <w:lvl w:ilvl="1" w:tplc="36549DE2">
+    <w:lvl w:ilvl="1" w:tplc="4050B4C4">
       <w:numFmt w:val="decimal"/>
       <w:lvlText w:val=""/>
       <w:lvlJc w:val="left"/>
     </w:lvl>
-    <w:lvl w:ilvl="2" w:tplc="738C4002">
+    <w:lvl w:ilvl="2" w:tplc="48FC8284">
       <w:numFmt w:val="decimal"/>
       <w:lvlText w:val=""/>
       <w:lvlJc w:val="left"/>
     </w:lvl>
-    <w:lvl w:ilvl="3" w:tplc="1C58B626">
+    <w:lvl w:ilvl="3" w:tplc="722A3D0A">
       <w:numFmt w:val="decimal"/>
       <w:lvlText w:val=""/>
       <w:lvlJc w:val="left"/>
     </w:lvl>
-    <w:lvl w:ilvl="4" w:tplc="507644B2">
+    <w:lvl w:ilvl="4" w:tplc="F7729856">
       <w:numFmt w:val="decimal"/>
       <w:lvlText w:val=""/>
       <w:lvlJc w:val="left"/>
     </w:lvl>
-    <w:lvl w:ilvl="5" w:tplc="E5162B70">
+    <w:lvl w:ilvl="5" w:tplc="B1F242B0">
       <w:numFmt w:val="decimal"/>
       <w:lvlText w:val=""/>
       <w:lvlJc w:val="left"/>
     </w:lvl>
-    <w:lvl w:ilvl="6" w:tplc="E4F29D12">
+    <w:lvl w:ilvl="6" w:tplc="D4FA0B8A">
       <w:numFmt w:val="decimal"/>
       <w:lvlText w:val=""/>
       <w:lvlJc w:val="left"/>
     </w:lvl>
-    <w:lvl w:ilvl="7" w:tplc="4F2A5D94">
+    <w:lvl w:ilvl="7" w:tplc="EE18D866">
       <w:numFmt w:val="decimal"/>
       <w:lvlText w:val=""/>
       <w:lvlJc w:val="left"/>
     </w:lvl>
-    <w:lvl w:ilvl="8" w:tplc="9042C25A">
+    <w:lvl w:ilvl="8" w:tplc="7676021E">
       <w:numFmt w:val="decimal"/>
       <w:lvlText w:val=""/>
       <w:lvlJc w:val="left"/>
     </w:lvl>
   </w:abstractNum>
-  <w:num w:numId="1" w16cid:durableId="2031292531">
+  <w:num w:numId="1" w16cid:durableId="876429507">
+    <w:abstractNumId w:val="1"/>
+    <w:lvlOverride w:ilvl="0">
+      <w:startOverride w:val="1"/>
+    </w:lvlOverride>
+  </w:num>
+  <w:num w:numId="2" w16cid:durableId="2079084970">
+    <w:abstractNumId w:val="0"/>
+    <w:lvlOverride w:ilvl="0">
+      <w:startOverride w:val="1"/>
+    </w:lvlOverride>
+  </w:num>
+  <w:num w:numId="3" w16cid:durableId="1074471180">
+    <w:abstractNumId w:val="6"/>
+    <w:lvlOverride w:ilvl="0">
+      <w:startOverride w:val="1"/>
+    </w:lvlOverride>
+  </w:num>
+  <w:num w:numId="4" w16cid:durableId="1058359888">
+    <w:abstractNumId w:val="2"/>
+    <w:lvlOverride w:ilvl="0">
+      <w:startOverride w:val="1"/>
+    </w:lvlOverride>
+  </w:num>
+  <w:num w:numId="5" w16cid:durableId="785543456">
+    <w:abstractNumId w:val="5"/>
+    <w:lvlOverride w:ilvl="0">
+      <w:startOverride w:val="1"/>
+    </w:lvlOverride>
+  </w:num>
+  <w:num w:numId="6" w16cid:durableId="721560188">
+    <w:abstractNumId w:val="11"/>
+    <w:lvlOverride w:ilvl="0">
+      <w:startOverride w:val="1"/>
+    </w:lvlOverride>
+  </w:num>
+  <w:num w:numId="7" w16cid:durableId="1715539217">
+    <w:abstractNumId w:val="7"/>
+    <w:lvlOverride w:ilvl="0">
+      <w:startOverride w:val="1"/>
+    </w:lvlOverride>
+  </w:num>
+  <w:num w:numId="8" w16cid:durableId="735007256">
     <w:abstractNumId w:val="9"/>
     <w:lvlOverride w:ilvl="0">
       <w:startOverride w:val="1"/>
     </w:lvlOverride>
   </w:num>
-  <w:num w:numId="2" w16cid:durableId="800224940">
+  <w:num w:numId="9" w16cid:durableId="2088795911">
     <w:abstractNumId w:val="8"/>
     <w:lvlOverride w:ilvl="0">
       <w:startOverride w:val="1"/>
     </w:lvlOverride>
   </w:num>
-  <w:num w:numId="3" w16cid:durableId="508370266">
+  <w:num w:numId="10" w16cid:durableId="1526753274">
+    <w:abstractNumId w:val="13"/>
+    <w:lvlOverride w:ilvl="0">
+      <w:startOverride w:val="1"/>
+    </w:lvlOverride>
+  </w:num>
+  <w:num w:numId="11" w16cid:durableId="519971645">
     <w:abstractNumId w:val="10"/>
     <w:lvlOverride w:ilvl="0">
       <w:startOverride w:val="1"/>
     </w:lvlOverride>
   </w:num>
-  <w:num w:numId="4" w16cid:durableId="1172064951">
-    <w:abstractNumId w:val="13"/>
+  <w:num w:numId="12" w16cid:durableId="1722055601">
+    <w:abstractNumId w:val="12"/>
     <w:lvlOverride w:ilvl="0">
       <w:startOverride w:val="1"/>
     </w:lvlOverride>
   </w:num>
-  <w:num w:numId="5" w16cid:durableId="281688023">
+  <w:num w:numId="13" w16cid:durableId="996376484">
     <w:abstractNumId w:val="3"/>
     <w:lvlOverride w:ilvl="0">
       <w:startOverride w:val="1"/>
     </w:lvlOverride>
   </w:num>
-  <w:num w:numId="6" w16cid:durableId="503327765">
-    <w:abstractNumId w:val="5"/>
-    <w:lvlOverride w:ilvl="0">
-      <w:startOverride w:val="1"/>
-    </w:lvlOverride>
-  </w:num>
-  <w:num w:numId="7" w16cid:durableId="1808818250">
-    <w:abstractNumId w:val="7"/>
-    <w:lvlOverride w:ilvl="0">
-      <w:startOverride w:val="1"/>
-    </w:lvlOverride>
-  </w:num>
-  <w:num w:numId="8" w16cid:durableId="834764544">
-    <w:abstractNumId w:val="2"/>
-    <w:lvlOverride w:ilvl="0">
-      <w:startOverride w:val="1"/>
-    </w:lvlOverride>
-  </w:num>
-  <w:num w:numId="9" w16cid:durableId="1137721278">
-    <w:abstractNumId w:val="12"/>
-    <w:lvlOverride w:ilvl="0">
-      <w:startOverride w:val="1"/>
-    </w:lvlOverride>
-  </w:num>
-  <w:num w:numId="10" w16cid:durableId="518157504">
-    <w:abstractNumId w:val="6"/>
-    <w:lvlOverride w:ilvl="0">
-      <w:startOverride w:val="1"/>
-    </w:lvlOverride>
-  </w:num>
-  <w:num w:numId="11" w16cid:durableId="1869829830">
-    <w:abstractNumId w:val="0"/>
-    <w:lvlOverride w:ilvl="0">
-      <w:startOverride w:val="1"/>
-    </w:lvlOverride>
-  </w:num>
-  <w:num w:numId="12" w16cid:durableId="28530429">
-    <w:abstractNumId w:val="1"/>
-    <w:lvlOverride w:ilvl="0">
-      <w:startOverride w:val="1"/>
-    </w:lvlOverride>
-  </w:num>
-  <w:num w:numId="13" w16cid:durableId="2013677711">
+  <w:num w:numId="14" w16cid:durableId="1010987087">
     <w:abstractNumId w:val="4"/>
-    <w:lvlOverride w:ilvl="0">
-      <w:startOverride w:val="1"/>
-    </w:lvlOverride>
-  </w:num>
-  <w:num w:numId="14" w16cid:durableId="92557096">
-    <w:abstractNumId w:val="11"/>
     <w:lvlOverride w:ilvl="0">
       <w:startOverride w:val="1"/>
     </w:lvlOverride>
@@ -17306,7 +17306,7 @@
     <w:autoRedefine/>
     <w:uiPriority w:val="39"/>
     <w:unhideWhenUsed/>
-    <w:rsid w:val="00F04507"/>
+    <w:rsid w:val="00A321C4"/>
     <w:pPr>
       <w:spacing w:after="100"/>
     </w:pPr>
@@ -17318,7 +17318,7 @@
     <w:autoRedefine/>
     <w:uiPriority w:val="39"/>
     <w:unhideWhenUsed/>
-    <w:rsid w:val="00F04507"/>
+    <w:rsid w:val="00A321C4"/>
     <w:pPr>
       <w:spacing w:after="100"/>
       <w:ind w:left="210"/>

--- a/docs/manuals/Role_Guide_3_Contact_RA.docx
+++ b/docs/manuals/Role_Guide_3_Contact_RA.docx
@@ -469,7 +469,7 @@
                 <w:sz w:val="19"/>
                 <w:szCs w:val="19"/>
               </w:rPr>
-              <w:t>Version 1.16 · 1 October 2026</w:t>
+              <w:t>Version 1.17 · 3 October 2026</w:t>
             </w:r>
           </w:p>
         </w:tc>
@@ -538,7 +538,7 @@
     <w:sdt>
       <w:sdtPr>
         <w:alias w:val="Contents"/>
-        <w:id w:val="-900822358"/>
+        <w:id w:val="-602180718"/>
       </w:sdtPr>
       <w:sdtEndPr/>
       <w:sdtContent>
@@ -567,7 +567,7 @@
           <w:r>
             <w:fldChar w:fldCharType="separate"/>
           </w:r>
-          <w:hyperlink w:anchor="_Toc241782263" w:history="1">
+          <w:hyperlink w:anchor="_Toc241897111" w:history="1">
             <w:r>
               <w:rPr>
                 <w:rStyle w:val="Hyperlink"/>
@@ -591,7 +591,7 @@
               <w:rPr>
                 <w:noProof/>
               </w:rPr>
-              <w:instrText xml:space="preserve"> PAGEREF _Toc241782263 \h </w:instrText>
+              <w:instrText xml:space="preserve"> PAGEREF _Toc241897111 \h </w:instrText>
             </w:r>
             <w:r>
               <w:rPr>
@@ -634,7 +634,7 @@
               <w14:ligatures w14:val="standardContextual"/>
             </w:rPr>
           </w:pPr>
-          <w:hyperlink w:anchor="_Toc241782264" w:history="1">
+          <w:hyperlink w:anchor="_Toc241897112" w:history="1">
             <w:r>
               <w:rPr>
                 <w:rStyle w:val="Hyperlink"/>
@@ -658,7 +658,7 @@
               <w:rPr>
                 <w:noProof/>
               </w:rPr>
-              <w:instrText xml:space="preserve"> PAGEREF _Toc241782264 \h </w:instrText>
+              <w:instrText xml:space="preserve"> PAGEREF _Toc241897112 \h </w:instrText>
             </w:r>
             <w:r>
               <w:rPr>
@@ -701,7 +701,7 @@
               <w14:ligatures w14:val="standardContextual"/>
             </w:rPr>
           </w:pPr>
-          <w:hyperlink w:anchor="_Toc241782265" w:history="1">
+          <w:hyperlink w:anchor="_Toc241897113" w:history="1">
             <w:r>
               <w:rPr>
                 <w:rStyle w:val="Hyperlink"/>
@@ -725,7 +725,7 @@
               <w:rPr>
                 <w:noProof/>
               </w:rPr>
-              <w:instrText xml:space="preserve"> PAGEREF _Toc241782265 \h </w:instrText>
+              <w:instrText xml:space="preserve"> PAGEREF _Toc241897113 \h </w:instrText>
             </w:r>
             <w:r>
               <w:rPr>
@@ -768,7 +768,7 @@
               <w14:ligatures w14:val="standardContextual"/>
             </w:rPr>
           </w:pPr>
-          <w:hyperlink w:anchor="_Toc241782266" w:history="1">
+          <w:hyperlink w:anchor="_Toc241897114" w:history="1">
             <w:r>
               <w:rPr>
                 <w:rStyle w:val="Hyperlink"/>
@@ -792,7 +792,7 @@
               <w:rPr>
                 <w:noProof/>
               </w:rPr>
-              <w:instrText xml:space="preserve"> PAGEREF _Toc241782266 \h </w:instrText>
+              <w:instrText xml:space="preserve"> PAGEREF _Toc241897114 \h </w:instrText>
             </w:r>
             <w:r>
               <w:rPr>
@@ -835,7 +835,7 @@
               <w14:ligatures w14:val="standardContextual"/>
             </w:rPr>
           </w:pPr>
-          <w:hyperlink w:anchor="_Toc241782267" w:history="1">
+          <w:hyperlink w:anchor="_Toc241897115" w:history="1">
             <w:r>
               <w:rPr>
                 <w:rStyle w:val="Hyperlink"/>
@@ -859,7 +859,7 @@
               <w:rPr>
                 <w:noProof/>
               </w:rPr>
-              <w:instrText xml:space="preserve"> PAGEREF _Toc241782267 \h </w:instrText>
+              <w:instrText xml:space="preserve"> PAGEREF _Toc241897115 \h </w:instrText>
             </w:r>
             <w:r>
               <w:rPr>
@@ -902,7 +902,7 @@
               <w14:ligatures w14:val="standardContextual"/>
             </w:rPr>
           </w:pPr>
-          <w:hyperlink w:anchor="_Toc241782268" w:history="1">
+          <w:hyperlink w:anchor="_Toc241897116" w:history="1">
             <w:r>
               <w:rPr>
                 <w:rStyle w:val="Hyperlink"/>
@@ -926,7 +926,7 @@
               <w:rPr>
                 <w:noProof/>
               </w:rPr>
-              <w:instrText xml:space="preserve"> PAGEREF _Toc241782268 \h </w:instrText>
+              <w:instrText xml:space="preserve"> PAGEREF _Toc241897116 \h </w:instrText>
             </w:r>
             <w:r>
               <w:rPr>
@@ -969,7 +969,7 @@
               <w14:ligatures w14:val="standardContextual"/>
             </w:rPr>
           </w:pPr>
-          <w:hyperlink w:anchor="_Toc241782269" w:history="1">
+          <w:hyperlink w:anchor="_Toc241897117" w:history="1">
             <w:r>
               <w:rPr>
                 <w:rStyle w:val="Hyperlink"/>
@@ -993,7 +993,7 @@
               <w:rPr>
                 <w:noProof/>
               </w:rPr>
-              <w:instrText xml:space="preserve"> PAGEREF _Toc241782269 \h </w:instrText>
+              <w:instrText xml:space="preserve"> PAGEREF _Toc241897117 \h </w:instrText>
             </w:r>
             <w:r>
               <w:rPr>
@@ -1036,7 +1036,7 @@
               <w14:ligatures w14:val="standardContextual"/>
             </w:rPr>
           </w:pPr>
-          <w:hyperlink w:anchor="_Toc241782270" w:history="1">
+          <w:hyperlink w:anchor="_Toc241897118" w:history="1">
             <w:r>
               <w:rPr>
                 <w:rStyle w:val="Hyperlink"/>
@@ -1060,7 +1060,7 @@
               <w:rPr>
                 <w:noProof/>
               </w:rPr>
-              <w:instrText xml:space="preserve"> PAGEREF _Toc241782270 \h </w:instrText>
+              <w:instrText xml:space="preserve"> PAGEREF _Toc241897118 \h </w:instrText>
             </w:r>
             <w:r>
               <w:rPr>
@@ -1103,7 +1103,7 @@
               <w14:ligatures w14:val="standardContextual"/>
             </w:rPr>
           </w:pPr>
-          <w:hyperlink w:anchor="_Toc241782271" w:history="1">
+          <w:hyperlink w:anchor="_Toc241897119" w:history="1">
             <w:r>
               <w:rPr>
                 <w:rStyle w:val="Hyperlink"/>
@@ -1127,7 +1127,7 @@
               <w:rPr>
                 <w:noProof/>
               </w:rPr>
-              <w:instrText xml:space="preserve"> PAGEREF _Toc241782271 \h </w:instrText>
+              <w:instrText xml:space="preserve"> PAGEREF _Toc241897119 \h </w:instrText>
             </w:r>
             <w:r>
               <w:rPr>
@@ -1170,7 +1170,7 @@
               <w14:ligatures w14:val="standardContextual"/>
             </w:rPr>
           </w:pPr>
-          <w:hyperlink w:anchor="_Toc241782272" w:history="1">
+          <w:hyperlink w:anchor="_Toc241897120" w:history="1">
             <w:r>
               <w:rPr>
                 <w:rStyle w:val="Hyperlink"/>
@@ -1194,7 +1194,7 @@
               <w:rPr>
                 <w:noProof/>
               </w:rPr>
-              <w:instrText xml:space="preserve"> PAGEREF _Toc241782272 \h </w:instrText>
+              <w:instrText xml:space="preserve"> PAGEREF _Toc241897120 \h </w:instrText>
             </w:r>
             <w:r>
               <w:rPr>
@@ -1237,7 +1237,7 @@
               <w14:ligatures w14:val="standardContextual"/>
             </w:rPr>
           </w:pPr>
-          <w:hyperlink w:anchor="_Toc241782273" w:history="1">
+          <w:hyperlink w:anchor="_Toc241897121" w:history="1">
             <w:r>
               <w:rPr>
                 <w:rStyle w:val="Hyperlink"/>
@@ -1261,7 +1261,7 @@
               <w:rPr>
                 <w:noProof/>
               </w:rPr>
-              <w:instrText xml:space="preserve"> PAGEREF _Toc241782273 \h </w:instrText>
+              <w:instrText xml:space="preserve"> PAGEREF _Toc241897121 \h </w:instrText>
             </w:r>
             <w:r>
               <w:rPr>
@@ -1304,13 +1304,13 @@
               <w14:ligatures w14:val="standardContextual"/>
             </w:rPr>
           </w:pPr>
-          <w:hyperlink w:anchor="_Toc241782274" w:history="1">
+          <w:hyperlink w:anchor="_Toc241897122" w:history="1">
             <w:r>
               <w:rPr>
                 <w:rStyle w:val="Hyperlink"/>
                 <w:noProof/>
               </w:rPr>
-              <w:t>4.4 Logging a contact attempt</w:t>
+              <w:t>4.4 Sending WhatsApp invitations from the queue</w:t>
             </w:r>
             <w:r>
               <w:rPr>
@@ -1328,7 +1328,7 @@
               <w:rPr>
                 <w:noProof/>
               </w:rPr>
-              <w:instrText xml:space="preserve"> PAGEREF _Toc241782274 \h </w:instrText>
+              <w:instrText xml:space="preserve"> PAGEREF _Toc241897122 \h </w:instrText>
             </w:r>
             <w:r>
               <w:rPr>
@@ -1371,13 +1371,13 @@
               <w14:ligatures w14:val="standardContextual"/>
             </w:rPr>
           </w:pPr>
-          <w:hyperlink w:anchor="_Toc241782275" w:history="1">
+          <w:hyperlink w:anchor="_Toc241897123" w:history="1">
             <w:r>
               <w:rPr>
                 <w:rStyle w:val="Hyperlink"/>
                 <w:noProof/>
               </w:rPr>
-              <w:t>4.5 Sending follow-up reminders</w:t>
+              <w:t>4.5 Logging a contact attempt</w:t>
             </w:r>
             <w:r>
               <w:rPr>
@@ -1395,7 +1395,7 @@
               <w:rPr>
                 <w:noProof/>
               </w:rPr>
-              <w:instrText xml:space="preserve"> PAGEREF _Toc241782275 \h </w:instrText>
+              <w:instrText xml:space="preserve"> PAGEREF _Toc241897123 \h </w:instrText>
             </w:r>
             <w:r>
               <w:rPr>
@@ -1438,13 +1438,13 @@
               <w14:ligatures w14:val="standardContextual"/>
             </w:rPr>
           </w:pPr>
-          <w:hyperlink w:anchor="_Toc241782276" w:history="1">
+          <w:hyperlink w:anchor="_Toc241897124" w:history="1">
             <w:r>
               <w:rPr>
                 <w:rStyle w:val="Hyperlink"/>
                 <w:noProof/>
               </w:rPr>
-              <w:t>4.6 Managing appointments</w:t>
+              <w:t>4.6 Sending follow-up reminders</w:t>
             </w:r>
             <w:r>
               <w:rPr>
@@ -1462,7 +1462,7 @@
               <w:rPr>
                 <w:noProof/>
               </w:rPr>
-              <w:instrText xml:space="preserve"> PAGEREF _Toc241782276 \h </w:instrText>
+              <w:instrText xml:space="preserve"> PAGEREF _Toc241897124 \h </w:instrText>
             </w:r>
             <w:r>
               <w:rPr>
@@ -1479,7 +1479,7 @@
               <w:rPr>
                 <w:noProof/>
               </w:rPr>
-              <w:t>11</w:t>
+              <w:t>10</w:t>
             </w:r>
             <w:r>
               <w:rPr>
@@ -1505,13 +1505,13 @@
               <w14:ligatures w14:val="standardContextual"/>
             </w:rPr>
           </w:pPr>
-          <w:hyperlink w:anchor="_Toc241782277" w:history="1">
+          <w:hyperlink w:anchor="_Toc241897125" w:history="1">
             <w:r>
               <w:rPr>
                 <w:rStyle w:val="Hyperlink"/>
                 <w:noProof/>
               </w:rPr>
-              <w:t>4.7 Phone, WhatsApp-call or face-to-face administration</w:t>
+              <w:t>4.7 Managing appointments</w:t>
             </w:r>
             <w:r>
               <w:rPr>
@@ -1529,7 +1529,7 @@
               <w:rPr>
                 <w:noProof/>
               </w:rPr>
-              <w:instrText xml:space="preserve"> PAGEREF _Toc241782277 \h </w:instrText>
+              <w:instrText xml:space="preserve"> PAGEREF _Toc241897125 \h </w:instrText>
             </w:r>
             <w:r>
               <w:rPr>
@@ -1572,13 +1572,13 @@
               <w14:ligatures w14:val="standardContextual"/>
             </w:rPr>
           </w:pPr>
-          <w:hyperlink w:anchor="_Toc241782278" w:history="1">
+          <w:hyperlink w:anchor="_Toc241897126" w:history="1">
             <w:r>
               <w:rPr>
                 <w:rStyle w:val="Hyperlink"/>
                 <w:noProof/>
               </w:rPr>
-              <w:t>4.8 Verifying a profile with the respondent, and reconciling it afterwards</w:t>
+              <w:t>4.8 Phone, WhatsApp-call or face-to-face administration</w:t>
             </w:r>
             <w:r>
               <w:rPr>
@@ -1596,7 +1596,7 @@
               <w:rPr>
                 <w:noProof/>
               </w:rPr>
-              <w:instrText xml:space="preserve"> PAGEREF _Toc241782278 \h </w:instrText>
+              <w:instrText xml:space="preserve"> PAGEREF _Toc241897126 \h </w:instrText>
             </w:r>
             <w:r>
               <w:rPr>
@@ -1639,13 +1639,13 @@
               <w14:ligatures w14:val="standardContextual"/>
             </w:rPr>
           </w:pPr>
-          <w:hyperlink w:anchor="_Toc241782279" w:history="1">
+          <w:hyperlink w:anchor="_Toc241897127" w:history="1">
             <w:r>
               <w:rPr>
                 <w:rStyle w:val="Hyperlink"/>
                 <w:noProof/>
               </w:rPr>
-              <w:t>4.9 When the person is not the right respondent</w:t>
+              <w:t>4.9 Verifying a profile with the respondent, and reconciling it afterwards</w:t>
             </w:r>
             <w:r>
               <w:rPr>
@@ -1663,7 +1663,7 @@
               <w:rPr>
                 <w:noProof/>
               </w:rPr>
-              <w:instrText xml:space="preserve"> PAGEREF _Toc241782279 \h </w:instrText>
+              <w:instrText xml:space="preserve"> PAGEREF _Toc241897127 \h </w:instrText>
             </w:r>
             <w:r>
               <w:rPr>
@@ -1680,7 +1680,7 @@
               <w:rPr>
                 <w:noProof/>
               </w:rPr>
-              <w:t>14</w:t>
+              <w:t>12</w:t>
             </w:r>
             <w:r>
               <w:rPr>
@@ -1706,13 +1706,13 @@
               <w14:ligatures w14:val="standardContextual"/>
             </w:rPr>
           </w:pPr>
-          <w:hyperlink w:anchor="_Toc241782280" w:history="1">
+          <w:hyperlink w:anchor="_Toc241897128" w:history="1">
             <w:r>
               <w:rPr>
                 <w:rStyle w:val="Hyperlink"/>
                 <w:noProof/>
               </w:rPr>
-              <w:t>4.10 When someone refuses or asks to withdraw</w:t>
+              <w:t>4.10 When the person is not the right respondent</w:t>
             </w:r>
             <w:r>
               <w:rPr>
@@ -1730,7 +1730,7 @@
               <w:rPr>
                 <w:noProof/>
               </w:rPr>
-              <w:instrText xml:space="preserve"> PAGEREF _Toc241782280 \h </w:instrText>
+              <w:instrText xml:space="preserve"> PAGEREF _Toc241897128 \h </w:instrText>
             </w:r>
             <w:r>
               <w:rPr>
@@ -1773,13 +1773,13 @@
               <w14:ligatures w14:val="standardContextual"/>
             </w:rPr>
           </w:pPr>
-          <w:hyperlink w:anchor="_Toc241782281" w:history="1">
+          <w:hyperlink w:anchor="_Toc241897129" w:history="1">
             <w:r>
               <w:rPr>
                 <w:rStyle w:val="Hyperlink"/>
                 <w:noProof/>
               </w:rPr>
-              <w:t>4.11 What to say to a respondent</w:t>
+              <w:t>4.11 When someone refuses or asks to withdraw</w:t>
             </w:r>
             <w:r>
               <w:rPr>
@@ -1797,7 +1797,74 @@
               <w:rPr>
                 <w:noProof/>
               </w:rPr>
-              <w:instrText xml:space="preserve"> PAGEREF _Toc241782281 \h </w:instrText>
+              <w:instrText xml:space="preserve"> PAGEREF _Toc241897129 \h </w:instrText>
+            </w:r>
+            <w:r>
+              <w:rPr>
+                <w:noProof/>
+              </w:rPr>
+            </w:r>
+            <w:r>
+              <w:rPr>
+                <w:noProof/>
+              </w:rPr>
+              <w:fldChar w:fldCharType="separate"/>
+            </w:r>
+            <w:r>
+              <w:rPr>
+                <w:noProof/>
+              </w:rPr>
+              <w:t>14</w:t>
+            </w:r>
+            <w:r>
+              <w:rPr>
+                <w:noProof/>
+              </w:rPr>
+              <w:fldChar w:fldCharType="end"/>
+            </w:r>
+          </w:hyperlink>
+        </w:p>
+        <w:p>
+          <w:pPr>
+            <w:pStyle w:val="TOC2"/>
+            <w:tabs>
+              <w:tab w:val="right" w:leader="dot" w:pos="9402"/>
+            </w:tabs>
+            <w:rPr>
+              <w:rFonts w:asciiTheme="minorHAnsi" w:eastAsiaTheme="minorEastAsia" w:hAnsiTheme="minorHAnsi" w:cstheme="minorBidi"/>
+              <w:noProof/>
+              <w:color w:val="auto"/>
+              <w:kern w:val="2"/>
+              <w:sz w:val="24"/>
+              <w:szCs w:val="24"/>
+              <w14:ligatures w14:val="standardContextual"/>
+            </w:rPr>
+          </w:pPr>
+          <w:hyperlink w:anchor="_Toc241897130" w:history="1">
+            <w:r>
+              <w:rPr>
+                <w:rStyle w:val="Hyperlink"/>
+                <w:noProof/>
+              </w:rPr>
+              <w:t>4.12 What to say to a respondent</w:t>
+            </w:r>
+            <w:r>
+              <w:rPr>
+                <w:noProof/>
+              </w:rPr>
+              <w:tab/>
+            </w:r>
+            <w:r>
+              <w:rPr>
+                <w:noProof/>
+              </w:rPr>
+              <w:fldChar w:fldCharType="begin"/>
+            </w:r>
+            <w:r>
+              <w:rPr>
+                <w:noProof/>
+              </w:rPr>
+              <w:instrText xml:space="preserve"> PAGEREF _Toc241897130 \h </w:instrText>
             </w:r>
             <w:r>
               <w:rPr>
@@ -1840,7 +1907,7 @@
               <w14:ligatures w14:val="standardContextual"/>
             </w:rPr>
           </w:pPr>
-          <w:hyperlink w:anchor="_Toc241782282" w:history="1">
+          <w:hyperlink w:anchor="_Toc241897131" w:history="1">
             <w:r>
               <w:rPr>
                 <w:rStyle w:val="Hyperlink"/>
@@ -1864,7 +1931,7 @@
               <w:rPr>
                 <w:noProof/>
               </w:rPr>
-              <w:instrText xml:space="preserve"> PAGEREF _Toc241782282 \h </w:instrText>
+              <w:instrText xml:space="preserve"> PAGEREF _Toc241897131 \h </w:instrText>
             </w:r>
             <w:r>
               <w:rPr>
@@ -1907,7 +1974,7 @@
               <w14:ligatures w14:val="standardContextual"/>
             </w:rPr>
           </w:pPr>
-          <w:hyperlink w:anchor="_Toc241782283" w:history="1">
+          <w:hyperlink w:anchor="_Toc241897132" w:history="1">
             <w:r>
               <w:rPr>
                 <w:rStyle w:val="Hyperlink"/>
@@ -1931,7 +1998,7 @@
               <w:rPr>
                 <w:noProof/>
               </w:rPr>
-              <w:instrText xml:space="preserve"> PAGEREF _Toc241782283 \h </w:instrText>
+              <w:instrText xml:space="preserve"> PAGEREF _Toc241897132 \h </w:instrText>
             </w:r>
             <w:r>
               <w:rPr>
@@ -1974,7 +2041,7 @@
               <w14:ligatures w14:val="standardContextual"/>
             </w:rPr>
           </w:pPr>
-          <w:hyperlink w:anchor="_Toc241782284" w:history="1">
+          <w:hyperlink w:anchor="_Toc241897133" w:history="1">
             <w:r>
               <w:rPr>
                 <w:rStyle w:val="Hyperlink"/>
@@ -1998,7 +2065,7 @@
               <w:rPr>
                 <w:noProof/>
               </w:rPr>
-              <w:instrText xml:space="preserve"> PAGEREF _Toc241782284 \h </w:instrText>
+              <w:instrText xml:space="preserve"> PAGEREF _Toc241897133 \h </w:instrText>
             </w:r>
             <w:r>
               <w:rPr>
@@ -2015,7 +2082,7 @@
               <w:rPr>
                 <w:noProof/>
               </w:rPr>
-              <w:t>18</w:t>
+              <w:t>19</w:t>
             </w:r>
             <w:r>
               <w:rPr>
@@ -2041,7 +2108,7 @@
               <w14:ligatures w14:val="standardContextual"/>
             </w:rPr>
           </w:pPr>
-          <w:hyperlink w:anchor="_Toc241782285" w:history="1">
+          <w:hyperlink w:anchor="_Toc241897134" w:history="1">
             <w:r>
               <w:rPr>
                 <w:rStyle w:val="Hyperlink"/>
@@ -2065,7 +2132,7 @@
               <w:rPr>
                 <w:noProof/>
               </w:rPr>
-              <w:instrText xml:space="preserve"> PAGEREF _Toc241782285 \h </w:instrText>
+              <w:instrText xml:space="preserve"> PAGEREF _Toc241897134 \h </w:instrText>
             </w:r>
             <w:r>
               <w:rPr>
@@ -2082,7 +2149,7 @@
               <w:rPr>
                 <w:noProof/>
               </w:rPr>
-              <w:t>19</w:t>
+              <w:t>20</w:t>
             </w:r>
             <w:r>
               <w:rPr>
@@ -2108,7 +2175,7 @@
               <w14:ligatures w14:val="standardContextual"/>
             </w:rPr>
           </w:pPr>
-          <w:hyperlink w:anchor="_Toc241782286" w:history="1">
+          <w:hyperlink w:anchor="_Toc241897135" w:history="1">
             <w:r>
               <w:rPr>
                 <w:rStyle w:val="Hyperlink"/>
@@ -2132,7 +2199,7 @@
               <w:rPr>
                 <w:noProof/>
               </w:rPr>
-              <w:instrText xml:space="preserve"> PAGEREF _Toc241782286 \h </w:instrText>
+              <w:instrText xml:space="preserve"> PAGEREF _Toc241897135 \h </w:instrText>
             </w:r>
             <w:r>
               <w:rPr>
@@ -2149,7 +2216,7 @@
               <w:rPr>
                 <w:noProof/>
               </w:rPr>
-              <w:t>19</w:t>
+              <w:t>20</w:t>
             </w:r>
             <w:r>
               <w:rPr>
@@ -2175,7 +2242,7 @@
               <w14:ligatures w14:val="standardContextual"/>
             </w:rPr>
           </w:pPr>
-          <w:hyperlink w:anchor="_Toc241782287" w:history="1">
+          <w:hyperlink w:anchor="_Toc241897136" w:history="1">
             <w:r>
               <w:rPr>
                 <w:rStyle w:val="Hyperlink"/>
@@ -2199,7 +2266,7 @@
               <w:rPr>
                 <w:noProof/>
               </w:rPr>
-              <w:instrText xml:space="preserve"> PAGEREF _Toc241782287 \h </w:instrText>
+              <w:instrText xml:space="preserve"> PAGEREF _Toc241897136 \h </w:instrText>
             </w:r>
             <w:r>
               <w:rPr>
@@ -2216,7 +2283,7 @@
               <w:rPr>
                 <w:noProof/>
               </w:rPr>
-              <w:t>19</w:t>
+              <w:t>20</w:t>
             </w:r>
             <w:r>
               <w:rPr>
@@ -2242,7 +2309,7 @@
               <w14:ligatures w14:val="standardContextual"/>
             </w:rPr>
           </w:pPr>
-          <w:hyperlink w:anchor="_Toc241782288" w:history="1">
+          <w:hyperlink w:anchor="_Toc241897137" w:history="1">
             <w:r>
               <w:rPr>
                 <w:rStyle w:val="Hyperlink"/>
@@ -2266,7 +2333,7 @@
               <w:rPr>
                 <w:noProof/>
               </w:rPr>
-              <w:instrText xml:space="preserve"> PAGEREF _Toc241782288 \h </w:instrText>
+              <w:instrText xml:space="preserve"> PAGEREF _Toc241897137 \h </w:instrText>
             </w:r>
             <w:r>
               <w:rPr>
@@ -2283,7 +2350,7 @@
               <w:rPr>
                 <w:noProof/>
               </w:rPr>
-              <w:t>20</w:t>
+              <w:t>21</w:t>
             </w:r>
             <w:r>
               <w:rPr>
@@ -2309,7 +2376,7 @@
               <w14:ligatures w14:val="standardContextual"/>
             </w:rPr>
           </w:pPr>
-          <w:hyperlink w:anchor="_Toc241782289" w:history="1">
+          <w:hyperlink w:anchor="_Toc241897138" w:history="1">
             <w:r>
               <w:rPr>
                 <w:rStyle w:val="Hyperlink"/>
@@ -2333,7 +2400,7 @@
               <w:rPr>
                 <w:noProof/>
               </w:rPr>
-              <w:instrText xml:space="preserve"> PAGEREF _Toc241782289 \h </w:instrText>
+              <w:instrText xml:space="preserve"> PAGEREF _Toc241897138 \h </w:instrText>
             </w:r>
             <w:r>
               <w:rPr>
@@ -2350,7 +2417,7 @@
               <w:rPr>
                 <w:noProof/>
               </w:rPr>
-              <w:t>20</w:t>
+              <w:t>21</w:t>
             </w:r>
             <w:r>
               <w:rPr>
@@ -2376,7 +2443,7 @@
               <w14:ligatures w14:val="standardContextual"/>
             </w:rPr>
           </w:pPr>
-          <w:hyperlink w:anchor="_Toc241782290" w:history="1">
+          <w:hyperlink w:anchor="_Toc241897139" w:history="1">
             <w:r>
               <w:rPr>
                 <w:rStyle w:val="Hyperlink"/>
@@ -2400,7 +2467,7 @@
               <w:rPr>
                 <w:noProof/>
               </w:rPr>
-              <w:instrText xml:space="preserve"> PAGEREF _Toc241782290 \h </w:instrText>
+              <w:instrText xml:space="preserve"> PAGEREF _Toc241897139 \h </w:instrText>
             </w:r>
             <w:r>
               <w:rPr>
@@ -2417,7 +2484,7 @@
               <w:rPr>
                 <w:noProof/>
               </w:rPr>
-              <w:t>21</w:t>
+              <w:t>22</w:t>
             </w:r>
             <w:r>
               <w:rPr>
@@ -2443,7 +2510,7 @@
               <w14:ligatures w14:val="standardContextual"/>
             </w:rPr>
           </w:pPr>
-          <w:hyperlink w:anchor="_Toc241782291" w:history="1">
+          <w:hyperlink w:anchor="_Toc241897140" w:history="1">
             <w:r>
               <w:rPr>
                 <w:rStyle w:val="Hyperlink"/>
@@ -2467,7 +2534,7 @@
               <w:rPr>
                 <w:noProof/>
               </w:rPr>
-              <w:instrText xml:space="preserve"> PAGEREF _Toc241782291 \h </w:instrText>
+              <w:instrText xml:space="preserve"> PAGEREF _Toc241897140 \h </w:instrText>
             </w:r>
             <w:r>
               <w:rPr>
@@ -2484,7 +2551,7 @@
               <w:rPr>
                 <w:noProof/>
               </w:rPr>
-              <w:t>22</w:t>
+              <w:t>23</w:t>
             </w:r>
             <w:r>
               <w:rPr>
@@ -2510,7 +2577,7 @@
               <w14:ligatures w14:val="standardContextual"/>
             </w:rPr>
           </w:pPr>
-          <w:hyperlink w:anchor="_Toc241782292" w:history="1">
+          <w:hyperlink w:anchor="_Toc241897141" w:history="1">
             <w:r>
               <w:rPr>
                 <w:rStyle w:val="Hyperlink"/>
@@ -2534,7 +2601,7 @@
               <w:rPr>
                 <w:noProof/>
               </w:rPr>
-              <w:instrText xml:space="preserve"> PAGEREF _Toc241782292 \h </w:instrText>
+              <w:instrText xml:space="preserve"> PAGEREF _Toc241897141 \h </w:instrText>
             </w:r>
             <w:r>
               <w:rPr>
@@ -2551,7 +2618,7 @@
               <w:rPr>
                 <w:noProof/>
               </w:rPr>
-              <w:t>23</w:t>
+              <w:t>24</w:t>
             </w:r>
             <w:r>
               <w:rPr>
@@ -2577,7 +2644,7 @@
               <w14:ligatures w14:val="standardContextual"/>
             </w:rPr>
           </w:pPr>
-          <w:hyperlink w:anchor="_Toc241782293" w:history="1">
+          <w:hyperlink w:anchor="_Toc241897142" w:history="1">
             <w:r>
               <w:rPr>
                 <w:rStyle w:val="Hyperlink"/>
@@ -2601,7 +2668,7 @@
               <w:rPr>
                 <w:noProof/>
               </w:rPr>
-              <w:instrText xml:space="preserve"> PAGEREF _Toc241782293 \h </w:instrText>
+              <w:instrText xml:space="preserve"> PAGEREF _Toc241897142 \h </w:instrText>
             </w:r>
             <w:r>
               <w:rPr>
@@ -2618,7 +2685,7 @@
               <w:rPr>
                 <w:noProof/>
               </w:rPr>
-              <w:t>24</w:t>
+              <w:t>25</w:t>
             </w:r>
             <w:r>
               <w:rPr>
@@ -2640,7 +2707,7 @@
         <w:pStyle w:val="Heading1"/>
         <w:pageBreakBefore/>
       </w:pPr>
-      <w:bookmarkStart w:id="0" w:name="_Toc241782263"/>
+      <w:bookmarkStart w:id="0" w:name="_Toc241897111"/>
       <w:r>
         <w:lastRenderedPageBreak/>
         <w:t>1. Your role at a glance</w:t>
@@ -2699,7 +2766,17 @@
         <w:spacing w:after="60" w:line="276" w:lineRule="auto"/>
       </w:pPr>
       <w:r>
-        <w:t>Send, resend and revoke invitations.</w:t>
+        <w:t xml:space="preserve">Send, resend and revoke invitations, one case at a time or from the </w:t>
+      </w:r>
+      <w:r>
+        <w:rPr>
+          <w:b/>
+          <w:bCs/>
+        </w:rPr>
+        <w:t>WhatsApp invitations</w:t>
+      </w:r>
+      <w:r>
+        <w:t xml:space="preserve"> queue on the register.</w:t>
       </w:r>
     </w:p>
     <w:p>
@@ -2860,7 +2937,7 @@
         <w:pStyle w:val="Heading1"/>
         <w:pageBreakBefore/>
       </w:pPr>
-      <w:bookmarkStart w:id="1" w:name="_Toc241782264"/>
+      <w:bookmarkStart w:id="1" w:name="_Toc241897112"/>
       <w:r>
         <w:lastRenderedPageBreak/>
         <w:t>2. Signing in and your screens</w:t>
@@ -2871,7 +2948,7 @@
       <w:pPr>
         <w:pStyle w:val="Heading2"/>
       </w:pPr>
-      <w:bookmarkStart w:id="2" w:name="_Toc241782265"/>
+      <w:bookmarkStart w:id="2" w:name="_Toc241897113"/>
       <w:r>
         <w:t>Signing in</w:t>
       </w:r>
@@ -2954,7 +3031,7 @@
           <w:noProof/>
         </w:rPr>
         <w:drawing>
-          <wp:inline distT="0" distB="0" distL="0" distR="0" wp14:anchorId="559D5E67" wp14:editId="113B848A">
+          <wp:inline distT="0" distB="0" distL="0" distR="0">
             <wp:extent cx="5334000" cy="2333625"/>
             <wp:effectExtent l="0" t="0" r="0" b="0"/>
             <wp:docPr id="1" name="adm_login.jpg" descr="The sign-in screen for all internal staff." title="The sign-in screen for all internal staff."/>
@@ -3121,7 +3198,7 @@
       <w:pPr>
         <w:pStyle w:val="Heading2"/>
       </w:pPr>
-      <w:bookmarkStart w:id="3" w:name="_Toc241782266"/>
+      <w:bookmarkStart w:id="3" w:name="_Toc241897114"/>
       <w:r>
         <w:t>Finding your way around</w:t>
       </w:r>
@@ -3306,7 +3383,7 @@
         </w:rPr>
         <w:lastRenderedPageBreak/>
         <w:drawing>
-          <wp:inline distT="0" distB="0" distL="0" distR="0" wp14:anchorId="335863EC" wp14:editId="60FE1AA4">
+          <wp:inline distT="0" distB="0" distL="0" distR="0">
             <wp:extent cx="5715000" cy="1876425"/>
             <wp:effectExtent l="0" t="0" r="0" b="0"/>
             <wp:docPr id="2" name="adm_not_your_role.jpg" descr="Opening a screen outside your role (for example from an old bookmark) shows this card instead of the screen." title="Opening a screen outside your role (for example from an old bookmark) shows this card instead of the screen."/>
@@ -3375,7 +3452,7 @@
       <w:pPr>
         <w:pStyle w:val="Heading2"/>
       </w:pPr>
-      <w:bookmarkStart w:id="4" w:name="_Toc241782267"/>
+      <w:bookmarkStart w:id="4" w:name="_Toc241897115"/>
       <w:r>
         <w:t>Your screens</w:t>
       </w:r>
@@ -3650,7 +3727,7 @@
       <w:pPr>
         <w:pStyle w:val="Heading2"/>
       </w:pPr>
-      <w:bookmarkStart w:id="5" w:name="_Toc241782268"/>
+      <w:bookmarkStart w:id="5" w:name="_Toc241897116"/>
       <w:r>
         <w:t>Changing your password</w:t>
       </w:r>
@@ -3733,7 +3810,7 @@
           <w:noProof/>
         </w:rPr>
         <w:drawing>
-          <wp:inline distT="0" distB="0" distL="0" distR="0" wp14:anchorId="0F50F17A" wp14:editId="2F4C9E60">
+          <wp:inline distT="0" distB="0" distL="0" distR="0">
             <wp:extent cx="5334000" cy="2171700"/>
             <wp:effectExtent l="0" t="0" r="0" b="0"/>
             <wp:docPr id="3" name="adm_account.jpg" descr="Change Password screen." title="Change Password screen."/>
@@ -3821,7 +3898,7 @@
         <w:pStyle w:val="Heading1"/>
         <w:pageBreakBefore/>
       </w:pPr>
-      <w:bookmarkStart w:id="6" w:name="_Toc241782269"/>
+      <w:bookmarkStart w:id="6" w:name="_Toc241897117"/>
       <w:r>
         <w:lastRenderedPageBreak/>
         <w:t>3. Your routine</w:t>
@@ -4033,7 +4110,14 @@
                 <w:sz w:val="19"/>
                 <w:szCs w:val="19"/>
               </w:rPr>
-              <w:t>Cases at S03: record the respondent and number, send invitations. Cases with no number: phone the organisation to identify the right person.</w:t>
+              <w:t>Cases at S03</w:t>
+            </w:r>
+            <w:r>
+              <w:rPr>
+                <w:sz w:val="19"/>
+                <w:szCs w:val="19"/>
+              </w:rPr>
+              <w:t>: record the respondent and number, send invitations. Cases with no number: phone the organisation to identify the right person.</w:t>
             </w:r>
           </w:p>
         </w:tc>
@@ -4165,7 +4249,7 @@
         <w:pStyle w:val="Heading1"/>
         <w:pageBreakBefore/>
       </w:pPr>
-      <w:bookmarkStart w:id="7" w:name="_Toc241782270"/>
+      <w:bookmarkStart w:id="7" w:name="_Toc241897118"/>
       <w:r>
         <w:lastRenderedPageBreak/>
         <w:t>4. Step-by-step tasks</w:t>
@@ -4176,7 +4260,7 @@
       <w:pPr>
         <w:pStyle w:val="Heading2"/>
       </w:pPr>
-      <w:bookmarkStart w:id="8" w:name="_Toc241782271"/>
+      <w:bookmarkStart w:id="8" w:name="_Toc241897119"/>
       <w:r>
         <w:t>4.1 Finding your cases</w:t>
       </w:r>
@@ -4216,7 +4300,7 @@
           <w:noProof/>
         </w:rPr>
         <w:drawing>
-          <wp:inline distT="0" distB="0" distL="0" distR="0" wp14:anchorId="2964A689" wp14:editId="1555B18F">
+          <wp:inline distT="0" distB="0" distL="0" distR="0">
             <wp:extent cx="5334000" cy="3333750"/>
             <wp:effectExtent l="0" t="0" r="0" b="0"/>
             <wp:docPr id="4" name="cra_register.jpg" descr="Main-400 Register for a Contact RA." title="Main-400 Register for a Contact RA."/>
@@ -4346,7 +4430,7 @@
       <w:pPr>
         <w:pStyle w:val="Heading2"/>
       </w:pPr>
-      <w:bookmarkStart w:id="9" w:name="_Toc241782272"/>
+      <w:bookmarkStart w:id="9" w:name="_Toc241897120"/>
       <w:r>
         <w:t>4.2 Recording the respondent and their contact details</w:t>
       </w:r>
@@ -4488,7 +4572,7 @@
         </w:rPr>
         <w:lastRenderedPageBreak/>
         <w:drawing>
-          <wp:inline distT="0" distB="0" distL="0" distR="0" wp14:anchorId="138981FC" wp14:editId="1D4C5B85">
+          <wp:inline distT="0" distB="0" distL="0" distR="0">
             <wp:extent cx="5334000" cy="2114550"/>
             <wp:effectExtent l="0" t="0" r="0" b="0"/>
             <wp:docPr id="5" name="adm_case_add_person.jpg" descr="Adding a person to a case." title="Adding a person to a case."/>
@@ -4751,7 +4835,7 @@
       <w:pPr>
         <w:pStyle w:val="Heading2"/>
       </w:pPr>
-      <w:bookmarkStart w:id="10" w:name="_Toc241782273"/>
+      <w:bookmarkStart w:id="10" w:name="_Toc241897121"/>
       <w:r>
         <w:t>4.3 Sending an invitation</w:t>
       </w:r>
@@ -4864,7 +4948,7 @@
           <w:noProof/>
         </w:rPr>
         <w:drawing>
-          <wp:inline distT="0" distB="0" distL="0" distR="0" wp14:anchorId="155FAEEC" wp14:editId="12C650A7">
+          <wp:inline distT="0" distB="0" distL="0" distR="0">
             <wp:extent cx="5334000" cy="1143000"/>
             <wp:effectExtent l="0" t="0" r="0" b="0"/>
             <wp:docPr id="6" name="cra_case_invitations_before.jpg" descr="Invitations panel before sending, with the history of earlier invitations." title="Invitations panel before sending, with the history of earlier invitations."/>
@@ -4994,7 +5078,7 @@
         </w:rPr>
         <w:lastRenderedPageBreak/>
         <w:drawing>
-          <wp:inline distT="0" distB="0" distL="0" distR="0" wp14:anchorId="5D10E3FE" wp14:editId="6C07727E">
+          <wp:inline distT="0" distB="0" distL="0" distR="0">
             <wp:extent cx="5334000" cy="2152650"/>
             <wp:effectExtent l="0" t="0" r="0" b="0"/>
             <wp:docPr id="7" name="cra_case_invitation_sent.jpg" descr="The link, manual code and ready-written messages are shown once, with a send button for each channel." title="The link, manual code and ready-written messages are shown once, with a send button for each channel."/>
@@ -5377,9 +5461,9 @@
       <w:pPr>
         <w:pStyle w:val="Heading2"/>
       </w:pPr>
-      <w:bookmarkStart w:id="11" w:name="_Toc241782274"/>
-      <w:r>
-        <w:t>4.4 Logging a contact attempt</w:t>
+      <w:bookmarkStart w:id="11" w:name="_Toc241897122"/>
+      <w:r>
+        <w:t>4.4 Sending WhatsApp invitations from the queue</w:t>
       </w:r>
       <w:bookmarkEnd w:id="11"/>
     </w:p>
@@ -5388,17 +5472,27 @@
         <w:spacing w:after="120" w:line="288" w:lineRule="auto"/>
       </w:pPr>
       <w:r>
-        <w:t xml:space="preserve">Record </w:t>
+        <w:t>The study has no WhatsApp Business account, so the portal cannot send WhatsApp messages itself. The queue does the next best thing: it lists every verified case (</w:t>
       </w:r>
       <w:r>
         <w:rPr>
           <w:b/>
           <w:bCs/>
         </w:rPr>
-        <w:t>every</w:t>
-      </w:r>
-      <w:r>
-        <w:t xml:space="preserve"> attempt, successful or not. The Contact Dashboard, Reports and any later replacement decision rely on it.</w:t>
+        <w:t>S03</w:t>
+      </w:r>
+      <w:r>
+        <w:t xml:space="preserve"> or </w:t>
+      </w:r>
+      <w:r>
+        <w:rPr>
+          <w:b/>
+          <w:bCs/>
+        </w:rPr>
+        <w:t>S04</w:t>
+      </w:r>
+      <w:r>
+        <w:t>) with a WhatsApp or phone number and no open invitation, and prepares each invitation so you send it with one tap from the study phone. A Contact RA sees only their own cases.</w:t>
       </w:r>
     </w:p>
     <w:p>
@@ -5411,6 +5505,264 @@
         <w:spacing w:after="80" w:line="276" w:lineRule="auto"/>
       </w:pPr>
       <w:r>
+        <w:t xml:space="preserve">Open </w:t>
+      </w:r>
+      <w:r>
+        <w:rPr>
+          <w:b/>
+          <w:bCs/>
+        </w:rPr>
+        <w:t>Main-400 Register</w:t>
+      </w:r>
+      <w:r>
+        <w:t xml:space="preserve"> and find </w:t>
+      </w:r>
+      <w:r>
+        <w:rPr>
+          <w:b/>
+          <w:bCs/>
+        </w:rPr>
+        <w:t>WhatsApp invitations</w:t>
+      </w:r>
+      <w:r>
+        <w:t>. Each row shows the Sample ID, the organisation, the person and a partly hidden number.</w:t>
+      </w:r>
+    </w:p>
+    <w:p>
+      <w:pPr>
+        <w:pStyle w:val="ListParagraph"/>
+        <w:numPr>
+          <w:ilvl w:val="0"/>
+          <w:numId w:val="8"/>
+        </w:numPr>
+        <w:spacing w:after="80" w:line="276" w:lineRule="auto"/>
+      </w:pPr>
+      <w:r>
+        <w:lastRenderedPageBreak/>
+        <w:t xml:space="preserve">Select </w:t>
+      </w:r>
+      <w:r>
+        <w:rPr>
+          <w:b/>
+          <w:bCs/>
+        </w:rPr>
+        <w:t>Prepare</w:t>
+      </w:r>
+      <w:r>
+        <w:t xml:space="preserve"> on a row. The portal creates the case's personal link and code, writes the approved WhatsApp message, and moves the case to </w:t>
+      </w:r>
+      <w:r>
+        <w:rPr>
+          <w:b/>
+          <w:bCs/>
+        </w:rPr>
+        <w:t>S05 Invitation sent</w:t>
+      </w:r>
+      <w:r>
+        <w:t>.</w:t>
+      </w:r>
+    </w:p>
+    <w:p>
+      <w:pPr>
+        <w:pStyle w:val="ListParagraph"/>
+        <w:numPr>
+          <w:ilvl w:val="0"/>
+          <w:numId w:val="8"/>
+        </w:numPr>
+        <w:spacing w:after="80" w:line="276" w:lineRule="auto"/>
+      </w:pPr>
+      <w:r>
+        <w:t xml:space="preserve">Select </w:t>
+      </w:r>
+      <w:r>
+        <w:rPr>
+          <w:b/>
+          <w:bCs/>
+        </w:rPr>
+        <w:t>Open WhatsApp</w:t>
+      </w:r>
+      <w:r>
+        <w:t>. WhatsApp opens at that person's chat with the message ready. Check you are on the study number, then press Send. (</w:t>
+      </w:r>
+      <w:r>
+        <w:rPr>
+          <w:b/>
+          <w:bCs/>
+        </w:rPr>
+        <w:t>Copy message</w:t>
+      </w:r>
+      <w:r>
+        <w:t xml:space="preserve"> copies the text if WhatsApp will not open.)</w:t>
+      </w:r>
+    </w:p>
+    <w:p>
+      <w:pPr>
+        <w:pStyle w:val="ListParagraph"/>
+        <w:numPr>
+          <w:ilvl w:val="0"/>
+          <w:numId w:val="8"/>
+        </w:numPr>
+        <w:spacing w:after="80" w:line="276" w:lineRule="auto"/>
+      </w:pPr>
+      <w:r>
+        <w:t xml:space="preserve">Log the attempt on the case's </w:t>
+      </w:r>
+      <w:r>
+        <w:rPr>
+          <w:b/>
+          <w:bCs/>
+        </w:rPr>
+        <w:t>Contact timeline</w:t>
+      </w:r>
+      <w:r>
+        <w:t>, as for any invitation.</w:t>
+      </w:r>
+    </w:p>
+    <w:p>
+      <w:pPr>
+        <w:spacing w:after="80"/>
+      </w:pPr>
+    </w:p>
+    <w:tbl>
+      <w:tblPr>
+        <w:tblW w:w="9412" w:type="dxa"/>
+        <w:tblBorders>
+          <w:top w:val="single" w:sz="2" w:space="0" w:color="FBF1E1"/>
+          <w:left w:val="single" w:sz="24" w:space="0" w:color="D9A441"/>
+          <w:bottom w:val="single" w:sz="2" w:space="0" w:color="FBF1E1"/>
+          <w:right w:val="single" w:sz="2" w:space="0" w:color="FBF1E1"/>
+          <w:insideH w:val="single" w:sz="4" w:space="0" w:color="FBF1E1"/>
+          <w:insideV w:val="single" w:sz="4" w:space="0" w:color="FBF1E1"/>
+        </w:tblBorders>
+        <w:tblCellMar>
+          <w:left w:w="10" w:type="dxa"/>
+          <w:right w:w="10" w:type="dxa"/>
+        </w:tblCellMar>
+        <w:tblLook w:val="04A0" w:firstRow="1" w:lastRow="0" w:firstColumn="1" w:lastColumn="0" w:noHBand="0" w:noVBand="1"/>
+      </w:tblPr>
+      <w:tblGrid>
+        <w:gridCol w:w="9412"/>
+      </w:tblGrid>
+      <w:tr>
+        <w:tblPrEx>
+          <w:tblCellMar>
+            <w:top w:w="0" w:type="dxa"/>
+            <w:bottom w:w="0" w:type="dxa"/>
+          </w:tblCellMar>
+        </w:tblPrEx>
+        <w:trPr>
+          <w:cantSplit/>
+        </w:trPr>
+        <w:tc>
+          <w:tcPr>
+            <w:tcW w:w="9412" w:type="dxa"/>
+            <w:shd w:val="clear" w:color="auto" w:fill="FBF1E1"/>
+            <w:tcMar>
+              <w:top w:w="100" w:type="dxa"/>
+              <w:left w:w="180" w:type="dxa"/>
+              <w:bottom w:w="100" w:type="dxa"/>
+              <w:right w:w="160" w:type="dxa"/>
+            </w:tcMar>
+          </w:tcPr>
+          <w:p>
+            <w:pPr>
+              <w:spacing w:after="40"/>
+            </w:pPr>
+            <w:r>
+              <w:rPr>
+                <w:b/>
+                <w:bCs/>
+                <w:sz w:val="20"/>
+                <w:szCs w:val="20"/>
+              </w:rPr>
+              <w:t>Prepare only what you are about to send</w:t>
+            </w:r>
+          </w:p>
+          <w:p>
+            <w:pPr>
+              <w:spacing w:after="40" w:line="264" w:lineRule="auto"/>
+            </w:pPr>
+            <w:r>
+              <w:rPr>
+                <w:sz w:val="19"/>
+                <w:szCs w:val="19"/>
+              </w:rPr>
+              <w:t xml:space="preserve">Preparing an invitation counts it as sent: the case moves to S05 and the Day 2 and Day 7 reminders start counting. If you prepare one and cannot send it, open the case and </w:t>
+            </w:r>
+            <w:r>
+              <w:rPr>
+                <w:b/>
+                <w:bCs/>
+                <w:sz w:val="19"/>
+                <w:szCs w:val="19"/>
+              </w:rPr>
+              <w:t>Revoke</w:t>
+            </w:r>
+            <w:r>
+              <w:rPr>
+                <w:sz w:val="19"/>
+                <w:szCs w:val="19"/>
+              </w:rPr>
+              <w:t xml:space="preserve"> that invitation so the link stops working. The case stays at S05 and does not come back to the queue: when you can reach the person, send a new invitation from the case's </w:t>
+            </w:r>
+            <w:r>
+              <w:rPr>
+                <w:b/>
+                <w:bCs/>
+                <w:sz w:val="19"/>
+                <w:szCs w:val="19"/>
+              </w:rPr>
+              <w:t>Invitations</w:t>
+            </w:r>
+            <w:r>
+              <w:rPr>
+                <w:sz w:val="19"/>
+                <w:szCs w:val="19"/>
+              </w:rPr>
+              <w:t xml:space="preserve"> panel.</w:t>
+            </w:r>
+          </w:p>
+        </w:tc>
+      </w:tr>
+    </w:tbl>
+    <w:p>
+      <w:pPr>
+        <w:pStyle w:val="Heading2"/>
+      </w:pPr>
+      <w:bookmarkStart w:id="12" w:name="_Toc241897123"/>
+      <w:r>
+        <w:t>4.5 Logging a contact attempt</w:t>
+      </w:r>
+      <w:bookmarkEnd w:id="12"/>
+    </w:p>
+    <w:p>
+      <w:pPr>
+        <w:spacing w:after="120" w:line="288" w:lineRule="auto"/>
+      </w:pPr>
+      <w:r>
+        <w:t xml:space="preserve">Record </w:t>
+      </w:r>
+      <w:r>
+        <w:rPr>
+          <w:b/>
+          <w:bCs/>
+        </w:rPr>
+        <w:t>every</w:t>
+      </w:r>
+      <w:r>
+        <w:t xml:space="preserve"> attempt, successful or not. The Contact Dashboard, Reports and any later replacement decision rely on it.</w:t>
+      </w:r>
+    </w:p>
+    <w:p>
+      <w:pPr>
+        <w:pStyle w:val="ListParagraph"/>
+        <w:numPr>
+          <w:ilvl w:val="0"/>
+          <w:numId w:val="9"/>
+        </w:numPr>
+        <w:spacing w:after="80" w:line="276" w:lineRule="auto"/>
+      </w:pPr>
+      <w:r>
         <w:t xml:space="preserve">On the case page, scroll to </w:t>
       </w:r>
       <w:r>
@@ -5434,9 +5786,8 @@
         <w:rPr>
           <w:noProof/>
         </w:rPr>
-        <w:lastRenderedPageBreak/>
         <w:drawing>
-          <wp:inline distT="0" distB="0" distL="0" distR="0" wp14:anchorId="74C04933" wp14:editId="0FC52C6E">
+          <wp:inline distT="0" distB="0" distL="0" distR="0">
             <wp:extent cx="5334000" cy="1343025"/>
             <wp:effectExtent l="0" t="0" r="0" b="0"/>
             <wp:docPr id="8" name="adm_case_timeline.jpg" descr="Contact timeline and the form for logging an attempt." title="Contact timeline and the form for logging an attempt."/>
@@ -5506,7 +5857,7 @@
         <w:pStyle w:val="ListParagraph"/>
         <w:numPr>
           <w:ilvl w:val="0"/>
-          <w:numId w:val="8"/>
+          <w:numId w:val="9"/>
         </w:numPr>
         <w:spacing w:after="80" w:line="276" w:lineRule="auto"/>
       </w:pPr>
@@ -5532,85 +5883,6 @@
       </w:r>
       <w:r>
         <w:t xml:space="preserve"> (REACHED, NO_ANSWER, WRONG_NUMBER, REFUSED, RESCHEDULED, COMPLETED).</w:t>
-      </w:r>
-    </w:p>
-    <w:p>
-      <w:pPr>
-        <w:pStyle w:val="ListParagraph"/>
-        <w:numPr>
-          <w:ilvl w:val="0"/>
-          <w:numId w:val="8"/>
-        </w:numPr>
-        <w:spacing w:after="80" w:line="276" w:lineRule="auto"/>
-      </w:pPr>
-      <w:r>
-        <w:t>Add a short, factual note (optional), e.g. "PA says MD travelling; call back Thursday". Do not record opinions about the person.</w:t>
-      </w:r>
-    </w:p>
-    <w:p>
-      <w:pPr>
-        <w:pStyle w:val="ListParagraph"/>
-        <w:numPr>
-          <w:ilvl w:val="0"/>
-          <w:numId w:val="8"/>
-        </w:numPr>
-        <w:spacing w:after="80" w:line="276" w:lineRule="auto"/>
-      </w:pPr>
-      <w:r>
-        <w:t xml:space="preserve">Select </w:t>
-      </w:r>
-      <w:r>
-        <w:rPr>
-          <w:b/>
-          <w:bCs/>
-        </w:rPr>
-        <w:t>Log contact attempt</w:t>
-      </w:r>
-      <w:r>
-        <w:t>. The entry appears at the top of the timeline with the date and time.</w:t>
-      </w:r>
-    </w:p>
-    <w:p>
-      <w:pPr>
-        <w:spacing w:after="80"/>
-      </w:pPr>
-    </w:p>
-    <w:p>
-      <w:pPr>
-        <w:pStyle w:val="Heading2"/>
-      </w:pPr>
-      <w:bookmarkStart w:id="12" w:name="_Toc241782275"/>
-      <w:r>
-        <w:t>4.5 Sending follow-up reminders</w:t>
-      </w:r>
-      <w:bookmarkEnd w:id="12"/>
-    </w:p>
-    <w:p>
-      <w:pPr>
-        <w:spacing w:after="120" w:line="288" w:lineRule="auto"/>
-      </w:pPr>
-      <w:r>
-        <w:t xml:space="preserve">Approved reminders fall due on </w:t>
-      </w:r>
-      <w:r>
-        <w:rPr>
-          <w:b/>
-          <w:bCs/>
-        </w:rPr>
-        <w:t>Day 2</w:t>
-      </w:r>
-      <w:r>
-        <w:t xml:space="preserve"> and </w:t>
-      </w:r>
-      <w:r>
-        <w:rPr>
-          <w:b/>
-          <w:bCs/>
-        </w:rPr>
-        <w:t>Day 7</w:t>
-      </w:r>
-      <w:r>
-        <w:t xml:space="preserve"> after an invitation for respondents who have not yet submitted. Until automatic WhatsApp sending is connected, a person sends each one.</w:t>
       </w:r>
     </w:p>
     <w:p>
@@ -5623,6 +5895,85 @@
         <w:spacing w:after="80" w:line="276" w:lineRule="auto"/>
       </w:pPr>
       <w:r>
+        <w:t>Add a short, factual note (optional), e.g. "PA says MD travelling; call back Thursday". Do not record opinions about the person.</w:t>
+      </w:r>
+    </w:p>
+    <w:p>
+      <w:pPr>
+        <w:pStyle w:val="ListParagraph"/>
+        <w:numPr>
+          <w:ilvl w:val="0"/>
+          <w:numId w:val="9"/>
+        </w:numPr>
+        <w:spacing w:after="80" w:line="276" w:lineRule="auto"/>
+      </w:pPr>
+      <w:r>
+        <w:t xml:space="preserve">Select </w:t>
+      </w:r>
+      <w:r>
+        <w:rPr>
+          <w:b/>
+          <w:bCs/>
+        </w:rPr>
+        <w:t>Log contact attempt</w:t>
+      </w:r>
+      <w:r>
+        <w:t>. The entry appears at the top of the timeline with the date and time.</w:t>
+      </w:r>
+    </w:p>
+    <w:p>
+      <w:pPr>
+        <w:spacing w:after="80"/>
+      </w:pPr>
+    </w:p>
+    <w:p>
+      <w:pPr>
+        <w:pStyle w:val="Heading2"/>
+      </w:pPr>
+      <w:bookmarkStart w:id="13" w:name="_Toc241897124"/>
+      <w:r>
+        <w:t>4.6 Sending follow-up reminders</w:t>
+      </w:r>
+      <w:bookmarkEnd w:id="13"/>
+    </w:p>
+    <w:p>
+      <w:pPr>
+        <w:spacing w:after="120" w:line="288" w:lineRule="auto"/>
+      </w:pPr>
+      <w:r>
+        <w:t xml:space="preserve">Approved reminders fall due on </w:t>
+      </w:r>
+      <w:r>
+        <w:rPr>
+          <w:b/>
+          <w:bCs/>
+        </w:rPr>
+        <w:t>Day 2</w:t>
+      </w:r>
+      <w:r>
+        <w:t xml:space="preserve"> and </w:t>
+      </w:r>
+      <w:r>
+        <w:rPr>
+          <w:b/>
+          <w:bCs/>
+        </w:rPr>
+        <w:t>Day 7</w:t>
+      </w:r>
+      <w:r>
+        <w:t xml:space="preserve"> after an invitation for respondents who have not yet submitted. Until automatic WhatsApp sending is connected, a person sends each one.</w:t>
+      </w:r>
+    </w:p>
+    <w:p>
+      <w:pPr>
+        <w:pStyle w:val="ListParagraph"/>
+        <w:numPr>
+          <w:ilvl w:val="0"/>
+          <w:numId w:val="10"/>
+        </w:numPr>
+        <w:spacing w:after="80" w:line="276" w:lineRule="auto"/>
+      </w:pPr>
+      <w:r>
         <w:t xml:space="preserve">Select </w:t>
       </w:r>
       <w:r>
@@ -5646,8 +5997,9 @@
         <w:rPr>
           <w:noProof/>
         </w:rPr>
+        <w:lastRenderedPageBreak/>
         <w:drawing>
-          <wp:inline distT="0" distB="0" distL="0" distR="0" wp14:anchorId="1A463807" wp14:editId="12E023A3">
+          <wp:inline distT="0" distB="0" distL="0" distR="0">
             <wp:extent cx="5334000" cy="3333750"/>
             <wp:effectExtent l="0" t="0" r="0" b="0"/>
             <wp:docPr id="9" name="cra_follow_ups.jpg" descr="Follow-ups due. Contact RAs see only their own cases." title="Follow-ups due. Contact RAs see only their own cases."/>
@@ -5717,7 +6069,7 @@
         <w:pStyle w:val="ListParagraph"/>
         <w:numPr>
           <w:ilvl w:val="0"/>
-          <w:numId w:val="9"/>
+          <w:numId w:val="10"/>
         </w:numPr>
         <w:spacing w:after="80" w:line="276" w:lineRule="auto"/>
       </w:pPr>
@@ -5760,7 +6112,7 @@
         <w:pStyle w:val="ListParagraph"/>
         <w:numPr>
           <w:ilvl w:val="0"/>
-          <w:numId w:val="9"/>
+          <w:numId w:val="10"/>
         </w:numPr>
         <w:spacing w:after="80" w:line="276" w:lineRule="auto"/>
       </w:pPr>
@@ -5835,7 +6187,6 @@
                 <w:sz w:val="20"/>
                 <w:szCs w:val="20"/>
               </w:rPr>
-              <w:lastRenderedPageBreak/>
               <w:t>Mark as sent only after sending</w:t>
             </w:r>
           </w:p>
@@ -5874,18 +6225,18 @@
       <w:pPr>
         <w:pStyle w:val="Heading2"/>
       </w:pPr>
-      <w:bookmarkStart w:id="13" w:name="_Toc241782276"/>
-      <w:r>
-        <w:t>4.6 Managing appointments</w:t>
-      </w:r>
-      <w:bookmarkEnd w:id="13"/>
+      <w:bookmarkStart w:id="14" w:name="_Toc241897125"/>
+      <w:r>
+        <w:t>4.7 Managing appointments</w:t>
+      </w:r>
+      <w:bookmarkEnd w:id="14"/>
     </w:p>
     <w:p>
       <w:pPr>
         <w:pStyle w:val="ListParagraph"/>
         <w:numPr>
           <w:ilvl w:val="0"/>
-          <w:numId w:val="10"/>
+          <w:numId w:val="11"/>
         </w:numPr>
         <w:spacing w:after="80" w:line="276" w:lineRule="auto"/>
       </w:pPr>
@@ -5914,7 +6265,7 @@
           <w:noProof/>
         </w:rPr>
         <w:drawing>
-          <wp:inline distT="0" distB="0" distL="0" distR="0" wp14:anchorId="3BC3D571" wp14:editId="62E036DA">
+          <wp:inline distT="0" distB="0" distL="0" distR="0">
             <wp:extent cx="5334000" cy="2667000"/>
             <wp:effectExtent l="0" t="0" r="0" b="0"/>
             <wp:docPr id="10" name="cra_appointments.jpg" descr="Appointment Queue." title="Appointment Queue."/>
@@ -5984,11 +6335,12 @@
         <w:pStyle w:val="ListParagraph"/>
         <w:numPr>
           <w:ilvl w:val="0"/>
-          <w:numId w:val="10"/>
+          <w:numId w:val="11"/>
         </w:numPr>
         <w:spacing w:after="80" w:line="276" w:lineRule="auto"/>
       </w:pPr>
       <w:r>
+        <w:lastRenderedPageBreak/>
         <w:t xml:space="preserve">Use </w:t>
       </w:r>
       <w:r>
@@ -6010,105 +6362,6 @@
       </w:r>
       <w:r>
         <w:t xml:space="preserve"> appointments.</w:t>
-      </w:r>
-    </w:p>
-    <w:p>
-      <w:pPr>
-        <w:pStyle w:val="ListParagraph"/>
-        <w:numPr>
-          <w:ilvl w:val="0"/>
-          <w:numId w:val="10"/>
-        </w:numPr>
-        <w:spacing w:after="80" w:line="276" w:lineRule="auto"/>
-      </w:pPr>
-      <w:r>
-        <w:t xml:space="preserve">Contact the respondent to confirm, then select </w:t>
-      </w:r>
-      <w:r>
-        <w:rPr>
-          <w:b/>
-          <w:bCs/>
-        </w:rPr>
-        <w:t>CONFIRMED</w:t>
-      </w:r>
-      <w:r>
-        <w:t>.</w:t>
-      </w:r>
-    </w:p>
-    <w:p>
-      <w:pPr>
-        <w:pStyle w:val="ListParagraph"/>
-        <w:numPr>
-          <w:ilvl w:val="0"/>
-          <w:numId w:val="10"/>
-        </w:numPr>
-        <w:spacing w:after="80" w:line="276" w:lineRule="auto"/>
-      </w:pPr>
-      <w:r>
-        <w:t xml:space="preserve">After the session select </w:t>
-      </w:r>
-      <w:r>
-        <w:rPr>
-          <w:b/>
-          <w:bCs/>
-        </w:rPr>
-        <w:t>COMPLETED</w:t>
-      </w:r>
-      <w:r>
-        <w:t xml:space="preserve">, or </w:t>
-      </w:r>
-      <w:r>
-        <w:rPr>
-          <w:b/>
-          <w:bCs/>
-        </w:rPr>
-        <w:t>MISSED</w:t>
-      </w:r>
-      <w:r>
-        <w:t xml:space="preserve"> if they did not attend, or </w:t>
-      </w:r>
-      <w:r>
-        <w:rPr>
-          <w:b/>
-          <w:bCs/>
-        </w:rPr>
-        <w:t>CANCELLED</w:t>
-      </w:r>
-      <w:r>
-        <w:t xml:space="preserve">. Only valid next steps are shown; a finished appointment shows </w:t>
-      </w:r>
-      <w:r>
-        <w:rPr>
-          <w:b/>
-          <w:bCs/>
-        </w:rPr>
-        <w:t>No further action</w:t>
-      </w:r>
-      <w:r>
-        <w:t>.</w:t>
-      </w:r>
-    </w:p>
-    <w:p>
-      <w:pPr>
-        <w:spacing w:after="80"/>
-      </w:pPr>
-    </w:p>
-    <w:p>
-      <w:pPr>
-        <w:pStyle w:val="Heading2"/>
-      </w:pPr>
-      <w:bookmarkStart w:id="14" w:name="_Toc241782277"/>
-      <w:r>
-        <w:t>4.7 Phone, WhatsApp-call or face-to-face administration</w:t>
-      </w:r>
-      <w:bookmarkEnd w:id="14"/>
-    </w:p>
-    <w:p>
-      <w:pPr>
-        <w:spacing w:after="120" w:line="288" w:lineRule="auto"/>
-      </w:pPr>
-      <w:r>
-        <w:t>When the respondent prefers help, the researcher completes the questionnaire with them. The respondent must still hear the participant information and agree before any question is asked.</w:t>
       </w:r>
     </w:p>
     <w:p>
@@ -6121,14 +6374,14 @@
         <w:spacing w:after="80" w:line="276" w:lineRule="auto"/>
       </w:pPr>
       <w:r>
-        <w:t xml:space="preserve">Agree a time. If the respondent booked through the portal, it is in </w:t>
+        <w:t xml:space="preserve">Contact the respondent to confirm, then select </w:t>
       </w:r>
       <w:r>
         <w:rPr>
           <w:b/>
           <w:bCs/>
         </w:rPr>
-        <w:t>Appointments</w:t>
+        <w:t>CONFIRMED</w:t>
       </w:r>
       <w:r>
         <w:t>.</w:t>
@@ -6144,7 +6397,70 @@
         <w:spacing w:after="80" w:line="276" w:lineRule="auto"/>
       </w:pPr>
       <w:r>
-        <w:t>At the start of the call, confirm the organisation and the person's role, read or summarise the Participant Information Sheet (v1.5) and ask for consent. Stop if they decline.</w:t>
+        <w:t xml:space="preserve">After the session select </w:t>
+      </w:r>
+      <w:r>
+        <w:rPr>
+          <w:b/>
+          <w:bCs/>
+        </w:rPr>
+        <w:t>COMPLETED</w:t>
+      </w:r>
+      <w:r>
+        <w:t xml:space="preserve">, or </w:t>
+      </w:r>
+      <w:r>
+        <w:rPr>
+          <w:b/>
+          <w:bCs/>
+        </w:rPr>
+        <w:t>MISSED</w:t>
+      </w:r>
+      <w:r>
+        <w:t xml:space="preserve"> if they did not attend, or </w:t>
+      </w:r>
+      <w:r>
+        <w:rPr>
+          <w:b/>
+          <w:bCs/>
+        </w:rPr>
+        <w:t>CANCELLED</w:t>
+      </w:r>
+      <w:r>
+        <w:t xml:space="preserve">. Only valid next steps are shown; a finished appointment shows </w:t>
+      </w:r>
+      <w:r>
+        <w:rPr>
+          <w:b/>
+          <w:bCs/>
+        </w:rPr>
+        <w:t>No further action</w:t>
+      </w:r>
+      <w:r>
+        <w:t>.</w:t>
+      </w:r>
+    </w:p>
+    <w:p>
+      <w:pPr>
+        <w:spacing w:after="80"/>
+      </w:pPr>
+    </w:p>
+    <w:p>
+      <w:pPr>
+        <w:pStyle w:val="Heading2"/>
+      </w:pPr>
+      <w:bookmarkStart w:id="15" w:name="_Toc241897126"/>
+      <w:r>
+        <w:t>4.8 Phone, WhatsApp-call or face-to-face administration</w:t>
+      </w:r>
+      <w:bookmarkEnd w:id="15"/>
+    </w:p>
+    <w:p>
+      <w:pPr>
+        <w:spacing w:after="120" w:line="288" w:lineRule="auto"/>
+      </w:pPr>
+      <w:r>
+        <w:t>When the respondent prefers help, the researcher completes the questionnaire with them. The respondent must still hear the participant information and agree before any question is asked.</w:t>
       </w:r>
     </w:p>
     <w:p>
@@ -6152,12 +6468,22 @@
         <w:pStyle w:val="ListParagraph"/>
         <w:numPr>
           <w:ilvl w:val="0"/>
-          <w:numId w:val="11"/>
+          <w:numId w:val="12"/>
         </w:numPr>
         <w:spacing w:after="80" w:line="276" w:lineRule="auto"/>
       </w:pPr>
       <w:r>
-        <w:t>Open the respondent's personal invitation link on your device and go through the portal screens with them (organisation, role, information, consent), choosing the answers they give you.</w:t>
+        <w:t xml:space="preserve">Agree a time. If the respondent booked through the portal, it is in </w:t>
+      </w:r>
+      <w:r>
+        <w:rPr>
+          <w:b/>
+          <w:bCs/>
+        </w:rPr>
+        <w:t>Appointments</w:t>
+      </w:r>
+      <w:r>
+        <w:t>.</w:t>
       </w:r>
     </w:p>
     <w:p>
@@ -6165,12 +6491,12 @@
         <w:pStyle w:val="ListParagraph"/>
         <w:numPr>
           <w:ilvl w:val="0"/>
-          <w:numId w:val="11"/>
+          <w:numId w:val="12"/>
         </w:numPr>
         <w:spacing w:after="80" w:line="276" w:lineRule="auto"/>
       </w:pPr>
       <w:r>
-        <w:t>Open the questionnaire from the portal so the case identifiers travel with the form, and complete it with the respondent. Never start the KoboToolbox form from a bookmark: a submission without the portal's link is set aside and not matched.</w:t>
+        <w:t>At the start of the call, confirm the organisation and the person's role, read or summarise the Participant Information Sheet (v1.5) and ask for consent. Stop if they decline.</w:t>
       </w:r>
     </w:p>
     <w:p>
@@ -6178,7 +6504,33 @@
         <w:pStyle w:val="ListParagraph"/>
         <w:numPr>
           <w:ilvl w:val="0"/>
-          <w:numId w:val="11"/>
+          <w:numId w:val="12"/>
+        </w:numPr>
+        <w:spacing w:after="80" w:line="276" w:lineRule="auto"/>
+      </w:pPr>
+      <w:r>
+        <w:t>Open the respondent's personal invitation link on your device and go through the portal screens with them (organisation, role, information, consent), choosing the answers they give you.</w:t>
+      </w:r>
+    </w:p>
+    <w:p>
+      <w:pPr>
+        <w:pStyle w:val="ListParagraph"/>
+        <w:numPr>
+          <w:ilvl w:val="0"/>
+          <w:numId w:val="12"/>
+        </w:numPr>
+        <w:spacing w:after="80" w:line="276" w:lineRule="auto"/>
+      </w:pPr>
+      <w:r>
+        <w:t>Open the questionnaire from the portal so the case identifiers travel with the form, and complete it with the respondent. Never start the KoboToolbox form from a bookmark: a submission without the portal's link is set aside and not matched.</w:t>
+      </w:r>
+    </w:p>
+    <w:p>
+      <w:pPr>
+        <w:pStyle w:val="ListParagraph"/>
+        <w:numPr>
+          <w:ilvl w:val="0"/>
+          <w:numId w:val="12"/>
         </w:numPr>
         <w:spacing w:after="80" w:line="276" w:lineRule="auto"/>
       </w:pPr>
@@ -6266,7 +6618,6 @@
                 <w:sz w:val="19"/>
                 <w:szCs w:val="19"/>
               </w:rPr>
-              <w:lastRenderedPageBreak/>
               <w:t>Code</w:t>
             </w:r>
           </w:p>
@@ -6825,11 +7176,11 @@
       <w:pPr>
         <w:pStyle w:val="Heading2"/>
       </w:pPr>
-      <w:bookmarkStart w:id="15" w:name="_Toc241782278"/>
-      <w:r>
-        <w:t>4.8 Verifying a profile with the respondent, and reconciling it afterwards</w:t>
-      </w:r>
-      <w:bookmarkEnd w:id="15"/>
+      <w:bookmarkStart w:id="16" w:name="_Toc241897127"/>
+      <w:r>
+        <w:t>4.9 Verifying a profile with the respondent, and reconciling it afterwards</w:t>
+      </w:r>
+      <w:bookmarkEnd w:id="16"/>
     </w:p>
     <w:p>
       <w:pPr>
@@ -6854,7 +7205,7 @@
         <w:pStyle w:val="ListParagraph"/>
         <w:numPr>
           <w:ilvl w:val="0"/>
-          <w:numId w:val="12"/>
+          <w:numId w:val="13"/>
         </w:numPr>
         <w:spacing w:after="80" w:line="276" w:lineRule="auto"/>
       </w:pPr>
@@ -6914,7 +7265,7 @@
         </w:rPr>
         <w:lastRenderedPageBreak/>
         <w:drawing>
-          <wp:inline distT="0" distB="0" distL="0" distR="0" wp14:anchorId="4EA52B20" wp14:editId="317453FA">
+          <wp:inline distT="0" dist